--- a/data/outputs/v2/General_Science/SS3.1_Turning_Effect_of_Force/General_Science_Turning_Effect_of_Force_CBE_LessonSequence.docx
+++ b/data/outputs/v2/General_Science/SS3.1_Turning_Effect_of_Force/General_Science_Turning_Effect_of_Force_CBE_LessonSequence.docx
@@ -2967,7 +2967,7 @@
             <w:pPr>
               <w:spacing w:after="20" w:before="0"/>
             </w:pPr>
-            <w:hyperlink w:history="1" r:id="rIdaqslqjgon6fe9cmnheyjy">
+            <w:hyperlink w:history="1" r:id="rId4hw0i6u3zy5jel39gyo01">
               <w:r>
                 <w:rPr>
                   <w:rFonts w:ascii="Arial" w:cs="Arial" w:eastAsia="Arial" w:hAnsi="Arial"/>
@@ -2976,7 +2976,7 @@
                   <w:szCs w:val="16"/>
                   <w:u w:val="single" w:color="2E75B6"/>
                 </w:rPr>
-                <w:t xml:space="preserve">Equation with the variable in the denominator</w:t>
+                <w:t xml:space="preserve">Moments (part 2)</w:t>
               </w:r>
             </w:hyperlink>
           </w:p>
@@ -3000,7 +3000,7 @@
               <w:spacing w:after="10" w:before="0"/>
               <w:ind w:left="120"/>
             </w:pPr>
-            <w:hyperlink w:history="1" r:id="rIdh8mazz7ka9ae55pheqlqq">
+            <w:hyperlink w:history="1" r:id="rIdkpvxxz-v50rsqa9bk-mg9">
               <w:r>
                 <w:rPr>
                   <w:rFonts w:ascii="Arial" w:cs="Arial" w:eastAsia="Arial" w:hAnsi="Arial"/>
@@ -3038,14 +3038,14 @@
                 <w:sz w:val="16"/>
                 <w:szCs w:val="16"/>
               </w:rPr>
-              <w:t xml:space="preserve">📖 HTML:</w:t>
+              <w:t xml:space="preserve">📖 EXERCISE:</w:t>
             </w:r>
           </w:p>
           <w:p>
             <w:pPr>
               <w:spacing w:after="20" w:before="0"/>
             </w:pPr>
-            <w:hyperlink w:history="1" r:id="rIdqawum3pg6pb5tkcbisb-o">
+            <w:hyperlink w:history="1" r:id="rId5gixfwvkwzbqyt3e9lgxe">
               <w:r>
                 <w:rPr>
                   <w:rFonts w:ascii="Arial" w:cs="Arial" w:eastAsia="Arial" w:hAnsi="Arial"/>
@@ -3054,7 +3054,7 @@
                   <w:szCs w:val="16"/>
                   <w:u w:val="single" w:color="2E75B6"/>
                 </w:rPr>
-                <w:t xml:space="preserve">Linear, Exponential, and Quadratic Models: Bernoulli Effect (PLIX)</w:t>
+                <w:t xml:space="preserve">Moments and Centers of Mass, Work and Force, Fluid Forces Practice</w:t>
               </w:r>
             </w:hyperlink>
           </w:p>
@@ -3078,7 +3078,7 @@
               <w:spacing w:after="10" w:before="0"/>
               <w:ind w:left="120"/>
             </w:pPr>
-            <w:hyperlink w:history="1" r:id="rIdk8mtwb54fani7qs7suekl">
+            <w:hyperlink w:history="1" r:id="rId_4z6qrwzq4pquz92yj7l1">
               <w:r>
                 <w:rPr>
                   <w:rFonts w:ascii="Arial" w:cs="Arial" w:eastAsia="Arial" w:hAnsi="Arial"/>
@@ -3273,7 +3273,7 @@
             <w:pPr>
               <w:spacing w:after="20" w:before="0"/>
             </w:pPr>
-            <w:hyperlink w:history="1" r:id="rIdvh7jp1krvqrv_t5qkbtob">
+            <w:hyperlink w:history="1" r:id="rIdy6hokihr52uskknap4a23">
               <w:r>
                 <w:rPr>
                   <w:rFonts w:ascii="Arial" w:cs="Arial" w:eastAsia="Arial" w:hAnsi="Arial"/>
@@ -3282,7 +3282,7 @@
                   <w:szCs w:val="16"/>
                   <w:u w:val="single" w:color="2E75B6"/>
                 </w:rPr>
-                <w:t xml:space="preserve">Equation with the variable in the denominator</w:t>
+                <w:t xml:space="preserve">Moments (part 2) -dubbed(KY)</w:t>
               </w:r>
             </w:hyperlink>
           </w:p>
@@ -3298,7 +3298,7 @@
                 <w:sz w:val="14"/>
                 <w:szCs w:val="14"/>
               </w:rPr>
-              <w:t xml:space="preserve">Source: Khan Academy (English - US curriculum)</w:t>
+              <w:t xml:space="preserve">Source: Khan Academy (Kiswahili)</w:t>
             </w:r>
           </w:p>
           <w:p>
@@ -3306,7 +3306,7 @@
               <w:spacing w:after="10" w:before="0"/>
               <w:ind w:left="120"/>
             </w:pPr>
-            <w:hyperlink w:history="1" r:id="rId-k_jc0p0wil2ylxj57zte">
+            <w:hyperlink w:history="1" r:id="rIdyg1xh51ffksgmzgowpvah">
               <w:r>
                 <w:rPr>
                   <w:rFonts w:ascii="Arial" w:cs="Arial" w:eastAsia="Arial" w:hAnsi="Arial"/>
@@ -3344,14 +3344,14 @@
                 <w:sz w:val="16"/>
                 <w:szCs w:val="16"/>
               </w:rPr>
-              <w:t xml:space="preserve">📖 HTML:</w:t>
+              <w:t xml:space="preserve">📖 EXERCISE:</w:t>
             </w:r>
           </w:p>
           <w:p>
             <w:pPr>
               <w:spacing w:after="20" w:before="0"/>
             </w:pPr>
-            <w:hyperlink w:history="1" r:id="rIdcnnmegl9ge_rjluooke9z">
+            <w:hyperlink w:history="1" r:id="rId-j8dcufe0leykrz15i3x4">
               <w:r>
                 <w:rPr>
                   <w:rFonts w:ascii="Arial" w:cs="Arial" w:eastAsia="Arial" w:hAnsi="Arial"/>
@@ -3360,7 +3360,7 @@
                   <w:szCs w:val="16"/>
                   <w:u w:val="single" w:color="2E75B6"/>
                 </w:rPr>
-                <w:t xml:space="preserve">Linear, Exponential, and Quadratic Models: Bernoulli Effect (PLIX)</w:t>
+                <w:t xml:space="preserve">Moments and Centers of Mass, Work and Force, Fluid Forces Practice</w:t>
               </w:r>
             </w:hyperlink>
           </w:p>
@@ -3384,7 +3384,7 @@
               <w:spacing w:after="10" w:before="0"/>
               <w:ind w:left="120"/>
             </w:pPr>
-            <w:hyperlink w:history="1" r:id="rIdxhnyjghmv3le5ms-h3mov">
+            <w:hyperlink w:history="1" r:id="rIdeu8mjmgx45ekvgxws3iah">
               <w:r>
                 <w:rPr>
                   <w:rFonts w:ascii="Arial" w:cs="Arial" w:eastAsia="Arial" w:hAnsi="Arial"/>
@@ -3579,7 +3579,7 @@
             <w:pPr>
               <w:spacing w:after="20" w:before="0"/>
             </w:pPr>
-            <w:hyperlink w:history="1" r:id="rIdgqihgbf9jlgqyu8azgyut">
+            <w:hyperlink w:history="1" r:id="rIdidomya0ejmfa01o8vhtsm">
               <w:r>
                 <w:rPr>
                   <w:rFonts w:ascii="Arial" w:cs="Arial" w:eastAsia="Arial" w:hAnsi="Arial"/>
@@ -3588,7 +3588,7 @@
                   <w:szCs w:val="16"/>
                   <w:u w:val="single" w:color="2E75B6"/>
                 </w:rPr>
-                <w:t xml:space="preserve">Equation with the variable in the denominator</w:t>
+                <w:t xml:space="preserve">More on moment of inertia</w:t>
               </w:r>
             </w:hyperlink>
           </w:p>
@@ -3612,7 +3612,7 @@
               <w:spacing w:after="10" w:before="0"/>
               <w:ind w:left="120"/>
             </w:pPr>
-            <w:hyperlink w:history="1" r:id="rIdko-dwhp3vmirbfkt0qgwy">
+            <w:hyperlink w:history="1" r:id="rId4bhkk5p15dnmrdgarbqxd">
               <w:r>
                 <w:rPr>
                   <w:rFonts w:ascii="Arial" w:cs="Arial" w:eastAsia="Arial" w:hAnsi="Arial"/>
@@ -3650,14 +3650,14 @@
                 <w:sz w:val="16"/>
                 <w:szCs w:val="16"/>
               </w:rPr>
-              <w:t xml:space="preserve">📖 HTML:</w:t>
+              <w:t xml:space="preserve">📖 EXERCISE:</w:t>
             </w:r>
           </w:p>
           <w:p>
             <w:pPr>
               <w:spacing w:after="20" w:before="0"/>
             </w:pPr>
-            <w:hyperlink w:history="1" r:id="rIdjnvu3yufp2ujeyvwecuj7">
+            <w:hyperlink w:history="1" r:id="rIdpu4m4tszfxmdraecuu6qb">
               <w:r>
                 <w:rPr>
                   <w:rFonts w:ascii="Arial" w:cs="Arial" w:eastAsia="Arial" w:hAnsi="Arial"/>
@@ -3666,7 +3666,7 @@
                   <w:szCs w:val="16"/>
                   <w:u w:val="single" w:color="2E75B6"/>
                 </w:rPr>
-                <w:t xml:space="preserve">Linear, Exponential, and Quadratic Models: Bernoulli Effect (PLIX)</w:t>
+                <w:t xml:space="preserve">Moments and Centers of Mass, Work and Force, Fluid Forces Practice</w:t>
               </w:r>
             </w:hyperlink>
           </w:p>
@@ -3690,7 +3690,7 @@
               <w:spacing w:after="10" w:before="0"/>
               <w:ind w:left="120"/>
             </w:pPr>
-            <w:hyperlink w:history="1" r:id="rIdd35dxhv-rqxxx8s7ldsme">
+            <w:hyperlink w:history="1" r:id="rIds1amyy7dqrmru-fojenzl">
               <w:r>
                 <w:rPr>
                   <w:rFonts w:ascii="Arial" w:cs="Arial" w:eastAsia="Arial" w:hAnsi="Arial"/>
@@ -3885,7 +3885,7 @@
             <w:pPr>
               <w:spacing w:after="20" w:before="0"/>
             </w:pPr>
-            <w:hyperlink w:history="1" r:id="rIdyb8euep3uylnw3id5sp8l">
+            <w:hyperlink w:history="1" r:id="rIdgcqc1aady4es_bewdmmmx">
               <w:r>
                 <w:rPr>
                   <w:rFonts w:ascii="Arial" w:cs="Arial" w:eastAsia="Arial" w:hAnsi="Arial"/>
@@ -3894,7 +3894,7 @@
                   <w:szCs w:val="16"/>
                   <w:u w:val="single" w:color="2E75B6"/>
                 </w:rPr>
-                <w:t xml:space="preserve">Equation with the variable in the denominator</w:t>
+                <w:t xml:space="preserve">Moments</w:t>
               </w:r>
             </w:hyperlink>
           </w:p>
@@ -3918,7 +3918,7 @@
               <w:spacing w:after="10" w:before="0"/>
               <w:ind w:left="120"/>
             </w:pPr>
-            <w:hyperlink w:history="1" r:id="rIdk_fi2g4qjxvm8ox0v0fpp">
+            <w:hyperlink w:history="1" r:id="rIdlcvevp-yajrwcsvyc1xy2">
               <w:r>
                 <w:rPr>
                   <w:rFonts w:ascii="Arial" w:cs="Arial" w:eastAsia="Arial" w:hAnsi="Arial"/>
@@ -3956,14 +3956,14 @@
                 <w:sz w:val="16"/>
                 <w:szCs w:val="16"/>
               </w:rPr>
-              <w:t xml:space="preserve">📖 HTML:</w:t>
+              <w:t xml:space="preserve">📖 EXERCISE:</w:t>
             </w:r>
           </w:p>
           <w:p>
             <w:pPr>
               <w:spacing w:after="20" w:before="0"/>
             </w:pPr>
-            <w:hyperlink w:history="1" r:id="rIdxnselphuw98w87kp7mkgx">
+            <w:hyperlink w:history="1" r:id="rIdnxgnc_n_nhbs8sj1lfmvx">
               <w:r>
                 <w:rPr>
                   <w:rFonts w:ascii="Arial" w:cs="Arial" w:eastAsia="Arial" w:hAnsi="Arial"/>
@@ -3972,7 +3972,7 @@
                   <w:szCs w:val="16"/>
                   <w:u w:val="single" w:color="2E75B6"/>
                 </w:rPr>
-                <w:t xml:space="preserve">Linear, Exponential, and Quadratic Models: Bernoulli Effect (PLIX)</w:t>
+                <w:t xml:space="preserve">Moments and Centers of Mass, Work and Force, Fluid Forces Practice</w:t>
               </w:r>
             </w:hyperlink>
           </w:p>
@@ -3996,7 +3996,7 @@
               <w:spacing w:after="10" w:before="0"/>
               <w:ind w:left="120"/>
             </w:pPr>
-            <w:hyperlink w:history="1" r:id="rIdw0dbgbmj41nonrao5i2j8">
+            <w:hyperlink w:history="1" r:id="rIdel_nl1zfricz39swovf8i">
               <w:r>
                 <w:rPr>
                   <w:rFonts w:ascii="Arial" w:cs="Arial" w:eastAsia="Arial" w:hAnsi="Arial"/>
@@ -4191,7 +4191,7 @@
             <w:pPr>
               <w:spacing w:after="20" w:before="0"/>
             </w:pPr>
-            <w:hyperlink w:history="1" r:id="rId7dcc9b4h9hmnjdj3j5kbp">
+            <w:hyperlink w:history="1" r:id="rIdify23rfybthp4a1rpcd7p">
               <w:r>
                 <w:rPr>
                   <w:rFonts w:ascii="Arial" w:cs="Arial" w:eastAsia="Arial" w:hAnsi="Arial"/>
@@ -4200,7 +4200,7 @@
                   <w:szCs w:val="16"/>
                   <w:u w:val="single" w:color="2E75B6"/>
                 </w:rPr>
-                <w:t xml:space="preserve">Equation with the variable in the denominator</w:t>
+                <w:t xml:space="preserve">Moments (part 2)</w:t>
               </w:r>
             </w:hyperlink>
           </w:p>
@@ -4224,7 +4224,7 @@
               <w:spacing w:after="10" w:before="0"/>
               <w:ind w:left="120"/>
             </w:pPr>
-            <w:hyperlink w:history="1" r:id="rIdomwfxfschrolq3d2eaume">
+            <w:hyperlink w:history="1" r:id="rIdww9xvgko0bnugvz-59phu">
               <w:r>
                 <w:rPr>
                   <w:rFonts w:ascii="Arial" w:cs="Arial" w:eastAsia="Arial" w:hAnsi="Arial"/>
@@ -4262,14 +4262,14 @@
                 <w:sz w:val="16"/>
                 <w:szCs w:val="16"/>
               </w:rPr>
-              <w:t xml:space="preserve">📖 HTML:</w:t>
+              <w:t xml:space="preserve">📖 EXERCISE:</w:t>
             </w:r>
           </w:p>
           <w:p>
             <w:pPr>
               <w:spacing w:after="20" w:before="0"/>
             </w:pPr>
-            <w:hyperlink w:history="1" r:id="rIdr933bnhuxijh7wxhb_4kt">
+            <w:hyperlink w:history="1" r:id="rIdhty9didna1btvhxaankxa">
               <w:r>
                 <w:rPr>
                   <w:rFonts w:ascii="Arial" w:cs="Arial" w:eastAsia="Arial" w:hAnsi="Arial"/>
@@ -4278,7 +4278,7 @@
                   <w:szCs w:val="16"/>
                   <w:u w:val="single" w:color="2E75B6"/>
                 </w:rPr>
-                <w:t xml:space="preserve">Linear, Exponential, and Quadratic Models: Bernoulli Effect (PLIX)</w:t>
+                <w:t xml:space="preserve">Moments and Centers of Mass, Work and Force, Fluid Forces Practice</w:t>
               </w:r>
             </w:hyperlink>
           </w:p>
@@ -4302,7 +4302,7 @@
               <w:spacing w:after="10" w:before="0"/>
               <w:ind w:left="120"/>
             </w:pPr>
-            <w:hyperlink w:history="1" r:id="rIdyoe4qykpu_si-vjysjkq_">
+            <w:hyperlink w:history="1" r:id="rIdm9yzvm1recwvjlf1nio7l">
               <w:r>
                 <w:rPr>
                   <w:rFonts w:ascii="Arial" w:cs="Arial" w:eastAsia="Arial" w:hAnsi="Arial"/>
@@ -5884,7 +5884,84 @@
             <w:pPr>
               <w:spacing w:after="20" w:before="0"/>
             </w:pPr>
-            <w:hyperlink w:history="1" r:id="rIdtkarg7vj4g5zo5pndq72j">
+            <w:r>
+              <w:rPr>
+                <w:rFonts w:ascii="Arial" w:cs="Arial" w:eastAsia="Arial" w:hAnsi="Arial"/>
+                <w:i/>
+                <w:iCs/>
+                <w:color w:val="595959"/>
+                <w:sz w:val="16"/>
+                <w:szCs w:val="16"/>
+              </w:rPr>
+              <w:t xml:space="preserve">No closely matching video in the ARES library for this activity.</w:t>
+            </w:r>
+          </w:p>
+          <w:p>
+            <w:pPr>
+              <w:spacing w:after="10" w:before="0"/>
+              <w:ind w:left="120"/>
+            </w:pPr>
+            <w:hyperlink w:history="1" r:id="rIdlnfqxtg3oxvzpwjkohh7_">
+              <w:r>
+                <w:rPr>
+                  <w:rFonts w:ascii="Arial" w:cs="Arial" w:eastAsia="Arial" w:hAnsi="Arial"/>
+                  <w:color w:val="595959"/>
+                  <w:sz w:val="14"/>
+                  <w:szCs w:val="14"/>
+                  <w:u w:val="single" w:color="595959"/>
+                </w:rPr>
+                <w:t xml:space="preserve">🔍 Search ARES for videos</w:t>
+              </w:r>
+            </w:hyperlink>
+          </w:p>
+          <w:p>
+            <w:pPr>
+              <w:spacing w:after="10" w:before="0"/>
+              <w:ind w:left="120"/>
+            </w:pPr>
+            <w:r>
+              <w:rPr>
+                <w:rFonts w:ascii="Arial" w:cs="Arial" w:eastAsia="Arial" w:hAnsi="Arial"/>
+                <w:color w:val="595959"/>
+                <w:sz w:val="14"/>
+                <w:szCs w:val="14"/>
+              </w:rPr>
+              <w:t xml:space="preserve">Search terms: turning effect force moment</w:t>
+            </w:r>
+          </w:p>
+          <w:p>
+            <w:pPr>
+              <w:spacing w:after="40" w:before="0"/>
+            </w:pPr>
+            <w:r>
+              <w:rPr>
+                <w:sz w:val="14"/>
+                <w:szCs w:val="14"/>
+              </w:rPr>
+              <w:t xml:space="preserve"/>
+            </w:r>
+          </w:p>
+          <w:p>
+            <w:pPr>
+              <w:spacing w:after="20" w:before="0"/>
+            </w:pPr>
+            <w:r>
+              <w:rPr>
+                <w:rFonts w:ascii="Arial" w:cs="Arial" w:eastAsia="Arial" w:hAnsi="Arial"/>
+                <w:b/>
+                <w:bCs/>
+                <w:color w:val="1F3864"/>
+                <w:sz w:val="16"/>
+                <w:szCs w:val="16"/>
+              </w:rPr>
+              <w:t xml:space="preserve">📖 EXERCISE:</w:t>
+            </w:r>
+          </w:p>
+          <w:p>
+            <w:pPr>
+              <w:spacing w:after="20" w:before="0"/>
+            </w:pPr>
+            <w:hyperlink w:history="1" r:id="rIdhlmfl_ewjiwprvp_2tgql">
               <w:r>
                 <w:rPr>
                   <w:rFonts w:ascii="Arial" w:cs="Arial" w:eastAsia="Arial" w:hAnsi="Arial"/>
@@ -5893,7 +5970,7 @@
                   <w:szCs w:val="16"/>
                   <w:u w:val="single" w:color="2E75B6"/>
                 </w:rPr>
-                <w:t xml:space="preserve">Equation with the variable in the denominator</w:t>
+                <w:t xml:space="preserve">Moments and Centers of Mass, Work and Force, Fluid Forces Practice</w:t>
               </w:r>
             </w:hyperlink>
           </w:p>
@@ -5909,7 +5986,7 @@
                 <w:sz w:val="14"/>
                 <w:szCs w:val="14"/>
               </w:rPr>
-              <w:t xml:space="preserve">Source: Khan Academy (English - US curriculum)</w:t>
+              <w:t xml:space="preserve">Source: CK-12</w:t>
             </w:r>
           </w:p>
           <w:p>
@@ -5917,85 +5994,7 @@
               <w:spacing w:after="10" w:before="0"/>
               <w:ind w:left="120"/>
             </w:pPr>
-            <w:hyperlink w:history="1" r:id="rIdwmb8oulauiayn70liu0oc">
-              <w:r>
-                <w:rPr>
-                  <w:rFonts w:ascii="Arial" w:cs="Arial" w:eastAsia="Arial" w:hAnsi="Arial"/>
-                  <w:color w:val="595959"/>
-                  <w:sz w:val="14"/>
-                  <w:szCs w:val="14"/>
-                  <w:u w:val="single" w:color="595959"/>
-                </w:rPr>
-                <w:t xml:space="preserve">🔍 Search ARES for similar videos</w:t>
-              </w:r>
-            </w:hyperlink>
-          </w:p>
-          <w:p>
-            <w:pPr>
-              <w:spacing w:after="40" w:before="0"/>
-            </w:pPr>
-            <w:r>
-              <w:rPr>
-                <w:sz w:val="14"/>
-                <w:szCs w:val="14"/>
-              </w:rPr>
-              <w:t xml:space="preserve"/>
-            </w:r>
-          </w:p>
-          <w:p>
-            <w:pPr>
-              <w:spacing w:after="20" w:before="0"/>
-            </w:pPr>
-            <w:r>
-              <w:rPr>
-                <w:rFonts w:ascii="Arial" w:cs="Arial" w:eastAsia="Arial" w:hAnsi="Arial"/>
-                <w:b/>
-                <w:bCs/>
-                <w:color w:val="1F3864"/>
-                <w:sz w:val="16"/>
-                <w:szCs w:val="16"/>
-              </w:rPr>
-              <w:t xml:space="preserve">📖 HTML:</w:t>
-            </w:r>
-          </w:p>
-          <w:p>
-            <w:pPr>
-              <w:spacing w:after="20" w:before="0"/>
-            </w:pPr>
-            <w:hyperlink w:history="1" r:id="rIdi9gqwu5dbpw94jhhkohgx">
-              <w:r>
-                <w:rPr>
-                  <w:rFonts w:ascii="Arial" w:cs="Arial" w:eastAsia="Arial" w:hAnsi="Arial"/>
-                  <w:color w:val="2E75B6"/>
-                  <w:sz w:val="16"/>
-                  <w:szCs w:val="16"/>
-                  <w:u w:val="single" w:color="2E75B6"/>
-                </w:rPr>
-                <w:t xml:space="preserve">Moment of Inertia (Flexbook)</w:t>
-              </w:r>
-            </w:hyperlink>
-          </w:p>
-          <w:p>
-            <w:pPr>
-              <w:spacing w:after="10" w:before="0"/>
-              <w:ind w:left="120"/>
-            </w:pPr>
-            <w:r>
-              <w:rPr>
-                <w:rFonts w:ascii="Arial" w:cs="Arial" w:eastAsia="Arial" w:hAnsi="Arial"/>
-                <w:color w:val="595959"/>
-                <w:sz w:val="14"/>
-                <w:szCs w:val="14"/>
-              </w:rPr>
-              <w:t xml:space="preserve">Source: CK-12</w:t>
-            </w:r>
-          </w:p>
-          <w:p>
-            <w:pPr>
-              <w:spacing w:after="10" w:before="0"/>
-              <w:ind w:left="120"/>
-            </w:pPr>
-            <w:hyperlink w:history="1" r:id="rIdluga1gg_jnr7kh9bldfsc">
+            <w:hyperlink w:history="1" r:id="rId7ksv6yjqaj9q9jfkbbyke">
               <w:r>
                 <w:rPr>
                   <w:rFonts w:ascii="Arial" w:cs="Arial" w:eastAsia="Arial" w:hAnsi="Arial"/>
@@ -6190,7 +6189,84 @@
             <w:pPr>
               <w:spacing w:after="20" w:before="0"/>
             </w:pPr>
-            <w:hyperlink w:history="1" r:id="rIdntbhuw_ivu1gswzbguk6q">
+            <w:r>
+              <w:rPr>
+                <w:rFonts w:ascii="Arial" w:cs="Arial" w:eastAsia="Arial" w:hAnsi="Arial"/>
+                <w:i/>
+                <w:iCs/>
+                <w:color w:val="595959"/>
+                <w:sz w:val="16"/>
+                <w:szCs w:val="16"/>
+              </w:rPr>
+              <w:t xml:space="preserve">No closely matching video in the ARES library for this activity.</w:t>
+            </w:r>
+          </w:p>
+          <w:p>
+            <w:pPr>
+              <w:spacing w:after="10" w:before="0"/>
+              <w:ind w:left="120"/>
+            </w:pPr>
+            <w:hyperlink w:history="1" r:id="rIdudoh6sgic_hivhlpxvv-y">
+              <w:r>
+                <w:rPr>
+                  <w:rFonts w:ascii="Arial" w:cs="Arial" w:eastAsia="Arial" w:hAnsi="Arial"/>
+                  <w:color w:val="595959"/>
+                  <w:sz w:val="14"/>
+                  <w:szCs w:val="14"/>
+                  <w:u w:val="single" w:color="595959"/>
+                </w:rPr>
+                <w:t xml:space="preserve">🔍 Search ARES for videos</w:t>
+              </w:r>
+            </w:hyperlink>
+          </w:p>
+          <w:p>
+            <w:pPr>
+              <w:spacing w:after="10" w:before="0"/>
+              <w:ind w:left="120"/>
+            </w:pPr>
+            <w:r>
+              <w:rPr>
+                <w:rFonts w:ascii="Arial" w:cs="Arial" w:eastAsia="Arial" w:hAnsi="Arial"/>
+                <w:color w:val="595959"/>
+                <w:sz w:val="14"/>
+                <w:szCs w:val="14"/>
+              </w:rPr>
+              <w:t xml:space="preserve">Search terms: turning effect force moment</w:t>
+            </w:r>
+          </w:p>
+          <w:p>
+            <w:pPr>
+              <w:spacing w:after="40" w:before="0"/>
+            </w:pPr>
+            <w:r>
+              <w:rPr>
+                <w:sz w:val="14"/>
+                <w:szCs w:val="14"/>
+              </w:rPr>
+              <w:t xml:space="preserve"/>
+            </w:r>
+          </w:p>
+          <w:p>
+            <w:pPr>
+              <w:spacing w:after="20" w:before="0"/>
+            </w:pPr>
+            <w:r>
+              <w:rPr>
+                <w:rFonts w:ascii="Arial" w:cs="Arial" w:eastAsia="Arial" w:hAnsi="Arial"/>
+                <w:b/>
+                <w:bCs/>
+                <w:color w:val="1F3864"/>
+                <w:sz w:val="16"/>
+                <w:szCs w:val="16"/>
+              </w:rPr>
+              <w:t xml:space="preserve">📖 EXERCISE:</w:t>
+            </w:r>
+          </w:p>
+          <w:p>
+            <w:pPr>
+              <w:spacing w:after="20" w:before="0"/>
+            </w:pPr>
+            <w:hyperlink w:history="1" r:id="rIdrcc8qivwc586rsaoqntqn">
               <w:r>
                 <w:rPr>
                   <w:rFonts w:ascii="Arial" w:cs="Arial" w:eastAsia="Arial" w:hAnsi="Arial"/>
@@ -6199,7 +6275,7 @@
                   <w:szCs w:val="16"/>
                   <w:u w:val="single" w:color="2E75B6"/>
                 </w:rPr>
-                <w:t xml:space="preserve">Equation with the variable in the denominator</w:t>
+                <w:t xml:space="preserve">Moments and Centers of Mass, Work and Force, Fluid Forces Practice</w:t>
               </w:r>
             </w:hyperlink>
           </w:p>
@@ -6215,7 +6291,7 @@
                 <w:sz w:val="14"/>
                 <w:szCs w:val="14"/>
               </w:rPr>
-              <w:t xml:space="preserve">Source: Khan Academy (English - US curriculum)</w:t>
+              <w:t xml:space="preserve">Source: CK-12</w:t>
             </w:r>
           </w:p>
           <w:p>
@@ -6223,85 +6299,7 @@
               <w:spacing w:after="10" w:before="0"/>
               <w:ind w:left="120"/>
             </w:pPr>
-            <w:hyperlink w:history="1" r:id="rId4r4pdmkxdj4xgxblm59ql">
-              <w:r>
-                <w:rPr>
-                  <w:rFonts w:ascii="Arial" w:cs="Arial" w:eastAsia="Arial" w:hAnsi="Arial"/>
-                  <w:color w:val="595959"/>
-                  <w:sz w:val="14"/>
-                  <w:szCs w:val="14"/>
-                  <w:u w:val="single" w:color="595959"/>
-                </w:rPr>
-                <w:t xml:space="preserve">🔍 Search ARES for similar videos</w:t>
-              </w:r>
-            </w:hyperlink>
-          </w:p>
-          <w:p>
-            <w:pPr>
-              <w:spacing w:after="40" w:before="0"/>
-            </w:pPr>
-            <w:r>
-              <w:rPr>
-                <w:sz w:val="14"/>
-                <w:szCs w:val="14"/>
-              </w:rPr>
-              <w:t xml:space="preserve"/>
-            </w:r>
-          </w:p>
-          <w:p>
-            <w:pPr>
-              <w:spacing w:after="20" w:before="0"/>
-            </w:pPr>
-            <w:r>
-              <w:rPr>
-                <w:rFonts w:ascii="Arial" w:cs="Arial" w:eastAsia="Arial" w:hAnsi="Arial"/>
-                <w:b/>
-                <w:bCs/>
-                <w:color w:val="1F3864"/>
-                <w:sz w:val="16"/>
-                <w:szCs w:val="16"/>
-              </w:rPr>
-              <w:t xml:space="preserve">📖 HTML:</w:t>
-            </w:r>
-          </w:p>
-          <w:p>
-            <w:pPr>
-              <w:spacing w:after="20" w:before="0"/>
-            </w:pPr>
-            <w:hyperlink w:history="1" r:id="rIdy3pjxhdqbzkjb84sjfcqc">
-              <w:r>
-                <w:rPr>
-                  <w:rFonts w:ascii="Arial" w:cs="Arial" w:eastAsia="Arial" w:hAnsi="Arial"/>
-                  <w:color w:val="2E75B6"/>
-                  <w:sz w:val="16"/>
-                  <w:szCs w:val="16"/>
-                  <w:u w:val="single" w:color="2E75B6"/>
-                </w:rPr>
-                <w:t xml:space="preserve">Moment of Inertia (Flexbook)</w:t>
-              </w:r>
-            </w:hyperlink>
-          </w:p>
-          <w:p>
-            <w:pPr>
-              <w:spacing w:after="10" w:before="0"/>
-              <w:ind w:left="120"/>
-            </w:pPr>
-            <w:r>
-              <w:rPr>
-                <w:rFonts w:ascii="Arial" w:cs="Arial" w:eastAsia="Arial" w:hAnsi="Arial"/>
-                <w:color w:val="595959"/>
-                <w:sz w:val="14"/>
-                <w:szCs w:val="14"/>
-              </w:rPr>
-              <w:t xml:space="preserve">Source: CK-12</w:t>
-            </w:r>
-          </w:p>
-          <w:p>
-            <w:pPr>
-              <w:spacing w:after="10" w:before="0"/>
-              <w:ind w:left="120"/>
-            </w:pPr>
-            <w:hyperlink w:history="1" r:id="rIdcj0tlugosl6bq6bazi8ml">
+            <w:hyperlink w:history="1" r:id="rIdhgzzh25cbcnydp2z-bcc1">
               <w:r>
                 <w:rPr>
                   <w:rFonts w:ascii="Arial" w:cs="Arial" w:eastAsia="Arial" w:hAnsi="Arial"/>
@@ -6496,7 +6494,84 @@
             <w:pPr>
               <w:spacing w:after="20" w:before="0"/>
             </w:pPr>
-            <w:hyperlink w:history="1" r:id="rIdeivpwl5-y33-zmwql36di">
+            <w:r>
+              <w:rPr>
+                <w:rFonts w:ascii="Arial" w:cs="Arial" w:eastAsia="Arial" w:hAnsi="Arial"/>
+                <w:i/>
+                <w:iCs/>
+                <w:color w:val="595959"/>
+                <w:sz w:val="16"/>
+                <w:szCs w:val="16"/>
+              </w:rPr>
+              <w:t xml:space="preserve">No closely matching video in the ARES library for this activity.</w:t>
+            </w:r>
+          </w:p>
+          <w:p>
+            <w:pPr>
+              <w:spacing w:after="10" w:before="0"/>
+              <w:ind w:left="120"/>
+            </w:pPr>
+            <w:hyperlink w:history="1" r:id="rIdz2c2-tfaczurpkd-jpai7">
+              <w:r>
+                <w:rPr>
+                  <w:rFonts w:ascii="Arial" w:cs="Arial" w:eastAsia="Arial" w:hAnsi="Arial"/>
+                  <w:color w:val="595959"/>
+                  <w:sz w:val="14"/>
+                  <w:szCs w:val="14"/>
+                  <w:u w:val="single" w:color="595959"/>
+                </w:rPr>
+                <w:t xml:space="preserve">🔍 Search ARES for videos</w:t>
+              </w:r>
+            </w:hyperlink>
+          </w:p>
+          <w:p>
+            <w:pPr>
+              <w:spacing w:after="10" w:before="0"/>
+              <w:ind w:left="120"/>
+            </w:pPr>
+            <w:r>
+              <w:rPr>
+                <w:rFonts w:ascii="Arial" w:cs="Arial" w:eastAsia="Arial" w:hAnsi="Arial"/>
+                <w:color w:val="595959"/>
+                <w:sz w:val="14"/>
+                <w:szCs w:val="14"/>
+              </w:rPr>
+              <w:t xml:space="preserve">Search terms: turning effect force moment</w:t>
+            </w:r>
+          </w:p>
+          <w:p>
+            <w:pPr>
+              <w:spacing w:after="40" w:before="0"/>
+            </w:pPr>
+            <w:r>
+              <w:rPr>
+                <w:sz w:val="14"/>
+                <w:szCs w:val="14"/>
+              </w:rPr>
+              <w:t xml:space="preserve"/>
+            </w:r>
+          </w:p>
+          <w:p>
+            <w:pPr>
+              <w:spacing w:after="20" w:before="0"/>
+            </w:pPr>
+            <w:r>
+              <w:rPr>
+                <w:rFonts w:ascii="Arial" w:cs="Arial" w:eastAsia="Arial" w:hAnsi="Arial"/>
+                <w:b/>
+                <w:bCs/>
+                <w:color w:val="1F3864"/>
+                <w:sz w:val="16"/>
+                <w:szCs w:val="16"/>
+              </w:rPr>
+              <w:t xml:space="preserve">📖 EXERCISE:</w:t>
+            </w:r>
+          </w:p>
+          <w:p>
+            <w:pPr>
+              <w:spacing w:after="20" w:before="0"/>
+            </w:pPr>
+            <w:hyperlink w:history="1" r:id="rIdpsriqgvzwjbaxytid3zoq">
               <w:r>
                 <w:rPr>
                   <w:rFonts w:ascii="Arial" w:cs="Arial" w:eastAsia="Arial" w:hAnsi="Arial"/>
@@ -6505,7 +6580,7 @@
                   <w:szCs w:val="16"/>
                   <w:u w:val="single" w:color="2E75B6"/>
                 </w:rPr>
-                <w:t xml:space="preserve">Equation with the variable in the denominator</w:t>
+                <w:t xml:space="preserve">Moments and Centers of Mass, Work and Force, Fluid Forces Practice</w:t>
               </w:r>
             </w:hyperlink>
           </w:p>
@@ -6521,7 +6596,7 @@
                 <w:sz w:val="14"/>
                 <w:szCs w:val="14"/>
               </w:rPr>
-              <w:t xml:space="preserve">Source: Khan Academy (English - US curriculum)</w:t>
+              <w:t xml:space="preserve">Source: CK-12</w:t>
             </w:r>
           </w:p>
           <w:p>
@@ -6529,85 +6604,7 @@
               <w:spacing w:after="10" w:before="0"/>
               <w:ind w:left="120"/>
             </w:pPr>
-            <w:hyperlink w:history="1" r:id="rIdjlsdliq3xtrzfh9rf_bpu">
-              <w:r>
-                <w:rPr>
-                  <w:rFonts w:ascii="Arial" w:cs="Arial" w:eastAsia="Arial" w:hAnsi="Arial"/>
-                  <w:color w:val="595959"/>
-                  <w:sz w:val="14"/>
-                  <w:szCs w:val="14"/>
-                  <w:u w:val="single" w:color="595959"/>
-                </w:rPr>
-                <w:t xml:space="preserve">🔍 Search ARES for similar videos</w:t>
-              </w:r>
-            </w:hyperlink>
-          </w:p>
-          <w:p>
-            <w:pPr>
-              <w:spacing w:after="40" w:before="0"/>
-            </w:pPr>
-            <w:r>
-              <w:rPr>
-                <w:sz w:val="14"/>
-                <w:szCs w:val="14"/>
-              </w:rPr>
-              <w:t xml:space="preserve"/>
-            </w:r>
-          </w:p>
-          <w:p>
-            <w:pPr>
-              <w:spacing w:after="20" w:before="0"/>
-            </w:pPr>
-            <w:r>
-              <w:rPr>
-                <w:rFonts w:ascii="Arial" w:cs="Arial" w:eastAsia="Arial" w:hAnsi="Arial"/>
-                <w:b/>
-                <w:bCs/>
-                <w:color w:val="1F3864"/>
-                <w:sz w:val="16"/>
-                <w:szCs w:val="16"/>
-              </w:rPr>
-              <w:t xml:space="preserve">📖 HTML:</w:t>
-            </w:r>
-          </w:p>
-          <w:p>
-            <w:pPr>
-              <w:spacing w:after="20" w:before="0"/>
-            </w:pPr>
-            <w:hyperlink w:history="1" r:id="rIdjhauiu09hi6hsfgwrx6j6">
-              <w:r>
-                <w:rPr>
-                  <w:rFonts w:ascii="Arial" w:cs="Arial" w:eastAsia="Arial" w:hAnsi="Arial"/>
-                  <w:color w:val="2E75B6"/>
-                  <w:sz w:val="16"/>
-                  <w:szCs w:val="16"/>
-                  <w:u w:val="single" w:color="2E75B6"/>
-                </w:rPr>
-                <w:t xml:space="preserve">Moment of Inertia (Flexbook)</w:t>
-              </w:r>
-            </w:hyperlink>
-          </w:p>
-          <w:p>
-            <w:pPr>
-              <w:spacing w:after="10" w:before="0"/>
-              <w:ind w:left="120"/>
-            </w:pPr>
-            <w:r>
-              <w:rPr>
-                <w:rFonts w:ascii="Arial" w:cs="Arial" w:eastAsia="Arial" w:hAnsi="Arial"/>
-                <w:color w:val="595959"/>
-                <w:sz w:val="14"/>
-                <w:szCs w:val="14"/>
-              </w:rPr>
-              <w:t xml:space="preserve">Source: CK-12</w:t>
-            </w:r>
-          </w:p>
-          <w:p>
-            <w:pPr>
-              <w:spacing w:after="10" w:before="0"/>
-              <w:ind w:left="120"/>
-            </w:pPr>
-            <w:hyperlink w:history="1" r:id="rIdlpowicaibyavjsxqpkzvg">
+            <w:hyperlink w:history="1" r:id="rIdhklinne0v2znuezt2qlfi">
               <w:r>
                 <w:rPr>
                   <w:rFonts w:ascii="Arial" w:cs="Arial" w:eastAsia="Arial" w:hAnsi="Arial"/>
@@ -6802,7 +6799,84 @@
             <w:pPr>
               <w:spacing w:after="20" w:before="0"/>
             </w:pPr>
-            <w:hyperlink w:history="1" r:id="rIdvqd3a0rnwtisb28j3qydv">
+            <w:r>
+              <w:rPr>
+                <w:rFonts w:ascii="Arial" w:cs="Arial" w:eastAsia="Arial" w:hAnsi="Arial"/>
+                <w:i/>
+                <w:iCs/>
+                <w:color w:val="595959"/>
+                <w:sz w:val="16"/>
+                <w:szCs w:val="16"/>
+              </w:rPr>
+              <w:t xml:space="preserve">No closely matching video in the ARES library for this activity.</w:t>
+            </w:r>
+          </w:p>
+          <w:p>
+            <w:pPr>
+              <w:spacing w:after="10" w:before="0"/>
+              <w:ind w:left="120"/>
+            </w:pPr>
+            <w:hyperlink w:history="1" r:id="rIdpzydnbscjkxj8w6rgqgz4">
+              <w:r>
+                <w:rPr>
+                  <w:rFonts w:ascii="Arial" w:cs="Arial" w:eastAsia="Arial" w:hAnsi="Arial"/>
+                  <w:color w:val="595959"/>
+                  <w:sz w:val="14"/>
+                  <w:szCs w:val="14"/>
+                  <w:u w:val="single" w:color="595959"/>
+                </w:rPr>
+                <w:t xml:space="preserve">🔍 Search ARES for videos</w:t>
+              </w:r>
+            </w:hyperlink>
+          </w:p>
+          <w:p>
+            <w:pPr>
+              <w:spacing w:after="10" w:before="0"/>
+              <w:ind w:left="120"/>
+            </w:pPr>
+            <w:r>
+              <w:rPr>
+                <w:rFonts w:ascii="Arial" w:cs="Arial" w:eastAsia="Arial" w:hAnsi="Arial"/>
+                <w:color w:val="595959"/>
+                <w:sz w:val="14"/>
+                <w:szCs w:val="14"/>
+              </w:rPr>
+              <w:t xml:space="preserve">Search terms: turning effect force moment</w:t>
+            </w:r>
+          </w:p>
+          <w:p>
+            <w:pPr>
+              <w:spacing w:after="40" w:before="0"/>
+            </w:pPr>
+            <w:r>
+              <w:rPr>
+                <w:sz w:val="14"/>
+                <w:szCs w:val="14"/>
+              </w:rPr>
+              <w:t xml:space="preserve"/>
+            </w:r>
+          </w:p>
+          <w:p>
+            <w:pPr>
+              <w:spacing w:after="20" w:before="0"/>
+            </w:pPr>
+            <w:r>
+              <w:rPr>
+                <w:rFonts w:ascii="Arial" w:cs="Arial" w:eastAsia="Arial" w:hAnsi="Arial"/>
+                <w:b/>
+                <w:bCs/>
+                <w:color w:val="1F3864"/>
+                <w:sz w:val="16"/>
+                <w:szCs w:val="16"/>
+              </w:rPr>
+              <w:t xml:space="preserve">📖 EXERCISE:</w:t>
+            </w:r>
+          </w:p>
+          <w:p>
+            <w:pPr>
+              <w:spacing w:after="20" w:before="0"/>
+            </w:pPr>
+            <w:hyperlink w:history="1" r:id="rIdhqzpqzlr9dwqtwamfupbk">
               <w:r>
                 <w:rPr>
                   <w:rFonts w:ascii="Arial" w:cs="Arial" w:eastAsia="Arial" w:hAnsi="Arial"/>
@@ -6811,7 +6885,7 @@
                   <w:szCs w:val="16"/>
                   <w:u w:val="single" w:color="2E75B6"/>
                 </w:rPr>
-                <w:t xml:space="preserve">Equation with the variable in the denominator</w:t>
+                <w:t xml:space="preserve">Moments and Centers of Mass, Work and Force, Fluid Forces Practice</w:t>
               </w:r>
             </w:hyperlink>
           </w:p>
@@ -6827,7 +6901,7 @@
                 <w:sz w:val="14"/>
                 <w:szCs w:val="14"/>
               </w:rPr>
-              <w:t xml:space="preserve">Source: Khan Academy (English - US curriculum)</w:t>
+              <w:t xml:space="preserve">Source: CK-12</w:t>
             </w:r>
           </w:p>
           <w:p>
@@ -6835,85 +6909,7 @@
               <w:spacing w:after="10" w:before="0"/>
               <w:ind w:left="120"/>
             </w:pPr>
-            <w:hyperlink w:history="1" r:id="rIdovqzm41josxhhpfi7bogo">
-              <w:r>
-                <w:rPr>
-                  <w:rFonts w:ascii="Arial" w:cs="Arial" w:eastAsia="Arial" w:hAnsi="Arial"/>
-                  <w:color w:val="595959"/>
-                  <w:sz w:val="14"/>
-                  <w:szCs w:val="14"/>
-                  <w:u w:val="single" w:color="595959"/>
-                </w:rPr>
-                <w:t xml:space="preserve">🔍 Search ARES for similar videos</w:t>
-              </w:r>
-            </w:hyperlink>
-          </w:p>
-          <w:p>
-            <w:pPr>
-              <w:spacing w:after="40" w:before="0"/>
-            </w:pPr>
-            <w:r>
-              <w:rPr>
-                <w:sz w:val="14"/>
-                <w:szCs w:val="14"/>
-              </w:rPr>
-              <w:t xml:space="preserve"/>
-            </w:r>
-          </w:p>
-          <w:p>
-            <w:pPr>
-              <w:spacing w:after="20" w:before="0"/>
-            </w:pPr>
-            <w:r>
-              <w:rPr>
-                <w:rFonts w:ascii="Arial" w:cs="Arial" w:eastAsia="Arial" w:hAnsi="Arial"/>
-                <w:b/>
-                <w:bCs/>
-                <w:color w:val="1F3864"/>
-                <w:sz w:val="16"/>
-                <w:szCs w:val="16"/>
-              </w:rPr>
-              <w:t xml:space="preserve">📖 HTML:</w:t>
-            </w:r>
-          </w:p>
-          <w:p>
-            <w:pPr>
-              <w:spacing w:after="20" w:before="0"/>
-            </w:pPr>
-            <w:hyperlink w:history="1" r:id="rIduiqrzzflc6eqwcmh1seet">
-              <w:r>
-                <w:rPr>
-                  <w:rFonts w:ascii="Arial" w:cs="Arial" w:eastAsia="Arial" w:hAnsi="Arial"/>
-                  <w:color w:val="2E75B6"/>
-                  <w:sz w:val="16"/>
-                  <w:szCs w:val="16"/>
-                  <w:u w:val="single" w:color="2E75B6"/>
-                </w:rPr>
-                <w:t xml:space="preserve">Moment of Inertia (Flexbook)</w:t>
-              </w:r>
-            </w:hyperlink>
-          </w:p>
-          <w:p>
-            <w:pPr>
-              <w:spacing w:after="10" w:before="0"/>
-              <w:ind w:left="120"/>
-            </w:pPr>
-            <w:r>
-              <w:rPr>
-                <w:rFonts w:ascii="Arial" w:cs="Arial" w:eastAsia="Arial" w:hAnsi="Arial"/>
-                <w:color w:val="595959"/>
-                <w:sz w:val="14"/>
-                <w:szCs w:val="14"/>
-              </w:rPr>
-              <w:t xml:space="preserve">Source: CK-12</w:t>
-            </w:r>
-          </w:p>
-          <w:p>
-            <w:pPr>
-              <w:spacing w:after="10" w:before="0"/>
-              <w:ind w:left="120"/>
-            </w:pPr>
-            <w:hyperlink w:history="1" r:id="rId5nyac11kglczttfovp_qm">
+            <w:hyperlink w:history="1" r:id="rIdnoiy8yndktqvafyxujvq2">
               <w:r>
                 <w:rPr>
                   <w:rFonts w:ascii="Arial" w:cs="Arial" w:eastAsia="Arial" w:hAnsi="Arial"/>
@@ -7108,7 +7104,84 @@
             <w:pPr>
               <w:spacing w:after="20" w:before="0"/>
             </w:pPr>
-            <w:hyperlink w:history="1" r:id="rIdgx4lx61g009enuckrrftr">
+            <w:r>
+              <w:rPr>
+                <w:rFonts w:ascii="Arial" w:cs="Arial" w:eastAsia="Arial" w:hAnsi="Arial"/>
+                <w:i/>
+                <w:iCs/>
+                <w:color w:val="595959"/>
+                <w:sz w:val="16"/>
+                <w:szCs w:val="16"/>
+              </w:rPr>
+              <w:t xml:space="preserve">No closely matching video in the ARES library for this activity.</w:t>
+            </w:r>
+          </w:p>
+          <w:p>
+            <w:pPr>
+              <w:spacing w:after="10" w:before="0"/>
+              <w:ind w:left="120"/>
+            </w:pPr>
+            <w:hyperlink w:history="1" r:id="rIdggh-og4jr9jq70u4lz9td">
+              <w:r>
+                <w:rPr>
+                  <w:rFonts w:ascii="Arial" w:cs="Arial" w:eastAsia="Arial" w:hAnsi="Arial"/>
+                  <w:color w:val="595959"/>
+                  <w:sz w:val="14"/>
+                  <w:szCs w:val="14"/>
+                  <w:u w:val="single" w:color="595959"/>
+                </w:rPr>
+                <w:t xml:space="preserve">🔍 Search ARES for videos</w:t>
+              </w:r>
+            </w:hyperlink>
+          </w:p>
+          <w:p>
+            <w:pPr>
+              <w:spacing w:after="10" w:before="0"/>
+              <w:ind w:left="120"/>
+            </w:pPr>
+            <w:r>
+              <w:rPr>
+                <w:rFonts w:ascii="Arial" w:cs="Arial" w:eastAsia="Arial" w:hAnsi="Arial"/>
+                <w:color w:val="595959"/>
+                <w:sz w:val="14"/>
+                <w:szCs w:val="14"/>
+              </w:rPr>
+              <w:t xml:space="preserve">Search terms: turning effect force moment</w:t>
+            </w:r>
+          </w:p>
+          <w:p>
+            <w:pPr>
+              <w:spacing w:after="40" w:before="0"/>
+            </w:pPr>
+            <w:r>
+              <w:rPr>
+                <w:sz w:val="14"/>
+                <w:szCs w:val="14"/>
+              </w:rPr>
+              <w:t xml:space="preserve"/>
+            </w:r>
+          </w:p>
+          <w:p>
+            <w:pPr>
+              <w:spacing w:after="20" w:before="0"/>
+            </w:pPr>
+            <w:r>
+              <w:rPr>
+                <w:rFonts w:ascii="Arial" w:cs="Arial" w:eastAsia="Arial" w:hAnsi="Arial"/>
+                <w:b/>
+                <w:bCs/>
+                <w:color w:val="1F3864"/>
+                <w:sz w:val="16"/>
+                <w:szCs w:val="16"/>
+              </w:rPr>
+              <w:t xml:space="preserve">📖 EXERCISE:</w:t>
+            </w:r>
+          </w:p>
+          <w:p>
+            <w:pPr>
+              <w:spacing w:after="20" w:before="0"/>
+            </w:pPr>
+            <w:hyperlink w:history="1" r:id="rIdv2v8cy07ac65xke15znrk">
               <w:r>
                 <w:rPr>
                   <w:rFonts w:ascii="Arial" w:cs="Arial" w:eastAsia="Arial" w:hAnsi="Arial"/>
@@ -7117,7 +7190,7 @@
                   <w:szCs w:val="16"/>
                   <w:u w:val="single" w:color="2E75B6"/>
                 </w:rPr>
-                <w:t xml:space="preserve">Equation with the variable in the denominator</w:t>
+                <w:t xml:space="preserve">Moments and Centers of Mass, Work and Force, Fluid Forces Practice</w:t>
               </w:r>
             </w:hyperlink>
           </w:p>
@@ -7133,7 +7206,7 @@
                 <w:sz w:val="14"/>
                 <w:szCs w:val="14"/>
               </w:rPr>
-              <w:t xml:space="preserve">Source: Khan Academy (English - US curriculum)</w:t>
+              <w:t xml:space="preserve">Source: CK-12</w:t>
             </w:r>
           </w:p>
           <w:p>
@@ -7141,85 +7214,7 @@
               <w:spacing w:after="10" w:before="0"/>
               <w:ind w:left="120"/>
             </w:pPr>
-            <w:hyperlink w:history="1" r:id="rIdzkmosivnjbo_evdaolh1x">
-              <w:r>
-                <w:rPr>
-                  <w:rFonts w:ascii="Arial" w:cs="Arial" w:eastAsia="Arial" w:hAnsi="Arial"/>
-                  <w:color w:val="595959"/>
-                  <w:sz w:val="14"/>
-                  <w:szCs w:val="14"/>
-                  <w:u w:val="single" w:color="595959"/>
-                </w:rPr>
-                <w:t xml:space="preserve">🔍 Search ARES for similar videos</w:t>
-              </w:r>
-            </w:hyperlink>
-          </w:p>
-          <w:p>
-            <w:pPr>
-              <w:spacing w:after="40" w:before="0"/>
-            </w:pPr>
-            <w:r>
-              <w:rPr>
-                <w:sz w:val="14"/>
-                <w:szCs w:val="14"/>
-              </w:rPr>
-              <w:t xml:space="preserve"/>
-            </w:r>
-          </w:p>
-          <w:p>
-            <w:pPr>
-              <w:spacing w:after="20" w:before="0"/>
-            </w:pPr>
-            <w:r>
-              <w:rPr>
-                <w:rFonts w:ascii="Arial" w:cs="Arial" w:eastAsia="Arial" w:hAnsi="Arial"/>
-                <w:b/>
-                <w:bCs/>
-                <w:color w:val="1F3864"/>
-                <w:sz w:val="16"/>
-                <w:szCs w:val="16"/>
-              </w:rPr>
-              <w:t xml:space="preserve">📖 HTML:</w:t>
-            </w:r>
-          </w:p>
-          <w:p>
-            <w:pPr>
-              <w:spacing w:after="20" w:before="0"/>
-            </w:pPr>
-            <w:hyperlink w:history="1" r:id="rIdlkhixzqttjqsf3z9rldtl">
-              <w:r>
-                <w:rPr>
-                  <w:rFonts w:ascii="Arial" w:cs="Arial" w:eastAsia="Arial" w:hAnsi="Arial"/>
-                  <w:color w:val="2E75B6"/>
-                  <w:sz w:val="16"/>
-                  <w:szCs w:val="16"/>
-                  <w:u w:val="single" w:color="2E75B6"/>
-                </w:rPr>
-                <w:t xml:space="preserve">Moment of Inertia (Flexbook)</w:t>
-              </w:r>
-            </w:hyperlink>
-          </w:p>
-          <w:p>
-            <w:pPr>
-              <w:spacing w:after="10" w:before="0"/>
-              <w:ind w:left="120"/>
-            </w:pPr>
-            <w:r>
-              <w:rPr>
-                <w:rFonts w:ascii="Arial" w:cs="Arial" w:eastAsia="Arial" w:hAnsi="Arial"/>
-                <w:color w:val="595959"/>
-                <w:sz w:val="14"/>
-                <w:szCs w:val="14"/>
-              </w:rPr>
-              <w:t xml:space="preserve">Source: CK-12</w:t>
-            </w:r>
-          </w:p>
-          <w:p>
-            <w:pPr>
-              <w:spacing w:after="10" w:before="0"/>
-              <w:ind w:left="120"/>
-            </w:pPr>
-            <w:hyperlink w:history="1" r:id="rIdeiahxuc6z9ltpa8wky9ny">
+            <w:hyperlink w:history="1" r:id="rIdjlvjuksivu1kzftdygc4g">
               <w:r>
                 <w:rPr>
                   <w:rFonts w:ascii="Arial" w:cs="Arial" w:eastAsia="Arial" w:hAnsi="Arial"/>
@@ -8706,7 +8701,84 @@
             <w:pPr>
               <w:spacing w:after="20" w:before="0"/>
             </w:pPr>
-            <w:hyperlink w:history="1" r:id="rId83ixqg_gerbp9fpqudnag">
+            <w:r>
+              <w:rPr>
+                <w:rFonts w:ascii="Arial" w:cs="Arial" w:eastAsia="Arial" w:hAnsi="Arial"/>
+                <w:i/>
+                <w:iCs/>
+                <w:color w:val="595959"/>
+                <w:sz w:val="16"/>
+                <w:szCs w:val="16"/>
+              </w:rPr>
+              <w:t xml:space="preserve">No closely matching video in the ARES library for this activity.</w:t>
+            </w:r>
+          </w:p>
+          <w:p>
+            <w:pPr>
+              <w:spacing w:after="10" w:before="0"/>
+              <w:ind w:left="120"/>
+            </w:pPr>
+            <w:hyperlink w:history="1" r:id="rIdwgewjrcyj7zewlpd2pohk">
+              <w:r>
+                <w:rPr>
+                  <w:rFonts w:ascii="Arial" w:cs="Arial" w:eastAsia="Arial" w:hAnsi="Arial"/>
+                  <w:color w:val="595959"/>
+                  <w:sz w:val="14"/>
+                  <w:szCs w:val="14"/>
+                  <w:u w:val="single" w:color="595959"/>
+                </w:rPr>
+                <w:t xml:space="preserve">🔍 Search ARES for videos</w:t>
+              </w:r>
+            </w:hyperlink>
+          </w:p>
+          <w:p>
+            <w:pPr>
+              <w:spacing w:after="10" w:before="0"/>
+              <w:ind w:left="120"/>
+            </w:pPr>
+            <w:r>
+              <w:rPr>
+                <w:rFonts w:ascii="Arial" w:cs="Arial" w:eastAsia="Arial" w:hAnsi="Arial"/>
+                <w:color w:val="595959"/>
+                <w:sz w:val="14"/>
+                <w:szCs w:val="14"/>
+              </w:rPr>
+              <w:t xml:space="preserve">Search terms: turning effect force moment</w:t>
+            </w:r>
+          </w:p>
+          <w:p>
+            <w:pPr>
+              <w:spacing w:after="40" w:before="0"/>
+            </w:pPr>
+            <w:r>
+              <w:rPr>
+                <w:sz w:val="14"/>
+                <w:szCs w:val="14"/>
+              </w:rPr>
+              <w:t xml:space="preserve"/>
+            </w:r>
+          </w:p>
+          <w:p>
+            <w:pPr>
+              <w:spacing w:after="20" w:before="0"/>
+            </w:pPr>
+            <w:r>
+              <w:rPr>
+                <w:rFonts w:ascii="Arial" w:cs="Arial" w:eastAsia="Arial" w:hAnsi="Arial"/>
+                <w:b/>
+                <w:bCs/>
+                <w:color w:val="1F3864"/>
+                <w:sz w:val="16"/>
+                <w:szCs w:val="16"/>
+              </w:rPr>
+              <w:t xml:space="preserve">📖 EXERCISE:</w:t>
+            </w:r>
+          </w:p>
+          <w:p>
+            <w:pPr>
+              <w:spacing w:after="20" w:before="0"/>
+            </w:pPr>
+            <w:hyperlink w:history="1" r:id="rIdnj1uonikdd5w1w-hrohav">
               <w:r>
                 <w:rPr>
                   <w:rFonts w:ascii="Arial" w:cs="Arial" w:eastAsia="Arial" w:hAnsi="Arial"/>
@@ -8715,7 +8787,7 @@
                   <w:szCs w:val="16"/>
                   <w:u w:val="single" w:color="2E75B6"/>
                 </w:rPr>
-                <w:t xml:space="preserve">Equation with the variable in the denominator</w:t>
+                <w:t xml:space="preserve">Moments and Centers of Mass, Work and Force, Fluid Forces Practice</w:t>
               </w:r>
             </w:hyperlink>
           </w:p>
@@ -8731,7 +8803,7 @@
                 <w:sz w:val="14"/>
                 <w:szCs w:val="14"/>
               </w:rPr>
-              <w:t xml:space="preserve">Source: Khan Academy (English - US curriculum)</w:t>
+              <w:t xml:space="preserve">Source: CK-12</w:t>
             </w:r>
           </w:p>
           <w:p>
@@ -8739,85 +8811,7 @@
               <w:spacing w:after="10" w:before="0"/>
               <w:ind w:left="120"/>
             </w:pPr>
-            <w:hyperlink w:history="1" r:id="rIdzby9ucweecbwlm_bz5jx6">
-              <w:r>
-                <w:rPr>
-                  <w:rFonts w:ascii="Arial" w:cs="Arial" w:eastAsia="Arial" w:hAnsi="Arial"/>
-                  <w:color w:val="595959"/>
-                  <w:sz w:val="14"/>
-                  <w:szCs w:val="14"/>
-                  <w:u w:val="single" w:color="595959"/>
-                </w:rPr>
-                <w:t xml:space="preserve">🔍 Search ARES for similar videos</w:t>
-              </w:r>
-            </w:hyperlink>
-          </w:p>
-          <w:p>
-            <w:pPr>
-              <w:spacing w:after="40" w:before="0"/>
-            </w:pPr>
-            <w:r>
-              <w:rPr>
-                <w:sz w:val="14"/>
-                <w:szCs w:val="14"/>
-              </w:rPr>
-              <w:t xml:space="preserve"/>
-            </w:r>
-          </w:p>
-          <w:p>
-            <w:pPr>
-              <w:spacing w:after="20" w:before="0"/>
-            </w:pPr>
-            <w:r>
-              <w:rPr>
-                <w:rFonts w:ascii="Arial" w:cs="Arial" w:eastAsia="Arial" w:hAnsi="Arial"/>
-                <w:b/>
-                <w:bCs/>
-                <w:color w:val="1F3864"/>
-                <w:sz w:val="16"/>
-                <w:szCs w:val="16"/>
-              </w:rPr>
-              <w:t xml:space="preserve">📖 HTML:</w:t>
-            </w:r>
-          </w:p>
-          <w:p>
-            <w:pPr>
-              <w:spacing w:after="20" w:before="0"/>
-            </w:pPr>
-            <w:hyperlink w:history="1" r:id="rIdyh7qg0ageg2ubnr6g6o9r">
-              <w:r>
-                <w:rPr>
-                  <w:rFonts w:ascii="Arial" w:cs="Arial" w:eastAsia="Arial" w:hAnsi="Arial"/>
-                  <w:color w:val="2E75B6"/>
-                  <w:sz w:val="16"/>
-                  <w:szCs w:val="16"/>
-                  <w:u w:val="single" w:color="2E75B6"/>
-                </w:rPr>
-                <w:t xml:space="preserve">Moment of Inertia (Flexbook)</w:t>
-              </w:r>
-            </w:hyperlink>
-          </w:p>
-          <w:p>
-            <w:pPr>
-              <w:spacing w:after="10" w:before="0"/>
-              <w:ind w:left="120"/>
-            </w:pPr>
-            <w:r>
-              <w:rPr>
-                <w:rFonts w:ascii="Arial" w:cs="Arial" w:eastAsia="Arial" w:hAnsi="Arial"/>
-                <w:color w:val="595959"/>
-                <w:sz w:val="14"/>
-                <w:szCs w:val="14"/>
-              </w:rPr>
-              <w:t xml:space="preserve">Source: CK-12</w:t>
-            </w:r>
-          </w:p>
-          <w:p>
-            <w:pPr>
-              <w:spacing w:after="10" w:before="0"/>
-              <w:ind w:left="120"/>
-            </w:pPr>
-            <w:hyperlink w:history="1" r:id="rId0ctbpgk7obqxrb9u208n5">
+            <w:hyperlink w:history="1" r:id="rIdyhymki4lvmrpbx_xqojzk">
               <w:r>
                 <w:rPr>
                   <w:rFonts w:ascii="Arial" w:cs="Arial" w:eastAsia="Arial" w:hAnsi="Arial"/>
@@ -9012,7 +9006,84 @@
             <w:pPr>
               <w:spacing w:after="20" w:before="0"/>
             </w:pPr>
-            <w:hyperlink w:history="1" r:id="rId6iv5pgvijhrqtlm1-s5kr">
+            <w:r>
+              <w:rPr>
+                <w:rFonts w:ascii="Arial" w:cs="Arial" w:eastAsia="Arial" w:hAnsi="Arial"/>
+                <w:i/>
+                <w:iCs/>
+                <w:color w:val="595959"/>
+                <w:sz w:val="16"/>
+                <w:szCs w:val="16"/>
+              </w:rPr>
+              <w:t xml:space="preserve">No closely matching video in the ARES library for this activity.</w:t>
+            </w:r>
+          </w:p>
+          <w:p>
+            <w:pPr>
+              <w:spacing w:after="10" w:before="0"/>
+              <w:ind w:left="120"/>
+            </w:pPr>
+            <w:hyperlink w:history="1" r:id="rIdo4v1sazo0nvb8ae8a3-gw">
+              <w:r>
+                <w:rPr>
+                  <w:rFonts w:ascii="Arial" w:cs="Arial" w:eastAsia="Arial" w:hAnsi="Arial"/>
+                  <w:color w:val="595959"/>
+                  <w:sz w:val="14"/>
+                  <w:szCs w:val="14"/>
+                  <w:u w:val="single" w:color="595959"/>
+                </w:rPr>
+                <w:t xml:space="preserve">🔍 Search ARES for videos</w:t>
+              </w:r>
+            </w:hyperlink>
+          </w:p>
+          <w:p>
+            <w:pPr>
+              <w:spacing w:after="10" w:before="0"/>
+              <w:ind w:left="120"/>
+            </w:pPr>
+            <w:r>
+              <w:rPr>
+                <w:rFonts w:ascii="Arial" w:cs="Arial" w:eastAsia="Arial" w:hAnsi="Arial"/>
+                <w:color w:val="595959"/>
+                <w:sz w:val="14"/>
+                <w:szCs w:val="14"/>
+              </w:rPr>
+              <w:t xml:space="preserve">Search terms: turning effect force moment</w:t>
+            </w:r>
+          </w:p>
+          <w:p>
+            <w:pPr>
+              <w:spacing w:after="40" w:before="0"/>
+            </w:pPr>
+            <w:r>
+              <w:rPr>
+                <w:sz w:val="14"/>
+                <w:szCs w:val="14"/>
+              </w:rPr>
+              <w:t xml:space="preserve"/>
+            </w:r>
+          </w:p>
+          <w:p>
+            <w:pPr>
+              <w:spacing w:after="20" w:before="0"/>
+            </w:pPr>
+            <w:r>
+              <w:rPr>
+                <w:rFonts w:ascii="Arial" w:cs="Arial" w:eastAsia="Arial" w:hAnsi="Arial"/>
+                <w:b/>
+                <w:bCs/>
+                <w:color w:val="1F3864"/>
+                <w:sz w:val="16"/>
+                <w:szCs w:val="16"/>
+              </w:rPr>
+              <w:t xml:space="preserve">📖 EXERCISE:</w:t>
+            </w:r>
+          </w:p>
+          <w:p>
+            <w:pPr>
+              <w:spacing w:after="20" w:before="0"/>
+            </w:pPr>
+            <w:hyperlink w:history="1" r:id="rIdxc2uneukeayyhegcscl94">
               <w:r>
                 <w:rPr>
                   <w:rFonts w:ascii="Arial" w:cs="Arial" w:eastAsia="Arial" w:hAnsi="Arial"/>
@@ -9021,7 +9092,7 @@
                   <w:szCs w:val="16"/>
                   <w:u w:val="single" w:color="2E75B6"/>
                 </w:rPr>
-                <w:t xml:space="preserve">Equation with the variable in the denominator</w:t>
+                <w:t xml:space="preserve">Moments and Centers of Mass, Work and Force, Fluid Forces Practice</w:t>
               </w:r>
             </w:hyperlink>
           </w:p>
@@ -9037,7 +9108,7 @@
                 <w:sz w:val="14"/>
                 <w:szCs w:val="14"/>
               </w:rPr>
-              <w:t xml:space="preserve">Source: Khan Academy (English - US curriculum)</w:t>
+              <w:t xml:space="preserve">Source: CK-12</w:t>
             </w:r>
           </w:p>
           <w:p>
@@ -9045,85 +9116,7 @@
               <w:spacing w:after="10" w:before="0"/>
               <w:ind w:left="120"/>
             </w:pPr>
-            <w:hyperlink w:history="1" r:id="rIdaef-oyzbvuwta9ufyrkv0">
-              <w:r>
-                <w:rPr>
-                  <w:rFonts w:ascii="Arial" w:cs="Arial" w:eastAsia="Arial" w:hAnsi="Arial"/>
-                  <w:color w:val="595959"/>
-                  <w:sz w:val="14"/>
-                  <w:szCs w:val="14"/>
-                  <w:u w:val="single" w:color="595959"/>
-                </w:rPr>
-                <w:t xml:space="preserve">🔍 Search ARES for similar videos</w:t>
-              </w:r>
-            </w:hyperlink>
-          </w:p>
-          <w:p>
-            <w:pPr>
-              <w:spacing w:after="40" w:before="0"/>
-            </w:pPr>
-            <w:r>
-              <w:rPr>
-                <w:sz w:val="14"/>
-                <w:szCs w:val="14"/>
-              </w:rPr>
-              <w:t xml:space="preserve"/>
-            </w:r>
-          </w:p>
-          <w:p>
-            <w:pPr>
-              <w:spacing w:after="20" w:before="0"/>
-            </w:pPr>
-            <w:r>
-              <w:rPr>
-                <w:rFonts w:ascii="Arial" w:cs="Arial" w:eastAsia="Arial" w:hAnsi="Arial"/>
-                <w:b/>
-                <w:bCs/>
-                <w:color w:val="1F3864"/>
-                <w:sz w:val="16"/>
-                <w:szCs w:val="16"/>
-              </w:rPr>
-              <w:t xml:space="preserve">📖 HTML:</w:t>
-            </w:r>
-          </w:p>
-          <w:p>
-            <w:pPr>
-              <w:spacing w:after="20" w:before="0"/>
-            </w:pPr>
-            <w:hyperlink w:history="1" r:id="rIdwyn5alglp9elrkcdnbkgk">
-              <w:r>
-                <w:rPr>
-                  <w:rFonts w:ascii="Arial" w:cs="Arial" w:eastAsia="Arial" w:hAnsi="Arial"/>
-                  <w:color w:val="2E75B6"/>
-                  <w:sz w:val="16"/>
-                  <w:szCs w:val="16"/>
-                  <w:u w:val="single" w:color="2E75B6"/>
-                </w:rPr>
-                <w:t xml:space="preserve">Moment of Inertia (Flexbook)</w:t>
-              </w:r>
-            </w:hyperlink>
-          </w:p>
-          <w:p>
-            <w:pPr>
-              <w:spacing w:after="10" w:before="0"/>
-              <w:ind w:left="120"/>
-            </w:pPr>
-            <w:r>
-              <w:rPr>
-                <w:rFonts w:ascii="Arial" w:cs="Arial" w:eastAsia="Arial" w:hAnsi="Arial"/>
-                <w:color w:val="595959"/>
-                <w:sz w:val="14"/>
-                <w:szCs w:val="14"/>
-              </w:rPr>
-              <w:t xml:space="preserve">Source: CK-12</w:t>
-            </w:r>
-          </w:p>
-          <w:p>
-            <w:pPr>
-              <w:spacing w:after="10" w:before="0"/>
-              <w:ind w:left="120"/>
-            </w:pPr>
-            <w:hyperlink w:history="1" r:id="rIds1qdgcdg2dxs98zgfqk5a">
+            <w:hyperlink w:history="1" r:id="rIdl3jqlwzb-qxh8czkhfyio">
               <w:r>
                 <w:rPr>
                   <w:rFonts w:ascii="Arial" w:cs="Arial" w:eastAsia="Arial" w:hAnsi="Arial"/>
@@ -9318,7 +9311,84 @@
             <w:pPr>
               <w:spacing w:after="20" w:before="0"/>
             </w:pPr>
-            <w:hyperlink w:history="1" r:id="rId-rhbvj8d9lugqlturfgud">
+            <w:r>
+              <w:rPr>
+                <w:rFonts w:ascii="Arial" w:cs="Arial" w:eastAsia="Arial" w:hAnsi="Arial"/>
+                <w:i/>
+                <w:iCs/>
+                <w:color w:val="595959"/>
+                <w:sz w:val="16"/>
+                <w:szCs w:val="16"/>
+              </w:rPr>
+              <w:t xml:space="preserve">No closely matching video in the ARES library for this activity.</w:t>
+            </w:r>
+          </w:p>
+          <w:p>
+            <w:pPr>
+              <w:spacing w:after="10" w:before="0"/>
+              <w:ind w:left="120"/>
+            </w:pPr>
+            <w:hyperlink w:history="1" r:id="rIdnxvuhmntuqm7blhws5i_k">
+              <w:r>
+                <w:rPr>
+                  <w:rFonts w:ascii="Arial" w:cs="Arial" w:eastAsia="Arial" w:hAnsi="Arial"/>
+                  <w:color w:val="595959"/>
+                  <w:sz w:val="14"/>
+                  <w:szCs w:val="14"/>
+                  <w:u w:val="single" w:color="595959"/>
+                </w:rPr>
+                <w:t xml:space="preserve">🔍 Search ARES for videos</w:t>
+              </w:r>
+            </w:hyperlink>
+          </w:p>
+          <w:p>
+            <w:pPr>
+              <w:spacing w:after="10" w:before="0"/>
+              <w:ind w:left="120"/>
+            </w:pPr>
+            <w:r>
+              <w:rPr>
+                <w:rFonts w:ascii="Arial" w:cs="Arial" w:eastAsia="Arial" w:hAnsi="Arial"/>
+                <w:color w:val="595959"/>
+                <w:sz w:val="14"/>
+                <w:szCs w:val="14"/>
+              </w:rPr>
+              <w:t xml:space="preserve">Search terms: turning effect force moment</w:t>
+            </w:r>
+          </w:p>
+          <w:p>
+            <w:pPr>
+              <w:spacing w:after="40" w:before="0"/>
+            </w:pPr>
+            <w:r>
+              <w:rPr>
+                <w:sz w:val="14"/>
+                <w:szCs w:val="14"/>
+              </w:rPr>
+              <w:t xml:space="preserve"/>
+            </w:r>
+          </w:p>
+          <w:p>
+            <w:pPr>
+              <w:spacing w:after="20" w:before="0"/>
+            </w:pPr>
+            <w:r>
+              <w:rPr>
+                <w:rFonts w:ascii="Arial" w:cs="Arial" w:eastAsia="Arial" w:hAnsi="Arial"/>
+                <w:b/>
+                <w:bCs/>
+                <w:color w:val="1F3864"/>
+                <w:sz w:val="16"/>
+                <w:szCs w:val="16"/>
+              </w:rPr>
+              <w:t xml:space="preserve">📖 EXERCISE:</w:t>
+            </w:r>
+          </w:p>
+          <w:p>
+            <w:pPr>
+              <w:spacing w:after="20" w:before="0"/>
+            </w:pPr>
+            <w:hyperlink w:history="1" r:id="rIdh2o0qex4phpwkzfk_13zx">
               <w:r>
                 <w:rPr>
                   <w:rFonts w:ascii="Arial" w:cs="Arial" w:eastAsia="Arial" w:hAnsi="Arial"/>
@@ -9327,7 +9397,7 @@
                   <w:szCs w:val="16"/>
                   <w:u w:val="single" w:color="2E75B6"/>
                 </w:rPr>
-                <w:t xml:space="preserve">Equation with the variable in the denominator</w:t>
+                <w:t xml:space="preserve">Moments and Centers of Mass, Work and Force, Fluid Forces Practice</w:t>
               </w:r>
             </w:hyperlink>
           </w:p>
@@ -9343,7 +9413,7 @@
                 <w:sz w:val="14"/>
                 <w:szCs w:val="14"/>
               </w:rPr>
-              <w:t xml:space="preserve">Source: Khan Academy (English - US curriculum)</w:t>
+              <w:t xml:space="preserve">Source: CK-12</w:t>
             </w:r>
           </w:p>
           <w:p>
@@ -9351,85 +9421,7 @@
               <w:spacing w:after="10" w:before="0"/>
               <w:ind w:left="120"/>
             </w:pPr>
-            <w:hyperlink w:history="1" r:id="rIdtnz-ohbtuop-zbdlbu90k">
-              <w:r>
-                <w:rPr>
-                  <w:rFonts w:ascii="Arial" w:cs="Arial" w:eastAsia="Arial" w:hAnsi="Arial"/>
-                  <w:color w:val="595959"/>
-                  <w:sz w:val="14"/>
-                  <w:szCs w:val="14"/>
-                  <w:u w:val="single" w:color="595959"/>
-                </w:rPr>
-                <w:t xml:space="preserve">🔍 Search ARES for similar videos</w:t>
-              </w:r>
-            </w:hyperlink>
-          </w:p>
-          <w:p>
-            <w:pPr>
-              <w:spacing w:after="40" w:before="0"/>
-            </w:pPr>
-            <w:r>
-              <w:rPr>
-                <w:sz w:val="14"/>
-                <w:szCs w:val="14"/>
-              </w:rPr>
-              <w:t xml:space="preserve"/>
-            </w:r>
-          </w:p>
-          <w:p>
-            <w:pPr>
-              <w:spacing w:after="20" w:before="0"/>
-            </w:pPr>
-            <w:r>
-              <w:rPr>
-                <w:rFonts w:ascii="Arial" w:cs="Arial" w:eastAsia="Arial" w:hAnsi="Arial"/>
-                <w:b/>
-                <w:bCs/>
-                <w:color w:val="1F3864"/>
-                <w:sz w:val="16"/>
-                <w:szCs w:val="16"/>
-              </w:rPr>
-              <w:t xml:space="preserve">📖 HTML:</w:t>
-            </w:r>
-          </w:p>
-          <w:p>
-            <w:pPr>
-              <w:spacing w:after="20" w:before="0"/>
-            </w:pPr>
-            <w:hyperlink w:history="1" r:id="rIdz2_m3nuwpcuszrdd_h3fk">
-              <w:r>
-                <w:rPr>
-                  <w:rFonts w:ascii="Arial" w:cs="Arial" w:eastAsia="Arial" w:hAnsi="Arial"/>
-                  <w:color w:val="2E75B6"/>
-                  <w:sz w:val="16"/>
-                  <w:szCs w:val="16"/>
-                  <w:u w:val="single" w:color="2E75B6"/>
-                </w:rPr>
-                <w:t xml:space="preserve">Moment of Inertia (Flexbook)</w:t>
-              </w:r>
-            </w:hyperlink>
-          </w:p>
-          <w:p>
-            <w:pPr>
-              <w:spacing w:after="10" w:before="0"/>
-              <w:ind w:left="120"/>
-            </w:pPr>
-            <w:r>
-              <w:rPr>
-                <w:rFonts w:ascii="Arial" w:cs="Arial" w:eastAsia="Arial" w:hAnsi="Arial"/>
-                <w:color w:val="595959"/>
-                <w:sz w:val="14"/>
-                <w:szCs w:val="14"/>
-              </w:rPr>
-              <w:t xml:space="preserve">Source: CK-12</w:t>
-            </w:r>
-          </w:p>
-          <w:p>
-            <w:pPr>
-              <w:spacing w:after="10" w:before="0"/>
-              <w:ind w:left="120"/>
-            </w:pPr>
-            <w:hyperlink w:history="1" r:id="rIdrryjjssv_xeuosdwzxnpv">
+            <w:hyperlink w:history="1" r:id="rIdbbtrk5roxifbmbddxcybd">
               <w:r>
                 <w:rPr>
                   <w:rFonts w:ascii="Arial" w:cs="Arial" w:eastAsia="Arial" w:hAnsi="Arial"/>
@@ -9624,7 +9616,84 @@
             <w:pPr>
               <w:spacing w:after="20" w:before="0"/>
             </w:pPr>
-            <w:hyperlink w:history="1" r:id="rIdf1bqctodpmg2i-6o01nrd">
+            <w:r>
+              <w:rPr>
+                <w:rFonts w:ascii="Arial" w:cs="Arial" w:eastAsia="Arial" w:hAnsi="Arial"/>
+                <w:i/>
+                <w:iCs/>
+                <w:color w:val="595959"/>
+                <w:sz w:val="16"/>
+                <w:szCs w:val="16"/>
+              </w:rPr>
+              <w:t xml:space="preserve">No closely matching video in the ARES library for this activity.</w:t>
+            </w:r>
+          </w:p>
+          <w:p>
+            <w:pPr>
+              <w:spacing w:after="10" w:before="0"/>
+              <w:ind w:left="120"/>
+            </w:pPr>
+            <w:hyperlink w:history="1" r:id="rId1m3wdwiaw54bpwnbfhewv">
+              <w:r>
+                <w:rPr>
+                  <w:rFonts w:ascii="Arial" w:cs="Arial" w:eastAsia="Arial" w:hAnsi="Arial"/>
+                  <w:color w:val="595959"/>
+                  <w:sz w:val="14"/>
+                  <w:szCs w:val="14"/>
+                  <w:u w:val="single" w:color="595959"/>
+                </w:rPr>
+                <w:t xml:space="preserve">🔍 Search ARES for videos</w:t>
+              </w:r>
+            </w:hyperlink>
+          </w:p>
+          <w:p>
+            <w:pPr>
+              <w:spacing w:after="10" w:before="0"/>
+              <w:ind w:left="120"/>
+            </w:pPr>
+            <w:r>
+              <w:rPr>
+                <w:rFonts w:ascii="Arial" w:cs="Arial" w:eastAsia="Arial" w:hAnsi="Arial"/>
+                <w:color w:val="595959"/>
+                <w:sz w:val="14"/>
+                <w:szCs w:val="14"/>
+              </w:rPr>
+              <w:t xml:space="preserve">Search terms: turning effect force moment</w:t>
+            </w:r>
+          </w:p>
+          <w:p>
+            <w:pPr>
+              <w:spacing w:after="40" w:before="0"/>
+            </w:pPr>
+            <w:r>
+              <w:rPr>
+                <w:sz w:val="14"/>
+                <w:szCs w:val="14"/>
+              </w:rPr>
+              <w:t xml:space="preserve"/>
+            </w:r>
+          </w:p>
+          <w:p>
+            <w:pPr>
+              <w:spacing w:after="20" w:before="0"/>
+            </w:pPr>
+            <w:r>
+              <w:rPr>
+                <w:rFonts w:ascii="Arial" w:cs="Arial" w:eastAsia="Arial" w:hAnsi="Arial"/>
+                <w:b/>
+                <w:bCs/>
+                <w:color w:val="1F3864"/>
+                <w:sz w:val="16"/>
+                <w:szCs w:val="16"/>
+              </w:rPr>
+              <w:t xml:space="preserve">📖 EXERCISE:</w:t>
+            </w:r>
+          </w:p>
+          <w:p>
+            <w:pPr>
+              <w:spacing w:after="20" w:before="0"/>
+            </w:pPr>
+            <w:hyperlink w:history="1" r:id="rIdf3_nd8xciu6jcotjuzhir">
               <w:r>
                 <w:rPr>
                   <w:rFonts w:ascii="Arial" w:cs="Arial" w:eastAsia="Arial" w:hAnsi="Arial"/>
@@ -9633,7 +9702,7 @@
                   <w:szCs w:val="16"/>
                   <w:u w:val="single" w:color="2E75B6"/>
                 </w:rPr>
-                <w:t xml:space="preserve">Equation with the variable in the denominator</w:t>
+                <w:t xml:space="preserve">Moments and Centers of Mass, Work and Force, Fluid Forces Practice</w:t>
               </w:r>
             </w:hyperlink>
           </w:p>
@@ -9649,7 +9718,7 @@
                 <w:sz w:val="14"/>
                 <w:szCs w:val="14"/>
               </w:rPr>
-              <w:t xml:space="preserve">Source: Khan Academy (English - US curriculum)</w:t>
+              <w:t xml:space="preserve">Source: CK-12</w:t>
             </w:r>
           </w:p>
           <w:p>
@@ -9657,85 +9726,7 @@
               <w:spacing w:after="10" w:before="0"/>
               <w:ind w:left="120"/>
             </w:pPr>
-            <w:hyperlink w:history="1" r:id="rIdpxjdl7nzbx9ixm8tmgndt">
-              <w:r>
-                <w:rPr>
-                  <w:rFonts w:ascii="Arial" w:cs="Arial" w:eastAsia="Arial" w:hAnsi="Arial"/>
-                  <w:color w:val="595959"/>
-                  <w:sz w:val="14"/>
-                  <w:szCs w:val="14"/>
-                  <w:u w:val="single" w:color="595959"/>
-                </w:rPr>
-                <w:t xml:space="preserve">🔍 Search ARES for similar videos</w:t>
-              </w:r>
-            </w:hyperlink>
-          </w:p>
-          <w:p>
-            <w:pPr>
-              <w:spacing w:after="40" w:before="0"/>
-            </w:pPr>
-            <w:r>
-              <w:rPr>
-                <w:sz w:val="14"/>
-                <w:szCs w:val="14"/>
-              </w:rPr>
-              <w:t xml:space="preserve"/>
-            </w:r>
-          </w:p>
-          <w:p>
-            <w:pPr>
-              <w:spacing w:after="20" w:before="0"/>
-            </w:pPr>
-            <w:r>
-              <w:rPr>
-                <w:rFonts w:ascii="Arial" w:cs="Arial" w:eastAsia="Arial" w:hAnsi="Arial"/>
-                <w:b/>
-                <w:bCs/>
-                <w:color w:val="1F3864"/>
-                <w:sz w:val="16"/>
-                <w:szCs w:val="16"/>
-              </w:rPr>
-              <w:t xml:space="preserve">📖 HTML:</w:t>
-            </w:r>
-          </w:p>
-          <w:p>
-            <w:pPr>
-              <w:spacing w:after="20" w:before="0"/>
-            </w:pPr>
-            <w:hyperlink w:history="1" r:id="rIdqr5pk3n4rqow68chzaqjc">
-              <w:r>
-                <w:rPr>
-                  <w:rFonts w:ascii="Arial" w:cs="Arial" w:eastAsia="Arial" w:hAnsi="Arial"/>
-                  <w:color w:val="2E75B6"/>
-                  <w:sz w:val="16"/>
-                  <w:szCs w:val="16"/>
-                  <w:u w:val="single" w:color="2E75B6"/>
-                </w:rPr>
-                <w:t xml:space="preserve">Moment of Inertia (Flexbook)</w:t>
-              </w:r>
-            </w:hyperlink>
-          </w:p>
-          <w:p>
-            <w:pPr>
-              <w:spacing w:after="10" w:before="0"/>
-              <w:ind w:left="120"/>
-            </w:pPr>
-            <w:r>
-              <w:rPr>
-                <w:rFonts w:ascii="Arial" w:cs="Arial" w:eastAsia="Arial" w:hAnsi="Arial"/>
-                <w:color w:val="595959"/>
-                <w:sz w:val="14"/>
-                <w:szCs w:val="14"/>
-              </w:rPr>
-              <w:t xml:space="preserve">Source: CK-12</w:t>
-            </w:r>
-          </w:p>
-          <w:p>
-            <w:pPr>
-              <w:spacing w:after="10" w:before="0"/>
-              <w:ind w:left="120"/>
-            </w:pPr>
-            <w:hyperlink w:history="1" r:id="rIdzzwllgvqndx1x_ux0s3vl">
+            <w:hyperlink w:history="1" r:id="rIdkrlwq2kh0hbxlyuy21qyz">
               <w:r>
                 <w:rPr>
                   <w:rFonts w:ascii="Arial" w:cs="Arial" w:eastAsia="Arial" w:hAnsi="Arial"/>
@@ -9930,7 +9921,84 @@
             <w:pPr>
               <w:spacing w:after="20" w:before="0"/>
             </w:pPr>
-            <w:hyperlink w:history="1" r:id="rId3oghgq8h0biarz7--qg1u">
+            <w:r>
+              <w:rPr>
+                <w:rFonts w:ascii="Arial" w:cs="Arial" w:eastAsia="Arial" w:hAnsi="Arial"/>
+                <w:i/>
+                <w:iCs/>
+                <w:color w:val="595959"/>
+                <w:sz w:val="16"/>
+                <w:szCs w:val="16"/>
+              </w:rPr>
+              <w:t xml:space="preserve">No closely matching video in the ARES library for this activity.</w:t>
+            </w:r>
+          </w:p>
+          <w:p>
+            <w:pPr>
+              <w:spacing w:after="10" w:before="0"/>
+              <w:ind w:left="120"/>
+            </w:pPr>
+            <w:hyperlink w:history="1" r:id="rIdu6dw2dehd2bkrqi03p0zs">
+              <w:r>
+                <w:rPr>
+                  <w:rFonts w:ascii="Arial" w:cs="Arial" w:eastAsia="Arial" w:hAnsi="Arial"/>
+                  <w:color w:val="595959"/>
+                  <w:sz w:val="14"/>
+                  <w:szCs w:val="14"/>
+                  <w:u w:val="single" w:color="595959"/>
+                </w:rPr>
+                <w:t xml:space="preserve">🔍 Search ARES for videos</w:t>
+              </w:r>
+            </w:hyperlink>
+          </w:p>
+          <w:p>
+            <w:pPr>
+              <w:spacing w:after="10" w:before="0"/>
+              <w:ind w:left="120"/>
+            </w:pPr>
+            <w:r>
+              <w:rPr>
+                <w:rFonts w:ascii="Arial" w:cs="Arial" w:eastAsia="Arial" w:hAnsi="Arial"/>
+                <w:color w:val="595959"/>
+                <w:sz w:val="14"/>
+                <w:szCs w:val="14"/>
+              </w:rPr>
+              <w:t xml:space="preserve">Search terms: turning effect force moment</w:t>
+            </w:r>
+          </w:p>
+          <w:p>
+            <w:pPr>
+              <w:spacing w:after="40" w:before="0"/>
+            </w:pPr>
+            <w:r>
+              <w:rPr>
+                <w:sz w:val="14"/>
+                <w:szCs w:val="14"/>
+              </w:rPr>
+              <w:t xml:space="preserve"/>
+            </w:r>
+          </w:p>
+          <w:p>
+            <w:pPr>
+              <w:spacing w:after="20" w:before="0"/>
+            </w:pPr>
+            <w:r>
+              <w:rPr>
+                <w:rFonts w:ascii="Arial" w:cs="Arial" w:eastAsia="Arial" w:hAnsi="Arial"/>
+                <w:b/>
+                <w:bCs/>
+                <w:color w:val="1F3864"/>
+                <w:sz w:val="16"/>
+                <w:szCs w:val="16"/>
+              </w:rPr>
+              <w:t xml:space="preserve">📖 EXERCISE:</w:t>
+            </w:r>
+          </w:p>
+          <w:p>
+            <w:pPr>
+              <w:spacing w:after="20" w:before="0"/>
+            </w:pPr>
+            <w:hyperlink w:history="1" r:id="rId-nrvcob6g39njfcsopini">
               <w:r>
                 <w:rPr>
                   <w:rFonts w:ascii="Arial" w:cs="Arial" w:eastAsia="Arial" w:hAnsi="Arial"/>
@@ -9939,7 +10007,7 @@
                   <w:szCs w:val="16"/>
                   <w:u w:val="single" w:color="2E75B6"/>
                 </w:rPr>
-                <w:t xml:space="preserve">Equation with the variable in the denominator</w:t>
+                <w:t xml:space="preserve">Moments and Centers of Mass, Work and Force, Fluid Forces Practice</w:t>
               </w:r>
             </w:hyperlink>
           </w:p>
@@ -9955,7 +10023,7 @@
                 <w:sz w:val="14"/>
                 <w:szCs w:val="14"/>
               </w:rPr>
-              <w:t xml:space="preserve">Source: Khan Academy (English - US curriculum)</w:t>
+              <w:t xml:space="preserve">Source: CK-12</w:t>
             </w:r>
           </w:p>
           <w:p>
@@ -9963,85 +10031,7 @@
               <w:spacing w:after="10" w:before="0"/>
               <w:ind w:left="120"/>
             </w:pPr>
-            <w:hyperlink w:history="1" r:id="rIdo3cicavdgomqh4ujq__m4">
-              <w:r>
-                <w:rPr>
-                  <w:rFonts w:ascii="Arial" w:cs="Arial" w:eastAsia="Arial" w:hAnsi="Arial"/>
-                  <w:color w:val="595959"/>
-                  <w:sz w:val="14"/>
-                  <w:szCs w:val="14"/>
-                  <w:u w:val="single" w:color="595959"/>
-                </w:rPr>
-                <w:t xml:space="preserve">🔍 Search ARES for similar videos</w:t>
-              </w:r>
-            </w:hyperlink>
-          </w:p>
-          <w:p>
-            <w:pPr>
-              <w:spacing w:after="40" w:before="0"/>
-            </w:pPr>
-            <w:r>
-              <w:rPr>
-                <w:sz w:val="14"/>
-                <w:szCs w:val="14"/>
-              </w:rPr>
-              <w:t xml:space="preserve"/>
-            </w:r>
-          </w:p>
-          <w:p>
-            <w:pPr>
-              <w:spacing w:after="20" w:before="0"/>
-            </w:pPr>
-            <w:r>
-              <w:rPr>
-                <w:rFonts w:ascii="Arial" w:cs="Arial" w:eastAsia="Arial" w:hAnsi="Arial"/>
-                <w:b/>
-                <w:bCs/>
-                <w:color w:val="1F3864"/>
-                <w:sz w:val="16"/>
-                <w:szCs w:val="16"/>
-              </w:rPr>
-              <w:t xml:space="preserve">📖 HTML:</w:t>
-            </w:r>
-          </w:p>
-          <w:p>
-            <w:pPr>
-              <w:spacing w:after="20" w:before="0"/>
-            </w:pPr>
-            <w:hyperlink w:history="1" r:id="rIdmw3twpbwkxbfcjnrpjtu_">
-              <w:r>
-                <w:rPr>
-                  <w:rFonts w:ascii="Arial" w:cs="Arial" w:eastAsia="Arial" w:hAnsi="Arial"/>
-                  <w:color w:val="2E75B6"/>
-                  <w:sz w:val="16"/>
-                  <w:szCs w:val="16"/>
-                  <w:u w:val="single" w:color="2E75B6"/>
-                </w:rPr>
-                <w:t xml:space="preserve">Moment of Inertia (Flexbook)</w:t>
-              </w:r>
-            </w:hyperlink>
-          </w:p>
-          <w:p>
-            <w:pPr>
-              <w:spacing w:after="10" w:before="0"/>
-              <w:ind w:left="120"/>
-            </w:pPr>
-            <w:r>
-              <w:rPr>
-                <w:rFonts w:ascii="Arial" w:cs="Arial" w:eastAsia="Arial" w:hAnsi="Arial"/>
-                <w:color w:val="595959"/>
-                <w:sz w:val="14"/>
-                <w:szCs w:val="14"/>
-              </w:rPr>
-              <w:t xml:space="preserve">Source: CK-12</w:t>
-            </w:r>
-          </w:p>
-          <w:p>
-            <w:pPr>
-              <w:spacing w:after="10" w:before="0"/>
-              <w:ind w:left="120"/>
-            </w:pPr>
-            <w:hyperlink w:history="1" r:id="rIdzeiaox5x64zhacnzw09in">
+            <w:hyperlink w:history="1" r:id="rIdgofkez79xipk6qj0su5j7">
               <w:r>
                 <w:rPr>
                   <w:rFonts w:ascii="Arial" w:cs="Arial" w:eastAsia="Arial" w:hAnsi="Arial"/>
@@ -11623,7 +11613,7 @@
             <w:pPr>
               <w:spacing w:after="20" w:before="0"/>
             </w:pPr>
-            <w:hyperlink w:history="1" r:id="rIdyuh-vbjbnrlztwprtewb7">
+            <w:hyperlink w:history="1" r:id="rIdcr4cdpxeia44mjnbf4m43">
               <w:r>
                 <w:rPr>
                   <w:rFonts w:ascii="Arial" w:cs="Arial" w:eastAsia="Arial" w:hAnsi="Arial"/>
@@ -11632,7 +11622,7 @@
                   <w:szCs w:val="16"/>
                   <w:u w:val="single" w:color="2E75B6"/>
                 </w:rPr>
-                <w:t xml:space="preserve">Video: Balancing Act</w:t>
+                <w:t xml:space="preserve">Buoyant force example problems</w:t>
               </w:r>
             </w:hyperlink>
           </w:p>
@@ -11648,7 +11638,7 @@
                 <w:sz w:val="14"/>
                 <w:szCs w:val="14"/>
               </w:rPr>
-              <w:t xml:space="preserve">Source: PhET Interactive Simulations (English)</w:t>
+              <w:t xml:space="preserve">Source: Khan Academy (English - US curriculum)</w:t>
             </w:r>
           </w:p>
           <w:p>
@@ -11656,7 +11646,7 @@
               <w:spacing w:after="10" w:before="0"/>
               <w:ind w:left="120"/>
             </w:pPr>
-            <w:hyperlink w:history="1" r:id="rId5g71349uyck3had9auua9">
+            <w:hyperlink w:history="1" r:id="rIdwaxlivwqp1qxhchysx7sq">
               <w:r>
                 <w:rPr>
                   <w:rFonts w:ascii="Arial" w:cs="Arial" w:eastAsia="Arial" w:hAnsi="Arial"/>
@@ -11694,14 +11684,241 @@
                 <w:sz w:val="16"/>
                 <w:szCs w:val="16"/>
               </w:rPr>
-              <w:t xml:space="preserve">📖 HTML:</w:t>
+              <w:t xml:space="preserve">📖 READING:</w:t>
             </w:r>
           </w:p>
           <w:p>
             <w:pPr>
               <w:spacing w:after="20" w:before="0"/>
             </w:pPr>
-            <w:hyperlink w:history="1" r:id="rIdxjoujlx1n2wjf-otafszm">
+            <w:r>
+              <w:rPr>
+                <w:rFonts w:ascii="Arial" w:cs="Arial" w:eastAsia="Arial" w:hAnsi="Arial"/>
+                <w:i/>
+                <w:iCs/>
+                <w:color w:val="595959"/>
+                <w:sz w:val="16"/>
+                <w:szCs w:val="16"/>
+              </w:rPr>
+              <w:t xml:space="preserve">No closely matching reading in the ARES library for this activity.</w:t>
+            </w:r>
+          </w:p>
+          <w:p>
+            <w:pPr>
+              <w:spacing w:after="10" w:before="0"/>
+              <w:ind w:left="120"/>
+            </w:pPr>
+            <w:hyperlink w:history="1" r:id="rId9ajbt6yxngag2vei9ffhy">
+              <w:r>
+                <w:rPr>
+                  <w:rFonts w:ascii="Arial" w:cs="Arial" w:eastAsia="Arial" w:hAnsi="Arial"/>
+                  <w:color w:val="595959"/>
+                  <w:sz w:val="14"/>
+                  <w:szCs w:val="14"/>
+                  <w:u w:val="single" w:color="595959"/>
+                </w:rPr>
+                <w:t xml:space="preserve">🔍 Search ARES for readings</w:t>
+              </w:r>
+            </w:hyperlink>
+          </w:p>
+          <w:p>
+            <w:pPr>
+              <w:spacing w:after="10" w:before="0"/>
+              <w:ind w:left="120"/>
+            </w:pPr>
+            <w:r>
+              <w:rPr>
+                <w:rFonts w:ascii="Arial" w:cs="Arial" w:eastAsia="Arial" w:hAnsi="Arial"/>
+                <w:color w:val="595959"/>
+                <w:sz w:val="14"/>
+                <w:szCs w:val="14"/>
+              </w:rPr>
+              <w:t xml:space="preserve">Search terms: turning effect force couple</w:t>
+            </w:r>
+          </w:p>
+        </w:tc>
+        <w:tc>
+          <w:tcPr>
+            <w:tcW w:type="dxa" w:w="3040"/>
+            <w:shd w:fill="FFFFFF" w:color="auto" w:val="clear"/>
+            <w:tcMar>
+              <w:top w:type="dxa" w:w="60"/>
+              <w:left w:type="dxa" w:w="120"/>
+              <w:bottom w:type="dxa" w:w="60"/>
+              <w:right w:type="dxa" w:w="120"/>
+            </w:tcMar>
+            <w:vAlign w:val="top"/>
+          </w:tcPr>
+          <w:p>
+            <w:pPr>
+              <w:spacing w:after="40" w:before="0"/>
+              <w:jc w:val="left"/>
+            </w:pPr>
+            <w:r>
+              <w:rPr>
+                <w:rFonts w:ascii="Arial" w:cs="Arial" w:eastAsia="Arial" w:hAnsi="Arial"/>
+                <w:b w:val="false"/>
+                <w:bCs w:val="false"/>
+                <w:i w:val="false"/>
+                <w:iCs w:val="false"/>
+                <w:color w:val="000000"/>
+                <w:sz w:val="18"/>
+                <w:szCs w:val="18"/>
+              </w:rPr>
+              <w:t xml:space="preserve">Learners view a still image (or teacher sketch on the board) showing two scenarios: (A) a matatu driver turning a steering wheel by pushing one side only with one finger, and (B) the same driver gripping the wheel with both hands on opposite sides and pushing/pulling simultaneously. Individually (2 min silent think), learners write in their notebooks: 'Which method produces a bigger turning effect on the steering wheel — A or B? What would happen if both forces in B were equal but you moved your hands closer together on the wheel?' Learners then share predictions with a partner (Think-Pair-Share, 2 min). Teacher cold-calls 4 pairs: 'Pair near the window — what did you predict and WHY?' [WAIT 12 seconds after posing question before cold-calling.] Teacher scribes 3–4 contrasting predictions on the board without affirming or correcting — labelling them Prediction 1, 2, 3. Teacher connects to phenomenon: 'Remember our Kericho farmer — she uses BOTH hands on the jembe handle. Today we investigate what happens when two forces act together to make something spin.'</w:t>
+            </w:r>
+          </w:p>
+        </w:tc>
+        <w:tc>
+          <w:tcPr>
+            <w:tcW w:type="dxa" w:w="3040"/>
+            <w:shd w:fill="F2F2F2" w:color="auto" w:val="clear"/>
+            <w:tcMar>
+              <w:top w:type="dxa" w:w="60"/>
+              <w:left w:type="dxa" w:w="120"/>
+              <w:bottom w:type="dxa" w:w="60"/>
+              <w:right w:type="dxa" w:w="120"/>
+            </w:tcMar>
+            <w:vAlign w:val="top"/>
+          </w:tcPr>
+          <w:p>
+            <w:pPr>
+              <w:spacing w:after="40" w:before="0"/>
+              <w:jc w:val="left"/>
+            </w:pPr>
+            <w:r>
+              <w:rPr>
+                <w:rFonts w:ascii="Arial" w:cs="Arial" w:eastAsia="Arial" w:hAnsi="Arial"/>
+                <w:b w:val="false"/>
+                <w:bCs w:val="false"/>
+                <w:i w:val="false"/>
+                <w:iCs w:val="false"/>
+                <w:color w:val="000000"/>
+                <w:sz w:val="18"/>
+                <w:szCs w:val="18"/>
+              </w:rPr>
+              <w:t xml:space="preserve">1. Display image/sketch of steering wheel scenarios A and B. 2. Say: 'Write your prediction silently — no talking for 2 minutes. I want YOUR thinking first.' 3. After 2 min: 'Turn to your partner — 90 seconds to compare.' 4. Cold-call exactly 4 pairs using a random name stick. Pose: 'Tell me your prediction AND your reason — one sentence each.' [WAIT 12 sec after naming the pair before they must answer.] 5. Scribe predictions verbatim on the board under 'Our Predictions'. 6. Do NOT resolve predictions yet — say: 'We will return to these at the end and see which prediction the evidence supports.' 7. Bridge to phenomenon: 'Our Kericho farmer grips the jembe with both hands. Both hands exert force. Today we find out what two opposite forces do to a turning effect.'</w:t>
+            </w:r>
+          </w:p>
+        </w:tc>
+        <w:tc>
+          <w:tcPr>
+            <w:tcW w:type="dxa" w:w="3040"/>
+            <w:shd w:fill="FFFFFF" w:color="auto" w:val="clear"/>
+            <w:tcMar>
+              <w:top w:type="dxa" w:w="60"/>
+              <w:left w:type="dxa" w:w="120"/>
+              <w:bottom w:type="dxa" w:w="60"/>
+              <w:right w:type="dxa" w:w="120"/>
+            </w:tcMar>
+            <w:vAlign w:val="top"/>
+          </w:tcPr>
+          <w:p>
+            <w:pPr>
+              <w:spacing w:after="40" w:before="0"/>
+              <w:jc w:val="left"/>
+            </w:pPr>
+            <w:r>
+              <w:rPr>
+                <w:rFonts w:ascii="Arial" w:cs="Arial" w:eastAsia="Arial" w:hAnsi="Arial"/>
+                <w:b w:val="false"/>
+                <w:bCs w:val="false"/>
+                <w:i w:val="false"/>
+                <w:iCs w:val="false"/>
+                <w:color w:val="000000"/>
+                <w:sz w:val="18"/>
+                <w:szCs w:val="18"/>
+              </w:rPr>
+              <w:t xml:space="preserve">Think-Pair-Share with public prediction scribing. This strategy externalises prior conceptions so learners have a concrete claim to test against evidence, creating cognitive dissonance when results differ — the engine of conceptual change.</w:t>
+            </w:r>
+          </w:p>
+        </w:tc>
+        <w:tc>
+          <w:tcPr>
+            <w:tcW w:type="dxa" w:w="3040"/>
+            <w:shd w:fill="F2F2F2" w:color="auto" w:val="clear"/>
+            <w:tcMar>
+              <w:top w:type="dxa" w:w="60"/>
+              <w:left w:type="dxa" w:w="120"/>
+              <w:bottom w:type="dxa" w:w="60"/>
+              <w:right w:type="dxa" w:w="120"/>
+            </w:tcMar>
+            <w:vAlign w:val="top"/>
+          </w:tcPr>
+          <w:p>
+            <w:pPr>
+              <w:spacing w:after="40" w:before="0"/>
+              <w:jc w:val="left"/>
+            </w:pPr>
+            <w:r>
+              <w:rPr>
+                <w:rFonts w:ascii="Arial" w:cs="Arial" w:eastAsia="Arial" w:hAnsi="Arial"/>
+                <w:b w:val="false"/>
+                <w:bCs w:val="false"/>
+                <w:i w:val="false"/>
+                <w:iCs w:val="false"/>
+                <w:color w:val="000000"/>
+                <w:sz w:val="18"/>
+                <w:szCs w:val="18"/>
+              </w:rPr>
+              <w:t xml:space="preserve">Teacher scans written predictions during pair-share. Observable indicator: Can the learner give a reason (even if incorrect) for their prediction, referencing force and/or distance? Red flag: learners who write 'I don't know' — teacher makes a note to pair these learners with strong explainers during the investigation.</w:t>
+            </w:r>
+          </w:p>
+        </w:tc>
+      </w:tr>
+      <w:tr>
+        <w:tc>
+          <w:tcPr>
+            <w:tcW w:type="dxa" w:w="1520"/>
+            <w:shd w:fill="D9EEF1" w:color="auto" w:val="clear"/>
+            <w:tcMar>
+              <w:top w:type="dxa" w:w="60"/>
+              <w:left w:type="dxa" w:w="120"/>
+              <w:bottom w:type="dxa" w:w="60"/>
+              <w:right w:type="dxa" w:w="120"/>
+            </w:tcMar>
+            <w:vAlign w:val="top"/>
+          </w:tcPr>
+          <w:p>
+            <w:pPr>
+              <w:spacing w:after="40" w:before="0"/>
+              <w:jc w:val="left"/>
+            </w:pPr>
+            <w:r>
+              <w:rPr>
+                <w:rFonts w:ascii="Arial" w:cs="Arial" w:eastAsia="Arial" w:hAnsi="Arial"/>
+                <w:b/>
+                <w:bCs/>
+                <w:i w:val="false"/>
+                <w:iCs w:val="false"/>
+                <w:color w:val="000000"/>
+                <w:sz w:val="18"/>
+                <w:szCs w:val="18"/>
+              </w:rPr>
+              <w:t xml:space="preserve">Observe Phase</w:t>
+            </w:r>
+          </w:p>
+          <w:p>
+            <w:pPr>
+              <w:spacing w:after="20" w:before="0"/>
+            </w:pPr>
+            <w:r>
+              <w:rPr>
+                <w:rFonts w:ascii="Arial" w:cs="Arial" w:eastAsia="Arial" w:hAnsi="Arial"/>
+                <w:b/>
+                <w:bCs/>
+                <w:color w:val="1F3864"/>
+                <w:sz w:val="16"/>
+                <w:szCs w:val="16"/>
+              </w:rPr>
+              <w:t xml:space="preserve">📹 VIDEO:</w:t>
+            </w:r>
+          </w:p>
+          <w:p>
+            <w:pPr>
+              <w:spacing w:after="20" w:before="0"/>
+            </w:pPr>
+            <w:hyperlink w:history="1" r:id="rIdgndfn4lhjunvwnhfbqfko">
               <w:r>
                 <w:rPr>
                   <w:rFonts w:ascii="Arial" w:cs="Arial" w:eastAsia="Arial" w:hAnsi="Arial"/>
@@ -11710,7 +11927,7 @@
                   <w:szCs w:val="16"/>
                   <w:u w:val="single" w:color="2E75B6"/>
                 </w:rPr>
-                <w:t xml:space="preserve">Linear, Exponential, and Quadratic Models: Bernoulli Effect (PLIX)</w:t>
+                <w:t xml:space="preserve">Parallel &amp; perpendicular lines</w:t>
               </w:r>
             </w:hyperlink>
           </w:p>
@@ -11726,7 +11943,7 @@
                 <w:sz w:val="14"/>
                 <w:szCs w:val="14"/>
               </w:rPr>
-              <w:t xml:space="preserve">Source: CK-12</w:t>
+              <w:t xml:space="preserve">Source: Khan Academy (English - US curriculum)</w:t>
             </w:r>
           </w:p>
           <w:p>
@@ -11734,235 +11951,7 @@
               <w:spacing w:after="10" w:before="0"/>
               <w:ind w:left="120"/>
             </w:pPr>
-            <w:hyperlink w:history="1" r:id="rId5e_seklk1rghzjdxqbtwq">
-              <w:r>
-                <w:rPr>
-                  <w:rFonts w:ascii="Arial" w:cs="Arial" w:eastAsia="Arial" w:hAnsi="Arial"/>
-                  <w:color w:val="595959"/>
-                  <w:sz w:val="14"/>
-                  <w:szCs w:val="14"/>
-                  <w:u w:val="single" w:color="595959"/>
-                </w:rPr>
-                <w:t xml:space="preserve">🔍 Search ARES for similar readings</w:t>
-              </w:r>
-            </w:hyperlink>
-          </w:p>
-        </w:tc>
-        <w:tc>
-          <w:tcPr>
-            <w:tcW w:type="dxa" w:w="3040"/>
-            <w:shd w:fill="FFFFFF" w:color="auto" w:val="clear"/>
-            <w:tcMar>
-              <w:top w:type="dxa" w:w="60"/>
-              <w:left w:type="dxa" w:w="120"/>
-              <w:bottom w:type="dxa" w:w="60"/>
-              <w:right w:type="dxa" w:w="120"/>
-            </w:tcMar>
-            <w:vAlign w:val="top"/>
-          </w:tcPr>
-          <w:p>
-            <w:pPr>
-              <w:spacing w:after="40" w:before="0"/>
-              <w:jc w:val="left"/>
-            </w:pPr>
-            <w:r>
-              <w:rPr>
-                <w:rFonts w:ascii="Arial" w:cs="Arial" w:eastAsia="Arial" w:hAnsi="Arial"/>
-                <w:b w:val="false"/>
-                <w:bCs w:val="false"/>
-                <w:i w:val="false"/>
-                <w:iCs w:val="false"/>
-                <w:color w:val="000000"/>
-                <w:sz w:val="18"/>
-                <w:szCs w:val="18"/>
-              </w:rPr>
-              <w:t xml:space="preserve">Learners view a still image (or teacher sketch on the board) showing two scenarios: (A) a matatu driver turning a steering wheel by pushing one side only with one finger, and (B) the same driver gripping the wheel with both hands on opposite sides and pushing/pulling simultaneously. Individually (2 min silent think), learners write in their notebooks: 'Which method produces a bigger turning effect on the steering wheel — A or B? What would happen if both forces in B were equal but you moved your hands closer together on the wheel?' Learners then share predictions with a partner (Think-Pair-Share, 2 min). Teacher cold-calls 4 pairs: 'Pair near the window — what did you predict and WHY?' [WAIT 12 seconds after posing question before cold-calling.] Teacher scribes 3–4 contrasting predictions on the board without affirming or correcting — labelling them Prediction 1, 2, 3. Teacher connects to phenomenon: 'Remember our Kericho farmer — she uses BOTH hands on the jembe handle. Today we investigate what happens when two forces act together to make something spin.'</w:t>
-            </w:r>
-          </w:p>
-        </w:tc>
-        <w:tc>
-          <w:tcPr>
-            <w:tcW w:type="dxa" w:w="3040"/>
-            <w:shd w:fill="F2F2F2" w:color="auto" w:val="clear"/>
-            <w:tcMar>
-              <w:top w:type="dxa" w:w="60"/>
-              <w:left w:type="dxa" w:w="120"/>
-              <w:bottom w:type="dxa" w:w="60"/>
-              <w:right w:type="dxa" w:w="120"/>
-            </w:tcMar>
-            <w:vAlign w:val="top"/>
-          </w:tcPr>
-          <w:p>
-            <w:pPr>
-              <w:spacing w:after="40" w:before="0"/>
-              <w:jc w:val="left"/>
-            </w:pPr>
-            <w:r>
-              <w:rPr>
-                <w:rFonts w:ascii="Arial" w:cs="Arial" w:eastAsia="Arial" w:hAnsi="Arial"/>
-                <w:b w:val="false"/>
-                <w:bCs w:val="false"/>
-                <w:i w:val="false"/>
-                <w:iCs w:val="false"/>
-                <w:color w:val="000000"/>
-                <w:sz w:val="18"/>
-                <w:szCs w:val="18"/>
-              </w:rPr>
-              <w:t xml:space="preserve">1. Display image/sketch of steering wheel scenarios A and B. 2. Say: 'Write your prediction silently — no talking for 2 minutes. I want YOUR thinking first.' 3. After 2 min: 'Turn to your partner — 90 seconds to compare.' 4. Cold-call exactly 4 pairs using a random name stick. Pose: 'Tell me your prediction AND your reason — one sentence each.' [WAIT 12 sec after naming the pair before they must answer.] 5. Scribe predictions verbatim on the board under 'Our Predictions'. 6. Do NOT resolve predictions yet — say: 'We will return to these at the end and see which prediction the evidence supports.' 7. Bridge to phenomenon: 'Our Kericho farmer grips the jembe with both hands. Both hands exert force. Today we find out what two opposite forces do to a turning effect.'</w:t>
-            </w:r>
-          </w:p>
-        </w:tc>
-        <w:tc>
-          <w:tcPr>
-            <w:tcW w:type="dxa" w:w="3040"/>
-            <w:shd w:fill="FFFFFF" w:color="auto" w:val="clear"/>
-            <w:tcMar>
-              <w:top w:type="dxa" w:w="60"/>
-              <w:left w:type="dxa" w:w="120"/>
-              <w:bottom w:type="dxa" w:w="60"/>
-              <w:right w:type="dxa" w:w="120"/>
-            </w:tcMar>
-            <w:vAlign w:val="top"/>
-          </w:tcPr>
-          <w:p>
-            <w:pPr>
-              <w:spacing w:after="40" w:before="0"/>
-              <w:jc w:val="left"/>
-            </w:pPr>
-            <w:r>
-              <w:rPr>
-                <w:rFonts w:ascii="Arial" w:cs="Arial" w:eastAsia="Arial" w:hAnsi="Arial"/>
-                <w:b w:val="false"/>
-                <w:bCs w:val="false"/>
-                <w:i w:val="false"/>
-                <w:iCs w:val="false"/>
-                <w:color w:val="000000"/>
-                <w:sz w:val="18"/>
-                <w:szCs w:val="18"/>
-              </w:rPr>
-              <w:t xml:space="preserve">Think-Pair-Share with public prediction scribing. This strategy externalises prior conceptions so learners have a concrete claim to test against evidence, creating cognitive dissonance when results differ — the engine of conceptual change.</w:t>
-            </w:r>
-          </w:p>
-        </w:tc>
-        <w:tc>
-          <w:tcPr>
-            <w:tcW w:type="dxa" w:w="3040"/>
-            <w:shd w:fill="F2F2F2" w:color="auto" w:val="clear"/>
-            <w:tcMar>
-              <w:top w:type="dxa" w:w="60"/>
-              <w:left w:type="dxa" w:w="120"/>
-              <w:bottom w:type="dxa" w:w="60"/>
-              <w:right w:type="dxa" w:w="120"/>
-            </w:tcMar>
-            <w:vAlign w:val="top"/>
-          </w:tcPr>
-          <w:p>
-            <w:pPr>
-              <w:spacing w:after="40" w:before="0"/>
-              <w:jc w:val="left"/>
-            </w:pPr>
-            <w:r>
-              <w:rPr>
-                <w:rFonts w:ascii="Arial" w:cs="Arial" w:eastAsia="Arial" w:hAnsi="Arial"/>
-                <w:b w:val="false"/>
-                <w:bCs w:val="false"/>
-                <w:i w:val="false"/>
-                <w:iCs w:val="false"/>
-                <w:color w:val="000000"/>
-                <w:sz w:val="18"/>
-                <w:szCs w:val="18"/>
-              </w:rPr>
-              <w:t xml:space="preserve">Teacher scans written predictions during pair-share. Observable indicator: Can the learner give a reason (even if incorrect) for their prediction, referencing force and/or distance? Red flag: learners who write 'I don't know' — teacher makes a note to pair these learners with strong explainers during the investigation.</w:t>
-            </w:r>
-          </w:p>
-        </w:tc>
-      </w:tr>
-      <w:tr>
-        <w:tc>
-          <w:tcPr>
-            <w:tcW w:type="dxa" w:w="1520"/>
-            <w:shd w:fill="D9EEF1" w:color="auto" w:val="clear"/>
-            <w:tcMar>
-              <w:top w:type="dxa" w:w="60"/>
-              <w:left w:type="dxa" w:w="120"/>
-              <w:bottom w:type="dxa" w:w="60"/>
-              <w:right w:type="dxa" w:w="120"/>
-            </w:tcMar>
-            <w:vAlign w:val="top"/>
-          </w:tcPr>
-          <w:p>
-            <w:pPr>
-              <w:spacing w:after="40" w:before="0"/>
-              <w:jc w:val="left"/>
-            </w:pPr>
-            <w:r>
-              <w:rPr>
-                <w:rFonts w:ascii="Arial" w:cs="Arial" w:eastAsia="Arial" w:hAnsi="Arial"/>
-                <w:b/>
-                <w:bCs/>
-                <w:i w:val="false"/>
-                <w:iCs w:val="false"/>
-                <w:color w:val="000000"/>
-                <w:sz w:val="18"/>
-                <w:szCs w:val="18"/>
-              </w:rPr>
-              <w:t xml:space="preserve">Observe Phase</w:t>
-            </w:r>
-          </w:p>
-          <w:p>
-            <w:pPr>
-              <w:spacing w:after="20" w:before="0"/>
-            </w:pPr>
-            <w:r>
-              <w:rPr>
-                <w:rFonts w:ascii="Arial" w:cs="Arial" w:eastAsia="Arial" w:hAnsi="Arial"/>
-                <w:b/>
-                <w:bCs/>
-                <w:color w:val="1F3864"/>
-                <w:sz w:val="16"/>
-                <w:szCs w:val="16"/>
-              </w:rPr>
-              <w:t xml:space="preserve">📹 VIDEO:</w:t>
-            </w:r>
-          </w:p>
-          <w:p>
-            <w:pPr>
-              <w:spacing w:after="20" w:before="0"/>
-            </w:pPr>
-            <w:hyperlink w:history="1" r:id="rIddy_odb1zuz996o6gob9vs">
-              <w:r>
-                <w:rPr>
-                  <w:rFonts w:ascii="Arial" w:cs="Arial" w:eastAsia="Arial" w:hAnsi="Arial"/>
-                  <w:color w:val="2E75B6"/>
-                  <w:sz w:val="16"/>
-                  <w:szCs w:val="16"/>
-                  <w:u w:val="single" w:color="2E75B6"/>
-                </w:rPr>
-                <w:t xml:space="preserve">Video: Balancing Act</w:t>
-              </w:r>
-            </w:hyperlink>
-          </w:p>
-          <w:p>
-            <w:pPr>
-              <w:spacing w:after="10" w:before="0"/>
-              <w:ind w:left="120"/>
-            </w:pPr>
-            <w:r>
-              <w:rPr>
-                <w:rFonts w:ascii="Arial" w:cs="Arial" w:eastAsia="Arial" w:hAnsi="Arial"/>
-                <w:color w:val="595959"/>
-                <w:sz w:val="14"/>
-                <w:szCs w:val="14"/>
-              </w:rPr>
-              <w:t xml:space="preserve">Source: PhET Interactive Simulations (English)</w:t>
-            </w:r>
-          </w:p>
-          <w:p>
-            <w:pPr>
-              <w:spacing w:after="10" w:before="0"/>
-              <w:ind w:left="120"/>
-            </w:pPr>
-            <w:hyperlink w:history="1" r:id="rId3t0gyzdsrh5ulxptz4oq1">
+            <w:hyperlink w:history="1" r:id="rIdghajlit01izvdczpemqon">
               <w:r>
                 <w:rPr>
                   <w:rFonts w:ascii="Arial" w:cs="Arial" w:eastAsia="Arial" w:hAnsi="Arial"/>
@@ -12000,14 +11989,241 @@
                 <w:sz w:val="16"/>
                 <w:szCs w:val="16"/>
               </w:rPr>
-              <w:t xml:space="preserve">📖 HTML:</w:t>
+              <w:t xml:space="preserve">📖 READING:</w:t>
             </w:r>
           </w:p>
           <w:p>
             <w:pPr>
               <w:spacing w:after="20" w:before="0"/>
             </w:pPr>
-            <w:hyperlink w:history="1" r:id="rId5jctflf5doyksnpccql0e">
+            <w:r>
+              <w:rPr>
+                <w:rFonts w:ascii="Arial" w:cs="Arial" w:eastAsia="Arial" w:hAnsi="Arial"/>
+                <w:i/>
+                <w:iCs/>
+                <w:color w:val="595959"/>
+                <w:sz w:val="16"/>
+                <w:szCs w:val="16"/>
+              </w:rPr>
+              <w:t xml:space="preserve">No closely matching reading in the ARES library for this activity.</w:t>
+            </w:r>
+          </w:p>
+          <w:p>
+            <w:pPr>
+              <w:spacing w:after="10" w:before="0"/>
+              <w:ind w:left="120"/>
+            </w:pPr>
+            <w:hyperlink w:history="1" r:id="rIdfd2veavw4vsdrsovgi0wr">
+              <w:r>
+                <w:rPr>
+                  <w:rFonts w:ascii="Arial" w:cs="Arial" w:eastAsia="Arial" w:hAnsi="Arial"/>
+                  <w:color w:val="595959"/>
+                  <w:sz w:val="14"/>
+                  <w:szCs w:val="14"/>
+                  <w:u w:val="single" w:color="595959"/>
+                </w:rPr>
+                <w:t xml:space="preserve">🔍 Search ARES for readings</w:t>
+              </w:r>
+            </w:hyperlink>
+          </w:p>
+          <w:p>
+            <w:pPr>
+              <w:spacing w:after="10" w:before="0"/>
+              <w:ind w:left="120"/>
+            </w:pPr>
+            <w:r>
+              <w:rPr>
+                <w:rFonts w:ascii="Arial" w:cs="Arial" w:eastAsia="Arial" w:hAnsi="Arial"/>
+                <w:color w:val="595959"/>
+                <w:sz w:val="14"/>
+                <w:szCs w:val="14"/>
+              </w:rPr>
+              <w:t xml:space="preserve">Search terms: turning effect force couple</w:t>
+            </w:r>
+          </w:p>
+        </w:tc>
+        <w:tc>
+          <w:tcPr>
+            <w:tcW w:type="dxa" w:w="3040"/>
+            <w:shd w:fill="FFFFFF" w:color="auto" w:val="clear"/>
+            <w:tcMar>
+              <w:top w:type="dxa" w:w="60"/>
+              <w:left w:type="dxa" w:w="120"/>
+              <w:bottom w:type="dxa" w:w="60"/>
+              <w:right w:type="dxa" w:w="120"/>
+            </w:tcMar>
+            <w:vAlign w:val="top"/>
+          </w:tcPr>
+          <w:p>
+            <w:pPr>
+              <w:spacing w:after="40" w:before="0"/>
+              <w:jc w:val="left"/>
+            </w:pPr>
+            <w:r>
+              <w:rPr>
+                <w:rFonts w:ascii="Arial" w:cs="Arial" w:eastAsia="Arial" w:hAnsi="Arial"/>
+                <w:b w:val="false"/>
+                <w:bCs w:val="false"/>
+                <w:i w:val="false"/>
+                <w:iCs w:val="false"/>
+                <w:color w:val="000000"/>
+                <w:sz w:val="18"/>
+                <w:szCs w:val="18"/>
+              </w:rPr>
+              <w:t xml:space="preserve">PART A — Teacher Demonstration (12–22 min): Teacher sets up a metre rule suspended horizontally at its 50 cm mark from a clamp stand (pivot at centre). Two spring balances are attached — one at the 20 cm mark pulling downward, one at the 80 cm mark pulling upward (or vice versa), both with equal force readings (e.g., 2 N each). Teacher asks: 'Both forces are equal. Net force up/down = zero. Will the rule move?' [Pause 10 sec, take 3 quick hand-votes: yes/no/unsure.] Teacher then applies the forces — the rule ROTATES. Learners record the observation: 'The beam rotated even though the net translational force was zero.' Teacher labels this on the board: 'A COUPLE — two equal, parallel, opposite forces with different lines of action.' Teacher then demonstrates: same 2 N forces but moves them CLOSER together (e.g., 30 cm and 70 cm) — the rotation is less vigorous. Learners record this qualitative observation. PART B — Group Investigation (22–45 min): Groups of 4 receive: 1 metre rule, 1 clamp stand, 2 spring balances (or newton meters), string, and a data recording sheet. Each group investigates ONE of two relationships (half the class each): GROUP TYPE X — Keep force F constant (2 N each balance), vary perpendicular distance d between the two forces (use positions: 10&amp;90, 20&amp;80, 30&amp;70, 40&amp;60 cm from pivot). Measure and record the turning effect (calculated as F × d). GROUP TYPE Y — Keep distance d constant (e.g., always 40 cm between force positions), vary force F (1 N, 2 N, 3 N on each balance simultaneously). Measure and record turning effect. Both group types complete a results table: | Trial | F (N) | d (m) | Moment of Couple = F × d (N·m) | Observations |. Groups plot a quick sketch graph of Moment of Couple vs. their variable.</w:t>
+            </w:r>
+          </w:p>
+        </w:tc>
+        <w:tc>
+          <w:tcPr>
+            <w:tcW w:type="dxa" w:w="3040"/>
+            <w:shd w:fill="F2F2F2" w:color="auto" w:val="clear"/>
+            <w:tcMar>
+              <w:top w:type="dxa" w:w="60"/>
+              <w:left w:type="dxa" w:w="120"/>
+              <w:bottom w:type="dxa" w:w="60"/>
+              <w:right w:type="dxa" w:w="120"/>
+            </w:tcMar>
+            <w:vAlign w:val="top"/>
+          </w:tcPr>
+          <w:p>
+            <w:pPr>
+              <w:spacing w:after="40" w:before="0"/>
+              <w:jc w:val="left"/>
+            </w:pPr>
+            <w:r>
+              <w:rPr>
+                <w:rFonts w:ascii="Arial" w:cs="Arial" w:eastAsia="Arial" w:hAnsi="Arial"/>
+                <w:b w:val="false"/>
+                <w:bCs w:val="false"/>
+                <w:i w:val="false"/>
+                <w:iCs w:val="false"/>
+                <w:color w:val="000000"/>
+                <w:sz w:val="18"/>
+                <w:szCs w:val="18"/>
+              </w:rPr>
+              <w:t xml:space="preserve">PART A: 1. Before demonstrating, say: 'I need three volunteers to read the spring balance values aloud as I apply the forces — Achieng, Mwangi, and Fatuma, please come forward.' 2. Apply forces slowly — pause and ask the class: 'What do you SEE happening?' [WAIT 10 sec.] Cold-call 2 learners at the back. 3. Record class observation on board in learner language, then restate in scientific language. 4. Demonstrate the closer-hands version and ask: 'What changed? What stayed the same?' [WAIT 12 sec, cold-call 3 learners.] 5. Say: 'This pair of forces has a special name — a COUPLE. Write the definition in your notebook as I write it on the board.' PART B: 1. Distribute materials and say: 'Your group has 18 minutes. Read the instructions on your sheet first — all 4 steps — before touching any equipment. I will time 1 minute of reading.' 2. Circulate: stop at each group at least once. Ask a probing question: 'How did you make sure both spring balances read the same force? What would happen if one was larger than the other — would it still be a couple?' [WAIT 10 sec for response.] 3. At 35 min mark, give a 2-minute warning: 'Finish your last trial and start calculating F × d for each row.' 4. At 40 min, call groups to share ONE finding: 'Group X near the door — read me your largest and smallest F × d value and tell me what changed between them.' [WAIT 10 sec.] Cold-call 2 Group X and 2 Group Y reporters.</w:t>
+            </w:r>
+          </w:p>
+        </w:tc>
+        <w:tc>
+          <w:tcPr>
+            <w:tcW w:type="dxa" w:w="3040"/>
+            <w:shd w:fill="FFFFFF" w:color="auto" w:val="clear"/>
+            <w:tcMar>
+              <w:top w:type="dxa" w:w="60"/>
+              <w:left w:type="dxa" w:w="120"/>
+              <w:bottom w:type="dxa" w:w="60"/>
+              <w:right w:type="dxa" w:w="120"/>
+            </w:tcMar>
+            <w:vAlign w:val="top"/>
+          </w:tcPr>
+          <w:p>
+            <w:pPr>
+              <w:spacing w:after="40" w:before="0"/>
+              <w:jc w:val="left"/>
+            </w:pPr>
+            <w:r>
+              <w:rPr>
+                <w:rFonts w:ascii="Arial" w:cs="Arial" w:eastAsia="Arial" w:hAnsi="Arial"/>
+                <w:b w:val="false"/>
+                <w:bCs w:val="false"/>
+                <w:i w:val="false"/>
+                <w:iCs w:val="false"/>
+                <w:color w:val="000000"/>
+                <w:sz w:val="18"/>
+                <w:szCs w:val="18"/>
+              </w:rPr>
+              <w:t xml:space="preserve">Structured Inquiry with Contrastive Cases. By having half the class vary F and half vary d, learners generate complementary data sets. When groups share in the next phase, the two data sets combine to reveal the multiplicative relationship Moment = F × d — no single group had to do everything, but together they constructed the full picture. This mirrors how scientific communities share evidence.</w:t>
+            </w:r>
+          </w:p>
+        </w:tc>
+        <w:tc>
+          <w:tcPr>
+            <w:tcW w:type="dxa" w:w="3040"/>
+            <w:shd w:fill="F2F2F2" w:color="auto" w:val="clear"/>
+            <w:tcMar>
+              <w:top w:type="dxa" w:w="60"/>
+              <w:left w:type="dxa" w:w="120"/>
+              <w:bottom w:type="dxa" w:w="60"/>
+              <w:right w:type="dxa" w:w="120"/>
+            </w:tcMar>
+            <w:vAlign w:val="top"/>
+          </w:tcPr>
+          <w:p>
+            <w:pPr>
+              <w:spacing w:after="40" w:before="0"/>
+              <w:jc w:val="left"/>
+            </w:pPr>
+            <w:r>
+              <w:rPr>
+                <w:rFonts w:ascii="Arial" w:cs="Arial" w:eastAsia="Arial" w:hAnsi="Arial"/>
+                <w:b w:val="false"/>
+                <w:bCs w:val="false"/>
+                <w:i w:val="false"/>
+                <w:iCs w:val="false"/>
+                <w:color w:val="000000"/>
+                <w:sz w:val="18"/>
+                <w:szCs w:val="18"/>
+              </w:rPr>
+              <w:t xml:space="preserve">Teacher checks results tables during circulation. Observable indicators: (1) F × d values are consistent within each row (correct multiplication); (2) learners correctly identify which variable they are changing and which they are controlling; (3) sketch graphs show a linear trend. Red flag: groups where F × d values are inconsistent — teacher asks: 'Did both balances read the same force? Let us check your zeroing.'</w:t>
+            </w:r>
+          </w:p>
+        </w:tc>
+      </w:tr>
+      <w:tr>
+        <w:tc>
+          <w:tcPr>
+            <w:tcW w:type="dxa" w:w="1520"/>
+            <w:shd w:fill="E2EFDA" w:color="auto" w:val="clear"/>
+            <w:tcMar>
+              <w:top w:type="dxa" w:w="60"/>
+              <w:left w:type="dxa" w:w="120"/>
+              <w:bottom w:type="dxa" w:w="60"/>
+              <w:right w:type="dxa" w:w="120"/>
+            </w:tcMar>
+            <w:vAlign w:val="top"/>
+          </w:tcPr>
+          <w:p>
+            <w:pPr>
+              <w:spacing w:after="40" w:before="0"/>
+              <w:jc w:val="left"/>
+            </w:pPr>
+            <w:r>
+              <w:rPr>
+                <w:rFonts w:ascii="Arial" w:cs="Arial" w:eastAsia="Arial" w:hAnsi="Arial"/>
+                <w:b/>
+                <w:bCs/>
+                <w:i w:val="false"/>
+                <w:iCs w:val="false"/>
+                <w:color w:val="000000"/>
+                <w:sz w:val="18"/>
+                <w:szCs w:val="18"/>
+              </w:rPr>
+              <w:t xml:space="preserve">Explain Phase</w:t>
+            </w:r>
+          </w:p>
+          <w:p>
+            <w:pPr>
+              <w:spacing w:after="20" w:before="0"/>
+            </w:pPr>
+            <w:r>
+              <w:rPr>
+                <w:rFonts w:ascii="Arial" w:cs="Arial" w:eastAsia="Arial" w:hAnsi="Arial"/>
+                <w:b/>
+                <w:bCs/>
+                <w:color w:val="1F3864"/>
+                <w:sz w:val="16"/>
+                <w:szCs w:val="16"/>
+              </w:rPr>
+              <w:t xml:space="preserve">📹 VIDEO:</w:t>
+            </w:r>
+          </w:p>
+          <w:p>
+            <w:pPr>
+              <w:spacing w:after="20" w:before="0"/>
+            </w:pPr>
+            <w:hyperlink w:history="1" r:id="rIdsr3esubasovs4_ge_shza">
               <w:r>
                 <w:rPr>
                   <w:rFonts w:ascii="Arial" w:cs="Arial" w:eastAsia="Arial" w:hAnsi="Arial"/>
@@ -12016,7 +12232,7 @@
                   <w:szCs w:val="16"/>
                   <w:u w:val="single" w:color="2E75B6"/>
                 </w:rPr>
-                <w:t xml:space="preserve">Linear, Exponential, and Quadratic Models: Bernoulli Effect (PLIX)</w:t>
+                <w:t xml:space="preserve">Buoyant force example problems -dubbed(KY)</w:t>
               </w:r>
             </w:hyperlink>
           </w:p>
@@ -12032,7 +12248,7 @@
                 <w:sz w:val="14"/>
                 <w:szCs w:val="14"/>
               </w:rPr>
-              <w:t xml:space="preserve">Source: CK-12</w:t>
+              <w:t xml:space="preserve">Source: Khan Academy (Kiswahili)</w:t>
             </w:r>
           </w:p>
           <w:p>
@@ -12040,235 +12256,7 @@
               <w:spacing w:after="10" w:before="0"/>
               <w:ind w:left="120"/>
             </w:pPr>
-            <w:hyperlink w:history="1" r:id="rIdkmfokzpoterpriu3qdzld">
-              <w:r>
-                <w:rPr>
-                  <w:rFonts w:ascii="Arial" w:cs="Arial" w:eastAsia="Arial" w:hAnsi="Arial"/>
-                  <w:color w:val="595959"/>
-                  <w:sz w:val="14"/>
-                  <w:szCs w:val="14"/>
-                  <w:u w:val="single" w:color="595959"/>
-                </w:rPr>
-                <w:t xml:space="preserve">🔍 Search ARES for similar readings</w:t>
-              </w:r>
-            </w:hyperlink>
-          </w:p>
-        </w:tc>
-        <w:tc>
-          <w:tcPr>
-            <w:tcW w:type="dxa" w:w="3040"/>
-            <w:shd w:fill="FFFFFF" w:color="auto" w:val="clear"/>
-            <w:tcMar>
-              <w:top w:type="dxa" w:w="60"/>
-              <w:left w:type="dxa" w:w="120"/>
-              <w:bottom w:type="dxa" w:w="60"/>
-              <w:right w:type="dxa" w:w="120"/>
-            </w:tcMar>
-            <w:vAlign w:val="top"/>
-          </w:tcPr>
-          <w:p>
-            <w:pPr>
-              <w:spacing w:after="40" w:before="0"/>
-              <w:jc w:val="left"/>
-            </w:pPr>
-            <w:r>
-              <w:rPr>
-                <w:rFonts w:ascii="Arial" w:cs="Arial" w:eastAsia="Arial" w:hAnsi="Arial"/>
-                <w:b w:val="false"/>
-                <w:bCs w:val="false"/>
-                <w:i w:val="false"/>
-                <w:iCs w:val="false"/>
-                <w:color w:val="000000"/>
-                <w:sz w:val="18"/>
-                <w:szCs w:val="18"/>
-              </w:rPr>
-              <w:t xml:space="preserve">PART A — Teacher Demonstration (12–22 min): Teacher sets up a metre rule suspended horizontally at its 50 cm mark from a clamp stand (pivot at centre). Two spring balances are attached — one at the 20 cm mark pulling downward, one at the 80 cm mark pulling upward (or vice versa), both with equal force readings (e.g., 2 N each). Teacher asks: 'Both forces are equal. Net force up/down = zero. Will the rule move?' [Pause 10 sec, take 3 quick hand-votes: yes/no/unsure.] Teacher then applies the forces — the rule ROTATES. Learners record the observation: 'The beam rotated even though the net translational force was zero.' Teacher labels this on the board: 'A COUPLE — two equal, parallel, opposite forces with different lines of action.' Teacher then demonstrates: same 2 N forces but moves them CLOSER together (e.g., 30 cm and 70 cm) — the rotation is less vigorous. Learners record this qualitative observation. PART B — Group Investigation (22–45 min): Groups of 4 receive: 1 metre rule, 1 clamp stand, 2 spring balances (or newton meters), string, and a data recording sheet. Each group investigates ONE of two relationships (half the class each): GROUP TYPE X — Keep force F constant (2 N each balance), vary perpendicular distance d between the two forces (use positions: 10&amp;90, 20&amp;80, 30&amp;70, 40&amp;60 cm from pivot). Measure and record the turning effect (calculated as F × d). GROUP TYPE Y — Keep distance d constant (e.g., always 40 cm between force positions), vary force F (1 N, 2 N, 3 N on each balance simultaneously). Measure and record turning effect. Both group types complete a results table: | Trial | F (N) | d (m) | Moment of Couple = F × d (N·m) | Observations |. Groups plot a quick sketch graph of Moment of Couple vs. their variable.</w:t>
-            </w:r>
-          </w:p>
-        </w:tc>
-        <w:tc>
-          <w:tcPr>
-            <w:tcW w:type="dxa" w:w="3040"/>
-            <w:shd w:fill="F2F2F2" w:color="auto" w:val="clear"/>
-            <w:tcMar>
-              <w:top w:type="dxa" w:w="60"/>
-              <w:left w:type="dxa" w:w="120"/>
-              <w:bottom w:type="dxa" w:w="60"/>
-              <w:right w:type="dxa" w:w="120"/>
-            </w:tcMar>
-            <w:vAlign w:val="top"/>
-          </w:tcPr>
-          <w:p>
-            <w:pPr>
-              <w:spacing w:after="40" w:before="0"/>
-              <w:jc w:val="left"/>
-            </w:pPr>
-            <w:r>
-              <w:rPr>
-                <w:rFonts w:ascii="Arial" w:cs="Arial" w:eastAsia="Arial" w:hAnsi="Arial"/>
-                <w:b w:val="false"/>
-                <w:bCs w:val="false"/>
-                <w:i w:val="false"/>
-                <w:iCs w:val="false"/>
-                <w:color w:val="000000"/>
-                <w:sz w:val="18"/>
-                <w:szCs w:val="18"/>
-              </w:rPr>
-              <w:t xml:space="preserve">PART A: 1. Before demonstrating, say: 'I need three volunteers to read the spring balance values aloud as I apply the forces — Achieng, Mwangi, and Fatuma, please come forward.' 2. Apply forces slowly — pause and ask the class: 'What do you SEE happening?' [WAIT 10 sec.] Cold-call 2 learners at the back. 3. Record class observation on board in learner language, then restate in scientific language. 4. Demonstrate the closer-hands version and ask: 'What changed? What stayed the same?' [WAIT 12 sec, cold-call 3 learners.] 5. Say: 'This pair of forces has a special name — a COUPLE. Write the definition in your notebook as I write it on the board.' PART B: 1. Distribute materials and say: 'Your group has 18 minutes. Read the instructions on your sheet first — all 4 steps — before touching any equipment. I will time 1 minute of reading.' 2. Circulate: stop at each group at least once. Ask a probing question: 'How did you make sure both spring balances read the same force? What would happen if one was larger than the other — would it still be a couple?' [WAIT 10 sec for response.] 3. At 35 min mark, give a 2-minute warning: 'Finish your last trial and start calculating F × d for each row.' 4. At 40 min, call groups to share ONE finding: 'Group X near the door — read me your largest and smallest F × d value and tell me what changed between them.' [WAIT 10 sec.] Cold-call 2 Group X and 2 Group Y reporters.</w:t>
-            </w:r>
-          </w:p>
-        </w:tc>
-        <w:tc>
-          <w:tcPr>
-            <w:tcW w:type="dxa" w:w="3040"/>
-            <w:shd w:fill="FFFFFF" w:color="auto" w:val="clear"/>
-            <w:tcMar>
-              <w:top w:type="dxa" w:w="60"/>
-              <w:left w:type="dxa" w:w="120"/>
-              <w:bottom w:type="dxa" w:w="60"/>
-              <w:right w:type="dxa" w:w="120"/>
-            </w:tcMar>
-            <w:vAlign w:val="top"/>
-          </w:tcPr>
-          <w:p>
-            <w:pPr>
-              <w:spacing w:after="40" w:before="0"/>
-              <w:jc w:val="left"/>
-            </w:pPr>
-            <w:r>
-              <w:rPr>
-                <w:rFonts w:ascii="Arial" w:cs="Arial" w:eastAsia="Arial" w:hAnsi="Arial"/>
-                <w:b w:val="false"/>
-                <w:bCs w:val="false"/>
-                <w:i w:val="false"/>
-                <w:iCs w:val="false"/>
-                <w:color w:val="000000"/>
-                <w:sz w:val="18"/>
-                <w:szCs w:val="18"/>
-              </w:rPr>
-              <w:t xml:space="preserve">Structured Inquiry with Contrastive Cases. By having half the class vary F and half vary d, learners generate complementary data sets. When groups share in the next phase, the two data sets combine to reveal the multiplicative relationship Moment = F × d — no single group had to do everything, but together they constructed the full picture. This mirrors how scientific communities share evidence.</w:t>
-            </w:r>
-          </w:p>
-        </w:tc>
-        <w:tc>
-          <w:tcPr>
-            <w:tcW w:type="dxa" w:w="3040"/>
-            <w:shd w:fill="F2F2F2" w:color="auto" w:val="clear"/>
-            <w:tcMar>
-              <w:top w:type="dxa" w:w="60"/>
-              <w:left w:type="dxa" w:w="120"/>
-              <w:bottom w:type="dxa" w:w="60"/>
-              <w:right w:type="dxa" w:w="120"/>
-            </w:tcMar>
-            <w:vAlign w:val="top"/>
-          </w:tcPr>
-          <w:p>
-            <w:pPr>
-              <w:spacing w:after="40" w:before="0"/>
-              <w:jc w:val="left"/>
-            </w:pPr>
-            <w:r>
-              <w:rPr>
-                <w:rFonts w:ascii="Arial" w:cs="Arial" w:eastAsia="Arial" w:hAnsi="Arial"/>
-                <w:b w:val="false"/>
-                <w:bCs w:val="false"/>
-                <w:i w:val="false"/>
-                <w:iCs w:val="false"/>
-                <w:color w:val="000000"/>
-                <w:sz w:val="18"/>
-                <w:szCs w:val="18"/>
-              </w:rPr>
-              <w:t xml:space="preserve">Teacher checks results tables during circulation. Observable indicators: (1) F × d values are consistent within each row (correct multiplication); (2) learners correctly identify which variable they are changing and which they are controlling; (3) sketch graphs show a linear trend. Red flag: groups where F × d values are inconsistent — teacher asks: 'Did both balances read the same force? Let us check your zeroing.'</w:t>
-            </w:r>
-          </w:p>
-        </w:tc>
-      </w:tr>
-      <w:tr>
-        <w:tc>
-          <w:tcPr>
-            <w:tcW w:type="dxa" w:w="1520"/>
-            <w:shd w:fill="E2EFDA" w:color="auto" w:val="clear"/>
-            <w:tcMar>
-              <w:top w:type="dxa" w:w="60"/>
-              <w:left w:type="dxa" w:w="120"/>
-              <w:bottom w:type="dxa" w:w="60"/>
-              <w:right w:type="dxa" w:w="120"/>
-            </w:tcMar>
-            <w:vAlign w:val="top"/>
-          </w:tcPr>
-          <w:p>
-            <w:pPr>
-              <w:spacing w:after="40" w:before="0"/>
-              <w:jc w:val="left"/>
-            </w:pPr>
-            <w:r>
-              <w:rPr>
-                <w:rFonts w:ascii="Arial" w:cs="Arial" w:eastAsia="Arial" w:hAnsi="Arial"/>
-                <w:b/>
-                <w:bCs/>
-                <w:i w:val="false"/>
-                <w:iCs w:val="false"/>
-                <w:color w:val="000000"/>
-                <w:sz w:val="18"/>
-                <w:szCs w:val="18"/>
-              </w:rPr>
-              <w:t xml:space="preserve">Explain Phase</w:t>
-            </w:r>
-          </w:p>
-          <w:p>
-            <w:pPr>
-              <w:spacing w:after="20" w:before="0"/>
-            </w:pPr>
-            <w:r>
-              <w:rPr>
-                <w:rFonts w:ascii="Arial" w:cs="Arial" w:eastAsia="Arial" w:hAnsi="Arial"/>
-                <w:b/>
-                <w:bCs/>
-                <w:color w:val="1F3864"/>
-                <w:sz w:val="16"/>
-                <w:szCs w:val="16"/>
-              </w:rPr>
-              <w:t xml:space="preserve">📹 VIDEO:</w:t>
-            </w:r>
-          </w:p>
-          <w:p>
-            <w:pPr>
-              <w:spacing w:after="20" w:before="0"/>
-            </w:pPr>
-            <w:hyperlink w:history="1" r:id="rIdyk1svttyxnrmxsqt8yqp4">
-              <w:r>
-                <w:rPr>
-                  <w:rFonts w:ascii="Arial" w:cs="Arial" w:eastAsia="Arial" w:hAnsi="Arial"/>
-                  <w:color w:val="2E75B6"/>
-                  <w:sz w:val="16"/>
-                  <w:szCs w:val="16"/>
-                  <w:u w:val="single" w:color="2E75B6"/>
-                </w:rPr>
-                <w:t xml:space="preserve">Video: Balancing Act</w:t>
-              </w:r>
-            </w:hyperlink>
-          </w:p>
-          <w:p>
-            <w:pPr>
-              <w:spacing w:after="10" w:before="0"/>
-              <w:ind w:left="120"/>
-            </w:pPr>
-            <w:r>
-              <w:rPr>
-                <w:rFonts w:ascii="Arial" w:cs="Arial" w:eastAsia="Arial" w:hAnsi="Arial"/>
-                <w:color w:val="595959"/>
-                <w:sz w:val="14"/>
-                <w:szCs w:val="14"/>
-              </w:rPr>
-              <w:t xml:space="preserve">Source: PhET Interactive Simulations (English)</w:t>
-            </w:r>
-          </w:p>
-          <w:p>
-            <w:pPr>
-              <w:spacing w:after="10" w:before="0"/>
-              <w:ind w:left="120"/>
-            </w:pPr>
-            <w:hyperlink w:history="1" r:id="rIdylfvosiblcpq0u9rv7kuv">
+            <w:hyperlink w:history="1" r:id="rIdxv02tmbkmg0nwryzoq8yk">
               <w:r>
                 <w:rPr>
                   <w:rFonts w:ascii="Arial" w:cs="Arial" w:eastAsia="Arial" w:hAnsi="Arial"/>
@@ -12306,14 +12294,241 @@
                 <w:sz w:val="16"/>
                 <w:szCs w:val="16"/>
               </w:rPr>
-              <w:t xml:space="preserve">📖 HTML:</w:t>
+              <w:t xml:space="preserve">📖 READING:</w:t>
             </w:r>
           </w:p>
           <w:p>
             <w:pPr>
               <w:spacing w:after="20" w:before="0"/>
             </w:pPr>
-            <w:hyperlink w:history="1" r:id="rIdzfoeagmaqdss7jjrttdip">
+            <w:r>
+              <w:rPr>
+                <w:rFonts w:ascii="Arial" w:cs="Arial" w:eastAsia="Arial" w:hAnsi="Arial"/>
+                <w:i/>
+                <w:iCs/>
+                <w:color w:val="595959"/>
+                <w:sz w:val="16"/>
+                <w:szCs w:val="16"/>
+              </w:rPr>
+              <w:t xml:space="preserve">No closely matching reading in the ARES library for this activity.</w:t>
+            </w:r>
+          </w:p>
+          <w:p>
+            <w:pPr>
+              <w:spacing w:after="10" w:before="0"/>
+              <w:ind w:left="120"/>
+            </w:pPr>
+            <w:hyperlink w:history="1" r:id="rIdo48ah8voksjc33xxaly-2">
+              <w:r>
+                <w:rPr>
+                  <w:rFonts w:ascii="Arial" w:cs="Arial" w:eastAsia="Arial" w:hAnsi="Arial"/>
+                  <w:color w:val="595959"/>
+                  <w:sz w:val="14"/>
+                  <w:szCs w:val="14"/>
+                  <w:u w:val="single" w:color="595959"/>
+                </w:rPr>
+                <w:t xml:space="preserve">🔍 Search ARES for readings</w:t>
+              </w:r>
+            </w:hyperlink>
+          </w:p>
+          <w:p>
+            <w:pPr>
+              <w:spacing w:after="10" w:before="0"/>
+              <w:ind w:left="120"/>
+            </w:pPr>
+            <w:r>
+              <w:rPr>
+                <w:rFonts w:ascii="Arial" w:cs="Arial" w:eastAsia="Arial" w:hAnsi="Arial"/>
+                <w:color w:val="595959"/>
+                <w:sz w:val="14"/>
+                <w:szCs w:val="14"/>
+              </w:rPr>
+              <w:t xml:space="preserve">Search terms: turning effect force couple</w:t>
+            </w:r>
+          </w:p>
+        </w:tc>
+        <w:tc>
+          <w:tcPr>
+            <w:tcW w:type="dxa" w:w="3040"/>
+            <w:shd w:fill="FFFFFF" w:color="auto" w:val="clear"/>
+            <w:tcMar>
+              <w:top w:type="dxa" w:w="60"/>
+              <w:left w:type="dxa" w:w="120"/>
+              <w:bottom w:type="dxa" w:w="60"/>
+              <w:right w:type="dxa" w:w="120"/>
+            </w:tcMar>
+            <w:vAlign w:val="top"/>
+          </w:tcPr>
+          <w:p>
+            <w:pPr>
+              <w:spacing w:after="40" w:before="0"/>
+              <w:jc w:val="left"/>
+            </w:pPr>
+            <w:r>
+              <w:rPr>
+                <w:rFonts w:ascii="Arial" w:cs="Arial" w:eastAsia="Arial" w:hAnsi="Arial"/>
+                <w:b w:val="false"/>
+                <w:bCs w:val="false"/>
+                <w:i w:val="false"/>
+                <w:iCs w:val="false"/>
+                <w:color w:val="000000"/>
+                <w:sz w:val="18"/>
+                <w:szCs w:val="18"/>
+              </w:rPr>
+              <w:t xml:space="preserve">Groups share their data with the class (2 min each, 4 groups report). Teacher records a class summary table on the board combining Group X and Group Y results. Class discusses: 'What pattern do you see?' Learners identify that Moment of Couple increases when either F increases OR d increases, and the relationship is: Moment of Couple (τ) = F × d. Teacher introduces the formal definition: 'A couple is a pair of equal, parallel, antiparallel forces. The moment of a couple = F × perpendicular distance between the two forces. Unlike a single-force moment, a couple produces PURE ROTATION — the object does not translate (move sideways), it only spins.' Learners work in pairs on two structured problems: Problem 1 — 'Otieno, a plumber in Kisumu, uses a pipe wrench. He applies 15 N with each hand, with his hands 0.24 m apart on the wrench handle. Calculate the moment of the couple he applies.' [Answer: 15 × 0.24 = 3.6 N·m] Problem 2 — 'A matatu driver in Nairobi applies a couple of 4.0 N·m to his steering wheel. If each hand exerts 10 N, how far apart are his hands on the wheel?' [Answer: d = 4.0 ÷ 10 = 0.40 m] Teacher cold-calls two pairs per problem to share answers and reasoning. Teacher then returns to the board predictions from Phase 1: 'Let us check — which prediction was closest to what the evidence showed? Why?' Learners identify the winning prediction and explain WHY it was correct using the new formula.</w:t>
+            </w:r>
+          </w:p>
+        </w:tc>
+        <w:tc>
+          <w:tcPr>
+            <w:tcW w:type="dxa" w:w="3040"/>
+            <w:shd w:fill="F2F2F2" w:color="auto" w:val="clear"/>
+            <w:tcMar>
+              <w:top w:type="dxa" w:w="60"/>
+              <w:left w:type="dxa" w:w="120"/>
+              <w:bottom w:type="dxa" w:w="60"/>
+              <w:right w:type="dxa" w:w="120"/>
+            </w:tcMar>
+            <w:vAlign w:val="top"/>
+          </w:tcPr>
+          <w:p>
+            <w:pPr>
+              <w:spacing w:after="40" w:before="0"/>
+              <w:jc w:val="left"/>
+            </w:pPr>
+            <w:r>
+              <w:rPr>
+                <w:rFonts w:ascii="Arial" w:cs="Arial" w:eastAsia="Arial" w:hAnsi="Arial"/>
+                <w:b w:val="false"/>
+                <w:bCs w:val="false"/>
+                <w:i w:val="false"/>
+                <w:iCs w:val="false"/>
+                <w:color w:val="000000"/>
+                <w:sz w:val="18"/>
+                <w:szCs w:val="18"/>
+              </w:rPr>
+              <w:t xml:space="preserve">1. As groups report data, say: 'I want one person from each group to stand and read ONLY the numbers — your partner will write them on our class table.' Use cold-call for the writer: 'Wanjiru, come write Group Y's data on our board table.' 2. After all data is on the board, pose: 'Look at all four rows. What mathematical relationship do you see between the moment, the force, and the distance?' [WAIT 15 seconds — this is a hard question; do not rush.] Cold-call 3 learners. 3. Affirm the pattern and write: τ = F × d. Say: 'This is the moment of a couple. Say it with me: moment of a couple equals F times d.' 4. For problem-solving pairs: 'You have 4 minutes. Show ALL working. Units matter.' 5. After 4 min, cold-call one pair per problem. Say: 'Walk us through your working, step by step.' If wrong, ask the class: 'Does anyone see a different answer? Raise your hand.' [WAIT 8 sec.] 6. Return to board predictions: 'Prediction 2 said the turning effect would increase when the hands move apart — was Prediction 2 right or wrong? Tell me in one sentence why, using τ = F × d.' Cold-call 2 learners who made Prediction 2.</w:t>
+            </w:r>
+          </w:p>
+        </w:tc>
+        <w:tc>
+          <w:tcPr>
+            <w:tcW w:type="dxa" w:w="3040"/>
+            <w:shd w:fill="FFFFFF" w:color="auto" w:val="clear"/>
+            <w:tcMar>
+              <w:top w:type="dxa" w:w="60"/>
+              <w:left w:type="dxa" w:w="120"/>
+              <w:bottom w:type="dxa" w:w="60"/>
+              <w:right w:type="dxa" w:w="120"/>
+            </w:tcMar>
+            <w:vAlign w:val="top"/>
+          </w:tcPr>
+          <w:p>
+            <w:pPr>
+              <w:spacing w:after="40" w:before="0"/>
+              <w:jc w:val="left"/>
+            </w:pPr>
+            <w:r>
+              <w:rPr>
+                <w:rFonts w:ascii="Arial" w:cs="Arial" w:eastAsia="Arial" w:hAnsi="Arial"/>
+                <w:b w:val="false"/>
+                <w:bCs w:val="false"/>
+                <w:i w:val="false"/>
+                <w:iCs w:val="false"/>
+                <w:color w:val="000000"/>
+                <w:sz w:val="18"/>
+                <w:szCs w:val="18"/>
+              </w:rPr>
+              <w:t xml:space="preserve">Data Aggregation and Pattern Recognition followed by Worked Example Transfer. Combining class data sets makes the mathematical relationship emerge from evidence rather than being handed down. Immediately applying the formula to Kenyan real-life contexts (plumber in Kisumu, matatu driver in Nairobi) anchors the abstract equation in familiar experience, supporting transfer of learning.</w:t>
+            </w:r>
+          </w:p>
+        </w:tc>
+        <w:tc>
+          <w:tcPr>
+            <w:tcW w:type="dxa" w:w="3040"/>
+            <w:shd w:fill="F2F2F2" w:color="auto" w:val="clear"/>
+            <w:tcMar>
+              <w:top w:type="dxa" w:w="60"/>
+              <w:left w:type="dxa" w:w="120"/>
+              <w:bottom w:type="dxa" w:w="60"/>
+              <w:right w:type="dxa" w:w="120"/>
+            </w:tcMar>
+            <w:vAlign w:val="top"/>
+          </w:tcPr>
+          <w:p>
+            <w:pPr>
+              <w:spacing w:after="40" w:before="0"/>
+              <w:jc w:val="left"/>
+            </w:pPr>
+            <w:r>
+              <w:rPr>
+                <w:rFonts w:ascii="Arial" w:cs="Arial" w:eastAsia="Arial" w:hAnsi="Arial"/>
+                <w:b w:val="false"/>
+                <w:bCs w:val="false"/>
+                <w:i w:val="false"/>
+                <w:iCs w:val="false"/>
+                <w:color w:val="000000"/>
+                <w:sz w:val="18"/>
+                <w:szCs w:val="18"/>
+              </w:rPr>
+              <w:t xml:space="preserve">Written problem solutions collected or photographed. Observable indicators: (1) correct formula stated before substitution; (2) correct units (N·m); (3) answer matches worked solution. Exit check: teacher poses an oral 'rapid fire' to 4 randomly chosen learners: 'If I double the distance between the forces in a couple but keep F the same, what happens to the moment?' [WAIT 10 sec per learner.] Expected answer: 'The moment doubles.' Learners who cannot answer are flagged for re-teaching in Lesson 5 warm-up.</w:t>
+            </w:r>
+          </w:p>
+        </w:tc>
+      </w:tr>
+      <w:tr>
+        <w:tc>
+          <w:tcPr>
+            <w:tcW w:type="dxa" w:w="1520"/>
+            <w:shd w:fill="FCE4D6" w:color="auto" w:val="clear"/>
+            <w:tcMar>
+              <w:top w:type="dxa" w:w="60"/>
+              <w:left w:type="dxa" w:w="120"/>
+              <w:bottom w:type="dxa" w:w="60"/>
+              <w:right w:type="dxa" w:w="120"/>
+            </w:tcMar>
+            <w:vAlign w:val="top"/>
+          </w:tcPr>
+          <w:p>
+            <w:pPr>
+              <w:spacing w:after="40" w:before="0"/>
+              <w:jc w:val="left"/>
+            </w:pPr>
+            <w:r>
+              <w:rPr>
+                <w:rFonts w:ascii="Arial" w:cs="Arial" w:eastAsia="Arial" w:hAnsi="Arial"/>
+                <w:b/>
+                <w:bCs/>
+                <w:i w:val="false"/>
+                <w:iCs w:val="false"/>
+                <w:color w:val="000000"/>
+                <w:sz w:val="18"/>
+                <w:szCs w:val="18"/>
+              </w:rPr>
+              <w:t xml:space="preserve">Driving Question Board (DQB) Creation</w:t>
+            </w:r>
+          </w:p>
+          <w:p>
+            <w:pPr>
+              <w:spacing w:after="20" w:before="0"/>
+            </w:pPr>
+            <w:r>
+              <w:rPr>
+                <w:rFonts w:ascii="Arial" w:cs="Arial" w:eastAsia="Arial" w:hAnsi="Arial"/>
+                <w:b/>
+                <w:bCs/>
+                <w:color w:val="1F3864"/>
+                <w:sz w:val="16"/>
+                <w:szCs w:val="16"/>
+              </w:rPr>
+              <w:t xml:space="preserve">📹 VIDEO:</w:t>
+            </w:r>
+          </w:p>
+          <w:p>
+            <w:pPr>
+              <w:spacing w:after="20" w:before="0"/>
+            </w:pPr>
+            <w:hyperlink w:history="1" r:id="rIdid1xi1g0v520yejzj_roc">
               <w:r>
                 <w:rPr>
                   <w:rFonts w:ascii="Arial" w:cs="Arial" w:eastAsia="Arial" w:hAnsi="Arial"/>
@@ -12322,7 +12537,7 @@
                   <w:szCs w:val="16"/>
                   <w:u w:val="single" w:color="2E75B6"/>
                 </w:rPr>
-                <w:t xml:space="preserve">Linear, Exponential, and Quadratic Models: Bernoulli Effect (PLIX)</w:t>
+                <w:t xml:space="preserve">Rotational kinematic formulas</w:t>
               </w:r>
             </w:hyperlink>
           </w:p>
@@ -12338,7 +12553,7 @@
                 <w:sz w:val="14"/>
                 <w:szCs w:val="14"/>
               </w:rPr>
-              <w:t xml:space="preserve">Source: CK-12</w:t>
+              <w:t xml:space="preserve">Source: Khan Academy (English - US curriculum)</w:t>
             </w:r>
           </w:p>
           <w:p>
@@ -12346,235 +12561,7 @@
               <w:spacing w:after="10" w:before="0"/>
               <w:ind w:left="120"/>
             </w:pPr>
-            <w:hyperlink w:history="1" r:id="rIdpypzvhedtshtvifiq1wxk">
-              <w:r>
-                <w:rPr>
-                  <w:rFonts w:ascii="Arial" w:cs="Arial" w:eastAsia="Arial" w:hAnsi="Arial"/>
-                  <w:color w:val="595959"/>
-                  <w:sz w:val="14"/>
-                  <w:szCs w:val="14"/>
-                  <w:u w:val="single" w:color="595959"/>
-                </w:rPr>
-                <w:t xml:space="preserve">🔍 Search ARES for similar readings</w:t>
-              </w:r>
-            </w:hyperlink>
-          </w:p>
-        </w:tc>
-        <w:tc>
-          <w:tcPr>
-            <w:tcW w:type="dxa" w:w="3040"/>
-            <w:shd w:fill="FFFFFF" w:color="auto" w:val="clear"/>
-            <w:tcMar>
-              <w:top w:type="dxa" w:w="60"/>
-              <w:left w:type="dxa" w:w="120"/>
-              <w:bottom w:type="dxa" w:w="60"/>
-              <w:right w:type="dxa" w:w="120"/>
-            </w:tcMar>
-            <w:vAlign w:val="top"/>
-          </w:tcPr>
-          <w:p>
-            <w:pPr>
-              <w:spacing w:after="40" w:before="0"/>
-              <w:jc w:val="left"/>
-            </w:pPr>
-            <w:r>
-              <w:rPr>
-                <w:rFonts w:ascii="Arial" w:cs="Arial" w:eastAsia="Arial" w:hAnsi="Arial"/>
-                <w:b w:val="false"/>
-                <w:bCs w:val="false"/>
-                <w:i w:val="false"/>
-                <w:iCs w:val="false"/>
-                <w:color w:val="000000"/>
-                <w:sz w:val="18"/>
-                <w:szCs w:val="18"/>
-              </w:rPr>
-              <w:t xml:space="preserve">Groups share their data with the class (2 min each, 4 groups report). Teacher records a class summary table on the board combining Group X and Group Y results. Class discusses: 'What pattern do you see?' Learners identify that Moment of Couple increases when either F increases OR d increases, and the relationship is: Moment of Couple (τ) = F × d. Teacher introduces the formal definition: 'A couple is a pair of equal, parallel, antiparallel forces. The moment of a couple = F × perpendicular distance between the two forces. Unlike a single-force moment, a couple produces PURE ROTATION — the object does not translate (move sideways), it only spins.' Learners work in pairs on two structured problems: Problem 1 — 'Otieno, a plumber in Kisumu, uses a pipe wrench. He applies 15 N with each hand, with his hands 0.24 m apart on the wrench handle. Calculate the moment of the couple he applies.' [Answer: 15 × 0.24 = 3.6 N·m] Problem 2 — 'A matatu driver in Nairobi applies a couple of 4.0 N·m to his steering wheel. If each hand exerts 10 N, how far apart are his hands on the wheel?' [Answer: d = 4.0 ÷ 10 = 0.40 m] Teacher cold-calls two pairs per problem to share answers and reasoning. Teacher then returns to the board predictions from Phase 1: 'Let us check — which prediction was closest to what the evidence showed? Why?' Learners identify the winning prediction and explain WHY it was correct using the new formula.</w:t>
-            </w:r>
-          </w:p>
-        </w:tc>
-        <w:tc>
-          <w:tcPr>
-            <w:tcW w:type="dxa" w:w="3040"/>
-            <w:shd w:fill="F2F2F2" w:color="auto" w:val="clear"/>
-            <w:tcMar>
-              <w:top w:type="dxa" w:w="60"/>
-              <w:left w:type="dxa" w:w="120"/>
-              <w:bottom w:type="dxa" w:w="60"/>
-              <w:right w:type="dxa" w:w="120"/>
-            </w:tcMar>
-            <w:vAlign w:val="top"/>
-          </w:tcPr>
-          <w:p>
-            <w:pPr>
-              <w:spacing w:after="40" w:before="0"/>
-              <w:jc w:val="left"/>
-            </w:pPr>
-            <w:r>
-              <w:rPr>
-                <w:rFonts w:ascii="Arial" w:cs="Arial" w:eastAsia="Arial" w:hAnsi="Arial"/>
-                <w:b w:val="false"/>
-                <w:bCs w:val="false"/>
-                <w:i w:val="false"/>
-                <w:iCs w:val="false"/>
-                <w:color w:val="000000"/>
-                <w:sz w:val="18"/>
-                <w:szCs w:val="18"/>
-              </w:rPr>
-              <w:t xml:space="preserve">1. As groups report data, say: 'I want one person from each group to stand and read ONLY the numbers — your partner will write them on our class table.' Use cold-call for the writer: 'Wanjiru, come write Group Y's data on our board table.' 2. After all data is on the board, pose: 'Look at all four rows. What mathematical relationship do you see between the moment, the force, and the distance?' [WAIT 15 seconds — this is a hard question; do not rush.] Cold-call 3 learners. 3. Affirm the pattern and write: τ = F × d. Say: 'This is the moment of a couple. Say it with me: moment of a couple equals F times d.' 4. For problem-solving pairs: 'You have 4 minutes. Show ALL working. Units matter.' 5. After 4 min, cold-call one pair per problem. Say: 'Walk us through your working, step by step.' If wrong, ask the class: 'Does anyone see a different answer? Raise your hand.' [WAIT 8 sec.] 6. Return to board predictions: 'Prediction 2 said the turning effect would increase when the hands move apart — was Prediction 2 right or wrong? Tell me in one sentence why, using τ = F × d.' Cold-call 2 learners who made Prediction 2.</w:t>
-            </w:r>
-          </w:p>
-        </w:tc>
-        <w:tc>
-          <w:tcPr>
-            <w:tcW w:type="dxa" w:w="3040"/>
-            <w:shd w:fill="FFFFFF" w:color="auto" w:val="clear"/>
-            <w:tcMar>
-              <w:top w:type="dxa" w:w="60"/>
-              <w:left w:type="dxa" w:w="120"/>
-              <w:bottom w:type="dxa" w:w="60"/>
-              <w:right w:type="dxa" w:w="120"/>
-            </w:tcMar>
-            <w:vAlign w:val="top"/>
-          </w:tcPr>
-          <w:p>
-            <w:pPr>
-              <w:spacing w:after="40" w:before="0"/>
-              <w:jc w:val="left"/>
-            </w:pPr>
-            <w:r>
-              <w:rPr>
-                <w:rFonts w:ascii="Arial" w:cs="Arial" w:eastAsia="Arial" w:hAnsi="Arial"/>
-                <w:b w:val="false"/>
-                <w:bCs w:val="false"/>
-                <w:i w:val="false"/>
-                <w:iCs w:val="false"/>
-                <w:color w:val="000000"/>
-                <w:sz w:val="18"/>
-                <w:szCs w:val="18"/>
-              </w:rPr>
-              <w:t xml:space="preserve">Data Aggregation and Pattern Recognition followed by Worked Example Transfer. Combining class data sets makes the mathematical relationship emerge from evidence rather than being handed down. Immediately applying the formula to Kenyan real-life contexts (plumber in Kisumu, matatu driver in Nairobi) anchors the abstract equation in familiar experience, supporting transfer of learning.</w:t>
-            </w:r>
-          </w:p>
-        </w:tc>
-        <w:tc>
-          <w:tcPr>
-            <w:tcW w:type="dxa" w:w="3040"/>
-            <w:shd w:fill="F2F2F2" w:color="auto" w:val="clear"/>
-            <w:tcMar>
-              <w:top w:type="dxa" w:w="60"/>
-              <w:left w:type="dxa" w:w="120"/>
-              <w:bottom w:type="dxa" w:w="60"/>
-              <w:right w:type="dxa" w:w="120"/>
-            </w:tcMar>
-            <w:vAlign w:val="top"/>
-          </w:tcPr>
-          <w:p>
-            <w:pPr>
-              <w:spacing w:after="40" w:before="0"/>
-              <w:jc w:val="left"/>
-            </w:pPr>
-            <w:r>
-              <w:rPr>
-                <w:rFonts w:ascii="Arial" w:cs="Arial" w:eastAsia="Arial" w:hAnsi="Arial"/>
-                <w:b w:val="false"/>
-                <w:bCs w:val="false"/>
-                <w:i w:val="false"/>
-                <w:iCs w:val="false"/>
-                <w:color w:val="000000"/>
-                <w:sz w:val="18"/>
-                <w:szCs w:val="18"/>
-              </w:rPr>
-              <w:t xml:space="preserve">Written problem solutions collected or photographed. Observable indicators: (1) correct formula stated before substitution; (2) correct units (N·m); (3) answer matches worked solution. Exit check: teacher poses an oral 'rapid fire' to 4 randomly chosen learners: 'If I double the distance between the forces in a couple but keep F the same, what happens to the moment?' [WAIT 10 sec per learner.] Expected answer: 'The moment doubles.' Learners who cannot answer are flagged for re-teaching in Lesson 5 warm-up.</w:t>
-            </w:r>
-          </w:p>
-        </w:tc>
-      </w:tr>
-      <w:tr>
-        <w:tc>
-          <w:tcPr>
-            <w:tcW w:type="dxa" w:w="1520"/>
-            <w:shd w:fill="FCE4D6" w:color="auto" w:val="clear"/>
-            <w:tcMar>
-              <w:top w:type="dxa" w:w="60"/>
-              <w:left w:type="dxa" w:w="120"/>
-              <w:bottom w:type="dxa" w:w="60"/>
-              <w:right w:type="dxa" w:w="120"/>
-            </w:tcMar>
-            <w:vAlign w:val="top"/>
-          </w:tcPr>
-          <w:p>
-            <w:pPr>
-              <w:spacing w:after="40" w:before="0"/>
-              <w:jc w:val="left"/>
-            </w:pPr>
-            <w:r>
-              <w:rPr>
-                <w:rFonts w:ascii="Arial" w:cs="Arial" w:eastAsia="Arial" w:hAnsi="Arial"/>
-                <w:b/>
-                <w:bCs/>
-                <w:i w:val="false"/>
-                <w:iCs w:val="false"/>
-                <w:color w:val="000000"/>
-                <w:sz w:val="18"/>
-                <w:szCs w:val="18"/>
-              </w:rPr>
-              <w:t xml:space="preserve">Driving Question Board (DQB) Creation</w:t>
-            </w:r>
-          </w:p>
-          <w:p>
-            <w:pPr>
-              <w:spacing w:after="20" w:before="0"/>
-            </w:pPr>
-            <w:r>
-              <w:rPr>
-                <w:rFonts w:ascii="Arial" w:cs="Arial" w:eastAsia="Arial" w:hAnsi="Arial"/>
-                <w:b/>
-                <w:bCs/>
-                <w:color w:val="1F3864"/>
-                <w:sz w:val="16"/>
-                <w:szCs w:val="16"/>
-              </w:rPr>
-              <w:t xml:space="preserve">📹 VIDEO:</w:t>
-            </w:r>
-          </w:p>
-          <w:p>
-            <w:pPr>
-              <w:spacing w:after="20" w:before="0"/>
-            </w:pPr>
-            <w:hyperlink w:history="1" r:id="rIdmuipwgjhmqxllz8-8gzat">
-              <w:r>
-                <w:rPr>
-                  <w:rFonts w:ascii="Arial" w:cs="Arial" w:eastAsia="Arial" w:hAnsi="Arial"/>
-                  <w:color w:val="2E75B6"/>
-                  <w:sz w:val="16"/>
-                  <w:szCs w:val="16"/>
-                  <w:u w:val="single" w:color="2E75B6"/>
-                </w:rPr>
-                <w:t xml:space="preserve">Video: Balancing Act</w:t>
-              </w:r>
-            </w:hyperlink>
-          </w:p>
-          <w:p>
-            <w:pPr>
-              <w:spacing w:after="10" w:before="0"/>
-              <w:ind w:left="120"/>
-            </w:pPr>
-            <w:r>
-              <w:rPr>
-                <w:rFonts w:ascii="Arial" w:cs="Arial" w:eastAsia="Arial" w:hAnsi="Arial"/>
-                <w:color w:val="595959"/>
-                <w:sz w:val="14"/>
-                <w:szCs w:val="14"/>
-              </w:rPr>
-              <w:t xml:space="preserve">Source: PhET Interactive Simulations (English)</w:t>
-            </w:r>
-          </w:p>
-          <w:p>
-            <w:pPr>
-              <w:spacing w:after="10" w:before="0"/>
-              <w:ind w:left="120"/>
-            </w:pPr>
-            <w:hyperlink w:history="1" r:id="rId8wbmprwmqjrqrtrvxx0dv">
+            <w:hyperlink w:history="1" r:id="rIdhzuhl97kden1sxbvm8hld">
               <w:r>
                 <w:rPr>
                   <w:rFonts w:ascii="Arial" w:cs="Arial" w:eastAsia="Arial" w:hAnsi="Arial"/>
@@ -12612,14 +12599,241 @@
                 <w:sz w:val="16"/>
                 <w:szCs w:val="16"/>
               </w:rPr>
-              <w:t xml:space="preserve">📖 HTML:</w:t>
+              <w:t xml:space="preserve">📖 READING:</w:t>
             </w:r>
           </w:p>
           <w:p>
             <w:pPr>
               <w:spacing w:after="20" w:before="0"/>
             </w:pPr>
-            <w:hyperlink w:history="1" r:id="rId21sojb2a77jpzuxd5apng">
+            <w:r>
+              <w:rPr>
+                <w:rFonts w:ascii="Arial" w:cs="Arial" w:eastAsia="Arial" w:hAnsi="Arial"/>
+                <w:i/>
+                <w:iCs/>
+                <w:color w:val="595959"/>
+                <w:sz w:val="16"/>
+                <w:szCs w:val="16"/>
+              </w:rPr>
+              <w:t xml:space="preserve">No closely matching reading in the ARES library for this activity.</w:t>
+            </w:r>
+          </w:p>
+          <w:p>
+            <w:pPr>
+              <w:spacing w:after="10" w:before="0"/>
+              <w:ind w:left="120"/>
+            </w:pPr>
+            <w:hyperlink w:history="1" r:id="rIdbar1mzwpe5ivjf4blvsgm">
+              <w:r>
+                <w:rPr>
+                  <w:rFonts w:ascii="Arial" w:cs="Arial" w:eastAsia="Arial" w:hAnsi="Arial"/>
+                  <w:color w:val="595959"/>
+                  <w:sz w:val="14"/>
+                  <w:szCs w:val="14"/>
+                  <w:u w:val="single" w:color="595959"/>
+                </w:rPr>
+                <w:t xml:space="preserve">🔍 Search ARES for readings</w:t>
+              </w:r>
+            </w:hyperlink>
+          </w:p>
+          <w:p>
+            <w:pPr>
+              <w:spacing w:after="10" w:before="0"/>
+              <w:ind w:left="120"/>
+            </w:pPr>
+            <w:r>
+              <w:rPr>
+                <w:rFonts w:ascii="Arial" w:cs="Arial" w:eastAsia="Arial" w:hAnsi="Arial"/>
+                <w:color w:val="595959"/>
+                <w:sz w:val="14"/>
+                <w:szCs w:val="14"/>
+              </w:rPr>
+              <w:t xml:space="preserve">Search terms: turning effect force couple</w:t>
+            </w:r>
+          </w:p>
+        </w:tc>
+        <w:tc>
+          <w:tcPr>
+            <w:tcW w:type="dxa" w:w="3040"/>
+            <w:shd w:fill="FFFFFF" w:color="auto" w:val="clear"/>
+            <w:tcMar>
+              <w:top w:type="dxa" w:w="60"/>
+              <w:left w:type="dxa" w:w="120"/>
+              <w:bottom w:type="dxa" w:w="60"/>
+              <w:right w:type="dxa" w:w="120"/>
+            </w:tcMar>
+            <w:vAlign w:val="top"/>
+          </w:tcPr>
+          <w:p>
+            <w:pPr>
+              <w:spacing w:after="40" w:before="0"/>
+              <w:jc w:val="left"/>
+            </w:pPr>
+            <w:r>
+              <w:rPr>
+                <w:rFonts w:ascii="Arial" w:cs="Arial" w:eastAsia="Arial" w:hAnsi="Arial"/>
+                <w:b w:val="false"/>
+                <w:bCs w:val="false"/>
+                <w:i w:val="false"/>
+                <w:iCs w:val="false"/>
+                <w:color w:val="000000"/>
+                <w:sz w:val="18"/>
+                <w:szCs w:val="18"/>
+              </w:rPr>
+              <w:t xml:space="preserve">Each learner receives one sticky note (or tears a small piece of paper). They write ONE of the following, based on what they now understand better: (a) a NEW question that today's lesson raised for them, (b) a connection between today's couple concept and the jembe phenomenon, or (c) a real Kenyan example of a couple they identified. Learners post their notes on the class DQB in three columns: 'We now understand…', 'We are still wondering…', 'New connections to the Jembe Puzzle'. Teacher reads 4–5 notes aloud and facilitates a 3-minute whole-class discussion: 'Kibii wrote: if a couple produces ZERO net force, why does the jembe blade still go INTO the ground — is that a couple or not?' Class discusses briefly (teacher does not resolve — flags it for Lesson 5). Teacher draws a bold arrow on the DQB from the Lesson 3 card ('Principle of Moments: one force') to the new Lesson 4 card ('Moment of a Couple: two anti-parallel forces') — showing the storyline is building.</w:t>
+            </w:r>
+          </w:p>
+        </w:tc>
+        <w:tc>
+          <w:tcPr>
+            <w:tcW w:type="dxa" w:w="3040"/>
+            <w:shd w:fill="F2F2F2" w:color="auto" w:val="clear"/>
+            <w:tcMar>
+              <w:top w:type="dxa" w:w="60"/>
+              <w:left w:type="dxa" w:w="120"/>
+              <w:bottom w:type="dxa" w:w="60"/>
+              <w:right w:type="dxa" w:w="120"/>
+            </w:tcMar>
+            <w:vAlign w:val="top"/>
+          </w:tcPr>
+          <w:p>
+            <w:pPr>
+              <w:spacing w:after="40" w:before="0"/>
+              <w:jc w:val="left"/>
+            </w:pPr>
+            <w:r>
+              <w:rPr>
+                <w:rFonts w:ascii="Arial" w:cs="Arial" w:eastAsia="Arial" w:hAnsi="Arial"/>
+                <w:b w:val="false"/>
+                <w:bCs w:val="false"/>
+                <w:i w:val="false"/>
+                <w:iCs w:val="false"/>
+                <w:color w:val="000000"/>
+                <w:sz w:val="18"/>
+                <w:szCs w:val="18"/>
+              </w:rPr>
+              <w:t xml:space="preserve">1. Distribute sticky notes. Say: 'Two minutes — write one thing: a new question, a connection to the jembe, or a real Kenyan example of a couple. This is YOUR thinking — no wrong answers.' 2. As learners post notes, group them loosely into the three columns. 3. Read 4–5 notes aloud: 'Amina wrote this connection — listen.' After reading, ask: 'Does anyone want to respond to Amina's idea?' [WAIT 10 sec.] 4. If learners post a note questioning whether the jembe involves a couple, say: 'Excellent — that is exactly the question Lesson 5 will investigate. I am leaving that question right here on the board.' [Physically circle it.] 5. Draw the story-line arrow and say: 'Each lesson, our model of why the jembe handle matters gets more complete. Today we added couples. What do you think is still missing from our full explanation?'</w:t>
+            </w:r>
+          </w:p>
+        </w:tc>
+        <w:tc>
+          <w:tcPr>
+            <w:tcW w:type="dxa" w:w="3040"/>
+            <w:shd w:fill="FFFFFF" w:color="auto" w:val="clear"/>
+            <w:tcMar>
+              <w:top w:type="dxa" w:w="60"/>
+              <w:left w:type="dxa" w:w="120"/>
+              <w:bottom w:type="dxa" w:w="60"/>
+              <w:right w:type="dxa" w:w="120"/>
+            </w:tcMar>
+            <w:vAlign w:val="top"/>
+          </w:tcPr>
+          <w:p>
+            <w:pPr>
+              <w:spacing w:after="40" w:before="0"/>
+              <w:jc w:val="left"/>
+            </w:pPr>
+            <w:r>
+              <w:rPr>
+                <w:rFonts w:ascii="Arial" w:cs="Arial" w:eastAsia="Arial" w:hAnsi="Arial"/>
+                <w:b w:val="false"/>
+                <w:bCs w:val="false"/>
+                <w:i w:val="false"/>
+                <w:iCs w:val="false"/>
+                <w:color w:val="000000"/>
+                <w:sz w:val="18"/>
+                <w:szCs w:val="18"/>
+              </w:rPr>
+              <w:t xml:space="preserve">Public Knowledge Display with Storyline Mapping. The DQB makes learners' evolving understanding visible to the whole class and to themselves. The teacher's explicit arrow-drawing demonstrates epistemic progression — showing that science builds cumulatively — and models metacognition about the learning journey.</w:t>
+            </w:r>
+          </w:p>
+        </w:tc>
+        <w:tc>
+          <w:tcPr>
+            <w:tcW w:type="dxa" w:w="3040"/>
+            <w:shd w:fill="F2F2F2" w:color="auto" w:val="clear"/>
+            <w:tcMar>
+              <w:top w:type="dxa" w:w="60"/>
+              <w:left w:type="dxa" w:w="120"/>
+              <w:bottom w:type="dxa" w:w="60"/>
+              <w:right w:type="dxa" w:w="120"/>
+            </w:tcMar>
+            <w:vAlign w:val="top"/>
+          </w:tcPr>
+          <w:p>
+            <w:pPr>
+              <w:spacing w:after="40" w:before="0"/>
+              <w:jc w:val="left"/>
+            </w:pPr>
+            <w:r>
+              <w:rPr>
+                <w:rFonts w:ascii="Arial" w:cs="Arial" w:eastAsia="Arial" w:hAnsi="Arial"/>
+                <w:b w:val="false"/>
+                <w:bCs w:val="false"/>
+                <w:i w:val="false"/>
+                <w:iCs w:val="false"/>
+                <w:color w:val="000000"/>
+                <w:sz w:val="18"/>
+                <w:szCs w:val="18"/>
+              </w:rPr>
+              <w:t xml:space="preserve">Teacher reads all posted notes after the lesson. Categorise: (A) correct conceptual connection to couple — indicates understanding; (B) surface or procedural connection (e.g., 'I learned F × d') — indicates shallow understanding, needs extension; (C) persistent misconception visible in note (e.g., 'a couple has a bigger net force') — flag for targeted re-teaching. Aim: ≥70% of notes in category A or B.</w:t>
+            </w:r>
+          </w:p>
+        </w:tc>
+      </w:tr>
+      <w:tr>
+        <w:tc>
+          <w:tcPr>
+            <w:tcW w:type="dxa" w:w="1520"/>
+            <w:shd w:fill="D5E8F0" w:color="auto" w:val="clear"/>
+            <w:tcMar>
+              <w:top w:type="dxa" w:w="60"/>
+              <w:left w:type="dxa" w:w="120"/>
+              <w:bottom w:type="dxa" w:w="60"/>
+              <w:right w:type="dxa" w:w="120"/>
+            </w:tcMar>
+            <w:vAlign w:val="top"/>
+          </w:tcPr>
+          <w:p>
+            <w:pPr>
+              <w:spacing w:after="40" w:before="0"/>
+              <w:jc w:val="left"/>
+            </w:pPr>
+            <w:r>
+              <w:rPr>
+                <w:rFonts w:ascii="Arial" w:cs="Arial" w:eastAsia="Arial" w:hAnsi="Arial"/>
+                <w:b/>
+                <w:bCs/>
+                <w:i w:val="false"/>
+                <w:iCs w:val="false"/>
+                <w:color w:val="000000"/>
+                <w:sz w:val="18"/>
+                <w:szCs w:val="18"/>
+              </w:rPr>
+              <w:t xml:space="preserve">Model Building Phase</w:t>
+            </w:r>
+          </w:p>
+          <w:p>
+            <w:pPr>
+              <w:spacing w:after="20" w:before="0"/>
+            </w:pPr>
+            <w:r>
+              <w:rPr>
+                <w:rFonts w:ascii="Arial" w:cs="Arial" w:eastAsia="Arial" w:hAnsi="Arial"/>
+                <w:b/>
+                <w:bCs/>
+                <w:color w:val="1F3864"/>
+                <w:sz w:val="16"/>
+                <w:szCs w:val="16"/>
+              </w:rPr>
+              <w:t xml:space="preserve">📹 VIDEO:</w:t>
+            </w:r>
+          </w:p>
+          <w:p>
+            <w:pPr>
+              <w:spacing w:after="20" w:before="0"/>
+            </w:pPr>
+            <w:hyperlink w:history="1" r:id="rIdzqbmdrsxnub2irs7knfn1">
               <w:r>
                 <w:rPr>
                   <w:rFonts w:ascii="Arial" w:cs="Arial" w:eastAsia="Arial" w:hAnsi="Arial"/>
@@ -12628,7 +12842,7 @@
                   <w:szCs w:val="16"/>
                   <w:u w:val="single" w:color="2E75B6"/>
                 </w:rPr>
-                <w:t xml:space="preserve">Linear, Exponential, and Quadratic Models: Bernoulli Effect (PLIX)</w:t>
+                <w:t xml:space="preserve">Buoyant force example problems</w:t>
               </w:r>
             </w:hyperlink>
           </w:p>
@@ -12644,7 +12858,7 @@
                 <w:sz w:val="14"/>
                 <w:szCs w:val="14"/>
               </w:rPr>
-              <w:t xml:space="preserve">Source: CK-12</w:t>
+              <w:t xml:space="preserve">Source: Khan Academy (English - US curriculum)</w:t>
             </w:r>
           </w:p>
           <w:p>
@@ -12652,235 +12866,7 @@
               <w:spacing w:after="10" w:before="0"/>
               <w:ind w:left="120"/>
             </w:pPr>
-            <w:hyperlink w:history="1" r:id="rIdb-jne9_koeavy1gwlc_jc">
-              <w:r>
-                <w:rPr>
-                  <w:rFonts w:ascii="Arial" w:cs="Arial" w:eastAsia="Arial" w:hAnsi="Arial"/>
-                  <w:color w:val="595959"/>
-                  <w:sz w:val="14"/>
-                  <w:szCs w:val="14"/>
-                  <w:u w:val="single" w:color="595959"/>
-                </w:rPr>
-                <w:t xml:space="preserve">🔍 Search ARES for similar readings</w:t>
-              </w:r>
-            </w:hyperlink>
-          </w:p>
-        </w:tc>
-        <w:tc>
-          <w:tcPr>
-            <w:tcW w:type="dxa" w:w="3040"/>
-            <w:shd w:fill="FFFFFF" w:color="auto" w:val="clear"/>
-            <w:tcMar>
-              <w:top w:type="dxa" w:w="60"/>
-              <w:left w:type="dxa" w:w="120"/>
-              <w:bottom w:type="dxa" w:w="60"/>
-              <w:right w:type="dxa" w:w="120"/>
-            </w:tcMar>
-            <w:vAlign w:val="top"/>
-          </w:tcPr>
-          <w:p>
-            <w:pPr>
-              <w:spacing w:after="40" w:before="0"/>
-              <w:jc w:val="left"/>
-            </w:pPr>
-            <w:r>
-              <w:rPr>
-                <w:rFonts w:ascii="Arial" w:cs="Arial" w:eastAsia="Arial" w:hAnsi="Arial"/>
-                <w:b w:val="false"/>
-                <w:bCs w:val="false"/>
-                <w:i w:val="false"/>
-                <w:iCs w:val="false"/>
-                <w:color w:val="000000"/>
-                <w:sz w:val="18"/>
-                <w:szCs w:val="18"/>
-              </w:rPr>
-              <w:t xml:space="preserve">Each learner receives one sticky note (or tears a small piece of paper). They write ONE of the following, based on what they now understand better: (a) a NEW question that today's lesson raised for them, (b) a connection between today's couple concept and the jembe phenomenon, or (c) a real Kenyan example of a couple they identified. Learners post their notes on the class DQB in three columns: 'We now understand…', 'We are still wondering…', 'New connections to the Jembe Puzzle'. Teacher reads 4–5 notes aloud and facilitates a 3-minute whole-class discussion: 'Kibii wrote: if a couple produces ZERO net force, why does the jembe blade still go INTO the ground — is that a couple or not?' Class discusses briefly (teacher does not resolve — flags it for Lesson 5). Teacher draws a bold arrow on the DQB from the Lesson 3 card ('Principle of Moments: one force') to the new Lesson 4 card ('Moment of a Couple: two anti-parallel forces') — showing the storyline is building.</w:t>
-            </w:r>
-          </w:p>
-        </w:tc>
-        <w:tc>
-          <w:tcPr>
-            <w:tcW w:type="dxa" w:w="3040"/>
-            <w:shd w:fill="F2F2F2" w:color="auto" w:val="clear"/>
-            <w:tcMar>
-              <w:top w:type="dxa" w:w="60"/>
-              <w:left w:type="dxa" w:w="120"/>
-              <w:bottom w:type="dxa" w:w="60"/>
-              <w:right w:type="dxa" w:w="120"/>
-            </w:tcMar>
-            <w:vAlign w:val="top"/>
-          </w:tcPr>
-          <w:p>
-            <w:pPr>
-              <w:spacing w:after="40" w:before="0"/>
-              <w:jc w:val="left"/>
-            </w:pPr>
-            <w:r>
-              <w:rPr>
-                <w:rFonts w:ascii="Arial" w:cs="Arial" w:eastAsia="Arial" w:hAnsi="Arial"/>
-                <w:b w:val="false"/>
-                <w:bCs w:val="false"/>
-                <w:i w:val="false"/>
-                <w:iCs w:val="false"/>
-                <w:color w:val="000000"/>
-                <w:sz w:val="18"/>
-                <w:szCs w:val="18"/>
-              </w:rPr>
-              <w:t xml:space="preserve">1. Distribute sticky notes. Say: 'Two minutes — write one thing: a new question, a connection to the jembe, or a real Kenyan example of a couple. This is YOUR thinking — no wrong answers.' 2. As learners post notes, group them loosely into the three columns. 3. Read 4–5 notes aloud: 'Amina wrote this connection — listen.' After reading, ask: 'Does anyone want to respond to Amina's idea?' [WAIT 10 sec.] 4. If learners post a note questioning whether the jembe involves a couple, say: 'Excellent — that is exactly the question Lesson 5 will investigate. I am leaving that question right here on the board.' [Physically circle it.] 5. Draw the story-line arrow and say: 'Each lesson, our model of why the jembe handle matters gets more complete. Today we added couples. What do you think is still missing from our full explanation?'</w:t>
-            </w:r>
-          </w:p>
-        </w:tc>
-        <w:tc>
-          <w:tcPr>
-            <w:tcW w:type="dxa" w:w="3040"/>
-            <w:shd w:fill="FFFFFF" w:color="auto" w:val="clear"/>
-            <w:tcMar>
-              <w:top w:type="dxa" w:w="60"/>
-              <w:left w:type="dxa" w:w="120"/>
-              <w:bottom w:type="dxa" w:w="60"/>
-              <w:right w:type="dxa" w:w="120"/>
-            </w:tcMar>
-            <w:vAlign w:val="top"/>
-          </w:tcPr>
-          <w:p>
-            <w:pPr>
-              <w:spacing w:after="40" w:before="0"/>
-              <w:jc w:val="left"/>
-            </w:pPr>
-            <w:r>
-              <w:rPr>
-                <w:rFonts w:ascii="Arial" w:cs="Arial" w:eastAsia="Arial" w:hAnsi="Arial"/>
-                <w:b w:val="false"/>
-                <w:bCs w:val="false"/>
-                <w:i w:val="false"/>
-                <w:iCs w:val="false"/>
-                <w:color w:val="000000"/>
-                <w:sz w:val="18"/>
-                <w:szCs w:val="18"/>
-              </w:rPr>
-              <w:t xml:space="preserve">Public Knowledge Display with Storyline Mapping. The DQB makes learners' evolving understanding visible to the whole class and to themselves. The teacher's explicit arrow-drawing demonstrates epistemic progression — showing that science builds cumulatively — and models metacognition about the learning journey.</w:t>
-            </w:r>
-          </w:p>
-        </w:tc>
-        <w:tc>
-          <w:tcPr>
-            <w:tcW w:type="dxa" w:w="3040"/>
-            <w:shd w:fill="F2F2F2" w:color="auto" w:val="clear"/>
-            <w:tcMar>
-              <w:top w:type="dxa" w:w="60"/>
-              <w:left w:type="dxa" w:w="120"/>
-              <w:bottom w:type="dxa" w:w="60"/>
-              <w:right w:type="dxa" w:w="120"/>
-            </w:tcMar>
-            <w:vAlign w:val="top"/>
-          </w:tcPr>
-          <w:p>
-            <w:pPr>
-              <w:spacing w:after="40" w:before="0"/>
-              <w:jc w:val="left"/>
-            </w:pPr>
-            <w:r>
-              <w:rPr>
-                <w:rFonts w:ascii="Arial" w:cs="Arial" w:eastAsia="Arial" w:hAnsi="Arial"/>
-                <w:b w:val="false"/>
-                <w:bCs w:val="false"/>
-                <w:i w:val="false"/>
-                <w:iCs w:val="false"/>
-                <w:color w:val="000000"/>
-                <w:sz w:val="18"/>
-                <w:szCs w:val="18"/>
-              </w:rPr>
-              <w:t xml:space="preserve">Teacher reads all posted notes after the lesson. Categorise: (A) correct conceptual connection to couple — indicates understanding; (B) surface or procedural connection (e.g., 'I learned F × d') — indicates shallow understanding, needs extension; (C) persistent misconception visible in note (e.g., 'a couple has a bigger net force') — flag for targeted re-teaching. Aim: ≥70% of notes in category A or B.</w:t>
-            </w:r>
-          </w:p>
-        </w:tc>
-      </w:tr>
-      <w:tr>
-        <w:tc>
-          <w:tcPr>
-            <w:tcW w:type="dxa" w:w="1520"/>
-            <w:shd w:fill="D5E8F0" w:color="auto" w:val="clear"/>
-            <w:tcMar>
-              <w:top w:type="dxa" w:w="60"/>
-              <w:left w:type="dxa" w:w="120"/>
-              <w:bottom w:type="dxa" w:w="60"/>
-              <w:right w:type="dxa" w:w="120"/>
-            </w:tcMar>
-            <w:vAlign w:val="top"/>
-          </w:tcPr>
-          <w:p>
-            <w:pPr>
-              <w:spacing w:after="40" w:before="0"/>
-              <w:jc w:val="left"/>
-            </w:pPr>
-            <w:r>
-              <w:rPr>
-                <w:rFonts w:ascii="Arial" w:cs="Arial" w:eastAsia="Arial" w:hAnsi="Arial"/>
-                <w:b/>
-                <w:bCs/>
-                <w:i w:val="false"/>
-                <w:iCs w:val="false"/>
-                <w:color w:val="000000"/>
-                <w:sz w:val="18"/>
-                <w:szCs w:val="18"/>
-              </w:rPr>
-              <w:t xml:space="preserve">Model Building Phase</w:t>
-            </w:r>
-          </w:p>
-          <w:p>
-            <w:pPr>
-              <w:spacing w:after="20" w:before="0"/>
-            </w:pPr>
-            <w:r>
-              <w:rPr>
-                <w:rFonts w:ascii="Arial" w:cs="Arial" w:eastAsia="Arial" w:hAnsi="Arial"/>
-                <w:b/>
-                <w:bCs/>
-                <w:color w:val="1F3864"/>
-                <w:sz w:val="16"/>
-                <w:szCs w:val="16"/>
-              </w:rPr>
-              <w:t xml:space="preserve">📹 VIDEO:</w:t>
-            </w:r>
-          </w:p>
-          <w:p>
-            <w:pPr>
-              <w:spacing w:after="20" w:before="0"/>
-            </w:pPr>
-            <w:hyperlink w:history="1" r:id="rId9unqahxxkeumyzi0pkeko">
-              <w:r>
-                <w:rPr>
-                  <w:rFonts w:ascii="Arial" w:cs="Arial" w:eastAsia="Arial" w:hAnsi="Arial"/>
-                  <w:color w:val="2E75B6"/>
-                  <w:sz w:val="16"/>
-                  <w:szCs w:val="16"/>
-                  <w:u w:val="single" w:color="2E75B6"/>
-                </w:rPr>
-                <w:t xml:space="preserve">Video: Balancing Act</w:t>
-              </w:r>
-            </w:hyperlink>
-          </w:p>
-          <w:p>
-            <w:pPr>
-              <w:spacing w:after="10" w:before="0"/>
-              <w:ind w:left="120"/>
-            </w:pPr>
-            <w:r>
-              <w:rPr>
-                <w:rFonts w:ascii="Arial" w:cs="Arial" w:eastAsia="Arial" w:hAnsi="Arial"/>
-                <w:color w:val="595959"/>
-                <w:sz w:val="14"/>
-                <w:szCs w:val="14"/>
-              </w:rPr>
-              <w:t xml:space="preserve">Source: PhET Interactive Simulations (English)</w:t>
-            </w:r>
-          </w:p>
-          <w:p>
-            <w:pPr>
-              <w:spacing w:after="10" w:before="0"/>
-              <w:ind w:left="120"/>
-            </w:pPr>
-            <w:hyperlink w:history="1" r:id="rId7adriemvyzk_dpo1nnxk3">
+            <w:hyperlink w:history="1" r:id="rId03ifglvhhhjwpuhagxzlp">
               <w:r>
                 <w:rPr>
                   <w:rFonts w:ascii="Arial" w:cs="Arial" w:eastAsia="Arial" w:hAnsi="Arial"/>
@@ -12918,47 +12904,31 @@
                 <w:sz w:val="16"/>
                 <w:szCs w:val="16"/>
               </w:rPr>
-              <w:t xml:space="preserve">📖 HTML:</w:t>
+              <w:t xml:space="preserve">📖 READING:</w:t>
             </w:r>
           </w:p>
           <w:p>
             <w:pPr>
               <w:spacing w:after="20" w:before="0"/>
             </w:pPr>
-            <w:hyperlink w:history="1" r:id="rIdgsaqasfvzj0dyqazrjwfq">
-              <w:r>
-                <w:rPr>
-                  <w:rFonts w:ascii="Arial" w:cs="Arial" w:eastAsia="Arial" w:hAnsi="Arial"/>
-                  <w:color w:val="2E75B6"/>
-                  <w:sz w:val="16"/>
-                  <w:szCs w:val="16"/>
-                  <w:u w:val="single" w:color="2E75B6"/>
-                </w:rPr>
-                <w:t xml:space="preserve">Linear, Exponential, and Quadratic Models: Bernoulli Effect (PLIX)</w:t>
-              </w:r>
-            </w:hyperlink>
+            <w:r>
+              <w:rPr>
+                <w:rFonts w:ascii="Arial" w:cs="Arial" w:eastAsia="Arial" w:hAnsi="Arial"/>
+                <w:i/>
+                <w:iCs/>
+                <w:color w:val="595959"/>
+                <w:sz w:val="16"/>
+                <w:szCs w:val="16"/>
+              </w:rPr>
+              <w:t xml:space="preserve">No closely matching reading in the ARES library for this activity.</w:t>
+            </w:r>
           </w:p>
           <w:p>
             <w:pPr>
               <w:spacing w:after="10" w:before="0"/>
               <w:ind w:left="120"/>
             </w:pPr>
-            <w:r>
-              <w:rPr>
-                <w:rFonts w:ascii="Arial" w:cs="Arial" w:eastAsia="Arial" w:hAnsi="Arial"/>
-                <w:color w:val="595959"/>
-                <w:sz w:val="14"/>
-                <w:szCs w:val="14"/>
-              </w:rPr>
-              <w:t xml:space="preserve">Source: CK-12</w:t>
-            </w:r>
-          </w:p>
-          <w:p>
-            <w:pPr>
-              <w:spacing w:after="10" w:before="0"/>
-              <w:ind w:left="120"/>
-            </w:pPr>
-            <w:hyperlink w:history="1" r:id="rIdmbcocv3sbuiolvyvhv6y9">
+            <w:hyperlink w:history="1" r:id="rIdws4dgxvbk63kmnyem1c1p">
               <w:r>
                 <w:rPr>
                   <w:rFonts w:ascii="Arial" w:cs="Arial" w:eastAsia="Arial" w:hAnsi="Arial"/>
@@ -12967,9 +12937,24 @@
                   <w:szCs w:val="14"/>
                   <w:u w:val="single" w:color="595959"/>
                 </w:rPr>
-                <w:t xml:space="preserve">🔍 Search ARES for similar readings</w:t>
+                <w:t xml:space="preserve">🔍 Search ARES for readings</w:t>
               </w:r>
             </w:hyperlink>
+          </w:p>
+          <w:p>
+            <w:pPr>
+              <w:spacing w:after="10" w:before="0"/>
+              <w:ind w:left="120"/>
+            </w:pPr>
+            <w:r>
+              <w:rPr>
+                <w:rFonts w:ascii="Arial" w:cs="Arial" w:eastAsia="Arial" w:hAnsi="Arial"/>
+                <w:color w:val="595959"/>
+                <w:sz w:val="14"/>
+                <w:szCs w:val="14"/>
+              </w:rPr>
+              <w:t xml:space="preserve">Search terms: turning effect force couple</w:t>
+            </w:r>
           </w:p>
         </w:tc>
         <w:tc>
@@ -14445,7 +14430,7 @@
             <w:pPr>
               <w:spacing w:after="20" w:before="0"/>
             </w:pPr>
-            <w:hyperlink w:history="1" r:id="rIdzyub8awfax25kvnkiqcze">
+            <w:hyperlink w:history="1" r:id="rIdw5ry3rcholclb8btpq_zc">
               <w:r>
                 <w:rPr>
                   <w:rFonts w:ascii="Arial" w:cs="Arial" w:eastAsia="Arial" w:hAnsi="Arial"/>
@@ -14454,7 +14439,7 @@
                   <w:szCs w:val="16"/>
                   <w:u w:val="single" w:color="2E75B6"/>
                 </w:rPr>
-                <w:t xml:space="preserve">Equation with the variable in the denominator</w:t>
+                <w:t xml:space="preserve">Parallel &amp; perpendicular lines</w:t>
               </w:r>
             </w:hyperlink>
           </w:p>
@@ -14478,7 +14463,7 @@
               <w:spacing w:after="10" w:before="0"/>
               <w:ind w:left="120"/>
             </w:pPr>
-            <w:hyperlink w:history="1" r:id="rIdrgquj0rtudk4m7ulshed-">
+            <w:hyperlink w:history="1" r:id="rIdb9qdbv6zcg5cceuowf1hx">
               <w:r>
                 <w:rPr>
                   <w:rFonts w:ascii="Arial" w:cs="Arial" w:eastAsia="Arial" w:hAnsi="Arial"/>
@@ -14516,14 +14501,14 @@
                 <w:sz w:val="16"/>
                 <w:szCs w:val="16"/>
               </w:rPr>
-              <w:t xml:space="preserve">📖 HTML:</w:t>
+              <w:t xml:space="preserve">📖 EXERCISE:</w:t>
             </w:r>
           </w:p>
           <w:p>
             <w:pPr>
               <w:spacing w:after="20" w:before="0"/>
             </w:pPr>
-            <w:hyperlink w:history="1" r:id="rIdgd-vuclwhr3w223pezf-0">
+            <w:hyperlink w:history="1" r:id="rId6wzrrdxlvdivaggqizm3e">
               <w:r>
                 <w:rPr>
                   <w:rFonts w:ascii="Arial" w:cs="Arial" w:eastAsia="Arial" w:hAnsi="Arial"/>
@@ -14532,7 +14517,7 @@
                   <w:szCs w:val="16"/>
                   <w:u w:val="single" w:color="2E75B6"/>
                 </w:rPr>
-                <w:t xml:space="preserve">Linear, Exponential, and Quadratic Models: Bernoulli Effect (PLIX)</w:t>
+                <w:t xml:space="preserve">Moments and Centers of Mass, Work and Force, Fluid Forces Practice</w:t>
               </w:r>
             </w:hyperlink>
           </w:p>
@@ -14556,7 +14541,7 @@
               <w:spacing w:after="10" w:before="0"/>
               <w:ind w:left="120"/>
             </w:pPr>
-            <w:hyperlink w:history="1" r:id="rId5w6gqndzsuqimtupnnbby">
+            <w:hyperlink w:history="1" r:id="rIdr_lerzb8d9ro6olrvmqu8">
               <w:r>
                 <w:rPr>
                   <w:rFonts w:ascii="Arial" w:cs="Arial" w:eastAsia="Arial" w:hAnsi="Arial"/>
@@ -14751,7 +14736,7 @@
             <w:pPr>
               <w:spacing w:after="20" w:before="0"/>
             </w:pPr>
-            <w:hyperlink w:history="1" r:id="rId189_usxhnqpolypuy2rdk">
+            <w:hyperlink w:history="1" r:id="rIdortxv7fjsh32iivkrh3zl">
               <w:r>
                 <w:rPr>
                   <w:rFonts w:ascii="Arial" w:cs="Arial" w:eastAsia="Arial" w:hAnsi="Arial"/>
@@ -14760,7 +14745,7 @@
                   <w:szCs w:val="16"/>
                   <w:u w:val="single" w:color="2E75B6"/>
                 </w:rPr>
-                <w:t xml:space="preserve">Equation with the variable in the denominator</w:t>
+                <w:t xml:space="preserve">Numerical inequality word problems</w:t>
               </w:r>
             </w:hyperlink>
           </w:p>
@@ -14784,7 +14769,7 @@
               <w:spacing w:after="10" w:before="0"/>
               <w:ind w:left="120"/>
             </w:pPr>
-            <w:hyperlink w:history="1" r:id="rIdompc6pq9jtxw5dmqitxpb">
+            <w:hyperlink w:history="1" r:id="rIdxuxtxbx4h5z2zbpnuevq9">
               <w:r>
                 <w:rPr>
                   <w:rFonts w:ascii="Arial" w:cs="Arial" w:eastAsia="Arial" w:hAnsi="Arial"/>
@@ -14822,14 +14807,14 @@
                 <w:sz w:val="16"/>
                 <w:szCs w:val="16"/>
               </w:rPr>
-              <w:t xml:space="preserve">📖 HTML:</w:t>
+              <w:t xml:space="preserve">📖 EXERCISE:</w:t>
             </w:r>
           </w:p>
           <w:p>
             <w:pPr>
               <w:spacing w:after="20" w:before="0"/>
             </w:pPr>
-            <w:hyperlink w:history="1" r:id="rIdijd_jxhcl5qf3tnovesjl">
+            <w:hyperlink w:history="1" r:id="rIdm5wbzmjyvjpklgu9iggnd">
               <w:r>
                 <w:rPr>
                   <w:rFonts w:ascii="Arial" w:cs="Arial" w:eastAsia="Arial" w:hAnsi="Arial"/>
@@ -14838,7 +14823,7 @@
                   <w:szCs w:val="16"/>
                   <w:u w:val="single" w:color="2E75B6"/>
                 </w:rPr>
-                <w:t xml:space="preserve">Linear, Exponential, and Quadratic Models: Bernoulli Effect (PLIX)</w:t>
+                <w:t xml:space="preserve">Moments and Centers of Mass, Work and Force, Fluid Forces Practice</w:t>
               </w:r>
             </w:hyperlink>
           </w:p>
@@ -14862,7 +14847,7 @@
               <w:spacing w:after="10" w:before="0"/>
               <w:ind w:left="120"/>
             </w:pPr>
-            <w:hyperlink w:history="1" r:id="rIdguuk0u3xo85y9g1nm6c76">
+            <w:hyperlink w:history="1" r:id="rId-oe9mwpgiycrpccqnleqe">
               <w:r>
                 <w:rPr>
                   <w:rFonts w:ascii="Arial" w:cs="Arial" w:eastAsia="Arial" w:hAnsi="Arial"/>
@@ -15057,7 +15042,7 @@
             <w:pPr>
               <w:spacing w:after="20" w:before="0"/>
             </w:pPr>
-            <w:hyperlink w:history="1" r:id="rId3njg_lqvei0w6tjeykere">
+            <w:hyperlink w:history="1" r:id="rIdumna7_mo6kmntfmjm1esl">
               <w:r>
                 <w:rPr>
                   <w:rFonts w:ascii="Arial" w:cs="Arial" w:eastAsia="Arial" w:hAnsi="Arial"/>
@@ -15066,7 +15051,7 @@
                   <w:szCs w:val="16"/>
                   <w:u w:val="single" w:color="2E75B6"/>
                 </w:rPr>
-                <w:t xml:space="preserve">Equation with the variable in the denominator</w:t>
+                <w:t xml:space="preserve">Exponential expressions word problems (numerical)</w:t>
               </w:r>
             </w:hyperlink>
           </w:p>
@@ -15090,7 +15075,7 @@
               <w:spacing w:after="10" w:before="0"/>
               <w:ind w:left="120"/>
             </w:pPr>
-            <w:hyperlink w:history="1" r:id="rIdqqjr5ocu2q8aqojfrdukr">
+            <w:hyperlink w:history="1" r:id="rIdkerlllwubkz11vjafbdic">
               <w:r>
                 <w:rPr>
                   <w:rFonts w:ascii="Arial" w:cs="Arial" w:eastAsia="Arial" w:hAnsi="Arial"/>
@@ -15128,14 +15113,14 @@
                 <w:sz w:val="16"/>
                 <w:szCs w:val="16"/>
               </w:rPr>
-              <w:t xml:space="preserve">📖 HTML:</w:t>
+              <w:t xml:space="preserve">📖 EXERCISE:</w:t>
             </w:r>
           </w:p>
           <w:p>
             <w:pPr>
               <w:spacing w:after="20" w:before="0"/>
             </w:pPr>
-            <w:hyperlink w:history="1" r:id="rIdgp6rsi0oinwy50js7-jnv">
+            <w:hyperlink w:history="1" r:id="rIdbb3mljgs6ay92avxkv-or">
               <w:r>
                 <w:rPr>
                   <w:rFonts w:ascii="Arial" w:cs="Arial" w:eastAsia="Arial" w:hAnsi="Arial"/>
@@ -15144,7 +15129,7 @@
                   <w:szCs w:val="16"/>
                   <w:u w:val="single" w:color="2E75B6"/>
                 </w:rPr>
-                <w:t xml:space="preserve">Linear, Exponential, and Quadratic Models: Bernoulli Effect (PLIX)</w:t>
+                <w:t xml:space="preserve">Moments and Centers of Mass, Work and Force, Fluid Forces Practice</w:t>
               </w:r>
             </w:hyperlink>
           </w:p>
@@ -15168,7 +15153,7 @@
               <w:spacing w:after="10" w:before="0"/>
               <w:ind w:left="120"/>
             </w:pPr>
-            <w:hyperlink w:history="1" r:id="rIdwdq6ue4uw9clpgbh0ygzt">
+            <w:hyperlink w:history="1" r:id="rIdaslssah9o_nxslwg3sark">
               <w:r>
                 <w:rPr>
                   <w:rFonts w:ascii="Arial" w:cs="Arial" w:eastAsia="Arial" w:hAnsi="Arial"/>
@@ -15363,7 +15348,7 @@
             <w:pPr>
               <w:spacing w:after="20" w:before="0"/>
             </w:pPr>
-            <w:hyperlink w:history="1" r:id="rId_hdvxncnmvl0jzkexgowc">
+            <w:hyperlink w:history="1" r:id="rIda47lkwellndrbhsgw_iii">
               <w:r>
                 <w:rPr>
                   <w:rFonts w:ascii="Arial" w:cs="Arial" w:eastAsia="Arial" w:hAnsi="Arial"/>
@@ -15372,7 +15357,7 @@
                   <w:szCs w:val="16"/>
                   <w:u w:val="single" w:color="2E75B6"/>
                 </w:rPr>
-                <w:t xml:space="preserve">Equation with the variable in the denominator</w:t>
+                <w:t xml:space="preserve">Parallel &amp; perpendicular lines</w:t>
               </w:r>
             </w:hyperlink>
           </w:p>
@@ -15396,7 +15381,7 @@
               <w:spacing w:after="10" w:before="0"/>
               <w:ind w:left="120"/>
             </w:pPr>
-            <w:hyperlink w:history="1" r:id="rId4x9g2ram7mx8jtkzkphy0">
+            <w:hyperlink w:history="1" r:id="rId_gnnpxjg-mibbfgkidwf_">
               <w:r>
                 <w:rPr>
                   <w:rFonts w:ascii="Arial" w:cs="Arial" w:eastAsia="Arial" w:hAnsi="Arial"/>
@@ -15434,14 +15419,14 @@
                 <w:sz w:val="16"/>
                 <w:szCs w:val="16"/>
               </w:rPr>
-              <w:t xml:space="preserve">📖 HTML:</w:t>
+              <w:t xml:space="preserve">📖 EXERCISE:</w:t>
             </w:r>
           </w:p>
           <w:p>
             <w:pPr>
               <w:spacing w:after="20" w:before="0"/>
             </w:pPr>
-            <w:hyperlink w:history="1" r:id="rIdpgihnr12bzuh2achsap2j">
+            <w:hyperlink w:history="1" r:id="rIdnp0oapzf2axcg0_t-b5zx">
               <w:r>
                 <w:rPr>
                   <w:rFonts w:ascii="Arial" w:cs="Arial" w:eastAsia="Arial" w:hAnsi="Arial"/>
@@ -15450,7 +15435,7 @@
                   <w:szCs w:val="16"/>
                   <w:u w:val="single" w:color="2E75B6"/>
                 </w:rPr>
-                <w:t xml:space="preserve">Linear, Exponential, and Quadratic Models: Bernoulli Effect (PLIX)</w:t>
+                <w:t xml:space="preserve">Moments and Centers of Mass, Work and Force, Fluid Forces Practice</w:t>
               </w:r>
             </w:hyperlink>
           </w:p>
@@ -15474,7 +15459,7 @@
               <w:spacing w:after="10" w:before="0"/>
               <w:ind w:left="120"/>
             </w:pPr>
-            <w:hyperlink w:history="1" r:id="rIdy2vbci2fvriwfovq5t8mh">
+            <w:hyperlink w:history="1" r:id="rIdji3uywssztxfn8mw3jitn">
               <w:r>
                 <w:rPr>
                   <w:rFonts w:ascii="Arial" w:cs="Arial" w:eastAsia="Arial" w:hAnsi="Arial"/>
@@ -15669,7 +15654,7 @@
             <w:pPr>
               <w:spacing w:after="20" w:before="0"/>
             </w:pPr>
-            <w:hyperlink w:history="1" r:id="rIdb5ioskdw9-r2ef_xxk1uk">
+            <w:hyperlink w:history="1" r:id="rIduwko1xceqqfi_uok3szer">
               <w:r>
                 <w:rPr>
                   <w:rFonts w:ascii="Arial" w:cs="Arial" w:eastAsia="Arial" w:hAnsi="Arial"/>
@@ -15678,7 +15663,7 @@
                   <w:szCs w:val="16"/>
                   <w:u w:val="single" w:color="2E75B6"/>
                 </w:rPr>
-                <w:t xml:space="preserve">Equation with the variable in the denominator</w:t>
+                <w:t xml:space="preserve">Parallel &amp; perpendicular lines</w:t>
               </w:r>
             </w:hyperlink>
           </w:p>
@@ -15702,7 +15687,7 @@
               <w:spacing w:after="10" w:before="0"/>
               <w:ind w:left="120"/>
             </w:pPr>
-            <w:hyperlink w:history="1" r:id="rIdchb0trte_vga1pfmlyrbt">
+            <w:hyperlink w:history="1" r:id="rIdvtml38e17kv03bavzrx3g">
               <w:r>
                 <w:rPr>
                   <w:rFonts w:ascii="Arial" w:cs="Arial" w:eastAsia="Arial" w:hAnsi="Arial"/>
@@ -15740,14 +15725,14 @@
                 <w:sz w:val="16"/>
                 <w:szCs w:val="16"/>
               </w:rPr>
-              <w:t xml:space="preserve">📖 HTML:</w:t>
+              <w:t xml:space="preserve">📖 EXERCISE:</w:t>
             </w:r>
           </w:p>
           <w:p>
             <w:pPr>
               <w:spacing w:after="20" w:before="0"/>
             </w:pPr>
-            <w:hyperlink w:history="1" r:id="rIdhlzed23e-ppamvei8dewn">
+            <w:hyperlink w:history="1" r:id="rIdn-vfkxpy-zmzhjyymtqkl">
               <w:r>
                 <w:rPr>
                   <w:rFonts w:ascii="Arial" w:cs="Arial" w:eastAsia="Arial" w:hAnsi="Arial"/>
@@ -15756,7 +15741,7 @@
                   <w:szCs w:val="16"/>
                   <w:u w:val="single" w:color="2E75B6"/>
                 </w:rPr>
-                <w:t xml:space="preserve">Linear, Exponential, and Quadratic Models: Bernoulli Effect (PLIX)</w:t>
+                <w:t xml:space="preserve">Moments and Centers of Mass, Work and Force, Fluid Forces Practice</w:t>
               </w:r>
             </w:hyperlink>
           </w:p>
@@ -15780,7 +15765,7 @@
               <w:spacing w:after="10" w:before="0"/>
               <w:ind w:left="120"/>
             </w:pPr>
-            <w:hyperlink w:history="1" r:id="rIdxcl827nry9sbillcvzllf">
+            <w:hyperlink w:history="1" r:id="rId-rg_5nijpbvkj6xjtners">
               <w:r>
                 <w:rPr>
                   <w:rFonts w:ascii="Arial" w:cs="Arial" w:eastAsia="Arial" w:hAnsi="Arial"/>
@@ -17381,7 +17366,84 @@
             <w:pPr>
               <w:spacing w:after="20" w:before="0"/>
             </w:pPr>
-            <w:hyperlink w:history="1" r:id="rIdocwqgydqlvfxxukv-i-u0">
+            <w:r>
+              <w:rPr>
+                <w:rFonts w:ascii="Arial" w:cs="Arial" w:eastAsia="Arial" w:hAnsi="Arial"/>
+                <w:i/>
+                <w:iCs/>
+                <w:color w:val="595959"/>
+                <w:sz w:val="16"/>
+                <w:szCs w:val="16"/>
+              </w:rPr>
+              <w:t xml:space="preserve">No closely matching video in the ARES library for this activity.</w:t>
+            </w:r>
+          </w:p>
+          <w:p>
+            <w:pPr>
+              <w:spacing w:after="10" w:before="0"/>
+              <w:ind w:left="120"/>
+            </w:pPr>
+            <w:hyperlink w:history="1" r:id="rIdf7hbcydcsu0smrh0bdoks">
+              <w:r>
+                <w:rPr>
+                  <w:rFonts w:ascii="Arial" w:cs="Arial" w:eastAsia="Arial" w:hAnsi="Arial"/>
+                  <w:color w:val="595959"/>
+                  <w:sz w:val="14"/>
+                  <w:szCs w:val="14"/>
+                  <w:u w:val="single" w:color="595959"/>
+                </w:rPr>
+                <w:t xml:space="preserve">🔍 Search ARES for videos</w:t>
+              </w:r>
+            </w:hyperlink>
+          </w:p>
+          <w:p>
+            <w:pPr>
+              <w:spacing w:after="10" w:before="0"/>
+              <w:ind w:left="120"/>
+            </w:pPr>
+            <w:r>
+              <w:rPr>
+                <w:rFonts w:ascii="Arial" w:cs="Arial" w:eastAsia="Arial" w:hAnsi="Arial"/>
+                <w:color w:val="595959"/>
+                <w:sz w:val="14"/>
+                <w:szCs w:val="14"/>
+              </w:rPr>
+              <w:t xml:space="preserve">Search terms: turning effect force moment</w:t>
+            </w:r>
+          </w:p>
+          <w:p>
+            <w:pPr>
+              <w:spacing w:after="40" w:before="0"/>
+            </w:pPr>
+            <w:r>
+              <w:rPr>
+                <w:sz w:val="14"/>
+                <w:szCs w:val="14"/>
+              </w:rPr>
+              <w:t xml:space="preserve"/>
+            </w:r>
+          </w:p>
+          <w:p>
+            <w:pPr>
+              <w:spacing w:after="20" w:before="0"/>
+            </w:pPr>
+            <w:r>
+              <w:rPr>
+                <w:rFonts w:ascii="Arial" w:cs="Arial" w:eastAsia="Arial" w:hAnsi="Arial"/>
+                <w:b/>
+                <w:bCs/>
+                <w:color w:val="1F3864"/>
+                <w:sz w:val="16"/>
+                <w:szCs w:val="16"/>
+              </w:rPr>
+              <w:t xml:space="preserve">📖 EXERCISE:</w:t>
+            </w:r>
+          </w:p>
+          <w:p>
+            <w:pPr>
+              <w:spacing w:after="20" w:before="0"/>
+            </w:pPr>
+            <w:hyperlink w:history="1" r:id="rIdzokc7midblkevn4v4urrb">
               <w:r>
                 <w:rPr>
                   <w:rFonts w:ascii="Arial" w:cs="Arial" w:eastAsia="Arial" w:hAnsi="Arial"/>
@@ -17390,7 +17452,7 @@
                   <w:szCs w:val="16"/>
                   <w:u w:val="single" w:color="2E75B6"/>
                 </w:rPr>
-                <w:t xml:space="preserve">The future of creativity in algebra</w:t>
+                <w:t xml:space="preserve">Moments and Centers of Mass, Work and Force, Fluid Forces Practice</w:t>
               </w:r>
             </w:hyperlink>
           </w:p>
@@ -17406,7 +17468,7 @@
                 <w:sz w:val="14"/>
                 <w:szCs w:val="14"/>
               </w:rPr>
-              <w:t xml:space="preserve">Source: Khan Academy (English - US curriculum)</w:t>
+              <w:t xml:space="preserve">Source: CK-12</w:t>
             </w:r>
           </w:p>
           <w:p>
@@ -17414,85 +17476,7 @@
               <w:spacing w:after="10" w:before="0"/>
               <w:ind w:left="120"/>
             </w:pPr>
-            <w:hyperlink w:history="1" r:id="rId0qojrxcdjhfr1ku_emwjo">
-              <w:r>
-                <w:rPr>
-                  <w:rFonts w:ascii="Arial" w:cs="Arial" w:eastAsia="Arial" w:hAnsi="Arial"/>
-                  <w:color w:val="595959"/>
-                  <w:sz w:val="14"/>
-                  <w:szCs w:val="14"/>
-                  <w:u w:val="single" w:color="595959"/>
-                </w:rPr>
-                <w:t xml:space="preserve">🔍 Search ARES for similar videos</w:t>
-              </w:r>
-            </w:hyperlink>
-          </w:p>
-          <w:p>
-            <w:pPr>
-              <w:spacing w:after="40" w:before="0"/>
-            </w:pPr>
-            <w:r>
-              <w:rPr>
-                <w:sz w:val="14"/>
-                <w:szCs w:val="14"/>
-              </w:rPr>
-              <w:t xml:space="preserve"/>
-            </w:r>
-          </w:p>
-          <w:p>
-            <w:pPr>
-              <w:spacing w:after="20" w:before="0"/>
-            </w:pPr>
-            <w:r>
-              <w:rPr>
-                <w:rFonts w:ascii="Arial" w:cs="Arial" w:eastAsia="Arial" w:hAnsi="Arial"/>
-                <w:b/>
-                <w:bCs/>
-                <w:color w:val="1F3864"/>
-                <w:sz w:val="16"/>
-                <w:szCs w:val="16"/>
-              </w:rPr>
-              <w:t xml:space="preserve">📖 HTML:</w:t>
-            </w:r>
-          </w:p>
-          <w:p>
-            <w:pPr>
-              <w:spacing w:after="20" w:before="0"/>
-            </w:pPr>
-            <w:hyperlink w:history="1" r:id="rIdzwnzukyk_dr2r1lghn6ud">
-              <w:r>
-                <w:rPr>
-                  <w:rFonts w:ascii="Arial" w:cs="Arial" w:eastAsia="Arial" w:hAnsi="Arial"/>
-                  <w:color w:val="2E75B6"/>
-                  <w:sz w:val="16"/>
-                  <w:szCs w:val="16"/>
-                  <w:u w:val="single" w:color="2E75B6"/>
-                </w:rPr>
-                <w:t xml:space="preserve">Linear, Exponential, and Quadratic Models: Bernoulli Effect (PLIX)</w:t>
-              </w:r>
-            </w:hyperlink>
-          </w:p>
-          <w:p>
-            <w:pPr>
-              <w:spacing w:after="10" w:before="0"/>
-              <w:ind w:left="120"/>
-            </w:pPr>
-            <w:r>
-              <w:rPr>
-                <w:rFonts w:ascii="Arial" w:cs="Arial" w:eastAsia="Arial" w:hAnsi="Arial"/>
-                <w:color w:val="595959"/>
-                <w:sz w:val="14"/>
-                <w:szCs w:val="14"/>
-              </w:rPr>
-              <w:t xml:space="preserve">Source: CK-12</w:t>
-            </w:r>
-          </w:p>
-          <w:p>
-            <w:pPr>
-              <w:spacing w:after="10" w:before="0"/>
-              <w:ind w:left="120"/>
-            </w:pPr>
-            <w:hyperlink w:history="1" r:id="rId0lbabpsg_oot5sl2zybte">
+            <w:hyperlink w:history="1" r:id="rIdg1kqmqdkabouqfpjonbbq">
               <w:r>
                 <w:rPr>
                   <w:rFonts w:ascii="Arial" w:cs="Arial" w:eastAsia="Arial" w:hAnsi="Arial"/>
@@ -17687,7 +17671,84 @@
             <w:pPr>
               <w:spacing w:after="20" w:before="0"/>
             </w:pPr>
-            <w:hyperlink w:history="1" r:id="rIdawgjxcb38ma0dk9qrnbxk">
+            <w:r>
+              <w:rPr>
+                <w:rFonts w:ascii="Arial" w:cs="Arial" w:eastAsia="Arial" w:hAnsi="Arial"/>
+                <w:i/>
+                <w:iCs/>
+                <w:color w:val="595959"/>
+                <w:sz w:val="16"/>
+                <w:szCs w:val="16"/>
+              </w:rPr>
+              <w:t xml:space="preserve">No closely matching video in the ARES library for this activity.</w:t>
+            </w:r>
+          </w:p>
+          <w:p>
+            <w:pPr>
+              <w:spacing w:after="10" w:before="0"/>
+              <w:ind w:left="120"/>
+            </w:pPr>
+            <w:hyperlink w:history="1" r:id="rIdahi5pnixbh0ylbkwb5sme">
+              <w:r>
+                <w:rPr>
+                  <w:rFonts w:ascii="Arial" w:cs="Arial" w:eastAsia="Arial" w:hAnsi="Arial"/>
+                  <w:color w:val="595959"/>
+                  <w:sz w:val="14"/>
+                  <w:szCs w:val="14"/>
+                  <w:u w:val="single" w:color="595959"/>
+                </w:rPr>
+                <w:t xml:space="preserve">🔍 Search ARES for videos</w:t>
+              </w:r>
+            </w:hyperlink>
+          </w:p>
+          <w:p>
+            <w:pPr>
+              <w:spacing w:after="10" w:before="0"/>
+              <w:ind w:left="120"/>
+            </w:pPr>
+            <w:r>
+              <w:rPr>
+                <w:rFonts w:ascii="Arial" w:cs="Arial" w:eastAsia="Arial" w:hAnsi="Arial"/>
+                <w:color w:val="595959"/>
+                <w:sz w:val="14"/>
+                <w:szCs w:val="14"/>
+              </w:rPr>
+              <w:t xml:space="preserve">Search terms: turning effect force moment</w:t>
+            </w:r>
+          </w:p>
+          <w:p>
+            <w:pPr>
+              <w:spacing w:after="40" w:before="0"/>
+            </w:pPr>
+            <w:r>
+              <w:rPr>
+                <w:sz w:val="14"/>
+                <w:szCs w:val="14"/>
+              </w:rPr>
+              <w:t xml:space="preserve"/>
+            </w:r>
+          </w:p>
+          <w:p>
+            <w:pPr>
+              <w:spacing w:after="20" w:before="0"/>
+            </w:pPr>
+            <w:r>
+              <w:rPr>
+                <w:rFonts w:ascii="Arial" w:cs="Arial" w:eastAsia="Arial" w:hAnsi="Arial"/>
+                <w:b/>
+                <w:bCs/>
+                <w:color w:val="1F3864"/>
+                <w:sz w:val="16"/>
+                <w:szCs w:val="16"/>
+              </w:rPr>
+              <w:t xml:space="preserve">📖 EXERCISE:</w:t>
+            </w:r>
+          </w:p>
+          <w:p>
+            <w:pPr>
+              <w:spacing w:after="20" w:before="0"/>
+            </w:pPr>
+            <w:hyperlink w:history="1" r:id="rIdfshg6njqis5bmxdtpxum8">
               <w:r>
                 <w:rPr>
                   <w:rFonts w:ascii="Arial" w:cs="Arial" w:eastAsia="Arial" w:hAnsi="Arial"/>
@@ -17696,7 +17757,7 @@
                   <w:szCs w:val="16"/>
                   <w:u w:val="single" w:color="2E75B6"/>
                 </w:rPr>
-                <w:t xml:space="preserve">The future of creativity in algebra</w:t>
+                <w:t xml:space="preserve">Moments and Centers of Mass, Work and Force, Fluid Forces Practice</w:t>
               </w:r>
             </w:hyperlink>
           </w:p>
@@ -17712,7 +17773,7 @@
                 <w:sz w:val="14"/>
                 <w:szCs w:val="14"/>
               </w:rPr>
-              <w:t xml:space="preserve">Source: Khan Academy (English - US curriculum)</w:t>
+              <w:t xml:space="preserve">Source: CK-12</w:t>
             </w:r>
           </w:p>
           <w:p>
@@ -17720,85 +17781,7 @@
               <w:spacing w:after="10" w:before="0"/>
               <w:ind w:left="120"/>
             </w:pPr>
-            <w:hyperlink w:history="1" r:id="rIdxmaemxonn9egcled1eiyb">
-              <w:r>
-                <w:rPr>
-                  <w:rFonts w:ascii="Arial" w:cs="Arial" w:eastAsia="Arial" w:hAnsi="Arial"/>
-                  <w:color w:val="595959"/>
-                  <w:sz w:val="14"/>
-                  <w:szCs w:val="14"/>
-                  <w:u w:val="single" w:color="595959"/>
-                </w:rPr>
-                <w:t xml:space="preserve">🔍 Search ARES for similar videos</w:t>
-              </w:r>
-            </w:hyperlink>
-          </w:p>
-          <w:p>
-            <w:pPr>
-              <w:spacing w:after="40" w:before="0"/>
-            </w:pPr>
-            <w:r>
-              <w:rPr>
-                <w:sz w:val="14"/>
-                <w:szCs w:val="14"/>
-              </w:rPr>
-              <w:t xml:space="preserve"/>
-            </w:r>
-          </w:p>
-          <w:p>
-            <w:pPr>
-              <w:spacing w:after="20" w:before="0"/>
-            </w:pPr>
-            <w:r>
-              <w:rPr>
-                <w:rFonts w:ascii="Arial" w:cs="Arial" w:eastAsia="Arial" w:hAnsi="Arial"/>
-                <w:b/>
-                <w:bCs/>
-                <w:color w:val="1F3864"/>
-                <w:sz w:val="16"/>
-                <w:szCs w:val="16"/>
-              </w:rPr>
-              <w:t xml:space="preserve">📖 HTML:</w:t>
-            </w:r>
-          </w:p>
-          <w:p>
-            <w:pPr>
-              <w:spacing w:after="20" w:before="0"/>
-            </w:pPr>
-            <w:hyperlink w:history="1" r:id="rId5feyy_dentvp_70mwqts2">
-              <w:r>
-                <w:rPr>
-                  <w:rFonts w:ascii="Arial" w:cs="Arial" w:eastAsia="Arial" w:hAnsi="Arial"/>
-                  <w:color w:val="2E75B6"/>
-                  <w:sz w:val="16"/>
-                  <w:szCs w:val="16"/>
-                  <w:u w:val="single" w:color="2E75B6"/>
-                </w:rPr>
-                <w:t xml:space="preserve">Linear, Exponential, and Quadratic Models: Bernoulli Effect (PLIX)</w:t>
-              </w:r>
-            </w:hyperlink>
-          </w:p>
-          <w:p>
-            <w:pPr>
-              <w:spacing w:after="10" w:before="0"/>
-              <w:ind w:left="120"/>
-            </w:pPr>
-            <w:r>
-              <w:rPr>
-                <w:rFonts w:ascii="Arial" w:cs="Arial" w:eastAsia="Arial" w:hAnsi="Arial"/>
-                <w:color w:val="595959"/>
-                <w:sz w:val="14"/>
-                <w:szCs w:val="14"/>
-              </w:rPr>
-              <w:t xml:space="preserve">Source: CK-12</w:t>
-            </w:r>
-          </w:p>
-          <w:p>
-            <w:pPr>
-              <w:spacing w:after="10" w:before="0"/>
-              <w:ind w:left="120"/>
-            </w:pPr>
-            <w:hyperlink w:history="1" r:id="rIdvfan9oktegik6sw0yq-fg">
+            <w:hyperlink w:history="1" r:id="rId7zx8omsqrwoygbutlcpq3">
               <w:r>
                 <w:rPr>
                   <w:rFonts w:ascii="Arial" w:cs="Arial" w:eastAsia="Arial" w:hAnsi="Arial"/>
@@ -17993,7 +17976,84 @@
             <w:pPr>
               <w:spacing w:after="20" w:before="0"/>
             </w:pPr>
-            <w:hyperlink w:history="1" r:id="rIdvttuzo2c0w_bero3uoitw">
+            <w:r>
+              <w:rPr>
+                <w:rFonts w:ascii="Arial" w:cs="Arial" w:eastAsia="Arial" w:hAnsi="Arial"/>
+                <w:i/>
+                <w:iCs/>
+                <w:color w:val="595959"/>
+                <w:sz w:val="16"/>
+                <w:szCs w:val="16"/>
+              </w:rPr>
+              <w:t xml:space="preserve">No closely matching video in the ARES library for this activity.</w:t>
+            </w:r>
+          </w:p>
+          <w:p>
+            <w:pPr>
+              <w:spacing w:after="10" w:before="0"/>
+              <w:ind w:left="120"/>
+            </w:pPr>
+            <w:hyperlink w:history="1" r:id="rIdnjgf9wbihs0qvnld6ih0e">
+              <w:r>
+                <w:rPr>
+                  <w:rFonts w:ascii="Arial" w:cs="Arial" w:eastAsia="Arial" w:hAnsi="Arial"/>
+                  <w:color w:val="595959"/>
+                  <w:sz w:val="14"/>
+                  <w:szCs w:val="14"/>
+                  <w:u w:val="single" w:color="595959"/>
+                </w:rPr>
+                <w:t xml:space="preserve">🔍 Search ARES for videos</w:t>
+              </w:r>
+            </w:hyperlink>
+          </w:p>
+          <w:p>
+            <w:pPr>
+              <w:spacing w:after="10" w:before="0"/>
+              <w:ind w:left="120"/>
+            </w:pPr>
+            <w:r>
+              <w:rPr>
+                <w:rFonts w:ascii="Arial" w:cs="Arial" w:eastAsia="Arial" w:hAnsi="Arial"/>
+                <w:color w:val="595959"/>
+                <w:sz w:val="14"/>
+                <w:szCs w:val="14"/>
+              </w:rPr>
+              <w:t xml:space="preserve">Search terms: turning effect force moment</w:t>
+            </w:r>
+          </w:p>
+          <w:p>
+            <w:pPr>
+              <w:spacing w:after="40" w:before="0"/>
+            </w:pPr>
+            <w:r>
+              <w:rPr>
+                <w:sz w:val="14"/>
+                <w:szCs w:val="14"/>
+              </w:rPr>
+              <w:t xml:space="preserve"/>
+            </w:r>
+          </w:p>
+          <w:p>
+            <w:pPr>
+              <w:spacing w:after="20" w:before="0"/>
+            </w:pPr>
+            <w:r>
+              <w:rPr>
+                <w:rFonts w:ascii="Arial" w:cs="Arial" w:eastAsia="Arial" w:hAnsi="Arial"/>
+                <w:b/>
+                <w:bCs/>
+                <w:color w:val="1F3864"/>
+                <w:sz w:val="16"/>
+                <w:szCs w:val="16"/>
+              </w:rPr>
+              <w:t xml:space="preserve">📖 EXERCISE:</w:t>
+            </w:r>
+          </w:p>
+          <w:p>
+            <w:pPr>
+              <w:spacing w:after="20" w:before="0"/>
+            </w:pPr>
+            <w:hyperlink w:history="1" r:id="rIdpumibcr2yqbnjpkwa88ya">
               <w:r>
                 <w:rPr>
                   <w:rFonts w:ascii="Arial" w:cs="Arial" w:eastAsia="Arial" w:hAnsi="Arial"/>
@@ -18002,7 +18062,7 @@
                   <w:szCs w:val="16"/>
                   <w:u w:val="single" w:color="2E75B6"/>
                 </w:rPr>
-                <w:t xml:space="preserve">The future of creativity in algebra</w:t>
+                <w:t xml:space="preserve">Moments and Centers of Mass, Work and Force, Fluid Forces Practice</w:t>
               </w:r>
             </w:hyperlink>
           </w:p>
@@ -18018,7 +18078,7 @@
                 <w:sz w:val="14"/>
                 <w:szCs w:val="14"/>
               </w:rPr>
-              <w:t xml:space="preserve">Source: Khan Academy (English - US curriculum)</w:t>
+              <w:t xml:space="preserve">Source: CK-12</w:t>
             </w:r>
           </w:p>
           <w:p>
@@ -18026,85 +18086,7 @@
               <w:spacing w:after="10" w:before="0"/>
               <w:ind w:left="120"/>
             </w:pPr>
-            <w:hyperlink w:history="1" r:id="rIdfuj46k68a9ck76sky7cwj">
-              <w:r>
-                <w:rPr>
-                  <w:rFonts w:ascii="Arial" w:cs="Arial" w:eastAsia="Arial" w:hAnsi="Arial"/>
-                  <w:color w:val="595959"/>
-                  <w:sz w:val="14"/>
-                  <w:szCs w:val="14"/>
-                  <w:u w:val="single" w:color="595959"/>
-                </w:rPr>
-                <w:t xml:space="preserve">🔍 Search ARES for similar videos</w:t>
-              </w:r>
-            </w:hyperlink>
-          </w:p>
-          <w:p>
-            <w:pPr>
-              <w:spacing w:after="40" w:before="0"/>
-            </w:pPr>
-            <w:r>
-              <w:rPr>
-                <w:sz w:val="14"/>
-                <w:szCs w:val="14"/>
-              </w:rPr>
-              <w:t xml:space="preserve"/>
-            </w:r>
-          </w:p>
-          <w:p>
-            <w:pPr>
-              <w:spacing w:after="20" w:before="0"/>
-            </w:pPr>
-            <w:r>
-              <w:rPr>
-                <w:rFonts w:ascii="Arial" w:cs="Arial" w:eastAsia="Arial" w:hAnsi="Arial"/>
-                <w:b/>
-                <w:bCs/>
-                <w:color w:val="1F3864"/>
-                <w:sz w:val="16"/>
-                <w:szCs w:val="16"/>
-              </w:rPr>
-              <w:t xml:space="preserve">📖 HTML:</w:t>
-            </w:r>
-          </w:p>
-          <w:p>
-            <w:pPr>
-              <w:spacing w:after="20" w:before="0"/>
-            </w:pPr>
-            <w:hyperlink w:history="1" r:id="rIdtpnnyro_kxc8ncmpqtvoj">
-              <w:r>
-                <w:rPr>
-                  <w:rFonts w:ascii="Arial" w:cs="Arial" w:eastAsia="Arial" w:hAnsi="Arial"/>
-                  <w:color w:val="2E75B6"/>
-                  <w:sz w:val="16"/>
-                  <w:szCs w:val="16"/>
-                  <w:u w:val="single" w:color="2E75B6"/>
-                </w:rPr>
-                <w:t xml:space="preserve">Linear, Exponential, and Quadratic Models: Bernoulli Effect (PLIX)</w:t>
-              </w:r>
-            </w:hyperlink>
-          </w:p>
-          <w:p>
-            <w:pPr>
-              <w:spacing w:after="10" w:before="0"/>
-              <w:ind w:left="120"/>
-            </w:pPr>
-            <w:r>
-              <w:rPr>
-                <w:rFonts w:ascii="Arial" w:cs="Arial" w:eastAsia="Arial" w:hAnsi="Arial"/>
-                <w:color w:val="595959"/>
-                <w:sz w:val="14"/>
-                <w:szCs w:val="14"/>
-              </w:rPr>
-              <w:t xml:space="preserve">Source: CK-12</w:t>
-            </w:r>
-          </w:p>
-          <w:p>
-            <w:pPr>
-              <w:spacing w:after="10" w:before="0"/>
-              <w:ind w:left="120"/>
-            </w:pPr>
-            <w:hyperlink w:history="1" r:id="rId87tgt2qnpt6csub5v4ox6">
+            <w:hyperlink w:history="1" r:id="rId9_-voudyd1kl6bu8n2yfx">
               <w:r>
                 <w:rPr>
                   <w:rFonts w:ascii="Arial" w:cs="Arial" w:eastAsia="Arial" w:hAnsi="Arial"/>
@@ -18299,7 +18281,84 @@
             <w:pPr>
               <w:spacing w:after="20" w:before="0"/>
             </w:pPr>
-            <w:hyperlink w:history="1" r:id="rIdlq0pzzsbzlligwkiabf7z">
+            <w:r>
+              <w:rPr>
+                <w:rFonts w:ascii="Arial" w:cs="Arial" w:eastAsia="Arial" w:hAnsi="Arial"/>
+                <w:i/>
+                <w:iCs/>
+                <w:color w:val="595959"/>
+                <w:sz w:val="16"/>
+                <w:szCs w:val="16"/>
+              </w:rPr>
+              <w:t xml:space="preserve">No closely matching video in the ARES library for this activity.</w:t>
+            </w:r>
+          </w:p>
+          <w:p>
+            <w:pPr>
+              <w:spacing w:after="10" w:before="0"/>
+              <w:ind w:left="120"/>
+            </w:pPr>
+            <w:hyperlink w:history="1" r:id="rIdntulzk6s7iemyjksdpjkg">
+              <w:r>
+                <w:rPr>
+                  <w:rFonts w:ascii="Arial" w:cs="Arial" w:eastAsia="Arial" w:hAnsi="Arial"/>
+                  <w:color w:val="595959"/>
+                  <w:sz w:val="14"/>
+                  <w:szCs w:val="14"/>
+                  <w:u w:val="single" w:color="595959"/>
+                </w:rPr>
+                <w:t xml:space="preserve">🔍 Search ARES for videos</w:t>
+              </w:r>
+            </w:hyperlink>
+          </w:p>
+          <w:p>
+            <w:pPr>
+              <w:spacing w:after="10" w:before="0"/>
+              <w:ind w:left="120"/>
+            </w:pPr>
+            <w:r>
+              <w:rPr>
+                <w:rFonts w:ascii="Arial" w:cs="Arial" w:eastAsia="Arial" w:hAnsi="Arial"/>
+                <w:color w:val="595959"/>
+                <w:sz w:val="14"/>
+                <w:szCs w:val="14"/>
+              </w:rPr>
+              <w:t xml:space="preserve">Search terms: turning effect force moment</w:t>
+            </w:r>
+          </w:p>
+          <w:p>
+            <w:pPr>
+              <w:spacing w:after="40" w:before="0"/>
+            </w:pPr>
+            <w:r>
+              <w:rPr>
+                <w:sz w:val="14"/>
+                <w:szCs w:val="14"/>
+              </w:rPr>
+              <w:t xml:space="preserve"/>
+            </w:r>
+          </w:p>
+          <w:p>
+            <w:pPr>
+              <w:spacing w:after="20" w:before="0"/>
+            </w:pPr>
+            <w:r>
+              <w:rPr>
+                <w:rFonts w:ascii="Arial" w:cs="Arial" w:eastAsia="Arial" w:hAnsi="Arial"/>
+                <w:b/>
+                <w:bCs/>
+                <w:color w:val="1F3864"/>
+                <w:sz w:val="16"/>
+                <w:szCs w:val="16"/>
+              </w:rPr>
+              <w:t xml:space="preserve">📖 EXERCISE:</w:t>
+            </w:r>
+          </w:p>
+          <w:p>
+            <w:pPr>
+              <w:spacing w:after="20" w:before="0"/>
+            </w:pPr>
+            <w:hyperlink w:history="1" r:id="rIdnwvjzp6tplics5unadhd6">
               <w:r>
                 <w:rPr>
                   <w:rFonts w:ascii="Arial" w:cs="Arial" w:eastAsia="Arial" w:hAnsi="Arial"/>
@@ -18308,7 +18367,7 @@
                   <w:szCs w:val="16"/>
                   <w:u w:val="single" w:color="2E75B6"/>
                 </w:rPr>
-                <w:t xml:space="preserve">The future of creativity in algebra</w:t>
+                <w:t xml:space="preserve">Moments and Centers of Mass, Work and Force, Fluid Forces Practice</w:t>
               </w:r>
             </w:hyperlink>
           </w:p>
@@ -18324,7 +18383,7 @@
                 <w:sz w:val="14"/>
                 <w:szCs w:val="14"/>
               </w:rPr>
-              <w:t xml:space="preserve">Source: Khan Academy (English - US curriculum)</w:t>
+              <w:t xml:space="preserve">Source: CK-12</w:t>
             </w:r>
           </w:p>
           <w:p>
@@ -18332,85 +18391,7 @@
               <w:spacing w:after="10" w:before="0"/>
               <w:ind w:left="120"/>
             </w:pPr>
-            <w:hyperlink w:history="1" r:id="rIdehq60-8nnsr1wd0srzedz">
-              <w:r>
-                <w:rPr>
-                  <w:rFonts w:ascii="Arial" w:cs="Arial" w:eastAsia="Arial" w:hAnsi="Arial"/>
-                  <w:color w:val="595959"/>
-                  <w:sz w:val="14"/>
-                  <w:szCs w:val="14"/>
-                  <w:u w:val="single" w:color="595959"/>
-                </w:rPr>
-                <w:t xml:space="preserve">🔍 Search ARES for similar videos</w:t>
-              </w:r>
-            </w:hyperlink>
-          </w:p>
-          <w:p>
-            <w:pPr>
-              <w:spacing w:after="40" w:before="0"/>
-            </w:pPr>
-            <w:r>
-              <w:rPr>
-                <w:sz w:val="14"/>
-                <w:szCs w:val="14"/>
-              </w:rPr>
-              <w:t xml:space="preserve"/>
-            </w:r>
-          </w:p>
-          <w:p>
-            <w:pPr>
-              <w:spacing w:after="20" w:before="0"/>
-            </w:pPr>
-            <w:r>
-              <w:rPr>
-                <w:rFonts w:ascii="Arial" w:cs="Arial" w:eastAsia="Arial" w:hAnsi="Arial"/>
-                <w:b/>
-                <w:bCs/>
-                <w:color w:val="1F3864"/>
-                <w:sz w:val="16"/>
-                <w:szCs w:val="16"/>
-              </w:rPr>
-              <w:t xml:space="preserve">📖 HTML:</w:t>
-            </w:r>
-          </w:p>
-          <w:p>
-            <w:pPr>
-              <w:spacing w:after="20" w:before="0"/>
-            </w:pPr>
-            <w:hyperlink w:history="1" r:id="rId_lsmktvuutf0o65ykvoo3">
-              <w:r>
-                <w:rPr>
-                  <w:rFonts w:ascii="Arial" w:cs="Arial" w:eastAsia="Arial" w:hAnsi="Arial"/>
-                  <w:color w:val="2E75B6"/>
-                  <w:sz w:val="16"/>
-                  <w:szCs w:val="16"/>
-                  <w:u w:val="single" w:color="2E75B6"/>
-                </w:rPr>
-                <w:t xml:space="preserve">Linear, Exponential, and Quadratic Models: Bernoulli Effect (PLIX)</w:t>
-              </w:r>
-            </w:hyperlink>
-          </w:p>
-          <w:p>
-            <w:pPr>
-              <w:spacing w:after="10" w:before="0"/>
-              <w:ind w:left="120"/>
-            </w:pPr>
-            <w:r>
-              <w:rPr>
-                <w:rFonts w:ascii="Arial" w:cs="Arial" w:eastAsia="Arial" w:hAnsi="Arial"/>
-                <w:color w:val="595959"/>
-                <w:sz w:val="14"/>
-                <w:szCs w:val="14"/>
-              </w:rPr>
-              <w:t xml:space="preserve">Source: CK-12</w:t>
-            </w:r>
-          </w:p>
-          <w:p>
-            <w:pPr>
-              <w:spacing w:after="10" w:before="0"/>
-              <w:ind w:left="120"/>
-            </w:pPr>
-            <w:hyperlink w:history="1" r:id="rIdfzvzi5zaqwltfiv1swu56">
+            <w:hyperlink w:history="1" r:id="rIdrl4bmhg5jezcnzriz-sx9">
               <w:r>
                 <w:rPr>
                   <w:rFonts w:ascii="Arial" w:cs="Arial" w:eastAsia="Arial" w:hAnsi="Arial"/>
@@ -18605,7 +18586,84 @@
             <w:pPr>
               <w:spacing w:after="20" w:before="0"/>
             </w:pPr>
-            <w:hyperlink w:history="1" r:id="rIdw-izx8vqseumeiv6-afaw">
+            <w:r>
+              <w:rPr>
+                <w:rFonts w:ascii="Arial" w:cs="Arial" w:eastAsia="Arial" w:hAnsi="Arial"/>
+                <w:i/>
+                <w:iCs/>
+                <w:color w:val="595959"/>
+                <w:sz w:val="16"/>
+                <w:szCs w:val="16"/>
+              </w:rPr>
+              <w:t xml:space="preserve">No closely matching video in the ARES library for this activity.</w:t>
+            </w:r>
+          </w:p>
+          <w:p>
+            <w:pPr>
+              <w:spacing w:after="10" w:before="0"/>
+              <w:ind w:left="120"/>
+            </w:pPr>
+            <w:hyperlink w:history="1" r:id="rIdtdiohtitqztf0fwdfeh5p">
+              <w:r>
+                <w:rPr>
+                  <w:rFonts w:ascii="Arial" w:cs="Arial" w:eastAsia="Arial" w:hAnsi="Arial"/>
+                  <w:color w:val="595959"/>
+                  <w:sz w:val="14"/>
+                  <w:szCs w:val="14"/>
+                  <w:u w:val="single" w:color="595959"/>
+                </w:rPr>
+                <w:t xml:space="preserve">🔍 Search ARES for videos</w:t>
+              </w:r>
+            </w:hyperlink>
+          </w:p>
+          <w:p>
+            <w:pPr>
+              <w:spacing w:after="10" w:before="0"/>
+              <w:ind w:left="120"/>
+            </w:pPr>
+            <w:r>
+              <w:rPr>
+                <w:rFonts w:ascii="Arial" w:cs="Arial" w:eastAsia="Arial" w:hAnsi="Arial"/>
+                <w:color w:val="595959"/>
+                <w:sz w:val="14"/>
+                <w:szCs w:val="14"/>
+              </w:rPr>
+              <w:t xml:space="preserve">Search terms: turning effect force moment</w:t>
+            </w:r>
+          </w:p>
+          <w:p>
+            <w:pPr>
+              <w:spacing w:after="40" w:before="0"/>
+            </w:pPr>
+            <w:r>
+              <w:rPr>
+                <w:sz w:val="14"/>
+                <w:szCs w:val="14"/>
+              </w:rPr>
+              <w:t xml:space="preserve"/>
+            </w:r>
+          </w:p>
+          <w:p>
+            <w:pPr>
+              <w:spacing w:after="20" w:before="0"/>
+            </w:pPr>
+            <w:r>
+              <w:rPr>
+                <w:rFonts w:ascii="Arial" w:cs="Arial" w:eastAsia="Arial" w:hAnsi="Arial"/>
+                <w:b/>
+                <w:bCs/>
+                <w:color w:val="1F3864"/>
+                <w:sz w:val="16"/>
+                <w:szCs w:val="16"/>
+              </w:rPr>
+              <w:t xml:space="preserve">📖 EXERCISE:</w:t>
+            </w:r>
+          </w:p>
+          <w:p>
+            <w:pPr>
+              <w:spacing w:after="20" w:before="0"/>
+            </w:pPr>
+            <w:hyperlink w:history="1" r:id="rIdkmzv5iuobdjpme9s-sk-9">
               <w:r>
                 <w:rPr>
                   <w:rFonts w:ascii="Arial" w:cs="Arial" w:eastAsia="Arial" w:hAnsi="Arial"/>
@@ -18614,7 +18672,7 @@
                   <w:szCs w:val="16"/>
                   <w:u w:val="single" w:color="2E75B6"/>
                 </w:rPr>
-                <w:t xml:space="preserve">The future of creativity in algebra</w:t>
+                <w:t xml:space="preserve">Moments and Centers of Mass, Work and Force, Fluid Forces Practice</w:t>
               </w:r>
             </w:hyperlink>
           </w:p>
@@ -18630,7 +18688,7 @@
                 <w:sz w:val="14"/>
                 <w:szCs w:val="14"/>
               </w:rPr>
-              <w:t xml:space="preserve">Source: Khan Academy (English - US curriculum)</w:t>
+              <w:t xml:space="preserve">Source: CK-12</w:t>
             </w:r>
           </w:p>
           <w:p>
@@ -18638,85 +18696,7 @@
               <w:spacing w:after="10" w:before="0"/>
               <w:ind w:left="120"/>
             </w:pPr>
-            <w:hyperlink w:history="1" r:id="rIdxbdsoscu2svn4kylvtlmk">
-              <w:r>
-                <w:rPr>
-                  <w:rFonts w:ascii="Arial" w:cs="Arial" w:eastAsia="Arial" w:hAnsi="Arial"/>
-                  <w:color w:val="595959"/>
-                  <w:sz w:val="14"/>
-                  <w:szCs w:val="14"/>
-                  <w:u w:val="single" w:color="595959"/>
-                </w:rPr>
-                <w:t xml:space="preserve">🔍 Search ARES for similar videos</w:t>
-              </w:r>
-            </w:hyperlink>
-          </w:p>
-          <w:p>
-            <w:pPr>
-              <w:spacing w:after="40" w:before="0"/>
-            </w:pPr>
-            <w:r>
-              <w:rPr>
-                <w:sz w:val="14"/>
-                <w:szCs w:val="14"/>
-              </w:rPr>
-              <w:t xml:space="preserve"/>
-            </w:r>
-          </w:p>
-          <w:p>
-            <w:pPr>
-              <w:spacing w:after="20" w:before="0"/>
-            </w:pPr>
-            <w:r>
-              <w:rPr>
-                <w:rFonts w:ascii="Arial" w:cs="Arial" w:eastAsia="Arial" w:hAnsi="Arial"/>
-                <w:b/>
-                <w:bCs/>
-                <w:color w:val="1F3864"/>
-                <w:sz w:val="16"/>
-                <w:szCs w:val="16"/>
-              </w:rPr>
-              <w:t xml:space="preserve">📖 HTML:</w:t>
-            </w:r>
-          </w:p>
-          <w:p>
-            <w:pPr>
-              <w:spacing w:after="20" w:before="0"/>
-            </w:pPr>
-            <w:hyperlink w:history="1" r:id="rIdeaj55v4fpazhd-1e3m8y8">
-              <w:r>
-                <w:rPr>
-                  <w:rFonts w:ascii="Arial" w:cs="Arial" w:eastAsia="Arial" w:hAnsi="Arial"/>
-                  <w:color w:val="2E75B6"/>
-                  <w:sz w:val="16"/>
-                  <w:szCs w:val="16"/>
-                  <w:u w:val="single" w:color="2E75B6"/>
-                </w:rPr>
-                <w:t xml:space="preserve">Linear, Exponential, and Quadratic Models: Bernoulli Effect (PLIX)</w:t>
-              </w:r>
-            </w:hyperlink>
-          </w:p>
-          <w:p>
-            <w:pPr>
-              <w:spacing w:after="10" w:before="0"/>
-              <w:ind w:left="120"/>
-            </w:pPr>
-            <w:r>
-              <w:rPr>
-                <w:rFonts w:ascii="Arial" w:cs="Arial" w:eastAsia="Arial" w:hAnsi="Arial"/>
-                <w:color w:val="595959"/>
-                <w:sz w:val="14"/>
-                <w:szCs w:val="14"/>
-              </w:rPr>
-              <w:t xml:space="preserve">Source: CK-12</w:t>
-            </w:r>
-          </w:p>
-          <w:p>
-            <w:pPr>
-              <w:spacing w:after="10" w:before="0"/>
-              <w:ind w:left="120"/>
-            </w:pPr>
-            <w:hyperlink w:history="1" r:id="rIdyszuio33zjnpegziyadn-">
+            <w:hyperlink w:history="1" r:id="rIdjl2-iuitevzzvq227ggr2">
               <w:r>
                 <w:rPr>
                   <w:rFonts w:ascii="Arial" w:cs="Arial" w:eastAsia="Arial" w:hAnsi="Arial"/>
@@ -20317,7 +20297,84 @@
             <w:pPr>
               <w:spacing w:after="20" w:before="0"/>
             </w:pPr>
-            <w:hyperlink w:history="1" r:id="rIdhtzitgzosb731hrwhnjso">
+            <w:r>
+              <w:rPr>
+                <w:rFonts w:ascii="Arial" w:cs="Arial" w:eastAsia="Arial" w:hAnsi="Arial"/>
+                <w:i/>
+                <w:iCs/>
+                <w:color w:val="595959"/>
+                <w:sz w:val="16"/>
+                <w:szCs w:val="16"/>
+              </w:rPr>
+              <w:t xml:space="preserve">No closely matching video in the ARES library for this activity.</w:t>
+            </w:r>
+          </w:p>
+          <w:p>
+            <w:pPr>
+              <w:spacing w:after="10" w:before="0"/>
+              <w:ind w:left="120"/>
+            </w:pPr>
+            <w:hyperlink w:history="1" r:id="rIdekmwmon05qubhkbjvx-_g">
+              <w:r>
+                <w:rPr>
+                  <w:rFonts w:ascii="Arial" w:cs="Arial" w:eastAsia="Arial" w:hAnsi="Arial"/>
+                  <w:color w:val="595959"/>
+                  <w:sz w:val="14"/>
+                  <w:szCs w:val="14"/>
+                  <w:u w:val="single" w:color="595959"/>
+                </w:rPr>
+                <w:t xml:space="preserve">🔍 Search ARES for videos</w:t>
+              </w:r>
+            </w:hyperlink>
+          </w:p>
+          <w:p>
+            <w:pPr>
+              <w:spacing w:after="10" w:before="0"/>
+              <w:ind w:left="120"/>
+            </w:pPr>
+            <w:r>
+              <w:rPr>
+                <w:rFonts w:ascii="Arial" w:cs="Arial" w:eastAsia="Arial" w:hAnsi="Arial"/>
+                <w:color w:val="595959"/>
+                <w:sz w:val="14"/>
+                <w:szCs w:val="14"/>
+              </w:rPr>
+              <w:t xml:space="preserve">Search terms: turning effect force moment</w:t>
+            </w:r>
+          </w:p>
+          <w:p>
+            <w:pPr>
+              <w:spacing w:after="40" w:before="0"/>
+            </w:pPr>
+            <w:r>
+              <w:rPr>
+                <w:sz w:val="14"/>
+                <w:szCs w:val="14"/>
+              </w:rPr>
+              <w:t xml:space="preserve"/>
+            </w:r>
+          </w:p>
+          <w:p>
+            <w:pPr>
+              <w:spacing w:after="20" w:before="0"/>
+            </w:pPr>
+            <w:r>
+              <w:rPr>
+                <w:rFonts w:ascii="Arial" w:cs="Arial" w:eastAsia="Arial" w:hAnsi="Arial"/>
+                <w:b/>
+                <w:bCs/>
+                <w:color w:val="1F3864"/>
+                <w:sz w:val="16"/>
+                <w:szCs w:val="16"/>
+              </w:rPr>
+              <w:t xml:space="preserve">📖 EXERCISE:</w:t>
+            </w:r>
+          </w:p>
+          <w:p>
+            <w:pPr>
+              <w:spacing w:after="20" w:before="0"/>
+            </w:pPr>
+            <w:hyperlink w:history="1" r:id="rIdno2daijd9kpd73mqz3os4">
               <w:r>
                 <w:rPr>
                   <w:rFonts w:ascii="Arial" w:cs="Arial" w:eastAsia="Arial" w:hAnsi="Arial"/>
@@ -20326,7 +20383,7 @@
                   <w:szCs w:val="16"/>
                   <w:u w:val="single" w:color="2E75B6"/>
                 </w:rPr>
-                <w:t xml:space="preserve">Equation with the variable in the denominator</w:t>
+                <w:t xml:space="preserve">Moments and Centers of Mass, Work and Force, Fluid Forces Practice</w:t>
               </w:r>
             </w:hyperlink>
           </w:p>
@@ -20342,7 +20399,7 @@
                 <w:sz w:val="14"/>
                 <w:szCs w:val="14"/>
               </w:rPr>
-              <w:t xml:space="preserve">Source: Khan Academy (English - US curriculum)</w:t>
+              <w:t xml:space="preserve">Source: CK-12</w:t>
             </w:r>
           </w:p>
           <w:p>
@@ -20350,85 +20407,7 @@
               <w:spacing w:after="10" w:before="0"/>
               <w:ind w:left="120"/>
             </w:pPr>
-            <w:hyperlink w:history="1" r:id="rIddhefrvuyhlolpl24fj63p">
-              <w:r>
-                <w:rPr>
-                  <w:rFonts w:ascii="Arial" w:cs="Arial" w:eastAsia="Arial" w:hAnsi="Arial"/>
-                  <w:color w:val="595959"/>
-                  <w:sz w:val="14"/>
-                  <w:szCs w:val="14"/>
-                  <w:u w:val="single" w:color="595959"/>
-                </w:rPr>
-                <w:t xml:space="preserve">🔍 Search ARES for similar videos</w:t>
-              </w:r>
-            </w:hyperlink>
-          </w:p>
-          <w:p>
-            <w:pPr>
-              <w:spacing w:after="40" w:before="0"/>
-            </w:pPr>
-            <w:r>
-              <w:rPr>
-                <w:sz w:val="14"/>
-                <w:szCs w:val="14"/>
-              </w:rPr>
-              <w:t xml:space="preserve"/>
-            </w:r>
-          </w:p>
-          <w:p>
-            <w:pPr>
-              <w:spacing w:after="20" w:before="0"/>
-            </w:pPr>
-            <w:r>
-              <w:rPr>
-                <w:rFonts w:ascii="Arial" w:cs="Arial" w:eastAsia="Arial" w:hAnsi="Arial"/>
-                <w:b/>
-                <w:bCs/>
-                <w:color w:val="1F3864"/>
-                <w:sz w:val="16"/>
-                <w:szCs w:val="16"/>
-              </w:rPr>
-              <w:t xml:space="preserve">📖 HTML:</w:t>
-            </w:r>
-          </w:p>
-          <w:p>
-            <w:pPr>
-              <w:spacing w:after="20" w:before="0"/>
-            </w:pPr>
-            <w:hyperlink w:history="1" r:id="rIdlsqwulaumrpw-ksvoym2u">
-              <w:r>
-                <w:rPr>
-                  <w:rFonts w:ascii="Arial" w:cs="Arial" w:eastAsia="Arial" w:hAnsi="Arial"/>
-                  <w:color w:val="2E75B6"/>
-                  <w:sz w:val="16"/>
-                  <w:szCs w:val="16"/>
-                  <w:u w:val="single" w:color="2E75B6"/>
-                </w:rPr>
-                <w:t xml:space="preserve">Moment of Inertia (Flexbook)</w:t>
-              </w:r>
-            </w:hyperlink>
-          </w:p>
-          <w:p>
-            <w:pPr>
-              <w:spacing w:after="10" w:before="0"/>
-              <w:ind w:left="120"/>
-            </w:pPr>
-            <w:r>
-              <w:rPr>
-                <w:rFonts w:ascii="Arial" w:cs="Arial" w:eastAsia="Arial" w:hAnsi="Arial"/>
-                <w:color w:val="595959"/>
-                <w:sz w:val="14"/>
-                <w:szCs w:val="14"/>
-              </w:rPr>
-              <w:t xml:space="preserve">Source: CK-12</w:t>
-            </w:r>
-          </w:p>
-          <w:p>
-            <w:pPr>
-              <w:spacing w:after="10" w:before="0"/>
-              <w:ind w:left="120"/>
-            </w:pPr>
-            <w:hyperlink w:history="1" r:id="rIdcgdbao_7m5rjpb5laald7">
+            <w:hyperlink w:history="1" r:id="rIduyxhnkh9wo7lpt4iwiszf">
               <w:r>
                 <w:rPr>
                   <w:rFonts w:ascii="Arial" w:cs="Arial" w:eastAsia="Arial" w:hAnsi="Arial"/>
@@ -20623,7 +20602,84 @@
             <w:pPr>
               <w:spacing w:after="20" w:before="0"/>
             </w:pPr>
-            <w:hyperlink w:history="1" r:id="rIdmdoeebzusripxgzfx3w34">
+            <w:r>
+              <w:rPr>
+                <w:rFonts w:ascii="Arial" w:cs="Arial" w:eastAsia="Arial" w:hAnsi="Arial"/>
+                <w:i/>
+                <w:iCs/>
+                <w:color w:val="595959"/>
+                <w:sz w:val="16"/>
+                <w:szCs w:val="16"/>
+              </w:rPr>
+              <w:t xml:space="preserve">No closely matching video in the ARES library for this activity.</w:t>
+            </w:r>
+          </w:p>
+          <w:p>
+            <w:pPr>
+              <w:spacing w:after="10" w:before="0"/>
+              <w:ind w:left="120"/>
+            </w:pPr>
+            <w:hyperlink w:history="1" r:id="rIdypdi5yfup3ix0gd-qrsbb">
+              <w:r>
+                <w:rPr>
+                  <w:rFonts w:ascii="Arial" w:cs="Arial" w:eastAsia="Arial" w:hAnsi="Arial"/>
+                  <w:color w:val="595959"/>
+                  <w:sz w:val="14"/>
+                  <w:szCs w:val="14"/>
+                  <w:u w:val="single" w:color="595959"/>
+                </w:rPr>
+                <w:t xml:space="preserve">🔍 Search ARES for videos</w:t>
+              </w:r>
+            </w:hyperlink>
+          </w:p>
+          <w:p>
+            <w:pPr>
+              <w:spacing w:after="10" w:before="0"/>
+              <w:ind w:left="120"/>
+            </w:pPr>
+            <w:r>
+              <w:rPr>
+                <w:rFonts w:ascii="Arial" w:cs="Arial" w:eastAsia="Arial" w:hAnsi="Arial"/>
+                <w:color w:val="595959"/>
+                <w:sz w:val="14"/>
+                <w:szCs w:val="14"/>
+              </w:rPr>
+              <w:t xml:space="preserve">Search terms: turning effect force moment</w:t>
+            </w:r>
+          </w:p>
+          <w:p>
+            <w:pPr>
+              <w:spacing w:after="40" w:before="0"/>
+            </w:pPr>
+            <w:r>
+              <w:rPr>
+                <w:sz w:val="14"/>
+                <w:szCs w:val="14"/>
+              </w:rPr>
+              <w:t xml:space="preserve"/>
+            </w:r>
+          </w:p>
+          <w:p>
+            <w:pPr>
+              <w:spacing w:after="20" w:before="0"/>
+            </w:pPr>
+            <w:r>
+              <w:rPr>
+                <w:rFonts w:ascii="Arial" w:cs="Arial" w:eastAsia="Arial" w:hAnsi="Arial"/>
+                <w:b/>
+                <w:bCs/>
+                <w:color w:val="1F3864"/>
+                <w:sz w:val="16"/>
+                <w:szCs w:val="16"/>
+              </w:rPr>
+              <w:t xml:space="preserve">📖 EXERCISE:</w:t>
+            </w:r>
+          </w:p>
+          <w:p>
+            <w:pPr>
+              <w:spacing w:after="20" w:before="0"/>
+            </w:pPr>
+            <w:hyperlink w:history="1" r:id="rIdnft-8ywhe-onts1hrlxmn">
               <w:r>
                 <w:rPr>
                   <w:rFonts w:ascii="Arial" w:cs="Arial" w:eastAsia="Arial" w:hAnsi="Arial"/>
@@ -20632,7 +20688,7 @@
                   <w:szCs w:val="16"/>
                   <w:u w:val="single" w:color="2E75B6"/>
                 </w:rPr>
-                <w:t xml:space="preserve">Equation with the variable in the denominator</w:t>
+                <w:t xml:space="preserve">Moments and Centers of Mass, Work and Force, Fluid Forces Practice</w:t>
               </w:r>
             </w:hyperlink>
           </w:p>
@@ -20648,7 +20704,7 @@
                 <w:sz w:val="14"/>
                 <w:szCs w:val="14"/>
               </w:rPr>
-              <w:t xml:space="preserve">Source: Khan Academy (English - US curriculum)</w:t>
+              <w:t xml:space="preserve">Source: CK-12</w:t>
             </w:r>
           </w:p>
           <w:p>
@@ -20656,85 +20712,7 @@
               <w:spacing w:after="10" w:before="0"/>
               <w:ind w:left="120"/>
             </w:pPr>
-            <w:hyperlink w:history="1" r:id="rId57luuglmjgil9bqqt3yoc">
-              <w:r>
-                <w:rPr>
-                  <w:rFonts w:ascii="Arial" w:cs="Arial" w:eastAsia="Arial" w:hAnsi="Arial"/>
-                  <w:color w:val="595959"/>
-                  <w:sz w:val="14"/>
-                  <w:szCs w:val="14"/>
-                  <w:u w:val="single" w:color="595959"/>
-                </w:rPr>
-                <w:t xml:space="preserve">🔍 Search ARES for similar videos</w:t>
-              </w:r>
-            </w:hyperlink>
-          </w:p>
-          <w:p>
-            <w:pPr>
-              <w:spacing w:after="40" w:before="0"/>
-            </w:pPr>
-            <w:r>
-              <w:rPr>
-                <w:sz w:val="14"/>
-                <w:szCs w:val="14"/>
-              </w:rPr>
-              <w:t xml:space="preserve"/>
-            </w:r>
-          </w:p>
-          <w:p>
-            <w:pPr>
-              <w:spacing w:after="20" w:before="0"/>
-            </w:pPr>
-            <w:r>
-              <w:rPr>
-                <w:rFonts w:ascii="Arial" w:cs="Arial" w:eastAsia="Arial" w:hAnsi="Arial"/>
-                <w:b/>
-                <w:bCs/>
-                <w:color w:val="1F3864"/>
-                <w:sz w:val="16"/>
-                <w:szCs w:val="16"/>
-              </w:rPr>
-              <w:t xml:space="preserve">📖 HTML:</w:t>
-            </w:r>
-          </w:p>
-          <w:p>
-            <w:pPr>
-              <w:spacing w:after="20" w:before="0"/>
-            </w:pPr>
-            <w:hyperlink w:history="1" r:id="rId1volubqggjqsa5q3szhi_">
-              <w:r>
-                <w:rPr>
-                  <w:rFonts w:ascii="Arial" w:cs="Arial" w:eastAsia="Arial" w:hAnsi="Arial"/>
-                  <w:color w:val="2E75B6"/>
-                  <w:sz w:val="16"/>
-                  <w:szCs w:val="16"/>
-                  <w:u w:val="single" w:color="2E75B6"/>
-                </w:rPr>
-                <w:t xml:space="preserve">Moment of Inertia (Flexbook)</w:t>
-              </w:r>
-            </w:hyperlink>
-          </w:p>
-          <w:p>
-            <w:pPr>
-              <w:spacing w:after="10" w:before="0"/>
-              <w:ind w:left="120"/>
-            </w:pPr>
-            <w:r>
-              <w:rPr>
-                <w:rFonts w:ascii="Arial" w:cs="Arial" w:eastAsia="Arial" w:hAnsi="Arial"/>
-                <w:color w:val="595959"/>
-                <w:sz w:val="14"/>
-                <w:szCs w:val="14"/>
-              </w:rPr>
-              <w:t xml:space="preserve">Source: CK-12</w:t>
-            </w:r>
-          </w:p>
-          <w:p>
-            <w:pPr>
-              <w:spacing w:after="10" w:before="0"/>
-              <w:ind w:left="120"/>
-            </w:pPr>
-            <w:hyperlink w:history="1" r:id="rIdvpzsss_ttuzckcd7u9jjn">
+            <w:hyperlink w:history="1" r:id="rId4lh9rylya-vvrai4xasao">
               <w:r>
                 <w:rPr>
                   <w:rFonts w:ascii="Arial" w:cs="Arial" w:eastAsia="Arial" w:hAnsi="Arial"/>
@@ -20929,7 +20907,84 @@
             <w:pPr>
               <w:spacing w:after="20" w:before="0"/>
             </w:pPr>
-            <w:hyperlink w:history="1" r:id="rIdybb-ux_8nrn2xrrustjwk">
+            <w:r>
+              <w:rPr>
+                <w:rFonts w:ascii="Arial" w:cs="Arial" w:eastAsia="Arial" w:hAnsi="Arial"/>
+                <w:i/>
+                <w:iCs/>
+                <w:color w:val="595959"/>
+                <w:sz w:val="16"/>
+                <w:szCs w:val="16"/>
+              </w:rPr>
+              <w:t xml:space="preserve">No closely matching video in the ARES library for this activity.</w:t>
+            </w:r>
+          </w:p>
+          <w:p>
+            <w:pPr>
+              <w:spacing w:after="10" w:before="0"/>
+              <w:ind w:left="120"/>
+            </w:pPr>
+            <w:hyperlink w:history="1" r:id="rIdvqbrt_mqdadodef9bglqr">
+              <w:r>
+                <w:rPr>
+                  <w:rFonts w:ascii="Arial" w:cs="Arial" w:eastAsia="Arial" w:hAnsi="Arial"/>
+                  <w:color w:val="595959"/>
+                  <w:sz w:val="14"/>
+                  <w:szCs w:val="14"/>
+                  <w:u w:val="single" w:color="595959"/>
+                </w:rPr>
+                <w:t xml:space="preserve">🔍 Search ARES for videos</w:t>
+              </w:r>
+            </w:hyperlink>
+          </w:p>
+          <w:p>
+            <w:pPr>
+              <w:spacing w:after="10" w:before="0"/>
+              <w:ind w:left="120"/>
+            </w:pPr>
+            <w:r>
+              <w:rPr>
+                <w:rFonts w:ascii="Arial" w:cs="Arial" w:eastAsia="Arial" w:hAnsi="Arial"/>
+                <w:color w:val="595959"/>
+                <w:sz w:val="14"/>
+                <w:szCs w:val="14"/>
+              </w:rPr>
+              <w:t xml:space="preserve">Search terms: turning effect force moment</w:t>
+            </w:r>
+          </w:p>
+          <w:p>
+            <w:pPr>
+              <w:spacing w:after="40" w:before="0"/>
+            </w:pPr>
+            <w:r>
+              <w:rPr>
+                <w:sz w:val="14"/>
+                <w:szCs w:val="14"/>
+              </w:rPr>
+              <w:t xml:space="preserve"/>
+            </w:r>
+          </w:p>
+          <w:p>
+            <w:pPr>
+              <w:spacing w:after="20" w:before="0"/>
+            </w:pPr>
+            <w:r>
+              <w:rPr>
+                <w:rFonts w:ascii="Arial" w:cs="Arial" w:eastAsia="Arial" w:hAnsi="Arial"/>
+                <w:b/>
+                <w:bCs/>
+                <w:color w:val="1F3864"/>
+                <w:sz w:val="16"/>
+                <w:szCs w:val="16"/>
+              </w:rPr>
+              <w:t xml:space="preserve">📖 EXERCISE:</w:t>
+            </w:r>
+          </w:p>
+          <w:p>
+            <w:pPr>
+              <w:spacing w:after="20" w:before="0"/>
+            </w:pPr>
+            <w:hyperlink w:history="1" r:id="rIdhvqlip281z3fhhz3tsdnd">
               <w:r>
                 <w:rPr>
                   <w:rFonts w:ascii="Arial" w:cs="Arial" w:eastAsia="Arial" w:hAnsi="Arial"/>
@@ -20938,7 +20993,7 @@
                   <w:szCs w:val="16"/>
                   <w:u w:val="single" w:color="2E75B6"/>
                 </w:rPr>
-                <w:t xml:space="preserve">Equation with the variable in the denominator</w:t>
+                <w:t xml:space="preserve">Moments and Centers of Mass, Work and Force, Fluid Forces Practice</w:t>
               </w:r>
             </w:hyperlink>
           </w:p>
@@ -20954,7 +21009,7 @@
                 <w:sz w:val="14"/>
                 <w:szCs w:val="14"/>
               </w:rPr>
-              <w:t xml:space="preserve">Source: Khan Academy (English - US curriculum)</w:t>
+              <w:t xml:space="preserve">Source: CK-12</w:t>
             </w:r>
           </w:p>
           <w:p>
@@ -20962,85 +21017,7 @@
               <w:spacing w:after="10" w:before="0"/>
               <w:ind w:left="120"/>
             </w:pPr>
-            <w:hyperlink w:history="1" r:id="rIdvk6to8f5fstbi4ocnhat1">
-              <w:r>
-                <w:rPr>
-                  <w:rFonts w:ascii="Arial" w:cs="Arial" w:eastAsia="Arial" w:hAnsi="Arial"/>
-                  <w:color w:val="595959"/>
-                  <w:sz w:val="14"/>
-                  <w:szCs w:val="14"/>
-                  <w:u w:val="single" w:color="595959"/>
-                </w:rPr>
-                <w:t xml:space="preserve">🔍 Search ARES for similar videos</w:t>
-              </w:r>
-            </w:hyperlink>
-          </w:p>
-          <w:p>
-            <w:pPr>
-              <w:spacing w:after="40" w:before="0"/>
-            </w:pPr>
-            <w:r>
-              <w:rPr>
-                <w:sz w:val="14"/>
-                <w:szCs w:val="14"/>
-              </w:rPr>
-              <w:t xml:space="preserve"/>
-            </w:r>
-          </w:p>
-          <w:p>
-            <w:pPr>
-              <w:spacing w:after="20" w:before="0"/>
-            </w:pPr>
-            <w:r>
-              <w:rPr>
-                <w:rFonts w:ascii="Arial" w:cs="Arial" w:eastAsia="Arial" w:hAnsi="Arial"/>
-                <w:b/>
-                <w:bCs/>
-                <w:color w:val="1F3864"/>
-                <w:sz w:val="16"/>
-                <w:szCs w:val="16"/>
-              </w:rPr>
-              <w:t xml:space="preserve">📖 HTML:</w:t>
-            </w:r>
-          </w:p>
-          <w:p>
-            <w:pPr>
-              <w:spacing w:after="20" w:before="0"/>
-            </w:pPr>
-            <w:hyperlink w:history="1" r:id="rIdd5wz0q3r1xbbnf_mukbbo">
-              <w:r>
-                <w:rPr>
-                  <w:rFonts w:ascii="Arial" w:cs="Arial" w:eastAsia="Arial" w:hAnsi="Arial"/>
-                  <w:color w:val="2E75B6"/>
-                  <w:sz w:val="16"/>
-                  <w:szCs w:val="16"/>
-                  <w:u w:val="single" w:color="2E75B6"/>
-                </w:rPr>
-                <w:t xml:space="preserve">Moment of Inertia (Flexbook)</w:t>
-              </w:r>
-            </w:hyperlink>
-          </w:p>
-          <w:p>
-            <w:pPr>
-              <w:spacing w:after="10" w:before="0"/>
-              <w:ind w:left="120"/>
-            </w:pPr>
-            <w:r>
-              <w:rPr>
-                <w:rFonts w:ascii="Arial" w:cs="Arial" w:eastAsia="Arial" w:hAnsi="Arial"/>
-                <w:color w:val="595959"/>
-                <w:sz w:val="14"/>
-                <w:szCs w:val="14"/>
-              </w:rPr>
-              <w:t xml:space="preserve">Source: CK-12</w:t>
-            </w:r>
-          </w:p>
-          <w:p>
-            <w:pPr>
-              <w:spacing w:after="10" w:before="0"/>
-              <w:ind w:left="120"/>
-            </w:pPr>
-            <w:hyperlink w:history="1" r:id="rIdrobe_ga2iwbrg2wzqzzca">
+            <w:hyperlink w:history="1" r:id="rIdsk3760nfa_s9netgrgwxh">
               <w:r>
                 <w:rPr>
                   <w:rFonts w:ascii="Arial" w:cs="Arial" w:eastAsia="Arial" w:hAnsi="Arial"/>
@@ -21235,7 +21212,84 @@
             <w:pPr>
               <w:spacing w:after="20" w:before="0"/>
             </w:pPr>
-            <w:hyperlink w:history="1" r:id="rIdyjxsa6kdr-nivbsyhwynd">
+            <w:r>
+              <w:rPr>
+                <w:rFonts w:ascii="Arial" w:cs="Arial" w:eastAsia="Arial" w:hAnsi="Arial"/>
+                <w:i/>
+                <w:iCs/>
+                <w:color w:val="595959"/>
+                <w:sz w:val="16"/>
+                <w:szCs w:val="16"/>
+              </w:rPr>
+              <w:t xml:space="preserve">No closely matching video in the ARES library for this activity.</w:t>
+            </w:r>
+          </w:p>
+          <w:p>
+            <w:pPr>
+              <w:spacing w:after="10" w:before="0"/>
+              <w:ind w:left="120"/>
+            </w:pPr>
+            <w:hyperlink w:history="1" r:id="rIds12edzkd-wfowrglwe1ka">
+              <w:r>
+                <w:rPr>
+                  <w:rFonts w:ascii="Arial" w:cs="Arial" w:eastAsia="Arial" w:hAnsi="Arial"/>
+                  <w:color w:val="595959"/>
+                  <w:sz w:val="14"/>
+                  <w:szCs w:val="14"/>
+                  <w:u w:val="single" w:color="595959"/>
+                </w:rPr>
+                <w:t xml:space="preserve">🔍 Search ARES for videos</w:t>
+              </w:r>
+            </w:hyperlink>
+          </w:p>
+          <w:p>
+            <w:pPr>
+              <w:spacing w:after="10" w:before="0"/>
+              <w:ind w:left="120"/>
+            </w:pPr>
+            <w:r>
+              <w:rPr>
+                <w:rFonts w:ascii="Arial" w:cs="Arial" w:eastAsia="Arial" w:hAnsi="Arial"/>
+                <w:color w:val="595959"/>
+                <w:sz w:val="14"/>
+                <w:szCs w:val="14"/>
+              </w:rPr>
+              <w:t xml:space="preserve">Search terms: turning effect force moment</w:t>
+            </w:r>
+          </w:p>
+          <w:p>
+            <w:pPr>
+              <w:spacing w:after="40" w:before="0"/>
+            </w:pPr>
+            <w:r>
+              <w:rPr>
+                <w:sz w:val="14"/>
+                <w:szCs w:val="14"/>
+              </w:rPr>
+              <w:t xml:space="preserve"/>
+            </w:r>
+          </w:p>
+          <w:p>
+            <w:pPr>
+              <w:spacing w:after="20" w:before="0"/>
+            </w:pPr>
+            <w:r>
+              <w:rPr>
+                <w:rFonts w:ascii="Arial" w:cs="Arial" w:eastAsia="Arial" w:hAnsi="Arial"/>
+                <w:b/>
+                <w:bCs/>
+                <w:color w:val="1F3864"/>
+                <w:sz w:val="16"/>
+                <w:szCs w:val="16"/>
+              </w:rPr>
+              <w:t xml:space="preserve">📖 EXERCISE:</w:t>
+            </w:r>
+          </w:p>
+          <w:p>
+            <w:pPr>
+              <w:spacing w:after="20" w:before="0"/>
+            </w:pPr>
+            <w:hyperlink w:history="1" r:id="rId8itk-fz0csswbm95uooll">
               <w:r>
                 <w:rPr>
                   <w:rFonts w:ascii="Arial" w:cs="Arial" w:eastAsia="Arial" w:hAnsi="Arial"/>
@@ -21244,7 +21298,7 @@
                   <w:szCs w:val="16"/>
                   <w:u w:val="single" w:color="2E75B6"/>
                 </w:rPr>
-                <w:t xml:space="preserve">Equation with the variable in the denominator</w:t>
+                <w:t xml:space="preserve">Moments and Centers of Mass, Work and Force, Fluid Forces Practice</w:t>
               </w:r>
             </w:hyperlink>
           </w:p>
@@ -21260,7 +21314,7 @@
                 <w:sz w:val="14"/>
                 <w:szCs w:val="14"/>
               </w:rPr>
-              <w:t xml:space="preserve">Source: Khan Academy (English - US curriculum)</w:t>
+              <w:t xml:space="preserve">Source: CK-12</w:t>
             </w:r>
           </w:p>
           <w:p>
@@ -21268,85 +21322,7 @@
               <w:spacing w:after="10" w:before="0"/>
               <w:ind w:left="120"/>
             </w:pPr>
-            <w:hyperlink w:history="1" r:id="rIdy16proqj37wyybdo2cwrn">
-              <w:r>
-                <w:rPr>
-                  <w:rFonts w:ascii="Arial" w:cs="Arial" w:eastAsia="Arial" w:hAnsi="Arial"/>
-                  <w:color w:val="595959"/>
-                  <w:sz w:val="14"/>
-                  <w:szCs w:val="14"/>
-                  <w:u w:val="single" w:color="595959"/>
-                </w:rPr>
-                <w:t xml:space="preserve">🔍 Search ARES for similar videos</w:t>
-              </w:r>
-            </w:hyperlink>
-          </w:p>
-          <w:p>
-            <w:pPr>
-              <w:spacing w:after="40" w:before="0"/>
-            </w:pPr>
-            <w:r>
-              <w:rPr>
-                <w:sz w:val="14"/>
-                <w:szCs w:val="14"/>
-              </w:rPr>
-              <w:t xml:space="preserve"/>
-            </w:r>
-          </w:p>
-          <w:p>
-            <w:pPr>
-              <w:spacing w:after="20" w:before="0"/>
-            </w:pPr>
-            <w:r>
-              <w:rPr>
-                <w:rFonts w:ascii="Arial" w:cs="Arial" w:eastAsia="Arial" w:hAnsi="Arial"/>
-                <w:b/>
-                <w:bCs/>
-                <w:color w:val="1F3864"/>
-                <w:sz w:val="16"/>
-                <w:szCs w:val="16"/>
-              </w:rPr>
-              <w:t xml:space="preserve">📖 HTML:</w:t>
-            </w:r>
-          </w:p>
-          <w:p>
-            <w:pPr>
-              <w:spacing w:after="20" w:before="0"/>
-            </w:pPr>
-            <w:hyperlink w:history="1" r:id="rIdhcsfk2had0vlyr3jkvkv3">
-              <w:r>
-                <w:rPr>
-                  <w:rFonts w:ascii="Arial" w:cs="Arial" w:eastAsia="Arial" w:hAnsi="Arial"/>
-                  <w:color w:val="2E75B6"/>
-                  <w:sz w:val="16"/>
-                  <w:szCs w:val="16"/>
-                  <w:u w:val="single" w:color="2E75B6"/>
-                </w:rPr>
-                <w:t xml:space="preserve">Moment of Inertia (Flexbook)</w:t>
-              </w:r>
-            </w:hyperlink>
-          </w:p>
-          <w:p>
-            <w:pPr>
-              <w:spacing w:after="10" w:before="0"/>
-              <w:ind w:left="120"/>
-            </w:pPr>
-            <w:r>
-              <w:rPr>
-                <w:rFonts w:ascii="Arial" w:cs="Arial" w:eastAsia="Arial" w:hAnsi="Arial"/>
-                <w:color w:val="595959"/>
-                <w:sz w:val="14"/>
-                <w:szCs w:val="14"/>
-              </w:rPr>
-              <w:t xml:space="preserve">Source: CK-12</w:t>
-            </w:r>
-          </w:p>
-          <w:p>
-            <w:pPr>
-              <w:spacing w:after="10" w:before="0"/>
-              <w:ind w:left="120"/>
-            </w:pPr>
-            <w:hyperlink w:history="1" r:id="rIdduu-ljimfe4bevwpu4qon">
+            <w:hyperlink w:history="1" r:id="rId8r3pl_b8ahzrdl-os6yx_">
               <w:r>
                 <w:rPr>
                   <w:rFonts w:ascii="Arial" w:cs="Arial" w:eastAsia="Arial" w:hAnsi="Arial"/>
@@ -21541,7 +21517,84 @@
             <w:pPr>
               <w:spacing w:after="20" w:before="0"/>
             </w:pPr>
-            <w:hyperlink w:history="1" r:id="rIdjcfkv7eh4kmu7ustud7nu">
+            <w:r>
+              <w:rPr>
+                <w:rFonts w:ascii="Arial" w:cs="Arial" w:eastAsia="Arial" w:hAnsi="Arial"/>
+                <w:i/>
+                <w:iCs/>
+                <w:color w:val="595959"/>
+                <w:sz w:val="16"/>
+                <w:szCs w:val="16"/>
+              </w:rPr>
+              <w:t xml:space="preserve">No closely matching video in the ARES library for this activity.</w:t>
+            </w:r>
+          </w:p>
+          <w:p>
+            <w:pPr>
+              <w:spacing w:after="10" w:before="0"/>
+              <w:ind w:left="120"/>
+            </w:pPr>
+            <w:hyperlink w:history="1" r:id="rIdomxetzhgyqw7aywtrb8u5">
+              <w:r>
+                <w:rPr>
+                  <w:rFonts w:ascii="Arial" w:cs="Arial" w:eastAsia="Arial" w:hAnsi="Arial"/>
+                  <w:color w:val="595959"/>
+                  <w:sz w:val="14"/>
+                  <w:szCs w:val="14"/>
+                  <w:u w:val="single" w:color="595959"/>
+                </w:rPr>
+                <w:t xml:space="preserve">🔍 Search ARES for videos</w:t>
+              </w:r>
+            </w:hyperlink>
+          </w:p>
+          <w:p>
+            <w:pPr>
+              <w:spacing w:after="10" w:before="0"/>
+              <w:ind w:left="120"/>
+            </w:pPr>
+            <w:r>
+              <w:rPr>
+                <w:rFonts w:ascii="Arial" w:cs="Arial" w:eastAsia="Arial" w:hAnsi="Arial"/>
+                <w:color w:val="595959"/>
+                <w:sz w:val="14"/>
+                <w:szCs w:val="14"/>
+              </w:rPr>
+              <w:t xml:space="preserve">Search terms: turning effect force moment</w:t>
+            </w:r>
+          </w:p>
+          <w:p>
+            <w:pPr>
+              <w:spacing w:after="40" w:before="0"/>
+            </w:pPr>
+            <w:r>
+              <w:rPr>
+                <w:sz w:val="14"/>
+                <w:szCs w:val="14"/>
+              </w:rPr>
+              <w:t xml:space="preserve"/>
+            </w:r>
+          </w:p>
+          <w:p>
+            <w:pPr>
+              <w:spacing w:after="20" w:before="0"/>
+            </w:pPr>
+            <w:r>
+              <w:rPr>
+                <w:rFonts w:ascii="Arial" w:cs="Arial" w:eastAsia="Arial" w:hAnsi="Arial"/>
+                <w:b/>
+                <w:bCs/>
+                <w:color w:val="1F3864"/>
+                <w:sz w:val="16"/>
+                <w:szCs w:val="16"/>
+              </w:rPr>
+              <w:t xml:space="preserve">📖 EXERCISE:</w:t>
+            </w:r>
+          </w:p>
+          <w:p>
+            <w:pPr>
+              <w:spacing w:after="20" w:before="0"/>
+            </w:pPr>
+            <w:hyperlink w:history="1" r:id="rIdaexcqi9gwjjnfy0yxk69p">
               <w:r>
                 <w:rPr>
                   <w:rFonts w:ascii="Arial" w:cs="Arial" w:eastAsia="Arial" w:hAnsi="Arial"/>
@@ -21550,7 +21603,7 @@
                   <w:szCs w:val="16"/>
                   <w:u w:val="single" w:color="2E75B6"/>
                 </w:rPr>
-                <w:t xml:space="preserve">Equation with the variable in the denominator</w:t>
+                <w:t xml:space="preserve">Moments and Centers of Mass, Work and Force, Fluid Forces Practice</w:t>
               </w:r>
             </w:hyperlink>
           </w:p>
@@ -21566,7 +21619,7 @@
                 <w:sz w:val="14"/>
                 <w:szCs w:val="14"/>
               </w:rPr>
-              <w:t xml:space="preserve">Source: Khan Academy (English - US curriculum)</w:t>
+              <w:t xml:space="preserve">Source: CK-12</w:t>
             </w:r>
           </w:p>
           <w:p>
@@ -21574,85 +21627,7 @@
               <w:spacing w:after="10" w:before="0"/>
               <w:ind w:left="120"/>
             </w:pPr>
-            <w:hyperlink w:history="1" r:id="rIdqm50rx13cieb4rxprhizn">
-              <w:r>
-                <w:rPr>
-                  <w:rFonts w:ascii="Arial" w:cs="Arial" w:eastAsia="Arial" w:hAnsi="Arial"/>
-                  <w:color w:val="595959"/>
-                  <w:sz w:val="14"/>
-                  <w:szCs w:val="14"/>
-                  <w:u w:val="single" w:color="595959"/>
-                </w:rPr>
-                <w:t xml:space="preserve">🔍 Search ARES for similar videos</w:t>
-              </w:r>
-            </w:hyperlink>
-          </w:p>
-          <w:p>
-            <w:pPr>
-              <w:spacing w:after="40" w:before="0"/>
-            </w:pPr>
-            <w:r>
-              <w:rPr>
-                <w:sz w:val="14"/>
-                <w:szCs w:val="14"/>
-              </w:rPr>
-              <w:t xml:space="preserve"/>
-            </w:r>
-          </w:p>
-          <w:p>
-            <w:pPr>
-              <w:spacing w:after="20" w:before="0"/>
-            </w:pPr>
-            <w:r>
-              <w:rPr>
-                <w:rFonts w:ascii="Arial" w:cs="Arial" w:eastAsia="Arial" w:hAnsi="Arial"/>
-                <w:b/>
-                <w:bCs/>
-                <w:color w:val="1F3864"/>
-                <w:sz w:val="16"/>
-                <w:szCs w:val="16"/>
-              </w:rPr>
-              <w:t xml:space="preserve">📖 HTML:</w:t>
-            </w:r>
-          </w:p>
-          <w:p>
-            <w:pPr>
-              <w:spacing w:after="20" w:before="0"/>
-            </w:pPr>
-            <w:hyperlink w:history="1" r:id="rIdgdtxchez5crxreliounnn">
-              <w:r>
-                <w:rPr>
-                  <w:rFonts w:ascii="Arial" w:cs="Arial" w:eastAsia="Arial" w:hAnsi="Arial"/>
-                  <w:color w:val="2E75B6"/>
-                  <w:sz w:val="16"/>
-                  <w:szCs w:val="16"/>
-                  <w:u w:val="single" w:color="2E75B6"/>
-                </w:rPr>
-                <w:t xml:space="preserve">Moment of Inertia (Flexbook)</w:t>
-              </w:r>
-            </w:hyperlink>
-          </w:p>
-          <w:p>
-            <w:pPr>
-              <w:spacing w:after="10" w:before="0"/>
-              <w:ind w:left="120"/>
-            </w:pPr>
-            <w:r>
-              <w:rPr>
-                <w:rFonts w:ascii="Arial" w:cs="Arial" w:eastAsia="Arial" w:hAnsi="Arial"/>
-                <w:color w:val="595959"/>
-                <w:sz w:val="14"/>
-                <w:szCs w:val="14"/>
-              </w:rPr>
-              <w:t xml:space="preserve">Source: CK-12</w:t>
-            </w:r>
-          </w:p>
-          <w:p>
-            <w:pPr>
-              <w:spacing w:after="10" w:before="0"/>
-              <w:ind w:left="120"/>
-            </w:pPr>
-            <w:hyperlink w:history="1" r:id="rIds_ghrljqqvljvmfz35fho">
+            <w:hyperlink w:history="1" r:id="rIdxrimxsdygjbdviig6k4dr">
               <w:r>
                 <w:rPr>
                   <w:rFonts w:ascii="Arial" w:cs="Arial" w:eastAsia="Arial" w:hAnsi="Arial"/>
@@ -23139,7 +23114,84 @@
             <w:pPr>
               <w:spacing w:after="20" w:before="0"/>
             </w:pPr>
-            <w:hyperlink w:history="1" r:id="rId2cbulf5twymrkwl2vcyay">
+            <w:r>
+              <w:rPr>
+                <w:rFonts w:ascii="Arial" w:cs="Arial" w:eastAsia="Arial" w:hAnsi="Arial"/>
+                <w:i/>
+                <w:iCs/>
+                <w:color w:val="595959"/>
+                <w:sz w:val="16"/>
+                <w:szCs w:val="16"/>
+              </w:rPr>
+              <w:t xml:space="preserve">No closely matching video in the ARES library for this activity.</w:t>
+            </w:r>
+          </w:p>
+          <w:p>
+            <w:pPr>
+              <w:spacing w:after="10" w:before="0"/>
+              <w:ind w:left="120"/>
+            </w:pPr>
+            <w:hyperlink w:history="1" r:id="rIdyjdksg3161x1aheb4clmp">
+              <w:r>
+                <w:rPr>
+                  <w:rFonts w:ascii="Arial" w:cs="Arial" w:eastAsia="Arial" w:hAnsi="Arial"/>
+                  <w:color w:val="595959"/>
+                  <w:sz w:val="14"/>
+                  <w:szCs w:val="14"/>
+                  <w:u w:val="single" w:color="595959"/>
+                </w:rPr>
+                <w:t xml:space="preserve">🔍 Search ARES for videos</w:t>
+              </w:r>
+            </w:hyperlink>
+          </w:p>
+          <w:p>
+            <w:pPr>
+              <w:spacing w:after="10" w:before="0"/>
+              <w:ind w:left="120"/>
+            </w:pPr>
+            <w:r>
+              <w:rPr>
+                <w:rFonts w:ascii="Arial" w:cs="Arial" w:eastAsia="Arial" w:hAnsi="Arial"/>
+                <w:color w:val="595959"/>
+                <w:sz w:val="14"/>
+                <w:szCs w:val="14"/>
+              </w:rPr>
+              <w:t xml:space="preserve">Search terms: turning effect force moment</w:t>
+            </w:r>
+          </w:p>
+          <w:p>
+            <w:pPr>
+              <w:spacing w:after="40" w:before="0"/>
+            </w:pPr>
+            <w:r>
+              <w:rPr>
+                <w:sz w:val="14"/>
+                <w:szCs w:val="14"/>
+              </w:rPr>
+              <w:t xml:space="preserve"/>
+            </w:r>
+          </w:p>
+          <w:p>
+            <w:pPr>
+              <w:spacing w:after="20" w:before="0"/>
+            </w:pPr>
+            <w:r>
+              <w:rPr>
+                <w:rFonts w:ascii="Arial" w:cs="Arial" w:eastAsia="Arial" w:hAnsi="Arial"/>
+                <w:b/>
+                <w:bCs/>
+                <w:color w:val="1F3864"/>
+                <w:sz w:val="16"/>
+                <w:szCs w:val="16"/>
+              </w:rPr>
+              <w:t xml:space="preserve">📖 EXERCISE:</w:t>
+            </w:r>
+          </w:p>
+          <w:p>
+            <w:pPr>
+              <w:spacing w:after="20" w:before="0"/>
+            </w:pPr>
+            <w:hyperlink w:history="1" r:id="rIdc_qvsngzqikbwsfavsuwe">
               <w:r>
                 <w:rPr>
                   <w:rFonts w:ascii="Arial" w:cs="Arial" w:eastAsia="Arial" w:hAnsi="Arial"/>
@@ -23148,7 +23200,7 @@
                   <w:szCs w:val="16"/>
                   <w:u w:val="single" w:color="2E75B6"/>
                 </w:rPr>
-                <w:t xml:space="preserve">Equation with the variable in the denominator</w:t>
+                <w:t xml:space="preserve">Moments and Centers of Mass, Work and Force, Fluid Forces Practice</w:t>
               </w:r>
             </w:hyperlink>
           </w:p>
@@ -23164,7 +23216,7 @@
                 <w:sz w:val="14"/>
                 <w:szCs w:val="14"/>
               </w:rPr>
-              <w:t xml:space="preserve">Source: Khan Academy (English - US curriculum)</w:t>
+              <w:t xml:space="preserve">Source: CK-12</w:t>
             </w:r>
           </w:p>
           <w:p>
@@ -23172,85 +23224,7 @@
               <w:spacing w:after="10" w:before="0"/>
               <w:ind w:left="120"/>
             </w:pPr>
-            <w:hyperlink w:history="1" r:id="rIdropwsdbecfatgln3g_h0s">
-              <w:r>
-                <w:rPr>
-                  <w:rFonts w:ascii="Arial" w:cs="Arial" w:eastAsia="Arial" w:hAnsi="Arial"/>
-                  <w:color w:val="595959"/>
-                  <w:sz w:val="14"/>
-                  <w:szCs w:val="14"/>
-                  <w:u w:val="single" w:color="595959"/>
-                </w:rPr>
-                <w:t xml:space="preserve">🔍 Search ARES for similar videos</w:t>
-              </w:r>
-            </w:hyperlink>
-          </w:p>
-          <w:p>
-            <w:pPr>
-              <w:spacing w:after="40" w:before="0"/>
-            </w:pPr>
-            <w:r>
-              <w:rPr>
-                <w:sz w:val="14"/>
-                <w:szCs w:val="14"/>
-              </w:rPr>
-              <w:t xml:space="preserve"/>
-            </w:r>
-          </w:p>
-          <w:p>
-            <w:pPr>
-              <w:spacing w:after="20" w:before="0"/>
-            </w:pPr>
-            <w:r>
-              <w:rPr>
-                <w:rFonts w:ascii="Arial" w:cs="Arial" w:eastAsia="Arial" w:hAnsi="Arial"/>
-                <w:b/>
-                <w:bCs/>
-                <w:color w:val="1F3864"/>
-                <w:sz w:val="16"/>
-                <w:szCs w:val="16"/>
-              </w:rPr>
-              <w:t xml:space="preserve">📖 HTML:</w:t>
-            </w:r>
-          </w:p>
-          <w:p>
-            <w:pPr>
-              <w:spacing w:after="20" w:before="0"/>
-            </w:pPr>
-            <w:hyperlink w:history="1" r:id="rIdvm6e9earyjghrp7z1st-f">
-              <w:r>
-                <w:rPr>
-                  <w:rFonts w:ascii="Arial" w:cs="Arial" w:eastAsia="Arial" w:hAnsi="Arial"/>
-                  <w:color w:val="2E75B6"/>
-                  <w:sz w:val="16"/>
-                  <w:szCs w:val="16"/>
-                  <w:u w:val="single" w:color="2E75B6"/>
-                </w:rPr>
-                <w:t xml:space="preserve">Linear, Exponential, and Quadratic Models: Bernoulli Effect (PLIX)</w:t>
-              </w:r>
-            </w:hyperlink>
-          </w:p>
-          <w:p>
-            <w:pPr>
-              <w:spacing w:after="10" w:before="0"/>
-              <w:ind w:left="120"/>
-            </w:pPr>
-            <w:r>
-              <w:rPr>
-                <w:rFonts w:ascii="Arial" w:cs="Arial" w:eastAsia="Arial" w:hAnsi="Arial"/>
-                <w:color w:val="595959"/>
-                <w:sz w:val="14"/>
-                <w:szCs w:val="14"/>
-              </w:rPr>
-              <w:t xml:space="preserve">Source: CK-12</w:t>
-            </w:r>
-          </w:p>
-          <w:p>
-            <w:pPr>
-              <w:spacing w:after="10" w:before="0"/>
-              <w:ind w:left="120"/>
-            </w:pPr>
-            <w:hyperlink w:history="1" r:id="rIdtorsz5cls_mfjoxtwxb4n">
+            <w:hyperlink w:history="1" r:id="rIdh6cvhhz-u8puntslccas4">
               <w:r>
                 <w:rPr>
                   <w:rFonts w:ascii="Arial" w:cs="Arial" w:eastAsia="Arial" w:hAnsi="Arial"/>
@@ -23445,7 +23419,84 @@
             <w:pPr>
               <w:spacing w:after="20" w:before="0"/>
             </w:pPr>
-            <w:hyperlink w:history="1" r:id="rIdh4j6tfaqawcvkaexlmhiy">
+            <w:r>
+              <w:rPr>
+                <w:rFonts w:ascii="Arial" w:cs="Arial" w:eastAsia="Arial" w:hAnsi="Arial"/>
+                <w:i/>
+                <w:iCs/>
+                <w:color w:val="595959"/>
+                <w:sz w:val="16"/>
+                <w:szCs w:val="16"/>
+              </w:rPr>
+              <w:t xml:space="preserve">No closely matching video in the ARES library for this activity.</w:t>
+            </w:r>
+          </w:p>
+          <w:p>
+            <w:pPr>
+              <w:spacing w:after="10" w:before="0"/>
+              <w:ind w:left="120"/>
+            </w:pPr>
+            <w:hyperlink w:history="1" r:id="rIdxtcivyo2oiwhn1z6hp_do">
+              <w:r>
+                <w:rPr>
+                  <w:rFonts w:ascii="Arial" w:cs="Arial" w:eastAsia="Arial" w:hAnsi="Arial"/>
+                  <w:color w:val="595959"/>
+                  <w:sz w:val="14"/>
+                  <w:szCs w:val="14"/>
+                  <w:u w:val="single" w:color="595959"/>
+                </w:rPr>
+                <w:t xml:space="preserve">🔍 Search ARES for videos</w:t>
+              </w:r>
+            </w:hyperlink>
+          </w:p>
+          <w:p>
+            <w:pPr>
+              <w:spacing w:after="10" w:before="0"/>
+              <w:ind w:left="120"/>
+            </w:pPr>
+            <w:r>
+              <w:rPr>
+                <w:rFonts w:ascii="Arial" w:cs="Arial" w:eastAsia="Arial" w:hAnsi="Arial"/>
+                <w:color w:val="595959"/>
+                <w:sz w:val="14"/>
+                <w:szCs w:val="14"/>
+              </w:rPr>
+              <w:t xml:space="preserve">Search terms: turning effect force moment</w:t>
+            </w:r>
+          </w:p>
+          <w:p>
+            <w:pPr>
+              <w:spacing w:after="40" w:before="0"/>
+            </w:pPr>
+            <w:r>
+              <w:rPr>
+                <w:sz w:val="14"/>
+                <w:szCs w:val="14"/>
+              </w:rPr>
+              <w:t xml:space="preserve"/>
+            </w:r>
+          </w:p>
+          <w:p>
+            <w:pPr>
+              <w:spacing w:after="20" w:before="0"/>
+            </w:pPr>
+            <w:r>
+              <w:rPr>
+                <w:rFonts w:ascii="Arial" w:cs="Arial" w:eastAsia="Arial" w:hAnsi="Arial"/>
+                <w:b/>
+                <w:bCs/>
+                <w:color w:val="1F3864"/>
+                <w:sz w:val="16"/>
+                <w:szCs w:val="16"/>
+              </w:rPr>
+              <w:t xml:space="preserve">📖 EXERCISE:</w:t>
+            </w:r>
+          </w:p>
+          <w:p>
+            <w:pPr>
+              <w:spacing w:after="20" w:before="0"/>
+            </w:pPr>
+            <w:hyperlink w:history="1" r:id="rIdkmnlhtwowe0tdf8g5jlph">
               <w:r>
                 <w:rPr>
                   <w:rFonts w:ascii="Arial" w:cs="Arial" w:eastAsia="Arial" w:hAnsi="Arial"/>
@@ -23454,7 +23505,7 @@
                   <w:szCs w:val="16"/>
                   <w:u w:val="single" w:color="2E75B6"/>
                 </w:rPr>
-                <w:t xml:space="preserve">Equation with the variable in the denominator</w:t>
+                <w:t xml:space="preserve">Moments and Centers of Mass, Work and Force, Fluid Forces Practice</w:t>
               </w:r>
             </w:hyperlink>
           </w:p>
@@ -23470,7 +23521,7 @@
                 <w:sz w:val="14"/>
                 <w:szCs w:val="14"/>
               </w:rPr>
-              <w:t xml:space="preserve">Source: Khan Academy (English - US curriculum)</w:t>
+              <w:t xml:space="preserve">Source: CK-12</w:t>
             </w:r>
           </w:p>
           <w:p>
@@ -23478,85 +23529,7 @@
               <w:spacing w:after="10" w:before="0"/>
               <w:ind w:left="120"/>
             </w:pPr>
-            <w:hyperlink w:history="1" r:id="rIdotztbrtoe51tdfhnhm5zg">
-              <w:r>
-                <w:rPr>
-                  <w:rFonts w:ascii="Arial" w:cs="Arial" w:eastAsia="Arial" w:hAnsi="Arial"/>
-                  <w:color w:val="595959"/>
-                  <w:sz w:val="14"/>
-                  <w:szCs w:val="14"/>
-                  <w:u w:val="single" w:color="595959"/>
-                </w:rPr>
-                <w:t xml:space="preserve">🔍 Search ARES for similar videos</w:t>
-              </w:r>
-            </w:hyperlink>
-          </w:p>
-          <w:p>
-            <w:pPr>
-              <w:spacing w:after="40" w:before="0"/>
-            </w:pPr>
-            <w:r>
-              <w:rPr>
-                <w:sz w:val="14"/>
-                <w:szCs w:val="14"/>
-              </w:rPr>
-              <w:t xml:space="preserve"/>
-            </w:r>
-          </w:p>
-          <w:p>
-            <w:pPr>
-              <w:spacing w:after="20" w:before="0"/>
-            </w:pPr>
-            <w:r>
-              <w:rPr>
-                <w:rFonts w:ascii="Arial" w:cs="Arial" w:eastAsia="Arial" w:hAnsi="Arial"/>
-                <w:b/>
-                <w:bCs/>
-                <w:color w:val="1F3864"/>
-                <w:sz w:val="16"/>
-                <w:szCs w:val="16"/>
-              </w:rPr>
-              <w:t xml:space="preserve">📖 HTML:</w:t>
-            </w:r>
-          </w:p>
-          <w:p>
-            <w:pPr>
-              <w:spacing w:after="20" w:before="0"/>
-            </w:pPr>
-            <w:hyperlink w:history="1" r:id="rId5qvvdvltomtsu7m2vpxcy">
-              <w:r>
-                <w:rPr>
-                  <w:rFonts w:ascii="Arial" w:cs="Arial" w:eastAsia="Arial" w:hAnsi="Arial"/>
-                  <w:color w:val="2E75B6"/>
-                  <w:sz w:val="16"/>
-                  <w:szCs w:val="16"/>
-                  <w:u w:val="single" w:color="2E75B6"/>
-                </w:rPr>
-                <w:t xml:space="preserve">Linear, Exponential, and Quadratic Models: Bernoulli Effect (PLIX)</w:t>
-              </w:r>
-            </w:hyperlink>
-          </w:p>
-          <w:p>
-            <w:pPr>
-              <w:spacing w:after="10" w:before="0"/>
-              <w:ind w:left="120"/>
-            </w:pPr>
-            <w:r>
-              <w:rPr>
-                <w:rFonts w:ascii="Arial" w:cs="Arial" w:eastAsia="Arial" w:hAnsi="Arial"/>
-                <w:color w:val="595959"/>
-                <w:sz w:val="14"/>
-                <w:szCs w:val="14"/>
-              </w:rPr>
-              <w:t xml:space="preserve">Source: CK-12</w:t>
-            </w:r>
-          </w:p>
-          <w:p>
-            <w:pPr>
-              <w:spacing w:after="10" w:before="0"/>
-              <w:ind w:left="120"/>
-            </w:pPr>
-            <w:hyperlink w:history="1" r:id="rIdinglklgochsyua_maatso">
+            <w:hyperlink w:history="1" r:id="rIdnd3uaekqsd26jdpd8yctx">
               <w:r>
                 <w:rPr>
                   <w:rFonts w:ascii="Arial" w:cs="Arial" w:eastAsia="Arial" w:hAnsi="Arial"/>
@@ -23751,7 +23724,84 @@
             <w:pPr>
               <w:spacing w:after="20" w:before="0"/>
             </w:pPr>
-            <w:hyperlink w:history="1" r:id="rIdd05mu0t4m3rxikhrgrhps">
+            <w:r>
+              <w:rPr>
+                <w:rFonts w:ascii="Arial" w:cs="Arial" w:eastAsia="Arial" w:hAnsi="Arial"/>
+                <w:i/>
+                <w:iCs/>
+                <w:color w:val="595959"/>
+                <w:sz w:val="16"/>
+                <w:szCs w:val="16"/>
+              </w:rPr>
+              <w:t xml:space="preserve">No closely matching video in the ARES library for this activity.</w:t>
+            </w:r>
+          </w:p>
+          <w:p>
+            <w:pPr>
+              <w:spacing w:after="10" w:before="0"/>
+              <w:ind w:left="120"/>
+            </w:pPr>
+            <w:hyperlink w:history="1" r:id="rId2nqwpvghpzwerff0zzuod">
+              <w:r>
+                <w:rPr>
+                  <w:rFonts w:ascii="Arial" w:cs="Arial" w:eastAsia="Arial" w:hAnsi="Arial"/>
+                  <w:color w:val="595959"/>
+                  <w:sz w:val="14"/>
+                  <w:szCs w:val="14"/>
+                  <w:u w:val="single" w:color="595959"/>
+                </w:rPr>
+                <w:t xml:space="preserve">🔍 Search ARES for videos</w:t>
+              </w:r>
+            </w:hyperlink>
+          </w:p>
+          <w:p>
+            <w:pPr>
+              <w:spacing w:after="10" w:before="0"/>
+              <w:ind w:left="120"/>
+            </w:pPr>
+            <w:r>
+              <w:rPr>
+                <w:rFonts w:ascii="Arial" w:cs="Arial" w:eastAsia="Arial" w:hAnsi="Arial"/>
+                <w:color w:val="595959"/>
+                <w:sz w:val="14"/>
+                <w:szCs w:val="14"/>
+              </w:rPr>
+              <w:t xml:space="preserve">Search terms: turning effect force moment</w:t>
+            </w:r>
+          </w:p>
+          <w:p>
+            <w:pPr>
+              <w:spacing w:after="40" w:before="0"/>
+            </w:pPr>
+            <w:r>
+              <w:rPr>
+                <w:sz w:val="14"/>
+                <w:szCs w:val="14"/>
+              </w:rPr>
+              <w:t xml:space="preserve"/>
+            </w:r>
+          </w:p>
+          <w:p>
+            <w:pPr>
+              <w:spacing w:after="20" w:before="0"/>
+            </w:pPr>
+            <w:r>
+              <w:rPr>
+                <w:rFonts w:ascii="Arial" w:cs="Arial" w:eastAsia="Arial" w:hAnsi="Arial"/>
+                <w:b/>
+                <w:bCs/>
+                <w:color w:val="1F3864"/>
+                <w:sz w:val="16"/>
+                <w:szCs w:val="16"/>
+              </w:rPr>
+              <w:t xml:space="preserve">📖 EXERCISE:</w:t>
+            </w:r>
+          </w:p>
+          <w:p>
+            <w:pPr>
+              <w:spacing w:after="20" w:before="0"/>
+            </w:pPr>
+            <w:hyperlink w:history="1" r:id="rIdpifulp2x6gio0okn_7rej">
               <w:r>
                 <w:rPr>
                   <w:rFonts w:ascii="Arial" w:cs="Arial" w:eastAsia="Arial" w:hAnsi="Arial"/>
@@ -23760,7 +23810,7 @@
                   <w:szCs w:val="16"/>
                   <w:u w:val="single" w:color="2E75B6"/>
                 </w:rPr>
-                <w:t xml:space="preserve">Equation with the variable in the denominator</w:t>
+                <w:t xml:space="preserve">Moments and Centers of Mass, Work and Force, Fluid Forces Practice</w:t>
               </w:r>
             </w:hyperlink>
           </w:p>
@@ -23776,7 +23826,7 @@
                 <w:sz w:val="14"/>
                 <w:szCs w:val="14"/>
               </w:rPr>
-              <w:t xml:space="preserve">Source: Khan Academy (English - US curriculum)</w:t>
+              <w:t xml:space="preserve">Source: CK-12</w:t>
             </w:r>
           </w:p>
           <w:p>
@@ -23784,85 +23834,7 @@
               <w:spacing w:after="10" w:before="0"/>
               <w:ind w:left="120"/>
             </w:pPr>
-            <w:hyperlink w:history="1" r:id="rIdm2moeekiuuiox1giessnf">
-              <w:r>
-                <w:rPr>
-                  <w:rFonts w:ascii="Arial" w:cs="Arial" w:eastAsia="Arial" w:hAnsi="Arial"/>
-                  <w:color w:val="595959"/>
-                  <w:sz w:val="14"/>
-                  <w:szCs w:val="14"/>
-                  <w:u w:val="single" w:color="595959"/>
-                </w:rPr>
-                <w:t xml:space="preserve">🔍 Search ARES for similar videos</w:t>
-              </w:r>
-            </w:hyperlink>
-          </w:p>
-          <w:p>
-            <w:pPr>
-              <w:spacing w:after="40" w:before="0"/>
-            </w:pPr>
-            <w:r>
-              <w:rPr>
-                <w:sz w:val="14"/>
-                <w:szCs w:val="14"/>
-              </w:rPr>
-              <w:t xml:space="preserve"/>
-            </w:r>
-          </w:p>
-          <w:p>
-            <w:pPr>
-              <w:spacing w:after="20" w:before="0"/>
-            </w:pPr>
-            <w:r>
-              <w:rPr>
-                <w:rFonts w:ascii="Arial" w:cs="Arial" w:eastAsia="Arial" w:hAnsi="Arial"/>
-                <w:b/>
-                <w:bCs/>
-                <w:color w:val="1F3864"/>
-                <w:sz w:val="16"/>
-                <w:szCs w:val="16"/>
-              </w:rPr>
-              <w:t xml:space="preserve">📖 HTML:</w:t>
-            </w:r>
-          </w:p>
-          <w:p>
-            <w:pPr>
-              <w:spacing w:after="20" w:before="0"/>
-            </w:pPr>
-            <w:hyperlink w:history="1" r:id="rIdy4k9bv8xz3dzmfkrbfuuz">
-              <w:r>
-                <w:rPr>
-                  <w:rFonts w:ascii="Arial" w:cs="Arial" w:eastAsia="Arial" w:hAnsi="Arial"/>
-                  <w:color w:val="2E75B6"/>
-                  <w:sz w:val="16"/>
-                  <w:szCs w:val="16"/>
-                  <w:u w:val="single" w:color="2E75B6"/>
-                </w:rPr>
-                <w:t xml:space="preserve">Linear, Exponential, and Quadratic Models: Bernoulli Effect (PLIX)</w:t>
-              </w:r>
-            </w:hyperlink>
-          </w:p>
-          <w:p>
-            <w:pPr>
-              <w:spacing w:after="10" w:before="0"/>
-              <w:ind w:left="120"/>
-            </w:pPr>
-            <w:r>
-              <w:rPr>
-                <w:rFonts w:ascii="Arial" w:cs="Arial" w:eastAsia="Arial" w:hAnsi="Arial"/>
-                <w:color w:val="595959"/>
-                <w:sz w:val="14"/>
-                <w:szCs w:val="14"/>
-              </w:rPr>
-              <w:t xml:space="preserve">Source: CK-12</w:t>
-            </w:r>
-          </w:p>
-          <w:p>
-            <w:pPr>
-              <w:spacing w:after="10" w:before="0"/>
-              <w:ind w:left="120"/>
-            </w:pPr>
-            <w:hyperlink w:history="1" r:id="rIdlr-xutg2e-ugfii83ztke">
+            <w:hyperlink w:history="1" r:id="rIdlkuyujvi-j6h0xlfj9io9">
               <w:r>
                 <w:rPr>
                   <w:rFonts w:ascii="Arial" w:cs="Arial" w:eastAsia="Arial" w:hAnsi="Arial"/>
@@ -24057,7 +24029,84 @@
             <w:pPr>
               <w:spacing w:after="20" w:before="0"/>
             </w:pPr>
-            <w:hyperlink w:history="1" r:id="rIdmzj7lowdqy6ea6ukppn02">
+            <w:r>
+              <w:rPr>
+                <w:rFonts w:ascii="Arial" w:cs="Arial" w:eastAsia="Arial" w:hAnsi="Arial"/>
+                <w:i/>
+                <w:iCs/>
+                <w:color w:val="595959"/>
+                <w:sz w:val="16"/>
+                <w:szCs w:val="16"/>
+              </w:rPr>
+              <w:t xml:space="preserve">No closely matching video in the ARES library for this activity.</w:t>
+            </w:r>
+          </w:p>
+          <w:p>
+            <w:pPr>
+              <w:spacing w:after="10" w:before="0"/>
+              <w:ind w:left="120"/>
+            </w:pPr>
+            <w:hyperlink w:history="1" r:id="rIdxq6l9dfp4mqebsbh_b874">
+              <w:r>
+                <w:rPr>
+                  <w:rFonts w:ascii="Arial" w:cs="Arial" w:eastAsia="Arial" w:hAnsi="Arial"/>
+                  <w:color w:val="595959"/>
+                  <w:sz w:val="14"/>
+                  <w:szCs w:val="14"/>
+                  <w:u w:val="single" w:color="595959"/>
+                </w:rPr>
+                <w:t xml:space="preserve">🔍 Search ARES for videos</w:t>
+              </w:r>
+            </w:hyperlink>
+          </w:p>
+          <w:p>
+            <w:pPr>
+              <w:spacing w:after="10" w:before="0"/>
+              <w:ind w:left="120"/>
+            </w:pPr>
+            <w:r>
+              <w:rPr>
+                <w:rFonts w:ascii="Arial" w:cs="Arial" w:eastAsia="Arial" w:hAnsi="Arial"/>
+                <w:color w:val="595959"/>
+                <w:sz w:val="14"/>
+                <w:szCs w:val="14"/>
+              </w:rPr>
+              <w:t xml:space="preserve">Search terms: turning effect force moment</w:t>
+            </w:r>
+          </w:p>
+          <w:p>
+            <w:pPr>
+              <w:spacing w:after="40" w:before="0"/>
+            </w:pPr>
+            <w:r>
+              <w:rPr>
+                <w:sz w:val="14"/>
+                <w:szCs w:val="14"/>
+              </w:rPr>
+              <w:t xml:space="preserve"/>
+            </w:r>
+          </w:p>
+          <w:p>
+            <w:pPr>
+              <w:spacing w:after="20" w:before="0"/>
+            </w:pPr>
+            <w:r>
+              <w:rPr>
+                <w:rFonts w:ascii="Arial" w:cs="Arial" w:eastAsia="Arial" w:hAnsi="Arial"/>
+                <w:b/>
+                <w:bCs/>
+                <w:color w:val="1F3864"/>
+                <w:sz w:val="16"/>
+                <w:szCs w:val="16"/>
+              </w:rPr>
+              <w:t xml:space="preserve">📖 EXERCISE:</w:t>
+            </w:r>
+          </w:p>
+          <w:p>
+            <w:pPr>
+              <w:spacing w:after="20" w:before="0"/>
+            </w:pPr>
+            <w:hyperlink w:history="1" r:id="rIddtbo3fihz4jwm59ghbo_y">
               <w:r>
                 <w:rPr>
                   <w:rFonts w:ascii="Arial" w:cs="Arial" w:eastAsia="Arial" w:hAnsi="Arial"/>
@@ -24066,7 +24115,7 @@
                   <w:szCs w:val="16"/>
                   <w:u w:val="single" w:color="2E75B6"/>
                 </w:rPr>
-                <w:t xml:space="preserve">Equation with the variable in the denominator</w:t>
+                <w:t xml:space="preserve">Moments and Centers of Mass, Work and Force, Fluid Forces Practice</w:t>
               </w:r>
             </w:hyperlink>
           </w:p>
@@ -24082,7 +24131,7 @@
                 <w:sz w:val="14"/>
                 <w:szCs w:val="14"/>
               </w:rPr>
-              <w:t xml:space="preserve">Source: Khan Academy (English - US curriculum)</w:t>
+              <w:t xml:space="preserve">Source: CK-12</w:t>
             </w:r>
           </w:p>
           <w:p>
@@ -24090,85 +24139,7 @@
               <w:spacing w:after="10" w:before="0"/>
               <w:ind w:left="120"/>
             </w:pPr>
-            <w:hyperlink w:history="1" r:id="rIdxrl1pmpnahi-4maergxol">
-              <w:r>
-                <w:rPr>
-                  <w:rFonts w:ascii="Arial" w:cs="Arial" w:eastAsia="Arial" w:hAnsi="Arial"/>
-                  <w:color w:val="595959"/>
-                  <w:sz w:val="14"/>
-                  <w:szCs w:val="14"/>
-                  <w:u w:val="single" w:color="595959"/>
-                </w:rPr>
-                <w:t xml:space="preserve">🔍 Search ARES for similar videos</w:t>
-              </w:r>
-            </w:hyperlink>
-          </w:p>
-          <w:p>
-            <w:pPr>
-              <w:spacing w:after="40" w:before="0"/>
-            </w:pPr>
-            <w:r>
-              <w:rPr>
-                <w:sz w:val="14"/>
-                <w:szCs w:val="14"/>
-              </w:rPr>
-              <w:t xml:space="preserve"/>
-            </w:r>
-          </w:p>
-          <w:p>
-            <w:pPr>
-              <w:spacing w:after="20" w:before="0"/>
-            </w:pPr>
-            <w:r>
-              <w:rPr>
-                <w:rFonts w:ascii="Arial" w:cs="Arial" w:eastAsia="Arial" w:hAnsi="Arial"/>
-                <w:b/>
-                <w:bCs/>
-                <w:color w:val="1F3864"/>
-                <w:sz w:val="16"/>
-                <w:szCs w:val="16"/>
-              </w:rPr>
-              <w:t xml:space="preserve">📖 HTML:</w:t>
-            </w:r>
-          </w:p>
-          <w:p>
-            <w:pPr>
-              <w:spacing w:after="20" w:before="0"/>
-            </w:pPr>
-            <w:hyperlink w:history="1" r:id="rId2ocf3h7g0b4alryhqujij">
-              <w:r>
-                <w:rPr>
-                  <w:rFonts w:ascii="Arial" w:cs="Arial" w:eastAsia="Arial" w:hAnsi="Arial"/>
-                  <w:color w:val="2E75B6"/>
-                  <w:sz w:val="16"/>
-                  <w:szCs w:val="16"/>
-                  <w:u w:val="single" w:color="2E75B6"/>
-                </w:rPr>
-                <w:t xml:space="preserve">Linear, Exponential, and Quadratic Models: Bernoulli Effect (PLIX)</w:t>
-              </w:r>
-            </w:hyperlink>
-          </w:p>
-          <w:p>
-            <w:pPr>
-              <w:spacing w:after="10" w:before="0"/>
-              <w:ind w:left="120"/>
-            </w:pPr>
-            <w:r>
-              <w:rPr>
-                <w:rFonts w:ascii="Arial" w:cs="Arial" w:eastAsia="Arial" w:hAnsi="Arial"/>
-                <w:color w:val="595959"/>
-                <w:sz w:val="14"/>
-                <w:szCs w:val="14"/>
-              </w:rPr>
-              <w:t xml:space="preserve">Source: CK-12</w:t>
-            </w:r>
-          </w:p>
-          <w:p>
-            <w:pPr>
-              <w:spacing w:after="10" w:before="0"/>
-              <w:ind w:left="120"/>
-            </w:pPr>
-            <w:hyperlink w:history="1" r:id="rIdjvwgzoflzzzgwctrsdo_o">
+            <w:hyperlink w:history="1" r:id="rIdcwogj3u_nkqoskatpvy4j">
               <w:r>
                 <w:rPr>
                   <w:rFonts w:ascii="Arial" w:cs="Arial" w:eastAsia="Arial" w:hAnsi="Arial"/>
@@ -24363,7 +24334,84 @@
             <w:pPr>
               <w:spacing w:after="20" w:before="0"/>
             </w:pPr>
-            <w:hyperlink w:history="1" r:id="rIdipwz7kt9lqub-rjw1rrmc">
+            <w:r>
+              <w:rPr>
+                <w:rFonts w:ascii="Arial" w:cs="Arial" w:eastAsia="Arial" w:hAnsi="Arial"/>
+                <w:i/>
+                <w:iCs/>
+                <w:color w:val="595959"/>
+                <w:sz w:val="16"/>
+                <w:szCs w:val="16"/>
+              </w:rPr>
+              <w:t xml:space="preserve">No closely matching video in the ARES library for this activity.</w:t>
+            </w:r>
+          </w:p>
+          <w:p>
+            <w:pPr>
+              <w:spacing w:after="10" w:before="0"/>
+              <w:ind w:left="120"/>
+            </w:pPr>
+            <w:hyperlink w:history="1" r:id="rIdcbohozqozf1dulyurydef">
+              <w:r>
+                <w:rPr>
+                  <w:rFonts w:ascii="Arial" w:cs="Arial" w:eastAsia="Arial" w:hAnsi="Arial"/>
+                  <w:color w:val="595959"/>
+                  <w:sz w:val="14"/>
+                  <w:szCs w:val="14"/>
+                  <w:u w:val="single" w:color="595959"/>
+                </w:rPr>
+                <w:t xml:space="preserve">🔍 Search ARES for videos</w:t>
+              </w:r>
+            </w:hyperlink>
+          </w:p>
+          <w:p>
+            <w:pPr>
+              <w:spacing w:after="10" w:before="0"/>
+              <w:ind w:left="120"/>
+            </w:pPr>
+            <w:r>
+              <w:rPr>
+                <w:rFonts w:ascii="Arial" w:cs="Arial" w:eastAsia="Arial" w:hAnsi="Arial"/>
+                <w:color w:val="595959"/>
+                <w:sz w:val="14"/>
+                <w:szCs w:val="14"/>
+              </w:rPr>
+              <w:t xml:space="preserve">Search terms: turning effect force moment</w:t>
+            </w:r>
+          </w:p>
+          <w:p>
+            <w:pPr>
+              <w:spacing w:after="40" w:before="0"/>
+            </w:pPr>
+            <w:r>
+              <w:rPr>
+                <w:sz w:val="14"/>
+                <w:szCs w:val="14"/>
+              </w:rPr>
+              <w:t xml:space="preserve"/>
+            </w:r>
+          </w:p>
+          <w:p>
+            <w:pPr>
+              <w:spacing w:after="20" w:before="0"/>
+            </w:pPr>
+            <w:r>
+              <w:rPr>
+                <w:rFonts w:ascii="Arial" w:cs="Arial" w:eastAsia="Arial" w:hAnsi="Arial"/>
+                <w:b/>
+                <w:bCs/>
+                <w:color w:val="1F3864"/>
+                <w:sz w:val="16"/>
+                <w:szCs w:val="16"/>
+              </w:rPr>
+              <w:t xml:space="preserve">📖 EXERCISE:</w:t>
+            </w:r>
+          </w:p>
+          <w:p>
+            <w:pPr>
+              <w:spacing w:after="20" w:before="0"/>
+            </w:pPr>
+            <w:hyperlink w:history="1" r:id="rIdoy23hm60uahfgdsezty6k">
               <w:r>
                 <w:rPr>
                   <w:rFonts w:ascii="Arial" w:cs="Arial" w:eastAsia="Arial" w:hAnsi="Arial"/>
@@ -24372,7 +24420,7 @@
                   <w:szCs w:val="16"/>
                   <w:u w:val="single" w:color="2E75B6"/>
                 </w:rPr>
-                <w:t xml:space="preserve">Equation with the variable in the denominator</w:t>
+                <w:t xml:space="preserve">Moments and Centers of Mass, Work and Force, Fluid Forces Practice</w:t>
               </w:r>
             </w:hyperlink>
           </w:p>
@@ -24388,7 +24436,7 @@
                 <w:sz w:val="14"/>
                 <w:szCs w:val="14"/>
               </w:rPr>
-              <w:t xml:space="preserve">Source: Khan Academy (English - US curriculum)</w:t>
+              <w:t xml:space="preserve">Source: CK-12</w:t>
             </w:r>
           </w:p>
           <w:p>
@@ -24396,85 +24444,7 @@
               <w:spacing w:after="10" w:before="0"/>
               <w:ind w:left="120"/>
             </w:pPr>
-            <w:hyperlink w:history="1" r:id="rIdk2z1aalqba8ugy38ji5_m">
-              <w:r>
-                <w:rPr>
-                  <w:rFonts w:ascii="Arial" w:cs="Arial" w:eastAsia="Arial" w:hAnsi="Arial"/>
-                  <w:color w:val="595959"/>
-                  <w:sz w:val="14"/>
-                  <w:szCs w:val="14"/>
-                  <w:u w:val="single" w:color="595959"/>
-                </w:rPr>
-                <w:t xml:space="preserve">🔍 Search ARES for similar videos</w:t>
-              </w:r>
-            </w:hyperlink>
-          </w:p>
-          <w:p>
-            <w:pPr>
-              <w:spacing w:after="40" w:before="0"/>
-            </w:pPr>
-            <w:r>
-              <w:rPr>
-                <w:sz w:val="14"/>
-                <w:szCs w:val="14"/>
-              </w:rPr>
-              <w:t xml:space="preserve"/>
-            </w:r>
-          </w:p>
-          <w:p>
-            <w:pPr>
-              <w:spacing w:after="20" w:before="0"/>
-            </w:pPr>
-            <w:r>
-              <w:rPr>
-                <w:rFonts w:ascii="Arial" w:cs="Arial" w:eastAsia="Arial" w:hAnsi="Arial"/>
-                <w:b/>
-                <w:bCs/>
-                <w:color w:val="1F3864"/>
-                <w:sz w:val="16"/>
-                <w:szCs w:val="16"/>
-              </w:rPr>
-              <w:t xml:space="preserve">📖 HTML:</w:t>
-            </w:r>
-          </w:p>
-          <w:p>
-            <w:pPr>
-              <w:spacing w:after="20" w:before="0"/>
-            </w:pPr>
-            <w:hyperlink w:history="1" r:id="rIdoraz4yq840dgjylptjewy">
-              <w:r>
-                <w:rPr>
-                  <w:rFonts w:ascii="Arial" w:cs="Arial" w:eastAsia="Arial" w:hAnsi="Arial"/>
-                  <w:color w:val="2E75B6"/>
-                  <w:sz w:val="16"/>
-                  <w:szCs w:val="16"/>
-                  <w:u w:val="single" w:color="2E75B6"/>
-                </w:rPr>
-                <w:t xml:space="preserve">Linear, Exponential, and Quadratic Models: Bernoulli Effect (PLIX)</w:t>
-              </w:r>
-            </w:hyperlink>
-          </w:p>
-          <w:p>
-            <w:pPr>
-              <w:spacing w:after="10" w:before="0"/>
-              <w:ind w:left="120"/>
-            </w:pPr>
-            <w:r>
-              <w:rPr>
-                <w:rFonts w:ascii="Arial" w:cs="Arial" w:eastAsia="Arial" w:hAnsi="Arial"/>
-                <w:color w:val="595959"/>
-                <w:sz w:val="14"/>
-                <w:szCs w:val="14"/>
-              </w:rPr>
-              <w:t xml:space="preserve">Source: CK-12</w:t>
-            </w:r>
-          </w:p>
-          <w:p>
-            <w:pPr>
-              <w:spacing w:after="10" w:before="0"/>
-              <w:ind w:left="120"/>
-            </w:pPr>
-            <w:hyperlink w:history="1" r:id="rIdgw8nmc2ahl9ocscxlujfu">
+            <w:hyperlink w:history="1" r:id="rIdzhadm4dg9koihfhqvy0tq">
               <w:r>
                 <w:rPr>
                   <w:rFonts w:ascii="Arial" w:cs="Arial" w:eastAsia="Arial" w:hAnsi="Arial"/>

--- a/data/outputs/v2/General_Science/SS3.1_Turning_Effect_of_Force/General_Science_Turning_Effect_of_Force_CBE_LessonSequence.docx
+++ b/data/outputs/v2/General_Science/SS3.1_Turning_Effect_of_Force/General_Science_Turning_Effect_of_Force_CBE_LessonSequence.docx
@@ -2967,7 +2967,7 @@
             <w:pPr>
               <w:spacing w:after="20" w:before="0"/>
             </w:pPr>
-            <w:hyperlink w:history="1" r:id="rId4hw0i6u3zy5jel39gyo01">
+            <w:hyperlink w:history="1" r:id="rId1mo97fhhjf8g7hmqah_sd">
               <w:r>
                 <w:rPr>
                   <w:rFonts w:ascii="Arial" w:cs="Arial" w:eastAsia="Arial" w:hAnsi="Arial"/>
@@ -3000,7 +3000,7 @@
               <w:spacing w:after="10" w:before="0"/>
               <w:ind w:left="120"/>
             </w:pPr>
-            <w:hyperlink w:history="1" r:id="rIdkpvxxz-v50rsqa9bk-mg9">
+            <w:hyperlink w:history="1" r:id="rIdz40-70qt6koo4qd84qw6n">
               <w:r>
                 <w:rPr>
                   <w:rFonts w:ascii="Arial" w:cs="Arial" w:eastAsia="Arial" w:hAnsi="Arial"/>
@@ -3045,7 +3045,7 @@
             <w:pPr>
               <w:spacing w:after="20" w:before="0"/>
             </w:pPr>
-            <w:hyperlink w:history="1" r:id="rId5gixfwvkwzbqyt3e9lgxe">
+            <w:hyperlink w:history="1" r:id="rIdj7lsk6_bwlusdpuksumtw">
               <w:r>
                 <w:rPr>
                   <w:rFonts w:ascii="Arial" w:cs="Arial" w:eastAsia="Arial" w:hAnsi="Arial"/>
@@ -3078,7 +3078,7 @@
               <w:spacing w:after="10" w:before="0"/>
               <w:ind w:left="120"/>
             </w:pPr>
-            <w:hyperlink w:history="1" r:id="rId_4z6qrwzq4pquz92yj7l1">
+            <w:hyperlink w:history="1" r:id="rIdtew72u_gxptmooltfidjc">
               <w:r>
                 <w:rPr>
                   <w:rFonts w:ascii="Arial" w:cs="Arial" w:eastAsia="Arial" w:hAnsi="Arial"/>
@@ -3273,7 +3273,7 @@
             <w:pPr>
               <w:spacing w:after="20" w:before="0"/>
             </w:pPr>
-            <w:hyperlink w:history="1" r:id="rIdy6hokihr52uskknap4a23">
+            <w:hyperlink w:history="1" r:id="rIdtvzuat3cbbysfdodlucxj">
               <w:r>
                 <w:rPr>
                   <w:rFonts w:ascii="Arial" w:cs="Arial" w:eastAsia="Arial" w:hAnsi="Arial"/>
@@ -3306,7 +3306,7 @@
               <w:spacing w:after="10" w:before="0"/>
               <w:ind w:left="120"/>
             </w:pPr>
-            <w:hyperlink w:history="1" r:id="rIdyg1xh51ffksgmzgowpvah">
+            <w:hyperlink w:history="1" r:id="rIdnh0j6h2q88ep3p4ijte3f">
               <w:r>
                 <w:rPr>
                   <w:rFonts w:ascii="Arial" w:cs="Arial" w:eastAsia="Arial" w:hAnsi="Arial"/>
@@ -3351,7 +3351,7 @@
             <w:pPr>
               <w:spacing w:after="20" w:before="0"/>
             </w:pPr>
-            <w:hyperlink w:history="1" r:id="rId-j8dcufe0leykrz15i3x4">
+            <w:hyperlink w:history="1" r:id="rIdegrj0qg0i3qqjhbufudib">
               <w:r>
                 <w:rPr>
                   <w:rFonts w:ascii="Arial" w:cs="Arial" w:eastAsia="Arial" w:hAnsi="Arial"/>
@@ -3384,7 +3384,7 @@
               <w:spacing w:after="10" w:before="0"/>
               <w:ind w:left="120"/>
             </w:pPr>
-            <w:hyperlink w:history="1" r:id="rIdeu8mjmgx45ekvgxws3iah">
+            <w:hyperlink w:history="1" r:id="rIds3rnrbi5pdk-jl5ovdhc3">
               <w:r>
                 <w:rPr>
                   <w:rFonts w:ascii="Arial" w:cs="Arial" w:eastAsia="Arial" w:hAnsi="Arial"/>
@@ -3579,7 +3579,7 @@
             <w:pPr>
               <w:spacing w:after="20" w:before="0"/>
             </w:pPr>
-            <w:hyperlink w:history="1" r:id="rIdidomya0ejmfa01o8vhtsm">
+            <w:hyperlink w:history="1" r:id="rId14rbc11vde9npclzoprxq">
               <w:r>
                 <w:rPr>
                   <w:rFonts w:ascii="Arial" w:cs="Arial" w:eastAsia="Arial" w:hAnsi="Arial"/>
@@ -3612,7 +3612,7 @@
               <w:spacing w:after="10" w:before="0"/>
               <w:ind w:left="120"/>
             </w:pPr>
-            <w:hyperlink w:history="1" r:id="rId4bhkk5p15dnmrdgarbqxd">
+            <w:hyperlink w:history="1" r:id="rIduvfnanfyan26hgk6jcpil">
               <w:r>
                 <w:rPr>
                   <w:rFonts w:ascii="Arial" w:cs="Arial" w:eastAsia="Arial" w:hAnsi="Arial"/>
@@ -3657,7 +3657,7 @@
             <w:pPr>
               <w:spacing w:after="20" w:before="0"/>
             </w:pPr>
-            <w:hyperlink w:history="1" r:id="rIdpu4m4tszfxmdraecuu6qb">
+            <w:hyperlink w:history="1" r:id="rIduugnkhnybjb8kpx_0okgn">
               <w:r>
                 <w:rPr>
                   <w:rFonts w:ascii="Arial" w:cs="Arial" w:eastAsia="Arial" w:hAnsi="Arial"/>
@@ -3690,7 +3690,7 @@
               <w:spacing w:after="10" w:before="0"/>
               <w:ind w:left="120"/>
             </w:pPr>
-            <w:hyperlink w:history="1" r:id="rIds1amyy7dqrmru-fojenzl">
+            <w:hyperlink w:history="1" r:id="rIdbffbeylnrmnsz85sbchmi">
               <w:r>
                 <w:rPr>
                   <w:rFonts w:ascii="Arial" w:cs="Arial" w:eastAsia="Arial" w:hAnsi="Arial"/>
@@ -3885,7 +3885,7 @@
             <w:pPr>
               <w:spacing w:after="20" w:before="0"/>
             </w:pPr>
-            <w:hyperlink w:history="1" r:id="rIdgcqc1aady4es_bewdmmmx">
+            <w:hyperlink w:history="1" r:id="rIdp1z8rezir1vxxnrjwb6sv">
               <w:r>
                 <w:rPr>
                   <w:rFonts w:ascii="Arial" w:cs="Arial" w:eastAsia="Arial" w:hAnsi="Arial"/>
@@ -3918,7 +3918,7 @@
               <w:spacing w:after="10" w:before="0"/>
               <w:ind w:left="120"/>
             </w:pPr>
-            <w:hyperlink w:history="1" r:id="rIdlcvevp-yajrwcsvyc1xy2">
+            <w:hyperlink w:history="1" r:id="rIddd7chyylokdszsq7e3vgt">
               <w:r>
                 <w:rPr>
                   <w:rFonts w:ascii="Arial" w:cs="Arial" w:eastAsia="Arial" w:hAnsi="Arial"/>
@@ -3963,7 +3963,7 @@
             <w:pPr>
               <w:spacing w:after="20" w:before="0"/>
             </w:pPr>
-            <w:hyperlink w:history="1" r:id="rIdnxgnc_n_nhbs8sj1lfmvx">
+            <w:hyperlink w:history="1" r:id="rIda_felattw-qtuehmy84zo">
               <w:r>
                 <w:rPr>
                   <w:rFonts w:ascii="Arial" w:cs="Arial" w:eastAsia="Arial" w:hAnsi="Arial"/>
@@ -3996,7 +3996,7 @@
               <w:spacing w:after="10" w:before="0"/>
               <w:ind w:left="120"/>
             </w:pPr>
-            <w:hyperlink w:history="1" r:id="rIdel_nl1zfricz39swovf8i">
+            <w:hyperlink w:history="1" r:id="rIdhubueifxdh8258151zl_6">
               <w:r>
                 <w:rPr>
                   <w:rFonts w:ascii="Arial" w:cs="Arial" w:eastAsia="Arial" w:hAnsi="Arial"/>
@@ -4191,7 +4191,7 @@
             <w:pPr>
               <w:spacing w:after="20" w:before="0"/>
             </w:pPr>
-            <w:hyperlink w:history="1" r:id="rIdify23rfybthp4a1rpcd7p">
+            <w:hyperlink w:history="1" r:id="rId6o9qjvzauzlocp_kgrywg">
               <w:r>
                 <w:rPr>
                   <w:rFonts w:ascii="Arial" w:cs="Arial" w:eastAsia="Arial" w:hAnsi="Arial"/>
@@ -4224,7 +4224,7 @@
               <w:spacing w:after="10" w:before="0"/>
               <w:ind w:left="120"/>
             </w:pPr>
-            <w:hyperlink w:history="1" r:id="rIdww9xvgko0bnugvz-59phu">
+            <w:hyperlink w:history="1" r:id="rIdvgcvupomvy3eeggocu3ux">
               <w:r>
                 <w:rPr>
                   <w:rFonts w:ascii="Arial" w:cs="Arial" w:eastAsia="Arial" w:hAnsi="Arial"/>
@@ -4269,7 +4269,7 @@
             <w:pPr>
               <w:spacing w:after="20" w:before="0"/>
             </w:pPr>
-            <w:hyperlink w:history="1" r:id="rIdhty9didna1btvhxaankxa">
+            <w:hyperlink w:history="1" r:id="rIdqhfrst3vhkt8u_4emcwma">
               <w:r>
                 <w:rPr>
                   <w:rFonts w:ascii="Arial" w:cs="Arial" w:eastAsia="Arial" w:hAnsi="Arial"/>
@@ -4302,7 +4302,7 @@
               <w:spacing w:after="10" w:before="0"/>
               <w:ind w:left="120"/>
             </w:pPr>
-            <w:hyperlink w:history="1" r:id="rIdm9yzvm1recwvjlf1nio7l">
+            <w:hyperlink w:history="1" r:id="rIdzlojnczd7ncymk8u1egru">
               <w:r>
                 <w:rPr>
                   <w:rFonts w:ascii="Arial" w:cs="Arial" w:eastAsia="Arial" w:hAnsi="Arial"/>
@@ -5884,24 +5884,40 @@
             <w:pPr>
               <w:spacing w:after="20" w:before="0"/>
             </w:pPr>
-            <w:r>
-              <w:rPr>
-                <w:rFonts w:ascii="Arial" w:cs="Arial" w:eastAsia="Arial" w:hAnsi="Arial"/>
-                <w:i/>
-                <w:iCs/>
-                <w:color w:val="595959"/>
-                <w:sz w:val="16"/>
-                <w:szCs w:val="16"/>
-              </w:rPr>
-              <w:t xml:space="preserve">No closely matching video in the ARES library for this activity.</w:t>
-            </w:r>
+            <w:hyperlink w:history="1" r:id="rIdklr0a0dmkhleqaoka9wva">
+              <w:r>
+                <w:rPr>
+                  <w:rFonts w:ascii="Arial" w:cs="Arial" w:eastAsia="Arial" w:hAnsi="Arial"/>
+                  <w:color w:val="2E75B6"/>
+                  <w:sz w:val="16"/>
+                  <w:szCs w:val="16"/>
+                  <w:u w:val="single" w:color="2E75B6"/>
+                </w:rPr>
+                <w:t xml:space="preserve">Parallel &amp; perpendicular lines</w:t>
+              </w:r>
+            </w:hyperlink>
           </w:p>
           <w:p>
             <w:pPr>
               <w:spacing w:after="10" w:before="0"/>
               <w:ind w:left="120"/>
             </w:pPr>
-            <w:hyperlink w:history="1" r:id="rIdlnfqxtg3oxvzpwjkohh7_">
+            <w:r>
+              <w:rPr>
+                <w:rFonts w:ascii="Arial" w:cs="Arial" w:eastAsia="Arial" w:hAnsi="Arial"/>
+                <w:color w:val="595959"/>
+                <w:sz w:val="14"/>
+                <w:szCs w:val="14"/>
+              </w:rPr>
+              <w:t xml:space="preserve">Source: Khan Academy (English - US curriculum)</w:t>
+            </w:r>
+          </w:p>
+          <w:p>
+            <w:pPr>
+              <w:spacing w:after="10" w:before="0"/>
+              <w:ind w:left="120"/>
+            </w:pPr>
+            <w:hyperlink w:history="1" r:id="rIdo7lozrza9ymvgwhqgy2i7">
               <w:r>
                 <w:rPr>
                   <w:rFonts w:ascii="Arial" w:cs="Arial" w:eastAsia="Arial" w:hAnsi="Arial"/>
@@ -5910,7 +5926,69 @@
                   <w:szCs w:val="14"/>
                   <w:u w:val="single" w:color="595959"/>
                 </w:rPr>
-                <w:t xml:space="preserve">🔍 Search ARES for videos</w:t>
+                <w:t xml:space="preserve">🔍 Search ARES for similar videos</w:t>
+              </w:r>
+            </w:hyperlink>
+          </w:p>
+          <w:p>
+            <w:pPr>
+              <w:spacing w:after="40" w:before="0"/>
+            </w:pPr>
+            <w:r>
+              <w:rPr>
+                <w:sz w:val="14"/>
+                <w:szCs w:val="14"/>
+              </w:rPr>
+              <w:t xml:space="preserve"/>
+            </w:r>
+          </w:p>
+          <w:p>
+            <w:pPr>
+              <w:spacing w:after="20" w:before="0"/>
+            </w:pPr>
+            <w:r>
+              <w:rPr>
+                <w:rFonts w:ascii="Arial" w:cs="Arial" w:eastAsia="Arial" w:hAnsi="Arial"/>
+                <w:b/>
+                <w:bCs/>
+                <w:color w:val="1F3864"/>
+                <w:sz w:val="16"/>
+                <w:szCs w:val="16"/>
+              </w:rPr>
+              <w:t xml:space="preserve">📖 READING:</w:t>
+            </w:r>
+          </w:p>
+          <w:p>
+            <w:pPr>
+              <w:spacing w:after="20" w:before="0"/>
+            </w:pPr>
+            <w:r>
+              <w:rPr>
+                <w:rFonts w:ascii="Arial" w:cs="Arial" w:eastAsia="Arial" w:hAnsi="Arial"/>
+                <w:i/>
+                <w:iCs/>
+                <w:color w:val="595959"/>
+                <w:sz w:val="16"/>
+                <w:szCs w:val="16"/>
+              </w:rPr>
+              <w:t xml:space="preserve">No closely matching reading in the ARES library for this activity.</w:t>
+            </w:r>
+          </w:p>
+          <w:p>
+            <w:pPr>
+              <w:spacing w:after="10" w:before="0"/>
+              <w:ind w:left="120"/>
+            </w:pPr>
+            <w:hyperlink w:history="1" r:id="rIdy0cfveqwzfzkhadlmodot">
+              <w:r>
+                <w:rPr>
+                  <w:rFonts w:ascii="Arial" w:cs="Arial" w:eastAsia="Arial" w:hAnsi="Arial"/>
+                  <w:color w:val="595959"/>
+                  <w:sz w:val="14"/>
+                  <w:szCs w:val="14"/>
+                  <w:u w:val="single" w:color="595959"/>
+                </w:rPr>
+                <w:t xml:space="preserve">🔍 Search ARES for readings</w:t>
               </w:r>
             </w:hyperlink>
           </w:p>
@@ -5929,16 +6007,166 @@
               <w:t xml:space="preserve">Search terms: turning effect force moment</w:t>
             </w:r>
           </w:p>
-          <w:p>
-            <w:pPr>
-              <w:spacing w:after="40" w:before="0"/>
-            </w:pPr>
-            <w:r>
-              <w:rPr>
-                <w:sz w:val="14"/>
-                <w:szCs w:val="14"/>
-              </w:rPr>
-              <w:t xml:space="preserve"/>
+        </w:tc>
+        <w:tc>
+          <w:tcPr>
+            <w:tcW w:type="dxa" w:w="3040"/>
+            <w:shd w:fill="FFFFFF" w:color="auto" w:val="clear"/>
+            <w:tcMar>
+              <w:top w:type="dxa" w:w="60"/>
+              <w:left w:type="dxa" w:w="120"/>
+              <w:bottom w:type="dxa" w:w="60"/>
+              <w:right w:type="dxa" w:w="120"/>
+            </w:tcMar>
+            <w:vAlign w:val="top"/>
+          </w:tcPr>
+          <w:p>
+            <w:pPr>
+              <w:spacing w:after="40" w:before="0"/>
+              <w:jc w:val="left"/>
+            </w:pPr>
+            <w:r>
+              <w:rPr>
+                <w:rFonts w:ascii="Arial" w:cs="Arial" w:eastAsia="Arial" w:hAnsi="Arial"/>
+                <w:b w:val="false"/>
+                <w:bCs w:val="false"/>
+                <w:i w:val="false"/>
+                <w:iCs w:val="false"/>
+                <w:color w:val="000000"/>
+                <w:sz w:val="18"/>
+                <w:szCs w:val="18"/>
+              </w:rPr>
+              <w:t xml:space="preserve">Learners individually re-read their Lesson 1 written predictions about the jembe (kept in their science journals). The teacher projects two jembe diagrams side by side — one with a 1.2 m handle, one with a 0.3 m handle — and poses a focused quantitative challenge: 'If I push DOWN with exactly 50 N of effort on each jembe, which one turns the blade more forcefully? Can you put a number on it?' Learners write a prediction in their journals, including a guess about what quantity they should calculate to compare the two scenarios. Groups of four briefly share their predictions (2 minutes), then a spokesperson from each group states their group's best idea to the class.</w:t>
+            </w:r>
+          </w:p>
+        </w:tc>
+        <w:tc>
+          <w:tcPr>
+            <w:tcW w:type="dxa" w:w="3040"/>
+            <w:shd w:fill="F2F2F2" w:color="auto" w:val="clear"/>
+            <w:tcMar>
+              <w:top w:type="dxa" w:w="60"/>
+              <w:left w:type="dxa" w:w="120"/>
+              <w:bottom w:type="dxa" w:w="60"/>
+              <w:right w:type="dxa" w:w="120"/>
+            </w:tcMar>
+            <w:vAlign w:val="top"/>
+          </w:tcPr>
+          <w:p>
+            <w:pPr>
+              <w:spacing w:after="40" w:before="0"/>
+              <w:jc w:val="left"/>
+            </w:pPr>
+            <w:r>
+              <w:rPr>
+                <w:rFonts w:ascii="Arial" w:cs="Arial" w:eastAsia="Arial" w:hAnsi="Arial"/>
+                <w:b w:val="false"/>
+                <w:bCs w:val="false"/>
+                <w:i w:val="false"/>
+                <w:iCs w:val="false"/>
+                <w:color w:val="000000"/>
+                <w:sz w:val="18"/>
+                <w:szCs w:val="18"/>
+              </w:rPr>
+              <w:t xml:space="preserve">Display the two jembe diagrams on the board (drawn or projected). Say verbatim: 'You all saw the Kericho farmer puzzle in our last lesson. Today we are going to stop guessing and start measuring. Before we touch any equipment, I want you to commit to a prediction in your journal — write it now, even if you are unsure.' Allow 3 minutes of silent individual writing. After writing, cold-call FIVE different learners (across gender and seating zones) to share predictions — do NOT evaluate answers yet, simply record key phrases on the board under the heading 'Our Predictions.' Say: 'Hold onto these — by the end of today you will know which of these ideas the data supports.' Apply 12-second WAIT TIME after each cold-call before moving to the next learner.</w:t>
+            </w:r>
+          </w:p>
+        </w:tc>
+        <w:tc>
+          <w:tcPr>
+            <w:tcW w:type="dxa" w:w="3040"/>
+            <w:shd w:fill="FFFFFF" w:color="auto" w:val="clear"/>
+            <w:tcMar>
+              <w:top w:type="dxa" w:w="60"/>
+              <w:left w:type="dxa" w:w="120"/>
+              <w:bottom w:type="dxa" w:w="60"/>
+              <w:right w:type="dxa" w:w="120"/>
+            </w:tcMar>
+            <w:vAlign w:val="top"/>
+          </w:tcPr>
+          <w:p>
+            <w:pPr>
+              <w:spacing w:after="40" w:before="0"/>
+              <w:jc w:val="left"/>
+            </w:pPr>
+            <w:r>
+              <w:rPr>
+                <w:rFonts w:ascii="Arial" w:cs="Arial" w:eastAsia="Arial" w:hAnsi="Arial"/>
+                <w:b w:val="false"/>
+                <w:bCs w:val="false"/>
+                <w:i w:val="false"/>
+                <w:iCs w:val="false"/>
+                <w:color w:val="000000"/>
+                <w:sz w:val="18"/>
+                <w:szCs w:val="18"/>
+              </w:rPr>
+              <w:t xml:space="preserve">Prediction Journaling with Public Commitment — by writing and then publicly sharing predictions before data collection, learners activate prior knowledge, create cognitive dissonance targets, and generate personal questions that drive attentive observation during the experiment. Recording predictions verbatim on the board makes them falsifiable and creates accountability.</w:t>
+            </w:r>
+          </w:p>
+        </w:tc>
+        <w:tc>
+          <w:tcPr>
+            <w:tcW w:type="dxa" w:w="3040"/>
+            <w:shd w:fill="F2F2F2" w:color="auto" w:val="clear"/>
+            <w:tcMar>
+              <w:top w:type="dxa" w:w="60"/>
+              <w:left w:type="dxa" w:w="120"/>
+              <w:bottom w:type="dxa" w:w="60"/>
+              <w:right w:type="dxa" w:w="120"/>
+            </w:tcMar>
+            <w:vAlign w:val="top"/>
+          </w:tcPr>
+          <w:p>
+            <w:pPr>
+              <w:spacing w:after="40" w:before="0"/>
+              <w:jc w:val="left"/>
+            </w:pPr>
+            <w:r>
+              <w:rPr>
+                <w:rFonts w:ascii="Arial" w:cs="Arial" w:eastAsia="Arial" w:hAnsi="Arial"/>
+                <w:b w:val="false"/>
+                <w:bCs w:val="false"/>
+                <w:i w:val="false"/>
+                <w:iCs w:val="false"/>
+                <w:color w:val="000000"/>
+                <w:sz w:val="18"/>
+                <w:szCs w:val="18"/>
+              </w:rPr>
+              <w:t xml:space="preserve">Teacher scans journals during the 3-minute writing window and notes: (a) learners who write only qualitative statements ('longer handle is easier') — these learners need prompting to think about numbers; (b) learners who spontaneously write a ratio or product — these are ready to lead data analysis. Teacher makes a mental note of at least two learners from each category for targeted questioning during the experiment phase.</w:t>
+            </w:r>
+          </w:p>
+        </w:tc>
+      </w:tr>
+      <w:tr>
+        <w:tc>
+          <w:tcPr>
+            <w:tcW w:type="dxa" w:w="1520"/>
+            <w:shd w:fill="D9EEF1" w:color="auto" w:val="clear"/>
+            <w:tcMar>
+              <w:top w:type="dxa" w:w="60"/>
+              <w:left w:type="dxa" w:w="120"/>
+              <w:bottom w:type="dxa" w:w="60"/>
+              <w:right w:type="dxa" w:w="120"/>
+            </w:tcMar>
+            <w:vAlign w:val="top"/>
+          </w:tcPr>
+          <w:p>
+            <w:pPr>
+              <w:spacing w:after="40" w:before="0"/>
+              <w:jc w:val="left"/>
+            </w:pPr>
+            <w:r>
+              <w:rPr>
+                <w:rFonts w:ascii="Arial" w:cs="Arial" w:eastAsia="Arial" w:hAnsi="Arial"/>
+                <w:b/>
+                <w:bCs/>
+                <w:i w:val="false"/>
+                <w:iCs w:val="false"/>
+                <w:color w:val="000000"/>
+                <w:sz w:val="18"/>
+                <w:szCs w:val="18"/>
+              </w:rPr>
+              <w:t xml:space="preserve">Observe Phase</w:t>
             </w:r>
           </w:p>
           <w:p>
@@ -5954,14 +6182,14 @@
                 <w:sz w:val="16"/>
                 <w:szCs w:val="16"/>
               </w:rPr>
-              <w:t xml:space="preserve">📖 EXERCISE:</w:t>
+              <w:t xml:space="preserve">📹 VIDEO:</w:t>
             </w:r>
           </w:p>
           <w:p>
             <w:pPr>
               <w:spacing w:after="20" w:before="0"/>
             </w:pPr>
-            <w:hyperlink w:history="1" r:id="rIdhlmfl_ewjiwprvp_2tgql">
+            <w:hyperlink w:history="1" r:id="rIdlquj0tkjqeo7euxj1s8vu">
               <w:r>
                 <w:rPr>
                   <w:rFonts w:ascii="Arial" w:cs="Arial" w:eastAsia="Arial" w:hAnsi="Arial"/>
@@ -5970,7 +6198,7 @@
                   <w:szCs w:val="16"/>
                   <w:u w:val="single" w:color="2E75B6"/>
                 </w:rPr>
-                <w:t xml:space="preserve">Moments and Centers of Mass, Work and Force, Fluid Forces Practice</w:t>
+                <w:t xml:space="preserve">Parallel &amp; perpendicular lines</w:t>
               </w:r>
             </w:hyperlink>
           </w:p>
@@ -5986,7 +6214,7 @@
                 <w:sz w:val="14"/>
                 <w:szCs w:val="14"/>
               </w:rPr>
-              <w:t xml:space="preserve">Source: CK-12</w:t>
+              <w:t xml:space="preserve">Source: Khan Academy (English - US curriculum)</w:t>
             </w:r>
           </w:p>
           <w:p>
@@ -5994,7 +6222,7 @@
               <w:spacing w:after="10" w:before="0"/>
               <w:ind w:left="120"/>
             </w:pPr>
-            <w:hyperlink w:history="1" r:id="rId7ksv6yjqaj9q9jfkbbyke">
+            <w:hyperlink w:history="1" r:id="rId2phuokrr6yexi0jtzzmgw">
               <w:r>
                 <w:rPr>
                   <w:rFonts w:ascii="Arial" w:cs="Arial" w:eastAsia="Arial" w:hAnsi="Arial"/>
@@ -6003,170 +6231,20 @@
                   <w:szCs w:val="14"/>
                   <w:u w:val="single" w:color="595959"/>
                 </w:rPr>
-                <w:t xml:space="preserve">🔍 Search ARES for similar readings</w:t>
+                <w:t xml:space="preserve">🔍 Search ARES for similar videos</w:t>
               </w:r>
             </w:hyperlink>
           </w:p>
-        </w:tc>
-        <w:tc>
-          <w:tcPr>
-            <w:tcW w:type="dxa" w:w="3040"/>
-            <w:shd w:fill="FFFFFF" w:color="auto" w:val="clear"/>
-            <w:tcMar>
-              <w:top w:type="dxa" w:w="60"/>
-              <w:left w:type="dxa" w:w="120"/>
-              <w:bottom w:type="dxa" w:w="60"/>
-              <w:right w:type="dxa" w:w="120"/>
-            </w:tcMar>
-            <w:vAlign w:val="top"/>
-          </w:tcPr>
-          <w:p>
-            <w:pPr>
-              <w:spacing w:after="40" w:before="0"/>
-              <w:jc w:val="left"/>
-            </w:pPr>
-            <w:r>
-              <w:rPr>
-                <w:rFonts w:ascii="Arial" w:cs="Arial" w:eastAsia="Arial" w:hAnsi="Arial"/>
-                <w:b w:val="false"/>
-                <w:bCs w:val="false"/>
-                <w:i w:val="false"/>
-                <w:iCs w:val="false"/>
-                <w:color w:val="000000"/>
-                <w:sz w:val="18"/>
-                <w:szCs w:val="18"/>
-              </w:rPr>
-              <w:t xml:space="preserve">Learners individually re-read their Lesson 1 written predictions about the jembe (kept in their science journals). The teacher projects two jembe diagrams side by side — one with a 1.2 m handle, one with a 0.3 m handle — and poses a focused quantitative challenge: 'If I push DOWN with exactly 50 N of effort on each jembe, which one turns the blade more forcefully? Can you put a number on it?' Learners write a prediction in their journals, including a guess about what quantity they should calculate to compare the two scenarios. Groups of four briefly share their predictions (2 minutes), then a spokesperson from each group states their group's best idea to the class.</w:t>
-            </w:r>
-          </w:p>
-        </w:tc>
-        <w:tc>
-          <w:tcPr>
-            <w:tcW w:type="dxa" w:w="3040"/>
-            <w:shd w:fill="F2F2F2" w:color="auto" w:val="clear"/>
-            <w:tcMar>
-              <w:top w:type="dxa" w:w="60"/>
-              <w:left w:type="dxa" w:w="120"/>
-              <w:bottom w:type="dxa" w:w="60"/>
-              <w:right w:type="dxa" w:w="120"/>
-            </w:tcMar>
-            <w:vAlign w:val="top"/>
-          </w:tcPr>
-          <w:p>
-            <w:pPr>
-              <w:spacing w:after="40" w:before="0"/>
-              <w:jc w:val="left"/>
-            </w:pPr>
-            <w:r>
-              <w:rPr>
-                <w:rFonts w:ascii="Arial" w:cs="Arial" w:eastAsia="Arial" w:hAnsi="Arial"/>
-                <w:b w:val="false"/>
-                <w:bCs w:val="false"/>
-                <w:i w:val="false"/>
-                <w:iCs w:val="false"/>
-                <w:color w:val="000000"/>
-                <w:sz w:val="18"/>
-                <w:szCs w:val="18"/>
-              </w:rPr>
-              <w:t xml:space="preserve">Display the two jembe diagrams on the board (drawn or projected). Say verbatim: 'You all saw the Kericho farmer puzzle in our last lesson. Today we are going to stop guessing and start measuring. Before we touch any equipment, I want you to commit to a prediction in your journal — write it now, even if you are unsure.' Allow 3 minutes of silent individual writing. After writing, cold-call FIVE different learners (across gender and seating zones) to share predictions — do NOT evaluate answers yet, simply record key phrases on the board under the heading 'Our Predictions.' Say: 'Hold onto these — by the end of today you will know which of these ideas the data supports.' Apply 12-second WAIT TIME after each cold-call before moving to the next learner.</w:t>
-            </w:r>
-          </w:p>
-        </w:tc>
-        <w:tc>
-          <w:tcPr>
-            <w:tcW w:type="dxa" w:w="3040"/>
-            <w:shd w:fill="FFFFFF" w:color="auto" w:val="clear"/>
-            <w:tcMar>
-              <w:top w:type="dxa" w:w="60"/>
-              <w:left w:type="dxa" w:w="120"/>
-              <w:bottom w:type="dxa" w:w="60"/>
-              <w:right w:type="dxa" w:w="120"/>
-            </w:tcMar>
-            <w:vAlign w:val="top"/>
-          </w:tcPr>
-          <w:p>
-            <w:pPr>
-              <w:spacing w:after="40" w:before="0"/>
-              <w:jc w:val="left"/>
-            </w:pPr>
-            <w:r>
-              <w:rPr>
-                <w:rFonts w:ascii="Arial" w:cs="Arial" w:eastAsia="Arial" w:hAnsi="Arial"/>
-                <w:b w:val="false"/>
-                <w:bCs w:val="false"/>
-                <w:i w:val="false"/>
-                <w:iCs w:val="false"/>
-                <w:color w:val="000000"/>
-                <w:sz w:val="18"/>
-                <w:szCs w:val="18"/>
-              </w:rPr>
-              <w:t xml:space="preserve">Prediction Journaling with Public Commitment — by writing and then publicly sharing predictions before data collection, learners activate prior knowledge, create cognitive dissonance targets, and generate personal questions that drive attentive observation during the experiment. Recording predictions verbatim on the board makes them falsifiable and creates accountability.</w:t>
-            </w:r>
-          </w:p>
-        </w:tc>
-        <w:tc>
-          <w:tcPr>
-            <w:tcW w:type="dxa" w:w="3040"/>
-            <w:shd w:fill="F2F2F2" w:color="auto" w:val="clear"/>
-            <w:tcMar>
-              <w:top w:type="dxa" w:w="60"/>
-              <w:left w:type="dxa" w:w="120"/>
-              <w:bottom w:type="dxa" w:w="60"/>
-              <w:right w:type="dxa" w:w="120"/>
-            </w:tcMar>
-            <w:vAlign w:val="top"/>
-          </w:tcPr>
-          <w:p>
-            <w:pPr>
-              <w:spacing w:after="40" w:before="0"/>
-              <w:jc w:val="left"/>
-            </w:pPr>
-            <w:r>
-              <w:rPr>
-                <w:rFonts w:ascii="Arial" w:cs="Arial" w:eastAsia="Arial" w:hAnsi="Arial"/>
-                <w:b w:val="false"/>
-                <w:bCs w:val="false"/>
-                <w:i w:val="false"/>
-                <w:iCs w:val="false"/>
-                <w:color w:val="000000"/>
-                <w:sz w:val="18"/>
-                <w:szCs w:val="18"/>
-              </w:rPr>
-              <w:t xml:space="preserve">Teacher scans journals during the 3-minute writing window and notes: (a) learners who write only qualitative statements ('longer handle is easier') — these learners need prompting to think about numbers; (b) learners who spontaneously write a ratio or product — these are ready to lead data analysis. Teacher makes a mental note of at least two learners from each category for targeted questioning during the experiment phase.</w:t>
-            </w:r>
-          </w:p>
-        </w:tc>
-      </w:tr>
-      <w:tr>
-        <w:tc>
-          <w:tcPr>
-            <w:tcW w:type="dxa" w:w="1520"/>
-            <w:shd w:fill="D9EEF1" w:color="auto" w:val="clear"/>
-            <w:tcMar>
-              <w:top w:type="dxa" w:w="60"/>
-              <w:left w:type="dxa" w:w="120"/>
-              <w:bottom w:type="dxa" w:w="60"/>
-              <w:right w:type="dxa" w:w="120"/>
-            </w:tcMar>
-            <w:vAlign w:val="top"/>
-          </w:tcPr>
-          <w:p>
-            <w:pPr>
-              <w:spacing w:after="40" w:before="0"/>
-              <w:jc w:val="left"/>
-            </w:pPr>
-            <w:r>
-              <w:rPr>
-                <w:rFonts w:ascii="Arial" w:cs="Arial" w:eastAsia="Arial" w:hAnsi="Arial"/>
-                <w:b/>
-                <w:bCs/>
-                <w:i w:val="false"/>
-                <w:iCs w:val="false"/>
-                <w:color w:val="000000"/>
-                <w:sz w:val="18"/>
-                <w:szCs w:val="18"/>
-              </w:rPr>
-              <w:t xml:space="preserve">Observe Phase</w:t>
+          <w:p>
+            <w:pPr>
+              <w:spacing w:after="40" w:before="0"/>
+            </w:pPr>
+            <w:r>
+              <w:rPr>
+                <w:sz w:val="14"/>
+                <w:szCs w:val="14"/>
+              </w:rPr>
+              <w:t xml:space="preserve"/>
             </w:r>
           </w:p>
           <w:p>
@@ -6182,7 +6260,7 @@
                 <w:sz w:val="16"/>
                 <w:szCs w:val="16"/>
               </w:rPr>
-              <w:t xml:space="preserve">📹 VIDEO:</w:t>
+              <w:t xml:space="preserve">📖 READING:</w:t>
             </w:r>
           </w:p>
           <w:p>
@@ -6198,7 +6276,7 @@
                 <w:sz w:val="16"/>
                 <w:szCs w:val="16"/>
               </w:rPr>
-              <w:t xml:space="preserve">No closely matching video in the ARES library for this activity.</w:t>
+              <w:t xml:space="preserve">No closely matching reading in the ARES library for this activity.</w:t>
             </w:r>
           </w:p>
           <w:p>
@@ -6206,7 +6284,7 @@
               <w:spacing w:after="10" w:before="0"/>
               <w:ind w:left="120"/>
             </w:pPr>
-            <w:hyperlink w:history="1" r:id="rIdudoh6sgic_hivhlpxvv-y">
+            <w:hyperlink w:history="1" r:id="rIdtin1lbdk8kxlvt3s9ln0z">
               <w:r>
                 <w:rPr>
                   <w:rFonts w:ascii="Arial" w:cs="Arial" w:eastAsia="Arial" w:hAnsi="Arial"/>
@@ -6215,7 +6293,7 @@
                   <w:szCs w:val="14"/>
                   <w:u w:val="single" w:color="595959"/>
                 </w:rPr>
-                <w:t xml:space="preserve">🔍 Search ARES for videos</w:t>
+                <w:t xml:space="preserve">🔍 Search ARES for readings</w:t>
               </w:r>
             </w:hyperlink>
           </w:p>
@@ -6234,16 +6312,166 @@
               <w:t xml:space="preserve">Search terms: turning effect force moment</w:t>
             </w:r>
           </w:p>
-          <w:p>
-            <w:pPr>
-              <w:spacing w:after="40" w:before="0"/>
-            </w:pPr>
-            <w:r>
-              <w:rPr>
-                <w:sz w:val="14"/>
-                <w:szCs w:val="14"/>
-              </w:rPr>
-              <w:t xml:space="preserve"/>
+        </w:tc>
+        <w:tc>
+          <w:tcPr>
+            <w:tcW w:type="dxa" w:w="3040"/>
+            <w:shd w:fill="FFFFFF" w:color="auto" w:val="clear"/>
+            <w:tcMar>
+              <w:top w:type="dxa" w:w="60"/>
+              <w:left w:type="dxa" w:w="120"/>
+              <w:bottom w:type="dxa" w:w="60"/>
+              <w:right w:type="dxa" w:w="120"/>
+            </w:tcMar>
+            <w:vAlign w:val="top"/>
+          </w:tcPr>
+          <w:p>
+            <w:pPr>
+              <w:spacing w:after="40" w:before="0"/>
+              <w:jc w:val="left"/>
+            </w:pPr>
+            <w:r>
+              <w:rPr>
+                <w:rFonts w:ascii="Arial" w:cs="Arial" w:eastAsia="Arial" w:hAnsi="Arial"/>
+                <w:b w:val="false"/>
+                <w:bCs w:val="false"/>
+                <w:i w:val="false"/>
+                <w:iCs w:val="false"/>
+                <w:color w:val="000000"/>
+                <w:sz w:val="18"/>
+                <w:szCs w:val="18"/>
+              </w:rPr>
+              <w:t xml:space="preserve">Groups of four collect apparatus: one wooden metre rule, one pencil (pivot), four 100 g slotted masses, two 200 g slotted masses, one 500 g slotted mass, string loops pre-cut to 5 cm, and a printed data-recording table (or hand-drawn in journal). Step 1 — Groups balance the bare metre rule on the pencil at exactly the 50 cm mark and confirm balance (zero-load check). Step 2 — One learner hangs a 200 g mass (weight = 2 N) at 30 cm from the pivot on the LEFT side. The group's task: find a position on the RIGHT side where a 100 g mass (1 N) balances it. They record both distances and both weights. Step 3 — Groups complete at least FOUR more trial configurations of their own choosing (varying both masses and distances), always recording: Mass Left (g), Weight Left F₁ (N), Distance Left d₁ (cm), Mass Right (g), Weight Right F₂ (N), Distance Right d₂ (cm), F₁×d₁ (N·cm), F₂×d₂ (N·cm). Step 4 — Each group computes all F×d products and looks for a pattern. Step 5 — Groups write a one-sentence 'We noticed…' claim in their journals before the class share.</w:t>
+            </w:r>
+          </w:p>
+        </w:tc>
+        <w:tc>
+          <w:tcPr>
+            <w:tcW w:type="dxa" w:w="3040"/>
+            <w:shd w:fill="F2F2F2" w:color="auto" w:val="clear"/>
+            <w:tcMar>
+              <w:top w:type="dxa" w:w="60"/>
+              <w:left w:type="dxa" w:w="120"/>
+              <w:bottom w:type="dxa" w:w="60"/>
+              <w:right w:type="dxa" w:w="120"/>
+            </w:tcMar>
+            <w:vAlign w:val="top"/>
+          </w:tcPr>
+          <w:p>
+            <w:pPr>
+              <w:spacing w:after="40" w:before="0"/>
+              <w:jc w:val="left"/>
+            </w:pPr>
+            <w:r>
+              <w:rPr>
+                <w:rFonts w:ascii="Arial" w:cs="Arial" w:eastAsia="Arial" w:hAnsi="Arial"/>
+                <w:b w:val="false"/>
+                <w:bCs w:val="false"/>
+                <w:i w:val="false"/>
+                <w:iCs w:val="false"/>
+                <w:color w:val="000000"/>
+                <w:sz w:val="18"/>
+                <w:szCs w:val="18"/>
+              </w:rPr>
+              <w:t xml:space="preserve">Distribute apparatus efficiently (pre-packed in labelled trays — one tray per group). Demonstrate the zero-load balance check as a whole class before groups begin: 'Watch — I place the rule at exactly 50 cm on the pencil. It must balance with nothing hanging. If it does not, the rule has an uneven mass distribution and we record its natural balance point instead.' Circulate continuously during the experiment. At the 10-minute mark, visit each group and ask: 'What does F₁×d₁ equal for your first trial? What does F₂×d₂ equal? What do you notice?' Apply 15-second WAIT TIME before prompting. At the 18-minute mark, if any group has fewer than three completed trials, say: 'You need at least five data rows to see a pattern — keep going, focus.' If a group finds an unexpected result (F₁×d₁ ≠ F₂×d₂), say: 'Excellent — don't erase that. Measure again carefully and record both results. Real scientists keep anomalies.' At the 28-minute mark, call the class to attention: 'Finish your current trial and write your one-sentence claim NOW — you have 2 minutes.' Cold-call THREE groups to read their claim aloud before transitioning to Phase 3.</w:t>
+            </w:r>
+          </w:p>
+        </w:tc>
+        <w:tc>
+          <w:tcPr>
+            <w:tcW w:type="dxa" w:w="3040"/>
+            <w:shd w:fill="FFFFFF" w:color="auto" w:val="clear"/>
+            <w:tcMar>
+              <w:top w:type="dxa" w:w="60"/>
+              <w:left w:type="dxa" w:w="120"/>
+              <w:bottom w:type="dxa" w:w="60"/>
+              <w:right w:type="dxa" w:w="120"/>
+            </w:tcMar>
+            <w:vAlign w:val="top"/>
+          </w:tcPr>
+          <w:p>
+            <w:pPr>
+              <w:spacing w:after="40" w:before="0"/>
+              <w:jc w:val="left"/>
+            </w:pPr>
+            <w:r>
+              <w:rPr>
+                <w:rFonts w:ascii="Arial" w:cs="Arial" w:eastAsia="Arial" w:hAnsi="Arial"/>
+                <w:b w:val="false"/>
+                <w:bCs w:val="false"/>
+                <w:i w:val="false"/>
+                <w:iCs w:val="false"/>
+                <w:color w:val="000000"/>
+                <w:sz w:val="18"/>
+                <w:szCs w:val="18"/>
+              </w:rPr>
+              <w:t xml:space="preserve">Data-Table Pattern Detection — learners generate their own numbers across varied configurations, making the F×d invariance an empirical discovery rather than a received fact. The five-trial minimum ensures the pattern is not coincidental. The 'We noticed…' sentence forces groups to articulate the pattern in their own words before the teacher names it formally — a key NGSS Science and Engineering Practice (Analysing and Interpreting Data; Constructing Explanations).</w:t>
+            </w:r>
+          </w:p>
+        </w:tc>
+        <w:tc>
+          <w:tcPr>
+            <w:tcW w:type="dxa" w:w="3040"/>
+            <w:shd w:fill="F2F2F2" w:color="auto" w:val="clear"/>
+            <w:tcMar>
+              <w:top w:type="dxa" w:w="60"/>
+              <w:left w:type="dxa" w:w="120"/>
+              <w:bottom w:type="dxa" w:w="60"/>
+              <w:right w:type="dxa" w:w="120"/>
+            </w:tcMar>
+            <w:vAlign w:val="top"/>
+          </w:tcPr>
+          <w:p>
+            <w:pPr>
+              <w:spacing w:after="40" w:before="0"/>
+              <w:jc w:val="left"/>
+            </w:pPr>
+            <w:r>
+              <w:rPr>
+                <w:rFonts w:ascii="Arial" w:cs="Arial" w:eastAsia="Arial" w:hAnsi="Arial"/>
+                <w:b w:val="false"/>
+                <w:bCs w:val="false"/>
+                <w:i w:val="false"/>
+                <w:iCs w:val="false"/>
+                <w:color w:val="000000"/>
+                <w:sz w:val="18"/>
+                <w:szCs w:val="18"/>
+              </w:rPr>
+              <w:t xml:space="preserve">Teacher uses a clipboard checklist to verify each group has: (1) at least five completed data rows with units, (2) both F×d columns calculated, (3) a written 'We noticed…' claim. Any group missing items 1–3 by the 28-minute mark receives a direct prompt. Teacher also listens for correct use of units (N·cm or N·m) — if any group records F×d without units, address this explicitly in the whole-class share.</w:t>
+            </w:r>
+          </w:p>
+        </w:tc>
+      </w:tr>
+      <w:tr>
+        <w:tc>
+          <w:tcPr>
+            <w:tcW w:type="dxa" w:w="1520"/>
+            <w:shd w:fill="E2EFDA" w:color="auto" w:val="clear"/>
+            <w:tcMar>
+              <w:top w:type="dxa" w:w="60"/>
+              <w:left w:type="dxa" w:w="120"/>
+              <w:bottom w:type="dxa" w:w="60"/>
+              <w:right w:type="dxa" w:w="120"/>
+            </w:tcMar>
+            <w:vAlign w:val="top"/>
+          </w:tcPr>
+          <w:p>
+            <w:pPr>
+              <w:spacing w:after="40" w:before="0"/>
+              <w:jc w:val="left"/>
+            </w:pPr>
+            <w:r>
+              <w:rPr>
+                <w:rFonts w:ascii="Arial" w:cs="Arial" w:eastAsia="Arial" w:hAnsi="Arial"/>
+                <w:b/>
+                <w:bCs/>
+                <w:i w:val="false"/>
+                <w:iCs w:val="false"/>
+                <w:color w:val="000000"/>
+                <w:sz w:val="18"/>
+                <w:szCs w:val="18"/>
+              </w:rPr>
+              <w:t xml:space="preserve">Explain Phase</w:t>
             </w:r>
           </w:p>
           <w:p>
@@ -6259,14 +6487,14 @@
                 <w:sz w:val="16"/>
                 <w:szCs w:val="16"/>
               </w:rPr>
-              <w:t xml:space="preserve">📖 EXERCISE:</w:t>
+              <w:t xml:space="preserve">📹 VIDEO:</w:t>
             </w:r>
           </w:p>
           <w:p>
             <w:pPr>
               <w:spacing w:after="20" w:before="0"/>
             </w:pPr>
-            <w:hyperlink w:history="1" r:id="rIdrcc8qivwc586rsaoqntqn">
+            <w:hyperlink w:history="1" r:id="rIdyqbksw7e0uea1ced94mn5">
               <w:r>
                 <w:rPr>
                   <w:rFonts w:ascii="Arial" w:cs="Arial" w:eastAsia="Arial" w:hAnsi="Arial"/>
@@ -6275,7 +6503,7 @@
                   <w:szCs w:val="16"/>
                   <w:u w:val="single" w:color="2E75B6"/>
                 </w:rPr>
-                <w:t xml:space="preserve">Moments and Centers of Mass, Work and Force, Fluid Forces Practice</w:t>
+                <w:t xml:space="preserve">Parallel &amp; perpendicular lines</w:t>
               </w:r>
             </w:hyperlink>
           </w:p>
@@ -6291,7 +6519,7 @@
                 <w:sz w:val="14"/>
                 <w:szCs w:val="14"/>
               </w:rPr>
-              <w:t xml:space="preserve">Source: CK-12</w:t>
+              <w:t xml:space="preserve">Source: Khan Academy (English - US curriculum)</w:t>
             </w:r>
           </w:p>
           <w:p>
@@ -6299,7 +6527,7 @@
               <w:spacing w:after="10" w:before="0"/>
               <w:ind w:left="120"/>
             </w:pPr>
-            <w:hyperlink w:history="1" r:id="rIdhgzzh25cbcnydp2z-bcc1">
+            <w:hyperlink w:history="1" r:id="rIdxq1ugwadbfekopg4tcwdn">
               <w:r>
                 <w:rPr>
                   <w:rFonts w:ascii="Arial" w:cs="Arial" w:eastAsia="Arial" w:hAnsi="Arial"/>
@@ -6308,170 +6536,20 @@
                   <w:szCs w:val="14"/>
                   <w:u w:val="single" w:color="595959"/>
                 </w:rPr>
-                <w:t xml:space="preserve">🔍 Search ARES for similar readings</w:t>
+                <w:t xml:space="preserve">🔍 Search ARES for similar videos</w:t>
               </w:r>
             </w:hyperlink>
           </w:p>
-        </w:tc>
-        <w:tc>
-          <w:tcPr>
-            <w:tcW w:type="dxa" w:w="3040"/>
-            <w:shd w:fill="FFFFFF" w:color="auto" w:val="clear"/>
-            <w:tcMar>
-              <w:top w:type="dxa" w:w="60"/>
-              <w:left w:type="dxa" w:w="120"/>
-              <w:bottom w:type="dxa" w:w="60"/>
-              <w:right w:type="dxa" w:w="120"/>
-            </w:tcMar>
-            <w:vAlign w:val="top"/>
-          </w:tcPr>
-          <w:p>
-            <w:pPr>
-              <w:spacing w:after="40" w:before="0"/>
-              <w:jc w:val="left"/>
-            </w:pPr>
-            <w:r>
-              <w:rPr>
-                <w:rFonts w:ascii="Arial" w:cs="Arial" w:eastAsia="Arial" w:hAnsi="Arial"/>
-                <w:b w:val="false"/>
-                <w:bCs w:val="false"/>
-                <w:i w:val="false"/>
-                <w:iCs w:val="false"/>
-                <w:color w:val="000000"/>
-                <w:sz w:val="18"/>
-                <w:szCs w:val="18"/>
-              </w:rPr>
-              <w:t xml:space="preserve">Groups of four collect apparatus: one wooden metre rule, one pencil (pivot), four 100 g slotted masses, two 200 g slotted masses, one 500 g slotted mass, string loops pre-cut to 5 cm, and a printed data-recording table (or hand-drawn in journal). Step 1 — Groups balance the bare metre rule on the pencil at exactly the 50 cm mark and confirm balance (zero-load check). Step 2 — One learner hangs a 200 g mass (weight = 2 N) at 30 cm from the pivot on the LEFT side. The group's task: find a position on the RIGHT side where a 100 g mass (1 N) balances it. They record both distances and both weights. Step 3 — Groups complete at least FOUR more trial configurations of their own choosing (varying both masses and distances), always recording: Mass Left (g), Weight Left F₁ (N), Distance Left d₁ (cm), Mass Right (g), Weight Right F₂ (N), Distance Right d₂ (cm), F₁×d₁ (N·cm), F₂×d₂ (N·cm). Step 4 — Each group computes all F×d products and looks for a pattern. Step 5 — Groups write a one-sentence 'We noticed…' claim in their journals before the class share.</w:t>
-            </w:r>
-          </w:p>
-        </w:tc>
-        <w:tc>
-          <w:tcPr>
-            <w:tcW w:type="dxa" w:w="3040"/>
-            <w:shd w:fill="F2F2F2" w:color="auto" w:val="clear"/>
-            <w:tcMar>
-              <w:top w:type="dxa" w:w="60"/>
-              <w:left w:type="dxa" w:w="120"/>
-              <w:bottom w:type="dxa" w:w="60"/>
-              <w:right w:type="dxa" w:w="120"/>
-            </w:tcMar>
-            <w:vAlign w:val="top"/>
-          </w:tcPr>
-          <w:p>
-            <w:pPr>
-              <w:spacing w:after="40" w:before="0"/>
-              <w:jc w:val="left"/>
-            </w:pPr>
-            <w:r>
-              <w:rPr>
-                <w:rFonts w:ascii="Arial" w:cs="Arial" w:eastAsia="Arial" w:hAnsi="Arial"/>
-                <w:b w:val="false"/>
-                <w:bCs w:val="false"/>
-                <w:i w:val="false"/>
-                <w:iCs w:val="false"/>
-                <w:color w:val="000000"/>
-                <w:sz w:val="18"/>
-                <w:szCs w:val="18"/>
-              </w:rPr>
-              <w:t xml:space="preserve">Distribute apparatus efficiently (pre-packed in labelled trays — one tray per group). Demonstrate the zero-load balance check as a whole class before groups begin: 'Watch — I place the rule at exactly 50 cm on the pencil. It must balance with nothing hanging. If it does not, the rule has an uneven mass distribution and we record its natural balance point instead.' Circulate continuously during the experiment. At the 10-minute mark, visit each group and ask: 'What does F₁×d₁ equal for your first trial? What does F₂×d₂ equal? What do you notice?' Apply 15-second WAIT TIME before prompting. At the 18-minute mark, if any group has fewer than three completed trials, say: 'You need at least five data rows to see a pattern — keep going, focus.' If a group finds an unexpected result (F₁×d₁ ≠ F₂×d₂), say: 'Excellent — don't erase that. Measure again carefully and record both results. Real scientists keep anomalies.' At the 28-minute mark, call the class to attention: 'Finish your current trial and write your one-sentence claim NOW — you have 2 minutes.' Cold-call THREE groups to read their claim aloud before transitioning to Phase 3.</w:t>
-            </w:r>
-          </w:p>
-        </w:tc>
-        <w:tc>
-          <w:tcPr>
-            <w:tcW w:type="dxa" w:w="3040"/>
-            <w:shd w:fill="FFFFFF" w:color="auto" w:val="clear"/>
-            <w:tcMar>
-              <w:top w:type="dxa" w:w="60"/>
-              <w:left w:type="dxa" w:w="120"/>
-              <w:bottom w:type="dxa" w:w="60"/>
-              <w:right w:type="dxa" w:w="120"/>
-            </w:tcMar>
-            <w:vAlign w:val="top"/>
-          </w:tcPr>
-          <w:p>
-            <w:pPr>
-              <w:spacing w:after="40" w:before="0"/>
-              <w:jc w:val="left"/>
-            </w:pPr>
-            <w:r>
-              <w:rPr>
-                <w:rFonts w:ascii="Arial" w:cs="Arial" w:eastAsia="Arial" w:hAnsi="Arial"/>
-                <w:b w:val="false"/>
-                <w:bCs w:val="false"/>
-                <w:i w:val="false"/>
-                <w:iCs w:val="false"/>
-                <w:color w:val="000000"/>
-                <w:sz w:val="18"/>
-                <w:szCs w:val="18"/>
-              </w:rPr>
-              <w:t xml:space="preserve">Data-Table Pattern Detection — learners generate their own numbers across varied configurations, making the F×d invariance an empirical discovery rather than a received fact. The five-trial minimum ensures the pattern is not coincidental. The 'We noticed…' sentence forces groups to articulate the pattern in their own words before the teacher names it formally — a key NGSS Science and Engineering Practice (Analysing and Interpreting Data; Constructing Explanations).</w:t>
-            </w:r>
-          </w:p>
-        </w:tc>
-        <w:tc>
-          <w:tcPr>
-            <w:tcW w:type="dxa" w:w="3040"/>
-            <w:shd w:fill="F2F2F2" w:color="auto" w:val="clear"/>
-            <w:tcMar>
-              <w:top w:type="dxa" w:w="60"/>
-              <w:left w:type="dxa" w:w="120"/>
-              <w:bottom w:type="dxa" w:w="60"/>
-              <w:right w:type="dxa" w:w="120"/>
-            </w:tcMar>
-            <w:vAlign w:val="top"/>
-          </w:tcPr>
-          <w:p>
-            <w:pPr>
-              <w:spacing w:after="40" w:before="0"/>
-              <w:jc w:val="left"/>
-            </w:pPr>
-            <w:r>
-              <w:rPr>
-                <w:rFonts w:ascii="Arial" w:cs="Arial" w:eastAsia="Arial" w:hAnsi="Arial"/>
-                <w:b w:val="false"/>
-                <w:bCs w:val="false"/>
-                <w:i w:val="false"/>
-                <w:iCs w:val="false"/>
-                <w:color w:val="000000"/>
-                <w:sz w:val="18"/>
-                <w:szCs w:val="18"/>
-              </w:rPr>
-              <w:t xml:space="preserve">Teacher uses a clipboard checklist to verify each group has: (1) at least five completed data rows with units, (2) both F×d columns calculated, (3) a written 'We noticed…' claim. Any group missing items 1–3 by the 28-minute mark receives a direct prompt. Teacher also listens for correct use of units (N·cm or N·m) — if any group records F×d without units, address this explicitly in the whole-class share.</w:t>
-            </w:r>
-          </w:p>
-        </w:tc>
-      </w:tr>
-      <w:tr>
-        <w:tc>
-          <w:tcPr>
-            <w:tcW w:type="dxa" w:w="1520"/>
-            <w:shd w:fill="E2EFDA" w:color="auto" w:val="clear"/>
-            <w:tcMar>
-              <w:top w:type="dxa" w:w="60"/>
-              <w:left w:type="dxa" w:w="120"/>
-              <w:bottom w:type="dxa" w:w="60"/>
-              <w:right w:type="dxa" w:w="120"/>
-            </w:tcMar>
-            <w:vAlign w:val="top"/>
-          </w:tcPr>
-          <w:p>
-            <w:pPr>
-              <w:spacing w:after="40" w:before="0"/>
-              <w:jc w:val="left"/>
-            </w:pPr>
-            <w:r>
-              <w:rPr>
-                <w:rFonts w:ascii="Arial" w:cs="Arial" w:eastAsia="Arial" w:hAnsi="Arial"/>
-                <w:b/>
-                <w:bCs/>
-                <w:i w:val="false"/>
-                <w:iCs w:val="false"/>
-                <w:color w:val="000000"/>
-                <w:sz w:val="18"/>
-                <w:szCs w:val="18"/>
-              </w:rPr>
-              <w:t xml:space="preserve">Explain Phase</w:t>
+          <w:p>
+            <w:pPr>
+              <w:spacing w:after="40" w:before="0"/>
+            </w:pPr>
+            <w:r>
+              <w:rPr>
+                <w:sz w:val="14"/>
+                <w:szCs w:val="14"/>
+              </w:rPr>
+              <w:t xml:space="preserve"/>
             </w:r>
           </w:p>
           <w:p>
@@ -6487,7 +6565,7 @@
                 <w:sz w:val="16"/>
                 <w:szCs w:val="16"/>
               </w:rPr>
-              <w:t xml:space="preserve">📹 VIDEO:</w:t>
+              <w:t xml:space="preserve">📖 READING:</w:t>
             </w:r>
           </w:p>
           <w:p>
@@ -6503,7 +6581,7 @@
                 <w:sz w:val="16"/>
                 <w:szCs w:val="16"/>
               </w:rPr>
-              <w:t xml:space="preserve">No closely matching video in the ARES library for this activity.</w:t>
+              <w:t xml:space="preserve">No closely matching reading in the ARES library for this activity.</w:t>
             </w:r>
           </w:p>
           <w:p>
@@ -6511,7 +6589,7 @@
               <w:spacing w:after="10" w:before="0"/>
               <w:ind w:left="120"/>
             </w:pPr>
-            <w:hyperlink w:history="1" r:id="rIdz2c2-tfaczurpkd-jpai7">
+            <w:hyperlink w:history="1" r:id="rIdcurtq5e7i2alsve8le9ch">
               <w:r>
                 <w:rPr>
                   <w:rFonts w:ascii="Arial" w:cs="Arial" w:eastAsia="Arial" w:hAnsi="Arial"/>
@@ -6520,7 +6598,7 @@
                   <w:szCs w:val="14"/>
                   <w:u w:val="single" w:color="595959"/>
                 </w:rPr>
-                <w:t xml:space="preserve">🔍 Search ARES for videos</w:t>
+                <w:t xml:space="preserve">🔍 Search ARES for readings</w:t>
               </w:r>
             </w:hyperlink>
           </w:p>
@@ -6539,16 +6617,166 @@
               <w:t xml:space="preserve">Search terms: turning effect force moment</w:t>
             </w:r>
           </w:p>
-          <w:p>
-            <w:pPr>
-              <w:spacing w:after="40" w:before="0"/>
-            </w:pPr>
-            <w:r>
-              <w:rPr>
-                <w:sz w:val="14"/>
-                <w:szCs w:val="14"/>
-              </w:rPr>
-              <w:t xml:space="preserve"/>
+        </w:tc>
+        <w:tc>
+          <w:tcPr>
+            <w:tcW w:type="dxa" w:w="3040"/>
+            <w:shd w:fill="FFFFFF" w:color="auto" w:val="clear"/>
+            <w:tcMar>
+              <w:top w:type="dxa" w:w="60"/>
+              <w:left w:type="dxa" w:w="120"/>
+              <w:bottom w:type="dxa" w:w="60"/>
+              <w:right w:type="dxa" w:w="120"/>
+            </w:tcMar>
+            <w:vAlign w:val="top"/>
+          </w:tcPr>
+          <w:p>
+            <w:pPr>
+              <w:spacing w:after="40" w:before="0"/>
+              <w:jc w:val="left"/>
+            </w:pPr>
+            <w:r>
+              <w:rPr>
+                <w:rFonts w:ascii="Arial" w:cs="Arial" w:eastAsia="Arial" w:hAnsi="Arial"/>
+                <w:b w:val="false"/>
+                <w:bCs w:val="false"/>
+                <w:i w:val="false"/>
+                <w:iCs w:val="false"/>
+                <w:color w:val="000000"/>
+                <w:sz w:val="18"/>
+                <w:szCs w:val="18"/>
+              </w:rPr>
+              <w:t xml:space="preserve">Whole-class data share: a scribe (rotating student volunteer) records each group's F₁×d₁ and F₂×d₂ values from two representative trials on the class data board. Learners observe that across all groups, F₁×d₁ ≈ F₂×d₂ for every balanced configuration. The teacher formally introduces the term MOMENT OF A FORCE: M = F × d, and the PRINCIPLE OF MOMENTS: 'For a body in rotational equilibrium, the sum of clockwise moments about any pivot equals the sum of anticlockwise moments about that same pivot.' Learners copy the formula and principle into journals. The teacher then draws the jembe on the board and asks: 'Using the language of moments, why does the long-handled jembe make digging easier?' Learners write a 3-sentence explanation in journals connecting pivot (blade-soil contact), effort force, perpendicular distance (handle length), and moment size. Groups share; teacher cold-calls four learners. Worked example: Farmer Wanjiku applies 40 N effort on a jembe handle 1.2 m from the pivot — calculate the moment. Repeat for 0.3 m handle. Compare. Learners then solve two additional numerical problems independently.</w:t>
+            </w:r>
+          </w:p>
+        </w:tc>
+        <w:tc>
+          <w:tcPr>
+            <w:tcW w:type="dxa" w:w="3040"/>
+            <w:shd w:fill="F2F2F2" w:color="auto" w:val="clear"/>
+            <w:tcMar>
+              <w:top w:type="dxa" w:w="60"/>
+              <w:left w:type="dxa" w:w="120"/>
+              <w:bottom w:type="dxa" w:w="60"/>
+              <w:right w:type="dxa" w:w="120"/>
+            </w:tcMar>
+            <w:vAlign w:val="top"/>
+          </w:tcPr>
+          <w:p>
+            <w:pPr>
+              <w:spacing w:after="40" w:before="0"/>
+              <w:jc w:val="left"/>
+            </w:pPr>
+            <w:r>
+              <w:rPr>
+                <w:rFonts w:ascii="Arial" w:cs="Arial" w:eastAsia="Arial" w:hAnsi="Arial"/>
+                <w:b w:val="false"/>
+                <w:bCs w:val="false"/>
+                <w:i w:val="false"/>
+                <w:iCs w:val="false"/>
+                <w:color w:val="000000"/>
+                <w:sz w:val="18"/>
+                <w:szCs w:val="18"/>
+              </w:rPr>
+              <w:t xml:space="preserve">Begin the class data board share by saying: 'I need a brave volunteer scribe.' Accept the first volunteer. After the class data is recorded, pause and say: 'Look at every row on this board. What is the same every time? Discuss with your partner for 60 seconds.' Apply 60-second pair-talk, then cold-call THREE pairs. After establishing the F×d pattern, write on the board: 'MOMENT OF A FORCE, M = F × d. Units: Newton-metres (N·m).' Say: 'This product — force times distance — is what scientists call the moment. It is the turning effect of the force.' Draw the jembe diagram and mark the pivot, effort arrow, and handle length. Ask: 'Translate what we just found into jembe language — the pivot is…? The force is…? The distance is…?' Apply 12-second WAIT TIME. Cold-call four learners (including at least one who gave only a qualitative prediction in Phase 1). For the worked example, say: 'Work this silently for 2 minutes — no talking.' Then cold-call one learner to walk the class through the solution step by step. For the two independent problems, circulate and check working — correct unit errors immediately.</w:t>
+            </w:r>
+          </w:p>
+        </w:tc>
+        <w:tc>
+          <w:tcPr>
+            <w:tcW w:type="dxa" w:w="3040"/>
+            <w:shd w:fill="FFFFFF" w:color="auto" w:val="clear"/>
+            <w:tcMar>
+              <w:top w:type="dxa" w:w="60"/>
+              <w:left w:type="dxa" w:w="120"/>
+              <w:bottom w:type="dxa" w:w="60"/>
+              <w:right w:type="dxa" w:w="120"/>
+            </w:tcMar>
+            <w:vAlign w:val="top"/>
+          </w:tcPr>
+          <w:p>
+            <w:pPr>
+              <w:spacing w:after="40" w:before="0"/>
+              <w:jc w:val="left"/>
+            </w:pPr>
+            <w:r>
+              <w:rPr>
+                <w:rFonts w:ascii="Arial" w:cs="Arial" w:eastAsia="Arial" w:hAnsi="Arial"/>
+                <w:b w:val="false"/>
+                <w:bCs w:val="false"/>
+                <w:i w:val="false"/>
+                <w:iCs w:val="false"/>
+                <w:color w:val="000000"/>
+                <w:sz w:val="18"/>
+                <w:szCs w:val="18"/>
+              </w:rPr>
+              <w:t xml:space="preserve">Claim-Evidence-Reasoning (CER) Writing — learners construct a written scientific explanation that explicitly names the claim (longer handle → larger moment), cites evidence (their own F×d data), and provides reasoning (Principle of Moments). This NGSS practice (Constructing Explanations) anchors the abstract formula to the concrete jembe phenomenon and prevents rote memorisation disconnected from meaning.</w:t>
+            </w:r>
+          </w:p>
+        </w:tc>
+        <w:tc>
+          <w:tcPr>
+            <w:tcW w:type="dxa" w:w="3040"/>
+            <w:shd w:fill="F2F2F2" w:color="auto" w:val="clear"/>
+            <w:tcMar>
+              <w:top w:type="dxa" w:w="60"/>
+              <w:left w:type="dxa" w:w="120"/>
+              <w:bottom w:type="dxa" w:w="60"/>
+              <w:right w:type="dxa" w:w="120"/>
+            </w:tcMar>
+            <w:vAlign w:val="top"/>
+          </w:tcPr>
+          <w:p>
+            <w:pPr>
+              <w:spacing w:after="40" w:before="0"/>
+              <w:jc w:val="left"/>
+            </w:pPr>
+            <w:r>
+              <w:rPr>
+                <w:rFonts w:ascii="Arial" w:cs="Arial" w:eastAsia="Arial" w:hAnsi="Arial"/>
+                <w:b w:val="false"/>
+                <w:bCs w:val="false"/>
+                <w:i w:val="false"/>
+                <w:iCs w:val="false"/>
+                <w:color w:val="000000"/>
+                <w:sz w:val="18"/>
+                <w:szCs w:val="18"/>
+              </w:rPr>
+              <w:t xml:space="preserve">Teacher collects four randomly selected journals and checks the 3-sentence jembe explanation for: (1) correct use of the word 'moment', (2) identification of the correct pivot point (blade-soil contact), (3) a numerical comparison (larger d → larger M for same F). Learners who omit any of the three elements receive written feedback at the start of Lesson 3. Teacher also checks the two independent numerical problems for correct unit conversion (cm → m) and correct formula application.</w:t>
+            </w:r>
+          </w:p>
+        </w:tc>
+      </w:tr>
+      <w:tr>
+        <w:tc>
+          <w:tcPr>
+            <w:tcW w:type="dxa" w:w="1520"/>
+            <w:shd w:fill="FCE4D6" w:color="auto" w:val="clear"/>
+            <w:tcMar>
+              <w:top w:type="dxa" w:w="60"/>
+              <w:left w:type="dxa" w:w="120"/>
+              <w:bottom w:type="dxa" w:w="60"/>
+              <w:right w:type="dxa" w:w="120"/>
+            </w:tcMar>
+            <w:vAlign w:val="top"/>
+          </w:tcPr>
+          <w:p>
+            <w:pPr>
+              <w:spacing w:after="40" w:before="0"/>
+              <w:jc w:val="left"/>
+            </w:pPr>
+            <w:r>
+              <w:rPr>
+                <w:rFonts w:ascii="Arial" w:cs="Arial" w:eastAsia="Arial" w:hAnsi="Arial"/>
+                <w:b/>
+                <w:bCs/>
+                <w:i w:val="false"/>
+                <w:iCs w:val="false"/>
+                <w:color w:val="000000"/>
+                <w:sz w:val="18"/>
+                <w:szCs w:val="18"/>
+              </w:rPr>
+              <w:t xml:space="preserve">Driving Question Board (DQB) Creation</w:t>
             </w:r>
           </w:p>
           <w:p>
@@ -6564,14 +6792,14 @@
                 <w:sz w:val="16"/>
                 <w:szCs w:val="16"/>
               </w:rPr>
-              <w:t xml:space="preserve">📖 EXERCISE:</w:t>
+              <w:t xml:space="preserve">📹 VIDEO:</w:t>
             </w:r>
           </w:p>
           <w:p>
             <w:pPr>
               <w:spacing w:after="20" w:before="0"/>
             </w:pPr>
-            <w:hyperlink w:history="1" r:id="rIdpsriqgvzwjbaxytid3zoq">
+            <w:hyperlink w:history="1" r:id="rIdyji43yvdpriz_g6trcy0q">
               <w:r>
                 <w:rPr>
                   <w:rFonts w:ascii="Arial" w:cs="Arial" w:eastAsia="Arial" w:hAnsi="Arial"/>
@@ -6580,7 +6808,7 @@
                   <w:szCs w:val="16"/>
                   <w:u w:val="single" w:color="2E75B6"/>
                 </w:rPr>
-                <w:t xml:space="preserve">Moments and Centers of Mass, Work and Force, Fluid Forces Practice</w:t>
+                <w:t xml:space="preserve">Parallel &amp; perpendicular lines</w:t>
               </w:r>
             </w:hyperlink>
           </w:p>
@@ -6596,7 +6824,7 @@
                 <w:sz w:val="14"/>
                 <w:szCs w:val="14"/>
               </w:rPr>
-              <w:t xml:space="preserve">Source: CK-12</w:t>
+              <w:t xml:space="preserve">Source: Khan Academy (English - US curriculum)</w:t>
             </w:r>
           </w:p>
           <w:p>
@@ -6604,7 +6832,7 @@
               <w:spacing w:after="10" w:before="0"/>
               <w:ind w:left="120"/>
             </w:pPr>
-            <w:hyperlink w:history="1" r:id="rIdhklinne0v2znuezt2qlfi">
+            <w:hyperlink w:history="1" r:id="rIdwnrkqmqbnc6d-vni0gojl">
               <w:r>
                 <w:rPr>
                   <w:rFonts w:ascii="Arial" w:cs="Arial" w:eastAsia="Arial" w:hAnsi="Arial"/>
@@ -6613,170 +6841,20 @@
                   <w:szCs w:val="14"/>
                   <w:u w:val="single" w:color="595959"/>
                 </w:rPr>
-                <w:t xml:space="preserve">🔍 Search ARES for similar readings</w:t>
+                <w:t xml:space="preserve">🔍 Search ARES for similar videos</w:t>
               </w:r>
             </w:hyperlink>
           </w:p>
-        </w:tc>
-        <w:tc>
-          <w:tcPr>
-            <w:tcW w:type="dxa" w:w="3040"/>
-            <w:shd w:fill="FFFFFF" w:color="auto" w:val="clear"/>
-            <w:tcMar>
-              <w:top w:type="dxa" w:w="60"/>
-              <w:left w:type="dxa" w:w="120"/>
-              <w:bottom w:type="dxa" w:w="60"/>
-              <w:right w:type="dxa" w:w="120"/>
-            </w:tcMar>
-            <w:vAlign w:val="top"/>
-          </w:tcPr>
-          <w:p>
-            <w:pPr>
-              <w:spacing w:after="40" w:before="0"/>
-              <w:jc w:val="left"/>
-            </w:pPr>
-            <w:r>
-              <w:rPr>
-                <w:rFonts w:ascii="Arial" w:cs="Arial" w:eastAsia="Arial" w:hAnsi="Arial"/>
-                <w:b w:val="false"/>
-                <w:bCs w:val="false"/>
-                <w:i w:val="false"/>
-                <w:iCs w:val="false"/>
-                <w:color w:val="000000"/>
-                <w:sz w:val="18"/>
-                <w:szCs w:val="18"/>
-              </w:rPr>
-              <w:t xml:space="preserve">Whole-class data share: a scribe (rotating student volunteer) records each group's F₁×d₁ and F₂×d₂ values from two representative trials on the class data board. Learners observe that across all groups, F₁×d₁ ≈ F₂×d₂ for every balanced configuration. The teacher formally introduces the term MOMENT OF A FORCE: M = F × d, and the PRINCIPLE OF MOMENTS: 'For a body in rotational equilibrium, the sum of clockwise moments about any pivot equals the sum of anticlockwise moments about that same pivot.' Learners copy the formula and principle into journals. The teacher then draws the jembe on the board and asks: 'Using the language of moments, why does the long-handled jembe make digging easier?' Learners write a 3-sentence explanation in journals connecting pivot (blade-soil contact), effort force, perpendicular distance (handle length), and moment size. Groups share; teacher cold-calls four learners. Worked example: Farmer Wanjiku applies 40 N effort on a jembe handle 1.2 m from the pivot — calculate the moment. Repeat for 0.3 m handle. Compare. Learners then solve two additional numerical problems independently.</w:t>
-            </w:r>
-          </w:p>
-        </w:tc>
-        <w:tc>
-          <w:tcPr>
-            <w:tcW w:type="dxa" w:w="3040"/>
-            <w:shd w:fill="F2F2F2" w:color="auto" w:val="clear"/>
-            <w:tcMar>
-              <w:top w:type="dxa" w:w="60"/>
-              <w:left w:type="dxa" w:w="120"/>
-              <w:bottom w:type="dxa" w:w="60"/>
-              <w:right w:type="dxa" w:w="120"/>
-            </w:tcMar>
-            <w:vAlign w:val="top"/>
-          </w:tcPr>
-          <w:p>
-            <w:pPr>
-              <w:spacing w:after="40" w:before="0"/>
-              <w:jc w:val="left"/>
-            </w:pPr>
-            <w:r>
-              <w:rPr>
-                <w:rFonts w:ascii="Arial" w:cs="Arial" w:eastAsia="Arial" w:hAnsi="Arial"/>
-                <w:b w:val="false"/>
-                <w:bCs w:val="false"/>
-                <w:i w:val="false"/>
-                <w:iCs w:val="false"/>
-                <w:color w:val="000000"/>
-                <w:sz w:val="18"/>
-                <w:szCs w:val="18"/>
-              </w:rPr>
-              <w:t xml:space="preserve">Begin the class data board share by saying: 'I need a brave volunteer scribe.' Accept the first volunteer. After the class data is recorded, pause and say: 'Look at every row on this board. What is the same every time? Discuss with your partner for 60 seconds.' Apply 60-second pair-talk, then cold-call THREE pairs. After establishing the F×d pattern, write on the board: 'MOMENT OF A FORCE, M = F × d. Units: Newton-metres (N·m).' Say: 'This product — force times distance — is what scientists call the moment. It is the turning effect of the force.' Draw the jembe diagram and mark the pivot, effort arrow, and handle length. Ask: 'Translate what we just found into jembe language — the pivot is…? The force is…? The distance is…?' Apply 12-second WAIT TIME. Cold-call four learners (including at least one who gave only a qualitative prediction in Phase 1). For the worked example, say: 'Work this silently for 2 minutes — no talking.' Then cold-call one learner to walk the class through the solution step by step. For the two independent problems, circulate and check working — correct unit errors immediately.</w:t>
-            </w:r>
-          </w:p>
-        </w:tc>
-        <w:tc>
-          <w:tcPr>
-            <w:tcW w:type="dxa" w:w="3040"/>
-            <w:shd w:fill="FFFFFF" w:color="auto" w:val="clear"/>
-            <w:tcMar>
-              <w:top w:type="dxa" w:w="60"/>
-              <w:left w:type="dxa" w:w="120"/>
-              <w:bottom w:type="dxa" w:w="60"/>
-              <w:right w:type="dxa" w:w="120"/>
-            </w:tcMar>
-            <w:vAlign w:val="top"/>
-          </w:tcPr>
-          <w:p>
-            <w:pPr>
-              <w:spacing w:after="40" w:before="0"/>
-              <w:jc w:val="left"/>
-            </w:pPr>
-            <w:r>
-              <w:rPr>
-                <w:rFonts w:ascii="Arial" w:cs="Arial" w:eastAsia="Arial" w:hAnsi="Arial"/>
-                <w:b w:val="false"/>
-                <w:bCs w:val="false"/>
-                <w:i w:val="false"/>
-                <w:iCs w:val="false"/>
-                <w:color w:val="000000"/>
-                <w:sz w:val="18"/>
-                <w:szCs w:val="18"/>
-              </w:rPr>
-              <w:t xml:space="preserve">Claim-Evidence-Reasoning (CER) Writing — learners construct a written scientific explanation that explicitly names the claim (longer handle → larger moment), cites evidence (their own F×d data), and provides reasoning (Principle of Moments). This NGSS practice (Constructing Explanations) anchors the abstract formula to the concrete jembe phenomenon and prevents rote memorisation disconnected from meaning.</w:t>
-            </w:r>
-          </w:p>
-        </w:tc>
-        <w:tc>
-          <w:tcPr>
-            <w:tcW w:type="dxa" w:w="3040"/>
-            <w:shd w:fill="F2F2F2" w:color="auto" w:val="clear"/>
-            <w:tcMar>
-              <w:top w:type="dxa" w:w="60"/>
-              <w:left w:type="dxa" w:w="120"/>
-              <w:bottom w:type="dxa" w:w="60"/>
-              <w:right w:type="dxa" w:w="120"/>
-            </w:tcMar>
-            <w:vAlign w:val="top"/>
-          </w:tcPr>
-          <w:p>
-            <w:pPr>
-              <w:spacing w:after="40" w:before="0"/>
-              <w:jc w:val="left"/>
-            </w:pPr>
-            <w:r>
-              <w:rPr>
-                <w:rFonts w:ascii="Arial" w:cs="Arial" w:eastAsia="Arial" w:hAnsi="Arial"/>
-                <w:b w:val="false"/>
-                <w:bCs w:val="false"/>
-                <w:i w:val="false"/>
-                <w:iCs w:val="false"/>
-                <w:color w:val="000000"/>
-                <w:sz w:val="18"/>
-                <w:szCs w:val="18"/>
-              </w:rPr>
-              <w:t xml:space="preserve">Teacher collects four randomly selected journals and checks the 3-sentence jembe explanation for: (1) correct use of the word 'moment', (2) identification of the correct pivot point (blade-soil contact), (3) a numerical comparison (larger d → larger M for same F). Learners who omit any of the three elements receive written feedback at the start of Lesson 3. Teacher also checks the two independent numerical problems for correct unit conversion (cm → m) and correct formula application.</w:t>
-            </w:r>
-          </w:p>
-        </w:tc>
-      </w:tr>
-      <w:tr>
-        <w:tc>
-          <w:tcPr>
-            <w:tcW w:type="dxa" w:w="1520"/>
-            <w:shd w:fill="FCE4D6" w:color="auto" w:val="clear"/>
-            <w:tcMar>
-              <w:top w:type="dxa" w:w="60"/>
-              <w:left w:type="dxa" w:w="120"/>
-              <w:bottom w:type="dxa" w:w="60"/>
-              <w:right w:type="dxa" w:w="120"/>
-            </w:tcMar>
-            <w:vAlign w:val="top"/>
-          </w:tcPr>
-          <w:p>
-            <w:pPr>
-              <w:spacing w:after="40" w:before="0"/>
-              <w:jc w:val="left"/>
-            </w:pPr>
-            <w:r>
-              <w:rPr>
-                <w:rFonts w:ascii="Arial" w:cs="Arial" w:eastAsia="Arial" w:hAnsi="Arial"/>
-                <w:b/>
-                <w:bCs/>
-                <w:i w:val="false"/>
-                <w:iCs w:val="false"/>
-                <w:color w:val="000000"/>
-                <w:sz w:val="18"/>
-                <w:szCs w:val="18"/>
-              </w:rPr>
-              <w:t xml:space="preserve">Driving Question Board (DQB) Creation</w:t>
+          <w:p>
+            <w:pPr>
+              <w:spacing w:after="40" w:before="0"/>
+            </w:pPr>
+            <w:r>
+              <w:rPr>
+                <w:sz w:val="14"/>
+                <w:szCs w:val="14"/>
+              </w:rPr>
+              <w:t xml:space="preserve"/>
             </w:r>
           </w:p>
           <w:p>
@@ -6792,7 +6870,7 @@
                 <w:sz w:val="16"/>
                 <w:szCs w:val="16"/>
               </w:rPr>
-              <w:t xml:space="preserve">📹 VIDEO:</w:t>
+              <w:t xml:space="preserve">📖 READING:</w:t>
             </w:r>
           </w:p>
           <w:p>
@@ -6808,7 +6886,7 @@
                 <w:sz w:val="16"/>
                 <w:szCs w:val="16"/>
               </w:rPr>
-              <w:t xml:space="preserve">No closely matching video in the ARES library for this activity.</w:t>
+              <w:t xml:space="preserve">No closely matching reading in the ARES library for this activity.</w:t>
             </w:r>
           </w:p>
           <w:p>
@@ -6816,7 +6894,7 @@
               <w:spacing w:after="10" w:before="0"/>
               <w:ind w:left="120"/>
             </w:pPr>
-            <w:hyperlink w:history="1" r:id="rIdpzydnbscjkxj8w6rgqgz4">
+            <w:hyperlink w:history="1" r:id="rIdnrpt3sxnw5vi2j8zhmmh8">
               <w:r>
                 <w:rPr>
                   <w:rFonts w:ascii="Arial" w:cs="Arial" w:eastAsia="Arial" w:hAnsi="Arial"/>
@@ -6825,7 +6903,7 @@
                   <w:szCs w:val="14"/>
                   <w:u w:val="single" w:color="595959"/>
                 </w:rPr>
-                <w:t xml:space="preserve">🔍 Search ARES for videos</w:t>
+                <w:t xml:space="preserve">🔍 Search ARES for readings</w:t>
               </w:r>
             </w:hyperlink>
           </w:p>
@@ -6844,16 +6922,166 @@
               <w:t xml:space="preserve">Search terms: turning effect force moment</w:t>
             </w:r>
           </w:p>
-          <w:p>
-            <w:pPr>
-              <w:spacing w:after="40" w:before="0"/>
-            </w:pPr>
-            <w:r>
-              <w:rPr>
-                <w:sz w:val="14"/>
-                <w:szCs w:val="14"/>
-              </w:rPr>
-              <w:t xml:space="preserve"/>
+        </w:tc>
+        <w:tc>
+          <w:tcPr>
+            <w:tcW w:type="dxa" w:w="3040"/>
+            <w:shd w:fill="FFFFFF" w:color="auto" w:val="clear"/>
+            <w:tcMar>
+              <w:top w:type="dxa" w:w="60"/>
+              <w:left w:type="dxa" w:w="120"/>
+              <w:bottom w:type="dxa" w:w="60"/>
+              <w:right w:type="dxa" w:w="120"/>
+            </w:tcMar>
+            <w:vAlign w:val="top"/>
+          </w:tcPr>
+          <w:p>
+            <w:pPr>
+              <w:spacing w:after="40" w:before="0"/>
+              <w:jc w:val="left"/>
+            </w:pPr>
+            <w:r>
+              <w:rPr>
+                <w:rFonts w:ascii="Arial" w:cs="Arial" w:eastAsia="Arial" w:hAnsi="Arial"/>
+                <w:b w:val="false"/>
+                <w:bCs w:val="false"/>
+                <w:i w:val="false"/>
+                <w:iCs w:val="false"/>
+                <w:color w:val="000000"/>
+                <w:sz w:val="18"/>
+                <w:szCs w:val="18"/>
+              </w:rPr>
+              <w:t xml:space="preserve">Each learner receives two sticky notes (or writes in a designated 'DQB Journal' section if physical sticky notes are unavailable). On the FIRST note (green / 'I now know…'), learners write one thing they can now explain about the jembe phenomenon using today's evidence. On the SECOND note (orange / 'I still wonder…'), learners write one question today's experiment did NOT answer — for example: 'What if two forces act on the SAME side?' or 'Does the angle at which you push matter?' The teacher reads several notes aloud (anonymised) and clusters them on the class DQB under two columns: EXPLAINED BY MOMENTS and STILL NEED TO INVESTIGATE. The teacher explicitly connects the new 'I still wonder…' questions to the upcoming lessons: 'Your questions about two forces on the same side, and about parallel forces, are exactly what Lessons 3 and 4 will investigate — you are thinking like physicists.'</w:t>
+            </w:r>
+          </w:p>
+        </w:tc>
+        <w:tc>
+          <w:tcPr>
+            <w:tcW w:type="dxa" w:w="3040"/>
+            <w:shd w:fill="F2F2F2" w:color="auto" w:val="clear"/>
+            <w:tcMar>
+              <w:top w:type="dxa" w:w="60"/>
+              <w:left w:type="dxa" w:w="120"/>
+              <w:bottom w:type="dxa" w:w="60"/>
+              <w:right w:type="dxa" w:w="120"/>
+            </w:tcMar>
+            <w:vAlign w:val="top"/>
+          </w:tcPr>
+          <w:p>
+            <w:pPr>
+              <w:spacing w:after="40" w:before="0"/>
+              <w:jc w:val="left"/>
+            </w:pPr>
+            <w:r>
+              <w:rPr>
+                <w:rFonts w:ascii="Arial" w:cs="Arial" w:eastAsia="Arial" w:hAnsi="Arial"/>
+                <w:b w:val="false"/>
+                <w:bCs w:val="false"/>
+                <w:i w:val="false"/>
+                <w:iCs w:val="false"/>
+                <w:color w:val="000000"/>
+                <w:sz w:val="18"/>
+                <w:szCs w:val="18"/>
+              </w:rPr>
+              <w:t xml:space="preserve">Distribute sticky notes or direct learners to the DQB journal section. Allow 4 minutes of silent individual writing. Collect notes and read 6–8 aloud (mix of 'I now know' and 'I still wonder'). As you read each 'I still wonder' note, ask the class: 'Hands up if you share this question.' Count hands visibly and say: 'Eight of you share this question — that means it is important and we will investigate it.' Physically place or draw the note in the correct DQB column. Before closing the DQB activity, point to the original driving question posted in Lesson 1 and say: 'Read our driving question again. Has today's evidence moved us closer to answering it? Show me — thumbs up for YES, sideways for PARTIALLY, down for NOT YET.' Count and record the thumb distribution on the board — this is a public metacognitive marker for the class.</w:t>
+            </w:r>
+          </w:p>
+        </w:tc>
+        <w:tc>
+          <w:tcPr>
+            <w:tcW w:type="dxa" w:w="3040"/>
+            <w:shd w:fill="FFFFFF" w:color="auto" w:val="clear"/>
+            <w:tcMar>
+              <w:top w:type="dxa" w:w="60"/>
+              <w:left w:type="dxa" w:w="120"/>
+              <w:bottom w:type="dxa" w:w="60"/>
+              <w:right w:type="dxa" w:w="120"/>
+            </w:tcMar>
+            <w:vAlign w:val="top"/>
+          </w:tcPr>
+          <w:p>
+            <w:pPr>
+              <w:spacing w:after="40" w:before="0"/>
+              <w:jc w:val="left"/>
+            </w:pPr>
+            <w:r>
+              <w:rPr>
+                <w:rFonts w:ascii="Arial" w:cs="Arial" w:eastAsia="Arial" w:hAnsi="Arial"/>
+                <w:b w:val="false"/>
+                <w:bCs w:val="false"/>
+                <w:i w:val="false"/>
+                <w:iCs w:val="false"/>
+                <w:color w:val="000000"/>
+                <w:sz w:val="18"/>
+                <w:szCs w:val="18"/>
+              </w:rPr>
+              <w:t xml:space="preserve">Driving Question Board — Two-Column Clustering: separating 'explained' from 'still investigating' questions makes the learning progression visible and motivates future lessons. The public thumb-vote on progress toward the driving question develops metacognitive awareness of where the class stands in its evidence-gathering sequence and reinforces that science is a cumulative, iterative process.</w:t>
+            </w:r>
+          </w:p>
+        </w:tc>
+        <w:tc>
+          <w:tcPr>
+            <w:tcW w:type="dxa" w:w="3040"/>
+            <w:shd w:fill="F2F2F2" w:color="auto" w:val="clear"/>
+            <w:tcMar>
+              <w:top w:type="dxa" w:w="60"/>
+              <w:left w:type="dxa" w:w="120"/>
+              <w:bottom w:type="dxa" w:w="60"/>
+              <w:right w:type="dxa" w:w="120"/>
+            </w:tcMar>
+            <w:vAlign w:val="top"/>
+          </w:tcPr>
+          <w:p>
+            <w:pPr>
+              <w:spacing w:after="40" w:before="0"/>
+              <w:jc w:val="left"/>
+            </w:pPr>
+            <w:r>
+              <w:rPr>
+                <w:rFonts w:ascii="Arial" w:cs="Arial" w:eastAsia="Arial" w:hAnsi="Arial"/>
+                <w:b w:val="false"/>
+                <w:bCs w:val="false"/>
+                <w:i w:val="false"/>
+                <w:iCs w:val="false"/>
+                <w:color w:val="000000"/>
+                <w:sz w:val="18"/>
+                <w:szCs w:val="18"/>
+              </w:rPr>
+              <w:t xml:space="preserve">Teacher photographs the DQB (or notes the distribution in a register) to track which questions recur across the lesson sequence. The thumb-vote distribution is recorded as a class-level metacognitive indicator — if more than 40% vote 'NOT YET', the teacher plans an additional bridging activity at the start of Lesson 3 to consolidate today's core learning before advancing.</w:t>
+            </w:r>
+          </w:p>
+        </w:tc>
+      </w:tr>
+      <w:tr>
+        <w:tc>
+          <w:tcPr>
+            <w:tcW w:type="dxa" w:w="1520"/>
+            <w:shd w:fill="D5E8F0" w:color="auto" w:val="clear"/>
+            <w:tcMar>
+              <w:top w:type="dxa" w:w="60"/>
+              <w:left w:type="dxa" w:w="120"/>
+              <w:bottom w:type="dxa" w:w="60"/>
+              <w:right w:type="dxa" w:w="120"/>
+            </w:tcMar>
+            <w:vAlign w:val="top"/>
+          </w:tcPr>
+          <w:p>
+            <w:pPr>
+              <w:spacing w:after="40" w:before="0"/>
+              <w:jc w:val="left"/>
+            </w:pPr>
+            <w:r>
+              <w:rPr>
+                <w:rFonts w:ascii="Arial" w:cs="Arial" w:eastAsia="Arial" w:hAnsi="Arial"/>
+                <w:b/>
+                <w:bCs/>
+                <w:i w:val="false"/>
+                <w:iCs w:val="false"/>
+                <w:color w:val="000000"/>
+                <w:sz w:val="18"/>
+                <w:szCs w:val="18"/>
+              </w:rPr>
+              <w:t xml:space="preserve">Model Building Phase</w:t>
             </w:r>
           </w:p>
           <w:p>
@@ -6869,14 +7097,14 @@
                 <w:sz w:val="16"/>
                 <w:szCs w:val="16"/>
               </w:rPr>
-              <w:t xml:space="preserve">📖 EXERCISE:</w:t>
+              <w:t xml:space="preserve">📹 VIDEO:</w:t>
             </w:r>
           </w:p>
           <w:p>
             <w:pPr>
               <w:spacing w:after="20" w:before="0"/>
             </w:pPr>
-            <w:hyperlink w:history="1" r:id="rIdhqzpqzlr9dwqtwamfupbk">
+            <w:hyperlink w:history="1" r:id="rIdsqqokqovd3mfr65l52ruz">
               <w:r>
                 <w:rPr>
                   <w:rFonts w:ascii="Arial" w:cs="Arial" w:eastAsia="Arial" w:hAnsi="Arial"/>
@@ -6885,7 +7113,7 @@
                   <w:szCs w:val="16"/>
                   <w:u w:val="single" w:color="2E75B6"/>
                 </w:rPr>
-                <w:t xml:space="preserve">Moments and Centers of Mass, Work and Force, Fluid Forces Practice</w:t>
+                <w:t xml:space="preserve">Parallel &amp; perpendicular lines</w:t>
               </w:r>
             </w:hyperlink>
           </w:p>
@@ -6901,7 +7129,7 @@
                 <w:sz w:val="14"/>
                 <w:szCs w:val="14"/>
               </w:rPr>
-              <w:t xml:space="preserve">Source: CK-12</w:t>
+              <w:t xml:space="preserve">Source: Khan Academy (English - US curriculum)</w:t>
             </w:r>
           </w:p>
           <w:p>
@@ -6909,7 +7137,7 @@
               <w:spacing w:after="10" w:before="0"/>
               <w:ind w:left="120"/>
             </w:pPr>
-            <w:hyperlink w:history="1" r:id="rIdnoiy8yndktqvafyxujvq2">
+            <w:hyperlink w:history="1" r:id="rIdxrm9wh2rrheek_kjpj8vn">
               <w:r>
                 <w:rPr>
                   <w:rFonts w:ascii="Arial" w:cs="Arial" w:eastAsia="Arial" w:hAnsi="Arial"/>
@@ -6918,170 +7146,20 @@
                   <w:szCs w:val="14"/>
                   <w:u w:val="single" w:color="595959"/>
                 </w:rPr>
-                <w:t xml:space="preserve">🔍 Search ARES for similar readings</w:t>
+                <w:t xml:space="preserve">🔍 Search ARES for similar videos</w:t>
               </w:r>
             </w:hyperlink>
           </w:p>
-        </w:tc>
-        <w:tc>
-          <w:tcPr>
-            <w:tcW w:type="dxa" w:w="3040"/>
-            <w:shd w:fill="FFFFFF" w:color="auto" w:val="clear"/>
-            <w:tcMar>
-              <w:top w:type="dxa" w:w="60"/>
-              <w:left w:type="dxa" w:w="120"/>
-              <w:bottom w:type="dxa" w:w="60"/>
-              <w:right w:type="dxa" w:w="120"/>
-            </w:tcMar>
-            <w:vAlign w:val="top"/>
-          </w:tcPr>
-          <w:p>
-            <w:pPr>
-              <w:spacing w:after="40" w:before="0"/>
-              <w:jc w:val="left"/>
-            </w:pPr>
-            <w:r>
-              <w:rPr>
-                <w:rFonts w:ascii="Arial" w:cs="Arial" w:eastAsia="Arial" w:hAnsi="Arial"/>
-                <w:b w:val="false"/>
-                <w:bCs w:val="false"/>
-                <w:i w:val="false"/>
-                <w:iCs w:val="false"/>
-                <w:color w:val="000000"/>
-                <w:sz w:val="18"/>
-                <w:szCs w:val="18"/>
-              </w:rPr>
-              <w:t xml:space="preserve">Each learner receives two sticky notes (or writes in a designated 'DQB Journal' section if physical sticky notes are unavailable). On the FIRST note (green / 'I now know…'), learners write one thing they can now explain about the jembe phenomenon using today's evidence. On the SECOND note (orange / 'I still wonder…'), learners write one question today's experiment did NOT answer — for example: 'What if two forces act on the SAME side?' or 'Does the angle at which you push matter?' The teacher reads several notes aloud (anonymised) and clusters them on the class DQB under two columns: EXPLAINED BY MOMENTS and STILL NEED TO INVESTIGATE. The teacher explicitly connects the new 'I still wonder…' questions to the upcoming lessons: 'Your questions about two forces on the same side, and about parallel forces, are exactly what Lessons 3 and 4 will investigate — you are thinking like physicists.'</w:t>
-            </w:r>
-          </w:p>
-        </w:tc>
-        <w:tc>
-          <w:tcPr>
-            <w:tcW w:type="dxa" w:w="3040"/>
-            <w:shd w:fill="F2F2F2" w:color="auto" w:val="clear"/>
-            <w:tcMar>
-              <w:top w:type="dxa" w:w="60"/>
-              <w:left w:type="dxa" w:w="120"/>
-              <w:bottom w:type="dxa" w:w="60"/>
-              <w:right w:type="dxa" w:w="120"/>
-            </w:tcMar>
-            <w:vAlign w:val="top"/>
-          </w:tcPr>
-          <w:p>
-            <w:pPr>
-              <w:spacing w:after="40" w:before="0"/>
-              <w:jc w:val="left"/>
-            </w:pPr>
-            <w:r>
-              <w:rPr>
-                <w:rFonts w:ascii="Arial" w:cs="Arial" w:eastAsia="Arial" w:hAnsi="Arial"/>
-                <w:b w:val="false"/>
-                <w:bCs w:val="false"/>
-                <w:i w:val="false"/>
-                <w:iCs w:val="false"/>
-                <w:color w:val="000000"/>
-                <w:sz w:val="18"/>
-                <w:szCs w:val="18"/>
-              </w:rPr>
-              <w:t xml:space="preserve">Distribute sticky notes or direct learners to the DQB journal section. Allow 4 minutes of silent individual writing. Collect notes and read 6–8 aloud (mix of 'I now know' and 'I still wonder'). As you read each 'I still wonder' note, ask the class: 'Hands up if you share this question.' Count hands visibly and say: 'Eight of you share this question — that means it is important and we will investigate it.' Physically place or draw the note in the correct DQB column. Before closing the DQB activity, point to the original driving question posted in Lesson 1 and say: 'Read our driving question again. Has today's evidence moved us closer to answering it? Show me — thumbs up for YES, sideways for PARTIALLY, down for NOT YET.' Count and record the thumb distribution on the board — this is a public metacognitive marker for the class.</w:t>
-            </w:r>
-          </w:p>
-        </w:tc>
-        <w:tc>
-          <w:tcPr>
-            <w:tcW w:type="dxa" w:w="3040"/>
-            <w:shd w:fill="FFFFFF" w:color="auto" w:val="clear"/>
-            <w:tcMar>
-              <w:top w:type="dxa" w:w="60"/>
-              <w:left w:type="dxa" w:w="120"/>
-              <w:bottom w:type="dxa" w:w="60"/>
-              <w:right w:type="dxa" w:w="120"/>
-            </w:tcMar>
-            <w:vAlign w:val="top"/>
-          </w:tcPr>
-          <w:p>
-            <w:pPr>
-              <w:spacing w:after="40" w:before="0"/>
-              <w:jc w:val="left"/>
-            </w:pPr>
-            <w:r>
-              <w:rPr>
-                <w:rFonts w:ascii="Arial" w:cs="Arial" w:eastAsia="Arial" w:hAnsi="Arial"/>
-                <w:b w:val="false"/>
-                <w:bCs w:val="false"/>
-                <w:i w:val="false"/>
-                <w:iCs w:val="false"/>
-                <w:color w:val="000000"/>
-                <w:sz w:val="18"/>
-                <w:szCs w:val="18"/>
-              </w:rPr>
-              <w:t xml:space="preserve">Driving Question Board — Two-Column Clustering: separating 'explained' from 'still investigating' questions makes the learning progression visible and motivates future lessons. The public thumb-vote on progress toward the driving question develops metacognitive awareness of where the class stands in its evidence-gathering sequence and reinforces that science is a cumulative, iterative process.</w:t>
-            </w:r>
-          </w:p>
-        </w:tc>
-        <w:tc>
-          <w:tcPr>
-            <w:tcW w:type="dxa" w:w="3040"/>
-            <w:shd w:fill="F2F2F2" w:color="auto" w:val="clear"/>
-            <w:tcMar>
-              <w:top w:type="dxa" w:w="60"/>
-              <w:left w:type="dxa" w:w="120"/>
-              <w:bottom w:type="dxa" w:w="60"/>
-              <w:right w:type="dxa" w:w="120"/>
-            </w:tcMar>
-            <w:vAlign w:val="top"/>
-          </w:tcPr>
-          <w:p>
-            <w:pPr>
-              <w:spacing w:after="40" w:before="0"/>
-              <w:jc w:val="left"/>
-            </w:pPr>
-            <w:r>
-              <w:rPr>
-                <w:rFonts w:ascii="Arial" w:cs="Arial" w:eastAsia="Arial" w:hAnsi="Arial"/>
-                <w:b w:val="false"/>
-                <w:bCs w:val="false"/>
-                <w:i w:val="false"/>
-                <w:iCs w:val="false"/>
-                <w:color w:val="000000"/>
-                <w:sz w:val="18"/>
-                <w:szCs w:val="18"/>
-              </w:rPr>
-              <w:t xml:space="preserve">Teacher photographs the DQB (or notes the distribution in a register) to track which questions recur across the lesson sequence. The thumb-vote distribution is recorded as a class-level metacognitive indicator — if more than 40% vote 'NOT YET', the teacher plans an additional bridging activity at the start of Lesson 3 to consolidate today's core learning before advancing.</w:t>
-            </w:r>
-          </w:p>
-        </w:tc>
-      </w:tr>
-      <w:tr>
-        <w:tc>
-          <w:tcPr>
-            <w:tcW w:type="dxa" w:w="1520"/>
-            <w:shd w:fill="D5E8F0" w:color="auto" w:val="clear"/>
-            <w:tcMar>
-              <w:top w:type="dxa" w:w="60"/>
-              <w:left w:type="dxa" w:w="120"/>
-              <w:bottom w:type="dxa" w:w="60"/>
-              <w:right w:type="dxa" w:w="120"/>
-            </w:tcMar>
-            <w:vAlign w:val="top"/>
-          </w:tcPr>
-          <w:p>
-            <w:pPr>
-              <w:spacing w:after="40" w:before="0"/>
-              <w:jc w:val="left"/>
-            </w:pPr>
-            <w:r>
-              <w:rPr>
-                <w:rFonts w:ascii="Arial" w:cs="Arial" w:eastAsia="Arial" w:hAnsi="Arial"/>
-                <w:b/>
-                <w:bCs/>
-                <w:i w:val="false"/>
-                <w:iCs w:val="false"/>
-                <w:color w:val="000000"/>
-                <w:sz w:val="18"/>
-                <w:szCs w:val="18"/>
-              </w:rPr>
-              <w:t xml:space="preserve">Model Building Phase</w:t>
+          <w:p>
+            <w:pPr>
+              <w:spacing w:after="40" w:before="0"/>
+            </w:pPr>
+            <w:r>
+              <w:rPr>
+                <w:sz w:val="14"/>
+                <w:szCs w:val="14"/>
+              </w:rPr>
+              <w:t xml:space="preserve"/>
             </w:r>
           </w:p>
           <w:p>
@@ -7097,7 +7175,7 @@
                 <w:sz w:val="16"/>
                 <w:szCs w:val="16"/>
               </w:rPr>
-              <w:t xml:space="preserve">📹 VIDEO:</w:t>
+              <w:t xml:space="preserve">📖 READING:</w:t>
             </w:r>
           </w:p>
           <w:p>
@@ -7113,7 +7191,7 @@
                 <w:sz w:val="16"/>
                 <w:szCs w:val="16"/>
               </w:rPr>
-              <w:t xml:space="preserve">No closely matching video in the ARES library for this activity.</w:t>
+              <w:t xml:space="preserve">No closely matching reading in the ARES library for this activity.</w:t>
             </w:r>
           </w:p>
           <w:p>
@@ -7121,7 +7199,7 @@
               <w:spacing w:after="10" w:before="0"/>
               <w:ind w:left="120"/>
             </w:pPr>
-            <w:hyperlink w:history="1" r:id="rIdggh-og4jr9jq70u4lz9td">
+            <w:hyperlink w:history="1" r:id="rIdvg-h86u39nmn4a-bunbdh">
               <w:r>
                 <w:rPr>
                   <w:rFonts w:ascii="Arial" w:cs="Arial" w:eastAsia="Arial" w:hAnsi="Arial"/>
@@ -7130,7 +7208,7 @@
                   <w:szCs w:val="14"/>
                   <w:u w:val="single" w:color="595959"/>
                 </w:rPr>
-                <w:t xml:space="preserve">🔍 Search ARES for videos</w:t>
+                <w:t xml:space="preserve">🔍 Search ARES for readings</w:t>
               </w:r>
             </w:hyperlink>
           </w:p>
@@ -7148,84 +7226,6 @@
               </w:rPr>
               <w:t xml:space="preserve">Search terms: turning effect force moment</w:t>
             </w:r>
-          </w:p>
-          <w:p>
-            <w:pPr>
-              <w:spacing w:after="40" w:before="0"/>
-            </w:pPr>
-            <w:r>
-              <w:rPr>
-                <w:sz w:val="14"/>
-                <w:szCs w:val="14"/>
-              </w:rPr>
-              <w:t xml:space="preserve"/>
-            </w:r>
-          </w:p>
-          <w:p>
-            <w:pPr>
-              <w:spacing w:after="20" w:before="0"/>
-            </w:pPr>
-            <w:r>
-              <w:rPr>
-                <w:rFonts w:ascii="Arial" w:cs="Arial" w:eastAsia="Arial" w:hAnsi="Arial"/>
-                <w:b/>
-                <w:bCs/>
-                <w:color w:val="1F3864"/>
-                <w:sz w:val="16"/>
-                <w:szCs w:val="16"/>
-              </w:rPr>
-              <w:t xml:space="preserve">📖 EXERCISE:</w:t>
-            </w:r>
-          </w:p>
-          <w:p>
-            <w:pPr>
-              <w:spacing w:after="20" w:before="0"/>
-            </w:pPr>
-            <w:hyperlink w:history="1" r:id="rIdv2v8cy07ac65xke15znrk">
-              <w:r>
-                <w:rPr>
-                  <w:rFonts w:ascii="Arial" w:cs="Arial" w:eastAsia="Arial" w:hAnsi="Arial"/>
-                  <w:color w:val="2E75B6"/>
-                  <w:sz w:val="16"/>
-                  <w:szCs w:val="16"/>
-                  <w:u w:val="single" w:color="2E75B6"/>
-                </w:rPr>
-                <w:t xml:space="preserve">Moments and Centers of Mass, Work and Force, Fluid Forces Practice</w:t>
-              </w:r>
-            </w:hyperlink>
-          </w:p>
-          <w:p>
-            <w:pPr>
-              <w:spacing w:after="10" w:before="0"/>
-              <w:ind w:left="120"/>
-            </w:pPr>
-            <w:r>
-              <w:rPr>
-                <w:rFonts w:ascii="Arial" w:cs="Arial" w:eastAsia="Arial" w:hAnsi="Arial"/>
-                <w:color w:val="595959"/>
-                <w:sz w:val="14"/>
-                <w:szCs w:val="14"/>
-              </w:rPr>
-              <w:t xml:space="preserve">Source: CK-12</w:t>
-            </w:r>
-          </w:p>
-          <w:p>
-            <w:pPr>
-              <w:spacing w:after="10" w:before="0"/>
-              <w:ind w:left="120"/>
-            </w:pPr>
-            <w:hyperlink w:history="1" r:id="rIdjlvjuksivu1kzftdygc4g">
-              <w:r>
-                <w:rPr>
-                  <w:rFonts w:ascii="Arial" w:cs="Arial" w:eastAsia="Arial" w:hAnsi="Arial"/>
-                  <w:color w:val="595959"/>
-                  <w:sz w:val="14"/>
-                  <w:szCs w:val="14"/>
-                  <w:u w:val="single" w:color="595959"/>
-                </w:rPr>
-                <w:t xml:space="preserve">🔍 Search ARES for similar readings</w:t>
-              </w:r>
-            </w:hyperlink>
           </w:p>
         </w:tc>
         <w:tc>
@@ -8718,7 +8718,7 @@
               <w:spacing w:after="10" w:before="0"/>
               <w:ind w:left="120"/>
             </w:pPr>
-            <w:hyperlink w:history="1" r:id="rIdwgewjrcyj7zewlpd2pohk">
+            <w:hyperlink w:history="1" r:id="rIdi_lmp8lvksan6wykz8pd8">
               <w:r>
                 <w:rPr>
                   <w:rFonts w:ascii="Arial" w:cs="Arial" w:eastAsia="Arial" w:hAnsi="Arial"/>
@@ -8771,47 +8771,31 @@
                 <w:sz w:val="16"/>
                 <w:szCs w:val="16"/>
               </w:rPr>
-              <w:t xml:space="preserve">📖 EXERCISE:</w:t>
+              <w:t xml:space="preserve">📖 READING:</w:t>
             </w:r>
           </w:p>
           <w:p>
             <w:pPr>
               <w:spacing w:after="20" w:before="0"/>
             </w:pPr>
-            <w:hyperlink w:history="1" r:id="rIdnj1uonikdd5w1w-hrohav">
-              <w:r>
-                <w:rPr>
-                  <w:rFonts w:ascii="Arial" w:cs="Arial" w:eastAsia="Arial" w:hAnsi="Arial"/>
-                  <w:color w:val="2E75B6"/>
-                  <w:sz w:val="16"/>
-                  <w:szCs w:val="16"/>
-                  <w:u w:val="single" w:color="2E75B6"/>
-                </w:rPr>
-                <w:t xml:space="preserve">Moments and Centers of Mass, Work and Force, Fluid Forces Practice</w:t>
-              </w:r>
-            </w:hyperlink>
+            <w:r>
+              <w:rPr>
+                <w:rFonts w:ascii="Arial" w:cs="Arial" w:eastAsia="Arial" w:hAnsi="Arial"/>
+                <w:i/>
+                <w:iCs/>
+                <w:color w:val="595959"/>
+                <w:sz w:val="16"/>
+                <w:szCs w:val="16"/>
+              </w:rPr>
+              <w:t xml:space="preserve">No closely matching reading in the ARES library for this activity.</w:t>
+            </w:r>
           </w:p>
           <w:p>
             <w:pPr>
               <w:spacing w:after="10" w:before="0"/>
               <w:ind w:left="120"/>
             </w:pPr>
-            <w:r>
-              <w:rPr>
-                <w:rFonts w:ascii="Arial" w:cs="Arial" w:eastAsia="Arial" w:hAnsi="Arial"/>
-                <w:color w:val="595959"/>
-                <w:sz w:val="14"/>
-                <w:szCs w:val="14"/>
-              </w:rPr>
-              <w:t xml:space="preserve">Source: CK-12</w:t>
-            </w:r>
-          </w:p>
-          <w:p>
-            <w:pPr>
-              <w:spacing w:after="10" w:before="0"/>
-              <w:ind w:left="120"/>
-            </w:pPr>
-            <w:hyperlink w:history="1" r:id="rIdyhymki4lvmrpbx_xqojzk">
+            <w:hyperlink w:history="1" r:id="rIdygm6vn5xlqju9emwueph2">
               <w:r>
                 <w:rPr>
                   <w:rFonts w:ascii="Arial" w:cs="Arial" w:eastAsia="Arial" w:hAnsi="Arial"/>
@@ -8820,9 +8804,24 @@
                   <w:szCs w:val="14"/>
                   <w:u w:val="single" w:color="595959"/>
                 </w:rPr>
-                <w:t xml:space="preserve">🔍 Search ARES for similar readings</w:t>
+                <w:t xml:space="preserve">🔍 Search ARES for readings</w:t>
               </w:r>
             </w:hyperlink>
+          </w:p>
+          <w:p>
+            <w:pPr>
+              <w:spacing w:after="10" w:before="0"/>
+              <w:ind w:left="120"/>
+            </w:pPr>
+            <w:r>
+              <w:rPr>
+                <w:rFonts w:ascii="Arial" w:cs="Arial" w:eastAsia="Arial" w:hAnsi="Arial"/>
+                <w:color w:val="595959"/>
+                <w:sz w:val="14"/>
+                <w:szCs w:val="14"/>
+              </w:rPr>
+              <w:t xml:space="preserve">Search terms: turning effect force moment</w:t>
+            </w:r>
           </w:p>
         </w:tc>
         <w:tc>
@@ -9023,7 +9022,7 @@
               <w:spacing w:after="10" w:before="0"/>
               <w:ind w:left="120"/>
             </w:pPr>
-            <w:hyperlink w:history="1" r:id="rIdo4v1sazo0nvb8ae8a3-gw">
+            <w:hyperlink w:history="1" r:id="rIdtwhuo-iv8uvgyaaf6gyd5">
               <w:r>
                 <w:rPr>
                   <w:rFonts w:ascii="Arial" w:cs="Arial" w:eastAsia="Arial" w:hAnsi="Arial"/>
@@ -9076,47 +9075,31 @@
                 <w:sz w:val="16"/>
                 <w:szCs w:val="16"/>
               </w:rPr>
-              <w:t xml:space="preserve">📖 EXERCISE:</w:t>
+              <w:t xml:space="preserve">📖 READING:</w:t>
             </w:r>
           </w:p>
           <w:p>
             <w:pPr>
               <w:spacing w:after="20" w:before="0"/>
             </w:pPr>
-            <w:hyperlink w:history="1" r:id="rIdxc2uneukeayyhegcscl94">
-              <w:r>
-                <w:rPr>
-                  <w:rFonts w:ascii="Arial" w:cs="Arial" w:eastAsia="Arial" w:hAnsi="Arial"/>
-                  <w:color w:val="2E75B6"/>
-                  <w:sz w:val="16"/>
-                  <w:szCs w:val="16"/>
-                  <w:u w:val="single" w:color="2E75B6"/>
-                </w:rPr>
-                <w:t xml:space="preserve">Moments and Centers of Mass, Work and Force, Fluid Forces Practice</w:t>
-              </w:r>
-            </w:hyperlink>
+            <w:r>
+              <w:rPr>
+                <w:rFonts w:ascii="Arial" w:cs="Arial" w:eastAsia="Arial" w:hAnsi="Arial"/>
+                <w:i/>
+                <w:iCs/>
+                <w:color w:val="595959"/>
+                <w:sz w:val="16"/>
+                <w:szCs w:val="16"/>
+              </w:rPr>
+              <w:t xml:space="preserve">No closely matching reading in the ARES library for this activity.</w:t>
+            </w:r>
           </w:p>
           <w:p>
             <w:pPr>
               <w:spacing w:after="10" w:before="0"/>
               <w:ind w:left="120"/>
             </w:pPr>
-            <w:r>
-              <w:rPr>
-                <w:rFonts w:ascii="Arial" w:cs="Arial" w:eastAsia="Arial" w:hAnsi="Arial"/>
-                <w:color w:val="595959"/>
-                <w:sz w:val="14"/>
-                <w:szCs w:val="14"/>
-              </w:rPr>
-              <w:t xml:space="preserve">Source: CK-12</w:t>
-            </w:r>
-          </w:p>
-          <w:p>
-            <w:pPr>
-              <w:spacing w:after="10" w:before="0"/>
-              <w:ind w:left="120"/>
-            </w:pPr>
-            <w:hyperlink w:history="1" r:id="rIdl3jqlwzb-qxh8czkhfyio">
+            <w:hyperlink w:history="1" r:id="rId0ng3ursuybeo6rsualrmg">
               <w:r>
                 <w:rPr>
                   <w:rFonts w:ascii="Arial" w:cs="Arial" w:eastAsia="Arial" w:hAnsi="Arial"/>
@@ -9125,9 +9108,24 @@
                   <w:szCs w:val="14"/>
                   <w:u w:val="single" w:color="595959"/>
                 </w:rPr>
-                <w:t xml:space="preserve">🔍 Search ARES for similar readings</w:t>
+                <w:t xml:space="preserve">🔍 Search ARES for readings</w:t>
               </w:r>
             </w:hyperlink>
+          </w:p>
+          <w:p>
+            <w:pPr>
+              <w:spacing w:after="10" w:before="0"/>
+              <w:ind w:left="120"/>
+            </w:pPr>
+            <w:r>
+              <w:rPr>
+                <w:rFonts w:ascii="Arial" w:cs="Arial" w:eastAsia="Arial" w:hAnsi="Arial"/>
+                <w:color w:val="595959"/>
+                <w:sz w:val="14"/>
+                <w:szCs w:val="14"/>
+              </w:rPr>
+              <w:t xml:space="preserve">Search terms: turning effect force moment</w:t>
+            </w:r>
           </w:p>
         </w:tc>
         <w:tc>
@@ -9328,7 +9326,7 @@
               <w:spacing w:after="10" w:before="0"/>
               <w:ind w:left="120"/>
             </w:pPr>
-            <w:hyperlink w:history="1" r:id="rIdnxvuhmntuqm7blhws5i_k">
+            <w:hyperlink w:history="1" r:id="rIdzbh4imtl_jxsb3irf818c">
               <w:r>
                 <w:rPr>
                   <w:rFonts w:ascii="Arial" w:cs="Arial" w:eastAsia="Arial" w:hAnsi="Arial"/>
@@ -9381,47 +9379,31 @@
                 <w:sz w:val="16"/>
                 <w:szCs w:val="16"/>
               </w:rPr>
-              <w:t xml:space="preserve">📖 EXERCISE:</w:t>
+              <w:t xml:space="preserve">📖 READING:</w:t>
             </w:r>
           </w:p>
           <w:p>
             <w:pPr>
               <w:spacing w:after="20" w:before="0"/>
             </w:pPr>
-            <w:hyperlink w:history="1" r:id="rIdh2o0qex4phpwkzfk_13zx">
-              <w:r>
-                <w:rPr>
-                  <w:rFonts w:ascii="Arial" w:cs="Arial" w:eastAsia="Arial" w:hAnsi="Arial"/>
-                  <w:color w:val="2E75B6"/>
-                  <w:sz w:val="16"/>
-                  <w:szCs w:val="16"/>
-                  <w:u w:val="single" w:color="2E75B6"/>
-                </w:rPr>
-                <w:t xml:space="preserve">Moments and Centers of Mass, Work and Force, Fluid Forces Practice</w:t>
-              </w:r>
-            </w:hyperlink>
+            <w:r>
+              <w:rPr>
+                <w:rFonts w:ascii="Arial" w:cs="Arial" w:eastAsia="Arial" w:hAnsi="Arial"/>
+                <w:i/>
+                <w:iCs/>
+                <w:color w:val="595959"/>
+                <w:sz w:val="16"/>
+                <w:szCs w:val="16"/>
+              </w:rPr>
+              <w:t xml:space="preserve">No closely matching reading in the ARES library for this activity.</w:t>
+            </w:r>
           </w:p>
           <w:p>
             <w:pPr>
               <w:spacing w:after="10" w:before="0"/>
               <w:ind w:left="120"/>
             </w:pPr>
-            <w:r>
-              <w:rPr>
-                <w:rFonts w:ascii="Arial" w:cs="Arial" w:eastAsia="Arial" w:hAnsi="Arial"/>
-                <w:color w:val="595959"/>
-                <w:sz w:val="14"/>
-                <w:szCs w:val="14"/>
-              </w:rPr>
-              <w:t xml:space="preserve">Source: CK-12</w:t>
-            </w:r>
-          </w:p>
-          <w:p>
-            <w:pPr>
-              <w:spacing w:after="10" w:before="0"/>
-              <w:ind w:left="120"/>
-            </w:pPr>
-            <w:hyperlink w:history="1" r:id="rIdbbtrk5roxifbmbddxcybd">
+            <w:hyperlink w:history="1" r:id="rIdvy79r3bqvnpdmfbmmvmfy">
               <w:r>
                 <w:rPr>
                   <w:rFonts w:ascii="Arial" w:cs="Arial" w:eastAsia="Arial" w:hAnsi="Arial"/>
@@ -9430,9 +9412,24 @@
                   <w:szCs w:val="14"/>
                   <w:u w:val="single" w:color="595959"/>
                 </w:rPr>
-                <w:t xml:space="preserve">🔍 Search ARES for similar readings</w:t>
+                <w:t xml:space="preserve">🔍 Search ARES for readings</w:t>
               </w:r>
             </w:hyperlink>
+          </w:p>
+          <w:p>
+            <w:pPr>
+              <w:spacing w:after="10" w:before="0"/>
+              <w:ind w:left="120"/>
+            </w:pPr>
+            <w:r>
+              <w:rPr>
+                <w:rFonts w:ascii="Arial" w:cs="Arial" w:eastAsia="Arial" w:hAnsi="Arial"/>
+                <w:color w:val="595959"/>
+                <w:sz w:val="14"/>
+                <w:szCs w:val="14"/>
+              </w:rPr>
+              <w:t xml:space="preserve">Search terms: turning effect force moment</w:t>
+            </w:r>
           </w:p>
         </w:tc>
         <w:tc>
@@ -9633,7 +9630,7 @@
               <w:spacing w:after="10" w:before="0"/>
               <w:ind w:left="120"/>
             </w:pPr>
-            <w:hyperlink w:history="1" r:id="rId1m3wdwiaw54bpwnbfhewv">
+            <w:hyperlink w:history="1" r:id="rIdk3qec2sei7rfbusnorkvj">
               <w:r>
                 <w:rPr>
                   <w:rFonts w:ascii="Arial" w:cs="Arial" w:eastAsia="Arial" w:hAnsi="Arial"/>
@@ -9686,47 +9683,31 @@
                 <w:sz w:val="16"/>
                 <w:szCs w:val="16"/>
               </w:rPr>
-              <w:t xml:space="preserve">📖 EXERCISE:</w:t>
+              <w:t xml:space="preserve">📖 READING:</w:t>
             </w:r>
           </w:p>
           <w:p>
             <w:pPr>
               <w:spacing w:after="20" w:before="0"/>
             </w:pPr>
-            <w:hyperlink w:history="1" r:id="rIdf3_nd8xciu6jcotjuzhir">
-              <w:r>
-                <w:rPr>
-                  <w:rFonts w:ascii="Arial" w:cs="Arial" w:eastAsia="Arial" w:hAnsi="Arial"/>
-                  <w:color w:val="2E75B6"/>
-                  <w:sz w:val="16"/>
-                  <w:szCs w:val="16"/>
-                  <w:u w:val="single" w:color="2E75B6"/>
-                </w:rPr>
-                <w:t xml:space="preserve">Moments and Centers of Mass, Work and Force, Fluid Forces Practice</w:t>
-              </w:r>
-            </w:hyperlink>
+            <w:r>
+              <w:rPr>
+                <w:rFonts w:ascii="Arial" w:cs="Arial" w:eastAsia="Arial" w:hAnsi="Arial"/>
+                <w:i/>
+                <w:iCs/>
+                <w:color w:val="595959"/>
+                <w:sz w:val="16"/>
+                <w:szCs w:val="16"/>
+              </w:rPr>
+              <w:t xml:space="preserve">No closely matching reading in the ARES library for this activity.</w:t>
+            </w:r>
           </w:p>
           <w:p>
             <w:pPr>
               <w:spacing w:after="10" w:before="0"/>
               <w:ind w:left="120"/>
             </w:pPr>
-            <w:r>
-              <w:rPr>
-                <w:rFonts w:ascii="Arial" w:cs="Arial" w:eastAsia="Arial" w:hAnsi="Arial"/>
-                <w:color w:val="595959"/>
-                <w:sz w:val="14"/>
-                <w:szCs w:val="14"/>
-              </w:rPr>
-              <w:t xml:space="preserve">Source: CK-12</w:t>
-            </w:r>
-          </w:p>
-          <w:p>
-            <w:pPr>
-              <w:spacing w:after="10" w:before="0"/>
-              <w:ind w:left="120"/>
-            </w:pPr>
-            <w:hyperlink w:history="1" r:id="rIdkrlwq2kh0hbxlyuy21qyz">
+            <w:hyperlink w:history="1" r:id="rIde-olafnibsnb7skwpa-ht">
               <w:r>
                 <w:rPr>
                   <w:rFonts w:ascii="Arial" w:cs="Arial" w:eastAsia="Arial" w:hAnsi="Arial"/>
@@ -9735,9 +9716,24 @@
                   <w:szCs w:val="14"/>
                   <w:u w:val="single" w:color="595959"/>
                 </w:rPr>
-                <w:t xml:space="preserve">🔍 Search ARES for similar readings</w:t>
+                <w:t xml:space="preserve">🔍 Search ARES for readings</w:t>
               </w:r>
             </w:hyperlink>
+          </w:p>
+          <w:p>
+            <w:pPr>
+              <w:spacing w:after="10" w:before="0"/>
+              <w:ind w:left="120"/>
+            </w:pPr>
+            <w:r>
+              <w:rPr>
+                <w:rFonts w:ascii="Arial" w:cs="Arial" w:eastAsia="Arial" w:hAnsi="Arial"/>
+                <w:color w:val="595959"/>
+                <w:sz w:val="14"/>
+                <w:szCs w:val="14"/>
+              </w:rPr>
+              <w:t xml:space="preserve">Search terms: turning effect force moment</w:t>
+            </w:r>
           </w:p>
         </w:tc>
         <w:tc>
@@ -9938,7 +9934,7 @@
               <w:spacing w:after="10" w:before="0"/>
               <w:ind w:left="120"/>
             </w:pPr>
-            <w:hyperlink w:history="1" r:id="rIdu6dw2dehd2bkrqi03p0zs">
+            <w:hyperlink w:history="1" r:id="rIdgpnm655syhqungxec5drw">
               <w:r>
                 <w:rPr>
                   <w:rFonts w:ascii="Arial" w:cs="Arial" w:eastAsia="Arial" w:hAnsi="Arial"/>
@@ -9991,47 +9987,31 @@
                 <w:sz w:val="16"/>
                 <w:szCs w:val="16"/>
               </w:rPr>
-              <w:t xml:space="preserve">📖 EXERCISE:</w:t>
+              <w:t xml:space="preserve">📖 READING:</w:t>
             </w:r>
           </w:p>
           <w:p>
             <w:pPr>
               <w:spacing w:after="20" w:before="0"/>
             </w:pPr>
-            <w:hyperlink w:history="1" r:id="rId-nrvcob6g39njfcsopini">
-              <w:r>
-                <w:rPr>
-                  <w:rFonts w:ascii="Arial" w:cs="Arial" w:eastAsia="Arial" w:hAnsi="Arial"/>
-                  <w:color w:val="2E75B6"/>
-                  <w:sz w:val="16"/>
-                  <w:szCs w:val="16"/>
-                  <w:u w:val="single" w:color="2E75B6"/>
-                </w:rPr>
-                <w:t xml:space="preserve">Moments and Centers of Mass, Work and Force, Fluid Forces Practice</w:t>
-              </w:r>
-            </w:hyperlink>
+            <w:r>
+              <w:rPr>
+                <w:rFonts w:ascii="Arial" w:cs="Arial" w:eastAsia="Arial" w:hAnsi="Arial"/>
+                <w:i/>
+                <w:iCs/>
+                <w:color w:val="595959"/>
+                <w:sz w:val="16"/>
+                <w:szCs w:val="16"/>
+              </w:rPr>
+              <w:t xml:space="preserve">No closely matching reading in the ARES library for this activity.</w:t>
+            </w:r>
           </w:p>
           <w:p>
             <w:pPr>
               <w:spacing w:after="10" w:before="0"/>
               <w:ind w:left="120"/>
             </w:pPr>
-            <w:r>
-              <w:rPr>
-                <w:rFonts w:ascii="Arial" w:cs="Arial" w:eastAsia="Arial" w:hAnsi="Arial"/>
-                <w:color w:val="595959"/>
-                <w:sz w:val="14"/>
-                <w:szCs w:val="14"/>
-              </w:rPr>
-              <w:t xml:space="preserve">Source: CK-12</w:t>
-            </w:r>
-          </w:p>
-          <w:p>
-            <w:pPr>
-              <w:spacing w:after="10" w:before="0"/>
-              <w:ind w:left="120"/>
-            </w:pPr>
-            <w:hyperlink w:history="1" r:id="rIdgofkez79xipk6qj0su5j7">
+            <w:hyperlink w:history="1" r:id="rIdjnfse3hakmrjb11uhtm-z">
               <w:r>
                 <w:rPr>
                   <w:rFonts w:ascii="Arial" w:cs="Arial" w:eastAsia="Arial" w:hAnsi="Arial"/>
@@ -10040,9 +10020,24 @@
                   <w:szCs w:val="14"/>
                   <w:u w:val="single" w:color="595959"/>
                 </w:rPr>
-                <w:t xml:space="preserve">🔍 Search ARES for similar readings</w:t>
+                <w:t xml:space="preserve">🔍 Search ARES for readings</w:t>
               </w:r>
             </w:hyperlink>
+          </w:p>
+          <w:p>
+            <w:pPr>
+              <w:spacing w:after="10" w:before="0"/>
+              <w:ind w:left="120"/>
+            </w:pPr>
+            <w:r>
+              <w:rPr>
+                <w:rFonts w:ascii="Arial" w:cs="Arial" w:eastAsia="Arial" w:hAnsi="Arial"/>
+                <w:color w:val="595959"/>
+                <w:sz w:val="14"/>
+                <w:szCs w:val="14"/>
+              </w:rPr>
+              <w:t xml:space="preserve">Search terms: turning effect force moment</w:t>
+            </w:r>
           </w:p>
         </w:tc>
         <w:tc>
@@ -11613,7 +11608,7 @@
             <w:pPr>
               <w:spacing w:after="20" w:before="0"/>
             </w:pPr>
-            <w:hyperlink w:history="1" r:id="rIdcr4cdpxeia44mjnbf4m43">
+            <w:hyperlink w:history="1" r:id="rIddohw3jrkegz2ekoay6kvj">
               <w:r>
                 <w:rPr>
                   <w:rFonts w:ascii="Arial" w:cs="Arial" w:eastAsia="Arial" w:hAnsi="Arial"/>
@@ -11646,7 +11641,7 @@
               <w:spacing w:after="10" w:before="0"/>
               <w:ind w:left="120"/>
             </w:pPr>
-            <w:hyperlink w:history="1" r:id="rIdwaxlivwqp1qxhchysx7sq">
+            <w:hyperlink w:history="1" r:id="rIdmgmxels4eoog1b7ijqbfn">
               <w:r>
                 <w:rPr>
                   <w:rFonts w:ascii="Arial" w:cs="Arial" w:eastAsia="Arial" w:hAnsi="Arial"/>
@@ -11708,7 +11703,7 @@
               <w:spacing w:after="10" w:before="0"/>
               <w:ind w:left="120"/>
             </w:pPr>
-            <w:hyperlink w:history="1" r:id="rId9ajbt6yxngag2vei9ffhy">
+            <w:hyperlink w:history="1" r:id="rIdbxgox-2hvulzqpa_rbqtj">
               <w:r>
                 <w:rPr>
                   <w:rFonts w:ascii="Arial" w:cs="Arial" w:eastAsia="Arial" w:hAnsi="Arial"/>
@@ -11918,7 +11913,7 @@
             <w:pPr>
               <w:spacing w:after="20" w:before="0"/>
             </w:pPr>
-            <w:hyperlink w:history="1" r:id="rIdgndfn4lhjunvwnhfbqfko">
+            <w:hyperlink w:history="1" r:id="rId4rbuitx9ql_p17ub3yjuw">
               <w:r>
                 <w:rPr>
                   <w:rFonts w:ascii="Arial" w:cs="Arial" w:eastAsia="Arial" w:hAnsi="Arial"/>
@@ -11951,7 +11946,7 @@
               <w:spacing w:after="10" w:before="0"/>
               <w:ind w:left="120"/>
             </w:pPr>
-            <w:hyperlink w:history="1" r:id="rIdghajlit01izvdczpemqon">
+            <w:hyperlink w:history="1" r:id="rId1dvhb9tinc_-tegframkc">
               <w:r>
                 <w:rPr>
                   <w:rFonts w:ascii="Arial" w:cs="Arial" w:eastAsia="Arial" w:hAnsi="Arial"/>
@@ -12013,7 +12008,7 @@
               <w:spacing w:after="10" w:before="0"/>
               <w:ind w:left="120"/>
             </w:pPr>
-            <w:hyperlink w:history="1" r:id="rIdfd2veavw4vsdrsovgi0wr">
+            <w:hyperlink w:history="1" r:id="rIdvz2ge6oo2zmg--fyv1om_">
               <w:r>
                 <w:rPr>
                   <w:rFonts w:ascii="Arial" w:cs="Arial" w:eastAsia="Arial" w:hAnsi="Arial"/>
@@ -12223,7 +12218,7 @@
             <w:pPr>
               <w:spacing w:after="20" w:before="0"/>
             </w:pPr>
-            <w:hyperlink w:history="1" r:id="rIdsr3esubasovs4_ge_shza">
+            <w:hyperlink w:history="1" r:id="rIdpvhfojdujvy5tq_mcokfp">
               <w:r>
                 <w:rPr>
                   <w:rFonts w:ascii="Arial" w:cs="Arial" w:eastAsia="Arial" w:hAnsi="Arial"/>
@@ -12256,7 +12251,7 @@
               <w:spacing w:after="10" w:before="0"/>
               <w:ind w:left="120"/>
             </w:pPr>
-            <w:hyperlink w:history="1" r:id="rIdxv02tmbkmg0nwryzoq8yk">
+            <w:hyperlink w:history="1" r:id="rId7tc4hcbzfs6nwnp0qxpck">
               <w:r>
                 <w:rPr>
                   <w:rFonts w:ascii="Arial" w:cs="Arial" w:eastAsia="Arial" w:hAnsi="Arial"/>
@@ -12318,7 +12313,7 @@
               <w:spacing w:after="10" w:before="0"/>
               <w:ind w:left="120"/>
             </w:pPr>
-            <w:hyperlink w:history="1" r:id="rIdo48ah8voksjc33xxaly-2">
+            <w:hyperlink w:history="1" r:id="rIdv4alsioheavvv-7z_wrad">
               <w:r>
                 <w:rPr>
                   <w:rFonts w:ascii="Arial" w:cs="Arial" w:eastAsia="Arial" w:hAnsi="Arial"/>
@@ -12528,7 +12523,7 @@
             <w:pPr>
               <w:spacing w:after="20" w:before="0"/>
             </w:pPr>
-            <w:hyperlink w:history="1" r:id="rIdid1xi1g0v520yejzj_roc">
+            <w:hyperlink w:history="1" r:id="rIdgpgci2sq2mofop8rezyx5">
               <w:r>
                 <w:rPr>
                   <w:rFonts w:ascii="Arial" w:cs="Arial" w:eastAsia="Arial" w:hAnsi="Arial"/>
@@ -12561,7 +12556,7 @@
               <w:spacing w:after="10" w:before="0"/>
               <w:ind w:left="120"/>
             </w:pPr>
-            <w:hyperlink w:history="1" r:id="rIdhzuhl97kden1sxbvm8hld">
+            <w:hyperlink w:history="1" r:id="rIdeuplgod4bd8drxbslsak4">
               <w:r>
                 <w:rPr>
                   <w:rFonts w:ascii="Arial" w:cs="Arial" w:eastAsia="Arial" w:hAnsi="Arial"/>
@@ -12623,7 +12618,7 @@
               <w:spacing w:after="10" w:before="0"/>
               <w:ind w:left="120"/>
             </w:pPr>
-            <w:hyperlink w:history="1" r:id="rIdbar1mzwpe5ivjf4blvsgm">
+            <w:hyperlink w:history="1" r:id="rIdjsmh8btr8ljmircq2mdcb">
               <w:r>
                 <w:rPr>
                   <w:rFonts w:ascii="Arial" w:cs="Arial" w:eastAsia="Arial" w:hAnsi="Arial"/>
@@ -12833,7 +12828,7 @@
             <w:pPr>
               <w:spacing w:after="20" w:before="0"/>
             </w:pPr>
-            <w:hyperlink w:history="1" r:id="rIdzqbmdrsxnub2irs7knfn1">
+            <w:hyperlink w:history="1" r:id="rIdfxlei89kxfd8g4nailw8t">
               <w:r>
                 <w:rPr>
                   <w:rFonts w:ascii="Arial" w:cs="Arial" w:eastAsia="Arial" w:hAnsi="Arial"/>
@@ -12866,7 +12861,7 @@
               <w:spacing w:after="10" w:before="0"/>
               <w:ind w:left="120"/>
             </w:pPr>
-            <w:hyperlink w:history="1" r:id="rId03ifglvhhhjwpuhagxzlp">
+            <w:hyperlink w:history="1" r:id="rIduj6difsgv-uszmlboh-bo">
               <w:r>
                 <w:rPr>
                   <w:rFonts w:ascii="Arial" w:cs="Arial" w:eastAsia="Arial" w:hAnsi="Arial"/>
@@ -12928,7 +12923,7 @@
               <w:spacing w:after="10" w:before="0"/>
               <w:ind w:left="120"/>
             </w:pPr>
-            <w:hyperlink w:history="1" r:id="rIdws4dgxvbk63kmnyem1c1p">
+            <w:hyperlink w:history="1" r:id="rIdow-v4oegq0v9td4vqhhll">
               <w:r>
                 <w:rPr>
                   <w:rFonts w:ascii="Arial" w:cs="Arial" w:eastAsia="Arial" w:hAnsi="Arial"/>
@@ -14430,7 +14425,7 @@
             <w:pPr>
               <w:spacing w:after="20" w:before="0"/>
             </w:pPr>
-            <w:hyperlink w:history="1" r:id="rIdw5ry3rcholclb8btpq_zc">
+            <w:hyperlink w:history="1" r:id="rIdhxdghwydoyejps1rdpnhm">
               <w:r>
                 <w:rPr>
                   <w:rFonts w:ascii="Arial" w:cs="Arial" w:eastAsia="Arial" w:hAnsi="Arial"/>
@@ -14463,7 +14458,7 @@
               <w:spacing w:after="10" w:before="0"/>
               <w:ind w:left="120"/>
             </w:pPr>
-            <w:hyperlink w:history="1" r:id="rIdb9qdbv6zcg5cceuowf1hx">
+            <w:hyperlink w:history="1" r:id="rId9j0lldwyaje75u2sh7yqk">
               <w:r>
                 <w:rPr>
                   <w:rFonts w:ascii="Arial" w:cs="Arial" w:eastAsia="Arial" w:hAnsi="Arial"/>
@@ -14508,7 +14503,7 @@
             <w:pPr>
               <w:spacing w:after="20" w:before="0"/>
             </w:pPr>
-            <w:hyperlink w:history="1" r:id="rId6wzrrdxlvdivaggqizm3e">
+            <w:hyperlink w:history="1" r:id="rIdmbwlq24v2rppat9kz7bnu">
               <w:r>
                 <w:rPr>
                   <w:rFonts w:ascii="Arial" w:cs="Arial" w:eastAsia="Arial" w:hAnsi="Arial"/>
@@ -14517,7 +14512,7 @@
                   <w:szCs w:val="16"/>
                   <w:u w:val="single" w:color="2E75B6"/>
                 </w:rPr>
-                <w:t xml:space="preserve">Moments and Centers of Mass, Work and Force, Fluid Forces Practice</w:t>
+                <w:t xml:space="preserve">Exponential expressions word problems (numerical)</w:t>
               </w:r>
             </w:hyperlink>
           </w:p>
@@ -14533,7 +14528,7 @@
                 <w:sz w:val="14"/>
                 <w:szCs w:val="14"/>
               </w:rPr>
-              <w:t xml:space="preserve">Source: CK-12</w:t>
+              <w:t xml:space="preserve">Source: Khan Academy (English - US curriculum)</w:t>
             </w:r>
           </w:p>
           <w:p>
@@ -14541,7 +14536,7 @@
               <w:spacing w:after="10" w:before="0"/>
               <w:ind w:left="120"/>
             </w:pPr>
-            <w:hyperlink w:history="1" r:id="rIdr_lerzb8d9ro6olrvmqu8">
+            <w:hyperlink w:history="1" r:id="rIdmia-bpscrtovbj05iq4np">
               <w:r>
                 <w:rPr>
                   <w:rFonts w:ascii="Arial" w:cs="Arial" w:eastAsia="Arial" w:hAnsi="Arial"/>
@@ -14736,7 +14731,7 @@
             <w:pPr>
               <w:spacing w:after="20" w:before="0"/>
             </w:pPr>
-            <w:hyperlink w:history="1" r:id="rIdortxv7fjsh32iivkrh3zl">
+            <w:hyperlink w:history="1" r:id="rId1rkggxdbixqrhckaderc4">
               <w:r>
                 <w:rPr>
                   <w:rFonts w:ascii="Arial" w:cs="Arial" w:eastAsia="Arial" w:hAnsi="Arial"/>
@@ -14769,7 +14764,7 @@
               <w:spacing w:after="10" w:before="0"/>
               <w:ind w:left="120"/>
             </w:pPr>
-            <w:hyperlink w:history="1" r:id="rIdxuxtxbx4h5z2zbpnuevq9">
+            <w:hyperlink w:history="1" r:id="rIdu_hpbcadzo5shylml1gs4">
               <w:r>
                 <w:rPr>
                   <w:rFonts w:ascii="Arial" w:cs="Arial" w:eastAsia="Arial" w:hAnsi="Arial"/>
@@ -14814,7 +14809,7 @@
             <w:pPr>
               <w:spacing w:after="20" w:before="0"/>
             </w:pPr>
-            <w:hyperlink w:history="1" r:id="rIdm5wbzmjyvjpklgu9iggnd">
+            <w:hyperlink w:history="1" r:id="rIdpbsqforbhrsnegqurwoyu">
               <w:r>
                 <w:rPr>
                   <w:rFonts w:ascii="Arial" w:cs="Arial" w:eastAsia="Arial" w:hAnsi="Arial"/>
@@ -14823,7 +14818,7 @@
                   <w:szCs w:val="16"/>
                   <w:u w:val="single" w:color="2E75B6"/>
                 </w:rPr>
-                <w:t xml:space="preserve">Moments and Centers of Mass, Work and Force, Fluid Forces Practice</w:t>
+                <w:t xml:space="preserve">Exponential expressions word problems (numerical)</w:t>
               </w:r>
             </w:hyperlink>
           </w:p>
@@ -14839,7 +14834,7 @@
                 <w:sz w:val="14"/>
                 <w:szCs w:val="14"/>
               </w:rPr>
-              <w:t xml:space="preserve">Source: CK-12</w:t>
+              <w:t xml:space="preserve">Source: Khan Academy (English - US curriculum)</w:t>
             </w:r>
           </w:p>
           <w:p>
@@ -14847,7 +14842,7 @@
               <w:spacing w:after="10" w:before="0"/>
               <w:ind w:left="120"/>
             </w:pPr>
-            <w:hyperlink w:history="1" r:id="rId-oe9mwpgiycrpccqnleqe">
+            <w:hyperlink w:history="1" r:id="rIdbotrpwpx9ip10ewk_pxr9">
               <w:r>
                 <w:rPr>
                   <w:rFonts w:ascii="Arial" w:cs="Arial" w:eastAsia="Arial" w:hAnsi="Arial"/>
@@ -15042,7 +15037,7 @@
             <w:pPr>
               <w:spacing w:after="20" w:before="0"/>
             </w:pPr>
-            <w:hyperlink w:history="1" r:id="rIdumna7_mo6kmntfmjm1esl">
+            <w:hyperlink w:history="1" r:id="rIdbtb4slq-puym9hm2rldaz">
               <w:r>
                 <w:rPr>
                   <w:rFonts w:ascii="Arial" w:cs="Arial" w:eastAsia="Arial" w:hAnsi="Arial"/>
@@ -15075,7 +15070,7 @@
               <w:spacing w:after="10" w:before="0"/>
               <w:ind w:left="120"/>
             </w:pPr>
-            <w:hyperlink w:history="1" r:id="rIdkerlllwubkz11vjafbdic">
+            <w:hyperlink w:history="1" r:id="rIdtuildnftgu2x-b1fc-30c">
               <w:r>
                 <w:rPr>
                   <w:rFonts w:ascii="Arial" w:cs="Arial" w:eastAsia="Arial" w:hAnsi="Arial"/>
@@ -15120,7 +15115,7 @@
             <w:pPr>
               <w:spacing w:after="20" w:before="0"/>
             </w:pPr>
-            <w:hyperlink w:history="1" r:id="rIdbb3mljgs6ay92avxkv-or">
+            <w:hyperlink w:history="1" r:id="rId5i6wnisbmizk4fwuq-a3z">
               <w:r>
                 <w:rPr>
                   <w:rFonts w:ascii="Arial" w:cs="Arial" w:eastAsia="Arial" w:hAnsi="Arial"/>
@@ -15129,7 +15124,7 @@
                   <w:szCs w:val="16"/>
                   <w:u w:val="single" w:color="2E75B6"/>
                 </w:rPr>
-                <w:t xml:space="preserve">Moments and Centers of Mass, Work and Force, Fluid Forces Practice</w:t>
+                <w:t xml:space="preserve">Exponential expressions word problems (numerical)</w:t>
               </w:r>
             </w:hyperlink>
           </w:p>
@@ -15145,7 +15140,7 @@
                 <w:sz w:val="14"/>
                 <w:szCs w:val="14"/>
               </w:rPr>
-              <w:t xml:space="preserve">Source: CK-12</w:t>
+              <w:t xml:space="preserve">Source: Khan Academy (English - US curriculum)</w:t>
             </w:r>
           </w:p>
           <w:p>
@@ -15153,7 +15148,7 @@
               <w:spacing w:after="10" w:before="0"/>
               <w:ind w:left="120"/>
             </w:pPr>
-            <w:hyperlink w:history="1" r:id="rIdaslssah9o_nxslwg3sark">
+            <w:hyperlink w:history="1" r:id="rIdpbe5nbaczm7hn3jks22ue">
               <w:r>
                 <w:rPr>
                   <w:rFonts w:ascii="Arial" w:cs="Arial" w:eastAsia="Arial" w:hAnsi="Arial"/>
@@ -15348,7 +15343,7 @@
             <w:pPr>
               <w:spacing w:after="20" w:before="0"/>
             </w:pPr>
-            <w:hyperlink w:history="1" r:id="rIda47lkwellndrbhsgw_iii">
+            <w:hyperlink w:history="1" r:id="rIdsy2zxyxwpmtqyd-ie1req">
               <w:r>
                 <w:rPr>
                   <w:rFonts w:ascii="Arial" w:cs="Arial" w:eastAsia="Arial" w:hAnsi="Arial"/>
@@ -15381,7 +15376,7 @@
               <w:spacing w:after="10" w:before="0"/>
               <w:ind w:left="120"/>
             </w:pPr>
-            <w:hyperlink w:history="1" r:id="rId_gnnpxjg-mibbfgkidwf_">
+            <w:hyperlink w:history="1" r:id="rId30kjmr2m0av5mwzkr_zip">
               <w:r>
                 <w:rPr>
                   <w:rFonts w:ascii="Arial" w:cs="Arial" w:eastAsia="Arial" w:hAnsi="Arial"/>
@@ -15426,7 +15421,7 @@
             <w:pPr>
               <w:spacing w:after="20" w:before="0"/>
             </w:pPr>
-            <w:hyperlink w:history="1" r:id="rIdnp0oapzf2axcg0_t-b5zx">
+            <w:hyperlink w:history="1" r:id="rIdymrw1juzumqeb2c733v2c">
               <w:r>
                 <w:rPr>
                   <w:rFonts w:ascii="Arial" w:cs="Arial" w:eastAsia="Arial" w:hAnsi="Arial"/>
@@ -15435,7 +15430,7 @@
                   <w:szCs w:val="16"/>
                   <w:u w:val="single" w:color="2E75B6"/>
                 </w:rPr>
-                <w:t xml:space="preserve">Moments and Centers of Mass, Work and Force, Fluid Forces Practice</w:t>
+                <w:t xml:space="preserve">Exponential expressions word problems (numerical)</w:t>
               </w:r>
             </w:hyperlink>
           </w:p>
@@ -15451,7 +15446,7 @@
                 <w:sz w:val="14"/>
                 <w:szCs w:val="14"/>
               </w:rPr>
-              <w:t xml:space="preserve">Source: CK-12</w:t>
+              <w:t xml:space="preserve">Source: Khan Academy (English - US curriculum)</w:t>
             </w:r>
           </w:p>
           <w:p>
@@ -15459,7 +15454,7 @@
               <w:spacing w:after="10" w:before="0"/>
               <w:ind w:left="120"/>
             </w:pPr>
-            <w:hyperlink w:history="1" r:id="rIdji3uywssztxfn8mw3jitn">
+            <w:hyperlink w:history="1" r:id="rIdlupjvmta70mfp3kqz5mr-">
               <w:r>
                 <w:rPr>
                   <w:rFonts w:ascii="Arial" w:cs="Arial" w:eastAsia="Arial" w:hAnsi="Arial"/>
@@ -15654,7 +15649,7 @@
             <w:pPr>
               <w:spacing w:after="20" w:before="0"/>
             </w:pPr>
-            <w:hyperlink w:history="1" r:id="rIduwko1xceqqfi_uok3szer">
+            <w:hyperlink w:history="1" r:id="rId6rlzizydtx5vypll_xexe">
               <w:r>
                 <w:rPr>
                   <w:rFonts w:ascii="Arial" w:cs="Arial" w:eastAsia="Arial" w:hAnsi="Arial"/>
@@ -15687,7 +15682,7 @@
               <w:spacing w:after="10" w:before="0"/>
               <w:ind w:left="120"/>
             </w:pPr>
-            <w:hyperlink w:history="1" r:id="rIdvtml38e17kv03bavzrx3g">
+            <w:hyperlink w:history="1" r:id="rId0uyoavusbfj8zv-vpjfkp">
               <w:r>
                 <w:rPr>
                   <w:rFonts w:ascii="Arial" w:cs="Arial" w:eastAsia="Arial" w:hAnsi="Arial"/>
@@ -15732,7 +15727,7 @@
             <w:pPr>
               <w:spacing w:after="20" w:before="0"/>
             </w:pPr>
-            <w:hyperlink w:history="1" r:id="rIdn-vfkxpy-zmzhjyymtqkl">
+            <w:hyperlink w:history="1" r:id="rIdoo-lxkwtefm-sov3nxgwx">
               <w:r>
                 <w:rPr>
                   <w:rFonts w:ascii="Arial" w:cs="Arial" w:eastAsia="Arial" w:hAnsi="Arial"/>
@@ -15741,7 +15736,7 @@
                   <w:szCs w:val="16"/>
                   <w:u w:val="single" w:color="2E75B6"/>
                 </w:rPr>
-                <w:t xml:space="preserve">Moments and Centers of Mass, Work and Force, Fluid Forces Practice</w:t>
+                <w:t xml:space="preserve">Exponential expressions word problems (numerical)</w:t>
               </w:r>
             </w:hyperlink>
           </w:p>
@@ -15757,7 +15752,7 @@
                 <w:sz w:val="14"/>
                 <w:szCs w:val="14"/>
               </w:rPr>
-              <w:t xml:space="preserve">Source: CK-12</w:t>
+              <w:t xml:space="preserve">Source: Khan Academy (English - US curriculum)</w:t>
             </w:r>
           </w:p>
           <w:p>
@@ -15765,7 +15760,7 @@
               <w:spacing w:after="10" w:before="0"/>
               <w:ind w:left="120"/>
             </w:pPr>
-            <w:hyperlink w:history="1" r:id="rId-rg_5nijpbvkj6xjtners">
+            <w:hyperlink w:history="1" r:id="rIdr-zqfdtpqwq9iysbo4mgh">
               <w:r>
                 <w:rPr>
                   <w:rFonts w:ascii="Arial" w:cs="Arial" w:eastAsia="Arial" w:hAnsi="Arial"/>
@@ -17366,24 +17361,40 @@
             <w:pPr>
               <w:spacing w:after="20" w:before="0"/>
             </w:pPr>
-            <w:r>
-              <w:rPr>
-                <w:rFonts w:ascii="Arial" w:cs="Arial" w:eastAsia="Arial" w:hAnsi="Arial"/>
-                <w:i/>
-                <w:iCs/>
-                <w:color w:val="595959"/>
-                <w:sz w:val="16"/>
-                <w:szCs w:val="16"/>
-              </w:rPr>
-              <w:t xml:space="preserve">No closely matching video in the ARES library for this activity.</w:t>
-            </w:r>
+            <w:hyperlink w:history="1" r:id="rIdencp19fg7h98xj_n-elxd">
+              <w:r>
+                <w:rPr>
+                  <w:rFonts w:ascii="Arial" w:cs="Arial" w:eastAsia="Arial" w:hAnsi="Arial"/>
+                  <w:color w:val="2E75B6"/>
+                  <w:sz w:val="16"/>
+                  <w:szCs w:val="16"/>
+                  <w:u w:val="single" w:color="2E75B6"/>
+                </w:rPr>
+                <w:t xml:space="preserve">Showing relation between basis cols and pivot cols</w:t>
+              </w:r>
+            </w:hyperlink>
           </w:p>
           <w:p>
             <w:pPr>
               <w:spacing w:after="10" w:before="0"/>
               <w:ind w:left="120"/>
             </w:pPr>
-            <w:hyperlink w:history="1" r:id="rIdf7hbcydcsu0smrh0bdoks">
+            <w:r>
+              <w:rPr>
+                <w:rFonts w:ascii="Arial" w:cs="Arial" w:eastAsia="Arial" w:hAnsi="Arial"/>
+                <w:color w:val="595959"/>
+                <w:sz w:val="14"/>
+                <w:szCs w:val="14"/>
+              </w:rPr>
+              <w:t xml:space="preserve">Source: Khan Academy (English - US curriculum)</w:t>
+            </w:r>
+          </w:p>
+          <w:p>
+            <w:pPr>
+              <w:spacing w:after="10" w:before="0"/>
+              <w:ind w:left="120"/>
+            </w:pPr>
+            <w:hyperlink w:history="1" r:id="rIdoglpmjzbexlyodj_twm9h">
               <w:r>
                 <w:rPr>
                   <w:rFonts w:ascii="Arial" w:cs="Arial" w:eastAsia="Arial" w:hAnsi="Arial"/>
@@ -17392,7 +17403,69 @@
                   <w:szCs w:val="14"/>
                   <w:u w:val="single" w:color="595959"/>
                 </w:rPr>
-                <w:t xml:space="preserve">🔍 Search ARES for videos</w:t>
+                <w:t xml:space="preserve">🔍 Search ARES for similar videos</w:t>
+              </w:r>
+            </w:hyperlink>
+          </w:p>
+          <w:p>
+            <w:pPr>
+              <w:spacing w:after="40" w:before="0"/>
+            </w:pPr>
+            <w:r>
+              <w:rPr>
+                <w:sz w:val="14"/>
+                <w:szCs w:val="14"/>
+              </w:rPr>
+              <w:t xml:space="preserve"/>
+            </w:r>
+          </w:p>
+          <w:p>
+            <w:pPr>
+              <w:spacing w:after="20" w:before="0"/>
+            </w:pPr>
+            <w:r>
+              <w:rPr>
+                <w:rFonts w:ascii="Arial" w:cs="Arial" w:eastAsia="Arial" w:hAnsi="Arial"/>
+                <w:b/>
+                <w:bCs/>
+                <w:color w:val="1F3864"/>
+                <w:sz w:val="16"/>
+                <w:szCs w:val="16"/>
+              </w:rPr>
+              <w:t xml:space="preserve">📖 READING:</w:t>
+            </w:r>
+          </w:p>
+          <w:p>
+            <w:pPr>
+              <w:spacing w:after="20" w:before="0"/>
+            </w:pPr>
+            <w:r>
+              <w:rPr>
+                <w:rFonts w:ascii="Arial" w:cs="Arial" w:eastAsia="Arial" w:hAnsi="Arial"/>
+                <w:i/>
+                <w:iCs/>
+                <w:color w:val="595959"/>
+                <w:sz w:val="16"/>
+                <w:szCs w:val="16"/>
+              </w:rPr>
+              <w:t xml:space="preserve">No closely matching reading in the ARES library for this activity.</w:t>
+            </w:r>
+          </w:p>
+          <w:p>
+            <w:pPr>
+              <w:spacing w:after="10" w:before="0"/>
+              <w:ind w:left="120"/>
+            </w:pPr>
+            <w:hyperlink w:history="1" r:id="rIdua22uhnxwpqhiaomhgwgc">
+              <w:r>
+                <w:rPr>
+                  <w:rFonts w:ascii="Arial" w:cs="Arial" w:eastAsia="Arial" w:hAnsi="Arial"/>
+                  <w:color w:val="595959"/>
+                  <w:sz w:val="14"/>
+                  <w:szCs w:val="14"/>
+                  <w:u w:val="single" w:color="595959"/>
+                </w:rPr>
+                <w:t xml:space="preserve">🔍 Search ARES for readings</w:t>
               </w:r>
             </w:hyperlink>
           </w:p>
@@ -17411,16 +17484,166 @@
               <w:t xml:space="preserve">Search terms: turning effect force moment</w:t>
             </w:r>
           </w:p>
-          <w:p>
-            <w:pPr>
-              <w:spacing w:after="40" w:before="0"/>
-            </w:pPr>
-            <w:r>
-              <w:rPr>
-                <w:sz w:val="14"/>
-                <w:szCs w:val="14"/>
-              </w:rPr>
-              <w:t xml:space="preserve"/>
+        </w:tc>
+        <w:tc>
+          <w:tcPr>
+            <w:tcW w:type="dxa" w:w="3040"/>
+            <w:shd w:fill="FFFFFF" w:color="auto" w:val="clear"/>
+            <w:tcMar>
+              <w:top w:type="dxa" w:w="60"/>
+              <w:left w:type="dxa" w:w="120"/>
+              <w:bottom w:type="dxa" w:w="60"/>
+              <w:right w:type="dxa" w:w="120"/>
+            </w:tcMar>
+            <w:vAlign w:val="top"/>
+          </w:tcPr>
+          <w:p>
+            <w:pPr>
+              <w:spacing w:after="40" w:before="0"/>
+              <w:jc w:val="left"/>
+            </w:pPr>
+            <w:r>
+              <w:rPr>
+                <w:rFonts w:ascii="Arial" w:cs="Arial" w:eastAsia="Arial" w:hAnsi="Arial"/>
+                <w:b w:val="false"/>
+                <w:bCs w:val="false"/>
+                <w:i w:val="false"/>
+                <w:iCs w:val="false"/>
+                <w:color w:val="000000"/>
+                <w:sz w:val="18"/>
+                <w:szCs w:val="18"/>
+              </w:rPr>
+              <w:t xml:space="preserve">Learners sit in their home groups (4 per group). Each learner silently reads the prompt on the board: 'Think about objects you passed on your way to school today — gates, taps, door handles, bicycle brakes, scissors. Which of these do you think involve a turning effect of force? On your own, list THREE objects and for each one write: (a) what turns, (b) where the pivot is, and (c) where you apply your effort.' Learners write individually for 3 minutes, then share predictions within the group for 2 minutes. One spokesperson per group reads one prediction aloud to the class. Teacher records all predicted objects on the chalkboard in two columns: 'Things that TURN' and 'Where we PUSH/PULL'. Learners then receive their Walk-Around Observation Guide (one per learner) and are briefed on what to document.</w:t>
+            </w:r>
+          </w:p>
+        </w:tc>
+        <w:tc>
+          <w:tcPr>
+            <w:tcW w:type="dxa" w:w="3040"/>
+            <w:shd w:fill="F2F2F2" w:color="auto" w:val="clear"/>
+            <w:tcMar>
+              <w:top w:type="dxa" w:w="60"/>
+              <w:left w:type="dxa" w:w="120"/>
+              <w:bottom w:type="dxa" w:w="60"/>
+              <w:right w:type="dxa" w:w="120"/>
+            </w:tcMar>
+            <w:vAlign w:val="top"/>
+          </w:tcPr>
+          <w:p>
+            <w:pPr>
+              <w:spacing w:after="40" w:before="0"/>
+              <w:jc w:val="left"/>
+            </w:pPr>
+            <w:r>
+              <w:rPr>
+                <w:rFonts w:ascii="Arial" w:cs="Arial" w:eastAsia="Arial" w:hAnsi="Arial"/>
+                <w:b w:val="false"/>
+                <w:bCs w:val="false"/>
+                <w:i w:val="false"/>
+                <w:iCs w:val="false"/>
+                <w:color w:val="000000"/>
+                <w:sz w:val="18"/>
+                <w:szCs w:val="18"/>
+              </w:rPr>
+              <w:t xml:space="preserve">T writes the prompt on the board before learners arrive. T says: 'Before we go outside, I want you to predict — no right or wrong answers yet — just use what you already know from our jembe lessons.' T allows 3 minutes of silent individual writing — T circulates and does NOT correct, only nods encouragingly. After group share, T cold-calls FIVE different spokespeople (one per group) to read one prediction each. T records exactly the words used by learners on the board. T then says: 'Hold onto these predictions — when we come back from the walk-around, we will check each one.' T distributes the Walk-Around Observation Guide and reads aloud the five column headings: Object name / Pivot location / Where effort is applied / Estimated effort arm length / Estimated moment. T says: 'Your job outside is to be scientists — observe carefully, sketch neatly, and write down numbers where you can estimate them. You have EXACTLY 25 minutes. Groups return to this door at my signal.'</w:t>
+            </w:r>
+          </w:p>
+        </w:tc>
+        <w:tc>
+          <w:tcPr>
+            <w:tcW w:type="dxa" w:w="3040"/>
+            <w:shd w:fill="FFFFFF" w:color="auto" w:val="clear"/>
+            <w:tcMar>
+              <w:top w:type="dxa" w:w="60"/>
+              <w:left w:type="dxa" w:w="120"/>
+              <w:bottom w:type="dxa" w:w="60"/>
+              <w:right w:type="dxa" w:w="120"/>
+            </w:tcMar>
+            <w:vAlign w:val="top"/>
+          </w:tcPr>
+          <w:p>
+            <w:pPr>
+              <w:spacing w:after="40" w:before="0"/>
+              <w:jc w:val="left"/>
+            </w:pPr>
+            <w:r>
+              <w:rPr>
+                <w:rFonts w:ascii="Arial" w:cs="Arial" w:eastAsia="Arial" w:hAnsi="Arial"/>
+                <w:b w:val="false"/>
+                <w:bCs w:val="false"/>
+                <w:i w:val="false"/>
+                <w:iCs w:val="false"/>
+                <w:color w:val="000000"/>
+                <w:sz w:val="18"/>
+                <w:szCs w:val="18"/>
+              </w:rPr>
+              <w:t xml:space="preserve">Strategy: PREDICT–OBSERVE–EXPLAIN (POE) Activation. By committing predictions to paper before the walk-around, learners activate prior knowledge of moments (from Lessons 1–5) and create cognitive dissonance targets — specific objects they will now actively look for and evaluate. Recording predictions publicly on the board creates accountability and motivates careful observation.</w:t>
+            </w:r>
+          </w:p>
+        </w:tc>
+        <w:tc>
+          <w:tcPr>
+            <w:tcW w:type="dxa" w:w="3040"/>
+            <w:shd w:fill="F2F2F2" w:color="auto" w:val="clear"/>
+            <w:tcMar>
+              <w:top w:type="dxa" w:w="60"/>
+              <w:left w:type="dxa" w:w="120"/>
+              <w:bottom w:type="dxa" w:w="60"/>
+              <w:right w:type="dxa" w:w="120"/>
+            </w:tcMar>
+            <w:vAlign w:val="top"/>
+          </w:tcPr>
+          <w:p>
+            <w:pPr>
+              <w:spacing w:after="40" w:before="0"/>
+              <w:jc w:val="left"/>
+            </w:pPr>
+            <w:r>
+              <w:rPr>
+                <w:rFonts w:ascii="Arial" w:cs="Arial" w:eastAsia="Arial" w:hAnsi="Arial"/>
+                <w:b w:val="false"/>
+                <w:bCs w:val="false"/>
+                <w:i w:val="false"/>
+                <w:iCs w:val="false"/>
+                <w:color w:val="000000"/>
+                <w:sz w:val="18"/>
+                <w:szCs w:val="18"/>
+              </w:rPr>
+              <w:t xml:space="preserve">Observable indicator: Each learner's written list contains at least three named objects with an attempt at identifying a pivot and effort point. Teacher scans written lists during circulation — if fewer than two objects are listed, teacher prompts: 'Think about the gate you came through this morning — what part stays fixed when you push it?' Target: 100% of learners have a written prediction before the walk-around begins.</w:t>
+            </w:r>
+          </w:p>
+        </w:tc>
+      </w:tr>
+      <w:tr>
+        <w:tc>
+          <w:tcPr>
+            <w:tcW w:type="dxa" w:w="1520"/>
+            <w:shd w:fill="D9EEF1" w:color="auto" w:val="clear"/>
+            <w:tcMar>
+              <w:top w:type="dxa" w:w="60"/>
+              <w:left w:type="dxa" w:w="120"/>
+              <w:bottom w:type="dxa" w:w="60"/>
+              <w:right w:type="dxa" w:w="120"/>
+            </w:tcMar>
+            <w:vAlign w:val="top"/>
+          </w:tcPr>
+          <w:p>
+            <w:pPr>
+              <w:spacing w:after="40" w:before="0"/>
+              <w:jc w:val="left"/>
+            </w:pPr>
+            <w:r>
+              <w:rPr>
+                <w:rFonts w:ascii="Arial" w:cs="Arial" w:eastAsia="Arial" w:hAnsi="Arial"/>
+                <w:b/>
+                <w:bCs/>
+                <w:i w:val="false"/>
+                <w:iCs w:val="false"/>
+                <w:color w:val="000000"/>
+                <w:sz w:val="18"/>
+                <w:szCs w:val="18"/>
+              </w:rPr>
+              <w:t xml:space="preserve">Observe Phase</w:t>
             </w:r>
           </w:p>
           <w:p>
@@ -17436,14 +17659,14 @@
                 <w:sz w:val="16"/>
                 <w:szCs w:val="16"/>
               </w:rPr>
-              <w:t xml:space="preserve">📖 EXERCISE:</w:t>
+              <w:t xml:space="preserve">📹 VIDEO:</w:t>
             </w:r>
           </w:p>
           <w:p>
             <w:pPr>
               <w:spacing w:after="20" w:before="0"/>
             </w:pPr>
-            <w:hyperlink w:history="1" r:id="rIdzokc7midblkevn4v4urrb">
+            <w:hyperlink w:history="1" r:id="rIdlgm2eoc0js3norhj5oeje">
               <w:r>
                 <w:rPr>
                   <w:rFonts w:ascii="Arial" w:cs="Arial" w:eastAsia="Arial" w:hAnsi="Arial"/>
@@ -17452,7 +17675,7 @@
                   <w:szCs w:val="16"/>
                   <w:u w:val="single" w:color="2E75B6"/>
                 </w:rPr>
-                <w:t xml:space="preserve">Moments and Centers of Mass, Work and Force, Fluid Forces Practice</w:t>
+                <w:t xml:space="preserve">Showing that the candidate basis does span C(A)</w:t>
               </w:r>
             </w:hyperlink>
           </w:p>
@@ -17468,7 +17691,7 @@
                 <w:sz w:val="14"/>
                 <w:szCs w:val="14"/>
               </w:rPr>
-              <w:t xml:space="preserve">Source: CK-12</w:t>
+              <w:t xml:space="preserve">Source: Khan Academy (English - US curriculum)</w:t>
             </w:r>
           </w:p>
           <w:p>
@@ -17476,7 +17699,7 @@
               <w:spacing w:after="10" w:before="0"/>
               <w:ind w:left="120"/>
             </w:pPr>
-            <w:hyperlink w:history="1" r:id="rIdg1kqmqdkabouqfpjonbbq">
+            <w:hyperlink w:history="1" r:id="rIdgilhrbwk73xw1ise3xd6w">
               <w:r>
                 <w:rPr>
                   <w:rFonts w:ascii="Arial" w:cs="Arial" w:eastAsia="Arial" w:hAnsi="Arial"/>
@@ -17485,170 +17708,20 @@
                   <w:szCs w:val="14"/>
                   <w:u w:val="single" w:color="595959"/>
                 </w:rPr>
-                <w:t xml:space="preserve">🔍 Search ARES for similar readings</w:t>
+                <w:t xml:space="preserve">🔍 Search ARES for similar videos</w:t>
               </w:r>
             </w:hyperlink>
           </w:p>
-        </w:tc>
-        <w:tc>
-          <w:tcPr>
-            <w:tcW w:type="dxa" w:w="3040"/>
-            <w:shd w:fill="FFFFFF" w:color="auto" w:val="clear"/>
-            <w:tcMar>
-              <w:top w:type="dxa" w:w="60"/>
-              <w:left w:type="dxa" w:w="120"/>
-              <w:bottom w:type="dxa" w:w="60"/>
-              <w:right w:type="dxa" w:w="120"/>
-            </w:tcMar>
-            <w:vAlign w:val="top"/>
-          </w:tcPr>
-          <w:p>
-            <w:pPr>
-              <w:spacing w:after="40" w:before="0"/>
-              <w:jc w:val="left"/>
-            </w:pPr>
-            <w:r>
-              <w:rPr>
-                <w:rFonts w:ascii="Arial" w:cs="Arial" w:eastAsia="Arial" w:hAnsi="Arial"/>
-                <w:b w:val="false"/>
-                <w:bCs w:val="false"/>
-                <w:i w:val="false"/>
-                <w:iCs w:val="false"/>
-                <w:color w:val="000000"/>
-                <w:sz w:val="18"/>
-                <w:szCs w:val="18"/>
-              </w:rPr>
-              <w:t xml:space="preserve">Learners sit in their home groups (4 per group). Each learner silently reads the prompt on the board: 'Think about objects you passed on your way to school today — gates, taps, door handles, bicycle brakes, scissors. Which of these do you think involve a turning effect of force? On your own, list THREE objects and for each one write: (a) what turns, (b) where the pivot is, and (c) where you apply your effort.' Learners write individually for 3 minutes, then share predictions within the group for 2 minutes. One spokesperson per group reads one prediction aloud to the class. Teacher records all predicted objects on the chalkboard in two columns: 'Things that TURN' and 'Where we PUSH/PULL'. Learners then receive their Walk-Around Observation Guide (one per learner) and are briefed on what to document.</w:t>
-            </w:r>
-          </w:p>
-        </w:tc>
-        <w:tc>
-          <w:tcPr>
-            <w:tcW w:type="dxa" w:w="3040"/>
-            <w:shd w:fill="F2F2F2" w:color="auto" w:val="clear"/>
-            <w:tcMar>
-              <w:top w:type="dxa" w:w="60"/>
-              <w:left w:type="dxa" w:w="120"/>
-              <w:bottom w:type="dxa" w:w="60"/>
-              <w:right w:type="dxa" w:w="120"/>
-            </w:tcMar>
-            <w:vAlign w:val="top"/>
-          </w:tcPr>
-          <w:p>
-            <w:pPr>
-              <w:spacing w:after="40" w:before="0"/>
-              <w:jc w:val="left"/>
-            </w:pPr>
-            <w:r>
-              <w:rPr>
-                <w:rFonts w:ascii="Arial" w:cs="Arial" w:eastAsia="Arial" w:hAnsi="Arial"/>
-                <w:b w:val="false"/>
-                <w:bCs w:val="false"/>
-                <w:i w:val="false"/>
-                <w:iCs w:val="false"/>
-                <w:color w:val="000000"/>
-                <w:sz w:val="18"/>
-                <w:szCs w:val="18"/>
-              </w:rPr>
-              <w:t xml:space="preserve">T writes the prompt on the board before learners arrive. T says: 'Before we go outside, I want you to predict — no right or wrong answers yet — just use what you already know from our jembe lessons.' T allows 3 minutes of silent individual writing — T circulates and does NOT correct, only nods encouragingly. After group share, T cold-calls FIVE different spokespeople (one per group) to read one prediction each. T records exactly the words used by learners on the board. T then says: 'Hold onto these predictions — when we come back from the walk-around, we will check each one.' T distributes the Walk-Around Observation Guide and reads aloud the five column headings: Object name / Pivot location / Where effort is applied / Estimated effort arm length / Estimated moment. T says: 'Your job outside is to be scientists — observe carefully, sketch neatly, and write down numbers where you can estimate them. You have EXACTLY 25 minutes. Groups return to this door at my signal.'</w:t>
-            </w:r>
-          </w:p>
-        </w:tc>
-        <w:tc>
-          <w:tcPr>
-            <w:tcW w:type="dxa" w:w="3040"/>
-            <w:shd w:fill="FFFFFF" w:color="auto" w:val="clear"/>
-            <w:tcMar>
-              <w:top w:type="dxa" w:w="60"/>
-              <w:left w:type="dxa" w:w="120"/>
-              <w:bottom w:type="dxa" w:w="60"/>
-              <w:right w:type="dxa" w:w="120"/>
-            </w:tcMar>
-            <w:vAlign w:val="top"/>
-          </w:tcPr>
-          <w:p>
-            <w:pPr>
-              <w:spacing w:after="40" w:before="0"/>
-              <w:jc w:val="left"/>
-            </w:pPr>
-            <w:r>
-              <w:rPr>
-                <w:rFonts w:ascii="Arial" w:cs="Arial" w:eastAsia="Arial" w:hAnsi="Arial"/>
-                <w:b w:val="false"/>
-                <w:bCs w:val="false"/>
-                <w:i w:val="false"/>
-                <w:iCs w:val="false"/>
-                <w:color w:val="000000"/>
-                <w:sz w:val="18"/>
-                <w:szCs w:val="18"/>
-              </w:rPr>
-              <w:t xml:space="preserve">Strategy: PREDICT–OBSERVE–EXPLAIN (POE) Activation. By committing predictions to paper before the walk-around, learners activate prior knowledge of moments (from Lessons 1–5) and create cognitive dissonance targets — specific objects they will now actively look for and evaluate. Recording predictions publicly on the board creates accountability and motivates careful observation.</w:t>
-            </w:r>
-          </w:p>
-        </w:tc>
-        <w:tc>
-          <w:tcPr>
-            <w:tcW w:type="dxa" w:w="3040"/>
-            <w:shd w:fill="F2F2F2" w:color="auto" w:val="clear"/>
-            <w:tcMar>
-              <w:top w:type="dxa" w:w="60"/>
-              <w:left w:type="dxa" w:w="120"/>
-              <w:bottom w:type="dxa" w:w="60"/>
-              <w:right w:type="dxa" w:w="120"/>
-            </w:tcMar>
-            <w:vAlign w:val="top"/>
-          </w:tcPr>
-          <w:p>
-            <w:pPr>
-              <w:spacing w:after="40" w:before="0"/>
-              <w:jc w:val="left"/>
-            </w:pPr>
-            <w:r>
-              <w:rPr>
-                <w:rFonts w:ascii="Arial" w:cs="Arial" w:eastAsia="Arial" w:hAnsi="Arial"/>
-                <w:b w:val="false"/>
-                <w:bCs w:val="false"/>
-                <w:i w:val="false"/>
-                <w:iCs w:val="false"/>
-                <w:color w:val="000000"/>
-                <w:sz w:val="18"/>
-                <w:szCs w:val="18"/>
-              </w:rPr>
-              <w:t xml:space="preserve">Observable indicator: Each learner's written list contains at least three named objects with an attempt at identifying a pivot and effort point. Teacher scans written lists during circulation — if fewer than two objects are listed, teacher prompts: 'Think about the gate you came through this morning — what part stays fixed when you push it?' Target: 100% of learners have a written prediction before the walk-around begins.</w:t>
-            </w:r>
-          </w:p>
-        </w:tc>
-      </w:tr>
-      <w:tr>
-        <w:tc>
-          <w:tcPr>
-            <w:tcW w:type="dxa" w:w="1520"/>
-            <w:shd w:fill="D9EEF1" w:color="auto" w:val="clear"/>
-            <w:tcMar>
-              <w:top w:type="dxa" w:w="60"/>
-              <w:left w:type="dxa" w:w="120"/>
-              <w:bottom w:type="dxa" w:w="60"/>
-              <w:right w:type="dxa" w:w="120"/>
-            </w:tcMar>
-            <w:vAlign w:val="top"/>
-          </w:tcPr>
-          <w:p>
-            <w:pPr>
-              <w:spacing w:after="40" w:before="0"/>
-              <w:jc w:val="left"/>
-            </w:pPr>
-            <w:r>
-              <w:rPr>
-                <w:rFonts w:ascii="Arial" w:cs="Arial" w:eastAsia="Arial" w:hAnsi="Arial"/>
-                <w:b/>
-                <w:bCs/>
-                <w:i w:val="false"/>
-                <w:iCs w:val="false"/>
-                <w:color w:val="000000"/>
-                <w:sz w:val="18"/>
-                <w:szCs w:val="18"/>
-              </w:rPr>
-              <w:t xml:space="preserve">Observe Phase</w:t>
+          <w:p>
+            <w:pPr>
+              <w:spacing w:after="40" w:before="0"/>
+            </w:pPr>
+            <w:r>
+              <w:rPr>
+                <w:sz w:val="14"/>
+                <w:szCs w:val="14"/>
+              </w:rPr>
+              <w:t xml:space="preserve"/>
             </w:r>
           </w:p>
           <w:p>
@@ -17664,7 +17737,7 @@
                 <w:sz w:val="16"/>
                 <w:szCs w:val="16"/>
               </w:rPr>
-              <w:t xml:space="preserve">📹 VIDEO:</w:t>
+              <w:t xml:space="preserve">📖 READING:</w:t>
             </w:r>
           </w:p>
           <w:p>
@@ -17680,7 +17753,7 @@
                 <w:sz w:val="16"/>
                 <w:szCs w:val="16"/>
               </w:rPr>
-              <w:t xml:space="preserve">No closely matching video in the ARES library for this activity.</w:t>
+              <w:t xml:space="preserve">No closely matching reading in the ARES library for this activity.</w:t>
             </w:r>
           </w:p>
           <w:p>
@@ -17688,7 +17761,7 @@
               <w:spacing w:after="10" w:before="0"/>
               <w:ind w:left="120"/>
             </w:pPr>
-            <w:hyperlink w:history="1" r:id="rIdahi5pnixbh0ylbkwb5sme">
+            <w:hyperlink w:history="1" r:id="rId-i_jpq8ertes1cjuvrd37">
               <w:r>
                 <w:rPr>
                   <w:rFonts w:ascii="Arial" w:cs="Arial" w:eastAsia="Arial" w:hAnsi="Arial"/>
@@ -17697,7 +17770,7 @@
                   <w:szCs w:val="14"/>
                   <w:u w:val="single" w:color="595959"/>
                 </w:rPr>
-                <w:t xml:space="preserve">🔍 Search ARES for videos</w:t>
+                <w:t xml:space="preserve">🔍 Search ARES for readings</w:t>
               </w:r>
             </w:hyperlink>
           </w:p>
@@ -17716,16 +17789,166 @@
               <w:t xml:space="preserve">Search terms: turning effect force moment</w:t>
             </w:r>
           </w:p>
-          <w:p>
-            <w:pPr>
-              <w:spacing w:after="40" w:before="0"/>
-            </w:pPr>
-            <w:r>
-              <w:rPr>
-                <w:sz w:val="14"/>
-                <w:szCs w:val="14"/>
-              </w:rPr>
-              <w:t xml:space="preserve"/>
+        </w:tc>
+        <w:tc>
+          <w:tcPr>
+            <w:tcW w:type="dxa" w:w="3040"/>
+            <w:shd w:fill="FFFFFF" w:color="auto" w:val="clear"/>
+            <w:tcMar>
+              <w:top w:type="dxa" w:w="60"/>
+              <w:left w:type="dxa" w:w="120"/>
+              <w:bottom w:type="dxa" w:w="60"/>
+              <w:right w:type="dxa" w:w="120"/>
+            </w:tcMar>
+            <w:vAlign w:val="top"/>
+          </w:tcPr>
+          <w:p>
+            <w:pPr>
+              <w:spacing w:after="40" w:before="0"/>
+              <w:jc w:val="left"/>
+            </w:pPr>
+            <w:r>
+              <w:rPr>
+                <w:rFonts w:ascii="Arial" w:cs="Arial" w:eastAsia="Arial" w:hAnsi="Arial"/>
+                <w:b w:val="false"/>
+                <w:bCs w:val="false"/>
+                <w:i w:val="false"/>
+                <w:iCs w:val="false"/>
+                <w:color w:val="000000"/>
+                <w:sz w:val="18"/>
+                <w:szCs w:val="18"/>
+              </w:rPr>
+              <w:t xml:space="preserve">Groups of four walk a pre-mapped route around the school compound. Each learner completes their own Observation Guide, sketching and labelling each example found. Required entries per example: (1) object name and location, (2) sketch showing the object, (3) arrow labelled 'pivot', (4) arrow labelled 'effort (F)', (5) arrow labelled 'load (W)', (6) double-headed arrow labelled 'effort arm (d)', (7) estimated measurement of effort arm in cm or m (using hand-spans or a ruler if available), (8) estimated moment in N·m (using an assumed effort force or observed load). Groups are required to find at least FIVE different objects from these categories: gates/doors, tap handles or water-pump levers, flagpole halyard cleats, scissor hinges on window stays, wheelbarrow or trolley, crowbar used by groundskeeper, boda-boda bicycle brake lever, seesaw or balance beam in the school garden. Groups photograph examples using one shared device if available. Learners connect each finding to the jembe puzzle by answering on their guide: 'How is this object like the jembe — and how is it different?'</w:t>
+            </w:r>
+          </w:p>
+        </w:tc>
+        <w:tc>
+          <w:tcPr>
+            <w:tcW w:type="dxa" w:w="3040"/>
+            <w:shd w:fill="F2F2F2" w:color="auto" w:val="clear"/>
+            <w:tcMar>
+              <w:top w:type="dxa" w:w="60"/>
+              <w:left w:type="dxa" w:w="120"/>
+              <w:bottom w:type="dxa" w:w="60"/>
+              <w:right w:type="dxa" w:w="120"/>
+            </w:tcMar>
+            <w:vAlign w:val="top"/>
+          </w:tcPr>
+          <w:p>
+            <w:pPr>
+              <w:spacing w:after="40" w:before="0"/>
+              <w:jc w:val="left"/>
+            </w:pPr>
+            <w:r>
+              <w:rPr>
+                <w:rFonts w:ascii="Arial" w:cs="Arial" w:eastAsia="Arial" w:hAnsi="Arial"/>
+                <w:b w:val="false"/>
+                <w:bCs w:val="false"/>
+                <w:i w:val="false"/>
+                <w:iCs w:val="false"/>
+                <w:color w:val="000000"/>
+                <w:sz w:val="18"/>
+                <w:szCs w:val="18"/>
+              </w:rPr>
+              <w:t xml:space="preserve">T leads the class outdoors and stations them at the starting point. T says: 'Remember — the farmer in Kericho gripped the jembe far from the blade to make turning easier. As you walk, ask yourself: where is the pivot, and where does someone apply effort? The further the effort from the pivot, the ____?' (WAIT 10 seconds — accept learner call-outs: 'bigger the moment / easier the turning'). T assigns each group a starting zone to avoid crowding. T circulates between groups throughout the 25 minutes, spending approximately 5 minutes per group zone. At each group T asks ONE probing question using cold-call (name a specific learner): e.g., 'Amina — your group found the school gate. Point to me exactly where the pivot is.' or 'Otieno — estimate in metres how far your hand is from the hinge when you push the gate open. Now what is the moment if you push with 20 newtons?' T carries a stopwatch and gives a 5-minute warning signal, then a return signal at 25 minutes. T says on return: 'Find your seats — you have 5 minutes to choose the TWO best examples from your guide to present to the class.'</w:t>
+            </w:r>
+          </w:p>
+        </w:tc>
+        <w:tc>
+          <w:tcPr>
+            <w:tcW w:type="dxa" w:w="3040"/>
+            <w:shd w:fill="FFFFFF" w:color="auto" w:val="clear"/>
+            <w:tcMar>
+              <w:top w:type="dxa" w:w="60"/>
+              <w:left w:type="dxa" w:w="120"/>
+              <w:bottom w:type="dxa" w:w="60"/>
+              <w:right w:type="dxa" w:w="120"/>
+            </w:tcMar>
+            <w:vAlign w:val="top"/>
+          </w:tcPr>
+          <w:p>
+            <w:pPr>
+              <w:spacing w:after="40" w:before="0"/>
+              <w:jc w:val="left"/>
+            </w:pPr>
+            <w:r>
+              <w:rPr>
+                <w:rFonts w:ascii="Arial" w:cs="Arial" w:eastAsia="Arial" w:hAnsi="Arial"/>
+                <w:b w:val="false"/>
+                <w:bCs w:val="false"/>
+                <w:i w:val="false"/>
+                <w:iCs w:val="false"/>
+                <w:color w:val="000000"/>
+                <w:sz w:val="18"/>
+                <w:szCs w:val="18"/>
+              </w:rPr>
+              <w:t xml:space="preserve">Strategy: STRUCTURED FIELD OBSERVATION with ANNOTATED SKETCHING. Requiring labelled diagrams (pivot, effort, effort arm, moment arm) forces learners to apply the formal vocabulary of moments to authentic objects, not just textbook diagrams. The 'how is this like the jembe?' prompt sustains the anchoring phenomenon thread throughout the outdoor phase, preventing the walk-around from becoming a casual stroll.</w:t>
+            </w:r>
+          </w:p>
+        </w:tc>
+        <w:tc>
+          <w:tcPr>
+            <w:tcW w:type="dxa" w:w="3040"/>
+            <w:shd w:fill="F2F2F2" w:color="auto" w:val="clear"/>
+            <w:tcMar>
+              <w:top w:type="dxa" w:w="60"/>
+              <w:left w:type="dxa" w:w="120"/>
+              <w:bottom w:type="dxa" w:w="60"/>
+              <w:right w:type="dxa" w:w="120"/>
+            </w:tcMar>
+            <w:vAlign w:val="top"/>
+          </w:tcPr>
+          <w:p>
+            <w:pPr>
+              <w:spacing w:after="40" w:before="0"/>
+              <w:jc w:val="left"/>
+            </w:pPr>
+            <w:r>
+              <w:rPr>
+                <w:rFonts w:ascii="Arial" w:cs="Arial" w:eastAsia="Arial" w:hAnsi="Arial"/>
+                <w:b w:val="false"/>
+                <w:bCs w:val="false"/>
+                <w:i w:val="false"/>
+                <w:iCs w:val="false"/>
+                <w:color w:val="000000"/>
+                <w:sz w:val="18"/>
+                <w:szCs w:val="18"/>
+              </w:rPr>
+              <w:t xml:space="preserve">Observable indicator: Each learner's Observation Guide contains at least five sketches, each with pivot, effort, and effort arm labelled. Teacher spot-checks two guides per group during the walk-around. Red flag: if a group has only drawn objects without any labels, T intervenes immediately — 'Show me on your sketch: put a dot where the object rotates. That dot is your pivot. Now draw an arrow where you would push.' Target: all groups return with at least five labelled examples and at least one moment calculation attempt.</w:t>
+            </w:r>
+          </w:p>
+        </w:tc>
+      </w:tr>
+      <w:tr>
+        <w:tc>
+          <w:tcPr>
+            <w:tcW w:type="dxa" w:w="1520"/>
+            <w:shd w:fill="E2EFDA" w:color="auto" w:val="clear"/>
+            <w:tcMar>
+              <w:top w:type="dxa" w:w="60"/>
+              <w:left w:type="dxa" w:w="120"/>
+              <w:bottom w:type="dxa" w:w="60"/>
+              <w:right w:type="dxa" w:w="120"/>
+            </w:tcMar>
+            <w:vAlign w:val="top"/>
+          </w:tcPr>
+          <w:p>
+            <w:pPr>
+              <w:spacing w:after="40" w:before="0"/>
+              <w:jc w:val="left"/>
+            </w:pPr>
+            <w:r>
+              <w:rPr>
+                <w:rFonts w:ascii="Arial" w:cs="Arial" w:eastAsia="Arial" w:hAnsi="Arial"/>
+                <w:b/>
+                <w:bCs/>
+                <w:i w:val="false"/>
+                <w:iCs w:val="false"/>
+                <w:color w:val="000000"/>
+                <w:sz w:val="18"/>
+                <w:szCs w:val="18"/>
+              </w:rPr>
+              <w:t xml:space="preserve">Explain Phase</w:t>
             </w:r>
           </w:p>
           <w:p>
@@ -17741,14 +17964,14 @@
                 <w:sz w:val="16"/>
                 <w:szCs w:val="16"/>
               </w:rPr>
-              <w:t xml:space="preserve">📖 EXERCISE:</w:t>
+              <w:t xml:space="preserve">📹 VIDEO:</w:t>
             </w:r>
           </w:p>
           <w:p>
             <w:pPr>
               <w:spacing w:after="20" w:before="0"/>
             </w:pPr>
-            <w:hyperlink w:history="1" r:id="rIdfshg6njqis5bmxdtpxum8">
+            <w:hyperlink w:history="1" r:id="rIdp6yjr0ekq-rfucyqk26f-">
               <w:r>
                 <w:rPr>
                   <w:rFonts w:ascii="Arial" w:cs="Arial" w:eastAsia="Arial" w:hAnsi="Arial"/>
@@ -17757,7 +17980,7 @@
                   <w:szCs w:val="16"/>
                   <w:u w:val="single" w:color="2E75B6"/>
                 </w:rPr>
-                <w:t xml:space="preserve">Moments and Centers of Mass, Work and Force, Fluid Forces Practice</w:t>
+                <w:t xml:space="preserve">Showing relation between basis cols and pivot cols</w:t>
               </w:r>
             </w:hyperlink>
           </w:p>
@@ -17773,7 +17996,7 @@
                 <w:sz w:val="14"/>
                 <w:szCs w:val="14"/>
               </w:rPr>
-              <w:t xml:space="preserve">Source: CK-12</w:t>
+              <w:t xml:space="preserve">Source: Khan Academy (English - US curriculum)</w:t>
             </w:r>
           </w:p>
           <w:p>
@@ -17781,7 +18004,7 @@
               <w:spacing w:after="10" w:before="0"/>
               <w:ind w:left="120"/>
             </w:pPr>
-            <w:hyperlink w:history="1" r:id="rId7zx8omsqrwoygbutlcpq3">
+            <w:hyperlink w:history="1" r:id="rId06-jvulav6hx7a2mqbiq0">
               <w:r>
                 <w:rPr>
                   <w:rFonts w:ascii="Arial" w:cs="Arial" w:eastAsia="Arial" w:hAnsi="Arial"/>
@@ -17790,170 +18013,20 @@
                   <w:szCs w:val="14"/>
                   <w:u w:val="single" w:color="595959"/>
                 </w:rPr>
-                <w:t xml:space="preserve">🔍 Search ARES for similar readings</w:t>
+                <w:t xml:space="preserve">🔍 Search ARES for similar videos</w:t>
               </w:r>
             </w:hyperlink>
           </w:p>
-        </w:tc>
-        <w:tc>
-          <w:tcPr>
-            <w:tcW w:type="dxa" w:w="3040"/>
-            <w:shd w:fill="FFFFFF" w:color="auto" w:val="clear"/>
-            <w:tcMar>
-              <w:top w:type="dxa" w:w="60"/>
-              <w:left w:type="dxa" w:w="120"/>
-              <w:bottom w:type="dxa" w:w="60"/>
-              <w:right w:type="dxa" w:w="120"/>
-            </w:tcMar>
-            <w:vAlign w:val="top"/>
-          </w:tcPr>
-          <w:p>
-            <w:pPr>
-              <w:spacing w:after="40" w:before="0"/>
-              <w:jc w:val="left"/>
-            </w:pPr>
-            <w:r>
-              <w:rPr>
-                <w:rFonts w:ascii="Arial" w:cs="Arial" w:eastAsia="Arial" w:hAnsi="Arial"/>
-                <w:b w:val="false"/>
-                <w:bCs w:val="false"/>
-                <w:i w:val="false"/>
-                <w:iCs w:val="false"/>
-                <w:color w:val="000000"/>
-                <w:sz w:val="18"/>
-                <w:szCs w:val="18"/>
-              </w:rPr>
-              <w:t xml:space="preserve">Groups of four walk a pre-mapped route around the school compound. Each learner completes their own Observation Guide, sketching and labelling each example found. Required entries per example: (1) object name and location, (2) sketch showing the object, (3) arrow labelled 'pivot', (4) arrow labelled 'effort (F)', (5) arrow labelled 'load (W)', (6) double-headed arrow labelled 'effort arm (d)', (7) estimated measurement of effort arm in cm or m (using hand-spans or a ruler if available), (8) estimated moment in N·m (using an assumed effort force or observed load). Groups are required to find at least FIVE different objects from these categories: gates/doors, tap handles or water-pump levers, flagpole halyard cleats, scissor hinges on window stays, wheelbarrow or trolley, crowbar used by groundskeeper, boda-boda bicycle brake lever, seesaw or balance beam in the school garden. Groups photograph examples using one shared device if available. Learners connect each finding to the jembe puzzle by answering on their guide: 'How is this object like the jembe — and how is it different?'</w:t>
-            </w:r>
-          </w:p>
-        </w:tc>
-        <w:tc>
-          <w:tcPr>
-            <w:tcW w:type="dxa" w:w="3040"/>
-            <w:shd w:fill="F2F2F2" w:color="auto" w:val="clear"/>
-            <w:tcMar>
-              <w:top w:type="dxa" w:w="60"/>
-              <w:left w:type="dxa" w:w="120"/>
-              <w:bottom w:type="dxa" w:w="60"/>
-              <w:right w:type="dxa" w:w="120"/>
-            </w:tcMar>
-            <w:vAlign w:val="top"/>
-          </w:tcPr>
-          <w:p>
-            <w:pPr>
-              <w:spacing w:after="40" w:before="0"/>
-              <w:jc w:val="left"/>
-            </w:pPr>
-            <w:r>
-              <w:rPr>
-                <w:rFonts w:ascii="Arial" w:cs="Arial" w:eastAsia="Arial" w:hAnsi="Arial"/>
-                <w:b w:val="false"/>
-                <w:bCs w:val="false"/>
-                <w:i w:val="false"/>
-                <w:iCs w:val="false"/>
-                <w:color w:val="000000"/>
-                <w:sz w:val="18"/>
-                <w:szCs w:val="18"/>
-              </w:rPr>
-              <w:t xml:space="preserve">T leads the class outdoors and stations them at the starting point. T says: 'Remember — the farmer in Kericho gripped the jembe far from the blade to make turning easier. As you walk, ask yourself: where is the pivot, and where does someone apply effort? The further the effort from the pivot, the ____?' (WAIT 10 seconds — accept learner call-outs: 'bigger the moment / easier the turning'). T assigns each group a starting zone to avoid crowding. T circulates between groups throughout the 25 minutes, spending approximately 5 minutes per group zone. At each group T asks ONE probing question using cold-call (name a specific learner): e.g., 'Amina — your group found the school gate. Point to me exactly where the pivot is.' or 'Otieno — estimate in metres how far your hand is from the hinge when you push the gate open. Now what is the moment if you push with 20 newtons?' T carries a stopwatch and gives a 5-minute warning signal, then a return signal at 25 minutes. T says on return: 'Find your seats — you have 5 minutes to choose the TWO best examples from your guide to present to the class.'</w:t>
-            </w:r>
-          </w:p>
-        </w:tc>
-        <w:tc>
-          <w:tcPr>
-            <w:tcW w:type="dxa" w:w="3040"/>
-            <w:shd w:fill="FFFFFF" w:color="auto" w:val="clear"/>
-            <w:tcMar>
-              <w:top w:type="dxa" w:w="60"/>
-              <w:left w:type="dxa" w:w="120"/>
-              <w:bottom w:type="dxa" w:w="60"/>
-              <w:right w:type="dxa" w:w="120"/>
-            </w:tcMar>
-            <w:vAlign w:val="top"/>
-          </w:tcPr>
-          <w:p>
-            <w:pPr>
-              <w:spacing w:after="40" w:before="0"/>
-              <w:jc w:val="left"/>
-            </w:pPr>
-            <w:r>
-              <w:rPr>
-                <w:rFonts w:ascii="Arial" w:cs="Arial" w:eastAsia="Arial" w:hAnsi="Arial"/>
-                <w:b w:val="false"/>
-                <w:bCs w:val="false"/>
-                <w:i w:val="false"/>
-                <w:iCs w:val="false"/>
-                <w:color w:val="000000"/>
-                <w:sz w:val="18"/>
-                <w:szCs w:val="18"/>
-              </w:rPr>
-              <w:t xml:space="preserve">Strategy: STRUCTURED FIELD OBSERVATION with ANNOTATED SKETCHING. Requiring labelled diagrams (pivot, effort, effort arm, moment arm) forces learners to apply the formal vocabulary of moments to authentic objects, not just textbook diagrams. The 'how is this like the jembe?' prompt sustains the anchoring phenomenon thread throughout the outdoor phase, preventing the walk-around from becoming a casual stroll.</w:t>
-            </w:r>
-          </w:p>
-        </w:tc>
-        <w:tc>
-          <w:tcPr>
-            <w:tcW w:type="dxa" w:w="3040"/>
-            <w:shd w:fill="F2F2F2" w:color="auto" w:val="clear"/>
-            <w:tcMar>
-              <w:top w:type="dxa" w:w="60"/>
-              <w:left w:type="dxa" w:w="120"/>
-              <w:bottom w:type="dxa" w:w="60"/>
-              <w:right w:type="dxa" w:w="120"/>
-            </w:tcMar>
-            <w:vAlign w:val="top"/>
-          </w:tcPr>
-          <w:p>
-            <w:pPr>
-              <w:spacing w:after="40" w:before="0"/>
-              <w:jc w:val="left"/>
-            </w:pPr>
-            <w:r>
-              <w:rPr>
-                <w:rFonts w:ascii="Arial" w:cs="Arial" w:eastAsia="Arial" w:hAnsi="Arial"/>
-                <w:b w:val="false"/>
-                <w:bCs w:val="false"/>
-                <w:i w:val="false"/>
-                <w:iCs w:val="false"/>
-                <w:color w:val="000000"/>
-                <w:sz w:val="18"/>
-                <w:szCs w:val="18"/>
-              </w:rPr>
-              <w:t xml:space="preserve">Observable indicator: Each learner's Observation Guide contains at least five sketches, each with pivot, effort, and effort arm labelled. Teacher spot-checks two guides per group during the walk-around. Red flag: if a group has only drawn objects without any labels, T intervenes immediately — 'Show me on your sketch: put a dot where the object rotates. That dot is your pivot. Now draw an arrow where you would push.' Target: all groups return with at least five labelled examples and at least one moment calculation attempt.</w:t>
-            </w:r>
-          </w:p>
-        </w:tc>
-      </w:tr>
-      <w:tr>
-        <w:tc>
-          <w:tcPr>
-            <w:tcW w:type="dxa" w:w="1520"/>
-            <w:shd w:fill="E2EFDA" w:color="auto" w:val="clear"/>
-            <w:tcMar>
-              <w:top w:type="dxa" w:w="60"/>
-              <w:left w:type="dxa" w:w="120"/>
-              <w:bottom w:type="dxa" w:w="60"/>
-              <w:right w:type="dxa" w:w="120"/>
-            </w:tcMar>
-            <w:vAlign w:val="top"/>
-          </w:tcPr>
-          <w:p>
-            <w:pPr>
-              <w:spacing w:after="40" w:before="0"/>
-              <w:jc w:val="left"/>
-            </w:pPr>
-            <w:r>
-              <w:rPr>
-                <w:rFonts w:ascii="Arial" w:cs="Arial" w:eastAsia="Arial" w:hAnsi="Arial"/>
-                <w:b/>
-                <w:bCs/>
-                <w:i w:val="false"/>
-                <w:iCs w:val="false"/>
-                <w:color w:val="000000"/>
-                <w:sz w:val="18"/>
-                <w:szCs w:val="18"/>
-              </w:rPr>
-              <w:t xml:space="preserve">Explain Phase</w:t>
+          <w:p>
+            <w:pPr>
+              <w:spacing w:after="40" w:before="0"/>
+            </w:pPr>
+            <w:r>
+              <w:rPr>
+                <w:sz w:val="14"/>
+                <w:szCs w:val="14"/>
+              </w:rPr>
+              <w:t xml:space="preserve"/>
             </w:r>
           </w:p>
           <w:p>
@@ -17969,7 +18042,7 @@
                 <w:sz w:val="16"/>
                 <w:szCs w:val="16"/>
               </w:rPr>
-              <w:t xml:space="preserve">📹 VIDEO:</w:t>
+              <w:t xml:space="preserve">📖 READING:</w:t>
             </w:r>
           </w:p>
           <w:p>
@@ -17985,7 +18058,7 @@
                 <w:sz w:val="16"/>
                 <w:szCs w:val="16"/>
               </w:rPr>
-              <w:t xml:space="preserve">No closely matching video in the ARES library for this activity.</w:t>
+              <w:t xml:space="preserve">No closely matching reading in the ARES library for this activity.</w:t>
             </w:r>
           </w:p>
           <w:p>
@@ -17993,7 +18066,7 @@
               <w:spacing w:after="10" w:before="0"/>
               <w:ind w:left="120"/>
             </w:pPr>
-            <w:hyperlink w:history="1" r:id="rIdnjgf9wbihs0qvnld6ih0e">
+            <w:hyperlink w:history="1" r:id="rIdalxrl7c29ee_kzpnrkwqe">
               <w:r>
                 <w:rPr>
                   <w:rFonts w:ascii="Arial" w:cs="Arial" w:eastAsia="Arial" w:hAnsi="Arial"/>
@@ -18002,7 +18075,7 @@
                   <w:szCs w:val="14"/>
                   <w:u w:val="single" w:color="595959"/>
                 </w:rPr>
-                <w:t xml:space="preserve">🔍 Search ARES for videos</w:t>
+                <w:t xml:space="preserve">🔍 Search ARES for readings</w:t>
               </w:r>
             </w:hyperlink>
           </w:p>
@@ -18021,16 +18094,166 @@
               <w:t xml:space="preserve">Search terms: turning effect force moment</w:t>
             </w:r>
           </w:p>
-          <w:p>
-            <w:pPr>
-              <w:spacing w:after="40" w:before="0"/>
-            </w:pPr>
-            <w:r>
-              <w:rPr>
-                <w:sz w:val="14"/>
-                <w:szCs w:val="14"/>
-              </w:rPr>
-              <w:t xml:space="preserve"/>
+        </w:tc>
+        <w:tc>
+          <w:tcPr>
+            <w:tcW w:type="dxa" w:w="3040"/>
+            <w:shd w:fill="FFFFFF" w:color="auto" w:val="clear"/>
+            <w:tcMar>
+              <w:top w:type="dxa" w:w="60"/>
+              <w:left w:type="dxa" w:w="120"/>
+              <w:bottom w:type="dxa" w:w="60"/>
+              <w:right w:type="dxa" w:w="120"/>
+            </w:tcMar>
+            <w:vAlign w:val="top"/>
+          </w:tcPr>
+          <w:p>
+            <w:pPr>
+              <w:spacing w:after="40" w:before="0"/>
+              <w:jc w:val="left"/>
+            </w:pPr>
+            <w:r>
+              <w:rPr>
+                <w:rFonts w:ascii="Arial" w:cs="Arial" w:eastAsia="Arial" w:hAnsi="Arial"/>
+                <w:b w:val="false"/>
+                <w:bCs w:val="false"/>
+                <w:i w:val="false"/>
+                <w:iCs w:val="false"/>
+                <w:color w:val="000000"/>
+                <w:sz w:val="18"/>
+                <w:szCs w:val="18"/>
+              </w:rPr>
+              <w:t xml:space="preserve">Back in class, each group has 3 minutes to mount their TWO best sketches on the board or display area (tape provided). Groups then do a 2-minute structured stand-up presentation: Spokesperson 1 names the object and points to pivot, effort, and load. Spokesperson 2 states the estimated moment calculation aloud (e.g., 'The school gate hinge is the pivot. We pushed at 0.9 m from the hinge with about 15 N of force. Moment = 15 × 0.9 = 13.5 N·m.'). After all group presentations (approximately 15 minutes), the class watches three video clips (each 2–3 minutes): Clip A — a construction crane lifting steel beams at a Mombasa port site; Clip B — a jua-kali artisan in Nairobi's Kamukunji market using long-handled pliers to bend metal; Clip C — a boda-boda rider in Kisumu applying bicycle brake levers. For each clip, learners individually fill in a 3-row table in their exercise books: Object | Pivot | Effort arm length (estimated) | Why a longer arm helps. Learners compare video examples to their walk-around findings and to the original jembe phenomenon.</w:t>
+            </w:r>
+          </w:p>
+        </w:tc>
+        <w:tc>
+          <w:tcPr>
+            <w:tcW w:type="dxa" w:w="3040"/>
+            <w:shd w:fill="F2F2F2" w:color="auto" w:val="clear"/>
+            <w:tcMar>
+              <w:top w:type="dxa" w:w="60"/>
+              <w:left w:type="dxa" w:w="120"/>
+              <w:bottom w:type="dxa" w:w="60"/>
+              <w:right w:type="dxa" w:w="120"/>
+            </w:tcMar>
+            <w:vAlign w:val="top"/>
+          </w:tcPr>
+          <w:p>
+            <w:pPr>
+              <w:spacing w:after="40" w:before="0"/>
+              <w:jc w:val="left"/>
+            </w:pPr>
+            <w:r>
+              <w:rPr>
+                <w:rFonts w:ascii="Arial" w:cs="Arial" w:eastAsia="Arial" w:hAnsi="Arial"/>
+                <w:b w:val="false"/>
+                <w:bCs w:val="false"/>
+                <w:i w:val="false"/>
+                <w:iCs w:val="false"/>
+                <w:color w:val="000000"/>
+                <w:sz w:val="18"/>
+                <w:szCs w:val="18"/>
+              </w:rPr>
+              <w:t xml:space="preserve">T manages gallery mounting — groups stick sketches at eye level. T times each presentation strictly at 2 minutes using a visible timer. After each group, T asks ONE clarifying question to the presenting group using cold-call, rotating through different group members: e.g., 'Wanjiru — your group says the tap handle pivot is the tap spindle. If you gripped the very tip of the handle instead of near the spindle, what would happen to the moment?' (WAIT 12 seconds.) T then asks a second learner from a DIFFERENT group: 'Kipkoech — do you agree with that reasoning? Why?' After all presentations, T introduces the video clips: 'We are now going to see three Kenyan examples — a crane in Mombasa, pliers in Kamukunji, and a boda-boda brake in Kisumu. As you watch, fill in the table in your book.' T pauses each clip at 1 minute to allow writing time, then plays to the end. After Clip C, T cold-calls FOUR learners (different genders and groups) to share their table entries. T writes key values on the board: 'Bicycle brake lever: pivot = brake pivot bolt; effort arm ≈ 12 cm; braking force arm ≈ 2 cm. Moment ratio = 6:1 — why does this matter for the boda-boda rider?' T closes the Explain phase by returning to the jembe: 'Every single object we found today — gate, tap, crane, pliers, brake — follows the same rule as the farmer's jembe in Kericho. What is that rule?' (WAIT 15 seconds — accept 3 cold-called responses, then write the Principle of Moments on the board verbatim.)</w:t>
+            </w:r>
+          </w:p>
+        </w:tc>
+        <w:tc>
+          <w:tcPr>
+            <w:tcW w:type="dxa" w:w="3040"/>
+            <w:shd w:fill="FFFFFF" w:color="auto" w:val="clear"/>
+            <w:tcMar>
+              <w:top w:type="dxa" w:w="60"/>
+              <w:left w:type="dxa" w:w="120"/>
+              <w:bottom w:type="dxa" w:w="60"/>
+              <w:right w:type="dxa" w:w="120"/>
+            </w:tcMar>
+            <w:vAlign w:val="top"/>
+          </w:tcPr>
+          <w:p>
+            <w:pPr>
+              <w:spacing w:after="40" w:before="0"/>
+              <w:jc w:val="left"/>
+            </w:pPr>
+            <w:r>
+              <w:rPr>
+                <w:rFonts w:ascii="Arial" w:cs="Arial" w:eastAsia="Arial" w:hAnsi="Arial"/>
+                <w:b w:val="false"/>
+                <w:bCs w:val="false"/>
+                <w:i w:val="false"/>
+                <w:iCs w:val="false"/>
+                <w:color w:val="000000"/>
+                <w:sz w:val="18"/>
+                <w:szCs w:val="18"/>
+              </w:rPr>
+              <w:t xml:space="preserve">Strategy: EVIDENCE-TO-EXPLANATION MAPPING with CROSS-CONTEXT TRANSFER. The gallery + video sequence asks learners to transfer the moment equation across three scales: hand-sized tools (pliers), human-scale infrastructure (gate, tap), and machine-scale engineering (crane). Explicitly connecting each new context back to the jembe prevents fragmented knowledge and builds a unified explanatory framework — the Principle of Moments as a universal rule.</w:t>
+            </w:r>
+          </w:p>
+        </w:tc>
+        <w:tc>
+          <w:tcPr>
+            <w:tcW w:type="dxa" w:w="3040"/>
+            <w:shd w:fill="F2F2F2" w:color="auto" w:val="clear"/>
+            <w:tcMar>
+              <w:top w:type="dxa" w:w="60"/>
+              <w:left w:type="dxa" w:w="120"/>
+              <w:bottom w:type="dxa" w:w="60"/>
+              <w:right w:type="dxa" w:w="120"/>
+            </w:tcMar>
+            <w:vAlign w:val="top"/>
+          </w:tcPr>
+          <w:p>
+            <w:pPr>
+              <w:spacing w:after="40" w:before="0"/>
+              <w:jc w:val="left"/>
+            </w:pPr>
+            <w:r>
+              <w:rPr>
+                <w:rFonts w:ascii="Arial" w:cs="Arial" w:eastAsia="Arial" w:hAnsi="Arial"/>
+                <w:b w:val="false"/>
+                <w:bCs w:val="false"/>
+                <w:i w:val="false"/>
+                <w:iCs w:val="false"/>
+                <w:color w:val="000000"/>
+                <w:sz w:val="18"/>
+                <w:szCs w:val="18"/>
+              </w:rPr>
+              <w:t xml:space="preserve">Observable indicator: During presentations, all spokespeople correctly identify pivot and state a numerical moment estimate (even if the force value is assumed). During video table-fill, T scans 6 exercise books for the three-row table — all three clips must be represented. Red flag: if learners write 'effort' without a distance, T prompts: 'A moment needs TWO things — what are they?' Exit check: T asks four cold-called learners to state the Principle of Moments in their own words before moving to Phase 4.</w:t>
+            </w:r>
+          </w:p>
+        </w:tc>
+      </w:tr>
+      <w:tr>
+        <w:tc>
+          <w:tcPr>
+            <w:tcW w:type="dxa" w:w="1520"/>
+            <w:shd w:fill="FCE4D6" w:color="auto" w:val="clear"/>
+            <w:tcMar>
+              <w:top w:type="dxa" w:w="60"/>
+              <w:left w:type="dxa" w:w="120"/>
+              <w:bottom w:type="dxa" w:w="60"/>
+              <w:right w:type="dxa" w:w="120"/>
+            </w:tcMar>
+            <w:vAlign w:val="top"/>
+          </w:tcPr>
+          <w:p>
+            <w:pPr>
+              <w:spacing w:after="40" w:before="0"/>
+              <w:jc w:val="left"/>
+            </w:pPr>
+            <w:r>
+              <w:rPr>
+                <w:rFonts w:ascii="Arial" w:cs="Arial" w:eastAsia="Arial" w:hAnsi="Arial"/>
+                <w:b/>
+                <w:bCs/>
+                <w:i w:val="false"/>
+                <w:iCs w:val="false"/>
+                <w:color w:val="000000"/>
+                <w:sz w:val="18"/>
+                <w:szCs w:val="18"/>
+              </w:rPr>
+              <w:t xml:space="preserve">Driving Question Board (DQB) Creation</w:t>
             </w:r>
           </w:p>
           <w:p>
@@ -18046,14 +18269,14 @@
                 <w:sz w:val="16"/>
                 <w:szCs w:val="16"/>
               </w:rPr>
-              <w:t xml:space="preserve">📖 EXERCISE:</w:t>
+              <w:t xml:space="preserve">📹 VIDEO:</w:t>
             </w:r>
           </w:p>
           <w:p>
             <w:pPr>
               <w:spacing w:after="20" w:before="0"/>
             </w:pPr>
-            <w:hyperlink w:history="1" r:id="rIdpumibcr2yqbnjpkwa88ya">
+            <w:hyperlink w:history="1" r:id="rIdoegq0hq23vpuxcnwkhfm4">
               <w:r>
                 <w:rPr>
                   <w:rFonts w:ascii="Arial" w:cs="Arial" w:eastAsia="Arial" w:hAnsi="Arial"/>
@@ -18062,7 +18285,7 @@
                   <w:szCs w:val="16"/>
                   <w:u w:val="single" w:color="2E75B6"/>
                 </w:rPr>
-                <w:t xml:space="preserve">Moments and Centers of Mass, Work and Force, Fluid Forces Practice</w:t>
+                <w:t xml:space="preserve">Showing relation between basis cols and pivot cols</w:t>
               </w:r>
             </w:hyperlink>
           </w:p>
@@ -18078,7 +18301,7 @@
                 <w:sz w:val="14"/>
                 <w:szCs w:val="14"/>
               </w:rPr>
-              <w:t xml:space="preserve">Source: CK-12</w:t>
+              <w:t xml:space="preserve">Source: Khan Academy (English - US curriculum)</w:t>
             </w:r>
           </w:p>
           <w:p>
@@ -18086,7 +18309,7 @@
               <w:spacing w:after="10" w:before="0"/>
               <w:ind w:left="120"/>
             </w:pPr>
-            <w:hyperlink w:history="1" r:id="rId9_-voudyd1kl6bu8n2yfx">
+            <w:hyperlink w:history="1" r:id="rIds88eqws6fdgug8zoy6nm_">
               <w:r>
                 <w:rPr>
                   <w:rFonts w:ascii="Arial" w:cs="Arial" w:eastAsia="Arial" w:hAnsi="Arial"/>
@@ -18095,170 +18318,20 @@
                   <w:szCs w:val="14"/>
                   <w:u w:val="single" w:color="595959"/>
                 </w:rPr>
-                <w:t xml:space="preserve">🔍 Search ARES for similar readings</w:t>
+                <w:t xml:space="preserve">🔍 Search ARES for similar videos</w:t>
               </w:r>
             </w:hyperlink>
           </w:p>
-        </w:tc>
-        <w:tc>
-          <w:tcPr>
-            <w:tcW w:type="dxa" w:w="3040"/>
-            <w:shd w:fill="FFFFFF" w:color="auto" w:val="clear"/>
-            <w:tcMar>
-              <w:top w:type="dxa" w:w="60"/>
-              <w:left w:type="dxa" w:w="120"/>
-              <w:bottom w:type="dxa" w:w="60"/>
-              <w:right w:type="dxa" w:w="120"/>
-            </w:tcMar>
-            <w:vAlign w:val="top"/>
-          </w:tcPr>
-          <w:p>
-            <w:pPr>
-              <w:spacing w:after="40" w:before="0"/>
-              <w:jc w:val="left"/>
-            </w:pPr>
-            <w:r>
-              <w:rPr>
-                <w:rFonts w:ascii="Arial" w:cs="Arial" w:eastAsia="Arial" w:hAnsi="Arial"/>
-                <w:b w:val="false"/>
-                <w:bCs w:val="false"/>
-                <w:i w:val="false"/>
-                <w:iCs w:val="false"/>
-                <w:color w:val="000000"/>
-                <w:sz w:val="18"/>
-                <w:szCs w:val="18"/>
-              </w:rPr>
-              <w:t xml:space="preserve">Back in class, each group has 3 minutes to mount their TWO best sketches on the board or display area (tape provided). Groups then do a 2-minute structured stand-up presentation: Spokesperson 1 names the object and points to pivot, effort, and load. Spokesperson 2 states the estimated moment calculation aloud (e.g., 'The school gate hinge is the pivot. We pushed at 0.9 m from the hinge with about 15 N of force. Moment = 15 × 0.9 = 13.5 N·m.'). After all group presentations (approximately 15 minutes), the class watches three video clips (each 2–3 minutes): Clip A — a construction crane lifting steel beams at a Mombasa port site; Clip B — a jua-kali artisan in Nairobi's Kamukunji market using long-handled pliers to bend metal; Clip C — a boda-boda rider in Kisumu applying bicycle brake levers. For each clip, learners individually fill in a 3-row table in their exercise books: Object | Pivot | Effort arm length (estimated) | Why a longer arm helps. Learners compare video examples to their walk-around findings and to the original jembe phenomenon.</w:t>
-            </w:r>
-          </w:p>
-        </w:tc>
-        <w:tc>
-          <w:tcPr>
-            <w:tcW w:type="dxa" w:w="3040"/>
-            <w:shd w:fill="F2F2F2" w:color="auto" w:val="clear"/>
-            <w:tcMar>
-              <w:top w:type="dxa" w:w="60"/>
-              <w:left w:type="dxa" w:w="120"/>
-              <w:bottom w:type="dxa" w:w="60"/>
-              <w:right w:type="dxa" w:w="120"/>
-            </w:tcMar>
-            <w:vAlign w:val="top"/>
-          </w:tcPr>
-          <w:p>
-            <w:pPr>
-              <w:spacing w:after="40" w:before="0"/>
-              <w:jc w:val="left"/>
-            </w:pPr>
-            <w:r>
-              <w:rPr>
-                <w:rFonts w:ascii="Arial" w:cs="Arial" w:eastAsia="Arial" w:hAnsi="Arial"/>
-                <w:b w:val="false"/>
-                <w:bCs w:val="false"/>
-                <w:i w:val="false"/>
-                <w:iCs w:val="false"/>
-                <w:color w:val="000000"/>
-                <w:sz w:val="18"/>
-                <w:szCs w:val="18"/>
-              </w:rPr>
-              <w:t xml:space="preserve">T manages gallery mounting — groups stick sketches at eye level. T times each presentation strictly at 2 minutes using a visible timer. After each group, T asks ONE clarifying question to the presenting group using cold-call, rotating through different group members: e.g., 'Wanjiru — your group says the tap handle pivot is the tap spindle. If you gripped the very tip of the handle instead of near the spindle, what would happen to the moment?' (WAIT 12 seconds.) T then asks a second learner from a DIFFERENT group: 'Kipkoech — do you agree with that reasoning? Why?' After all presentations, T introduces the video clips: 'We are now going to see three Kenyan examples — a crane in Mombasa, pliers in Kamukunji, and a boda-boda brake in Kisumu. As you watch, fill in the table in your book.' T pauses each clip at 1 minute to allow writing time, then plays to the end. After Clip C, T cold-calls FOUR learners (different genders and groups) to share their table entries. T writes key values on the board: 'Bicycle brake lever: pivot = brake pivot bolt; effort arm ≈ 12 cm; braking force arm ≈ 2 cm. Moment ratio = 6:1 — why does this matter for the boda-boda rider?' T closes the Explain phase by returning to the jembe: 'Every single object we found today — gate, tap, crane, pliers, brake — follows the same rule as the farmer's jembe in Kericho. What is that rule?' (WAIT 15 seconds — accept 3 cold-called responses, then write the Principle of Moments on the board verbatim.)</w:t>
-            </w:r>
-          </w:p>
-        </w:tc>
-        <w:tc>
-          <w:tcPr>
-            <w:tcW w:type="dxa" w:w="3040"/>
-            <w:shd w:fill="FFFFFF" w:color="auto" w:val="clear"/>
-            <w:tcMar>
-              <w:top w:type="dxa" w:w="60"/>
-              <w:left w:type="dxa" w:w="120"/>
-              <w:bottom w:type="dxa" w:w="60"/>
-              <w:right w:type="dxa" w:w="120"/>
-            </w:tcMar>
-            <w:vAlign w:val="top"/>
-          </w:tcPr>
-          <w:p>
-            <w:pPr>
-              <w:spacing w:after="40" w:before="0"/>
-              <w:jc w:val="left"/>
-            </w:pPr>
-            <w:r>
-              <w:rPr>
-                <w:rFonts w:ascii="Arial" w:cs="Arial" w:eastAsia="Arial" w:hAnsi="Arial"/>
-                <w:b w:val="false"/>
-                <w:bCs w:val="false"/>
-                <w:i w:val="false"/>
-                <w:iCs w:val="false"/>
-                <w:color w:val="000000"/>
-                <w:sz w:val="18"/>
-                <w:szCs w:val="18"/>
-              </w:rPr>
-              <w:t xml:space="preserve">Strategy: EVIDENCE-TO-EXPLANATION MAPPING with CROSS-CONTEXT TRANSFER. The gallery + video sequence asks learners to transfer the moment equation across three scales: hand-sized tools (pliers), human-scale infrastructure (gate, tap), and machine-scale engineering (crane). Explicitly connecting each new context back to the jembe prevents fragmented knowledge and builds a unified explanatory framework — the Principle of Moments as a universal rule.</w:t>
-            </w:r>
-          </w:p>
-        </w:tc>
-        <w:tc>
-          <w:tcPr>
-            <w:tcW w:type="dxa" w:w="3040"/>
-            <w:shd w:fill="F2F2F2" w:color="auto" w:val="clear"/>
-            <w:tcMar>
-              <w:top w:type="dxa" w:w="60"/>
-              <w:left w:type="dxa" w:w="120"/>
-              <w:bottom w:type="dxa" w:w="60"/>
-              <w:right w:type="dxa" w:w="120"/>
-            </w:tcMar>
-            <w:vAlign w:val="top"/>
-          </w:tcPr>
-          <w:p>
-            <w:pPr>
-              <w:spacing w:after="40" w:before="0"/>
-              <w:jc w:val="left"/>
-            </w:pPr>
-            <w:r>
-              <w:rPr>
-                <w:rFonts w:ascii="Arial" w:cs="Arial" w:eastAsia="Arial" w:hAnsi="Arial"/>
-                <w:b w:val="false"/>
-                <w:bCs w:val="false"/>
-                <w:i w:val="false"/>
-                <w:iCs w:val="false"/>
-                <w:color w:val="000000"/>
-                <w:sz w:val="18"/>
-                <w:szCs w:val="18"/>
-              </w:rPr>
-              <w:t xml:space="preserve">Observable indicator: During presentations, all spokespeople correctly identify pivot and state a numerical moment estimate (even if the force value is assumed). During video table-fill, T scans 6 exercise books for the three-row table — all three clips must be represented. Red flag: if learners write 'effort' without a distance, T prompts: 'A moment needs TWO things — what are they?' Exit check: T asks four cold-called learners to state the Principle of Moments in their own words before moving to Phase 4.</w:t>
-            </w:r>
-          </w:p>
-        </w:tc>
-      </w:tr>
-      <w:tr>
-        <w:tc>
-          <w:tcPr>
-            <w:tcW w:type="dxa" w:w="1520"/>
-            <w:shd w:fill="FCE4D6" w:color="auto" w:val="clear"/>
-            <w:tcMar>
-              <w:top w:type="dxa" w:w="60"/>
-              <w:left w:type="dxa" w:w="120"/>
-              <w:bottom w:type="dxa" w:w="60"/>
-              <w:right w:type="dxa" w:w="120"/>
-            </w:tcMar>
-            <w:vAlign w:val="top"/>
-          </w:tcPr>
-          <w:p>
-            <w:pPr>
-              <w:spacing w:after="40" w:before="0"/>
-              <w:jc w:val="left"/>
-            </w:pPr>
-            <w:r>
-              <w:rPr>
-                <w:rFonts w:ascii="Arial" w:cs="Arial" w:eastAsia="Arial" w:hAnsi="Arial"/>
-                <w:b/>
-                <w:bCs/>
-                <w:i w:val="false"/>
-                <w:iCs w:val="false"/>
-                <w:color w:val="000000"/>
-                <w:sz w:val="18"/>
-                <w:szCs w:val="18"/>
-              </w:rPr>
-              <w:t xml:space="preserve">Driving Question Board (DQB) Creation</w:t>
+          <w:p>
+            <w:pPr>
+              <w:spacing w:after="40" w:before="0"/>
+            </w:pPr>
+            <w:r>
+              <w:rPr>
+                <w:sz w:val="14"/>
+                <w:szCs w:val="14"/>
+              </w:rPr>
+              <w:t xml:space="preserve"/>
             </w:r>
           </w:p>
           <w:p>
@@ -18274,7 +18347,7 @@
                 <w:sz w:val="16"/>
                 <w:szCs w:val="16"/>
               </w:rPr>
-              <w:t xml:space="preserve">📹 VIDEO:</w:t>
+              <w:t xml:space="preserve">📖 READING:</w:t>
             </w:r>
           </w:p>
           <w:p>
@@ -18290,7 +18363,7 @@
                 <w:sz w:val="16"/>
                 <w:szCs w:val="16"/>
               </w:rPr>
-              <w:t xml:space="preserve">No closely matching video in the ARES library for this activity.</w:t>
+              <w:t xml:space="preserve">No closely matching reading in the ARES library for this activity.</w:t>
             </w:r>
           </w:p>
           <w:p>
@@ -18298,7 +18371,7 @@
               <w:spacing w:after="10" w:before="0"/>
               <w:ind w:left="120"/>
             </w:pPr>
-            <w:hyperlink w:history="1" r:id="rIdntulzk6s7iemyjksdpjkg">
+            <w:hyperlink w:history="1" r:id="rId0aehdx0bdufixdxlfyw05">
               <w:r>
                 <w:rPr>
                   <w:rFonts w:ascii="Arial" w:cs="Arial" w:eastAsia="Arial" w:hAnsi="Arial"/>
@@ -18307,7 +18380,7 @@
                   <w:szCs w:val="14"/>
                   <w:u w:val="single" w:color="595959"/>
                 </w:rPr>
-                <w:t xml:space="preserve">🔍 Search ARES for videos</w:t>
+                <w:t xml:space="preserve">🔍 Search ARES for readings</w:t>
               </w:r>
             </w:hyperlink>
           </w:p>
@@ -18326,16 +18399,166 @@
               <w:t xml:space="preserve">Search terms: turning effect force moment</w:t>
             </w:r>
           </w:p>
-          <w:p>
-            <w:pPr>
-              <w:spacing w:after="40" w:before="0"/>
-            </w:pPr>
-            <w:r>
-              <w:rPr>
-                <w:sz w:val="14"/>
-                <w:szCs w:val="14"/>
-              </w:rPr>
-              <w:t xml:space="preserve"/>
+        </w:tc>
+        <w:tc>
+          <w:tcPr>
+            <w:tcW w:type="dxa" w:w="3040"/>
+            <w:shd w:fill="FFFFFF" w:color="auto" w:val="clear"/>
+            <w:tcMar>
+              <w:top w:type="dxa" w:w="60"/>
+              <w:left w:type="dxa" w:w="120"/>
+              <w:bottom w:type="dxa" w:w="60"/>
+              <w:right w:type="dxa" w:w="120"/>
+            </w:tcMar>
+            <w:vAlign w:val="top"/>
+          </w:tcPr>
+          <w:p>
+            <w:pPr>
+              <w:spacing w:after="40" w:before="0"/>
+              <w:jc w:val="left"/>
+            </w:pPr>
+            <w:r>
+              <w:rPr>
+                <w:rFonts w:ascii="Arial" w:cs="Arial" w:eastAsia="Arial" w:hAnsi="Arial"/>
+                <w:b w:val="false"/>
+                <w:bCs w:val="false"/>
+                <w:i w:val="false"/>
+                <w:iCs w:val="false"/>
+                <w:color w:val="000000"/>
+                <w:sz w:val="18"/>
+                <w:szCs w:val="18"/>
+              </w:rPr>
+              <w:t xml:space="preserve">Learners return to the class Driving Question Board. Each group receives two sticky notes: one GREEN ('Something we can now answer') and one ORANGE ('A new question this lesson raised'). Groups write their entries in 3 minutes and one member posts them on the DQB. The class reads the new entries silently for 1 minute. Learners update their personal DQB tracker in their exercise books, drawing a line from today's new evidence (gate = 13.5 N·m; bicycle brake lever ratio 6:1) to the original jembe question. Learners identify which part of the driving question they can now answer more fully: 'Why does where you push determine how easy it is to make something turn?' and 'How do engineers and farmers in Kenya use this to design better tools?'</w:t>
+            </w:r>
+          </w:p>
+        </w:tc>
+        <w:tc>
+          <w:tcPr>
+            <w:tcW w:type="dxa" w:w="3040"/>
+            <w:shd w:fill="F2F2F2" w:color="auto" w:val="clear"/>
+            <w:tcMar>
+              <w:top w:type="dxa" w:w="60"/>
+              <w:left w:type="dxa" w:w="120"/>
+              <w:bottom w:type="dxa" w:w="60"/>
+              <w:right w:type="dxa" w:w="120"/>
+            </w:tcMar>
+            <w:vAlign w:val="top"/>
+          </w:tcPr>
+          <w:p>
+            <w:pPr>
+              <w:spacing w:after="40" w:before="0"/>
+              <w:jc w:val="left"/>
+            </w:pPr>
+            <w:r>
+              <w:rPr>
+                <w:rFonts w:ascii="Arial" w:cs="Arial" w:eastAsia="Arial" w:hAnsi="Arial"/>
+                <w:b w:val="false"/>
+                <w:bCs w:val="false"/>
+                <w:i w:val="false"/>
+                <w:iCs w:val="false"/>
+                <w:color w:val="000000"/>
+                <w:sz w:val="18"/>
+                <w:szCs w:val="18"/>
+              </w:rPr>
+              <w:t xml:space="preserve">T distributes sticky notes. T reads the driving question aloud: 'Why does where you push, pull, or grip something determine how easy or hard it is to make it turn — and how do engineers and farmers in Kenya use this to design better tools?' T says: 'On your GREEN note, write ONE thing from today's walk-around or videos that helps answer this question. On your ORANGE note, write ONE new question today's evidence raised for you.' T gives 3 minutes of silent writing. T cold-calls TWO groups to read their GREEN note and TWO groups to read their ORANGE note before posting. T then says: 'Look at the DQB as a whole — which questions from Lessons 1 to 5 can we now fully close?' T draws a tick (✓) on any question that the class agrees is now answered, and circles any ORANGE notes that will drive Lessons 7 and 8.</w:t>
+            </w:r>
+          </w:p>
+        </w:tc>
+        <w:tc>
+          <w:tcPr>
+            <w:tcW w:type="dxa" w:w="3040"/>
+            <w:shd w:fill="FFFFFF" w:color="auto" w:val="clear"/>
+            <w:tcMar>
+              <w:top w:type="dxa" w:w="60"/>
+              <w:left w:type="dxa" w:w="120"/>
+              <w:bottom w:type="dxa" w:w="60"/>
+              <w:right w:type="dxa" w:w="120"/>
+            </w:tcMar>
+            <w:vAlign w:val="top"/>
+          </w:tcPr>
+          <w:p>
+            <w:pPr>
+              <w:spacing w:after="40" w:before="0"/>
+              <w:jc w:val="left"/>
+            </w:pPr>
+            <w:r>
+              <w:rPr>
+                <w:rFonts w:ascii="Arial" w:cs="Arial" w:eastAsia="Arial" w:hAnsi="Arial"/>
+                <w:b w:val="false"/>
+                <w:bCs w:val="false"/>
+                <w:i w:val="false"/>
+                <w:iCs w:val="false"/>
+                <w:color w:val="000000"/>
+                <w:sz w:val="18"/>
+                <w:szCs w:val="18"/>
+              </w:rPr>
+              <w:t xml:space="preserve">Strategy: DRIVING QUESTION BOARD — ITERATIVE KNOWLEDGE TRACKING. The DQB makes the growth of understanding visible and cumulative. Colour-coding (green = answered, orange = new question) helps learners distinguish between consolidated knowledge and productive uncertainty, both of which are essential for scientific thinking. Connecting today's evidence explicitly to the driving question reinforces that every lesson phase has purpose.</w:t>
+            </w:r>
+          </w:p>
+        </w:tc>
+        <w:tc>
+          <w:tcPr>
+            <w:tcW w:type="dxa" w:w="3040"/>
+            <w:shd w:fill="F2F2F2" w:color="auto" w:val="clear"/>
+            <w:tcMar>
+              <w:top w:type="dxa" w:w="60"/>
+              <w:left w:type="dxa" w:w="120"/>
+              <w:bottom w:type="dxa" w:w="60"/>
+              <w:right w:type="dxa" w:w="120"/>
+            </w:tcMar>
+            <w:vAlign w:val="top"/>
+          </w:tcPr>
+          <w:p>
+            <w:pPr>
+              <w:spacing w:after="40" w:before="0"/>
+              <w:jc w:val="left"/>
+            </w:pPr>
+            <w:r>
+              <w:rPr>
+                <w:rFonts w:ascii="Arial" w:cs="Arial" w:eastAsia="Arial" w:hAnsi="Arial"/>
+                <w:b w:val="false"/>
+                <w:bCs w:val="false"/>
+                <w:i w:val="false"/>
+                <w:iCs w:val="false"/>
+                <w:color w:val="000000"/>
+                <w:sz w:val="18"/>
+                <w:szCs w:val="18"/>
+              </w:rPr>
+              <w:t xml:space="preserve">Observable indicator: Every group posts at least one GREEN and one ORANGE sticky note. GREEN notes must reference a specific object found today (not a generic statement). T reads all notes after class to identify persistent misconceptions (e.g., learners who write 'bigger force = bigger moment' without mentioning distance) — these are flagged for re-teaching at the start of Lesson 7.</w:t>
+            </w:r>
+          </w:p>
+        </w:tc>
+      </w:tr>
+      <w:tr>
+        <w:tc>
+          <w:tcPr>
+            <w:tcW w:type="dxa" w:w="1520"/>
+            <w:shd w:fill="D5E8F0" w:color="auto" w:val="clear"/>
+            <w:tcMar>
+              <w:top w:type="dxa" w:w="60"/>
+              <w:left w:type="dxa" w:w="120"/>
+              <w:bottom w:type="dxa" w:w="60"/>
+              <w:right w:type="dxa" w:w="120"/>
+            </w:tcMar>
+            <w:vAlign w:val="top"/>
+          </w:tcPr>
+          <w:p>
+            <w:pPr>
+              <w:spacing w:after="40" w:before="0"/>
+              <w:jc w:val="left"/>
+            </w:pPr>
+            <w:r>
+              <w:rPr>
+                <w:rFonts w:ascii="Arial" w:cs="Arial" w:eastAsia="Arial" w:hAnsi="Arial"/>
+                <w:b/>
+                <w:bCs/>
+                <w:i w:val="false"/>
+                <w:iCs w:val="false"/>
+                <w:color w:val="000000"/>
+                <w:sz w:val="18"/>
+                <w:szCs w:val="18"/>
+              </w:rPr>
+              <w:t xml:space="preserve">Model Building Phase</w:t>
             </w:r>
           </w:p>
           <w:p>
@@ -18351,14 +18574,14 @@
                 <w:sz w:val="16"/>
                 <w:szCs w:val="16"/>
               </w:rPr>
-              <w:t xml:space="preserve">📖 EXERCISE:</w:t>
+              <w:t xml:space="preserve">📹 VIDEO:</w:t>
             </w:r>
           </w:p>
           <w:p>
             <w:pPr>
               <w:spacing w:after="20" w:before="0"/>
             </w:pPr>
-            <w:hyperlink w:history="1" r:id="rIdnwvjzp6tplics5unadhd6">
+            <w:hyperlink w:history="1" r:id="rIdpygv3oylebwzt3jhylvgf">
               <w:r>
                 <w:rPr>
                   <w:rFonts w:ascii="Arial" w:cs="Arial" w:eastAsia="Arial" w:hAnsi="Arial"/>
@@ -18367,7 +18590,7 @@
                   <w:szCs w:val="16"/>
                   <w:u w:val="single" w:color="2E75B6"/>
                 </w:rPr>
-                <w:t xml:space="preserve">Moments and Centers of Mass, Work and Force, Fluid Forces Practice</w:t>
+                <w:t xml:space="preserve">Showing relation between basis cols and pivot cols</w:t>
               </w:r>
             </w:hyperlink>
           </w:p>
@@ -18383,7 +18606,7 @@
                 <w:sz w:val="14"/>
                 <w:szCs w:val="14"/>
               </w:rPr>
-              <w:t xml:space="preserve">Source: CK-12</w:t>
+              <w:t xml:space="preserve">Source: Khan Academy (English - US curriculum)</w:t>
             </w:r>
           </w:p>
           <w:p>
@@ -18391,7 +18614,7 @@
               <w:spacing w:after="10" w:before="0"/>
               <w:ind w:left="120"/>
             </w:pPr>
-            <w:hyperlink w:history="1" r:id="rIdrl4bmhg5jezcnzriz-sx9">
+            <w:hyperlink w:history="1" r:id="rId_eeuh93uhrecwap5zxd4o">
               <w:r>
                 <w:rPr>
                   <w:rFonts w:ascii="Arial" w:cs="Arial" w:eastAsia="Arial" w:hAnsi="Arial"/>
@@ -18400,170 +18623,20 @@
                   <w:szCs w:val="14"/>
                   <w:u w:val="single" w:color="595959"/>
                 </w:rPr>
-                <w:t xml:space="preserve">🔍 Search ARES for similar readings</w:t>
+                <w:t xml:space="preserve">🔍 Search ARES for similar videos</w:t>
               </w:r>
             </w:hyperlink>
           </w:p>
-        </w:tc>
-        <w:tc>
-          <w:tcPr>
-            <w:tcW w:type="dxa" w:w="3040"/>
-            <w:shd w:fill="FFFFFF" w:color="auto" w:val="clear"/>
-            <w:tcMar>
-              <w:top w:type="dxa" w:w="60"/>
-              <w:left w:type="dxa" w:w="120"/>
-              <w:bottom w:type="dxa" w:w="60"/>
-              <w:right w:type="dxa" w:w="120"/>
-            </w:tcMar>
-            <w:vAlign w:val="top"/>
-          </w:tcPr>
-          <w:p>
-            <w:pPr>
-              <w:spacing w:after="40" w:before="0"/>
-              <w:jc w:val="left"/>
-            </w:pPr>
-            <w:r>
-              <w:rPr>
-                <w:rFonts w:ascii="Arial" w:cs="Arial" w:eastAsia="Arial" w:hAnsi="Arial"/>
-                <w:b w:val="false"/>
-                <w:bCs w:val="false"/>
-                <w:i w:val="false"/>
-                <w:iCs w:val="false"/>
-                <w:color w:val="000000"/>
-                <w:sz w:val="18"/>
-                <w:szCs w:val="18"/>
-              </w:rPr>
-              <w:t xml:space="preserve">Learners return to the class Driving Question Board. Each group receives two sticky notes: one GREEN ('Something we can now answer') and one ORANGE ('A new question this lesson raised'). Groups write their entries in 3 minutes and one member posts them on the DQB. The class reads the new entries silently for 1 minute. Learners update their personal DQB tracker in their exercise books, drawing a line from today's new evidence (gate = 13.5 N·m; bicycle brake lever ratio 6:1) to the original jembe question. Learners identify which part of the driving question they can now answer more fully: 'Why does where you push determine how easy it is to make something turn?' and 'How do engineers and farmers in Kenya use this to design better tools?'</w:t>
-            </w:r>
-          </w:p>
-        </w:tc>
-        <w:tc>
-          <w:tcPr>
-            <w:tcW w:type="dxa" w:w="3040"/>
-            <w:shd w:fill="F2F2F2" w:color="auto" w:val="clear"/>
-            <w:tcMar>
-              <w:top w:type="dxa" w:w="60"/>
-              <w:left w:type="dxa" w:w="120"/>
-              <w:bottom w:type="dxa" w:w="60"/>
-              <w:right w:type="dxa" w:w="120"/>
-            </w:tcMar>
-            <w:vAlign w:val="top"/>
-          </w:tcPr>
-          <w:p>
-            <w:pPr>
-              <w:spacing w:after="40" w:before="0"/>
-              <w:jc w:val="left"/>
-            </w:pPr>
-            <w:r>
-              <w:rPr>
-                <w:rFonts w:ascii="Arial" w:cs="Arial" w:eastAsia="Arial" w:hAnsi="Arial"/>
-                <w:b w:val="false"/>
-                <w:bCs w:val="false"/>
-                <w:i w:val="false"/>
-                <w:iCs w:val="false"/>
-                <w:color w:val="000000"/>
-                <w:sz w:val="18"/>
-                <w:szCs w:val="18"/>
-              </w:rPr>
-              <w:t xml:space="preserve">T distributes sticky notes. T reads the driving question aloud: 'Why does where you push, pull, or grip something determine how easy or hard it is to make it turn — and how do engineers and farmers in Kenya use this to design better tools?' T says: 'On your GREEN note, write ONE thing from today's walk-around or videos that helps answer this question. On your ORANGE note, write ONE new question today's evidence raised for you.' T gives 3 minutes of silent writing. T cold-calls TWO groups to read their GREEN note and TWO groups to read their ORANGE note before posting. T then says: 'Look at the DQB as a whole — which questions from Lessons 1 to 5 can we now fully close?' T draws a tick (✓) on any question that the class agrees is now answered, and circles any ORANGE notes that will drive Lessons 7 and 8.</w:t>
-            </w:r>
-          </w:p>
-        </w:tc>
-        <w:tc>
-          <w:tcPr>
-            <w:tcW w:type="dxa" w:w="3040"/>
-            <w:shd w:fill="FFFFFF" w:color="auto" w:val="clear"/>
-            <w:tcMar>
-              <w:top w:type="dxa" w:w="60"/>
-              <w:left w:type="dxa" w:w="120"/>
-              <w:bottom w:type="dxa" w:w="60"/>
-              <w:right w:type="dxa" w:w="120"/>
-            </w:tcMar>
-            <w:vAlign w:val="top"/>
-          </w:tcPr>
-          <w:p>
-            <w:pPr>
-              <w:spacing w:after="40" w:before="0"/>
-              <w:jc w:val="left"/>
-            </w:pPr>
-            <w:r>
-              <w:rPr>
-                <w:rFonts w:ascii="Arial" w:cs="Arial" w:eastAsia="Arial" w:hAnsi="Arial"/>
-                <w:b w:val="false"/>
-                <w:bCs w:val="false"/>
-                <w:i w:val="false"/>
-                <w:iCs w:val="false"/>
-                <w:color w:val="000000"/>
-                <w:sz w:val="18"/>
-                <w:szCs w:val="18"/>
-              </w:rPr>
-              <w:t xml:space="preserve">Strategy: DRIVING QUESTION BOARD — ITERATIVE KNOWLEDGE TRACKING. The DQB makes the growth of understanding visible and cumulative. Colour-coding (green = answered, orange = new question) helps learners distinguish between consolidated knowledge and productive uncertainty, both of which are essential for scientific thinking. Connecting today's evidence explicitly to the driving question reinforces that every lesson phase has purpose.</w:t>
-            </w:r>
-          </w:p>
-        </w:tc>
-        <w:tc>
-          <w:tcPr>
-            <w:tcW w:type="dxa" w:w="3040"/>
-            <w:shd w:fill="F2F2F2" w:color="auto" w:val="clear"/>
-            <w:tcMar>
-              <w:top w:type="dxa" w:w="60"/>
-              <w:left w:type="dxa" w:w="120"/>
-              <w:bottom w:type="dxa" w:w="60"/>
-              <w:right w:type="dxa" w:w="120"/>
-            </w:tcMar>
-            <w:vAlign w:val="top"/>
-          </w:tcPr>
-          <w:p>
-            <w:pPr>
-              <w:spacing w:after="40" w:before="0"/>
-              <w:jc w:val="left"/>
-            </w:pPr>
-            <w:r>
-              <w:rPr>
-                <w:rFonts w:ascii="Arial" w:cs="Arial" w:eastAsia="Arial" w:hAnsi="Arial"/>
-                <w:b w:val="false"/>
-                <w:bCs w:val="false"/>
-                <w:i w:val="false"/>
-                <w:iCs w:val="false"/>
-                <w:color w:val="000000"/>
-                <w:sz w:val="18"/>
-                <w:szCs w:val="18"/>
-              </w:rPr>
-              <w:t xml:space="preserve">Observable indicator: Every group posts at least one GREEN and one ORANGE sticky note. GREEN notes must reference a specific object found today (not a generic statement). T reads all notes after class to identify persistent misconceptions (e.g., learners who write 'bigger force = bigger moment' without mentioning distance) — these are flagged for re-teaching at the start of Lesson 7.</w:t>
-            </w:r>
-          </w:p>
-        </w:tc>
-      </w:tr>
-      <w:tr>
-        <w:tc>
-          <w:tcPr>
-            <w:tcW w:type="dxa" w:w="1520"/>
-            <w:shd w:fill="D5E8F0" w:color="auto" w:val="clear"/>
-            <w:tcMar>
-              <w:top w:type="dxa" w:w="60"/>
-              <w:left w:type="dxa" w:w="120"/>
-              <w:bottom w:type="dxa" w:w="60"/>
-              <w:right w:type="dxa" w:w="120"/>
-            </w:tcMar>
-            <w:vAlign w:val="top"/>
-          </w:tcPr>
-          <w:p>
-            <w:pPr>
-              <w:spacing w:after="40" w:before="0"/>
-              <w:jc w:val="left"/>
-            </w:pPr>
-            <w:r>
-              <w:rPr>
-                <w:rFonts w:ascii="Arial" w:cs="Arial" w:eastAsia="Arial" w:hAnsi="Arial"/>
-                <w:b/>
-                <w:bCs/>
-                <w:i w:val="false"/>
-                <w:iCs w:val="false"/>
-                <w:color w:val="000000"/>
-                <w:sz w:val="18"/>
-                <w:szCs w:val="18"/>
-              </w:rPr>
-              <w:t xml:space="preserve">Model Building Phase</w:t>
+          <w:p>
+            <w:pPr>
+              <w:spacing w:after="40" w:before="0"/>
+            </w:pPr>
+            <w:r>
+              <w:rPr>
+                <w:sz w:val="14"/>
+                <w:szCs w:val="14"/>
+              </w:rPr>
+              <w:t xml:space="preserve"/>
             </w:r>
           </w:p>
           <w:p>
@@ -18579,7 +18652,7 @@
                 <w:sz w:val="16"/>
                 <w:szCs w:val="16"/>
               </w:rPr>
-              <w:t xml:space="preserve">📹 VIDEO:</w:t>
+              <w:t xml:space="preserve">📖 READING:</w:t>
             </w:r>
           </w:p>
           <w:p>
@@ -18595,7 +18668,7 @@
                 <w:sz w:val="16"/>
                 <w:szCs w:val="16"/>
               </w:rPr>
-              <w:t xml:space="preserve">No closely matching video in the ARES library for this activity.</w:t>
+              <w:t xml:space="preserve">No closely matching reading in the ARES library for this activity.</w:t>
             </w:r>
           </w:p>
           <w:p>
@@ -18603,7 +18676,7 @@
               <w:spacing w:after="10" w:before="0"/>
               <w:ind w:left="120"/>
             </w:pPr>
-            <w:hyperlink w:history="1" r:id="rIdtdiohtitqztf0fwdfeh5p">
+            <w:hyperlink w:history="1" r:id="rIdhpzptmxkk-s66nsyasjp1">
               <w:r>
                 <w:rPr>
                   <w:rFonts w:ascii="Arial" w:cs="Arial" w:eastAsia="Arial" w:hAnsi="Arial"/>
@@ -18612,7 +18685,7 @@
                   <w:szCs w:val="14"/>
                   <w:u w:val="single" w:color="595959"/>
                 </w:rPr>
-                <w:t xml:space="preserve">🔍 Search ARES for videos</w:t>
+                <w:t xml:space="preserve">🔍 Search ARES for readings</w:t>
               </w:r>
             </w:hyperlink>
           </w:p>
@@ -18630,84 +18703,6 @@
               </w:rPr>
               <w:t xml:space="preserve">Search terms: turning effect force moment</w:t>
             </w:r>
-          </w:p>
-          <w:p>
-            <w:pPr>
-              <w:spacing w:after="40" w:before="0"/>
-            </w:pPr>
-            <w:r>
-              <w:rPr>
-                <w:sz w:val="14"/>
-                <w:szCs w:val="14"/>
-              </w:rPr>
-              <w:t xml:space="preserve"/>
-            </w:r>
-          </w:p>
-          <w:p>
-            <w:pPr>
-              <w:spacing w:after="20" w:before="0"/>
-            </w:pPr>
-            <w:r>
-              <w:rPr>
-                <w:rFonts w:ascii="Arial" w:cs="Arial" w:eastAsia="Arial" w:hAnsi="Arial"/>
-                <w:b/>
-                <w:bCs/>
-                <w:color w:val="1F3864"/>
-                <w:sz w:val="16"/>
-                <w:szCs w:val="16"/>
-              </w:rPr>
-              <w:t xml:space="preserve">📖 EXERCISE:</w:t>
-            </w:r>
-          </w:p>
-          <w:p>
-            <w:pPr>
-              <w:spacing w:after="20" w:before="0"/>
-            </w:pPr>
-            <w:hyperlink w:history="1" r:id="rIdkmzv5iuobdjpme9s-sk-9">
-              <w:r>
-                <w:rPr>
-                  <w:rFonts w:ascii="Arial" w:cs="Arial" w:eastAsia="Arial" w:hAnsi="Arial"/>
-                  <w:color w:val="2E75B6"/>
-                  <w:sz w:val="16"/>
-                  <w:szCs w:val="16"/>
-                  <w:u w:val="single" w:color="2E75B6"/>
-                </w:rPr>
-                <w:t xml:space="preserve">Moments and Centers of Mass, Work and Force, Fluid Forces Practice</w:t>
-              </w:r>
-            </w:hyperlink>
-          </w:p>
-          <w:p>
-            <w:pPr>
-              <w:spacing w:after="10" w:before="0"/>
-              <w:ind w:left="120"/>
-            </w:pPr>
-            <w:r>
-              <w:rPr>
-                <w:rFonts w:ascii="Arial" w:cs="Arial" w:eastAsia="Arial" w:hAnsi="Arial"/>
-                <w:color w:val="595959"/>
-                <w:sz w:val="14"/>
-                <w:szCs w:val="14"/>
-              </w:rPr>
-              <w:t xml:space="preserve">Source: CK-12</w:t>
-            </w:r>
-          </w:p>
-          <w:p>
-            <w:pPr>
-              <w:spacing w:after="10" w:before="0"/>
-              <w:ind w:left="120"/>
-            </w:pPr>
-            <w:hyperlink w:history="1" r:id="rIdjl2-iuitevzzvq227ggr2">
-              <w:r>
-                <w:rPr>
-                  <w:rFonts w:ascii="Arial" w:cs="Arial" w:eastAsia="Arial" w:hAnsi="Arial"/>
-                  <w:color w:val="595959"/>
-                  <w:sz w:val="14"/>
-                  <w:szCs w:val="14"/>
-                  <w:u w:val="single" w:color="595959"/>
-                </w:rPr>
-                <w:t xml:space="preserve">🔍 Search ARES for similar readings</w:t>
-              </w:r>
-            </w:hyperlink>
           </w:p>
         </w:tc>
         <w:tc>
@@ -20314,7 +20309,7 @@
               <w:spacing w:after="10" w:before="0"/>
               <w:ind w:left="120"/>
             </w:pPr>
-            <w:hyperlink w:history="1" r:id="rIdekmwmon05qubhkbjvx-_g">
+            <w:hyperlink w:history="1" r:id="rIdvdr0xxz2udj-lxzug3akm">
               <w:r>
                 <w:rPr>
                   <w:rFonts w:ascii="Arial" w:cs="Arial" w:eastAsia="Arial" w:hAnsi="Arial"/>
@@ -20367,47 +20362,31 @@
                 <w:sz w:val="16"/>
                 <w:szCs w:val="16"/>
               </w:rPr>
-              <w:t xml:space="preserve">📖 EXERCISE:</w:t>
+              <w:t xml:space="preserve">📖 READING:</w:t>
             </w:r>
           </w:p>
           <w:p>
             <w:pPr>
               <w:spacing w:after="20" w:before="0"/>
             </w:pPr>
-            <w:hyperlink w:history="1" r:id="rIdno2daijd9kpd73mqz3os4">
-              <w:r>
-                <w:rPr>
-                  <w:rFonts w:ascii="Arial" w:cs="Arial" w:eastAsia="Arial" w:hAnsi="Arial"/>
-                  <w:color w:val="2E75B6"/>
-                  <w:sz w:val="16"/>
-                  <w:szCs w:val="16"/>
-                  <w:u w:val="single" w:color="2E75B6"/>
-                </w:rPr>
-                <w:t xml:space="preserve">Moments and Centers of Mass, Work and Force, Fluid Forces Practice</w:t>
-              </w:r>
-            </w:hyperlink>
+            <w:r>
+              <w:rPr>
+                <w:rFonts w:ascii="Arial" w:cs="Arial" w:eastAsia="Arial" w:hAnsi="Arial"/>
+                <w:i/>
+                <w:iCs/>
+                <w:color w:val="595959"/>
+                <w:sz w:val="16"/>
+                <w:szCs w:val="16"/>
+              </w:rPr>
+              <w:t xml:space="preserve">No closely matching reading in the ARES library for this activity.</w:t>
+            </w:r>
           </w:p>
           <w:p>
             <w:pPr>
               <w:spacing w:after="10" w:before="0"/>
               <w:ind w:left="120"/>
             </w:pPr>
-            <w:r>
-              <w:rPr>
-                <w:rFonts w:ascii="Arial" w:cs="Arial" w:eastAsia="Arial" w:hAnsi="Arial"/>
-                <w:color w:val="595959"/>
-                <w:sz w:val="14"/>
-                <w:szCs w:val="14"/>
-              </w:rPr>
-              <w:t xml:space="preserve">Source: CK-12</w:t>
-            </w:r>
-          </w:p>
-          <w:p>
-            <w:pPr>
-              <w:spacing w:after="10" w:before="0"/>
-              <w:ind w:left="120"/>
-            </w:pPr>
-            <w:hyperlink w:history="1" r:id="rIduyxhnkh9wo7lpt4iwiszf">
+            <w:hyperlink w:history="1" r:id="rIdrvfn8apl9lwu7sue7y43u">
               <w:r>
                 <w:rPr>
                   <w:rFonts w:ascii="Arial" w:cs="Arial" w:eastAsia="Arial" w:hAnsi="Arial"/>
@@ -20416,9 +20395,24 @@
                   <w:szCs w:val="14"/>
                   <w:u w:val="single" w:color="595959"/>
                 </w:rPr>
-                <w:t xml:space="preserve">🔍 Search ARES for similar readings</w:t>
+                <w:t xml:space="preserve">🔍 Search ARES for readings</w:t>
               </w:r>
             </w:hyperlink>
+          </w:p>
+          <w:p>
+            <w:pPr>
+              <w:spacing w:after="10" w:before="0"/>
+              <w:ind w:left="120"/>
+            </w:pPr>
+            <w:r>
+              <w:rPr>
+                <w:rFonts w:ascii="Arial" w:cs="Arial" w:eastAsia="Arial" w:hAnsi="Arial"/>
+                <w:color w:val="595959"/>
+                <w:sz w:val="14"/>
+                <w:szCs w:val="14"/>
+              </w:rPr>
+              <w:t xml:space="preserve">Search terms: turning effect force moment</w:t>
+            </w:r>
           </w:p>
         </w:tc>
         <w:tc>
@@ -20619,7 +20613,7 @@
               <w:spacing w:after="10" w:before="0"/>
               <w:ind w:left="120"/>
             </w:pPr>
-            <w:hyperlink w:history="1" r:id="rIdypdi5yfup3ix0gd-qrsbb">
+            <w:hyperlink w:history="1" r:id="rId5fkoobhmwrcexjrfrfbvd">
               <w:r>
                 <w:rPr>
                   <w:rFonts w:ascii="Arial" w:cs="Arial" w:eastAsia="Arial" w:hAnsi="Arial"/>
@@ -20672,47 +20666,31 @@
                 <w:sz w:val="16"/>
                 <w:szCs w:val="16"/>
               </w:rPr>
-              <w:t xml:space="preserve">📖 EXERCISE:</w:t>
+              <w:t xml:space="preserve">📖 READING:</w:t>
             </w:r>
           </w:p>
           <w:p>
             <w:pPr>
               <w:spacing w:after="20" w:before="0"/>
             </w:pPr>
-            <w:hyperlink w:history="1" r:id="rIdnft-8ywhe-onts1hrlxmn">
-              <w:r>
-                <w:rPr>
-                  <w:rFonts w:ascii="Arial" w:cs="Arial" w:eastAsia="Arial" w:hAnsi="Arial"/>
-                  <w:color w:val="2E75B6"/>
-                  <w:sz w:val="16"/>
-                  <w:szCs w:val="16"/>
-                  <w:u w:val="single" w:color="2E75B6"/>
-                </w:rPr>
-                <w:t xml:space="preserve">Moments and Centers of Mass, Work and Force, Fluid Forces Practice</w:t>
-              </w:r>
-            </w:hyperlink>
+            <w:r>
+              <w:rPr>
+                <w:rFonts w:ascii="Arial" w:cs="Arial" w:eastAsia="Arial" w:hAnsi="Arial"/>
+                <w:i/>
+                <w:iCs/>
+                <w:color w:val="595959"/>
+                <w:sz w:val="16"/>
+                <w:szCs w:val="16"/>
+              </w:rPr>
+              <w:t xml:space="preserve">No closely matching reading in the ARES library for this activity.</w:t>
+            </w:r>
           </w:p>
           <w:p>
             <w:pPr>
               <w:spacing w:after="10" w:before="0"/>
               <w:ind w:left="120"/>
             </w:pPr>
-            <w:r>
-              <w:rPr>
-                <w:rFonts w:ascii="Arial" w:cs="Arial" w:eastAsia="Arial" w:hAnsi="Arial"/>
-                <w:color w:val="595959"/>
-                <w:sz w:val="14"/>
-                <w:szCs w:val="14"/>
-              </w:rPr>
-              <w:t xml:space="preserve">Source: CK-12</w:t>
-            </w:r>
-          </w:p>
-          <w:p>
-            <w:pPr>
-              <w:spacing w:after="10" w:before="0"/>
-              <w:ind w:left="120"/>
-            </w:pPr>
-            <w:hyperlink w:history="1" r:id="rId4lh9rylya-vvrai4xasao">
+            <w:hyperlink w:history="1" r:id="rIdmzkrqmicjnfnbnigwdpcu">
               <w:r>
                 <w:rPr>
                   <w:rFonts w:ascii="Arial" w:cs="Arial" w:eastAsia="Arial" w:hAnsi="Arial"/>
@@ -20721,9 +20699,24 @@
                   <w:szCs w:val="14"/>
                   <w:u w:val="single" w:color="595959"/>
                 </w:rPr>
-                <w:t xml:space="preserve">🔍 Search ARES for similar readings</w:t>
+                <w:t xml:space="preserve">🔍 Search ARES for readings</w:t>
               </w:r>
             </w:hyperlink>
+          </w:p>
+          <w:p>
+            <w:pPr>
+              <w:spacing w:after="10" w:before="0"/>
+              <w:ind w:left="120"/>
+            </w:pPr>
+            <w:r>
+              <w:rPr>
+                <w:rFonts w:ascii="Arial" w:cs="Arial" w:eastAsia="Arial" w:hAnsi="Arial"/>
+                <w:color w:val="595959"/>
+                <w:sz w:val="14"/>
+                <w:szCs w:val="14"/>
+              </w:rPr>
+              <w:t xml:space="preserve">Search terms: turning effect force moment</w:t>
+            </w:r>
           </w:p>
         </w:tc>
         <w:tc>
@@ -20924,7 +20917,7 @@
               <w:spacing w:after="10" w:before="0"/>
               <w:ind w:left="120"/>
             </w:pPr>
-            <w:hyperlink w:history="1" r:id="rIdvqbrt_mqdadodef9bglqr">
+            <w:hyperlink w:history="1" r:id="rIdfwv57m_ujiqabdxf_mhq3">
               <w:r>
                 <w:rPr>
                   <w:rFonts w:ascii="Arial" w:cs="Arial" w:eastAsia="Arial" w:hAnsi="Arial"/>
@@ -20977,47 +20970,31 @@
                 <w:sz w:val="16"/>
                 <w:szCs w:val="16"/>
               </w:rPr>
-              <w:t xml:space="preserve">📖 EXERCISE:</w:t>
+              <w:t xml:space="preserve">📖 READING:</w:t>
             </w:r>
           </w:p>
           <w:p>
             <w:pPr>
               <w:spacing w:after="20" w:before="0"/>
             </w:pPr>
-            <w:hyperlink w:history="1" r:id="rIdhvqlip281z3fhhz3tsdnd">
-              <w:r>
-                <w:rPr>
-                  <w:rFonts w:ascii="Arial" w:cs="Arial" w:eastAsia="Arial" w:hAnsi="Arial"/>
-                  <w:color w:val="2E75B6"/>
-                  <w:sz w:val="16"/>
-                  <w:szCs w:val="16"/>
-                  <w:u w:val="single" w:color="2E75B6"/>
-                </w:rPr>
-                <w:t xml:space="preserve">Moments and Centers of Mass, Work and Force, Fluid Forces Practice</w:t>
-              </w:r>
-            </w:hyperlink>
+            <w:r>
+              <w:rPr>
+                <w:rFonts w:ascii="Arial" w:cs="Arial" w:eastAsia="Arial" w:hAnsi="Arial"/>
+                <w:i/>
+                <w:iCs/>
+                <w:color w:val="595959"/>
+                <w:sz w:val="16"/>
+                <w:szCs w:val="16"/>
+              </w:rPr>
+              <w:t xml:space="preserve">No closely matching reading in the ARES library for this activity.</w:t>
+            </w:r>
           </w:p>
           <w:p>
             <w:pPr>
               <w:spacing w:after="10" w:before="0"/>
               <w:ind w:left="120"/>
             </w:pPr>
-            <w:r>
-              <w:rPr>
-                <w:rFonts w:ascii="Arial" w:cs="Arial" w:eastAsia="Arial" w:hAnsi="Arial"/>
-                <w:color w:val="595959"/>
-                <w:sz w:val="14"/>
-                <w:szCs w:val="14"/>
-              </w:rPr>
-              <w:t xml:space="preserve">Source: CK-12</w:t>
-            </w:r>
-          </w:p>
-          <w:p>
-            <w:pPr>
-              <w:spacing w:after="10" w:before="0"/>
-              <w:ind w:left="120"/>
-            </w:pPr>
-            <w:hyperlink w:history="1" r:id="rIdsk3760nfa_s9netgrgwxh">
+            <w:hyperlink w:history="1" r:id="rId8rnjyzbnwjueebn8cg3bl">
               <w:r>
                 <w:rPr>
                   <w:rFonts w:ascii="Arial" w:cs="Arial" w:eastAsia="Arial" w:hAnsi="Arial"/>
@@ -21026,9 +21003,24 @@
                   <w:szCs w:val="14"/>
                   <w:u w:val="single" w:color="595959"/>
                 </w:rPr>
-                <w:t xml:space="preserve">🔍 Search ARES for similar readings</w:t>
+                <w:t xml:space="preserve">🔍 Search ARES for readings</w:t>
               </w:r>
             </w:hyperlink>
+          </w:p>
+          <w:p>
+            <w:pPr>
+              <w:spacing w:after="10" w:before="0"/>
+              <w:ind w:left="120"/>
+            </w:pPr>
+            <w:r>
+              <w:rPr>
+                <w:rFonts w:ascii="Arial" w:cs="Arial" w:eastAsia="Arial" w:hAnsi="Arial"/>
+                <w:color w:val="595959"/>
+                <w:sz w:val="14"/>
+                <w:szCs w:val="14"/>
+              </w:rPr>
+              <w:t xml:space="preserve">Search terms: turning effect force moment</w:t>
+            </w:r>
           </w:p>
         </w:tc>
         <w:tc>
@@ -21229,7 +21221,7 @@
               <w:spacing w:after="10" w:before="0"/>
               <w:ind w:left="120"/>
             </w:pPr>
-            <w:hyperlink w:history="1" r:id="rIds12edzkd-wfowrglwe1ka">
+            <w:hyperlink w:history="1" r:id="rIdnthedoobo_x77d58hjnh2">
               <w:r>
                 <w:rPr>
                   <w:rFonts w:ascii="Arial" w:cs="Arial" w:eastAsia="Arial" w:hAnsi="Arial"/>
@@ -21282,47 +21274,31 @@
                 <w:sz w:val="16"/>
                 <w:szCs w:val="16"/>
               </w:rPr>
-              <w:t xml:space="preserve">📖 EXERCISE:</w:t>
+              <w:t xml:space="preserve">📖 READING:</w:t>
             </w:r>
           </w:p>
           <w:p>
             <w:pPr>
               <w:spacing w:after="20" w:before="0"/>
             </w:pPr>
-            <w:hyperlink w:history="1" r:id="rId8itk-fz0csswbm95uooll">
-              <w:r>
-                <w:rPr>
-                  <w:rFonts w:ascii="Arial" w:cs="Arial" w:eastAsia="Arial" w:hAnsi="Arial"/>
-                  <w:color w:val="2E75B6"/>
-                  <w:sz w:val="16"/>
-                  <w:szCs w:val="16"/>
-                  <w:u w:val="single" w:color="2E75B6"/>
-                </w:rPr>
-                <w:t xml:space="preserve">Moments and Centers of Mass, Work and Force, Fluid Forces Practice</w:t>
-              </w:r>
-            </w:hyperlink>
+            <w:r>
+              <w:rPr>
+                <w:rFonts w:ascii="Arial" w:cs="Arial" w:eastAsia="Arial" w:hAnsi="Arial"/>
+                <w:i/>
+                <w:iCs/>
+                <w:color w:val="595959"/>
+                <w:sz w:val="16"/>
+                <w:szCs w:val="16"/>
+              </w:rPr>
+              <w:t xml:space="preserve">No closely matching reading in the ARES library for this activity.</w:t>
+            </w:r>
           </w:p>
           <w:p>
             <w:pPr>
               <w:spacing w:after="10" w:before="0"/>
               <w:ind w:left="120"/>
             </w:pPr>
-            <w:r>
-              <w:rPr>
-                <w:rFonts w:ascii="Arial" w:cs="Arial" w:eastAsia="Arial" w:hAnsi="Arial"/>
-                <w:color w:val="595959"/>
-                <w:sz w:val="14"/>
-                <w:szCs w:val="14"/>
-              </w:rPr>
-              <w:t xml:space="preserve">Source: CK-12</w:t>
-            </w:r>
-          </w:p>
-          <w:p>
-            <w:pPr>
-              <w:spacing w:after="10" w:before="0"/>
-              <w:ind w:left="120"/>
-            </w:pPr>
-            <w:hyperlink w:history="1" r:id="rId8r3pl_b8ahzrdl-os6yx_">
+            <w:hyperlink w:history="1" r:id="rId4nhj2y01sr0d8zgrcijdy">
               <w:r>
                 <w:rPr>
                   <w:rFonts w:ascii="Arial" w:cs="Arial" w:eastAsia="Arial" w:hAnsi="Arial"/>
@@ -21331,9 +21307,24 @@
                   <w:szCs w:val="14"/>
                   <w:u w:val="single" w:color="595959"/>
                 </w:rPr>
-                <w:t xml:space="preserve">🔍 Search ARES for similar readings</w:t>
+                <w:t xml:space="preserve">🔍 Search ARES for readings</w:t>
               </w:r>
             </w:hyperlink>
+          </w:p>
+          <w:p>
+            <w:pPr>
+              <w:spacing w:after="10" w:before="0"/>
+              <w:ind w:left="120"/>
+            </w:pPr>
+            <w:r>
+              <w:rPr>
+                <w:rFonts w:ascii="Arial" w:cs="Arial" w:eastAsia="Arial" w:hAnsi="Arial"/>
+                <w:color w:val="595959"/>
+                <w:sz w:val="14"/>
+                <w:szCs w:val="14"/>
+              </w:rPr>
+              <w:t xml:space="preserve">Search terms: turning effect force moment</w:t>
+            </w:r>
           </w:p>
         </w:tc>
         <w:tc>
@@ -21534,7 +21525,7 @@
               <w:spacing w:after="10" w:before="0"/>
               <w:ind w:left="120"/>
             </w:pPr>
-            <w:hyperlink w:history="1" r:id="rIdomxetzhgyqw7aywtrb8u5">
+            <w:hyperlink w:history="1" r:id="rIdrw4m5m6uno7jchq-fbt3w">
               <w:r>
                 <w:rPr>
                   <w:rFonts w:ascii="Arial" w:cs="Arial" w:eastAsia="Arial" w:hAnsi="Arial"/>
@@ -21587,47 +21578,31 @@
                 <w:sz w:val="16"/>
                 <w:szCs w:val="16"/>
               </w:rPr>
-              <w:t xml:space="preserve">📖 EXERCISE:</w:t>
+              <w:t xml:space="preserve">📖 READING:</w:t>
             </w:r>
           </w:p>
           <w:p>
             <w:pPr>
               <w:spacing w:after="20" w:before="0"/>
             </w:pPr>
-            <w:hyperlink w:history="1" r:id="rIdaexcqi9gwjjnfy0yxk69p">
-              <w:r>
-                <w:rPr>
-                  <w:rFonts w:ascii="Arial" w:cs="Arial" w:eastAsia="Arial" w:hAnsi="Arial"/>
-                  <w:color w:val="2E75B6"/>
-                  <w:sz w:val="16"/>
-                  <w:szCs w:val="16"/>
-                  <w:u w:val="single" w:color="2E75B6"/>
-                </w:rPr>
-                <w:t xml:space="preserve">Moments and Centers of Mass, Work and Force, Fluid Forces Practice</w:t>
-              </w:r>
-            </w:hyperlink>
+            <w:r>
+              <w:rPr>
+                <w:rFonts w:ascii="Arial" w:cs="Arial" w:eastAsia="Arial" w:hAnsi="Arial"/>
+                <w:i/>
+                <w:iCs/>
+                <w:color w:val="595959"/>
+                <w:sz w:val="16"/>
+                <w:szCs w:val="16"/>
+              </w:rPr>
+              <w:t xml:space="preserve">No closely matching reading in the ARES library for this activity.</w:t>
+            </w:r>
           </w:p>
           <w:p>
             <w:pPr>
               <w:spacing w:after="10" w:before="0"/>
               <w:ind w:left="120"/>
             </w:pPr>
-            <w:r>
-              <w:rPr>
-                <w:rFonts w:ascii="Arial" w:cs="Arial" w:eastAsia="Arial" w:hAnsi="Arial"/>
-                <w:color w:val="595959"/>
-                <w:sz w:val="14"/>
-                <w:szCs w:val="14"/>
-              </w:rPr>
-              <w:t xml:space="preserve">Source: CK-12</w:t>
-            </w:r>
-          </w:p>
-          <w:p>
-            <w:pPr>
-              <w:spacing w:after="10" w:before="0"/>
-              <w:ind w:left="120"/>
-            </w:pPr>
-            <w:hyperlink w:history="1" r:id="rIdxrimxsdygjbdviig6k4dr">
+            <w:hyperlink w:history="1" r:id="rIddra85h7yhgmuzr49arjhz">
               <w:r>
                 <w:rPr>
                   <w:rFonts w:ascii="Arial" w:cs="Arial" w:eastAsia="Arial" w:hAnsi="Arial"/>
@@ -21636,9 +21611,24 @@
                   <w:szCs w:val="14"/>
                   <w:u w:val="single" w:color="595959"/>
                 </w:rPr>
-                <w:t xml:space="preserve">🔍 Search ARES for similar readings</w:t>
+                <w:t xml:space="preserve">🔍 Search ARES for readings</w:t>
               </w:r>
             </w:hyperlink>
+          </w:p>
+          <w:p>
+            <w:pPr>
+              <w:spacing w:after="10" w:before="0"/>
+              <w:ind w:left="120"/>
+            </w:pPr>
+            <w:r>
+              <w:rPr>
+                <w:rFonts w:ascii="Arial" w:cs="Arial" w:eastAsia="Arial" w:hAnsi="Arial"/>
+                <w:color w:val="595959"/>
+                <w:sz w:val="14"/>
+                <w:szCs w:val="14"/>
+              </w:rPr>
+              <w:t xml:space="preserve">Search terms: turning effect force moment</w:t>
+            </w:r>
           </w:p>
         </w:tc>
         <w:tc>
@@ -23131,7 +23121,7 @@
               <w:spacing w:after="10" w:before="0"/>
               <w:ind w:left="120"/>
             </w:pPr>
-            <w:hyperlink w:history="1" r:id="rIdyjdksg3161x1aheb4clmp">
+            <w:hyperlink w:history="1" r:id="rIdi6880czawyf343bvnsuwj">
               <w:r>
                 <w:rPr>
                   <w:rFonts w:ascii="Arial" w:cs="Arial" w:eastAsia="Arial" w:hAnsi="Arial"/>
@@ -23184,47 +23174,31 @@
                 <w:sz w:val="16"/>
                 <w:szCs w:val="16"/>
               </w:rPr>
-              <w:t xml:space="preserve">📖 EXERCISE:</w:t>
+              <w:t xml:space="preserve">📖 READING:</w:t>
             </w:r>
           </w:p>
           <w:p>
             <w:pPr>
               <w:spacing w:after="20" w:before="0"/>
             </w:pPr>
-            <w:hyperlink w:history="1" r:id="rIdc_qvsngzqikbwsfavsuwe">
-              <w:r>
-                <w:rPr>
-                  <w:rFonts w:ascii="Arial" w:cs="Arial" w:eastAsia="Arial" w:hAnsi="Arial"/>
-                  <w:color w:val="2E75B6"/>
-                  <w:sz w:val="16"/>
-                  <w:szCs w:val="16"/>
-                  <w:u w:val="single" w:color="2E75B6"/>
-                </w:rPr>
-                <w:t xml:space="preserve">Moments and Centers of Mass, Work and Force, Fluid Forces Practice</w:t>
-              </w:r>
-            </w:hyperlink>
+            <w:r>
+              <w:rPr>
+                <w:rFonts w:ascii="Arial" w:cs="Arial" w:eastAsia="Arial" w:hAnsi="Arial"/>
+                <w:i/>
+                <w:iCs/>
+                <w:color w:val="595959"/>
+                <w:sz w:val="16"/>
+                <w:szCs w:val="16"/>
+              </w:rPr>
+              <w:t xml:space="preserve">No closely matching reading in the ARES library for this activity.</w:t>
+            </w:r>
           </w:p>
           <w:p>
             <w:pPr>
               <w:spacing w:after="10" w:before="0"/>
               <w:ind w:left="120"/>
             </w:pPr>
-            <w:r>
-              <w:rPr>
-                <w:rFonts w:ascii="Arial" w:cs="Arial" w:eastAsia="Arial" w:hAnsi="Arial"/>
-                <w:color w:val="595959"/>
-                <w:sz w:val="14"/>
-                <w:szCs w:val="14"/>
-              </w:rPr>
-              <w:t xml:space="preserve">Source: CK-12</w:t>
-            </w:r>
-          </w:p>
-          <w:p>
-            <w:pPr>
-              <w:spacing w:after="10" w:before="0"/>
-              <w:ind w:left="120"/>
-            </w:pPr>
-            <w:hyperlink w:history="1" r:id="rIdh6cvhhz-u8puntslccas4">
+            <w:hyperlink w:history="1" r:id="rIdzwgidl4annisispokkj4l">
               <w:r>
                 <w:rPr>
                   <w:rFonts w:ascii="Arial" w:cs="Arial" w:eastAsia="Arial" w:hAnsi="Arial"/>
@@ -23233,9 +23207,24 @@
                   <w:szCs w:val="14"/>
                   <w:u w:val="single" w:color="595959"/>
                 </w:rPr>
-                <w:t xml:space="preserve">🔍 Search ARES for similar readings</w:t>
+                <w:t xml:space="preserve">🔍 Search ARES for readings</w:t>
               </w:r>
             </w:hyperlink>
+          </w:p>
+          <w:p>
+            <w:pPr>
+              <w:spacing w:after="10" w:before="0"/>
+              <w:ind w:left="120"/>
+            </w:pPr>
+            <w:r>
+              <w:rPr>
+                <w:rFonts w:ascii="Arial" w:cs="Arial" w:eastAsia="Arial" w:hAnsi="Arial"/>
+                <w:color w:val="595959"/>
+                <w:sz w:val="14"/>
+                <w:szCs w:val="14"/>
+              </w:rPr>
+              <w:t xml:space="preserve">Search terms: turning effect force moment</w:t>
+            </w:r>
           </w:p>
         </w:tc>
         <w:tc>
@@ -23436,7 +23425,7 @@
               <w:spacing w:after="10" w:before="0"/>
               <w:ind w:left="120"/>
             </w:pPr>
-            <w:hyperlink w:history="1" r:id="rIdxtcivyo2oiwhn1z6hp_do">
+            <w:hyperlink w:history="1" r:id="rIdopqs7t1brfwmpoxjw7rhz">
               <w:r>
                 <w:rPr>
                   <w:rFonts w:ascii="Arial" w:cs="Arial" w:eastAsia="Arial" w:hAnsi="Arial"/>
@@ -23489,47 +23478,31 @@
                 <w:sz w:val="16"/>
                 <w:szCs w:val="16"/>
               </w:rPr>
-              <w:t xml:space="preserve">📖 EXERCISE:</w:t>
+              <w:t xml:space="preserve">📖 READING:</w:t>
             </w:r>
           </w:p>
           <w:p>
             <w:pPr>
               <w:spacing w:after="20" w:before="0"/>
             </w:pPr>
-            <w:hyperlink w:history="1" r:id="rIdkmnlhtwowe0tdf8g5jlph">
-              <w:r>
-                <w:rPr>
-                  <w:rFonts w:ascii="Arial" w:cs="Arial" w:eastAsia="Arial" w:hAnsi="Arial"/>
-                  <w:color w:val="2E75B6"/>
-                  <w:sz w:val="16"/>
-                  <w:szCs w:val="16"/>
-                  <w:u w:val="single" w:color="2E75B6"/>
-                </w:rPr>
-                <w:t xml:space="preserve">Moments and Centers of Mass, Work and Force, Fluid Forces Practice</w:t>
-              </w:r>
-            </w:hyperlink>
+            <w:r>
+              <w:rPr>
+                <w:rFonts w:ascii="Arial" w:cs="Arial" w:eastAsia="Arial" w:hAnsi="Arial"/>
+                <w:i/>
+                <w:iCs/>
+                <w:color w:val="595959"/>
+                <w:sz w:val="16"/>
+                <w:szCs w:val="16"/>
+              </w:rPr>
+              <w:t xml:space="preserve">No closely matching reading in the ARES library for this activity.</w:t>
+            </w:r>
           </w:p>
           <w:p>
             <w:pPr>
               <w:spacing w:after="10" w:before="0"/>
               <w:ind w:left="120"/>
             </w:pPr>
-            <w:r>
-              <w:rPr>
-                <w:rFonts w:ascii="Arial" w:cs="Arial" w:eastAsia="Arial" w:hAnsi="Arial"/>
-                <w:color w:val="595959"/>
-                <w:sz w:val="14"/>
-                <w:szCs w:val="14"/>
-              </w:rPr>
-              <w:t xml:space="preserve">Source: CK-12</w:t>
-            </w:r>
-          </w:p>
-          <w:p>
-            <w:pPr>
-              <w:spacing w:after="10" w:before="0"/>
-              <w:ind w:left="120"/>
-            </w:pPr>
-            <w:hyperlink w:history="1" r:id="rIdnd3uaekqsd26jdpd8yctx">
+            <w:hyperlink w:history="1" r:id="rId8bzhy8g5sy0xzgiscqcf3">
               <w:r>
                 <w:rPr>
                   <w:rFonts w:ascii="Arial" w:cs="Arial" w:eastAsia="Arial" w:hAnsi="Arial"/>
@@ -23538,9 +23511,24 @@
                   <w:szCs w:val="14"/>
                   <w:u w:val="single" w:color="595959"/>
                 </w:rPr>
-                <w:t xml:space="preserve">🔍 Search ARES for similar readings</w:t>
+                <w:t xml:space="preserve">🔍 Search ARES for readings</w:t>
               </w:r>
             </w:hyperlink>
+          </w:p>
+          <w:p>
+            <w:pPr>
+              <w:spacing w:after="10" w:before="0"/>
+              <w:ind w:left="120"/>
+            </w:pPr>
+            <w:r>
+              <w:rPr>
+                <w:rFonts w:ascii="Arial" w:cs="Arial" w:eastAsia="Arial" w:hAnsi="Arial"/>
+                <w:color w:val="595959"/>
+                <w:sz w:val="14"/>
+                <w:szCs w:val="14"/>
+              </w:rPr>
+              <w:t xml:space="preserve">Search terms: turning effect force moment</w:t>
+            </w:r>
           </w:p>
         </w:tc>
         <w:tc>
@@ -23741,7 +23729,7 @@
               <w:spacing w:after="10" w:before="0"/>
               <w:ind w:left="120"/>
             </w:pPr>
-            <w:hyperlink w:history="1" r:id="rId2nqwpvghpzwerff0zzuod">
+            <w:hyperlink w:history="1" r:id="rIdfzkl3kdjivpgl_a81rari">
               <w:r>
                 <w:rPr>
                   <w:rFonts w:ascii="Arial" w:cs="Arial" w:eastAsia="Arial" w:hAnsi="Arial"/>
@@ -23794,47 +23782,31 @@
                 <w:sz w:val="16"/>
                 <w:szCs w:val="16"/>
               </w:rPr>
-              <w:t xml:space="preserve">📖 EXERCISE:</w:t>
+              <w:t xml:space="preserve">📖 READING:</w:t>
             </w:r>
           </w:p>
           <w:p>
             <w:pPr>
               <w:spacing w:after="20" w:before="0"/>
             </w:pPr>
-            <w:hyperlink w:history="1" r:id="rIdpifulp2x6gio0okn_7rej">
-              <w:r>
-                <w:rPr>
-                  <w:rFonts w:ascii="Arial" w:cs="Arial" w:eastAsia="Arial" w:hAnsi="Arial"/>
-                  <w:color w:val="2E75B6"/>
-                  <w:sz w:val="16"/>
-                  <w:szCs w:val="16"/>
-                  <w:u w:val="single" w:color="2E75B6"/>
-                </w:rPr>
-                <w:t xml:space="preserve">Moments and Centers of Mass, Work and Force, Fluid Forces Practice</w:t>
-              </w:r>
-            </w:hyperlink>
+            <w:r>
+              <w:rPr>
+                <w:rFonts w:ascii="Arial" w:cs="Arial" w:eastAsia="Arial" w:hAnsi="Arial"/>
+                <w:i/>
+                <w:iCs/>
+                <w:color w:val="595959"/>
+                <w:sz w:val="16"/>
+                <w:szCs w:val="16"/>
+              </w:rPr>
+              <w:t xml:space="preserve">No closely matching reading in the ARES library for this activity.</w:t>
+            </w:r>
           </w:p>
           <w:p>
             <w:pPr>
               <w:spacing w:after="10" w:before="0"/>
               <w:ind w:left="120"/>
             </w:pPr>
-            <w:r>
-              <w:rPr>
-                <w:rFonts w:ascii="Arial" w:cs="Arial" w:eastAsia="Arial" w:hAnsi="Arial"/>
-                <w:color w:val="595959"/>
-                <w:sz w:val="14"/>
-                <w:szCs w:val="14"/>
-              </w:rPr>
-              <w:t xml:space="preserve">Source: CK-12</w:t>
-            </w:r>
-          </w:p>
-          <w:p>
-            <w:pPr>
-              <w:spacing w:after="10" w:before="0"/>
-              <w:ind w:left="120"/>
-            </w:pPr>
-            <w:hyperlink w:history="1" r:id="rIdlkuyujvi-j6h0xlfj9io9">
+            <w:hyperlink w:history="1" r:id="rIdiioekptchta1ypruipuzn">
               <w:r>
                 <w:rPr>
                   <w:rFonts w:ascii="Arial" w:cs="Arial" w:eastAsia="Arial" w:hAnsi="Arial"/>
@@ -23843,9 +23815,24 @@
                   <w:szCs w:val="14"/>
                   <w:u w:val="single" w:color="595959"/>
                 </w:rPr>
-                <w:t xml:space="preserve">🔍 Search ARES for similar readings</w:t>
+                <w:t xml:space="preserve">🔍 Search ARES for readings</w:t>
               </w:r>
             </w:hyperlink>
+          </w:p>
+          <w:p>
+            <w:pPr>
+              <w:spacing w:after="10" w:before="0"/>
+              <w:ind w:left="120"/>
+            </w:pPr>
+            <w:r>
+              <w:rPr>
+                <w:rFonts w:ascii="Arial" w:cs="Arial" w:eastAsia="Arial" w:hAnsi="Arial"/>
+                <w:color w:val="595959"/>
+                <w:sz w:val="14"/>
+                <w:szCs w:val="14"/>
+              </w:rPr>
+              <w:t xml:space="preserve">Search terms: turning effect force moment</w:t>
+            </w:r>
           </w:p>
         </w:tc>
         <w:tc>
@@ -24046,7 +24033,7 @@
               <w:spacing w:after="10" w:before="0"/>
               <w:ind w:left="120"/>
             </w:pPr>
-            <w:hyperlink w:history="1" r:id="rIdxq6l9dfp4mqebsbh_b874">
+            <w:hyperlink w:history="1" r:id="rIdsjy2psmttvjudaw77-dvx">
               <w:r>
                 <w:rPr>
                   <w:rFonts w:ascii="Arial" w:cs="Arial" w:eastAsia="Arial" w:hAnsi="Arial"/>
@@ -24099,47 +24086,31 @@
                 <w:sz w:val="16"/>
                 <w:szCs w:val="16"/>
               </w:rPr>
-              <w:t xml:space="preserve">📖 EXERCISE:</w:t>
+              <w:t xml:space="preserve">📖 READING:</w:t>
             </w:r>
           </w:p>
           <w:p>
             <w:pPr>
               <w:spacing w:after="20" w:before="0"/>
             </w:pPr>
-            <w:hyperlink w:history="1" r:id="rIddtbo3fihz4jwm59ghbo_y">
-              <w:r>
-                <w:rPr>
-                  <w:rFonts w:ascii="Arial" w:cs="Arial" w:eastAsia="Arial" w:hAnsi="Arial"/>
-                  <w:color w:val="2E75B6"/>
-                  <w:sz w:val="16"/>
-                  <w:szCs w:val="16"/>
-                  <w:u w:val="single" w:color="2E75B6"/>
-                </w:rPr>
-                <w:t xml:space="preserve">Moments and Centers of Mass, Work and Force, Fluid Forces Practice</w:t>
-              </w:r>
-            </w:hyperlink>
+            <w:r>
+              <w:rPr>
+                <w:rFonts w:ascii="Arial" w:cs="Arial" w:eastAsia="Arial" w:hAnsi="Arial"/>
+                <w:i/>
+                <w:iCs/>
+                <w:color w:val="595959"/>
+                <w:sz w:val="16"/>
+                <w:szCs w:val="16"/>
+              </w:rPr>
+              <w:t xml:space="preserve">No closely matching reading in the ARES library for this activity.</w:t>
+            </w:r>
           </w:p>
           <w:p>
             <w:pPr>
               <w:spacing w:after="10" w:before="0"/>
               <w:ind w:left="120"/>
             </w:pPr>
-            <w:r>
-              <w:rPr>
-                <w:rFonts w:ascii="Arial" w:cs="Arial" w:eastAsia="Arial" w:hAnsi="Arial"/>
-                <w:color w:val="595959"/>
-                <w:sz w:val="14"/>
-                <w:szCs w:val="14"/>
-              </w:rPr>
-              <w:t xml:space="preserve">Source: CK-12</w:t>
-            </w:r>
-          </w:p>
-          <w:p>
-            <w:pPr>
-              <w:spacing w:after="10" w:before="0"/>
-              <w:ind w:left="120"/>
-            </w:pPr>
-            <w:hyperlink w:history="1" r:id="rIdcwogj3u_nkqoskatpvy4j">
+            <w:hyperlink w:history="1" r:id="rIdaf3ymg3ooc1ulgfxsawde">
               <w:r>
                 <w:rPr>
                   <w:rFonts w:ascii="Arial" w:cs="Arial" w:eastAsia="Arial" w:hAnsi="Arial"/>
@@ -24148,9 +24119,24 @@
                   <w:szCs w:val="14"/>
                   <w:u w:val="single" w:color="595959"/>
                 </w:rPr>
-                <w:t xml:space="preserve">🔍 Search ARES for similar readings</w:t>
+                <w:t xml:space="preserve">🔍 Search ARES for readings</w:t>
               </w:r>
             </w:hyperlink>
+          </w:p>
+          <w:p>
+            <w:pPr>
+              <w:spacing w:after="10" w:before="0"/>
+              <w:ind w:left="120"/>
+            </w:pPr>
+            <w:r>
+              <w:rPr>
+                <w:rFonts w:ascii="Arial" w:cs="Arial" w:eastAsia="Arial" w:hAnsi="Arial"/>
+                <w:color w:val="595959"/>
+                <w:sz w:val="14"/>
+                <w:szCs w:val="14"/>
+              </w:rPr>
+              <w:t xml:space="preserve">Search terms: turning effect force moment</w:t>
+            </w:r>
           </w:p>
         </w:tc>
         <w:tc>
@@ -24351,7 +24337,7 @@
               <w:spacing w:after="10" w:before="0"/>
               <w:ind w:left="120"/>
             </w:pPr>
-            <w:hyperlink w:history="1" r:id="rIdcbohozqozf1dulyurydef">
+            <w:hyperlink w:history="1" r:id="rIdjtorfbxafkgo1lncbalvn">
               <w:r>
                 <w:rPr>
                   <w:rFonts w:ascii="Arial" w:cs="Arial" w:eastAsia="Arial" w:hAnsi="Arial"/>
@@ -24404,47 +24390,31 @@
                 <w:sz w:val="16"/>
                 <w:szCs w:val="16"/>
               </w:rPr>
-              <w:t xml:space="preserve">📖 EXERCISE:</w:t>
+              <w:t xml:space="preserve">📖 READING:</w:t>
             </w:r>
           </w:p>
           <w:p>
             <w:pPr>
               <w:spacing w:after="20" w:before="0"/>
             </w:pPr>
-            <w:hyperlink w:history="1" r:id="rIdoy23hm60uahfgdsezty6k">
-              <w:r>
-                <w:rPr>
-                  <w:rFonts w:ascii="Arial" w:cs="Arial" w:eastAsia="Arial" w:hAnsi="Arial"/>
-                  <w:color w:val="2E75B6"/>
-                  <w:sz w:val="16"/>
-                  <w:szCs w:val="16"/>
-                  <w:u w:val="single" w:color="2E75B6"/>
-                </w:rPr>
-                <w:t xml:space="preserve">Moments and Centers of Mass, Work and Force, Fluid Forces Practice</w:t>
-              </w:r>
-            </w:hyperlink>
+            <w:r>
+              <w:rPr>
+                <w:rFonts w:ascii="Arial" w:cs="Arial" w:eastAsia="Arial" w:hAnsi="Arial"/>
+                <w:i/>
+                <w:iCs/>
+                <w:color w:val="595959"/>
+                <w:sz w:val="16"/>
+                <w:szCs w:val="16"/>
+              </w:rPr>
+              <w:t xml:space="preserve">No closely matching reading in the ARES library for this activity.</w:t>
+            </w:r>
           </w:p>
           <w:p>
             <w:pPr>
               <w:spacing w:after="10" w:before="0"/>
               <w:ind w:left="120"/>
             </w:pPr>
-            <w:r>
-              <w:rPr>
-                <w:rFonts w:ascii="Arial" w:cs="Arial" w:eastAsia="Arial" w:hAnsi="Arial"/>
-                <w:color w:val="595959"/>
-                <w:sz w:val="14"/>
-                <w:szCs w:val="14"/>
-              </w:rPr>
-              <w:t xml:space="preserve">Source: CK-12</w:t>
-            </w:r>
-          </w:p>
-          <w:p>
-            <w:pPr>
-              <w:spacing w:after="10" w:before="0"/>
-              <w:ind w:left="120"/>
-            </w:pPr>
-            <w:hyperlink w:history="1" r:id="rIdzhadm4dg9koihfhqvy0tq">
+            <w:hyperlink w:history="1" r:id="rIdtdc5ze8ncfwxqzqn5nlxx">
               <w:r>
                 <w:rPr>
                   <w:rFonts w:ascii="Arial" w:cs="Arial" w:eastAsia="Arial" w:hAnsi="Arial"/>
@@ -24453,9 +24423,24 @@
                   <w:szCs w:val="14"/>
                   <w:u w:val="single" w:color="595959"/>
                 </w:rPr>
-                <w:t xml:space="preserve">🔍 Search ARES for similar readings</w:t>
+                <w:t xml:space="preserve">🔍 Search ARES for readings</w:t>
               </w:r>
             </w:hyperlink>
+          </w:p>
+          <w:p>
+            <w:pPr>
+              <w:spacing w:after="10" w:before="0"/>
+              <w:ind w:left="120"/>
+            </w:pPr>
+            <w:r>
+              <w:rPr>
+                <w:rFonts w:ascii="Arial" w:cs="Arial" w:eastAsia="Arial" w:hAnsi="Arial"/>
+                <w:color w:val="595959"/>
+                <w:sz w:val="14"/>
+                <w:szCs w:val="14"/>
+              </w:rPr>
+              <w:t xml:space="preserve">Search terms: turning effect force moment</w:t>
+            </w:r>
           </w:p>
         </w:tc>
         <w:tc>

--- a/data/outputs/v2/General_Science/SS3.1_Turning_Effect_of_Force/General_Science_Turning_Effect_of_Force_CBE_LessonSequence.docx
+++ b/data/outputs/v2/General_Science/SS3.1_Turning_Effect_of_Force/General_Science_Turning_Effect_of_Force_CBE_LessonSequence.docx
@@ -42,6 +42,177 @@
     </w:p>
     <w:p>
       <w:pPr>
+        <w:spacing w:after="80" w:before="120"/>
+      </w:pPr>
+      <w:r>
+        <w:rPr>
+          <w:rFonts w:ascii="Arial" w:cs="Arial" w:eastAsia="Arial" w:hAnsi="Arial"/>
+          <w:b/>
+          <w:bCs/>
+          <w:color w:val="1F3864"/>
+          <w:sz w:val="20"/>
+          <w:szCs w:val="20"/>
+        </w:rPr>
+        <w:t xml:space="preserve">ATTRIBUTION AND LICENSING</w:t>
+      </w:r>
+    </w:p>
+    <w:p>
+      <w:pPr>
+        <w:spacing w:after="60" w:before="0"/>
+      </w:pPr>
+      <w:r>
+        <w:rPr>
+          <w:rFonts w:ascii="Arial" w:cs="Arial" w:eastAsia="Arial" w:hAnsi="Arial"/>
+          <w:b/>
+          <w:bCs/>
+          <w:sz w:val="17"/>
+          <w:szCs w:val="17"/>
+        </w:rPr>
+        <w:t xml:space="preserve">Curriculum Alignment: </w:t>
+      </w:r>
+      <w:r>
+        <w:rPr>
+          <w:rFonts w:ascii="Arial" w:cs="Arial" w:eastAsia="Arial" w:hAnsi="Arial"/>
+          <w:sz w:val="17"/>
+          <w:szCs w:val="17"/>
+        </w:rPr>
+        <w:t xml:space="preserve">Structured in pedagogical alignment with the competence-based curriculum format and learning outcomes established by the Kenya Institute of Curriculum Development (KICD). This material is independently developed and is not officially endorsed or published by KICD.</w:t>
+      </w:r>
+    </w:p>
+    <w:p>
+      <w:pPr>
+        <w:spacing w:after="60" w:before="0"/>
+      </w:pPr>
+      <w:r>
+        <w:rPr>
+          <w:rFonts w:ascii="Arial" w:cs="Arial" w:eastAsia="Arial" w:hAnsi="Arial"/>
+          <w:b/>
+          <w:bCs/>
+          <w:sz w:val="17"/>
+          <w:szCs w:val="17"/>
+        </w:rPr>
+        <w:t xml:space="preserve">Content &amp; Pedagogy: </w:t>
+      </w:r>
+      <w:r>
+        <w:rPr>
+          <w:rFonts w:ascii="Arial" w:cs="Arial" w:eastAsia="Arial" w:hAnsi="Arial"/>
+          <w:sz w:val="17"/>
+          <w:szCs w:val="17"/>
+        </w:rPr>
+        <w:t xml:space="preserve">Developed and adapted by the educator team at SeaVuria (registered 501(c)(3) in the United States and registered NGO in Kenya, No. 872-850A-BF11), who designed the pedagogical framework, lesson templates and exemplar lessons on which this material is based.</w:t>
+      </w:r>
+    </w:p>
+    <w:p>
+      <w:pPr>
+        <w:spacing w:after="60" w:before="0"/>
+      </w:pPr>
+      <w:r>
+        <w:rPr>
+          <w:rFonts w:ascii="Arial" w:cs="Arial" w:eastAsia="Arial" w:hAnsi="Arial"/>
+          <w:b/>
+          <w:bCs/>
+          <w:sz w:val="17"/>
+          <w:szCs w:val="17"/>
+        </w:rPr>
+        <w:t xml:space="preserve">Production &amp; Layout: </w:t>
+      </w:r>
+      <w:r>
+        <w:rPr>
+          <w:rFonts w:ascii="Arial" w:cs="Arial" w:eastAsia="Arial" w:hAnsi="Arial"/>
+          <w:sz w:val="17"/>
+          <w:szCs w:val="17"/>
+        </w:rPr>
+        <w:t xml:space="preserve">Educational design and curriculum sequencing by SeaVuria. Technical layout, structural formatting, and digital optimization/implementation executed in partnership with ARES Education (registered 501(c)(3) in the United States and Canada (as Afretech Aid) and registered NGO in Kenya), with lesson drafting and compilation assisted by AI (Claude, Anthropic).</w:t>
+      </w:r>
+    </w:p>
+    <w:p>
+      <w:pPr>
+        <w:pBdr>
+          <w:bottom w:val="single" w:color="1F3864" w:sz="6" w:space="6"/>
+        </w:pBdr>
+        <w:spacing w:after="60" w:before="0"/>
+      </w:pPr>
+      <w:r>
+        <w:rPr>
+          <w:rFonts w:ascii="Arial" w:cs="Arial" w:eastAsia="Arial" w:hAnsi="Arial"/>
+          <w:b/>
+          <w:bCs/>
+          <w:sz w:val="17"/>
+          <w:szCs w:val="17"/>
+        </w:rPr>
+        <w:t xml:space="preserve">Licensing &amp; Copyright: </w:t>
+      </w:r>
+      <w:r>
+        <w:rPr>
+          <w:rFonts w:ascii="Arial" w:cs="Arial" w:eastAsia="Arial" w:hAnsi="Arial"/>
+          <w:sz w:val="17"/>
+          <w:szCs w:val="17"/>
+        </w:rPr>
+        <w:t xml:space="preserve">© 2026 SeaVuria and ARES. This work is licensed under a </w:t>
+      </w:r>
+      <w:hyperlink w:history="1" r:id="rIdl_zvpvrnmpnvpdf_scen-">
+        <w:r>
+          <w:rPr>
+            <w:rFonts w:ascii="Arial" w:cs="Arial" w:eastAsia="Arial" w:hAnsi="Arial"/>
+            <w:color w:val="1F6B75"/>
+            <w:sz w:val="17"/>
+            <w:szCs w:val="17"/>
+            <w:u w:val="single" w:color="1F6B75"/>
+          </w:rPr>
+          <w:t xml:space="preserve">Creative Commons Attribution-NonCommercial 4.0 International License</w:t>
+        </w:r>
+      </w:hyperlink>
+      <w:r>
+        <w:rPr>
+          <w:rFonts w:ascii="Arial" w:cs="Arial" w:eastAsia="Arial" w:hAnsi="Arial"/>
+          <w:sz w:val="17"/>
+          <w:szCs w:val="17"/>
+        </w:rPr>
+        <w:t xml:space="preserve"> (</w:t>
+      </w:r>
+      <w:hyperlink w:history="1" r:id="rIdxq2wc023kibeb7in7jrzn">
+        <w:r>
+          <w:rPr>
+            <w:rFonts w:ascii="Arial" w:cs="Arial" w:eastAsia="Arial" w:hAnsi="Arial"/>
+            <w:color w:val="1F6B75"/>
+            <w:sz w:val="17"/>
+            <w:szCs w:val="17"/>
+            <w:u w:val="single" w:color="1F6B75"/>
+          </w:rPr>
+          <w:t xml:space="preserve">CC BY-NC 4.0</w:t>
+        </w:r>
+      </w:hyperlink>
+      <w:r>
+        <w:rPr>
+          <w:rFonts w:ascii="Arial" w:cs="Arial" w:eastAsia="Arial" w:hAnsi="Arial"/>
+          <w:sz w:val="17"/>
+          <w:szCs w:val="17"/>
+        </w:rPr>
+        <w:t xml:space="preserve">). To view a copy of this license, visit </w:t>
+      </w:r>
+      <w:hyperlink w:history="1" r:id="rIdwbegimotdtxht6o3-uvpy">
+        <w:r>
+          <w:rPr>
+            <w:rFonts w:ascii="Arial" w:cs="Arial" w:eastAsia="Arial" w:hAnsi="Arial"/>
+            <w:color w:val="1F6B75"/>
+            <w:sz w:val="17"/>
+            <w:szCs w:val="17"/>
+            <w:u w:val="single" w:color="1F6B75"/>
+          </w:rPr>
+          <w:t xml:space="preserve">https://creativecommons.org/licenses/by-nc/4.0/</w:t>
+        </w:r>
+      </w:hyperlink>
+      <w:r>
+        <w:rPr>
+          <w:rFonts w:ascii="Arial" w:cs="Arial" w:eastAsia="Arial" w:hAnsi="Arial"/>
+          <w:sz w:val="17"/>
+          <w:szCs w:val="17"/>
+        </w:rPr>
+        <w:t xml:space="preserve">. You are free to copy, redistribute, and adapt this material in any medium or format, provided appropriate credit is given and the material is not used for commercial purposes. KICD learning outcomes and curriculum designations reproduced here for alignment purposes remain the property of KICD and are not covered by this license. Linked external resources (e.g. CK-12, Khan Academy, PhET) are subject to their own licenses.</w:t>
+      </w:r>
+    </w:p>
+    <w:p>
+      <w:pPr>
         <w:spacing w:after="120"/>
       </w:pPr>
       <w:r>
@@ -2967,7 +3138,7 @@
             <w:pPr>
               <w:spacing w:after="20" w:before="0"/>
             </w:pPr>
-            <w:hyperlink w:history="1" r:id="rId1mo97fhhjf8g7hmqah_sd">
+            <w:hyperlink w:history="1" r:id="rId6az1lwydjzshr6ssnggud">
               <w:r>
                 <w:rPr>
                   <w:rFonts w:ascii="Arial" w:cs="Arial" w:eastAsia="Arial" w:hAnsi="Arial"/>
@@ -3000,7 +3171,7 @@
               <w:spacing w:after="10" w:before="0"/>
               <w:ind w:left="120"/>
             </w:pPr>
-            <w:hyperlink w:history="1" r:id="rIdz40-70qt6koo4qd84qw6n">
+            <w:hyperlink w:history="1" r:id="rIdtnzhfk-_k7jbsyzubdqpw">
               <w:r>
                 <w:rPr>
                   <w:rFonts w:ascii="Arial" w:cs="Arial" w:eastAsia="Arial" w:hAnsi="Arial"/>
@@ -3045,7 +3216,7 @@
             <w:pPr>
               <w:spacing w:after="20" w:before="0"/>
             </w:pPr>
-            <w:hyperlink w:history="1" r:id="rIdj7lsk6_bwlusdpuksumtw">
+            <w:hyperlink w:history="1" r:id="rId6xhnvo9q_hoefegnhauk0">
               <w:r>
                 <w:rPr>
                   <w:rFonts w:ascii="Arial" w:cs="Arial" w:eastAsia="Arial" w:hAnsi="Arial"/>
@@ -3078,7 +3249,7 @@
               <w:spacing w:after="10" w:before="0"/>
               <w:ind w:left="120"/>
             </w:pPr>
-            <w:hyperlink w:history="1" r:id="rIdtew72u_gxptmooltfidjc">
+            <w:hyperlink w:history="1" r:id="rIdpxpuoq6_5m2wv1ts_xmnp">
               <w:r>
                 <w:rPr>
                   <w:rFonts w:ascii="Arial" w:cs="Arial" w:eastAsia="Arial" w:hAnsi="Arial"/>
@@ -3273,7 +3444,7 @@
             <w:pPr>
               <w:spacing w:after="20" w:before="0"/>
             </w:pPr>
-            <w:hyperlink w:history="1" r:id="rIdtvzuat3cbbysfdodlucxj">
+            <w:hyperlink w:history="1" r:id="rIdohvvrgkxpqw1ya0fpue37">
               <w:r>
                 <w:rPr>
                   <w:rFonts w:ascii="Arial" w:cs="Arial" w:eastAsia="Arial" w:hAnsi="Arial"/>
@@ -3306,7 +3477,7 @@
               <w:spacing w:after="10" w:before="0"/>
               <w:ind w:left="120"/>
             </w:pPr>
-            <w:hyperlink w:history="1" r:id="rIdnh0j6h2q88ep3p4ijte3f">
+            <w:hyperlink w:history="1" r:id="rId4z4mymplu6aijh36s1bjw">
               <w:r>
                 <w:rPr>
                   <w:rFonts w:ascii="Arial" w:cs="Arial" w:eastAsia="Arial" w:hAnsi="Arial"/>
@@ -3351,7 +3522,7 @@
             <w:pPr>
               <w:spacing w:after="20" w:before="0"/>
             </w:pPr>
-            <w:hyperlink w:history="1" r:id="rIdegrj0qg0i3qqjhbufudib">
+            <w:hyperlink w:history="1" r:id="rIdygou2g-vaoycgmleiuftt">
               <w:r>
                 <w:rPr>
                   <w:rFonts w:ascii="Arial" w:cs="Arial" w:eastAsia="Arial" w:hAnsi="Arial"/>
@@ -3384,7 +3555,7 @@
               <w:spacing w:after="10" w:before="0"/>
               <w:ind w:left="120"/>
             </w:pPr>
-            <w:hyperlink w:history="1" r:id="rIds3rnrbi5pdk-jl5ovdhc3">
+            <w:hyperlink w:history="1" r:id="rId48mblwcccdskeawd5q4s4">
               <w:r>
                 <w:rPr>
                   <w:rFonts w:ascii="Arial" w:cs="Arial" w:eastAsia="Arial" w:hAnsi="Arial"/>
@@ -3579,7 +3750,7 @@
             <w:pPr>
               <w:spacing w:after="20" w:before="0"/>
             </w:pPr>
-            <w:hyperlink w:history="1" r:id="rId14rbc11vde9npclzoprxq">
+            <w:hyperlink w:history="1" r:id="rId4qb2ynak3ygxwelrv4hna">
               <w:r>
                 <w:rPr>
                   <w:rFonts w:ascii="Arial" w:cs="Arial" w:eastAsia="Arial" w:hAnsi="Arial"/>
@@ -3612,7 +3783,7 @@
               <w:spacing w:after="10" w:before="0"/>
               <w:ind w:left="120"/>
             </w:pPr>
-            <w:hyperlink w:history="1" r:id="rIduvfnanfyan26hgk6jcpil">
+            <w:hyperlink w:history="1" r:id="rIdttdtp6zs4okzay_3gyp_z">
               <w:r>
                 <w:rPr>
                   <w:rFonts w:ascii="Arial" w:cs="Arial" w:eastAsia="Arial" w:hAnsi="Arial"/>
@@ -3657,7 +3828,7 @@
             <w:pPr>
               <w:spacing w:after="20" w:before="0"/>
             </w:pPr>
-            <w:hyperlink w:history="1" r:id="rIduugnkhnybjb8kpx_0okgn">
+            <w:hyperlink w:history="1" r:id="rIdtr1h9d9kkxn2jekrjlawk">
               <w:r>
                 <w:rPr>
                   <w:rFonts w:ascii="Arial" w:cs="Arial" w:eastAsia="Arial" w:hAnsi="Arial"/>
@@ -3690,7 +3861,7 @@
               <w:spacing w:after="10" w:before="0"/>
               <w:ind w:left="120"/>
             </w:pPr>
-            <w:hyperlink w:history="1" r:id="rIdbffbeylnrmnsz85sbchmi">
+            <w:hyperlink w:history="1" r:id="rIdoruxmbfid2j-za_vc-afk">
               <w:r>
                 <w:rPr>
                   <w:rFonts w:ascii="Arial" w:cs="Arial" w:eastAsia="Arial" w:hAnsi="Arial"/>
@@ -3885,7 +4056,7 @@
             <w:pPr>
               <w:spacing w:after="20" w:before="0"/>
             </w:pPr>
-            <w:hyperlink w:history="1" r:id="rIdp1z8rezir1vxxnrjwb6sv">
+            <w:hyperlink w:history="1" r:id="rId-iydnzbbj1uigl9jx4wqq">
               <w:r>
                 <w:rPr>
                   <w:rFonts w:ascii="Arial" w:cs="Arial" w:eastAsia="Arial" w:hAnsi="Arial"/>
@@ -3918,7 +4089,7 @@
               <w:spacing w:after="10" w:before="0"/>
               <w:ind w:left="120"/>
             </w:pPr>
-            <w:hyperlink w:history="1" r:id="rIddd7chyylokdszsq7e3vgt">
+            <w:hyperlink w:history="1" r:id="rId2ywg2vwxnolooosbnmcwv">
               <w:r>
                 <w:rPr>
                   <w:rFonts w:ascii="Arial" w:cs="Arial" w:eastAsia="Arial" w:hAnsi="Arial"/>
@@ -3963,7 +4134,7 @@
             <w:pPr>
               <w:spacing w:after="20" w:before="0"/>
             </w:pPr>
-            <w:hyperlink w:history="1" r:id="rIda_felattw-qtuehmy84zo">
+            <w:hyperlink w:history="1" r:id="rIddo6fwbv3avsgr2dowqjlw">
               <w:r>
                 <w:rPr>
                   <w:rFonts w:ascii="Arial" w:cs="Arial" w:eastAsia="Arial" w:hAnsi="Arial"/>
@@ -3996,7 +4167,7 @@
               <w:spacing w:after="10" w:before="0"/>
               <w:ind w:left="120"/>
             </w:pPr>
-            <w:hyperlink w:history="1" r:id="rIdhubueifxdh8258151zl_6">
+            <w:hyperlink w:history="1" r:id="rIdiu-slqpjvkpbhuzcguvey">
               <w:r>
                 <w:rPr>
                   <w:rFonts w:ascii="Arial" w:cs="Arial" w:eastAsia="Arial" w:hAnsi="Arial"/>
@@ -4191,7 +4362,7 @@
             <w:pPr>
               <w:spacing w:after="20" w:before="0"/>
             </w:pPr>
-            <w:hyperlink w:history="1" r:id="rId6o9qjvzauzlocp_kgrywg">
+            <w:hyperlink w:history="1" r:id="rIdrxr1jn7gexwqd7_pqmxqg">
               <w:r>
                 <w:rPr>
                   <w:rFonts w:ascii="Arial" w:cs="Arial" w:eastAsia="Arial" w:hAnsi="Arial"/>
@@ -4224,7 +4395,7 @@
               <w:spacing w:after="10" w:before="0"/>
               <w:ind w:left="120"/>
             </w:pPr>
-            <w:hyperlink w:history="1" r:id="rIdvgcvupomvy3eeggocu3ux">
+            <w:hyperlink w:history="1" r:id="rIdvq0vtvky6icqltw3i6px-">
               <w:r>
                 <w:rPr>
                   <w:rFonts w:ascii="Arial" w:cs="Arial" w:eastAsia="Arial" w:hAnsi="Arial"/>
@@ -4269,7 +4440,7 @@
             <w:pPr>
               <w:spacing w:after="20" w:before="0"/>
             </w:pPr>
-            <w:hyperlink w:history="1" r:id="rIdqhfrst3vhkt8u_4emcwma">
+            <w:hyperlink w:history="1" r:id="rIdgsjyuzd6gduvdw6q0tecw">
               <w:r>
                 <w:rPr>
                   <w:rFonts w:ascii="Arial" w:cs="Arial" w:eastAsia="Arial" w:hAnsi="Arial"/>
@@ -4302,7 +4473,7 @@
               <w:spacing w:after="10" w:before="0"/>
               <w:ind w:left="120"/>
             </w:pPr>
-            <w:hyperlink w:history="1" r:id="rIdzlojnczd7ncymk8u1egru">
+            <w:hyperlink w:history="1" r:id="rIdmwbtf5uvz6tf1rv47r7ya">
               <w:r>
                 <w:rPr>
                   <w:rFonts w:ascii="Arial" w:cs="Arial" w:eastAsia="Arial" w:hAnsi="Arial"/>
@@ -4893,6 +5064,65 @@
         </w:tc>
       </w:tr>
     </w:tbl>
+    <w:p>
+      <w:pPr>
+        <w:pBdr>
+          <w:top w:val="single" w:color="BBBBBB" w:sz="4" w:space="4"/>
+        </w:pBdr>
+        <w:spacing w:after="0" w:before="160"/>
+      </w:pPr>
+      <w:r>
+        <w:rPr>
+          <w:rFonts w:ascii="Arial" w:cs="Arial" w:eastAsia="Arial" w:hAnsi="Arial"/>
+          <w:color w:val="666666"/>
+          <w:sz w:val="14"/>
+          <w:szCs w:val="14"/>
+        </w:rPr>
+        <w:t xml:space="preserve">© 2026 SeaVuria and ARES. Aligned with KICD objectives. Developed by SeaVuria; technical implementation by ARES (with AI assistance from Claude). Licensed under </w:t>
+      </w:r>
+      <w:hyperlink w:history="1" r:id="rIdjfzxnbxmshlflrx2-vdfi">
+        <w:r>
+          <w:rPr>
+            <w:rFonts w:ascii="Arial" w:cs="Arial" w:eastAsia="Arial" w:hAnsi="Arial"/>
+            <w:color w:val="1F6B75"/>
+            <w:sz w:val="14"/>
+            <w:szCs w:val="14"/>
+            <w:u w:val="single" w:color="1F6B75"/>
+          </w:rPr>
+          <w:t xml:space="preserve">CC BY-NC 4.0</w:t>
+        </w:r>
+      </w:hyperlink>
+      <w:r>
+        <w:rPr>
+          <w:rFonts w:ascii="Arial" w:cs="Arial" w:eastAsia="Arial" w:hAnsi="Arial"/>
+          <w:color w:val="666666"/>
+          <w:sz w:val="14"/>
+          <w:szCs w:val="14"/>
+        </w:rPr>
+        <w:t xml:space="preserve"> (</w:t>
+      </w:r>
+      <w:hyperlink w:history="1" r:id="rIda-q7wn6mjku-m_pg99wkn">
+        <w:r>
+          <w:rPr>
+            <w:rFonts w:ascii="Arial" w:cs="Arial" w:eastAsia="Arial" w:hAnsi="Arial"/>
+            <w:color w:val="1F6B75"/>
+            <w:sz w:val="14"/>
+            <w:szCs w:val="14"/>
+            <w:u w:val="single" w:color="1F6B75"/>
+          </w:rPr>
+          <w:t xml:space="preserve">https://creativecommons.org/licenses/by-nc/4.0/</w:t>
+        </w:r>
+      </w:hyperlink>
+      <w:r>
+        <w:rPr>
+          <w:rFonts w:ascii="Arial" w:cs="Arial" w:eastAsia="Arial" w:hAnsi="Arial"/>
+          <w:color w:val="666666"/>
+          <w:sz w:val="14"/>
+          <w:szCs w:val="14"/>
+        </w:rPr>
+        <w:t xml:space="preserve">).</w:t>
+      </w:r>
+    </w:p>
     <w:p>
       <w:r>
         <w:br w:type="page"/>
@@ -5884,7 +6114,7 @@
             <w:pPr>
               <w:spacing w:after="20" w:before="0"/>
             </w:pPr>
-            <w:hyperlink w:history="1" r:id="rIdklr0a0dmkhleqaoka9wva">
+            <w:hyperlink w:history="1" r:id="rIdfzj92co1nqpwopxgqwhk-">
               <w:r>
                 <w:rPr>
                   <w:rFonts w:ascii="Arial" w:cs="Arial" w:eastAsia="Arial" w:hAnsi="Arial"/>
@@ -5917,7 +6147,7 @@
               <w:spacing w:after="10" w:before="0"/>
               <w:ind w:left="120"/>
             </w:pPr>
-            <w:hyperlink w:history="1" r:id="rIdo7lozrza9ymvgwhqgy2i7">
+            <w:hyperlink w:history="1" r:id="rId2clq5pmyigjkcoznv6wtl">
               <w:r>
                 <w:rPr>
                   <w:rFonts w:ascii="Arial" w:cs="Arial" w:eastAsia="Arial" w:hAnsi="Arial"/>
@@ -5979,7 +6209,7 @@
               <w:spacing w:after="10" w:before="0"/>
               <w:ind w:left="120"/>
             </w:pPr>
-            <w:hyperlink w:history="1" r:id="rIdy0cfveqwzfzkhadlmodot">
+            <w:hyperlink w:history="1" r:id="rIdb_q4pbycze8f3tgs3rohb">
               <w:r>
                 <w:rPr>
                   <w:rFonts w:ascii="Arial" w:cs="Arial" w:eastAsia="Arial" w:hAnsi="Arial"/>
@@ -6189,7 +6419,7 @@
             <w:pPr>
               <w:spacing w:after="20" w:before="0"/>
             </w:pPr>
-            <w:hyperlink w:history="1" r:id="rIdlquj0tkjqeo7euxj1s8vu">
+            <w:hyperlink w:history="1" r:id="rIdilvhgqlprspyubekzmhv9">
               <w:r>
                 <w:rPr>
                   <w:rFonts w:ascii="Arial" w:cs="Arial" w:eastAsia="Arial" w:hAnsi="Arial"/>
@@ -6222,7 +6452,7 @@
               <w:spacing w:after="10" w:before="0"/>
               <w:ind w:left="120"/>
             </w:pPr>
-            <w:hyperlink w:history="1" r:id="rId2phuokrr6yexi0jtzzmgw">
+            <w:hyperlink w:history="1" r:id="rIdleidxi-xc7y1nfdqkbsuv">
               <w:r>
                 <w:rPr>
                   <w:rFonts w:ascii="Arial" w:cs="Arial" w:eastAsia="Arial" w:hAnsi="Arial"/>
@@ -6284,7 +6514,7 @@
               <w:spacing w:after="10" w:before="0"/>
               <w:ind w:left="120"/>
             </w:pPr>
-            <w:hyperlink w:history="1" r:id="rIdtin1lbdk8kxlvt3s9ln0z">
+            <w:hyperlink w:history="1" r:id="rIdgetyrkzx5khluk90urj2s">
               <w:r>
                 <w:rPr>
                   <w:rFonts w:ascii="Arial" w:cs="Arial" w:eastAsia="Arial" w:hAnsi="Arial"/>
@@ -6494,7 +6724,7 @@
             <w:pPr>
               <w:spacing w:after="20" w:before="0"/>
             </w:pPr>
-            <w:hyperlink w:history="1" r:id="rIdyqbksw7e0uea1ced94mn5">
+            <w:hyperlink w:history="1" r:id="rIdtzn6amojxzdo2nrta2hzr">
               <w:r>
                 <w:rPr>
                   <w:rFonts w:ascii="Arial" w:cs="Arial" w:eastAsia="Arial" w:hAnsi="Arial"/>
@@ -6527,7 +6757,7 @@
               <w:spacing w:after="10" w:before="0"/>
               <w:ind w:left="120"/>
             </w:pPr>
-            <w:hyperlink w:history="1" r:id="rIdxq1ugwadbfekopg4tcwdn">
+            <w:hyperlink w:history="1" r:id="rIdvqbaba0dwuohixvehkw3w">
               <w:r>
                 <w:rPr>
                   <w:rFonts w:ascii="Arial" w:cs="Arial" w:eastAsia="Arial" w:hAnsi="Arial"/>
@@ -6589,7 +6819,7 @@
               <w:spacing w:after="10" w:before="0"/>
               <w:ind w:left="120"/>
             </w:pPr>
-            <w:hyperlink w:history="1" r:id="rIdcurtq5e7i2alsve8le9ch">
+            <w:hyperlink w:history="1" r:id="rIdsspppjr6kwhio_h69gvyl">
               <w:r>
                 <w:rPr>
                   <w:rFonts w:ascii="Arial" w:cs="Arial" w:eastAsia="Arial" w:hAnsi="Arial"/>
@@ -6799,7 +7029,7 @@
             <w:pPr>
               <w:spacing w:after="20" w:before="0"/>
             </w:pPr>
-            <w:hyperlink w:history="1" r:id="rIdyji43yvdpriz_g6trcy0q">
+            <w:hyperlink w:history="1" r:id="rIdbyha7x9sej1j_irrsub-x">
               <w:r>
                 <w:rPr>
                   <w:rFonts w:ascii="Arial" w:cs="Arial" w:eastAsia="Arial" w:hAnsi="Arial"/>
@@ -6832,7 +7062,7 @@
               <w:spacing w:after="10" w:before="0"/>
               <w:ind w:left="120"/>
             </w:pPr>
-            <w:hyperlink w:history="1" r:id="rIdwnrkqmqbnc6d-vni0gojl">
+            <w:hyperlink w:history="1" r:id="rIdbpxaoyc3fstp_htkp9lny">
               <w:r>
                 <w:rPr>
                   <w:rFonts w:ascii="Arial" w:cs="Arial" w:eastAsia="Arial" w:hAnsi="Arial"/>
@@ -6894,7 +7124,7 @@
               <w:spacing w:after="10" w:before="0"/>
               <w:ind w:left="120"/>
             </w:pPr>
-            <w:hyperlink w:history="1" r:id="rIdnrpt3sxnw5vi2j8zhmmh8">
+            <w:hyperlink w:history="1" r:id="rIditasll4qkrl63s7nd0zg4">
               <w:r>
                 <w:rPr>
                   <w:rFonts w:ascii="Arial" w:cs="Arial" w:eastAsia="Arial" w:hAnsi="Arial"/>
@@ -7104,7 +7334,7 @@
             <w:pPr>
               <w:spacing w:after="20" w:before="0"/>
             </w:pPr>
-            <w:hyperlink w:history="1" r:id="rIdsqqokqovd3mfr65l52ruz">
+            <w:hyperlink w:history="1" r:id="rIddbca5sprdkecp7szugldm">
               <w:r>
                 <w:rPr>
                   <w:rFonts w:ascii="Arial" w:cs="Arial" w:eastAsia="Arial" w:hAnsi="Arial"/>
@@ -7137,7 +7367,7 @@
               <w:spacing w:after="10" w:before="0"/>
               <w:ind w:left="120"/>
             </w:pPr>
-            <w:hyperlink w:history="1" r:id="rIdxrm9wh2rrheek_kjpj8vn">
+            <w:hyperlink w:history="1" r:id="rIdzucxog6-fhtbizuv6qw1y">
               <w:r>
                 <w:rPr>
                   <w:rFonts w:ascii="Arial" w:cs="Arial" w:eastAsia="Arial" w:hAnsi="Arial"/>
@@ -7199,7 +7429,7 @@
               <w:spacing w:after="10" w:before="0"/>
               <w:ind w:left="120"/>
             </w:pPr>
-            <w:hyperlink w:history="1" r:id="rIdvg-h86u39nmn4a-bunbdh">
+            <w:hyperlink w:history="1" r:id="rIdhxptalygyuymw1etx_jjs">
               <w:r>
                 <w:rPr>
                   <w:rFonts w:ascii="Arial" w:cs="Arial" w:eastAsia="Arial" w:hAnsi="Arial"/>
@@ -7710,6 +7940,65 @@
         </w:tc>
       </w:tr>
     </w:tbl>
+    <w:p>
+      <w:pPr>
+        <w:pBdr>
+          <w:top w:val="single" w:color="BBBBBB" w:sz="4" w:space="4"/>
+        </w:pBdr>
+        <w:spacing w:after="0" w:before="160"/>
+      </w:pPr>
+      <w:r>
+        <w:rPr>
+          <w:rFonts w:ascii="Arial" w:cs="Arial" w:eastAsia="Arial" w:hAnsi="Arial"/>
+          <w:color w:val="666666"/>
+          <w:sz w:val="14"/>
+          <w:szCs w:val="14"/>
+        </w:rPr>
+        <w:t xml:space="preserve">© 2026 SeaVuria and ARES. Aligned with KICD objectives. Developed by SeaVuria; technical implementation by ARES (with AI assistance from Claude). Licensed under </w:t>
+      </w:r>
+      <w:hyperlink w:history="1" r:id="rIdxhgzfu829mbvqk06k-_t6">
+        <w:r>
+          <w:rPr>
+            <w:rFonts w:ascii="Arial" w:cs="Arial" w:eastAsia="Arial" w:hAnsi="Arial"/>
+            <w:color w:val="1F6B75"/>
+            <w:sz w:val="14"/>
+            <w:szCs w:val="14"/>
+            <w:u w:val="single" w:color="1F6B75"/>
+          </w:rPr>
+          <w:t xml:space="preserve">CC BY-NC 4.0</w:t>
+        </w:r>
+      </w:hyperlink>
+      <w:r>
+        <w:rPr>
+          <w:rFonts w:ascii="Arial" w:cs="Arial" w:eastAsia="Arial" w:hAnsi="Arial"/>
+          <w:color w:val="666666"/>
+          <w:sz w:val="14"/>
+          <w:szCs w:val="14"/>
+        </w:rPr>
+        <w:t xml:space="preserve"> (</w:t>
+      </w:r>
+      <w:hyperlink w:history="1" r:id="rIdm-ptrxa-ijcfyygmlg0ky">
+        <w:r>
+          <w:rPr>
+            <w:rFonts w:ascii="Arial" w:cs="Arial" w:eastAsia="Arial" w:hAnsi="Arial"/>
+            <w:color w:val="1F6B75"/>
+            <w:sz w:val="14"/>
+            <w:szCs w:val="14"/>
+            <w:u w:val="single" w:color="1F6B75"/>
+          </w:rPr>
+          <w:t xml:space="preserve">https://creativecommons.org/licenses/by-nc/4.0/</w:t>
+        </w:r>
+      </w:hyperlink>
+      <w:r>
+        <w:rPr>
+          <w:rFonts w:ascii="Arial" w:cs="Arial" w:eastAsia="Arial" w:hAnsi="Arial"/>
+          <w:color w:val="666666"/>
+          <w:sz w:val="14"/>
+          <w:szCs w:val="14"/>
+        </w:rPr>
+        <w:t xml:space="preserve">).</w:t>
+      </w:r>
+    </w:p>
     <w:p>
       <w:r>
         <w:br w:type="page"/>
@@ -8718,7 +9007,7 @@
               <w:spacing w:after="10" w:before="0"/>
               <w:ind w:left="120"/>
             </w:pPr>
-            <w:hyperlink w:history="1" r:id="rIdi_lmp8lvksan6wykz8pd8">
+            <w:hyperlink w:history="1" r:id="rIdetdxnvk22detr4yj-lqcs">
               <w:r>
                 <w:rPr>
                   <w:rFonts w:ascii="Arial" w:cs="Arial" w:eastAsia="Arial" w:hAnsi="Arial"/>
@@ -8795,7 +9084,7 @@
               <w:spacing w:after="10" w:before="0"/>
               <w:ind w:left="120"/>
             </w:pPr>
-            <w:hyperlink w:history="1" r:id="rIdygm6vn5xlqju9emwueph2">
+            <w:hyperlink w:history="1" r:id="rId_mxe0snfmu86qlmnywjaq">
               <w:r>
                 <w:rPr>
                   <w:rFonts w:ascii="Arial" w:cs="Arial" w:eastAsia="Arial" w:hAnsi="Arial"/>
@@ -9022,7 +9311,7 @@
               <w:spacing w:after="10" w:before="0"/>
               <w:ind w:left="120"/>
             </w:pPr>
-            <w:hyperlink w:history="1" r:id="rIdtwhuo-iv8uvgyaaf6gyd5">
+            <w:hyperlink w:history="1" r:id="rIdaz8fqfkvttye3txhcbaov">
               <w:r>
                 <w:rPr>
                   <w:rFonts w:ascii="Arial" w:cs="Arial" w:eastAsia="Arial" w:hAnsi="Arial"/>
@@ -9099,7 +9388,7 @@
               <w:spacing w:after="10" w:before="0"/>
               <w:ind w:left="120"/>
             </w:pPr>
-            <w:hyperlink w:history="1" r:id="rId0ng3ursuybeo6rsualrmg">
+            <w:hyperlink w:history="1" r:id="rId-jepid45nhtw3jjojcao4">
               <w:r>
                 <w:rPr>
                   <w:rFonts w:ascii="Arial" w:cs="Arial" w:eastAsia="Arial" w:hAnsi="Arial"/>
@@ -9326,7 +9615,7 @@
               <w:spacing w:after="10" w:before="0"/>
               <w:ind w:left="120"/>
             </w:pPr>
-            <w:hyperlink w:history="1" r:id="rIdzbh4imtl_jxsb3irf818c">
+            <w:hyperlink w:history="1" r:id="rIdvyabjqus_-zslh8qt6mka">
               <w:r>
                 <w:rPr>
                   <w:rFonts w:ascii="Arial" w:cs="Arial" w:eastAsia="Arial" w:hAnsi="Arial"/>
@@ -9403,7 +9692,7 @@
               <w:spacing w:after="10" w:before="0"/>
               <w:ind w:left="120"/>
             </w:pPr>
-            <w:hyperlink w:history="1" r:id="rIdvy79r3bqvnpdmfbmmvmfy">
+            <w:hyperlink w:history="1" r:id="rId4zzzccm8e4teo5gwkhtvz">
               <w:r>
                 <w:rPr>
                   <w:rFonts w:ascii="Arial" w:cs="Arial" w:eastAsia="Arial" w:hAnsi="Arial"/>
@@ -9630,7 +9919,7 @@
               <w:spacing w:after="10" w:before="0"/>
               <w:ind w:left="120"/>
             </w:pPr>
-            <w:hyperlink w:history="1" r:id="rIdk3qec2sei7rfbusnorkvj">
+            <w:hyperlink w:history="1" r:id="rIdxssbgc3tjmsc_cqwrrojg">
               <w:r>
                 <w:rPr>
                   <w:rFonts w:ascii="Arial" w:cs="Arial" w:eastAsia="Arial" w:hAnsi="Arial"/>
@@ -9707,7 +9996,7 @@
               <w:spacing w:after="10" w:before="0"/>
               <w:ind w:left="120"/>
             </w:pPr>
-            <w:hyperlink w:history="1" r:id="rIde-olafnibsnb7skwpa-ht">
+            <w:hyperlink w:history="1" r:id="rIdogkhzge1jqxghfalyhkzw">
               <w:r>
                 <w:rPr>
                   <w:rFonts w:ascii="Arial" w:cs="Arial" w:eastAsia="Arial" w:hAnsi="Arial"/>
@@ -9934,7 +10223,7 @@
               <w:spacing w:after="10" w:before="0"/>
               <w:ind w:left="120"/>
             </w:pPr>
-            <w:hyperlink w:history="1" r:id="rIdgpnm655syhqungxec5drw">
+            <w:hyperlink w:history="1" r:id="rIdbxad_rllge4ph-2odutll">
               <w:r>
                 <w:rPr>
                   <w:rFonts w:ascii="Arial" w:cs="Arial" w:eastAsia="Arial" w:hAnsi="Arial"/>
@@ -10011,7 +10300,7 @@
               <w:spacing w:after="10" w:before="0"/>
               <w:ind w:left="120"/>
             </w:pPr>
-            <w:hyperlink w:history="1" r:id="rIdjnfse3hakmrjb11uhtm-z">
+            <w:hyperlink w:history="1" r:id="rId3ztw7ohqvtbazappaeuvp">
               <w:r>
                 <w:rPr>
                   <w:rFonts w:ascii="Arial" w:cs="Arial" w:eastAsia="Arial" w:hAnsi="Arial"/>
@@ -10617,6 +10906,65 @@
         </w:tc>
       </w:tr>
     </w:tbl>
+    <w:p>
+      <w:pPr>
+        <w:pBdr>
+          <w:top w:val="single" w:color="BBBBBB" w:sz="4" w:space="4"/>
+        </w:pBdr>
+        <w:spacing w:after="0" w:before="160"/>
+      </w:pPr>
+      <w:r>
+        <w:rPr>
+          <w:rFonts w:ascii="Arial" w:cs="Arial" w:eastAsia="Arial" w:hAnsi="Arial"/>
+          <w:color w:val="666666"/>
+          <w:sz w:val="14"/>
+          <w:szCs w:val="14"/>
+        </w:rPr>
+        <w:t xml:space="preserve">© 2026 SeaVuria and ARES. Aligned with KICD objectives. Developed by SeaVuria; technical implementation by ARES (with AI assistance from Claude). Licensed under </w:t>
+      </w:r>
+      <w:hyperlink w:history="1" r:id="rIdlpvfog5f8p4vy6e9kam03">
+        <w:r>
+          <w:rPr>
+            <w:rFonts w:ascii="Arial" w:cs="Arial" w:eastAsia="Arial" w:hAnsi="Arial"/>
+            <w:color w:val="1F6B75"/>
+            <w:sz w:val="14"/>
+            <w:szCs w:val="14"/>
+            <w:u w:val="single" w:color="1F6B75"/>
+          </w:rPr>
+          <w:t xml:space="preserve">CC BY-NC 4.0</w:t>
+        </w:r>
+      </w:hyperlink>
+      <w:r>
+        <w:rPr>
+          <w:rFonts w:ascii="Arial" w:cs="Arial" w:eastAsia="Arial" w:hAnsi="Arial"/>
+          <w:color w:val="666666"/>
+          <w:sz w:val="14"/>
+          <w:szCs w:val="14"/>
+        </w:rPr>
+        <w:t xml:space="preserve"> (</w:t>
+      </w:r>
+      <w:hyperlink w:history="1" r:id="rIdset0ic2lyiapvvvn0zan7">
+        <w:r>
+          <w:rPr>
+            <w:rFonts w:ascii="Arial" w:cs="Arial" w:eastAsia="Arial" w:hAnsi="Arial"/>
+            <w:color w:val="1F6B75"/>
+            <w:sz w:val="14"/>
+            <w:szCs w:val="14"/>
+            <w:u w:val="single" w:color="1F6B75"/>
+          </w:rPr>
+          <w:t xml:space="preserve">https://creativecommons.org/licenses/by-nc/4.0/</w:t>
+        </w:r>
+      </w:hyperlink>
+      <w:r>
+        <w:rPr>
+          <w:rFonts w:ascii="Arial" w:cs="Arial" w:eastAsia="Arial" w:hAnsi="Arial"/>
+          <w:color w:val="666666"/>
+          <w:sz w:val="14"/>
+          <w:szCs w:val="14"/>
+        </w:rPr>
+        <w:t xml:space="preserve">).</w:t>
+      </w:r>
+    </w:p>
     <w:p>
       <w:r>
         <w:br w:type="page"/>
@@ -11608,7 +11956,7 @@
             <w:pPr>
               <w:spacing w:after="20" w:before="0"/>
             </w:pPr>
-            <w:hyperlink w:history="1" r:id="rIddohw3jrkegz2ekoay6kvj">
+            <w:hyperlink w:history="1" r:id="rIdai_4hranqshflmagnmizu">
               <w:r>
                 <w:rPr>
                   <w:rFonts w:ascii="Arial" w:cs="Arial" w:eastAsia="Arial" w:hAnsi="Arial"/>
@@ -11641,7 +11989,7 @@
               <w:spacing w:after="10" w:before="0"/>
               <w:ind w:left="120"/>
             </w:pPr>
-            <w:hyperlink w:history="1" r:id="rIdmgmxels4eoog1b7ijqbfn">
+            <w:hyperlink w:history="1" r:id="rIdgcdsacovb64koks-b_hp5">
               <w:r>
                 <w:rPr>
                   <w:rFonts w:ascii="Arial" w:cs="Arial" w:eastAsia="Arial" w:hAnsi="Arial"/>
@@ -11703,7 +12051,7 @@
               <w:spacing w:after="10" w:before="0"/>
               <w:ind w:left="120"/>
             </w:pPr>
-            <w:hyperlink w:history="1" r:id="rIdbxgox-2hvulzqpa_rbqtj">
+            <w:hyperlink w:history="1" r:id="rIdkxcenf6xyvuixfzyhv8p3">
               <w:r>
                 <w:rPr>
                   <w:rFonts w:ascii="Arial" w:cs="Arial" w:eastAsia="Arial" w:hAnsi="Arial"/>
@@ -11913,7 +12261,7 @@
             <w:pPr>
               <w:spacing w:after="20" w:before="0"/>
             </w:pPr>
-            <w:hyperlink w:history="1" r:id="rId4rbuitx9ql_p17ub3yjuw">
+            <w:hyperlink w:history="1" r:id="rIdriwxbkw-xk2wy6z8brzx0">
               <w:r>
                 <w:rPr>
                   <w:rFonts w:ascii="Arial" w:cs="Arial" w:eastAsia="Arial" w:hAnsi="Arial"/>
@@ -11946,7 +12294,7 @@
               <w:spacing w:after="10" w:before="0"/>
               <w:ind w:left="120"/>
             </w:pPr>
-            <w:hyperlink w:history="1" r:id="rId1dvhb9tinc_-tegframkc">
+            <w:hyperlink w:history="1" r:id="rIdzc3d-nuyhbrymgv8hwmam">
               <w:r>
                 <w:rPr>
                   <w:rFonts w:ascii="Arial" w:cs="Arial" w:eastAsia="Arial" w:hAnsi="Arial"/>
@@ -12008,7 +12356,7 @@
               <w:spacing w:after="10" w:before="0"/>
               <w:ind w:left="120"/>
             </w:pPr>
-            <w:hyperlink w:history="1" r:id="rIdvz2ge6oo2zmg--fyv1om_">
+            <w:hyperlink w:history="1" r:id="rIdqymeglv6m7ottbujjpqbc">
               <w:r>
                 <w:rPr>
                   <w:rFonts w:ascii="Arial" w:cs="Arial" w:eastAsia="Arial" w:hAnsi="Arial"/>
@@ -12218,7 +12566,7 @@
             <w:pPr>
               <w:spacing w:after="20" w:before="0"/>
             </w:pPr>
-            <w:hyperlink w:history="1" r:id="rIdpvhfojdujvy5tq_mcokfp">
+            <w:hyperlink w:history="1" r:id="rIdkjz8v8jsuoig-sj1dvhle">
               <w:r>
                 <w:rPr>
                   <w:rFonts w:ascii="Arial" w:cs="Arial" w:eastAsia="Arial" w:hAnsi="Arial"/>
@@ -12251,7 +12599,7 @@
               <w:spacing w:after="10" w:before="0"/>
               <w:ind w:left="120"/>
             </w:pPr>
-            <w:hyperlink w:history="1" r:id="rId7tc4hcbzfs6nwnp0qxpck">
+            <w:hyperlink w:history="1" r:id="rIduj99vy0ab2vmy22fmwymq">
               <w:r>
                 <w:rPr>
                   <w:rFonts w:ascii="Arial" w:cs="Arial" w:eastAsia="Arial" w:hAnsi="Arial"/>
@@ -12313,7 +12661,7 @@
               <w:spacing w:after="10" w:before="0"/>
               <w:ind w:left="120"/>
             </w:pPr>
-            <w:hyperlink w:history="1" r:id="rIdv4alsioheavvv-7z_wrad">
+            <w:hyperlink w:history="1" r:id="rId3dyn1of1czpenn30rsnd8">
               <w:r>
                 <w:rPr>
                   <w:rFonts w:ascii="Arial" w:cs="Arial" w:eastAsia="Arial" w:hAnsi="Arial"/>
@@ -12523,7 +12871,7 @@
             <w:pPr>
               <w:spacing w:after="20" w:before="0"/>
             </w:pPr>
-            <w:hyperlink w:history="1" r:id="rIdgpgci2sq2mofop8rezyx5">
+            <w:hyperlink w:history="1" r:id="rIdxla-j5gyqbalcke3yd01n">
               <w:r>
                 <w:rPr>
                   <w:rFonts w:ascii="Arial" w:cs="Arial" w:eastAsia="Arial" w:hAnsi="Arial"/>
@@ -12556,7 +12904,7 @@
               <w:spacing w:after="10" w:before="0"/>
               <w:ind w:left="120"/>
             </w:pPr>
-            <w:hyperlink w:history="1" r:id="rIdeuplgod4bd8drxbslsak4">
+            <w:hyperlink w:history="1" r:id="rIdg-xnxmfo3xvnuphxhd1m7">
               <w:r>
                 <w:rPr>
                   <w:rFonts w:ascii="Arial" w:cs="Arial" w:eastAsia="Arial" w:hAnsi="Arial"/>
@@ -12618,7 +12966,7 @@
               <w:spacing w:after="10" w:before="0"/>
               <w:ind w:left="120"/>
             </w:pPr>
-            <w:hyperlink w:history="1" r:id="rIdjsmh8btr8ljmircq2mdcb">
+            <w:hyperlink w:history="1" r:id="rIdzfhzqsqb4fcxndlrphish">
               <w:r>
                 <w:rPr>
                   <w:rFonts w:ascii="Arial" w:cs="Arial" w:eastAsia="Arial" w:hAnsi="Arial"/>
@@ -12828,7 +13176,7 @@
             <w:pPr>
               <w:spacing w:after="20" w:before="0"/>
             </w:pPr>
-            <w:hyperlink w:history="1" r:id="rIdfxlei89kxfd8g4nailw8t">
+            <w:hyperlink w:history="1" r:id="rIdynmsc3vopyvx9frna_vlv">
               <w:r>
                 <w:rPr>
                   <w:rFonts w:ascii="Arial" w:cs="Arial" w:eastAsia="Arial" w:hAnsi="Arial"/>
@@ -12861,7 +13209,7 @@
               <w:spacing w:after="10" w:before="0"/>
               <w:ind w:left="120"/>
             </w:pPr>
-            <w:hyperlink w:history="1" r:id="rIduj6difsgv-uszmlboh-bo">
+            <w:hyperlink w:history="1" r:id="rIdk2rydpadd7a9mzv8zkqxr">
               <w:r>
                 <w:rPr>
                   <w:rFonts w:ascii="Arial" w:cs="Arial" w:eastAsia="Arial" w:hAnsi="Arial"/>
@@ -12923,7 +13271,7 @@
               <w:spacing w:after="10" w:before="0"/>
               <w:ind w:left="120"/>
             </w:pPr>
-            <w:hyperlink w:history="1" r:id="rIdow-v4oegq0v9td4vqhhll">
+            <w:hyperlink w:history="1" r:id="rIddag3pxy8unhi1se5pcesr">
               <w:r>
                 <w:rPr>
                   <w:rFonts w:ascii="Arial" w:cs="Arial" w:eastAsia="Arial" w:hAnsi="Arial"/>
@@ -13434,6 +13782,65 @@
         </w:tc>
       </w:tr>
     </w:tbl>
+    <w:p>
+      <w:pPr>
+        <w:pBdr>
+          <w:top w:val="single" w:color="BBBBBB" w:sz="4" w:space="4"/>
+        </w:pBdr>
+        <w:spacing w:after="0" w:before="160"/>
+      </w:pPr>
+      <w:r>
+        <w:rPr>
+          <w:rFonts w:ascii="Arial" w:cs="Arial" w:eastAsia="Arial" w:hAnsi="Arial"/>
+          <w:color w:val="666666"/>
+          <w:sz w:val="14"/>
+          <w:szCs w:val="14"/>
+        </w:rPr>
+        <w:t xml:space="preserve">© 2026 SeaVuria and ARES. Aligned with KICD objectives. Developed by SeaVuria; technical implementation by ARES (with AI assistance from Claude). Licensed under </w:t>
+      </w:r>
+      <w:hyperlink w:history="1" r:id="rId3lf4z4xx3bn-qrcdjjdb8">
+        <w:r>
+          <w:rPr>
+            <w:rFonts w:ascii="Arial" w:cs="Arial" w:eastAsia="Arial" w:hAnsi="Arial"/>
+            <w:color w:val="1F6B75"/>
+            <w:sz w:val="14"/>
+            <w:szCs w:val="14"/>
+            <w:u w:val="single" w:color="1F6B75"/>
+          </w:rPr>
+          <w:t xml:space="preserve">CC BY-NC 4.0</w:t>
+        </w:r>
+      </w:hyperlink>
+      <w:r>
+        <w:rPr>
+          <w:rFonts w:ascii="Arial" w:cs="Arial" w:eastAsia="Arial" w:hAnsi="Arial"/>
+          <w:color w:val="666666"/>
+          <w:sz w:val="14"/>
+          <w:szCs w:val="14"/>
+        </w:rPr>
+        <w:t xml:space="preserve"> (</w:t>
+      </w:r>
+      <w:hyperlink w:history="1" r:id="rIdbp8edcjtzvocubjrpvezp">
+        <w:r>
+          <w:rPr>
+            <w:rFonts w:ascii="Arial" w:cs="Arial" w:eastAsia="Arial" w:hAnsi="Arial"/>
+            <w:color w:val="1F6B75"/>
+            <w:sz w:val="14"/>
+            <w:szCs w:val="14"/>
+            <w:u w:val="single" w:color="1F6B75"/>
+          </w:rPr>
+          <w:t xml:space="preserve">https://creativecommons.org/licenses/by-nc/4.0/</w:t>
+        </w:r>
+      </w:hyperlink>
+      <w:r>
+        <w:rPr>
+          <w:rFonts w:ascii="Arial" w:cs="Arial" w:eastAsia="Arial" w:hAnsi="Arial"/>
+          <w:color w:val="666666"/>
+          <w:sz w:val="14"/>
+          <w:szCs w:val="14"/>
+        </w:rPr>
+        <w:t xml:space="preserve">).</w:t>
+      </w:r>
+    </w:p>
     <w:p>
       <w:r>
         <w:br w:type="page"/>
@@ -14425,7 +14832,7 @@
             <w:pPr>
               <w:spacing w:after="20" w:before="0"/>
             </w:pPr>
-            <w:hyperlink w:history="1" r:id="rIdhxdghwydoyejps1rdpnhm">
+            <w:hyperlink w:history="1" r:id="rIdksp1nbtbwmdydd8uous1w">
               <w:r>
                 <w:rPr>
                   <w:rFonts w:ascii="Arial" w:cs="Arial" w:eastAsia="Arial" w:hAnsi="Arial"/>
@@ -14458,7 +14865,7 @@
               <w:spacing w:after="10" w:before="0"/>
               <w:ind w:left="120"/>
             </w:pPr>
-            <w:hyperlink w:history="1" r:id="rId9j0lldwyaje75u2sh7yqk">
+            <w:hyperlink w:history="1" r:id="rIdq1dz8w7iiu1bk_nfwil7k">
               <w:r>
                 <w:rPr>
                   <w:rFonts w:ascii="Arial" w:cs="Arial" w:eastAsia="Arial" w:hAnsi="Arial"/>
@@ -14503,7 +14910,7 @@
             <w:pPr>
               <w:spacing w:after="20" w:before="0"/>
             </w:pPr>
-            <w:hyperlink w:history="1" r:id="rIdmbwlq24v2rppat9kz7bnu">
+            <w:hyperlink w:history="1" r:id="rIdcbp8m7qx7g0ie9wq9ar9a">
               <w:r>
                 <w:rPr>
                   <w:rFonts w:ascii="Arial" w:cs="Arial" w:eastAsia="Arial" w:hAnsi="Arial"/>
@@ -14536,7 +14943,7 @@
               <w:spacing w:after="10" w:before="0"/>
               <w:ind w:left="120"/>
             </w:pPr>
-            <w:hyperlink w:history="1" r:id="rIdmia-bpscrtovbj05iq4np">
+            <w:hyperlink w:history="1" r:id="rIdpfwgtcawy4_sviou97mg8">
               <w:r>
                 <w:rPr>
                   <w:rFonts w:ascii="Arial" w:cs="Arial" w:eastAsia="Arial" w:hAnsi="Arial"/>
@@ -14731,7 +15138,7 @@
             <w:pPr>
               <w:spacing w:after="20" w:before="0"/>
             </w:pPr>
-            <w:hyperlink w:history="1" r:id="rId1rkggxdbixqrhckaderc4">
+            <w:hyperlink w:history="1" r:id="rIdtwgj1nntkakmr1ldagrwx">
               <w:r>
                 <w:rPr>
                   <w:rFonts w:ascii="Arial" w:cs="Arial" w:eastAsia="Arial" w:hAnsi="Arial"/>
@@ -14764,7 +15171,7 @@
               <w:spacing w:after="10" w:before="0"/>
               <w:ind w:left="120"/>
             </w:pPr>
-            <w:hyperlink w:history="1" r:id="rIdu_hpbcadzo5shylml1gs4">
+            <w:hyperlink w:history="1" r:id="rIdbgjdbvbg0b0k_5klt6z5p">
               <w:r>
                 <w:rPr>
                   <w:rFonts w:ascii="Arial" w:cs="Arial" w:eastAsia="Arial" w:hAnsi="Arial"/>
@@ -14809,7 +15216,7 @@
             <w:pPr>
               <w:spacing w:after="20" w:before="0"/>
             </w:pPr>
-            <w:hyperlink w:history="1" r:id="rIdpbsqforbhrsnegqurwoyu">
+            <w:hyperlink w:history="1" r:id="rIdxz6ku-9ks5-s6ud8lgyij">
               <w:r>
                 <w:rPr>
                   <w:rFonts w:ascii="Arial" w:cs="Arial" w:eastAsia="Arial" w:hAnsi="Arial"/>
@@ -14842,7 +15249,7 @@
               <w:spacing w:after="10" w:before="0"/>
               <w:ind w:left="120"/>
             </w:pPr>
-            <w:hyperlink w:history="1" r:id="rIdbotrpwpx9ip10ewk_pxr9">
+            <w:hyperlink w:history="1" r:id="rIdqjznorq0rvbrc0b_mvlzr">
               <w:r>
                 <w:rPr>
                   <w:rFonts w:ascii="Arial" w:cs="Arial" w:eastAsia="Arial" w:hAnsi="Arial"/>
@@ -15037,7 +15444,7 @@
             <w:pPr>
               <w:spacing w:after="20" w:before="0"/>
             </w:pPr>
-            <w:hyperlink w:history="1" r:id="rIdbtb4slq-puym9hm2rldaz">
+            <w:hyperlink w:history="1" r:id="rIdprhcxsuknpwsh2kgdvm9m">
               <w:r>
                 <w:rPr>
                   <w:rFonts w:ascii="Arial" w:cs="Arial" w:eastAsia="Arial" w:hAnsi="Arial"/>
@@ -15070,7 +15477,7 @@
               <w:spacing w:after="10" w:before="0"/>
               <w:ind w:left="120"/>
             </w:pPr>
-            <w:hyperlink w:history="1" r:id="rIdtuildnftgu2x-b1fc-30c">
+            <w:hyperlink w:history="1" r:id="rIdaad1aw6tsghvr7ckkzvgl">
               <w:r>
                 <w:rPr>
                   <w:rFonts w:ascii="Arial" w:cs="Arial" w:eastAsia="Arial" w:hAnsi="Arial"/>
@@ -15115,7 +15522,7 @@
             <w:pPr>
               <w:spacing w:after="20" w:before="0"/>
             </w:pPr>
-            <w:hyperlink w:history="1" r:id="rId5i6wnisbmizk4fwuq-a3z">
+            <w:hyperlink w:history="1" r:id="rIdbupqbm5cx-bgin4vpqxau">
               <w:r>
                 <w:rPr>
                   <w:rFonts w:ascii="Arial" w:cs="Arial" w:eastAsia="Arial" w:hAnsi="Arial"/>
@@ -15148,7 +15555,7 @@
               <w:spacing w:after="10" w:before="0"/>
               <w:ind w:left="120"/>
             </w:pPr>
-            <w:hyperlink w:history="1" r:id="rIdpbe5nbaczm7hn3jks22ue">
+            <w:hyperlink w:history="1" r:id="rIdrdxvp2uwg_cexn0vur-wz">
               <w:r>
                 <w:rPr>
                   <w:rFonts w:ascii="Arial" w:cs="Arial" w:eastAsia="Arial" w:hAnsi="Arial"/>
@@ -15343,7 +15750,7 @@
             <w:pPr>
               <w:spacing w:after="20" w:before="0"/>
             </w:pPr>
-            <w:hyperlink w:history="1" r:id="rIdsy2zxyxwpmtqyd-ie1req">
+            <w:hyperlink w:history="1" r:id="rIdb6bx_hvlgecaw09cxkg3i">
               <w:r>
                 <w:rPr>
                   <w:rFonts w:ascii="Arial" w:cs="Arial" w:eastAsia="Arial" w:hAnsi="Arial"/>
@@ -15376,7 +15783,7 @@
               <w:spacing w:after="10" w:before="0"/>
               <w:ind w:left="120"/>
             </w:pPr>
-            <w:hyperlink w:history="1" r:id="rId30kjmr2m0av5mwzkr_zip">
+            <w:hyperlink w:history="1" r:id="rIdrd-ayayccvpwcy7ngdpxg">
               <w:r>
                 <w:rPr>
                   <w:rFonts w:ascii="Arial" w:cs="Arial" w:eastAsia="Arial" w:hAnsi="Arial"/>
@@ -15421,7 +15828,7 @@
             <w:pPr>
               <w:spacing w:after="20" w:before="0"/>
             </w:pPr>
-            <w:hyperlink w:history="1" r:id="rIdymrw1juzumqeb2c733v2c">
+            <w:hyperlink w:history="1" r:id="rIdbt7mpmffnb9nfu5859slm">
               <w:r>
                 <w:rPr>
                   <w:rFonts w:ascii="Arial" w:cs="Arial" w:eastAsia="Arial" w:hAnsi="Arial"/>
@@ -15454,7 +15861,7 @@
               <w:spacing w:after="10" w:before="0"/>
               <w:ind w:left="120"/>
             </w:pPr>
-            <w:hyperlink w:history="1" r:id="rIdlupjvmta70mfp3kqz5mr-">
+            <w:hyperlink w:history="1" r:id="rIdrxzy8v3fip3r9kzm_6fpo">
               <w:r>
                 <w:rPr>
                   <w:rFonts w:ascii="Arial" w:cs="Arial" w:eastAsia="Arial" w:hAnsi="Arial"/>
@@ -15649,7 +16056,7 @@
             <w:pPr>
               <w:spacing w:after="20" w:before="0"/>
             </w:pPr>
-            <w:hyperlink w:history="1" r:id="rId6rlzizydtx5vypll_xexe">
+            <w:hyperlink w:history="1" r:id="rId2nwy3vwapfzga0d3cbtke">
               <w:r>
                 <w:rPr>
                   <w:rFonts w:ascii="Arial" w:cs="Arial" w:eastAsia="Arial" w:hAnsi="Arial"/>
@@ -15682,7 +16089,7 @@
               <w:spacing w:after="10" w:before="0"/>
               <w:ind w:left="120"/>
             </w:pPr>
-            <w:hyperlink w:history="1" r:id="rId0uyoavusbfj8zv-vpjfkp">
+            <w:hyperlink w:history="1" r:id="rIde1ynzxfvkrkonnzvjpg1q">
               <w:r>
                 <w:rPr>
                   <w:rFonts w:ascii="Arial" w:cs="Arial" w:eastAsia="Arial" w:hAnsi="Arial"/>
@@ -15727,7 +16134,7 @@
             <w:pPr>
               <w:spacing w:after="20" w:before="0"/>
             </w:pPr>
-            <w:hyperlink w:history="1" r:id="rIdoo-lxkwtefm-sov3nxgwx">
+            <w:hyperlink w:history="1" r:id="rId1wc-frveyratcj09g4_li">
               <w:r>
                 <w:rPr>
                   <w:rFonts w:ascii="Arial" w:cs="Arial" w:eastAsia="Arial" w:hAnsi="Arial"/>
@@ -15760,7 +16167,7 @@
               <w:spacing w:after="10" w:before="0"/>
               <w:ind w:left="120"/>
             </w:pPr>
-            <w:hyperlink w:history="1" r:id="rIdr-zqfdtpqwq9iysbo4mgh">
+            <w:hyperlink w:history="1" r:id="rIdbgr9astzac3xqi4rops3z">
               <w:r>
                 <w:rPr>
                   <w:rFonts w:ascii="Arial" w:cs="Arial" w:eastAsia="Arial" w:hAnsi="Arial"/>
@@ -16370,6 +16777,65 @@
         </w:tc>
       </w:tr>
     </w:tbl>
+    <w:p>
+      <w:pPr>
+        <w:pBdr>
+          <w:top w:val="single" w:color="BBBBBB" w:sz="4" w:space="4"/>
+        </w:pBdr>
+        <w:spacing w:after="0" w:before="160"/>
+      </w:pPr>
+      <w:r>
+        <w:rPr>
+          <w:rFonts w:ascii="Arial" w:cs="Arial" w:eastAsia="Arial" w:hAnsi="Arial"/>
+          <w:color w:val="666666"/>
+          <w:sz w:val="14"/>
+          <w:szCs w:val="14"/>
+        </w:rPr>
+        <w:t xml:space="preserve">© 2026 SeaVuria and ARES. Aligned with KICD objectives. Developed by SeaVuria; technical implementation by ARES (with AI assistance from Claude). Licensed under </w:t>
+      </w:r>
+      <w:hyperlink w:history="1" r:id="rIdh_c3y64kpd3dfgbudapi8">
+        <w:r>
+          <w:rPr>
+            <w:rFonts w:ascii="Arial" w:cs="Arial" w:eastAsia="Arial" w:hAnsi="Arial"/>
+            <w:color w:val="1F6B75"/>
+            <w:sz w:val="14"/>
+            <w:szCs w:val="14"/>
+            <w:u w:val="single" w:color="1F6B75"/>
+          </w:rPr>
+          <w:t xml:space="preserve">CC BY-NC 4.0</w:t>
+        </w:r>
+      </w:hyperlink>
+      <w:r>
+        <w:rPr>
+          <w:rFonts w:ascii="Arial" w:cs="Arial" w:eastAsia="Arial" w:hAnsi="Arial"/>
+          <w:color w:val="666666"/>
+          <w:sz w:val="14"/>
+          <w:szCs w:val="14"/>
+        </w:rPr>
+        <w:t xml:space="preserve"> (</w:t>
+      </w:r>
+      <w:hyperlink w:history="1" r:id="rIdjm25774ksbp9c6f5fvsdg">
+        <w:r>
+          <w:rPr>
+            <w:rFonts w:ascii="Arial" w:cs="Arial" w:eastAsia="Arial" w:hAnsi="Arial"/>
+            <w:color w:val="1F6B75"/>
+            <w:sz w:val="14"/>
+            <w:szCs w:val="14"/>
+            <w:u w:val="single" w:color="1F6B75"/>
+          </w:rPr>
+          <w:t xml:space="preserve">https://creativecommons.org/licenses/by-nc/4.0/</w:t>
+        </w:r>
+      </w:hyperlink>
+      <w:r>
+        <w:rPr>
+          <w:rFonts w:ascii="Arial" w:cs="Arial" w:eastAsia="Arial" w:hAnsi="Arial"/>
+          <w:color w:val="666666"/>
+          <w:sz w:val="14"/>
+          <w:szCs w:val="14"/>
+        </w:rPr>
+        <w:t xml:space="preserve">).</w:t>
+      </w:r>
+    </w:p>
     <w:p>
       <w:r>
         <w:br w:type="page"/>
@@ -17361,7 +17827,7 @@
             <w:pPr>
               <w:spacing w:after="20" w:before="0"/>
             </w:pPr>
-            <w:hyperlink w:history="1" r:id="rIdencp19fg7h98xj_n-elxd">
+            <w:hyperlink w:history="1" r:id="rIdoem7jk31pamudnmipo_ce">
               <w:r>
                 <w:rPr>
                   <w:rFonts w:ascii="Arial" w:cs="Arial" w:eastAsia="Arial" w:hAnsi="Arial"/>
@@ -17394,7 +17860,7 @@
               <w:spacing w:after="10" w:before="0"/>
               <w:ind w:left="120"/>
             </w:pPr>
-            <w:hyperlink w:history="1" r:id="rIdoglpmjzbexlyodj_twm9h">
+            <w:hyperlink w:history="1" r:id="rIdi0w4ntlorzio3avfqardl">
               <w:r>
                 <w:rPr>
                   <w:rFonts w:ascii="Arial" w:cs="Arial" w:eastAsia="Arial" w:hAnsi="Arial"/>
@@ -17456,7 +17922,7 @@
               <w:spacing w:after="10" w:before="0"/>
               <w:ind w:left="120"/>
             </w:pPr>
-            <w:hyperlink w:history="1" r:id="rIdua22uhnxwpqhiaomhgwgc">
+            <w:hyperlink w:history="1" r:id="rId-u1sqlevjcxqrbvq0lora">
               <w:r>
                 <w:rPr>
                   <w:rFonts w:ascii="Arial" w:cs="Arial" w:eastAsia="Arial" w:hAnsi="Arial"/>
@@ -17666,7 +18132,7 @@
             <w:pPr>
               <w:spacing w:after="20" w:before="0"/>
             </w:pPr>
-            <w:hyperlink w:history="1" r:id="rIdlgm2eoc0js3norhj5oeje">
+            <w:hyperlink w:history="1" r:id="rIdgw87vny0mbpfummzsolqb">
               <w:r>
                 <w:rPr>
                   <w:rFonts w:ascii="Arial" w:cs="Arial" w:eastAsia="Arial" w:hAnsi="Arial"/>
@@ -17699,7 +18165,7 @@
               <w:spacing w:after="10" w:before="0"/>
               <w:ind w:left="120"/>
             </w:pPr>
-            <w:hyperlink w:history="1" r:id="rIdgilhrbwk73xw1ise3xd6w">
+            <w:hyperlink w:history="1" r:id="rIdaef4qj8spfygsprji7dmw">
               <w:r>
                 <w:rPr>
                   <w:rFonts w:ascii="Arial" w:cs="Arial" w:eastAsia="Arial" w:hAnsi="Arial"/>
@@ -17761,7 +18227,7 @@
               <w:spacing w:after="10" w:before="0"/>
               <w:ind w:left="120"/>
             </w:pPr>
-            <w:hyperlink w:history="1" r:id="rId-i_jpq8ertes1cjuvrd37">
+            <w:hyperlink w:history="1" r:id="rIdezdgntlbdtoq0qfcwh02p">
               <w:r>
                 <w:rPr>
                   <w:rFonts w:ascii="Arial" w:cs="Arial" w:eastAsia="Arial" w:hAnsi="Arial"/>
@@ -17971,7 +18437,7 @@
             <w:pPr>
               <w:spacing w:after="20" w:before="0"/>
             </w:pPr>
-            <w:hyperlink w:history="1" r:id="rIdp6yjr0ekq-rfucyqk26f-">
+            <w:hyperlink w:history="1" r:id="rIdw0rnmsprojn_3sa2ocx__">
               <w:r>
                 <w:rPr>
                   <w:rFonts w:ascii="Arial" w:cs="Arial" w:eastAsia="Arial" w:hAnsi="Arial"/>
@@ -18004,7 +18470,7 @@
               <w:spacing w:after="10" w:before="0"/>
               <w:ind w:left="120"/>
             </w:pPr>
-            <w:hyperlink w:history="1" r:id="rId06-jvulav6hx7a2mqbiq0">
+            <w:hyperlink w:history="1" r:id="rId2lizhlsybiwwh3rxgmfvk">
               <w:r>
                 <w:rPr>
                   <w:rFonts w:ascii="Arial" w:cs="Arial" w:eastAsia="Arial" w:hAnsi="Arial"/>
@@ -18066,7 +18532,7 @@
               <w:spacing w:after="10" w:before="0"/>
               <w:ind w:left="120"/>
             </w:pPr>
-            <w:hyperlink w:history="1" r:id="rIdalxrl7c29ee_kzpnrkwqe">
+            <w:hyperlink w:history="1" r:id="rIdm0fl6n_gv9wvqiqmte0qg">
               <w:r>
                 <w:rPr>
                   <w:rFonts w:ascii="Arial" w:cs="Arial" w:eastAsia="Arial" w:hAnsi="Arial"/>
@@ -18276,7 +18742,7 @@
             <w:pPr>
               <w:spacing w:after="20" w:before="0"/>
             </w:pPr>
-            <w:hyperlink w:history="1" r:id="rIdoegq0hq23vpuxcnwkhfm4">
+            <w:hyperlink w:history="1" r:id="rIdqsh07fepbm9lreao9hcgm">
               <w:r>
                 <w:rPr>
                   <w:rFonts w:ascii="Arial" w:cs="Arial" w:eastAsia="Arial" w:hAnsi="Arial"/>
@@ -18309,7 +18775,7 @@
               <w:spacing w:after="10" w:before="0"/>
               <w:ind w:left="120"/>
             </w:pPr>
-            <w:hyperlink w:history="1" r:id="rIds88eqws6fdgug8zoy6nm_">
+            <w:hyperlink w:history="1" r:id="rIdkvjsnqsuob4uqysscipbc">
               <w:r>
                 <w:rPr>
                   <w:rFonts w:ascii="Arial" w:cs="Arial" w:eastAsia="Arial" w:hAnsi="Arial"/>
@@ -18371,7 +18837,7 @@
               <w:spacing w:after="10" w:before="0"/>
               <w:ind w:left="120"/>
             </w:pPr>
-            <w:hyperlink w:history="1" r:id="rId0aehdx0bdufixdxlfyw05">
+            <w:hyperlink w:history="1" r:id="rId6blehonv587ribqiior3i">
               <w:r>
                 <w:rPr>
                   <w:rFonts w:ascii="Arial" w:cs="Arial" w:eastAsia="Arial" w:hAnsi="Arial"/>
@@ -18581,7 +19047,7 @@
             <w:pPr>
               <w:spacing w:after="20" w:before="0"/>
             </w:pPr>
-            <w:hyperlink w:history="1" r:id="rIdpygv3oylebwzt3jhylvgf">
+            <w:hyperlink w:history="1" r:id="rIdg0czsqpallky3dtsdjqlr">
               <w:r>
                 <w:rPr>
                   <w:rFonts w:ascii="Arial" w:cs="Arial" w:eastAsia="Arial" w:hAnsi="Arial"/>
@@ -18614,7 +19080,7 @@
               <w:spacing w:after="10" w:before="0"/>
               <w:ind w:left="120"/>
             </w:pPr>
-            <w:hyperlink w:history="1" r:id="rId_eeuh93uhrecwap5zxd4o">
+            <w:hyperlink w:history="1" r:id="rIdre1ildleowuooji6v7ztj">
               <w:r>
                 <w:rPr>
                   <w:rFonts w:ascii="Arial" w:cs="Arial" w:eastAsia="Arial" w:hAnsi="Arial"/>
@@ -18676,7 +19142,7 @@
               <w:spacing w:after="10" w:before="0"/>
               <w:ind w:left="120"/>
             </w:pPr>
-            <w:hyperlink w:history="1" r:id="rIdhpzptmxkk-s66nsyasjp1">
+            <w:hyperlink w:history="1" r:id="rId5j80cvi2-z2amznbtd8gx">
               <w:r>
                 <w:rPr>
                   <w:rFonts w:ascii="Arial" w:cs="Arial" w:eastAsia="Arial" w:hAnsi="Arial"/>
@@ -19301,6 +19767,65 @@
         </w:tc>
       </w:tr>
     </w:tbl>
+    <w:p>
+      <w:pPr>
+        <w:pBdr>
+          <w:top w:val="single" w:color="BBBBBB" w:sz="4" w:space="4"/>
+        </w:pBdr>
+        <w:spacing w:after="0" w:before="160"/>
+      </w:pPr>
+      <w:r>
+        <w:rPr>
+          <w:rFonts w:ascii="Arial" w:cs="Arial" w:eastAsia="Arial" w:hAnsi="Arial"/>
+          <w:color w:val="666666"/>
+          <w:sz w:val="14"/>
+          <w:szCs w:val="14"/>
+        </w:rPr>
+        <w:t xml:space="preserve">© 2026 SeaVuria and ARES. Aligned with KICD objectives. Developed by SeaVuria; technical implementation by ARES (with AI assistance from Claude). Licensed under </w:t>
+      </w:r>
+      <w:hyperlink w:history="1" r:id="rIdp1ydomcf4ijhps5llm5es">
+        <w:r>
+          <w:rPr>
+            <w:rFonts w:ascii="Arial" w:cs="Arial" w:eastAsia="Arial" w:hAnsi="Arial"/>
+            <w:color w:val="1F6B75"/>
+            <w:sz w:val="14"/>
+            <w:szCs w:val="14"/>
+            <w:u w:val="single" w:color="1F6B75"/>
+          </w:rPr>
+          <w:t xml:space="preserve">CC BY-NC 4.0</w:t>
+        </w:r>
+      </w:hyperlink>
+      <w:r>
+        <w:rPr>
+          <w:rFonts w:ascii="Arial" w:cs="Arial" w:eastAsia="Arial" w:hAnsi="Arial"/>
+          <w:color w:val="666666"/>
+          <w:sz w:val="14"/>
+          <w:szCs w:val="14"/>
+        </w:rPr>
+        <w:t xml:space="preserve"> (</w:t>
+      </w:r>
+      <w:hyperlink w:history="1" r:id="rIdhafpp3nnmm2pozmot0qzd">
+        <w:r>
+          <w:rPr>
+            <w:rFonts w:ascii="Arial" w:cs="Arial" w:eastAsia="Arial" w:hAnsi="Arial"/>
+            <w:color w:val="1F6B75"/>
+            <w:sz w:val="14"/>
+            <w:szCs w:val="14"/>
+            <w:u w:val="single" w:color="1F6B75"/>
+          </w:rPr>
+          <w:t xml:space="preserve">https://creativecommons.org/licenses/by-nc/4.0/</w:t>
+        </w:r>
+      </w:hyperlink>
+      <w:r>
+        <w:rPr>
+          <w:rFonts w:ascii="Arial" w:cs="Arial" w:eastAsia="Arial" w:hAnsi="Arial"/>
+          <w:color w:val="666666"/>
+          <w:sz w:val="14"/>
+          <w:szCs w:val="14"/>
+        </w:rPr>
+        <w:t xml:space="preserve">).</w:t>
+      </w:r>
+    </w:p>
     <w:p>
       <w:r>
         <w:br w:type="page"/>
@@ -20309,7 +20834,7 @@
               <w:spacing w:after="10" w:before="0"/>
               <w:ind w:left="120"/>
             </w:pPr>
-            <w:hyperlink w:history="1" r:id="rIdvdr0xxz2udj-lxzug3akm">
+            <w:hyperlink w:history="1" r:id="rIdsuvvo_uatcxgmbta8weam">
               <w:r>
                 <w:rPr>
                   <w:rFonts w:ascii="Arial" w:cs="Arial" w:eastAsia="Arial" w:hAnsi="Arial"/>
@@ -20386,7 +20911,7 @@
               <w:spacing w:after="10" w:before="0"/>
               <w:ind w:left="120"/>
             </w:pPr>
-            <w:hyperlink w:history="1" r:id="rIdrvfn8apl9lwu7sue7y43u">
+            <w:hyperlink w:history="1" r:id="rId3fwjpqyyooyfu-kxju2tx">
               <w:r>
                 <w:rPr>
                   <w:rFonts w:ascii="Arial" w:cs="Arial" w:eastAsia="Arial" w:hAnsi="Arial"/>
@@ -20613,7 +21138,7 @@
               <w:spacing w:after="10" w:before="0"/>
               <w:ind w:left="120"/>
             </w:pPr>
-            <w:hyperlink w:history="1" r:id="rId5fkoobhmwrcexjrfrfbvd">
+            <w:hyperlink w:history="1" r:id="rIdpeb5zdwh2nffmyppqkg7j">
               <w:r>
                 <w:rPr>
                   <w:rFonts w:ascii="Arial" w:cs="Arial" w:eastAsia="Arial" w:hAnsi="Arial"/>
@@ -20690,7 +21215,7 @@
               <w:spacing w:after="10" w:before="0"/>
               <w:ind w:left="120"/>
             </w:pPr>
-            <w:hyperlink w:history="1" r:id="rIdmzkrqmicjnfnbnigwdpcu">
+            <w:hyperlink w:history="1" r:id="rIdbk601qgp7cvhhel9xalba">
               <w:r>
                 <w:rPr>
                   <w:rFonts w:ascii="Arial" w:cs="Arial" w:eastAsia="Arial" w:hAnsi="Arial"/>
@@ -20917,7 +21442,7 @@
               <w:spacing w:after="10" w:before="0"/>
               <w:ind w:left="120"/>
             </w:pPr>
-            <w:hyperlink w:history="1" r:id="rIdfwv57m_ujiqabdxf_mhq3">
+            <w:hyperlink w:history="1" r:id="rIduwyptmbhkobkeoeflruo5">
               <w:r>
                 <w:rPr>
                   <w:rFonts w:ascii="Arial" w:cs="Arial" w:eastAsia="Arial" w:hAnsi="Arial"/>
@@ -20994,7 +21519,7 @@
               <w:spacing w:after="10" w:before="0"/>
               <w:ind w:left="120"/>
             </w:pPr>
-            <w:hyperlink w:history="1" r:id="rId8rnjyzbnwjueebn8cg3bl">
+            <w:hyperlink w:history="1" r:id="rIda8nkgiqkmiewfwbe3h9ic">
               <w:r>
                 <w:rPr>
                   <w:rFonts w:ascii="Arial" w:cs="Arial" w:eastAsia="Arial" w:hAnsi="Arial"/>
@@ -21221,7 +21746,7 @@
               <w:spacing w:after="10" w:before="0"/>
               <w:ind w:left="120"/>
             </w:pPr>
-            <w:hyperlink w:history="1" r:id="rIdnthedoobo_x77d58hjnh2">
+            <w:hyperlink w:history="1" r:id="rIdxmsek4-lfl5f7ilcdowyf">
               <w:r>
                 <w:rPr>
                   <w:rFonts w:ascii="Arial" w:cs="Arial" w:eastAsia="Arial" w:hAnsi="Arial"/>
@@ -21298,7 +21823,7 @@
               <w:spacing w:after="10" w:before="0"/>
               <w:ind w:left="120"/>
             </w:pPr>
-            <w:hyperlink w:history="1" r:id="rId4nhj2y01sr0d8zgrcijdy">
+            <w:hyperlink w:history="1" r:id="rIdu3vmd8bycw1pcrilvhjgv">
               <w:r>
                 <w:rPr>
                   <w:rFonts w:ascii="Arial" w:cs="Arial" w:eastAsia="Arial" w:hAnsi="Arial"/>
@@ -21525,7 +22050,7 @@
               <w:spacing w:after="10" w:before="0"/>
               <w:ind w:left="120"/>
             </w:pPr>
-            <w:hyperlink w:history="1" r:id="rIdrw4m5m6uno7jchq-fbt3w">
+            <w:hyperlink w:history="1" r:id="rIdkf0ifih31v4su-rzree9r">
               <w:r>
                 <w:rPr>
                   <w:rFonts w:ascii="Arial" w:cs="Arial" w:eastAsia="Arial" w:hAnsi="Arial"/>
@@ -21602,7 +22127,7 @@
               <w:spacing w:after="10" w:before="0"/>
               <w:ind w:left="120"/>
             </w:pPr>
-            <w:hyperlink w:history="1" r:id="rIddra85h7yhgmuzr49arjhz">
+            <w:hyperlink w:history="1" r:id="rIdidgqsosabcksj81bh_hgq">
               <w:r>
                 <w:rPr>
                   <w:rFonts w:ascii="Arial" w:cs="Arial" w:eastAsia="Arial" w:hAnsi="Arial"/>
@@ -22113,6 +22638,65 @@
         </w:tc>
       </w:tr>
     </w:tbl>
+    <w:p>
+      <w:pPr>
+        <w:pBdr>
+          <w:top w:val="single" w:color="BBBBBB" w:sz="4" w:space="4"/>
+        </w:pBdr>
+        <w:spacing w:after="0" w:before="160"/>
+      </w:pPr>
+      <w:r>
+        <w:rPr>
+          <w:rFonts w:ascii="Arial" w:cs="Arial" w:eastAsia="Arial" w:hAnsi="Arial"/>
+          <w:color w:val="666666"/>
+          <w:sz w:val="14"/>
+          <w:szCs w:val="14"/>
+        </w:rPr>
+        <w:t xml:space="preserve">© 2026 SeaVuria and ARES. Aligned with KICD objectives. Developed by SeaVuria; technical implementation by ARES (with AI assistance from Claude). Licensed under </w:t>
+      </w:r>
+      <w:hyperlink w:history="1" r:id="rIdygc4yjwncf2ke4pnxczn3">
+        <w:r>
+          <w:rPr>
+            <w:rFonts w:ascii="Arial" w:cs="Arial" w:eastAsia="Arial" w:hAnsi="Arial"/>
+            <w:color w:val="1F6B75"/>
+            <w:sz w:val="14"/>
+            <w:szCs w:val="14"/>
+            <w:u w:val="single" w:color="1F6B75"/>
+          </w:rPr>
+          <w:t xml:space="preserve">CC BY-NC 4.0</w:t>
+        </w:r>
+      </w:hyperlink>
+      <w:r>
+        <w:rPr>
+          <w:rFonts w:ascii="Arial" w:cs="Arial" w:eastAsia="Arial" w:hAnsi="Arial"/>
+          <w:color w:val="666666"/>
+          <w:sz w:val="14"/>
+          <w:szCs w:val="14"/>
+        </w:rPr>
+        <w:t xml:space="preserve"> (</w:t>
+      </w:r>
+      <w:hyperlink w:history="1" r:id="rIdzegbi-khnbr-s-qnsvyqx">
+        <w:r>
+          <w:rPr>
+            <w:rFonts w:ascii="Arial" w:cs="Arial" w:eastAsia="Arial" w:hAnsi="Arial"/>
+            <w:color w:val="1F6B75"/>
+            <w:sz w:val="14"/>
+            <w:szCs w:val="14"/>
+            <w:u w:val="single" w:color="1F6B75"/>
+          </w:rPr>
+          <w:t xml:space="preserve">https://creativecommons.org/licenses/by-nc/4.0/</w:t>
+        </w:r>
+      </w:hyperlink>
+      <w:r>
+        <w:rPr>
+          <w:rFonts w:ascii="Arial" w:cs="Arial" w:eastAsia="Arial" w:hAnsi="Arial"/>
+          <w:color w:val="666666"/>
+          <w:sz w:val="14"/>
+          <w:szCs w:val="14"/>
+        </w:rPr>
+        <w:t xml:space="preserve">).</w:t>
+      </w:r>
+    </w:p>
     <w:p>
       <w:r>
         <w:br w:type="page"/>
@@ -23121,7 +23705,7 @@
               <w:spacing w:after="10" w:before="0"/>
               <w:ind w:left="120"/>
             </w:pPr>
-            <w:hyperlink w:history="1" r:id="rIdi6880czawyf343bvnsuwj">
+            <w:hyperlink w:history="1" r:id="rId1kurdnqal6ed4y4ldlrfy">
               <w:r>
                 <w:rPr>
                   <w:rFonts w:ascii="Arial" w:cs="Arial" w:eastAsia="Arial" w:hAnsi="Arial"/>
@@ -23198,7 +23782,7 @@
               <w:spacing w:after="10" w:before="0"/>
               <w:ind w:left="120"/>
             </w:pPr>
-            <w:hyperlink w:history="1" r:id="rIdzwgidl4annisispokkj4l">
+            <w:hyperlink w:history="1" r:id="rIddfsnnfdzewx6hjcvqa3-n">
               <w:r>
                 <w:rPr>
                   <w:rFonts w:ascii="Arial" w:cs="Arial" w:eastAsia="Arial" w:hAnsi="Arial"/>
@@ -23425,7 +24009,7 @@
               <w:spacing w:after="10" w:before="0"/>
               <w:ind w:left="120"/>
             </w:pPr>
-            <w:hyperlink w:history="1" r:id="rIdopqs7t1brfwmpoxjw7rhz">
+            <w:hyperlink w:history="1" r:id="rIdqs1zjtq1blakecoar2zuj">
               <w:r>
                 <w:rPr>
                   <w:rFonts w:ascii="Arial" w:cs="Arial" w:eastAsia="Arial" w:hAnsi="Arial"/>
@@ -23502,7 +24086,7 @@
               <w:spacing w:after="10" w:before="0"/>
               <w:ind w:left="120"/>
             </w:pPr>
-            <w:hyperlink w:history="1" r:id="rId8bzhy8g5sy0xzgiscqcf3">
+            <w:hyperlink w:history="1" r:id="rIdzp4pcd8qu6l6fdspolqss">
               <w:r>
                 <w:rPr>
                   <w:rFonts w:ascii="Arial" w:cs="Arial" w:eastAsia="Arial" w:hAnsi="Arial"/>
@@ -23729,7 +24313,7 @@
               <w:spacing w:after="10" w:before="0"/>
               <w:ind w:left="120"/>
             </w:pPr>
-            <w:hyperlink w:history="1" r:id="rIdfzkl3kdjivpgl_a81rari">
+            <w:hyperlink w:history="1" r:id="rIdwpg2agidmuitw_wyyz8m4">
               <w:r>
                 <w:rPr>
                   <w:rFonts w:ascii="Arial" w:cs="Arial" w:eastAsia="Arial" w:hAnsi="Arial"/>
@@ -23806,7 +24390,7 @@
               <w:spacing w:after="10" w:before="0"/>
               <w:ind w:left="120"/>
             </w:pPr>
-            <w:hyperlink w:history="1" r:id="rIdiioekptchta1ypruipuzn">
+            <w:hyperlink w:history="1" r:id="rId1bhmpjxsokxhzmkgjthhr">
               <w:r>
                 <w:rPr>
                   <w:rFonts w:ascii="Arial" w:cs="Arial" w:eastAsia="Arial" w:hAnsi="Arial"/>
@@ -24033,7 +24617,7 @@
               <w:spacing w:after="10" w:before="0"/>
               <w:ind w:left="120"/>
             </w:pPr>
-            <w:hyperlink w:history="1" r:id="rIdsjy2psmttvjudaw77-dvx">
+            <w:hyperlink w:history="1" r:id="rId3kqwfwkjfc89reyscbblp">
               <w:r>
                 <w:rPr>
                   <w:rFonts w:ascii="Arial" w:cs="Arial" w:eastAsia="Arial" w:hAnsi="Arial"/>
@@ -24110,7 +24694,7 @@
               <w:spacing w:after="10" w:before="0"/>
               <w:ind w:left="120"/>
             </w:pPr>
-            <w:hyperlink w:history="1" r:id="rIdaf3ymg3ooc1ulgfxsawde">
+            <w:hyperlink w:history="1" r:id="rIdnnzllfx1zjdj3jjrstbxm">
               <w:r>
                 <w:rPr>
                   <w:rFonts w:ascii="Arial" w:cs="Arial" w:eastAsia="Arial" w:hAnsi="Arial"/>
@@ -24337,7 +24921,7 @@
               <w:spacing w:after="10" w:before="0"/>
               <w:ind w:left="120"/>
             </w:pPr>
-            <w:hyperlink w:history="1" r:id="rIdjtorfbxafkgo1lncbalvn">
+            <w:hyperlink w:history="1" r:id="rIdp7da2pmzm-pylhlaevrfk">
               <w:r>
                 <w:rPr>
                   <w:rFonts w:ascii="Arial" w:cs="Arial" w:eastAsia="Arial" w:hAnsi="Arial"/>
@@ -24414,7 +24998,7 @@
               <w:spacing w:after="10" w:before="0"/>
               <w:ind w:left="120"/>
             </w:pPr>
-            <w:hyperlink w:history="1" r:id="rIdtdc5ze8ncfwxqzqn5nlxx">
+            <w:hyperlink w:history="1" r:id="rId7hmy2pi3jibtjqarpjn3j">
               <w:r>
                 <w:rPr>
                   <w:rFonts w:ascii="Arial" w:cs="Arial" w:eastAsia="Arial" w:hAnsi="Arial"/>
@@ -25153,6 +25737,65 @@
         </w:tc>
       </w:tr>
     </w:tbl>
+    <w:p>
+      <w:pPr>
+        <w:pBdr>
+          <w:top w:val="single" w:color="BBBBBB" w:sz="4" w:space="4"/>
+        </w:pBdr>
+        <w:spacing w:after="0" w:before="160"/>
+      </w:pPr>
+      <w:r>
+        <w:rPr>
+          <w:rFonts w:ascii="Arial" w:cs="Arial" w:eastAsia="Arial" w:hAnsi="Arial"/>
+          <w:color w:val="666666"/>
+          <w:sz w:val="14"/>
+          <w:szCs w:val="14"/>
+        </w:rPr>
+        <w:t xml:space="preserve">© 2026 SeaVuria and ARES. Aligned with KICD objectives. Developed by SeaVuria; technical implementation by ARES (with AI assistance from Claude). Licensed under </w:t>
+      </w:r>
+      <w:hyperlink w:history="1" r:id="rIdyx69c2kayqjnbusy2uxka">
+        <w:r>
+          <w:rPr>
+            <w:rFonts w:ascii="Arial" w:cs="Arial" w:eastAsia="Arial" w:hAnsi="Arial"/>
+            <w:color w:val="1F6B75"/>
+            <w:sz w:val="14"/>
+            <w:szCs w:val="14"/>
+            <w:u w:val="single" w:color="1F6B75"/>
+          </w:rPr>
+          <w:t xml:space="preserve">CC BY-NC 4.0</w:t>
+        </w:r>
+      </w:hyperlink>
+      <w:r>
+        <w:rPr>
+          <w:rFonts w:ascii="Arial" w:cs="Arial" w:eastAsia="Arial" w:hAnsi="Arial"/>
+          <w:color w:val="666666"/>
+          <w:sz w:val="14"/>
+          <w:szCs w:val="14"/>
+        </w:rPr>
+        <w:t xml:space="preserve"> (</w:t>
+      </w:r>
+      <w:hyperlink w:history="1" r:id="rId7mnsccrenev11aiwu22bi">
+        <w:r>
+          <w:rPr>
+            <w:rFonts w:ascii="Arial" w:cs="Arial" w:eastAsia="Arial" w:hAnsi="Arial"/>
+            <w:color w:val="1F6B75"/>
+            <w:sz w:val="14"/>
+            <w:szCs w:val="14"/>
+            <w:u w:val="single" w:color="1F6B75"/>
+          </w:rPr>
+          <w:t xml:space="preserve">https://creativecommons.org/licenses/by-nc/4.0/</w:t>
+        </w:r>
+      </w:hyperlink>
+      <w:r>
+        <w:rPr>
+          <w:rFonts w:ascii="Arial" w:cs="Arial" w:eastAsia="Arial" w:hAnsi="Arial"/>
+          <w:color w:val="666666"/>
+          <w:sz w:val="14"/>
+          <w:szCs w:val="14"/>
+        </w:rPr>
+        <w:t xml:space="preserve">).</w:t>
+      </w:r>
+    </w:p>
     <w:p>
       <w:r>
         <w:br w:type="page"/>

--- a/data/outputs/v2/General_Science/SS3.1_Turning_Effect_of_Force/General_Science_Turning_Effect_of_Force_CBE_LessonSequence.docx
+++ b/data/outputs/v2/General_Science/SS3.1_Turning_Effect_of_Force/General_Science_Turning_Effect_of_Force_CBE_LessonSequence.docx
@@ -38,6 +38,1942 @@
           <w:szCs w:val="22"/>
         </w:rPr>
         <w:t xml:space="preserve">CBE Phenomenon-Driven Lesson Sequence — Sub-Strand 3.1 (8 Lessons)</w:t>
+      </w:r>
+    </w:p>
+    <w:p>
+      <w:pPr>
+        <w:spacing w:after="120"/>
+      </w:pPr>
+      <w:r>
+        <w:t xml:space="preserve"/>
+      </w:r>
+    </w:p>
+    <w:tbl>
+      <w:tblPr>
+        <w:tblW w:type="dxa" w:w="13680"/>
+        <w:tblBorders>
+          <w:top w:val="single" w:color="AAAAAA" w:sz="4"/>
+          <w:left w:val="single" w:color="AAAAAA" w:sz="4"/>
+          <w:bottom w:val="single" w:color="AAAAAA" w:sz="4"/>
+          <w:right w:val="single" w:color="AAAAAA" w:sz="4"/>
+          <w:insideH w:val="single" w:color="auto" w:sz="4"/>
+          <w:insideV w:val="single" w:color="auto" w:sz="4"/>
+        </w:tblBorders>
+        <w:tblLayout w:type="fixed"/>
+      </w:tblPr>
+      <w:tblGrid>
+        <w:gridCol w:w="3000"/>
+        <w:gridCol w:w="10680"/>
+      </w:tblGrid>
+      <w:tr>
+        <w:tc>
+          <w:tcPr>
+            <w:tcW w:type="dxa" w:w="13680"/>
+            <w:gridSpan w:val="2"/>
+            <w:shd w:fill="1F3864" w:color="auto" w:val="clear"/>
+            <w:tcMar>
+              <w:top w:type="dxa" w:w="60"/>
+              <w:left w:type="dxa" w:w="120"/>
+              <w:bottom w:type="dxa" w:w="60"/>
+              <w:right w:type="dxa" w:w="120"/>
+            </w:tcMar>
+            <w:vAlign w:val="top"/>
+          </w:tcPr>
+          <w:p>
+            <w:pPr>
+              <w:spacing w:after="40" w:before="0"/>
+              <w:jc w:val="center"/>
+            </w:pPr>
+            <w:r>
+              <w:rPr>
+                <w:rFonts w:ascii="Arial" w:cs="Arial" w:eastAsia="Arial" w:hAnsi="Arial"/>
+                <w:b/>
+                <w:bCs/>
+                <w:i w:val="false"/>
+                <w:iCs w:val="false"/>
+                <w:color w:val="FFFFFF"/>
+                <w:sz w:val="22"/>
+                <w:szCs w:val="22"/>
+              </w:rPr>
+              <w:t xml:space="preserve">SUB-STRAND OVERVIEW</w:t>
+            </w:r>
+          </w:p>
+        </w:tc>
+      </w:tr>
+      <w:tr>
+        <w:tc>
+          <w:tcPr>
+            <w:tcW w:type="dxa" w:w="3000"/>
+            <w:shd w:fill="D5E8F0" w:color="auto" w:val="clear"/>
+            <w:tcMar>
+              <w:top w:type="dxa" w:w="60"/>
+              <w:left w:type="dxa" w:w="120"/>
+              <w:bottom w:type="dxa" w:w="60"/>
+              <w:right w:type="dxa" w:w="120"/>
+            </w:tcMar>
+            <w:vAlign w:val="top"/>
+          </w:tcPr>
+          <w:p>
+            <w:pPr>
+              <w:spacing w:after="40" w:before="0"/>
+              <w:jc w:val="left"/>
+            </w:pPr>
+            <w:r>
+              <w:rPr>
+                <w:rFonts w:ascii="Arial" w:cs="Arial" w:eastAsia="Arial" w:hAnsi="Arial"/>
+                <w:b/>
+                <w:bCs/>
+                <w:i w:val="false"/>
+                <w:iCs w:val="false"/>
+                <w:color w:val="000000"/>
+                <w:sz w:val="18"/>
+                <w:szCs w:val="18"/>
+              </w:rPr>
+              <w:t xml:space="preserve">Grade Level</w:t>
+            </w:r>
+          </w:p>
+        </w:tc>
+        <w:tc>
+          <w:tcPr>
+            <w:tcW w:type="dxa" w:w="10680"/>
+            <w:shd w:fill="FFFFFF" w:color="auto" w:val="clear"/>
+            <w:tcMar>
+              <w:top w:type="dxa" w:w="60"/>
+              <w:left w:type="dxa" w:w="120"/>
+              <w:bottom w:type="dxa" w:w="60"/>
+              <w:right w:type="dxa" w:w="120"/>
+            </w:tcMar>
+            <w:vAlign w:val="top"/>
+          </w:tcPr>
+          <w:p>
+            <w:pPr>
+              <w:spacing w:after="40" w:before="0"/>
+              <w:jc w:val="left"/>
+            </w:pPr>
+            <w:r>
+              <w:rPr>
+                <w:rFonts w:ascii="Arial" w:cs="Arial" w:eastAsia="Arial" w:hAnsi="Arial"/>
+                <w:b w:val="false"/>
+                <w:bCs w:val="false"/>
+                <w:i w:val="false"/>
+                <w:iCs w:val="false"/>
+                <w:color w:val="000000"/>
+                <w:sz w:val="18"/>
+                <w:szCs w:val="18"/>
+              </w:rPr>
+              <w:t xml:space="preserve">10</w:t>
+            </w:r>
+          </w:p>
+        </w:tc>
+      </w:tr>
+      <w:tr>
+        <w:tc>
+          <w:tcPr>
+            <w:tcW w:type="dxa" w:w="3000"/>
+            <w:shd w:fill="D5E8F0" w:color="auto" w:val="clear"/>
+            <w:tcMar>
+              <w:top w:type="dxa" w:w="60"/>
+              <w:left w:type="dxa" w:w="120"/>
+              <w:bottom w:type="dxa" w:w="60"/>
+              <w:right w:type="dxa" w:w="120"/>
+            </w:tcMar>
+            <w:vAlign w:val="top"/>
+          </w:tcPr>
+          <w:p>
+            <w:pPr>
+              <w:spacing w:after="40" w:before="0"/>
+              <w:jc w:val="left"/>
+            </w:pPr>
+            <w:r>
+              <w:rPr>
+                <w:rFonts w:ascii="Arial" w:cs="Arial" w:eastAsia="Arial" w:hAnsi="Arial"/>
+                <w:b/>
+                <w:bCs/>
+                <w:i w:val="false"/>
+                <w:iCs w:val="false"/>
+                <w:color w:val="000000"/>
+                <w:sz w:val="18"/>
+                <w:szCs w:val="18"/>
+              </w:rPr>
+              <w:t xml:space="preserve">Subject</w:t>
+            </w:r>
+          </w:p>
+        </w:tc>
+        <w:tc>
+          <w:tcPr>
+            <w:tcW w:type="dxa" w:w="10680"/>
+            <w:shd w:fill="FFFFFF" w:color="auto" w:val="clear"/>
+            <w:tcMar>
+              <w:top w:type="dxa" w:w="60"/>
+              <w:left w:type="dxa" w:w="120"/>
+              <w:bottom w:type="dxa" w:w="60"/>
+              <w:right w:type="dxa" w:w="120"/>
+            </w:tcMar>
+            <w:vAlign w:val="top"/>
+          </w:tcPr>
+          <w:p>
+            <w:pPr>
+              <w:spacing w:after="40" w:before="0"/>
+              <w:jc w:val="left"/>
+            </w:pPr>
+            <w:r>
+              <w:rPr>
+                <w:rFonts w:ascii="Arial" w:cs="Arial" w:eastAsia="Arial" w:hAnsi="Arial"/>
+                <w:b w:val="false"/>
+                <w:bCs w:val="false"/>
+                <w:i w:val="false"/>
+                <w:iCs w:val="false"/>
+                <w:color w:val="000000"/>
+                <w:sz w:val="18"/>
+                <w:szCs w:val="18"/>
+              </w:rPr>
+              <w:t xml:space="preserve">General Science</w:t>
+            </w:r>
+          </w:p>
+        </w:tc>
+      </w:tr>
+      <w:tr>
+        <w:tc>
+          <w:tcPr>
+            <w:tcW w:type="dxa" w:w="3000"/>
+            <w:shd w:fill="D5E8F0" w:color="auto" w:val="clear"/>
+            <w:tcMar>
+              <w:top w:type="dxa" w:w="60"/>
+              <w:left w:type="dxa" w:w="120"/>
+              <w:bottom w:type="dxa" w:w="60"/>
+              <w:right w:type="dxa" w:w="120"/>
+            </w:tcMar>
+            <w:vAlign w:val="top"/>
+          </w:tcPr>
+          <w:p>
+            <w:pPr>
+              <w:spacing w:after="40" w:before="0"/>
+              <w:jc w:val="left"/>
+            </w:pPr>
+            <w:r>
+              <w:rPr>
+                <w:rFonts w:ascii="Arial" w:cs="Arial" w:eastAsia="Arial" w:hAnsi="Arial"/>
+                <w:b/>
+                <w:bCs/>
+                <w:i w:val="false"/>
+                <w:iCs w:val="false"/>
+                <w:color w:val="000000"/>
+                <w:sz w:val="18"/>
+                <w:szCs w:val="18"/>
+              </w:rPr>
+              <w:t xml:space="preserve">Strand</w:t>
+            </w:r>
+          </w:p>
+        </w:tc>
+        <w:tc>
+          <w:tcPr>
+            <w:tcW w:type="dxa" w:w="10680"/>
+            <w:shd w:fill="FFFFFF" w:color="auto" w:val="clear"/>
+            <w:tcMar>
+              <w:top w:type="dxa" w:w="60"/>
+              <w:left w:type="dxa" w:w="120"/>
+              <w:bottom w:type="dxa" w:w="60"/>
+              <w:right w:type="dxa" w:w="120"/>
+            </w:tcMar>
+            <w:vAlign w:val="top"/>
+          </w:tcPr>
+          <w:p>
+            <w:pPr>
+              <w:spacing w:after="40" w:before="0"/>
+              <w:jc w:val="left"/>
+            </w:pPr>
+            <w:r>
+              <w:rPr>
+                <w:rFonts w:ascii="Arial" w:cs="Arial" w:eastAsia="Arial" w:hAnsi="Arial"/>
+                <w:b w:val="false"/>
+                <w:bCs w:val="false"/>
+                <w:i w:val="false"/>
+                <w:iCs w:val="false"/>
+                <w:color w:val="000000"/>
+                <w:sz w:val="18"/>
+                <w:szCs w:val="18"/>
+              </w:rPr>
+              <w:t xml:space="preserve">Strand 3.0: Natural Physical Science</w:t>
+            </w:r>
+          </w:p>
+        </w:tc>
+      </w:tr>
+      <w:tr>
+        <w:tc>
+          <w:tcPr>
+            <w:tcW w:type="dxa" w:w="3000"/>
+            <w:shd w:fill="D5E8F0" w:color="auto" w:val="clear"/>
+            <w:tcMar>
+              <w:top w:type="dxa" w:w="60"/>
+              <w:left w:type="dxa" w:w="120"/>
+              <w:bottom w:type="dxa" w:w="60"/>
+              <w:right w:type="dxa" w:w="120"/>
+            </w:tcMar>
+            <w:vAlign w:val="top"/>
+          </w:tcPr>
+          <w:p>
+            <w:pPr>
+              <w:spacing w:after="40" w:before="0"/>
+              <w:jc w:val="left"/>
+            </w:pPr>
+            <w:r>
+              <w:rPr>
+                <w:rFonts w:ascii="Arial" w:cs="Arial" w:eastAsia="Arial" w:hAnsi="Arial"/>
+                <w:b/>
+                <w:bCs/>
+                <w:i w:val="false"/>
+                <w:iCs w:val="false"/>
+                <w:color w:val="000000"/>
+                <w:sz w:val="18"/>
+                <w:szCs w:val="18"/>
+              </w:rPr>
+              <w:t xml:space="preserve">Sub-Strand</w:t>
+            </w:r>
+          </w:p>
+        </w:tc>
+        <w:tc>
+          <w:tcPr>
+            <w:tcW w:type="dxa" w:w="10680"/>
+            <w:shd w:fill="FFFFFF" w:color="auto" w:val="clear"/>
+            <w:tcMar>
+              <w:top w:type="dxa" w:w="60"/>
+              <w:left w:type="dxa" w:w="120"/>
+              <w:bottom w:type="dxa" w:w="60"/>
+              <w:right w:type="dxa" w:w="120"/>
+            </w:tcMar>
+            <w:vAlign w:val="top"/>
+          </w:tcPr>
+          <w:p>
+            <w:pPr>
+              <w:spacing w:after="40" w:before="0"/>
+              <w:jc w:val="left"/>
+            </w:pPr>
+            <w:r>
+              <w:rPr>
+                <w:rFonts w:ascii="Arial" w:cs="Arial" w:eastAsia="Arial" w:hAnsi="Arial"/>
+                <w:b w:val="false"/>
+                <w:bCs w:val="false"/>
+                <w:i w:val="false"/>
+                <w:iCs w:val="false"/>
+                <w:color w:val="000000"/>
+                <w:sz w:val="18"/>
+                <w:szCs w:val="18"/>
+              </w:rPr>
+              <w:t xml:space="preserve">Sub-Strand 3.1: Turning Effect of Force</w:t>
+            </w:r>
+          </w:p>
+        </w:tc>
+      </w:tr>
+      <w:tr>
+        <w:tc>
+          <w:tcPr>
+            <w:tcW w:type="dxa" w:w="3000"/>
+            <w:shd w:fill="D5E8F0" w:color="auto" w:val="clear"/>
+            <w:tcMar>
+              <w:top w:type="dxa" w:w="60"/>
+              <w:left w:type="dxa" w:w="120"/>
+              <w:bottom w:type="dxa" w:w="60"/>
+              <w:right w:type="dxa" w:w="120"/>
+            </w:tcMar>
+            <w:vAlign w:val="top"/>
+          </w:tcPr>
+          <w:p>
+            <w:pPr>
+              <w:spacing w:after="40" w:before="0"/>
+              <w:jc w:val="left"/>
+            </w:pPr>
+            <w:r>
+              <w:rPr>
+                <w:rFonts w:ascii="Arial" w:cs="Arial" w:eastAsia="Arial" w:hAnsi="Arial"/>
+                <w:b/>
+                <w:bCs/>
+                <w:i w:val="false"/>
+                <w:iCs w:val="false"/>
+                <w:color w:val="000000"/>
+                <w:sz w:val="18"/>
+                <w:szCs w:val="18"/>
+              </w:rPr>
+              <w:t xml:space="preserve">Total Duration</w:t>
+            </w:r>
+          </w:p>
+        </w:tc>
+        <w:tc>
+          <w:tcPr>
+            <w:tcW w:type="dxa" w:w="10680"/>
+            <w:shd w:fill="FFFFFF" w:color="auto" w:val="clear"/>
+            <w:tcMar>
+              <w:top w:type="dxa" w:w="60"/>
+              <w:left w:type="dxa" w:w="120"/>
+              <w:bottom w:type="dxa" w:w="60"/>
+              <w:right w:type="dxa" w:w="120"/>
+            </w:tcMar>
+            <w:vAlign w:val="top"/>
+          </w:tcPr>
+          <w:p>
+            <w:pPr>
+              <w:spacing w:after="40" w:before="0"/>
+              <w:jc w:val="left"/>
+            </w:pPr>
+            <w:r>
+              <w:rPr>
+                <w:rFonts w:ascii="Arial" w:cs="Arial" w:eastAsia="Arial" w:hAnsi="Arial"/>
+                <w:b w:val="false"/>
+                <w:bCs w:val="false"/>
+                <w:i w:val="false"/>
+                <w:iCs w:val="false"/>
+                <w:color w:val="000000"/>
+                <w:sz w:val="18"/>
+                <w:szCs w:val="18"/>
+              </w:rPr>
+              <w:t xml:space="preserve">8 lessons × 40 minutes = 320 minutes total</w:t>
+            </w:r>
+          </w:p>
+        </w:tc>
+      </w:tr>
+      <w:tr>
+        <w:tc>
+          <w:tcPr>
+            <w:tcW w:type="dxa" w:w="3000"/>
+            <w:shd w:fill="D5E8F0" w:color="auto" w:val="clear"/>
+            <w:tcMar>
+              <w:top w:type="dxa" w:w="60"/>
+              <w:left w:type="dxa" w:w="120"/>
+              <w:bottom w:type="dxa" w:w="60"/>
+              <w:right w:type="dxa" w:w="120"/>
+            </w:tcMar>
+            <w:vAlign w:val="top"/>
+          </w:tcPr>
+          <w:p>
+            <w:pPr>
+              <w:spacing w:after="40" w:before="0"/>
+              <w:jc w:val="left"/>
+            </w:pPr>
+            <w:r>
+              <w:rPr>
+                <w:rFonts w:ascii="Arial" w:cs="Arial" w:eastAsia="Arial" w:hAnsi="Arial"/>
+                <w:b/>
+                <w:bCs/>
+                <w:i w:val="false"/>
+                <w:iCs w:val="false"/>
+                <w:color w:val="000000"/>
+                <w:sz w:val="18"/>
+                <w:szCs w:val="18"/>
+              </w:rPr>
+              <w:t xml:space="preserve">Sub-Strand Content</w:t>
+            </w:r>
+          </w:p>
+        </w:tc>
+        <w:tc>
+          <w:tcPr>
+            <w:tcW w:type="dxa" w:w="10680"/>
+            <w:shd w:fill="FFFFFF" w:color="auto" w:val="clear"/>
+            <w:tcMar>
+              <w:top w:type="dxa" w:w="60"/>
+              <w:left w:type="dxa" w:w="120"/>
+              <w:bottom w:type="dxa" w:w="60"/>
+              <w:right w:type="dxa" w:w="120"/>
+            </w:tcMar>
+            <w:vAlign w:val="top"/>
+          </w:tcPr>
+          <w:p>
+            <w:pPr>
+              <w:spacing w:after="30" w:before="0"/>
+              <w:ind w:left="360" w:hanging="180"/>
+              <w:jc w:val="left"/>
+            </w:pPr>
+            <w:r>
+              <w:rPr>
+                <w:rFonts w:ascii="Arial" w:cs="Arial" w:eastAsia="Arial" w:hAnsi="Arial"/>
+                <w:b w:val="false"/>
+                <w:bCs w:val="false"/>
+                <w:i w:val="false"/>
+                <w:iCs w:val="false"/>
+                <w:color w:val="000000"/>
+                <w:sz w:val="18"/>
+                <w:szCs w:val="18"/>
+              </w:rPr>
+              <w:t xml:space="preserve">–  Moments of a force at a point</w:t>
+            </w:r>
+          </w:p>
+          <w:p>
+            <w:pPr>
+              <w:spacing w:after="30" w:before="0"/>
+              <w:ind w:left="360" w:hanging="180"/>
+              <w:jc w:val="left"/>
+            </w:pPr>
+            <w:r>
+              <w:rPr>
+                <w:rFonts w:ascii="Arial" w:cs="Arial" w:eastAsia="Arial" w:hAnsi="Arial"/>
+                <w:b w:val="false"/>
+                <w:bCs w:val="false"/>
+                <w:i w:val="false"/>
+                <w:iCs w:val="false"/>
+                <w:color w:val="000000"/>
+                <w:sz w:val="18"/>
+                <w:szCs w:val="18"/>
+              </w:rPr>
+              <w:t xml:space="preserve">–  Moments of anti-parallel forces</w:t>
+            </w:r>
+          </w:p>
+          <w:p>
+            <w:pPr>
+              <w:spacing w:after="30" w:before="0"/>
+              <w:ind w:left="360" w:hanging="180"/>
+              <w:jc w:val="left"/>
+            </w:pPr>
+            <w:r>
+              <w:rPr>
+                <w:rFonts w:ascii="Arial" w:cs="Arial" w:eastAsia="Arial" w:hAnsi="Arial"/>
+                <w:b w:val="false"/>
+                <w:bCs w:val="false"/>
+                <w:i w:val="false"/>
+                <w:iCs w:val="false"/>
+                <w:color w:val="000000"/>
+                <w:sz w:val="18"/>
+                <w:szCs w:val="18"/>
+              </w:rPr>
+              <w:t xml:space="preserve">–  Applications of the turning effect of force in real life</w:t>
+            </w:r>
+          </w:p>
+        </w:tc>
+      </w:tr>
+      <w:tr>
+        <w:tc>
+          <w:tcPr>
+            <w:tcW w:type="dxa" w:w="3000"/>
+            <w:shd w:fill="D5E8F0" w:color="auto" w:val="clear"/>
+            <w:tcMar>
+              <w:top w:type="dxa" w:w="60"/>
+              <w:left w:type="dxa" w:w="120"/>
+              <w:bottom w:type="dxa" w:w="60"/>
+              <w:right w:type="dxa" w:w="120"/>
+            </w:tcMar>
+            <w:vAlign w:val="top"/>
+          </w:tcPr>
+          <w:p>
+            <w:pPr>
+              <w:spacing w:after="40" w:before="0"/>
+              <w:jc w:val="left"/>
+            </w:pPr>
+            <w:r>
+              <w:rPr>
+                <w:rFonts w:ascii="Arial" w:cs="Arial" w:eastAsia="Arial" w:hAnsi="Arial"/>
+                <w:b/>
+                <w:bCs/>
+                <w:i w:val="false"/>
+                <w:iCs w:val="false"/>
+                <w:color w:val="000000"/>
+                <w:sz w:val="18"/>
+                <w:szCs w:val="18"/>
+              </w:rPr>
+              <w:t xml:space="preserve">Learning Outcomes</w:t>
+            </w:r>
+          </w:p>
+        </w:tc>
+        <w:tc>
+          <w:tcPr>
+            <w:tcW w:type="dxa" w:w="10680"/>
+            <w:shd w:fill="FFFFFF" w:color="auto" w:val="clear"/>
+            <w:tcMar>
+              <w:top w:type="dxa" w:w="60"/>
+              <w:left w:type="dxa" w:w="120"/>
+              <w:bottom w:type="dxa" w:w="60"/>
+              <w:right w:type="dxa" w:w="120"/>
+            </w:tcMar>
+            <w:vAlign w:val="top"/>
+          </w:tcPr>
+          <w:p>
+            <w:pPr>
+              <w:spacing w:after="40" w:before="0"/>
+              <w:jc w:val="left"/>
+            </w:pPr>
+            <w:r>
+              <w:rPr>
+                <w:rFonts w:ascii="Arial" w:cs="Arial" w:eastAsia="Arial" w:hAnsi="Arial"/>
+                <w:b w:val="false"/>
+                <w:bCs w:val="false"/>
+                <w:i w:val="false"/>
+                <w:iCs w:val="false"/>
+                <w:color w:val="000000"/>
+                <w:sz w:val="18"/>
+                <w:szCs w:val="18"/>
+              </w:rPr>
+              <w:t xml:space="preserve">By the end of the sub-strand, the learner should be able to:</w:t>
+            </w:r>
+          </w:p>
+          <w:p>
+            <w:pPr>
+              <w:spacing w:after="40" w:before="0"/>
+              <w:jc w:val="left"/>
+            </w:pPr>
+            <w:r>
+              <w:rPr>
+                <w:rFonts w:ascii="Arial" w:cs="Arial" w:eastAsia="Arial" w:hAnsi="Arial"/>
+                <w:b w:val="false"/>
+                <w:bCs w:val="false"/>
+                <w:i w:val="false"/>
+                <w:iCs w:val="false"/>
+                <w:color w:val="000000"/>
+                <w:sz w:val="18"/>
+                <w:szCs w:val="18"/>
+              </w:rPr>
+              <w:t xml:space="preserve">a) determine moments of a force at a point,</w:t>
+            </w:r>
+          </w:p>
+          <w:p>
+            <w:pPr>
+              <w:spacing w:after="40" w:before="0"/>
+              <w:jc w:val="left"/>
+            </w:pPr>
+            <w:r>
+              <w:rPr>
+                <w:rFonts w:ascii="Arial" w:cs="Arial" w:eastAsia="Arial" w:hAnsi="Arial"/>
+                <w:b w:val="false"/>
+                <w:bCs w:val="false"/>
+                <w:i w:val="false"/>
+                <w:iCs w:val="false"/>
+                <w:color w:val="000000"/>
+                <w:sz w:val="18"/>
+                <w:szCs w:val="18"/>
+              </w:rPr>
+              <w:t xml:space="preserve">b) calculate the moments of anti-parallel forces,</w:t>
+            </w:r>
+          </w:p>
+          <w:p>
+            <w:pPr>
+              <w:spacing w:after="40" w:before="0"/>
+              <w:jc w:val="left"/>
+            </w:pPr>
+            <w:r>
+              <w:rPr>
+                <w:rFonts w:ascii="Arial" w:cs="Arial" w:eastAsia="Arial" w:hAnsi="Arial"/>
+                <w:b w:val="false"/>
+                <w:bCs w:val="false"/>
+                <w:i w:val="false"/>
+                <w:iCs w:val="false"/>
+                <w:color w:val="000000"/>
+                <w:sz w:val="18"/>
+                <w:szCs w:val="18"/>
+              </w:rPr>
+              <w:t xml:space="preserve">c) apply the turning effect of force in real-life situations,</w:t>
+            </w:r>
+          </w:p>
+          <w:p>
+            <w:pPr>
+              <w:spacing w:after="40" w:before="0"/>
+              <w:jc w:val="left"/>
+            </w:pPr>
+            <w:r>
+              <w:rPr>
+                <w:rFonts w:ascii="Arial" w:cs="Arial" w:eastAsia="Arial" w:hAnsi="Arial"/>
+                <w:b w:val="false"/>
+                <w:bCs w:val="false"/>
+                <w:i w:val="false"/>
+                <w:iCs w:val="false"/>
+                <w:color w:val="000000"/>
+                <w:sz w:val="18"/>
+                <w:szCs w:val="18"/>
+              </w:rPr>
+              <w:t xml:space="preserve">d) appreciate the importance of the turning effect of force in everyday life.</w:t>
+            </w:r>
+          </w:p>
+        </w:tc>
+      </w:tr>
+      <w:tr>
+        <w:tc>
+          <w:tcPr>
+            <w:tcW w:type="dxa" w:w="3000"/>
+            <w:shd w:fill="D5E8F0" w:color="auto" w:val="clear"/>
+            <w:tcMar>
+              <w:top w:type="dxa" w:w="60"/>
+              <w:left w:type="dxa" w:w="120"/>
+              <w:bottom w:type="dxa" w:w="60"/>
+              <w:right w:type="dxa" w:w="120"/>
+            </w:tcMar>
+            <w:vAlign w:val="top"/>
+          </w:tcPr>
+          <w:p>
+            <w:pPr>
+              <w:spacing w:after="40" w:before="0"/>
+              <w:jc w:val="left"/>
+            </w:pPr>
+            <w:r>
+              <w:rPr>
+                <w:rFonts w:ascii="Arial" w:cs="Arial" w:eastAsia="Arial" w:hAnsi="Arial"/>
+                <w:b/>
+                <w:bCs/>
+                <w:i w:val="false"/>
+                <w:iCs w:val="false"/>
+                <w:color w:val="000000"/>
+                <w:sz w:val="18"/>
+                <w:szCs w:val="18"/>
+              </w:rPr>
+              <w:t xml:space="preserve">Core Competencies</w:t>
+            </w:r>
+          </w:p>
+        </w:tc>
+        <w:tc>
+          <w:tcPr>
+            <w:tcW w:type="dxa" w:w="10680"/>
+            <w:shd w:fill="FFFFFF" w:color="auto" w:val="clear"/>
+            <w:tcMar>
+              <w:top w:type="dxa" w:w="60"/>
+              <w:left w:type="dxa" w:w="120"/>
+              <w:bottom w:type="dxa" w:w="60"/>
+              <w:right w:type="dxa" w:w="120"/>
+            </w:tcMar>
+            <w:vAlign w:val="top"/>
+          </w:tcPr>
+          <w:p>
+            <w:pPr>
+              <w:spacing w:after="30" w:before="0"/>
+              <w:ind w:left="360" w:hanging="180"/>
+              <w:jc w:val="left"/>
+            </w:pPr>
+            <w:r>
+              <w:rPr>
+                <w:rFonts w:ascii="Arial" w:cs="Arial" w:eastAsia="Arial" w:hAnsi="Arial"/>
+                <w:b w:val="false"/>
+                <w:bCs w:val="false"/>
+                <w:i w:val="false"/>
+                <w:iCs w:val="false"/>
+                <w:color w:val="000000"/>
+                <w:sz w:val="18"/>
+                <w:szCs w:val="18"/>
+              </w:rPr>
+              <w:t xml:space="preserve">–  Critical Thinking and Problem Solving: as the learner solves numerical problems involving both moments of a force and moments of anti-parallel forces and identifies areas where moments of a force is used in day-to-day life.</w:t>
+            </w:r>
+          </w:p>
+          <w:p>
+            <w:pPr>
+              <w:spacing w:after="30" w:before="0"/>
+              <w:ind w:left="360" w:hanging="180"/>
+              <w:jc w:val="left"/>
+            </w:pPr>
+            <w:r>
+              <w:rPr>
+                <w:rFonts w:ascii="Arial" w:cs="Arial" w:eastAsia="Arial" w:hAnsi="Arial"/>
+                <w:b w:val="false"/>
+                <w:bCs w:val="false"/>
+                <w:i w:val="false"/>
+                <w:iCs w:val="false"/>
+                <w:color w:val="000000"/>
+                <w:sz w:val="18"/>
+                <w:szCs w:val="18"/>
+              </w:rPr>
+              <w:t xml:space="preserve">–  Digital Literacy: as the learner interacts with digital technology when researching on moments of a force at a point and moments of anti-parallel forces.</w:t>
+            </w:r>
+          </w:p>
+        </w:tc>
+      </w:tr>
+      <w:tr>
+        <w:tc>
+          <w:tcPr>
+            <w:tcW w:type="dxa" w:w="3000"/>
+            <w:shd w:fill="E2EFDA" w:color="auto" w:val="clear"/>
+            <w:tcMar>
+              <w:top w:type="dxa" w:w="60"/>
+              <w:left w:type="dxa" w:w="120"/>
+              <w:bottom w:type="dxa" w:w="60"/>
+              <w:right w:type="dxa" w:w="120"/>
+            </w:tcMar>
+            <w:vAlign w:val="top"/>
+          </w:tcPr>
+          <w:p>
+            <w:pPr>
+              <w:spacing w:after="40" w:before="0"/>
+              <w:jc w:val="left"/>
+            </w:pPr>
+            <w:r>
+              <w:rPr>
+                <w:rFonts w:ascii="Arial" w:cs="Arial" w:eastAsia="Arial" w:hAnsi="Arial"/>
+                <w:b/>
+                <w:bCs/>
+                <w:i w:val="false"/>
+                <w:iCs w:val="false"/>
+                <w:color w:val="000000"/>
+                <w:sz w:val="18"/>
+                <w:szCs w:val="18"/>
+              </w:rPr>
+              <w:t xml:space="preserve">Core Values</w:t>
+            </w:r>
+          </w:p>
+        </w:tc>
+        <w:tc>
+          <w:tcPr>
+            <w:tcW w:type="dxa" w:w="10680"/>
+            <w:shd w:fill="FFFFFF" w:color="auto" w:val="clear"/>
+            <w:tcMar>
+              <w:top w:type="dxa" w:w="60"/>
+              <w:left w:type="dxa" w:w="120"/>
+              <w:bottom w:type="dxa" w:w="60"/>
+              <w:right w:type="dxa" w:w="120"/>
+            </w:tcMar>
+            <w:vAlign w:val="top"/>
+          </w:tcPr>
+          <w:p>
+            <w:pPr>
+              <w:spacing w:after="30" w:before="0"/>
+              <w:ind w:left="360" w:hanging="180"/>
+              <w:jc w:val="left"/>
+            </w:pPr>
+            <w:r>
+              <w:rPr>
+                <w:rFonts w:ascii="Arial" w:cs="Arial" w:eastAsia="Arial" w:hAnsi="Arial"/>
+                <w:b w:val="false"/>
+                <w:bCs w:val="false"/>
+                <w:i w:val="false"/>
+                <w:iCs w:val="false"/>
+                <w:color w:val="000000"/>
+                <w:sz w:val="18"/>
+                <w:szCs w:val="18"/>
+              </w:rPr>
+              <w:t xml:space="preserve">–  Integrity: the learner displays honesty while using digital devices to search for information on moments of a force at a point and moments of anti-parallel forces.</w:t>
+            </w:r>
+          </w:p>
+          <w:p>
+            <w:pPr>
+              <w:spacing w:after="30" w:before="0"/>
+              <w:ind w:left="360" w:hanging="180"/>
+              <w:jc w:val="left"/>
+            </w:pPr>
+            <w:r>
+              <w:rPr>
+                <w:rFonts w:ascii="Arial" w:cs="Arial" w:eastAsia="Arial" w:hAnsi="Arial"/>
+                <w:b w:val="false"/>
+                <w:bCs w:val="false"/>
+                <w:i w:val="false"/>
+                <w:iCs w:val="false"/>
+                <w:color w:val="000000"/>
+                <w:sz w:val="18"/>
+                <w:szCs w:val="18"/>
+              </w:rPr>
+              <w:t xml:space="preserve">–  Respect: the learner respects others' opinions while discussing with peers on the examples involving turning effect of force in daily life.</w:t>
+            </w:r>
+          </w:p>
+        </w:tc>
+      </w:tr>
+      <w:tr>
+        <w:tc>
+          <w:tcPr>
+            <w:tcW w:type="dxa" w:w="3000"/>
+            <w:shd w:fill="D5E8F0" w:color="auto" w:val="clear"/>
+            <w:tcMar>
+              <w:top w:type="dxa" w:w="60"/>
+              <w:left w:type="dxa" w:w="120"/>
+              <w:bottom w:type="dxa" w:w="60"/>
+              <w:right w:type="dxa" w:w="120"/>
+            </w:tcMar>
+            <w:vAlign w:val="top"/>
+          </w:tcPr>
+          <w:p>
+            <w:pPr>
+              <w:spacing w:after="40" w:before="0"/>
+              <w:jc w:val="left"/>
+            </w:pPr>
+            <w:r>
+              <w:rPr>
+                <w:rFonts w:ascii="Arial" w:cs="Arial" w:eastAsia="Arial" w:hAnsi="Arial"/>
+                <w:b/>
+                <w:bCs/>
+                <w:i w:val="false"/>
+                <w:iCs w:val="false"/>
+                <w:color w:val="000000"/>
+                <w:sz w:val="18"/>
+                <w:szCs w:val="18"/>
+              </w:rPr>
+              <w:t xml:space="preserve">Science &amp; Engineering Practices</w:t>
+            </w:r>
+          </w:p>
+        </w:tc>
+        <w:tc>
+          <w:tcPr>
+            <w:tcW w:type="dxa" w:w="10680"/>
+            <w:shd w:fill="FFFFFF" w:color="auto" w:val="clear"/>
+            <w:tcMar>
+              <w:top w:type="dxa" w:w="60"/>
+              <w:left w:type="dxa" w:w="120"/>
+              <w:bottom w:type="dxa" w:w="60"/>
+              <w:right w:type="dxa" w:w="120"/>
+            </w:tcMar>
+            <w:vAlign w:val="top"/>
+          </w:tcPr>
+          <w:p>
+            <w:pPr>
+              <w:spacing w:after="30" w:before="0"/>
+              <w:ind w:left="360" w:hanging="180"/>
+              <w:jc w:val="left"/>
+            </w:pPr>
+            <w:r>
+              <w:rPr>
+                <w:rFonts w:ascii="Arial" w:cs="Arial" w:eastAsia="Arial" w:hAnsi="Arial"/>
+                <w:b w:val="false"/>
+                <w:bCs w:val="false"/>
+                <w:i w:val="false"/>
+                <w:iCs w:val="false"/>
+                <w:color w:val="000000"/>
+                <w:sz w:val="18"/>
+                <w:szCs w:val="18"/>
+              </w:rPr>
+              <w:t xml:space="preserve">–  Asking Questions and Defining Problems: as learners generate questions to explain why a panga or jembe handle length affects cutting/digging effort, framing the driving question for the unit.</w:t>
+            </w:r>
+          </w:p>
+          <w:p>
+            <w:pPr>
+              <w:spacing w:after="30" w:before="0"/>
+              <w:ind w:left="360" w:hanging="180"/>
+              <w:jc w:val="left"/>
+            </w:pPr>
+            <w:r>
+              <w:rPr>
+                <w:rFonts w:ascii="Arial" w:cs="Arial" w:eastAsia="Arial" w:hAnsi="Arial"/>
+                <w:b w:val="false"/>
+                <w:bCs w:val="false"/>
+                <w:i w:val="false"/>
+                <w:iCs w:val="false"/>
+                <w:color w:val="000000"/>
+                <w:sz w:val="18"/>
+                <w:szCs w:val="18"/>
+              </w:rPr>
+              <w:t xml:space="preserve">–  Planning and Carrying Out Investigations: as learners design and carry out the metre-rule balancing experiment, controlling variables (distance, load) to determine the moment of a force at a point.</w:t>
+            </w:r>
+          </w:p>
+          <w:p>
+            <w:pPr>
+              <w:spacing w:after="30" w:before="0"/>
+              <w:ind w:left="360" w:hanging="180"/>
+              <w:jc w:val="left"/>
+            </w:pPr>
+            <w:r>
+              <w:rPr>
+                <w:rFonts w:ascii="Arial" w:cs="Arial" w:eastAsia="Arial" w:hAnsi="Arial"/>
+                <w:b w:val="false"/>
+                <w:bCs w:val="false"/>
+                <w:i w:val="false"/>
+                <w:iCs w:val="false"/>
+                <w:color w:val="000000"/>
+                <w:sz w:val="18"/>
+                <w:szCs w:val="18"/>
+              </w:rPr>
+              <w:t xml:space="preserve">–  Analysing and Interpreting Data: as learners record force and distance measurements, compute moments, and identify patterns linking moment magnitude to lever arm length.</w:t>
+            </w:r>
+          </w:p>
+          <w:p>
+            <w:pPr>
+              <w:spacing w:after="30" w:before="0"/>
+              <w:ind w:left="360" w:hanging="180"/>
+              <w:jc w:val="left"/>
+            </w:pPr>
+            <w:r>
+              <w:rPr>
+                <w:rFonts w:ascii="Arial" w:cs="Arial" w:eastAsia="Arial" w:hAnsi="Arial"/>
+                <w:b w:val="false"/>
+                <w:bCs w:val="false"/>
+                <w:i w:val="false"/>
+                <w:iCs w:val="false"/>
+                <w:color w:val="000000"/>
+                <w:sz w:val="18"/>
+                <w:szCs w:val="18"/>
+              </w:rPr>
+              <w:t xml:space="preserve">–  Using Mathematics and Computational Thinking: as learners solve numerical problems involving moments of a force and moments of anti-parallel forces using the principle of moments (F × d = F × d).</w:t>
+            </w:r>
+          </w:p>
+          <w:p>
+            <w:pPr>
+              <w:spacing w:after="30" w:before="0"/>
+              <w:ind w:left="360" w:hanging="180"/>
+              <w:jc w:val="left"/>
+            </w:pPr>
+            <w:r>
+              <w:rPr>
+                <w:rFonts w:ascii="Arial" w:cs="Arial" w:eastAsia="Arial" w:hAnsi="Arial"/>
+                <w:b w:val="false"/>
+                <w:bCs w:val="false"/>
+                <w:i w:val="false"/>
+                <w:iCs w:val="false"/>
+                <w:color w:val="000000"/>
+                <w:sz w:val="18"/>
+                <w:szCs w:val="18"/>
+              </w:rPr>
+              <w:t xml:space="preserve">–  Constructing Explanations: as learners explain real-life applications — wheelbarrows on Nairobi construction sites, seesaws at school playgrounds, jembe handles on Rift Valley farms — using the moment equation.</w:t>
+            </w:r>
+          </w:p>
+          <w:p>
+            <w:pPr>
+              <w:spacing w:after="30" w:before="0"/>
+              <w:ind w:left="360" w:hanging="180"/>
+              <w:jc w:val="left"/>
+            </w:pPr>
+            <w:r>
+              <w:rPr>
+                <w:rFonts w:ascii="Arial" w:cs="Arial" w:eastAsia="Arial" w:hAnsi="Arial"/>
+                <w:b w:val="false"/>
+                <w:bCs w:val="false"/>
+                <w:i w:val="false"/>
+                <w:iCs w:val="false"/>
+                <w:color w:val="000000"/>
+                <w:sz w:val="18"/>
+                <w:szCs w:val="18"/>
+              </w:rPr>
+              <w:t xml:space="preserve">–  Obtaining, Evaluating, and Communicating Information: as learners research turning-effect applications using digital devices and print media, then present findings to peers.</w:t>
+            </w:r>
+          </w:p>
+        </w:tc>
+      </w:tr>
+      <w:tr>
+        <w:tc>
+          <w:tcPr>
+            <w:tcW w:type="dxa" w:w="3000"/>
+            <w:shd w:fill="FCE4D6" w:color="auto" w:val="clear"/>
+            <w:tcMar>
+              <w:top w:type="dxa" w:w="60"/>
+              <w:left w:type="dxa" w:w="120"/>
+              <w:bottom w:type="dxa" w:w="60"/>
+              <w:right w:type="dxa" w:w="120"/>
+            </w:tcMar>
+            <w:vAlign w:val="top"/>
+          </w:tcPr>
+          <w:p>
+            <w:pPr>
+              <w:spacing w:after="40" w:before="0"/>
+              <w:jc w:val="left"/>
+            </w:pPr>
+            <w:r>
+              <w:rPr>
+                <w:rFonts w:ascii="Arial" w:cs="Arial" w:eastAsia="Arial" w:hAnsi="Arial"/>
+                <w:b/>
+                <w:bCs/>
+                <w:i w:val="false"/>
+                <w:iCs w:val="false"/>
+                <w:color w:val="000000"/>
+                <w:sz w:val="18"/>
+                <w:szCs w:val="18"/>
+              </w:rPr>
+              <w:t xml:space="preserve">Pertinent &amp; Contemporary Issues (PCIs)</w:t>
+            </w:r>
+          </w:p>
+        </w:tc>
+        <w:tc>
+          <w:tcPr>
+            <w:tcW w:type="dxa" w:w="10680"/>
+            <w:shd w:fill="FFFFFF" w:color="auto" w:val="clear"/>
+            <w:tcMar>
+              <w:top w:type="dxa" w:w="60"/>
+              <w:left w:type="dxa" w:w="120"/>
+              <w:bottom w:type="dxa" w:w="60"/>
+              <w:right w:type="dxa" w:w="120"/>
+            </w:tcMar>
+            <w:vAlign w:val="top"/>
+          </w:tcPr>
+          <w:p>
+            <w:pPr>
+              <w:spacing w:after="30" w:before="0"/>
+              <w:ind w:left="360" w:hanging="180"/>
+              <w:jc w:val="left"/>
+            </w:pPr>
+            <w:r>
+              <w:rPr>
+                <w:rFonts w:ascii="Arial" w:cs="Arial" w:eastAsia="Arial" w:hAnsi="Arial"/>
+                <w:b w:val="false"/>
+                <w:bCs w:val="false"/>
+                <w:i w:val="false"/>
+                <w:iCs w:val="false"/>
+                <w:color w:val="000000"/>
+                <w:sz w:val="18"/>
+                <w:szCs w:val="18"/>
+              </w:rPr>
+              <w:t xml:space="preserve">–  Life Skills (Self-Awareness): as the learner demonstrates the principle of moments of force by balancing a metre rule, developing awareness of how their own body uses turning effects (e.g., lifting water jerricans, opening doors).</w:t>
+            </w:r>
+          </w:p>
+        </w:tc>
+      </w:tr>
+      <w:tr>
+        <w:tc>
+          <w:tcPr>
+            <w:tcW w:type="dxa" w:w="3000"/>
+            <w:shd w:fill="D9EEF1" w:color="auto" w:val="clear"/>
+            <w:tcMar>
+              <w:top w:type="dxa" w:w="60"/>
+              <w:left w:type="dxa" w:w="120"/>
+              <w:bottom w:type="dxa" w:w="60"/>
+              <w:right w:type="dxa" w:w="120"/>
+            </w:tcMar>
+            <w:vAlign w:val="top"/>
+          </w:tcPr>
+          <w:p>
+            <w:pPr>
+              <w:spacing w:after="40" w:before="0"/>
+              <w:jc w:val="left"/>
+            </w:pPr>
+            <w:r>
+              <w:rPr>
+                <w:rFonts w:ascii="Arial" w:cs="Arial" w:eastAsia="Arial" w:hAnsi="Arial"/>
+                <w:b/>
+                <w:bCs/>
+                <w:i w:val="false"/>
+                <w:iCs w:val="false"/>
+                <w:color w:val="000000"/>
+                <w:sz w:val="18"/>
+                <w:szCs w:val="18"/>
+              </w:rPr>
+              <w:t xml:space="preserve">Career Connections</w:t>
+            </w:r>
+          </w:p>
+        </w:tc>
+        <w:tc>
+          <w:tcPr>
+            <w:tcW w:type="dxa" w:w="10680"/>
+            <w:shd w:fill="FFFFFF" w:color="auto" w:val="clear"/>
+            <w:tcMar>
+              <w:top w:type="dxa" w:w="60"/>
+              <w:left w:type="dxa" w:w="120"/>
+              <w:bottom w:type="dxa" w:w="60"/>
+              <w:right w:type="dxa" w:w="120"/>
+            </w:tcMar>
+            <w:vAlign w:val="top"/>
+          </w:tcPr>
+          <w:p>
+            <w:pPr>
+              <w:spacing w:after="30" w:before="0"/>
+              <w:ind w:left="360" w:hanging="180"/>
+              <w:jc w:val="left"/>
+            </w:pPr>
+            <w:r>
+              <w:rPr>
+                <w:rFonts w:ascii="Arial" w:cs="Arial" w:eastAsia="Arial" w:hAnsi="Arial"/>
+                <w:b w:val="false"/>
+                <w:bCs w:val="false"/>
+                <w:i w:val="false"/>
+                <w:iCs w:val="false"/>
+                <w:color w:val="000000"/>
+                <w:sz w:val="18"/>
+                <w:szCs w:val="18"/>
+              </w:rPr>
+              <w:t xml:space="preserve">–  Civil and Structural Engineering: understanding moments and turning effects is fundamental to designing bridges, buildings, and infrastructure projects such as those along the Nairobi Expressway.</w:t>
+            </w:r>
+          </w:p>
+          <w:p>
+            <w:pPr>
+              <w:spacing w:after="30" w:before="0"/>
+              <w:ind w:left="360" w:hanging="180"/>
+              <w:jc w:val="left"/>
+            </w:pPr>
+            <w:r>
+              <w:rPr>
+                <w:rFonts w:ascii="Arial" w:cs="Arial" w:eastAsia="Arial" w:hAnsi="Arial"/>
+                <w:b w:val="false"/>
+                <w:bCs w:val="false"/>
+                <w:i w:val="false"/>
+                <w:iCs w:val="false"/>
+                <w:color w:val="000000"/>
+                <w:sz w:val="18"/>
+                <w:szCs w:val="18"/>
+              </w:rPr>
+              <w:t xml:space="preserve">–  Agriculture and Farm Mechanisation: farmers in the Rift Valley and Kisumu region use levers (jembes, ploughs, wheelbarrows) daily; agronomists and farm-equipment designers rely on moment principles.</w:t>
+            </w:r>
+          </w:p>
+          <w:p>
+            <w:pPr>
+              <w:spacing w:after="30" w:before="0"/>
+              <w:ind w:left="360" w:hanging="180"/>
+              <w:jc w:val="left"/>
+            </w:pPr>
+            <w:r>
+              <w:rPr>
+                <w:rFonts w:ascii="Arial" w:cs="Arial" w:eastAsia="Arial" w:hAnsi="Arial"/>
+                <w:b w:val="false"/>
+                <w:bCs w:val="false"/>
+                <w:i w:val="false"/>
+                <w:iCs w:val="false"/>
+                <w:color w:val="000000"/>
+                <w:sz w:val="18"/>
+                <w:szCs w:val="18"/>
+              </w:rPr>
+              <w:t xml:space="preserve">–  Physiotherapy and Sports Science: Kenyan athletes and physiotherapists apply torque concepts when analysing joint mechanics and designing rehabilitation programmes.</w:t>
+            </w:r>
+          </w:p>
+          <w:p>
+            <w:pPr>
+              <w:spacing w:after="30" w:before="0"/>
+              <w:ind w:left="360" w:hanging="180"/>
+              <w:jc w:val="left"/>
+            </w:pPr>
+            <w:r>
+              <w:rPr>
+                <w:rFonts w:ascii="Arial" w:cs="Arial" w:eastAsia="Arial" w:hAnsi="Arial"/>
+                <w:b w:val="false"/>
+                <w:bCs w:val="false"/>
+                <w:i w:val="false"/>
+                <w:iCs w:val="false"/>
+                <w:color w:val="000000"/>
+                <w:sz w:val="18"/>
+                <w:szCs w:val="18"/>
+              </w:rPr>
+              <w:t xml:space="preserve">–  Architecture and Construction Technology: architects and builders designing structures such as cantilever roofs on Mombasa beach resorts apply turning-effect principles for structural stability.</w:t>
+            </w:r>
+          </w:p>
+          <w:p>
+            <w:pPr>
+              <w:spacing w:after="30" w:before="0"/>
+              <w:ind w:left="360" w:hanging="180"/>
+              <w:jc w:val="left"/>
+            </w:pPr>
+            <w:r>
+              <w:rPr>
+                <w:rFonts w:ascii="Arial" w:cs="Arial" w:eastAsia="Arial" w:hAnsi="Arial"/>
+                <w:b w:val="false"/>
+                <w:bCs w:val="false"/>
+                <w:i w:val="false"/>
+                <w:iCs w:val="false"/>
+                <w:color w:val="000000"/>
+                <w:sz w:val="18"/>
+                <w:szCs w:val="18"/>
+              </w:rPr>
+              <w:t xml:space="preserve">–  Mechanical Engineering and Automotive Technology: mechanics working on matatu and truck engines use spanner torque calculations directly derived from moments of a force.</w:t>
+            </w:r>
+          </w:p>
+        </w:tc>
+      </w:tr>
+      <w:tr>
+        <w:tc>
+          <w:tcPr>
+            <w:tcW w:type="dxa" w:w="3000"/>
+            <w:shd w:fill="D5E8F0" w:color="auto" w:val="clear"/>
+            <w:tcMar>
+              <w:top w:type="dxa" w:w="60"/>
+              <w:left w:type="dxa" w:w="120"/>
+              <w:bottom w:type="dxa" w:w="60"/>
+              <w:right w:type="dxa" w:w="120"/>
+            </w:tcMar>
+            <w:vAlign w:val="top"/>
+          </w:tcPr>
+          <w:p>
+            <w:pPr>
+              <w:spacing w:after="40" w:before="0"/>
+              <w:jc w:val="left"/>
+            </w:pPr>
+            <w:r>
+              <w:rPr>
+                <w:rFonts w:ascii="Arial" w:cs="Arial" w:eastAsia="Arial" w:hAnsi="Arial"/>
+                <w:b/>
+                <w:bCs/>
+                <w:i w:val="false"/>
+                <w:iCs w:val="false"/>
+                <w:color w:val="000000"/>
+                <w:sz w:val="18"/>
+                <w:szCs w:val="18"/>
+              </w:rPr>
+              <w:t xml:space="preserve">Focus for Lessons</w:t>
+            </w:r>
+          </w:p>
+        </w:tc>
+        <w:tc>
+          <w:tcPr>
+            <w:tcW w:type="dxa" w:w="10680"/>
+            <w:shd w:fill="FFFFFF" w:color="auto" w:val="clear"/>
+            <w:tcMar>
+              <w:top w:type="dxa" w:w="60"/>
+              <w:left w:type="dxa" w:w="120"/>
+              <w:bottom w:type="dxa" w:w="60"/>
+              <w:right w:type="dxa" w:w="120"/>
+            </w:tcMar>
+            <w:vAlign w:val="top"/>
+          </w:tcPr>
+          <w:p>
+            <w:pPr>
+              <w:spacing w:after="40" w:before="0"/>
+              <w:jc w:val="left"/>
+            </w:pPr>
+            <w:r>
+              <w:rPr>
+                <w:rFonts w:ascii="Arial" w:cs="Arial" w:eastAsia="Arial" w:hAnsi="Arial"/>
+                <w:b w:val="false"/>
+                <w:bCs w:val="false"/>
+                <w:i w:val="false"/>
+                <w:iCs w:val="false"/>
+                <w:color w:val="000000"/>
+                <w:sz w:val="18"/>
+                <w:szCs w:val="18"/>
+              </w:rPr>
+              <w:t xml:space="preserve">This unit develops learners' understanding of how forces produce rotational effects — moments — and how the principle of moments governs balance and mechanical advantage in tools and structures. Using a phenomenon-first approach anchored in the everyday experience of Kenyan learners, lessons progress from qualitative prediction and hands-on investigation with a metre rule, through quantitative problem-solving with anti-parallel forces, to critical evaluation of real-life applications including seesaws, wheelbarrows, jembes, door handles, and construction cranes. The unit embeds NGSS Science and Engineering Practices and KICD core competencies throughout, with a consistent Kenyan context.</w:t>
+            </w:r>
+          </w:p>
+        </w:tc>
+      </w:tr>
+      <w:tr>
+        <w:tc>
+          <w:tcPr>
+            <w:tcW w:type="dxa" w:w="3000"/>
+            <w:shd w:fill="EAD1F5" w:color="auto" w:val="clear"/>
+            <w:tcMar>
+              <w:top w:type="dxa" w:w="60"/>
+              <w:left w:type="dxa" w:w="120"/>
+              <w:bottom w:type="dxa" w:w="60"/>
+              <w:right w:type="dxa" w:w="120"/>
+            </w:tcMar>
+            <w:vAlign w:val="top"/>
+          </w:tcPr>
+          <w:p>
+            <w:pPr>
+              <w:spacing w:after="40" w:before="0"/>
+              <w:jc w:val="left"/>
+            </w:pPr>
+            <w:r>
+              <w:rPr>
+                <w:rFonts w:ascii="Arial" w:cs="Arial" w:eastAsia="Arial" w:hAnsi="Arial"/>
+                <w:b/>
+                <w:bCs/>
+                <w:i w:val="false"/>
+                <w:iCs w:val="false"/>
+                <w:color w:val="000000"/>
+                <w:sz w:val="18"/>
+                <w:szCs w:val="18"/>
+              </w:rPr>
+              <w:t xml:space="preserve">Driving Question / Key Inquiry Questions</w:t>
+            </w:r>
+          </w:p>
+        </w:tc>
+        <w:tc>
+          <w:tcPr>
+            <w:tcW w:type="dxa" w:w="10680"/>
+            <w:shd w:fill="FFFFFF" w:color="auto" w:val="clear"/>
+            <w:tcMar>
+              <w:top w:type="dxa" w:w="60"/>
+              <w:left w:type="dxa" w:w="120"/>
+              <w:bottom w:type="dxa" w:w="60"/>
+              <w:right w:type="dxa" w:w="120"/>
+            </w:tcMar>
+            <w:vAlign w:val="top"/>
+          </w:tcPr>
+          <w:p>
+            <w:pPr>
+              <w:spacing w:after="40" w:before="0"/>
+              <w:jc w:val="left"/>
+            </w:pPr>
+            <w:r>
+              <w:rPr>
+                <w:rFonts w:ascii="Arial" w:cs="Arial" w:eastAsia="Arial" w:hAnsi="Arial"/>
+                <w:b w:val="false"/>
+                <w:bCs w:val="false"/>
+                <w:i w:val="false"/>
+                <w:iCs w:val="false"/>
+                <w:color w:val="000000"/>
+                <w:sz w:val="18"/>
+                <w:szCs w:val="18"/>
+              </w:rPr>
+              <w:t xml:space="preserve">DRIVING QUESTION: Why does where you push, pull, or grip something determine how easy or hard it is to make it turn — and how do engineers and farmers in Kenya use this to design better tools?</w:t>
+            </w:r>
+          </w:p>
+          <w:p>
+            <w:pPr>
+              <w:spacing w:after="40" w:before="0"/>
+              <w:jc w:val="left"/>
+            </w:pPr>
+            <w:r>
+              <w:rPr>
+                <w:rFonts w:ascii="Arial" w:cs="Arial" w:eastAsia="Arial" w:hAnsi="Arial"/>
+                <w:b w:val="false"/>
+                <w:bCs w:val="false"/>
+                <w:i w:val="false"/>
+                <w:iCs w:val="false"/>
+                <w:color w:val="000000"/>
+                <w:sz w:val="18"/>
+                <w:szCs w:val="18"/>
+              </w:rPr>
+              <w:t xml:space="preserve"/>
+            </w:r>
+          </w:p>
+          <w:p>
+            <w:pPr>
+              <w:spacing w:after="40" w:before="0"/>
+              <w:jc w:val="left"/>
+            </w:pPr>
+            <w:r>
+              <w:rPr>
+                <w:rFonts w:ascii="Arial" w:cs="Arial" w:eastAsia="Arial" w:hAnsi="Arial"/>
+                <w:b w:val="false"/>
+                <w:bCs w:val="false"/>
+                <w:i w:val="false"/>
+                <w:iCs w:val="false"/>
+                <w:color w:val="000000"/>
+                <w:sz w:val="18"/>
+                <w:szCs w:val="18"/>
+              </w:rPr>
+              <w:t xml:space="preserve">KICD KEY INQUIRY QUESTION:</w:t>
+            </w:r>
+          </w:p>
+          <w:p>
+            <w:pPr>
+              <w:spacing w:after="40" w:before="0"/>
+              <w:jc w:val="left"/>
+            </w:pPr>
+            <w:r>
+              <w:rPr>
+                <w:rFonts w:ascii="Arial" w:cs="Arial" w:eastAsia="Arial" w:hAnsi="Arial"/>
+                <w:b w:val="false"/>
+                <w:bCs w:val="false"/>
+                <w:i w:val="false"/>
+                <w:iCs w:val="false"/>
+                <w:color w:val="000000"/>
+                <w:sz w:val="18"/>
+                <w:szCs w:val="18"/>
+              </w:rPr>
+              <w:t xml:space="preserve">1. How is the turning effect of force used in our daily life?</w:t>
+            </w:r>
+          </w:p>
+        </w:tc>
+      </w:tr>
+      <w:tr>
+        <w:tc>
+          <w:tcPr>
+            <w:tcW w:type="dxa" w:w="3000"/>
+            <w:shd w:fill="EAD1F5" w:color="auto" w:val="clear"/>
+            <w:tcMar>
+              <w:top w:type="dxa" w:w="60"/>
+              <w:left w:type="dxa" w:w="120"/>
+              <w:bottom w:type="dxa" w:w="60"/>
+              <w:right w:type="dxa" w:w="120"/>
+            </w:tcMar>
+            <w:vAlign w:val="top"/>
+          </w:tcPr>
+          <w:p>
+            <w:pPr>
+              <w:spacing w:after="40" w:before="0"/>
+              <w:jc w:val="left"/>
+            </w:pPr>
+            <w:r>
+              <w:rPr>
+                <w:rFonts w:ascii="Arial" w:cs="Arial" w:eastAsia="Arial" w:hAnsi="Arial"/>
+                <w:b/>
+                <w:bCs/>
+                <w:i w:val="false"/>
+                <w:iCs w:val="false"/>
+                <w:color w:val="000000"/>
+                <w:sz w:val="18"/>
+                <w:szCs w:val="18"/>
+              </w:rPr>
+              <w:t xml:space="preserve">Anchoring Phenomenon</w:t>
+            </w:r>
+          </w:p>
+        </w:tc>
+        <w:tc>
+          <w:tcPr>
+            <w:tcW w:type="dxa" w:w="10680"/>
+            <w:shd w:fill="FFFFFF" w:color="auto" w:val="clear"/>
+            <w:tcMar>
+              <w:top w:type="dxa" w:w="60"/>
+              <w:left w:type="dxa" w:w="120"/>
+              <w:bottom w:type="dxa" w:w="60"/>
+              <w:right w:type="dxa" w:w="120"/>
+            </w:tcMar>
+            <w:vAlign w:val="top"/>
+          </w:tcPr>
+          <w:p>
+            <w:pPr>
+              <w:spacing w:after="40" w:before="0"/>
+              <w:jc w:val="left"/>
+            </w:pPr>
+            <w:r>
+              <w:rPr>
+                <w:rFonts w:ascii="Arial" w:cs="Arial" w:eastAsia="Arial" w:hAnsi="Arial"/>
+                <w:b w:val="false"/>
+                <w:bCs w:val="false"/>
+                <w:i w:val="false"/>
+                <w:iCs w:val="false"/>
+                <w:color w:val="000000"/>
+                <w:sz w:val="18"/>
+                <w:szCs w:val="18"/>
+              </w:rPr>
+              <w:t xml:space="preserve">ANCHORING PHENOMENON — The Jembe Handle Puzzle:</w:t>
+            </w:r>
+          </w:p>
+          <w:p>
+            <w:pPr>
+              <w:spacing w:after="40" w:before="0"/>
+              <w:jc w:val="left"/>
+            </w:pPr>
+            <w:r>
+              <w:rPr>
+                <w:rFonts w:ascii="Arial" w:cs="Arial" w:eastAsia="Arial" w:hAnsi="Arial"/>
+                <w:b w:val="false"/>
+                <w:bCs w:val="false"/>
+                <w:i w:val="false"/>
+                <w:iCs w:val="false"/>
+                <w:color w:val="000000"/>
+                <w:sz w:val="18"/>
+                <w:szCs w:val="18"/>
+              </w:rPr>
+              <w:t xml:space="preserve">A farmer in Kericho uses a long-handled jembe (hoe) to break hard soil with seemingly little effort, yet when the same farmer grips the jembe close to the metal blade, even soft soil becomes exhausting to dig. Students observe a short video clip (or teacher demonstration) of two learners using jembes of identical blade weight but different handle lengths to dig the same patch of school-garden soil: the learner with the longer handle finishes quickly and easily, while the learner with the shorter handle struggles and tires rapidly. This is puzzling because both jembes have the same blade (same force of gravity on the tool) and the same person is applying effort — so why does handle length change how hard the work feels? Students are further shown that simply sliding their grip further from the blade pivot makes the task easier, even though nothing else changes. The phenomenon is compelling because it is universally familiar to Kenyan learners from home and farm life, yet the underlying rotational mechanics — that effectiveness depends on both the size of the force AND its distance from the pivot — is not intuitively obvious and demands scientific explanation.</w:t>
+            </w:r>
+          </w:p>
+        </w:tc>
+      </w:tr>
+      <w:tr>
+        <w:tc>
+          <w:tcPr>
+            <w:tcW w:type="dxa" w:w="3000"/>
+            <w:shd w:fill="D9EEF1" w:color="auto" w:val="clear"/>
+            <w:tcMar>
+              <w:top w:type="dxa" w:w="60"/>
+              <w:left w:type="dxa" w:w="120"/>
+              <w:bottom w:type="dxa" w:w="60"/>
+              <w:right w:type="dxa" w:w="120"/>
+            </w:tcMar>
+            <w:vAlign w:val="top"/>
+          </w:tcPr>
+          <w:p>
+            <w:pPr>
+              <w:spacing w:after="40" w:before="0"/>
+              <w:jc w:val="left"/>
+            </w:pPr>
+            <w:r>
+              <w:rPr>
+                <w:rFonts w:ascii="Arial" w:cs="Arial" w:eastAsia="Arial" w:hAnsi="Arial"/>
+                <w:b/>
+                <w:bCs/>
+                <w:i w:val="false"/>
+                <w:iCs w:val="false"/>
+                <w:color w:val="000000"/>
+                <w:sz w:val="18"/>
+                <w:szCs w:val="18"/>
+              </w:rPr>
+              <w:t xml:space="preserve">Storyline Thread</w:t>
+            </w:r>
+          </w:p>
+        </w:tc>
+        <w:tc>
+          <w:tcPr>
+            <w:tcW w:type="dxa" w:w="10680"/>
+            <w:shd w:fill="FFFFFF" w:color="auto" w:val="clear"/>
+            <w:tcMar>
+              <w:top w:type="dxa" w:w="60"/>
+              <w:left w:type="dxa" w:w="120"/>
+              <w:bottom w:type="dxa" w:w="60"/>
+              <w:right w:type="dxa" w:w="120"/>
+            </w:tcMar>
+            <w:vAlign w:val="top"/>
+          </w:tcPr>
+          <w:p>
+            <w:pPr>
+              <w:spacing w:after="40" w:before="0"/>
+              <w:jc w:val="left"/>
+            </w:pPr>
+            <w:r>
+              <w:rPr>
+                <w:rFonts w:ascii="Arial" w:cs="Arial" w:eastAsia="Arial" w:hAnsi="Arial"/>
+                <w:b w:val="false"/>
+                <w:bCs w:val="false"/>
+                <w:i w:val="false"/>
+                <w:iCs w:val="false"/>
+                <w:color w:val="000000"/>
+                <w:sz w:val="18"/>
+                <w:szCs w:val="18"/>
+              </w:rPr>
+              <w:t xml:space="preserve">Lesson 1 — PREDICT (Anchoring Phenomenon Introduction): Teacher presents the Jembe Handle Puzzle via demonstration or short video clip. Learners observe the two-jembe scenario and individually write predictions: "Why does the longer-handled jembe make digging easier?" Class shares predictions; teacher records all ideas on the Driving Question Board (DQB) without confirming or correcting. Learners are introduced to the driving question and begin an initial model sketch showing "where the force goes" when using a long vs. short jembe handle.</w:t>
+            </w:r>
+          </w:p>
+          <w:p>
+            <w:pPr>
+              <w:spacing w:after="40" w:before="0"/>
+              <w:jc w:val="left"/>
+            </w:pPr>
+            <w:r>
+              <w:rPr>
+                <w:rFonts w:ascii="Arial" w:cs="Arial" w:eastAsia="Arial" w:hAnsi="Arial"/>
+                <w:b w:val="false"/>
+                <w:bCs w:val="false"/>
+                <w:i w:val="false"/>
+                <w:iCs w:val="false"/>
+                <w:color w:val="000000"/>
+                <w:sz w:val="18"/>
+                <w:szCs w:val="18"/>
+              </w:rPr>
+              <w:t xml:space="preserve"/>
+            </w:r>
+          </w:p>
+          <w:p>
+            <w:pPr>
+              <w:spacing w:after="40" w:before="0"/>
+              <w:jc w:val="left"/>
+            </w:pPr>
+            <w:r>
+              <w:rPr>
+                <w:rFonts w:ascii="Arial" w:cs="Arial" w:eastAsia="Arial" w:hAnsi="Arial"/>
+                <w:b w:val="false"/>
+                <w:bCs w:val="false"/>
+                <w:i w:val="false"/>
+                <w:iCs w:val="false"/>
+                <w:color w:val="000000"/>
+                <w:sz w:val="18"/>
+                <w:szCs w:val="18"/>
+              </w:rPr>
+              <w:t xml:space="preserve">Lesson 2 — OBSERVE/INVESTIGATE (Moments of a Force at a Point — Metre Rule Experiment): Learners carry out the metre-rule balancing experiment: a ruler balanced on a pencil pivot, with known masses hung at measured distances on each side. Groups collect force (weight) and distance data, record in tables, and compute F × d for each side. Patterns emerge: balance occurs when F₁ × d₁ = F₂ × d₂. Learners connect results back to the jembe — the pivot is the blade's contact point with the soil, and the moment is effort × handle length.</w:t>
+            </w:r>
+          </w:p>
+          <w:p>
+            <w:pPr>
+              <w:spacing w:after="40" w:before="0"/>
+              <w:jc w:val="left"/>
+            </w:pPr>
+            <w:r>
+              <w:rPr>
+                <w:rFonts w:ascii="Arial" w:cs="Arial" w:eastAsia="Arial" w:hAnsi="Arial"/>
+                <w:b w:val="false"/>
+                <w:bCs w:val="false"/>
+                <w:i w:val="false"/>
+                <w:iCs w:val="false"/>
+                <w:color w:val="000000"/>
+                <w:sz w:val="18"/>
+                <w:szCs w:val="18"/>
+              </w:rPr>
+              <w:t xml:space="preserve"/>
+            </w:r>
+          </w:p>
+          <w:p>
+            <w:pPr>
+              <w:spacing w:after="40" w:before="0"/>
+              <w:jc w:val="left"/>
+            </w:pPr>
+            <w:r>
+              <w:rPr>
+                <w:rFonts w:ascii="Arial" w:cs="Arial" w:eastAsia="Arial" w:hAnsi="Arial"/>
+                <w:b w:val="false"/>
+                <w:bCs w:val="false"/>
+                <w:i w:val="false"/>
+                <w:iCs w:val="false"/>
+                <w:color w:val="000000"/>
+                <w:sz w:val="18"/>
+                <w:szCs w:val="18"/>
+              </w:rPr>
+              <w:t xml:space="preserve">Lesson 3 — EXPLAIN (Formalising the Moment Equation): Teacher formally introduces the definition of the moment of a force (M = F × d, unit: Newton-metre, Nm), the principle of moments, and conditions for rotational equilibrium. Learners use digital devices or print media to research moments of a force and watch animations/simulations. Worked examples use Kenyan contexts: a market vendor's weighing balance in Gikomba market, a child on a seesaw in Uhuru Park. Learners solve structured numerical problems (increasing complexity) and revisit their initial predictions, annotating what was right or wrong.</w:t>
+            </w:r>
+          </w:p>
+          <w:p>
+            <w:pPr>
+              <w:spacing w:after="40" w:before="0"/>
+              <w:jc w:val="left"/>
+            </w:pPr>
+            <w:r>
+              <w:rPr>
+                <w:rFonts w:ascii="Arial" w:cs="Arial" w:eastAsia="Arial" w:hAnsi="Arial"/>
+                <w:b w:val="false"/>
+                <w:bCs w:val="false"/>
+                <w:i w:val="false"/>
+                <w:iCs w:val="false"/>
+                <w:color w:val="000000"/>
+                <w:sz w:val="18"/>
+                <w:szCs w:val="18"/>
+              </w:rPr>
+              <w:t xml:space="preserve"/>
+            </w:r>
+          </w:p>
+          <w:p>
+            <w:pPr>
+              <w:spacing w:after="40" w:before="0"/>
+              <w:jc w:val="left"/>
+            </w:pPr>
+            <w:r>
+              <w:rPr>
+                <w:rFonts w:ascii="Arial" w:cs="Arial" w:eastAsia="Arial" w:hAnsi="Arial"/>
+                <w:b w:val="false"/>
+                <w:bCs w:val="false"/>
+                <w:i w:val="false"/>
+                <w:iCs w:val="false"/>
+                <w:color w:val="000000"/>
+                <w:sz w:val="18"/>
+                <w:szCs w:val="18"/>
+              </w:rPr>
+              <w:t xml:space="preserve">Lesson 4 — OBSERVE/INVESTIGATE (Anti-Parallel Forces and Couples): Learners are introduced to anti-parallel forces through the supporting phenomenon of the wheelbarrow and the door-handle. Teacher demonstrates (or learners investigate) systems where two parallel but opposite forces act on an object — a couple. Learners measure and calculate the resultant turning effect of anti-parallel force pairs using the metre rule or a suspended beam with two force meters pulling in opposite directions. They establish that the net moment of a couple = F × perpendicular distance between the forces.</w:t>
+            </w:r>
+          </w:p>
+          <w:p>
+            <w:pPr>
+              <w:spacing w:after="40" w:before="0"/>
+              <w:jc w:val="left"/>
+            </w:pPr>
+            <w:r>
+              <w:rPr>
+                <w:rFonts w:ascii="Arial" w:cs="Arial" w:eastAsia="Arial" w:hAnsi="Arial"/>
+                <w:b w:val="false"/>
+                <w:bCs w:val="false"/>
+                <w:i w:val="false"/>
+                <w:iCs w:val="false"/>
+                <w:color w:val="000000"/>
+                <w:sz w:val="18"/>
+                <w:szCs w:val="18"/>
+              </w:rPr>
+              <w:t xml:space="preserve"/>
+            </w:r>
+          </w:p>
+          <w:p>
+            <w:pPr>
+              <w:spacing w:after="40" w:before="0"/>
+              <w:jc w:val="left"/>
+            </w:pPr>
+            <w:r>
+              <w:rPr>
+                <w:rFonts w:ascii="Arial" w:cs="Arial" w:eastAsia="Arial" w:hAnsi="Arial"/>
+                <w:b w:val="false"/>
+                <w:bCs w:val="false"/>
+                <w:i w:val="false"/>
+                <w:iCs w:val="false"/>
+                <w:color w:val="000000"/>
+                <w:sz w:val="18"/>
+                <w:szCs w:val="18"/>
+              </w:rPr>
+              <w:t xml:space="preserve">Lesson 5 — EXPLAIN (Calculating Moments of Anti-Parallel Forces — Numerical Problems): Learners consolidate understanding of anti-parallel forces through structured problem-solving. Problems are drawn from Kenyan contexts: a cart axle pulled by two oxen in the Rift Valley, a steering wheel turned by two hands, a matatu door handle. Learners work in pairs, peer-checking calculations. Teacher uses cold-calling (minimum 4 learners per problem set) and 30-second wait time before accepting answers. Common misconceptions about direction and sign of moments are explicitly addressed.</w:t>
+            </w:r>
+          </w:p>
+          <w:p>
+            <w:pPr>
+              <w:spacing w:after="40" w:before="0"/>
+              <w:jc w:val="left"/>
+            </w:pPr>
+            <w:r>
+              <w:rPr>
+                <w:rFonts w:ascii="Arial" w:cs="Arial" w:eastAsia="Arial" w:hAnsi="Arial"/>
+                <w:b w:val="false"/>
+                <w:bCs w:val="false"/>
+                <w:i w:val="false"/>
+                <w:iCs w:val="false"/>
+                <w:color w:val="000000"/>
+                <w:sz w:val="18"/>
+                <w:szCs w:val="18"/>
+              </w:rPr>
+              <w:t xml:space="preserve"/>
+            </w:r>
+          </w:p>
+          <w:p>
+            <w:pPr>
+              <w:spacing w:after="40" w:before="0"/>
+              <w:jc w:val="left"/>
+            </w:pPr>
+            <w:r>
+              <w:rPr>
+                <w:rFonts w:ascii="Arial" w:cs="Arial" w:eastAsia="Arial" w:hAnsi="Arial"/>
+                <w:b w:val="false"/>
+                <w:bCs w:val="false"/>
+                <w:i w:val="false"/>
+                <w:iCs w:val="false"/>
+                <w:color w:val="000000"/>
+                <w:sz w:val="18"/>
+                <w:szCs w:val="18"/>
+              </w:rPr>
+              <w:t xml:space="preserve">Lesson 6 — OBSERVE/APPLY (Walk-Around and Real-Life Application Mapping): Learners walk around the school compound and neighbouring area to identify and document at least five real-life examples of turning effect of force (gates, flagpoles, tap handles, scissor hinges, window stays). They photograph or sketch each example, label the pivot, effort, load, and moment arm, and calculate estimated moments where possible. Back in class, groups present findings; the class watches short video clips on cranes, pliers, and bicycle brakes — all using turning-effect principles in Kenyan infrastructure and transport contexts.</w:t>
+            </w:r>
+          </w:p>
+          <w:p>
+            <w:pPr>
+              <w:spacing w:after="40" w:before="0"/>
+              <w:jc w:val="left"/>
+            </w:pPr>
+            <w:r>
+              <w:rPr>
+                <w:rFonts w:ascii="Arial" w:cs="Arial" w:eastAsia="Arial" w:hAnsi="Arial"/>
+                <w:b w:val="false"/>
+                <w:bCs w:val="false"/>
+                <w:i w:val="false"/>
+                <w:iCs w:val="false"/>
+                <w:color w:val="000000"/>
+                <w:sz w:val="18"/>
+                <w:szCs w:val="18"/>
+              </w:rPr>
+              <w:t xml:space="preserve"/>
+            </w:r>
+          </w:p>
+          <w:p>
+            <w:pPr>
+              <w:spacing w:after="40" w:before="0"/>
+              <w:jc w:val="left"/>
+            </w:pPr>
+            <w:r>
+              <w:rPr>
+                <w:rFonts w:ascii="Arial" w:cs="Arial" w:eastAsia="Arial" w:hAnsi="Arial"/>
+                <w:b w:val="false"/>
+                <w:bCs w:val="false"/>
+                <w:i w:val="false"/>
+                <w:iCs w:val="false"/>
+                <w:color w:val="000000"/>
+                <w:sz w:val="18"/>
+                <w:szCs w:val="18"/>
+              </w:rPr>
+              <w:t xml:space="preserve">Lesson 7 — DQB UPDATE AND MODEL BUILDING: Learners return to the Driving Question Board and systematically answer or revise each question posted in Lesson 1. They update their initial jembe model (from Lesson 1) into a fully labelled scientific diagram showing pivot point, effort force, load force, perpendicular distances, and calculated moments. Groups compare their revised models with peers and discuss how the same principle explains the door handle, seesaw, and wheelbarrow supporting phenomena. Teacher facilitates a whole-class sensemaking discussion linking all phenomena to a single underlying explanation: the moment equation.</w:t>
+            </w:r>
+          </w:p>
+          <w:p>
+            <w:pPr>
+              <w:spacing w:after="40" w:before="0"/>
+              <w:jc w:val="left"/>
+            </w:pPr>
+            <w:r>
+              <w:rPr>
+                <w:rFonts w:ascii="Arial" w:cs="Arial" w:eastAsia="Arial" w:hAnsi="Arial"/>
+                <w:b w:val="false"/>
+                <w:bCs w:val="false"/>
+                <w:i w:val="false"/>
+                <w:iCs w:val="false"/>
+                <w:color w:val="000000"/>
+                <w:sz w:val="18"/>
+                <w:szCs w:val="18"/>
+              </w:rPr>
+              <w:t xml:space="preserve"/>
+            </w:r>
+          </w:p>
+          <w:p>
+            <w:pPr>
+              <w:spacing w:after="40" w:before="0"/>
+              <w:jc w:val="left"/>
+            </w:pPr>
+            <w:r>
+              <w:rPr>
+                <w:rFonts w:ascii="Arial" w:cs="Arial" w:eastAsia="Arial" w:hAnsi="Arial"/>
+                <w:b w:val="false"/>
+                <w:bCs w:val="false"/>
+                <w:i w:val="false"/>
+                <w:iCs w:val="false"/>
+                <w:color w:val="000000"/>
+                <w:sz w:val="18"/>
+                <w:szCs w:val="18"/>
+              </w:rPr>
+              <w:t xml:space="preserve">Lesson 8 — CONSOLIDATION, ASSESSMENT AND REFLECTION: Learners complete an individual written task involving unseen numerical problems on moments and anti-parallel forces using a new Kenyan context (e.g., a fisherman at Lake Victoria using a boat oar as a lever). Teacher administers an oral/practical component: each learner demonstrates the principle of moments by balancing a metre rule with given masses and explains the result. Lesson closes with a reflection journal entry: "How has your understanding of turning effect of force changed since Lesson 1, and where will you notice it this week at home or on the farm?"</w:t>
+            </w:r>
+          </w:p>
+        </w:tc>
+      </w:tr>
+      <w:tr>
+        <w:tc>
+          <w:tcPr>
+            <w:tcW w:type="dxa" w:w="3000"/>
+            <w:shd w:fill="EAD1F5" w:color="auto" w:val="clear"/>
+            <w:tcMar>
+              <w:top w:type="dxa" w:w="60"/>
+              <w:left w:type="dxa" w:w="120"/>
+              <w:bottom w:type="dxa" w:w="60"/>
+              <w:right w:type="dxa" w:w="120"/>
+            </w:tcMar>
+            <w:vAlign w:val="top"/>
+          </w:tcPr>
+          <w:p>
+            <w:pPr>
+              <w:spacing w:after="40" w:before="0"/>
+              <w:jc w:val="left"/>
+            </w:pPr>
+            <w:r>
+              <w:rPr>
+                <w:rFonts w:ascii="Arial" w:cs="Arial" w:eastAsia="Arial" w:hAnsi="Arial"/>
+                <w:b/>
+                <w:bCs/>
+                <w:i w:val="false"/>
+                <w:iCs w:val="false"/>
+                <w:color w:val="000000"/>
+                <w:sz w:val="18"/>
+                <w:szCs w:val="18"/>
+              </w:rPr>
+              <w:t xml:space="preserve">Supporting Phenomena</w:t>
+            </w:r>
+          </w:p>
+        </w:tc>
+        <w:tc>
+          <w:tcPr>
+            <w:tcW w:type="dxa" w:w="10680"/>
+            <w:shd w:fill="FFFFFF" w:color="auto" w:val="clear"/>
+            <w:tcMar>
+              <w:top w:type="dxa" w:w="60"/>
+              <w:left w:type="dxa" w:w="120"/>
+              <w:bottom w:type="dxa" w:w="60"/>
+              <w:right w:type="dxa" w:w="120"/>
+            </w:tcMar>
+            <w:vAlign w:val="top"/>
+          </w:tcPr>
+          <w:p>
+            <w:pPr>
+              <w:spacing w:after="30" w:before="0"/>
+              <w:ind w:left="360" w:hanging="180"/>
+              <w:jc w:val="left"/>
+            </w:pPr>
+            <w:r>
+              <w:rPr>
+                <w:rFonts w:ascii="Arial" w:cs="Arial" w:eastAsia="Arial" w:hAnsi="Arial"/>
+                <w:b w:val="false"/>
+                <w:bCs w:val="false"/>
+                <w:i w:val="false"/>
+                <w:iCs w:val="false"/>
+                <w:color w:val="000000"/>
+                <w:sz w:val="18"/>
+                <w:szCs w:val="18"/>
+              </w:rPr>
+              <w:t xml:space="preserve">–  Seesaw Imbalance at a School Playground: Two learners of different body masses sit on opposite ends of a seesaw at a Nairobi primary school. The heavier learner's side always drops. But when the heavier learner slides closer to the pivot, the seesaw can be made to balance — even though nobody changed in mass. Why does position matter?</w:t>
+            </w:r>
+          </w:p>
+          <w:p>
+            <w:pPr>
+              <w:spacing w:after="30" w:before="0"/>
+              <w:ind w:left="360" w:hanging="180"/>
+              <w:jc w:val="left"/>
+            </w:pPr>
+            <w:r>
+              <w:rPr>
+                <w:rFonts w:ascii="Arial" w:cs="Arial" w:eastAsia="Arial" w:hAnsi="Arial"/>
+                <w:b w:val="false"/>
+                <w:bCs w:val="false"/>
+                <w:i w:val="false"/>
+                <w:iCs w:val="false"/>
+                <w:color w:val="000000"/>
+                <w:sz w:val="18"/>
+                <w:szCs w:val="18"/>
+              </w:rPr>
+              <w:t xml:space="preserve">–  The Door-Handle Position Puzzle: A heavy school gate in Kisumu swings open easily when pushed near the outer edge, but requires enormous effort when pushed near the hinges. Both pushes use the same gate and the same gravity — what makes the outer-edge push so much more effective?</w:t>
+            </w:r>
+          </w:p>
+          <w:p>
+            <w:pPr>
+              <w:spacing w:after="30" w:before="0"/>
+              <w:ind w:left="360" w:hanging="180"/>
+              <w:jc w:val="left"/>
+            </w:pPr>
+            <w:r>
+              <w:rPr>
+                <w:rFonts w:ascii="Arial" w:cs="Arial" w:eastAsia="Arial" w:hAnsi="Arial"/>
+                <w:b w:val="false"/>
+                <w:bCs w:val="false"/>
+                <w:i w:val="false"/>
+                <w:iCs w:val="false"/>
+                <w:color w:val="000000"/>
+                <w:sz w:val="18"/>
+                <w:szCs w:val="18"/>
+              </w:rPr>
+              <w:t xml:space="preserve">–  Wheelbarrow on a Construction Site: A fundi (builder) in Mombasa loads heavy cement blocks into a wheelbarrow and lifts the handles to move the load. The single wheel acts as a pivot. Learners notice that placing the load above the wheel (close to the pivot) is much harder to lift than placing it further back — the opposite of what they might expect. This sets up anti-parallel forces and distributed loads.</w:t>
+            </w:r>
+          </w:p>
+          <w:p>
+            <w:pPr>
+              <w:spacing w:after="30" w:before="0"/>
+              <w:ind w:left="360" w:hanging="180"/>
+              <w:jc w:val="left"/>
+            </w:pPr>
+            <w:r>
+              <w:rPr>
+                <w:rFonts w:ascii="Arial" w:cs="Arial" w:eastAsia="Arial" w:hAnsi="Arial"/>
+                <w:b w:val="false"/>
+                <w:bCs w:val="false"/>
+                <w:i w:val="false"/>
+                <w:iCs w:val="false"/>
+                <w:color w:val="000000"/>
+                <w:sz w:val="18"/>
+                <w:szCs w:val="18"/>
+              </w:rPr>
+              <w:t xml:space="preserve">–  Spanner and Bolt: A mechanic tightening bolts on a matatu engine in Nairobi uses a long spanner rather than a short one, even though both fit the same bolt. Adding a metal pipe to extend the spanner handle further reduces the effort needed. Students predict which spanner will loosen a tight bolt more easily, then investigate why.</w:t>
+            </w:r>
+          </w:p>
+        </w:tc>
+      </w:tr>
+    </w:tbl>
+    <w:p>
+      <w:pPr>
+        <w:spacing w:after="120"/>
+      </w:pPr>
+      <w:r>
+        <w:t xml:space="preserve"/>
       </w:r>
     </w:p>
     <w:p>
@@ -150,7 +2086,7 @@
         </w:rPr>
         <w:t xml:space="preserve">© 2026 SeaVuria and ARES. This work is licensed under a </w:t>
       </w:r>
-      <w:hyperlink w:history="1" r:id="rIdl_zvpvrnmpnvpdf_scen-">
+      <w:hyperlink w:history="1" r:id="rIdj2z7nfokrk9gv8fbhvrgb">
         <w:r>
           <w:rPr>
             <w:rFonts w:ascii="Arial" w:cs="Arial" w:eastAsia="Arial" w:hAnsi="Arial"/>
@@ -170,7 +2106,7 @@
         </w:rPr>
         <w:t xml:space="preserve"> (</w:t>
       </w:r>
-      <w:hyperlink w:history="1" r:id="rIdxq2wc023kibeb7in7jrzn">
+      <w:hyperlink w:history="1" r:id="rIdgvld8tkanntjxolsh4xfn">
         <w:r>
           <w:rPr>
             <w:rFonts w:ascii="Arial" w:cs="Arial" w:eastAsia="Arial" w:hAnsi="Arial"/>
@@ -190,7 +2126,7 @@
         </w:rPr>
         <w:t xml:space="preserve">). To view a copy of this license, visit </w:t>
       </w:r>
-      <w:hyperlink w:history="1" r:id="rIdwbegimotdtxht6o3-uvpy">
+      <w:hyperlink w:history="1" r:id="rIdnvynbab6f8umspqizby-l">
         <w:r>
           <w:rPr>
             <w:rFonts w:ascii="Arial" w:cs="Arial" w:eastAsia="Arial" w:hAnsi="Arial"/>
@@ -209,1942 +2145,6 @@
           <w:szCs w:val="17"/>
         </w:rPr>
         <w:t xml:space="preserve">. You are free to copy, redistribute, and adapt this material in any medium or format, provided appropriate credit is given and the material is not used for commercial purposes. KICD learning outcomes and curriculum designations reproduced here for alignment purposes remain the property of KICD and are not covered by this license. Linked external resources (e.g. CK-12, Khan Academy, PhET) are subject to their own licenses.</w:t>
-      </w:r>
-    </w:p>
-    <w:p>
-      <w:pPr>
-        <w:spacing w:after="120"/>
-      </w:pPr>
-      <w:r>
-        <w:t xml:space="preserve"/>
-      </w:r>
-    </w:p>
-    <w:tbl>
-      <w:tblPr>
-        <w:tblW w:type="dxa" w:w="13680"/>
-        <w:tblBorders>
-          <w:top w:val="single" w:color="AAAAAA" w:sz="4"/>
-          <w:left w:val="single" w:color="AAAAAA" w:sz="4"/>
-          <w:bottom w:val="single" w:color="AAAAAA" w:sz="4"/>
-          <w:right w:val="single" w:color="AAAAAA" w:sz="4"/>
-          <w:insideH w:val="single" w:color="auto" w:sz="4"/>
-          <w:insideV w:val="single" w:color="auto" w:sz="4"/>
-        </w:tblBorders>
-        <w:tblLayout w:type="fixed"/>
-      </w:tblPr>
-      <w:tblGrid>
-        <w:gridCol w:w="3000"/>
-        <w:gridCol w:w="10680"/>
-      </w:tblGrid>
-      <w:tr>
-        <w:tc>
-          <w:tcPr>
-            <w:tcW w:type="dxa" w:w="13680"/>
-            <w:gridSpan w:val="2"/>
-            <w:shd w:fill="1F3864" w:color="auto" w:val="clear"/>
-            <w:tcMar>
-              <w:top w:type="dxa" w:w="60"/>
-              <w:left w:type="dxa" w:w="120"/>
-              <w:bottom w:type="dxa" w:w="60"/>
-              <w:right w:type="dxa" w:w="120"/>
-            </w:tcMar>
-            <w:vAlign w:val="top"/>
-          </w:tcPr>
-          <w:p>
-            <w:pPr>
-              <w:spacing w:after="40" w:before="0"/>
-              <w:jc w:val="center"/>
-            </w:pPr>
-            <w:r>
-              <w:rPr>
-                <w:rFonts w:ascii="Arial" w:cs="Arial" w:eastAsia="Arial" w:hAnsi="Arial"/>
-                <w:b/>
-                <w:bCs/>
-                <w:i w:val="false"/>
-                <w:iCs w:val="false"/>
-                <w:color w:val="FFFFFF"/>
-                <w:sz w:val="22"/>
-                <w:szCs w:val="22"/>
-              </w:rPr>
-              <w:t xml:space="preserve">SUB-STRAND OVERVIEW</w:t>
-            </w:r>
-          </w:p>
-        </w:tc>
-      </w:tr>
-      <w:tr>
-        <w:tc>
-          <w:tcPr>
-            <w:tcW w:type="dxa" w:w="3000"/>
-            <w:shd w:fill="D5E8F0" w:color="auto" w:val="clear"/>
-            <w:tcMar>
-              <w:top w:type="dxa" w:w="60"/>
-              <w:left w:type="dxa" w:w="120"/>
-              <w:bottom w:type="dxa" w:w="60"/>
-              <w:right w:type="dxa" w:w="120"/>
-            </w:tcMar>
-            <w:vAlign w:val="top"/>
-          </w:tcPr>
-          <w:p>
-            <w:pPr>
-              <w:spacing w:after="40" w:before="0"/>
-              <w:jc w:val="left"/>
-            </w:pPr>
-            <w:r>
-              <w:rPr>
-                <w:rFonts w:ascii="Arial" w:cs="Arial" w:eastAsia="Arial" w:hAnsi="Arial"/>
-                <w:b/>
-                <w:bCs/>
-                <w:i w:val="false"/>
-                <w:iCs w:val="false"/>
-                <w:color w:val="000000"/>
-                <w:sz w:val="18"/>
-                <w:szCs w:val="18"/>
-              </w:rPr>
-              <w:t xml:space="preserve">Grade Level</w:t>
-            </w:r>
-          </w:p>
-        </w:tc>
-        <w:tc>
-          <w:tcPr>
-            <w:tcW w:type="dxa" w:w="10680"/>
-            <w:shd w:fill="FFFFFF" w:color="auto" w:val="clear"/>
-            <w:tcMar>
-              <w:top w:type="dxa" w:w="60"/>
-              <w:left w:type="dxa" w:w="120"/>
-              <w:bottom w:type="dxa" w:w="60"/>
-              <w:right w:type="dxa" w:w="120"/>
-            </w:tcMar>
-            <w:vAlign w:val="top"/>
-          </w:tcPr>
-          <w:p>
-            <w:pPr>
-              <w:spacing w:after="40" w:before="0"/>
-              <w:jc w:val="left"/>
-            </w:pPr>
-            <w:r>
-              <w:rPr>
-                <w:rFonts w:ascii="Arial" w:cs="Arial" w:eastAsia="Arial" w:hAnsi="Arial"/>
-                <w:b w:val="false"/>
-                <w:bCs w:val="false"/>
-                <w:i w:val="false"/>
-                <w:iCs w:val="false"/>
-                <w:color w:val="000000"/>
-                <w:sz w:val="18"/>
-                <w:szCs w:val="18"/>
-              </w:rPr>
-              <w:t xml:space="preserve">10</w:t>
-            </w:r>
-          </w:p>
-        </w:tc>
-      </w:tr>
-      <w:tr>
-        <w:tc>
-          <w:tcPr>
-            <w:tcW w:type="dxa" w:w="3000"/>
-            <w:shd w:fill="D5E8F0" w:color="auto" w:val="clear"/>
-            <w:tcMar>
-              <w:top w:type="dxa" w:w="60"/>
-              <w:left w:type="dxa" w:w="120"/>
-              <w:bottom w:type="dxa" w:w="60"/>
-              <w:right w:type="dxa" w:w="120"/>
-            </w:tcMar>
-            <w:vAlign w:val="top"/>
-          </w:tcPr>
-          <w:p>
-            <w:pPr>
-              <w:spacing w:after="40" w:before="0"/>
-              <w:jc w:val="left"/>
-            </w:pPr>
-            <w:r>
-              <w:rPr>
-                <w:rFonts w:ascii="Arial" w:cs="Arial" w:eastAsia="Arial" w:hAnsi="Arial"/>
-                <w:b/>
-                <w:bCs/>
-                <w:i w:val="false"/>
-                <w:iCs w:val="false"/>
-                <w:color w:val="000000"/>
-                <w:sz w:val="18"/>
-                <w:szCs w:val="18"/>
-              </w:rPr>
-              <w:t xml:space="preserve">Subject</w:t>
-            </w:r>
-          </w:p>
-        </w:tc>
-        <w:tc>
-          <w:tcPr>
-            <w:tcW w:type="dxa" w:w="10680"/>
-            <w:shd w:fill="FFFFFF" w:color="auto" w:val="clear"/>
-            <w:tcMar>
-              <w:top w:type="dxa" w:w="60"/>
-              <w:left w:type="dxa" w:w="120"/>
-              <w:bottom w:type="dxa" w:w="60"/>
-              <w:right w:type="dxa" w:w="120"/>
-            </w:tcMar>
-            <w:vAlign w:val="top"/>
-          </w:tcPr>
-          <w:p>
-            <w:pPr>
-              <w:spacing w:after="40" w:before="0"/>
-              <w:jc w:val="left"/>
-            </w:pPr>
-            <w:r>
-              <w:rPr>
-                <w:rFonts w:ascii="Arial" w:cs="Arial" w:eastAsia="Arial" w:hAnsi="Arial"/>
-                <w:b w:val="false"/>
-                <w:bCs w:val="false"/>
-                <w:i w:val="false"/>
-                <w:iCs w:val="false"/>
-                <w:color w:val="000000"/>
-                <w:sz w:val="18"/>
-                <w:szCs w:val="18"/>
-              </w:rPr>
-              <w:t xml:space="preserve">General Science</w:t>
-            </w:r>
-          </w:p>
-        </w:tc>
-      </w:tr>
-      <w:tr>
-        <w:tc>
-          <w:tcPr>
-            <w:tcW w:type="dxa" w:w="3000"/>
-            <w:shd w:fill="D5E8F0" w:color="auto" w:val="clear"/>
-            <w:tcMar>
-              <w:top w:type="dxa" w:w="60"/>
-              <w:left w:type="dxa" w:w="120"/>
-              <w:bottom w:type="dxa" w:w="60"/>
-              <w:right w:type="dxa" w:w="120"/>
-            </w:tcMar>
-            <w:vAlign w:val="top"/>
-          </w:tcPr>
-          <w:p>
-            <w:pPr>
-              <w:spacing w:after="40" w:before="0"/>
-              <w:jc w:val="left"/>
-            </w:pPr>
-            <w:r>
-              <w:rPr>
-                <w:rFonts w:ascii="Arial" w:cs="Arial" w:eastAsia="Arial" w:hAnsi="Arial"/>
-                <w:b/>
-                <w:bCs/>
-                <w:i w:val="false"/>
-                <w:iCs w:val="false"/>
-                <w:color w:val="000000"/>
-                <w:sz w:val="18"/>
-                <w:szCs w:val="18"/>
-              </w:rPr>
-              <w:t xml:space="preserve">Strand</w:t>
-            </w:r>
-          </w:p>
-        </w:tc>
-        <w:tc>
-          <w:tcPr>
-            <w:tcW w:type="dxa" w:w="10680"/>
-            <w:shd w:fill="FFFFFF" w:color="auto" w:val="clear"/>
-            <w:tcMar>
-              <w:top w:type="dxa" w:w="60"/>
-              <w:left w:type="dxa" w:w="120"/>
-              <w:bottom w:type="dxa" w:w="60"/>
-              <w:right w:type="dxa" w:w="120"/>
-            </w:tcMar>
-            <w:vAlign w:val="top"/>
-          </w:tcPr>
-          <w:p>
-            <w:pPr>
-              <w:spacing w:after="40" w:before="0"/>
-              <w:jc w:val="left"/>
-            </w:pPr>
-            <w:r>
-              <w:rPr>
-                <w:rFonts w:ascii="Arial" w:cs="Arial" w:eastAsia="Arial" w:hAnsi="Arial"/>
-                <w:b w:val="false"/>
-                <w:bCs w:val="false"/>
-                <w:i w:val="false"/>
-                <w:iCs w:val="false"/>
-                <w:color w:val="000000"/>
-                <w:sz w:val="18"/>
-                <w:szCs w:val="18"/>
-              </w:rPr>
-              <w:t xml:space="preserve">Strand 3.0: Natural Physical Science</w:t>
-            </w:r>
-          </w:p>
-        </w:tc>
-      </w:tr>
-      <w:tr>
-        <w:tc>
-          <w:tcPr>
-            <w:tcW w:type="dxa" w:w="3000"/>
-            <w:shd w:fill="D5E8F0" w:color="auto" w:val="clear"/>
-            <w:tcMar>
-              <w:top w:type="dxa" w:w="60"/>
-              <w:left w:type="dxa" w:w="120"/>
-              <w:bottom w:type="dxa" w:w="60"/>
-              <w:right w:type="dxa" w:w="120"/>
-            </w:tcMar>
-            <w:vAlign w:val="top"/>
-          </w:tcPr>
-          <w:p>
-            <w:pPr>
-              <w:spacing w:after="40" w:before="0"/>
-              <w:jc w:val="left"/>
-            </w:pPr>
-            <w:r>
-              <w:rPr>
-                <w:rFonts w:ascii="Arial" w:cs="Arial" w:eastAsia="Arial" w:hAnsi="Arial"/>
-                <w:b/>
-                <w:bCs/>
-                <w:i w:val="false"/>
-                <w:iCs w:val="false"/>
-                <w:color w:val="000000"/>
-                <w:sz w:val="18"/>
-                <w:szCs w:val="18"/>
-              </w:rPr>
-              <w:t xml:space="preserve">Sub-Strand</w:t>
-            </w:r>
-          </w:p>
-        </w:tc>
-        <w:tc>
-          <w:tcPr>
-            <w:tcW w:type="dxa" w:w="10680"/>
-            <w:shd w:fill="FFFFFF" w:color="auto" w:val="clear"/>
-            <w:tcMar>
-              <w:top w:type="dxa" w:w="60"/>
-              <w:left w:type="dxa" w:w="120"/>
-              <w:bottom w:type="dxa" w:w="60"/>
-              <w:right w:type="dxa" w:w="120"/>
-            </w:tcMar>
-            <w:vAlign w:val="top"/>
-          </w:tcPr>
-          <w:p>
-            <w:pPr>
-              <w:spacing w:after="40" w:before="0"/>
-              <w:jc w:val="left"/>
-            </w:pPr>
-            <w:r>
-              <w:rPr>
-                <w:rFonts w:ascii="Arial" w:cs="Arial" w:eastAsia="Arial" w:hAnsi="Arial"/>
-                <w:b w:val="false"/>
-                <w:bCs w:val="false"/>
-                <w:i w:val="false"/>
-                <w:iCs w:val="false"/>
-                <w:color w:val="000000"/>
-                <w:sz w:val="18"/>
-                <w:szCs w:val="18"/>
-              </w:rPr>
-              <w:t xml:space="preserve">Sub-Strand 3.1: Turning Effect of Force</w:t>
-            </w:r>
-          </w:p>
-        </w:tc>
-      </w:tr>
-      <w:tr>
-        <w:tc>
-          <w:tcPr>
-            <w:tcW w:type="dxa" w:w="3000"/>
-            <w:shd w:fill="D5E8F0" w:color="auto" w:val="clear"/>
-            <w:tcMar>
-              <w:top w:type="dxa" w:w="60"/>
-              <w:left w:type="dxa" w:w="120"/>
-              <w:bottom w:type="dxa" w:w="60"/>
-              <w:right w:type="dxa" w:w="120"/>
-            </w:tcMar>
-            <w:vAlign w:val="top"/>
-          </w:tcPr>
-          <w:p>
-            <w:pPr>
-              <w:spacing w:after="40" w:before="0"/>
-              <w:jc w:val="left"/>
-            </w:pPr>
-            <w:r>
-              <w:rPr>
-                <w:rFonts w:ascii="Arial" w:cs="Arial" w:eastAsia="Arial" w:hAnsi="Arial"/>
-                <w:b/>
-                <w:bCs/>
-                <w:i w:val="false"/>
-                <w:iCs w:val="false"/>
-                <w:color w:val="000000"/>
-                <w:sz w:val="18"/>
-                <w:szCs w:val="18"/>
-              </w:rPr>
-              <w:t xml:space="preserve">Total Duration</w:t>
-            </w:r>
-          </w:p>
-        </w:tc>
-        <w:tc>
-          <w:tcPr>
-            <w:tcW w:type="dxa" w:w="10680"/>
-            <w:shd w:fill="FFFFFF" w:color="auto" w:val="clear"/>
-            <w:tcMar>
-              <w:top w:type="dxa" w:w="60"/>
-              <w:left w:type="dxa" w:w="120"/>
-              <w:bottom w:type="dxa" w:w="60"/>
-              <w:right w:type="dxa" w:w="120"/>
-            </w:tcMar>
-            <w:vAlign w:val="top"/>
-          </w:tcPr>
-          <w:p>
-            <w:pPr>
-              <w:spacing w:after="40" w:before="0"/>
-              <w:jc w:val="left"/>
-            </w:pPr>
-            <w:r>
-              <w:rPr>
-                <w:rFonts w:ascii="Arial" w:cs="Arial" w:eastAsia="Arial" w:hAnsi="Arial"/>
-                <w:b w:val="false"/>
-                <w:bCs w:val="false"/>
-                <w:i w:val="false"/>
-                <w:iCs w:val="false"/>
-                <w:color w:val="000000"/>
-                <w:sz w:val="18"/>
-                <w:szCs w:val="18"/>
-              </w:rPr>
-              <w:t xml:space="preserve">8 lessons × 40 minutes = 320 minutes total</w:t>
-            </w:r>
-          </w:p>
-        </w:tc>
-      </w:tr>
-      <w:tr>
-        <w:tc>
-          <w:tcPr>
-            <w:tcW w:type="dxa" w:w="3000"/>
-            <w:shd w:fill="D5E8F0" w:color="auto" w:val="clear"/>
-            <w:tcMar>
-              <w:top w:type="dxa" w:w="60"/>
-              <w:left w:type="dxa" w:w="120"/>
-              <w:bottom w:type="dxa" w:w="60"/>
-              <w:right w:type="dxa" w:w="120"/>
-            </w:tcMar>
-            <w:vAlign w:val="top"/>
-          </w:tcPr>
-          <w:p>
-            <w:pPr>
-              <w:spacing w:after="40" w:before="0"/>
-              <w:jc w:val="left"/>
-            </w:pPr>
-            <w:r>
-              <w:rPr>
-                <w:rFonts w:ascii="Arial" w:cs="Arial" w:eastAsia="Arial" w:hAnsi="Arial"/>
-                <w:b/>
-                <w:bCs/>
-                <w:i w:val="false"/>
-                <w:iCs w:val="false"/>
-                <w:color w:val="000000"/>
-                <w:sz w:val="18"/>
-                <w:szCs w:val="18"/>
-              </w:rPr>
-              <w:t xml:space="preserve">Sub-Strand Content</w:t>
-            </w:r>
-          </w:p>
-        </w:tc>
-        <w:tc>
-          <w:tcPr>
-            <w:tcW w:type="dxa" w:w="10680"/>
-            <w:shd w:fill="FFFFFF" w:color="auto" w:val="clear"/>
-            <w:tcMar>
-              <w:top w:type="dxa" w:w="60"/>
-              <w:left w:type="dxa" w:w="120"/>
-              <w:bottom w:type="dxa" w:w="60"/>
-              <w:right w:type="dxa" w:w="120"/>
-            </w:tcMar>
-            <w:vAlign w:val="top"/>
-          </w:tcPr>
-          <w:p>
-            <w:pPr>
-              <w:spacing w:after="30" w:before="0"/>
-              <w:ind w:left="360" w:hanging="180"/>
-              <w:jc w:val="left"/>
-            </w:pPr>
-            <w:r>
-              <w:rPr>
-                <w:rFonts w:ascii="Arial" w:cs="Arial" w:eastAsia="Arial" w:hAnsi="Arial"/>
-                <w:b w:val="false"/>
-                <w:bCs w:val="false"/>
-                <w:i w:val="false"/>
-                <w:iCs w:val="false"/>
-                <w:color w:val="000000"/>
-                <w:sz w:val="18"/>
-                <w:szCs w:val="18"/>
-              </w:rPr>
-              <w:t xml:space="preserve">–  Moments of a force at a point</w:t>
-            </w:r>
-          </w:p>
-          <w:p>
-            <w:pPr>
-              <w:spacing w:after="30" w:before="0"/>
-              <w:ind w:left="360" w:hanging="180"/>
-              <w:jc w:val="left"/>
-            </w:pPr>
-            <w:r>
-              <w:rPr>
-                <w:rFonts w:ascii="Arial" w:cs="Arial" w:eastAsia="Arial" w:hAnsi="Arial"/>
-                <w:b w:val="false"/>
-                <w:bCs w:val="false"/>
-                <w:i w:val="false"/>
-                <w:iCs w:val="false"/>
-                <w:color w:val="000000"/>
-                <w:sz w:val="18"/>
-                <w:szCs w:val="18"/>
-              </w:rPr>
-              <w:t xml:space="preserve">–  Moments of anti-parallel forces</w:t>
-            </w:r>
-          </w:p>
-          <w:p>
-            <w:pPr>
-              <w:spacing w:after="30" w:before="0"/>
-              <w:ind w:left="360" w:hanging="180"/>
-              <w:jc w:val="left"/>
-            </w:pPr>
-            <w:r>
-              <w:rPr>
-                <w:rFonts w:ascii="Arial" w:cs="Arial" w:eastAsia="Arial" w:hAnsi="Arial"/>
-                <w:b w:val="false"/>
-                <w:bCs w:val="false"/>
-                <w:i w:val="false"/>
-                <w:iCs w:val="false"/>
-                <w:color w:val="000000"/>
-                <w:sz w:val="18"/>
-                <w:szCs w:val="18"/>
-              </w:rPr>
-              <w:t xml:space="preserve">–  Applications of the turning effect of force in real life</w:t>
-            </w:r>
-          </w:p>
-        </w:tc>
-      </w:tr>
-      <w:tr>
-        <w:tc>
-          <w:tcPr>
-            <w:tcW w:type="dxa" w:w="3000"/>
-            <w:shd w:fill="D5E8F0" w:color="auto" w:val="clear"/>
-            <w:tcMar>
-              <w:top w:type="dxa" w:w="60"/>
-              <w:left w:type="dxa" w:w="120"/>
-              <w:bottom w:type="dxa" w:w="60"/>
-              <w:right w:type="dxa" w:w="120"/>
-            </w:tcMar>
-            <w:vAlign w:val="top"/>
-          </w:tcPr>
-          <w:p>
-            <w:pPr>
-              <w:spacing w:after="40" w:before="0"/>
-              <w:jc w:val="left"/>
-            </w:pPr>
-            <w:r>
-              <w:rPr>
-                <w:rFonts w:ascii="Arial" w:cs="Arial" w:eastAsia="Arial" w:hAnsi="Arial"/>
-                <w:b/>
-                <w:bCs/>
-                <w:i w:val="false"/>
-                <w:iCs w:val="false"/>
-                <w:color w:val="000000"/>
-                <w:sz w:val="18"/>
-                <w:szCs w:val="18"/>
-              </w:rPr>
-              <w:t xml:space="preserve">Learning Outcomes</w:t>
-            </w:r>
-          </w:p>
-        </w:tc>
-        <w:tc>
-          <w:tcPr>
-            <w:tcW w:type="dxa" w:w="10680"/>
-            <w:shd w:fill="FFFFFF" w:color="auto" w:val="clear"/>
-            <w:tcMar>
-              <w:top w:type="dxa" w:w="60"/>
-              <w:left w:type="dxa" w:w="120"/>
-              <w:bottom w:type="dxa" w:w="60"/>
-              <w:right w:type="dxa" w:w="120"/>
-            </w:tcMar>
-            <w:vAlign w:val="top"/>
-          </w:tcPr>
-          <w:p>
-            <w:pPr>
-              <w:spacing w:after="40" w:before="0"/>
-              <w:jc w:val="left"/>
-            </w:pPr>
-            <w:r>
-              <w:rPr>
-                <w:rFonts w:ascii="Arial" w:cs="Arial" w:eastAsia="Arial" w:hAnsi="Arial"/>
-                <w:b w:val="false"/>
-                <w:bCs w:val="false"/>
-                <w:i w:val="false"/>
-                <w:iCs w:val="false"/>
-                <w:color w:val="000000"/>
-                <w:sz w:val="18"/>
-                <w:szCs w:val="18"/>
-              </w:rPr>
-              <w:t xml:space="preserve">By the end of the sub-strand, the learner should be able to:</w:t>
-            </w:r>
-          </w:p>
-          <w:p>
-            <w:pPr>
-              <w:spacing w:after="40" w:before="0"/>
-              <w:jc w:val="left"/>
-            </w:pPr>
-            <w:r>
-              <w:rPr>
-                <w:rFonts w:ascii="Arial" w:cs="Arial" w:eastAsia="Arial" w:hAnsi="Arial"/>
-                <w:b w:val="false"/>
-                <w:bCs w:val="false"/>
-                <w:i w:val="false"/>
-                <w:iCs w:val="false"/>
-                <w:color w:val="000000"/>
-                <w:sz w:val="18"/>
-                <w:szCs w:val="18"/>
-              </w:rPr>
-              <w:t xml:space="preserve">a) determine moments of a force at a point,</w:t>
-            </w:r>
-          </w:p>
-          <w:p>
-            <w:pPr>
-              <w:spacing w:after="40" w:before="0"/>
-              <w:jc w:val="left"/>
-            </w:pPr>
-            <w:r>
-              <w:rPr>
-                <w:rFonts w:ascii="Arial" w:cs="Arial" w:eastAsia="Arial" w:hAnsi="Arial"/>
-                <w:b w:val="false"/>
-                <w:bCs w:val="false"/>
-                <w:i w:val="false"/>
-                <w:iCs w:val="false"/>
-                <w:color w:val="000000"/>
-                <w:sz w:val="18"/>
-                <w:szCs w:val="18"/>
-              </w:rPr>
-              <w:t xml:space="preserve">b) calculate the moments of anti-parallel forces,</w:t>
-            </w:r>
-          </w:p>
-          <w:p>
-            <w:pPr>
-              <w:spacing w:after="40" w:before="0"/>
-              <w:jc w:val="left"/>
-            </w:pPr>
-            <w:r>
-              <w:rPr>
-                <w:rFonts w:ascii="Arial" w:cs="Arial" w:eastAsia="Arial" w:hAnsi="Arial"/>
-                <w:b w:val="false"/>
-                <w:bCs w:val="false"/>
-                <w:i w:val="false"/>
-                <w:iCs w:val="false"/>
-                <w:color w:val="000000"/>
-                <w:sz w:val="18"/>
-                <w:szCs w:val="18"/>
-              </w:rPr>
-              <w:t xml:space="preserve">c) apply the turning effect of force in real-life situations,</w:t>
-            </w:r>
-          </w:p>
-          <w:p>
-            <w:pPr>
-              <w:spacing w:after="40" w:before="0"/>
-              <w:jc w:val="left"/>
-            </w:pPr>
-            <w:r>
-              <w:rPr>
-                <w:rFonts w:ascii="Arial" w:cs="Arial" w:eastAsia="Arial" w:hAnsi="Arial"/>
-                <w:b w:val="false"/>
-                <w:bCs w:val="false"/>
-                <w:i w:val="false"/>
-                <w:iCs w:val="false"/>
-                <w:color w:val="000000"/>
-                <w:sz w:val="18"/>
-                <w:szCs w:val="18"/>
-              </w:rPr>
-              <w:t xml:space="preserve">d) appreciate the importance of the turning effect of force in everyday life.</w:t>
-            </w:r>
-          </w:p>
-        </w:tc>
-      </w:tr>
-      <w:tr>
-        <w:tc>
-          <w:tcPr>
-            <w:tcW w:type="dxa" w:w="3000"/>
-            <w:shd w:fill="D5E8F0" w:color="auto" w:val="clear"/>
-            <w:tcMar>
-              <w:top w:type="dxa" w:w="60"/>
-              <w:left w:type="dxa" w:w="120"/>
-              <w:bottom w:type="dxa" w:w="60"/>
-              <w:right w:type="dxa" w:w="120"/>
-            </w:tcMar>
-            <w:vAlign w:val="top"/>
-          </w:tcPr>
-          <w:p>
-            <w:pPr>
-              <w:spacing w:after="40" w:before="0"/>
-              <w:jc w:val="left"/>
-            </w:pPr>
-            <w:r>
-              <w:rPr>
-                <w:rFonts w:ascii="Arial" w:cs="Arial" w:eastAsia="Arial" w:hAnsi="Arial"/>
-                <w:b/>
-                <w:bCs/>
-                <w:i w:val="false"/>
-                <w:iCs w:val="false"/>
-                <w:color w:val="000000"/>
-                <w:sz w:val="18"/>
-                <w:szCs w:val="18"/>
-              </w:rPr>
-              <w:t xml:space="preserve">Core Competencies</w:t>
-            </w:r>
-          </w:p>
-        </w:tc>
-        <w:tc>
-          <w:tcPr>
-            <w:tcW w:type="dxa" w:w="10680"/>
-            <w:shd w:fill="FFFFFF" w:color="auto" w:val="clear"/>
-            <w:tcMar>
-              <w:top w:type="dxa" w:w="60"/>
-              <w:left w:type="dxa" w:w="120"/>
-              <w:bottom w:type="dxa" w:w="60"/>
-              <w:right w:type="dxa" w:w="120"/>
-            </w:tcMar>
-            <w:vAlign w:val="top"/>
-          </w:tcPr>
-          <w:p>
-            <w:pPr>
-              <w:spacing w:after="30" w:before="0"/>
-              <w:ind w:left="360" w:hanging="180"/>
-              <w:jc w:val="left"/>
-            </w:pPr>
-            <w:r>
-              <w:rPr>
-                <w:rFonts w:ascii="Arial" w:cs="Arial" w:eastAsia="Arial" w:hAnsi="Arial"/>
-                <w:b w:val="false"/>
-                <w:bCs w:val="false"/>
-                <w:i w:val="false"/>
-                <w:iCs w:val="false"/>
-                <w:color w:val="000000"/>
-                <w:sz w:val="18"/>
-                <w:szCs w:val="18"/>
-              </w:rPr>
-              <w:t xml:space="preserve">–  Critical Thinking and Problem Solving: as the learner solves numerical problems involving both moments of a force and moments of anti-parallel forces and identifies areas where moments of a force is used in day-to-day life.</w:t>
-            </w:r>
-          </w:p>
-          <w:p>
-            <w:pPr>
-              <w:spacing w:after="30" w:before="0"/>
-              <w:ind w:left="360" w:hanging="180"/>
-              <w:jc w:val="left"/>
-            </w:pPr>
-            <w:r>
-              <w:rPr>
-                <w:rFonts w:ascii="Arial" w:cs="Arial" w:eastAsia="Arial" w:hAnsi="Arial"/>
-                <w:b w:val="false"/>
-                <w:bCs w:val="false"/>
-                <w:i w:val="false"/>
-                <w:iCs w:val="false"/>
-                <w:color w:val="000000"/>
-                <w:sz w:val="18"/>
-                <w:szCs w:val="18"/>
-              </w:rPr>
-              <w:t xml:space="preserve">–  Digital Literacy: as the learner interacts with digital technology when researching on moments of a force at a point and moments of anti-parallel forces.</w:t>
-            </w:r>
-          </w:p>
-        </w:tc>
-      </w:tr>
-      <w:tr>
-        <w:tc>
-          <w:tcPr>
-            <w:tcW w:type="dxa" w:w="3000"/>
-            <w:shd w:fill="E2EFDA" w:color="auto" w:val="clear"/>
-            <w:tcMar>
-              <w:top w:type="dxa" w:w="60"/>
-              <w:left w:type="dxa" w:w="120"/>
-              <w:bottom w:type="dxa" w:w="60"/>
-              <w:right w:type="dxa" w:w="120"/>
-            </w:tcMar>
-            <w:vAlign w:val="top"/>
-          </w:tcPr>
-          <w:p>
-            <w:pPr>
-              <w:spacing w:after="40" w:before="0"/>
-              <w:jc w:val="left"/>
-            </w:pPr>
-            <w:r>
-              <w:rPr>
-                <w:rFonts w:ascii="Arial" w:cs="Arial" w:eastAsia="Arial" w:hAnsi="Arial"/>
-                <w:b/>
-                <w:bCs/>
-                <w:i w:val="false"/>
-                <w:iCs w:val="false"/>
-                <w:color w:val="000000"/>
-                <w:sz w:val="18"/>
-                <w:szCs w:val="18"/>
-              </w:rPr>
-              <w:t xml:space="preserve">Core Values</w:t>
-            </w:r>
-          </w:p>
-        </w:tc>
-        <w:tc>
-          <w:tcPr>
-            <w:tcW w:type="dxa" w:w="10680"/>
-            <w:shd w:fill="FFFFFF" w:color="auto" w:val="clear"/>
-            <w:tcMar>
-              <w:top w:type="dxa" w:w="60"/>
-              <w:left w:type="dxa" w:w="120"/>
-              <w:bottom w:type="dxa" w:w="60"/>
-              <w:right w:type="dxa" w:w="120"/>
-            </w:tcMar>
-            <w:vAlign w:val="top"/>
-          </w:tcPr>
-          <w:p>
-            <w:pPr>
-              <w:spacing w:after="30" w:before="0"/>
-              <w:ind w:left="360" w:hanging="180"/>
-              <w:jc w:val="left"/>
-            </w:pPr>
-            <w:r>
-              <w:rPr>
-                <w:rFonts w:ascii="Arial" w:cs="Arial" w:eastAsia="Arial" w:hAnsi="Arial"/>
-                <w:b w:val="false"/>
-                <w:bCs w:val="false"/>
-                <w:i w:val="false"/>
-                <w:iCs w:val="false"/>
-                <w:color w:val="000000"/>
-                <w:sz w:val="18"/>
-                <w:szCs w:val="18"/>
-              </w:rPr>
-              <w:t xml:space="preserve">–  Integrity: the learner displays honesty while using digital devices to search for information on moments of a force at a point and moments of anti-parallel forces.</w:t>
-            </w:r>
-          </w:p>
-          <w:p>
-            <w:pPr>
-              <w:spacing w:after="30" w:before="0"/>
-              <w:ind w:left="360" w:hanging="180"/>
-              <w:jc w:val="left"/>
-            </w:pPr>
-            <w:r>
-              <w:rPr>
-                <w:rFonts w:ascii="Arial" w:cs="Arial" w:eastAsia="Arial" w:hAnsi="Arial"/>
-                <w:b w:val="false"/>
-                <w:bCs w:val="false"/>
-                <w:i w:val="false"/>
-                <w:iCs w:val="false"/>
-                <w:color w:val="000000"/>
-                <w:sz w:val="18"/>
-                <w:szCs w:val="18"/>
-              </w:rPr>
-              <w:t xml:space="preserve">–  Respect: the learner respects others' opinions while discussing with peers on the examples involving turning effect of force in daily life.</w:t>
-            </w:r>
-          </w:p>
-        </w:tc>
-      </w:tr>
-      <w:tr>
-        <w:tc>
-          <w:tcPr>
-            <w:tcW w:type="dxa" w:w="3000"/>
-            <w:shd w:fill="D5E8F0" w:color="auto" w:val="clear"/>
-            <w:tcMar>
-              <w:top w:type="dxa" w:w="60"/>
-              <w:left w:type="dxa" w:w="120"/>
-              <w:bottom w:type="dxa" w:w="60"/>
-              <w:right w:type="dxa" w:w="120"/>
-            </w:tcMar>
-            <w:vAlign w:val="top"/>
-          </w:tcPr>
-          <w:p>
-            <w:pPr>
-              <w:spacing w:after="40" w:before="0"/>
-              <w:jc w:val="left"/>
-            </w:pPr>
-            <w:r>
-              <w:rPr>
-                <w:rFonts w:ascii="Arial" w:cs="Arial" w:eastAsia="Arial" w:hAnsi="Arial"/>
-                <w:b/>
-                <w:bCs/>
-                <w:i w:val="false"/>
-                <w:iCs w:val="false"/>
-                <w:color w:val="000000"/>
-                <w:sz w:val="18"/>
-                <w:szCs w:val="18"/>
-              </w:rPr>
-              <w:t xml:space="preserve">Science &amp; Engineering Practices</w:t>
-            </w:r>
-          </w:p>
-        </w:tc>
-        <w:tc>
-          <w:tcPr>
-            <w:tcW w:type="dxa" w:w="10680"/>
-            <w:shd w:fill="FFFFFF" w:color="auto" w:val="clear"/>
-            <w:tcMar>
-              <w:top w:type="dxa" w:w="60"/>
-              <w:left w:type="dxa" w:w="120"/>
-              <w:bottom w:type="dxa" w:w="60"/>
-              <w:right w:type="dxa" w:w="120"/>
-            </w:tcMar>
-            <w:vAlign w:val="top"/>
-          </w:tcPr>
-          <w:p>
-            <w:pPr>
-              <w:spacing w:after="30" w:before="0"/>
-              <w:ind w:left="360" w:hanging="180"/>
-              <w:jc w:val="left"/>
-            </w:pPr>
-            <w:r>
-              <w:rPr>
-                <w:rFonts w:ascii="Arial" w:cs="Arial" w:eastAsia="Arial" w:hAnsi="Arial"/>
-                <w:b w:val="false"/>
-                <w:bCs w:val="false"/>
-                <w:i w:val="false"/>
-                <w:iCs w:val="false"/>
-                <w:color w:val="000000"/>
-                <w:sz w:val="18"/>
-                <w:szCs w:val="18"/>
-              </w:rPr>
-              <w:t xml:space="preserve">–  Asking Questions and Defining Problems: as learners generate questions to explain why a panga or jembe handle length affects cutting/digging effort, framing the driving question for the unit.</w:t>
-            </w:r>
-          </w:p>
-          <w:p>
-            <w:pPr>
-              <w:spacing w:after="30" w:before="0"/>
-              <w:ind w:left="360" w:hanging="180"/>
-              <w:jc w:val="left"/>
-            </w:pPr>
-            <w:r>
-              <w:rPr>
-                <w:rFonts w:ascii="Arial" w:cs="Arial" w:eastAsia="Arial" w:hAnsi="Arial"/>
-                <w:b w:val="false"/>
-                <w:bCs w:val="false"/>
-                <w:i w:val="false"/>
-                <w:iCs w:val="false"/>
-                <w:color w:val="000000"/>
-                <w:sz w:val="18"/>
-                <w:szCs w:val="18"/>
-              </w:rPr>
-              <w:t xml:space="preserve">–  Planning and Carrying Out Investigations: as learners design and carry out the metre-rule balancing experiment, controlling variables (distance, load) to determine the moment of a force at a point.</w:t>
-            </w:r>
-          </w:p>
-          <w:p>
-            <w:pPr>
-              <w:spacing w:after="30" w:before="0"/>
-              <w:ind w:left="360" w:hanging="180"/>
-              <w:jc w:val="left"/>
-            </w:pPr>
-            <w:r>
-              <w:rPr>
-                <w:rFonts w:ascii="Arial" w:cs="Arial" w:eastAsia="Arial" w:hAnsi="Arial"/>
-                <w:b w:val="false"/>
-                <w:bCs w:val="false"/>
-                <w:i w:val="false"/>
-                <w:iCs w:val="false"/>
-                <w:color w:val="000000"/>
-                <w:sz w:val="18"/>
-                <w:szCs w:val="18"/>
-              </w:rPr>
-              <w:t xml:space="preserve">–  Analysing and Interpreting Data: as learners record force and distance measurements, compute moments, and identify patterns linking moment magnitude to lever arm length.</w:t>
-            </w:r>
-          </w:p>
-          <w:p>
-            <w:pPr>
-              <w:spacing w:after="30" w:before="0"/>
-              <w:ind w:left="360" w:hanging="180"/>
-              <w:jc w:val="left"/>
-            </w:pPr>
-            <w:r>
-              <w:rPr>
-                <w:rFonts w:ascii="Arial" w:cs="Arial" w:eastAsia="Arial" w:hAnsi="Arial"/>
-                <w:b w:val="false"/>
-                <w:bCs w:val="false"/>
-                <w:i w:val="false"/>
-                <w:iCs w:val="false"/>
-                <w:color w:val="000000"/>
-                <w:sz w:val="18"/>
-                <w:szCs w:val="18"/>
-              </w:rPr>
-              <w:t xml:space="preserve">–  Using Mathematics and Computational Thinking: as learners solve numerical problems involving moments of a force and moments of anti-parallel forces using the principle of moments (F × d = F × d).</w:t>
-            </w:r>
-          </w:p>
-          <w:p>
-            <w:pPr>
-              <w:spacing w:after="30" w:before="0"/>
-              <w:ind w:left="360" w:hanging="180"/>
-              <w:jc w:val="left"/>
-            </w:pPr>
-            <w:r>
-              <w:rPr>
-                <w:rFonts w:ascii="Arial" w:cs="Arial" w:eastAsia="Arial" w:hAnsi="Arial"/>
-                <w:b w:val="false"/>
-                <w:bCs w:val="false"/>
-                <w:i w:val="false"/>
-                <w:iCs w:val="false"/>
-                <w:color w:val="000000"/>
-                <w:sz w:val="18"/>
-                <w:szCs w:val="18"/>
-              </w:rPr>
-              <w:t xml:space="preserve">–  Constructing Explanations: as learners explain real-life applications — wheelbarrows on Nairobi construction sites, seesaws at school playgrounds, jembe handles on Rift Valley farms — using the moment equation.</w:t>
-            </w:r>
-          </w:p>
-          <w:p>
-            <w:pPr>
-              <w:spacing w:after="30" w:before="0"/>
-              <w:ind w:left="360" w:hanging="180"/>
-              <w:jc w:val="left"/>
-            </w:pPr>
-            <w:r>
-              <w:rPr>
-                <w:rFonts w:ascii="Arial" w:cs="Arial" w:eastAsia="Arial" w:hAnsi="Arial"/>
-                <w:b w:val="false"/>
-                <w:bCs w:val="false"/>
-                <w:i w:val="false"/>
-                <w:iCs w:val="false"/>
-                <w:color w:val="000000"/>
-                <w:sz w:val="18"/>
-                <w:szCs w:val="18"/>
-              </w:rPr>
-              <w:t xml:space="preserve">–  Obtaining, Evaluating, and Communicating Information: as learners research turning-effect applications using digital devices and print media, then present findings to peers.</w:t>
-            </w:r>
-          </w:p>
-        </w:tc>
-      </w:tr>
-      <w:tr>
-        <w:tc>
-          <w:tcPr>
-            <w:tcW w:type="dxa" w:w="3000"/>
-            <w:shd w:fill="FCE4D6" w:color="auto" w:val="clear"/>
-            <w:tcMar>
-              <w:top w:type="dxa" w:w="60"/>
-              <w:left w:type="dxa" w:w="120"/>
-              <w:bottom w:type="dxa" w:w="60"/>
-              <w:right w:type="dxa" w:w="120"/>
-            </w:tcMar>
-            <w:vAlign w:val="top"/>
-          </w:tcPr>
-          <w:p>
-            <w:pPr>
-              <w:spacing w:after="40" w:before="0"/>
-              <w:jc w:val="left"/>
-            </w:pPr>
-            <w:r>
-              <w:rPr>
-                <w:rFonts w:ascii="Arial" w:cs="Arial" w:eastAsia="Arial" w:hAnsi="Arial"/>
-                <w:b/>
-                <w:bCs/>
-                <w:i w:val="false"/>
-                <w:iCs w:val="false"/>
-                <w:color w:val="000000"/>
-                <w:sz w:val="18"/>
-                <w:szCs w:val="18"/>
-              </w:rPr>
-              <w:t xml:space="preserve">Pertinent &amp; Contemporary Issues (PCIs)</w:t>
-            </w:r>
-          </w:p>
-        </w:tc>
-        <w:tc>
-          <w:tcPr>
-            <w:tcW w:type="dxa" w:w="10680"/>
-            <w:shd w:fill="FFFFFF" w:color="auto" w:val="clear"/>
-            <w:tcMar>
-              <w:top w:type="dxa" w:w="60"/>
-              <w:left w:type="dxa" w:w="120"/>
-              <w:bottom w:type="dxa" w:w="60"/>
-              <w:right w:type="dxa" w:w="120"/>
-            </w:tcMar>
-            <w:vAlign w:val="top"/>
-          </w:tcPr>
-          <w:p>
-            <w:pPr>
-              <w:spacing w:after="30" w:before="0"/>
-              <w:ind w:left="360" w:hanging="180"/>
-              <w:jc w:val="left"/>
-            </w:pPr>
-            <w:r>
-              <w:rPr>
-                <w:rFonts w:ascii="Arial" w:cs="Arial" w:eastAsia="Arial" w:hAnsi="Arial"/>
-                <w:b w:val="false"/>
-                <w:bCs w:val="false"/>
-                <w:i w:val="false"/>
-                <w:iCs w:val="false"/>
-                <w:color w:val="000000"/>
-                <w:sz w:val="18"/>
-                <w:szCs w:val="18"/>
-              </w:rPr>
-              <w:t xml:space="preserve">–  Life Skills (Self-Awareness): as the learner demonstrates the principle of moments of force by balancing a metre rule, developing awareness of how their own body uses turning effects (e.g., lifting water jerricans, opening doors).</w:t>
-            </w:r>
-          </w:p>
-        </w:tc>
-      </w:tr>
-      <w:tr>
-        <w:tc>
-          <w:tcPr>
-            <w:tcW w:type="dxa" w:w="3000"/>
-            <w:shd w:fill="D9EEF1" w:color="auto" w:val="clear"/>
-            <w:tcMar>
-              <w:top w:type="dxa" w:w="60"/>
-              <w:left w:type="dxa" w:w="120"/>
-              <w:bottom w:type="dxa" w:w="60"/>
-              <w:right w:type="dxa" w:w="120"/>
-            </w:tcMar>
-            <w:vAlign w:val="top"/>
-          </w:tcPr>
-          <w:p>
-            <w:pPr>
-              <w:spacing w:after="40" w:before="0"/>
-              <w:jc w:val="left"/>
-            </w:pPr>
-            <w:r>
-              <w:rPr>
-                <w:rFonts w:ascii="Arial" w:cs="Arial" w:eastAsia="Arial" w:hAnsi="Arial"/>
-                <w:b/>
-                <w:bCs/>
-                <w:i w:val="false"/>
-                <w:iCs w:val="false"/>
-                <w:color w:val="000000"/>
-                <w:sz w:val="18"/>
-                <w:szCs w:val="18"/>
-              </w:rPr>
-              <w:t xml:space="preserve">Career Connections</w:t>
-            </w:r>
-          </w:p>
-        </w:tc>
-        <w:tc>
-          <w:tcPr>
-            <w:tcW w:type="dxa" w:w="10680"/>
-            <w:shd w:fill="FFFFFF" w:color="auto" w:val="clear"/>
-            <w:tcMar>
-              <w:top w:type="dxa" w:w="60"/>
-              <w:left w:type="dxa" w:w="120"/>
-              <w:bottom w:type="dxa" w:w="60"/>
-              <w:right w:type="dxa" w:w="120"/>
-            </w:tcMar>
-            <w:vAlign w:val="top"/>
-          </w:tcPr>
-          <w:p>
-            <w:pPr>
-              <w:spacing w:after="30" w:before="0"/>
-              <w:ind w:left="360" w:hanging="180"/>
-              <w:jc w:val="left"/>
-            </w:pPr>
-            <w:r>
-              <w:rPr>
-                <w:rFonts w:ascii="Arial" w:cs="Arial" w:eastAsia="Arial" w:hAnsi="Arial"/>
-                <w:b w:val="false"/>
-                <w:bCs w:val="false"/>
-                <w:i w:val="false"/>
-                <w:iCs w:val="false"/>
-                <w:color w:val="000000"/>
-                <w:sz w:val="18"/>
-                <w:szCs w:val="18"/>
-              </w:rPr>
-              <w:t xml:space="preserve">–  Civil and Structural Engineering: understanding moments and turning effects is fundamental to designing bridges, buildings, and infrastructure projects such as those along the Nairobi Expressway.</w:t>
-            </w:r>
-          </w:p>
-          <w:p>
-            <w:pPr>
-              <w:spacing w:after="30" w:before="0"/>
-              <w:ind w:left="360" w:hanging="180"/>
-              <w:jc w:val="left"/>
-            </w:pPr>
-            <w:r>
-              <w:rPr>
-                <w:rFonts w:ascii="Arial" w:cs="Arial" w:eastAsia="Arial" w:hAnsi="Arial"/>
-                <w:b w:val="false"/>
-                <w:bCs w:val="false"/>
-                <w:i w:val="false"/>
-                <w:iCs w:val="false"/>
-                <w:color w:val="000000"/>
-                <w:sz w:val="18"/>
-                <w:szCs w:val="18"/>
-              </w:rPr>
-              <w:t xml:space="preserve">–  Agriculture and Farm Mechanisation: farmers in the Rift Valley and Kisumu region use levers (jembes, ploughs, wheelbarrows) daily; agronomists and farm-equipment designers rely on moment principles.</w:t>
-            </w:r>
-          </w:p>
-          <w:p>
-            <w:pPr>
-              <w:spacing w:after="30" w:before="0"/>
-              <w:ind w:left="360" w:hanging="180"/>
-              <w:jc w:val="left"/>
-            </w:pPr>
-            <w:r>
-              <w:rPr>
-                <w:rFonts w:ascii="Arial" w:cs="Arial" w:eastAsia="Arial" w:hAnsi="Arial"/>
-                <w:b w:val="false"/>
-                <w:bCs w:val="false"/>
-                <w:i w:val="false"/>
-                <w:iCs w:val="false"/>
-                <w:color w:val="000000"/>
-                <w:sz w:val="18"/>
-                <w:szCs w:val="18"/>
-              </w:rPr>
-              <w:t xml:space="preserve">–  Physiotherapy and Sports Science: Kenyan athletes and physiotherapists apply torque concepts when analysing joint mechanics and designing rehabilitation programmes.</w:t>
-            </w:r>
-          </w:p>
-          <w:p>
-            <w:pPr>
-              <w:spacing w:after="30" w:before="0"/>
-              <w:ind w:left="360" w:hanging="180"/>
-              <w:jc w:val="left"/>
-            </w:pPr>
-            <w:r>
-              <w:rPr>
-                <w:rFonts w:ascii="Arial" w:cs="Arial" w:eastAsia="Arial" w:hAnsi="Arial"/>
-                <w:b w:val="false"/>
-                <w:bCs w:val="false"/>
-                <w:i w:val="false"/>
-                <w:iCs w:val="false"/>
-                <w:color w:val="000000"/>
-                <w:sz w:val="18"/>
-                <w:szCs w:val="18"/>
-              </w:rPr>
-              <w:t xml:space="preserve">–  Architecture and Construction Technology: architects and builders designing structures such as cantilever roofs on Mombasa beach resorts apply turning-effect principles for structural stability.</w:t>
-            </w:r>
-          </w:p>
-          <w:p>
-            <w:pPr>
-              <w:spacing w:after="30" w:before="0"/>
-              <w:ind w:left="360" w:hanging="180"/>
-              <w:jc w:val="left"/>
-            </w:pPr>
-            <w:r>
-              <w:rPr>
-                <w:rFonts w:ascii="Arial" w:cs="Arial" w:eastAsia="Arial" w:hAnsi="Arial"/>
-                <w:b w:val="false"/>
-                <w:bCs w:val="false"/>
-                <w:i w:val="false"/>
-                <w:iCs w:val="false"/>
-                <w:color w:val="000000"/>
-                <w:sz w:val="18"/>
-                <w:szCs w:val="18"/>
-              </w:rPr>
-              <w:t xml:space="preserve">–  Mechanical Engineering and Automotive Technology: mechanics working on matatu and truck engines use spanner torque calculations directly derived from moments of a force.</w:t>
-            </w:r>
-          </w:p>
-        </w:tc>
-      </w:tr>
-      <w:tr>
-        <w:tc>
-          <w:tcPr>
-            <w:tcW w:type="dxa" w:w="3000"/>
-            <w:shd w:fill="D5E8F0" w:color="auto" w:val="clear"/>
-            <w:tcMar>
-              <w:top w:type="dxa" w:w="60"/>
-              <w:left w:type="dxa" w:w="120"/>
-              <w:bottom w:type="dxa" w:w="60"/>
-              <w:right w:type="dxa" w:w="120"/>
-            </w:tcMar>
-            <w:vAlign w:val="top"/>
-          </w:tcPr>
-          <w:p>
-            <w:pPr>
-              <w:spacing w:after="40" w:before="0"/>
-              <w:jc w:val="left"/>
-            </w:pPr>
-            <w:r>
-              <w:rPr>
-                <w:rFonts w:ascii="Arial" w:cs="Arial" w:eastAsia="Arial" w:hAnsi="Arial"/>
-                <w:b/>
-                <w:bCs/>
-                <w:i w:val="false"/>
-                <w:iCs w:val="false"/>
-                <w:color w:val="000000"/>
-                <w:sz w:val="18"/>
-                <w:szCs w:val="18"/>
-              </w:rPr>
-              <w:t xml:space="preserve">Focus for Lessons</w:t>
-            </w:r>
-          </w:p>
-        </w:tc>
-        <w:tc>
-          <w:tcPr>
-            <w:tcW w:type="dxa" w:w="10680"/>
-            <w:shd w:fill="FFFFFF" w:color="auto" w:val="clear"/>
-            <w:tcMar>
-              <w:top w:type="dxa" w:w="60"/>
-              <w:left w:type="dxa" w:w="120"/>
-              <w:bottom w:type="dxa" w:w="60"/>
-              <w:right w:type="dxa" w:w="120"/>
-            </w:tcMar>
-            <w:vAlign w:val="top"/>
-          </w:tcPr>
-          <w:p>
-            <w:pPr>
-              <w:spacing w:after="40" w:before="0"/>
-              <w:jc w:val="left"/>
-            </w:pPr>
-            <w:r>
-              <w:rPr>
-                <w:rFonts w:ascii="Arial" w:cs="Arial" w:eastAsia="Arial" w:hAnsi="Arial"/>
-                <w:b w:val="false"/>
-                <w:bCs w:val="false"/>
-                <w:i w:val="false"/>
-                <w:iCs w:val="false"/>
-                <w:color w:val="000000"/>
-                <w:sz w:val="18"/>
-                <w:szCs w:val="18"/>
-              </w:rPr>
-              <w:t xml:space="preserve">This unit develops learners' understanding of how forces produce rotational effects — moments — and how the principle of moments governs balance and mechanical advantage in tools and structures. Using a phenomenon-first approach anchored in the everyday experience of Kenyan learners, lessons progress from qualitative prediction and hands-on investigation with a metre rule, through quantitative problem-solving with anti-parallel forces, to critical evaluation of real-life applications including seesaws, wheelbarrows, jembes, door handles, and construction cranes. The unit embeds NGSS Science and Engineering Practices and KICD core competencies throughout, with a consistent Kenyan context.</w:t>
-            </w:r>
-          </w:p>
-        </w:tc>
-      </w:tr>
-      <w:tr>
-        <w:tc>
-          <w:tcPr>
-            <w:tcW w:type="dxa" w:w="3000"/>
-            <w:shd w:fill="EAD1F5" w:color="auto" w:val="clear"/>
-            <w:tcMar>
-              <w:top w:type="dxa" w:w="60"/>
-              <w:left w:type="dxa" w:w="120"/>
-              <w:bottom w:type="dxa" w:w="60"/>
-              <w:right w:type="dxa" w:w="120"/>
-            </w:tcMar>
-            <w:vAlign w:val="top"/>
-          </w:tcPr>
-          <w:p>
-            <w:pPr>
-              <w:spacing w:after="40" w:before="0"/>
-              <w:jc w:val="left"/>
-            </w:pPr>
-            <w:r>
-              <w:rPr>
-                <w:rFonts w:ascii="Arial" w:cs="Arial" w:eastAsia="Arial" w:hAnsi="Arial"/>
-                <w:b/>
-                <w:bCs/>
-                <w:i w:val="false"/>
-                <w:iCs w:val="false"/>
-                <w:color w:val="000000"/>
-                <w:sz w:val="18"/>
-                <w:szCs w:val="18"/>
-              </w:rPr>
-              <w:t xml:space="preserve">Driving Question / Key Inquiry Questions</w:t>
-            </w:r>
-          </w:p>
-        </w:tc>
-        <w:tc>
-          <w:tcPr>
-            <w:tcW w:type="dxa" w:w="10680"/>
-            <w:shd w:fill="FFFFFF" w:color="auto" w:val="clear"/>
-            <w:tcMar>
-              <w:top w:type="dxa" w:w="60"/>
-              <w:left w:type="dxa" w:w="120"/>
-              <w:bottom w:type="dxa" w:w="60"/>
-              <w:right w:type="dxa" w:w="120"/>
-            </w:tcMar>
-            <w:vAlign w:val="top"/>
-          </w:tcPr>
-          <w:p>
-            <w:pPr>
-              <w:spacing w:after="40" w:before="0"/>
-              <w:jc w:val="left"/>
-            </w:pPr>
-            <w:r>
-              <w:rPr>
-                <w:rFonts w:ascii="Arial" w:cs="Arial" w:eastAsia="Arial" w:hAnsi="Arial"/>
-                <w:b w:val="false"/>
-                <w:bCs w:val="false"/>
-                <w:i w:val="false"/>
-                <w:iCs w:val="false"/>
-                <w:color w:val="000000"/>
-                <w:sz w:val="18"/>
-                <w:szCs w:val="18"/>
-              </w:rPr>
-              <w:t xml:space="preserve">DRIVING QUESTION: Why does where you push, pull, or grip something determine how easy or hard it is to make it turn — and how do engineers and farmers in Kenya use this to design better tools?</w:t>
-            </w:r>
-          </w:p>
-          <w:p>
-            <w:pPr>
-              <w:spacing w:after="40" w:before="0"/>
-              <w:jc w:val="left"/>
-            </w:pPr>
-            <w:r>
-              <w:rPr>
-                <w:rFonts w:ascii="Arial" w:cs="Arial" w:eastAsia="Arial" w:hAnsi="Arial"/>
-                <w:b w:val="false"/>
-                <w:bCs w:val="false"/>
-                <w:i w:val="false"/>
-                <w:iCs w:val="false"/>
-                <w:color w:val="000000"/>
-                <w:sz w:val="18"/>
-                <w:szCs w:val="18"/>
-              </w:rPr>
-              <w:t xml:space="preserve"/>
-            </w:r>
-          </w:p>
-          <w:p>
-            <w:pPr>
-              <w:spacing w:after="40" w:before="0"/>
-              <w:jc w:val="left"/>
-            </w:pPr>
-            <w:r>
-              <w:rPr>
-                <w:rFonts w:ascii="Arial" w:cs="Arial" w:eastAsia="Arial" w:hAnsi="Arial"/>
-                <w:b w:val="false"/>
-                <w:bCs w:val="false"/>
-                <w:i w:val="false"/>
-                <w:iCs w:val="false"/>
-                <w:color w:val="000000"/>
-                <w:sz w:val="18"/>
-                <w:szCs w:val="18"/>
-              </w:rPr>
-              <w:t xml:space="preserve">KICD KEY INQUIRY QUESTION:</w:t>
-            </w:r>
-          </w:p>
-          <w:p>
-            <w:pPr>
-              <w:spacing w:after="40" w:before="0"/>
-              <w:jc w:val="left"/>
-            </w:pPr>
-            <w:r>
-              <w:rPr>
-                <w:rFonts w:ascii="Arial" w:cs="Arial" w:eastAsia="Arial" w:hAnsi="Arial"/>
-                <w:b w:val="false"/>
-                <w:bCs w:val="false"/>
-                <w:i w:val="false"/>
-                <w:iCs w:val="false"/>
-                <w:color w:val="000000"/>
-                <w:sz w:val="18"/>
-                <w:szCs w:val="18"/>
-              </w:rPr>
-              <w:t xml:space="preserve">1. How is the turning effect of force used in our daily life?</w:t>
-            </w:r>
-          </w:p>
-        </w:tc>
-      </w:tr>
-      <w:tr>
-        <w:tc>
-          <w:tcPr>
-            <w:tcW w:type="dxa" w:w="3000"/>
-            <w:shd w:fill="EAD1F5" w:color="auto" w:val="clear"/>
-            <w:tcMar>
-              <w:top w:type="dxa" w:w="60"/>
-              <w:left w:type="dxa" w:w="120"/>
-              <w:bottom w:type="dxa" w:w="60"/>
-              <w:right w:type="dxa" w:w="120"/>
-            </w:tcMar>
-            <w:vAlign w:val="top"/>
-          </w:tcPr>
-          <w:p>
-            <w:pPr>
-              <w:spacing w:after="40" w:before="0"/>
-              <w:jc w:val="left"/>
-            </w:pPr>
-            <w:r>
-              <w:rPr>
-                <w:rFonts w:ascii="Arial" w:cs="Arial" w:eastAsia="Arial" w:hAnsi="Arial"/>
-                <w:b/>
-                <w:bCs/>
-                <w:i w:val="false"/>
-                <w:iCs w:val="false"/>
-                <w:color w:val="000000"/>
-                <w:sz w:val="18"/>
-                <w:szCs w:val="18"/>
-              </w:rPr>
-              <w:t xml:space="preserve">Anchoring Phenomenon</w:t>
-            </w:r>
-          </w:p>
-        </w:tc>
-        <w:tc>
-          <w:tcPr>
-            <w:tcW w:type="dxa" w:w="10680"/>
-            <w:shd w:fill="FFFFFF" w:color="auto" w:val="clear"/>
-            <w:tcMar>
-              <w:top w:type="dxa" w:w="60"/>
-              <w:left w:type="dxa" w:w="120"/>
-              <w:bottom w:type="dxa" w:w="60"/>
-              <w:right w:type="dxa" w:w="120"/>
-            </w:tcMar>
-            <w:vAlign w:val="top"/>
-          </w:tcPr>
-          <w:p>
-            <w:pPr>
-              <w:spacing w:after="40" w:before="0"/>
-              <w:jc w:val="left"/>
-            </w:pPr>
-            <w:r>
-              <w:rPr>
-                <w:rFonts w:ascii="Arial" w:cs="Arial" w:eastAsia="Arial" w:hAnsi="Arial"/>
-                <w:b w:val="false"/>
-                <w:bCs w:val="false"/>
-                <w:i w:val="false"/>
-                <w:iCs w:val="false"/>
-                <w:color w:val="000000"/>
-                <w:sz w:val="18"/>
-                <w:szCs w:val="18"/>
-              </w:rPr>
-              <w:t xml:space="preserve">ANCHORING PHENOMENON — The Jembe Handle Puzzle:</w:t>
-            </w:r>
-          </w:p>
-          <w:p>
-            <w:pPr>
-              <w:spacing w:after="40" w:before="0"/>
-              <w:jc w:val="left"/>
-            </w:pPr>
-            <w:r>
-              <w:rPr>
-                <w:rFonts w:ascii="Arial" w:cs="Arial" w:eastAsia="Arial" w:hAnsi="Arial"/>
-                <w:b w:val="false"/>
-                <w:bCs w:val="false"/>
-                <w:i w:val="false"/>
-                <w:iCs w:val="false"/>
-                <w:color w:val="000000"/>
-                <w:sz w:val="18"/>
-                <w:szCs w:val="18"/>
-              </w:rPr>
-              <w:t xml:space="preserve">A farmer in Kericho uses a long-handled jembe (hoe) to break hard soil with seemingly little effort, yet when the same farmer grips the jembe close to the metal blade, even soft soil becomes exhausting to dig. Students observe a short video clip (or teacher demonstration) of two learners using jembes of identical blade weight but different handle lengths to dig the same patch of school-garden soil: the learner with the longer handle finishes quickly and easily, while the learner with the shorter handle struggles and tires rapidly. This is puzzling because both jembes have the same blade (same force of gravity on the tool) and the same person is applying effort — so why does handle length change how hard the work feels? Students are further shown that simply sliding their grip further from the blade pivot makes the task easier, even though nothing else changes. The phenomenon is compelling because it is universally familiar to Kenyan learners from home and farm life, yet the underlying rotational mechanics — that effectiveness depends on both the size of the force AND its distance from the pivot — is not intuitively obvious and demands scientific explanation.</w:t>
-            </w:r>
-          </w:p>
-        </w:tc>
-      </w:tr>
-      <w:tr>
-        <w:tc>
-          <w:tcPr>
-            <w:tcW w:type="dxa" w:w="3000"/>
-            <w:shd w:fill="D9EEF1" w:color="auto" w:val="clear"/>
-            <w:tcMar>
-              <w:top w:type="dxa" w:w="60"/>
-              <w:left w:type="dxa" w:w="120"/>
-              <w:bottom w:type="dxa" w:w="60"/>
-              <w:right w:type="dxa" w:w="120"/>
-            </w:tcMar>
-            <w:vAlign w:val="top"/>
-          </w:tcPr>
-          <w:p>
-            <w:pPr>
-              <w:spacing w:after="40" w:before="0"/>
-              <w:jc w:val="left"/>
-            </w:pPr>
-            <w:r>
-              <w:rPr>
-                <w:rFonts w:ascii="Arial" w:cs="Arial" w:eastAsia="Arial" w:hAnsi="Arial"/>
-                <w:b/>
-                <w:bCs/>
-                <w:i w:val="false"/>
-                <w:iCs w:val="false"/>
-                <w:color w:val="000000"/>
-                <w:sz w:val="18"/>
-                <w:szCs w:val="18"/>
-              </w:rPr>
-              <w:t xml:space="preserve">Storyline Thread</w:t>
-            </w:r>
-          </w:p>
-        </w:tc>
-        <w:tc>
-          <w:tcPr>
-            <w:tcW w:type="dxa" w:w="10680"/>
-            <w:shd w:fill="FFFFFF" w:color="auto" w:val="clear"/>
-            <w:tcMar>
-              <w:top w:type="dxa" w:w="60"/>
-              <w:left w:type="dxa" w:w="120"/>
-              <w:bottom w:type="dxa" w:w="60"/>
-              <w:right w:type="dxa" w:w="120"/>
-            </w:tcMar>
-            <w:vAlign w:val="top"/>
-          </w:tcPr>
-          <w:p>
-            <w:pPr>
-              <w:spacing w:after="40" w:before="0"/>
-              <w:jc w:val="left"/>
-            </w:pPr>
-            <w:r>
-              <w:rPr>
-                <w:rFonts w:ascii="Arial" w:cs="Arial" w:eastAsia="Arial" w:hAnsi="Arial"/>
-                <w:b w:val="false"/>
-                <w:bCs w:val="false"/>
-                <w:i w:val="false"/>
-                <w:iCs w:val="false"/>
-                <w:color w:val="000000"/>
-                <w:sz w:val="18"/>
-                <w:szCs w:val="18"/>
-              </w:rPr>
-              <w:t xml:space="preserve">Lesson 1 — PREDICT (Anchoring Phenomenon Introduction): Teacher presents the Jembe Handle Puzzle via demonstration or short video clip. Learners observe the two-jembe scenario and individually write predictions: "Why does the longer-handled jembe make digging easier?" Class shares predictions; teacher records all ideas on the Driving Question Board (DQB) without confirming or correcting. Learners are introduced to the driving question and begin an initial model sketch showing "where the force goes" when using a long vs. short jembe handle.</w:t>
-            </w:r>
-          </w:p>
-          <w:p>
-            <w:pPr>
-              <w:spacing w:after="40" w:before="0"/>
-              <w:jc w:val="left"/>
-            </w:pPr>
-            <w:r>
-              <w:rPr>
-                <w:rFonts w:ascii="Arial" w:cs="Arial" w:eastAsia="Arial" w:hAnsi="Arial"/>
-                <w:b w:val="false"/>
-                <w:bCs w:val="false"/>
-                <w:i w:val="false"/>
-                <w:iCs w:val="false"/>
-                <w:color w:val="000000"/>
-                <w:sz w:val="18"/>
-                <w:szCs w:val="18"/>
-              </w:rPr>
-              <w:t xml:space="preserve"/>
-            </w:r>
-          </w:p>
-          <w:p>
-            <w:pPr>
-              <w:spacing w:after="40" w:before="0"/>
-              <w:jc w:val="left"/>
-            </w:pPr>
-            <w:r>
-              <w:rPr>
-                <w:rFonts w:ascii="Arial" w:cs="Arial" w:eastAsia="Arial" w:hAnsi="Arial"/>
-                <w:b w:val="false"/>
-                <w:bCs w:val="false"/>
-                <w:i w:val="false"/>
-                <w:iCs w:val="false"/>
-                <w:color w:val="000000"/>
-                <w:sz w:val="18"/>
-                <w:szCs w:val="18"/>
-              </w:rPr>
-              <w:t xml:space="preserve">Lesson 2 — OBSERVE/INVESTIGATE (Moments of a Force at a Point — Metre Rule Experiment): Learners carry out the metre-rule balancing experiment: a ruler balanced on a pencil pivot, with known masses hung at measured distances on each side. Groups collect force (weight) and distance data, record in tables, and compute F × d for each side. Patterns emerge: balance occurs when F₁ × d₁ = F₂ × d₂. Learners connect results back to the jembe — the pivot is the blade's contact point with the soil, and the moment is effort × handle length.</w:t>
-            </w:r>
-          </w:p>
-          <w:p>
-            <w:pPr>
-              <w:spacing w:after="40" w:before="0"/>
-              <w:jc w:val="left"/>
-            </w:pPr>
-            <w:r>
-              <w:rPr>
-                <w:rFonts w:ascii="Arial" w:cs="Arial" w:eastAsia="Arial" w:hAnsi="Arial"/>
-                <w:b w:val="false"/>
-                <w:bCs w:val="false"/>
-                <w:i w:val="false"/>
-                <w:iCs w:val="false"/>
-                <w:color w:val="000000"/>
-                <w:sz w:val="18"/>
-                <w:szCs w:val="18"/>
-              </w:rPr>
-              <w:t xml:space="preserve"/>
-            </w:r>
-          </w:p>
-          <w:p>
-            <w:pPr>
-              <w:spacing w:after="40" w:before="0"/>
-              <w:jc w:val="left"/>
-            </w:pPr>
-            <w:r>
-              <w:rPr>
-                <w:rFonts w:ascii="Arial" w:cs="Arial" w:eastAsia="Arial" w:hAnsi="Arial"/>
-                <w:b w:val="false"/>
-                <w:bCs w:val="false"/>
-                <w:i w:val="false"/>
-                <w:iCs w:val="false"/>
-                <w:color w:val="000000"/>
-                <w:sz w:val="18"/>
-                <w:szCs w:val="18"/>
-              </w:rPr>
-              <w:t xml:space="preserve">Lesson 3 — EXPLAIN (Formalising the Moment Equation): Teacher formally introduces the definition of the moment of a force (M = F × d, unit: Newton-metre, Nm), the principle of moments, and conditions for rotational equilibrium. Learners use digital devices or print media to research moments of a force and watch animations/simulations. Worked examples use Kenyan contexts: a market vendor's weighing balance in Gikomba market, a child on a seesaw in Uhuru Park. Learners solve structured numerical problems (increasing complexity) and revisit their initial predictions, annotating what was right or wrong.</w:t>
-            </w:r>
-          </w:p>
-          <w:p>
-            <w:pPr>
-              <w:spacing w:after="40" w:before="0"/>
-              <w:jc w:val="left"/>
-            </w:pPr>
-            <w:r>
-              <w:rPr>
-                <w:rFonts w:ascii="Arial" w:cs="Arial" w:eastAsia="Arial" w:hAnsi="Arial"/>
-                <w:b w:val="false"/>
-                <w:bCs w:val="false"/>
-                <w:i w:val="false"/>
-                <w:iCs w:val="false"/>
-                <w:color w:val="000000"/>
-                <w:sz w:val="18"/>
-                <w:szCs w:val="18"/>
-              </w:rPr>
-              <w:t xml:space="preserve"/>
-            </w:r>
-          </w:p>
-          <w:p>
-            <w:pPr>
-              <w:spacing w:after="40" w:before="0"/>
-              <w:jc w:val="left"/>
-            </w:pPr>
-            <w:r>
-              <w:rPr>
-                <w:rFonts w:ascii="Arial" w:cs="Arial" w:eastAsia="Arial" w:hAnsi="Arial"/>
-                <w:b w:val="false"/>
-                <w:bCs w:val="false"/>
-                <w:i w:val="false"/>
-                <w:iCs w:val="false"/>
-                <w:color w:val="000000"/>
-                <w:sz w:val="18"/>
-                <w:szCs w:val="18"/>
-              </w:rPr>
-              <w:t xml:space="preserve">Lesson 4 — OBSERVE/INVESTIGATE (Anti-Parallel Forces and Couples): Learners are introduced to anti-parallel forces through the supporting phenomenon of the wheelbarrow and the door-handle. Teacher demonstrates (or learners investigate) systems where two parallel but opposite forces act on an object — a couple. Learners measure and calculate the resultant turning effect of anti-parallel force pairs using the metre rule or a suspended beam with two force meters pulling in opposite directions. They establish that the net moment of a couple = F × perpendicular distance between the forces.</w:t>
-            </w:r>
-          </w:p>
-          <w:p>
-            <w:pPr>
-              <w:spacing w:after="40" w:before="0"/>
-              <w:jc w:val="left"/>
-            </w:pPr>
-            <w:r>
-              <w:rPr>
-                <w:rFonts w:ascii="Arial" w:cs="Arial" w:eastAsia="Arial" w:hAnsi="Arial"/>
-                <w:b w:val="false"/>
-                <w:bCs w:val="false"/>
-                <w:i w:val="false"/>
-                <w:iCs w:val="false"/>
-                <w:color w:val="000000"/>
-                <w:sz w:val="18"/>
-                <w:szCs w:val="18"/>
-              </w:rPr>
-              <w:t xml:space="preserve"/>
-            </w:r>
-          </w:p>
-          <w:p>
-            <w:pPr>
-              <w:spacing w:after="40" w:before="0"/>
-              <w:jc w:val="left"/>
-            </w:pPr>
-            <w:r>
-              <w:rPr>
-                <w:rFonts w:ascii="Arial" w:cs="Arial" w:eastAsia="Arial" w:hAnsi="Arial"/>
-                <w:b w:val="false"/>
-                <w:bCs w:val="false"/>
-                <w:i w:val="false"/>
-                <w:iCs w:val="false"/>
-                <w:color w:val="000000"/>
-                <w:sz w:val="18"/>
-                <w:szCs w:val="18"/>
-              </w:rPr>
-              <w:t xml:space="preserve">Lesson 5 — EXPLAIN (Calculating Moments of Anti-Parallel Forces — Numerical Problems): Learners consolidate understanding of anti-parallel forces through structured problem-solving. Problems are drawn from Kenyan contexts: a cart axle pulled by two oxen in the Rift Valley, a steering wheel turned by two hands, a matatu door handle. Learners work in pairs, peer-checking calculations. Teacher uses cold-calling (minimum 4 learners per problem set) and 30-second wait time before accepting answers. Common misconceptions about direction and sign of moments are explicitly addressed.</w:t>
-            </w:r>
-          </w:p>
-          <w:p>
-            <w:pPr>
-              <w:spacing w:after="40" w:before="0"/>
-              <w:jc w:val="left"/>
-            </w:pPr>
-            <w:r>
-              <w:rPr>
-                <w:rFonts w:ascii="Arial" w:cs="Arial" w:eastAsia="Arial" w:hAnsi="Arial"/>
-                <w:b w:val="false"/>
-                <w:bCs w:val="false"/>
-                <w:i w:val="false"/>
-                <w:iCs w:val="false"/>
-                <w:color w:val="000000"/>
-                <w:sz w:val="18"/>
-                <w:szCs w:val="18"/>
-              </w:rPr>
-              <w:t xml:space="preserve"/>
-            </w:r>
-          </w:p>
-          <w:p>
-            <w:pPr>
-              <w:spacing w:after="40" w:before="0"/>
-              <w:jc w:val="left"/>
-            </w:pPr>
-            <w:r>
-              <w:rPr>
-                <w:rFonts w:ascii="Arial" w:cs="Arial" w:eastAsia="Arial" w:hAnsi="Arial"/>
-                <w:b w:val="false"/>
-                <w:bCs w:val="false"/>
-                <w:i w:val="false"/>
-                <w:iCs w:val="false"/>
-                <w:color w:val="000000"/>
-                <w:sz w:val="18"/>
-                <w:szCs w:val="18"/>
-              </w:rPr>
-              <w:t xml:space="preserve">Lesson 6 — OBSERVE/APPLY (Walk-Around and Real-Life Application Mapping): Learners walk around the school compound and neighbouring area to identify and document at least five real-life examples of turning effect of force (gates, flagpoles, tap handles, scissor hinges, window stays). They photograph or sketch each example, label the pivot, effort, load, and moment arm, and calculate estimated moments where possible. Back in class, groups present findings; the class watches short video clips on cranes, pliers, and bicycle brakes — all using turning-effect principles in Kenyan infrastructure and transport contexts.</w:t>
-            </w:r>
-          </w:p>
-          <w:p>
-            <w:pPr>
-              <w:spacing w:after="40" w:before="0"/>
-              <w:jc w:val="left"/>
-            </w:pPr>
-            <w:r>
-              <w:rPr>
-                <w:rFonts w:ascii="Arial" w:cs="Arial" w:eastAsia="Arial" w:hAnsi="Arial"/>
-                <w:b w:val="false"/>
-                <w:bCs w:val="false"/>
-                <w:i w:val="false"/>
-                <w:iCs w:val="false"/>
-                <w:color w:val="000000"/>
-                <w:sz w:val="18"/>
-                <w:szCs w:val="18"/>
-              </w:rPr>
-              <w:t xml:space="preserve"/>
-            </w:r>
-          </w:p>
-          <w:p>
-            <w:pPr>
-              <w:spacing w:after="40" w:before="0"/>
-              <w:jc w:val="left"/>
-            </w:pPr>
-            <w:r>
-              <w:rPr>
-                <w:rFonts w:ascii="Arial" w:cs="Arial" w:eastAsia="Arial" w:hAnsi="Arial"/>
-                <w:b w:val="false"/>
-                <w:bCs w:val="false"/>
-                <w:i w:val="false"/>
-                <w:iCs w:val="false"/>
-                <w:color w:val="000000"/>
-                <w:sz w:val="18"/>
-                <w:szCs w:val="18"/>
-              </w:rPr>
-              <w:t xml:space="preserve">Lesson 7 — DQB UPDATE AND MODEL BUILDING: Learners return to the Driving Question Board and systematically answer or revise each question posted in Lesson 1. They update their initial jembe model (from Lesson 1) into a fully labelled scientific diagram showing pivot point, effort force, load force, perpendicular distances, and calculated moments. Groups compare their revised models with peers and discuss how the same principle explains the door handle, seesaw, and wheelbarrow supporting phenomena. Teacher facilitates a whole-class sensemaking discussion linking all phenomena to a single underlying explanation: the moment equation.</w:t>
-            </w:r>
-          </w:p>
-          <w:p>
-            <w:pPr>
-              <w:spacing w:after="40" w:before="0"/>
-              <w:jc w:val="left"/>
-            </w:pPr>
-            <w:r>
-              <w:rPr>
-                <w:rFonts w:ascii="Arial" w:cs="Arial" w:eastAsia="Arial" w:hAnsi="Arial"/>
-                <w:b w:val="false"/>
-                <w:bCs w:val="false"/>
-                <w:i w:val="false"/>
-                <w:iCs w:val="false"/>
-                <w:color w:val="000000"/>
-                <w:sz w:val="18"/>
-                <w:szCs w:val="18"/>
-              </w:rPr>
-              <w:t xml:space="preserve"/>
-            </w:r>
-          </w:p>
-          <w:p>
-            <w:pPr>
-              <w:spacing w:after="40" w:before="0"/>
-              <w:jc w:val="left"/>
-            </w:pPr>
-            <w:r>
-              <w:rPr>
-                <w:rFonts w:ascii="Arial" w:cs="Arial" w:eastAsia="Arial" w:hAnsi="Arial"/>
-                <w:b w:val="false"/>
-                <w:bCs w:val="false"/>
-                <w:i w:val="false"/>
-                <w:iCs w:val="false"/>
-                <w:color w:val="000000"/>
-                <w:sz w:val="18"/>
-                <w:szCs w:val="18"/>
-              </w:rPr>
-              <w:t xml:space="preserve">Lesson 8 — CONSOLIDATION, ASSESSMENT AND REFLECTION: Learners complete an individual written task involving unseen numerical problems on moments and anti-parallel forces using a new Kenyan context (e.g., a fisherman at Lake Victoria using a boat oar as a lever). Teacher administers an oral/practical component: each learner demonstrates the principle of moments by balancing a metre rule with given masses and explains the result. Lesson closes with a reflection journal entry: "How has your understanding of turning effect of force changed since Lesson 1, and where will you notice it this week at home or on the farm?"</w:t>
-            </w:r>
-          </w:p>
-        </w:tc>
-      </w:tr>
-      <w:tr>
-        <w:tc>
-          <w:tcPr>
-            <w:tcW w:type="dxa" w:w="3000"/>
-            <w:shd w:fill="EAD1F5" w:color="auto" w:val="clear"/>
-            <w:tcMar>
-              <w:top w:type="dxa" w:w="60"/>
-              <w:left w:type="dxa" w:w="120"/>
-              <w:bottom w:type="dxa" w:w="60"/>
-              <w:right w:type="dxa" w:w="120"/>
-            </w:tcMar>
-            <w:vAlign w:val="top"/>
-          </w:tcPr>
-          <w:p>
-            <w:pPr>
-              <w:spacing w:after="40" w:before="0"/>
-              <w:jc w:val="left"/>
-            </w:pPr>
-            <w:r>
-              <w:rPr>
-                <w:rFonts w:ascii="Arial" w:cs="Arial" w:eastAsia="Arial" w:hAnsi="Arial"/>
-                <w:b/>
-                <w:bCs/>
-                <w:i w:val="false"/>
-                <w:iCs w:val="false"/>
-                <w:color w:val="000000"/>
-                <w:sz w:val="18"/>
-                <w:szCs w:val="18"/>
-              </w:rPr>
-              <w:t xml:space="preserve">Supporting Phenomena</w:t>
-            </w:r>
-          </w:p>
-        </w:tc>
-        <w:tc>
-          <w:tcPr>
-            <w:tcW w:type="dxa" w:w="10680"/>
-            <w:shd w:fill="FFFFFF" w:color="auto" w:val="clear"/>
-            <w:tcMar>
-              <w:top w:type="dxa" w:w="60"/>
-              <w:left w:type="dxa" w:w="120"/>
-              <w:bottom w:type="dxa" w:w="60"/>
-              <w:right w:type="dxa" w:w="120"/>
-            </w:tcMar>
-            <w:vAlign w:val="top"/>
-          </w:tcPr>
-          <w:p>
-            <w:pPr>
-              <w:spacing w:after="30" w:before="0"/>
-              <w:ind w:left="360" w:hanging="180"/>
-              <w:jc w:val="left"/>
-            </w:pPr>
-            <w:r>
-              <w:rPr>
-                <w:rFonts w:ascii="Arial" w:cs="Arial" w:eastAsia="Arial" w:hAnsi="Arial"/>
-                <w:b w:val="false"/>
-                <w:bCs w:val="false"/>
-                <w:i w:val="false"/>
-                <w:iCs w:val="false"/>
-                <w:color w:val="000000"/>
-                <w:sz w:val="18"/>
-                <w:szCs w:val="18"/>
-              </w:rPr>
-              <w:t xml:space="preserve">–  Seesaw Imbalance at a School Playground: Two learners of different body masses sit on opposite ends of a seesaw at a Nairobi primary school. The heavier learner's side always drops. But when the heavier learner slides closer to the pivot, the seesaw can be made to balance — even though nobody changed in mass. Why does position matter?</w:t>
-            </w:r>
-          </w:p>
-          <w:p>
-            <w:pPr>
-              <w:spacing w:after="30" w:before="0"/>
-              <w:ind w:left="360" w:hanging="180"/>
-              <w:jc w:val="left"/>
-            </w:pPr>
-            <w:r>
-              <w:rPr>
-                <w:rFonts w:ascii="Arial" w:cs="Arial" w:eastAsia="Arial" w:hAnsi="Arial"/>
-                <w:b w:val="false"/>
-                <w:bCs w:val="false"/>
-                <w:i w:val="false"/>
-                <w:iCs w:val="false"/>
-                <w:color w:val="000000"/>
-                <w:sz w:val="18"/>
-                <w:szCs w:val="18"/>
-              </w:rPr>
-              <w:t xml:space="preserve">–  The Door-Handle Position Puzzle: A heavy school gate in Kisumu swings open easily when pushed near the outer edge, but requires enormous effort when pushed near the hinges. Both pushes use the same gate and the same gravity — what makes the outer-edge push so much more effective?</w:t>
-            </w:r>
-          </w:p>
-          <w:p>
-            <w:pPr>
-              <w:spacing w:after="30" w:before="0"/>
-              <w:ind w:left="360" w:hanging="180"/>
-              <w:jc w:val="left"/>
-            </w:pPr>
-            <w:r>
-              <w:rPr>
-                <w:rFonts w:ascii="Arial" w:cs="Arial" w:eastAsia="Arial" w:hAnsi="Arial"/>
-                <w:b w:val="false"/>
-                <w:bCs w:val="false"/>
-                <w:i w:val="false"/>
-                <w:iCs w:val="false"/>
-                <w:color w:val="000000"/>
-                <w:sz w:val="18"/>
-                <w:szCs w:val="18"/>
-              </w:rPr>
-              <w:t xml:space="preserve">–  Wheelbarrow on a Construction Site: A fundi (builder) in Mombasa loads heavy cement blocks into a wheelbarrow and lifts the handles to move the load. The single wheel acts as a pivot. Learners notice that placing the load above the wheel (close to the pivot) is much harder to lift than placing it further back — the opposite of what they might expect. This sets up anti-parallel forces and distributed loads.</w:t>
-            </w:r>
-          </w:p>
-          <w:p>
-            <w:pPr>
-              <w:spacing w:after="30" w:before="0"/>
-              <w:ind w:left="360" w:hanging="180"/>
-              <w:jc w:val="left"/>
-            </w:pPr>
-            <w:r>
-              <w:rPr>
-                <w:rFonts w:ascii="Arial" w:cs="Arial" w:eastAsia="Arial" w:hAnsi="Arial"/>
-                <w:b w:val="false"/>
-                <w:bCs w:val="false"/>
-                <w:i w:val="false"/>
-                <w:iCs w:val="false"/>
-                <w:color w:val="000000"/>
-                <w:sz w:val="18"/>
-                <w:szCs w:val="18"/>
-              </w:rPr>
-              <w:t xml:space="preserve">–  Spanner and Bolt: A mechanic tightening bolts on a matatu engine in Nairobi uses a long spanner rather than a short one, even though both fit the same bolt. Adding a metal pipe to extend the spanner handle further reduces the effort needed. Students predict which spanner will loosen a tight bolt more easily, then investigate why.</w:t>
-            </w:r>
-          </w:p>
-        </w:tc>
-      </w:tr>
-    </w:tbl>
-    <w:p>
-      <w:pPr>
-        <w:spacing w:after="120"/>
-      </w:pPr>
-      <w:r>
-        <w:t xml:space="preserve"/>
       </w:r>
     </w:p>
     <w:p>
@@ -3138,7 +3138,7 @@
             <w:pPr>
               <w:spacing w:after="20" w:before="0"/>
             </w:pPr>
-            <w:hyperlink w:history="1" r:id="rId6az1lwydjzshr6ssnggud">
+            <w:hyperlink w:history="1" r:id="rIdidso06rn1ps9fdavalt1a">
               <w:r>
                 <w:rPr>
                   <w:rFonts w:ascii="Arial" w:cs="Arial" w:eastAsia="Arial" w:hAnsi="Arial"/>
@@ -3171,7 +3171,7 @@
               <w:spacing w:after="10" w:before="0"/>
               <w:ind w:left="120"/>
             </w:pPr>
-            <w:hyperlink w:history="1" r:id="rIdtnzhfk-_k7jbsyzubdqpw">
+            <w:hyperlink w:history="1" r:id="rIdvtfft1ni4_f3a2o_kogjq">
               <w:r>
                 <w:rPr>
                   <w:rFonts w:ascii="Arial" w:cs="Arial" w:eastAsia="Arial" w:hAnsi="Arial"/>
@@ -3216,7 +3216,7 @@
             <w:pPr>
               <w:spacing w:after="20" w:before="0"/>
             </w:pPr>
-            <w:hyperlink w:history="1" r:id="rId6xhnvo9q_hoefegnhauk0">
+            <w:hyperlink w:history="1" r:id="rIdrcostmxiwdpdsjaz1tqqk">
               <w:r>
                 <w:rPr>
                   <w:rFonts w:ascii="Arial" w:cs="Arial" w:eastAsia="Arial" w:hAnsi="Arial"/>
@@ -3249,7 +3249,7 @@
               <w:spacing w:after="10" w:before="0"/>
               <w:ind w:left="120"/>
             </w:pPr>
-            <w:hyperlink w:history="1" r:id="rIdpxpuoq6_5m2wv1ts_xmnp">
+            <w:hyperlink w:history="1" r:id="rId6js0vhlwplbywvs_qirwz">
               <w:r>
                 <w:rPr>
                   <w:rFonts w:ascii="Arial" w:cs="Arial" w:eastAsia="Arial" w:hAnsi="Arial"/>
@@ -3444,7 +3444,7 @@
             <w:pPr>
               <w:spacing w:after="20" w:before="0"/>
             </w:pPr>
-            <w:hyperlink w:history="1" r:id="rIdohvvrgkxpqw1ya0fpue37">
+            <w:hyperlink w:history="1" r:id="rIdrhishpadtvknovxyvajtl">
               <w:r>
                 <w:rPr>
                   <w:rFonts w:ascii="Arial" w:cs="Arial" w:eastAsia="Arial" w:hAnsi="Arial"/>
@@ -3477,7 +3477,7 @@
               <w:spacing w:after="10" w:before="0"/>
               <w:ind w:left="120"/>
             </w:pPr>
-            <w:hyperlink w:history="1" r:id="rId4z4mymplu6aijh36s1bjw">
+            <w:hyperlink w:history="1" r:id="rIdxfp_y5v9sxmhpzhbizg9l">
               <w:r>
                 <w:rPr>
                   <w:rFonts w:ascii="Arial" w:cs="Arial" w:eastAsia="Arial" w:hAnsi="Arial"/>
@@ -3522,7 +3522,7 @@
             <w:pPr>
               <w:spacing w:after="20" w:before="0"/>
             </w:pPr>
-            <w:hyperlink w:history="1" r:id="rIdygou2g-vaoycgmleiuftt">
+            <w:hyperlink w:history="1" r:id="rIdck9dtc9botzqrzmz8xo07">
               <w:r>
                 <w:rPr>
                   <w:rFonts w:ascii="Arial" w:cs="Arial" w:eastAsia="Arial" w:hAnsi="Arial"/>
@@ -3555,7 +3555,7 @@
               <w:spacing w:after="10" w:before="0"/>
               <w:ind w:left="120"/>
             </w:pPr>
-            <w:hyperlink w:history="1" r:id="rId48mblwcccdskeawd5q4s4">
+            <w:hyperlink w:history="1" r:id="rId7p0_v3llig7xpztkrpz8r">
               <w:r>
                 <w:rPr>
                   <w:rFonts w:ascii="Arial" w:cs="Arial" w:eastAsia="Arial" w:hAnsi="Arial"/>
@@ -3750,7 +3750,7 @@
             <w:pPr>
               <w:spacing w:after="20" w:before="0"/>
             </w:pPr>
-            <w:hyperlink w:history="1" r:id="rId4qb2ynak3ygxwelrv4hna">
+            <w:hyperlink w:history="1" r:id="rIdix6ivwna9i2w7hhgqk8xg">
               <w:r>
                 <w:rPr>
                   <w:rFonts w:ascii="Arial" w:cs="Arial" w:eastAsia="Arial" w:hAnsi="Arial"/>
@@ -3783,7 +3783,7 @@
               <w:spacing w:after="10" w:before="0"/>
               <w:ind w:left="120"/>
             </w:pPr>
-            <w:hyperlink w:history="1" r:id="rIdttdtp6zs4okzay_3gyp_z">
+            <w:hyperlink w:history="1" r:id="rIdewo2palaask6y3ar9wacd">
               <w:r>
                 <w:rPr>
                   <w:rFonts w:ascii="Arial" w:cs="Arial" w:eastAsia="Arial" w:hAnsi="Arial"/>
@@ -3828,7 +3828,7 @@
             <w:pPr>
               <w:spacing w:after="20" w:before="0"/>
             </w:pPr>
-            <w:hyperlink w:history="1" r:id="rIdtr1h9d9kkxn2jekrjlawk">
+            <w:hyperlink w:history="1" r:id="rId6z9maslgehv6hhx3r4mr-">
               <w:r>
                 <w:rPr>
                   <w:rFonts w:ascii="Arial" w:cs="Arial" w:eastAsia="Arial" w:hAnsi="Arial"/>
@@ -3861,7 +3861,7 @@
               <w:spacing w:after="10" w:before="0"/>
               <w:ind w:left="120"/>
             </w:pPr>
-            <w:hyperlink w:history="1" r:id="rIdoruxmbfid2j-za_vc-afk">
+            <w:hyperlink w:history="1" r:id="rIdpcwy5s-33kizs6va9htcs">
               <w:r>
                 <w:rPr>
                   <w:rFonts w:ascii="Arial" w:cs="Arial" w:eastAsia="Arial" w:hAnsi="Arial"/>
@@ -4056,7 +4056,7 @@
             <w:pPr>
               <w:spacing w:after="20" w:before="0"/>
             </w:pPr>
-            <w:hyperlink w:history="1" r:id="rId-iydnzbbj1uigl9jx4wqq">
+            <w:hyperlink w:history="1" r:id="rIdhxewkog_1bnlqw4t5lwel">
               <w:r>
                 <w:rPr>
                   <w:rFonts w:ascii="Arial" w:cs="Arial" w:eastAsia="Arial" w:hAnsi="Arial"/>
@@ -4089,7 +4089,7 @@
               <w:spacing w:after="10" w:before="0"/>
               <w:ind w:left="120"/>
             </w:pPr>
-            <w:hyperlink w:history="1" r:id="rId2ywg2vwxnolooosbnmcwv">
+            <w:hyperlink w:history="1" r:id="rId_lhssynf4vp3vkccwdzfh">
               <w:r>
                 <w:rPr>
                   <w:rFonts w:ascii="Arial" w:cs="Arial" w:eastAsia="Arial" w:hAnsi="Arial"/>
@@ -4134,7 +4134,7 @@
             <w:pPr>
               <w:spacing w:after="20" w:before="0"/>
             </w:pPr>
-            <w:hyperlink w:history="1" r:id="rIddo6fwbv3avsgr2dowqjlw">
+            <w:hyperlink w:history="1" r:id="rIdkeznjdaav43ux9m-s6v15">
               <w:r>
                 <w:rPr>
                   <w:rFonts w:ascii="Arial" w:cs="Arial" w:eastAsia="Arial" w:hAnsi="Arial"/>
@@ -4167,7 +4167,7 @@
               <w:spacing w:after="10" w:before="0"/>
               <w:ind w:left="120"/>
             </w:pPr>
-            <w:hyperlink w:history="1" r:id="rIdiu-slqpjvkpbhuzcguvey">
+            <w:hyperlink w:history="1" r:id="rIds41f8csveo6qjay7iqgfx">
               <w:r>
                 <w:rPr>
                   <w:rFonts w:ascii="Arial" w:cs="Arial" w:eastAsia="Arial" w:hAnsi="Arial"/>
@@ -4362,7 +4362,7 @@
             <w:pPr>
               <w:spacing w:after="20" w:before="0"/>
             </w:pPr>
-            <w:hyperlink w:history="1" r:id="rIdrxr1jn7gexwqd7_pqmxqg">
+            <w:hyperlink w:history="1" r:id="rId--gjb3vyc6jxoe89fgxie">
               <w:r>
                 <w:rPr>
                   <w:rFonts w:ascii="Arial" w:cs="Arial" w:eastAsia="Arial" w:hAnsi="Arial"/>
@@ -4395,7 +4395,7 @@
               <w:spacing w:after="10" w:before="0"/>
               <w:ind w:left="120"/>
             </w:pPr>
-            <w:hyperlink w:history="1" r:id="rIdvq0vtvky6icqltw3i6px-">
+            <w:hyperlink w:history="1" r:id="rIdme0itdymh69nyqzba_oh6">
               <w:r>
                 <w:rPr>
                   <w:rFonts w:ascii="Arial" w:cs="Arial" w:eastAsia="Arial" w:hAnsi="Arial"/>
@@ -4440,7 +4440,7 @@
             <w:pPr>
               <w:spacing w:after="20" w:before="0"/>
             </w:pPr>
-            <w:hyperlink w:history="1" r:id="rIdgsjyuzd6gduvdw6q0tecw">
+            <w:hyperlink w:history="1" r:id="rIdemj-1tqbt7ivoigyvvwhg">
               <w:r>
                 <w:rPr>
                   <w:rFonts w:ascii="Arial" w:cs="Arial" w:eastAsia="Arial" w:hAnsi="Arial"/>
@@ -4473,7 +4473,7 @@
               <w:spacing w:after="10" w:before="0"/>
               <w:ind w:left="120"/>
             </w:pPr>
-            <w:hyperlink w:history="1" r:id="rIdmwbtf5uvz6tf1rv47r7ya">
+            <w:hyperlink w:history="1" r:id="rIdfvjqcdvsfjqtp0hvsircq">
               <w:r>
                 <w:rPr>
                   <w:rFonts w:ascii="Arial" w:cs="Arial" w:eastAsia="Arial" w:hAnsi="Arial"/>
@@ -5080,7 +5080,7 @@
         </w:rPr>
         <w:t xml:space="preserve">© 2026 SeaVuria and ARES. Aligned with KICD objectives. Developed by SeaVuria; technical implementation by ARES (with AI assistance from Claude). Licensed under </w:t>
       </w:r>
-      <w:hyperlink w:history="1" r:id="rIdjfzxnbxmshlflrx2-vdfi">
+      <w:hyperlink w:history="1" r:id="rIder8eyno1f6fwlrswry5lo">
         <w:r>
           <w:rPr>
             <w:rFonts w:ascii="Arial" w:cs="Arial" w:eastAsia="Arial" w:hAnsi="Arial"/>
@@ -5101,7 +5101,7 @@
         </w:rPr>
         <w:t xml:space="preserve"> (</w:t>
       </w:r>
-      <w:hyperlink w:history="1" r:id="rIda-q7wn6mjku-m_pg99wkn">
+      <w:hyperlink w:history="1" r:id="rId2wx2kmcpbgexrea_ygp7g">
         <w:r>
           <w:rPr>
             <w:rFonts w:ascii="Arial" w:cs="Arial" w:eastAsia="Arial" w:hAnsi="Arial"/>
@@ -6114,7 +6114,7 @@
             <w:pPr>
               <w:spacing w:after="20" w:before="0"/>
             </w:pPr>
-            <w:hyperlink w:history="1" r:id="rIdfzj92co1nqpwopxgqwhk-">
+            <w:hyperlink w:history="1" r:id="rIdamycz1bgs8dhbigdgw1jc">
               <w:r>
                 <w:rPr>
                   <w:rFonts w:ascii="Arial" w:cs="Arial" w:eastAsia="Arial" w:hAnsi="Arial"/>
@@ -6147,7 +6147,7 @@
               <w:spacing w:after="10" w:before="0"/>
               <w:ind w:left="120"/>
             </w:pPr>
-            <w:hyperlink w:history="1" r:id="rId2clq5pmyigjkcoznv6wtl">
+            <w:hyperlink w:history="1" r:id="rIdj15tddok3h_yznjkx7vdk">
               <w:r>
                 <w:rPr>
                   <w:rFonts w:ascii="Arial" w:cs="Arial" w:eastAsia="Arial" w:hAnsi="Arial"/>
@@ -6209,7 +6209,7 @@
               <w:spacing w:after="10" w:before="0"/>
               <w:ind w:left="120"/>
             </w:pPr>
-            <w:hyperlink w:history="1" r:id="rIdb_q4pbycze8f3tgs3rohb">
+            <w:hyperlink w:history="1" r:id="rIdlm6utjha1okhrzvwlnfpi">
               <w:r>
                 <w:rPr>
                   <w:rFonts w:ascii="Arial" w:cs="Arial" w:eastAsia="Arial" w:hAnsi="Arial"/>
@@ -6419,7 +6419,7 @@
             <w:pPr>
               <w:spacing w:after="20" w:before="0"/>
             </w:pPr>
-            <w:hyperlink w:history="1" r:id="rIdilvhgqlprspyubekzmhv9">
+            <w:hyperlink w:history="1" r:id="rIdevfylobuj_ht5k_xnjgbu">
               <w:r>
                 <w:rPr>
                   <w:rFonts w:ascii="Arial" w:cs="Arial" w:eastAsia="Arial" w:hAnsi="Arial"/>
@@ -6452,7 +6452,7 @@
               <w:spacing w:after="10" w:before="0"/>
               <w:ind w:left="120"/>
             </w:pPr>
-            <w:hyperlink w:history="1" r:id="rIdleidxi-xc7y1nfdqkbsuv">
+            <w:hyperlink w:history="1" r:id="rIdpzof1bq0w83jzgxtxv1gz">
               <w:r>
                 <w:rPr>
                   <w:rFonts w:ascii="Arial" w:cs="Arial" w:eastAsia="Arial" w:hAnsi="Arial"/>
@@ -6514,7 +6514,7 @@
               <w:spacing w:after="10" w:before="0"/>
               <w:ind w:left="120"/>
             </w:pPr>
-            <w:hyperlink w:history="1" r:id="rIdgetyrkzx5khluk90urj2s">
+            <w:hyperlink w:history="1" r:id="rId1btjkpiyadtiflonaq2e-">
               <w:r>
                 <w:rPr>
                   <w:rFonts w:ascii="Arial" w:cs="Arial" w:eastAsia="Arial" w:hAnsi="Arial"/>
@@ -6724,7 +6724,7 @@
             <w:pPr>
               <w:spacing w:after="20" w:before="0"/>
             </w:pPr>
-            <w:hyperlink w:history="1" r:id="rIdtzn6amojxzdo2nrta2hzr">
+            <w:hyperlink w:history="1" r:id="rIdwjweisz-22x6pikzqrvh4">
               <w:r>
                 <w:rPr>
                   <w:rFonts w:ascii="Arial" w:cs="Arial" w:eastAsia="Arial" w:hAnsi="Arial"/>
@@ -6757,7 +6757,7 @@
               <w:spacing w:after="10" w:before="0"/>
               <w:ind w:left="120"/>
             </w:pPr>
-            <w:hyperlink w:history="1" r:id="rIdvqbaba0dwuohixvehkw3w">
+            <w:hyperlink w:history="1" r:id="rIdb-1tpk3uqynbzkdfid1-b">
               <w:r>
                 <w:rPr>
                   <w:rFonts w:ascii="Arial" w:cs="Arial" w:eastAsia="Arial" w:hAnsi="Arial"/>
@@ -6819,7 +6819,7 @@
               <w:spacing w:after="10" w:before="0"/>
               <w:ind w:left="120"/>
             </w:pPr>
-            <w:hyperlink w:history="1" r:id="rIdsspppjr6kwhio_h69gvyl">
+            <w:hyperlink w:history="1" r:id="rIdxz__c2wxvdsafnfw0k1gx">
               <w:r>
                 <w:rPr>
                   <w:rFonts w:ascii="Arial" w:cs="Arial" w:eastAsia="Arial" w:hAnsi="Arial"/>
@@ -7029,7 +7029,7 @@
             <w:pPr>
               <w:spacing w:after="20" w:before="0"/>
             </w:pPr>
-            <w:hyperlink w:history="1" r:id="rIdbyha7x9sej1j_irrsub-x">
+            <w:hyperlink w:history="1" r:id="rIdvlfeuv8m9h3krnk5bxpuu">
               <w:r>
                 <w:rPr>
                   <w:rFonts w:ascii="Arial" w:cs="Arial" w:eastAsia="Arial" w:hAnsi="Arial"/>
@@ -7062,7 +7062,7 @@
               <w:spacing w:after="10" w:before="0"/>
               <w:ind w:left="120"/>
             </w:pPr>
-            <w:hyperlink w:history="1" r:id="rIdbpxaoyc3fstp_htkp9lny">
+            <w:hyperlink w:history="1" r:id="rId74f2uu1oqsnsd-zu6jzme">
               <w:r>
                 <w:rPr>
                   <w:rFonts w:ascii="Arial" w:cs="Arial" w:eastAsia="Arial" w:hAnsi="Arial"/>
@@ -7124,7 +7124,7 @@
               <w:spacing w:after="10" w:before="0"/>
               <w:ind w:left="120"/>
             </w:pPr>
-            <w:hyperlink w:history="1" r:id="rIditasll4qkrl63s7nd0zg4">
+            <w:hyperlink w:history="1" r:id="rIddyhzfftnictce1wdkjwqk">
               <w:r>
                 <w:rPr>
                   <w:rFonts w:ascii="Arial" w:cs="Arial" w:eastAsia="Arial" w:hAnsi="Arial"/>
@@ -7334,7 +7334,7 @@
             <w:pPr>
               <w:spacing w:after="20" w:before="0"/>
             </w:pPr>
-            <w:hyperlink w:history="1" r:id="rIddbca5sprdkecp7szugldm">
+            <w:hyperlink w:history="1" r:id="rIdlotxjnunzdxgjv2f5ee1h">
               <w:r>
                 <w:rPr>
                   <w:rFonts w:ascii="Arial" w:cs="Arial" w:eastAsia="Arial" w:hAnsi="Arial"/>
@@ -7367,7 +7367,7 @@
               <w:spacing w:after="10" w:before="0"/>
               <w:ind w:left="120"/>
             </w:pPr>
-            <w:hyperlink w:history="1" r:id="rIdzucxog6-fhtbizuv6qw1y">
+            <w:hyperlink w:history="1" r:id="rIduflri94z-kuz6sj_qfd0v">
               <w:r>
                 <w:rPr>
                   <w:rFonts w:ascii="Arial" w:cs="Arial" w:eastAsia="Arial" w:hAnsi="Arial"/>
@@ -7429,7 +7429,7 @@
               <w:spacing w:after="10" w:before="0"/>
               <w:ind w:left="120"/>
             </w:pPr>
-            <w:hyperlink w:history="1" r:id="rIdhxptalygyuymw1etx_jjs">
+            <w:hyperlink w:history="1" r:id="rIdwkm611adoq0mbbnbtas12">
               <w:r>
                 <w:rPr>
                   <w:rFonts w:ascii="Arial" w:cs="Arial" w:eastAsia="Arial" w:hAnsi="Arial"/>
@@ -7956,7 +7956,7 @@
         </w:rPr>
         <w:t xml:space="preserve">© 2026 SeaVuria and ARES. Aligned with KICD objectives. Developed by SeaVuria; technical implementation by ARES (with AI assistance from Claude). Licensed under </w:t>
       </w:r>
-      <w:hyperlink w:history="1" r:id="rIdxhgzfu829mbvqk06k-_t6">
+      <w:hyperlink w:history="1" r:id="rIdm3s0kthppodpg8fem691c">
         <w:r>
           <w:rPr>
             <w:rFonts w:ascii="Arial" w:cs="Arial" w:eastAsia="Arial" w:hAnsi="Arial"/>
@@ -7977,7 +7977,7 @@
         </w:rPr>
         <w:t xml:space="preserve"> (</w:t>
       </w:r>
-      <w:hyperlink w:history="1" r:id="rIdm-ptrxa-ijcfyygmlg0ky">
+      <w:hyperlink w:history="1" r:id="rIdscqugfi0gamzmzzylqtks">
         <w:r>
           <w:rPr>
             <w:rFonts w:ascii="Arial" w:cs="Arial" w:eastAsia="Arial" w:hAnsi="Arial"/>
@@ -9007,7 +9007,7 @@
               <w:spacing w:after="10" w:before="0"/>
               <w:ind w:left="120"/>
             </w:pPr>
-            <w:hyperlink w:history="1" r:id="rIdetdxnvk22detr4yj-lqcs">
+            <w:hyperlink w:history="1" r:id="rId8ruogw4t1x-k9kvt3erpl">
               <w:r>
                 <w:rPr>
                   <w:rFonts w:ascii="Arial" w:cs="Arial" w:eastAsia="Arial" w:hAnsi="Arial"/>
@@ -9084,7 +9084,7 @@
               <w:spacing w:after="10" w:before="0"/>
               <w:ind w:left="120"/>
             </w:pPr>
-            <w:hyperlink w:history="1" r:id="rId_mxe0snfmu86qlmnywjaq">
+            <w:hyperlink w:history="1" r:id="rIdzvrcs7bkziilqliey9ft3">
               <w:r>
                 <w:rPr>
                   <w:rFonts w:ascii="Arial" w:cs="Arial" w:eastAsia="Arial" w:hAnsi="Arial"/>
@@ -9311,7 +9311,7 @@
               <w:spacing w:after="10" w:before="0"/>
               <w:ind w:left="120"/>
             </w:pPr>
-            <w:hyperlink w:history="1" r:id="rIdaz8fqfkvttye3txhcbaov">
+            <w:hyperlink w:history="1" r:id="rIdesywnvlqsh6ahscu8xmvo">
               <w:r>
                 <w:rPr>
                   <w:rFonts w:ascii="Arial" w:cs="Arial" w:eastAsia="Arial" w:hAnsi="Arial"/>
@@ -9388,7 +9388,7 @@
               <w:spacing w:after="10" w:before="0"/>
               <w:ind w:left="120"/>
             </w:pPr>
-            <w:hyperlink w:history="1" r:id="rId-jepid45nhtw3jjojcao4">
+            <w:hyperlink w:history="1" r:id="rIdulzugg3_nn-ov19qd9488">
               <w:r>
                 <w:rPr>
                   <w:rFonts w:ascii="Arial" w:cs="Arial" w:eastAsia="Arial" w:hAnsi="Arial"/>
@@ -9615,7 +9615,7 @@
               <w:spacing w:after="10" w:before="0"/>
               <w:ind w:left="120"/>
             </w:pPr>
-            <w:hyperlink w:history="1" r:id="rIdvyabjqus_-zslh8qt6mka">
+            <w:hyperlink w:history="1" r:id="rIdgfdt8r2vgrog3ylymdtgj">
               <w:r>
                 <w:rPr>
                   <w:rFonts w:ascii="Arial" w:cs="Arial" w:eastAsia="Arial" w:hAnsi="Arial"/>
@@ -9692,7 +9692,7 @@
               <w:spacing w:after="10" w:before="0"/>
               <w:ind w:left="120"/>
             </w:pPr>
-            <w:hyperlink w:history="1" r:id="rId4zzzccm8e4teo5gwkhtvz">
+            <w:hyperlink w:history="1" r:id="rIdmwgabs-es9-zbpyknjpgp">
               <w:r>
                 <w:rPr>
                   <w:rFonts w:ascii="Arial" w:cs="Arial" w:eastAsia="Arial" w:hAnsi="Arial"/>
@@ -9919,7 +9919,7 @@
               <w:spacing w:after="10" w:before="0"/>
               <w:ind w:left="120"/>
             </w:pPr>
-            <w:hyperlink w:history="1" r:id="rIdxssbgc3tjmsc_cqwrrojg">
+            <w:hyperlink w:history="1" r:id="rId67xqj2fvobtyvv6u82muu">
               <w:r>
                 <w:rPr>
                   <w:rFonts w:ascii="Arial" w:cs="Arial" w:eastAsia="Arial" w:hAnsi="Arial"/>
@@ -9996,7 +9996,7 @@
               <w:spacing w:after="10" w:before="0"/>
               <w:ind w:left="120"/>
             </w:pPr>
-            <w:hyperlink w:history="1" r:id="rIdogkhzge1jqxghfalyhkzw">
+            <w:hyperlink w:history="1" r:id="rId4awe9pinjqwlzwvxmskdy">
               <w:r>
                 <w:rPr>
                   <w:rFonts w:ascii="Arial" w:cs="Arial" w:eastAsia="Arial" w:hAnsi="Arial"/>
@@ -10223,7 +10223,7 @@
               <w:spacing w:after="10" w:before="0"/>
               <w:ind w:left="120"/>
             </w:pPr>
-            <w:hyperlink w:history="1" r:id="rIdbxad_rllge4ph-2odutll">
+            <w:hyperlink w:history="1" r:id="rId5jur5ituxlkimwkshfhkm">
               <w:r>
                 <w:rPr>
                   <w:rFonts w:ascii="Arial" w:cs="Arial" w:eastAsia="Arial" w:hAnsi="Arial"/>
@@ -10300,7 +10300,7 @@
               <w:spacing w:after="10" w:before="0"/>
               <w:ind w:left="120"/>
             </w:pPr>
-            <w:hyperlink w:history="1" r:id="rId3ztw7ohqvtbazappaeuvp">
+            <w:hyperlink w:history="1" r:id="rIdfns0zczyuayvlmmb4umla">
               <w:r>
                 <w:rPr>
                   <w:rFonts w:ascii="Arial" w:cs="Arial" w:eastAsia="Arial" w:hAnsi="Arial"/>
@@ -10922,7 +10922,7 @@
         </w:rPr>
         <w:t xml:space="preserve">© 2026 SeaVuria and ARES. Aligned with KICD objectives. Developed by SeaVuria; technical implementation by ARES (with AI assistance from Claude). Licensed under </w:t>
       </w:r>
-      <w:hyperlink w:history="1" r:id="rIdlpvfog5f8p4vy6e9kam03">
+      <w:hyperlink w:history="1" r:id="rId6lzlbr0xguz69t3nvjxtq">
         <w:r>
           <w:rPr>
             <w:rFonts w:ascii="Arial" w:cs="Arial" w:eastAsia="Arial" w:hAnsi="Arial"/>
@@ -10943,7 +10943,7 @@
         </w:rPr>
         <w:t xml:space="preserve"> (</w:t>
       </w:r>
-      <w:hyperlink w:history="1" r:id="rIdset0ic2lyiapvvvn0zan7">
+      <w:hyperlink w:history="1" r:id="rIdturluwjogbhfbf9pdeaud">
         <w:r>
           <w:rPr>
             <w:rFonts w:ascii="Arial" w:cs="Arial" w:eastAsia="Arial" w:hAnsi="Arial"/>
@@ -11956,7 +11956,7 @@
             <w:pPr>
               <w:spacing w:after="20" w:before="0"/>
             </w:pPr>
-            <w:hyperlink w:history="1" r:id="rIdai_4hranqshflmagnmizu">
+            <w:hyperlink w:history="1" r:id="rId_5qoniwjvyx1fgtm2x1xn">
               <w:r>
                 <w:rPr>
                   <w:rFonts w:ascii="Arial" w:cs="Arial" w:eastAsia="Arial" w:hAnsi="Arial"/>
@@ -11989,7 +11989,7 @@
               <w:spacing w:after="10" w:before="0"/>
               <w:ind w:left="120"/>
             </w:pPr>
-            <w:hyperlink w:history="1" r:id="rIdgcdsacovb64koks-b_hp5">
+            <w:hyperlink w:history="1" r:id="rIdn-hde2sqd3icvbiu0pvzy">
               <w:r>
                 <w:rPr>
                   <w:rFonts w:ascii="Arial" w:cs="Arial" w:eastAsia="Arial" w:hAnsi="Arial"/>
@@ -12051,7 +12051,7 @@
               <w:spacing w:after="10" w:before="0"/>
               <w:ind w:left="120"/>
             </w:pPr>
-            <w:hyperlink w:history="1" r:id="rIdkxcenf6xyvuixfzyhv8p3">
+            <w:hyperlink w:history="1" r:id="rId2qw2ozfchazf1qcy9vdav">
               <w:r>
                 <w:rPr>
                   <w:rFonts w:ascii="Arial" w:cs="Arial" w:eastAsia="Arial" w:hAnsi="Arial"/>
@@ -12261,7 +12261,7 @@
             <w:pPr>
               <w:spacing w:after="20" w:before="0"/>
             </w:pPr>
-            <w:hyperlink w:history="1" r:id="rIdriwxbkw-xk2wy6z8brzx0">
+            <w:hyperlink w:history="1" r:id="rId8tcjkatxipokv-fhlyqgt">
               <w:r>
                 <w:rPr>
                   <w:rFonts w:ascii="Arial" w:cs="Arial" w:eastAsia="Arial" w:hAnsi="Arial"/>
@@ -12294,7 +12294,7 @@
               <w:spacing w:after="10" w:before="0"/>
               <w:ind w:left="120"/>
             </w:pPr>
-            <w:hyperlink w:history="1" r:id="rIdzc3d-nuyhbrymgv8hwmam">
+            <w:hyperlink w:history="1" r:id="rIdevdvtsss9qshbwoifkbeq">
               <w:r>
                 <w:rPr>
                   <w:rFonts w:ascii="Arial" w:cs="Arial" w:eastAsia="Arial" w:hAnsi="Arial"/>
@@ -12356,7 +12356,7 @@
               <w:spacing w:after="10" w:before="0"/>
               <w:ind w:left="120"/>
             </w:pPr>
-            <w:hyperlink w:history="1" r:id="rIdqymeglv6m7ottbujjpqbc">
+            <w:hyperlink w:history="1" r:id="rId1jio10fynw79_ovpsqbr1">
               <w:r>
                 <w:rPr>
                   <w:rFonts w:ascii="Arial" w:cs="Arial" w:eastAsia="Arial" w:hAnsi="Arial"/>
@@ -12566,7 +12566,7 @@
             <w:pPr>
               <w:spacing w:after="20" w:before="0"/>
             </w:pPr>
-            <w:hyperlink w:history="1" r:id="rIdkjz8v8jsuoig-sj1dvhle">
+            <w:hyperlink w:history="1" r:id="rIdcwq3ckgodqrf_ri68yt-r">
               <w:r>
                 <w:rPr>
                   <w:rFonts w:ascii="Arial" w:cs="Arial" w:eastAsia="Arial" w:hAnsi="Arial"/>
@@ -12599,7 +12599,7 @@
               <w:spacing w:after="10" w:before="0"/>
               <w:ind w:left="120"/>
             </w:pPr>
-            <w:hyperlink w:history="1" r:id="rIduj99vy0ab2vmy22fmwymq">
+            <w:hyperlink w:history="1" r:id="rIdbrng12jarddcuvbyobgj8">
               <w:r>
                 <w:rPr>
                   <w:rFonts w:ascii="Arial" w:cs="Arial" w:eastAsia="Arial" w:hAnsi="Arial"/>
@@ -12661,7 +12661,7 @@
               <w:spacing w:after="10" w:before="0"/>
               <w:ind w:left="120"/>
             </w:pPr>
-            <w:hyperlink w:history="1" r:id="rId3dyn1of1czpenn30rsnd8">
+            <w:hyperlink w:history="1" r:id="rIdenal6cjqev604hwqhnc2c">
               <w:r>
                 <w:rPr>
                   <w:rFonts w:ascii="Arial" w:cs="Arial" w:eastAsia="Arial" w:hAnsi="Arial"/>
@@ -12871,7 +12871,7 @@
             <w:pPr>
               <w:spacing w:after="20" w:before="0"/>
             </w:pPr>
-            <w:hyperlink w:history="1" r:id="rIdxla-j5gyqbalcke3yd01n">
+            <w:hyperlink w:history="1" r:id="rIdzw5dhqtxqrcbae-wvu0fd">
               <w:r>
                 <w:rPr>
                   <w:rFonts w:ascii="Arial" w:cs="Arial" w:eastAsia="Arial" w:hAnsi="Arial"/>
@@ -12904,7 +12904,7 @@
               <w:spacing w:after="10" w:before="0"/>
               <w:ind w:left="120"/>
             </w:pPr>
-            <w:hyperlink w:history="1" r:id="rIdg-xnxmfo3xvnuphxhd1m7">
+            <w:hyperlink w:history="1" r:id="rIdzminfqz1awspylb0w88mf">
               <w:r>
                 <w:rPr>
                   <w:rFonts w:ascii="Arial" w:cs="Arial" w:eastAsia="Arial" w:hAnsi="Arial"/>
@@ -12966,7 +12966,7 @@
               <w:spacing w:after="10" w:before="0"/>
               <w:ind w:left="120"/>
             </w:pPr>
-            <w:hyperlink w:history="1" r:id="rIdzfhzqsqb4fcxndlrphish">
+            <w:hyperlink w:history="1" r:id="rIdomlhmid02dsc44nwf2hvf">
               <w:r>
                 <w:rPr>
                   <w:rFonts w:ascii="Arial" w:cs="Arial" w:eastAsia="Arial" w:hAnsi="Arial"/>
@@ -13176,7 +13176,7 @@
             <w:pPr>
               <w:spacing w:after="20" w:before="0"/>
             </w:pPr>
-            <w:hyperlink w:history="1" r:id="rIdynmsc3vopyvx9frna_vlv">
+            <w:hyperlink w:history="1" r:id="rIdyznhws7ehzvewjgnwext4">
               <w:r>
                 <w:rPr>
                   <w:rFonts w:ascii="Arial" w:cs="Arial" w:eastAsia="Arial" w:hAnsi="Arial"/>
@@ -13209,7 +13209,7 @@
               <w:spacing w:after="10" w:before="0"/>
               <w:ind w:left="120"/>
             </w:pPr>
-            <w:hyperlink w:history="1" r:id="rIdk2rydpadd7a9mzv8zkqxr">
+            <w:hyperlink w:history="1" r:id="rIdvpg3mxc66pjjaoa2px_nv">
               <w:r>
                 <w:rPr>
                   <w:rFonts w:ascii="Arial" w:cs="Arial" w:eastAsia="Arial" w:hAnsi="Arial"/>
@@ -13271,7 +13271,7 @@
               <w:spacing w:after="10" w:before="0"/>
               <w:ind w:left="120"/>
             </w:pPr>
-            <w:hyperlink w:history="1" r:id="rIddag3pxy8unhi1se5pcesr">
+            <w:hyperlink w:history="1" r:id="rIdgpqag9g3r6utecbirkggs">
               <w:r>
                 <w:rPr>
                   <w:rFonts w:ascii="Arial" w:cs="Arial" w:eastAsia="Arial" w:hAnsi="Arial"/>
@@ -13798,7 +13798,7 @@
         </w:rPr>
         <w:t xml:space="preserve">© 2026 SeaVuria and ARES. Aligned with KICD objectives. Developed by SeaVuria; technical implementation by ARES (with AI assistance from Claude). Licensed under </w:t>
       </w:r>
-      <w:hyperlink w:history="1" r:id="rId3lf4z4xx3bn-qrcdjjdb8">
+      <w:hyperlink w:history="1" r:id="rIdq2desjji2cafvghq_1dv2">
         <w:r>
           <w:rPr>
             <w:rFonts w:ascii="Arial" w:cs="Arial" w:eastAsia="Arial" w:hAnsi="Arial"/>
@@ -13819,7 +13819,7 @@
         </w:rPr>
         <w:t xml:space="preserve"> (</w:t>
       </w:r>
-      <w:hyperlink w:history="1" r:id="rIdbp8edcjtzvocubjrpvezp">
+      <w:hyperlink w:history="1" r:id="rIdpal6ew2xca1ymxqmidjal">
         <w:r>
           <w:rPr>
             <w:rFonts w:ascii="Arial" w:cs="Arial" w:eastAsia="Arial" w:hAnsi="Arial"/>
@@ -14832,7 +14832,7 @@
             <w:pPr>
               <w:spacing w:after="20" w:before="0"/>
             </w:pPr>
-            <w:hyperlink w:history="1" r:id="rIdksp1nbtbwmdydd8uous1w">
+            <w:hyperlink w:history="1" r:id="rIdgkn9qxm7ik0ca0srt81ay">
               <w:r>
                 <w:rPr>
                   <w:rFonts w:ascii="Arial" w:cs="Arial" w:eastAsia="Arial" w:hAnsi="Arial"/>
@@ -14865,7 +14865,7 @@
               <w:spacing w:after="10" w:before="0"/>
               <w:ind w:left="120"/>
             </w:pPr>
-            <w:hyperlink w:history="1" r:id="rIdq1dz8w7iiu1bk_nfwil7k">
+            <w:hyperlink w:history="1" r:id="rIdea3jf7fjjruou9l-gbcgn">
               <w:r>
                 <w:rPr>
                   <w:rFonts w:ascii="Arial" w:cs="Arial" w:eastAsia="Arial" w:hAnsi="Arial"/>
@@ -14910,7 +14910,7 @@
             <w:pPr>
               <w:spacing w:after="20" w:before="0"/>
             </w:pPr>
-            <w:hyperlink w:history="1" r:id="rIdcbp8m7qx7g0ie9wq9ar9a">
+            <w:hyperlink w:history="1" r:id="rId0smahgg4dhwfsid1ki_6s">
               <w:r>
                 <w:rPr>
                   <w:rFonts w:ascii="Arial" w:cs="Arial" w:eastAsia="Arial" w:hAnsi="Arial"/>
@@ -14943,7 +14943,7 @@
               <w:spacing w:after="10" w:before="0"/>
               <w:ind w:left="120"/>
             </w:pPr>
-            <w:hyperlink w:history="1" r:id="rIdpfwgtcawy4_sviou97mg8">
+            <w:hyperlink w:history="1" r:id="rIdohzxtk2p_28-04uvmxian">
               <w:r>
                 <w:rPr>
                   <w:rFonts w:ascii="Arial" w:cs="Arial" w:eastAsia="Arial" w:hAnsi="Arial"/>
@@ -15138,7 +15138,7 @@
             <w:pPr>
               <w:spacing w:after="20" w:before="0"/>
             </w:pPr>
-            <w:hyperlink w:history="1" r:id="rIdtwgj1nntkakmr1ldagrwx">
+            <w:hyperlink w:history="1" r:id="rIdk-mr4fkb8wxcg0w5rg2y5">
               <w:r>
                 <w:rPr>
                   <w:rFonts w:ascii="Arial" w:cs="Arial" w:eastAsia="Arial" w:hAnsi="Arial"/>
@@ -15171,7 +15171,7 @@
               <w:spacing w:after="10" w:before="0"/>
               <w:ind w:left="120"/>
             </w:pPr>
-            <w:hyperlink w:history="1" r:id="rIdbgjdbvbg0b0k_5klt6z5p">
+            <w:hyperlink w:history="1" r:id="rIdxw1brtyjyw7hgkaiqzymw">
               <w:r>
                 <w:rPr>
                   <w:rFonts w:ascii="Arial" w:cs="Arial" w:eastAsia="Arial" w:hAnsi="Arial"/>
@@ -15216,7 +15216,7 @@
             <w:pPr>
               <w:spacing w:after="20" w:before="0"/>
             </w:pPr>
-            <w:hyperlink w:history="1" r:id="rIdxz6ku-9ks5-s6ud8lgyij">
+            <w:hyperlink w:history="1" r:id="rIdsn_zukdt3no6huc09sh-a">
               <w:r>
                 <w:rPr>
                   <w:rFonts w:ascii="Arial" w:cs="Arial" w:eastAsia="Arial" w:hAnsi="Arial"/>
@@ -15249,7 +15249,7 @@
               <w:spacing w:after="10" w:before="0"/>
               <w:ind w:left="120"/>
             </w:pPr>
-            <w:hyperlink w:history="1" r:id="rIdqjznorq0rvbrc0b_mvlzr">
+            <w:hyperlink w:history="1" r:id="rId1jfktggv0x3jf5lc9lpcs">
               <w:r>
                 <w:rPr>
                   <w:rFonts w:ascii="Arial" w:cs="Arial" w:eastAsia="Arial" w:hAnsi="Arial"/>
@@ -15444,7 +15444,7 @@
             <w:pPr>
               <w:spacing w:after="20" w:before="0"/>
             </w:pPr>
-            <w:hyperlink w:history="1" r:id="rIdprhcxsuknpwsh2kgdvm9m">
+            <w:hyperlink w:history="1" r:id="rIdhdxgl5sekdy0qlw5a36ha">
               <w:r>
                 <w:rPr>
                   <w:rFonts w:ascii="Arial" w:cs="Arial" w:eastAsia="Arial" w:hAnsi="Arial"/>
@@ -15477,7 +15477,7 @@
               <w:spacing w:after="10" w:before="0"/>
               <w:ind w:left="120"/>
             </w:pPr>
-            <w:hyperlink w:history="1" r:id="rIdaad1aw6tsghvr7ckkzvgl">
+            <w:hyperlink w:history="1" r:id="rIdzurw_vxat6ll_litswu8s">
               <w:r>
                 <w:rPr>
                   <w:rFonts w:ascii="Arial" w:cs="Arial" w:eastAsia="Arial" w:hAnsi="Arial"/>
@@ -15522,7 +15522,7 @@
             <w:pPr>
               <w:spacing w:after="20" w:before="0"/>
             </w:pPr>
-            <w:hyperlink w:history="1" r:id="rIdbupqbm5cx-bgin4vpqxau">
+            <w:hyperlink w:history="1" r:id="rIdesr2juvgkbm6yxz_e2vbo">
               <w:r>
                 <w:rPr>
                   <w:rFonts w:ascii="Arial" w:cs="Arial" w:eastAsia="Arial" w:hAnsi="Arial"/>
@@ -15555,7 +15555,7 @@
               <w:spacing w:after="10" w:before="0"/>
               <w:ind w:left="120"/>
             </w:pPr>
-            <w:hyperlink w:history="1" r:id="rIdrdxvp2uwg_cexn0vur-wz">
+            <w:hyperlink w:history="1" r:id="rIdf0cz-sme7uyplolcmwmnj">
               <w:r>
                 <w:rPr>
                   <w:rFonts w:ascii="Arial" w:cs="Arial" w:eastAsia="Arial" w:hAnsi="Arial"/>
@@ -15750,7 +15750,7 @@
             <w:pPr>
               <w:spacing w:after="20" w:before="0"/>
             </w:pPr>
-            <w:hyperlink w:history="1" r:id="rIdb6bx_hvlgecaw09cxkg3i">
+            <w:hyperlink w:history="1" r:id="rIdytvhxgjbysqrxqsdtbkyf">
               <w:r>
                 <w:rPr>
                   <w:rFonts w:ascii="Arial" w:cs="Arial" w:eastAsia="Arial" w:hAnsi="Arial"/>
@@ -15783,7 +15783,7 @@
               <w:spacing w:after="10" w:before="0"/>
               <w:ind w:left="120"/>
             </w:pPr>
-            <w:hyperlink w:history="1" r:id="rIdrd-ayayccvpwcy7ngdpxg">
+            <w:hyperlink w:history="1" r:id="rId0vcauztl1eqvg09d6iuru">
               <w:r>
                 <w:rPr>
                   <w:rFonts w:ascii="Arial" w:cs="Arial" w:eastAsia="Arial" w:hAnsi="Arial"/>
@@ -15828,7 +15828,7 @@
             <w:pPr>
               <w:spacing w:after="20" w:before="0"/>
             </w:pPr>
-            <w:hyperlink w:history="1" r:id="rIdbt7mpmffnb9nfu5859slm">
+            <w:hyperlink w:history="1" r:id="rId_fsb-gboukuagqzgh2txb">
               <w:r>
                 <w:rPr>
                   <w:rFonts w:ascii="Arial" w:cs="Arial" w:eastAsia="Arial" w:hAnsi="Arial"/>
@@ -15861,7 +15861,7 @@
               <w:spacing w:after="10" w:before="0"/>
               <w:ind w:left="120"/>
             </w:pPr>
-            <w:hyperlink w:history="1" r:id="rIdrxzy8v3fip3r9kzm_6fpo">
+            <w:hyperlink w:history="1" r:id="rIdyhzkbtlvjuoyogc4sqy2q">
               <w:r>
                 <w:rPr>
                   <w:rFonts w:ascii="Arial" w:cs="Arial" w:eastAsia="Arial" w:hAnsi="Arial"/>
@@ -16056,7 +16056,7 @@
             <w:pPr>
               <w:spacing w:after="20" w:before="0"/>
             </w:pPr>
-            <w:hyperlink w:history="1" r:id="rId2nwy3vwapfzga0d3cbtke">
+            <w:hyperlink w:history="1" r:id="rIdkumolw1y3yiry68qkw0jk">
               <w:r>
                 <w:rPr>
                   <w:rFonts w:ascii="Arial" w:cs="Arial" w:eastAsia="Arial" w:hAnsi="Arial"/>
@@ -16089,7 +16089,7 @@
               <w:spacing w:after="10" w:before="0"/>
               <w:ind w:left="120"/>
             </w:pPr>
-            <w:hyperlink w:history="1" r:id="rIde1ynzxfvkrkonnzvjpg1q">
+            <w:hyperlink w:history="1" r:id="rIdbkjmlbursrk1pm6pwmlpb">
               <w:r>
                 <w:rPr>
                   <w:rFonts w:ascii="Arial" w:cs="Arial" w:eastAsia="Arial" w:hAnsi="Arial"/>
@@ -16134,7 +16134,7 @@
             <w:pPr>
               <w:spacing w:after="20" w:before="0"/>
             </w:pPr>
-            <w:hyperlink w:history="1" r:id="rId1wc-frveyratcj09g4_li">
+            <w:hyperlink w:history="1" r:id="rIdsz7svrcvptzzzorivqray">
               <w:r>
                 <w:rPr>
                   <w:rFonts w:ascii="Arial" w:cs="Arial" w:eastAsia="Arial" w:hAnsi="Arial"/>
@@ -16167,7 +16167,7 @@
               <w:spacing w:after="10" w:before="0"/>
               <w:ind w:left="120"/>
             </w:pPr>
-            <w:hyperlink w:history="1" r:id="rIdbgr9astzac3xqi4rops3z">
+            <w:hyperlink w:history="1" r:id="rIdfwvzglb4znjmxuoolpgue">
               <w:r>
                 <w:rPr>
                   <w:rFonts w:ascii="Arial" w:cs="Arial" w:eastAsia="Arial" w:hAnsi="Arial"/>
@@ -16793,7 +16793,7 @@
         </w:rPr>
         <w:t xml:space="preserve">© 2026 SeaVuria and ARES. Aligned with KICD objectives. Developed by SeaVuria; technical implementation by ARES (with AI assistance from Claude). Licensed under </w:t>
       </w:r>
-      <w:hyperlink w:history="1" r:id="rIdh_c3y64kpd3dfgbudapi8">
+      <w:hyperlink w:history="1" r:id="rId5abvw1yyg3gb6iemh4b68">
         <w:r>
           <w:rPr>
             <w:rFonts w:ascii="Arial" w:cs="Arial" w:eastAsia="Arial" w:hAnsi="Arial"/>
@@ -16814,7 +16814,7 @@
         </w:rPr>
         <w:t xml:space="preserve"> (</w:t>
       </w:r>
-      <w:hyperlink w:history="1" r:id="rIdjm25774ksbp9c6f5fvsdg">
+      <w:hyperlink w:history="1" r:id="rIdemr-jcqp7cny8sb4ouafv">
         <w:r>
           <w:rPr>
             <w:rFonts w:ascii="Arial" w:cs="Arial" w:eastAsia="Arial" w:hAnsi="Arial"/>
@@ -17827,7 +17827,7 @@
             <w:pPr>
               <w:spacing w:after="20" w:before="0"/>
             </w:pPr>
-            <w:hyperlink w:history="1" r:id="rIdoem7jk31pamudnmipo_ce">
+            <w:hyperlink w:history="1" r:id="rIdk4uuclhe603-p84bv8n44">
               <w:r>
                 <w:rPr>
                   <w:rFonts w:ascii="Arial" w:cs="Arial" w:eastAsia="Arial" w:hAnsi="Arial"/>
@@ -17860,7 +17860,7 @@
               <w:spacing w:after="10" w:before="0"/>
               <w:ind w:left="120"/>
             </w:pPr>
-            <w:hyperlink w:history="1" r:id="rIdi0w4ntlorzio3avfqardl">
+            <w:hyperlink w:history="1" r:id="rIdye6mvlmxeyb1eqpj_hfxt">
               <w:r>
                 <w:rPr>
                   <w:rFonts w:ascii="Arial" w:cs="Arial" w:eastAsia="Arial" w:hAnsi="Arial"/>
@@ -17922,7 +17922,7 @@
               <w:spacing w:after="10" w:before="0"/>
               <w:ind w:left="120"/>
             </w:pPr>
-            <w:hyperlink w:history="1" r:id="rId-u1sqlevjcxqrbvq0lora">
+            <w:hyperlink w:history="1" r:id="rId-zt0xgru6tdlfyqnb4y0_">
               <w:r>
                 <w:rPr>
                   <w:rFonts w:ascii="Arial" w:cs="Arial" w:eastAsia="Arial" w:hAnsi="Arial"/>
@@ -18132,7 +18132,7 @@
             <w:pPr>
               <w:spacing w:after="20" w:before="0"/>
             </w:pPr>
-            <w:hyperlink w:history="1" r:id="rIdgw87vny0mbpfummzsolqb">
+            <w:hyperlink w:history="1" r:id="rIdglczacss-djpzgcyjcdbe">
               <w:r>
                 <w:rPr>
                   <w:rFonts w:ascii="Arial" w:cs="Arial" w:eastAsia="Arial" w:hAnsi="Arial"/>
@@ -18165,7 +18165,7 @@
               <w:spacing w:after="10" w:before="0"/>
               <w:ind w:left="120"/>
             </w:pPr>
-            <w:hyperlink w:history="1" r:id="rIdaef4qj8spfygsprji7dmw">
+            <w:hyperlink w:history="1" r:id="rIdzpdagnqptypqd5suwozyh">
               <w:r>
                 <w:rPr>
                   <w:rFonts w:ascii="Arial" w:cs="Arial" w:eastAsia="Arial" w:hAnsi="Arial"/>
@@ -18227,7 +18227,7 @@
               <w:spacing w:after="10" w:before="0"/>
               <w:ind w:left="120"/>
             </w:pPr>
-            <w:hyperlink w:history="1" r:id="rIdezdgntlbdtoq0qfcwh02p">
+            <w:hyperlink w:history="1" r:id="rIdzx3elpkal9t7lx7fuwqe8">
               <w:r>
                 <w:rPr>
                   <w:rFonts w:ascii="Arial" w:cs="Arial" w:eastAsia="Arial" w:hAnsi="Arial"/>
@@ -18437,7 +18437,7 @@
             <w:pPr>
               <w:spacing w:after="20" w:before="0"/>
             </w:pPr>
-            <w:hyperlink w:history="1" r:id="rIdw0rnmsprojn_3sa2ocx__">
+            <w:hyperlink w:history="1" r:id="rId8toyek57ua-4vs0igifm6">
               <w:r>
                 <w:rPr>
                   <w:rFonts w:ascii="Arial" w:cs="Arial" w:eastAsia="Arial" w:hAnsi="Arial"/>
@@ -18470,7 +18470,7 @@
               <w:spacing w:after="10" w:before="0"/>
               <w:ind w:left="120"/>
             </w:pPr>
-            <w:hyperlink w:history="1" r:id="rId2lizhlsybiwwh3rxgmfvk">
+            <w:hyperlink w:history="1" r:id="rIdtimtk12xc6fgmh0szwj14">
               <w:r>
                 <w:rPr>
                   <w:rFonts w:ascii="Arial" w:cs="Arial" w:eastAsia="Arial" w:hAnsi="Arial"/>
@@ -18532,7 +18532,7 @@
               <w:spacing w:after="10" w:before="0"/>
               <w:ind w:left="120"/>
             </w:pPr>
-            <w:hyperlink w:history="1" r:id="rIdm0fl6n_gv9wvqiqmte0qg">
+            <w:hyperlink w:history="1" r:id="rIdst5w4sq5x5vfl-ahqu6r-">
               <w:r>
                 <w:rPr>
                   <w:rFonts w:ascii="Arial" w:cs="Arial" w:eastAsia="Arial" w:hAnsi="Arial"/>
@@ -18742,7 +18742,7 @@
             <w:pPr>
               <w:spacing w:after="20" w:before="0"/>
             </w:pPr>
-            <w:hyperlink w:history="1" r:id="rIdqsh07fepbm9lreao9hcgm">
+            <w:hyperlink w:history="1" r:id="rIdi_1yt4ax0kq7bwmfb00eq">
               <w:r>
                 <w:rPr>
                   <w:rFonts w:ascii="Arial" w:cs="Arial" w:eastAsia="Arial" w:hAnsi="Arial"/>
@@ -18775,7 +18775,7 @@
               <w:spacing w:after="10" w:before="0"/>
               <w:ind w:left="120"/>
             </w:pPr>
-            <w:hyperlink w:history="1" r:id="rIdkvjsnqsuob4uqysscipbc">
+            <w:hyperlink w:history="1" r:id="rIdfcph-hro1cvo-r124uq1d">
               <w:r>
                 <w:rPr>
                   <w:rFonts w:ascii="Arial" w:cs="Arial" w:eastAsia="Arial" w:hAnsi="Arial"/>
@@ -18837,7 +18837,7 @@
               <w:spacing w:after="10" w:before="0"/>
               <w:ind w:left="120"/>
             </w:pPr>
-            <w:hyperlink w:history="1" r:id="rId6blehonv587ribqiior3i">
+            <w:hyperlink w:history="1" r:id="rIdyrg0f6jsfolh5aie0ilnp">
               <w:r>
                 <w:rPr>
                   <w:rFonts w:ascii="Arial" w:cs="Arial" w:eastAsia="Arial" w:hAnsi="Arial"/>
@@ -19047,7 +19047,7 @@
             <w:pPr>
               <w:spacing w:after="20" w:before="0"/>
             </w:pPr>
-            <w:hyperlink w:history="1" r:id="rIdg0czsqpallky3dtsdjqlr">
+            <w:hyperlink w:history="1" r:id="rIdgmjvkl9ammolqulmqywym">
               <w:r>
                 <w:rPr>
                   <w:rFonts w:ascii="Arial" w:cs="Arial" w:eastAsia="Arial" w:hAnsi="Arial"/>
@@ -19080,7 +19080,7 @@
               <w:spacing w:after="10" w:before="0"/>
               <w:ind w:left="120"/>
             </w:pPr>
-            <w:hyperlink w:history="1" r:id="rIdre1ildleowuooji6v7ztj">
+            <w:hyperlink w:history="1" r:id="rIdp1dnziruijx1pprohdeat">
               <w:r>
                 <w:rPr>
                   <w:rFonts w:ascii="Arial" w:cs="Arial" w:eastAsia="Arial" w:hAnsi="Arial"/>
@@ -19142,7 +19142,7 @@
               <w:spacing w:after="10" w:before="0"/>
               <w:ind w:left="120"/>
             </w:pPr>
-            <w:hyperlink w:history="1" r:id="rId5j80cvi2-z2amznbtd8gx">
+            <w:hyperlink w:history="1" r:id="rIdacu_kn9x4djebuiiknvxh">
               <w:r>
                 <w:rPr>
                   <w:rFonts w:ascii="Arial" w:cs="Arial" w:eastAsia="Arial" w:hAnsi="Arial"/>
@@ -19783,7 +19783,7 @@
         </w:rPr>
         <w:t xml:space="preserve">© 2026 SeaVuria and ARES. Aligned with KICD objectives. Developed by SeaVuria; technical implementation by ARES (with AI assistance from Claude). Licensed under </w:t>
       </w:r>
-      <w:hyperlink w:history="1" r:id="rIdp1ydomcf4ijhps5llm5es">
+      <w:hyperlink w:history="1" r:id="rId9amj0ivmvva5u8_xigfl_">
         <w:r>
           <w:rPr>
             <w:rFonts w:ascii="Arial" w:cs="Arial" w:eastAsia="Arial" w:hAnsi="Arial"/>
@@ -19804,7 +19804,7 @@
         </w:rPr>
         <w:t xml:space="preserve"> (</w:t>
       </w:r>
-      <w:hyperlink w:history="1" r:id="rIdhafpp3nnmm2pozmot0qzd">
+      <w:hyperlink w:history="1" r:id="rId39lfuap62wh2hworfuwgf">
         <w:r>
           <w:rPr>
             <w:rFonts w:ascii="Arial" w:cs="Arial" w:eastAsia="Arial" w:hAnsi="Arial"/>
@@ -20834,7 +20834,7 @@
               <w:spacing w:after="10" w:before="0"/>
               <w:ind w:left="120"/>
             </w:pPr>
-            <w:hyperlink w:history="1" r:id="rIdsuvvo_uatcxgmbta8weam">
+            <w:hyperlink w:history="1" r:id="rId4nf7ylsydg0iinxkm54ba">
               <w:r>
                 <w:rPr>
                   <w:rFonts w:ascii="Arial" w:cs="Arial" w:eastAsia="Arial" w:hAnsi="Arial"/>
@@ -20911,7 +20911,7 @@
               <w:spacing w:after="10" w:before="0"/>
               <w:ind w:left="120"/>
             </w:pPr>
-            <w:hyperlink w:history="1" r:id="rId3fwjpqyyooyfu-kxju2tx">
+            <w:hyperlink w:history="1" r:id="rIdltvini5_k22_adjmghext">
               <w:r>
                 <w:rPr>
                   <w:rFonts w:ascii="Arial" w:cs="Arial" w:eastAsia="Arial" w:hAnsi="Arial"/>
@@ -21138,7 +21138,7 @@
               <w:spacing w:after="10" w:before="0"/>
               <w:ind w:left="120"/>
             </w:pPr>
-            <w:hyperlink w:history="1" r:id="rIdpeb5zdwh2nffmyppqkg7j">
+            <w:hyperlink w:history="1" r:id="rIdwgbrr8k6efiwamqof4daj">
               <w:r>
                 <w:rPr>
                   <w:rFonts w:ascii="Arial" w:cs="Arial" w:eastAsia="Arial" w:hAnsi="Arial"/>
@@ -21215,7 +21215,7 @@
               <w:spacing w:after="10" w:before="0"/>
               <w:ind w:left="120"/>
             </w:pPr>
-            <w:hyperlink w:history="1" r:id="rIdbk601qgp7cvhhel9xalba">
+            <w:hyperlink w:history="1" r:id="rIdsz4uisvp0ruqjaymyvkau">
               <w:r>
                 <w:rPr>
                   <w:rFonts w:ascii="Arial" w:cs="Arial" w:eastAsia="Arial" w:hAnsi="Arial"/>
@@ -21442,7 +21442,7 @@
               <w:spacing w:after="10" w:before="0"/>
               <w:ind w:left="120"/>
             </w:pPr>
-            <w:hyperlink w:history="1" r:id="rIduwyptmbhkobkeoeflruo5">
+            <w:hyperlink w:history="1" r:id="rIdhzfsa0thxlhetmhadxabk">
               <w:r>
                 <w:rPr>
                   <w:rFonts w:ascii="Arial" w:cs="Arial" w:eastAsia="Arial" w:hAnsi="Arial"/>
@@ -21519,7 +21519,7 @@
               <w:spacing w:after="10" w:before="0"/>
               <w:ind w:left="120"/>
             </w:pPr>
-            <w:hyperlink w:history="1" r:id="rIda8nkgiqkmiewfwbe3h9ic">
+            <w:hyperlink w:history="1" r:id="rId_bgavhyre0ml59rqzlog6">
               <w:r>
                 <w:rPr>
                   <w:rFonts w:ascii="Arial" w:cs="Arial" w:eastAsia="Arial" w:hAnsi="Arial"/>
@@ -21746,7 +21746,7 @@
               <w:spacing w:after="10" w:before="0"/>
               <w:ind w:left="120"/>
             </w:pPr>
-            <w:hyperlink w:history="1" r:id="rIdxmsek4-lfl5f7ilcdowyf">
+            <w:hyperlink w:history="1" r:id="rIddxf4w5tveuwdzgjhpwa9w">
               <w:r>
                 <w:rPr>
                   <w:rFonts w:ascii="Arial" w:cs="Arial" w:eastAsia="Arial" w:hAnsi="Arial"/>
@@ -21823,7 +21823,7 @@
               <w:spacing w:after="10" w:before="0"/>
               <w:ind w:left="120"/>
             </w:pPr>
-            <w:hyperlink w:history="1" r:id="rIdu3vmd8bycw1pcrilvhjgv">
+            <w:hyperlink w:history="1" r:id="rId80iqnykob-qpr226vl3s5">
               <w:r>
                 <w:rPr>
                   <w:rFonts w:ascii="Arial" w:cs="Arial" w:eastAsia="Arial" w:hAnsi="Arial"/>
@@ -22050,7 +22050,7 @@
               <w:spacing w:after="10" w:before="0"/>
               <w:ind w:left="120"/>
             </w:pPr>
-            <w:hyperlink w:history="1" r:id="rIdkf0ifih31v4su-rzree9r">
+            <w:hyperlink w:history="1" r:id="rIdgrbtgehhapukwpifu4su-">
               <w:r>
                 <w:rPr>
                   <w:rFonts w:ascii="Arial" w:cs="Arial" w:eastAsia="Arial" w:hAnsi="Arial"/>
@@ -22127,7 +22127,7 @@
               <w:spacing w:after="10" w:before="0"/>
               <w:ind w:left="120"/>
             </w:pPr>
-            <w:hyperlink w:history="1" r:id="rIdidgqsosabcksj81bh_hgq">
+            <w:hyperlink w:history="1" r:id="rId8t8eqpy6d_gxtcphb98dx">
               <w:r>
                 <w:rPr>
                   <w:rFonts w:ascii="Arial" w:cs="Arial" w:eastAsia="Arial" w:hAnsi="Arial"/>
@@ -22654,7 +22654,7 @@
         </w:rPr>
         <w:t xml:space="preserve">© 2026 SeaVuria and ARES. Aligned with KICD objectives. Developed by SeaVuria; technical implementation by ARES (with AI assistance from Claude). Licensed under </w:t>
       </w:r>
-      <w:hyperlink w:history="1" r:id="rIdygc4yjwncf2ke4pnxczn3">
+      <w:hyperlink w:history="1" r:id="rIdlesgusticc160ar-vstog">
         <w:r>
           <w:rPr>
             <w:rFonts w:ascii="Arial" w:cs="Arial" w:eastAsia="Arial" w:hAnsi="Arial"/>
@@ -22675,7 +22675,7 @@
         </w:rPr>
         <w:t xml:space="preserve"> (</w:t>
       </w:r>
-      <w:hyperlink w:history="1" r:id="rIdzegbi-khnbr-s-qnsvyqx">
+      <w:hyperlink w:history="1" r:id="rIdt_ohsdkupgk7rop4pohdx">
         <w:r>
           <w:rPr>
             <w:rFonts w:ascii="Arial" w:cs="Arial" w:eastAsia="Arial" w:hAnsi="Arial"/>
@@ -23705,7 +23705,7 @@
               <w:spacing w:after="10" w:before="0"/>
               <w:ind w:left="120"/>
             </w:pPr>
-            <w:hyperlink w:history="1" r:id="rId1kurdnqal6ed4y4ldlrfy">
+            <w:hyperlink w:history="1" r:id="rIdzbpn3c5ejjujzcnvwobqz">
               <w:r>
                 <w:rPr>
                   <w:rFonts w:ascii="Arial" w:cs="Arial" w:eastAsia="Arial" w:hAnsi="Arial"/>
@@ -23782,7 +23782,7 @@
               <w:spacing w:after="10" w:before="0"/>
               <w:ind w:left="120"/>
             </w:pPr>
-            <w:hyperlink w:history="1" r:id="rIddfsnnfdzewx6hjcvqa3-n">
+            <w:hyperlink w:history="1" r:id="rIdwymuj2mkgfz64kycrgrvq">
               <w:r>
                 <w:rPr>
                   <w:rFonts w:ascii="Arial" w:cs="Arial" w:eastAsia="Arial" w:hAnsi="Arial"/>
@@ -24009,7 +24009,7 @@
               <w:spacing w:after="10" w:before="0"/>
               <w:ind w:left="120"/>
             </w:pPr>
-            <w:hyperlink w:history="1" r:id="rIdqs1zjtq1blakecoar2zuj">
+            <w:hyperlink w:history="1" r:id="rIdsrrnnr24kugcohtdwzrd_">
               <w:r>
                 <w:rPr>
                   <w:rFonts w:ascii="Arial" w:cs="Arial" w:eastAsia="Arial" w:hAnsi="Arial"/>
@@ -24086,7 +24086,7 @@
               <w:spacing w:after="10" w:before="0"/>
               <w:ind w:left="120"/>
             </w:pPr>
-            <w:hyperlink w:history="1" r:id="rIdzp4pcd8qu6l6fdspolqss">
+            <w:hyperlink w:history="1" r:id="rIdoq4aevumtueal-t8lh5vx">
               <w:r>
                 <w:rPr>
                   <w:rFonts w:ascii="Arial" w:cs="Arial" w:eastAsia="Arial" w:hAnsi="Arial"/>
@@ -24313,7 +24313,7 @@
               <w:spacing w:after="10" w:before="0"/>
               <w:ind w:left="120"/>
             </w:pPr>
-            <w:hyperlink w:history="1" r:id="rIdwpg2agidmuitw_wyyz8m4">
+            <w:hyperlink w:history="1" r:id="rIdocxnfmmguxzrmr0c9_ef_">
               <w:r>
                 <w:rPr>
                   <w:rFonts w:ascii="Arial" w:cs="Arial" w:eastAsia="Arial" w:hAnsi="Arial"/>
@@ -24390,7 +24390,7 @@
               <w:spacing w:after="10" w:before="0"/>
               <w:ind w:left="120"/>
             </w:pPr>
-            <w:hyperlink w:history="1" r:id="rId1bhmpjxsokxhzmkgjthhr">
+            <w:hyperlink w:history="1" r:id="rIdsmn_m54uj4xwfyn9jrz15">
               <w:r>
                 <w:rPr>
                   <w:rFonts w:ascii="Arial" w:cs="Arial" w:eastAsia="Arial" w:hAnsi="Arial"/>
@@ -24617,7 +24617,7 @@
               <w:spacing w:after="10" w:before="0"/>
               <w:ind w:left="120"/>
             </w:pPr>
-            <w:hyperlink w:history="1" r:id="rId3kqwfwkjfc89reyscbblp">
+            <w:hyperlink w:history="1" r:id="rId-mwi2k_mrqj_njr_hinmi">
               <w:r>
                 <w:rPr>
                   <w:rFonts w:ascii="Arial" w:cs="Arial" w:eastAsia="Arial" w:hAnsi="Arial"/>
@@ -24694,7 +24694,7 @@
               <w:spacing w:after="10" w:before="0"/>
               <w:ind w:left="120"/>
             </w:pPr>
-            <w:hyperlink w:history="1" r:id="rIdnnzllfx1zjdj3jjrstbxm">
+            <w:hyperlink w:history="1" r:id="rIdfevbo2-ygvm2-m-czi2zf">
               <w:r>
                 <w:rPr>
                   <w:rFonts w:ascii="Arial" w:cs="Arial" w:eastAsia="Arial" w:hAnsi="Arial"/>
@@ -24921,7 +24921,7 @@
               <w:spacing w:after="10" w:before="0"/>
               <w:ind w:left="120"/>
             </w:pPr>
-            <w:hyperlink w:history="1" r:id="rIdp7da2pmzm-pylhlaevrfk">
+            <w:hyperlink w:history="1" r:id="rIdhko7bpkfnj1zv8hyse1nx">
               <w:r>
                 <w:rPr>
                   <w:rFonts w:ascii="Arial" w:cs="Arial" w:eastAsia="Arial" w:hAnsi="Arial"/>
@@ -24998,7 +24998,7 @@
               <w:spacing w:after="10" w:before="0"/>
               <w:ind w:left="120"/>
             </w:pPr>
-            <w:hyperlink w:history="1" r:id="rId7hmy2pi3jibtjqarpjn3j">
+            <w:hyperlink w:history="1" r:id="rId7hkms5-axk2d3t70xwram">
               <w:r>
                 <w:rPr>
                   <w:rFonts w:ascii="Arial" w:cs="Arial" w:eastAsia="Arial" w:hAnsi="Arial"/>
@@ -25753,7 +25753,7 @@
         </w:rPr>
         <w:t xml:space="preserve">© 2026 SeaVuria and ARES. Aligned with KICD objectives. Developed by SeaVuria; technical implementation by ARES (with AI assistance from Claude). Licensed under </w:t>
       </w:r>
-      <w:hyperlink w:history="1" r:id="rIdyx69c2kayqjnbusy2uxka">
+      <w:hyperlink w:history="1" r:id="rId3d2on-vjtj_wg1c3dzfkt">
         <w:r>
           <w:rPr>
             <w:rFonts w:ascii="Arial" w:cs="Arial" w:eastAsia="Arial" w:hAnsi="Arial"/>
@@ -25774,7 +25774,7 @@
         </w:rPr>
         <w:t xml:space="preserve"> (</w:t>
       </w:r>
-      <w:hyperlink w:history="1" r:id="rId7mnsccrenev11aiwu22bi">
+      <w:hyperlink w:history="1" r:id="rIdfegto9p-trjvcszdaed1-">
         <w:r>
           <w:rPr>
             <w:rFonts w:ascii="Arial" w:cs="Arial" w:eastAsia="Arial" w:hAnsi="Arial"/>

--- a/data/outputs/v2/General_Science/SS3.1_Turning_Effect_of_Force/General_Science_Turning_Effect_of_Force_CBE_LessonSequence.docx
+++ b/data/outputs/v2/General_Science/SS3.1_Turning_Effect_of_Force/General_Science_Turning_Effect_of_Force_CBE_LessonSequence.docx
@@ -2086,7 +2086,7 @@
         </w:rPr>
         <w:t xml:space="preserve">© 2026 SeaVuria and ARES. This work is licensed under a </w:t>
       </w:r>
-      <w:hyperlink w:history="1" r:id="rIdj2z7nfokrk9gv8fbhvrgb">
+      <w:hyperlink w:history="1" r:id="rIdwzedoqa0mvztsml0b5pjp">
         <w:r>
           <w:rPr>
             <w:rFonts w:ascii="Arial" w:cs="Arial" w:eastAsia="Arial" w:hAnsi="Arial"/>
@@ -2106,7 +2106,7 @@
         </w:rPr>
         <w:t xml:space="preserve"> (</w:t>
       </w:r>
-      <w:hyperlink w:history="1" r:id="rIdgvld8tkanntjxolsh4xfn">
+      <w:hyperlink w:history="1" r:id="rId1gr_tbrl_neh5rtmq4fdz">
         <w:r>
           <w:rPr>
             <w:rFonts w:ascii="Arial" w:cs="Arial" w:eastAsia="Arial" w:hAnsi="Arial"/>
@@ -2126,7 +2126,7 @@
         </w:rPr>
         <w:t xml:space="preserve">). To view a copy of this license, visit </w:t>
       </w:r>
-      <w:hyperlink w:history="1" r:id="rIdnvynbab6f8umspqizby-l">
+      <w:hyperlink w:history="1" r:id="rId90j_r7o26xmewmpfa_hyh">
         <w:r>
           <w:rPr>
             <w:rFonts w:ascii="Arial" w:cs="Arial" w:eastAsia="Arial" w:hAnsi="Arial"/>
@@ -3138,7 +3138,1291 @@
             <w:pPr>
               <w:spacing w:after="20" w:before="0"/>
             </w:pPr>
-            <w:hyperlink w:history="1" r:id="rIdidso06rn1ps9fdavalt1a">
+            <w:hyperlink w:history="1" r:id="rIdefakexdi_-ttkizxgcg_q">
+              <w:r>
+                <w:rPr>
+                  <w:rFonts w:ascii="Arial" w:cs="Arial" w:eastAsia="Arial" w:hAnsi="Arial"/>
+                  <w:color w:val="2E75B6"/>
+                  <w:sz w:val="16"/>
+                  <w:szCs w:val="16"/>
+                  <w:u w:val="single" w:color="2E75B6"/>
+                </w:rPr>
+                <w:t xml:space="preserve">Introduction to mechanical advantage</w:t>
+              </w:r>
+            </w:hyperlink>
+          </w:p>
+          <w:p>
+            <w:pPr>
+              <w:spacing w:after="20" w:before="0"/>
+            </w:pPr>
+            <w:r>
+              <w:rPr>
+                <w:rFonts w:ascii="Arial" w:cs="Arial" w:eastAsia="Arial" w:hAnsi="Arial"/>
+                <w:i/>
+                <w:iCs/>
+                <w:color w:val="595959"/>
+                <w:sz w:val="16"/>
+                <w:szCs w:val="16"/>
+              </w:rPr>
+              <w:t xml:space="preserve">Related topic: not an exact match for this lesson.</w:t>
+            </w:r>
+          </w:p>
+          <w:p>
+            <w:pPr>
+              <w:spacing w:after="10" w:before="0"/>
+              <w:ind w:left="120"/>
+            </w:pPr>
+            <w:r>
+              <w:rPr>
+                <w:rFonts w:ascii="Arial" w:cs="Arial" w:eastAsia="Arial" w:hAnsi="Arial"/>
+                <w:color w:val="595959"/>
+                <w:sz w:val="14"/>
+                <w:szCs w:val="14"/>
+              </w:rPr>
+              <w:t xml:space="preserve">Source: Khan Academy (English - US curriculum)</w:t>
+            </w:r>
+          </w:p>
+          <w:p>
+            <w:pPr>
+              <w:spacing w:after="10" w:before="0"/>
+              <w:ind w:left="120"/>
+            </w:pPr>
+            <w:hyperlink w:history="1" r:id="rIdzks6bc_yof19klzls4kqb">
+              <w:r>
+                <w:rPr>
+                  <w:rFonts w:ascii="Arial" w:cs="Arial" w:eastAsia="Arial" w:hAnsi="Arial"/>
+                  <w:color w:val="595959"/>
+                  <w:sz w:val="14"/>
+                  <w:szCs w:val="14"/>
+                  <w:u w:val="single" w:color="595959"/>
+                </w:rPr>
+                <w:t xml:space="preserve">🔍 Search ARES for similar videos</w:t>
+              </w:r>
+            </w:hyperlink>
+          </w:p>
+          <w:p>
+            <w:pPr>
+              <w:spacing w:after="40" w:before="0"/>
+            </w:pPr>
+            <w:r>
+              <w:rPr>
+                <w:sz w:val="14"/>
+                <w:szCs w:val="14"/>
+              </w:rPr>
+              <w:t xml:space="preserve"/>
+            </w:r>
+          </w:p>
+          <w:p>
+            <w:pPr>
+              <w:spacing w:after="20" w:before="0"/>
+            </w:pPr>
+            <w:r>
+              <w:rPr>
+                <w:rFonts w:ascii="Arial" w:cs="Arial" w:eastAsia="Arial" w:hAnsi="Arial"/>
+                <w:b/>
+                <w:bCs/>
+                <w:color w:val="1F3864"/>
+                <w:sz w:val="16"/>
+                <w:szCs w:val="16"/>
+              </w:rPr>
+              <w:t xml:space="preserve">📖 READING:</w:t>
+            </w:r>
+          </w:p>
+          <w:p>
+            <w:pPr>
+              <w:spacing w:after="20" w:before="0"/>
+            </w:pPr>
+            <w:r>
+              <w:rPr>
+                <w:rFonts w:ascii="Arial" w:cs="Arial" w:eastAsia="Arial" w:hAnsi="Arial"/>
+                <w:i/>
+                <w:iCs/>
+                <w:color w:val="595959"/>
+                <w:sz w:val="16"/>
+                <w:szCs w:val="16"/>
+              </w:rPr>
+              <w:t xml:space="preserve">No closely matching reading in the ARES library for this activity.</w:t>
+            </w:r>
+          </w:p>
+          <w:p>
+            <w:pPr>
+              <w:spacing w:after="10" w:before="0"/>
+              <w:ind w:left="120"/>
+            </w:pPr>
+            <w:hyperlink w:history="1" r:id="rId1nfvxlnvfrmuncumqpve4">
+              <w:r>
+                <w:rPr>
+                  <w:rFonts w:ascii="Arial" w:cs="Arial" w:eastAsia="Arial" w:hAnsi="Arial"/>
+                  <w:color w:val="595959"/>
+                  <w:sz w:val="14"/>
+                  <w:szCs w:val="14"/>
+                  <w:u w:val="single" w:color="595959"/>
+                </w:rPr>
+                <w:t xml:space="preserve">🔍 Search ARES for readings</w:t>
+              </w:r>
+            </w:hyperlink>
+          </w:p>
+          <w:p>
+            <w:pPr>
+              <w:spacing w:after="10" w:before="0"/>
+              <w:ind w:left="120"/>
+            </w:pPr>
+            <w:r>
+              <w:rPr>
+                <w:rFonts w:ascii="Arial" w:cs="Arial" w:eastAsia="Arial" w:hAnsi="Arial"/>
+                <w:color w:val="595959"/>
+                <w:sz w:val="14"/>
+                <w:szCs w:val="14"/>
+              </w:rPr>
+              <w:t xml:space="preserve">Search terms: turning effect force moments</w:t>
+            </w:r>
+          </w:p>
+        </w:tc>
+        <w:tc>
+          <w:tcPr>
+            <w:tcW w:type="dxa" w:w="3040"/>
+            <w:shd w:fill="FFFFFF" w:color="auto" w:val="clear"/>
+            <w:tcMar>
+              <w:top w:type="dxa" w:w="60"/>
+              <w:left w:type="dxa" w:w="120"/>
+              <w:bottom w:type="dxa" w:w="60"/>
+              <w:right w:type="dxa" w:w="120"/>
+            </w:tcMar>
+            <w:vAlign w:val="top"/>
+          </w:tcPr>
+          <w:p>
+            <w:pPr>
+              <w:spacing w:after="40" w:before="0"/>
+              <w:jc w:val="left"/>
+            </w:pPr>
+            <w:r>
+              <w:rPr>
+                <w:rFonts w:ascii="Arial" w:cs="Arial" w:eastAsia="Arial" w:hAnsi="Arial"/>
+                <w:b w:val="false"/>
+                <w:bCs w:val="false"/>
+                <w:i w:val="false"/>
+                <w:iCs w:val="false"/>
+                <w:color w:val="000000"/>
+                <w:sz w:val="18"/>
+                <w:szCs w:val="18"/>
+              </w:rPr>
+              <w:t xml:space="preserve">Learners watch a 2–3 minute video clip (or observe a live teacher demonstration) of two learners — Amina and Juma — digging the same patch of school-garden soil in Kericho. Amina uses a jembe with a long handle (≈90 cm from blade pivot to grip); Juma uses a jembe with a short handle (≈30 cm from blade pivot to grip). Both jembes have identical metal blades. Amina finishes her row quickly and looks relaxed; Juma struggles, tires rapidly, and barely breaks the soil. Learners then individually complete a structured PREDICT sheet (printed or in exercise books) with three prompts: (1) 'What did you notice?' (2) 'Why do you think Amina found it easier than Juma — write your best explanation in 2–3 sentences.' (3) 'What information would you need to test your explanation?' Learners write silently for 4 minutes with no peer discussion — predictions must be their own uninfluenced ideas.</w:t>
+            </w:r>
+          </w:p>
+        </w:tc>
+        <w:tc>
+          <w:tcPr>
+            <w:tcW w:type="dxa" w:w="3040"/>
+            <w:shd w:fill="F2F2F2" w:color="auto" w:val="clear"/>
+            <w:tcMar>
+              <w:top w:type="dxa" w:w="60"/>
+              <w:left w:type="dxa" w:w="120"/>
+              <w:bottom w:type="dxa" w:w="60"/>
+              <w:right w:type="dxa" w:w="120"/>
+            </w:tcMar>
+            <w:vAlign w:val="top"/>
+          </w:tcPr>
+          <w:p>
+            <w:pPr>
+              <w:spacing w:after="40" w:before="0"/>
+              <w:jc w:val="left"/>
+            </w:pPr>
+            <w:r>
+              <w:rPr>
+                <w:rFonts w:ascii="Arial" w:cs="Arial" w:eastAsia="Arial" w:hAnsi="Arial"/>
+                <w:b w:val="false"/>
+                <w:bCs w:val="false"/>
+                <w:i w:val="false"/>
+                <w:iCs w:val="false"/>
+                <w:color w:val="000000"/>
+                <w:sz w:val="18"/>
+                <w:szCs w:val="18"/>
+              </w:rPr>
+              <w:t xml:space="preserve">BEFORE VIDEO: Teacher says exactly — 'Before I show you anything, I want you to think about the last time you or someone in your family used a jembe. Where did you grip it? Did it matter?' Allow 15 seconds WAIT TIME for private thinking. Then: 'You are about to watch a short clip. Your job is to be a scientist — notice everything, judge nothing yet.' Play the video or conduct the live demonstration. DURING VIDEO: Teacher is silent — do not narrate or explain. AFTER VIDEO (immediate): Teacher says — 'In your exercise book, write the heading: MY PREDICTION — Lesson 1. Now write answers to the three questions on the board. You have 4 minutes. Do not talk to your neighbour yet — I want YOUR thinking, not your friend's.' Teacher circulates, reading over shoulders, and uses a tally on a clipboard to note three categories of prediction emerging: (A) predictions about force size, (B) predictions about distance/position, (C) other. Teacher does NOT correct or affirm any prediction. After 4 minutes, teacher says — 'Pens down. Now, cold-call: I will ask five of you to read your prediction aloud — anyone can be called.' Cold-call 5 learners deliberately choosing a spread: 1 from category A, 1 from B, 1 from C, 1 who seems uncertain, 1 high-confidence writer. After each reading, teacher says only: 'Thank you. Who predicted something similar? Hands up.' Count hands aloud: 'I see eight hands — noted.' Record each prediction verbatim on the board under the heading WHAT WE THINK SO FAR.</w:t>
+            </w:r>
+          </w:p>
+        </w:tc>
+        <w:tc>
+          <w:tcPr>
+            <w:tcW w:type="dxa" w:w="3040"/>
+            <w:shd w:fill="FFFFFF" w:color="auto" w:val="clear"/>
+            <w:tcMar>
+              <w:top w:type="dxa" w:w="60"/>
+              <w:left w:type="dxa" w:w="120"/>
+              <w:bottom w:type="dxa" w:w="60"/>
+              <w:right w:type="dxa" w:w="120"/>
+            </w:tcMar>
+            <w:vAlign w:val="top"/>
+          </w:tcPr>
+          <w:p>
+            <w:pPr>
+              <w:spacing w:after="40" w:before="0"/>
+              <w:jc w:val="left"/>
+            </w:pPr>
+            <w:r>
+              <w:rPr>
+                <w:rFonts w:ascii="Arial" w:cs="Arial" w:eastAsia="Arial" w:hAnsi="Arial"/>
+                <w:b w:val="false"/>
+                <w:bCs w:val="false"/>
+                <w:i w:val="false"/>
+                <w:iCs w:val="false"/>
+                <w:color w:val="000000"/>
+                <w:sz w:val="18"/>
+                <w:szCs w:val="18"/>
+              </w:rPr>
+              <w:t xml:space="preserve">Strategy: INDIVIDUAL WRITTEN PREDICTION BEFORE INSTRUCTION (Elicit-Before-Explain). Rationale: Research consistently shows that committing a prediction to writing before discussion activates prior knowledge, surfaces misconceptions for the teacher to monitor, and creates a personal benchmark learners can revisit and revise. By requiring written predictions before any peer talk, the teacher ensures every learner engages cognitively — not just the most vocal. The teacher's clipboard tally of prediction categories enables targeted questioning in later phases.</w:t>
+            </w:r>
+          </w:p>
+        </w:tc>
+        <w:tc>
+          <w:tcPr>
+            <w:tcW w:type="dxa" w:w="3040"/>
+            <w:shd w:fill="F2F2F2" w:color="auto" w:val="clear"/>
+            <w:tcMar>
+              <w:top w:type="dxa" w:w="60"/>
+              <w:left w:type="dxa" w:w="120"/>
+              <w:bottom w:type="dxa" w:w="60"/>
+              <w:right w:type="dxa" w:w="120"/>
+            </w:tcMar>
+            <w:vAlign w:val="top"/>
+          </w:tcPr>
+          <w:p>
+            <w:pPr>
+              <w:spacing w:after="40" w:before="0"/>
+              <w:jc w:val="left"/>
+            </w:pPr>
+            <w:r>
+              <w:rPr>
+                <w:rFonts w:ascii="Arial" w:cs="Arial" w:eastAsia="Arial" w:hAnsi="Arial"/>
+                <w:b w:val="false"/>
+                <w:bCs w:val="false"/>
+                <w:i w:val="false"/>
+                <w:iCs w:val="false"/>
+                <w:color w:val="000000"/>
+                <w:sz w:val="18"/>
+                <w:szCs w:val="18"/>
+              </w:rPr>
+              <w:t xml:space="preserve">Observable indicator: Every learner has written at least 2 sentences on their PREDICT sheet within 4 minutes. Teacher uses clipboard tally to identify: (i) learners who write only 'the longer one is better' with no causal reasoning (need scaffolding in Phase 2); (ii) learners who spontaneously mention distance or position from the blade (strong prior knowledge — can be used as peer resources later). Teacher records initials of 3–4 learners with undeveloped predictions to check in with during Phase 3.</w:t>
+            </w:r>
+          </w:p>
+        </w:tc>
+      </w:tr>
+      <w:tr>
+        <w:tc>
+          <w:tcPr>
+            <w:tcW w:type="dxa" w:w="1520"/>
+            <w:shd w:fill="D9EEF1" w:color="auto" w:val="clear"/>
+            <w:tcMar>
+              <w:top w:type="dxa" w:w="60"/>
+              <w:left w:type="dxa" w:w="120"/>
+              <w:bottom w:type="dxa" w:w="60"/>
+              <w:right w:type="dxa" w:w="120"/>
+            </w:tcMar>
+            <w:vAlign w:val="top"/>
+          </w:tcPr>
+          <w:p>
+            <w:pPr>
+              <w:spacing w:after="40" w:before="0"/>
+              <w:jc w:val="left"/>
+            </w:pPr>
+            <w:r>
+              <w:rPr>
+                <w:rFonts w:ascii="Arial" w:cs="Arial" w:eastAsia="Arial" w:hAnsi="Arial"/>
+                <w:b/>
+                <w:bCs/>
+                <w:i w:val="false"/>
+                <w:iCs w:val="false"/>
+                <w:color w:val="000000"/>
+                <w:sz w:val="18"/>
+                <w:szCs w:val="18"/>
+              </w:rPr>
+              <w:t xml:space="preserve">Observe Phase</w:t>
+            </w:r>
+          </w:p>
+          <w:p>
+            <w:pPr>
+              <w:spacing w:after="20" w:before="0"/>
+            </w:pPr>
+            <w:r>
+              <w:rPr>
+                <w:rFonts w:ascii="Arial" w:cs="Arial" w:eastAsia="Arial" w:hAnsi="Arial"/>
+                <w:b/>
+                <w:bCs/>
+                <w:color w:val="1F3864"/>
+                <w:sz w:val="16"/>
+                <w:szCs w:val="16"/>
+              </w:rPr>
+              <w:t xml:space="preserve">📹 VIDEO:</w:t>
+            </w:r>
+          </w:p>
+          <w:p>
+            <w:pPr>
+              <w:spacing w:after="20" w:before="0"/>
+            </w:pPr>
+            <w:hyperlink w:history="1" r:id="rIdaukgk-ylek_e9an_hjhrh">
+              <w:r>
+                <w:rPr>
+                  <w:rFonts w:ascii="Arial" w:cs="Arial" w:eastAsia="Arial" w:hAnsi="Arial"/>
+                  <w:color w:val="2E75B6"/>
+                  <w:sz w:val="16"/>
+                  <w:szCs w:val="16"/>
+                  <w:u w:val="single" w:color="2E75B6"/>
+                </w:rPr>
+                <w:t xml:space="preserve">Introduction to mechanical advantage -dubbed(KY)</w:t>
+              </w:r>
+            </w:hyperlink>
+          </w:p>
+          <w:p>
+            <w:pPr>
+              <w:spacing w:after="20" w:before="0"/>
+            </w:pPr>
+            <w:r>
+              <w:rPr>
+                <w:rFonts w:ascii="Arial" w:cs="Arial" w:eastAsia="Arial" w:hAnsi="Arial"/>
+                <w:i/>
+                <w:iCs/>
+                <w:color w:val="595959"/>
+                <w:sz w:val="16"/>
+                <w:szCs w:val="16"/>
+              </w:rPr>
+              <w:t xml:space="preserve">Related topic: not an exact match for this lesson.</w:t>
+            </w:r>
+          </w:p>
+          <w:p>
+            <w:pPr>
+              <w:spacing w:after="10" w:before="0"/>
+              <w:ind w:left="120"/>
+            </w:pPr>
+            <w:r>
+              <w:rPr>
+                <w:rFonts w:ascii="Arial" w:cs="Arial" w:eastAsia="Arial" w:hAnsi="Arial"/>
+                <w:color w:val="595959"/>
+                <w:sz w:val="14"/>
+                <w:szCs w:val="14"/>
+              </w:rPr>
+              <w:t xml:space="preserve">Source: Khan Academy (Kiswahili)</w:t>
+            </w:r>
+          </w:p>
+          <w:p>
+            <w:pPr>
+              <w:spacing w:after="10" w:before="0"/>
+              <w:ind w:left="120"/>
+            </w:pPr>
+            <w:hyperlink w:history="1" r:id="rIdldcbyk-0-tuayuce4wa0s">
+              <w:r>
+                <w:rPr>
+                  <w:rFonts w:ascii="Arial" w:cs="Arial" w:eastAsia="Arial" w:hAnsi="Arial"/>
+                  <w:color w:val="595959"/>
+                  <w:sz w:val="14"/>
+                  <w:szCs w:val="14"/>
+                  <w:u w:val="single" w:color="595959"/>
+                </w:rPr>
+                <w:t xml:space="preserve">🔍 Search ARES for similar videos</w:t>
+              </w:r>
+            </w:hyperlink>
+          </w:p>
+          <w:p>
+            <w:pPr>
+              <w:spacing w:after="40" w:before="0"/>
+            </w:pPr>
+            <w:r>
+              <w:rPr>
+                <w:sz w:val="14"/>
+                <w:szCs w:val="14"/>
+              </w:rPr>
+              <w:t xml:space="preserve"/>
+            </w:r>
+          </w:p>
+          <w:p>
+            <w:pPr>
+              <w:spacing w:after="20" w:before="0"/>
+            </w:pPr>
+            <w:r>
+              <w:rPr>
+                <w:rFonts w:ascii="Arial" w:cs="Arial" w:eastAsia="Arial" w:hAnsi="Arial"/>
+                <w:b/>
+                <w:bCs/>
+                <w:color w:val="1F3864"/>
+                <w:sz w:val="16"/>
+                <w:szCs w:val="16"/>
+              </w:rPr>
+              <w:t xml:space="preserve">📖 READING:</w:t>
+            </w:r>
+          </w:p>
+          <w:p>
+            <w:pPr>
+              <w:spacing w:after="20" w:before="0"/>
+            </w:pPr>
+            <w:r>
+              <w:rPr>
+                <w:rFonts w:ascii="Arial" w:cs="Arial" w:eastAsia="Arial" w:hAnsi="Arial"/>
+                <w:i/>
+                <w:iCs/>
+                <w:color w:val="595959"/>
+                <w:sz w:val="16"/>
+                <w:szCs w:val="16"/>
+              </w:rPr>
+              <w:t xml:space="preserve">No closely matching reading in the ARES library for this activity.</w:t>
+            </w:r>
+          </w:p>
+          <w:p>
+            <w:pPr>
+              <w:spacing w:after="10" w:before="0"/>
+              <w:ind w:left="120"/>
+            </w:pPr>
+            <w:hyperlink w:history="1" r:id="rId_pfppocfp9h0h6hl9lqfp">
+              <w:r>
+                <w:rPr>
+                  <w:rFonts w:ascii="Arial" w:cs="Arial" w:eastAsia="Arial" w:hAnsi="Arial"/>
+                  <w:color w:val="595959"/>
+                  <w:sz w:val="14"/>
+                  <w:szCs w:val="14"/>
+                  <w:u w:val="single" w:color="595959"/>
+                </w:rPr>
+                <w:t xml:space="preserve">🔍 Search ARES for readings</w:t>
+              </w:r>
+            </w:hyperlink>
+          </w:p>
+          <w:p>
+            <w:pPr>
+              <w:spacing w:after="10" w:before="0"/>
+              <w:ind w:left="120"/>
+            </w:pPr>
+            <w:r>
+              <w:rPr>
+                <w:rFonts w:ascii="Arial" w:cs="Arial" w:eastAsia="Arial" w:hAnsi="Arial"/>
+                <w:color w:val="595959"/>
+                <w:sz w:val="14"/>
+                <w:szCs w:val="14"/>
+              </w:rPr>
+              <w:t xml:space="preserve">Search terms: turning effect force moments</w:t>
+            </w:r>
+          </w:p>
+        </w:tc>
+        <w:tc>
+          <w:tcPr>
+            <w:tcW w:type="dxa" w:w="3040"/>
+            <w:shd w:fill="FFFFFF" w:color="auto" w:val="clear"/>
+            <w:tcMar>
+              <w:top w:type="dxa" w:w="60"/>
+              <w:left w:type="dxa" w:w="120"/>
+              <w:bottom w:type="dxa" w:w="60"/>
+              <w:right w:type="dxa" w:w="120"/>
+            </w:tcMar>
+            <w:vAlign w:val="top"/>
+          </w:tcPr>
+          <w:p>
+            <w:pPr>
+              <w:spacing w:after="40" w:before="0"/>
+              <w:jc w:val="left"/>
+            </w:pPr>
+            <w:r>
+              <w:rPr>
+                <w:rFonts w:ascii="Arial" w:cs="Arial" w:eastAsia="Arial" w:hAnsi="Arial"/>
+                <w:b w:val="false"/>
+                <w:bCs w:val="false"/>
+                <w:i w:val="false"/>
+                <w:iCs w:val="false"/>
+                <w:color w:val="000000"/>
+                <w:sz w:val="18"/>
+                <w:szCs w:val="18"/>
+              </w:rPr>
+              <w:t xml:space="preserve">The teacher replays the video (or repeats the demonstration) — this time learners use an OBSERVATION GUIDE to collect structured evidence. The guide has four columns: (1) What I see happening with Amina's long-handled jembe; (2) What I see happening with Juma's short-handled jembe; (3) What is the SAME about both jembes/situations; (4) What is DIFFERENT. Learners complete the guide individually during the second viewing (3 minutes), then share in pairs for 2 minutes using the sentence stem: 'I noticed _____ which made me think _____.' After pair-share, the teacher conducts a whole-class share-out: cold-calls 4 pairs — 'Tell me one thing from your SAME column' and 'Tell me one thing from your DIFFERENT column.' Teacher records all observations on a two-column T-chart on the board: SAME | DIFFERENT. Teacher then introduces a physical analogy: holds up a long ruler and a short pencil and asks — 'If I push at the far end of this ruler, what happens? What if I push right next to my finger?' Learners try this with their own rulers at their desks for 60 seconds — no formal instruction, just play.</w:t>
+            </w:r>
+          </w:p>
+        </w:tc>
+        <w:tc>
+          <w:tcPr>
+            <w:tcW w:type="dxa" w:w="3040"/>
+            <w:shd w:fill="F2F2F2" w:color="auto" w:val="clear"/>
+            <w:tcMar>
+              <w:top w:type="dxa" w:w="60"/>
+              <w:left w:type="dxa" w:w="120"/>
+              <w:bottom w:type="dxa" w:w="60"/>
+              <w:right w:type="dxa" w:w="120"/>
+            </w:tcMar>
+            <w:vAlign w:val="top"/>
+          </w:tcPr>
+          <w:p>
+            <w:pPr>
+              <w:spacing w:after="40" w:before="0"/>
+              <w:jc w:val="left"/>
+            </w:pPr>
+            <w:r>
+              <w:rPr>
+                <w:rFonts w:ascii="Arial" w:cs="Arial" w:eastAsia="Arial" w:hAnsi="Arial"/>
+                <w:b w:val="false"/>
+                <w:bCs w:val="false"/>
+                <w:i w:val="false"/>
+                <w:iCs w:val="false"/>
+                <w:color w:val="000000"/>
+                <w:sz w:val="18"/>
+                <w:szCs w:val="18"/>
+              </w:rPr>
+              <w:t xml:space="preserve">Before second viewing: 'This time, you are collecting evidence — like a detective. Use your observation guide. I will pause the video at 1 minute 10 seconds — use that pause to catch up on your writing.' Play video; pause at 1:10; allow 20 seconds writing time; resume. After video: 'Turn to the person next to you. You have exactly 2 minutes — use the sentence stem on the board: I noticed _____ which made me think _____. Go.' Teacher circulates and listens actively; notes 2 observations that surprise or that contain nascent scientific thinking. After 2 minutes: 'Time. Let us share. I will cold-call four pairs.' Cold-call pairs (not individuals — reduces anxiety). After recording SAME/DIFFERENT T-chart: 'Now — pick up your ruler or a pencil. Push at the far end. Now push right next to your pinching fingers. What do you feel? You have 60 seconds — just notice.' After 60 seconds: 'One word — how does pushing far away feel compared to pushing close? Shout it out — all at once on three. One, two, three—' (whole-class simultaneous response). Record the dominant words (e.g., 'easier', 'stronger', 'less effort') on the board beside the T-chart without explanation.</w:t>
+            </w:r>
+          </w:p>
+        </w:tc>
+        <w:tc>
+          <w:tcPr>
+            <w:tcW w:type="dxa" w:w="3040"/>
+            <w:shd w:fill="FFFFFF" w:color="auto" w:val="clear"/>
+            <w:tcMar>
+              <w:top w:type="dxa" w:w="60"/>
+              <w:left w:type="dxa" w:w="120"/>
+              <w:bottom w:type="dxa" w:w="60"/>
+              <w:right w:type="dxa" w:w="120"/>
+            </w:tcMar>
+            <w:vAlign w:val="top"/>
+          </w:tcPr>
+          <w:p>
+            <w:pPr>
+              <w:spacing w:after="40" w:before="0"/>
+              <w:jc w:val="left"/>
+            </w:pPr>
+            <w:r>
+              <w:rPr>
+                <w:rFonts w:ascii="Arial" w:cs="Arial" w:eastAsia="Arial" w:hAnsi="Arial"/>
+                <w:b w:val="false"/>
+                <w:bCs w:val="false"/>
+                <w:i w:val="false"/>
+                <w:iCs w:val="false"/>
+                <w:color w:val="000000"/>
+                <w:sz w:val="18"/>
+                <w:szCs w:val="18"/>
+              </w:rPr>
+              <w:t xml:space="preserve">Strategy: STRUCTURED OBSERVATION WITH EVIDENCE GUIDE + PHYSICAL ANALOGY. Rationale: The two-column observation guide trains learners to distinguish observations from inferences and to identify variables (same vs. different) — a foundational NGSS Science and Engineering Practice (SEP 3: Planning and Carrying Out Investigations). The ruler analogy bridges the farm context to a classroom-manipulable object, making the phenomenon tangible for learners who may not have used a jembe personally. The simultaneous whole-class shout-out lowers affective risk for the word-generation step.</w:t>
+            </w:r>
+          </w:p>
+        </w:tc>
+        <w:tc>
+          <w:tcPr>
+            <w:tcW w:type="dxa" w:w="3040"/>
+            <w:shd w:fill="F2F2F2" w:color="auto" w:val="clear"/>
+            <w:tcMar>
+              <w:top w:type="dxa" w:w="60"/>
+              <w:left w:type="dxa" w:w="120"/>
+              <w:bottom w:type="dxa" w:w="60"/>
+              <w:right w:type="dxa" w:w="120"/>
+            </w:tcMar>
+            <w:vAlign w:val="top"/>
+          </w:tcPr>
+          <w:p>
+            <w:pPr>
+              <w:spacing w:after="40" w:before="0"/>
+              <w:jc w:val="left"/>
+            </w:pPr>
+            <w:r>
+              <w:rPr>
+                <w:rFonts w:ascii="Arial" w:cs="Arial" w:eastAsia="Arial" w:hAnsi="Arial"/>
+                <w:b w:val="false"/>
+                <w:bCs w:val="false"/>
+                <w:i w:val="false"/>
+                <w:iCs w:val="false"/>
+                <w:color w:val="000000"/>
+                <w:sz w:val="18"/>
+                <w:szCs w:val="18"/>
+              </w:rPr>
+              <w:t xml:space="preserve">Observable indicator: Learner DIFFERENT columns should include at least one reference to handle length, grip position, or distance from the blade. Teacher scans guides during pair-share. Red flag: if fewer than 60% of learners mention distance/position in their DIFFERENT column, the teacher inserts an additional prompt — 'Look specifically at where each person is holding the jembe relative to the metal blade — what is different there?' This re-focuses observation without giving away the explanation.</w:t>
+            </w:r>
+          </w:p>
+        </w:tc>
+      </w:tr>
+      <w:tr>
+        <w:tc>
+          <w:tcPr>
+            <w:tcW w:type="dxa" w:w="1520"/>
+            <w:shd w:fill="E2EFDA" w:color="auto" w:val="clear"/>
+            <w:tcMar>
+              <w:top w:type="dxa" w:w="60"/>
+              <w:left w:type="dxa" w:w="120"/>
+              <w:bottom w:type="dxa" w:w="60"/>
+              <w:right w:type="dxa" w:w="120"/>
+            </w:tcMar>
+            <w:vAlign w:val="top"/>
+          </w:tcPr>
+          <w:p>
+            <w:pPr>
+              <w:spacing w:after="40" w:before="0"/>
+              <w:jc w:val="left"/>
+            </w:pPr>
+            <w:r>
+              <w:rPr>
+                <w:rFonts w:ascii="Arial" w:cs="Arial" w:eastAsia="Arial" w:hAnsi="Arial"/>
+                <w:b/>
+                <w:bCs/>
+                <w:i w:val="false"/>
+                <w:iCs w:val="false"/>
+                <w:color w:val="000000"/>
+                <w:sz w:val="18"/>
+                <w:szCs w:val="18"/>
+              </w:rPr>
+              <w:t xml:space="preserve">Explain Phase</w:t>
+            </w:r>
+          </w:p>
+          <w:p>
+            <w:pPr>
+              <w:spacing w:after="20" w:before="0"/>
+            </w:pPr>
+            <w:r>
+              <w:rPr>
+                <w:rFonts w:ascii="Arial" w:cs="Arial" w:eastAsia="Arial" w:hAnsi="Arial"/>
+                <w:b/>
+                <w:bCs/>
+                <w:color w:val="1F3864"/>
+                <w:sz w:val="16"/>
+                <w:szCs w:val="16"/>
+              </w:rPr>
+              <w:t xml:space="preserve">📹 VIDEO:</w:t>
+            </w:r>
+          </w:p>
+          <w:p>
+            <w:pPr>
+              <w:spacing w:after="20" w:before="0"/>
+            </w:pPr>
+            <w:hyperlink w:history="1" r:id="rIdfz7vgix4t0e0ikg-o9f_l">
+              <w:r>
+                <w:rPr>
+                  <w:rFonts w:ascii="Arial" w:cs="Arial" w:eastAsia="Arial" w:hAnsi="Arial"/>
+                  <w:color w:val="2E75B6"/>
+                  <w:sz w:val="16"/>
+                  <w:szCs w:val="16"/>
+                  <w:u w:val="single" w:color="2E75B6"/>
+                </w:rPr>
+                <w:t xml:space="preserve">Mechanical advantage (part 2)</w:t>
+              </w:r>
+            </w:hyperlink>
+          </w:p>
+          <w:p>
+            <w:pPr>
+              <w:spacing w:after="20" w:before="0"/>
+            </w:pPr>
+            <w:r>
+              <w:rPr>
+                <w:rFonts w:ascii="Arial" w:cs="Arial" w:eastAsia="Arial" w:hAnsi="Arial"/>
+                <w:i/>
+                <w:iCs/>
+                <w:color w:val="595959"/>
+                <w:sz w:val="16"/>
+                <w:szCs w:val="16"/>
+              </w:rPr>
+              <w:t xml:space="preserve">Related topic: not an exact match for this lesson.</w:t>
+            </w:r>
+          </w:p>
+          <w:p>
+            <w:pPr>
+              <w:spacing w:after="10" w:before="0"/>
+              <w:ind w:left="120"/>
+            </w:pPr>
+            <w:r>
+              <w:rPr>
+                <w:rFonts w:ascii="Arial" w:cs="Arial" w:eastAsia="Arial" w:hAnsi="Arial"/>
+                <w:color w:val="595959"/>
+                <w:sz w:val="14"/>
+                <w:szCs w:val="14"/>
+              </w:rPr>
+              <w:t xml:space="preserve">Source: Khan Academy (English - US curriculum)</w:t>
+            </w:r>
+          </w:p>
+          <w:p>
+            <w:pPr>
+              <w:spacing w:after="10" w:before="0"/>
+              <w:ind w:left="120"/>
+            </w:pPr>
+            <w:hyperlink w:history="1" r:id="rIdumfffaxhext6l8oxvffs6">
+              <w:r>
+                <w:rPr>
+                  <w:rFonts w:ascii="Arial" w:cs="Arial" w:eastAsia="Arial" w:hAnsi="Arial"/>
+                  <w:color w:val="595959"/>
+                  <w:sz w:val="14"/>
+                  <w:szCs w:val="14"/>
+                  <w:u w:val="single" w:color="595959"/>
+                </w:rPr>
+                <w:t xml:space="preserve">🔍 Search ARES for similar videos</w:t>
+              </w:r>
+            </w:hyperlink>
+          </w:p>
+          <w:p>
+            <w:pPr>
+              <w:spacing w:after="40" w:before="0"/>
+            </w:pPr>
+            <w:r>
+              <w:rPr>
+                <w:sz w:val="14"/>
+                <w:szCs w:val="14"/>
+              </w:rPr>
+              <w:t xml:space="preserve"/>
+            </w:r>
+          </w:p>
+          <w:p>
+            <w:pPr>
+              <w:spacing w:after="20" w:before="0"/>
+            </w:pPr>
+            <w:r>
+              <w:rPr>
+                <w:rFonts w:ascii="Arial" w:cs="Arial" w:eastAsia="Arial" w:hAnsi="Arial"/>
+                <w:b/>
+                <w:bCs/>
+                <w:color w:val="1F3864"/>
+                <w:sz w:val="16"/>
+                <w:szCs w:val="16"/>
+              </w:rPr>
+              <w:t xml:space="preserve">📖 READING:</w:t>
+            </w:r>
+          </w:p>
+          <w:p>
+            <w:pPr>
+              <w:spacing w:after="20" w:before="0"/>
+            </w:pPr>
+            <w:r>
+              <w:rPr>
+                <w:rFonts w:ascii="Arial" w:cs="Arial" w:eastAsia="Arial" w:hAnsi="Arial"/>
+                <w:i/>
+                <w:iCs/>
+                <w:color w:val="595959"/>
+                <w:sz w:val="16"/>
+                <w:szCs w:val="16"/>
+              </w:rPr>
+              <w:t xml:space="preserve">No closely matching reading in the ARES library for this activity.</w:t>
+            </w:r>
+          </w:p>
+          <w:p>
+            <w:pPr>
+              <w:spacing w:after="10" w:before="0"/>
+              <w:ind w:left="120"/>
+            </w:pPr>
+            <w:hyperlink w:history="1" r:id="rIdwts6isv6sxqvjuqick6dc">
+              <w:r>
+                <w:rPr>
+                  <w:rFonts w:ascii="Arial" w:cs="Arial" w:eastAsia="Arial" w:hAnsi="Arial"/>
+                  <w:color w:val="595959"/>
+                  <w:sz w:val="14"/>
+                  <w:szCs w:val="14"/>
+                  <w:u w:val="single" w:color="595959"/>
+                </w:rPr>
+                <w:t xml:space="preserve">🔍 Search ARES for readings</w:t>
+              </w:r>
+            </w:hyperlink>
+          </w:p>
+          <w:p>
+            <w:pPr>
+              <w:spacing w:after="10" w:before="0"/>
+              <w:ind w:left="120"/>
+            </w:pPr>
+            <w:r>
+              <w:rPr>
+                <w:rFonts w:ascii="Arial" w:cs="Arial" w:eastAsia="Arial" w:hAnsi="Arial"/>
+                <w:color w:val="595959"/>
+                <w:sz w:val="14"/>
+                <w:szCs w:val="14"/>
+              </w:rPr>
+              <w:t xml:space="preserve">Search terms: turning effect force moments</w:t>
+            </w:r>
+          </w:p>
+        </w:tc>
+        <w:tc>
+          <w:tcPr>
+            <w:tcW w:type="dxa" w:w="3040"/>
+            <w:shd w:fill="FFFFFF" w:color="auto" w:val="clear"/>
+            <w:tcMar>
+              <w:top w:type="dxa" w:w="60"/>
+              <w:left w:type="dxa" w:w="120"/>
+              <w:bottom w:type="dxa" w:w="60"/>
+              <w:right w:type="dxa" w:w="120"/>
+            </w:tcMar>
+            <w:vAlign w:val="top"/>
+          </w:tcPr>
+          <w:p>
+            <w:pPr>
+              <w:spacing w:after="40" w:before="0"/>
+              <w:jc w:val="left"/>
+            </w:pPr>
+            <w:r>
+              <w:rPr>
+                <w:rFonts w:ascii="Arial" w:cs="Arial" w:eastAsia="Arial" w:hAnsi="Arial"/>
+                <w:b w:val="false"/>
+                <w:bCs w:val="false"/>
+                <w:i w:val="false"/>
+                <w:iCs w:val="false"/>
+                <w:color w:val="000000"/>
+                <w:sz w:val="18"/>
+                <w:szCs w:val="18"/>
+              </w:rPr>
+              <w:t xml:space="preserve">Learners return to their original PREDICT sheet and use a coloured pen to annotate: 'What would I change or add to my prediction now that I have observed more carefully?' (2 minutes silent writing). Then the class engages in a structured THINK-PAIR-SHARE around the question: 'What is it about where you hold the jembe that matters — and why?' Pairs share with another pair (groups of 4) for 3 minutes; each group of 4 must agree on one shared sentence that starts: 'We think the distance from the blade pivot matters because ___.' Each group writes their agreed sentence on a sticky note (or torn paper strip). Teacher collects all sentences, reads them aloud, and groups them on the board into clusters by theme — without yet confirming any. Teacher then shows a labelled diagram of a jembe (drawn on the board or projected) indicating three points: (A) the metal blade tip touching soil (the pivot/fulcrum), (B) the middle of the handle, (C) the far end of the handle. Teacher asks: 'If you were Amina, which point would you grip — A, B, or C? Show me with your fingers. Hold up one, two, or three fingers — on my count.' Simultaneous finger-vote. Teacher tallies. Then asks: 'Juma gripped near A — why does that make it harder? Write one sentence — you have 90 seconds.'</w:t>
+            </w:r>
+          </w:p>
+        </w:tc>
+        <w:tc>
+          <w:tcPr>
+            <w:tcW w:type="dxa" w:w="3040"/>
+            <w:shd w:fill="F2F2F2" w:color="auto" w:val="clear"/>
+            <w:tcMar>
+              <w:top w:type="dxa" w:w="60"/>
+              <w:left w:type="dxa" w:w="120"/>
+              <w:bottom w:type="dxa" w:w="60"/>
+              <w:right w:type="dxa" w:w="120"/>
+            </w:tcMar>
+            <w:vAlign w:val="top"/>
+          </w:tcPr>
+          <w:p>
+            <w:pPr>
+              <w:spacing w:after="40" w:before="0"/>
+              <w:jc w:val="left"/>
+            </w:pPr>
+            <w:r>
+              <w:rPr>
+                <w:rFonts w:ascii="Arial" w:cs="Arial" w:eastAsia="Arial" w:hAnsi="Arial"/>
+                <w:b w:val="false"/>
+                <w:bCs w:val="false"/>
+                <w:i w:val="false"/>
+                <w:iCs w:val="false"/>
+                <w:color w:val="000000"/>
+                <w:sz w:val="18"/>
+                <w:szCs w:val="18"/>
+              </w:rPr>
+              <w:t xml:space="preserve">Distribute coloured pens (or ask learners to use a different ink colour). 'Go back to your prediction. Do NOT cross anything out — use your coloured pen to add or change. You have 2 minutes.' After 2 minutes: 'Now share with your partner — then join with the pair behind you. Your group of four must write ONE agreed sentence on this strip of paper: We think the distance from the blade pivot matters because ___. You have 3 minutes.' Circulate; when a group is stuck, prompt with: 'Think about the ruler activity — what changed when you pushed further away? Only the position of your push changed — what else might change?' Collect paper strips. Read each aloud with no comment other than 'Interesting' or 'Thank you.' Cluster on board. Draw the jembe diagram. 'Three points — A is the blade, C is the far end of the handle. Where does Amina grip? Show me fingers — 1 for A, 2 for B, 3 for C. On three — one, two, three.' Tally finger votes aloud. Then: 'Write one sentence explaining why gripping near A — near the blade — makes it harder. 90 seconds. Go.' Cold-call 3 learners (choose 1 from the 3–4 flagged in Phase 1 as needing support — to check growth). After each: 'Does anyone want to add to that explanation?' Allow 10 seconds WAIT TIME before accepting additions.</w:t>
+            </w:r>
+          </w:p>
+        </w:tc>
+        <w:tc>
+          <w:tcPr>
+            <w:tcW w:type="dxa" w:w="3040"/>
+            <w:shd w:fill="FFFFFF" w:color="auto" w:val="clear"/>
+            <w:tcMar>
+              <w:top w:type="dxa" w:w="60"/>
+              <w:left w:type="dxa" w:w="120"/>
+              <w:bottom w:type="dxa" w:w="60"/>
+              <w:right w:type="dxa" w:w="120"/>
+            </w:tcMar>
+            <w:vAlign w:val="top"/>
+          </w:tcPr>
+          <w:p>
+            <w:pPr>
+              <w:spacing w:after="40" w:before="0"/>
+              <w:jc w:val="left"/>
+            </w:pPr>
+            <w:r>
+              <w:rPr>
+                <w:rFonts w:ascii="Arial" w:cs="Arial" w:eastAsia="Arial" w:hAnsi="Arial"/>
+                <w:b w:val="false"/>
+                <w:bCs w:val="false"/>
+                <w:i w:val="false"/>
+                <w:iCs w:val="false"/>
+                <w:color w:val="000000"/>
+                <w:sz w:val="18"/>
+                <w:szCs w:val="18"/>
+              </w:rPr>
+              <w:t xml:space="preserve">Strategy: PREDICT-OBSERVE-EXPLAIN (POE) CYCLE with ANNOTATED PREDICTION REVISION. Rationale: Asking learners to annotate rather than replace their original prediction makes their thinking visible and honours the iterative nature of scientific reasoning (NGSS SEP 6: Constructing Explanations). The finger-vote is a low-stakes simultaneous response that gives the teacher instant whole-class data on conceptual readiness without singling out individuals. Grouping sticky-note sentences into thematic clusters on the board is a teacher-led data analysis move that models how scientists look for patterns across multiple explanations.</w:t>
+            </w:r>
+          </w:p>
+        </w:tc>
+        <w:tc>
+          <w:tcPr>
+            <w:tcW w:type="dxa" w:w="3040"/>
+            <w:shd w:fill="F2F2F2" w:color="auto" w:val="clear"/>
+            <w:tcMar>
+              <w:top w:type="dxa" w:w="60"/>
+              <w:left w:type="dxa" w:w="120"/>
+              <w:bottom w:type="dxa" w:w="60"/>
+              <w:right w:type="dxa" w:w="120"/>
+            </w:tcMar>
+            <w:vAlign w:val="top"/>
+          </w:tcPr>
+          <w:p>
+            <w:pPr>
+              <w:spacing w:after="40" w:before="0"/>
+              <w:jc w:val="left"/>
+            </w:pPr>
+            <w:r>
+              <w:rPr>
+                <w:rFonts w:ascii="Arial" w:cs="Arial" w:eastAsia="Arial" w:hAnsi="Arial"/>
+                <w:b w:val="false"/>
+                <w:bCs w:val="false"/>
+                <w:i w:val="false"/>
+                <w:iCs w:val="false"/>
+                <w:color w:val="000000"/>
+                <w:sz w:val="18"/>
+                <w:szCs w:val="18"/>
+              </w:rPr>
+              <w:t xml:space="preserve">Observable indicator: The group agreed-sentences should move beyond 'the longer one is better' toward causal language referencing position or distance. Teacher listens during group work for groups still using purely force-size language ('Amina pushes harder') — these groups need the prompt about the ruler activity. Finger-vote tally: if more than 25% of learners vote for grip position A or B (blade end), this indicates a significant misconception to address explicitly in Lesson 2 when the pivot concept is formalised. Teacher notes the tally in their register.</w:t>
+            </w:r>
+          </w:p>
+        </w:tc>
+      </w:tr>
+      <w:tr>
+        <w:tc>
+          <w:tcPr>
+            <w:tcW w:type="dxa" w:w="1520"/>
+            <w:shd w:fill="FCE4D6" w:color="auto" w:val="clear"/>
+            <w:tcMar>
+              <w:top w:type="dxa" w:w="60"/>
+              <w:left w:type="dxa" w:w="120"/>
+              <w:bottom w:type="dxa" w:w="60"/>
+              <w:right w:type="dxa" w:w="120"/>
+            </w:tcMar>
+            <w:vAlign w:val="top"/>
+          </w:tcPr>
+          <w:p>
+            <w:pPr>
+              <w:spacing w:after="40" w:before="0"/>
+              <w:jc w:val="left"/>
+            </w:pPr>
+            <w:r>
+              <w:rPr>
+                <w:rFonts w:ascii="Arial" w:cs="Arial" w:eastAsia="Arial" w:hAnsi="Arial"/>
+                <w:b/>
+                <w:bCs/>
+                <w:i w:val="false"/>
+                <w:iCs w:val="false"/>
+                <w:color w:val="000000"/>
+                <w:sz w:val="18"/>
+                <w:szCs w:val="18"/>
+              </w:rPr>
+              <w:t xml:space="preserve">Driving Question Board (DQB) Creation</w:t>
+            </w:r>
+          </w:p>
+          <w:p>
+            <w:pPr>
+              <w:spacing w:after="20" w:before="0"/>
+            </w:pPr>
+            <w:r>
+              <w:rPr>
+                <w:rFonts w:ascii="Arial" w:cs="Arial" w:eastAsia="Arial" w:hAnsi="Arial"/>
+                <w:b/>
+                <w:bCs/>
+                <w:color w:val="1F3864"/>
+                <w:sz w:val="16"/>
+                <w:szCs w:val="16"/>
+              </w:rPr>
+              <w:t xml:space="preserve">📹 VIDEO:</w:t>
+            </w:r>
+          </w:p>
+          <w:p>
+            <w:pPr>
+              <w:spacing w:after="20" w:before="0"/>
+            </w:pPr>
+            <w:hyperlink w:history="1" r:id="rIddha8aexuxa3qjdqv-tp2z">
+              <w:r>
+                <w:rPr>
+                  <w:rFonts w:ascii="Arial" w:cs="Arial" w:eastAsia="Arial" w:hAnsi="Arial"/>
+                  <w:color w:val="2E75B6"/>
+                  <w:sz w:val="16"/>
+                  <w:szCs w:val="16"/>
+                  <w:u w:val="single" w:color="2E75B6"/>
+                </w:rPr>
+                <w:t xml:space="preserve">Mechanical advantage (part 2) -dubbed(KY)</w:t>
+              </w:r>
+            </w:hyperlink>
+          </w:p>
+          <w:p>
+            <w:pPr>
+              <w:spacing w:after="20" w:before="0"/>
+            </w:pPr>
+            <w:r>
+              <w:rPr>
+                <w:rFonts w:ascii="Arial" w:cs="Arial" w:eastAsia="Arial" w:hAnsi="Arial"/>
+                <w:i/>
+                <w:iCs/>
+                <w:color w:val="595959"/>
+                <w:sz w:val="16"/>
+                <w:szCs w:val="16"/>
+              </w:rPr>
+              <w:t xml:space="preserve">Related topic: not an exact match for this lesson.</w:t>
+            </w:r>
+          </w:p>
+          <w:p>
+            <w:pPr>
+              <w:spacing w:after="10" w:before="0"/>
+              <w:ind w:left="120"/>
+            </w:pPr>
+            <w:r>
+              <w:rPr>
+                <w:rFonts w:ascii="Arial" w:cs="Arial" w:eastAsia="Arial" w:hAnsi="Arial"/>
+                <w:color w:val="595959"/>
+                <w:sz w:val="14"/>
+                <w:szCs w:val="14"/>
+              </w:rPr>
+              <w:t xml:space="preserve">Source: Khan Academy (Kiswahili)</w:t>
+            </w:r>
+          </w:p>
+          <w:p>
+            <w:pPr>
+              <w:spacing w:after="10" w:before="0"/>
+              <w:ind w:left="120"/>
+            </w:pPr>
+            <w:hyperlink w:history="1" r:id="rIdmvwjsjlgpbafdrzawjs2s">
+              <w:r>
+                <w:rPr>
+                  <w:rFonts w:ascii="Arial" w:cs="Arial" w:eastAsia="Arial" w:hAnsi="Arial"/>
+                  <w:color w:val="595959"/>
+                  <w:sz w:val="14"/>
+                  <w:szCs w:val="14"/>
+                  <w:u w:val="single" w:color="595959"/>
+                </w:rPr>
+                <w:t xml:space="preserve">🔍 Search ARES for similar videos</w:t>
+              </w:r>
+            </w:hyperlink>
+          </w:p>
+          <w:p>
+            <w:pPr>
+              <w:spacing w:after="40" w:before="0"/>
+            </w:pPr>
+            <w:r>
+              <w:rPr>
+                <w:sz w:val="14"/>
+                <w:szCs w:val="14"/>
+              </w:rPr>
+              <w:t xml:space="preserve"/>
+            </w:r>
+          </w:p>
+          <w:p>
+            <w:pPr>
+              <w:spacing w:after="20" w:before="0"/>
+            </w:pPr>
+            <w:r>
+              <w:rPr>
+                <w:rFonts w:ascii="Arial" w:cs="Arial" w:eastAsia="Arial" w:hAnsi="Arial"/>
+                <w:b/>
+                <w:bCs/>
+                <w:color w:val="1F3864"/>
+                <w:sz w:val="16"/>
+                <w:szCs w:val="16"/>
+              </w:rPr>
+              <w:t xml:space="preserve">📖 READING:</w:t>
+            </w:r>
+          </w:p>
+          <w:p>
+            <w:pPr>
+              <w:spacing w:after="20" w:before="0"/>
+            </w:pPr>
+            <w:r>
+              <w:rPr>
+                <w:rFonts w:ascii="Arial" w:cs="Arial" w:eastAsia="Arial" w:hAnsi="Arial"/>
+                <w:i/>
+                <w:iCs/>
+                <w:color w:val="595959"/>
+                <w:sz w:val="16"/>
+                <w:szCs w:val="16"/>
+              </w:rPr>
+              <w:t xml:space="preserve">No closely matching reading in the ARES library for this activity.</w:t>
+            </w:r>
+          </w:p>
+          <w:p>
+            <w:pPr>
+              <w:spacing w:after="10" w:before="0"/>
+              <w:ind w:left="120"/>
+            </w:pPr>
+            <w:hyperlink w:history="1" r:id="rIdtcpdhympm6f5obx-zarrv">
+              <w:r>
+                <w:rPr>
+                  <w:rFonts w:ascii="Arial" w:cs="Arial" w:eastAsia="Arial" w:hAnsi="Arial"/>
+                  <w:color w:val="595959"/>
+                  <w:sz w:val="14"/>
+                  <w:szCs w:val="14"/>
+                  <w:u w:val="single" w:color="595959"/>
+                </w:rPr>
+                <w:t xml:space="preserve">🔍 Search ARES for readings</w:t>
+              </w:r>
+            </w:hyperlink>
+          </w:p>
+          <w:p>
+            <w:pPr>
+              <w:spacing w:after="10" w:before="0"/>
+              <w:ind w:left="120"/>
+            </w:pPr>
+            <w:r>
+              <w:rPr>
+                <w:rFonts w:ascii="Arial" w:cs="Arial" w:eastAsia="Arial" w:hAnsi="Arial"/>
+                <w:color w:val="595959"/>
+                <w:sz w:val="14"/>
+                <w:szCs w:val="14"/>
+              </w:rPr>
+              <w:t xml:space="preserve">Search terms: turning effect force moments</w:t>
+            </w:r>
+          </w:p>
+        </w:tc>
+        <w:tc>
+          <w:tcPr>
+            <w:tcW w:type="dxa" w:w="3040"/>
+            <w:shd w:fill="FFFFFF" w:color="auto" w:val="clear"/>
+            <w:tcMar>
+              <w:top w:type="dxa" w:w="60"/>
+              <w:left w:type="dxa" w:w="120"/>
+              <w:bottom w:type="dxa" w:w="60"/>
+              <w:right w:type="dxa" w:w="120"/>
+            </w:tcMar>
+            <w:vAlign w:val="top"/>
+          </w:tcPr>
+          <w:p>
+            <w:pPr>
+              <w:spacing w:after="40" w:before="0"/>
+              <w:jc w:val="left"/>
+            </w:pPr>
+            <w:r>
+              <w:rPr>
+                <w:rFonts w:ascii="Arial" w:cs="Arial" w:eastAsia="Arial" w:hAnsi="Arial"/>
+                <w:b w:val="false"/>
+                <w:bCs w:val="false"/>
+                <w:i w:val="false"/>
+                <w:iCs w:val="false"/>
+                <w:color w:val="000000"/>
+                <w:sz w:val="18"/>
+                <w:szCs w:val="18"/>
+              </w:rPr>
+              <w:t xml:space="preserve">The teacher formally introduces the Driving Question Board — a dedicated space on the classroom wall (or a large sheet of paper) that will remain visible for the entire sub-strand. The teacher writes the Driving Question at the top in large letters: 'WHY does where you push, pull, or grip something determine how easy or hard it is to make it turn — and how do engineers and farmers in Kenya use this to design better tools?' Learners are each given two small cards (or paper strips): Card 1 — 'Something I notice or wonder from the jembe puzzle'; Card 2 — 'A question I have that I do not yet know how to answer.' Learners write individually (2 minutes), then come up and stick both cards on the DQB in designated zones: WONDERINGS | QUESTIONS. Teacher reads out 5–6 cards, grouping them live on the board: questions about force, questions about distance, questions about other tools, questions about the soil. The teacher explicitly tells the class: 'Every lesson in this sub-strand, we will come back to this board. Some of your questions will be answered by experiments. Others you will answer by calculation. By the last lesson, this board should tell the story of everything you have figured out.'</w:t>
+            </w:r>
+          </w:p>
+        </w:tc>
+        <w:tc>
+          <w:tcPr>
+            <w:tcW w:type="dxa" w:w="3040"/>
+            <w:shd w:fill="F2F2F2" w:color="auto" w:val="clear"/>
+            <w:tcMar>
+              <w:top w:type="dxa" w:w="60"/>
+              <w:left w:type="dxa" w:w="120"/>
+              <w:bottom w:type="dxa" w:w="60"/>
+              <w:right w:type="dxa" w:w="120"/>
+            </w:tcMar>
+            <w:vAlign w:val="top"/>
+          </w:tcPr>
+          <w:p>
+            <w:pPr>
+              <w:spacing w:after="40" w:before="0"/>
+              <w:jc w:val="left"/>
+            </w:pPr>
+            <w:r>
+              <w:rPr>
+                <w:rFonts w:ascii="Arial" w:cs="Arial" w:eastAsia="Arial" w:hAnsi="Arial"/>
+                <w:b w:val="false"/>
+                <w:bCs w:val="false"/>
+                <w:i w:val="false"/>
+                <w:iCs w:val="false"/>
+                <w:color w:val="000000"/>
+                <w:sz w:val="18"/>
+                <w:szCs w:val="18"/>
+              </w:rPr>
+              <w:t xml:space="preserve">Distribute two cards per learner. 'Card 1: something you notice or wonder. Card 2: a question — something you genuinely do not know the answer to yet. No question is too simple. You have 2 minutes.' After writing: 'Come up row by row — stick Card 1 in the WONDERINGS zone, Card 2 in the QUESTIONS zone.' Teacher stands at the DQB and reads cards aloud as learners sit down: 'I am seeing questions about — ' (cluster live): 'why position matters, what happens with other tools like a wheelbarrow or a door, whether heavier people push harder, how farmers in Rift Valley build their tools.' After clustering: 'These are exactly the kinds of questions scientists ask. Our driving question ties all of these together.' Point to the driving question written at the top. Read it aloud twice — ask the class to read it chorally once. Then: 'This board belongs to you. I am the keeper — but the ideas are yours. Let us find out together.' Teacher photographs the DQB with a phone or tablet for the ARES platform record.</w:t>
+            </w:r>
+          </w:p>
+        </w:tc>
+        <w:tc>
+          <w:tcPr>
+            <w:tcW w:type="dxa" w:w="3040"/>
+            <w:shd w:fill="FFFFFF" w:color="auto" w:val="clear"/>
+            <w:tcMar>
+              <w:top w:type="dxa" w:w="60"/>
+              <w:left w:type="dxa" w:w="120"/>
+              <w:bottom w:type="dxa" w:w="60"/>
+              <w:right w:type="dxa" w:w="120"/>
+            </w:tcMar>
+            <w:vAlign w:val="top"/>
+          </w:tcPr>
+          <w:p>
+            <w:pPr>
+              <w:spacing w:after="40" w:before="0"/>
+              <w:jc w:val="left"/>
+            </w:pPr>
+            <w:r>
+              <w:rPr>
+                <w:rFonts w:ascii="Arial" w:cs="Arial" w:eastAsia="Arial" w:hAnsi="Arial"/>
+                <w:b w:val="false"/>
+                <w:bCs w:val="false"/>
+                <w:i w:val="false"/>
+                <w:iCs w:val="false"/>
+                <w:color w:val="000000"/>
+                <w:sz w:val="18"/>
+                <w:szCs w:val="18"/>
+              </w:rPr>
+              <w:t xml:space="preserve">Strategy: DRIVING QUESTION BOARD (DQB) as a KNOWLEDGE-TRACKING ARTEFACT. Rationale: The DQB is a core phenomenon-anchored sensemaking tool drawn from the Next Generation Science Standards storyline approach. By making learner questions public and persistent, it: (i) validates curiosity as a scientific practice (NGSS SEP 1: Asking Questions); (ii) creates accountability — learners can see which questions they have answered in subsequent lessons; (iii) gives the teacher a real-time map of the class's conceptual landscape. Clustering questions by theme models the scientific practice of organising data for pattern-finding.</w:t>
+            </w:r>
+          </w:p>
+        </w:tc>
+        <w:tc>
+          <w:tcPr>
+            <w:tcW w:type="dxa" w:w="3040"/>
+            <w:shd w:fill="F2F2F2" w:color="auto" w:val="clear"/>
+            <w:tcMar>
+              <w:top w:type="dxa" w:w="60"/>
+              <w:left w:type="dxa" w:w="120"/>
+              <w:bottom w:type="dxa" w:w="60"/>
+              <w:right w:type="dxa" w:w="120"/>
+            </w:tcMar>
+            <w:vAlign w:val="top"/>
+          </w:tcPr>
+          <w:p>
+            <w:pPr>
+              <w:spacing w:after="40" w:before="0"/>
+              <w:jc w:val="left"/>
+            </w:pPr>
+            <w:r>
+              <w:rPr>
+                <w:rFonts w:ascii="Arial" w:cs="Arial" w:eastAsia="Arial" w:hAnsi="Arial"/>
+                <w:b w:val="false"/>
+                <w:bCs w:val="false"/>
+                <w:i w:val="false"/>
+                <w:iCs w:val="false"/>
+                <w:color w:val="000000"/>
+                <w:sz w:val="18"/>
+                <w:szCs w:val="18"/>
+              </w:rPr>
+              <w:t xml:space="preserve">Observable indicator: Every learner produces two cards. Quality indicator — Card 2 (question) should be phrased as a genuine question (contains a question word: why, how, what, does). Red flag: cards that are statements rather than questions ('I think long handles are better') suggest the learner has not yet shifted from assertion to inquiry mode — teacher notes these learners for targeted questioning in Lesson 2. Teacher also checks whether any Card 2 questions anticipate the quantitative relationship (e.g., 'Does the length matter by a specific amount?') — these learners may be ready for extension numerical problems in Lesson 3.</w:t>
+            </w:r>
+          </w:p>
+        </w:tc>
+      </w:tr>
+      <w:tr>
+        <w:tc>
+          <w:tcPr>
+            <w:tcW w:type="dxa" w:w="1520"/>
+            <w:shd w:fill="D5E8F0" w:color="auto" w:val="clear"/>
+            <w:tcMar>
+              <w:top w:type="dxa" w:w="60"/>
+              <w:left w:type="dxa" w:w="120"/>
+              <w:bottom w:type="dxa" w:w="60"/>
+              <w:right w:type="dxa" w:w="120"/>
+            </w:tcMar>
+            <w:vAlign w:val="top"/>
+          </w:tcPr>
+          <w:p>
+            <w:pPr>
+              <w:spacing w:after="40" w:before="0"/>
+              <w:jc w:val="left"/>
+            </w:pPr>
+            <w:r>
+              <w:rPr>
+                <w:rFonts w:ascii="Arial" w:cs="Arial" w:eastAsia="Arial" w:hAnsi="Arial"/>
+                <w:b/>
+                <w:bCs/>
+                <w:i w:val="false"/>
+                <w:iCs w:val="false"/>
+                <w:color w:val="000000"/>
+                <w:sz w:val="18"/>
+                <w:szCs w:val="18"/>
+              </w:rPr>
+              <w:t xml:space="preserve">Model Building Phase</w:t>
+            </w:r>
+          </w:p>
+          <w:p>
+            <w:pPr>
+              <w:spacing w:after="20" w:before="0"/>
+            </w:pPr>
+            <w:r>
+              <w:rPr>
+                <w:rFonts w:ascii="Arial" w:cs="Arial" w:eastAsia="Arial" w:hAnsi="Arial"/>
+                <w:b/>
+                <w:bCs/>
+                <w:color w:val="1F3864"/>
+                <w:sz w:val="16"/>
+                <w:szCs w:val="16"/>
+              </w:rPr>
+              <w:t xml:space="preserve">📹 VIDEO:</w:t>
+            </w:r>
+          </w:p>
+          <w:p>
+            <w:pPr>
+              <w:spacing w:after="20" w:before="0"/>
+            </w:pPr>
+            <w:hyperlink w:history="1" r:id="rIdvpx82zwuyckl9swdsvyv0">
               <w:r>
                 <w:rPr>
                   <w:rFonts w:ascii="Arial" w:cs="Arial" w:eastAsia="Arial" w:hAnsi="Arial"/>
@@ -3153,6 +4437,22 @@
           </w:p>
           <w:p>
             <w:pPr>
+              <w:spacing w:after="20" w:before="0"/>
+            </w:pPr>
+            <w:r>
+              <w:rPr>
+                <w:rFonts w:ascii="Arial" w:cs="Arial" w:eastAsia="Arial" w:hAnsi="Arial"/>
+                <w:i/>
+                <w:iCs/>
+                <w:color w:val="595959"/>
+                <w:sz w:val="16"/>
+                <w:szCs w:val="16"/>
+              </w:rPr>
+              <w:t xml:space="preserve">Related topic: not an exact match for this lesson.</w:t>
+            </w:r>
+          </w:p>
+          <w:p>
+            <w:pPr>
               <w:spacing w:after="10" w:before="0"/>
               <w:ind w:left="120"/>
             </w:pPr>
@@ -3171,7 +4471,7 @@
               <w:spacing w:after="10" w:before="0"/>
               <w:ind w:left="120"/>
             </w:pPr>
-            <w:hyperlink w:history="1" r:id="rIdvtfft1ni4_f3a2o_kogjq">
+            <w:hyperlink w:history="1" r:id="rIdlstsploylz4uygpxz-2gr">
               <w:r>
                 <w:rPr>
                   <w:rFonts w:ascii="Arial" w:cs="Arial" w:eastAsia="Arial" w:hAnsi="Arial"/>
@@ -3209,47 +4509,31 @@
                 <w:sz w:val="16"/>
                 <w:szCs w:val="16"/>
               </w:rPr>
-              <w:t xml:space="preserve">📖 EXERCISE:</w:t>
+              <w:t xml:space="preserve">📖 READING:</w:t>
             </w:r>
           </w:p>
           <w:p>
             <w:pPr>
               <w:spacing w:after="20" w:before="0"/>
             </w:pPr>
-            <w:hyperlink w:history="1" r:id="rIdrcostmxiwdpdsjaz1tqqk">
-              <w:r>
-                <w:rPr>
-                  <w:rFonts w:ascii="Arial" w:cs="Arial" w:eastAsia="Arial" w:hAnsi="Arial"/>
-                  <w:color w:val="2E75B6"/>
-                  <w:sz w:val="16"/>
-                  <w:szCs w:val="16"/>
-                  <w:u w:val="single" w:color="2E75B6"/>
-                </w:rPr>
-                <w:t xml:space="preserve">Moments and Centers of Mass, Work and Force, Fluid Forces Practice</w:t>
-              </w:r>
-            </w:hyperlink>
+            <w:r>
+              <w:rPr>
+                <w:rFonts w:ascii="Arial" w:cs="Arial" w:eastAsia="Arial" w:hAnsi="Arial"/>
+                <w:i/>
+                <w:iCs/>
+                <w:color w:val="595959"/>
+                <w:sz w:val="16"/>
+                <w:szCs w:val="16"/>
+              </w:rPr>
+              <w:t xml:space="preserve">No closely matching reading in the ARES library for this activity.</w:t>
+            </w:r>
           </w:p>
           <w:p>
             <w:pPr>
               <w:spacing w:after="10" w:before="0"/>
               <w:ind w:left="120"/>
             </w:pPr>
-            <w:r>
-              <w:rPr>
-                <w:rFonts w:ascii="Arial" w:cs="Arial" w:eastAsia="Arial" w:hAnsi="Arial"/>
-                <w:color w:val="595959"/>
-                <w:sz w:val="14"/>
-                <w:szCs w:val="14"/>
-              </w:rPr>
-              <w:t xml:space="preserve">Source: CK-12</w:t>
-            </w:r>
-          </w:p>
-          <w:p>
-            <w:pPr>
-              <w:spacing w:after="10" w:before="0"/>
-              <w:ind w:left="120"/>
-            </w:pPr>
-            <w:hyperlink w:history="1" r:id="rId6js0vhlwplbywvs_qirwz">
+            <w:hyperlink w:history="1" r:id="rIdroyze_hjfb2piet0bcjbz">
               <w:r>
                 <w:rPr>
                   <w:rFonts w:ascii="Arial" w:cs="Arial" w:eastAsia="Arial" w:hAnsi="Arial"/>
@@ -3258,202 +4542,7 @@
                   <w:szCs w:val="14"/>
                   <w:u w:val="single" w:color="595959"/>
                 </w:rPr>
-                <w:t xml:space="preserve">🔍 Search ARES for similar readings</w:t>
-              </w:r>
-            </w:hyperlink>
-          </w:p>
-        </w:tc>
-        <w:tc>
-          <w:tcPr>
-            <w:tcW w:type="dxa" w:w="3040"/>
-            <w:shd w:fill="FFFFFF" w:color="auto" w:val="clear"/>
-            <w:tcMar>
-              <w:top w:type="dxa" w:w="60"/>
-              <w:left w:type="dxa" w:w="120"/>
-              <w:bottom w:type="dxa" w:w="60"/>
-              <w:right w:type="dxa" w:w="120"/>
-            </w:tcMar>
-            <w:vAlign w:val="top"/>
-          </w:tcPr>
-          <w:p>
-            <w:pPr>
-              <w:spacing w:after="40" w:before="0"/>
-              <w:jc w:val="left"/>
-            </w:pPr>
-            <w:r>
-              <w:rPr>
-                <w:rFonts w:ascii="Arial" w:cs="Arial" w:eastAsia="Arial" w:hAnsi="Arial"/>
-                <w:b w:val="false"/>
-                <w:bCs w:val="false"/>
-                <w:i w:val="false"/>
-                <w:iCs w:val="false"/>
-                <w:color w:val="000000"/>
-                <w:sz w:val="18"/>
-                <w:szCs w:val="18"/>
-              </w:rPr>
-              <w:t xml:space="preserve">Learners watch a 2–3 minute video clip (or observe a live teacher demonstration) of two learners — Amina and Juma — digging the same patch of school-garden soil in Kericho. Amina uses a jembe with a long handle (≈90 cm from blade pivot to grip); Juma uses a jembe with a short handle (≈30 cm from blade pivot to grip). Both jembes have identical metal blades. Amina finishes her row quickly and looks relaxed; Juma struggles, tires rapidly, and barely breaks the soil. Learners then individually complete a structured PREDICT sheet (printed or in exercise books) with three prompts: (1) 'What did you notice?' (2) 'Why do you think Amina found it easier than Juma — write your best explanation in 2–3 sentences.' (3) 'What information would you need to test your explanation?' Learners write silently for 4 minutes with no peer discussion — predictions must be their own uninfluenced ideas.</w:t>
-            </w:r>
-          </w:p>
-        </w:tc>
-        <w:tc>
-          <w:tcPr>
-            <w:tcW w:type="dxa" w:w="3040"/>
-            <w:shd w:fill="F2F2F2" w:color="auto" w:val="clear"/>
-            <w:tcMar>
-              <w:top w:type="dxa" w:w="60"/>
-              <w:left w:type="dxa" w:w="120"/>
-              <w:bottom w:type="dxa" w:w="60"/>
-              <w:right w:type="dxa" w:w="120"/>
-            </w:tcMar>
-            <w:vAlign w:val="top"/>
-          </w:tcPr>
-          <w:p>
-            <w:pPr>
-              <w:spacing w:after="40" w:before="0"/>
-              <w:jc w:val="left"/>
-            </w:pPr>
-            <w:r>
-              <w:rPr>
-                <w:rFonts w:ascii="Arial" w:cs="Arial" w:eastAsia="Arial" w:hAnsi="Arial"/>
-                <w:b w:val="false"/>
-                <w:bCs w:val="false"/>
-                <w:i w:val="false"/>
-                <w:iCs w:val="false"/>
-                <w:color w:val="000000"/>
-                <w:sz w:val="18"/>
-                <w:szCs w:val="18"/>
-              </w:rPr>
-              <w:t xml:space="preserve">BEFORE VIDEO: Teacher says exactly — 'Before I show you anything, I want you to think about the last time you or someone in your family used a jembe. Where did you grip it? Did it matter?' Allow 15 seconds WAIT TIME for private thinking. Then: 'You are about to watch a short clip. Your job is to be a scientist — notice everything, judge nothing yet.' Play the video or conduct the live demonstration. DURING VIDEO: Teacher is silent — do not narrate or explain. AFTER VIDEO (immediate): Teacher says — 'In your exercise book, write the heading: MY PREDICTION — Lesson 1. Now write answers to the three questions on the board. You have 4 minutes. Do not talk to your neighbour yet — I want YOUR thinking, not your friend's.' Teacher circulates, reading over shoulders, and uses a tally on a clipboard to note three categories of prediction emerging: (A) predictions about force size, (B) predictions about distance/position, (C) other. Teacher does NOT correct or affirm any prediction. After 4 minutes, teacher says — 'Pens down. Now, cold-call: I will ask five of you to read your prediction aloud — anyone can be called.' Cold-call 5 learners deliberately choosing a spread: 1 from category A, 1 from B, 1 from C, 1 who seems uncertain, 1 high-confidence writer. After each reading, teacher says only: 'Thank you. Who predicted something similar? Hands up.' Count hands aloud: 'I see eight hands — noted.' Record each prediction verbatim on the board under the heading WHAT WE THINK SO FAR.</w:t>
-            </w:r>
-          </w:p>
-        </w:tc>
-        <w:tc>
-          <w:tcPr>
-            <w:tcW w:type="dxa" w:w="3040"/>
-            <w:shd w:fill="FFFFFF" w:color="auto" w:val="clear"/>
-            <w:tcMar>
-              <w:top w:type="dxa" w:w="60"/>
-              <w:left w:type="dxa" w:w="120"/>
-              <w:bottom w:type="dxa" w:w="60"/>
-              <w:right w:type="dxa" w:w="120"/>
-            </w:tcMar>
-            <w:vAlign w:val="top"/>
-          </w:tcPr>
-          <w:p>
-            <w:pPr>
-              <w:spacing w:after="40" w:before="0"/>
-              <w:jc w:val="left"/>
-            </w:pPr>
-            <w:r>
-              <w:rPr>
-                <w:rFonts w:ascii="Arial" w:cs="Arial" w:eastAsia="Arial" w:hAnsi="Arial"/>
-                <w:b w:val="false"/>
-                <w:bCs w:val="false"/>
-                <w:i w:val="false"/>
-                <w:iCs w:val="false"/>
-                <w:color w:val="000000"/>
-                <w:sz w:val="18"/>
-                <w:szCs w:val="18"/>
-              </w:rPr>
-              <w:t xml:space="preserve">Strategy: INDIVIDUAL WRITTEN PREDICTION BEFORE INSTRUCTION (Elicit-Before-Explain). Rationale: Research consistently shows that committing a prediction to writing before discussion activates prior knowledge, surfaces misconceptions for the teacher to monitor, and creates a personal benchmark learners can revisit and revise. By requiring written predictions before any peer talk, the teacher ensures every learner engages cognitively — not just the most vocal. The teacher's clipboard tally of prediction categories enables targeted questioning in later phases.</w:t>
-            </w:r>
-          </w:p>
-        </w:tc>
-        <w:tc>
-          <w:tcPr>
-            <w:tcW w:type="dxa" w:w="3040"/>
-            <w:shd w:fill="F2F2F2" w:color="auto" w:val="clear"/>
-            <w:tcMar>
-              <w:top w:type="dxa" w:w="60"/>
-              <w:left w:type="dxa" w:w="120"/>
-              <w:bottom w:type="dxa" w:w="60"/>
-              <w:right w:type="dxa" w:w="120"/>
-            </w:tcMar>
-            <w:vAlign w:val="top"/>
-          </w:tcPr>
-          <w:p>
-            <w:pPr>
-              <w:spacing w:after="40" w:before="0"/>
-              <w:jc w:val="left"/>
-            </w:pPr>
-            <w:r>
-              <w:rPr>
-                <w:rFonts w:ascii="Arial" w:cs="Arial" w:eastAsia="Arial" w:hAnsi="Arial"/>
-                <w:b w:val="false"/>
-                <w:bCs w:val="false"/>
-                <w:i w:val="false"/>
-                <w:iCs w:val="false"/>
-                <w:color w:val="000000"/>
-                <w:sz w:val="18"/>
-                <w:szCs w:val="18"/>
-              </w:rPr>
-              <w:t xml:space="preserve">Observable indicator: Every learner has written at least 2 sentences on their PREDICT sheet within 4 minutes. Teacher uses clipboard tally to identify: (i) learners who write only 'the longer one is better' with no causal reasoning (need scaffolding in Phase 2); (ii) learners who spontaneously mention distance or position from the blade (strong prior knowledge — can be used as peer resources later). Teacher records initials of 3–4 learners with undeveloped predictions to check in with during Phase 3.</w:t>
-            </w:r>
-          </w:p>
-        </w:tc>
-      </w:tr>
-      <w:tr>
-        <w:tc>
-          <w:tcPr>
-            <w:tcW w:type="dxa" w:w="1520"/>
-            <w:shd w:fill="D9EEF1" w:color="auto" w:val="clear"/>
-            <w:tcMar>
-              <w:top w:type="dxa" w:w="60"/>
-              <w:left w:type="dxa" w:w="120"/>
-              <w:bottom w:type="dxa" w:w="60"/>
-              <w:right w:type="dxa" w:w="120"/>
-            </w:tcMar>
-            <w:vAlign w:val="top"/>
-          </w:tcPr>
-          <w:p>
-            <w:pPr>
-              <w:spacing w:after="40" w:before="0"/>
-              <w:jc w:val="left"/>
-            </w:pPr>
-            <w:r>
-              <w:rPr>
-                <w:rFonts w:ascii="Arial" w:cs="Arial" w:eastAsia="Arial" w:hAnsi="Arial"/>
-                <w:b/>
-                <w:bCs/>
-                <w:i w:val="false"/>
-                <w:iCs w:val="false"/>
-                <w:color w:val="000000"/>
-                <w:sz w:val="18"/>
-                <w:szCs w:val="18"/>
-              </w:rPr>
-              <w:t xml:space="preserve">Observe Phase</w:t>
-            </w:r>
-          </w:p>
-          <w:p>
-            <w:pPr>
-              <w:spacing w:after="20" w:before="0"/>
-            </w:pPr>
-            <w:r>
-              <w:rPr>
-                <w:rFonts w:ascii="Arial" w:cs="Arial" w:eastAsia="Arial" w:hAnsi="Arial"/>
-                <w:b/>
-                <w:bCs/>
-                <w:color w:val="1F3864"/>
-                <w:sz w:val="16"/>
-                <w:szCs w:val="16"/>
-              </w:rPr>
-              <w:t xml:space="preserve">📹 VIDEO:</w:t>
-            </w:r>
-          </w:p>
-          <w:p>
-            <w:pPr>
-              <w:spacing w:after="20" w:before="0"/>
-            </w:pPr>
-            <w:hyperlink w:history="1" r:id="rIdrhishpadtvknovxyvajtl">
-              <w:r>
-                <w:rPr>
-                  <w:rFonts w:ascii="Arial" w:cs="Arial" w:eastAsia="Arial" w:hAnsi="Arial"/>
-                  <w:color w:val="2E75B6"/>
-                  <w:sz w:val="16"/>
-                  <w:szCs w:val="16"/>
-                  <w:u w:val="single" w:color="2E75B6"/>
-                </w:rPr>
-                <w:t xml:space="preserve">Moments (part 2) -dubbed(KY)</w:t>
+                <w:t xml:space="preserve">🔍 Search ARES for readings</w:t>
               </w:r>
             </w:hyperlink>
           </w:p>
@@ -3469,1022 +4558,8 @@
                 <w:sz w:val="14"/>
                 <w:szCs w:val="14"/>
               </w:rPr>
-              <w:t xml:space="preserve">Source: Khan Academy (Kiswahili)</w:t>
-            </w:r>
-          </w:p>
-          <w:p>
-            <w:pPr>
-              <w:spacing w:after="10" w:before="0"/>
-              <w:ind w:left="120"/>
-            </w:pPr>
-            <w:hyperlink w:history="1" r:id="rIdxfp_y5v9sxmhpzhbizg9l">
-              <w:r>
-                <w:rPr>
-                  <w:rFonts w:ascii="Arial" w:cs="Arial" w:eastAsia="Arial" w:hAnsi="Arial"/>
-                  <w:color w:val="595959"/>
-                  <w:sz w:val="14"/>
-                  <w:szCs w:val="14"/>
-                  <w:u w:val="single" w:color="595959"/>
-                </w:rPr>
-                <w:t xml:space="preserve">🔍 Search ARES for similar videos</w:t>
-              </w:r>
-            </w:hyperlink>
-          </w:p>
-          <w:p>
-            <w:pPr>
-              <w:spacing w:after="40" w:before="0"/>
-            </w:pPr>
-            <w:r>
-              <w:rPr>
-                <w:sz w:val="14"/>
-                <w:szCs w:val="14"/>
-              </w:rPr>
-              <w:t xml:space="preserve"/>
-            </w:r>
-          </w:p>
-          <w:p>
-            <w:pPr>
-              <w:spacing w:after="20" w:before="0"/>
-            </w:pPr>
-            <w:r>
-              <w:rPr>
-                <w:rFonts w:ascii="Arial" w:cs="Arial" w:eastAsia="Arial" w:hAnsi="Arial"/>
-                <w:b/>
-                <w:bCs/>
-                <w:color w:val="1F3864"/>
-                <w:sz w:val="16"/>
-                <w:szCs w:val="16"/>
-              </w:rPr>
-              <w:t xml:space="preserve">📖 EXERCISE:</w:t>
-            </w:r>
-          </w:p>
-          <w:p>
-            <w:pPr>
-              <w:spacing w:after="20" w:before="0"/>
-            </w:pPr>
-            <w:hyperlink w:history="1" r:id="rIdck9dtc9botzqrzmz8xo07">
-              <w:r>
-                <w:rPr>
-                  <w:rFonts w:ascii="Arial" w:cs="Arial" w:eastAsia="Arial" w:hAnsi="Arial"/>
-                  <w:color w:val="2E75B6"/>
-                  <w:sz w:val="16"/>
-                  <w:szCs w:val="16"/>
-                  <w:u w:val="single" w:color="2E75B6"/>
-                </w:rPr>
-                <w:t xml:space="preserve">Moments and Centers of Mass, Work and Force, Fluid Forces Practice</w:t>
-              </w:r>
-            </w:hyperlink>
-          </w:p>
-          <w:p>
-            <w:pPr>
-              <w:spacing w:after="10" w:before="0"/>
-              <w:ind w:left="120"/>
-            </w:pPr>
-            <w:r>
-              <w:rPr>
-                <w:rFonts w:ascii="Arial" w:cs="Arial" w:eastAsia="Arial" w:hAnsi="Arial"/>
-                <w:color w:val="595959"/>
-                <w:sz w:val="14"/>
-                <w:szCs w:val="14"/>
-              </w:rPr>
-              <w:t xml:space="preserve">Source: CK-12</w:t>
-            </w:r>
-          </w:p>
-          <w:p>
-            <w:pPr>
-              <w:spacing w:after="10" w:before="0"/>
-              <w:ind w:left="120"/>
-            </w:pPr>
-            <w:hyperlink w:history="1" r:id="rId7p0_v3llig7xpztkrpz8r">
-              <w:r>
-                <w:rPr>
-                  <w:rFonts w:ascii="Arial" w:cs="Arial" w:eastAsia="Arial" w:hAnsi="Arial"/>
-                  <w:color w:val="595959"/>
-                  <w:sz w:val="14"/>
-                  <w:szCs w:val="14"/>
-                  <w:u w:val="single" w:color="595959"/>
-                </w:rPr>
-                <w:t xml:space="preserve">🔍 Search ARES for similar readings</w:t>
-              </w:r>
-            </w:hyperlink>
-          </w:p>
-        </w:tc>
-        <w:tc>
-          <w:tcPr>
-            <w:tcW w:type="dxa" w:w="3040"/>
-            <w:shd w:fill="FFFFFF" w:color="auto" w:val="clear"/>
-            <w:tcMar>
-              <w:top w:type="dxa" w:w="60"/>
-              <w:left w:type="dxa" w:w="120"/>
-              <w:bottom w:type="dxa" w:w="60"/>
-              <w:right w:type="dxa" w:w="120"/>
-            </w:tcMar>
-            <w:vAlign w:val="top"/>
-          </w:tcPr>
-          <w:p>
-            <w:pPr>
-              <w:spacing w:after="40" w:before="0"/>
-              <w:jc w:val="left"/>
-            </w:pPr>
-            <w:r>
-              <w:rPr>
-                <w:rFonts w:ascii="Arial" w:cs="Arial" w:eastAsia="Arial" w:hAnsi="Arial"/>
-                <w:b w:val="false"/>
-                <w:bCs w:val="false"/>
-                <w:i w:val="false"/>
-                <w:iCs w:val="false"/>
-                <w:color w:val="000000"/>
-                <w:sz w:val="18"/>
-                <w:szCs w:val="18"/>
-              </w:rPr>
-              <w:t xml:space="preserve">The teacher replays the video (or repeats the demonstration) — this time learners use an OBSERVATION GUIDE to collect structured evidence. The guide has four columns: (1) What I see happening with Amina's long-handled jembe; (2) What I see happening with Juma's short-handled jembe; (3) What is the SAME about both jembes/situations; (4) What is DIFFERENT. Learners complete the guide individually during the second viewing (3 minutes), then share in pairs for 2 minutes using the sentence stem: 'I noticed _____ which made me think _____.' After pair-share, the teacher conducts a whole-class share-out: cold-calls 4 pairs — 'Tell me one thing from your SAME column' and 'Tell me one thing from your DIFFERENT column.' Teacher records all observations on a two-column T-chart on the board: SAME | DIFFERENT. Teacher then introduces a physical analogy: holds up a long ruler and a short pencil and asks — 'If I push at the far end of this ruler, what happens? What if I push right next to my finger?' Learners try this with their own rulers at their desks for 60 seconds — no formal instruction, just play.</w:t>
-            </w:r>
-          </w:p>
-        </w:tc>
-        <w:tc>
-          <w:tcPr>
-            <w:tcW w:type="dxa" w:w="3040"/>
-            <w:shd w:fill="F2F2F2" w:color="auto" w:val="clear"/>
-            <w:tcMar>
-              <w:top w:type="dxa" w:w="60"/>
-              <w:left w:type="dxa" w:w="120"/>
-              <w:bottom w:type="dxa" w:w="60"/>
-              <w:right w:type="dxa" w:w="120"/>
-            </w:tcMar>
-            <w:vAlign w:val="top"/>
-          </w:tcPr>
-          <w:p>
-            <w:pPr>
-              <w:spacing w:after="40" w:before="0"/>
-              <w:jc w:val="left"/>
-            </w:pPr>
-            <w:r>
-              <w:rPr>
-                <w:rFonts w:ascii="Arial" w:cs="Arial" w:eastAsia="Arial" w:hAnsi="Arial"/>
-                <w:b w:val="false"/>
-                <w:bCs w:val="false"/>
-                <w:i w:val="false"/>
-                <w:iCs w:val="false"/>
-                <w:color w:val="000000"/>
-                <w:sz w:val="18"/>
-                <w:szCs w:val="18"/>
-              </w:rPr>
-              <w:t xml:space="preserve">Before second viewing: 'This time, you are collecting evidence — like a detective. Use your observation guide. I will pause the video at 1 minute 10 seconds — use that pause to catch up on your writing.' Play video; pause at 1:10; allow 20 seconds writing time; resume. After video: 'Turn to the person next to you. You have exactly 2 minutes — use the sentence stem on the board: I noticed _____ which made me think _____. Go.' Teacher circulates and listens actively; notes 2 observations that surprise or that contain nascent scientific thinking. After 2 minutes: 'Time. Let us share. I will cold-call four pairs.' Cold-call pairs (not individuals — reduces anxiety). After recording SAME/DIFFERENT T-chart: 'Now — pick up your ruler or a pencil. Push at the far end. Now push right next to your pinching fingers. What do you feel? You have 60 seconds — just notice.' After 60 seconds: 'One word — how does pushing far away feel compared to pushing close? Shout it out — all at once on three. One, two, three—' (whole-class simultaneous response). Record the dominant words (e.g., 'easier', 'stronger', 'less effort') on the board beside the T-chart without explanation.</w:t>
-            </w:r>
-          </w:p>
-        </w:tc>
-        <w:tc>
-          <w:tcPr>
-            <w:tcW w:type="dxa" w:w="3040"/>
-            <w:shd w:fill="FFFFFF" w:color="auto" w:val="clear"/>
-            <w:tcMar>
-              <w:top w:type="dxa" w:w="60"/>
-              <w:left w:type="dxa" w:w="120"/>
-              <w:bottom w:type="dxa" w:w="60"/>
-              <w:right w:type="dxa" w:w="120"/>
-            </w:tcMar>
-            <w:vAlign w:val="top"/>
-          </w:tcPr>
-          <w:p>
-            <w:pPr>
-              <w:spacing w:after="40" w:before="0"/>
-              <w:jc w:val="left"/>
-            </w:pPr>
-            <w:r>
-              <w:rPr>
-                <w:rFonts w:ascii="Arial" w:cs="Arial" w:eastAsia="Arial" w:hAnsi="Arial"/>
-                <w:b w:val="false"/>
-                <w:bCs w:val="false"/>
-                <w:i w:val="false"/>
-                <w:iCs w:val="false"/>
-                <w:color w:val="000000"/>
-                <w:sz w:val="18"/>
-                <w:szCs w:val="18"/>
-              </w:rPr>
-              <w:t xml:space="preserve">Strategy: STRUCTURED OBSERVATION WITH EVIDENCE GUIDE + PHYSICAL ANALOGY. Rationale: The two-column observation guide trains learners to distinguish observations from inferences and to identify variables (same vs. different) — a foundational NGSS Science and Engineering Practice (SEP 3: Planning and Carrying Out Investigations). The ruler analogy bridges the farm context to a classroom-manipulable object, making the phenomenon tangible for learners who may not have used a jembe personally. The simultaneous whole-class shout-out lowers affective risk for the word-generation step.</w:t>
-            </w:r>
-          </w:p>
-        </w:tc>
-        <w:tc>
-          <w:tcPr>
-            <w:tcW w:type="dxa" w:w="3040"/>
-            <w:shd w:fill="F2F2F2" w:color="auto" w:val="clear"/>
-            <w:tcMar>
-              <w:top w:type="dxa" w:w="60"/>
-              <w:left w:type="dxa" w:w="120"/>
-              <w:bottom w:type="dxa" w:w="60"/>
-              <w:right w:type="dxa" w:w="120"/>
-            </w:tcMar>
-            <w:vAlign w:val="top"/>
-          </w:tcPr>
-          <w:p>
-            <w:pPr>
-              <w:spacing w:after="40" w:before="0"/>
-              <w:jc w:val="left"/>
-            </w:pPr>
-            <w:r>
-              <w:rPr>
-                <w:rFonts w:ascii="Arial" w:cs="Arial" w:eastAsia="Arial" w:hAnsi="Arial"/>
-                <w:b w:val="false"/>
-                <w:bCs w:val="false"/>
-                <w:i w:val="false"/>
-                <w:iCs w:val="false"/>
-                <w:color w:val="000000"/>
-                <w:sz w:val="18"/>
-                <w:szCs w:val="18"/>
-              </w:rPr>
-              <w:t xml:space="preserve">Observable indicator: Learner DIFFERENT columns should include at least one reference to handle length, grip position, or distance from the blade. Teacher scans guides during pair-share. Red flag: if fewer than 60% of learners mention distance/position in their DIFFERENT column, the teacher inserts an additional prompt — 'Look specifically at where each person is holding the jembe relative to the metal blade — what is different there?' This re-focuses observation without giving away the explanation.</w:t>
-            </w:r>
-          </w:p>
-        </w:tc>
-      </w:tr>
-      <w:tr>
-        <w:tc>
-          <w:tcPr>
-            <w:tcW w:type="dxa" w:w="1520"/>
-            <w:shd w:fill="E2EFDA" w:color="auto" w:val="clear"/>
-            <w:tcMar>
-              <w:top w:type="dxa" w:w="60"/>
-              <w:left w:type="dxa" w:w="120"/>
-              <w:bottom w:type="dxa" w:w="60"/>
-              <w:right w:type="dxa" w:w="120"/>
-            </w:tcMar>
-            <w:vAlign w:val="top"/>
-          </w:tcPr>
-          <w:p>
-            <w:pPr>
-              <w:spacing w:after="40" w:before="0"/>
-              <w:jc w:val="left"/>
-            </w:pPr>
-            <w:r>
-              <w:rPr>
-                <w:rFonts w:ascii="Arial" w:cs="Arial" w:eastAsia="Arial" w:hAnsi="Arial"/>
-                <w:b/>
-                <w:bCs/>
-                <w:i w:val="false"/>
-                <w:iCs w:val="false"/>
-                <w:color w:val="000000"/>
-                <w:sz w:val="18"/>
-                <w:szCs w:val="18"/>
-              </w:rPr>
-              <w:t xml:space="preserve">Explain Phase</w:t>
-            </w:r>
-          </w:p>
-          <w:p>
-            <w:pPr>
-              <w:spacing w:after="20" w:before="0"/>
-            </w:pPr>
-            <w:r>
-              <w:rPr>
-                <w:rFonts w:ascii="Arial" w:cs="Arial" w:eastAsia="Arial" w:hAnsi="Arial"/>
-                <w:b/>
-                <w:bCs/>
-                <w:color w:val="1F3864"/>
-                <w:sz w:val="16"/>
-                <w:szCs w:val="16"/>
-              </w:rPr>
-              <w:t xml:space="preserve">📹 VIDEO:</w:t>
-            </w:r>
-          </w:p>
-          <w:p>
-            <w:pPr>
-              <w:spacing w:after="20" w:before="0"/>
-            </w:pPr>
-            <w:hyperlink w:history="1" r:id="rIdix6ivwna9i2w7hhgqk8xg">
-              <w:r>
-                <w:rPr>
-                  <w:rFonts w:ascii="Arial" w:cs="Arial" w:eastAsia="Arial" w:hAnsi="Arial"/>
-                  <w:color w:val="2E75B6"/>
-                  <w:sz w:val="16"/>
-                  <w:szCs w:val="16"/>
-                  <w:u w:val="single" w:color="2E75B6"/>
-                </w:rPr>
-                <w:t xml:space="preserve">More on moment of inertia</w:t>
-              </w:r>
-            </w:hyperlink>
-          </w:p>
-          <w:p>
-            <w:pPr>
-              <w:spacing w:after="10" w:before="0"/>
-              <w:ind w:left="120"/>
-            </w:pPr>
-            <w:r>
-              <w:rPr>
-                <w:rFonts w:ascii="Arial" w:cs="Arial" w:eastAsia="Arial" w:hAnsi="Arial"/>
-                <w:color w:val="595959"/>
-                <w:sz w:val="14"/>
-                <w:szCs w:val="14"/>
-              </w:rPr>
-              <w:t xml:space="preserve">Source: Khan Academy (English - US curriculum)</w:t>
-            </w:r>
-          </w:p>
-          <w:p>
-            <w:pPr>
-              <w:spacing w:after="10" w:before="0"/>
-              <w:ind w:left="120"/>
-            </w:pPr>
-            <w:hyperlink w:history="1" r:id="rIdewo2palaask6y3ar9wacd">
-              <w:r>
-                <w:rPr>
-                  <w:rFonts w:ascii="Arial" w:cs="Arial" w:eastAsia="Arial" w:hAnsi="Arial"/>
-                  <w:color w:val="595959"/>
-                  <w:sz w:val="14"/>
-                  <w:szCs w:val="14"/>
-                  <w:u w:val="single" w:color="595959"/>
-                </w:rPr>
-                <w:t xml:space="preserve">🔍 Search ARES for similar videos</w:t>
-              </w:r>
-            </w:hyperlink>
-          </w:p>
-          <w:p>
-            <w:pPr>
-              <w:spacing w:after="40" w:before="0"/>
-            </w:pPr>
-            <w:r>
-              <w:rPr>
-                <w:sz w:val="14"/>
-                <w:szCs w:val="14"/>
-              </w:rPr>
-              <w:t xml:space="preserve"/>
-            </w:r>
-          </w:p>
-          <w:p>
-            <w:pPr>
-              <w:spacing w:after="20" w:before="0"/>
-            </w:pPr>
-            <w:r>
-              <w:rPr>
-                <w:rFonts w:ascii="Arial" w:cs="Arial" w:eastAsia="Arial" w:hAnsi="Arial"/>
-                <w:b/>
-                <w:bCs/>
-                <w:color w:val="1F3864"/>
-                <w:sz w:val="16"/>
-                <w:szCs w:val="16"/>
-              </w:rPr>
-              <w:t xml:space="preserve">📖 EXERCISE:</w:t>
-            </w:r>
-          </w:p>
-          <w:p>
-            <w:pPr>
-              <w:spacing w:after="20" w:before="0"/>
-            </w:pPr>
-            <w:hyperlink w:history="1" r:id="rId6z9maslgehv6hhx3r4mr-">
-              <w:r>
-                <w:rPr>
-                  <w:rFonts w:ascii="Arial" w:cs="Arial" w:eastAsia="Arial" w:hAnsi="Arial"/>
-                  <w:color w:val="2E75B6"/>
-                  <w:sz w:val="16"/>
-                  <w:szCs w:val="16"/>
-                  <w:u w:val="single" w:color="2E75B6"/>
-                </w:rPr>
-                <w:t xml:space="preserve">Moments and Centers of Mass, Work and Force, Fluid Forces Practice</w:t>
-              </w:r>
-            </w:hyperlink>
-          </w:p>
-          <w:p>
-            <w:pPr>
-              <w:spacing w:after="10" w:before="0"/>
-              <w:ind w:left="120"/>
-            </w:pPr>
-            <w:r>
-              <w:rPr>
-                <w:rFonts w:ascii="Arial" w:cs="Arial" w:eastAsia="Arial" w:hAnsi="Arial"/>
-                <w:color w:val="595959"/>
-                <w:sz w:val="14"/>
-                <w:szCs w:val="14"/>
-              </w:rPr>
-              <w:t xml:space="preserve">Source: CK-12</w:t>
-            </w:r>
-          </w:p>
-          <w:p>
-            <w:pPr>
-              <w:spacing w:after="10" w:before="0"/>
-              <w:ind w:left="120"/>
-            </w:pPr>
-            <w:hyperlink w:history="1" r:id="rIdpcwy5s-33kizs6va9htcs">
-              <w:r>
-                <w:rPr>
-                  <w:rFonts w:ascii="Arial" w:cs="Arial" w:eastAsia="Arial" w:hAnsi="Arial"/>
-                  <w:color w:val="595959"/>
-                  <w:sz w:val="14"/>
-                  <w:szCs w:val="14"/>
-                  <w:u w:val="single" w:color="595959"/>
-                </w:rPr>
-                <w:t xml:space="preserve">🔍 Search ARES for similar readings</w:t>
-              </w:r>
-            </w:hyperlink>
-          </w:p>
-        </w:tc>
-        <w:tc>
-          <w:tcPr>
-            <w:tcW w:type="dxa" w:w="3040"/>
-            <w:shd w:fill="FFFFFF" w:color="auto" w:val="clear"/>
-            <w:tcMar>
-              <w:top w:type="dxa" w:w="60"/>
-              <w:left w:type="dxa" w:w="120"/>
-              <w:bottom w:type="dxa" w:w="60"/>
-              <w:right w:type="dxa" w:w="120"/>
-            </w:tcMar>
-            <w:vAlign w:val="top"/>
-          </w:tcPr>
-          <w:p>
-            <w:pPr>
-              <w:spacing w:after="40" w:before="0"/>
-              <w:jc w:val="left"/>
-            </w:pPr>
-            <w:r>
-              <w:rPr>
-                <w:rFonts w:ascii="Arial" w:cs="Arial" w:eastAsia="Arial" w:hAnsi="Arial"/>
-                <w:b w:val="false"/>
-                <w:bCs w:val="false"/>
-                <w:i w:val="false"/>
-                <w:iCs w:val="false"/>
-                <w:color w:val="000000"/>
-                <w:sz w:val="18"/>
-                <w:szCs w:val="18"/>
-              </w:rPr>
-              <w:t xml:space="preserve">Learners return to their original PREDICT sheet and use a coloured pen to annotate: 'What would I change or add to my prediction now that I have observed more carefully?' (2 minutes silent writing). Then the class engages in a structured THINK-PAIR-SHARE around the question: 'What is it about where you hold the jembe that matters — and why?' Pairs share with another pair (groups of 4) for 3 minutes; each group of 4 must agree on one shared sentence that starts: 'We think the distance from the blade pivot matters because ___.' Each group writes their agreed sentence on a sticky note (or torn paper strip). Teacher collects all sentences, reads them aloud, and groups them on the board into clusters by theme — without yet confirming any. Teacher then shows a labelled diagram of a jembe (drawn on the board or projected) indicating three points: (A) the metal blade tip touching soil (the pivot/fulcrum), (B) the middle of the handle, (C) the far end of the handle. Teacher asks: 'If you were Amina, which point would you grip — A, B, or C? Show me with your fingers. Hold up one, two, or three fingers — on my count.' Simultaneous finger-vote. Teacher tallies. Then asks: 'Juma gripped near A — why does that make it harder? Write one sentence — you have 90 seconds.'</w:t>
-            </w:r>
-          </w:p>
-        </w:tc>
-        <w:tc>
-          <w:tcPr>
-            <w:tcW w:type="dxa" w:w="3040"/>
-            <w:shd w:fill="F2F2F2" w:color="auto" w:val="clear"/>
-            <w:tcMar>
-              <w:top w:type="dxa" w:w="60"/>
-              <w:left w:type="dxa" w:w="120"/>
-              <w:bottom w:type="dxa" w:w="60"/>
-              <w:right w:type="dxa" w:w="120"/>
-            </w:tcMar>
-            <w:vAlign w:val="top"/>
-          </w:tcPr>
-          <w:p>
-            <w:pPr>
-              <w:spacing w:after="40" w:before="0"/>
-              <w:jc w:val="left"/>
-            </w:pPr>
-            <w:r>
-              <w:rPr>
-                <w:rFonts w:ascii="Arial" w:cs="Arial" w:eastAsia="Arial" w:hAnsi="Arial"/>
-                <w:b w:val="false"/>
-                <w:bCs w:val="false"/>
-                <w:i w:val="false"/>
-                <w:iCs w:val="false"/>
-                <w:color w:val="000000"/>
-                <w:sz w:val="18"/>
-                <w:szCs w:val="18"/>
-              </w:rPr>
-              <w:t xml:space="preserve">Distribute coloured pens (or ask learners to use a different ink colour). 'Go back to your prediction. Do NOT cross anything out — use your coloured pen to add or change. You have 2 minutes.' After 2 minutes: 'Now share with your partner — then join with the pair behind you. Your group of four must write ONE agreed sentence on this strip of paper: We think the distance from the blade pivot matters because ___. You have 3 minutes.' Circulate; when a group is stuck, prompt with: 'Think about the ruler activity — what changed when you pushed further away? Only the position of your push changed — what else might change?' Collect paper strips. Read each aloud with no comment other than 'Interesting' or 'Thank you.' Cluster on board. Draw the jembe diagram. 'Three points — A is the blade, C is the far end of the handle. Where does Amina grip? Show me fingers — 1 for A, 2 for B, 3 for C. On three — one, two, three.' Tally finger votes aloud. Then: 'Write one sentence explaining why gripping near A — near the blade — makes it harder. 90 seconds. Go.' Cold-call 3 learners (choose 1 from the 3–4 flagged in Phase 1 as needing support — to check growth). After each: 'Does anyone want to add to that explanation?' Allow 10 seconds WAIT TIME before accepting additions.</w:t>
-            </w:r>
-          </w:p>
-        </w:tc>
-        <w:tc>
-          <w:tcPr>
-            <w:tcW w:type="dxa" w:w="3040"/>
-            <w:shd w:fill="FFFFFF" w:color="auto" w:val="clear"/>
-            <w:tcMar>
-              <w:top w:type="dxa" w:w="60"/>
-              <w:left w:type="dxa" w:w="120"/>
-              <w:bottom w:type="dxa" w:w="60"/>
-              <w:right w:type="dxa" w:w="120"/>
-            </w:tcMar>
-            <w:vAlign w:val="top"/>
-          </w:tcPr>
-          <w:p>
-            <w:pPr>
-              <w:spacing w:after="40" w:before="0"/>
-              <w:jc w:val="left"/>
-            </w:pPr>
-            <w:r>
-              <w:rPr>
-                <w:rFonts w:ascii="Arial" w:cs="Arial" w:eastAsia="Arial" w:hAnsi="Arial"/>
-                <w:b w:val="false"/>
-                <w:bCs w:val="false"/>
-                <w:i w:val="false"/>
-                <w:iCs w:val="false"/>
-                <w:color w:val="000000"/>
-                <w:sz w:val="18"/>
-                <w:szCs w:val="18"/>
-              </w:rPr>
-              <w:t xml:space="preserve">Strategy: PREDICT-OBSERVE-EXPLAIN (POE) CYCLE with ANNOTATED PREDICTION REVISION. Rationale: Asking learners to annotate rather than replace their original prediction makes their thinking visible and honours the iterative nature of scientific reasoning (NGSS SEP 6: Constructing Explanations). The finger-vote is a low-stakes simultaneous response that gives the teacher instant whole-class data on conceptual readiness without singling out individuals. Grouping sticky-note sentences into thematic clusters on the board is a teacher-led data analysis move that models how scientists look for patterns across multiple explanations.</w:t>
-            </w:r>
-          </w:p>
-        </w:tc>
-        <w:tc>
-          <w:tcPr>
-            <w:tcW w:type="dxa" w:w="3040"/>
-            <w:shd w:fill="F2F2F2" w:color="auto" w:val="clear"/>
-            <w:tcMar>
-              <w:top w:type="dxa" w:w="60"/>
-              <w:left w:type="dxa" w:w="120"/>
-              <w:bottom w:type="dxa" w:w="60"/>
-              <w:right w:type="dxa" w:w="120"/>
-            </w:tcMar>
-            <w:vAlign w:val="top"/>
-          </w:tcPr>
-          <w:p>
-            <w:pPr>
-              <w:spacing w:after="40" w:before="0"/>
-              <w:jc w:val="left"/>
-            </w:pPr>
-            <w:r>
-              <w:rPr>
-                <w:rFonts w:ascii="Arial" w:cs="Arial" w:eastAsia="Arial" w:hAnsi="Arial"/>
-                <w:b w:val="false"/>
-                <w:bCs w:val="false"/>
-                <w:i w:val="false"/>
-                <w:iCs w:val="false"/>
-                <w:color w:val="000000"/>
-                <w:sz w:val="18"/>
-                <w:szCs w:val="18"/>
-              </w:rPr>
-              <w:t xml:space="preserve">Observable indicator: The group agreed-sentences should move beyond 'the longer one is better' toward causal language referencing position or distance. Teacher listens during group work for groups still using purely force-size language ('Amina pushes harder') — these groups need the prompt about the ruler activity. Finger-vote tally: if more than 25% of learners vote for grip position A or B (blade end), this indicates a significant misconception to address explicitly in Lesson 2 when the pivot concept is formalised. Teacher notes the tally in their register.</w:t>
-            </w:r>
-          </w:p>
-        </w:tc>
-      </w:tr>
-      <w:tr>
-        <w:tc>
-          <w:tcPr>
-            <w:tcW w:type="dxa" w:w="1520"/>
-            <w:shd w:fill="FCE4D6" w:color="auto" w:val="clear"/>
-            <w:tcMar>
-              <w:top w:type="dxa" w:w="60"/>
-              <w:left w:type="dxa" w:w="120"/>
-              <w:bottom w:type="dxa" w:w="60"/>
-              <w:right w:type="dxa" w:w="120"/>
-            </w:tcMar>
-            <w:vAlign w:val="top"/>
-          </w:tcPr>
-          <w:p>
-            <w:pPr>
-              <w:spacing w:after="40" w:before="0"/>
-              <w:jc w:val="left"/>
-            </w:pPr>
-            <w:r>
-              <w:rPr>
-                <w:rFonts w:ascii="Arial" w:cs="Arial" w:eastAsia="Arial" w:hAnsi="Arial"/>
-                <w:b/>
-                <w:bCs/>
-                <w:i w:val="false"/>
-                <w:iCs w:val="false"/>
-                <w:color w:val="000000"/>
-                <w:sz w:val="18"/>
-                <w:szCs w:val="18"/>
-              </w:rPr>
-              <w:t xml:space="preserve">Driving Question Board (DQB) Creation</w:t>
-            </w:r>
-          </w:p>
-          <w:p>
-            <w:pPr>
-              <w:spacing w:after="20" w:before="0"/>
-            </w:pPr>
-            <w:r>
-              <w:rPr>
-                <w:rFonts w:ascii="Arial" w:cs="Arial" w:eastAsia="Arial" w:hAnsi="Arial"/>
-                <w:b/>
-                <w:bCs/>
-                <w:color w:val="1F3864"/>
-                <w:sz w:val="16"/>
-                <w:szCs w:val="16"/>
-              </w:rPr>
-              <w:t xml:space="preserve">📹 VIDEO:</w:t>
-            </w:r>
-          </w:p>
-          <w:p>
-            <w:pPr>
-              <w:spacing w:after="20" w:before="0"/>
-            </w:pPr>
-            <w:hyperlink w:history="1" r:id="rIdhxewkog_1bnlqw4t5lwel">
-              <w:r>
-                <w:rPr>
-                  <w:rFonts w:ascii="Arial" w:cs="Arial" w:eastAsia="Arial" w:hAnsi="Arial"/>
-                  <w:color w:val="2E75B6"/>
-                  <w:sz w:val="16"/>
-                  <w:szCs w:val="16"/>
-                  <w:u w:val="single" w:color="2E75B6"/>
-                </w:rPr>
-                <w:t xml:space="preserve">Moments</w:t>
-              </w:r>
-            </w:hyperlink>
-          </w:p>
-          <w:p>
-            <w:pPr>
-              <w:spacing w:after="10" w:before="0"/>
-              <w:ind w:left="120"/>
-            </w:pPr>
-            <w:r>
-              <w:rPr>
-                <w:rFonts w:ascii="Arial" w:cs="Arial" w:eastAsia="Arial" w:hAnsi="Arial"/>
-                <w:color w:val="595959"/>
-                <w:sz w:val="14"/>
-                <w:szCs w:val="14"/>
-              </w:rPr>
-              <w:t xml:space="preserve">Source: Khan Academy (English - US curriculum)</w:t>
-            </w:r>
-          </w:p>
-          <w:p>
-            <w:pPr>
-              <w:spacing w:after="10" w:before="0"/>
-              <w:ind w:left="120"/>
-            </w:pPr>
-            <w:hyperlink w:history="1" r:id="rId_lhssynf4vp3vkccwdzfh">
-              <w:r>
-                <w:rPr>
-                  <w:rFonts w:ascii="Arial" w:cs="Arial" w:eastAsia="Arial" w:hAnsi="Arial"/>
-                  <w:color w:val="595959"/>
-                  <w:sz w:val="14"/>
-                  <w:szCs w:val="14"/>
-                  <w:u w:val="single" w:color="595959"/>
-                </w:rPr>
-                <w:t xml:space="preserve">🔍 Search ARES for similar videos</w:t>
-              </w:r>
-            </w:hyperlink>
-          </w:p>
-          <w:p>
-            <w:pPr>
-              <w:spacing w:after="40" w:before="0"/>
-            </w:pPr>
-            <w:r>
-              <w:rPr>
-                <w:sz w:val="14"/>
-                <w:szCs w:val="14"/>
-              </w:rPr>
-              <w:t xml:space="preserve"/>
-            </w:r>
-          </w:p>
-          <w:p>
-            <w:pPr>
-              <w:spacing w:after="20" w:before="0"/>
-            </w:pPr>
-            <w:r>
-              <w:rPr>
-                <w:rFonts w:ascii="Arial" w:cs="Arial" w:eastAsia="Arial" w:hAnsi="Arial"/>
-                <w:b/>
-                <w:bCs/>
-                <w:color w:val="1F3864"/>
-                <w:sz w:val="16"/>
-                <w:szCs w:val="16"/>
-              </w:rPr>
-              <w:t xml:space="preserve">📖 EXERCISE:</w:t>
-            </w:r>
-          </w:p>
-          <w:p>
-            <w:pPr>
-              <w:spacing w:after="20" w:before="0"/>
-            </w:pPr>
-            <w:hyperlink w:history="1" r:id="rIdkeznjdaav43ux9m-s6v15">
-              <w:r>
-                <w:rPr>
-                  <w:rFonts w:ascii="Arial" w:cs="Arial" w:eastAsia="Arial" w:hAnsi="Arial"/>
-                  <w:color w:val="2E75B6"/>
-                  <w:sz w:val="16"/>
-                  <w:szCs w:val="16"/>
-                  <w:u w:val="single" w:color="2E75B6"/>
-                </w:rPr>
-                <w:t xml:space="preserve">Moments and Centers of Mass, Work and Force, Fluid Forces Practice</w:t>
-              </w:r>
-            </w:hyperlink>
-          </w:p>
-          <w:p>
-            <w:pPr>
-              <w:spacing w:after="10" w:before="0"/>
-              <w:ind w:left="120"/>
-            </w:pPr>
-            <w:r>
-              <w:rPr>
-                <w:rFonts w:ascii="Arial" w:cs="Arial" w:eastAsia="Arial" w:hAnsi="Arial"/>
-                <w:color w:val="595959"/>
-                <w:sz w:val="14"/>
-                <w:szCs w:val="14"/>
-              </w:rPr>
-              <w:t xml:space="preserve">Source: CK-12</w:t>
-            </w:r>
-          </w:p>
-          <w:p>
-            <w:pPr>
-              <w:spacing w:after="10" w:before="0"/>
-              <w:ind w:left="120"/>
-            </w:pPr>
-            <w:hyperlink w:history="1" r:id="rIds41f8csveo6qjay7iqgfx">
-              <w:r>
-                <w:rPr>
-                  <w:rFonts w:ascii="Arial" w:cs="Arial" w:eastAsia="Arial" w:hAnsi="Arial"/>
-                  <w:color w:val="595959"/>
-                  <w:sz w:val="14"/>
-                  <w:szCs w:val="14"/>
-                  <w:u w:val="single" w:color="595959"/>
-                </w:rPr>
-                <w:t xml:space="preserve">🔍 Search ARES for similar readings</w:t>
-              </w:r>
-            </w:hyperlink>
-          </w:p>
-        </w:tc>
-        <w:tc>
-          <w:tcPr>
-            <w:tcW w:type="dxa" w:w="3040"/>
-            <w:shd w:fill="FFFFFF" w:color="auto" w:val="clear"/>
-            <w:tcMar>
-              <w:top w:type="dxa" w:w="60"/>
-              <w:left w:type="dxa" w:w="120"/>
-              <w:bottom w:type="dxa" w:w="60"/>
-              <w:right w:type="dxa" w:w="120"/>
-            </w:tcMar>
-            <w:vAlign w:val="top"/>
-          </w:tcPr>
-          <w:p>
-            <w:pPr>
-              <w:spacing w:after="40" w:before="0"/>
-              <w:jc w:val="left"/>
-            </w:pPr>
-            <w:r>
-              <w:rPr>
-                <w:rFonts w:ascii="Arial" w:cs="Arial" w:eastAsia="Arial" w:hAnsi="Arial"/>
-                <w:b w:val="false"/>
-                <w:bCs w:val="false"/>
-                <w:i w:val="false"/>
-                <w:iCs w:val="false"/>
-                <w:color w:val="000000"/>
-                <w:sz w:val="18"/>
-                <w:szCs w:val="18"/>
-              </w:rPr>
-              <w:t xml:space="preserve">The teacher formally introduces the Driving Question Board — a dedicated space on the classroom wall (or a large sheet of paper) that will remain visible for the entire sub-strand. The teacher writes the Driving Question at the top in large letters: 'WHY does where you push, pull, or grip something determine how easy or hard it is to make it turn — and how do engineers and farmers in Kenya use this to design better tools?' Learners are each given two small cards (or paper strips): Card 1 — 'Something I notice or wonder from the jembe puzzle'; Card 2 — 'A question I have that I do not yet know how to answer.' Learners write individually (2 minutes), then come up and stick both cards on the DQB in designated zones: WONDERINGS | QUESTIONS. Teacher reads out 5–6 cards, grouping them live on the board: questions about force, questions about distance, questions about other tools, questions about the soil. The teacher explicitly tells the class: 'Every lesson in this sub-strand, we will come back to this board. Some of your questions will be answered by experiments. Others you will answer by calculation. By the last lesson, this board should tell the story of everything you have figured out.'</w:t>
-            </w:r>
-          </w:p>
-        </w:tc>
-        <w:tc>
-          <w:tcPr>
-            <w:tcW w:type="dxa" w:w="3040"/>
-            <w:shd w:fill="F2F2F2" w:color="auto" w:val="clear"/>
-            <w:tcMar>
-              <w:top w:type="dxa" w:w="60"/>
-              <w:left w:type="dxa" w:w="120"/>
-              <w:bottom w:type="dxa" w:w="60"/>
-              <w:right w:type="dxa" w:w="120"/>
-            </w:tcMar>
-            <w:vAlign w:val="top"/>
-          </w:tcPr>
-          <w:p>
-            <w:pPr>
-              <w:spacing w:after="40" w:before="0"/>
-              <w:jc w:val="left"/>
-            </w:pPr>
-            <w:r>
-              <w:rPr>
-                <w:rFonts w:ascii="Arial" w:cs="Arial" w:eastAsia="Arial" w:hAnsi="Arial"/>
-                <w:b w:val="false"/>
-                <w:bCs w:val="false"/>
-                <w:i w:val="false"/>
-                <w:iCs w:val="false"/>
-                <w:color w:val="000000"/>
-                <w:sz w:val="18"/>
-                <w:szCs w:val="18"/>
-              </w:rPr>
-              <w:t xml:space="preserve">Distribute two cards per learner. 'Card 1: something you notice or wonder. Card 2: a question — something you genuinely do not know the answer to yet. No question is too simple. You have 2 minutes.' After writing: 'Come up row by row — stick Card 1 in the WONDERINGS zone, Card 2 in the QUESTIONS zone.' Teacher stands at the DQB and reads cards aloud as learners sit down: 'I am seeing questions about — ' (cluster live): 'why position matters, what happens with other tools like a wheelbarrow or a door, whether heavier people push harder, how farmers in Rift Valley build their tools.' After clustering: 'These are exactly the kinds of questions scientists ask. Our driving question ties all of these together.' Point to the driving question written at the top. Read it aloud twice — ask the class to read it chorally once. Then: 'This board belongs to you. I am the keeper — but the ideas are yours. Let us find out together.' Teacher photographs the DQB with a phone or tablet for the ARES platform record.</w:t>
-            </w:r>
-          </w:p>
-        </w:tc>
-        <w:tc>
-          <w:tcPr>
-            <w:tcW w:type="dxa" w:w="3040"/>
-            <w:shd w:fill="FFFFFF" w:color="auto" w:val="clear"/>
-            <w:tcMar>
-              <w:top w:type="dxa" w:w="60"/>
-              <w:left w:type="dxa" w:w="120"/>
-              <w:bottom w:type="dxa" w:w="60"/>
-              <w:right w:type="dxa" w:w="120"/>
-            </w:tcMar>
-            <w:vAlign w:val="top"/>
-          </w:tcPr>
-          <w:p>
-            <w:pPr>
-              <w:spacing w:after="40" w:before="0"/>
-              <w:jc w:val="left"/>
-            </w:pPr>
-            <w:r>
-              <w:rPr>
-                <w:rFonts w:ascii="Arial" w:cs="Arial" w:eastAsia="Arial" w:hAnsi="Arial"/>
-                <w:b w:val="false"/>
-                <w:bCs w:val="false"/>
-                <w:i w:val="false"/>
-                <w:iCs w:val="false"/>
-                <w:color w:val="000000"/>
-                <w:sz w:val="18"/>
-                <w:szCs w:val="18"/>
-              </w:rPr>
-              <w:t xml:space="preserve">Strategy: DRIVING QUESTION BOARD (DQB) as a KNOWLEDGE-TRACKING ARTEFACT. Rationale: The DQB is a core phenomenon-anchored sensemaking tool drawn from the Next Generation Science Standards storyline approach. By making learner questions public and persistent, it: (i) validates curiosity as a scientific practice (NGSS SEP 1: Asking Questions); (ii) creates accountability — learners can see which questions they have answered in subsequent lessons; (iii) gives the teacher a real-time map of the class's conceptual landscape. Clustering questions by theme models the scientific practice of organising data for pattern-finding.</w:t>
-            </w:r>
-          </w:p>
-        </w:tc>
-        <w:tc>
-          <w:tcPr>
-            <w:tcW w:type="dxa" w:w="3040"/>
-            <w:shd w:fill="F2F2F2" w:color="auto" w:val="clear"/>
-            <w:tcMar>
-              <w:top w:type="dxa" w:w="60"/>
-              <w:left w:type="dxa" w:w="120"/>
-              <w:bottom w:type="dxa" w:w="60"/>
-              <w:right w:type="dxa" w:w="120"/>
-            </w:tcMar>
-            <w:vAlign w:val="top"/>
-          </w:tcPr>
-          <w:p>
-            <w:pPr>
-              <w:spacing w:after="40" w:before="0"/>
-              <w:jc w:val="left"/>
-            </w:pPr>
-            <w:r>
-              <w:rPr>
-                <w:rFonts w:ascii="Arial" w:cs="Arial" w:eastAsia="Arial" w:hAnsi="Arial"/>
-                <w:b w:val="false"/>
-                <w:bCs w:val="false"/>
-                <w:i w:val="false"/>
-                <w:iCs w:val="false"/>
-                <w:color w:val="000000"/>
-                <w:sz w:val="18"/>
-                <w:szCs w:val="18"/>
-              </w:rPr>
-              <w:t xml:space="preserve">Observable indicator: Every learner produces two cards. Quality indicator — Card 2 (question) should be phrased as a genuine question (contains a question word: why, how, what, does). Red flag: cards that are statements rather than questions ('I think long handles are better') suggest the learner has not yet shifted from assertion to inquiry mode — teacher notes these learners for targeted questioning in Lesson 2. Teacher also checks whether any Card 2 questions anticipate the quantitative relationship (e.g., 'Does the length matter by a specific amount?') — these learners may be ready for extension numerical problems in Lesson 3.</w:t>
-            </w:r>
-          </w:p>
-        </w:tc>
-      </w:tr>
-      <w:tr>
-        <w:tc>
-          <w:tcPr>
-            <w:tcW w:type="dxa" w:w="1520"/>
-            <w:shd w:fill="D5E8F0" w:color="auto" w:val="clear"/>
-            <w:tcMar>
-              <w:top w:type="dxa" w:w="60"/>
-              <w:left w:type="dxa" w:w="120"/>
-              <w:bottom w:type="dxa" w:w="60"/>
-              <w:right w:type="dxa" w:w="120"/>
-            </w:tcMar>
-            <w:vAlign w:val="top"/>
-          </w:tcPr>
-          <w:p>
-            <w:pPr>
-              <w:spacing w:after="40" w:before="0"/>
-              <w:jc w:val="left"/>
-            </w:pPr>
-            <w:r>
-              <w:rPr>
-                <w:rFonts w:ascii="Arial" w:cs="Arial" w:eastAsia="Arial" w:hAnsi="Arial"/>
-                <w:b/>
-                <w:bCs/>
-                <w:i w:val="false"/>
-                <w:iCs w:val="false"/>
-                <w:color w:val="000000"/>
-                <w:sz w:val="18"/>
-                <w:szCs w:val="18"/>
-              </w:rPr>
-              <w:t xml:space="preserve">Model Building Phase</w:t>
-            </w:r>
-          </w:p>
-          <w:p>
-            <w:pPr>
-              <w:spacing w:after="20" w:before="0"/>
-            </w:pPr>
-            <w:r>
-              <w:rPr>
-                <w:rFonts w:ascii="Arial" w:cs="Arial" w:eastAsia="Arial" w:hAnsi="Arial"/>
-                <w:b/>
-                <w:bCs/>
-                <w:color w:val="1F3864"/>
-                <w:sz w:val="16"/>
-                <w:szCs w:val="16"/>
-              </w:rPr>
-              <w:t xml:space="preserve">📹 VIDEO:</w:t>
-            </w:r>
-          </w:p>
-          <w:p>
-            <w:pPr>
-              <w:spacing w:after="20" w:before="0"/>
-            </w:pPr>
-            <w:hyperlink w:history="1" r:id="rId--gjb3vyc6jxoe89fgxie">
-              <w:r>
-                <w:rPr>
-                  <w:rFonts w:ascii="Arial" w:cs="Arial" w:eastAsia="Arial" w:hAnsi="Arial"/>
-                  <w:color w:val="2E75B6"/>
-                  <w:sz w:val="16"/>
-                  <w:szCs w:val="16"/>
-                  <w:u w:val="single" w:color="2E75B6"/>
-                </w:rPr>
-                <w:t xml:space="preserve">Moments (part 2)</w:t>
-              </w:r>
-            </w:hyperlink>
-          </w:p>
-          <w:p>
-            <w:pPr>
-              <w:spacing w:after="10" w:before="0"/>
-              <w:ind w:left="120"/>
-            </w:pPr>
-            <w:r>
-              <w:rPr>
-                <w:rFonts w:ascii="Arial" w:cs="Arial" w:eastAsia="Arial" w:hAnsi="Arial"/>
-                <w:color w:val="595959"/>
-                <w:sz w:val="14"/>
-                <w:szCs w:val="14"/>
-              </w:rPr>
-              <w:t xml:space="preserve">Source: Khan Academy (English - US curriculum)</w:t>
-            </w:r>
-          </w:p>
-          <w:p>
-            <w:pPr>
-              <w:spacing w:after="10" w:before="0"/>
-              <w:ind w:left="120"/>
-            </w:pPr>
-            <w:hyperlink w:history="1" r:id="rIdme0itdymh69nyqzba_oh6">
-              <w:r>
-                <w:rPr>
-                  <w:rFonts w:ascii="Arial" w:cs="Arial" w:eastAsia="Arial" w:hAnsi="Arial"/>
-                  <w:color w:val="595959"/>
-                  <w:sz w:val="14"/>
-                  <w:szCs w:val="14"/>
-                  <w:u w:val="single" w:color="595959"/>
-                </w:rPr>
-                <w:t xml:space="preserve">🔍 Search ARES for similar videos</w:t>
-              </w:r>
-            </w:hyperlink>
-          </w:p>
-          <w:p>
-            <w:pPr>
-              <w:spacing w:after="40" w:before="0"/>
-            </w:pPr>
-            <w:r>
-              <w:rPr>
-                <w:sz w:val="14"/>
-                <w:szCs w:val="14"/>
-              </w:rPr>
-              <w:t xml:space="preserve"/>
-            </w:r>
-          </w:p>
-          <w:p>
-            <w:pPr>
-              <w:spacing w:after="20" w:before="0"/>
-            </w:pPr>
-            <w:r>
-              <w:rPr>
-                <w:rFonts w:ascii="Arial" w:cs="Arial" w:eastAsia="Arial" w:hAnsi="Arial"/>
-                <w:b/>
-                <w:bCs/>
-                <w:color w:val="1F3864"/>
-                <w:sz w:val="16"/>
-                <w:szCs w:val="16"/>
-              </w:rPr>
-              <w:t xml:space="preserve">📖 EXERCISE:</w:t>
-            </w:r>
-          </w:p>
-          <w:p>
-            <w:pPr>
-              <w:spacing w:after="20" w:before="0"/>
-            </w:pPr>
-            <w:hyperlink w:history="1" r:id="rIdemj-1tqbt7ivoigyvvwhg">
-              <w:r>
-                <w:rPr>
-                  <w:rFonts w:ascii="Arial" w:cs="Arial" w:eastAsia="Arial" w:hAnsi="Arial"/>
-                  <w:color w:val="2E75B6"/>
-                  <w:sz w:val="16"/>
-                  <w:szCs w:val="16"/>
-                  <w:u w:val="single" w:color="2E75B6"/>
-                </w:rPr>
-                <w:t xml:space="preserve">Moments and Centers of Mass, Work and Force, Fluid Forces Practice</w:t>
-              </w:r>
-            </w:hyperlink>
-          </w:p>
-          <w:p>
-            <w:pPr>
-              <w:spacing w:after="10" w:before="0"/>
-              <w:ind w:left="120"/>
-            </w:pPr>
-            <w:r>
-              <w:rPr>
-                <w:rFonts w:ascii="Arial" w:cs="Arial" w:eastAsia="Arial" w:hAnsi="Arial"/>
-                <w:color w:val="595959"/>
-                <w:sz w:val="14"/>
-                <w:szCs w:val="14"/>
-              </w:rPr>
-              <w:t xml:space="preserve">Source: CK-12</w:t>
-            </w:r>
-          </w:p>
-          <w:p>
-            <w:pPr>
-              <w:spacing w:after="10" w:before="0"/>
-              <w:ind w:left="120"/>
-            </w:pPr>
-            <w:hyperlink w:history="1" r:id="rIdfvjqcdvsfjqtp0hvsircq">
-              <w:r>
-                <w:rPr>
-                  <w:rFonts w:ascii="Arial" w:cs="Arial" w:eastAsia="Arial" w:hAnsi="Arial"/>
-                  <w:color w:val="595959"/>
-                  <w:sz w:val="14"/>
-                  <w:szCs w:val="14"/>
-                  <w:u w:val="single" w:color="595959"/>
-                </w:rPr>
-                <w:t xml:space="preserve">🔍 Search ARES for similar readings</w:t>
-              </w:r>
-            </w:hyperlink>
+              <w:t xml:space="preserve">Search terms: turning effect force moments</w:t>
+            </w:r>
           </w:p>
         </w:tc>
         <w:tc>
@@ -5080,7 +5155,7 @@
         </w:rPr>
         <w:t xml:space="preserve">© 2026 SeaVuria and ARES. Aligned with KICD objectives. Developed by SeaVuria; technical implementation by ARES (with AI assistance from Claude). Licensed under </w:t>
       </w:r>
-      <w:hyperlink w:history="1" r:id="rIder8eyno1f6fwlrswry5lo">
+      <w:hyperlink w:history="1" r:id="rIdxof-zv4iqdnwft6l-2tiq">
         <w:r>
           <w:rPr>
             <w:rFonts w:ascii="Arial" w:cs="Arial" w:eastAsia="Arial" w:hAnsi="Arial"/>
@@ -5101,7 +5176,7 @@
         </w:rPr>
         <w:t xml:space="preserve"> (</w:t>
       </w:r>
-      <w:hyperlink w:history="1" r:id="rId2wx2kmcpbgexrea_ygp7g">
+      <w:hyperlink w:history="1" r:id="rIdwgc775dw6m7lwhri2go3u">
         <w:r>
           <w:rPr>
             <w:rFonts w:ascii="Arial" w:cs="Arial" w:eastAsia="Arial" w:hAnsi="Arial"/>
@@ -6114,40 +6189,24 @@
             <w:pPr>
               <w:spacing w:after="20" w:before="0"/>
             </w:pPr>
-            <w:hyperlink w:history="1" r:id="rIdamycz1bgs8dhbigdgw1jc">
-              <w:r>
-                <w:rPr>
-                  <w:rFonts w:ascii="Arial" w:cs="Arial" w:eastAsia="Arial" w:hAnsi="Arial"/>
-                  <w:color w:val="2E75B6"/>
-                  <w:sz w:val="16"/>
-                  <w:szCs w:val="16"/>
-                  <w:u w:val="single" w:color="2E75B6"/>
-                </w:rPr>
-                <w:t xml:space="preserve">Parallel &amp; perpendicular lines</w:t>
-              </w:r>
-            </w:hyperlink>
+            <w:r>
+              <w:rPr>
+                <w:rFonts w:ascii="Arial" w:cs="Arial" w:eastAsia="Arial" w:hAnsi="Arial"/>
+                <w:i/>
+                <w:iCs/>
+                <w:color w:val="595959"/>
+                <w:sz w:val="16"/>
+                <w:szCs w:val="16"/>
+              </w:rPr>
+              <w:t xml:space="preserve">No closely matching video in the ARES library for this activity.</w:t>
+            </w:r>
           </w:p>
           <w:p>
             <w:pPr>
               <w:spacing w:after="10" w:before="0"/>
               <w:ind w:left="120"/>
             </w:pPr>
-            <w:r>
-              <w:rPr>
-                <w:rFonts w:ascii="Arial" w:cs="Arial" w:eastAsia="Arial" w:hAnsi="Arial"/>
-                <w:color w:val="595959"/>
-                <w:sz w:val="14"/>
-                <w:szCs w:val="14"/>
-              </w:rPr>
-              <w:t xml:space="preserve">Source: Khan Academy (English - US curriculum)</w:t>
-            </w:r>
-          </w:p>
-          <w:p>
-            <w:pPr>
-              <w:spacing w:after="10" w:before="0"/>
-              <w:ind w:left="120"/>
-            </w:pPr>
-            <w:hyperlink w:history="1" r:id="rIdj15tddok3h_yznjkx7vdk">
+            <w:hyperlink w:history="1" r:id="rId7qqvpkhvdzq5mjm8wozfr">
               <w:r>
                 <w:rPr>
                   <w:rFonts w:ascii="Arial" w:cs="Arial" w:eastAsia="Arial" w:hAnsi="Arial"/>
@@ -6156,9 +6215,24 @@
                   <w:szCs w:val="14"/>
                   <w:u w:val="single" w:color="595959"/>
                 </w:rPr>
-                <w:t xml:space="preserve">🔍 Search ARES for similar videos</w:t>
+                <w:t xml:space="preserve">🔍 Search ARES for videos</w:t>
               </w:r>
             </w:hyperlink>
+          </w:p>
+          <w:p>
+            <w:pPr>
+              <w:spacing w:after="10" w:before="0"/>
+              <w:ind w:left="120"/>
+            </w:pPr>
+            <w:r>
+              <w:rPr>
+                <w:rFonts w:ascii="Arial" w:cs="Arial" w:eastAsia="Arial" w:hAnsi="Arial"/>
+                <w:color w:val="595959"/>
+                <w:sz w:val="14"/>
+                <w:szCs w:val="14"/>
+              </w:rPr>
+              <w:t xml:space="preserve">Search terms: turning effect force moment</w:t>
+            </w:r>
           </w:p>
           <w:p>
             <w:pPr>
@@ -6209,7 +6283,7 @@
               <w:spacing w:after="10" w:before="0"/>
               <w:ind w:left="120"/>
             </w:pPr>
-            <w:hyperlink w:history="1" r:id="rIdlm6utjha1okhrzvwlnfpi">
+            <w:hyperlink w:history="1" r:id="rIdctq2bfgyfwskxtw37qjok">
               <w:r>
                 <w:rPr>
                   <w:rFonts w:ascii="Arial" w:cs="Arial" w:eastAsia="Arial" w:hAnsi="Arial"/>
@@ -6419,40 +6493,24 @@
             <w:pPr>
               <w:spacing w:after="20" w:before="0"/>
             </w:pPr>
-            <w:hyperlink w:history="1" r:id="rIdevfylobuj_ht5k_xnjgbu">
-              <w:r>
-                <w:rPr>
-                  <w:rFonts w:ascii="Arial" w:cs="Arial" w:eastAsia="Arial" w:hAnsi="Arial"/>
-                  <w:color w:val="2E75B6"/>
-                  <w:sz w:val="16"/>
-                  <w:szCs w:val="16"/>
-                  <w:u w:val="single" w:color="2E75B6"/>
-                </w:rPr>
-                <w:t xml:space="preserve">Parallel &amp; perpendicular lines</w:t>
-              </w:r>
-            </w:hyperlink>
+            <w:r>
+              <w:rPr>
+                <w:rFonts w:ascii="Arial" w:cs="Arial" w:eastAsia="Arial" w:hAnsi="Arial"/>
+                <w:i/>
+                <w:iCs/>
+                <w:color w:val="595959"/>
+                <w:sz w:val="16"/>
+                <w:szCs w:val="16"/>
+              </w:rPr>
+              <w:t xml:space="preserve">No closely matching video in the ARES library for this activity.</w:t>
+            </w:r>
           </w:p>
           <w:p>
             <w:pPr>
               <w:spacing w:after="10" w:before="0"/>
               <w:ind w:left="120"/>
             </w:pPr>
-            <w:r>
-              <w:rPr>
-                <w:rFonts w:ascii="Arial" w:cs="Arial" w:eastAsia="Arial" w:hAnsi="Arial"/>
-                <w:color w:val="595959"/>
-                <w:sz w:val="14"/>
-                <w:szCs w:val="14"/>
-              </w:rPr>
-              <w:t xml:space="preserve">Source: Khan Academy (English - US curriculum)</w:t>
-            </w:r>
-          </w:p>
-          <w:p>
-            <w:pPr>
-              <w:spacing w:after="10" w:before="0"/>
-              <w:ind w:left="120"/>
-            </w:pPr>
-            <w:hyperlink w:history="1" r:id="rIdpzof1bq0w83jzgxtxv1gz">
+            <w:hyperlink w:history="1" r:id="rIdnjqytxf7zjuwii0xj8ig3">
               <w:r>
                 <w:rPr>
                   <w:rFonts w:ascii="Arial" w:cs="Arial" w:eastAsia="Arial" w:hAnsi="Arial"/>
@@ -6461,9 +6519,24 @@
                   <w:szCs w:val="14"/>
                   <w:u w:val="single" w:color="595959"/>
                 </w:rPr>
-                <w:t xml:space="preserve">🔍 Search ARES for similar videos</w:t>
+                <w:t xml:space="preserve">🔍 Search ARES for videos</w:t>
               </w:r>
             </w:hyperlink>
+          </w:p>
+          <w:p>
+            <w:pPr>
+              <w:spacing w:after="10" w:before="0"/>
+              <w:ind w:left="120"/>
+            </w:pPr>
+            <w:r>
+              <w:rPr>
+                <w:rFonts w:ascii="Arial" w:cs="Arial" w:eastAsia="Arial" w:hAnsi="Arial"/>
+                <w:color w:val="595959"/>
+                <w:sz w:val="14"/>
+                <w:szCs w:val="14"/>
+              </w:rPr>
+              <w:t xml:space="preserve">Search terms: turning effect force moment</w:t>
+            </w:r>
           </w:p>
           <w:p>
             <w:pPr>
@@ -6514,7 +6587,7 @@
               <w:spacing w:after="10" w:before="0"/>
               <w:ind w:left="120"/>
             </w:pPr>
-            <w:hyperlink w:history="1" r:id="rId1btjkpiyadtiflonaq2e-">
+            <w:hyperlink w:history="1" r:id="rIdxcnqd8uhtlqrvitgw3why">
               <w:r>
                 <w:rPr>
                   <w:rFonts w:ascii="Arial" w:cs="Arial" w:eastAsia="Arial" w:hAnsi="Arial"/>
@@ -6724,40 +6797,24 @@
             <w:pPr>
               <w:spacing w:after="20" w:before="0"/>
             </w:pPr>
-            <w:hyperlink w:history="1" r:id="rIdwjweisz-22x6pikzqrvh4">
-              <w:r>
-                <w:rPr>
-                  <w:rFonts w:ascii="Arial" w:cs="Arial" w:eastAsia="Arial" w:hAnsi="Arial"/>
-                  <w:color w:val="2E75B6"/>
-                  <w:sz w:val="16"/>
-                  <w:szCs w:val="16"/>
-                  <w:u w:val="single" w:color="2E75B6"/>
-                </w:rPr>
-                <w:t xml:space="preserve">Parallel &amp; perpendicular lines</w:t>
-              </w:r>
-            </w:hyperlink>
+            <w:r>
+              <w:rPr>
+                <w:rFonts w:ascii="Arial" w:cs="Arial" w:eastAsia="Arial" w:hAnsi="Arial"/>
+                <w:i/>
+                <w:iCs/>
+                <w:color w:val="595959"/>
+                <w:sz w:val="16"/>
+                <w:szCs w:val="16"/>
+              </w:rPr>
+              <w:t xml:space="preserve">No closely matching video in the ARES library for this activity.</w:t>
+            </w:r>
           </w:p>
           <w:p>
             <w:pPr>
               <w:spacing w:after="10" w:before="0"/>
               <w:ind w:left="120"/>
             </w:pPr>
-            <w:r>
-              <w:rPr>
-                <w:rFonts w:ascii="Arial" w:cs="Arial" w:eastAsia="Arial" w:hAnsi="Arial"/>
-                <w:color w:val="595959"/>
-                <w:sz w:val="14"/>
-                <w:szCs w:val="14"/>
-              </w:rPr>
-              <w:t xml:space="preserve">Source: Khan Academy (English - US curriculum)</w:t>
-            </w:r>
-          </w:p>
-          <w:p>
-            <w:pPr>
-              <w:spacing w:after="10" w:before="0"/>
-              <w:ind w:left="120"/>
-            </w:pPr>
-            <w:hyperlink w:history="1" r:id="rIdb-1tpk3uqynbzkdfid1-b">
+            <w:hyperlink w:history="1" r:id="rId-bjds2n2dzikepghy1ic2">
               <w:r>
                 <w:rPr>
                   <w:rFonts w:ascii="Arial" w:cs="Arial" w:eastAsia="Arial" w:hAnsi="Arial"/>
@@ -6766,9 +6823,24 @@
                   <w:szCs w:val="14"/>
                   <w:u w:val="single" w:color="595959"/>
                 </w:rPr>
-                <w:t xml:space="preserve">🔍 Search ARES for similar videos</w:t>
+                <w:t xml:space="preserve">🔍 Search ARES for videos</w:t>
               </w:r>
             </w:hyperlink>
+          </w:p>
+          <w:p>
+            <w:pPr>
+              <w:spacing w:after="10" w:before="0"/>
+              <w:ind w:left="120"/>
+            </w:pPr>
+            <w:r>
+              <w:rPr>
+                <w:rFonts w:ascii="Arial" w:cs="Arial" w:eastAsia="Arial" w:hAnsi="Arial"/>
+                <w:color w:val="595959"/>
+                <w:sz w:val="14"/>
+                <w:szCs w:val="14"/>
+              </w:rPr>
+              <w:t xml:space="preserve">Search terms: turning effect force moment</w:t>
+            </w:r>
           </w:p>
           <w:p>
             <w:pPr>
@@ -6819,7 +6891,7 @@
               <w:spacing w:after="10" w:before="0"/>
               <w:ind w:left="120"/>
             </w:pPr>
-            <w:hyperlink w:history="1" r:id="rIdxz__c2wxvdsafnfw0k1gx">
+            <w:hyperlink w:history="1" r:id="rIdyzvnjaljs8bnvagdj-d-7">
               <w:r>
                 <w:rPr>
                   <w:rFonts w:ascii="Arial" w:cs="Arial" w:eastAsia="Arial" w:hAnsi="Arial"/>
@@ -7029,40 +7101,24 @@
             <w:pPr>
               <w:spacing w:after="20" w:before="0"/>
             </w:pPr>
-            <w:hyperlink w:history="1" r:id="rIdvlfeuv8m9h3krnk5bxpuu">
-              <w:r>
-                <w:rPr>
-                  <w:rFonts w:ascii="Arial" w:cs="Arial" w:eastAsia="Arial" w:hAnsi="Arial"/>
-                  <w:color w:val="2E75B6"/>
-                  <w:sz w:val="16"/>
-                  <w:szCs w:val="16"/>
-                  <w:u w:val="single" w:color="2E75B6"/>
-                </w:rPr>
-                <w:t xml:space="preserve">Parallel &amp; perpendicular lines</w:t>
-              </w:r>
-            </w:hyperlink>
+            <w:r>
+              <w:rPr>
+                <w:rFonts w:ascii="Arial" w:cs="Arial" w:eastAsia="Arial" w:hAnsi="Arial"/>
+                <w:i/>
+                <w:iCs/>
+                <w:color w:val="595959"/>
+                <w:sz w:val="16"/>
+                <w:szCs w:val="16"/>
+              </w:rPr>
+              <w:t xml:space="preserve">No closely matching video in the ARES library for this activity.</w:t>
+            </w:r>
           </w:p>
           <w:p>
             <w:pPr>
               <w:spacing w:after="10" w:before="0"/>
               <w:ind w:left="120"/>
             </w:pPr>
-            <w:r>
-              <w:rPr>
-                <w:rFonts w:ascii="Arial" w:cs="Arial" w:eastAsia="Arial" w:hAnsi="Arial"/>
-                <w:color w:val="595959"/>
-                <w:sz w:val="14"/>
-                <w:szCs w:val="14"/>
-              </w:rPr>
-              <w:t xml:space="preserve">Source: Khan Academy (English - US curriculum)</w:t>
-            </w:r>
-          </w:p>
-          <w:p>
-            <w:pPr>
-              <w:spacing w:after="10" w:before="0"/>
-              <w:ind w:left="120"/>
-            </w:pPr>
-            <w:hyperlink w:history="1" r:id="rId74f2uu1oqsnsd-zu6jzme">
+            <w:hyperlink w:history="1" r:id="rIdft09lmzeainez9xmishcq">
               <w:r>
                 <w:rPr>
                   <w:rFonts w:ascii="Arial" w:cs="Arial" w:eastAsia="Arial" w:hAnsi="Arial"/>
@@ -7071,9 +7127,24 @@
                   <w:szCs w:val="14"/>
                   <w:u w:val="single" w:color="595959"/>
                 </w:rPr>
-                <w:t xml:space="preserve">🔍 Search ARES for similar videos</w:t>
+                <w:t xml:space="preserve">🔍 Search ARES for videos</w:t>
               </w:r>
             </w:hyperlink>
+          </w:p>
+          <w:p>
+            <w:pPr>
+              <w:spacing w:after="10" w:before="0"/>
+              <w:ind w:left="120"/>
+            </w:pPr>
+            <w:r>
+              <w:rPr>
+                <w:rFonts w:ascii="Arial" w:cs="Arial" w:eastAsia="Arial" w:hAnsi="Arial"/>
+                <w:color w:val="595959"/>
+                <w:sz w:val="14"/>
+                <w:szCs w:val="14"/>
+              </w:rPr>
+              <w:t xml:space="preserve">Search terms: turning effect force moment</w:t>
+            </w:r>
           </w:p>
           <w:p>
             <w:pPr>
@@ -7124,7 +7195,7 @@
               <w:spacing w:after="10" w:before="0"/>
               <w:ind w:left="120"/>
             </w:pPr>
-            <w:hyperlink w:history="1" r:id="rIddyhzfftnictce1wdkjwqk">
+            <w:hyperlink w:history="1" r:id="rIdfs_oqgvgt0db0ljkscebp">
               <w:r>
                 <w:rPr>
                   <w:rFonts w:ascii="Arial" w:cs="Arial" w:eastAsia="Arial" w:hAnsi="Arial"/>
@@ -7334,40 +7405,24 @@
             <w:pPr>
               <w:spacing w:after="20" w:before="0"/>
             </w:pPr>
-            <w:hyperlink w:history="1" r:id="rIdlotxjnunzdxgjv2f5ee1h">
-              <w:r>
-                <w:rPr>
-                  <w:rFonts w:ascii="Arial" w:cs="Arial" w:eastAsia="Arial" w:hAnsi="Arial"/>
-                  <w:color w:val="2E75B6"/>
-                  <w:sz w:val="16"/>
-                  <w:szCs w:val="16"/>
-                  <w:u w:val="single" w:color="2E75B6"/>
-                </w:rPr>
-                <w:t xml:space="preserve">Parallel &amp; perpendicular lines</w:t>
-              </w:r>
-            </w:hyperlink>
+            <w:r>
+              <w:rPr>
+                <w:rFonts w:ascii="Arial" w:cs="Arial" w:eastAsia="Arial" w:hAnsi="Arial"/>
+                <w:i/>
+                <w:iCs/>
+                <w:color w:val="595959"/>
+                <w:sz w:val="16"/>
+                <w:szCs w:val="16"/>
+              </w:rPr>
+              <w:t xml:space="preserve">No closely matching video in the ARES library for this activity.</w:t>
+            </w:r>
           </w:p>
           <w:p>
             <w:pPr>
               <w:spacing w:after="10" w:before="0"/>
               <w:ind w:left="120"/>
             </w:pPr>
-            <w:r>
-              <w:rPr>
-                <w:rFonts w:ascii="Arial" w:cs="Arial" w:eastAsia="Arial" w:hAnsi="Arial"/>
-                <w:color w:val="595959"/>
-                <w:sz w:val="14"/>
-                <w:szCs w:val="14"/>
-              </w:rPr>
-              <w:t xml:space="preserve">Source: Khan Academy (English - US curriculum)</w:t>
-            </w:r>
-          </w:p>
-          <w:p>
-            <w:pPr>
-              <w:spacing w:after="10" w:before="0"/>
-              <w:ind w:left="120"/>
-            </w:pPr>
-            <w:hyperlink w:history="1" r:id="rIduflri94z-kuz6sj_qfd0v">
+            <w:hyperlink w:history="1" r:id="rIdxfiy_77wwypbv_mvazudf">
               <w:r>
                 <w:rPr>
                   <w:rFonts w:ascii="Arial" w:cs="Arial" w:eastAsia="Arial" w:hAnsi="Arial"/>
@@ -7376,9 +7431,24 @@
                   <w:szCs w:val="14"/>
                   <w:u w:val="single" w:color="595959"/>
                 </w:rPr>
-                <w:t xml:space="preserve">🔍 Search ARES for similar videos</w:t>
+                <w:t xml:space="preserve">🔍 Search ARES for videos</w:t>
               </w:r>
             </w:hyperlink>
+          </w:p>
+          <w:p>
+            <w:pPr>
+              <w:spacing w:after="10" w:before="0"/>
+              <w:ind w:left="120"/>
+            </w:pPr>
+            <w:r>
+              <w:rPr>
+                <w:rFonts w:ascii="Arial" w:cs="Arial" w:eastAsia="Arial" w:hAnsi="Arial"/>
+                <w:color w:val="595959"/>
+                <w:sz w:val="14"/>
+                <w:szCs w:val="14"/>
+              </w:rPr>
+              <w:t xml:space="preserve">Search terms: turning effect force moment</w:t>
+            </w:r>
           </w:p>
           <w:p>
             <w:pPr>
@@ -7429,7 +7499,7 @@
               <w:spacing w:after="10" w:before="0"/>
               <w:ind w:left="120"/>
             </w:pPr>
-            <w:hyperlink w:history="1" r:id="rIdwkm611adoq0mbbnbtas12">
+            <w:hyperlink w:history="1" r:id="rIdchqnqtec7gzyevc8zkw_r">
               <w:r>
                 <w:rPr>
                   <w:rFonts w:ascii="Arial" w:cs="Arial" w:eastAsia="Arial" w:hAnsi="Arial"/>
@@ -7956,7 +8026,7 @@
         </w:rPr>
         <w:t xml:space="preserve">© 2026 SeaVuria and ARES. Aligned with KICD objectives. Developed by SeaVuria; technical implementation by ARES (with AI assistance from Claude). Licensed under </w:t>
       </w:r>
-      <w:hyperlink w:history="1" r:id="rIdm3s0kthppodpg8fem691c">
+      <w:hyperlink w:history="1" r:id="rIdc_lixyld-bpolcfw8hklf">
         <w:r>
           <w:rPr>
             <w:rFonts w:ascii="Arial" w:cs="Arial" w:eastAsia="Arial" w:hAnsi="Arial"/>
@@ -7977,7 +8047,7 @@
         </w:rPr>
         <w:t xml:space="preserve"> (</w:t>
       </w:r>
-      <w:hyperlink w:history="1" r:id="rIdscqugfi0gamzmzzylqtks">
+      <w:hyperlink w:history="1" r:id="rIdv0-2etoq9uvtxtxzbd5l4">
         <w:r>
           <w:rPr>
             <w:rFonts w:ascii="Arial" w:cs="Arial" w:eastAsia="Arial" w:hAnsi="Arial"/>
@@ -9007,7 +9077,7 @@
               <w:spacing w:after="10" w:before="0"/>
               <w:ind w:left="120"/>
             </w:pPr>
-            <w:hyperlink w:history="1" r:id="rId8ruogw4t1x-k9kvt3erpl">
+            <w:hyperlink w:history="1" r:id="rIdqcri9rvdmtjf4qehz8_bu">
               <w:r>
                 <w:rPr>
                   <w:rFonts w:ascii="Arial" w:cs="Arial" w:eastAsia="Arial" w:hAnsi="Arial"/>
@@ -9084,7 +9154,7 @@
               <w:spacing w:after="10" w:before="0"/>
               <w:ind w:left="120"/>
             </w:pPr>
-            <w:hyperlink w:history="1" r:id="rIdzvrcs7bkziilqliey9ft3">
+            <w:hyperlink w:history="1" r:id="rIdgqxsaywzw8p838pdar4wy">
               <w:r>
                 <w:rPr>
                   <w:rFonts w:ascii="Arial" w:cs="Arial" w:eastAsia="Arial" w:hAnsi="Arial"/>
@@ -9311,7 +9381,7 @@
               <w:spacing w:after="10" w:before="0"/>
               <w:ind w:left="120"/>
             </w:pPr>
-            <w:hyperlink w:history="1" r:id="rIdesywnvlqsh6ahscu8xmvo">
+            <w:hyperlink w:history="1" r:id="rIde0qa8matlhjzkfzhtw4zy">
               <w:r>
                 <w:rPr>
                   <w:rFonts w:ascii="Arial" w:cs="Arial" w:eastAsia="Arial" w:hAnsi="Arial"/>
@@ -9388,7 +9458,7 @@
               <w:spacing w:after="10" w:before="0"/>
               <w:ind w:left="120"/>
             </w:pPr>
-            <w:hyperlink w:history="1" r:id="rIdulzugg3_nn-ov19qd9488">
+            <w:hyperlink w:history="1" r:id="rIdoldmk7zbvfin0fsumuskk">
               <w:r>
                 <w:rPr>
                   <w:rFonts w:ascii="Arial" w:cs="Arial" w:eastAsia="Arial" w:hAnsi="Arial"/>
@@ -9615,7 +9685,7 @@
               <w:spacing w:after="10" w:before="0"/>
               <w:ind w:left="120"/>
             </w:pPr>
-            <w:hyperlink w:history="1" r:id="rIdgfdt8r2vgrog3ylymdtgj">
+            <w:hyperlink w:history="1" r:id="rIdttz3jyh1x17qsycfrg0z0">
               <w:r>
                 <w:rPr>
                   <w:rFonts w:ascii="Arial" w:cs="Arial" w:eastAsia="Arial" w:hAnsi="Arial"/>
@@ -9692,7 +9762,7 @@
               <w:spacing w:after="10" w:before="0"/>
               <w:ind w:left="120"/>
             </w:pPr>
-            <w:hyperlink w:history="1" r:id="rIdmwgabs-es9-zbpyknjpgp">
+            <w:hyperlink w:history="1" r:id="rIdizq6irdujpuvtzxm2ogpn">
               <w:r>
                 <w:rPr>
                   <w:rFonts w:ascii="Arial" w:cs="Arial" w:eastAsia="Arial" w:hAnsi="Arial"/>
@@ -9919,7 +9989,7 @@
               <w:spacing w:after="10" w:before="0"/>
               <w:ind w:left="120"/>
             </w:pPr>
-            <w:hyperlink w:history="1" r:id="rId67xqj2fvobtyvv6u82muu">
+            <w:hyperlink w:history="1" r:id="rId2mwszprk3ilg51ckjl_87">
               <w:r>
                 <w:rPr>
                   <w:rFonts w:ascii="Arial" w:cs="Arial" w:eastAsia="Arial" w:hAnsi="Arial"/>
@@ -9996,7 +10066,7 @@
               <w:spacing w:after="10" w:before="0"/>
               <w:ind w:left="120"/>
             </w:pPr>
-            <w:hyperlink w:history="1" r:id="rId4awe9pinjqwlzwvxmskdy">
+            <w:hyperlink w:history="1" r:id="rId1oziiolmmsigicxfmai5g">
               <w:r>
                 <w:rPr>
                   <w:rFonts w:ascii="Arial" w:cs="Arial" w:eastAsia="Arial" w:hAnsi="Arial"/>
@@ -10223,7 +10293,7 @@
               <w:spacing w:after="10" w:before="0"/>
               <w:ind w:left="120"/>
             </w:pPr>
-            <w:hyperlink w:history="1" r:id="rId5jur5ituxlkimwkshfhkm">
+            <w:hyperlink w:history="1" r:id="rIdqulrhqzfo4pvvgm_mgxfx">
               <w:r>
                 <w:rPr>
                   <w:rFonts w:ascii="Arial" w:cs="Arial" w:eastAsia="Arial" w:hAnsi="Arial"/>
@@ -10300,7 +10370,7 @@
               <w:spacing w:after="10" w:before="0"/>
               <w:ind w:left="120"/>
             </w:pPr>
-            <w:hyperlink w:history="1" r:id="rIdfns0zczyuayvlmmb4umla">
+            <w:hyperlink w:history="1" r:id="rIdpazfcosnldvqzkcxnc6su">
               <w:r>
                 <w:rPr>
                   <w:rFonts w:ascii="Arial" w:cs="Arial" w:eastAsia="Arial" w:hAnsi="Arial"/>
@@ -10922,7 +10992,7 @@
         </w:rPr>
         <w:t xml:space="preserve">© 2026 SeaVuria and ARES. Aligned with KICD objectives. Developed by SeaVuria; technical implementation by ARES (with AI assistance from Claude). Licensed under </w:t>
       </w:r>
-      <w:hyperlink w:history="1" r:id="rId6lzlbr0xguz69t3nvjxtq">
+      <w:hyperlink w:history="1" r:id="rId8ut275fc-jdubxed2umxp">
         <w:r>
           <w:rPr>
             <w:rFonts w:ascii="Arial" w:cs="Arial" w:eastAsia="Arial" w:hAnsi="Arial"/>
@@ -10943,7 +11013,7 @@
         </w:rPr>
         <w:t xml:space="preserve"> (</w:t>
       </w:r>
-      <w:hyperlink w:history="1" r:id="rIdturluwjogbhfbf9pdeaud">
+      <w:hyperlink w:history="1" r:id="rIdm6xmcouainvhmf2slshjv">
         <w:r>
           <w:rPr>
             <w:rFonts w:ascii="Arial" w:cs="Arial" w:eastAsia="Arial" w:hAnsi="Arial"/>
@@ -11956,7 +12026,7 @@
             <w:pPr>
               <w:spacing w:after="20" w:before="0"/>
             </w:pPr>
-            <w:hyperlink w:history="1" r:id="rId_5qoniwjvyx1fgtm2x1xn">
+            <w:hyperlink w:history="1" r:id="rId7ljzhpkpmh7uaehazfsru">
               <w:r>
                 <w:rPr>
                   <w:rFonts w:ascii="Arial" w:cs="Arial" w:eastAsia="Arial" w:hAnsi="Arial"/>
@@ -11965,9 +12035,25 @@
                   <w:szCs w:val="16"/>
                   <w:u w:val="single" w:color="2E75B6"/>
                 </w:rPr>
-                <w:t xml:space="preserve">Buoyant force example problems</w:t>
+                <w:t xml:space="preserve">Rotational kinematic formulas</w:t>
               </w:r>
             </w:hyperlink>
+          </w:p>
+          <w:p>
+            <w:pPr>
+              <w:spacing w:after="20" w:before="0"/>
+            </w:pPr>
+            <w:r>
+              <w:rPr>
+                <w:rFonts w:ascii="Arial" w:cs="Arial" w:eastAsia="Arial" w:hAnsi="Arial"/>
+                <w:i/>
+                <w:iCs/>
+                <w:color w:val="595959"/>
+                <w:sz w:val="16"/>
+                <w:szCs w:val="16"/>
+              </w:rPr>
+              <w:t xml:space="preserve">Related topic: not an exact match for this lesson.</w:t>
+            </w:r>
           </w:p>
           <w:p>
             <w:pPr>
@@ -11989,7 +12075,7 @@
               <w:spacing w:after="10" w:before="0"/>
               <w:ind w:left="120"/>
             </w:pPr>
-            <w:hyperlink w:history="1" r:id="rIdn-hde2sqd3icvbiu0pvzy">
+            <w:hyperlink w:history="1" r:id="rIdu-l1vgxu-of7_ze4ksnf2">
               <w:r>
                 <w:rPr>
                   <w:rFonts w:ascii="Arial" w:cs="Arial" w:eastAsia="Arial" w:hAnsi="Arial"/>
@@ -12051,7 +12137,7 @@
               <w:spacing w:after="10" w:before="0"/>
               <w:ind w:left="120"/>
             </w:pPr>
-            <w:hyperlink w:history="1" r:id="rId2qw2ozfchazf1qcy9vdav">
+            <w:hyperlink w:history="1" r:id="rIdzvqxktqiayzwpon8sf5cy">
               <w:r>
                 <w:rPr>
                   <w:rFonts w:ascii="Arial" w:cs="Arial" w:eastAsia="Arial" w:hAnsi="Arial"/>
@@ -12261,7 +12347,7 @@
             <w:pPr>
               <w:spacing w:after="20" w:before="0"/>
             </w:pPr>
-            <w:hyperlink w:history="1" r:id="rId8tcjkatxipokv-fhlyqgt">
+            <w:hyperlink w:history="1" r:id="rIdksy-tcjibsdgfdhy5isnr">
               <w:r>
                 <w:rPr>
                   <w:rFonts w:ascii="Arial" w:cs="Arial" w:eastAsia="Arial" w:hAnsi="Arial"/>
@@ -12270,9 +12356,25 @@
                   <w:szCs w:val="16"/>
                   <w:u w:val="single" w:color="2E75B6"/>
                 </w:rPr>
-                <w:t xml:space="preserve">Parallel &amp; perpendicular lines</w:t>
+                <w:t xml:space="preserve">Rotational kinematic formulas</w:t>
               </w:r>
             </w:hyperlink>
+          </w:p>
+          <w:p>
+            <w:pPr>
+              <w:spacing w:after="20" w:before="0"/>
+            </w:pPr>
+            <w:r>
+              <w:rPr>
+                <w:rFonts w:ascii="Arial" w:cs="Arial" w:eastAsia="Arial" w:hAnsi="Arial"/>
+                <w:i/>
+                <w:iCs/>
+                <w:color w:val="595959"/>
+                <w:sz w:val="16"/>
+                <w:szCs w:val="16"/>
+              </w:rPr>
+              <w:t xml:space="preserve">Related topic: not an exact match for this lesson.</w:t>
+            </w:r>
           </w:p>
           <w:p>
             <w:pPr>
@@ -12294,7 +12396,7 @@
               <w:spacing w:after="10" w:before="0"/>
               <w:ind w:left="120"/>
             </w:pPr>
-            <w:hyperlink w:history="1" r:id="rIdevdvtsss9qshbwoifkbeq">
+            <w:hyperlink w:history="1" r:id="rId03cuo1lnncumoxqdva8rx">
               <w:r>
                 <w:rPr>
                   <w:rFonts w:ascii="Arial" w:cs="Arial" w:eastAsia="Arial" w:hAnsi="Arial"/>
@@ -12356,7 +12458,7 @@
               <w:spacing w:after="10" w:before="0"/>
               <w:ind w:left="120"/>
             </w:pPr>
-            <w:hyperlink w:history="1" r:id="rId1jio10fynw79_ovpsqbr1">
+            <w:hyperlink w:history="1" r:id="rIdczud9ikvkudeizq6xbqlv">
               <w:r>
                 <w:rPr>
                   <w:rFonts w:ascii="Arial" w:cs="Arial" w:eastAsia="Arial" w:hAnsi="Arial"/>
@@ -12566,7 +12668,7 @@
             <w:pPr>
               <w:spacing w:after="20" w:before="0"/>
             </w:pPr>
-            <w:hyperlink w:history="1" r:id="rIdcwq3ckgodqrf_ri68yt-r">
+            <w:hyperlink w:history="1" r:id="rIdbugvyndzepsghedulkuch">
               <w:r>
                 <w:rPr>
                   <w:rFonts w:ascii="Arial" w:cs="Arial" w:eastAsia="Arial" w:hAnsi="Arial"/>
@@ -12575,9 +12677,25 @@
                   <w:szCs w:val="16"/>
                   <w:u w:val="single" w:color="2E75B6"/>
                 </w:rPr>
-                <w:t xml:space="preserve">Buoyant force example problems -dubbed(KY)</w:t>
+                <w:t xml:space="preserve">Rotational kinematic formulas</w:t>
               </w:r>
             </w:hyperlink>
+          </w:p>
+          <w:p>
+            <w:pPr>
+              <w:spacing w:after="20" w:before="0"/>
+            </w:pPr>
+            <w:r>
+              <w:rPr>
+                <w:rFonts w:ascii="Arial" w:cs="Arial" w:eastAsia="Arial" w:hAnsi="Arial"/>
+                <w:i/>
+                <w:iCs/>
+                <w:color w:val="595959"/>
+                <w:sz w:val="16"/>
+                <w:szCs w:val="16"/>
+              </w:rPr>
+              <w:t xml:space="preserve">Related topic: not an exact match for this lesson.</w:t>
+            </w:r>
           </w:p>
           <w:p>
             <w:pPr>
@@ -12591,7 +12709,7 @@
                 <w:sz w:val="14"/>
                 <w:szCs w:val="14"/>
               </w:rPr>
-              <w:t xml:space="preserve">Source: Khan Academy (Kiswahili)</w:t>
+              <w:t xml:space="preserve">Source: Khan Academy (English - US curriculum)</w:t>
             </w:r>
           </w:p>
           <w:p>
@@ -12599,7 +12717,7 @@
               <w:spacing w:after="10" w:before="0"/>
               <w:ind w:left="120"/>
             </w:pPr>
-            <w:hyperlink w:history="1" r:id="rIdbrng12jarddcuvbyobgj8">
+            <w:hyperlink w:history="1" r:id="rIddg9epfxgl3mpq921osjqm">
               <w:r>
                 <w:rPr>
                   <w:rFonts w:ascii="Arial" w:cs="Arial" w:eastAsia="Arial" w:hAnsi="Arial"/>
@@ -12661,7 +12779,7 @@
               <w:spacing w:after="10" w:before="0"/>
               <w:ind w:left="120"/>
             </w:pPr>
-            <w:hyperlink w:history="1" r:id="rIdenal6cjqev604hwqhnc2c">
+            <w:hyperlink w:history="1" r:id="rId7crfmb5q-cugnwvgwknuy">
               <w:r>
                 <w:rPr>
                   <w:rFonts w:ascii="Arial" w:cs="Arial" w:eastAsia="Arial" w:hAnsi="Arial"/>
@@ -12871,7 +12989,7 @@
             <w:pPr>
               <w:spacing w:after="20" w:before="0"/>
             </w:pPr>
-            <w:hyperlink w:history="1" r:id="rIdzw5dhqtxqrcbae-wvu0fd">
+            <w:hyperlink w:history="1" r:id="rIdwm-4urucyy0ue_7ocl5_o">
               <w:r>
                 <w:rPr>
                   <w:rFonts w:ascii="Arial" w:cs="Arial" w:eastAsia="Arial" w:hAnsi="Arial"/>
@@ -12886,6 +13004,22 @@
           </w:p>
           <w:p>
             <w:pPr>
+              <w:spacing w:after="20" w:before="0"/>
+            </w:pPr>
+            <w:r>
+              <w:rPr>
+                <w:rFonts w:ascii="Arial" w:cs="Arial" w:eastAsia="Arial" w:hAnsi="Arial"/>
+                <w:i/>
+                <w:iCs/>
+                <w:color w:val="595959"/>
+                <w:sz w:val="16"/>
+                <w:szCs w:val="16"/>
+              </w:rPr>
+              <w:t xml:space="preserve">Related topic: not an exact match for this lesson.</w:t>
+            </w:r>
+          </w:p>
+          <w:p>
+            <w:pPr>
               <w:spacing w:after="10" w:before="0"/>
               <w:ind w:left="120"/>
             </w:pPr>
@@ -12904,7 +13038,7 @@
               <w:spacing w:after="10" w:before="0"/>
               <w:ind w:left="120"/>
             </w:pPr>
-            <w:hyperlink w:history="1" r:id="rIdzminfqz1awspylb0w88mf">
+            <w:hyperlink w:history="1" r:id="rIdz6nzigpuiubgtuk2jaah6">
               <w:r>
                 <w:rPr>
                   <w:rFonts w:ascii="Arial" w:cs="Arial" w:eastAsia="Arial" w:hAnsi="Arial"/>
@@ -12966,7 +13100,7 @@
               <w:spacing w:after="10" w:before="0"/>
               <w:ind w:left="120"/>
             </w:pPr>
-            <w:hyperlink w:history="1" r:id="rIdomlhmid02dsc44nwf2hvf">
+            <w:hyperlink w:history="1" r:id="rId9aaag3qq5crs6oxqhq03n">
               <w:r>
                 <w:rPr>
                   <w:rFonts w:ascii="Arial" w:cs="Arial" w:eastAsia="Arial" w:hAnsi="Arial"/>
@@ -13176,7 +13310,7 @@
             <w:pPr>
               <w:spacing w:after="20" w:before="0"/>
             </w:pPr>
-            <w:hyperlink w:history="1" r:id="rIdyznhws7ehzvewjgnwext4">
+            <w:hyperlink w:history="1" r:id="rIdt23hqqfvg3v6zjmmpksdx">
               <w:r>
                 <w:rPr>
                   <w:rFonts w:ascii="Arial" w:cs="Arial" w:eastAsia="Arial" w:hAnsi="Arial"/>
@@ -13185,9 +13319,25 @@
                   <w:szCs w:val="16"/>
                   <w:u w:val="single" w:color="2E75B6"/>
                 </w:rPr>
-                <w:t xml:space="preserve">Buoyant force example problems</w:t>
+                <w:t xml:space="preserve">Rotational kinematic formulas</w:t>
               </w:r>
             </w:hyperlink>
+          </w:p>
+          <w:p>
+            <w:pPr>
+              <w:spacing w:after="20" w:before="0"/>
+            </w:pPr>
+            <w:r>
+              <w:rPr>
+                <w:rFonts w:ascii="Arial" w:cs="Arial" w:eastAsia="Arial" w:hAnsi="Arial"/>
+                <w:i/>
+                <w:iCs/>
+                <w:color w:val="595959"/>
+                <w:sz w:val="16"/>
+                <w:szCs w:val="16"/>
+              </w:rPr>
+              <w:t xml:space="preserve">Related topic: not an exact match for this lesson.</w:t>
+            </w:r>
           </w:p>
           <w:p>
             <w:pPr>
@@ -13209,7 +13359,7 @@
               <w:spacing w:after="10" w:before="0"/>
               <w:ind w:left="120"/>
             </w:pPr>
-            <w:hyperlink w:history="1" r:id="rIdvpg3mxc66pjjaoa2px_nv">
+            <w:hyperlink w:history="1" r:id="rIdnfycnazjxsbobjurq4can">
               <w:r>
                 <w:rPr>
                   <w:rFonts w:ascii="Arial" w:cs="Arial" w:eastAsia="Arial" w:hAnsi="Arial"/>
@@ -13271,7 +13421,7 @@
               <w:spacing w:after="10" w:before="0"/>
               <w:ind w:left="120"/>
             </w:pPr>
-            <w:hyperlink w:history="1" r:id="rIdgpqag9g3r6utecbirkggs">
+            <w:hyperlink w:history="1" r:id="rIdzysozi55zvluettecrzkk">
               <w:r>
                 <w:rPr>
                   <w:rFonts w:ascii="Arial" w:cs="Arial" w:eastAsia="Arial" w:hAnsi="Arial"/>
@@ -13798,7 +13948,7 @@
         </w:rPr>
         <w:t xml:space="preserve">© 2026 SeaVuria and ARES. Aligned with KICD objectives. Developed by SeaVuria; technical implementation by ARES (with AI assistance from Claude). Licensed under </w:t>
       </w:r>
-      <w:hyperlink w:history="1" r:id="rIdq2desjji2cafvghq_1dv2">
+      <w:hyperlink w:history="1" r:id="rId5afs-z3rt3e57t56uvmrb">
         <w:r>
           <w:rPr>
             <w:rFonts w:ascii="Arial" w:cs="Arial" w:eastAsia="Arial" w:hAnsi="Arial"/>
@@ -13819,7 +13969,7 @@
         </w:rPr>
         <w:t xml:space="preserve"> (</w:t>
       </w:r>
-      <w:hyperlink w:history="1" r:id="rIdpal6ew2xca1ymxqmidjal">
+      <w:hyperlink w:history="1" r:id="rId0ztndw4yjmesebovocmbz">
         <w:r>
           <w:rPr>
             <w:rFonts w:ascii="Arial" w:cs="Arial" w:eastAsia="Arial" w:hAnsi="Arial"/>
@@ -14832,40 +14982,24 @@
             <w:pPr>
               <w:spacing w:after="20" w:before="0"/>
             </w:pPr>
-            <w:hyperlink w:history="1" r:id="rIdgkn9qxm7ik0ca0srt81ay">
-              <w:r>
-                <w:rPr>
-                  <w:rFonts w:ascii="Arial" w:cs="Arial" w:eastAsia="Arial" w:hAnsi="Arial"/>
-                  <w:color w:val="2E75B6"/>
-                  <w:sz w:val="16"/>
-                  <w:szCs w:val="16"/>
-                  <w:u w:val="single" w:color="2E75B6"/>
-                </w:rPr>
-                <w:t xml:space="preserve">Parallel &amp; perpendicular lines</w:t>
-              </w:r>
-            </w:hyperlink>
+            <w:r>
+              <w:rPr>
+                <w:rFonts w:ascii="Arial" w:cs="Arial" w:eastAsia="Arial" w:hAnsi="Arial"/>
+                <w:i/>
+                <w:iCs/>
+                <w:color w:val="595959"/>
+                <w:sz w:val="16"/>
+                <w:szCs w:val="16"/>
+              </w:rPr>
+              <w:t xml:space="preserve">No closely matching video in the ARES library for this activity.</w:t>
+            </w:r>
           </w:p>
           <w:p>
             <w:pPr>
               <w:spacing w:after="10" w:before="0"/>
               <w:ind w:left="120"/>
             </w:pPr>
-            <w:r>
-              <w:rPr>
-                <w:rFonts w:ascii="Arial" w:cs="Arial" w:eastAsia="Arial" w:hAnsi="Arial"/>
-                <w:color w:val="595959"/>
-                <w:sz w:val="14"/>
-                <w:szCs w:val="14"/>
-              </w:rPr>
-              <w:t xml:space="preserve">Source: Khan Academy (English - US curriculum)</w:t>
-            </w:r>
-          </w:p>
-          <w:p>
-            <w:pPr>
-              <w:spacing w:after="10" w:before="0"/>
-              <w:ind w:left="120"/>
-            </w:pPr>
-            <w:hyperlink w:history="1" r:id="rIdea3jf7fjjruou9l-gbcgn">
+            <w:hyperlink w:history="1" r:id="rIdl-_sl6t6a9wufbvleg0pz">
               <w:r>
                 <w:rPr>
                   <w:rFonts w:ascii="Arial" w:cs="Arial" w:eastAsia="Arial" w:hAnsi="Arial"/>
@@ -14874,9 +15008,24 @@
                   <w:szCs w:val="14"/>
                   <w:u w:val="single" w:color="595959"/>
                 </w:rPr>
-                <w:t xml:space="preserve">🔍 Search ARES for similar videos</w:t>
+                <w:t xml:space="preserve">🔍 Search ARES for videos</w:t>
               </w:r>
             </w:hyperlink>
+          </w:p>
+          <w:p>
+            <w:pPr>
+              <w:spacing w:after="10" w:before="0"/>
+              <w:ind w:left="120"/>
+            </w:pPr>
+            <w:r>
+              <w:rPr>
+                <w:rFonts w:ascii="Arial" w:cs="Arial" w:eastAsia="Arial" w:hAnsi="Arial"/>
+                <w:color w:val="595959"/>
+                <w:sz w:val="14"/>
+                <w:szCs w:val="14"/>
+              </w:rPr>
+              <w:t xml:space="preserve">Search terms: turning effect force moments</w:t>
+            </w:r>
           </w:p>
           <w:p>
             <w:pPr>
@@ -14903,47 +15052,31 @@
                 <w:sz w:val="16"/>
                 <w:szCs w:val="16"/>
               </w:rPr>
-              <w:t xml:space="preserve">📖 EXERCISE:</w:t>
+              <w:t xml:space="preserve">📖 READING:</w:t>
             </w:r>
           </w:p>
           <w:p>
             <w:pPr>
               <w:spacing w:after="20" w:before="0"/>
             </w:pPr>
-            <w:hyperlink w:history="1" r:id="rId0smahgg4dhwfsid1ki_6s">
-              <w:r>
-                <w:rPr>
-                  <w:rFonts w:ascii="Arial" w:cs="Arial" w:eastAsia="Arial" w:hAnsi="Arial"/>
-                  <w:color w:val="2E75B6"/>
-                  <w:sz w:val="16"/>
-                  <w:szCs w:val="16"/>
-                  <w:u w:val="single" w:color="2E75B6"/>
-                </w:rPr>
-                <w:t xml:space="preserve">Exponential expressions word problems (numerical)</w:t>
-              </w:r>
-            </w:hyperlink>
+            <w:r>
+              <w:rPr>
+                <w:rFonts w:ascii="Arial" w:cs="Arial" w:eastAsia="Arial" w:hAnsi="Arial"/>
+                <w:i/>
+                <w:iCs/>
+                <w:color w:val="595959"/>
+                <w:sz w:val="16"/>
+                <w:szCs w:val="16"/>
+              </w:rPr>
+              <w:t xml:space="preserve">No closely matching reading in the ARES library for this activity.</w:t>
+            </w:r>
           </w:p>
           <w:p>
             <w:pPr>
               <w:spacing w:after="10" w:before="0"/>
               <w:ind w:left="120"/>
             </w:pPr>
-            <w:r>
-              <w:rPr>
-                <w:rFonts w:ascii="Arial" w:cs="Arial" w:eastAsia="Arial" w:hAnsi="Arial"/>
-                <w:color w:val="595959"/>
-                <w:sz w:val="14"/>
-                <w:szCs w:val="14"/>
-              </w:rPr>
-              <w:t xml:space="preserve">Source: Khan Academy (English - US curriculum)</w:t>
-            </w:r>
-          </w:p>
-          <w:p>
-            <w:pPr>
-              <w:spacing w:after="10" w:before="0"/>
-              <w:ind w:left="120"/>
-            </w:pPr>
-            <w:hyperlink w:history="1" r:id="rIdohzxtk2p_28-04uvmxian">
+            <w:hyperlink w:history="1" r:id="rId_cnjbnqruf5cyaytqc6nz">
               <w:r>
                 <w:rPr>
                   <w:rFonts w:ascii="Arial" w:cs="Arial" w:eastAsia="Arial" w:hAnsi="Arial"/>
@@ -14952,9 +15085,24 @@
                   <w:szCs w:val="14"/>
                   <w:u w:val="single" w:color="595959"/>
                 </w:rPr>
-                <w:t xml:space="preserve">🔍 Search ARES for similar readings</w:t>
+                <w:t xml:space="preserve">🔍 Search ARES for readings</w:t>
               </w:r>
             </w:hyperlink>
+          </w:p>
+          <w:p>
+            <w:pPr>
+              <w:spacing w:after="10" w:before="0"/>
+              <w:ind w:left="120"/>
+            </w:pPr>
+            <w:r>
+              <w:rPr>
+                <w:rFonts w:ascii="Arial" w:cs="Arial" w:eastAsia="Arial" w:hAnsi="Arial"/>
+                <w:color w:val="595959"/>
+                <w:sz w:val="14"/>
+                <w:szCs w:val="14"/>
+              </w:rPr>
+              <w:t xml:space="preserve">Search terms: turning effect force moments</w:t>
+            </w:r>
           </w:p>
         </w:tc>
         <w:tc>
@@ -15138,40 +15286,24 @@
             <w:pPr>
               <w:spacing w:after="20" w:before="0"/>
             </w:pPr>
-            <w:hyperlink w:history="1" r:id="rIdk-mr4fkb8wxcg0w5rg2y5">
-              <w:r>
-                <w:rPr>
-                  <w:rFonts w:ascii="Arial" w:cs="Arial" w:eastAsia="Arial" w:hAnsi="Arial"/>
-                  <w:color w:val="2E75B6"/>
-                  <w:sz w:val="16"/>
-                  <w:szCs w:val="16"/>
-                  <w:u w:val="single" w:color="2E75B6"/>
-                </w:rPr>
-                <w:t xml:space="preserve">Numerical inequality word problems</w:t>
-              </w:r>
-            </w:hyperlink>
+            <w:r>
+              <w:rPr>
+                <w:rFonts w:ascii="Arial" w:cs="Arial" w:eastAsia="Arial" w:hAnsi="Arial"/>
+                <w:i/>
+                <w:iCs/>
+                <w:color w:val="595959"/>
+                <w:sz w:val="16"/>
+                <w:szCs w:val="16"/>
+              </w:rPr>
+              <w:t xml:space="preserve">No closely matching video in the ARES library for this activity.</w:t>
+            </w:r>
           </w:p>
           <w:p>
             <w:pPr>
               <w:spacing w:after="10" w:before="0"/>
               <w:ind w:left="120"/>
             </w:pPr>
-            <w:r>
-              <w:rPr>
-                <w:rFonts w:ascii="Arial" w:cs="Arial" w:eastAsia="Arial" w:hAnsi="Arial"/>
-                <w:color w:val="595959"/>
-                <w:sz w:val="14"/>
-                <w:szCs w:val="14"/>
-              </w:rPr>
-              <w:t xml:space="preserve">Source: Khan Academy (English - US curriculum)</w:t>
-            </w:r>
-          </w:p>
-          <w:p>
-            <w:pPr>
-              <w:spacing w:after="10" w:before="0"/>
-              <w:ind w:left="120"/>
-            </w:pPr>
-            <w:hyperlink w:history="1" r:id="rIdxw1brtyjyw7hgkaiqzymw">
+            <w:hyperlink w:history="1" r:id="rIdmfwazct81itaugd7qghau">
               <w:r>
                 <w:rPr>
                   <w:rFonts w:ascii="Arial" w:cs="Arial" w:eastAsia="Arial" w:hAnsi="Arial"/>
@@ -15180,9 +15312,24 @@
                   <w:szCs w:val="14"/>
                   <w:u w:val="single" w:color="595959"/>
                 </w:rPr>
-                <w:t xml:space="preserve">🔍 Search ARES for similar videos</w:t>
+                <w:t xml:space="preserve">🔍 Search ARES for videos</w:t>
               </w:r>
             </w:hyperlink>
+          </w:p>
+          <w:p>
+            <w:pPr>
+              <w:spacing w:after="10" w:before="0"/>
+              <w:ind w:left="120"/>
+            </w:pPr>
+            <w:r>
+              <w:rPr>
+                <w:rFonts w:ascii="Arial" w:cs="Arial" w:eastAsia="Arial" w:hAnsi="Arial"/>
+                <w:color w:val="595959"/>
+                <w:sz w:val="14"/>
+                <w:szCs w:val="14"/>
+              </w:rPr>
+              <w:t xml:space="preserve">Search terms: turning effect force moments</w:t>
+            </w:r>
           </w:p>
           <w:p>
             <w:pPr>
@@ -15209,47 +15356,31 @@
                 <w:sz w:val="16"/>
                 <w:szCs w:val="16"/>
               </w:rPr>
-              <w:t xml:space="preserve">📖 EXERCISE:</w:t>
+              <w:t xml:space="preserve">📖 READING:</w:t>
             </w:r>
           </w:p>
           <w:p>
             <w:pPr>
               <w:spacing w:after="20" w:before="0"/>
             </w:pPr>
-            <w:hyperlink w:history="1" r:id="rIdsn_zukdt3no6huc09sh-a">
-              <w:r>
-                <w:rPr>
-                  <w:rFonts w:ascii="Arial" w:cs="Arial" w:eastAsia="Arial" w:hAnsi="Arial"/>
-                  <w:color w:val="2E75B6"/>
-                  <w:sz w:val="16"/>
-                  <w:szCs w:val="16"/>
-                  <w:u w:val="single" w:color="2E75B6"/>
-                </w:rPr>
-                <w:t xml:space="preserve">Exponential expressions word problems (numerical)</w:t>
-              </w:r>
-            </w:hyperlink>
+            <w:r>
+              <w:rPr>
+                <w:rFonts w:ascii="Arial" w:cs="Arial" w:eastAsia="Arial" w:hAnsi="Arial"/>
+                <w:i/>
+                <w:iCs/>
+                <w:color w:val="595959"/>
+                <w:sz w:val="16"/>
+                <w:szCs w:val="16"/>
+              </w:rPr>
+              <w:t xml:space="preserve">No closely matching reading in the ARES library for this activity.</w:t>
+            </w:r>
           </w:p>
           <w:p>
             <w:pPr>
               <w:spacing w:after="10" w:before="0"/>
               <w:ind w:left="120"/>
             </w:pPr>
-            <w:r>
-              <w:rPr>
-                <w:rFonts w:ascii="Arial" w:cs="Arial" w:eastAsia="Arial" w:hAnsi="Arial"/>
-                <w:color w:val="595959"/>
-                <w:sz w:val="14"/>
-                <w:szCs w:val="14"/>
-              </w:rPr>
-              <w:t xml:space="preserve">Source: Khan Academy (English - US curriculum)</w:t>
-            </w:r>
-          </w:p>
-          <w:p>
-            <w:pPr>
-              <w:spacing w:after="10" w:before="0"/>
-              <w:ind w:left="120"/>
-            </w:pPr>
-            <w:hyperlink w:history="1" r:id="rId1jfktggv0x3jf5lc9lpcs">
+            <w:hyperlink w:history="1" r:id="rIds8vigbivqtsisfp-9ykty">
               <w:r>
                 <w:rPr>
                   <w:rFonts w:ascii="Arial" w:cs="Arial" w:eastAsia="Arial" w:hAnsi="Arial"/>
@@ -15258,9 +15389,24 @@
                   <w:szCs w:val="14"/>
                   <w:u w:val="single" w:color="595959"/>
                 </w:rPr>
-                <w:t xml:space="preserve">🔍 Search ARES for similar readings</w:t>
+                <w:t xml:space="preserve">🔍 Search ARES for readings</w:t>
               </w:r>
             </w:hyperlink>
+          </w:p>
+          <w:p>
+            <w:pPr>
+              <w:spacing w:after="10" w:before="0"/>
+              <w:ind w:left="120"/>
+            </w:pPr>
+            <w:r>
+              <w:rPr>
+                <w:rFonts w:ascii="Arial" w:cs="Arial" w:eastAsia="Arial" w:hAnsi="Arial"/>
+                <w:color w:val="595959"/>
+                <w:sz w:val="14"/>
+                <w:szCs w:val="14"/>
+              </w:rPr>
+              <w:t xml:space="preserve">Search terms: turning effect force moments</w:t>
+            </w:r>
           </w:p>
         </w:tc>
         <w:tc>
@@ -15444,40 +15590,24 @@
             <w:pPr>
               <w:spacing w:after="20" w:before="0"/>
             </w:pPr>
-            <w:hyperlink w:history="1" r:id="rIdhdxgl5sekdy0qlw5a36ha">
-              <w:r>
-                <w:rPr>
-                  <w:rFonts w:ascii="Arial" w:cs="Arial" w:eastAsia="Arial" w:hAnsi="Arial"/>
-                  <w:color w:val="2E75B6"/>
-                  <w:sz w:val="16"/>
-                  <w:szCs w:val="16"/>
-                  <w:u w:val="single" w:color="2E75B6"/>
-                </w:rPr>
-                <w:t xml:space="preserve">Exponential expressions word problems (numerical)</w:t>
-              </w:r>
-            </w:hyperlink>
+            <w:r>
+              <w:rPr>
+                <w:rFonts w:ascii="Arial" w:cs="Arial" w:eastAsia="Arial" w:hAnsi="Arial"/>
+                <w:i/>
+                <w:iCs/>
+                <w:color w:val="595959"/>
+                <w:sz w:val="16"/>
+                <w:szCs w:val="16"/>
+              </w:rPr>
+              <w:t xml:space="preserve">No closely matching video in the ARES library for this activity.</w:t>
+            </w:r>
           </w:p>
           <w:p>
             <w:pPr>
               <w:spacing w:after="10" w:before="0"/>
               <w:ind w:left="120"/>
             </w:pPr>
-            <w:r>
-              <w:rPr>
-                <w:rFonts w:ascii="Arial" w:cs="Arial" w:eastAsia="Arial" w:hAnsi="Arial"/>
-                <w:color w:val="595959"/>
-                <w:sz w:val="14"/>
-                <w:szCs w:val="14"/>
-              </w:rPr>
-              <w:t xml:space="preserve">Source: Khan Academy (English - US curriculum)</w:t>
-            </w:r>
-          </w:p>
-          <w:p>
-            <w:pPr>
-              <w:spacing w:after="10" w:before="0"/>
-              <w:ind w:left="120"/>
-            </w:pPr>
-            <w:hyperlink w:history="1" r:id="rIdzurw_vxat6ll_litswu8s">
+            <w:hyperlink w:history="1" r:id="rIdzgq7ljhaoo0twct8qpwnr">
               <w:r>
                 <w:rPr>
                   <w:rFonts w:ascii="Arial" w:cs="Arial" w:eastAsia="Arial" w:hAnsi="Arial"/>
@@ -15486,9 +15616,24 @@
                   <w:szCs w:val="14"/>
                   <w:u w:val="single" w:color="595959"/>
                 </w:rPr>
-                <w:t xml:space="preserve">🔍 Search ARES for similar videos</w:t>
+                <w:t xml:space="preserve">🔍 Search ARES for videos</w:t>
               </w:r>
             </w:hyperlink>
+          </w:p>
+          <w:p>
+            <w:pPr>
+              <w:spacing w:after="10" w:before="0"/>
+              <w:ind w:left="120"/>
+            </w:pPr>
+            <w:r>
+              <w:rPr>
+                <w:rFonts w:ascii="Arial" w:cs="Arial" w:eastAsia="Arial" w:hAnsi="Arial"/>
+                <w:color w:val="595959"/>
+                <w:sz w:val="14"/>
+                <w:szCs w:val="14"/>
+              </w:rPr>
+              <w:t xml:space="preserve">Search terms: turning effect force moments</w:t>
+            </w:r>
           </w:p>
           <w:p>
             <w:pPr>
@@ -15515,47 +15660,31 @@
                 <w:sz w:val="16"/>
                 <w:szCs w:val="16"/>
               </w:rPr>
-              <w:t xml:space="preserve">📖 EXERCISE:</w:t>
+              <w:t xml:space="preserve">📖 READING:</w:t>
             </w:r>
           </w:p>
           <w:p>
             <w:pPr>
               <w:spacing w:after="20" w:before="0"/>
             </w:pPr>
-            <w:hyperlink w:history="1" r:id="rIdesr2juvgkbm6yxz_e2vbo">
-              <w:r>
-                <w:rPr>
-                  <w:rFonts w:ascii="Arial" w:cs="Arial" w:eastAsia="Arial" w:hAnsi="Arial"/>
-                  <w:color w:val="2E75B6"/>
-                  <w:sz w:val="16"/>
-                  <w:szCs w:val="16"/>
-                  <w:u w:val="single" w:color="2E75B6"/>
-                </w:rPr>
-                <w:t xml:space="preserve">Exponential expressions word problems (numerical)</w:t>
-              </w:r>
-            </w:hyperlink>
+            <w:r>
+              <w:rPr>
+                <w:rFonts w:ascii="Arial" w:cs="Arial" w:eastAsia="Arial" w:hAnsi="Arial"/>
+                <w:i/>
+                <w:iCs/>
+                <w:color w:val="595959"/>
+                <w:sz w:val="16"/>
+                <w:szCs w:val="16"/>
+              </w:rPr>
+              <w:t xml:space="preserve">No closely matching reading in the ARES library for this activity.</w:t>
+            </w:r>
           </w:p>
           <w:p>
             <w:pPr>
               <w:spacing w:after="10" w:before="0"/>
               <w:ind w:left="120"/>
             </w:pPr>
-            <w:r>
-              <w:rPr>
-                <w:rFonts w:ascii="Arial" w:cs="Arial" w:eastAsia="Arial" w:hAnsi="Arial"/>
-                <w:color w:val="595959"/>
-                <w:sz w:val="14"/>
-                <w:szCs w:val="14"/>
-              </w:rPr>
-              <w:t xml:space="preserve">Source: Khan Academy (English - US curriculum)</w:t>
-            </w:r>
-          </w:p>
-          <w:p>
-            <w:pPr>
-              <w:spacing w:after="10" w:before="0"/>
-              <w:ind w:left="120"/>
-            </w:pPr>
-            <w:hyperlink w:history="1" r:id="rIdf0cz-sme7uyplolcmwmnj">
+            <w:hyperlink w:history="1" r:id="rIdtbbb1t2imvqb-kgfescfr">
               <w:r>
                 <w:rPr>
                   <w:rFonts w:ascii="Arial" w:cs="Arial" w:eastAsia="Arial" w:hAnsi="Arial"/>
@@ -15564,9 +15693,24 @@
                   <w:szCs w:val="14"/>
                   <w:u w:val="single" w:color="595959"/>
                 </w:rPr>
-                <w:t xml:space="preserve">🔍 Search ARES for similar readings</w:t>
+                <w:t xml:space="preserve">🔍 Search ARES for readings</w:t>
               </w:r>
             </w:hyperlink>
+          </w:p>
+          <w:p>
+            <w:pPr>
+              <w:spacing w:after="10" w:before="0"/>
+              <w:ind w:left="120"/>
+            </w:pPr>
+            <w:r>
+              <w:rPr>
+                <w:rFonts w:ascii="Arial" w:cs="Arial" w:eastAsia="Arial" w:hAnsi="Arial"/>
+                <w:color w:val="595959"/>
+                <w:sz w:val="14"/>
+                <w:szCs w:val="14"/>
+              </w:rPr>
+              <w:t xml:space="preserve">Search terms: turning effect force moments</w:t>
+            </w:r>
           </w:p>
         </w:tc>
         <w:tc>
@@ -15750,40 +15894,24 @@
             <w:pPr>
               <w:spacing w:after="20" w:before="0"/>
             </w:pPr>
-            <w:hyperlink w:history="1" r:id="rIdytvhxgjbysqrxqsdtbkyf">
-              <w:r>
-                <w:rPr>
-                  <w:rFonts w:ascii="Arial" w:cs="Arial" w:eastAsia="Arial" w:hAnsi="Arial"/>
-                  <w:color w:val="2E75B6"/>
-                  <w:sz w:val="16"/>
-                  <w:szCs w:val="16"/>
-                  <w:u w:val="single" w:color="2E75B6"/>
-                </w:rPr>
-                <w:t xml:space="preserve">Parallel &amp; perpendicular lines</w:t>
-              </w:r>
-            </w:hyperlink>
+            <w:r>
+              <w:rPr>
+                <w:rFonts w:ascii="Arial" w:cs="Arial" w:eastAsia="Arial" w:hAnsi="Arial"/>
+                <w:i/>
+                <w:iCs/>
+                <w:color w:val="595959"/>
+                <w:sz w:val="16"/>
+                <w:szCs w:val="16"/>
+              </w:rPr>
+              <w:t xml:space="preserve">No closely matching video in the ARES library for this activity.</w:t>
+            </w:r>
           </w:p>
           <w:p>
             <w:pPr>
               <w:spacing w:after="10" w:before="0"/>
               <w:ind w:left="120"/>
             </w:pPr>
-            <w:r>
-              <w:rPr>
-                <w:rFonts w:ascii="Arial" w:cs="Arial" w:eastAsia="Arial" w:hAnsi="Arial"/>
-                <w:color w:val="595959"/>
-                <w:sz w:val="14"/>
-                <w:szCs w:val="14"/>
-              </w:rPr>
-              <w:t xml:space="preserve">Source: Khan Academy (English - US curriculum)</w:t>
-            </w:r>
-          </w:p>
-          <w:p>
-            <w:pPr>
-              <w:spacing w:after="10" w:before="0"/>
-              <w:ind w:left="120"/>
-            </w:pPr>
-            <w:hyperlink w:history="1" r:id="rId0vcauztl1eqvg09d6iuru">
+            <w:hyperlink w:history="1" r:id="rIdpu-mx1fk00p0xuyruspdj">
               <w:r>
                 <w:rPr>
                   <w:rFonts w:ascii="Arial" w:cs="Arial" w:eastAsia="Arial" w:hAnsi="Arial"/>
@@ -15792,9 +15920,24 @@
                   <w:szCs w:val="14"/>
                   <w:u w:val="single" w:color="595959"/>
                 </w:rPr>
-                <w:t xml:space="preserve">🔍 Search ARES for similar videos</w:t>
+                <w:t xml:space="preserve">🔍 Search ARES for videos</w:t>
               </w:r>
             </w:hyperlink>
+          </w:p>
+          <w:p>
+            <w:pPr>
+              <w:spacing w:after="10" w:before="0"/>
+              <w:ind w:left="120"/>
+            </w:pPr>
+            <w:r>
+              <w:rPr>
+                <w:rFonts w:ascii="Arial" w:cs="Arial" w:eastAsia="Arial" w:hAnsi="Arial"/>
+                <w:color w:val="595959"/>
+                <w:sz w:val="14"/>
+                <w:szCs w:val="14"/>
+              </w:rPr>
+              <w:t xml:space="preserve">Search terms: turning effect force moments</w:t>
+            </w:r>
           </w:p>
           <w:p>
             <w:pPr>
@@ -15821,47 +15964,31 @@
                 <w:sz w:val="16"/>
                 <w:szCs w:val="16"/>
               </w:rPr>
-              <w:t xml:space="preserve">📖 EXERCISE:</w:t>
+              <w:t xml:space="preserve">📖 READING:</w:t>
             </w:r>
           </w:p>
           <w:p>
             <w:pPr>
               <w:spacing w:after="20" w:before="0"/>
             </w:pPr>
-            <w:hyperlink w:history="1" r:id="rId_fsb-gboukuagqzgh2txb">
-              <w:r>
-                <w:rPr>
-                  <w:rFonts w:ascii="Arial" w:cs="Arial" w:eastAsia="Arial" w:hAnsi="Arial"/>
-                  <w:color w:val="2E75B6"/>
-                  <w:sz w:val="16"/>
-                  <w:szCs w:val="16"/>
-                  <w:u w:val="single" w:color="2E75B6"/>
-                </w:rPr>
-                <w:t xml:space="preserve">Exponential expressions word problems (numerical)</w:t>
-              </w:r>
-            </w:hyperlink>
+            <w:r>
+              <w:rPr>
+                <w:rFonts w:ascii="Arial" w:cs="Arial" w:eastAsia="Arial" w:hAnsi="Arial"/>
+                <w:i/>
+                <w:iCs/>
+                <w:color w:val="595959"/>
+                <w:sz w:val="16"/>
+                <w:szCs w:val="16"/>
+              </w:rPr>
+              <w:t xml:space="preserve">No closely matching reading in the ARES library for this activity.</w:t>
+            </w:r>
           </w:p>
           <w:p>
             <w:pPr>
               <w:spacing w:after="10" w:before="0"/>
               <w:ind w:left="120"/>
             </w:pPr>
-            <w:r>
-              <w:rPr>
-                <w:rFonts w:ascii="Arial" w:cs="Arial" w:eastAsia="Arial" w:hAnsi="Arial"/>
-                <w:color w:val="595959"/>
-                <w:sz w:val="14"/>
-                <w:szCs w:val="14"/>
-              </w:rPr>
-              <w:t xml:space="preserve">Source: Khan Academy (English - US curriculum)</w:t>
-            </w:r>
-          </w:p>
-          <w:p>
-            <w:pPr>
-              <w:spacing w:after="10" w:before="0"/>
-              <w:ind w:left="120"/>
-            </w:pPr>
-            <w:hyperlink w:history="1" r:id="rIdyhzkbtlvjuoyogc4sqy2q">
+            <w:hyperlink w:history="1" r:id="rIdgk5hvtcs9ricxlsism3j_">
               <w:r>
                 <w:rPr>
                   <w:rFonts w:ascii="Arial" w:cs="Arial" w:eastAsia="Arial" w:hAnsi="Arial"/>
@@ -15870,9 +15997,24 @@
                   <w:szCs w:val="14"/>
                   <w:u w:val="single" w:color="595959"/>
                 </w:rPr>
-                <w:t xml:space="preserve">🔍 Search ARES for similar readings</w:t>
+                <w:t xml:space="preserve">🔍 Search ARES for readings</w:t>
               </w:r>
             </w:hyperlink>
+          </w:p>
+          <w:p>
+            <w:pPr>
+              <w:spacing w:after="10" w:before="0"/>
+              <w:ind w:left="120"/>
+            </w:pPr>
+            <w:r>
+              <w:rPr>
+                <w:rFonts w:ascii="Arial" w:cs="Arial" w:eastAsia="Arial" w:hAnsi="Arial"/>
+                <w:color w:val="595959"/>
+                <w:sz w:val="14"/>
+                <w:szCs w:val="14"/>
+              </w:rPr>
+              <w:t xml:space="preserve">Search terms: turning effect force moments</w:t>
+            </w:r>
           </w:p>
         </w:tc>
         <w:tc>
@@ -16056,40 +16198,24 @@
             <w:pPr>
               <w:spacing w:after="20" w:before="0"/>
             </w:pPr>
-            <w:hyperlink w:history="1" r:id="rIdkumolw1y3yiry68qkw0jk">
-              <w:r>
-                <w:rPr>
-                  <w:rFonts w:ascii="Arial" w:cs="Arial" w:eastAsia="Arial" w:hAnsi="Arial"/>
-                  <w:color w:val="2E75B6"/>
-                  <w:sz w:val="16"/>
-                  <w:szCs w:val="16"/>
-                  <w:u w:val="single" w:color="2E75B6"/>
-                </w:rPr>
-                <w:t xml:space="preserve">Parallel &amp; perpendicular lines</w:t>
-              </w:r>
-            </w:hyperlink>
+            <w:r>
+              <w:rPr>
+                <w:rFonts w:ascii="Arial" w:cs="Arial" w:eastAsia="Arial" w:hAnsi="Arial"/>
+                <w:i/>
+                <w:iCs/>
+                <w:color w:val="595959"/>
+                <w:sz w:val="16"/>
+                <w:szCs w:val="16"/>
+              </w:rPr>
+              <w:t xml:space="preserve">No closely matching video in the ARES library for this activity.</w:t>
+            </w:r>
           </w:p>
           <w:p>
             <w:pPr>
               <w:spacing w:after="10" w:before="0"/>
               <w:ind w:left="120"/>
             </w:pPr>
-            <w:r>
-              <w:rPr>
-                <w:rFonts w:ascii="Arial" w:cs="Arial" w:eastAsia="Arial" w:hAnsi="Arial"/>
-                <w:color w:val="595959"/>
-                <w:sz w:val="14"/>
-                <w:szCs w:val="14"/>
-              </w:rPr>
-              <w:t xml:space="preserve">Source: Khan Academy (English - US curriculum)</w:t>
-            </w:r>
-          </w:p>
-          <w:p>
-            <w:pPr>
-              <w:spacing w:after="10" w:before="0"/>
-              <w:ind w:left="120"/>
-            </w:pPr>
-            <w:hyperlink w:history="1" r:id="rIdbkjmlbursrk1pm6pwmlpb">
+            <w:hyperlink w:history="1" r:id="rIdzrq90c8qf4u82q31ou1hk">
               <w:r>
                 <w:rPr>
                   <w:rFonts w:ascii="Arial" w:cs="Arial" w:eastAsia="Arial" w:hAnsi="Arial"/>
@@ -16098,9 +16224,24 @@
                   <w:szCs w:val="14"/>
                   <w:u w:val="single" w:color="595959"/>
                 </w:rPr>
-                <w:t xml:space="preserve">🔍 Search ARES for similar videos</w:t>
+                <w:t xml:space="preserve">🔍 Search ARES for videos</w:t>
               </w:r>
             </w:hyperlink>
+          </w:p>
+          <w:p>
+            <w:pPr>
+              <w:spacing w:after="10" w:before="0"/>
+              <w:ind w:left="120"/>
+            </w:pPr>
+            <w:r>
+              <w:rPr>
+                <w:rFonts w:ascii="Arial" w:cs="Arial" w:eastAsia="Arial" w:hAnsi="Arial"/>
+                <w:color w:val="595959"/>
+                <w:sz w:val="14"/>
+                <w:szCs w:val="14"/>
+              </w:rPr>
+              <w:t xml:space="preserve">Search terms: turning effect force moments</w:t>
+            </w:r>
           </w:p>
           <w:p>
             <w:pPr>
@@ -16127,47 +16268,31 @@
                 <w:sz w:val="16"/>
                 <w:szCs w:val="16"/>
               </w:rPr>
-              <w:t xml:space="preserve">📖 EXERCISE:</w:t>
+              <w:t xml:space="preserve">📖 READING:</w:t>
             </w:r>
           </w:p>
           <w:p>
             <w:pPr>
               <w:spacing w:after="20" w:before="0"/>
             </w:pPr>
-            <w:hyperlink w:history="1" r:id="rIdsz7svrcvptzzzorivqray">
-              <w:r>
-                <w:rPr>
-                  <w:rFonts w:ascii="Arial" w:cs="Arial" w:eastAsia="Arial" w:hAnsi="Arial"/>
-                  <w:color w:val="2E75B6"/>
-                  <w:sz w:val="16"/>
-                  <w:szCs w:val="16"/>
-                  <w:u w:val="single" w:color="2E75B6"/>
-                </w:rPr>
-                <w:t xml:space="preserve">Exponential expressions word problems (numerical)</w:t>
-              </w:r>
-            </w:hyperlink>
+            <w:r>
+              <w:rPr>
+                <w:rFonts w:ascii="Arial" w:cs="Arial" w:eastAsia="Arial" w:hAnsi="Arial"/>
+                <w:i/>
+                <w:iCs/>
+                <w:color w:val="595959"/>
+                <w:sz w:val="16"/>
+                <w:szCs w:val="16"/>
+              </w:rPr>
+              <w:t xml:space="preserve">No closely matching reading in the ARES library for this activity.</w:t>
+            </w:r>
           </w:p>
           <w:p>
             <w:pPr>
               <w:spacing w:after="10" w:before="0"/>
               <w:ind w:left="120"/>
             </w:pPr>
-            <w:r>
-              <w:rPr>
-                <w:rFonts w:ascii="Arial" w:cs="Arial" w:eastAsia="Arial" w:hAnsi="Arial"/>
-                <w:color w:val="595959"/>
-                <w:sz w:val="14"/>
-                <w:szCs w:val="14"/>
-              </w:rPr>
-              <w:t xml:space="preserve">Source: Khan Academy (English - US curriculum)</w:t>
-            </w:r>
-          </w:p>
-          <w:p>
-            <w:pPr>
-              <w:spacing w:after="10" w:before="0"/>
-              <w:ind w:left="120"/>
-            </w:pPr>
-            <w:hyperlink w:history="1" r:id="rIdfwvzglb4znjmxuoolpgue">
+            <w:hyperlink w:history="1" r:id="rIdfwy1ml5ethxkuqaz4uojg">
               <w:r>
                 <w:rPr>
                   <w:rFonts w:ascii="Arial" w:cs="Arial" w:eastAsia="Arial" w:hAnsi="Arial"/>
@@ -16176,9 +16301,24 @@
                   <w:szCs w:val="14"/>
                   <w:u w:val="single" w:color="595959"/>
                 </w:rPr>
-                <w:t xml:space="preserve">🔍 Search ARES for similar readings</w:t>
+                <w:t xml:space="preserve">🔍 Search ARES for readings</w:t>
               </w:r>
             </w:hyperlink>
+          </w:p>
+          <w:p>
+            <w:pPr>
+              <w:spacing w:after="10" w:before="0"/>
+              <w:ind w:left="120"/>
+            </w:pPr>
+            <w:r>
+              <w:rPr>
+                <w:rFonts w:ascii="Arial" w:cs="Arial" w:eastAsia="Arial" w:hAnsi="Arial"/>
+                <w:color w:val="595959"/>
+                <w:sz w:val="14"/>
+                <w:szCs w:val="14"/>
+              </w:rPr>
+              <w:t xml:space="preserve">Search terms: turning effect force moments</w:t>
+            </w:r>
           </w:p>
         </w:tc>
         <w:tc>
@@ -16793,7 +16933,7 @@
         </w:rPr>
         <w:t xml:space="preserve">© 2026 SeaVuria and ARES. Aligned with KICD objectives. Developed by SeaVuria; technical implementation by ARES (with AI assistance from Claude). Licensed under </w:t>
       </w:r>
-      <w:hyperlink w:history="1" r:id="rId5abvw1yyg3gb6iemh4b68">
+      <w:hyperlink w:history="1" r:id="rIdgab3liu6apvg3cjvfd55h">
         <w:r>
           <w:rPr>
             <w:rFonts w:ascii="Arial" w:cs="Arial" w:eastAsia="Arial" w:hAnsi="Arial"/>
@@ -16814,7 +16954,7 @@
         </w:rPr>
         <w:t xml:space="preserve"> (</w:t>
       </w:r>
-      <w:hyperlink w:history="1" r:id="rIdemr-jcqp7cny8sb4ouafv">
+      <w:hyperlink w:history="1" r:id="rIdzb-mdt3wi5iropxe-kl5v">
         <w:r>
           <w:rPr>
             <w:rFonts w:ascii="Arial" w:cs="Arial" w:eastAsia="Arial" w:hAnsi="Arial"/>
@@ -17827,40 +17967,24 @@
             <w:pPr>
               <w:spacing w:after="20" w:before="0"/>
             </w:pPr>
-            <w:hyperlink w:history="1" r:id="rIdk4uuclhe603-p84bv8n44">
-              <w:r>
-                <w:rPr>
-                  <w:rFonts w:ascii="Arial" w:cs="Arial" w:eastAsia="Arial" w:hAnsi="Arial"/>
-                  <w:color w:val="2E75B6"/>
-                  <w:sz w:val="16"/>
-                  <w:szCs w:val="16"/>
-                  <w:u w:val="single" w:color="2E75B6"/>
-                </w:rPr>
-                <w:t xml:space="preserve">Showing relation between basis cols and pivot cols</w:t>
-              </w:r>
-            </w:hyperlink>
+            <w:r>
+              <w:rPr>
+                <w:rFonts w:ascii="Arial" w:cs="Arial" w:eastAsia="Arial" w:hAnsi="Arial"/>
+                <w:i/>
+                <w:iCs/>
+                <w:color w:val="595959"/>
+                <w:sz w:val="16"/>
+                <w:szCs w:val="16"/>
+              </w:rPr>
+              <w:t xml:space="preserve">No closely matching video in the ARES library for this activity.</w:t>
+            </w:r>
           </w:p>
           <w:p>
             <w:pPr>
               <w:spacing w:after="10" w:before="0"/>
               <w:ind w:left="120"/>
             </w:pPr>
-            <w:r>
-              <w:rPr>
-                <w:rFonts w:ascii="Arial" w:cs="Arial" w:eastAsia="Arial" w:hAnsi="Arial"/>
-                <w:color w:val="595959"/>
-                <w:sz w:val="14"/>
-                <w:szCs w:val="14"/>
-              </w:rPr>
-              <w:t xml:space="preserve">Source: Khan Academy (English - US curriculum)</w:t>
-            </w:r>
-          </w:p>
-          <w:p>
-            <w:pPr>
-              <w:spacing w:after="10" w:before="0"/>
-              <w:ind w:left="120"/>
-            </w:pPr>
-            <w:hyperlink w:history="1" r:id="rIdye6mvlmxeyb1eqpj_hfxt">
+            <w:hyperlink w:history="1" r:id="rIdjxqr4o4uaph1ppnrammrr">
               <w:r>
                 <w:rPr>
                   <w:rFonts w:ascii="Arial" w:cs="Arial" w:eastAsia="Arial" w:hAnsi="Arial"/>
@@ -17869,9 +17993,24 @@
                   <w:szCs w:val="14"/>
                   <w:u w:val="single" w:color="595959"/>
                 </w:rPr>
-                <w:t xml:space="preserve">🔍 Search ARES for similar videos</w:t>
+                <w:t xml:space="preserve">🔍 Search ARES for videos</w:t>
               </w:r>
             </w:hyperlink>
+          </w:p>
+          <w:p>
+            <w:pPr>
+              <w:spacing w:after="10" w:before="0"/>
+              <w:ind w:left="120"/>
+            </w:pPr>
+            <w:r>
+              <w:rPr>
+                <w:rFonts w:ascii="Arial" w:cs="Arial" w:eastAsia="Arial" w:hAnsi="Arial"/>
+                <w:color w:val="595959"/>
+                <w:sz w:val="14"/>
+                <w:szCs w:val="14"/>
+              </w:rPr>
+              <w:t xml:space="preserve">Search terms: turning effect force moment</w:t>
+            </w:r>
           </w:p>
           <w:p>
             <w:pPr>
@@ -17922,7 +18061,7 @@
               <w:spacing w:after="10" w:before="0"/>
               <w:ind w:left="120"/>
             </w:pPr>
-            <w:hyperlink w:history="1" r:id="rId-zt0xgru6tdlfyqnb4y0_">
+            <w:hyperlink w:history="1" r:id="rIdg-uugwrfj0wuhdiihfma-">
               <w:r>
                 <w:rPr>
                   <w:rFonts w:ascii="Arial" w:cs="Arial" w:eastAsia="Arial" w:hAnsi="Arial"/>
@@ -18132,40 +18271,24 @@
             <w:pPr>
               <w:spacing w:after="20" w:before="0"/>
             </w:pPr>
-            <w:hyperlink w:history="1" r:id="rIdglczacss-djpzgcyjcdbe">
-              <w:r>
-                <w:rPr>
-                  <w:rFonts w:ascii="Arial" w:cs="Arial" w:eastAsia="Arial" w:hAnsi="Arial"/>
-                  <w:color w:val="2E75B6"/>
-                  <w:sz w:val="16"/>
-                  <w:szCs w:val="16"/>
-                  <w:u w:val="single" w:color="2E75B6"/>
-                </w:rPr>
-                <w:t xml:space="preserve">Showing that the candidate basis does span C(A)</w:t>
-              </w:r>
-            </w:hyperlink>
+            <w:r>
+              <w:rPr>
+                <w:rFonts w:ascii="Arial" w:cs="Arial" w:eastAsia="Arial" w:hAnsi="Arial"/>
+                <w:i/>
+                <w:iCs/>
+                <w:color w:val="595959"/>
+                <w:sz w:val="16"/>
+                <w:szCs w:val="16"/>
+              </w:rPr>
+              <w:t xml:space="preserve">No closely matching video in the ARES library for this activity.</w:t>
+            </w:r>
           </w:p>
           <w:p>
             <w:pPr>
               <w:spacing w:after="10" w:before="0"/>
               <w:ind w:left="120"/>
             </w:pPr>
-            <w:r>
-              <w:rPr>
-                <w:rFonts w:ascii="Arial" w:cs="Arial" w:eastAsia="Arial" w:hAnsi="Arial"/>
-                <w:color w:val="595959"/>
-                <w:sz w:val="14"/>
-                <w:szCs w:val="14"/>
-              </w:rPr>
-              <w:t xml:space="preserve">Source: Khan Academy (English - US curriculum)</w:t>
-            </w:r>
-          </w:p>
-          <w:p>
-            <w:pPr>
-              <w:spacing w:after="10" w:before="0"/>
-              <w:ind w:left="120"/>
-            </w:pPr>
-            <w:hyperlink w:history="1" r:id="rIdzpdagnqptypqd5suwozyh">
+            <w:hyperlink w:history="1" r:id="rIdko-z5uqug1hhehjp0r8cv">
               <w:r>
                 <w:rPr>
                   <w:rFonts w:ascii="Arial" w:cs="Arial" w:eastAsia="Arial" w:hAnsi="Arial"/>
@@ -18174,9 +18297,24 @@
                   <w:szCs w:val="14"/>
                   <w:u w:val="single" w:color="595959"/>
                 </w:rPr>
-                <w:t xml:space="preserve">🔍 Search ARES for similar videos</w:t>
+                <w:t xml:space="preserve">🔍 Search ARES for videos</w:t>
               </w:r>
             </w:hyperlink>
+          </w:p>
+          <w:p>
+            <w:pPr>
+              <w:spacing w:after="10" w:before="0"/>
+              <w:ind w:left="120"/>
+            </w:pPr>
+            <w:r>
+              <w:rPr>
+                <w:rFonts w:ascii="Arial" w:cs="Arial" w:eastAsia="Arial" w:hAnsi="Arial"/>
+                <w:color w:val="595959"/>
+                <w:sz w:val="14"/>
+                <w:szCs w:val="14"/>
+              </w:rPr>
+              <w:t xml:space="preserve">Search terms: turning effect force moment</w:t>
+            </w:r>
           </w:p>
           <w:p>
             <w:pPr>
@@ -18227,7 +18365,7 @@
               <w:spacing w:after="10" w:before="0"/>
               <w:ind w:left="120"/>
             </w:pPr>
-            <w:hyperlink w:history="1" r:id="rIdzx3elpkal9t7lx7fuwqe8">
+            <w:hyperlink w:history="1" r:id="rIdne9jzjccbet_nooejrrl7">
               <w:r>
                 <w:rPr>
                   <w:rFonts w:ascii="Arial" w:cs="Arial" w:eastAsia="Arial" w:hAnsi="Arial"/>
@@ -18437,40 +18575,24 @@
             <w:pPr>
               <w:spacing w:after="20" w:before="0"/>
             </w:pPr>
-            <w:hyperlink w:history="1" r:id="rId8toyek57ua-4vs0igifm6">
-              <w:r>
-                <w:rPr>
-                  <w:rFonts w:ascii="Arial" w:cs="Arial" w:eastAsia="Arial" w:hAnsi="Arial"/>
-                  <w:color w:val="2E75B6"/>
-                  <w:sz w:val="16"/>
-                  <w:szCs w:val="16"/>
-                  <w:u w:val="single" w:color="2E75B6"/>
-                </w:rPr>
-                <w:t xml:space="preserve">Showing relation between basis cols and pivot cols</w:t>
-              </w:r>
-            </w:hyperlink>
+            <w:r>
+              <w:rPr>
+                <w:rFonts w:ascii="Arial" w:cs="Arial" w:eastAsia="Arial" w:hAnsi="Arial"/>
+                <w:i/>
+                <w:iCs/>
+                <w:color w:val="595959"/>
+                <w:sz w:val="16"/>
+                <w:szCs w:val="16"/>
+              </w:rPr>
+              <w:t xml:space="preserve">No closely matching video in the ARES library for this activity.</w:t>
+            </w:r>
           </w:p>
           <w:p>
             <w:pPr>
               <w:spacing w:after="10" w:before="0"/>
               <w:ind w:left="120"/>
             </w:pPr>
-            <w:r>
-              <w:rPr>
-                <w:rFonts w:ascii="Arial" w:cs="Arial" w:eastAsia="Arial" w:hAnsi="Arial"/>
-                <w:color w:val="595959"/>
-                <w:sz w:val="14"/>
-                <w:szCs w:val="14"/>
-              </w:rPr>
-              <w:t xml:space="preserve">Source: Khan Academy (English - US curriculum)</w:t>
-            </w:r>
-          </w:p>
-          <w:p>
-            <w:pPr>
-              <w:spacing w:after="10" w:before="0"/>
-              <w:ind w:left="120"/>
-            </w:pPr>
-            <w:hyperlink w:history="1" r:id="rIdtimtk12xc6fgmh0szwj14">
+            <w:hyperlink w:history="1" r:id="rIdleaz5urmgbnqpbeacerap">
               <w:r>
                 <w:rPr>
                   <w:rFonts w:ascii="Arial" w:cs="Arial" w:eastAsia="Arial" w:hAnsi="Arial"/>
@@ -18479,9 +18601,24 @@
                   <w:szCs w:val="14"/>
                   <w:u w:val="single" w:color="595959"/>
                 </w:rPr>
-                <w:t xml:space="preserve">🔍 Search ARES for similar videos</w:t>
+                <w:t xml:space="preserve">🔍 Search ARES for videos</w:t>
               </w:r>
             </w:hyperlink>
+          </w:p>
+          <w:p>
+            <w:pPr>
+              <w:spacing w:after="10" w:before="0"/>
+              <w:ind w:left="120"/>
+            </w:pPr>
+            <w:r>
+              <w:rPr>
+                <w:rFonts w:ascii="Arial" w:cs="Arial" w:eastAsia="Arial" w:hAnsi="Arial"/>
+                <w:color w:val="595959"/>
+                <w:sz w:val="14"/>
+                <w:szCs w:val="14"/>
+              </w:rPr>
+              <w:t xml:space="preserve">Search terms: turning effect force moment</w:t>
+            </w:r>
           </w:p>
           <w:p>
             <w:pPr>
@@ -18532,7 +18669,7 @@
               <w:spacing w:after="10" w:before="0"/>
               <w:ind w:left="120"/>
             </w:pPr>
-            <w:hyperlink w:history="1" r:id="rIdst5w4sq5x5vfl-ahqu6r-">
+            <w:hyperlink w:history="1" r:id="rId21ajaf0oeequ5is9grzyp">
               <w:r>
                 <w:rPr>
                   <w:rFonts w:ascii="Arial" w:cs="Arial" w:eastAsia="Arial" w:hAnsi="Arial"/>
@@ -18742,40 +18879,24 @@
             <w:pPr>
               <w:spacing w:after="20" w:before="0"/>
             </w:pPr>
-            <w:hyperlink w:history="1" r:id="rIdi_1yt4ax0kq7bwmfb00eq">
-              <w:r>
-                <w:rPr>
-                  <w:rFonts w:ascii="Arial" w:cs="Arial" w:eastAsia="Arial" w:hAnsi="Arial"/>
-                  <w:color w:val="2E75B6"/>
-                  <w:sz w:val="16"/>
-                  <w:szCs w:val="16"/>
-                  <w:u w:val="single" w:color="2E75B6"/>
-                </w:rPr>
-                <w:t xml:space="preserve">Showing relation between basis cols and pivot cols</w:t>
-              </w:r>
-            </w:hyperlink>
+            <w:r>
+              <w:rPr>
+                <w:rFonts w:ascii="Arial" w:cs="Arial" w:eastAsia="Arial" w:hAnsi="Arial"/>
+                <w:i/>
+                <w:iCs/>
+                <w:color w:val="595959"/>
+                <w:sz w:val="16"/>
+                <w:szCs w:val="16"/>
+              </w:rPr>
+              <w:t xml:space="preserve">No closely matching video in the ARES library for this activity.</w:t>
+            </w:r>
           </w:p>
           <w:p>
             <w:pPr>
               <w:spacing w:after="10" w:before="0"/>
               <w:ind w:left="120"/>
             </w:pPr>
-            <w:r>
-              <w:rPr>
-                <w:rFonts w:ascii="Arial" w:cs="Arial" w:eastAsia="Arial" w:hAnsi="Arial"/>
-                <w:color w:val="595959"/>
-                <w:sz w:val="14"/>
-                <w:szCs w:val="14"/>
-              </w:rPr>
-              <w:t xml:space="preserve">Source: Khan Academy (English - US curriculum)</w:t>
-            </w:r>
-          </w:p>
-          <w:p>
-            <w:pPr>
-              <w:spacing w:after="10" w:before="0"/>
-              <w:ind w:left="120"/>
-            </w:pPr>
-            <w:hyperlink w:history="1" r:id="rIdfcph-hro1cvo-r124uq1d">
+            <w:hyperlink w:history="1" r:id="rIdzh-1l36y7dwak5x_jn0iu">
               <w:r>
                 <w:rPr>
                   <w:rFonts w:ascii="Arial" w:cs="Arial" w:eastAsia="Arial" w:hAnsi="Arial"/>
@@ -18784,9 +18905,24 @@
                   <w:szCs w:val="14"/>
                   <w:u w:val="single" w:color="595959"/>
                 </w:rPr>
-                <w:t xml:space="preserve">🔍 Search ARES for similar videos</w:t>
+                <w:t xml:space="preserve">🔍 Search ARES for videos</w:t>
               </w:r>
             </w:hyperlink>
+          </w:p>
+          <w:p>
+            <w:pPr>
+              <w:spacing w:after="10" w:before="0"/>
+              <w:ind w:left="120"/>
+            </w:pPr>
+            <w:r>
+              <w:rPr>
+                <w:rFonts w:ascii="Arial" w:cs="Arial" w:eastAsia="Arial" w:hAnsi="Arial"/>
+                <w:color w:val="595959"/>
+                <w:sz w:val="14"/>
+                <w:szCs w:val="14"/>
+              </w:rPr>
+              <w:t xml:space="preserve">Search terms: turning effect force moment</w:t>
+            </w:r>
           </w:p>
           <w:p>
             <w:pPr>
@@ -18837,7 +18973,7 @@
               <w:spacing w:after="10" w:before="0"/>
               <w:ind w:left="120"/>
             </w:pPr>
-            <w:hyperlink w:history="1" r:id="rIdyrg0f6jsfolh5aie0ilnp">
+            <w:hyperlink w:history="1" r:id="rIdltppbjdh9shu-omgrjxfz">
               <w:r>
                 <w:rPr>
                   <w:rFonts w:ascii="Arial" w:cs="Arial" w:eastAsia="Arial" w:hAnsi="Arial"/>
@@ -19047,40 +19183,24 @@
             <w:pPr>
               <w:spacing w:after="20" w:before="0"/>
             </w:pPr>
-            <w:hyperlink w:history="1" r:id="rIdgmjvkl9ammolqulmqywym">
-              <w:r>
-                <w:rPr>
-                  <w:rFonts w:ascii="Arial" w:cs="Arial" w:eastAsia="Arial" w:hAnsi="Arial"/>
-                  <w:color w:val="2E75B6"/>
-                  <w:sz w:val="16"/>
-                  <w:szCs w:val="16"/>
-                  <w:u w:val="single" w:color="2E75B6"/>
-                </w:rPr>
-                <w:t xml:space="preserve">Showing relation between basis cols and pivot cols</w:t>
-              </w:r>
-            </w:hyperlink>
+            <w:r>
+              <w:rPr>
+                <w:rFonts w:ascii="Arial" w:cs="Arial" w:eastAsia="Arial" w:hAnsi="Arial"/>
+                <w:i/>
+                <w:iCs/>
+                <w:color w:val="595959"/>
+                <w:sz w:val="16"/>
+                <w:szCs w:val="16"/>
+              </w:rPr>
+              <w:t xml:space="preserve">No closely matching video in the ARES library for this activity.</w:t>
+            </w:r>
           </w:p>
           <w:p>
             <w:pPr>
               <w:spacing w:after="10" w:before="0"/>
               <w:ind w:left="120"/>
             </w:pPr>
-            <w:r>
-              <w:rPr>
-                <w:rFonts w:ascii="Arial" w:cs="Arial" w:eastAsia="Arial" w:hAnsi="Arial"/>
-                <w:color w:val="595959"/>
-                <w:sz w:val="14"/>
-                <w:szCs w:val="14"/>
-              </w:rPr>
-              <w:t xml:space="preserve">Source: Khan Academy (English - US curriculum)</w:t>
-            </w:r>
-          </w:p>
-          <w:p>
-            <w:pPr>
-              <w:spacing w:after="10" w:before="0"/>
-              <w:ind w:left="120"/>
-            </w:pPr>
-            <w:hyperlink w:history="1" r:id="rIdp1dnziruijx1pprohdeat">
+            <w:hyperlink w:history="1" r:id="rIdclznebqjh1guupahweco5">
               <w:r>
                 <w:rPr>
                   <w:rFonts w:ascii="Arial" w:cs="Arial" w:eastAsia="Arial" w:hAnsi="Arial"/>
@@ -19089,9 +19209,24 @@
                   <w:szCs w:val="14"/>
                   <w:u w:val="single" w:color="595959"/>
                 </w:rPr>
-                <w:t xml:space="preserve">🔍 Search ARES for similar videos</w:t>
+                <w:t xml:space="preserve">🔍 Search ARES for videos</w:t>
               </w:r>
             </w:hyperlink>
+          </w:p>
+          <w:p>
+            <w:pPr>
+              <w:spacing w:after="10" w:before="0"/>
+              <w:ind w:left="120"/>
+            </w:pPr>
+            <w:r>
+              <w:rPr>
+                <w:rFonts w:ascii="Arial" w:cs="Arial" w:eastAsia="Arial" w:hAnsi="Arial"/>
+                <w:color w:val="595959"/>
+                <w:sz w:val="14"/>
+                <w:szCs w:val="14"/>
+              </w:rPr>
+              <w:t xml:space="preserve">Search terms: turning effect force moment</w:t>
+            </w:r>
           </w:p>
           <w:p>
             <w:pPr>
@@ -19142,7 +19277,7 @@
               <w:spacing w:after="10" w:before="0"/>
               <w:ind w:left="120"/>
             </w:pPr>
-            <w:hyperlink w:history="1" r:id="rIdacu_kn9x4djebuiiknvxh">
+            <w:hyperlink w:history="1" r:id="rIdqthnwlrafpxueaaulo7xj">
               <w:r>
                 <w:rPr>
                   <w:rFonts w:ascii="Arial" w:cs="Arial" w:eastAsia="Arial" w:hAnsi="Arial"/>
@@ -19783,7 +19918,7 @@
         </w:rPr>
         <w:t xml:space="preserve">© 2026 SeaVuria and ARES. Aligned with KICD objectives. Developed by SeaVuria; technical implementation by ARES (with AI assistance from Claude). Licensed under </w:t>
       </w:r>
-      <w:hyperlink w:history="1" r:id="rId9amj0ivmvva5u8_xigfl_">
+      <w:hyperlink w:history="1" r:id="rId7xz8tnlaq8dc8_ty2lbui">
         <w:r>
           <w:rPr>
             <w:rFonts w:ascii="Arial" w:cs="Arial" w:eastAsia="Arial" w:hAnsi="Arial"/>
@@ -19804,7 +19939,7 @@
         </w:rPr>
         <w:t xml:space="preserve"> (</w:t>
       </w:r>
-      <w:hyperlink w:history="1" r:id="rId39lfuap62wh2hworfuwgf">
+      <w:hyperlink w:history="1" r:id="rIde-51joqhpunicjpakipst">
         <w:r>
           <w:rPr>
             <w:rFonts w:ascii="Arial" w:cs="Arial" w:eastAsia="Arial" w:hAnsi="Arial"/>
@@ -20834,7 +20969,7 @@
               <w:spacing w:after="10" w:before="0"/>
               <w:ind w:left="120"/>
             </w:pPr>
-            <w:hyperlink w:history="1" r:id="rId4nf7ylsydg0iinxkm54ba">
+            <w:hyperlink w:history="1" r:id="rIdyn7mof125twip0vld8l-z">
               <w:r>
                 <w:rPr>
                   <w:rFonts w:ascii="Arial" w:cs="Arial" w:eastAsia="Arial" w:hAnsi="Arial"/>
@@ -20911,7 +21046,7 @@
               <w:spacing w:after="10" w:before="0"/>
               <w:ind w:left="120"/>
             </w:pPr>
-            <w:hyperlink w:history="1" r:id="rIdltvini5_k22_adjmghext">
+            <w:hyperlink w:history="1" r:id="rIddujvmtcs5oj8vz3kn8ul-">
               <w:r>
                 <w:rPr>
                   <w:rFonts w:ascii="Arial" w:cs="Arial" w:eastAsia="Arial" w:hAnsi="Arial"/>
@@ -21138,7 +21273,7 @@
               <w:spacing w:after="10" w:before="0"/>
               <w:ind w:left="120"/>
             </w:pPr>
-            <w:hyperlink w:history="1" r:id="rIdwgbrr8k6efiwamqof4daj">
+            <w:hyperlink w:history="1" r:id="rIdwjxnxsb6jbaa2k8p9vbfv">
               <w:r>
                 <w:rPr>
                   <w:rFonts w:ascii="Arial" w:cs="Arial" w:eastAsia="Arial" w:hAnsi="Arial"/>
@@ -21215,7 +21350,7 @@
               <w:spacing w:after="10" w:before="0"/>
               <w:ind w:left="120"/>
             </w:pPr>
-            <w:hyperlink w:history="1" r:id="rIdsz4uisvp0ruqjaymyvkau">
+            <w:hyperlink w:history="1" r:id="rIdzv75oiovwrgnh0tunxfho">
               <w:r>
                 <w:rPr>
                   <w:rFonts w:ascii="Arial" w:cs="Arial" w:eastAsia="Arial" w:hAnsi="Arial"/>
@@ -21442,7 +21577,7 @@
               <w:spacing w:after="10" w:before="0"/>
               <w:ind w:left="120"/>
             </w:pPr>
-            <w:hyperlink w:history="1" r:id="rIdhzfsa0thxlhetmhadxabk">
+            <w:hyperlink w:history="1" r:id="rId3_zxnbkhpa4bbl19tujrf">
               <w:r>
                 <w:rPr>
                   <w:rFonts w:ascii="Arial" w:cs="Arial" w:eastAsia="Arial" w:hAnsi="Arial"/>
@@ -21519,7 +21654,7 @@
               <w:spacing w:after="10" w:before="0"/>
               <w:ind w:left="120"/>
             </w:pPr>
-            <w:hyperlink w:history="1" r:id="rId_bgavhyre0ml59rqzlog6">
+            <w:hyperlink w:history="1" r:id="rIdwvos18bd8y3kgvaim0-pm">
               <w:r>
                 <w:rPr>
                   <w:rFonts w:ascii="Arial" w:cs="Arial" w:eastAsia="Arial" w:hAnsi="Arial"/>
@@ -21746,7 +21881,7 @@
               <w:spacing w:after="10" w:before="0"/>
               <w:ind w:left="120"/>
             </w:pPr>
-            <w:hyperlink w:history="1" r:id="rIddxf4w5tveuwdzgjhpwa9w">
+            <w:hyperlink w:history="1" r:id="rIdt2202xachcncu0f3-iurh">
               <w:r>
                 <w:rPr>
                   <w:rFonts w:ascii="Arial" w:cs="Arial" w:eastAsia="Arial" w:hAnsi="Arial"/>
@@ -21823,7 +21958,7 @@
               <w:spacing w:after="10" w:before="0"/>
               <w:ind w:left="120"/>
             </w:pPr>
-            <w:hyperlink w:history="1" r:id="rId80iqnykob-qpr226vl3s5">
+            <w:hyperlink w:history="1" r:id="rIdcmti-cwjmkyok9xjmooi5">
               <w:r>
                 <w:rPr>
                   <w:rFonts w:ascii="Arial" w:cs="Arial" w:eastAsia="Arial" w:hAnsi="Arial"/>
@@ -22050,7 +22185,7 @@
               <w:spacing w:after="10" w:before="0"/>
               <w:ind w:left="120"/>
             </w:pPr>
-            <w:hyperlink w:history="1" r:id="rIdgrbtgehhapukwpifu4su-">
+            <w:hyperlink w:history="1" r:id="rIduokzcib2y4x58r0n5pq6o">
               <w:r>
                 <w:rPr>
                   <w:rFonts w:ascii="Arial" w:cs="Arial" w:eastAsia="Arial" w:hAnsi="Arial"/>
@@ -22127,7 +22262,7 @@
               <w:spacing w:after="10" w:before="0"/>
               <w:ind w:left="120"/>
             </w:pPr>
-            <w:hyperlink w:history="1" r:id="rId8t8eqpy6d_gxtcphb98dx">
+            <w:hyperlink w:history="1" r:id="rIdaijjyxmxunvsw8qoekwaz">
               <w:r>
                 <w:rPr>
                   <w:rFonts w:ascii="Arial" w:cs="Arial" w:eastAsia="Arial" w:hAnsi="Arial"/>
@@ -22654,7 +22789,7 @@
         </w:rPr>
         <w:t xml:space="preserve">© 2026 SeaVuria and ARES. Aligned with KICD objectives. Developed by SeaVuria; technical implementation by ARES (with AI assistance from Claude). Licensed under </w:t>
       </w:r>
-      <w:hyperlink w:history="1" r:id="rIdlesgusticc160ar-vstog">
+      <w:hyperlink w:history="1" r:id="rIdgvntske8nmg4bpd1hxjog">
         <w:r>
           <w:rPr>
             <w:rFonts w:ascii="Arial" w:cs="Arial" w:eastAsia="Arial" w:hAnsi="Arial"/>
@@ -22675,7 +22810,7 @@
         </w:rPr>
         <w:t xml:space="preserve"> (</w:t>
       </w:r>
-      <w:hyperlink w:history="1" r:id="rIdt_ohsdkupgk7rop4pohdx">
+      <w:hyperlink w:history="1" r:id="rId_iscw8vewa4ztdjcq2e4w">
         <w:r>
           <w:rPr>
             <w:rFonts w:ascii="Arial" w:cs="Arial" w:eastAsia="Arial" w:hAnsi="Arial"/>
@@ -23705,7 +23840,7 @@
               <w:spacing w:after="10" w:before="0"/>
               <w:ind w:left="120"/>
             </w:pPr>
-            <w:hyperlink w:history="1" r:id="rIdzbpn3c5ejjujzcnvwobqz">
+            <w:hyperlink w:history="1" r:id="rIdm1c7vtfuhmahwjf38jfae">
               <w:r>
                 <w:rPr>
                   <w:rFonts w:ascii="Arial" w:cs="Arial" w:eastAsia="Arial" w:hAnsi="Arial"/>
@@ -23782,7 +23917,7 @@
               <w:spacing w:after="10" w:before="0"/>
               <w:ind w:left="120"/>
             </w:pPr>
-            <w:hyperlink w:history="1" r:id="rIdwymuj2mkgfz64kycrgrvq">
+            <w:hyperlink w:history="1" r:id="rIde4oa_nrbwhlclwht1vxtj">
               <w:r>
                 <w:rPr>
                   <w:rFonts w:ascii="Arial" w:cs="Arial" w:eastAsia="Arial" w:hAnsi="Arial"/>
@@ -24009,7 +24144,7 @@
               <w:spacing w:after="10" w:before="0"/>
               <w:ind w:left="120"/>
             </w:pPr>
-            <w:hyperlink w:history="1" r:id="rIdsrrnnr24kugcohtdwzrd_">
+            <w:hyperlink w:history="1" r:id="rIdlnnu7ihrqzrnopzzn3ytj">
               <w:r>
                 <w:rPr>
                   <w:rFonts w:ascii="Arial" w:cs="Arial" w:eastAsia="Arial" w:hAnsi="Arial"/>
@@ -24086,7 +24221,7 @@
               <w:spacing w:after="10" w:before="0"/>
               <w:ind w:left="120"/>
             </w:pPr>
-            <w:hyperlink w:history="1" r:id="rIdoq4aevumtueal-t8lh5vx">
+            <w:hyperlink w:history="1" r:id="rIdxqoywkqb7bydzhojoq38a">
               <w:r>
                 <w:rPr>
                   <w:rFonts w:ascii="Arial" w:cs="Arial" w:eastAsia="Arial" w:hAnsi="Arial"/>
@@ -24313,7 +24448,7 @@
               <w:spacing w:after="10" w:before="0"/>
               <w:ind w:left="120"/>
             </w:pPr>
-            <w:hyperlink w:history="1" r:id="rIdocxnfmmguxzrmr0c9_ef_">
+            <w:hyperlink w:history="1" r:id="rIdojywqdualdxk2jhpesdx4">
               <w:r>
                 <w:rPr>
                   <w:rFonts w:ascii="Arial" w:cs="Arial" w:eastAsia="Arial" w:hAnsi="Arial"/>
@@ -24390,7 +24525,7 @@
               <w:spacing w:after="10" w:before="0"/>
               <w:ind w:left="120"/>
             </w:pPr>
-            <w:hyperlink w:history="1" r:id="rIdsmn_m54uj4xwfyn9jrz15">
+            <w:hyperlink w:history="1" r:id="rIdrnzdk9ir4ktvqntfuujs-">
               <w:r>
                 <w:rPr>
                   <w:rFonts w:ascii="Arial" w:cs="Arial" w:eastAsia="Arial" w:hAnsi="Arial"/>
@@ -24617,7 +24752,7 @@
               <w:spacing w:after="10" w:before="0"/>
               <w:ind w:left="120"/>
             </w:pPr>
-            <w:hyperlink w:history="1" r:id="rId-mwi2k_mrqj_njr_hinmi">
+            <w:hyperlink w:history="1" r:id="rIdoebznuo3n-edj27ulopa1">
               <w:r>
                 <w:rPr>
                   <w:rFonts w:ascii="Arial" w:cs="Arial" w:eastAsia="Arial" w:hAnsi="Arial"/>
@@ -24694,7 +24829,7 @@
               <w:spacing w:after="10" w:before="0"/>
               <w:ind w:left="120"/>
             </w:pPr>
-            <w:hyperlink w:history="1" r:id="rIdfevbo2-ygvm2-m-czi2zf">
+            <w:hyperlink w:history="1" r:id="rIdeihevndz9dpa64w1gc_p1">
               <w:r>
                 <w:rPr>
                   <w:rFonts w:ascii="Arial" w:cs="Arial" w:eastAsia="Arial" w:hAnsi="Arial"/>
@@ -24921,7 +25056,7 @@
               <w:spacing w:after="10" w:before="0"/>
               <w:ind w:left="120"/>
             </w:pPr>
-            <w:hyperlink w:history="1" r:id="rIdhko7bpkfnj1zv8hyse1nx">
+            <w:hyperlink w:history="1" r:id="rId2ixia7g8rud5zycwqro3f">
               <w:r>
                 <w:rPr>
                   <w:rFonts w:ascii="Arial" w:cs="Arial" w:eastAsia="Arial" w:hAnsi="Arial"/>
@@ -24998,7 +25133,7 @@
               <w:spacing w:after="10" w:before="0"/>
               <w:ind w:left="120"/>
             </w:pPr>
-            <w:hyperlink w:history="1" r:id="rId7hkms5-axk2d3t70xwram">
+            <w:hyperlink w:history="1" r:id="rIdmpfhw7oklow-alilkevhe">
               <w:r>
                 <w:rPr>
                   <w:rFonts w:ascii="Arial" w:cs="Arial" w:eastAsia="Arial" w:hAnsi="Arial"/>
@@ -25753,7 +25888,7 @@
         </w:rPr>
         <w:t xml:space="preserve">© 2026 SeaVuria and ARES. Aligned with KICD objectives. Developed by SeaVuria; technical implementation by ARES (with AI assistance from Claude). Licensed under </w:t>
       </w:r>
-      <w:hyperlink w:history="1" r:id="rId3d2on-vjtj_wg1c3dzfkt">
+      <w:hyperlink w:history="1" r:id="rIdl-qhwvrwlfnxioez_2qsa">
         <w:r>
           <w:rPr>
             <w:rFonts w:ascii="Arial" w:cs="Arial" w:eastAsia="Arial" w:hAnsi="Arial"/>
@@ -25774,7 +25909,7 @@
         </w:rPr>
         <w:t xml:space="preserve"> (</w:t>
       </w:r>
-      <w:hyperlink w:history="1" r:id="rIdfegto9p-trjvcszdaed1-">
+      <w:hyperlink w:history="1" r:id="rIdfvqpj_kr5sbjes0xcf2sz">
         <w:r>
           <w:rPr>
             <w:rFonts w:ascii="Arial" w:cs="Arial" w:eastAsia="Arial" w:hAnsi="Arial"/>

--- a/data/outputs/v2/General_Science/SS3.1_Turning_Effect_of_Force/General_Science_Turning_Effect_of_Force_CBE_LessonSequence.docx
+++ b/data/outputs/v2/General_Science/SS3.1_Turning_Effect_of_Force/General_Science_Turning_Effect_of_Force_CBE_LessonSequence.docx
@@ -2086,7 +2086,7 @@
         </w:rPr>
         <w:t xml:space="preserve">© 2026 SeaVuria and ARES. This work is licensed under a </w:t>
       </w:r>
-      <w:hyperlink w:history="1" r:id="rIdwzedoqa0mvztsml0b5pjp">
+      <w:hyperlink w:history="1" r:id="rIdl0t86twp4t7gekqlcswqs">
         <w:r>
           <w:rPr>
             <w:rFonts w:ascii="Arial" w:cs="Arial" w:eastAsia="Arial" w:hAnsi="Arial"/>
@@ -2106,7 +2106,7 @@
         </w:rPr>
         <w:t xml:space="preserve"> (</w:t>
       </w:r>
-      <w:hyperlink w:history="1" r:id="rId1gr_tbrl_neh5rtmq4fdz">
+      <w:hyperlink w:history="1" r:id="rIdierj7k-be9eokkysdzpzy">
         <w:r>
           <w:rPr>
             <w:rFonts w:ascii="Arial" w:cs="Arial" w:eastAsia="Arial" w:hAnsi="Arial"/>
@@ -2126,7 +2126,7 @@
         </w:rPr>
         <w:t xml:space="preserve">). To view a copy of this license, visit </w:t>
       </w:r>
-      <w:hyperlink w:history="1" r:id="rId90j_r7o26xmewmpfa_hyh">
+      <w:hyperlink w:history="1" r:id="rIdpybexswvjkfh67vzlwtli">
         <w:r>
           <w:rPr>
             <w:rFonts w:ascii="Arial" w:cs="Arial" w:eastAsia="Arial" w:hAnsi="Arial"/>
@@ -3138,7 +3138,7 @@
             <w:pPr>
               <w:spacing w:after="20" w:before="0"/>
             </w:pPr>
-            <w:hyperlink w:history="1" r:id="rIdefakexdi_-ttkizxgcg_q">
+            <w:hyperlink w:history="1" r:id="rIdwj4akugvjpc-xhtnlumge">
               <w:r>
                 <w:rPr>
                   <w:rFonts w:ascii="Arial" w:cs="Arial" w:eastAsia="Arial" w:hAnsi="Arial"/>
@@ -3187,7 +3187,7 @@
               <w:spacing w:after="10" w:before="0"/>
               <w:ind w:left="120"/>
             </w:pPr>
-            <w:hyperlink w:history="1" r:id="rIdzks6bc_yof19klzls4kqb">
+            <w:hyperlink w:history="1" r:id="rIdwmo2o2grnufuzsqu94uc8">
               <w:r>
                 <w:rPr>
                   <w:rFonts w:ascii="Arial" w:cs="Arial" w:eastAsia="Arial" w:hAnsi="Arial"/>
@@ -3249,7 +3249,7 @@
               <w:spacing w:after="10" w:before="0"/>
               <w:ind w:left="120"/>
             </w:pPr>
-            <w:hyperlink w:history="1" r:id="rId1nfvxlnvfrmuncumqpve4">
+            <w:hyperlink w:history="1" r:id="rIdswsw17vd1iln0k87bgrga">
               <w:r>
                 <w:rPr>
                   <w:rFonts w:ascii="Arial" w:cs="Arial" w:eastAsia="Arial" w:hAnsi="Arial"/>
@@ -3459,7 +3459,7 @@
             <w:pPr>
               <w:spacing w:after="20" w:before="0"/>
             </w:pPr>
-            <w:hyperlink w:history="1" r:id="rIdaukgk-ylek_e9an_hjhrh">
+            <w:hyperlink w:history="1" r:id="rIdqftw1uwo_dbv9snkqcrgp">
               <w:r>
                 <w:rPr>
                   <w:rFonts w:ascii="Arial" w:cs="Arial" w:eastAsia="Arial" w:hAnsi="Arial"/>
@@ -3508,7 +3508,7 @@
               <w:spacing w:after="10" w:before="0"/>
               <w:ind w:left="120"/>
             </w:pPr>
-            <w:hyperlink w:history="1" r:id="rIdldcbyk-0-tuayuce4wa0s">
+            <w:hyperlink w:history="1" r:id="rIdv1a_pth5w9t7-oo6tjuzh">
               <w:r>
                 <w:rPr>
                   <w:rFonts w:ascii="Arial" w:cs="Arial" w:eastAsia="Arial" w:hAnsi="Arial"/>
@@ -3570,7 +3570,7 @@
               <w:spacing w:after="10" w:before="0"/>
               <w:ind w:left="120"/>
             </w:pPr>
-            <w:hyperlink w:history="1" r:id="rId_pfppocfp9h0h6hl9lqfp">
+            <w:hyperlink w:history="1" r:id="rIdmc5fmak78bijnwpc9k9mc">
               <w:r>
                 <w:rPr>
                   <w:rFonts w:ascii="Arial" w:cs="Arial" w:eastAsia="Arial" w:hAnsi="Arial"/>
@@ -3780,7 +3780,7 @@
             <w:pPr>
               <w:spacing w:after="20" w:before="0"/>
             </w:pPr>
-            <w:hyperlink w:history="1" r:id="rIdfz7vgix4t0e0ikg-o9f_l">
+            <w:hyperlink w:history="1" r:id="rIdzqmdutam5ko2kf3hgb_ma">
               <w:r>
                 <w:rPr>
                   <w:rFonts w:ascii="Arial" w:cs="Arial" w:eastAsia="Arial" w:hAnsi="Arial"/>
@@ -3829,7 +3829,7 @@
               <w:spacing w:after="10" w:before="0"/>
               <w:ind w:left="120"/>
             </w:pPr>
-            <w:hyperlink w:history="1" r:id="rIdumfffaxhext6l8oxvffs6">
+            <w:hyperlink w:history="1" r:id="rIdelf6comvkswzoilhywskz">
               <w:r>
                 <w:rPr>
                   <w:rFonts w:ascii="Arial" w:cs="Arial" w:eastAsia="Arial" w:hAnsi="Arial"/>
@@ -3891,7 +3891,7 @@
               <w:spacing w:after="10" w:before="0"/>
               <w:ind w:left="120"/>
             </w:pPr>
-            <w:hyperlink w:history="1" r:id="rIdwts6isv6sxqvjuqick6dc">
+            <w:hyperlink w:history="1" r:id="rId7xxfkqosc5tuo44c2zak1">
               <w:r>
                 <w:rPr>
                   <w:rFonts w:ascii="Arial" w:cs="Arial" w:eastAsia="Arial" w:hAnsi="Arial"/>
@@ -4101,7 +4101,7 @@
             <w:pPr>
               <w:spacing w:after="20" w:before="0"/>
             </w:pPr>
-            <w:hyperlink w:history="1" r:id="rIddha8aexuxa3qjdqv-tp2z">
+            <w:hyperlink w:history="1" r:id="rIdcwsyaulclxhspdpimhn_d">
               <w:r>
                 <w:rPr>
                   <w:rFonts w:ascii="Arial" w:cs="Arial" w:eastAsia="Arial" w:hAnsi="Arial"/>
@@ -4150,7 +4150,7 @@
               <w:spacing w:after="10" w:before="0"/>
               <w:ind w:left="120"/>
             </w:pPr>
-            <w:hyperlink w:history="1" r:id="rIdmvwjsjlgpbafdrzawjs2s">
+            <w:hyperlink w:history="1" r:id="rId_-zlsycx0vchkjeqcyixh">
               <w:r>
                 <w:rPr>
                   <w:rFonts w:ascii="Arial" w:cs="Arial" w:eastAsia="Arial" w:hAnsi="Arial"/>
@@ -4212,7 +4212,7 @@
               <w:spacing w:after="10" w:before="0"/>
               <w:ind w:left="120"/>
             </w:pPr>
-            <w:hyperlink w:history="1" r:id="rIdtcpdhympm6f5obx-zarrv">
+            <w:hyperlink w:history="1" r:id="rIdhn0b2vwape_mzt_otf8sv">
               <w:r>
                 <w:rPr>
                   <w:rFonts w:ascii="Arial" w:cs="Arial" w:eastAsia="Arial" w:hAnsi="Arial"/>
@@ -4422,7 +4422,7 @@
             <w:pPr>
               <w:spacing w:after="20" w:before="0"/>
             </w:pPr>
-            <w:hyperlink w:history="1" r:id="rIdvpx82zwuyckl9swdsvyv0">
+            <w:hyperlink w:history="1" r:id="rIdr34zchv5ayix-jvhok66g">
               <w:r>
                 <w:rPr>
                   <w:rFonts w:ascii="Arial" w:cs="Arial" w:eastAsia="Arial" w:hAnsi="Arial"/>
@@ -4471,7 +4471,7 @@
               <w:spacing w:after="10" w:before="0"/>
               <w:ind w:left="120"/>
             </w:pPr>
-            <w:hyperlink w:history="1" r:id="rIdlstsploylz4uygpxz-2gr">
+            <w:hyperlink w:history="1" r:id="rIdvvevhvazsbaxt2td7qoqx">
               <w:r>
                 <w:rPr>
                   <w:rFonts w:ascii="Arial" w:cs="Arial" w:eastAsia="Arial" w:hAnsi="Arial"/>
@@ -4533,7 +4533,7 @@
               <w:spacing w:after="10" w:before="0"/>
               <w:ind w:left="120"/>
             </w:pPr>
-            <w:hyperlink w:history="1" r:id="rIdroyze_hjfb2piet0bcjbz">
+            <w:hyperlink w:history="1" r:id="rIdfehnycliexkshuwr0d-vs">
               <w:r>
                 <w:rPr>
                   <w:rFonts w:ascii="Arial" w:cs="Arial" w:eastAsia="Arial" w:hAnsi="Arial"/>
@@ -5155,7 +5155,7 @@
         </w:rPr>
         <w:t xml:space="preserve">© 2026 SeaVuria and ARES. Aligned with KICD objectives. Developed by SeaVuria; technical implementation by ARES (with AI assistance from Claude). Licensed under </w:t>
       </w:r>
-      <w:hyperlink w:history="1" r:id="rIdxof-zv4iqdnwft6l-2tiq">
+      <w:hyperlink w:history="1" r:id="rIdl-awa8kf1nzujw4ihpdzm">
         <w:r>
           <w:rPr>
             <w:rFonts w:ascii="Arial" w:cs="Arial" w:eastAsia="Arial" w:hAnsi="Arial"/>
@@ -5176,7 +5176,7 @@
         </w:rPr>
         <w:t xml:space="preserve"> (</w:t>
       </w:r>
-      <w:hyperlink w:history="1" r:id="rIdwgc775dw6m7lwhri2go3u">
+      <w:hyperlink w:history="1" r:id="rIdqsndgjow1jga_e4k6krtp">
         <w:r>
           <w:rPr>
             <w:rFonts w:ascii="Arial" w:cs="Arial" w:eastAsia="Arial" w:hAnsi="Arial"/>
@@ -6206,7 +6206,7 @@
               <w:spacing w:after="10" w:before="0"/>
               <w:ind w:left="120"/>
             </w:pPr>
-            <w:hyperlink w:history="1" r:id="rId7qqvpkhvdzq5mjm8wozfr">
+            <w:hyperlink w:history="1" r:id="rIdef6bz_otkoqfhurk6b5jm">
               <w:r>
                 <w:rPr>
                   <w:rFonts w:ascii="Arial" w:cs="Arial" w:eastAsia="Arial" w:hAnsi="Arial"/>
@@ -6283,7 +6283,7 @@
               <w:spacing w:after="10" w:before="0"/>
               <w:ind w:left="120"/>
             </w:pPr>
-            <w:hyperlink w:history="1" r:id="rIdctq2bfgyfwskxtw37qjok">
+            <w:hyperlink w:history="1" r:id="rIdips_nh9yn-zbktov8vu2k">
               <w:r>
                 <w:rPr>
                   <w:rFonts w:ascii="Arial" w:cs="Arial" w:eastAsia="Arial" w:hAnsi="Arial"/>
@@ -6510,7 +6510,7 @@
               <w:spacing w:after="10" w:before="0"/>
               <w:ind w:left="120"/>
             </w:pPr>
-            <w:hyperlink w:history="1" r:id="rIdnjqytxf7zjuwii0xj8ig3">
+            <w:hyperlink w:history="1" r:id="rIdk86f6bzs4y1vvgdtpldvc">
               <w:r>
                 <w:rPr>
                   <w:rFonts w:ascii="Arial" w:cs="Arial" w:eastAsia="Arial" w:hAnsi="Arial"/>
@@ -6587,7 +6587,7 @@
               <w:spacing w:after="10" w:before="0"/>
               <w:ind w:left="120"/>
             </w:pPr>
-            <w:hyperlink w:history="1" r:id="rIdxcnqd8uhtlqrvitgw3why">
+            <w:hyperlink w:history="1" r:id="rId4af7j8_edthotqrk2hxbw">
               <w:r>
                 <w:rPr>
                   <w:rFonts w:ascii="Arial" w:cs="Arial" w:eastAsia="Arial" w:hAnsi="Arial"/>
@@ -6814,7 +6814,7 @@
               <w:spacing w:after="10" w:before="0"/>
               <w:ind w:left="120"/>
             </w:pPr>
-            <w:hyperlink w:history="1" r:id="rId-bjds2n2dzikepghy1ic2">
+            <w:hyperlink w:history="1" r:id="rIdh5olzh8mfunqeol2txkdy">
               <w:r>
                 <w:rPr>
                   <w:rFonts w:ascii="Arial" w:cs="Arial" w:eastAsia="Arial" w:hAnsi="Arial"/>
@@ -6891,7 +6891,7 @@
               <w:spacing w:after="10" w:before="0"/>
               <w:ind w:left="120"/>
             </w:pPr>
-            <w:hyperlink w:history="1" r:id="rIdyzvnjaljs8bnvagdj-d-7">
+            <w:hyperlink w:history="1" r:id="rIdmbfqujthvhclbapwl2sm5">
               <w:r>
                 <w:rPr>
                   <w:rFonts w:ascii="Arial" w:cs="Arial" w:eastAsia="Arial" w:hAnsi="Arial"/>
@@ -7118,7 +7118,7 @@
               <w:spacing w:after="10" w:before="0"/>
               <w:ind w:left="120"/>
             </w:pPr>
-            <w:hyperlink w:history="1" r:id="rIdft09lmzeainez9xmishcq">
+            <w:hyperlink w:history="1" r:id="rIdodzxbkx8kodiz8wf-83iy">
               <w:r>
                 <w:rPr>
                   <w:rFonts w:ascii="Arial" w:cs="Arial" w:eastAsia="Arial" w:hAnsi="Arial"/>
@@ -7195,7 +7195,7 @@
               <w:spacing w:after="10" w:before="0"/>
               <w:ind w:left="120"/>
             </w:pPr>
-            <w:hyperlink w:history="1" r:id="rIdfs_oqgvgt0db0ljkscebp">
+            <w:hyperlink w:history="1" r:id="rIdree-ykxgr2t10pdt8ayz5">
               <w:r>
                 <w:rPr>
                   <w:rFonts w:ascii="Arial" w:cs="Arial" w:eastAsia="Arial" w:hAnsi="Arial"/>
@@ -7422,7 +7422,7 @@
               <w:spacing w:after="10" w:before="0"/>
               <w:ind w:left="120"/>
             </w:pPr>
-            <w:hyperlink w:history="1" r:id="rIdxfiy_77wwypbv_mvazudf">
+            <w:hyperlink w:history="1" r:id="rIddrpsqa3rrvcz6izgcwote">
               <w:r>
                 <w:rPr>
                   <w:rFonts w:ascii="Arial" w:cs="Arial" w:eastAsia="Arial" w:hAnsi="Arial"/>
@@ -7499,7 +7499,7 @@
               <w:spacing w:after="10" w:before="0"/>
               <w:ind w:left="120"/>
             </w:pPr>
-            <w:hyperlink w:history="1" r:id="rIdchqnqtec7gzyevc8zkw_r">
+            <w:hyperlink w:history="1" r:id="rIdh-o0vlgwahxe_cv8t0ckj">
               <w:r>
                 <w:rPr>
                   <w:rFonts w:ascii="Arial" w:cs="Arial" w:eastAsia="Arial" w:hAnsi="Arial"/>
@@ -8026,7 +8026,7 @@
         </w:rPr>
         <w:t xml:space="preserve">© 2026 SeaVuria and ARES. Aligned with KICD objectives. Developed by SeaVuria; technical implementation by ARES (with AI assistance from Claude). Licensed under </w:t>
       </w:r>
-      <w:hyperlink w:history="1" r:id="rIdc_lixyld-bpolcfw8hklf">
+      <w:hyperlink w:history="1" r:id="rId7fmscdo7mztlpligz4xwb">
         <w:r>
           <w:rPr>
             <w:rFonts w:ascii="Arial" w:cs="Arial" w:eastAsia="Arial" w:hAnsi="Arial"/>
@@ -8047,7 +8047,7 @@
         </w:rPr>
         <w:t xml:space="preserve"> (</w:t>
       </w:r>
-      <w:hyperlink w:history="1" r:id="rIdv0-2etoq9uvtxtxzbd5l4">
+      <w:hyperlink w:history="1" r:id="rIdpt3wkl4zwt-6q1nkbwouz">
         <w:r>
           <w:rPr>
             <w:rFonts w:ascii="Arial" w:cs="Arial" w:eastAsia="Arial" w:hAnsi="Arial"/>
@@ -9077,7 +9077,7 @@
               <w:spacing w:after="10" w:before="0"/>
               <w:ind w:left="120"/>
             </w:pPr>
-            <w:hyperlink w:history="1" r:id="rIdqcri9rvdmtjf4qehz8_bu">
+            <w:hyperlink w:history="1" r:id="rIdkkb_umcjdhf5f4xw3mdxj">
               <w:r>
                 <w:rPr>
                   <w:rFonts w:ascii="Arial" w:cs="Arial" w:eastAsia="Arial" w:hAnsi="Arial"/>
@@ -9154,7 +9154,7 @@
               <w:spacing w:after="10" w:before="0"/>
               <w:ind w:left="120"/>
             </w:pPr>
-            <w:hyperlink w:history="1" r:id="rIdgqxsaywzw8p838pdar4wy">
+            <w:hyperlink w:history="1" r:id="rIdw8kcoeqz-0gjtqyuqb1j_">
               <w:r>
                 <w:rPr>
                   <w:rFonts w:ascii="Arial" w:cs="Arial" w:eastAsia="Arial" w:hAnsi="Arial"/>
@@ -9381,7 +9381,7 @@
               <w:spacing w:after="10" w:before="0"/>
               <w:ind w:left="120"/>
             </w:pPr>
-            <w:hyperlink w:history="1" r:id="rIde0qa8matlhjzkfzhtw4zy">
+            <w:hyperlink w:history="1" r:id="rIdrcrilb_ytztxbyr3a_vvu">
               <w:r>
                 <w:rPr>
                   <w:rFonts w:ascii="Arial" w:cs="Arial" w:eastAsia="Arial" w:hAnsi="Arial"/>
@@ -9458,7 +9458,7 @@
               <w:spacing w:after="10" w:before="0"/>
               <w:ind w:left="120"/>
             </w:pPr>
-            <w:hyperlink w:history="1" r:id="rIdoldmk7zbvfin0fsumuskk">
+            <w:hyperlink w:history="1" r:id="rIdoqdoignpz-kuwjv2vsspy">
               <w:r>
                 <w:rPr>
                   <w:rFonts w:ascii="Arial" w:cs="Arial" w:eastAsia="Arial" w:hAnsi="Arial"/>
@@ -9685,7 +9685,7 @@
               <w:spacing w:after="10" w:before="0"/>
               <w:ind w:left="120"/>
             </w:pPr>
-            <w:hyperlink w:history="1" r:id="rIdttz3jyh1x17qsycfrg0z0">
+            <w:hyperlink w:history="1" r:id="rIdyiihazzcnynsi-5xxosav">
               <w:r>
                 <w:rPr>
                   <w:rFonts w:ascii="Arial" w:cs="Arial" w:eastAsia="Arial" w:hAnsi="Arial"/>
@@ -9762,7 +9762,7 @@
               <w:spacing w:after="10" w:before="0"/>
               <w:ind w:left="120"/>
             </w:pPr>
-            <w:hyperlink w:history="1" r:id="rIdizq6irdujpuvtzxm2ogpn">
+            <w:hyperlink w:history="1" r:id="rIdqwccf59obksaadmkzqq5j">
               <w:r>
                 <w:rPr>
                   <w:rFonts w:ascii="Arial" w:cs="Arial" w:eastAsia="Arial" w:hAnsi="Arial"/>
@@ -9989,7 +9989,7 @@
               <w:spacing w:after="10" w:before="0"/>
               <w:ind w:left="120"/>
             </w:pPr>
-            <w:hyperlink w:history="1" r:id="rId2mwszprk3ilg51ckjl_87">
+            <w:hyperlink w:history="1" r:id="rIdpqa_soohbgb8sgeei2ad9">
               <w:r>
                 <w:rPr>
                   <w:rFonts w:ascii="Arial" w:cs="Arial" w:eastAsia="Arial" w:hAnsi="Arial"/>
@@ -10066,7 +10066,7 @@
               <w:spacing w:after="10" w:before="0"/>
               <w:ind w:left="120"/>
             </w:pPr>
-            <w:hyperlink w:history="1" r:id="rId1oziiolmmsigicxfmai5g">
+            <w:hyperlink w:history="1" r:id="rIdeaqjt0ysbrkqd8wwdflbd">
               <w:r>
                 <w:rPr>
                   <w:rFonts w:ascii="Arial" w:cs="Arial" w:eastAsia="Arial" w:hAnsi="Arial"/>
@@ -10293,7 +10293,7 @@
               <w:spacing w:after="10" w:before="0"/>
               <w:ind w:left="120"/>
             </w:pPr>
-            <w:hyperlink w:history="1" r:id="rIdqulrhqzfo4pvvgm_mgxfx">
+            <w:hyperlink w:history="1" r:id="rIdihi4wp8mhkvm9ulk1qldi">
               <w:r>
                 <w:rPr>
                   <w:rFonts w:ascii="Arial" w:cs="Arial" w:eastAsia="Arial" w:hAnsi="Arial"/>
@@ -10370,7 +10370,7 @@
               <w:spacing w:after="10" w:before="0"/>
               <w:ind w:left="120"/>
             </w:pPr>
-            <w:hyperlink w:history="1" r:id="rIdpazfcosnldvqzkcxnc6su">
+            <w:hyperlink w:history="1" r:id="rIdwxbxhfm5ok54phulksroz">
               <w:r>
                 <w:rPr>
                   <w:rFonts w:ascii="Arial" w:cs="Arial" w:eastAsia="Arial" w:hAnsi="Arial"/>
@@ -10904,7 +10904,7 @@
                 <w:sz w:val="18"/>
                 <w:szCs w:val="18"/>
               </w:rPr>
-              <w:t xml:space="preserve">The moment of a force M = F × d (unit: Newton-metre, Nm); the principle of moments (sum of clockwise moments = sum of anti-clockwise moments at equilibrium); the condition for rotational equilibrium; and that the Kericho farmer's long-handled jembe produces a moment 5× greater than the short-handled jembe for the same applied force.</w:t>
+              <w:t xml:space="preserve">The moment of a force M = F × d (unit: Newton-metre, Nm); the principle of moments (sum of clockwise moments = sum of anti-clockwise moments at equilibrium); the condition for rotational equilibrium; and that moving the jembe grip five times farther from the pivot (0.15 m to 0.75 m) produces a moment 5× greater for the same applied force.</w:t>
             </w:r>
           </w:p>
         </w:tc>
@@ -10992,7 +10992,7 @@
         </w:rPr>
         <w:t xml:space="preserve">© 2026 SeaVuria and ARES. Aligned with KICD objectives. Developed by SeaVuria; technical implementation by ARES (with AI assistance from Claude). Licensed under </w:t>
       </w:r>
-      <w:hyperlink w:history="1" r:id="rId8ut275fc-jdubxed2umxp">
+      <w:hyperlink w:history="1" r:id="rIdbcoujy5gssdlbjd3kqjx_">
         <w:r>
           <w:rPr>
             <w:rFonts w:ascii="Arial" w:cs="Arial" w:eastAsia="Arial" w:hAnsi="Arial"/>
@@ -11013,7 +11013,7 @@
         </w:rPr>
         <w:t xml:space="preserve"> (</w:t>
       </w:r>
-      <w:hyperlink w:history="1" r:id="rIdm6xmcouainvhmf2slshjv">
+      <w:hyperlink w:history="1" r:id="rIdpebgx54izwwk6d8s3khz3">
         <w:r>
           <w:rPr>
             <w:rFonts w:ascii="Arial" w:cs="Arial" w:eastAsia="Arial" w:hAnsi="Arial"/>
@@ -12026,7 +12026,7 @@
             <w:pPr>
               <w:spacing w:after="20" w:before="0"/>
             </w:pPr>
-            <w:hyperlink w:history="1" r:id="rId7ljzhpkpmh7uaehazfsru">
+            <w:hyperlink w:history="1" r:id="rIdogfem9d7fpicqdcy0q5hj">
               <w:r>
                 <w:rPr>
                   <w:rFonts w:ascii="Arial" w:cs="Arial" w:eastAsia="Arial" w:hAnsi="Arial"/>
@@ -12075,7 +12075,7 @@
               <w:spacing w:after="10" w:before="0"/>
               <w:ind w:left="120"/>
             </w:pPr>
-            <w:hyperlink w:history="1" r:id="rIdu-l1vgxu-of7_ze4ksnf2">
+            <w:hyperlink w:history="1" r:id="rIddszsuwfsiruj4b57ggzy6">
               <w:r>
                 <w:rPr>
                   <w:rFonts w:ascii="Arial" w:cs="Arial" w:eastAsia="Arial" w:hAnsi="Arial"/>
@@ -12137,7 +12137,7 @@
               <w:spacing w:after="10" w:before="0"/>
               <w:ind w:left="120"/>
             </w:pPr>
-            <w:hyperlink w:history="1" r:id="rIdzvqxktqiayzwpon8sf5cy">
+            <w:hyperlink w:history="1" r:id="rId22mshqi-biq57y_jcpfoe">
               <w:r>
                 <w:rPr>
                   <w:rFonts w:ascii="Arial" w:cs="Arial" w:eastAsia="Arial" w:hAnsi="Arial"/>
@@ -12347,7 +12347,7 @@
             <w:pPr>
               <w:spacing w:after="20" w:before="0"/>
             </w:pPr>
-            <w:hyperlink w:history="1" r:id="rIdksy-tcjibsdgfdhy5isnr">
+            <w:hyperlink w:history="1" r:id="rIdros0mzsnumazbqjihechz">
               <w:r>
                 <w:rPr>
                   <w:rFonts w:ascii="Arial" w:cs="Arial" w:eastAsia="Arial" w:hAnsi="Arial"/>
@@ -12396,7 +12396,7 @@
               <w:spacing w:after="10" w:before="0"/>
               <w:ind w:left="120"/>
             </w:pPr>
-            <w:hyperlink w:history="1" r:id="rId03cuo1lnncumoxqdva8rx">
+            <w:hyperlink w:history="1" r:id="rIdnzmgwj6svhaff7acemwza">
               <w:r>
                 <w:rPr>
                   <w:rFonts w:ascii="Arial" w:cs="Arial" w:eastAsia="Arial" w:hAnsi="Arial"/>
@@ -12458,7 +12458,7 @@
               <w:spacing w:after="10" w:before="0"/>
               <w:ind w:left="120"/>
             </w:pPr>
-            <w:hyperlink w:history="1" r:id="rIdczud9ikvkudeizq6xbqlv">
+            <w:hyperlink w:history="1" r:id="rIdn8zt3qu5jqbe-i4zwsvxk">
               <w:r>
                 <w:rPr>
                   <w:rFonts w:ascii="Arial" w:cs="Arial" w:eastAsia="Arial" w:hAnsi="Arial"/>
@@ -12668,7 +12668,7 @@
             <w:pPr>
               <w:spacing w:after="20" w:before="0"/>
             </w:pPr>
-            <w:hyperlink w:history="1" r:id="rIdbugvyndzepsghedulkuch">
+            <w:hyperlink w:history="1" r:id="rId1qkm3xfs3v5cc01p2evd_">
               <w:r>
                 <w:rPr>
                   <w:rFonts w:ascii="Arial" w:cs="Arial" w:eastAsia="Arial" w:hAnsi="Arial"/>
@@ -12717,7 +12717,7 @@
               <w:spacing w:after="10" w:before="0"/>
               <w:ind w:left="120"/>
             </w:pPr>
-            <w:hyperlink w:history="1" r:id="rIddg9epfxgl3mpq921osjqm">
+            <w:hyperlink w:history="1" r:id="rIdcd_nlxblrmtc5xfsitikw">
               <w:r>
                 <w:rPr>
                   <w:rFonts w:ascii="Arial" w:cs="Arial" w:eastAsia="Arial" w:hAnsi="Arial"/>
@@ -12779,7 +12779,7 @@
               <w:spacing w:after="10" w:before="0"/>
               <w:ind w:left="120"/>
             </w:pPr>
-            <w:hyperlink w:history="1" r:id="rId7crfmb5q-cugnwvgwknuy">
+            <w:hyperlink w:history="1" r:id="rId5johd5gdy4q48t1ndayhj">
               <w:r>
                 <w:rPr>
                   <w:rFonts w:ascii="Arial" w:cs="Arial" w:eastAsia="Arial" w:hAnsi="Arial"/>
@@ -12989,7 +12989,7 @@
             <w:pPr>
               <w:spacing w:after="20" w:before="0"/>
             </w:pPr>
-            <w:hyperlink w:history="1" r:id="rIdwm-4urucyy0ue_7ocl5_o">
+            <w:hyperlink w:history="1" r:id="rIdjoicpf_2ca-8irv8zuqnb">
               <w:r>
                 <w:rPr>
                   <w:rFonts w:ascii="Arial" w:cs="Arial" w:eastAsia="Arial" w:hAnsi="Arial"/>
@@ -13038,7 +13038,7 @@
               <w:spacing w:after="10" w:before="0"/>
               <w:ind w:left="120"/>
             </w:pPr>
-            <w:hyperlink w:history="1" r:id="rIdz6nzigpuiubgtuk2jaah6">
+            <w:hyperlink w:history="1" r:id="rId2jgadsaspbxpuuqon0tva">
               <w:r>
                 <w:rPr>
                   <w:rFonts w:ascii="Arial" w:cs="Arial" w:eastAsia="Arial" w:hAnsi="Arial"/>
@@ -13100,7 +13100,7 @@
               <w:spacing w:after="10" w:before="0"/>
               <w:ind w:left="120"/>
             </w:pPr>
-            <w:hyperlink w:history="1" r:id="rId9aaag3qq5crs6oxqhq03n">
+            <w:hyperlink w:history="1" r:id="rIdvywnkapnjwcepfltduar7">
               <w:r>
                 <w:rPr>
                   <w:rFonts w:ascii="Arial" w:cs="Arial" w:eastAsia="Arial" w:hAnsi="Arial"/>
@@ -13310,7 +13310,7 @@
             <w:pPr>
               <w:spacing w:after="20" w:before="0"/>
             </w:pPr>
-            <w:hyperlink w:history="1" r:id="rIdt23hqqfvg3v6zjmmpksdx">
+            <w:hyperlink w:history="1" r:id="rIdsysysf44mtsnjvcbvf48y">
               <w:r>
                 <w:rPr>
                   <w:rFonts w:ascii="Arial" w:cs="Arial" w:eastAsia="Arial" w:hAnsi="Arial"/>
@@ -13359,7 +13359,7 @@
               <w:spacing w:after="10" w:before="0"/>
               <w:ind w:left="120"/>
             </w:pPr>
-            <w:hyperlink w:history="1" r:id="rIdnfycnazjxsbobjurq4can">
+            <w:hyperlink w:history="1" r:id="rIdosn0n3qd-zqmob4ieznht">
               <w:r>
                 <w:rPr>
                   <w:rFonts w:ascii="Arial" w:cs="Arial" w:eastAsia="Arial" w:hAnsi="Arial"/>
@@ -13421,7 +13421,7 @@
               <w:spacing w:after="10" w:before="0"/>
               <w:ind w:left="120"/>
             </w:pPr>
-            <w:hyperlink w:history="1" r:id="rIdzysozi55zvluettecrzkk">
+            <w:hyperlink w:history="1" r:id="rIdq7zt2brysxeda8vg0874h">
               <w:r>
                 <w:rPr>
                   <w:rFonts w:ascii="Arial" w:cs="Arial" w:eastAsia="Arial" w:hAnsi="Arial"/>
@@ -13948,7 +13948,7 @@
         </w:rPr>
         <w:t xml:space="preserve">© 2026 SeaVuria and ARES. Aligned with KICD objectives. Developed by SeaVuria; technical implementation by ARES (with AI assistance from Claude). Licensed under </w:t>
       </w:r>
-      <w:hyperlink w:history="1" r:id="rId5afs-z3rt3e57t56uvmrb">
+      <w:hyperlink w:history="1" r:id="rIdgvyaemdbj3ie_pgxz4zjn">
         <w:r>
           <w:rPr>
             <w:rFonts w:ascii="Arial" w:cs="Arial" w:eastAsia="Arial" w:hAnsi="Arial"/>
@@ -13969,7 +13969,7 @@
         </w:rPr>
         <w:t xml:space="preserve"> (</w:t>
       </w:r>
-      <w:hyperlink w:history="1" r:id="rId0ztndw4yjmesebovocmbz">
+      <w:hyperlink w:history="1" r:id="rIdb3ji2miryovjcjsrwrtb2">
         <w:r>
           <w:rPr>
             <w:rFonts w:ascii="Arial" w:cs="Arial" w:eastAsia="Arial" w:hAnsi="Arial"/>
@@ -14999,7 +14999,7 @@
               <w:spacing w:after="10" w:before="0"/>
               <w:ind w:left="120"/>
             </w:pPr>
-            <w:hyperlink w:history="1" r:id="rIdl-_sl6t6a9wufbvleg0pz">
+            <w:hyperlink w:history="1" r:id="rIdagfhblsrojpj78ojikdx8">
               <w:r>
                 <w:rPr>
                   <w:rFonts w:ascii="Arial" w:cs="Arial" w:eastAsia="Arial" w:hAnsi="Arial"/>
@@ -15076,7 +15076,7 @@
               <w:spacing w:after="10" w:before="0"/>
               <w:ind w:left="120"/>
             </w:pPr>
-            <w:hyperlink w:history="1" r:id="rId_cnjbnqruf5cyaytqc6nz">
+            <w:hyperlink w:history="1" r:id="rIdxqx5j4z_jzzojt56mvosl">
               <w:r>
                 <w:rPr>
                   <w:rFonts w:ascii="Arial" w:cs="Arial" w:eastAsia="Arial" w:hAnsi="Arial"/>
@@ -15303,7 +15303,7 @@
               <w:spacing w:after="10" w:before="0"/>
               <w:ind w:left="120"/>
             </w:pPr>
-            <w:hyperlink w:history="1" r:id="rIdmfwazct81itaugd7qghau">
+            <w:hyperlink w:history="1" r:id="rId5egzvqeztoluas_5_syh_">
               <w:r>
                 <w:rPr>
                   <w:rFonts w:ascii="Arial" w:cs="Arial" w:eastAsia="Arial" w:hAnsi="Arial"/>
@@ -15380,7 +15380,7 @@
               <w:spacing w:after="10" w:before="0"/>
               <w:ind w:left="120"/>
             </w:pPr>
-            <w:hyperlink w:history="1" r:id="rIds8vigbivqtsisfp-9ykty">
+            <w:hyperlink w:history="1" r:id="rIdo2dz3lewg2near8gvhrhh">
               <w:r>
                 <w:rPr>
                   <w:rFonts w:ascii="Arial" w:cs="Arial" w:eastAsia="Arial" w:hAnsi="Arial"/>
@@ -15607,7 +15607,7 @@
               <w:spacing w:after="10" w:before="0"/>
               <w:ind w:left="120"/>
             </w:pPr>
-            <w:hyperlink w:history="1" r:id="rIdzgq7ljhaoo0twct8qpwnr">
+            <w:hyperlink w:history="1" r:id="rIddznjuqsklp18rv0qjdn90">
               <w:r>
                 <w:rPr>
                   <w:rFonts w:ascii="Arial" w:cs="Arial" w:eastAsia="Arial" w:hAnsi="Arial"/>
@@ -15684,7 +15684,7 @@
               <w:spacing w:after="10" w:before="0"/>
               <w:ind w:left="120"/>
             </w:pPr>
-            <w:hyperlink w:history="1" r:id="rIdtbbb1t2imvqb-kgfescfr">
+            <w:hyperlink w:history="1" r:id="rIdnrvpe_-runjj-svqxh3on">
               <w:r>
                 <w:rPr>
                   <w:rFonts w:ascii="Arial" w:cs="Arial" w:eastAsia="Arial" w:hAnsi="Arial"/>
@@ -15911,7 +15911,7 @@
               <w:spacing w:after="10" w:before="0"/>
               <w:ind w:left="120"/>
             </w:pPr>
-            <w:hyperlink w:history="1" r:id="rIdpu-mx1fk00p0xuyruspdj">
+            <w:hyperlink w:history="1" r:id="rIdpv4xcyp7ouhlw5sschxwu">
               <w:r>
                 <w:rPr>
                   <w:rFonts w:ascii="Arial" w:cs="Arial" w:eastAsia="Arial" w:hAnsi="Arial"/>
@@ -15988,7 +15988,7 @@
               <w:spacing w:after="10" w:before="0"/>
               <w:ind w:left="120"/>
             </w:pPr>
-            <w:hyperlink w:history="1" r:id="rIdgk5hvtcs9ricxlsism3j_">
+            <w:hyperlink w:history="1" r:id="rIdhvuhx2rhn6bfxl1rqndsi">
               <w:r>
                 <w:rPr>
                   <w:rFonts w:ascii="Arial" w:cs="Arial" w:eastAsia="Arial" w:hAnsi="Arial"/>
@@ -16215,7 +16215,7 @@
               <w:spacing w:after="10" w:before="0"/>
               <w:ind w:left="120"/>
             </w:pPr>
-            <w:hyperlink w:history="1" r:id="rIdzrq90c8qf4u82q31ou1hk">
+            <w:hyperlink w:history="1" r:id="rIdhynn_f32kyluvtmsaxrwd">
               <w:r>
                 <w:rPr>
                   <w:rFonts w:ascii="Arial" w:cs="Arial" w:eastAsia="Arial" w:hAnsi="Arial"/>
@@ -16292,7 +16292,7 @@
               <w:spacing w:after="10" w:before="0"/>
               <w:ind w:left="120"/>
             </w:pPr>
-            <w:hyperlink w:history="1" r:id="rIdfwy1ml5ethxkuqaz4uojg">
+            <w:hyperlink w:history="1" r:id="rIdyyw1dk_f8e2jkfseudzos">
               <w:r>
                 <w:rPr>
                   <w:rFonts w:ascii="Arial" w:cs="Arial" w:eastAsia="Arial" w:hAnsi="Arial"/>
@@ -16933,7 +16933,7 @@
         </w:rPr>
         <w:t xml:space="preserve">© 2026 SeaVuria and ARES. Aligned with KICD objectives. Developed by SeaVuria; technical implementation by ARES (with AI assistance from Claude). Licensed under </w:t>
       </w:r>
-      <w:hyperlink w:history="1" r:id="rIdgab3liu6apvg3cjvfd55h">
+      <w:hyperlink w:history="1" r:id="rIdjpnrhwv3qko6akuwear0-">
         <w:r>
           <w:rPr>
             <w:rFonts w:ascii="Arial" w:cs="Arial" w:eastAsia="Arial" w:hAnsi="Arial"/>
@@ -16954,7 +16954,7 @@
         </w:rPr>
         <w:t xml:space="preserve"> (</w:t>
       </w:r>
-      <w:hyperlink w:history="1" r:id="rIdzb-mdt3wi5iropxe-kl5v">
+      <w:hyperlink w:history="1" r:id="rIdzinbisxgrrbx6vmeay3cz">
         <w:r>
           <w:rPr>
             <w:rFonts w:ascii="Arial" w:cs="Arial" w:eastAsia="Arial" w:hAnsi="Arial"/>
@@ -17984,7 +17984,7 @@
               <w:spacing w:after="10" w:before="0"/>
               <w:ind w:left="120"/>
             </w:pPr>
-            <w:hyperlink w:history="1" r:id="rIdjxqr4o4uaph1ppnrammrr">
+            <w:hyperlink w:history="1" r:id="rId_tpyfwdr1-rjionmzjmlt">
               <w:r>
                 <w:rPr>
                   <w:rFonts w:ascii="Arial" w:cs="Arial" w:eastAsia="Arial" w:hAnsi="Arial"/>
@@ -18061,7 +18061,7 @@
               <w:spacing w:after="10" w:before="0"/>
               <w:ind w:left="120"/>
             </w:pPr>
-            <w:hyperlink w:history="1" r:id="rIdg-uugwrfj0wuhdiihfma-">
+            <w:hyperlink w:history="1" r:id="rIddpqcmmwxkvmg9yfh1bsig">
               <w:r>
                 <w:rPr>
                   <w:rFonts w:ascii="Arial" w:cs="Arial" w:eastAsia="Arial" w:hAnsi="Arial"/>
@@ -18288,7 +18288,7 @@
               <w:spacing w:after="10" w:before="0"/>
               <w:ind w:left="120"/>
             </w:pPr>
-            <w:hyperlink w:history="1" r:id="rIdko-z5uqug1hhehjp0r8cv">
+            <w:hyperlink w:history="1" r:id="rIdwus6mzmjqnt-lmfzwg591">
               <w:r>
                 <w:rPr>
                   <w:rFonts w:ascii="Arial" w:cs="Arial" w:eastAsia="Arial" w:hAnsi="Arial"/>
@@ -18365,7 +18365,7 @@
               <w:spacing w:after="10" w:before="0"/>
               <w:ind w:left="120"/>
             </w:pPr>
-            <w:hyperlink w:history="1" r:id="rIdne9jzjccbet_nooejrrl7">
+            <w:hyperlink w:history="1" r:id="rIdqjtf1pjd-yg-ivqnewsyv">
               <w:r>
                 <w:rPr>
                   <w:rFonts w:ascii="Arial" w:cs="Arial" w:eastAsia="Arial" w:hAnsi="Arial"/>
@@ -18592,7 +18592,7 @@
               <w:spacing w:after="10" w:before="0"/>
               <w:ind w:left="120"/>
             </w:pPr>
-            <w:hyperlink w:history="1" r:id="rIdleaz5urmgbnqpbeacerap">
+            <w:hyperlink w:history="1" r:id="rIdkyyz6wuru47lglufmznbj">
               <w:r>
                 <w:rPr>
                   <w:rFonts w:ascii="Arial" w:cs="Arial" w:eastAsia="Arial" w:hAnsi="Arial"/>
@@ -18669,7 +18669,7 @@
               <w:spacing w:after="10" w:before="0"/>
               <w:ind w:left="120"/>
             </w:pPr>
-            <w:hyperlink w:history="1" r:id="rId21ajaf0oeequ5is9grzyp">
+            <w:hyperlink w:history="1" r:id="rId5vlqry835o-95fig9e0od">
               <w:r>
                 <w:rPr>
                   <w:rFonts w:ascii="Arial" w:cs="Arial" w:eastAsia="Arial" w:hAnsi="Arial"/>
@@ -18896,7 +18896,7 @@
               <w:spacing w:after="10" w:before="0"/>
               <w:ind w:left="120"/>
             </w:pPr>
-            <w:hyperlink w:history="1" r:id="rIdzh-1l36y7dwak5x_jn0iu">
+            <w:hyperlink w:history="1" r:id="rIdsrv3fuxy2z5o5ohmzx6bw">
               <w:r>
                 <w:rPr>
                   <w:rFonts w:ascii="Arial" w:cs="Arial" w:eastAsia="Arial" w:hAnsi="Arial"/>
@@ -18973,7 +18973,7 @@
               <w:spacing w:after="10" w:before="0"/>
               <w:ind w:left="120"/>
             </w:pPr>
-            <w:hyperlink w:history="1" r:id="rIdltppbjdh9shu-omgrjxfz">
+            <w:hyperlink w:history="1" r:id="rIdnxpslyt3hwkifaoavpor3">
               <w:r>
                 <w:rPr>
                   <w:rFonts w:ascii="Arial" w:cs="Arial" w:eastAsia="Arial" w:hAnsi="Arial"/>
@@ -19200,7 +19200,7 @@
               <w:spacing w:after="10" w:before="0"/>
               <w:ind w:left="120"/>
             </w:pPr>
-            <w:hyperlink w:history="1" r:id="rIdclznebqjh1guupahweco5">
+            <w:hyperlink w:history="1" r:id="rIdci2k7ypx1nww2vevltj0k">
               <w:r>
                 <w:rPr>
                   <w:rFonts w:ascii="Arial" w:cs="Arial" w:eastAsia="Arial" w:hAnsi="Arial"/>
@@ -19277,7 +19277,7 @@
               <w:spacing w:after="10" w:before="0"/>
               <w:ind w:left="120"/>
             </w:pPr>
-            <w:hyperlink w:history="1" r:id="rIdqthnwlrafpxueaaulo7xj">
+            <w:hyperlink w:history="1" r:id="rIddzbjb11rz0zvp5yxiy81r">
               <w:r>
                 <w:rPr>
                   <w:rFonts w:ascii="Arial" w:cs="Arial" w:eastAsia="Arial" w:hAnsi="Arial"/>
@@ -19918,7 +19918,7 @@
         </w:rPr>
         <w:t xml:space="preserve">© 2026 SeaVuria and ARES. Aligned with KICD objectives. Developed by SeaVuria; technical implementation by ARES (with AI assistance from Claude). Licensed under </w:t>
       </w:r>
-      <w:hyperlink w:history="1" r:id="rId7xz8tnlaq8dc8_ty2lbui">
+      <w:hyperlink w:history="1" r:id="rIdgwizzpvfd0uxfqjz7efyp">
         <w:r>
           <w:rPr>
             <w:rFonts w:ascii="Arial" w:cs="Arial" w:eastAsia="Arial" w:hAnsi="Arial"/>
@@ -19939,7 +19939,7 @@
         </w:rPr>
         <w:t xml:space="preserve"> (</w:t>
       </w:r>
-      <w:hyperlink w:history="1" r:id="rIde-51joqhpunicjpakipst">
+      <w:hyperlink w:history="1" r:id="rIdg0ikuci3fabc8vdz_kkah">
         <w:r>
           <w:rPr>
             <w:rFonts w:ascii="Arial" w:cs="Arial" w:eastAsia="Arial" w:hAnsi="Arial"/>
@@ -20969,7 +20969,7 @@
               <w:spacing w:after="10" w:before="0"/>
               <w:ind w:left="120"/>
             </w:pPr>
-            <w:hyperlink w:history="1" r:id="rIdyn7mof125twip0vld8l-z">
+            <w:hyperlink w:history="1" r:id="rIdquxtofshtm7pe3y4j0v19">
               <w:r>
                 <w:rPr>
                   <w:rFonts w:ascii="Arial" w:cs="Arial" w:eastAsia="Arial" w:hAnsi="Arial"/>
@@ -21046,7 +21046,7 @@
               <w:spacing w:after="10" w:before="0"/>
               <w:ind w:left="120"/>
             </w:pPr>
-            <w:hyperlink w:history="1" r:id="rIddujvmtcs5oj8vz3kn8ul-">
+            <w:hyperlink w:history="1" r:id="rId5uivzd2cc7sscoz2wppdm">
               <w:r>
                 <w:rPr>
                   <w:rFonts w:ascii="Arial" w:cs="Arial" w:eastAsia="Arial" w:hAnsi="Arial"/>
@@ -21273,7 +21273,7 @@
               <w:spacing w:after="10" w:before="0"/>
               <w:ind w:left="120"/>
             </w:pPr>
-            <w:hyperlink w:history="1" r:id="rIdwjxnxsb6jbaa2k8p9vbfv">
+            <w:hyperlink w:history="1" r:id="rIdwr77t6y8h1ky2xk9qy_h5">
               <w:r>
                 <w:rPr>
                   <w:rFonts w:ascii="Arial" w:cs="Arial" w:eastAsia="Arial" w:hAnsi="Arial"/>
@@ -21350,7 +21350,7 @@
               <w:spacing w:after="10" w:before="0"/>
               <w:ind w:left="120"/>
             </w:pPr>
-            <w:hyperlink w:history="1" r:id="rIdzv75oiovwrgnh0tunxfho">
+            <w:hyperlink w:history="1" r:id="rIdpyrh5k3tta1jtopgjta_2">
               <w:r>
                 <w:rPr>
                   <w:rFonts w:ascii="Arial" w:cs="Arial" w:eastAsia="Arial" w:hAnsi="Arial"/>
@@ -21577,7 +21577,7 @@
               <w:spacing w:after="10" w:before="0"/>
               <w:ind w:left="120"/>
             </w:pPr>
-            <w:hyperlink w:history="1" r:id="rId3_zxnbkhpa4bbl19tujrf">
+            <w:hyperlink w:history="1" r:id="rIdkztuxu2dlrrqdr3q-mwzt">
               <w:r>
                 <w:rPr>
                   <w:rFonts w:ascii="Arial" w:cs="Arial" w:eastAsia="Arial" w:hAnsi="Arial"/>
@@ -21654,7 +21654,7 @@
               <w:spacing w:after="10" w:before="0"/>
               <w:ind w:left="120"/>
             </w:pPr>
-            <w:hyperlink w:history="1" r:id="rIdwvos18bd8y3kgvaim0-pm">
+            <w:hyperlink w:history="1" r:id="rIdrsojixts7pxakrvfvnhyi">
               <w:r>
                 <w:rPr>
                   <w:rFonts w:ascii="Arial" w:cs="Arial" w:eastAsia="Arial" w:hAnsi="Arial"/>
@@ -21881,7 +21881,7 @@
               <w:spacing w:after="10" w:before="0"/>
               <w:ind w:left="120"/>
             </w:pPr>
-            <w:hyperlink w:history="1" r:id="rIdt2202xachcncu0f3-iurh">
+            <w:hyperlink w:history="1" r:id="rId1errlr8jaf_74dmlhvstl">
               <w:r>
                 <w:rPr>
                   <w:rFonts w:ascii="Arial" w:cs="Arial" w:eastAsia="Arial" w:hAnsi="Arial"/>
@@ -21958,7 +21958,7 @@
               <w:spacing w:after="10" w:before="0"/>
               <w:ind w:left="120"/>
             </w:pPr>
-            <w:hyperlink w:history="1" r:id="rIdcmti-cwjmkyok9xjmooi5">
+            <w:hyperlink w:history="1" r:id="rIdvutxr4y87_qolw6995p71">
               <w:r>
                 <w:rPr>
                   <w:rFonts w:ascii="Arial" w:cs="Arial" w:eastAsia="Arial" w:hAnsi="Arial"/>
@@ -22185,7 +22185,7 @@
               <w:spacing w:after="10" w:before="0"/>
               <w:ind w:left="120"/>
             </w:pPr>
-            <w:hyperlink w:history="1" r:id="rIduokzcib2y4x58r0n5pq6o">
+            <w:hyperlink w:history="1" r:id="rIdgtuehjwu58qqq3q91scy5">
               <w:r>
                 <w:rPr>
                   <w:rFonts w:ascii="Arial" w:cs="Arial" w:eastAsia="Arial" w:hAnsi="Arial"/>
@@ -22262,7 +22262,7 @@
               <w:spacing w:after="10" w:before="0"/>
               <w:ind w:left="120"/>
             </w:pPr>
-            <w:hyperlink w:history="1" r:id="rIdaijjyxmxunvsw8qoekwaz">
+            <w:hyperlink w:history="1" r:id="rIdlzieetya6nwqtq7ni-prb">
               <w:r>
                 <w:rPr>
                   <w:rFonts w:ascii="Arial" w:cs="Arial" w:eastAsia="Arial" w:hAnsi="Arial"/>
@@ -22789,7 +22789,7 @@
         </w:rPr>
         <w:t xml:space="preserve">© 2026 SeaVuria and ARES. Aligned with KICD objectives. Developed by SeaVuria; technical implementation by ARES (with AI assistance from Claude). Licensed under </w:t>
       </w:r>
-      <w:hyperlink w:history="1" r:id="rIdgvntske8nmg4bpd1hxjog">
+      <w:hyperlink w:history="1" r:id="rIdmsjvrzg_pd6m99rkhw_jn">
         <w:r>
           <w:rPr>
             <w:rFonts w:ascii="Arial" w:cs="Arial" w:eastAsia="Arial" w:hAnsi="Arial"/>
@@ -22810,7 +22810,7 @@
         </w:rPr>
         <w:t xml:space="preserve"> (</w:t>
       </w:r>
-      <w:hyperlink w:history="1" r:id="rId_iscw8vewa4ztdjcq2e4w">
+      <w:hyperlink w:history="1" r:id="rIdasvo-jnkg58bktvdt08bz">
         <w:r>
           <w:rPr>
             <w:rFonts w:ascii="Arial" w:cs="Arial" w:eastAsia="Arial" w:hAnsi="Arial"/>
@@ -23840,7 +23840,7 @@
               <w:spacing w:after="10" w:before="0"/>
               <w:ind w:left="120"/>
             </w:pPr>
-            <w:hyperlink w:history="1" r:id="rIdm1c7vtfuhmahwjf38jfae">
+            <w:hyperlink w:history="1" r:id="rIdjpshsd-4l4csvrgfsun9m">
               <w:r>
                 <w:rPr>
                   <w:rFonts w:ascii="Arial" w:cs="Arial" w:eastAsia="Arial" w:hAnsi="Arial"/>
@@ -23917,7 +23917,7 @@
               <w:spacing w:after="10" w:before="0"/>
               <w:ind w:left="120"/>
             </w:pPr>
-            <w:hyperlink w:history="1" r:id="rIde4oa_nrbwhlclwht1vxtj">
+            <w:hyperlink w:history="1" r:id="rIdyvenumfvvv6omivqp5nvz">
               <w:r>
                 <w:rPr>
                   <w:rFonts w:ascii="Arial" w:cs="Arial" w:eastAsia="Arial" w:hAnsi="Arial"/>
@@ -24144,7 +24144,7 @@
               <w:spacing w:after="10" w:before="0"/>
               <w:ind w:left="120"/>
             </w:pPr>
-            <w:hyperlink w:history="1" r:id="rIdlnnu7ihrqzrnopzzn3ytj">
+            <w:hyperlink w:history="1" r:id="rIdzlil6f-_h2igjl3phvzdl">
               <w:r>
                 <w:rPr>
                   <w:rFonts w:ascii="Arial" w:cs="Arial" w:eastAsia="Arial" w:hAnsi="Arial"/>
@@ -24221,7 +24221,7 @@
               <w:spacing w:after="10" w:before="0"/>
               <w:ind w:left="120"/>
             </w:pPr>
-            <w:hyperlink w:history="1" r:id="rIdxqoywkqb7bydzhojoq38a">
+            <w:hyperlink w:history="1" r:id="rIdcdydb_8te7ox0h1wllefv">
               <w:r>
                 <w:rPr>
                   <w:rFonts w:ascii="Arial" w:cs="Arial" w:eastAsia="Arial" w:hAnsi="Arial"/>
@@ -24448,7 +24448,7 @@
               <w:spacing w:after="10" w:before="0"/>
               <w:ind w:left="120"/>
             </w:pPr>
-            <w:hyperlink w:history="1" r:id="rIdojywqdualdxk2jhpesdx4">
+            <w:hyperlink w:history="1" r:id="rIdmuy8xftk2m_talfaph6zs">
               <w:r>
                 <w:rPr>
                   <w:rFonts w:ascii="Arial" w:cs="Arial" w:eastAsia="Arial" w:hAnsi="Arial"/>
@@ -24525,7 +24525,7 @@
               <w:spacing w:after="10" w:before="0"/>
               <w:ind w:left="120"/>
             </w:pPr>
-            <w:hyperlink w:history="1" r:id="rIdrnzdk9ir4ktvqntfuujs-">
+            <w:hyperlink w:history="1" r:id="rIde-hy_m9xekoc6gofq0rfk">
               <w:r>
                 <w:rPr>
                   <w:rFonts w:ascii="Arial" w:cs="Arial" w:eastAsia="Arial" w:hAnsi="Arial"/>
@@ -24752,7 +24752,7 @@
               <w:spacing w:after="10" w:before="0"/>
               <w:ind w:left="120"/>
             </w:pPr>
-            <w:hyperlink w:history="1" r:id="rIdoebznuo3n-edj27ulopa1">
+            <w:hyperlink w:history="1" r:id="rIdr7znzb6ffv2800e7h9_sk">
               <w:r>
                 <w:rPr>
                   <w:rFonts w:ascii="Arial" w:cs="Arial" w:eastAsia="Arial" w:hAnsi="Arial"/>
@@ -24829,7 +24829,7 @@
               <w:spacing w:after="10" w:before="0"/>
               <w:ind w:left="120"/>
             </w:pPr>
-            <w:hyperlink w:history="1" r:id="rIdeihevndz9dpa64w1gc_p1">
+            <w:hyperlink w:history="1" r:id="rIdc7k818uymomlendkphjfl">
               <w:r>
                 <w:rPr>
                   <w:rFonts w:ascii="Arial" w:cs="Arial" w:eastAsia="Arial" w:hAnsi="Arial"/>
@@ -25056,7 +25056,7 @@
               <w:spacing w:after="10" w:before="0"/>
               <w:ind w:left="120"/>
             </w:pPr>
-            <w:hyperlink w:history="1" r:id="rId2ixia7g8rud5zycwqro3f">
+            <w:hyperlink w:history="1" r:id="rIdllm6iugqgdg8d_pbjna3v">
               <w:r>
                 <w:rPr>
                   <w:rFonts w:ascii="Arial" w:cs="Arial" w:eastAsia="Arial" w:hAnsi="Arial"/>
@@ -25133,7 +25133,7 @@
               <w:spacing w:after="10" w:before="0"/>
               <w:ind w:left="120"/>
             </w:pPr>
-            <w:hyperlink w:history="1" r:id="rIdmpfhw7oklow-alilkevhe">
+            <w:hyperlink w:history="1" r:id="rIdq1rcs3eso63rw-wvbjz4g">
               <w:r>
                 <w:rPr>
                   <w:rFonts w:ascii="Arial" w:cs="Arial" w:eastAsia="Arial" w:hAnsi="Arial"/>
@@ -25888,7 +25888,7 @@
         </w:rPr>
         <w:t xml:space="preserve">© 2026 SeaVuria and ARES. Aligned with KICD objectives. Developed by SeaVuria; technical implementation by ARES (with AI assistance from Claude). Licensed under </w:t>
       </w:r>
-      <w:hyperlink w:history="1" r:id="rIdl-qhwvrwlfnxioez_2qsa">
+      <w:hyperlink w:history="1" r:id="rIdd60_huh-cujgisv4hfffp">
         <w:r>
           <w:rPr>
             <w:rFonts w:ascii="Arial" w:cs="Arial" w:eastAsia="Arial" w:hAnsi="Arial"/>
@@ -25909,7 +25909,7 @@
         </w:rPr>
         <w:t xml:space="preserve"> (</w:t>
       </w:r>
-      <w:hyperlink w:history="1" r:id="rIdfvqpj_kr5sbjes0xcf2sz">
+      <w:hyperlink w:history="1" r:id="rIdsbwlhapzohqbyvynwmeng">
         <w:r>
           <w:rPr>
             <w:rFonts w:ascii="Arial" w:cs="Arial" w:eastAsia="Arial" w:hAnsi="Arial"/>

--- a/data/outputs/v2/General_Science/SS3.1_Turning_Effect_of_Force/General_Science_Turning_Effect_of_Force_CBE_LessonSequence.docx
+++ b/data/outputs/v2/General_Science/SS3.1_Turning_Effect_of_Force/General_Science_Turning_Effect_of_Force_CBE_LessonSequence.docx
@@ -2086,7 +2086,7 @@
         </w:rPr>
         <w:t xml:space="preserve">© 2026 SeaVuria and ARES. This work is licensed under a </w:t>
       </w:r>
-      <w:hyperlink w:history="1" r:id="rIdl0t86twp4t7gekqlcswqs">
+      <w:hyperlink w:history="1" r:id="rIdnwsw32cdvqhq1mmwzddui">
         <w:r>
           <w:rPr>
             <w:rFonts w:ascii="Arial" w:cs="Arial" w:eastAsia="Arial" w:hAnsi="Arial"/>
@@ -2106,7 +2106,7 @@
         </w:rPr>
         <w:t xml:space="preserve"> (</w:t>
       </w:r>
-      <w:hyperlink w:history="1" r:id="rIdierj7k-be9eokkysdzpzy">
+      <w:hyperlink w:history="1" r:id="rIdpro36rbg8cjspzqxjupcc">
         <w:r>
           <w:rPr>
             <w:rFonts w:ascii="Arial" w:cs="Arial" w:eastAsia="Arial" w:hAnsi="Arial"/>
@@ -2126,7 +2126,7 @@
         </w:rPr>
         <w:t xml:space="preserve">). To view a copy of this license, visit </w:t>
       </w:r>
-      <w:hyperlink w:history="1" r:id="rIdpybexswvjkfh67vzlwtli">
+      <w:hyperlink w:history="1" r:id="rIdt8xoeeineiyi_cwucovo9">
         <w:r>
           <w:rPr>
             <w:rFonts w:ascii="Arial" w:cs="Arial" w:eastAsia="Arial" w:hAnsi="Arial"/>
@@ -3138,7 +3138,7 @@
             <w:pPr>
               <w:spacing w:after="20" w:before="0"/>
             </w:pPr>
-            <w:hyperlink w:history="1" r:id="rIdwj4akugvjpc-xhtnlumge">
+            <w:hyperlink w:history="1" r:id="rIdsq2b4s9wkjxlxdhrbwfck">
               <w:r>
                 <w:rPr>
                   <w:rFonts w:ascii="Arial" w:cs="Arial" w:eastAsia="Arial" w:hAnsi="Arial"/>
@@ -3187,7 +3187,7 @@
               <w:spacing w:after="10" w:before="0"/>
               <w:ind w:left="120"/>
             </w:pPr>
-            <w:hyperlink w:history="1" r:id="rIdwmo2o2grnufuzsqu94uc8">
+            <w:hyperlink w:history="1" r:id="rIdsixnwv7h71idkl9y8cjt1">
               <w:r>
                 <w:rPr>
                   <w:rFonts w:ascii="Arial" w:cs="Arial" w:eastAsia="Arial" w:hAnsi="Arial"/>
@@ -3249,7 +3249,7 @@
               <w:spacing w:after="10" w:before="0"/>
               <w:ind w:left="120"/>
             </w:pPr>
-            <w:hyperlink w:history="1" r:id="rIdswsw17vd1iln0k87bgrga">
+            <w:hyperlink w:history="1" r:id="rIdxfb09cowa7lap0v-obcj9">
               <w:r>
                 <w:rPr>
                   <w:rFonts w:ascii="Arial" w:cs="Arial" w:eastAsia="Arial" w:hAnsi="Arial"/>
@@ -3459,7 +3459,7 @@
             <w:pPr>
               <w:spacing w:after="20" w:before="0"/>
             </w:pPr>
-            <w:hyperlink w:history="1" r:id="rIdqftw1uwo_dbv9snkqcrgp">
+            <w:hyperlink w:history="1" r:id="rIdlttmcw_v7_nts8e1ypbz5">
               <w:r>
                 <w:rPr>
                   <w:rFonts w:ascii="Arial" w:cs="Arial" w:eastAsia="Arial" w:hAnsi="Arial"/>
@@ -3508,7 +3508,7 @@
               <w:spacing w:after="10" w:before="0"/>
               <w:ind w:left="120"/>
             </w:pPr>
-            <w:hyperlink w:history="1" r:id="rIdv1a_pth5w9t7-oo6tjuzh">
+            <w:hyperlink w:history="1" r:id="rIdp4unbtid8zmn6kgdkjjx0">
               <w:r>
                 <w:rPr>
                   <w:rFonts w:ascii="Arial" w:cs="Arial" w:eastAsia="Arial" w:hAnsi="Arial"/>
@@ -3570,7 +3570,7 @@
               <w:spacing w:after="10" w:before="0"/>
               <w:ind w:left="120"/>
             </w:pPr>
-            <w:hyperlink w:history="1" r:id="rIdmc5fmak78bijnwpc9k9mc">
+            <w:hyperlink w:history="1" r:id="rIdrpubcwp7c2pji_z9zhv0y">
               <w:r>
                 <w:rPr>
                   <w:rFonts w:ascii="Arial" w:cs="Arial" w:eastAsia="Arial" w:hAnsi="Arial"/>
@@ -3780,7 +3780,7 @@
             <w:pPr>
               <w:spacing w:after="20" w:before="0"/>
             </w:pPr>
-            <w:hyperlink w:history="1" r:id="rIdzqmdutam5ko2kf3hgb_ma">
+            <w:hyperlink w:history="1" r:id="rIdtem7tk52lszhxgwjcmc3f">
               <w:r>
                 <w:rPr>
                   <w:rFonts w:ascii="Arial" w:cs="Arial" w:eastAsia="Arial" w:hAnsi="Arial"/>
@@ -3829,7 +3829,7 @@
               <w:spacing w:after="10" w:before="0"/>
               <w:ind w:left="120"/>
             </w:pPr>
-            <w:hyperlink w:history="1" r:id="rIdelf6comvkswzoilhywskz">
+            <w:hyperlink w:history="1" r:id="rIdtsbfa5brkya_u7gliaq9i">
               <w:r>
                 <w:rPr>
                   <w:rFonts w:ascii="Arial" w:cs="Arial" w:eastAsia="Arial" w:hAnsi="Arial"/>
@@ -3891,7 +3891,7 @@
               <w:spacing w:after="10" w:before="0"/>
               <w:ind w:left="120"/>
             </w:pPr>
-            <w:hyperlink w:history="1" r:id="rId7xxfkqosc5tuo44c2zak1">
+            <w:hyperlink w:history="1" r:id="rId6tvfupkini3qfnwcacy8y">
               <w:r>
                 <w:rPr>
                   <w:rFonts w:ascii="Arial" w:cs="Arial" w:eastAsia="Arial" w:hAnsi="Arial"/>
@@ -4101,7 +4101,7 @@
             <w:pPr>
               <w:spacing w:after="20" w:before="0"/>
             </w:pPr>
-            <w:hyperlink w:history="1" r:id="rIdcwsyaulclxhspdpimhn_d">
+            <w:hyperlink w:history="1" r:id="rId5tlvvz3lbyyvcnusnmaq1">
               <w:r>
                 <w:rPr>
                   <w:rFonts w:ascii="Arial" w:cs="Arial" w:eastAsia="Arial" w:hAnsi="Arial"/>
@@ -4150,7 +4150,7 @@
               <w:spacing w:after="10" w:before="0"/>
               <w:ind w:left="120"/>
             </w:pPr>
-            <w:hyperlink w:history="1" r:id="rId_-zlsycx0vchkjeqcyixh">
+            <w:hyperlink w:history="1" r:id="rIdadg1wqye98ljpmsuxpix9">
               <w:r>
                 <w:rPr>
                   <w:rFonts w:ascii="Arial" w:cs="Arial" w:eastAsia="Arial" w:hAnsi="Arial"/>
@@ -4212,7 +4212,7 @@
               <w:spacing w:after="10" w:before="0"/>
               <w:ind w:left="120"/>
             </w:pPr>
-            <w:hyperlink w:history="1" r:id="rIdhn0b2vwape_mzt_otf8sv">
+            <w:hyperlink w:history="1" r:id="rIdfaxsjg3h3bidx0xlx4olu">
               <w:r>
                 <w:rPr>
                   <w:rFonts w:ascii="Arial" w:cs="Arial" w:eastAsia="Arial" w:hAnsi="Arial"/>
@@ -4422,7 +4422,7 @@
             <w:pPr>
               <w:spacing w:after="20" w:before="0"/>
             </w:pPr>
-            <w:hyperlink w:history="1" r:id="rIdr34zchv5ayix-jvhok66g">
+            <w:hyperlink w:history="1" r:id="rIdxkmlcrhlsg89h350xxfou">
               <w:r>
                 <w:rPr>
                   <w:rFonts w:ascii="Arial" w:cs="Arial" w:eastAsia="Arial" w:hAnsi="Arial"/>
@@ -4471,7 +4471,7 @@
               <w:spacing w:after="10" w:before="0"/>
               <w:ind w:left="120"/>
             </w:pPr>
-            <w:hyperlink w:history="1" r:id="rIdvvevhvazsbaxt2td7qoqx">
+            <w:hyperlink w:history="1" r:id="rIdznigba5rzxvfdk-0jm6q_">
               <w:r>
                 <w:rPr>
                   <w:rFonts w:ascii="Arial" w:cs="Arial" w:eastAsia="Arial" w:hAnsi="Arial"/>
@@ -4533,7 +4533,7 @@
               <w:spacing w:after="10" w:before="0"/>
               <w:ind w:left="120"/>
             </w:pPr>
-            <w:hyperlink w:history="1" r:id="rIdfehnycliexkshuwr0d-vs">
+            <w:hyperlink w:history="1" r:id="rIds1m3avbmu9jqeuetjpun_">
               <w:r>
                 <w:rPr>
                   <w:rFonts w:ascii="Arial" w:cs="Arial" w:eastAsia="Arial" w:hAnsi="Arial"/>
@@ -5155,7 +5155,7 @@
         </w:rPr>
         <w:t xml:space="preserve">© 2026 SeaVuria and ARES. Aligned with KICD objectives. Developed by SeaVuria; technical implementation by ARES (with AI assistance from Claude). Licensed under </w:t>
       </w:r>
-      <w:hyperlink w:history="1" r:id="rIdl-awa8kf1nzujw4ihpdzm">
+      <w:hyperlink w:history="1" r:id="rIdnchmpw6htsbm4j2kfju_k">
         <w:r>
           <w:rPr>
             <w:rFonts w:ascii="Arial" w:cs="Arial" w:eastAsia="Arial" w:hAnsi="Arial"/>
@@ -5176,7 +5176,7 @@
         </w:rPr>
         <w:t xml:space="preserve"> (</w:t>
       </w:r>
-      <w:hyperlink w:history="1" r:id="rIdqsndgjow1jga_e4k6krtp">
+      <w:hyperlink w:history="1" r:id="rIdapxpcehg0zkyhpiv1dq4x">
         <w:r>
           <w:rPr>
             <w:rFonts w:ascii="Arial" w:cs="Arial" w:eastAsia="Arial" w:hAnsi="Arial"/>
@@ -6206,7 +6206,7 @@
               <w:spacing w:after="10" w:before="0"/>
               <w:ind w:left="120"/>
             </w:pPr>
-            <w:hyperlink w:history="1" r:id="rIdef6bz_otkoqfhurk6b5jm">
+            <w:hyperlink w:history="1" r:id="rIdh7o8sxpmjwi_atdlnm6_b">
               <w:r>
                 <w:rPr>
                   <w:rFonts w:ascii="Arial" w:cs="Arial" w:eastAsia="Arial" w:hAnsi="Arial"/>
@@ -6283,7 +6283,7 @@
               <w:spacing w:after="10" w:before="0"/>
               <w:ind w:left="120"/>
             </w:pPr>
-            <w:hyperlink w:history="1" r:id="rIdips_nh9yn-zbktov8vu2k">
+            <w:hyperlink w:history="1" r:id="rIdc9qtxfqnx84wn7iveqert">
               <w:r>
                 <w:rPr>
                   <w:rFonts w:ascii="Arial" w:cs="Arial" w:eastAsia="Arial" w:hAnsi="Arial"/>
@@ -6510,7 +6510,7 @@
               <w:spacing w:after="10" w:before="0"/>
               <w:ind w:left="120"/>
             </w:pPr>
-            <w:hyperlink w:history="1" r:id="rIdk86f6bzs4y1vvgdtpldvc">
+            <w:hyperlink w:history="1" r:id="rId5dqnxztkyzffjzttcvlwr">
               <w:r>
                 <w:rPr>
                   <w:rFonts w:ascii="Arial" w:cs="Arial" w:eastAsia="Arial" w:hAnsi="Arial"/>
@@ -6587,7 +6587,7 @@
               <w:spacing w:after="10" w:before="0"/>
               <w:ind w:left="120"/>
             </w:pPr>
-            <w:hyperlink w:history="1" r:id="rId4af7j8_edthotqrk2hxbw">
+            <w:hyperlink w:history="1" r:id="rId8jggcecv-_fug6fmienme">
               <w:r>
                 <w:rPr>
                   <w:rFonts w:ascii="Arial" w:cs="Arial" w:eastAsia="Arial" w:hAnsi="Arial"/>
@@ -6814,7 +6814,7 @@
               <w:spacing w:after="10" w:before="0"/>
               <w:ind w:left="120"/>
             </w:pPr>
-            <w:hyperlink w:history="1" r:id="rIdh5olzh8mfunqeol2txkdy">
+            <w:hyperlink w:history="1" r:id="rIdx-yqr2oggw2_4s07zb6ud">
               <w:r>
                 <w:rPr>
                   <w:rFonts w:ascii="Arial" w:cs="Arial" w:eastAsia="Arial" w:hAnsi="Arial"/>
@@ -6891,7 +6891,7 @@
               <w:spacing w:after="10" w:before="0"/>
               <w:ind w:left="120"/>
             </w:pPr>
-            <w:hyperlink w:history="1" r:id="rIdmbfqujthvhclbapwl2sm5">
+            <w:hyperlink w:history="1" r:id="rIdzffcyfj22p1npxqqbb7zx">
               <w:r>
                 <w:rPr>
                   <w:rFonts w:ascii="Arial" w:cs="Arial" w:eastAsia="Arial" w:hAnsi="Arial"/>
@@ -7118,7 +7118,7 @@
               <w:spacing w:after="10" w:before="0"/>
               <w:ind w:left="120"/>
             </w:pPr>
-            <w:hyperlink w:history="1" r:id="rIdodzxbkx8kodiz8wf-83iy">
+            <w:hyperlink w:history="1" r:id="rIdrhjv3dhgpmcfmldxbmwsy">
               <w:r>
                 <w:rPr>
                   <w:rFonts w:ascii="Arial" w:cs="Arial" w:eastAsia="Arial" w:hAnsi="Arial"/>
@@ -7195,7 +7195,7 @@
               <w:spacing w:after="10" w:before="0"/>
               <w:ind w:left="120"/>
             </w:pPr>
-            <w:hyperlink w:history="1" r:id="rIdree-ykxgr2t10pdt8ayz5">
+            <w:hyperlink w:history="1" r:id="rIdmdnwcznr3zzs_gz5sekf6">
               <w:r>
                 <w:rPr>
                   <w:rFonts w:ascii="Arial" w:cs="Arial" w:eastAsia="Arial" w:hAnsi="Arial"/>
@@ -7422,7 +7422,7 @@
               <w:spacing w:after="10" w:before="0"/>
               <w:ind w:left="120"/>
             </w:pPr>
-            <w:hyperlink w:history="1" r:id="rIddrpsqa3rrvcz6izgcwote">
+            <w:hyperlink w:history="1" r:id="rIdpobjch1u0vzybtoa4wzi1">
               <w:r>
                 <w:rPr>
                   <w:rFonts w:ascii="Arial" w:cs="Arial" w:eastAsia="Arial" w:hAnsi="Arial"/>
@@ -7499,7 +7499,7 @@
               <w:spacing w:after="10" w:before="0"/>
               <w:ind w:left="120"/>
             </w:pPr>
-            <w:hyperlink w:history="1" r:id="rIdh-o0vlgwahxe_cv8t0ckj">
+            <w:hyperlink w:history="1" r:id="rId5kbruzn-aeohg6vzxmhfj">
               <w:r>
                 <w:rPr>
                   <w:rFonts w:ascii="Arial" w:cs="Arial" w:eastAsia="Arial" w:hAnsi="Arial"/>
@@ -8026,7 +8026,7 @@
         </w:rPr>
         <w:t xml:space="preserve">© 2026 SeaVuria and ARES. Aligned with KICD objectives. Developed by SeaVuria; technical implementation by ARES (with AI assistance from Claude). Licensed under </w:t>
       </w:r>
-      <w:hyperlink w:history="1" r:id="rId7fmscdo7mztlpligz4xwb">
+      <w:hyperlink w:history="1" r:id="rIdn_mdqo6zfgmwpacipuapy">
         <w:r>
           <w:rPr>
             <w:rFonts w:ascii="Arial" w:cs="Arial" w:eastAsia="Arial" w:hAnsi="Arial"/>
@@ -8047,7 +8047,7 @@
         </w:rPr>
         <w:t xml:space="preserve"> (</w:t>
       </w:r>
-      <w:hyperlink w:history="1" r:id="rIdpt3wkl4zwt-6q1nkbwouz">
+      <w:hyperlink w:history="1" r:id="rIdqo6ybrl-celzw39pzpuat">
         <w:r>
           <w:rPr>
             <w:rFonts w:ascii="Arial" w:cs="Arial" w:eastAsia="Arial" w:hAnsi="Arial"/>
@@ -9077,7 +9077,7 @@
               <w:spacing w:after="10" w:before="0"/>
               <w:ind w:left="120"/>
             </w:pPr>
-            <w:hyperlink w:history="1" r:id="rIdkkb_umcjdhf5f4xw3mdxj">
+            <w:hyperlink w:history="1" r:id="rIdcobeohaflyctec2l-ootw">
               <w:r>
                 <w:rPr>
                   <w:rFonts w:ascii="Arial" w:cs="Arial" w:eastAsia="Arial" w:hAnsi="Arial"/>
@@ -9154,7 +9154,7 @@
               <w:spacing w:after="10" w:before="0"/>
               <w:ind w:left="120"/>
             </w:pPr>
-            <w:hyperlink w:history="1" r:id="rIdw8kcoeqz-0gjtqyuqb1j_">
+            <w:hyperlink w:history="1" r:id="rId9yk3ivy5robn5ifkaqrm5">
               <w:r>
                 <w:rPr>
                   <w:rFonts w:ascii="Arial" w:cs="Arial" w:eastAsia="Arial" w:hAnsi="Arial"/>
@@ -9381,7 +9381,7 @@
               <w:spacing w:after="10" w:before="0"/>
               <w:ind w:left="120"/>
             </w:pPr>
-            <w:hyperlink w:history="1" r:id="rIdrcrilb_ytztxbyr3a_vvu">
+            <w:hyperlink w:history="1" r:id="rIdzf2aofacftgyba5gxigbu">
               <w:r>
                 <w:rPr>
                   <w:rFonts w:ascii="Arial" w:cs="Arial" w:eastAsia="Arial" w:hAnsi="Arial"/>
@@ -9458,7 +9458,7 @@
               <w:spacing w:after="10" w:before="0"/>
               <w:ind w:left="120"/>
             </w:pPr>
-            <w:hyperlink w:history="1" r:id="rIdoqdoignpz-kuwjv2vsspy">
+            <w:hyperlink w:history="1" r:id="rIdscc_avtrq6cl9u883pojp">
               <w:r>
                 <w:rPr>
                   <w:rFonts w:ascii="Arial" w:cs="Arial" w:eastAsia="Arial" w:hAnsi="Arial"/>
@@ -9685,7 +9685,7 @@
               <w:spacing w:after="10" w:before="0"/>
               <w:ind w:left="120"/>
             </w:pPr>
-            <w:hyperlink w:history="1" r:id="rIdyiihazzcnynsi-5xxosav">
+            <w:hyperlink w:history="1" r:id="rIdxnrew1vm-x3m3aesk40yf">
               <w:r>
                 <w:rPr>
                   <w:rFonts w:ascii="Arial" w:cs="Arial" w:eastAsia="Arial" w:hAnsi="Arial"/>
@@ -9762,7 +9762,7 @@
               <w:spacing w:after="10" w:before="0"/>
               <w:ind w:left="120"/>
             </w:pPr>
-            <w:hyperlink w:history="1" r:id="rIdqwccf59obksaadmkzqq5j">
+            <w:hyperlink w:history="1" r:id="rIdxdr2l0bbu9tlscsb5a4et">
               <w:r>
                 <w:rPr>
                   <w:rFonts w:ascii="Arial" w:cs="Arial" w:eastAsia="Arial" w:hAnsi="Arial"/>
@@ -9989,7 +9989,7 @@
               <w:spacing w:after="10" w:before="0"/>
               <w:ind w:left="120"/>
             </w:pPr>
-            <w:hyperlink w:history="1" r:id="rIdpqa_soohbgb8sgeei2ad9">
+            <w:hyperlink w:history="1" r:id="rIdzer-vv5zr7bgomn6-inwe">
               <w:r>
                 <w:rPr>
                   <w:rFonts w:ascii="Arial" w:cs="Arial" w:eastAsia="Arial" w:hAnsi="Arial"/>
@@ -10066,7 +10066,7 @@
               <w:spacing w:after="10" w:before="0"/>
               <w:ind w:left="120"/>
             </w:pPr>
-            <w:hyperlink w:history="1" r:id="rIdeaqjt0ysbrkqd8wwdflbd">
+            <w:hyperlink w:history="1" r:id="rIdbxvgjms186ws2jjt6zgbq">
               <w:r>
                 <w:rPr>
                   <w:rFonts w:ascii="Arial" w:cs="Arial" w:eastAsia="Arial" w:hAnsi="Arial"/>
@@ -10293,7 +10293,7 @@
               <w:spacing w:after="10" w:before="0"/>
               <w:ind w:left="120"/>
             </w:pPr>
-            <w:hyperlink w:history="1" r:id="rIdihi4wp8mhkvm9ulk1qldi">
+            <w:hyperlink w:history="1" r:id="rIdvanmcftdal4t1v_icxwbq">
               <w:r>
                 <w:rPr>
                   <w:rFonts w:ascii="Arial" w:cs="Arial" w:eastAsia="Arial" w:hAnsi="Arial"/>
@@ -10370,7 +10370,7 @@
               <w:spacing w:after="10" w:before="0"/>
               <w:ind w:left="120"/>
             </w:pPr>
-            <w:hyperlink w:history="1" r:id="rIdwxbxhfm5ok54phulksroz">
+            <w:hyperlink w:history="1" r:id="rId0jvvqnf7kchr-qld5y3oz">
               <w:r>
                 <w:rPr>
                   <w:rFonts w:ascii="Arial" w:cs="Arial" w:eastAsia="Arial" w:hAnsi="Arial"/>
@@ -10992,7 +10992,7 @@
         </w:rPr>
         <w:t xml:space="preserve">© 2026 SeaVuria and ARES. Aligned with KICD objectives. Developed by SeaVuria; technical implementation by ARES (with AI assistance from Claude). Licensed under </w:t>
       </w:r>
-      <w:hyperlink w:history="1" r:id="rIdbcoujy5gssdlbjd3kqjx_">
+      <w:hyperlink w:history="1" r:id="rIdwk2xgdqf8pix1es1rhwin">
         <w:r>
           <w:rPr>
             <w:rFonts w:ascii="Arial" w:cs="Arial" w:eastAsia="Arial" w:hAnsi="Arial"/>
@@ -11013,7 +11013,7 @@
         </w:rPr>
         <w:t xml:space="preserve"> (</w:t>
       </w:r>
-      <w:hyperlink w:history="1" r:id="rIdpebgx54izwwk6d8s3khz3">
+      <w:hyperlink w:history="1" r:id="rIdap3l87yanswmugspnw9ak">
         <w:r>
           <w:rPr>
             <w:rFonts w:ascii="Arial" w:cs="Arial" w:eastAsia="Arial" w:hAnsi="Arial"/>
@@ -12026,7 +12026,7 @@
             <w:pPr>
               <w:spacing w:after="20" w:before="0"/>
             </w:pPr>
-            <w:hyperlink w:history="1" r:id="rIdogfem9d7fpicqdcy0q5hj">
+            <w:hyperlink w:history="1" r:id="rIddd03_s2wqsevrbfls_rki">
               <w:r>
                 <w:rPr>
                   <w:rFonts w:ascii="Arial" w:cs="Arial" w:eastAsia="Arial" w:hAnsi="Arial"/>
@@ -12075,7 +12075,7 @@
               <w:spacing w:after="10" w:before="0"/>
               <w:ind w:left="120"/>
             </w:pPr>
-            <w:hyperlink w:history="1" r:id="rIddszsuwfsiruj4b57ggzy6">
+            <w:hyperlink w:history="1" r:id="rIdnrzj2nvctjmpmk0crlsbd">
               <w:r>
                 <w:rPr>
                   <w:rFonts w:ascii="Arial" w:cs="Arial" w:eastAsia="Arial" w:hAnsi="Arial"/>
@@ -12137,7 +12137,7 @@
               <w:spacing w:after="10" w:before="0"/>
               <w:ind w:left="120"/>
             </w:pPr>
-            <w:hyperlink w:history="1" r:id="rId22mshqi-biq57y_jcpfoe">
+            <w:hyperlink w:history="1" r:id="rId-epgmjvyktxztdb4xiisb">
               <w:r>
                 <w:rPr>
                   <w:rFonts w:ascii="Arial" w:cs="Arial" w:eastAsia="Arial" w:hAnsi="Arial"/>
@@ -12347,7 +12347,7 @@
             <w:pPr>
               <w:spacing w:after="20" w:before="0"/>
             </w:pPr>
-            <w:hyperlink w:history="1" r:id="rIdros0mzsnumazbqjihechz">
+            <w:hyperlink w:history="1" r:id="rIdzrdhfi0rtxqtl9bewvngy">
               <w:r>
                 <w:rPr>
                   <w:rFonts w:ascii="Arial" w:cs="Arial" w:eastAsia="Arial" w:hAnsi="Arial"/>
@@ -12396,7 +12396,7 @@
               <w:spacing w:after="10" w:before="0"/>
               <w:ind w:left="120"/>
             </w:pPr>
-            <w:hyperlink w:history="1" r:id="rIdnzmgwj6svhaff7acemwza">
+            <w:hyperlink w:history="1" r:id="rIdrqgdo2wp30dt1fygkvthc">
               <w:r>
                 <w:rPr>
                   <w:rFonts w:ascii="Arial" w:cs="Arial" w:eastAsia="Arial" w:hAnsi="Arial"/>
@@ -12458,7 +12458,7 @@
               <w:spacing w:after="10" w:before="0"/>
               <w:ind w:left="120"/>
             </w:pPr>
-            <w:hyperlink w:history="1" r:id="rIdn8zt3qu5jqbe-i4zwsvxk">
+            <w:hyperlink w:history="1" r:id="rId8ar2jf5vb8a5ilx6vmddj">
               <w:r>
                 <w:rPr>
                   <w:rFonts w:ascii="Arial" w:cs="Arial" w:eastAsia="Arial" w:hAnsi="Arial"/>
@@ -12668,7 +12668,7 @@
             <w:pPr>
               <w:spacing w:after="20" w:before="0"/>
             </w:pPr>
-            <w:hyperlink w:history="1" r:id="rId1qkm3xfs3v5cc01p2evd_">
+            <w:hyperlink w:history="1" r:id="rIdc1xpq4pqb2ti_a5txkzyu">
               <w:r>
                 <w:rPr>
                   <w:rFonts w:ascii="Arial" w:cs="Arial" w:eastAsia="Arial" w:hAnsi="Arial"/>
@@ -12717,7 +12717,7 @@
               <w:spacing w:after="10" w:before="0"/>
               <w:ind w:left="120"/>
             </w:pPr>
-            <w:hyperlink w:history="1" r:id="rIdcd_nlxblrmtc5xfsitikw">
+            <w:hyperlink w:history="1" r:id="rIdny63tmj34_qf2c7jnykbm">
               <w:r>
                 <w:rPr>
                   <w:rFonts w:ascii="Arial" w:cs="Arial" w:eastAsia="Arial" w:hAnsi="Arial"/>
@@ -12779,7 +12779,7 @@
               <w:spacing w:after="10" w:before="0"/>
               <w:ind w:left="120"/>
             </w:pPr>
-            <w:hyperlink w:history="1" r:id="rId5johd5gdy4q48t1ndayhj">
+            <w:hyperlink w:history="1" r:id="rIdttcntyuvlc9zbidttp55e">
               <w:r>
                 <w:rPr>
                   <w:rFonts w:ascii="Arial" w:cs="Arial" w:eastAsia="Arial" w:hAnsi="Arial"/>
@@ -12989,7 +12989,7 @@
             <w:pPr>
               <w:spacing w:after="20" w:before="0"/>
             </w:pPr>
-            <w:hyperlink w:history="1" r:id="rIdjoicpf_2ca-8irv8zuqnb">
+            <w:hyperlink w:history="1" r:id="rIdi-v66iijfor34l6wu_4cf">
               <w:r>
                 <w:rPr>
                   <w:rFonts w:ascii="Arial" w:cs="Arial" w:eastAsia="Arial" w:hAnsi="Arial"/>
@@ -13038,7 +13038,7 @@
               <w:spacing w:after="10" w:before="0"/>
               <w:ind w:left="120"/>
             </w:pPr>
-            <w:hyperlink w:history="1" r:id="rId2jgadsaspbxpuuqon0tva">
+            <w:hyperlink w:history="1" r:id="rIdtict7imwfholmhlgx_5e_">
               <w:r>
                 <w:rPr>
                   <w:rFonts w:ascii="Arial" w:cs="Arial" w:eastAsia="Arial" w:hAnsi="Arial"/>
@@ -13100,7 +13100,7 @@
               <w:spacing w:after="10" w:before="0"/>
               <w:ind w:left="120"/>
             </w:pPr>
-            <w:hyperlink w:history="1" r:id="rIdvywnkapnjwcepfltduar7">
+            <w:hyperlink w:history="1" r:id="rIdt-qhes-qgtcy9ujkqq5zh">
               <w:r>
                 <w:rPr>
                   <w:rFonts w:ascii="Arial" w:cs="Arial" w:eastAsia="Arial" w:hAnsi="Arial"/>
@@ -13310,7 +13310,7 @@
             <w:pPr>
               <w:spacing w:after="20" w:before="0"/>
             </w:pPr>
-            <w:hyperlink w:history="1" r:id="rIdsysysf44mtsnjvcbvf48y">
+            <w:hyperlink w:history="1" r:id="rIdhubx8q86dduwq0csvxrz7">
               <w:r>
                 <w:rPr>
                   <w:rFonts w:ascii="Arial" w:cs="Arial" w:eastAsia="Arial" w:hAnsi="Arial"/>
@@ -13359,7 +13359,7 @@
               <w:spacing w:after="10" w:before="0"/>
               <w:ind w:left="120"/>
             </w:pPr>
-            <w:hyperlink w:history="1" r:id="rIdosn0n3qd-zqmob4ieznht">
+            <w:hyperlink w:history="1" r:id="rId5mtx4ja9ygdign7899cuq">
               <w:r>
                 <w:rPr>
                   <w:rFonts w:ascii="Arial" w:cs="Arial" w:eastAsia="Arial" w:hAnsi="Arial"/>
@@ -13421,7 +13421,7 @@
               <w:spacing w:after="10" w:before="0"/>
               <w:ind w:left="120"/>
             </w:pPr>
-            <w:hyperlink w:history="1" r:id="rIdq7zt2brysxeda8vg0874h">
+            <w:hyperlink w:history="1" r:id="rIdetzps1zpcnhdmi7tluyez">
               <w:r>
                 <w:rPr>
                   <w:rFonts w:ascii="Arial" w:cs="Arial" w:eastAsia="Arial" w:hAnsi="Arial"/>
@@ -13948,7 +13948,7 @@
         </w:rPr>
         <w:t xml:space="preserve">© 2026 SeaVuria and ARES. Aligned with KICD objectives. Developed by SeaVuria; technical implementation by ARES (with AI assistance from Claude). Licensed under </w:t>
       </w:r>
-      <w:hyperlink w:history="1" r:id="rIdgvyaemdbj3ie_pgxz4zjn">
+      <w:hyperlink w:history="1" r:id="rIdg2ny4xmbz3my2ietrdij9">
         <w:r>
           <w:rPr>
             <w:rFonts w:ascii="Arial" w:cs="Arial" w:eastAsia="Arial" w:hAnsi="Arial"/>
@@ -13969,7 +13969,7 @@
         </w:rPr>
         <w:t xml:space="preserve"> (</w:t>
       </w:r>
-      <w:hyperlink w:history="1" r:id="rIdb3ji2miryovjcjsrwrtb2">
+      <w:hyperlink w:history="1" r:id="rId7icgzdrm-6x5m6nfxw9sl">
         <w:r>
           <w:rPr>
             <w:rFonts w:ascii="Arial" w:cs="Arial" w:eastAsia="Arial" w:hAnsi="Arial"/>
@@ -14999,7 +14999,7 @@
               <w:spacing w:after="10" w:before="0"/>
               <w:ind w:left="120"/>
             </w:pPr>
-            <w:hyperlink w:history="1" r:id="rIdagfhblsrojpj78ojikdx8">
+            <w:hyperlink w:history="1" r:id="rIdrbj2tymxv-ka1zj_lhbz5">
               <w:r>
                 <w:rPr>
                   <w:rFonts w:ascii="Arial" w:cs="Arial" w:eastAsia="Arial" w:hAnsi="Arial"/>
@@ -15076,7 +15076,7 @@
               <w:spacing w:after="10" w:before="0"/>
               <w:ind w:left="120"/>
             </w:pPr>
-            <w:hyperlink w:history="1" r:id="rIdxqx5j4z_jzzojt56mvosl">
+            <w:hyperlink w:history="1" r:id="rId6w8fby9wtu8fvrjinwxd7">
               <w:r>
                 <w:rPr>
                   <w:rFonts w:ascii="Arial" w:cs="Arial" w:eastAsia="Arial" w:hAnsi="Arial"/>
@@ -15303,7 +15303,7 @@
               <w:spacing w:after="10" w:before="0"/>
               <w:ind w:left="120"/>
             </w:pPr>
-            <w:hyperlink w:history="1" r:id="rId5egzvqeztoluas_5_syh_">
+            <w:hyperlink w:history="1" r:id="rIdhk6imtsyaoripk0ez2gyf">
               <w:r>
                 <w:rPr>
                   <w:rFonts w:ascii="Arial" w:cs="Arial" w:eastAsia="Arial" w:hAnsi="Arial"/>
@@ -15380,7 +15380,7 @@
               <w:spacing w:after="10" w:before="0"/>
               <w:ind w:left="120"/>
             </w:pPr>
-            <w:hyperlink w:history="1" r:id="rIdo2dz3lewg2near8gvhrhh">
+            <w:hyperlink w:history="1" r:id="rIddz231we0om5869aeft_zb">
               <w:r>
                 <w:rPr>
                   <w:rFonts w:ascii="Arial" w:cs="Arial" w:eastAsia="Arial" w:hAnsi="Arial"/>
@@ -15607,7 +15607,7 @@
               <w:spacing w:after="10" w:before="0"/>
               <w:ind w:left="120"/>
             </w:pPr>
-            <w:hyperlink w:history="1" r:id="rIddznjuqsklp18rv0qjdn90">
+            <w:hyperlink w:history="1" r:id="rIdl0dw1nln7kyiuljxzsalh">
               <w:r>
                 <w:rPr>
                   <w:rFonts w:ascii="Arial" w:cs="Arial" w:eastAsia="Arial" w:hAnsi="Arial"/>
@@ -15684,7 +15684,7 @@
               <w:spacing w:after="10" w:before="0"/>
               <w:ind w:left="120"/>
             </w:pPr>
-            <w:hyperlink w:history="1" r:id="rIdnrvpe_-runjj-svqxh3on">
+            <w:hyperlink w:history="1" r:id="rIdzthrvcbemu2qoz29mwqtw">
               <w:r>
                 <w:rPr>
                   <w:rFonts w:ascii="Arial" w:cs="Arial" w:eastAsia="Arial" w:hAnsi="Arial"/>
@@ -15911,7 +15911,7 @@
               <w:spacing w:after="10" w:before="0"/>
               <w:ind w:left="120"/>
             </w:pPr>
-            <w:hyperlink w:history="1" r:id="rIdpv4xcyp7ouhlw5sschxwu">
+            <w:hyperlink w:history="1" r:id="rIdcaojea10zrmwqwwzouhda">
               <w:r>
                 <w:rPr>
                   <w:rFonts w:ascii="Arial" w:cs="Arial" w:eastAsia="Arial" w:hAnsi="Arial"/>
@@ -15988,7 +15988,7 @@
               <w:spacing w:after="10" w:before="0"/>
               <w:ind w:left="120"/>
             </w:pPr>
-            <w:hyperlink w:history="1" r:id="rIdhvuhx2rhn6bfxl1rqndsi">
+            <w:hyperlink w:history="1" r:id="rIdc4ukufa6b1yfdwpx8-jlw">
               <w:r>
                 <w:rPr>
                   <w:rFonts w:ascii="Arial" w:cs="Arial" w:eastAsia="Arial" w:hAnsi="Arial"/>
@@ -16215,7 +16215,7 @@
               <w:spacing w:after="10" w:before="0"/>
               <w:ind w:left="120"/>
             </w:pPr>
-            <w:hyperlink w:history="1" r:id="rIdhynn_f32kyluvtmsaxrwd">
+            <w:hyperlink w:history="1" r:id="rIddmbantex-hrd8qqz16fz-">
               <w:r>
                 <w:rPr>
                   <w:rFonts w:ascii="Arial" w:cs="Arial" w:eastAsia="Arial" w:hAnsi="Arial"/>
@@ -16292,7 +16292,7 @@
               <w:spacing w:after="10" w:before="0"/>
               <w:ind w:left="120"/>
             </w:pPr>
-            <w:hyperlink w:history="1" r:id="rIdyyw1dk_f8e2jkfseudzos">
+            <w:hyperlink w:history="1" r:id="rIdsad-xoyqtlg9xvvtz7zk1">
               <w:r>
                 <w:rPr>
                   <w:rFonts w:ascii="Arial" w:cs="Arial" w:eastAsia="Arial" w:hAnsi="Arial"/>
@@ -16933,7 +16933,7 @@
         </w:rPr>
         <w:t xml:space="preserve">© 2026 SeaVuria and ARES. Aligned with KICD objectives. Developed by SeaVuria; technical implementation by ARES (with AI assistance from Claude). Licensed under </w:t>
       </w:r>
-      <w:hyperlink w:history="1" r:id="rIdjpnrhwv3qko6akuwear0-">
+      <w:hyperlink w:history="1" r:id="rIdsdn7s-32ybxl7qcciofqi">
         <w:r>
           <w:rPr>
             <w:rFonts w:ascii="Arial" w:cs="Arial" w:eastAsia="Arial" w:hAnsi="Arial"/>
@@ -16954,7 +16954,7 @@
         </w:rPr>
         <w:t xml:space="preserve"> (</w:t>
       </w:r>
-      <w:hyperlink w:history="1" r:id="rIdzinbisxgrrbx6vmeay3cz">
+      <w:hyperlink w:history="1" r:id="rIda21loarl29ojfeulrzhrx">
         <w:r>
           <w:rPr>
             <w:rFonts w:ascii="Arial" w:cs="Arial" w:eastAsia="Arial" w:hAnsi="Arial"/>
@@ -17984,7 +17984,7 @@
               <w:spacing w:after="10" w:before="0"/>
               <w:ind w:left="120"/>
             </w:pPr>
-            <w:hyperlink w:history="1" r:id="rId_tpyfwdr1-rjionmzjmlt">
+            <w:hyperlink w:history="1" r:id="rId8ei4x1n0dez4klavpn-us">
               <w:r>
                 <w:rPr>
                   <w:rFonts w:ascii="Arial" w:cs="Arial" w:eastAsia="Arial" w:hAnsi="Arial"/>
@@ -18061,7 +18061,7 @@
               <w:spacing w:after="10" w:before="0"/>
               <w:ind w:left="120"/>
             </w:pPr>
-            <w:hyperlink w:history="1" r:id="rIddpqcmmwxkvmg9yfh1bsig">
+            <w:hyperlink w:history="1" r:id="rIdricdsgdmy-wkb-_gq1veu">
               <w:r>
                 <w:rPr>
                   <w:rFonts w:ascii="Arial" w:cs="Arial" w:eastAsia="Arial" w:hAnsi="Arial"/>
@@ -18288,7 +18288,7 @@
               <w:spacing w:after="10" w:before="0"/>
               <w:ind w:left="120"/>
             </w:pPr>
-            <w:hyperlink w:history="1" r:id="rIdwus6mzmjqnt-lmfzwg591">
+            <w:hyperlink w:history="1" r:id="rIdi76vfaptu0xnzuhuezzap">
               <w:r>
                 <w:rPr>
                   <w:rFonts w:ascii="Arial" w:cs="Arial" w:eastAsia="Arial" w:hAnsi="Arial"/>
@@ -18365,7 +18365,7 @@
               <w:spacing w:after="10" w:before="0"/>
               <w:ind w:left="120"/>
             </w:pPr>
-            <w:hyperlink w:history="1" r:id="rIdqjtf1pjd-yg-ivqnewsyv">
+            <w:hyperlink w:history="1" r:id="rIdvrejenk9b-ekesbct2cis">
               <w:r>
                 <w:rPr>
                   <w:rFonts w:ascii="Arial" w:cs="Arial" w:eastAsia="Arial" w:hAnsi="Arial"/>
@@ -18592,7 +18592,7 @@
               <w:spacing w:after="10" w:before="0"/>
               <w:ind w:left="120"/>
             </w:pPr>
-            <w:hyperlink w:history="1" r:id="rIdkyyz6wuru47lglufmznbj">
+            <w:hyperlink w:history="1" r:id="rIdhnqqe_f3nszn_a-xurrl5">
               <w:r>
                 <w:rPr>
                   <w:rFonts w:ascii="Arial" w:cs="Arial" w:eastAsia="Arial" w:hAnsi="Arial"/>
@@ -18669,7 +18669,7 @@
               <w:spacing w:after="10" w:before="0"/>
               <w:ind w:left="120"/>
             </w:pPr>
-            <w:hyperlink w:history="1" r:id="rId5vlqry835o-95fig9e0od">
+            <w:hyperlink w:history="1" r:id="rIdgprbdcywkctohoh_lir5x">
               <w:r>
                 <w:rPr>
                   <w:rFonts w:ascii="Arial" w:cs="Arial" w:eastAsia="Arial" w:hAnsi="Arial"/>
@@ -18896,7 +18896,7 @@
               <w:spacing w:after="10" w:before="0"/>
               <w:ind w:left="120"/>
             </w:pPr>
-            <w:hyperlink w:history="1" r:id="rIdsrv3fuxy2z5o5ohmzx6bw">
+            <w:hyperlink w:history="1" r:id="rIdmb70xpleveaixncekiaes">
               <w:r>
                 <w:rPr>
                   <w:rFonts w:ascii="Arial" w:cs="Arial" w:eastAsia="Arial" w:hAnsi="Arial"/>
@@ -18973,7 +18973,7 @@
               <w:spacing w:after="10" w:before="0"/>
               <w:ind w:left="120"/>
             </w:pPr>
-            <w:hyperlink w:history="1" r:id="rIdnxpslyt3hwkifaoavpor3">
+            <w:hyperlink w:history="1" r:id="rIdyym7_h91lxk1-hobdohxd">
               <w:r>
                 <w:rPr>
                   <w:rFonts w:ascii="Arial" w:cs="Arial" w:eastAsia="Arial" w:hAnsi="Arial"/>
@@ -19200,7 +19200,7 @@
               <w:spacing w:after="10" w:before="0"/>
               <w:ind w:left="120"/>
             </w:pPr>
-            <w:hyperlink w:history="1" r:id="rIdci2k7ypx1nww2vevltj0k">
+            <w:hyperlink w:history="1" r:id="rIdz_ji0bgozfs5dnnsfa1yl">
               <w:r>
                 <w:rPr>
                   <w:rFonts w:ascii="Arial" w:cs="Arial" w:eastAsia="Arial" w:hAnsi="Arial"/>
@@ -19277,7 +19277,7 @@
               <w:spacing w:after="10" w:before="0"/>
               <w:ind w:left="120"/>
             </w:pPr>
-            <w:hyperlink w:history="1" r:id="rIddzbjb11rz0zvp5yxiy81r">
+            <w:hyperlink w:history="1" r:id="rIdl67yh8ul8pmjztet7qoh5">
               <w:r>
                 <w:rPr>
                   <w:rFonts w:ascii="Arial" w:cs="Arial" w:eastAsia="Arial" w:hAnsi="Arial"/>
@@ -19918,7 +19918,7 @@
         </w:rPr>
         <w:t xml:space="preserve">© 2026 SeaVuria and ARES. Aligned with KICD objectives. Developed by SeaVuria; technical implementation by ARES (with AI assistance from Claude). Licensed under </w:t>
       </w:r>
-      <w:hyperlink w:history="1" r:id="rIdgwizzpvfd0uxfqjz7efyp">
+      <w:hyperlink w:history="1" r:id="rId1x0_k5yuxmzuqzntl5hxx">
         <w:r>
           <w:rPr>
             <w:rFonts w:ascii="Arial" w:cs="Arial" w:eastAsia="Arial" w:hAnsi="Arial"/>
@@ -19939,7 +19939,7 @@
         </w:rPr>
         <w:t xml:space="preserve"> (</w:t>
       </w:r>
-      <w:hyperlink w:history="1" r:id="rIdg0ikuci3fabc8vdz_kkah">
+      <w:hyperlink w:history="1" r:id="rIdvxu9v_qbsw3ibm95_gvlq">
         <w:r>
           <w:rPr>
             <w:rFonts w:ascii="Arial" w:cs="Arial" w:eastAsia="Arial" w:hAnsi="Arial"/>
@@ -20969,7 +20969,7 @@
               <w:spacing w:after="10" w:before="0"/>
               <w:ind w:left="120"/>
             </w:pPr>
-            <w:hyperlink w:history="1" r:id="rIdquxtofshtm7pe3y4j0v19">
+            <w:hyperlink w:history="1" r:id="rId76dwjekerljcpkpogckbf">
               <w:r>
                 <w:rPr>
                   <w:rFonts w:ascii="Arial" w:cs="Arial" w:eastAsia="Arial" w:hAnsi="Arial"/>
@@ -21046,7 +21046,7 @@
               <w:spacing w:after="10" w:before="0"/>
               <w:ind w:left="120"/>
             </w:pPr>
-            <w:hyperlink w:history="1" r:id="rId5uivzd2cc7sscoz2wppdm">
+            <w:hyperlink w:history="1" r:id="rId2f4wfcpwzb68eajkmyqs0">
               <w:r>
                 <w:rPr>
                   <w:rFonts w:ascii="Arial" w:cs="Arial" w:eastAsia="Arial" w:hAnsi="Arial"/>
@@ -21273,7 +21273,7 @@
               <w:spacing w:after="10" w:before="0"/>
               <w:ind w:left="120"/>
             </w:pPr>
-            <w:hyperlink w:history="1" r:id="rIdwr77t6y8h1ky2xk9qy_h5">
+            <w:hyperlink w:history="1" r:id="rIdwydglcywxjgakmmdv3gr7">
               <w:r>
                 <w:rPr>
                   <w:rFonts w:ascii="Arial" w:cs="Arial" w:eastAsia="Arial" w:hAnsi="Arial"/>
@@ -21350,7 +21350,7 @@
               <w:spacing w:after="10" w:before="0"/>
               <w:ind w:left="120"/>
             </w:pPr>
-            <w:hyperlink w:history="1" r:id="rIdpyrh5k3tta1jtopgjta_2">
+            <w:hyperlink w:history="1" r:id="rIdri8gqd2ti15nw5wxfvgxl">
               <w:r>
                 <w:rPr>
                   <w:rFonts w:ascii="Arial" w:cs="Arial" w:eastAsia="Arial" w:hAnsi="Arial"/>
@@ -21577,7 +21577,7 @@
               <w:spacing w:after="10" w:before="0"/>
               <w:ind w:left="120"/>
             </w:pPr>
-            <w:hyperlink w:history="1" r:id="rIdkztuxu2dlrrqdr3q-mwzt">
+            <w:hyperlink w:history="1" r:id="rId7dvjq0-te2ghwwig2lnm3">
               <w:r>
                 <w:rPr>
                   <w:rFonts w:ascii="Arial" w:cs="Arial" w:eastAsia="Arial" w:hAnsi="Arial"/>
@@ -21654,7 +21654,7 @@
               <w:spacing w:after="10" w:before="0"/>
               <w:ind w:left="120"/>
             </w:pPr>
-            <w:hyperlink w:history="1" r:id="rIdrsojixts7pxakrvfvnhyi">
+            <w:hyperlink w:history="1" r:id="rIdpdrld4nzvie9ino4g7xcj">
               <w:r>
                 <w:rPr>
                   <w:rFonts w:ascii="Arial" w:cs="Arial" w:eastAsia="Arial" w:hAnsi="Arial"/>
@@ -21881,7 +21881,7 @@
               <w:spacing w:after="10" w:before="0"/>
               <w:ind w:left="120"/>
             </w:pPr>
-            <w:hyperlink w:history="1" r:id="rId1errlr8jaf_74dmlhvstl">
+            <w:hyperlink w:history="1" r:id="rIdaxmteodrttipy3shf62gv">
               <w:r>
                 <w:rPr>
                   <w:rFonts w:ascii="Arial" w:cs="Arial" w:eastAsia="Arial" w:hAnsi="Arial"/>
@@ -21958,7 +21958,7 @@
               <w:spacing w:after="10" w:before="0"/>
               <w:ind w:left="120"/>
             </w:pPr>
-            <w:hyperlink w:history="1" r:id="rIdvutxr4y87_qolw6995p71">
+            <w:hyperlink w:history="1" r:id="rIdtvs9leok1dnpi35awl_kl">
               <w:r>
                 <w:rPr>
                   <w:rFonts w:ascii="Arial" w:cs="Arial" w:eastAsia="Arial" w:hAnsi="Arial"/>
@@ -22185,7 +22185,7 @@
               <w:spacing w:after="10" w:before="0"/>
               <w:ind w:left="120"/>
             </w:pPr>
-            <w:hyperlink w:history="1" r:id="rIdgtuehjwu58qqq3q91scy5">
+            <w:hyperlink w:history="1" r:id="rIdrsr9jgsq9if4uoll4vv49">
               <w:r>
                 <w:rPr>
                   <w:rFonts w:ascii="Arial" w:cs="Arial" w:eastAsia="Arial" w:hAnsi="Arial"/>
@@ -22262,7 +22262,7 @@
               <w:spacing w:after="10" w:before="0"/>
               <w:ind w:left="120"/>
             </w:pPr>
-            <w:hyperlink w:history="1" r:id="rIdlzieetya6nwqtq7ni-prb">
+            <w:hyperlink w:history="1" r:id="rIdguogxv52aklpizw63hxni">
               <w:r>
                 <w:rPr>
                   <w:rFonts w:ascii="Arial" w:cs="Arial" w:eastAsia="Arial" w:hAnsi="Arial"/>
@@ -22789,7 +22789,7 @@
         </w:rPr>
         <w:t xml:space="preserve">© 2026 SeaVuria and ARES. Aligned with KICD objectives. Developed by SeaVuria; technical implementation by ARES (with AI assistance from Claude). Licensed under </w:t>
       </w:r>
-      <w:hyperlink w:history="1" r:id="rIdmsjvrzg_pd6m99rkhw_jn">
+      <w:hyperlink w:history="1" r:id="rId1kq7d0acn__qnstvwlex2">
         <w:r>
           <w:rPr>
             <w:rFonts w:ascii="Arial" w:cs="Arial" w:eastAsia="Arial" w:hAnsi="Arial"/>
@@ -22810,7 +22810,7 @@
         </w:rPr>
         <w:t xml:space="preserve"> (</w:t>
       </w:r>
-      <w:hyperlink w:history="1" r:id="rIdasvo-jnkg58bktvdt08bz">
+      <w:hyperlink w:history="1" r:id="rId37axwjpdgtdcwxnjp0pf3">
         <w:r>
           <w:rPr>
             <w:rFonts w:ascii="Arial" w:cs="Arial" w:eastAsia="Arial" w:hAnsi="Arial"/>
@@ -23840,7 +23840,7 @@
               <w:spacing w:after="10" w:before="0"/>
               <w:ind w:left="120"/>
             </w:pPr>
-            <w:hyperlink w:history="1" r:id="rIdjpshsd-4l4csvrgfsun9m">
+            <w:hyperlink w:history="1" r:id="rIdtec3rgjzk_qv9dvpmbw76">
               <w:r>
                 <w:rPr>
                   <w:rFonts w:ascii="Arial" w:cs="Arial" w:eastAsia="Arial" w:hAnsi="Arial"/>
@@ -23917,7 +23917,7 @@
               <w:spacing w:after="10" w:before="0"/>
               <w:ind w:left="120"/>
             </w:pPr>
-            <w:hyperlink w:history="1" r:id="rIdyvenumfvvv6omivqp5nvz">
+            <w:hyperlink w:history="1" r:id="rIdgmrvwidrpzedlbcng1e35">
               <w:r>
                 <w:rPr>
                   <w:rFonts w:ascii="Arial" w:cs="Arial" w:eastAsia="Arial" w:hAnsi="Arial"/>
@@ -24144,7 +24144,7 @@
               <w:spacing w:after="10" w:before="0"/>
               <w:ind w:left="120"/>
             </w:pPr>
-            <w:hyperlink w:history="1" r:id="rIdzlil6f-_h2igjl3phvzdl">
+            <w:hyperlink w:history="1" r:id="rIdceiwxirws0p-omzqybvuf">
               <w:r>
                 <w:rPr>
                   <w:rFonts w:ascii="Arial" w:cs="Arial" w:eastAsia="Arial" w:hAnsi="Arial"/>
@@ -24221,7 +24221,7 @@
               <w:spacing w:after="10" w:before="0"/>
               <w:ind w:left="120"/>
             </w:pPr>
-            <w:hyperlink w:history="1" r:id="rIdcdydb_8te7ox0h1wllefv">
+            <w:hyperlink w:history="1" r:id="rIdlxtu9jhlo6ziy6xocy6zt">
               <w:r>
                 <w:rPr>
                   <w:rFonts w:ascii="Arial" w:cs="Arial" w:eastAsia="Arial" w:hAnsi="Arial"/>
@@ -24448,7 +24448,7 @@
               <w:spacing w:after="10" w:before="0"/>
               <w:ind w:left="120"/>
             </w:pPr>
-            <w:hyperlink w:history="1" r:id="rIdmuy8xftk2m_talfaph6zs">
+            <w:hyperlink w:history="1" r:id="rIdgzdhkvqfpvrqsvtqzhlki">
               <w:r>
                 <w:rPr>
                   <w:rFonts w:ascii="Arial" w:cs="Arial" w:eastAsia="Arial" w:hAnsi="Arial"/>
@@ -24525,7 +24525,7 @@
               <w:spacing w:after="10" w:before="0"/>
               <w:ind w:left="120"/>
             </w:pPr>
-            <w:hyperlink w:history="1" r:id="rIde-hy_m9xekoc6gofq0rfk">
+            <w:hyperlink w:history="1" r:id="rIdln2659b0oz3fbjmuk6njk">
               <w:r>
                 <w:rPr>
                   <w:rFonts w:ascii="Arial" w:cs="Arial" w:eastAsia="Arial" w:hAnsi="Arial"/>
@@ -24752,7 +24752,7 @@
               <w:spacing w:after="10" w:before="0"/>
               <w:ind w:left="120"/>
             </w:pPr>
-            <w:hyperlink w:history="1" r:id="rIdr7znzb6ffv2800e7h9_sk">
+            <w:hyperlink w:history="1" r:id="rIdqo30goiwye_-fbxccvpig">
               <w:r>
                 <w:rPr>
                   <w:rFonts w:ascii="Arial" w:cs="Arial" w:eastAsia="Arial" w:hAnsi="Arial"/>
@@ -24829,7 +24829,7 @@
               <w:spacing w:after="10" w:before="0"/>
               <w:ind w:left="120"/>
             </w:pPr>
-            <w:hyperlink w:history="1" r:id="rIdc7k818uymomlendkphjfl">
+            <w:hyperlink w:history="1" r:id="rIdg_8skxbf5yol7ldqimiak">
               <w:r>
                 <w:rPr>
                   <w:rFonts w:ascii="Arial" w:cs="Arial" w:eastAsia="Arial" w:hAnsi="Arial"/>
@@ -25056,7 +25056,7 @@
               <w:spacing w:after="10" w:before="0"/>
               <w:ind w:left="120"/>
             </w:pPr>
-            <w:hyperlink w:history="1" r:id="rIdllm6iugqgdg8d_pbjna3v">
+            <w:hyperlink w:history="1" r:id="rIdba4upmiagn8yd6xy-n0jx">
               <w:r>
                 <w:rPr>
                   <w:rFonts w:ascii="Arial" w:cs="Arial" w:eastAsia="Arial" w:hAnsi="Arial"/>
@@ -25133,7 +25133,7 @@
               <w:spacing w:after="10" w:before="0"/>
               <w:ind w:left="120"/>
             </w:pPr>
-            <w:hyperlink w:history="1" r:id="rIdq1rcs3eso63rw-wvbjz4g">
+            <w:hyperlink w:history="1" r:id="rIdw0ztg0yxjpjbd2j6cw0eo">
               <w:r>
                 <w:rPr>
                   <w:rFonts w:ascii="Arial" w:cs="Arial" w:eastAsia="Arial" w:hAnsi="Arial"/>
@@ -25888,7 +25888,7 @@
         </w:rPr>
         <w:t xml:space="preserve">© 2026 SeaVuria and ARES. Aligned with KICD objectives. Developed by SeaVuria; technical implementation by ARES (with AI assistance from Claude). Licensed under </w:t>
       </w:r>
-      <w:hyperlink w:history="1" r:id="rIdd60_huh-cujgisv4hfffp">
+      <w:hyperlink w:history="1" r:id="rIdj5kf9s8tvupbyxp7jnc9q">
         <w:r>
           <w:rPr>
             <w:rFonts w:ascii="Arial" w:cs="Arial" w:eastAsia="Arial" w:hAnsi="Arial"/>
@@ -25909,7 +25909,7 @@
         </w:rPr>
         <w:t xml:space="preserve"> (</w:t>
       </w:r>
-      <w:hyperlink w:history="1" r:id="rIdsbwlhapzohqbyvynwmeng">
+      <w:hyperlink w:history="1" r:id="rIdcfhcgamekzceoqyxg7j0v">
         <w:r>
           <w:rPr>
             <w:rFonts w:ascii="Arial" w:cs="Arial" w:eastAsia="Arial" w:hAnsi="Arial"/>

--- a/data/outputs/v2/General_Science/SS3.1_Turning_Effect_of_Force/General_Science_Turning_Effect_of_Force_CBE_LessonSequence.docx
+++ b/data/outputs/v2/General_Science/SS3.1_Turning_Effect_of_Force/General_Science_Turning_Effect_of_Force_CBE_LessonSequence.docx
@@ -2086,7 +2086,7 @@
         </w:rPr>
         <w:t xml:space="preserve">© 2026 SeaVuria and ARES. This work is licensed under a </w:t>
       </w:r>
-      <w:hyperlink w:history="1" r:id="rIdnwsw32cdvqhq1mmwzddui">
+      <w:hyperlink w:history="1" r:id="rIdoso0cbjyhhimiiup60xhn">
         <w:r>
           <w:rPr>
             <w:rFonts w:ascii="Arial" w:cs="Arial" w:eastAsia="Arial" w:hAnsi="Arial"/>
@@ -2106,7 +2106,7 @@
         </w:rPr>
         <w:t xml:space="preserve"> (</w:t>
       </w:r>
-      <w:hyperlink w:history="1" r:id="rIdpro36rbg8cjspzqxjupcc">
+      <w:hyperlink w:history="1" r:id="rIdgmhjoligsvq6zukid4oo8">
         <w:r>
           <w:rPr>
             <w:rFonts w:ascii="Arial" w:cs="Arial" w:eastAsia="Arial" w:hAnsi="Arial"/>
@@ -2126,7 +2126,7 @@
         </w:rPr>
         <w:t xml:space="preserve">). To view a copy of this license, visit </w:t>
       </w:r>
-      <w:hyperlink w:history="1" r:id="rIdt8xoeeineiyi_cwucovo9">
+      <w:hyperlink w:history="1" r:id="rIdgkivo-2smiteerygeo25s">
         <w:r>
           <w:rPr>
             <w:rFonts w:ascii="Arial" w:cs="Arial" w:eastAsia="Arial" w:hAnsi="Arial"/>
@@ -3138,7 +3138,7 @@
             <w:pPr>
               <w:spacing w:after="20" w:before="0"/>
             </w:pPr>
-            <w:hyperlink w:history="1" r:id="rIdsq2b4s9wkjxlxdhrbwfck">
+            <w:hyperlink w:history="1" r:id="rIdkhkpuf7btmcu8gbqb5rbh">
               <w:r>
                 <w:rPr>
                   <w:rFonts w:ascii="Arial" w:cs="Arial" w:eastAsia="Arial" w:hAnsi="Arial"/>
@@ -3187,7 +3187,7 @@
               <w:spacing w:after="10" w:before="0"/>
               <w:ind w:left="120"/>
             </w:pPr>
-            <w:hyperlink w:history="1" r:id="rIdsixnwv7h71idkl9y8cjt1">
+            <w:hyperlink w:history="1" r:id="rId9xl-seskffqzm6j_rq81s">
               <w:r>
                 <w:rPr>
                   <w:rFonts w:ascii="Arial" w:cs="Arial" w:eastAsia="Arial" w:hAnsi="Arial"/>
@@ -3249,7 +3249,7 @@
               <w:spacing w:after="10" w:before="0"/>
               <w:ind w:left="120"/>
             </w:pPr>
-            <w:hyperlink w:history="1" r:id="rIdxfb09cowa7lap0v-obcj9">
+            <w:hyperlink w:history="1" r:id="rIdzoxkfii7tlmsto81qqedz">
               <w:r>
                 <w:rPr>
                   <w:rFonts w:ascii="Arial" w:cs="Arial" w:eastAsia="Arial" w:hAnsi="Arial"/>
@@ -3459,7 +3459,7 @@
             <w:pPr>
               <w:spacing w:after="20" w:before="0"/>
             </w:pPr>
-            <w:hyperlink w:history="1" r:id="rIdlttmcw_v7_nts8e1ypbz5">
+            <w:hyperlink w:history="1" r:id="rIdj8dar9xnlrspoke2clqka">
               <w:r>
                 <w:rPr>
                   <w:rFonts w:ascii="Arial" w:cs="Arial" w:eastAsia="Arial" w:hAnsi="Arial"/>
@@ -3508,7 +3508,7 @@
               <w:spacing w:after="10" w:before="0"/>
               <w:ind w:left="120"/>
             </w:pPr>
-            <w:hyperlink w:history="1" r:id="rIdp4unbtid8zmn6kgdkjjx0">
+            <w:hyperlink w:history="1" r:id="rIdyvo0fcqdzbu0ttr6sfda-">
               <w:r>
                 <w:rPr>
                   <w:rFonts w:ascii="Arial" w:cs="Arial" w:eastAsia="Arial" w:hAnsi="Arial"/>
@@ -3570,7 +3570,7 @@
               <w:spacing w:after="10" w:before="0"/>
               <w:ind w:left="120"/>
             </w:pPr>
-            <w:hyperlink w:history="1" r:id="rIdrpubcwp7c2pji_z9zhv0y">
+            <w:hyperlink w:history="1" r:id="rIdgazbsslqrflw5sfyd00vm">
               <w:r>
                 <w:rPr>
                   <w:rFonts w:ascii="Arial" w:cs="Arial" w:eastAsia="Arial" w:hAnsi="Arial"/>
@@ -3780,7 +3780,7 @@
             <w:pPr>
               <w:spacing w:after="20" w:before="0"/>
             </w:pPr>
-            <w:hyperlink w:history="1" r:id="rIdtem7tk52lszhxgwjcmc3f">
+            <w:hyperlink w:history="1" r:id="rIdcqph-po3cxpam5s-m1im6">
               <w:r>
                 <w:rPr>
                   <w:rFonts w:ascii="Arial" w:cs="Arial" w:eastAsia="Arial" w:hAnsi="Arial"/>
@@ -3829,7 +3829,7 @@
               <w:spacing w:after="10" w:before="0"/>
               <w:ind w:left="120"/>
             </w:pPr>
-            <w:hyperlink w:history="1" r:id="rIdtsbfa5brkya_u7gliaq9i">
+            <w:hyperlink w:history="1" r:id="rIddbsgsqknhz-na34omuqi-">
               <w:r>
                 <w:rPr>
                   <w:rFonts w:ascii="Arial" w:cs="Arial" w:eastAsia="Arial" w:hAnsi="Arial"/>
@@ -3891,7 +3891,7 @@
               <w:spacing w:after="10" w:before="0"/>
               <w:ind w:left="120"/>
             </w:pPr>
-            <w:hyperlink w:history="1" r:id="rId6tvfupkini3qfnwcacy8y">
+            <w:hyperlink w:history="1" r:id="rIdlwl3yptrmvywuizkw2oip">
               <w:r>
                 <w:rPr>
                   <w:rFonts w:ascii="Arial" w:cs="Arial" w:eastAsia="Arial" w:hAnsi="Arial"/>
@@ -4101,7 +4101,7 @@
             <w:pPr>
               <w:spacing w:after="20" w:before="0"/>
             </w:pPr>
-            <w:hyperlink w:history="1" r:id="rId5tlvvz3lbyyvcnusnmaq1">
+            <w:hyperlink w:history="1" r:id="rIdyrhtg10o2k4thyxzmjzdn">
               <w:r>
                 <w:rPr>
                   <w:rFonts w:ascii="Arial" w:cs="Arial" w:eastAsia="Arial" w:hAnsi="Arial"/>
@@ -4150,7 +4150,7 @@
               <w:spacing w:after="10" w:before="0"/>
               <w:ind w:left="120"/>
             </w:pPr>
-            <w:hyperlink w:history="1" r:id="rIdadg1wqye98ljpmsuxpix9">
+            <w:hyperlink w:history="1" r:id="rId_bflexr0ezvd3n9uiknlh">
               <w:r>
                 <w:rPr>
                   <w:rFonts w:ascii="Arial" w:cs="Arial" w:eastAsia="Arial" w:hAnsi="Arial"/>
@@ -4212,7 +4212,7 @@
               <w:spacing w:after="10" w:before="0"/>
               <w:ind w:left="120"/>
             </w:pPr>
-            <w:hyperlink w:history="1" r:id="rIdfaxsjg3h3bidx0xlx4olu">
+            <w:hyperlink w:history="1" r:id="rIdsjpozdgbg0inruj0favub">
               <w:r>
                 <w:rPr>
                   <w:rFonts w:ascii="Arial" w:cs="Arial" w:eastAsia="Arial" w:hAnsi="Arial"/>
@@ -4422,7 +4422,7 @@
             <w:pPr>
               <w:spacing w:after="20" w:before="0"/>
             </w:pPr>
-            <w:hyperlink w:history="1" r:id="rIdxkmlcrhlsg89h350xxfou">
+            <w:hyperlink w:history="1" r:id="rIde3g9jd33e9mdf7zzkcspa">
               <w:r>
                 <w:rPr>
                   <w:rFonts w:ascii="Arial" w:cs="Arial" w:eastAsia="Arial" w:hAnsi="Arial"/>
@@ -4471,7 +4471,7 @@
               <w:spacing w:after="10" w:before="0"/>
               <w:ind w:left="120"/>
             </w:pPr>
-            <w:hyperlink w:history="1" r:id="rIdznigba5rzxvfdk-0jm6q_">
+            <w:hyperlink w:history="1" r:id="rIdr_pij0p-tq7uux6lg0gtu">
               <w:r>
                 <w:rPr>
                   <w:rFonts w:ascii="Arial" w:cs="Arial" w:eastAsia="Arial" w:hAnsi="Arial"/>
@@ -4533,7 +4533,7 @@
               <w:spacing w:after="10" w:before="0"/>
               <w:ind w:left="120"/>
             </w:pPr>
-            <w:hyperlink w:history="1" r:id="rIds1m3avbmu9jqeuetjpun_">
+            <w:hyperlink w:history="1" r:id="rIdjmlngn8i83bpllpglonsg">
               <w:r>
                 <w:rPr>
                   <w:rFonts w:ascii="Arial" w:cs="Arial" w:eastAsia="Arial" w:hAnsi="Arial"/>
@@ -5155,7 +5155,7 @@
         </w:rPr>
         <w:t xml:space="preserve">© 2026 SeaVuria and ARES. Aligned with KICD objectives. Developed by SeaVuria; technical implementation by ARES (with AI assistance from Claude). Licensed under </w:t>
       </w:r>
-      <w:hyperlink w:history="1" r:id="rIdnchmpw6htsbm4j2kfju_k">
+      <w:hyperlink w:history="1" r:id="rIdge9dcokdb8jc8ehcspmbx">
         <w:r>
           <w:rPr>
             <w:rFonts w:ascii="Arial" w:cs="Arial" w:eastAsia="Arial" w:hAnsi="Arial"/>
@@ -5176,7 +5176,7 @@
         </w:rPr>
         <w:t xml:space="preserve"> (</w:t>
       </w:r>
-      <w:hyperlink w:history="1" r:id="rIdapxpcehg0zkyhpiv1dq4x">
+      <w:hyperlink w:history="1" r:id="rId2vval34cqu-32siltjplq">
         <w:r>
           <w:rPr>
             <w:rFonts w:ascii="Arial" w:cs="Arial" w:eastAsia="Arial" w:hAnsi="Arial"/>
@@ -6206,7 +6206,7 @@
               <w:spacing w:after="10" w:before="0"/>
               <w:ind w:left="120"/>
             </w:pPr>
-            <w:hyperlink w:history="1" r:id="rIdh7o8sxpmjwi_atdlnm6_b">
+            <w:hyperlink w:history="1" r:id="rIdemnuhuzstchiu3w9ltq7l">
               <w:r>
                 <w:rPr>
                   <w:rFonts w:ascii="Arial" w:cs="Arial" w:eastAsia="Arial" w:hAnsi="Arial"/>
@@ -6283,7 +6283,7 @@
               <w:spacing w:after="10" w:before="0"/>
               <w:ind w:left="120"/>
             </w:pPr>
-            <w:hyperlink w:history="1" r:id="rIdc9qtxfqnx84wn7iveqert">
+            <w:hyperlink w:history="1" r:id="rIdomhiaaepuctnn__z_ddtd">
               <w:r>
                 <w:rPr>
                   <w:rFonts w:ascii="Arial" w:cs="Arial" w:eastAsia="Arial" w:hAnsi="Arial"/>
@@ -6510,7 +6510,7 @@
               <w:spacing w:after="10" w:before="0"/>
               <w:ind w:left="120"/>
             </w:pPr>
-            <w:hyperlink w:history="1" r:id="rId5dqnxztkyzffjzttcvlwr">
+            <w:hyperlink w:history="1" r:id="rIdvajyoas0kz8_cagj0raj_">
               <w:r>
                 <w:rPr>
                   <w:rFonts w:ascii="Arial" w:cs="Arial" w:eastAsia="Arial" w:hAnsi="Arial"/>
@@ -6587,7 +6587,7 @@
               <w:spacing w:after="10" w:before="0"/>
               <w:ind w:left="120"/>
             </w:pPr>
-            <w:hyperlink w:history="1" r:id="rId8jggcecv-_fug6fmienme">
+            <w:hyperlink w:history="1" r:id="rIdtfqy4xucqnscbf45bphep">
               <w:r>
                 <w:rPr>
                   <w:rFonts w:ascii="Arial" w:cs="Arial" w:eastAsia="Arial" w:hAnsi="Arial"/>
@@ -6814,7 +6814,7 @@
               <w:spacing w:after="10" w:before="0"/>
               <w:ind w:left="120"/>
             </w:pPr>
-            <w:hyperlink w:history="1" r:id="rIdx-yqr2oggw2_4s07zb6ud">
+            <w:hyperlink w:history="1" r:id="rIdmqigkf094o5q3d6lp_wdu">
               <w:r>
                 <w:rPr>
                   <w:rFonts w:ascii="Arial" w:cs="Arial" w:eastAsia="Arial" w:hAnsi="Arial"/>
@@ -6891,7 +6891,7 @@
               <w:spacing w:after="10" w:before="0"/>
               <w:ind w:left="120"/>
             </w:pPr>
-            <w:hyperlink w:history="1" r:id="rIdzffcyfj22p1npxqqbb7zx">
+            <w:hyperlink w:history="1" r:id="rIdmvnktlcydkhwubb8q4n7s">
               <w:r>
                 <w:rPr>
                   <w:rFonts w:ascii="Arial" w:cs="Arial" w:eastAsia="Arial" w:hAnsi="Arial"/>
@@ -7118,7 +7118,7 @@
               <w:spacing w:after="10" w:before="0"/>
               <w:ind w:left="120"/>
             </w:pPr>
-            <w:hyperlink w:history="1" r:id="rIdrhjv3dhgpmcfmldxbmwsy">
+            <w:hyperlink w:history="1" r:id="rIdiqwvlmzc4m2qilkhrgr_o">
               <w:r>
                 <w:rPr>
                   <w:rFonts w:ascii="Arial" w:cs="Arial" w:eastAsia="Arial" w:hAnsi="Arial"/>
@@ -7195,7 +7195,7 @@
               <w:spacing w:after="10" w:before="0"/>
               <w:ind w:left="120"/>
             </w:pPr>
-            <w:hyperlink w:history="1" r:id="rIdmdnwcznr3zzs_gz5sekf6">
+            <w:hyperlink w:history="1" r:id="rIda1yb_rgvasoet85ug-gty">
               <w:r>
                 <w:rPr>
                   <w:rFonts w:ascii="Arial" w:cs="Arial" w:eastAsia="Arial" w:hAnsi="Arial"/>
@@ -7422,7 +7422,7 @@
               <w:spacing w:after="10" w:before="0"/>
               <w:ind w:left="120"/>
             </w:pPr>
-            <w:hyperlink w:history="1" r:id="rIdpobjch1u0vzybtoa4wzi1">
+            <w:hyperlink w:history="1" r:id="rIdmwricxgad5grvudejplkh">
               <w:r>
                 <w:rPr>
                   <w:rFonts w:ascii="Arial" w:cs="Arial" w:eastAsia="Arial" w:hAnsi="Arial"/>
@@ -7499,7 +7499,7 @@
               <w:spacing w:after="10" w:before="0"/>
               <w:ind w:left="120"/>
             </w:pPr>
-            <w:hyperlink w:history="1" r:id="rId5kbruzn-aeohg6vzxmhfj">
+            <w:hyperlink w:history="1" r:id="rIdoznxehfymxy5he-_g_y7q">
               <w:r>
                 <w:rPr>
                   <w:rFonts w:ascii="Arial" w:cs="Arial" w:eastAsia="Arial" w:hAnsi="Arial"/>
@@ -8026,7 +8026,7 @@
         </w:rPr>
         <w:t xml:space="preserve">© 2026 SeaVuria and ARES. Aligned with KICD objectives. Developed by SeaVuria; technical implementation by ARES (with AI assistance from Claude). Licensed under </w:t>
       </w:r>
-      <w:hyperlink w:history="1" r:id="rIdn_mdqo6zfgmwpacipuapy">
+      <w:hyperlink w:history="1" r:id="rIdif5ct-lc7poiansoirxie">
         <w:r>
           <w:rPr>
             <w:rFonts w:ascii="Arial" w:cs="Arial" w:eastAsia="Arial" w:hAnsi="Arial"/>
@@ -8047,7 +8047,7 @@
         </w:rPr>
         <w:t xml:space="preserve"> (</w:t>
       </w:r>
-      <w:hyperlink w:history="1" r:id="rIdqo6ybrl-celzw39pzpuat">
+      <w:hyperlink w:history="1" r:id="rIdtzqxoooqv6ku4nnxgunxa">
         <w:r>
           <w:rPr>
             <w:rFonts w:ascii="Arial" w:cs="Arial" w:eastAsia="Arial" w:hAnsi="Arial"/>
@@ -9077,7 +9077,7 @@
               <w:spacing w:after="10" w:before="0"/>
               <w:ind w:left="120"/>
             </w:pPr>
-            <w:hyperlink w:history="1" r:id="rIdcobeohaflyctec2l-ootw">
+            <w:hyperlink w:history="1" r:id="rIdipxy-a7g3glojbp1fv8mk">
               <w:r>
                 <w:rPr>
                   <w:rFonts w:ascii="Arial" w:cs="Arial" w:eastAsia="Arial" w:hAnsi="Arial"/>
@@ -9154,7 +9154,7 @@
               <w:spacing w:after="10" w:before="0"/>
               <w:ind w:left="120"/>
             </w:pPr>
-            <w:hyperlink w:history="1" r:id="rId9yk3ivy5robn5ifkaqrm5">
+            <w:hyperlink w:history="1" r:id="rIdaxllew1hcwcg6jpuoyz-m">
               <w:r>
                 <w:rPr>
                   <w:rFonts w:ascii="Arial" w:cs="Arial" w:eastAsia="Arial" w:hAnsi="Arial"/>
@@ -9381,7 +9381,7 @@
               <w:spacing w:after="10" w:before="0"/>
               <w:ind w:left="120"/>
             </w:pPr>
-            <w:hyperlink w:history="1" r:id="rIdzf2aofacftgyba5gxigbu">
+            <w:hyperlink w:history="1" r:id="rId285jsduoiybzn3ulwxke_">
               <w:r>
                 <w:rPr>
                   <w:rFonts w:ascii="Arial" w:cs="Arial" w:eastAsia="Arial" w:hAnsi="Arial"/>
@@ -9458,7 +9458,7 @@
               <w:spacing w:after="10" w:before="0"/>
               <w:ind w:left="120"/>
             </w:pPr>
-            <w:hyperlink w:history="1" r:id="rIdscc_avtrq6cl9u883pojp">
+            <w:hyperlink w:history="1" r:id="rId-ktuugnm-hj5x4v22kup3">
               <w:r>
                 <w:rPr>
                   <w:rFonts w:ascii="Arial" w:cs="Arial" w:eastAsia="Arial" w:hAnsi="Arial"/>
@@ -9685,7 +9685,7 @@
               <w:spacing w:after="10" w:before="0"/>
               <w:ind w:left="120"/>
             </w:pPr>
-            <w:hyperlink w:history="1" r:id="rIdxnrew1vm-x3m3aesk40yf">
+            <w:hyperlink w:history="1" r:id="rIdulxffpfjpsnws2ogeemde">
               <w:r>
                 <w:rPr>
                   <w:rFonts w:ascii="Arial" w:cs="Arial" w:eastAsia="Arial" w:hAnsi="Arial"/>
@@ -9762,7 +9762,7 @@
               <w:spacing w:after="10" w:before="0"/>
               <w:ind w:left="120"/>
             </w:pPr>
-            <w:hyperlink w:history="1" r:id="rIdxdr2l0bbu9tlscsb5a4et">
+            <w:hyperlink w:history="1" r:id="rIdsywn9abmipgy3ni0ihy5s">
               <w:r>
                 <w:rPr>
                   <w:rFonts w:ascii="Arial" w:cs="Arial" w:eastAsia="Arial" w:hAnsi="Arial"/>
@@ -9989,7 +9989,7 @@
               <w:spacing w:after="10" w:before="0"/>
               <w:ind w:left="120"/>
             </w:pPr>
-            <w:hyperlink w:history="1" r:id="rIdzer-vv5zr7bgomn6-inwe">
+            <w:hyperlink w:history="1" r:id="rIdepd2qj7qdjime4pxrp1hq">
               <w:r>
                 <w:rPr>
                   <w:rFonts w:ascii="Arial" w:cs="Arial" w:eastAsia="Arial" w:hAnsi="Arial"/>
@@ -10066,7 +10066,7 @@
               <w:spacing w:after="10" w:before="0"/>
               <w:ind w:left="120"/>
             </w:pPr>
-            <w:hyperlink w:history="1" r:id="rIdbxvgjms186ws2jjt6zgbq">
+            <w:hyperlink w:history="1" r:id="rIdoyiegh-66wc-9uxflzg_8">
               <w:r>
                 <w:rPr>
                   <w:rFonts w:ascii="Arial" w:cs="Arial" w:eastAsia="Arial" w:hAnsi="Arial"/>
@@ -10293,7 +10293,7 @@
               <w:spacing w:after="10" w:before="0"/>
               <w:ind w:left="120"/>
             </w:pPr>
-            <w:hyperlink w:history="1" r:id="rIdvanmcftdal4t1v_icxwbq">
+            <w:hyperlink w:history="1" r:id="rIdkh1sv51k5ud82psqo96ny">
               <w:r>
                 <w:rPr>
                   <w:rFonts w:ascii="Arial" w:cs="Arial" w:eastAsia="Arial" w:hAnsi="Arial"/>
@@ -10370,7 +10370,7 @@
               <w:spacing w:after="10" w:before="0"/>
               <w:ind w:left="120"/>
             </w:pPr>
-            <w:hyperlink w:history="1" r:id="rId0jvvqnf7kchr-qld5y3oz">
+            <w:hyperlink w:history="1" r:id="rIddxfps7prmyab4m-w8mkut">
               <w:r>
                 <w:rPr>
                   <w:rFonts w:ascii="Arial" w:cs="Arial" w:eastAsia="Arial" w:hAnsi="Arial"/>
@@ -10992,7 +10992,7 @@
         </w:rPr>
         <w:t xml:space="preserve">© 2026 SeaVuria and ARES. Aligned with KICD objectives. Developed by SeaVuria; technical implementation by ARES (with AI assistance from Claude). Licensed under </w:t>
       </w:r>
-      <w:hyperlink w:history="1" r:id="rIdwk2xgdqf8pix1es1rhwin">
+      <w:hyperlink w:history="1" r:id="rIdmegccin31e2cpf8pzsyif">
         <w:r>
           <w:rPr>
             <w:rFonts w:ascii="Arial" w:cs="Arial" w:eastAsia="Arial" w:hAnsi="Arial"/>
@@ -11013,7 +11013,7 @@
         </w:rPr>
         <w:t xml:space="preserve"> (</w:t>
       </w:r>
-      <w:hyperlink w:history="1" r:id="rIdap3l87yanswmugspnw9ak">
+      <w:hyperlink w:history="1" r:id="rIdokn9s08aoagipksiozcmm">
         <w:r>
           <w:rPr>
             <w:rFonts w:ascii="Arial" w:cs="Arial" w:eastAsia="Arial" w:hAnsi="Arial"/>
@@ -12026,7 +12026,7 @@
             <w:pPr>
               <w:spacing w:after="20" w:before="0"/>
             </w:pPr>
-            <w:hyperlink w:history="1" r:id="rIddd03_s2wqsevrbfls_rki">
+            <w:hyperlink w:history="1" r:id="rIdxlrsmu9gjlfwwkvpi4bed">
               <w:r>
                 <w:rPr>
                   <w:rFonts w:ascii="Arial" w:cs="Arial" w:eastAsia="Arial" w:hAnsi="Arial"/>
@@ -12075,7 +12075,7 @@
               <w:spacing w:after="10" w:before="0"/>
               <w:ind w:left="120"/>
             </w:pPr>
-            <w:hyperlink w:history="1" r:id="rIdnrzj2nvctjmpmk0crlsbd">
+            <w:hyperlink w:history="1" r:id="rIdd_0ikeukk90xcro07xooy">
               <w:r>
                 <w:rPr>
                   <w:rFonts w:ascii="Arial" w:cs="Arial" w:eastAsia="Arial" w:hAnsi="Arial"/>
@@ -12137,7 +12137,7 @@
               <w:spacing w:after="10" w:before="0"/>
               <w:ind w:left="120"/>
             </w:pPr>
-            <w:hyperlink w:history="1" r:id="rId-epgmjvyktxztdb4xiisb">
+            <w:hyperlink w:history="1" r:id="rIdlznkympnh5itst8uudbws">
               <w:r>
                 <w:rPr>
                   <w:rFonts w:ascii="Arial" w:cs="Arial" w:eastAsia="Arial" w:hAnsi="Arial"/>
@@ -12347,7 +12347,7 @@
             <w:pPr>
               <w:spacing w:after="20" w:before="0"/>
             </w:pPr>
-            <w:hyperlink w:history="1" r:id="rIdzrdhfi0rtxqtl9bewvngy">
+            <w:hyperlink w:history="1" r:id="rIdx62vacu7z3abgadln4x-e">
               <w:r>
                 <w:rPr>
                   <w:rFonts w:ascii="Arial" w:cs="Arial" w:eastAsia="Arial" w:hAnsi="Arial"/>
@@ -12396,7 +12396,7 @@
               <w:spacing w:after="10" w:before="0"/>
               <w:ind w:left="120"/>
             </w:pPr>
-            <w:hyperlink w:history="1" r:id="rIdrqgdo2wp30dt1fygkvthc">
+            <w:hyperlink w:history="1" r:id="rIdaizrfngou1efpuu36cph_">
               <w:r>
                 <w:rPr>
                   <w:rFonts w:ascii="Arial" w:cs="Arial" w:eastAsia="Arial" w:hAnsi="Arial"/>
@@ -12458,7 +12458,7 @@
               <w:spacing w:after="10" w:before="0"/>
               <w:ind w:left="120"/>
             </w:pPr>
-            <w:hyperlink w:history="1" r:id="rId8ar2jf5vb8a5ilx6vmddj">
+            <w:hyperlink w:history="1" r:id="rIdw5t9webkvxaqvhbkidml6">
               <w:r>
                 <w:rPr>
                   <w:rFonts w:ascii="Arial" w:cs="Arial" w:eastAsia="Arial" w:hAnsi="Arial"/>
@@ -12668,7 +12668,7 @@
             <w:pPr>
               <w:spacing w:after="20" w:before="0"/>
             </w:pPr>
-            <w:hyperlink w:history="1" r:id="rIdc1xpq4pqb2ti_a5txkzyu">
+            <w:hyperlink w:history="1" r:id="rId-6o-7ozkunvfbmiyiilvx">
               <w:r>
                 <w:rPr>
                   <w:rFonts w:ascii="Arial" w:cs="Arial" w:eastAsia="Arial" w:hAnsi="Arial"/>
@@ -12717,7 +12717,7 @@
               <w:spacing w:after="10" w:before="0"/>
               <w:ind w:left="120"/>
             </w:pPr>
-            <w:hyperlink w:history="1" r:id="rIdny63tmj34_qf2c7jnykbm">
+            <w:hyperlink w:history="1" r:id="rIdzf_teveachh3o1des6tsh">
               <w:r>
                 <w:rPr>
                   <w:rFonts w:ascii="Arial" w:cs="Arial" w:eastAsia="Arial" w:hAnsi="Arial"/>
@@ -12779,7 +12779,7 @@
               <w:spacing w:after="10" w:before="0"/>
               <w:ind w:left="120"/>
             </w:pPr>
-            <w:hyperlink w:history="1" r:id="rIdttcntyuvlc9zbidttp55e">
+            <w:hyperlink w:history="1" r:id="rIdis2esy_ozg0pno5hy785g">
               <w:r>
                 <w:rPr>
                   <w:rFonts w:ascii="Arial" w:cs="Arial" w:eastAsia="Arial" w:hAnsi="Arial"/>
@@ -12989,7 +12989,7 @@
             <w:pPr>
               <w:spacing w:after="20" w:before="0"/>
             </w:pPr>
-            <w:hyperlink w:history="1" r:id="rIdi-v66iijfor34l6wu_4cf">
+            <w:hyperlink w:history="1" r:id="rIdvrurhdsrue4ls-ogzjbfq">
               <w:r>
                 <w:rPr>
                   <w:rFonts w:ascii="Arial" w:cs="Arial" w:eastAsia="Arial" w:hAnsi="Arial"/>
@@ -13038,7 +13038,7 @@
               <w:spacing w:after="10" w:before="0"/>
               <w:ind w:left="120"/>
             </w:pPr>
-            <w:hyperlink w:history="1" r:id="rIdtict7imwfholmhlgx_5e_">
+            <w:hyperlink w:history="1" r:id="rIdv9yslgvf-w5t3ri8yctzs">
               <w:r>
                 <w:rPr>
                   <w:rFonts w:ascii="Arial" w:cs="Arial" w:eastAsia="Arial" w:hAnsi="Arial"/>
@@ -13100,7 +13100,7 @@
               <w:spacing w:after="10" w:before="0"/>
               <w:ind w:left="120"/>
             </w:pPr>
-            <w:hyperlink w:history="1" r:id="rIdt-qhes-qgtcy9ujkqq5zh">
+            <w:hyperlink w:history="1" r:id="rId_0dlohbnt0cddowavjt9a">
               <w:r>
                 <w:rPr>
                   <w:rFonts w:ascii="Arial" w:cs="Arial" w:eastAsia="Arial" w:hAnsi="Arial"/>
@@ -13310,7 +13310,7 @@
             <w:pPr>
               <w:spacing w:after="20" w:before="0"/>
             </w:pPr>
-            <w:hyperlink w:history="1" r:id="rIdhubx8q86dduwq0csvxrz7">
+            <w:hyperlink w:history="1" r:id="rId4ubua_fhopiyysdti_fsz">
               <w:r>
                 <w:rPr>
                   <w:rFonts w:ascii="Arial" w:cs="Arial" w:eastAsia="Arial" w:hAnsi="Arial"/>
@@ -13359,7 +13359,7 @@
               <w:spacing w:after="10" w:before="0"/>
               <w:ind w:left="120"/>
             </w:pPr>
-            <w:hyperlink w:history="1" r:id="rId5mtx4ja9ygdign7899cuq">
+            <w:hyperlink w:history="1" r:id="rId7ulqpn_i8-f-5y0hxeief">
               <w:r>
                 <w:rPr>
                   <w:rFonts w:ascii="Arial" w:cs="Arial" w:eastAsia="Arial" w:hAnsi="Arial"/>
@@ -13421,7 +13421,7 @@
               <w:spacing w:after="10" w:before="0"/>
               <w:ind w:left="120"/>
             </w:pPr>
-            <w:hyperlink w:history="1" r:id="rIdetzps1zpcnhdmi7tluyez">
+            <w:hyperlink w:history="1" r:id="rIdrtohcpfqs8jwtyz3y0coy">
               <w:r>
                 <w:rPr>
                   <w:rFonts w:ascii="Arial" w:cs="Arial" w:eastAsia="Arial" w:hAnsi="Arial"/>
@@ -13948,7 +13948,7 @@
         </w:rPr>
         <w:t xml:space="preserve">© 2026 SeaVuria and ARES. Aligned with KICD objectives. Developed by SeaVuria; technical implementation by ARES (with AI assistance from Claude). Licensed under </w:t>
       </w:r>
-      <w:hyperlink w:history="1" r:id="rIdg2ny4xmbz3my2ietrdij9">
+      <w:hyperlink w:history="1" r:id="rIdxrgbk_fetg_up1hjpp7xn">
         <w:r>
           <w:rPr>
             <w:rFonts w:ascii="Arial" w:cs="Arial" w:eastAsia="Arial" w:hAnsi="Arial"/>
@@ -13969,7 +13969,7 @@
         </w:rPr>
         <w:t xml:space="preserve"> (</w:t>
       </w:r>
-      <w:hyperlink w:history="1" r:id="rId7icgzdrm-6x5m6nfxw9sl">
+      <w:hyperlink w:history="1" r:id="rId9mqtgsj16vyivp6dmwnuu">
         <w:r>
           <w:rPr>
             <w:rFonts w:ascii="Arial" w:cs="Arial" w:eastAsia="Arial" w:hAnsi="Arial"/>
@@ -14999,7 +14999,7 @@
               <w:spacing w:after="10" w:before="0"/>
               <w:ind w:left="120"/>
             </w:pPr>
-            <w:hyperlink w:history="1" r:id="rIdrbj2tymxv-ka1zj_lhbz5">
+            <w:hyperlink w:history="1" r:id="rIdmmzcrpo73jlloytbypxss">
               <w:r>
                 <w:rPr>
                   <w:rFonts w:ascii="Arial" w:cs="Arial" w:eastAsia="Arial" w:hAnsi="Arial"/>
@@ -15076,7 +15076,7 @@
               <w:spacing w:after="10" w:before="0"/>
               <w:ind w:left="120"/>
             </w:pPr>
-            <w:hyperlink w:history="1" r:id="rId6w8fby9wtu8fvrjinwxd7">
+            <w:hyperlink w:history="1" r:id="rIdzpaxocwngkn6353mupqpc">
               <w:r>
                 <w:rPr>
                   <w:rFonts w:ascii="Arial" w:cs="Arial" w:eastAsia="Arial" w:hAnsi="Arial"/>
@@ -15303,7 +15303,7 @@
               <w:spacing w:after="10" w:before="0"/>
               <w:ind w:left="120"/>
             </w:pPr>
-            <w:hyperlink w:history="1" r:id="rIdhk6imtsyaoripk0ez2gyf">
+            <w:hyperlink w:history="1" r:id="rIdcicjdtxqksfw5lojcx3ep">
               <w:r>
                 <w:rPr>
                   <w:rFonts w:ascii="Arial" w:cs="Arial" w:eastAsia="Arial" w:hAnsi="Arial"/>
@@ -15380,7 +15380,7 @@
               <w:spacing w:after="10" w:before="0"/>
               <w:ind w:left="120"/>
             </w:pPr>
-            <w:hyperlink w:history="1" r:id="rIddz231we0om5869aeft_zb">
+            <w:hyperlink w:history="1" r:id="rIdgckgj8ejlo71iaqzka8bz">
               <w:r>
                 <w:rPr>
                   <w:rFonts w:ascii="Arial" w:cs="Arial" w:eastAsia="Arial" w:hAnsi="Arial"/>
@@ -15607,7 +15607,7 @@
               <w:spacing w:after="10" w:before="0"/>
               <w:ind w:left="120"/>
             </w:pPr>
-            <w:hyperlink w:history="1" r:id="rIdl0dw1nln7kyiuljxzsalh">
+            <w:hyperlink w:history="1" r:id="rIdqsuckuh9nfkc_pamtigtv">
               <w:r>
                 <w:rPr>
                   <w:rFonts w:ascii="Arial" w:cs="Arial" w:eastAsia="Arial" w:hAnsi="Arial"/>
@@ -15684,7 +15684,7 @@
               <w:spacing w:after="10" w:before="0"/>
               <w:ind w:left="120"/>
             </w:pPr>
-            <w:hyperlink w:history="1" r:id="rIdzthrvcbemu2qoz29mwqtw">
+            <w:hyperlink w:history="1" r:id="rId41vrtzsdir4ziiforxykr">
               <w:r>
                 <w:rPr>
                   <w:rFonts w:ascii="Arial" w:cs="Arial" w:eastAsia="Arial" w:hAnsi="Arial"/>
@@ -15911,7 +15911,7 @@
               <w:spacing w:after="10" w:before="0"/>
               <w:ind w:left="120"/>
             </w:pPr>
-            <w:hyperlink w:history="1" r:id="rIdcaojea10zrmwqwwzouhda">
+            <w:hyperlink w:history="1" r:id="rIdhdkts_-um501v09fhwdwp">
               <w:r>
                 <w:rPr>
                   <w:rFonts w:ascii="Arial" w:cs="Arial" w:eastAsia="Arial" w:hAnsi="Arial"/>
@@ -15988,7 +15988,7 @@
               <w:spacing w:after="10" w:before="0"/>
               <w:ind w:left="120"/>
             </w:pPr>
-            <w:hyperlink w:history="1" r:id="rIdc4ukufa6b1yfdwpx8-jlw">
+            <w:hyperlink w:history="1" r:id="rIdldoucwj_v-zbe7fb2k6_b">
               <w:r>
                 <w:rPr>
                   <w:rFonts w:ascii="Arial" w:cs="Arial" w:eastAsia="Arial" w:hAnsi="Arial"/>
@@ -16215,7 +16215,7 @@
               <w:spacing w:after="10" w:before="0"/>
               <w:ind w:left="120"/>
             </w:pPr>
-            <w:hyperlink w:history="1" r:id="rIddmbantex-hrd8qqz16fz-">
+            <w:hyperlink w:history="1" r:id="rId1gnnbv-wuk02b_m-k93on">
               <w:r>
                 <w:rPr>
                   <w:rFonts w:ascii="Arial" w:cs="Arial" w:eastAsia="Arial" w:hAnsi="Arial"/>
@@ -16292,7 +16292,7 @@
               <w:spacing w:after="10" w:before="0"/>
               <w:ind w:left="120"/>
             </w:pPr>
-            <w:hyperlink w:history="1" r:id="rIdsad-xoyqtlg9xvvtz7zk1">
+            <w:hyperlink w:history="1" r:id="rIdp3qwsbvs2rj1sq1iuiflc">
               <w:r>
                 <w:rPr>
                   <w:rFonts w:ascii="Arial" w:cs="Arial" w:eastAsia="Arial" w:hAnsi="Arial"/>
@@ -16933,7 +16933,7 @@
         </w:rPr>
         <w:t xml:space="preserve">© 2026 SeaVuria and ARES. Aligned with KICD objectives. Developed by SeaVuria; technical implementation by ARES (with AI assistance from Claude). Licensed under </w:t>
       </w:r>
-      <w:hyperlink w:history="1" r:id="rIdsdn7s-32ybxl7qcciofqi">
+      <w:hyperlink w:history="1" r:id="rIdksf1_bwpicfjsuzjfrslj">
         <w:r>
           <w:rPr>
             <w:rFonts w:ascii="Arial" w:cs="Arial" w:eastAsia="Arial" w:hAnsi="Arial"/>
@@ -16954,7 +16954,7 @@
         </w:rPr>
         <w:t xml:space="preserve"> (</w:t>
       </w:r>
-      <w:hyperlink w:history="1" r:id="rIda21loarl29ojfeulrzhrx">
+      <w:hyperlink w:history="1" r:id="rIdhlfrzaoqjefuf9ldtckhq">
         <w:r>
           <w:rPr>
             <w:rFonts w:ascii="Arial" w:cs="Arial" w:eastAsia="Arial" w:hAnsi="Arial"/>
@@ -17984,7 +17984,7 @@
               <w:spacing w:after="10" w:before="0"/>
               <w:ind w:left="120"/>
             </w:pPr>
-            <w:hyperlink w:history="1" r:id="rId8ei4x1n0dez4klavpn-us">
+            <w:hyperlink w:history="1" r:id="rId0di13d59rpa_sah7l2x6h">
               <w:r>
                 <w:rPr>
                   <w:rFonts w:ascii="Arial" w:cs="Arial" w:eastAsia="Arial" w:hAnsi="Arial"/>
@@ -18061,7 +18061,7 @@
               <w:spacing w:after="10" w:before="0"/>
               <w:ind w:left="120"/>
             </w:pPr>
-            <w:hyperlink w:history="1" r:id="rIdricdsgdmy-wkb-_gq1veu">
+            <w:hyperlink w:history="1" r:id="rIdgk78zzv2njdvd1ea5tuee">
               <w:r>
                 <w:rPr>
                   <w:rFonts w:ascii="Arial" w:cs="Arial" w:eastAsia="Arial" w:hAnsi="Arial"/>
@@ -18288,7 +18288,7 @@
               <w:spacing w:after="10" w:before="0"/>
               <w:ind w:left="120"/>
             </w:pPr>
-            <w:hyperlink w:history="1" r:id="rIdi76vfaptu0xnzuhuezzap">
+            <w:hyperlink w:history="1" r:id="rIdfrgpfxixq1mur1abs3opt">
               <w:r>
                 <w:rPr>
                   <w:rFonts w:ascii="Arial" w:cs="Arial" w:eastAsia="Arial" w:hAnsi="Arial"/>
@@ -18365,7 +18365,7 @@
               <w:spacing w:after="10" w:before="0"/>
               <w:ind w:left="120"/>
             </w:pPr>
-            <w:hyperlink w:history="1" r:id="rIdvrejenk9b-ekesbct2cis">
+            <w:hyperlink w:history="1" r:id="rIdcwk_q_nif5oiprkhilpzl">
               <w:r>
                 <w:rPr>
                   <w:rFonts w:ascii="Arial" w:cs="Arial" w:eastAsia="Arial" w:hAnsi="Arial"/>
@@ -18592,7 +18592,7 @@
               <w:spacing w:after="10" w:before="0"/>
               <w:ind w:left="120"/>
             </w:pPr>
-            <w:hyperlink w:history="1" r:id="rIdhnqqe_f3nszn_a-xurrl5">
+            <w:hyperlink w:history="1" r:id="rIdpvxa2x7fgh653hmafkd-0">
               <w:r>
                 <w:rPr>
                   <w:rFonts w:ascii="Arial" w:cs="Arial" w:eastAsia="Arial" w:hAnsi="Arial"/>
@@ -18669,7 +18669,7 @@
               <w:spacing w:after="10" w:before="0"/>
               <w:ind w:left="120"/>
             </w:pPr>
-            <w:hyperlink w:history="1" r:id="rIdgprbdcywkctohoh_lir5x">
+            <w:hyperlink w:history="1" r:id="rId5-mohfyrc167feq-hekmz">
               <w:r>
                 <w:rPr>
                   <w:rFonts w:ascii="Arial" w:cs="Arial" w:eastAsia="Arial" w:hAnsi="Arial"/>
@@ -18896,7 +18896,7 @@
               <w:spacing w:after="10" w:before="0"/>
               <w:ind w:left="120"/>
             </w:pPr>
-            <w:hyperlink w:history="1" r:id="rIdmb70xpleveaixncekiaes">
+            <w:hyperlink w:history="1" r:id="rIdzyfbrb4fi3y1izkylcnb-">
               <w:r>
                 <w:rPr>
                   <w:rFonts w:ascii="Arial" w:cs="Arial" w:eastAsia="Arial" w:hAnsi="Arial"/>
@@ -18973,7 +18973,7 @@
               <w:spacing w:after="10" w:before="0"/>
               <w:ind w:left="120"/>
             </w:pPr>
-            <w:hyperlink w:history="1" r:id="rIdyym7_h91lxk1-hobdohxd">
+            <w:hyperlink w:history="1" r:id="rIdndipjsvsaxvuv34ky0ult">
               <w:r>
                 <w:rPr>
                   <w:rFonts w:ascii="Arial" w:cs="Arial" w:eastAsia="Arial" w:hAnsi="Arial"/>
@@ -19200,7 +19200,7 @@
               <w:spacing w:after="10" w:before="0"/>
               <w:ind w:left="120"/>
             </w:pPr>
-            <w:hyperlink w:history="1" r:id="rIdz_ji0bgozfs5dnnsfa1yl">
+            <w:hyperlink w:history="1" r:id="rIdibpkqkgu-q-vnaf_qlke7">
               <w:r>
                 <w:rPr>
                   <w:rFonts w:ascii="Arial" w:cs="Arial" w:eastAsia="Arial" w:hAnsi="Arial"/>
@@ -19277,7 +19277,7 @@
               <w:spacing w:after="10" w:before="0"/>
               <w:ind w:left="120"/>
             </w:pPr>
-            <w:hyperlink w:history="1" r:id="rIdl67yh8ul8pmjztet7qoh5">
+            <w:hyperlink w:history="1" r:id="rIdkyjvbbzlud3hmphzl2wm5">
               <w:r>
                 <w:rPr>
                   <w:rFonts w:ascii="Arial" w:cs="Arial" w:eastAsia="Arial" w:hAnsi="Arial"/>
@@ -19918,7 +19918,7 @@
         </w:rPr>
         <w:t xml:space="preserve">© 2026 SeaVuria and ARES. Aligned with KICD objectives. Developed by SeaVuria; technical implementation by ARES (with AI assistance from Claude). Licensed under </w:t>
       </w:r>
-      <w:hyperlink w:history="1" r:id="rId1x0_k5yuxmzuqzntl5hxx">
+      <w:hyperlink w:history="1" r:id="rIdkos0zhseejbpzkbwizlew">
         <w:r>
           <w:rPr>
             <w:rFonts w:ascii="Arial" w:cs="Arial" w:eastAsia="Arial" w:hAnsi="Arial"/>
@@ -19939,7 +19939,7 @@
         </w:rPr>
         <w:t xml:space="preserve"> (</w:t>
       </w:r>
-      <w:hyperlink w:history="1" r:id="rIdvxu9v_qbsw3ibm95_gvlq">
+      <w:hyperlink w:history="1" r:id="rIdn1xfxrcd-j6uk1n4dv4y3">
         <w:r>
           <w:rPr>
             <w:rFonts w:ascii="Arial" w:cs="Arial" w:eastAsia="Arial" w:hAnsi="Arial"/>
@@ -20969,7 +20969,7 @@
               <w:spacing w:after="10" w:before="0"/>
               <w:ind w:left="120"/>
             </w:pPr>
-            <w:hyperlink w:history="1" r:id="rId76dwjekerljcpkpogckbf">
+            <w:hyperlink w:history="1" r:id="rIdldgszzcjcnxd2pmyvq4cj">
               <w:r>
                 <w:rPr>
                   <w:rFonts w:ascii="Arial" w:cs="Arial" w:eastAsia="Arial" w:hAnsi="Arial"/>
@@ -21046,7 +21046,7 @@
               <w:spacing w:after="10" w:before="0"/>
               <w:ind w:left="120"/>
             </w:pPr>
-            <w:hyperlink w:history="1" r:id="rId2f4wfcpwzb68eajkmyqs0">
+            <w:hyperlink w:history="1" r:id="rId-ri-air4rxlui-sc1hofx">
               <w:r>
                 <w:rPr>
                   <w:rFonts w:ascii="Arial" w:cs="Arial" w:eastAsia="Arial" w:hAnsi="Arial"/>
@@ -21273,7 +21273,7 @@
               <w:spacing w:after="10" w:before="0"/>
               <w:ind w:left="120"/>
             </w:pPr>
-            <w:hyperlink w:history="1" r:id="rIdwydglcywxjgakmmdv3gr7">
+            <w:hyperlink w:history="1" r:id="rIdhlolw0qm1iwsakvmzwent">
               <w:r>
                 <w:rPr>
                   <w:rFonts w:ascii="Arial" w:cs="Arial" w:eastAsia="Arial" w:hAnsi="Arial"/>
@@ -21350,7 +21350,7 @@
               <w:spacing w:after="10" w:before="0"/>
               <w:ind w:left="120"/>
             </w:pPr>
-            <w:hyperlink w:history="1" r:id="rIdri8gqd2ti15nw5wxfvgxl">
+            <w:hyperlink w:history="1" r:id="rIdsrgw3lakghiz70hvxr5_0">
               <w:r>
                 <w:rPr>
                   <w:rFonts w:ascii="Arial" w:cs="Arial" w:eastAsia="Arial" w:hAnsi="Arial"/>
@@ -21577,7 +21577,7 @@
               <w:spacing w:after="10" w:before="0"/>
               <w:ind w:left="120"/>
             </w:pPr>
-            <w:hyperlink w:history="1" r:id="rId7dvjq0-te2ghwwig2lnm3">
+            <w:hyperlink w:history="1" r:id="rIdugibl-emdvto55x53wcjo">
               <w:r>
                 <w:rPr>
                   <w:rFonts w:ascii="Arial" w:cs="Arial" w:eastAsia="Arial" w:hAnsi="Arial"/>
@@ -21654,7 +21654,7 @@
               <w:spacing w:after="10" w:before="0"/>
               <w:ind w:left="120"/>
             </w:pPr>
-            <w:hyperlink w:history="1" r:id="rIdpdrld4nzvie9ino4g7xcj">
+            <w:hyperlink w:history="1" r:id="rIdtefcantufgn52nq0xm97c">
               <w:r>
                 <w:rPr>
                   <w:rFonts w:ascii="Arial" w:cs="Arial" w:eastAsia="Arial" w:hAnsi="Arial"/>
@@ -21881,7 +21881,7 @@
               <w:spacing w:after="10" w:before="0"/>
               <w:ind w:left="120"/>
             </w:pPr>
-            <w:hyperlink w:history="1" r:id="rIdaxmteodrttipy3shf62gv">
+            <w:hyperlink w:history="1" r:id="rIdbqj4uuio_uk6slumyqot3">
               <w:r>
                 <w:rPr>
                   <w:rFonts w:ascii="Arial" w:cs="Arial" w:eastAsia="Arial" w:hAnsi="Arial"/>
@@ -21958,7 +21958,7 @@
               <w:spacing w:after="10" w:before="0"/>
               <w:ind w:left="120"/>
             </w:pPr>
-            <w:hyperlink w:history="1" r:id="rIdtvs9leok1dnpi35awl_kl">
+            <w:hyperlink w:history="1" r:id="rId1knni14mqdtyaiviugb4y">
               <w:r>
                 <w:rPr>
                   <w:rFonts w:ascii="Arial" w:cs="Arial" w:eastAsia="Arial" w:hAnsi="Arial"/>
@@ -22185,7 +22185,7 @@
               <w:spacing w:after="10" w:before="0"/>
               <w:ind w:left="120"/>
             </w:pPr>
-            <w:hyperlink w:history="1" r:id="rIdrsr9jgsq9if4uoll4vv49">
+            <w:hyperlink w:history="1" r:id="rIdvc81kg4l9-qziy2ckg65o">
               <w:r>
                 <w:rPr>
                   <w:rFonts w:ascii="Arial" w:cs="Arial" w:eastAsia="Arial" w:hAnsi="Arial"/>
@@ -22262,7 +22262,7 @@
               <w:spacing w:after="10" w:before="0"/>
               <w:ind w:left="120"/>
             </w:pPr>
-            <w:hyperlink w:history="1" r:id="rIdguogxv52aklpizw63hxni">
+            <w:hyperlink w:history="1" r:id="rId0mron0h1hcmgk_v_ndsk_">
               <w:r>
                 <w:rPr>
                   <w:rFonts w:ascii="Arial" w:cs="Arial" w:eastAsia="Arial" w:hAnsi="Arial"/>
@@ -22789,7 +22789,7 @@
         </w:rPr>
         <w:t xml:space="preserve">© 2026 SeaVuria and ARES. Aligned with KICD objectives. Developed by SeaVuria; technical implementation by ARES (with AI assistance from Claude). Licensed under </w:t>
       </w:r>
-      <w:hyperlink w:history="1" r:id="rId1kq7d0acn__qnstvwlex2">
+      <w:hyperlink w:history="1" r:id="rIdldeguie9bnkibgqbgbenx">
         <w:r>
           <w:rPr>
             <w:rFonts w:ascii="Arial" w:cs="Arial" w:eastAsia="Arial" w:hAnsi="Arial"/>
@@ -22810,7 +22810,7 @@
         </w:rPr>
         <w:t xml:space="preserve"> (</w:t>
       </w:r>
-      <w:hyperlink w:history="1" r:id="rId37axwjpdgtdcwxnjp0pf3">
+      <w:hyperlink w:history="1" r:id="rIdrnhqpykbtkifbwymtbqnf">
         <w:r>
           <w:rPr>
             <w:rFonts w:ascii="Arial" w:cs="Arial" w:eastAsia="Arial" w:hAnsi="Arial"/>
@@ -23840,7 +23840,7 @@
               <w:spacing w:after="10" w:before="0"/>
               <w:ind w:left="120"/>
             </w:pPr>
-            <w:hyperlink w:history="1" r:id="rIdtec3rgjzk_qv9dvpmbw76">
+            <w:hyperlink w:history="1" r:id="rId2cbfaxnjjpo7ubydsenwb">
               <w:r>
                 <w:rPr>
                   <w:rFonts w:ascii="Arial" w:cs="Arial" w:eastAsia="Arial" w:hAnsi="Arial"/>
@@ -23917,7 +23917,7 @@
               <w:spacing w:after="10" w:before="0"/>
               <w:ind w:left="120"/>
             </w:pPr>
-            <w:hyperlink w:history="1" r:id="rIdgmrvwidrpzedlbcng1e35">
+            <w:hyperlink w:history="1" r:id="rIduremycy4nvkoz8s5songl">
               <w:r>
                 <w:rPr>
                   <w:rFonts w:ascii="Arial" w:cs="Arial" w:eastAsia="Arial" w:hAnsi="Arial"/>
@@ -24144,7 +24144,7 @@
               <w:spacing w:after="10" w:before="0"/>
               <w:ind w:left="120"/>
             </w:pPr>
-            <w:hyperlink w:history="1" r:id="rIdceiwxirws0p-omzqybvuf">
+            <w:hyperlink w:history="1" r:id="rIdiwalipznyn9cyb3bcytvy">
               <w:r>
                 <w:rPr>
                   <w:rFonts w:ascii="Arial" w:cs="Arial" w:eastAsia="Arial" w:hAnsi="Arial"/>
@@ -24221,7 +24221,7 @@
               <w:spacing w:after="10" w:before="0"/>
               <w:ind w:left="120"/>
             </w:pPr>
-            <w:hyperlink w:history="1" r:id="rIdlxtu9jhlo6ziy6xocy6zt">
+            <w:hyperlink w:history="1" r:id="rIdadx5xefceqgr-dle7k9p5">
               <w:r>
                 <w:rPr>
                   <w:rFonts w:ascii="Arial" w:cs="Arial" w:eastAsia="Arial" w:hAnsi="Arial"/>
@@ -24448,7 +24448,7 @@
               <w:spacing w:after="10" w:before="0"/>
               <w:ind w:left="120"/>
             </w:pPr>
-            <w:hyperlink w:history="1" r:id="rIdgzdhkvqfpvrqsvtqzhlki">
+            <w:hyperlink w:history="1" r:id="rIdguby5gma9n1vj49aaq5of">
               <w:r>
                 <w:rPr>
                   <w:rFonts w:ascii="Arial" w:cs="Arial" w:eastAsia="Arial" w:hAnsi="Arial"/>
@@ -24525,7 +24525,7 @@
               <w:spacing w:after="10" w:before="0"/>
               <w:ind w:left="120"/>
             </w:pPr>
-            <w:hyperlink w:history="1" r:id="rIdln2659b0oz3fbjmuk6njk">
+            <w:hyperlink w:history="1" r:id="rIdecoddhn2nnmkvcoc0vfda">
               <w:r>
                 <w:rPr>
                   <w:rFonts w:ascii="Arial" w:cs="Arial" w:eastAsia="Arial" w:hAnsi="Arial"/>
@@ -24752,7 +24752,7 @@
               <w:spacing w:after="10" w:before="0"/>
               <w:ind w:left="120"/>
             </w:pPr>
-            <w:hyperlink w:history="1" r:id="rIdqo30goiwye_-fbxccvpig">
+            <w:hyperlink w:history="1" r:id="rIdnzlbbbxywy6jjfu-zckq_">
               <w:r>
                 <w:rPr>
                   <w:rFonts w:ascii="Arial" w:cs="Arial" w:eastAsia="Arial" w:hAnsi="Arial"/>
@@ -24829,7 +24829,7 @@
               <w:spacing w:after="10" w:before="0"/>
               <w:ind w:left="120"/>
             </w:pPr>
-            <w:hyperlink w:history="1" r:id="rIdg_8skxbf5yol7ldqimiak">
+            <w:hyperlink w:history="1" r:id="rIdhlny20cvyrryahfrcq9zj">
               <w:r>
                 <w:rPr>
                   <w:rFonts w:ascii="Arial" w:cs="Arial" w:eastAsia="Arial" w:hAnsi="Arial"/>
@@ -25056,7 +25056,7 @@
               <w:spacing w:after="10" w:before="0"/>
               <w:ind w:left="120"/>
             </w:pPr>
-            <w:hyperlink w:history="1" r:id="rIdba4upmiagn8yd6xy-n0jx">
+            <w:hyperlink w:history="1" r:id="rIdzhjoh3fd4pwppfgf25hdn">
               <w:r>
                 <w:rPr>
                   <w:rFonts w:ascii="Arial" w:cs="Arial" w:eastAsia="Arial" w:hAnsi="Arial"/>
@@ -25133,7 +25133,7 @@
               <w:spacing w:after="10" w:before="0"/>
               <w:ind w:left="120"/>
             </w:pPr>
-            <w:hyperlink w:history="1" r:id="rIdw0ztg0yxjpjbd2j6cw0eo">
+            <w:hyperlink w:history="1" r:id="rId6xdjesnhpb7uaoi91rdht">
               <w:r>
                 <w:rPr>
                   <w:rFonts w:ascii="Arial" w:cs="Arial" w:eastAsia="Arial" w:hAnsi="Arial"/>
@@ -25888,7 +25888,7 @@
         </w:rPr>
         <w:t xml:space="preserve">© 2026 SeaVuria and ARES. Aligned with KICD objectives. Developed by SeaVuria; technical implementation by ARES (with AI assistance from Claude). Licensed under </w:t>
       </w:r>
-      <w:hyperlink w:history="1" r:id="rIdj5kf9s8tvupbyxp7jnc9q">
+      <w:hyperlink w:history="1" r:id="rIdpx0_lh_6y-gdrdiopj15h">
         <w:r>
           <w:rPr>
             <w:rFonts w:ascii="Arial" w:cs="Arial" w:eastAsia="Arial" w:hAnsi="Arial"/>
@@ -25909,7 +25909,7 @@
         </w:rPr>
         <w:t xml:space="preserve"> (</w:t>
       </w:r>
-      <w:hyperlink w:history="1" r:id="rIdcfhcgamekzceoqyxg7j0v">
+      <w:hyperlink w:history="1" r:id="rId7izdmlyluwjjehriczjiy">
         <w:r>
           <w:rPr>
             <w:rFonts w:ascii="Arial" w:cs="Arial" w:eastAsia="Arial" w:hAnsi="Arial"/>

--- a/data/outputs/v2/General_Science/SS3.1_Turning_Effect_of_Force/General_Science_Turning_Effect_of_Force_CBE_LessonSequence.docx
+++ b/data/outputs/v2/General_Science/SS3.1_Turning_Effect_of_Force/General_Science_Turning_Effect_of_Force_CBE_LessonSequence.docx
@@ -2086,7 +2086,7 @@
         </w:rPr>
         <w:t xml:space="preserve">© 2026 SeaVuria and ARES. This work is licensed under a </w:t>
       </w:r>
-      <w:hyperlink w:history="1" r:id="rIdoso0cbjyhhimiiup60xhn">
+      <w:hyperlink w:history="1" r:id="rIds24zueyfyi7v4exelfuuf">
         <w:r>
           <w:rPr>
             <w:rFonts w:ascii="Arial" w:cs="Arial" w:eastAsia="Arial" w:hAnsi="Arial"/>
@@ -2106,7 +2106,7 @@
         </w:rPr>
         <w:t xml:space="preserve"> (</w:t>
       </w:r>
-      <w:hyperlink w:history="1" r:id="rIdgmhjoligsvq6zukid4oo8">
+      <w:hyperlink w:history="1" r:id="rIdtlt1tx9-jqs2c5-iarqas">
         <w:r>
           <w:rPr>
             <w:rFonts w:ascii="Arial" w:cs="Arial" w:eastAsia="Arial" w:hAnsi="Arial"/>
@@ -2126,7 +2126,7 @@
         </w:rPr>
         <w:t xml:space="preserve">). To view a copy of this license, visit </w:t>
       </w:r>
-      <w:hyperlink w:history="1" r:id="rIdgkivo-2smiteerygeo25s">
+      <w:hyperlink w:history="1" r:id="rIdkajb6qu8gys7bukhdbfqt">
         <w:r>
           <w:rPr>
             <w:rFonts w:ascii="Arial" w:cs="Arial" w:eastAsia="Arial" w:hAnsi="Arial"/>
@@ -3138,7 +3138,7 @@
             <w:pPr>
               <w:spacing w:after="20" w:before="0"/>
             </w:pPr>
-            <w:hyperlink w:history="1" r:id="rIdkhkpuf7btmcu8gbqb5rbh">
+            <w:hyperlink w:history="1" r:id="rIdveakf-4yzhm_ehfp3g4jz">
               <w:r>
                 <w:rPr>
                   <w:rFonts w:ascii="Arial" w:cs="Arial" w:eastAsia="Arial" w:hAnsi="Arial"/>
@@ -3187,7 +3187,7 @@
               <w:spacing w:after="10" w:before="0"/>
               <w:ind w:left="120"/>
             </w:pPr>
-            <w:hyperlink w:history="1" r:id="rId9xl-seskffqzm6j_rq81s">
+            <w:hyperlink w:history="1" r:id="rIdgis-yvpnrkqgz0aanlxpo">
               <w:r>
                 <w:rPr>
                   <w:rFonts w:ascii="Arial" w:cs="Arial" w:eastAsia="Arial" w:hAnsi="Arial"/>
@@ -3249,7 +3249,7 @@
               <w:spacing w:after="10" w:before="0"/>
               <w:ind w:left="120"/>
             </w:pPr>
-            <w:hyperlink w:history="1" r:id="rIdzoxkfii7tlmsto81qqedz">
+            <w:hyperlink w:history="1" r:id="rId83fwpq__vgtflydkxv7rf">
               <w:r>
                 <w:rPr>
                   <w:rFonts w:ascii="Arial" w:cs="Arial" w:eastAsia="Arial" w:hAnsi="Arial"/>
@@ -3459,7 +3459,7 @@
             <w:pPr>
               <w:spacing w:after="20" w:before="0"/>
             </w:pPr>
-            <w:hyperlink w:history="1" r:id="rIdj8dar9xnlrspoke2clqka">
+            <w:hyperlink w:history="1" r:id="rIdho9vaavov1-qyapakd7ws">
               <w:r>
                 <w:rPr>
                   <w:rFonts w:ascii="Arial" w:cs="Arial" w:eastAsia="Arial" w:hAnsi="Arial"/>
@@ -3508,7 +3508,7 @@
               <w:spacing w:after="10" w:before="0"/>
               <w:ind w:left="120"/>
             </w:pPr>
-            <w:hyperlink w:history="1" r:id="rIdyvo0fcqdzbu0ttr6sfda-">
+            <w:hyperlink w:history="1" r:id="rIdhszmhaagkqdwgizzhdv5e">
               <w:r>
                 <w:rPr>
                   <w:rFonts w:ascii="Arial" w:cs="Arial" w:eastAsia="Arial" w:hAnsi="Arial"/>
@@ -3570,7 +3570,7 @@
               <w:spacing w:after="10" w:before="0"/>
               <w:ind w:left="120"/>
             </w:pPr>
-            <w:hyperlink w:history="1" r:id="rIdgazbsslqrflw5sfyd00vm">
+            <w:hyperlink w:history="1" r:id="rIdafp79fpdwwhr4vicnywbf">
               <w:r>
                 <w:rPr>
                   <w:rFonts w:ascii="Arial" w:cs="Arial" w:eastAsia="Arial" w:hAnsi="Arial"/>
@@ -3780,7 +3780,7 @@
             <w:pPr>
               <w:spacing w:after="20" w:before="0"/>
             </w:pPr>
-            <w:hyperlink w:history="1" r:id="rIdcqph-po3cxpam5s-m1im6">
+            <w:hyperlink w:history="1" r:id="rIdy5qdz7zmapw9-m9cxmaix">
               <w:r>
                 <w:rPr>
                   <w:rFonts w:ascii="Arial" w:cs="Arial" w:eastAsia="Arial" w:hAnsi="Arial"/>
@@ -3829,7 +3829,7 @@
               <w:spacing w:after="10" w:before="0"/>
               <w:ind w:left="120"/>
             </w:pPr>
-            <w:hyperlink w:history="1" r:id="rIddbsgsqknhz-na34omuqi-">
+            <w:hyperlink w:history="1" r:id="rIdyx4ia04bsypuwtc5ura09">
               <w:r>
                 <w:rPr>
                   <w:rFonts w:ascii="Arial" w:cs="Arial" w:eastAsia="Arial" w:hAnsi="Arial"/>
@@ -3891,7 +3891,7 @@
               <w:spacing w:after="10" w:before="0"/>
               <w:ind w:left="120"/>
             </w:pPr>
-            <w:hyperlink w:history="1" r:id="rIdlwl3yptrmvywuizkw2oip">
+            <w:hyperlink w:history="1" r:id="rIdnfchr0trdk4yb0daicrsy">
               <w:r>
                 <w:rPr>
                   <w:rFonts w:ascii="Arial" w:cs="Arial" w:eastAsia="Arial" w:hAnsi="Arial"/>
@@ -4101,7 +4101,7 @@
             <w:pPr>
               <w:spacing w:after="20" w:before="0"/>
             </w:pPr>
-            <w:hyperlink w:history="1" r:id="rIdyrhtg10o2k4thyxzmjzdn">
+            <w:hyperlink w:history="1" r:id="rIdkqlemu4vsqy4tbsfct9qh">
               <w:r>
                 <w:rPr>
                   <w:rFonts w:ascii="Arial" w:cs="Arial" w:eastAsia="Arial" w:hAnsi="Arial"/>
@@ -4150,7 +4150,7 @@
               <w:spacing w:after="10" w:before="0"/>
               <w:ind w:left="120"/>
             </w:pPr>
-            <w:hyperlink w:history="1" r:id="rId_bflexr0ezvd3n9uiknlh">
+            <w:hyperlink w:history="1" r:id="rId9k9gws4pyouoebo7wfxgo">
               <w:r>
                 <w:rPr>
                   <w:rFonts w:ascii="Arial" w:cs="Arial" w:eastAsia="Arial" w:hAnsi="Arial"/>
@@ -4212,7 +4212,7 @@
               <w:spacing w:after="10" w:before="0"/>
               <w:ind w:left="120"/>
             </w:pPr>
-            <w:hyperlink w:history="1" r:id="rIdsjpozdgbg0inruj0favub">
+            <w:hyperlink w:history="1" r:id="rIdo9kkyysrzfk9f-vtvs7xw">
               <w:r>
                 <w:rPr>
                   <w:rFonts w:ascii="Arial" w:cs="Arial" w:eastAsia="Arial" w:hAnsi="Arial"/>
@@ -4422,7 +4422,7 @@
             <w:pPr>
               <w:spacing w:after="20" w:before="0"/>
             </w:pPr>
-            <w:hyperlink w:history="1" r:id="rIde3g9jd33e9mdf7zzkcspa">
+            <w:hyperlink w:history="1" r:id="rIdp9ihqfcf_nmclalmgakxg">
               <w:r>
                 <w:rPr>
                   <w:rFonts w:ascii="Arial" w:cs="Arial" w:eastAsia="Arial" w:hAnsi="Arial"/>
@@ -4471,7 +4471,7 @@
               <w:spacing w:after="10" w:before="0"/>
               <w:ind w:left="120"/>
             </w:pPr>
-            <w:hyperlink w:history="1" r:id="rIdr_pij0p-tq7uux6lg0gtu">
+            <w:hyperlink w:history="1" r:id="rId4yplzjojcny09dgaoqwas">
               <w:r>
                 <w:rPr>
                   <w:rFonts w:ascii="Arial" w:cs="Arial" w:eastAsia="Arial" w:hAnsi="Arial"/>
@@ -4533,7 +4533,7 @@
               <w:spacing w:after="10" w:before="0"/>
               <w:ind w:left="120"/>
             </w:pPr>
-            <w:hyperlink w:history="1" r:id="rIdjmlngn8i83bpllpglonsg">
+            <w:hyperlink w:history="1" r:id="rIdboegtbfsb_kymutnd0skx">
               <w:r>
                 <w:rPr>
                   <w:rFonts w:ascii="Arial" w:cs="Arial" w:eastAsia="Arial" w:hAnsi="Arial"/>
@@ -5155,7 +5155,7 @@
         </w:rPr>
         <w:t xml:space="preserve">© 2026 SeaVuria and ARES. Aligned with KICD objectives. Developed by SeaVuria; technical implementation by ARES (with AI assistance from Claude). Licensed under </w:t>
       </w:r>
-      <w:hyperlink w:history="1" r:id="rIdge9dcokdb8jc8ehcspmbx">
+      <w:hyperlink w:history="1" r:id="rIdmt0skgkdzifvhtwhdrig1">
         <w:r>
           <w:rPr>
             <w:rFonts w:ascii="Arial" w:cs="Arial" w:eastAsia="Arial" w:hAnsi="Arial"/>
@@ -5176,7 +5176,7 @@
         </w:rPr>
         <w:t xml:space="preserve"> (</w:t>
       </w:r>
-      <w:hyperlink w:history="1" r:id="rId2vval34cqu-32siltjplq">
+      <w:hyperlink w:history="1" r:id="rIdut09uv3gm_dfsc1zn1xbz">
         <w:r>
           <w:rPr>
             <w:rFonts w:ascii="Arial" w:cs="Arial" w:eastAsia="Arial" w:hAnsi="Arial"/>
@@ -6206,7 +6206,7 @@
               <w:spacing w:after="10" w:before="0"/>
               <w:ind w:left="120"/>
             </w:pPr>
-            <w:hyperlink w:history="1" r:id="rIdemnuhuzstchiu3w9ltq7l">
+            <w:hyperlink w:history="1" r:id="rIdl4pm2jrczjuzn4zltf6bo">
               <w:r>
                 <w:rPr>
                   <w:rFonts w:ascii="Arial" w:cs="Arial" w:eastAsia="Arial" w:hAnsi="Arial"/>
@@ -6283,7 +6283,7 @@
               <w:spacing w:after="10" w:before="0"/>
               <w:ind w:left="120"/>
             </w:pPr>
-            <w:hyperlink w:history="1" r:id="rIdomhiaaepuctnn__z_ddtd">
+            <w:hyperlink w:history="1" r:id="rIdhupv_vitbg5mgvyvuuymz">
               <w:r>
                 <w:rPr>
                   <w:rFonts w:ascii="Arial" w:cs="Arial" w:eastAsia="Arial" w:hAnsi="Arial"/>
@@ -6510,7 +6510,7 @@
               <w:spacing w:after="10" w:before="0"/>
               <w:ind w:left="120"/>
             </w:pPr>
-            <w:hyperlink w:history="1" r:id="rIdvajyoas0kz8_cagj0raj_">
+            <w:hyperlink w:history="1" r:id="rIdkhj7ho74mr62x_k-vmyzf">
               <w:r>
                 <w:rPr>
                   <w:rFonts w:ascii="Arial" w:cs="Arial" w:eastAsia="Arial" w:hAnsi="Arial"/>
@@ -6587,7 +6587,7 @@
               <w:spacing w:after="10" w:before="0"/>
               <w:ind w:left="120"/>
             </w:pPr>
-            <w:hyperlink w:history="1" r:id="rIdtfqy4xucqnscbf45bphep">
+            <w:hyperlink w:history="1" r:id="rId1mqttkmvzp-zzcjsbmtze">
               <w:r>
                 <w:rPr>
                   <w:rFonts w:ascii="Arial" w:cs="Arial" w:eastAsia="Arial" w:hAnsi="Arial"/>
@@ -6814,7 +6814,7 @@
               <w:spacing w:after="10" w:before="0"/>
               <w:ind w:left="120"/>
             </w:pPr>
-            <w:hyperlink w:history="1" r:id="rIdmqigkf094o5q3d6lp_wdu">
+            <w:hyperlink w:history="1" r:id="rIdsc2omvkrrujxcvpcklxtb">
               <w:r>
                 <w:rPr>
                   <w:rFonts w:ascii="Arial" w:cs="Arial" w:eastAsia="Arial" w:hAnsi="Arial"/>
@@ -6891,7 +6891,7 @@
               <w:spacing w:after="10" w:before="0"/>
               <w:ind w:left="120"/>
             </w:pPr>
-            <w:hyperlink w:history="1" r:id="rIdmvnktlcydkhwubb8q4n7s">
+            <w:hyperlink w:history="1" r:id="rIdt9xy486bh3-uawkr3jum_">
               <w:r>
                 <w:rPr>
                   <w:rFonts w:ascii="Arial" w:cs="Arial" w:eastAsia="Arial" w:hAnsi="Arial"/>
@@ -7118,7 +7118,7 @@
               <w:spacing w:after="10" w:before="0"/>
               <w:ind w:left="120"/>
             </w:pPr>
-            <w:hyperlink w:history="1" r:id="rIdiqwvlmzc4m2qilkhrgr_o">
+            <w:hyperlink w:history="1" r:id="rIdp90hnuh9lwi_udrld_fa4">
               <w:r>
                 <w:rPr>
                   <w:rFonts w:ascii="Arial" w:cs="Arial" w:eastAsia="Arial" w:hAnsi="Arial"/>
@@ -7195,7 +7195,7 @@
               <w:spacing w:after="10" w:before="0"/>
               <w:ind w:left="120"/>
             </w:pPr>
-            <w:hyperlink w:history="1" r:id="rIda1yb_rgvasoet85ug-gty">
+            <w:hyperlink w:history="1" r:id="rId_gukhqxl3_mgdqlzfj28a">
               <w:r>
                 <w:rPr>
                   <w:rFonts w:ascii="Arial" w:cs="Arial" w:eastAsia="Arial" w:hAnsi="Arial"/>
@@ -7422,7 +7422,7 @@
               <w:spacing w:after="10" w:before="0"/>
               <w:ind w:left="120"/>
             </w:pPr>
-            <w:hyperlink w:history="1" r:id="rIdmwricxgad5grvudejplkh">
+            <w:hyperlink w:history="1" r:id="rId1-wedwr5katcigg233n4n">
               <w:r>
                 <w:rPr>
                   <w:rFonts w:ascii="Arial" w:cs="Arial" w:eastAsia="Arial" w:hAnsi="Arial"/>
@@ -7499,7 +7499,7 @@
               <w:spacing w:after="10" w:before="0"/>
               <w:ind w:left="120"/>
             </w:pPr>
-            <w:hyperlink w:history="1" r:id="rIdoznxehfymxy5he-_g_y7q">
+            <w:hyperlink w:history="1" r:id="rIddpvxhub5wgigqjamtizny">
               <w:r>
                 <w:rPr>
                   <w:rFonts w:ascii="Arial" w:cs="Arial" w:eastAsia="Arial" w:hAnsi="Arial"/>
@@ -8026,7 +8026,7 @@
         </w:rPr>
         <w:t xml:space="preserve">© 2026 SeaVuria and ARES. Aligned with KICD objectives. Developed by SeaVuria; technical implementation by ARES (with AI assistance from Claude). Licensed under </w:t>
       </w:r>
-      <w:hyperlink w:history="1" r:id="rIdif5ct-lc7poiansoirxie">
+      <w:hyperlink w:history="1" r:id="rIdom__0u2x9josbuoxsfrdn">
         <w:r>
           <w:rPr>
             <w:rFonts w:ascii="Arial" w:cs="Arial" w:eastAsia="Arial" w:hAnsi="Arial"/>
@@ -8047,7 +8047,7 @@
         </w:rPr>
         <w:t xml:space="preserve"> (</w:t>
       </w:r>
-      <w:hyperlink w:history="1" r:id="rIdtzqxoooqv6ku4nnxgunxa">
+      <w:hyperlink w:history="1" r:id="rId1h4dfgscnvf17l2efjp4q">
         <w:r>
           <w:rPr>
             <w:rFonts w:ascii="Arial" w:cs="Arial" w:eastAsia="Arial" w:hAnsi="Arial"/>
@@ -9077,7 +9077,7 @@
               <w:spacing w:after="10" w:before="0"/>
               <w:ind w:left="120"/>
             </w:pPr>
-            <w:hyperlink w:history="1" r:id="rIdipxy-a7g3glojbp1fv8mk">
+            <w:hyperlink w:history="1" r:id="rIdwfuwwghoqujjwb8qhwidj">
               <w:r>
                 <w:rPr>
                   <w:rFonts w:ascii="Arial" w:cs="Arial" w:eastAsia="Arial" w:hAnsi="Arial"/>
@@ -9154,7 +9154,7 @@
               <w:spacing w:after="10" w:before="0"/>
               <w:ind w:left="120"/>
             </w:pPr>
-            <w:hyperlink w:history="1" r:id="rIdaxllew1hcwcg6jpuoyz-m">
+            <w:hyperlink w:history="1" r:id="rIdwxbyctgtknddxkbss6eid">
               <w:r>
                 <w:rPr>
                   <w:rFonts w:ascii="Arial" w:cs="Arial" w:eastAsia="Arial" w:hAnsi="Arial"/>
@@ -9381,7 +9381,7 @@
               <w:spacing w:after="10" w:before="0"/>
               <w:ind w:left="120"/>
             </w:pPr>
-            <w:hyperlink w:history="1" r:id="rId285jsduoiybzn3ulwxke_">
+            <w:hyperlink w:history="1" r:id="rIdz-_ffz0pcfy2vjcaulod_">
               <w:r>
                 <w:rPr>
                   <w:rFonts w:ascii="Arial" w:cs="Arial" w:eastAsia="Arial" w:hAnsi="Arial"/>
@@ -9458,7 +9458,7 @@
               <w:spacing w:after="10" w:before="0"/>
               <w:ind w:left="120"/>
             </w:pPr>
-            <w:hyperlink w:history="1" r:id="rId-ktuugnm-hj5x4v22kup3">
+            <w:hyperlink w:history="1" r:id="rIdorfvuwnovr6nw1b6weg01">
               <w:r>
                 <w:rPr>
                   <w:rFonts w:ascii="Arial" w:cs="Arial" w:eastAsia="Arial" w:hAnsi="Arial"/>
@@ -9685,7 +9685,7 @@
               <w:spacing w:after="10" w:before="0"/>
               <w:ind w:left="120"/>
             </w:pPr>
-            <w:hyperlink w:history="1" r:id="rIdulxffpfjpsnws2ogeemde">
+            <w:hyperlink w:history="1" r:id="rIdydsjlrgf1_edekeyuaids">
               <w:r>
                 <w:rPr>
                   <w:rFonts w:ascii="Arial" w:cs="Arial" w:eastAsia="Arial" w:hAnsi="Arial"/>
@@ -9762,7 +9762,7 @@
               <w:spacing w:after="10" w:before="0"/>
               <w:ind w:left="120"/>
             </w:pPr>
-            <w:hyperlink w:history="1" r:id="rIdsywn9abmipgy3ni0ihy5s">
+            <w:hyperlink w:history="1" r:id="rIdlq5s6mdrcc-u6vxy39wnl">
               <w:r>
                 <w:rPr>
                   <w:rFonts w:ascii="Arial" w:cs="Arial" w:eastAsia="Arial" w:hAnsi="Arial"/>
@@ -9989,7 +9989,7 @@
               <w:spacing w:after="10" w:before="0"/>
               <w:ind w:left="120"/>
             </w:pPr>
-            <w:hyperlink w:history="1" r:id="rIdepd2qj7qdjime4pxrp1hq">
+            <w:hyperlink w:history="1" r:id="rIdbcecm_qwzs3bwcerfskm1">
               <w:r>
                 <w:rPr>
                   <w:rFonts w:ascii="Arial" w:cs="Arial" w:eastAsia="Arial" w:hAnsi="Arial"/>
@@ -10066,7 +10066,7 @@
               <w:spacing w:after="10" w:before="0"/>
               <w:ind w:left="120"/>
             </w:pPr>
-            <w:hyperlink w:history="1" r:id="rIdoyiegh-66wc-9uxflzg_8">
+            <w:hyperlink w:history="1" r:id="rIddkq2crgqr3oig3pnlaz7f">
               <w:r>
                 <w:rPr>
                   <w:rFonts w:ascii="Arial" w:cs="Arial" w:eastAsia="Arial" w:hAnsi="Arial"/>
@@ -10293,7 +10293,7 @@
               <w:spacing w:after="10" w:before="0"/>
               <w:ind w:left="120"/>
             </w:pPr>
-            <w:hyperlink w:history="1" r:id="rIdkh1sv51k5ud82psqo96ny">
+            <w:hyperlink w:history="1" r:id="rIdonbsngqm1lsmtpxfe5bsu">
               <w:r>
                 <w:rPr>
                   <w:rFonts w:ascii="Arial" w:cs="Arial" w:eastAsia="Arial" w:hAnsi="Arial"/>
@@ -10370,7 +10370,7 @@
               <w:spacing w:after="10" w:before="0"/>
               <w:ind w:left="120"/>
             </w:pPr>
-            <w:hyperlink w:history="1" r:id="rIddxfps7prmyab4m-w8mkut">
+            <w:hyperlink w:history="1" r:id="rIdgzc_z58tmyjwd6deas1fj">
               <w:r>
                 <w:rPr>
                   <w:rFonts w:ascii="Arial" w:cs="Arial" w:eastAsia="Arial" w:hAnsi="Arial"/>
@@ -10992,7 +10992,7 @@
         </w:rPr>
         <w:t xml:space="preserve">© 2026 SeaVuria and ARES. Aligned with KICD objectives. Developed by SeaVuria; technical implementation by ARES (with AI assistance from Claude). Licensed under </w:t>
       </w:r>
-      <w:hyperlink w:history="1" r:id="rIdmegccin31e2cpf8pzsyif">
+      <w:hyperlink w:history="1" r:id="rIdcptkcvwgheijzezvwhiqj">
         <w:r>
           <w:rPr>
             <w:rFonts w:ascii="Arial" w:cs="Arial" w:eastAsia="Arial" w:hAnsi="Arial"/>
@@ -11013,7 +11013,7 @@
         </w:rPr>
         <w:t xml:space="preserve"> (</w:t>
       </w:r>
-      <w:hyperlink w:history="1" r:id="rIdokn9s08aoagipksiozcmm">
+      <w:hyperlink w:history="1" r:id="rIddghhuapjbl2wwxfwc0pwy">
         <w:r>
           <w:rPr>
             <w:rFonts w:ascii="Arial" w:cs="Arial" w:eastAsia="Arial" w:hAnsi="Arial"/>
@@ -12026,7 +12026,7 @@
             <w:pPr>
               <w:spacing w:after="20" w:before="0"/>
             </w:pPr>
-            <w:hyperlink w:history="1" r:id="rIdxlrsmu9gjlfwwkvpi4bed">
+            <w:hyperlink w:history="1" r:id="rId7um9rf2pziluin3lpqwuv">
               <w:r>
                 <w:rPr>
                   <w:rFonts w:ascii="Arial" w:cs="Arial" w:eastAsia="Arial" w:hAnsi="Arial"/>
@@ -12075,7 +12075,7 @@
               <w:spacing w:after="10" w:before="0"/>
               <w:ind w:left="120"/>
             </w:pPr>
-            <w:hyperlink w:history="1" r:id="rIdd_0ikeukk90xcro07xooy">
+            <w:hyperlink w:history="1" r:id="rIdsilemklouz5b-exx8c23j">
               <w:r>
                 <w:rPr>
                   <w:rFonts w:ascii="Arial" w:cs="Arial" w:eastAsia="Arial" w:hAnsi="Arial"/>
@@ -12137,7 +12137,7 @@
               <w:spacing w:after="10" w:before="0"/>
               <w:ind w:left="120"/>
             </w:pPr>
-            <w:hyperlink w:history="1" r:id="rIdlznkympnh5itst8uudbws">
+            <w:hyperlink w:history="1" r:id="rIdls37-5rwsm-v62pdvjaod">
               <w:r>
                 <w:rPr>
                   <w:rFonts w:ascii="Arial" w:cs="Arial" w:eastAsia="Arial" w:hAnsi="Arial"/>
@@ -12347,7 +12347,7 @@
             <w:pPr>
               <w:spacing w:after="20" w:before="0"/>
             </w:pPr>
-            <w:hyperlink w:history="1" r:id="rIdx62vacu7z3abgadln4x-e">
+            <w:hyperlink w:history="1" r:id="rIduck_fb6wwyxlfdiu6athq">
               <w:r>
                 <w:rPr>
                   <w:rFonts w:ascii="Arial" w:cs="Arial" w:eastAsia="Arial" w:hAnsi="Arial"/>
@@ -12396,7 +12396,7 @@
               <w:spacing w:after="10" w:before="0"/>
               <w:ind w:left="120"/>
             </w:pPr>
-            <w:hyperlink w:history="1" r:id="rIdaizrfngou1efpuu36cph_">
+            <w:hyperlink w:history="1" r:id="rIdn_etcdtrmxpjga9nq69g0">
               <w:r>
                 <w:rPr>
                   <w:rFonts w:ascii="Arial" w:cs="Arial" w:eastAsia="Arial" w:hAnsi="Arial"/>
@@ -12458,7 +12458,7 @@
               <w:spacing w:after="10" w:before="0"/>
               <w:ind w:left="120"/>
             </w:pPr>
-            <w:hyperlink w:history="1" r:id="rIdw5t9webkvxaqvhbkidml6">
+            <w:hyperlink w:history="1" r:id="rIdc1-itx9hlco81h6yvscmg">
               <w:r>
                 <w:rPr>
                   <w:rFonts w:ascii="Arial" w:cs="Arial" w:eastAsia="Arial" w:hAnsi="Arial"/>
@@ -12668,7 +12668,7 @@
             <w:pPr>
               <w:spacing w:after="20" w:before="0"/>
             </w:pPr>
-            <w:hyperlink w:history="1" r:id="rId-6o-7ozkunvfbmiyiilvx">
+            <w:hyperlink w:history="1" r:id="rIdq9h0havrh6jtxalidckf7">
               <w:r>
                 <w:rPr>
                   <w:rFonts w:ascii="Arial" w:cs="Arial" w:eastAsia="Arial" w:hAnsi="Arial"/>
@@ -12717,7 +12717,7 @@
               <w:spacing w:after="10" w:before="0"/>
               <w:ind w:left="120"/>
             </w:pPr>
-            <w:hyperlink w:history="1" r:id="rIdzf_teveachh3o1des6tsh">
+            <w:hyperlink w:history="1" r:id="rIdu3apg0-ixnkx7lbqm8gbb">
               <w:r>
                 <w:rPr>
                   <w:rFonts w:ascii="Arial" w:cs="Arial" w:eastAsia="Arial" w:hAnsi="Arial"/>
@@ -12779,7 +12779,7 @@
               <w:spacing w:after="10" w:before="0"/>
               <w:ind w:left="120"/>
             </w:pPr>
-            <w:hyperlink w:history="1" r:id="rIdis2esy_ozg0pno5hy785g">
+            <w:hyperlink w:history="1" r:id="rIdqm3gjbzmvpl0f8p0apabh">
               <w:r>
                 <w:rPr>
                   <w:rFonts w:ascii="Arial" w:cs="Arial" w:eastAsia="Arial" w:hAnsi="Arial"/>
@@ -12989,7 +12989,7 @@
             <w:pPr>
               <w:spacing w:after="20" w:before="0"/>
             </w:pPr>
-            <w:hyperlink w:history="1" r:id="rIdvrurhdsrue4ls-ogzjbfq">
+            <w:hyperlink w:history="1" r:id="rId55e0l0d320i2fg4zl9lxu">
               <w:r>
                 <w:rPr>
                   <w:rFonts w:ascii="Arial" w:cs="Arial" w:eastAsia="Arial" w:hAnsi="Arial"/>
@@ -13038,7 +13038,7 @@
               <w:spacing w:after="10" w:before="0"/>
               <w:ind w:left="120"/>
             </w:pPr>
-            <w:hyperlink w:history="1" r:id="rIdv9yslgvf-w5t3ri8yctzs">
+            <w:hyperlink w:history="1" r:id="rId5iv8pamhdxssh9yqo7luh">
               <w:r>
                 <w:rPr>
                   <w:rFonts w:ascii="Arial" w:cs="Arial" w:eastAsia="Arial" w:hAnsi="Arial"/>
@@ -13100,7 +13100,7 @@
               <w:spacing w:after="10" w:before="0"/>
               <w:ind w:left="120"/>
             </w:pPr>
-            <w:hyperlink w:history="1" r:id="rId_0dlohbnt0cddowavjt9a">
+            <w:hyperlink w:history="1" r:id="rId3eyqwleoqc7ykbcwitoej">
               <w:r>
                 <w:rPr>
                   <w:rFonts w:ascii="Arial" w:cs="Arial" w:eastAsia="Arial" w:hAnsi="Arial"/>
@@ -13310,7 +13310,7 @@
             <w:pPr>
               <w:spacing w:after="20" w:before="0"/>
             </w:pPr>
-            <w:hyperlink w:history="1" r:id="rId4ubua_fhopiyysdti_fsz">
+            <w:hyperlink w:history="1" r:id="rIdrq_pyu94vyj75biv4b97x">
               <w:r>
                 <w:rPr>
                   <w:rFonts w:ascii="Arial" w:cs="Arial" w:eastAsia="Arial" w:hAnsi="Arial"/>
@@ -13359,7 +13359,7 @@
               <w:spacing w:after="10" w:before="0"/>
               <w:ind w:left="120"/>
             </w:pPr>
-            <w:hyperlink w:history="1" r:id="rId7ulqpn_i8-f-5y0hxeief">
+            <w:hyperlink w:history="1" r:id="rIdpsnxpghg-zlzagvuf_gs6">
               <w:r>
                 <w:rPr>
                   <w:rFonts w:ascii="Arial" w:cs="Arial" w:eastAsia="Arial" w:hAnsi="Arial"/>
@@ -13421,7 +13421,7 @@
               <w:spacing w:after="10" w:before="0"/>
               <w:ind w:left="120"/>
             </w:pPr>
-            <w:hyperlink w:history="1" r:id="rIdrtohcpfqs8jwtyz3y0coy">
+            <w:hyperlink w:history="1" r:id="rIdwvjp74qycrb1iqqs4gz-2">
               <w:r>
                 <w:rPr>
                   <w:rFonts w:ascii="Arial" w:cs="Arial" w:eastAsia="Arial" w:hAnsi="Arial"/>
@@ -13948,7 +13948,7 @@
         </w:rPr>
         <w:t xml:space="preserve">© 2026 SeaVuria and ARES. Aligned with KICD objectives. Developed by SeaVuria; technical implementation by ARES (with AI assistance from Claude). Licensed under </w:t>
       </w:r>
-      <w:hyperlink w:history="1" r:id="rIdxrgbk_fetg_up1hjpp7xn">
+      <w:hyperlink w:history="1" r:id="rIdu7j6ovp9qgkojdyo5hxdt">
         <w:r>
           <w:rPr>
             <w:rFonts w:ascii="Arial" w:cs="Arial" w:eastAsia="Arial" w:hAnsi="Arial"/>
@@ -13969,7 +13969,7 @@
         </w:rPr>
         <w:t xml:space="preserve"> (</w:t>
       </w:r>
-      <w:hyperlink w:history="1" r:id="rId9mqtgsj16vyivp6dmwnuu">
+      <w:hyperlink w:history="1" r:id="rId9lbgoirpxrw343okox69v">
         <w:r>
           <w:rPr>
             <w:rFonts w:ascii="Arial" w:cs="Arial" w:eastAsia="Arial" w:hAnsi="Arial"/>
@@ -14999,7 +14999,7 @@
               <w:spacing w:after="10" w:before="0"/>
               <w:ind w:left="120"/>
             </w:pPr>
-            <w:hyperlink w:history="1" r:id="rIdmmzcrpo73jlloytbypxss">
+            <w:hyperlink w:history="1" r:id="rIdmvgb3qh5cgepxvknglv1x">
               <w:r>
                 <w:rPr>
                   <w:rFonts w:ascii="Arial" w:cs="Arial" w:eastAsia="Arial" w:hAnsi="Arial"/>
@@ -15076,7 +15076,7 @@
               <w:spacing w:after="10" w:before="0"/>
               <w:ind w:left="120"/>
             </w:pPr>
-            <w:hyperlink w:history="1" r:id="rIdzpaxocwngkn6353mupqpc">
+            <w:hyperlink w:history="1" r:id="rIdv9pmt-symy8yij6zfkuml">
               <w:r>
                 <w:rPr>
                   <w:rFonts w:ascii="Arial" w:cs="Arial" w:eastAsia="Arial" w:hAnsi="Arial"/>
@@ -15303,7 +15303,7 @@
               <w:spacing w:after="10" w:before="0"/>
               <w:ind w:left="120"/>
             </w:pPr>
-            <w:hyperlink w:history="1" r:id="rIdcicjdtxqksfw5lojcx3ep">
+            <w:hyperlink w:history="1" r:id="rId6zslxqt_mz0ok15p94s5l">
               <w:r>
                 <w:rPr>
                   <w:rFonts w:ascii="Arial" w:cs="Arial" w:eastAsia="Arial" w:hAnsi="Arial"/>
@@ -15380,7 +15380,7 @@
               <w:spacing w:after="10" w:before="0"/>
               <w:ind w:left="120"/>
             </w:pPr>
-            <w:hyperlink w:history="1" r:id="rIdgckgj8ejlo71iaqzka8bz">
+            <w:hyperlink w:history="1" r:id="rIdkzvhnhufexiwzlfaoyxt_">
               <w:r>
                 <w:rPr>
                   <w:rFonts w:ascii="Arial" w:cs="Arial" w:eastAsia="Arial" w:hAnsi="Arial"/>
@@ -15607,7 +15607,7 @@
               <w:spacing w:after="10" w:before="0"/>
               <w:ind w:left="120"/>
             </w:pPr>
-            <w:hyperlink w:history="1" r:id="rIdqsuckuh9nfkc_pamtigtv">
+            <w:hyperlink w:history="1" r:id="rIdrl4ynfvnc19hsgcmhjjx9">
               <w:r>
                 <w:rPr>
                   <w:rFonts w:ascii="Arial" w:cs="Arial" w:eastAsia="Arial" w:hAnsi="Arial"/>
@@ -15684,7 +15684,7 @@
               <w:spacing w:after="10" w:before="0"/>
               <w:ind w:left="120"/>
             </w:pPr>
-            <w:hyperlink w:history="1" r:id="rId41vrtzsdir4ziiforxykr">
+            <w:hyperlink w:history="1" r:id="rIdo738xaclltoxdxmjconvb">
               <w:r>
                 <w:rPr>
                   <w:rFonts w:ascii="Arial" w:cs="Arial" w:eastAsia="Arial" w:hAnsi="Arial"/>
@@ -15911,7 +15911,7 @@
               <w:spacing w:after="10" w:before="0"/>
               <w:ind w:left="120"/>
             </w:pPr>
-            <w:hyperlink w:history="1" r:id="rIdhdkts_-um501v09fhwdwp">
+            <w:hyperlink w:history="1" r:id="rIdyofkv9czyok3juuoqs6mh">
               <w:r>
                 <w:rPr>
                   <w:rFonts w:ascii="Arial" w:cs="Arial" w:eastAsia="Arial" w:hAnsi="Arial"/>
@@ -15988,7 +15988,7 @@
               <w:spacing w:after="10" w:before="0"/>
               <w:ind w:left="120"/>
             </w:pPr>
-            <w:hyperlink w:history="1" r:id="rIdldoucwj_v-zbe7fb2k6_b">
+            <w:hyperlink w:history="1" r:id="rId3yfdeznk-tprka-5kh9ob">
               <w:r>
                 <w:rPr>
                   <w:rFonts w:ascii="Arial" w:cs="Arial" w:eastAsia="Arial" w:hAnsi="Arial"/>
@@ -16215,7 +16215,7 @@
               <w:spacing w:after="10" w:before="0"/>
               <w:ind w:left="120"/>
             </w:pPr>
-            <w:hyperlink w:history="1" r:id="rId1gnnbv-wuk02b_m-k93on">
+            <w:hyperlink w:history="1" r:id="rId7ode8mbavmdaqd6arql7_">
               <w:r>
                 <w:rPr>
                   <w:rFonts w:ascii="Arial" w:cs="Arial" w:eastAsia="Arial" w:hAnsi="Arial"/>
@@ -16292,7 +16292,7 @@
               <w:spacing w:after="10" w:before="0"/>
               <w:ind w:left="120"/>
             </w:pPr>
-            <w:hyperlink w:history="1" r:id="rIdp3qwsbvs2rj1sq1iuiflc">
+            <w:hyperlink w:history="1" r:id="rIddfjzszk6cdf0dq0p9mu4_">
               <w:r>
                 <w:rPr>
                   <w:rFonts w:ascii="Arial" w:cs="Arial" w:eastAsia="Arial" w:hAnsi="Arial"/>
@@ -16933,7 +16933,7 @@
         </w:rPr>
         <w:t xml:space="preserve">© 2026 SeaVuria and ARES. Aligned with KICD objectives. Developed by SeaVuria; technical implementation by ARES (with AI assistance from Claude). Licensed under </w:t>
       </w:r>
-      <w:hyperlink w:history="1" r:id="rIdksf1_bwpicfjsuzjfrslj">
+      <w:hyperlink w:history="1" r:id="rIdtc-uvdenzdsouw9cyqf17">
         <w:r>
           <w:rPr>
             <w:rFonts w:ascii="Arial" w:cs="Arial" w:eastAsia="Arial" w:hAnsi="Arial"/>
@@ -16954,7 +16954,7 @@
         </w:rPr>
         <w:t xml:space="preserve"> (</w:t>
       </w:r>
-      <w:hyperlink w:history="1" r:id="rIdhlfrzaoqjefuf9ldtckhq">
+      <w:hyperlink w:history="1" r:id="rId5k-izv1ktckbifpax2qtp">
         <w:r>
           <w:rPr>
             <w:rFonts w:ascii="Arial" w:cs="Arial" w:eastAsia="Arial" w:hAnsi="Arial"/>
@@ -17984,7 +17984,7 @@
               <w:spacing w:after="10" w:before="0"/>
               <w:ind w:left="120"/>
             </w:pPr>
-            <w:hyperlink w:history="1" r:id="rId0di13d59rpa_sah7l2x6h">
+            <w:hyperlink w:history="1" r:id="rIdjvt11deeuo9uhhokmzkrp">
               <w:r>
                 <w:rPr>
                   <w:rFonts w:ascii="Arial" w:cs="Arial" w:eastAsia="Arial" w:hAnsi="Arial"/>
@@ -18061,7 +18061,7 @@
               <w:spacing w:after="10" w:before="0"/>
               <w:ind w:left="120"/>
             </w:pPr>
-            <w:hyperlink w:history="1" r:id="rIdgk78zzv2njdvd1ea5tuee">
+            <w:hyperlink w:history="1" r:id="rIdqlnvbe452bxazgnvdqqz-">
               <w:r>
                 <w:rPr>
                   <w:rFonts w:ascii="Arial" w:cs="Arial" w:eastAsia="Arial" w:hAnsi="Arial"/>
@@ -18288,7 +18288,7 @@
               <w:spacing w:after="10" w:before="0"/>
               <w:ind w:left="120"/>
             </w:pPr>
-            <w:hyperlink w:history="1" r:id="rIdfrgpfxixq1mur1abs3opt">
+            <w:hyperlink w:history="1" r:id="rId6egryfoamag8esgtb_syo">
               <w:r>
                 <w:rPr>
                   <w:rFonts w:ascii="Arial" w:cs="Arial" w:eastAsia="Arial" w:hAnsi="Arial"/>
@@ -18365,7 +18365,7 @@
               <w:spacing w:after="10" w:before="0"/>
               <w:ind w:left="120"/>
             </w:pPr>
-            <w:hyperlink w:history="1" r:id="rIdcwk_q_nif5oiprkhilpzl">
+            <w:hyperlink w:history="1" r:id="rIdetsr-dcdvujezd0a2k804">
               <w:r>
                 <w:rPr>
                   <w:rFonts w:ascii="Arial" w:cs="Arial" w:eastAsia="Arial" w:hAnsi="Arial"/>
@@ -18592,7 +18592,7 @@
               <w:spacing w:after="10" w:before="0"/>
               <w:ind w:left="120"/>
             </w:pPr>
-            <w:hyperlink w:history="1" r:id="rIdpvxa2x7fgh653hmafkd-0">
+            <w:hyperlink w:history="1" r:id="rIdqubcmltsbzpng85jp0wcd">
               <w:r>
                 <w:rPr>
                   <w:rFonts w:ascii="Arial" w:cs="Arial" w:eastAsia="Arial" w:hAnsi="Arial"/>
@@ -18669,7 +18669,7 @@
               <w:spacing w:after="10" w:before="0"/>
               <w:ind w:left="120"/>
             </w:pPr>
-            <w:hyperlink w:history="1" r:id="rId5-mohfyrc167feq-hekmz">
+            <w:hyperlink w:history="1" r:id="rIdqso5bnemlb2jxwd9awmun">
               <w:r>
                 <w:rPr>
                   <w:rFonts w:ascii="Arial" w:cs="Arial" w:eastAsia="Arial" w:hAnsi="Arial"/>
@@ -18896,7 +18896,7 @@
               <w:spacing w:after="10" w:before="0"/>
               <w:ind w:left="120"/>
             </w:pPr>
-            <w:hyperlink w:history="1" r:id="rIdzyfbrb4fi3y1izkylcnb-">
+            <w:hyperlink w:history="1" r:id="rIdvjx7mqjlmdyk7vzyu5si5">
               <w:r>
                 <w:rPr>
                   <w:rFonts w:ascii="Arial" w:cs="Arial" w:eastAsia="Arial" w:hAnsi="Arial"/>
@@ -18973,7 +18973,7 @@
               <w:spacing w:after="10" w:before="0"/>
               <w:ind w:left="120"/>
             </w:pPr>
-            <w:hyperlink w:history="1" r:id="rIdndipjsvsaxvuv34ky0ult">
+            <w:hyperlink w:history="1" r:id="rIdegnejhe3wuuksq74szepw">
               <w:r>
                 <w:rPr>
                   <w:rFonts w:ascii="Arial" w:cs="Arial" w:eastAsia="Arial" w:hAnsi="Arial"/>
@@ -19200,7 +19200,7 @@
               <w:spacing w:after="10" w:before="0"/>
               <w:ind w:left="120"/>
             </w:pPr>
-            <w:hyperlink w:history="1" r:id="rIdibpkqkgu-q-vnaf_qlke7">
+            <w:hyperlink w:history="1" r:id="rIddtecnomggf_ihusllacso">
               <w:r>
                 <w:rPr>
                   <w:rFonts w:ascii="Arial" w:cs="Arial" w:eastAsia="Arial" w:hAnsi="Arial"/>
@@ -19277,7 +19277,7 @@
               <w:spacing w:after="10" w:before="0"/>
               <w:ind w:left="120"/>
             </w:pPr>
-            <w:hyperlink w:history="1" r:id="rIdkyjvbbzlud3hmphzl2wm5">
+            <w:hyperlink w:history="1" r:id="rIddm94jgbjegric1u5vwepv">
               <w:r>
                 <w:rPr>
                   <w:rFonts w:ascii="Arial" w:cs="Arial" w:eastAsia="Arial" w:hAnsi="Arial"/>
@@ -19918,7 +19918,7 @@
         </w:rPr>
         <w:t xml:space="preserve">© 2026 SeaVuria and ARES. Aligned with KICD objectives. Developed by SeaVuria; technical implementation by ARES (with AI assistance from Claude). Licensed under </w:t>
       </w:r>
-      <w:hyperlink w:history="1" r:id="rIdkos0zhseejbpzkbwizlew">
+      <w:hyperlink w:history="1" r:id="rId_y8z30kaq8ydmgtrg_nuu">
         <w:r>
           <w:rPr>
             <w:rFonts w:ascii="Arial" w:cs="Arial" w:eastAsia="Arial" w:hAnsi="Arial"/>
@@ -19939,7 +19939,7 @@
         </w:rPr>
         <w:t xml:space="preserve"> (</w:t>
       </w:r>
-      <w:hyperlink w:history="1" r:id="rIdn1xfxrcd-j6uk1n4dv4y3">
+      <w:hyperlink w:history="1" r:id="rIdbwqffnja-yvuniaipkema">
         <w:r>
           <w:rPr>
             <w:rFonts w:ascii="Arial" w:cs="Arial" w:eastAsia="Arial" w:hAnsi="Arial"/>
@@ -20969,7 +20969,7 @@
               <w:spacing w:after="10" w:before="0"/>
               <w:ind w:left="120"/>
             </w:pPr>
-            <w:hyperlink w:history="1" r:id="rIdldgszzcjcnxd2pmyvq4cj">
+            <w:hyperlink w:history="1" r:id="rIdsgjv7ib6_izzlnazruxwd">
               <w:r>
                 <w:rPr>
                   <w:rFonts w:ascii="Arial" w:cs="Arial" w:eastAsia="Arial" w:hAnsi="Arial"/>
@@ -21046,7 +21046,7 @@
               <w:spacing w:after="10" w:before="0"/>
               <w:ind w:left="120"/>
             </w:pPr>
-            <w:hyperlink w:history="1" r:id="rId-ri-air4rxlui-sc1hofx">
+            <w:hyperlink w:history="1" r:id="rIdfavmd_cfcfripu-yrtj9p">
               <w:r>
                 <w:rPr>
                   <w:rFonts w:ascii="Arial" w:cs="Arial" w:eastAsia="Arial" w:hAnsi="Arial"/>
@@ -21273,7 +21273,7 @@
               <w:spacing w:after="10" w:before="0"/>
               <w:ind w:left="120"/>
             </w:pPr>
-            <w:hyperlink w:history="1" r:id="rIdhlolw0qm1iwsakvmzwent">
+            <w:hyperlink w:history="1" r:id="rIde4d10sg7egfdnoain8fs7">
               <w:r>
                 <w:rPr>
                   <w:rFonts w:ascii="Arial" w:cs="Arial" w:eastAsia="Arial" w:hAnsi="Arial"/>
@@ -21350,7 +21350,7 @@
               <w:spacing w:after="10" w:before="0"/>
               <w:ind w:left="120"/>
             </w:pPr>
-            <w:hyperlink w:history="1" r:id="rIdsrgw3lakghiz70hvxr5_0">
+            <w:hyperlink w:history="1" r:id="rIdhd79qv8szbt4m8a6fgika">
               <w:r>
                 <w:rPr>
                   <w:rFonts w:ascii="Arial" w:cs="Arial" w:eastAsia="Arial" w:hAnsi="Arial"/>
@@ -21577,7 +21577,7 @@
               <w:spacing w:after="10" w:before="0"/>
               <w:ind w:left="120"/>
             </w:pPr>
-            <w:hyperlink w:history="1" r:id="rIdugibl-emdvto55x53wcjo">
+            <w:hyperlink w:history="1" r:id="rIdhohvbnltevr732v4z7kxe">
               <w:r>
                 <w:rPr>
                   <w:rFonts w:ascii="Arial" w:cs="Arial" w:eastAsia="Arial" w:hAnsi="Arial"/>
@@ -21654,7 +21654,7 @@
               <w:spacing w:after="10" w:before="0"/>
               <w:ind w:left="120"/>
             </w:pPr>
-            <w:hyperlink w:history="1" r:id="rIdtefcantufgn52nq0xm97c">
+            <w:hyperlink w:history="1" r:id="rIdpto7mda7vmgkvkb7vvpi_">
               <w:r>
                 <w:rPr>
                   <w:rFonts w:ascii="Arial" w:cs="Arial" w:eastAsia="Arial" w:hAnsi="Arial"/>
@@ -21881,7 +21881,7 @@
               <w:spacing w:after="10" w:before="0"/>
               <w:ind w:left="120"/>
             </w:pPr>
-            <w:hyperlink w:history="1" r:id="rIdbqj4uuio_uk6slumyqot3">
+            <w:hyperlink w:history="1" r:id="rIdn5moiebnyyrxvstmgt7rn">
               <w:r>
                 <w:rPr>
                   <w:rFonts w:ascii="Arial" w:cs="Arial" w:eastAsia="Arial" w:hAnsi="Arial"/>
@@ -21958,7 +21958,7 @@
               <w:spacing w:after="10" w:before="0"/>
               <w:ind w:left="120"/>
             </w:pPr>
-            <w:hyperlink w:history="1" r:id="rId1knni14mqdtyaiviugb4y">
+            <w:hyperlink w:history="1" r:id="rIdma4u1kplisdf2ln1rqban">
               <w:r>
                 <w:rPr>
                   <w:rFonts w:ascii="Arial" w:cs="Arial" w:eastAsia="Arial" w:hAnsi="Arial"/>
@@ -22185,7 +22185,7 @@
               <w:spacing w:after="10" w:before="0"/>
               <w:ind w:left="120"/>
             </w:pPr>
-            <w:hyperlink w:history="1" r:id="rIdvc81kg4l9-qziy2ckg65o">
+            <w:hyperlink w:history="1" r:id="rIdeb1tqytkqgvzyq6qgn1eg">
               <w:r>
                 <w:rPr>
                   <w:rFonts w:ascii="Arial" w:cs="Arial" w:eastAsia="Arial" w:hAnsi="Arial"/>
@@ -22262,7 +22262,7 @@
               <w:spacing w:after="10" w:before="0"/>
               <w:ind w:left="120"/>
             </w:pPr>
-            <w:hyperlink w:history="1" r:id="rId0mron0h1hcmgk_v_ndsk_">
+            <w:hyperlink w:history="1" r:id="rIdv-oosyapekft2bpiodarj">
               <w:r>
                 <w:rPr>
                   <w:rFonts w:ascii="Arial" w:cs="Arial" w:eastAsia="Arial" w:hAnsi="Arial"/>
@@ -22789,7 +22789,7 @@
         </w:rPr>
         <w:t xml:space="preserve">© 2026 SeaVuria and ARES. Aligned with KICD objectives. Developed by SeaVuria; technical implementation by ARES (with AI assistance from Claude). Licensed under </w:t>
       </w:r>
-      <w:hyperlink w:history="1" r:id="rIdldeguie9bnkibgqbgbenx">
+      <w:hyperlink w:history="1" r:id="rIdx7rt26avjfftje0t8cthj">
         <w:r>
           <w:rPr>
             <w:rFonts w:ascii="Arial" w:cs="Arial" w:eastAsia="Arial" w:hAnsi="Arial"/>
@@ -22810,7 +22810,7 @@
         </w:rPr>
         <w:t xml:space="preserve"> (</w:t>
       </w:r>
-      <w:hyperlink w:history="1" r:id="rIdrnhqpykbtkifbwymtbqnf">
+      <w:hyperlink w:history="1" r:id="rIduho0dv0k9dkjnzsdoazbe">
         <w:r>
           <w:rPr>
             <w:rFonts w:ascii="Arial" w:cs="Arial" w:eastAsia="Arial" w:hAnsi="Arial"/>
@@ -23840,7 +23840,7 @@
               <w:spacing w:after="10" w:before="0"/>
               <w:ind w:left="120"/>
             </w:pPr>
-            <w:hyperlink w:history="1" r:id="rId2cbfaxnjjpo7ubydsenwb">
+            <w:hyperlink w:history="1" r:id="rIdw6tvww5vjfgylx1czxukf">
               <w:r>
                 <w:rPr>
                   <w:rFonts w:ascii="Arial" w:cs="Arial" w:eastAsia="Arial" w:hAnsi="Arial"/>
@@ -23917,7 +23917,7 @@
               <w:spacing w:after="10" w:before="0"/>
               <w:ind w:left="120"/>
             </w:pPr>
-            <w:hyperlink w:history="1" r:id="rIduremycy4nvkoz8s5songl">
+            <w:hyperlink w:history="1" r:id="rId3jn22mx8zrx8xwugtokqh">
               <w:r>
                 <w:rPr>
                   <w:rFonts w:ascii="Arial" w:cs="Arial" w:eastAsia="Arial" w:hAnsi="Arial"/>
@@ -24144,7 +24144,7 @@
               <w:spacing w:after="10" w:before="0"/>
               <w:ind w:left="120"/>
             </w:pPr>
-            <w:hyperlink w:history="1" r:id="rIdiwalipznyn9cyb3bcytvy">
+            <w:hyperlink w:history="1" r:id="rIdvhwmrfd1oygj1uqrddvyp">
               <w:r>
                 <w:rPr>
                   <w:rFonts w:ascii="Arial" w:cs="Arial" w:eastAsia="Arial" w:hAnsi="Arial"/>
@@ -24221,7 +24221,7 @@
               <w:spacing w:after="10" w:before="0"/>
               <w:ind w:left="120"/>
             </w:pPr>
-            <w:hyperlink w:history="1" r:id="rIdadx5xefceqgr-dle7k9p5">
+            <w:hyperlink w:history="1" r:id="rId34hcreqvnjln63nhptblq">
               <w:r>
                 <w:rPr>
                   <w:rFonts w:ascii="Arial" w:cs="Arial" w:eastAsia="Arial" w:hAnsi="Arial"/>
@@ -24448,7 +24448,7 @@
               <w:spacing w:after="10" w:before="0"/>
               <w:ind w:left="120"/>
             </w:pPr>
-            <w:hyperlink w:history="1" r:id="rIdguby5gma9n1vj49aaq5of">
+            <w:hyperlink w:history="1" r:id="rIdyoh5xwhkmcnzigiwe-iwe">
               <w:r>
                 <w:rPr>
                   <w:rFonts w:ascii="Arial" w:cs="Arial" w:eastAsia="Arial" w:hAnsi="Arial"/>
@@ -24525,7 +24525,7 @@
               <w:spacing w:after="10" w:before="0"/>
               <w:ind w:left="120"/>
             </w:pPr>
-            <w:hyperlink w:history="1" r:id="rIdecoddhn2nnmkvcoc0vfda">
+            <w:hyperlink w:history="1" r:id="rIdre32vs9o0b7dfhsned0yv">
               <w:r>
                 <w:rPr>
                   <w:rFonts w:ascii="Arial" w:cs="Arial" w:eastAsia="Arial" w:hAnsi="Arial"/>
@@ -24752,7 +24752,7 @@
               <w:spacing w:after="10" w:before="0"/>
               <w:ind w:left="120"/>
             </w:pPr>
-            <w:hyperlink w:history="1" r:id="rIdnzlbbbxywy6jjfu-zckq_">
+            <w:hyperlink w:history="1" r:id="rId7pgfo39s841lobglyfpd0">
               <w:r>
                 <w:rPr>
                   <w:rFonts w:ascii="Arial" w:cs="Arial" w:eastAsia="Arial" w:hAnsi="Arial"/>
@@ -24829,7 +24829,7 @@
               <w:spacing w:after="10" w:before="0"/>
               <w:ind w:left="120"/>
             </w:pPr>
-            <w:hyperlink w:history="1" r:id="rIdhlny20cvyrryahfrcq9zj">
+            <w:hyperlink w:history="1" r:id="rIdnrbqbk4mt-hifcml9d4xh">
               <w:r>
                 <w:rPr>
                   <w:rFonts w:ascii="Arial" w:cs="Arial" w:eastAsia="Arial" w:hAnsi="Arial"/>
@@ -25056,7 +25056,7 @@
               <w:spacing w:after="10" w:before="0"/>
               <w:ind w:left="120"/>
             </w:pPr>
-            <w:hyperlink w:history="1" r:id="rIdzhjoh3fd4pwppfgf25hdn">
+            <w:hyperlink w:history="1" r:id="rIdph1i_irsul8upywynjur8">
               <w:r>
                 <w:rPr>
                   <w:rFonts w:ascii="Arial" w:cs="Arial" w:eastAsia="Arial" w:hAnsi="Arial"/>
@@ -25133,7 +25133,7 @@
               <w:spacing w:after="10" w:before="0"/>
               <w:ind w:left="120"/>
             </w:pPr>
-            <w:hyperlink w:history="1" r:id="rId6xdjesnhpb7uaoi91rdht">
+            <w:hyperlink w:history="1" r:id="rIdl4tdgxncvao9g4u46cz58">
               <w:r>
                 <w:rPr>
                   <w:rFonts w:ascii="Arial" w:cs="Arial" w:eastAsia="Arial" w:hAnsi="Arial"/>
@@ -25888,7 +25888,7 @@
         </w:rPr>
         <w:t xml:space="preserve">© 2026 SeaVuria and ARES. Aligned with KICD objectives. Developed by SeaVuria; technical implementation by ARES (with AI assistance from Claude). Licensed under </w:t>
       </w:r>
-      <w:hyperlink w:history="1" r:id="rIdpx0_lh_6y-gdrdiopj15h">
+      <w:hyperlink w:history="1" r:id="rIdg0qfkgjp8r_0gykh46hpa">
         <w:r>
           <w:rPr>
             <w:rFonts w:ascii="Arial" w:cs="Arial" w:eastAsia="Arial" w:hAnsi="Arial"/>
@@ -25909,7 +25909,7 @@
         </w:rPr>
         <w:t xml:space="preserve"> (</w:t>
       </w:r>
-      <w:hyperlink w:history="1" r:id="rId7izdmlyluwjjehriczjiy">
+      <w:hyperlink w:history="1" r:id="rIdcogobpmvbmpbxy9tn-vhs">
         <w:r>
           <w:rPr>
             <w:rFonts w:ascii="Arial" w:cs="Arial" w:eastAsia="Arial" w:hAnsi="Arial"/>

--- a/data/outputs/v2/General_Science/SS3.1_Turning_Effect_of_Force/General_Science_Turning_Effect_of_Force_CBE_LessonSequence.docx
+++ b/data/outputs/v2/General_Science/SS3.1_Turning_Effect_of_Force/General_Science_Turning_Effect_of_Force_CBE_LessonSequence.docx
@@ -4,6 +4,7 @@
   <w:body>
     <w:p>
       <w:pPr>
+        <w:keepNext w:val="false"/>
         <w:spacing w:after="30" w:before="0"/>
         <w:jc w:val="center"/>
       </w:pPr>
@@ -23,6 +24,7 @@
     </w:p>
     <w:p>
       <w:pPr>
+        <w:keepNext w:val="false"/>
         <w:spacing w:after="60" w:before="0"/>
         <w:jc w:val="center"/>
       </w:pPr>
@@ -81,6 +83,7 @@
           </w:tcPr>
           <w:p>
             <w:pPr>
+              <w:keepNext w:val="false"/>
               <w:spacing w:after="40" w:before="0"/>
               <w:jc w:val="center"/>
             </w:pPr>
@@ -115,6 +118,7 @@
           </w:tcPr>
           <w:p>
             <w:pPr>
+              <w:keepNext w:val="false"/>
               <w:spacing w:after="40" w:before="0"/>
               <w:jc w:val="left"/>
             </w:pPr>
@@ -147,6 +151,7 @@
           </w:tcPr>
           <w:p>
             <w:pPr>
+              <w:keepNext w:val="false"/>
               <w:spacing w:after="40" w:before="0"/>
               <w:jc w:val="left"/>
             </w:pPr>
@@ -181,6 +186,7 @@
           </w:tcPr>
           <w:p>
             <w:pPr>
+              <w:keepNext w:val="false"/>
               <w:spacing w:after="40" w:before="0"/>
               <w:jc w:val="left"/>
             </w:pPr>
@@ -213,6 +219,7 @@
           </w:tcPr>
           <w:p>
             <w:pPr>
+              <w:keepNext w:val="false"/>
               <w:spacing w:after="40" w:before="0"/>
               <w:jc w:val="left"/>
             </w:pPr>
@@ -247,6 +254,7 @@
           </w:tcPr>
           <w:p>
             <w:pPr>
+              <w:keepNext w:val="false"/>
               <w:spacing w:after="40" w:before="0"/>
               <w:jc w:val="left"/>
             </w:pPr>
@@ -279,6 +287,7 @@
           </w:tcPr>
           <w:p>
             <w:pPr>
+              <w:keepNext w:val="false"/>
               <w:spacing w:after="40" w:before="0"/>
               <w:jc w:val="left"/>
             </w:pPr>
@@ -313,6 +322,7 @@
           </w:tcPr>
           <w:p>
             <w:pPr>
+              <w:keepNext w:val="false"/>
               <w:spacing w:after="40" w:before="0"/>
               <w:jc w:val="left"/>
             </w:pPr>
@@ -345,6 +355,7 @@
           </w:tcPr>
           <w:p>
             <w:pPr>
+              <w:keepNext w:val="false"/>
               <w:spacing w:after="40" w:before="0"/>
               <w:jc w:val="left"/>
             </w:pPr>
@@ -379,6 +390,7 @@
           </w:tcPr>
           <w:p>
             <w:pPr>
+              <w:keepNext w:val="false"/>
               <w:spacing w:after="40" w:before="0"/>
               <w:jc w:val="left"/>
             </w:pPr>
@@ -411,6 +423,7 @@
           </w:tcPr>
           <w:p>
             <w:pPr>
+              <w:keepNext w:val="false"/>
               <w:spacing w:after="40" w:before="0"/>
               <w:jc w:val="left"/>
             </w:pPr>
@@ -445,6 +458,7 @@
           </w:tcPr>
           <w:p>
             <w:pPr>
+              <w:keepNext w:val="false"/>
               <w:spacing w:after="40" w:before="0"/>
               <w:jc w:val="left"/>
             </w:pPr>
@@ -552,6 +566,7 @@
           </w:tcPr>
           <w:p>
             <w:pPr>
+              <w:keepNext w:val="false"/>
               <w:spacing w:after="40" w:before="0"/>
               <w:jc w:val="left"/>
             </w:pPr>
@@ -584,6 +599,7 @@
           </w:tcPr>
           <w:p>
             <w:pPr>
+              <w:keepNext w:val="false"/>
               <w:spacing w:after="40" w:before="0"/>
               <w:jc w:val="left"/>
             </w:pPr>
@@ -603,6 +619,7 @@
           </w:p>
           <w:p>
             <w:pPr>
+              <w:keepNext w:val="false"/>
               <w:spacing w:after="40" w:before="0"/>
               <w:jc w:val="left"/>
             </w:pPr>
@@ -622,6 +639,7 @@
           </w:p>
           <w:p>
             <w:pPr>
+              <w:keepNext w:val="false"/>
               <w:spacing w:after="40" w:before="0"/>
               <w:jc w:val="left"/>
             </w:pPr>
@@ -641,6 +659,7 @@
           </w:p>
           <w:p>
             <w:pPr>
+              <w:keepNext w:val="false"/>
               <w:spacing w:after="40" w:before="0"/>
               <w:jc w:val="left"/>
             </w:pPr>
@@ -660,6 +679,7 @@
           </w:p>
           <w:p>
             <w:pPr>
+              <w:keepNext w:val="false"/>
               <w:spacing w:after="40" w:before="0"/>
               <w:jc w:val="left"/>
             </w:pPr>
@@ -694,6 +714,7 @@
           </w:tcPr>
           <w:p>
             <w:pPr>
+              <w:keepNext w:val="false"/>
               <w:spacing w:after="40" w:before="0"/>
               <w:jc w:val="left"/>
             </w:pPr>
@@ -781,6 +802,7 @@
           </w:tcPr>
           <w:p>
             <w:pPr>
+              <w:keepNext w:val="false"/>
               <w:spacing w:after="40" w:before="0"/>
               <w:jc w:val="left"/>
             </w:pPr>
@@ -868,6 +890,7 @@
           </w:tcPr>
           <w:p>
             <w:pPr>
+              <w:keepNext w:val="false"/>
               <w:spacing w:after="40" w:before="0"/>
               <w:jc w:val="left"/>
             </w:pPr>
@@ -1035,6 +1058,7 @@
           </w:tcPr>
           <w:p>
             <w:pPr>
+              <w:keepNext w:val="false"/>
               <w:spacing w:after="40" w:before="0"/>
               <w:jc w:val="left"/>
             </w:pPr>
@@ -1102,6 +1126,7 @@
           </w:tcPr>
           <w:p>
             <w:pPr>
+              <w:keepNext w:val="false"/>
               <w:spacing w:after="40" w:before="0"/>
               <w:jc w:val="left"/>
             </w:pPr>
@@ -1249,6 +1274,7 @@
           </w:tcPr>
           <w:p>
             <w:pPr>
+              <w:keepNext w:val="false"/>
               <w:spacing w:after="40" w:before="0"/>
               <w:jc w:val="left"/>
             </w:pPr>
@@ -1281,6 +1307,7 @@
           </w:tcPr>
           <w:p>
             <w:pPr>
+              <w:keepNext w:val="false"/>
               <w:spacing w:after="40" w:before="0"/>
               <w:jc w:val="left"/>
             </w:pPr>
@@ -1315,6 +1342,7 @@
           </w:tcPr>
           <w:p>
             <w:pPr>
+              <w:keepNext w:val="false"/>
               <w:spacing w:after="40" w:before="0"/>
               <w:jc w:val="left"/>
             </w:pPr>
@@ -1347,6 +1375,7 @@
           </w:tcPr>
           <w:p>
             <w:pPr>
+              <w:keepNext w:val="false"/>
               <w:spacing w:after="40" w:before="0"/>
               <w:jc w:val="left"/>
             </w:pPr>
@@ -1366,6 +1395,7 @@
           </w:p>
           <w:p>
             <w:pPr>
+              <w:keepNext w:val="false"/>
               <w:spacing w:after="40" w:before="0"/>
               <w:jc w:val="left"/>
             </w:pPr>
@@ -1385,6 +1415,7 @@
           </w:p>
           <w:p>
             <w:pPr>
+              <w:keepNext w:val="false"/>
               <w:spacing w:after="40" w:before="0"/>
               <w:jc w:val="left"/>
             </w:pPr>
@@ -1404,6 +1435,7 @@
           </w:p>
           <w:p>
             <w:pPr>
+              <w:keepNext w:val="false"/>
               <w:spacing w:after="40" w:before="0"/>
               <w:jc w:val="left"/>
             </w:pPr>
@@ -1438,6 +1470,7 @@
           </w:tcPr>
           <w:p>
             <w:pPr>
+              <w:keepNext w:val="false"/>
               <w:spacing w:after="40" w:before="0"/>
               <w:jc w:val="left"/>
             </w:pPr>
@@ -1470,6 +1503,7 @@
           </w:tcPr>
           <w:p>
             <w:pPr>
+              <w:keepNext w:val="false"/>
               <w:spacing w:after="40" w:before="0"/>
               <w:jc w:val="left"/>
             </w:pPr>
@@ -1489,6 +1523,7 @@
           </w:p>
           <w:p>
             <w:pPr>
+              <w:keepNext w:val="false"/>
               <w:spacing w:after="40" w:before="0"/>
               <w:jc w:val="left"/>
             </w:pPr>
@@ -1523,6 +1558,7 @@
           </w:tcPr>
           <w:p>
             <w:pPr>
+              <w:keepNext w:val="false"/>
               <w:spacing w:after="40" w:before="0"/>
               <w:jc w:val="left"/>
             </w:pPr>
@@ -1555,6 +1591,7 @@
           </w:tcPr>
           <w:p>
             <w:pPr>
+              <w:keepNext w:val="false"/>
               <w:spacing w:after="40" w:before="0"/>
               <w:jc w:val="left"/>
             </w:pPr>
@@ -1574,6 +1611,7 @@
           </w:p>
           <w:p>
             <w:pPr>
+              <w:keepNext w:val="false"/>
               <w:spacing w:after="40" w:before="0"/>
               <w:jc w:val="left"/>
             </w:pPr>
@@ -1593,6 +1631,7 @@
           </w:p>
           <w:p>
             <w:pPr>
+              <w:keepNext w:val="false"/>
               <w:spacing w:after="40" w:before="0"/>
               <w:jc w:val="left"/>
             </w:pPr>
@@ -1612,6 +1651,7 @@
           </w:p>
           <w:p>
             <w:pPr>
+              <w:keepNext w:val="false"/>
               <w:spacing w:after="40" w:before="0"/>
               <w:jc w:val="left"/>
             </w:pPr>
@@ -1631,6 +1671,7 @@
           </w:p>
           <w:p>
             <w:pPr>
+              <w:keepNext w:val="false"/>
               <w:spacing w:after="40" w:before="0"/>
               <w:jc w:val="left"/>
             </w:pPr>
@@ -1650,6 +1691,7 @@
           </w:p>
           <w:p>
             <w:pPr>
+              <w:keepNext w:val="false"/>
               <w:spacing w:after="40" w:before="0"/>
               <w:jc w:val="left"/>
             </w:pPr>
@@ -1669,6 +1711,7 @@
           </w:p>
           <w:p>
             <w:pPr>
+              <w:keepNext w:val="false"/>
               <w:spacing w:after="40" w:before="0"/>
               <w:jc w:val="left"/>
             </w:pPr>
@@ -1688,6 +1731,7 @@
           </w:p>
           <w:p>
             <w:pPr>
+              <w:keepNext w:val="false"/>
               <w:spacing w:after="40" w:before="0"/>
               <w:jc w:val="left"/>
             </w:pPr>
@@ -1707,6 +1751,7 @@
           </w:p>
           <w:p>
             <w:pPr>
+              <w:keepNext w:val="false"/>
               <w:spacing w:after="40" w:before="0"/>
               <w:jc w:val="left"/>
             </w:pPr>
@@ -1726,6 +1771,7 @@
           </w:p>
           <w:p>
             <w:pPr>
+              <w:keepNext w:val="false"/>
               <w:spacing w:after="40" w:before="0"/>
               <w:jc w:val="left"/>
             </w:pPr>
@@ -1745,6 +1791,7 @@
           </w:p>
           <w:p>
             <w:pPr>
+              <w:keepNext w:val="false"/>
               <w:spacing w:after="40" w:before="0"/>
               <w:jc w:val="left"/>
             </w:pPr>
@@ -1764,6 +1811,7 @@
           </w:p>
           <w:p>
             <w:pPr>
+              <w:keepNext w:val="false"/>
               <w:spacing w:after="40" w:before="0"/>
               <w:jc w:val="left"/>
             </w:pPr>
@@ -1783,6 +1831,7 @@
           </w:p>
           <w:p>
             <w:pPr>
+              <w:keepNext w:val="false"/>
               <w:spacing w:after="40" w:before="0"/>
               <w:jc w:val="left"/>
             </w:pPr>
@@ -1802,6 +1851,7 @@
           </w:p>
           <w:p>
             <w:pPr>
+              <w:keepNext w:val="false"/>
               <w:spacing w:after="40" w:before="0"/>
               <w:jc w:val="left"/>
             </w:pPr>
@@ -1821,6 +1871,7 @@
           </w:p>
           <w:p>
             <w:pPr>
+              <w:keepNext w:val="false"/>
               <w:spacing w:after="40" w:before="0"/>
               <w:jc w:val="left"/>
             </w:pPr>
@@ -1855,6 +1906,7 @@
           </w:tcPr>
           <w:p>
             <w:pPr>
+              <w:keepNext w:val="false"/>
               <w:spacing w:after="40" w:before="0"/>
               <w:jc w:val="left"/>
             </w:pPr>
@@ -2086,7 +2138,7 @@
         </w:rPr>
         <w:t xml:space="preserve">© 2026 SeaVuria and ARES. This work is licensed under a </w:t>
       </w:r>
-      <w:hyperlink w:history="1" r:id="rIds24zueyfyi7v4exelfuuf">
+      <w:hyperlink w:history="1" r:id="rIdcxictnzdhsav1pyucjzyi">
         <w:r>
           <w:rPr>
             <w:rFonts w:ascii="Arial" w:cs="Arial" w:eastAsia="Arial" w:hAnsi="Arial"/>
@@ -2106,7 +2158,7 @@
         </w:rPr>
         <w:t xml:space="preserve"> (</w:t>
       </w:r>
-      <w:hyperlink w:history="1" r:id="rIdtlt1tx9-jqs2c5-iarqas">
+      <w:hyperlink w:history="1" r:id="rId-k2xmesczkqwueqrnmcqd">
         <w:r>
           <w:rPr>
             <w:rFonts w:ascii="Arial" w:cs="Arial" w:eastAsia="Arial" w:hAnsi="Arial"/>
@@ -2126,7 +2178,7 @@
         </w:rPr>
         <w:t xml:space="preserve">). To view a copy of this license, visit </w:t>
       </w:r>
-      <w:hyperlink w:history="1" r:id="rIdkajb6qu8gys7bukhdbfqt">
+      <w:hyperlink w:history="1" r:id="rIdnqkuoozyptgaxlvqpe0xz">
         <w:r>
           <w:rPr>
             <w:rFonts w:ascii="Arial" w:cs="Arial" w:eastAsia="Arial" w:hAnsi="Arial"/>
@@ -2185,6 +2237,7 @@
           </w:tcPr>
           <w:p>
             <w:pPr>
+              <w:keepNext w:val="false"/>
               <w:spacing w:after="40" w:before="0"/>
               <w:jc w:val="center"/>
             </w:pPr>
@@ -2220,6 +2273,7 @@
           </w:tcPr>
           <w:p>
             <w:pPr>
+              <w:keepNext w:val="false"/>
               <w:spacing w:after="40" w:before="0"/>
               <w:jc w:val="center"/>
             </w:pPr>
@@ -2254,6 +2308,7 @@
           </w:tcPr>
           <w:p>
             <w:pPr>
+              <w:keepNext w:val="false"/>
               <w:spacing w:after="40" w:before="0"/>
               <w:jc w:val="left"/>
             </w:pPr>
@@ -2286,6 +2341,7 @@
           </w:tcPr>
           <w:p>
             <w:pPr>
+              <w:keepNext w:val="false"/>
               <w:spacing w:after="40" w:before="0"/>
               <w:jc w:val="left"/>
             </w:pPr>
@@ -2320,6 +2376,7 @@
           </w:tcPr>
           <w:p>
             <w:pPr>
+              <w:keepNext w:val="false"/>
               <w:spacing w:after="40" w:before="0"/>
               <w:jc w:val="left"/>
             </w:pPr>
@@ -2352,6 +2409,7 @@
           </w:tcPr>
           <w:p>
             <w:pPr>
+              <w:keepNext w:val="false"/>
               <w:spacing w:after="40" w:before="0"/>
               <w:jc w:val="left"/>
             </w:pPr>
@@ -2386,6 +2444,7 @@
           </w:tcPr>
           <w:p>
             <w:pPr>
+              <w:keepNext w:val="false"/>
               <w:spacing w:after="40" w:before="0"/>
               <w:jc w:val="left"/>
             </w:pPr>
@@ -2418,6 +2477,7 @@
           </w:tcPr>
           <w:p>
             <w:pPr>
+              <w:keepNext w:val="false"/>
               <w:spacing w:after="40" w:before="0"/>
               <w:jc w:val="left"/>
             </w:pPr>
@@ -2452,6 +2512,7 @@
           </w:tcPr>
           <w:p>
             <w:pPr>
+              <w:keepNext w:val="false"/>
               <w:spacing w:after="40" w:before="0"/>
               <w:jc w:val="left"/>
             </w:pPr>
@@ -2484,6 +2545,7 @@
           </w:tcPr>
           <w:p>
             <w:pPr>
+              <w:keepNext w:val="false"/>
               <w:spacing w:after="40" w:before="0"/>
               <w:jc w:val="left"/>
             </w:pPr>
@@ -2518,6 +2580,7 @@
           </w:tcPr>
           <w:p>
             <w:pPr>
+              <w:keepNext w:val="false"/>
               <w:spacing w:after="40" w:before="0"/>
               <w:jc w:val="left"/>
             </w:pPr>
@@ -2550,6 +2613,7 @@
           </w:tcPr>
           <w:p>
             <w:pPr>
+              <w:keepNext w:val="false"/>
               <w:spacing w:after="40" w:before="0"/>
               <w:jc w:val="left"/>
             </w:pPr>
@@ -2584,6 +2648,7 @@
           </w:tcPr>
           <w:p>
             <w:pPr>
+              <w:keepNext w:val="false"/>
               <w:spacing w:after="40" w:before="0"/>
               <w:jc w:val="left"/>
             </w:pPr>
@@ -2616,6 +2681,7 @@
           </w:tcPr>
           <w:p>
             <w:pPr>
+              <w:keepNext w:val="false"/>
               <w:spacing w:after="40" w:before="0"/>
               <w:jc w:val="left"/>
             </w:pPr>
@@ -2650,6 +2716,7 @@
           </w:tcPr>
           <w:p>
             <w:pPr>
+              <w:keepNext w:val="false"/>
               <w:spacing w:after="40" w:before="0"/>
               <w:jc w:val="left"/>
             </w:pPr>
@@ -2682,6 +2749,7 @@
           </w:tcPr>
           <w:p>
             <w:pPr>
+              <w:keepNext w:val="false"/>
               <w:spacing w:after="40" w:before="0"/>
               <w:jc w:val="left"/>
             </w:pPr>
@@ -2716,6 +2784,7 @@
           </w:tcPr>
           <w:p>
             <w:pPr>
+              <w:keepNext w:val="false"/>
               <w:spacing w:after="40" w:before="0"/>
               <w:jc w:val="left"/>
             </w:pPr>
@@ -2748,6 +2817,7 @@
           </w:tcPr>
           <w:p>
             <w:pPr>
+              <w:keepNext w:val="false"/>
               <w:spacing w:after="40" w:before="0"/>
               <w:jc w:val="left"/>
             </w:pPr>
@@ -2807,6 +2877,7 @@
           </w:tcPr>
           <w:p>
             <w:pPr>
+              <w:keepNext w:val="false"/>
               <w:spacing w:after="40" w:before="0"/>
               <w:jc w:val="center"/>
             </w:pPr>
@@ -2841,6 +2912,7 @@
           </w:tcPr>
           <w:p>
             <w:pPr>
+              <w:keepNext w:val="false"/>
               <w:spacing w:after="40" w:before="0"/>
               <w:jc w:val="left"/>
             </w:pPr>
@@ -2905,6 +2977,7 @@
           </w:tcPr>
           <w:p>
             <w:pPr>
+              <w:keepNext w:val="false"/>
               <w:spacing w:after="40" w:before="0"/>
               <w:jc w:val="center"/>
             </w:pPr>
@@ -2939,6 +3012,7 @@
           </w:tcPr>
           <w:p>
             <w:pPr>
+              <w:keepNext w:val="false"/>
               <w:spacing w:after="40" w:before="0"/>
               <w:jc w:val="left"/>
             </w:pPr>
@@ -2971,6 +3045,7 @@
           </w:tcPr>
           <w:p>
             <w:pPr>
+              <w:keepNext w:val="false"/>
               <w:spacing w:after="40" w:before="0"/>
               <w:jc w:val="left"/>
             </w:pPr>
@@ -3003,6 +3078,7 @@
           </w:tcPr>
           <w:p>
             <w:pPr>
+              <w:keepNext w:val="false"/>
               <w:spacing w:after="40" w:before="0"/>
               <w:jc w:val="left"/>
             </w:pPr>
@@ -3035,6 +3111,7 @@
           </w:tcPr>
           <w:p>
             <w:pPr>
+              <w:keepNext w:val="false"/>
               <w:spacing w:after="40" w:before="0"/>
               <w:jc w:val="left"/>
             </w:pPr>
@@ -3067,6 +3144,7 @@
           </w:tcPr>
           <w:p>
             <w:pPr>
+              <w:keepNext w:val="false"/>
               <w:spacing w:after="40" w:before="0"/>
               <w:jc w:val="left"/>
             </w:pPr>
@@ -3101,6 +3179,7 @@
           </w:tcPr>
           <w:p>
             <w:pPr>
+              <w:keepNext w:val="false"/>
               <w:spacing w:after="40" w:before="0"/>
               <w:jc w:val="left"/>
             </w:pPr>
@@ -3138,7 +3217,7 @@
             <w:pPr>
               <w:spacing w:after="20" w:before="0"/>
             </w:pPr>
-            <w:hyperlink w:history="1" r:id="rIdveakf-4yzhm_ehfp3g4jz">
+            <w:hyperlink w:history="1" r:id="rId5yutstjxugg8nzvulechv">
               <w:r>
                 <w:rPr>
                   <w:rFonts w:ascii="Arial" w:cs="Arial" w:eastAsia="Arial" w:hAnsi="Arial"/>
@@ -3187,7 +3266,7 @@
               <w:spacing w:after="10" w:before="0"/>
               <w:ind w:left="120"/>
             </w:pPr>
-            <w:hyperlink w:history="1" r:id="rIdgis-yvpnrkqgz0aanlxpo">
+            <w:hyperlink w:history="1" r:id="rIdonfzehezc-oyhg3uxpkqe">
               <w:r>
                 <w:rPr>
                   <w:rFonts w:ascii="Arial" w:cs="Arial" w:eastAsia="Arial" w:hAnsi="Arial"/>
@@ -3249,7 +3328,7 @@
               <w:spacing w:after="10" w:before="0"/>
               <w:ind w:left="120"/>
             </w:pPr>
-            <w:hyperlink w:history="1" r:id="rId83fwpq__vgtflydkxv7rf">
+            <w:hyperlink w:history="1" r:id="rIdy7kzyzgn-sqfknunyeq3w">
               <w:r>
                 <w:rPr>
                   <w:rFonts w:ascii="Arial" w:cs="Arial" w:eastAsia="Arial" w:hAnsi="Arial"/>
@@ -3292,6 +3371,7 @@
           </w:tcPr>
           <w:p>
             <w:pPr>
+              <w:keepNext w:val="false"/>
               <w:spacing w:after="40" w:before="0"/>
               <w:jc w:val="left"/>
             </w:pPr>
@@ -3324,6 +3404,7 @@
           </w:tcPr>
           <w:p>
             <w:pPr>
+              <w:keepNext w:val="false"/>
               <w:spacing w:after="40" w:before="0"/>
               <w:jc w:val="left"/>
             </w:pPr>
@@ -3356,6 +3437,7 @@
           </w:tcPr>
           <w:p>
             <w:pPr>
+              <w:keepNext w:val="false"/>
               <w:spacing w:after="40" w:before="0"/>
               <w:jc w:val="left"/>
             </w:pPr>
@@ -3388,6 +3470,7 @@
           </w:tcPr>
           <w:p>
             <w:pPr>
+              <w:keepNext w:val="false"/>
               <w:spacing w:after="40" w:before="0"/>
               <w:jc w:val="left"/>
             </w:pPr>
@@ -3422,6 +3505,7 @@
           </w:tcPr>
           <w:p>
             <w:pPr>
+              <w:keepNext w:val="false"/>
               <w:spacing w:after="40" w:before="0"/>
               <w:jc w:val="left"/>
             </w:pPr>
@@ -3459,7 +3543,7 @@
             <w:pPr>
               <w:spacing w:after="20" w:before="0"/>
             </w:pPr>
-            <w:hyperlink w:history="1" r:id="rIdho9vaavov1-qyapakd7ws">
+            <w:hyperlink w:history="1" r:id="rId0abyd6yunscpboeuvlz42">
               <w:r>
                 <w:rPr>
                   <w:rFonts w:ascii="Arial" w:cs="Arial" w:eastAsia="Arial" w:hAnsi="Arial"/>
@@ -3508,7 +3592,7 @@
               <w:spacing w:after="10" w:before="0"/>
               <w:ind w:left="120"/>
             </w:pPr>
-            <w:hyperlink w:history="1" r:id="rIdhszmhaagkqdwgizzhdv5e">
+            <w:hyperlink w:history="1" r:id="rIdt9n-n4uptt3ajv9r7jcg0">
               <w:r>
                 <w:rPr>
                   <w:rFonts w:ascii="Arial" w:cs="Arial" w:eastAsia="Arial" w:hAnsi="Arial"/>
@@ -3570,7 +3654,7 @@
               <w:spacing w:after="10" w:before="0"/>
               <w:ind w:left="120"/>
             </w:pPr>
-            <w:hyperlink w:history="1" r:id="rIdafp79fpdwwhr4vicnywbf">
+            <w:hyperlink w:history="1" r:id="rIdfcit0b5fu31adsuvndail">
               <w:r>
                 <w:rPr>
                   <w:rFonts w:ascii="Arial" w:cs="Arial" w:eastAsia="Arial" w:hAnsi="Arial"/>
@@ -3613,6 +3697,7 @@
           </w:tcPr>
           <w:p>
             <w:pPr>
+              <w:keepNext w:val="false"/>
               <w:spacing w:after="40" w:before="0"/>
               <w:jc w:val="left"/>
             </w:pPr>
@@ -3645,6 +3730,7 @@
           </w:tcPr>
           <w:p>
             <w:pPr>
+              <w:keepNext w:val="false"/>
               <w:spacing w:after="40" w:before="0"/>
               <w:jc w:val="left"/>
             </w:pPr>
@@ -3677,6 +3763,7 @@
           </w:tcPr>
           <w:p>
             <w:pPr>
+              <w:keepNext w:val="false"/>
               <w:spacing w:after="40" w:before="0"/>
               <w:jc w:val="left"/>
             </w:pPr>
@@ -3709,6 +3796,7 @@
           </w:tcPr>
           <w:p>
             <w:pPr>
+              <w:keepNext w:val="false"/>
               <w:spacing w:after="40" w:before="0"/>
               <w:jc w:val="left"/>
             </w:pPr>
@@ -3743,6 +3831,7 @@
           </w:tcPr>
           <w:p>
             <w:pPr>
+              <w:keepNext w:val="false"/>
               <w:spacing w:after="40" w:before="0"/>
               <w:jc w:val="left"/>
             </w:pPr>
@@ -3780,7 +3869,7 @@
             <w:pPr>
               <w:spacing w:after="20" w:before="0"/>
             </w:pPr>
-            <w:hyperlink w:history="1" r:id="rIdy5qdz7zmapw9-m9cxmaix">
+            <w:hyperlink w:history="1" r:id="rIdsoz_iumfmtred2-jprh5m">
               <w:r>
                 <w:rPr>
                   <w:rFonts w:ascii="Arial" w:cs="Arial" w:eastAsia="Arial" w:hAnsi="Arial"/>
@@ -3829,7 +3918,7 @@
               <w:spacing w:after="10" w:before="0"/>
               <w:ind w:left="120"/>
             </w:pPr>
-            <w:hyperlink w:history="1" r:id="rIdyx4ia04bsypuwtc5ura09">
+            <w:hyperlink w:history="1" r:id="rIddobfb7n6wujc_h8n2moj1">
               <w:r>
                 <w:rPr>
                   <w:rFonts w:ascii="Arial" w:cs="Arial" w:eastAsia="Arial" w:hAnsi="Arial"/>
@@ -3891,7 +3980,7 @@
               <w:spacing w:after="10" w:before="0"/>
               <w:ind w:left="120"/>
             </w:pPr>
-            <w:hyperlink w:history="1" r:id="rIdnfchr0trdk4yb0daicrsy">
+            <w:hyperlink w:history="1" r:id="rIds6mr9yxwnbagg9vcp_vpq">
               <w:r>
                 <w:rPr>
                   <w:rFonts w:ascii="Arial" w:cs="Arial" w:eastAsia="Arial" w:hAnsi="Arial"/>
@@ -3934,6 +4023,7 @@
           </w:tcPr>
           <w:p>
             <w:pPr>
+              <w:keepNext w:val="false"/>
               <w:spacing w:after="40" w:before="0"/>
               <w:jc w:val="left"/>
             </w:pPr>
@@ -3966,6 +4056,7 @@
           </w:tcPr>
           <w:p>
             <w:pPr>
+              <w:keepNext w:val="false"/>
               <w:spacing w:after="40" w:before="0"/>
               <w:jc w:val="left"/>
             </w:pPr>
@@ -3998,6 +4089,7 @@
           </w:tcPr>
           <w:p>
             <w:pPr>
+              <w:keepNext w:val="false"/>
               <w:spacing w:after="40" w:before="0"/>
               <w:jc w:val="left"/>
             </w:pPr>
@@ -4030,6 +4122,7 @@
           </w:tcPr>
           <w:p>
             <w:pPr>
+              <w:keepNext w:val="false"/>
               <w:spacing w:after="40" w:before="0"/>
               <w:jc w:val="left"/>
             </w:pPr>
@@ -4064,6 +4157,7 @@
           </w:tcPr>
           <w:p>
             <w:pPr>
+              <w:keepNext w:val="false"/>
               <w:spacing w:after="40" w:before="0"/>
               <w:jc w:val="left"/>
             </w:pPr>
@@ -4101,7 +4195,7 @@
             <w:pPr>
               <w:spacing w:after="20" w:before="0"/>
             </w:pPr>
-            <w:hyperlink w:history="1" r:id="rIdkqlemu4vsqy4tbsfct9qh">
+            <w:hyperlink w:history="1" r:id="rIdhmtnjyi2botbhyyevzh3i">
               <w:r>
                 <w:rPr>
                   <w:rFonts w:ascii="Arial" w:cs="Arial" w:eastAsia="Arial" w:hAnsi="Arial"/>
@@ -4150,7 +4244,7 @@
               <w:spacing w:after="10" w:before="0"/>
               <w:ind w:left="120"/>
             </w:pPr>
-            <w:hyperlink w:history="1" r:id="rId9k9gws4pyouoebo7wfxgo">
+            <w:hyperlink w:history="1" r:id="rIdwg56tao4lvyrhf1tso8qc">
               <w:r>
                 <w:rPr>
                   <w:rFonts w:ascii="Arial" w:cs="Arial" w:eastAsia="Arial" w:hAnsi="Arial"/>
@@ -4212,7 +4306,7 @@
               <w:spacing w:after="10" w:before="0"/>
               <w:ind w:left="120"/>
             </w:pPr>
-            <w:hyperlink w:history="1" r:id="rIdo9kkyysrzfk9f-vtvs7xw">
+            <w:hyperlink w:history="1" r:id="rIdvc1utba-_yhqsxfuhdckq">
               <w:r>
                 <w:rPr>
                   <w:rFonts w:ascii="Arial" w:cs="Arial" w:eastAsia="Arial" w:hAnsi="Arial"/>
@@ -4255,6 +4349,7 @@
           </w:tcPr>
           <w:p>
             <w:pPr>
+              <w:keepNext w:val="false"/>
               <w:spacing w:after="40" w:before="0"/>
               <w:jc w:val="left"/>
             </w:pPr>
@@ -4287,6 +4382,7 @@
           </w:tcPr>
           <w:p>
             <w:pPr>
+              <w:keepNext w:val="false"/>
               <w:spacing w:after="40" w:before="0"/>
               <w:jc w:val="left"/>
             </w:pPr>
@@ -4319,6 +4415,7 @@
           </w:tcPr>
           <w:p>
             <w:pPr>
+              <w:keepNext w:val="false"/>
               <w:spacing w:after="40" w:before="0"/>
               <w:jc w:val="left"/>
             </w:pPr>
@@ -4351,6 +4448,7 @@
           </w:tcPr>
           <w:p>
             <w:pPr>
+              <w:keepNext w:val="false"/>
               <w:spacing w:after="40" w:before="0"/>
               <w:jc w:val="left"/>
             </w:pPr>
@@ -4385,6 +4483,7 @@
           </w:tcPr>
           <w:p>
             <w:pPr>
+              <w:keepNext w:val="false"/>
               <w:spacing w:after="40" w:before="0"/>
               <w:jc w:val="left"/>
             </w:pPr>
@@ -4422,7 +4521,7 @@
             <w:pPr>
               <w:spacing w:after="20" w:before="0"/>
             </w:pPr>
-            <w:hyperlink w:history="1" r:id="rIdp9ihqfcf_nmclalmgakxg">
+            <w:hyperlink w:history="1" r:id="rId6pbji8ilu6paapw-bjegu">
               <w:r>
                 <w:rPr>
                   <w:rFonts w:ascii="Arial" w:cs="Arial" w:eastAsia="Arial" w:hAnsi="Arial"/>
@@ -4471,7 +4570,7 @@
               <w:spacing w:after="10" w:before="0"/>
               <w:ind w:left="120"/>
             </w:pPr>
-            <w:hyperlink w:history="1" r:id="rId4yplzjojcny09dgaoqwas">
+            <w:hyperlink w:history="1" r:id="rIdrw3clmo8i_s4gtgos1qyr">
               <w:r>
                 <w:rPr>
                   <w:rFonts w:ascii="Arial" w:cs="Arial" w:eastAsia="Arial" w:hAnsi="Arial"/>
@@ -4533,7 +4632,7 @@
               <w:spacing w:after="10" w:before="0"/>
               <w:ind w:left="120"/>
             </w:pPr>
-            <w:hyperlink w:history="1" r:id="rIdboegtbfsb_kymutnd0skx">
+            <w:hyperlink w:history="1" r:id="rId0lvrwqafcfyqmwbklyhn8">
               <w:r>
                 <w:rPr>
                   <w:rFonts w:ascii="Arial" w:cs="Arial" w:eastAsia="Arial" w:hAnsi="Arial"/>
@@ -4576,6 +4675,7 @@
           </w:tcPr>
           <w:p>
             <w:pPr>
+              <w:keepNext w:val="false"/>
               <w:spacing w:after="40" w:before="0"/>
               <w:jc w:val="left"/>
             </w:pPr>
@@ -4608,6 +4708,7 @@
           </w:tcPr>
           <w:p>
             <w:pPr>
+              <w:keepNext w:val="false"/>
               <w:spacing w:after="40" w:before="0"/>
               <w:jc w:val="left"/>
             </w:pPr>
@@ -4640,6 +4741,7 @@
           </w:tcPr>
           <w:p>
             <w:pPr>
+              <w:keepNext w:val="false"/>
               <w:spacing w:after="40" w:before="0"/>
               <w:jc w:val="left"/>
             </w:pPr>
@@ -4672,6 +4774,7 @@
           </w:tcPr>
           <w:p>
             <w:pPr>
+              <w:keepNext w:val="false"/>
               <w:spacing w:after="40" w:before="0"/>
               <w:jc w:val="left"/>
             </w:pPr>
@@ -4731,6 +4834,7 @@
           </w:tcPr>
           <w:p>
             <w:pPr>
+              <w:keepNext w:val="false"/>
               <w:spacing w:after="40" w:before="0"/>
               <w:jc w:val="center"/>
             </w:pPr>
@@ -4765,6 +4869,7 @@
           </w:tcPr>
           <w:p>
             <w:pPr>
+              <w:keepNext w:val="false"/>
               <w:spacing w:after="40" w:before="0"/>
               <w:jc w:val="left"/>
             </w:pPr>
@@ -4784,6 +4889,7 @@
           </w:p>
           <w:p>
             <w:pPr>
+              <w:keepNext w:val="false"/>
               <w:spacing w:after="40" w:before="0"/>
               <w:jc w:val="left"/>
             </w:pPr>
@@ -4803,6 +4909,7 @@
           </w:p>
           <w:p>
             <w:pPr>
+              <w:keepNext w:val="false"/>
               <w:spacing w:after="40" w:before="0"/>
               <w:jc w:val="left"/>
             </w:pPr>
@@ -4822,6 +4929,7 @@
           </w:p>
           <w:p>
             <w:pPr>
+              <w:keepNext w:val="false"/>
               <w:spacing w:after="40" w:before="0"/>
               <w:jc w:val="left"/>
             </w:pPr>
@@ -4841,6 +4949,7 @@
           </w:p>
           <w:p>
             <w:pPr>
+              <w:keepNext w:val="false"/>
               <w:spacing w:after="40" w:before="0"/>
               <w:jc w:val="left"/>
             </w:pPr>
@@ -4860,6 +4969,7 @@
           </w:p>
           <w:p>
             <w:pPr>
+              <w:keepNext w:val="false"/>
               <w:spacing w:after="40" w:before="0"/>
               <w:jc w:val="left"/>
             </w:pPr>
@@ -4921,6 +5031,7 @@
           </w:tcPr>
           <w:p>
             <w:pPr>
+              <w:keepNext w:val="false"/>
               <w:spacing w:after="40" w:before="0"/>
               <w:jc w:val="center"/>
             </w:pPr>
@@ -4955,6 +5066,7 @@
           </w:tcPr>
           <w:p>
             <w:pPr>
+              <w:keepNext w:val="false"/>
               <w:spacing w:after="40" w:before="0"/>
               <w:jc w:val="left"/>
             </w:pPr>
@@ -4987,6 +5099,7 @@
           </w:tcPr>
           <w:p>
             <w:pPr>
+              <w:keepNext w:val="false"/>
               <w:spacing w:after="40" w:before="0"/>
               <w:jc w:val="left"/>
             </w:pPr>
@@ -5021,6 +5134,7 @@
           </w:tcPr>
           <w:p>
             <w:pPr>
+              <w:keepNext w:val="false"/>
               <w:spacing w:after="40" w:before="0"/>
               <w:jc w:val="left"/>
             </w:pPr>
@@ -5053,6 +5167,7 @@
           </w:tcPr>
           <w:p>
             <w:pPr>
+              <w:keepNext w:val="false"/>
               <w:spacing w:after="40" w:before="0"/>
               <w:jc w:val="left"/>
             </w:pPr>
@@ -5087,6 +5202,7 @@
           </w:tcPr>
           <w:p>
             <w:pPr>
+              <w:keepNext w:val="false"/>
               <w:spacing w:after="40" w:before="0"/>
               <w:jc w:val="left"/>
             </w:pPr>
@@ -5119,6 +5235,7 @@
           </w:tcPr>
           <w:p>
             <w:pPr>
+              <w:keepNext w:val="false"/>
               <w:spacing w:after="40" w:before="0"/>
               <w:jc w:val="left"/>
             </w:pPr>
@@ -5155,7 +5272,7 @@
         </w:rPr>
         <w:t xml:space="preserve">© 2026 SeaVuria and ARES. Aligned with KICD objectives. Developed by SeaVuria; technical implementation by ARES (with AI assistance from Claude). Licensed under </w:t>
       </w:r>
-      <w:hyperlink w:history="1" r:id="rIdmt0skgkdzifvhtwhdrig1">
+      <w:hyperlink w:history="1" r:id="rId6vpmxsbfulk8hjeb0rx7i">
         <w:r>
           <w:rPr>
             <w:rFonts w:ascii="Arial" w:cs="Arial" w:eastAsia="Arial" w:hAnsi="Arial"/>
@@ -5176,7 +5293,7 @@
         </w:rPr>
         <w:t xml:space="preserve"> (</w:t>
       </w:r>
-      <w:hyperlink w:history="1" r:id="rIdut09uv3gm_dfsc1zn1xbz">
+      <w:hyperlink w:history="1" r:id="rId5do5uidc_rfvbos_viwbr">
         <w:r>
           <w:rPr>
             <w:rFonts w:ascii="Arial" w:cs="Arial" w:eastAsia="Arial" w:hAnsi="Arial"/>
@@ -5236,6 +5353,7 @@
           </w:tcPr>
           <w:p>
             <w:pPr>
+              <w:keepNext w:val="false"/>
               <w:spacing w:after="40" w:before="0"/>
               <w:jc w:val="center"/>
             </w:pPr>
@@ -5271,6 +5389,7 @@
           </w:tcPr>
           <w:p>
             <w:pPr>
+              <w:keepNext w:val="false"/>
               <w:spacing w:after="40" w:before="0"/>
               <w:jc w:val="center"/>
             </w:pPr>
@@ -5305,6 +5424,7 @@
           </w:tcPr>
           <w:p>
             <w:pPr>
+              <w:keepNext w:val="false"/>
               <w:spacing w:after="40" w:before="0"/>
               <w:jc w:val="left"/>
             </w:pPr>
@@ -5337,6 +5457,7 @@
           </w:tcPr>
           <w:p>
             <w:pPr>
+              <w:keepNext w:val="false"/>
               <w:spacing w:after="40" w:before="0"/>
               <w:jc w:val="left"/>
             </w:pPr>
@@ -5371,6 +5492,7 @@
           </w:tcPr>
           <w:p>
             <w:pPr>
+              <w:keepNext w:val="false"/>
               <w:spacing w:after="40" w:before="0"/>
               <w:jc w:val="left"/>
             </w:pPr>
@@ -5403,6 +5525,7 @@
           </w:tcPr>
           <w:p>
             <w:pPr>
+              <w:keepNext w:val="false"/>
               <w:spacing w:after="40" w:before="0"/>
               <w:jc w:val="left"/>
             </w:pPr>
@@ -5437,6 +5560,7 @@
           </w:tcPr>
           <w:p>
             <w:pPr>
+              <w:keepNext w:val="false"/>
               <w:spacing w:after="40" w:before="0"/>
               <w:jc w:val="left"/>
             </w:pPr>
@@ -5469,6 +5593,7 @@
           </w:tcPr>
           <w:p>
             <w:pPr>
+              <w:keepNext w:val="false"/>
               <w:spacing w:after="40" w:before="0"/>
               <w:jc w:val="left"/>
             </w:pPr>
@@ -5503,6 +5628,7 @@
           </w:tcPr>
           <w:p>
             <w:pPr>
+              <w:keepNext w:val="false"/>
               <w:spacing w:after="40" w:before="0"/>
               <w:jc w:val="left"/>
             </w:pPr>
@@ -5535,6 +5661,7 @@
           </w:tcPr>
           <w:p>
             <w:pPr>
+              <w:keepNext w:val="false"/>
               <w:spacing w:after="40" w:before="0"/>
               <w:jc w:val="left"/>
             </w:pPr>
@@ -5569,6 +5696,7 @@
           </w:tcPr>
           <w:p>
             <w:pPr>
+              <w:keepNext w:val="false"/>
               <w:spacing w:after="40" w:before="0"/>
               <w:jc w:val="left"/>
             </w:pPr>
@@ -5601,6 +5729,7 @@
           </w:tcPr>
           <w:p>
             <w:pPr>
+              <w:keepNext w:val="false"/>
               <w:spacing w:after="40" w:before="0"/>
               <w:jc w:val="left"/>
             </w:pPr>
@@ -5635,6 +5764,7 @@
           </w:tcPr>
           <w:p>
             <w:pPr>
+              <w:keepNext w:val="false"/>
               <w:spacing w:after="40" w:before="0"/>
               <w:jc w:val="left"/>
             </w:pPr>
@@ -5667,6 +5797,7 @@
           </w:tcPr>
           <w:p>
             <w:pPr>
+              <w:keepNext w:val="false"/>
               <w:spacing w:after="40" w:before="0"/>
               <w:jc w:val="left"/>
             </w:pPr>
@@ -5701,6 +5832,7 @@
           </w:tcPr>
           <w:p>
             <w:pPr>
+              <w:keepNext w:val="false"/>
               <w:spacing w:after="40" w:before="0"/>
               <w:jc w:val="left"/>
             </w:pPr>
@@ -5733,6 +5865,7 @@
           </w:tcPr>
           <w:p>
             <w:pPr>
+              <w:keepNext w:val="false"/>
               <w:spacing w:after="40" w:before="0"/>
               <w:jc w:val="left"/>
             </w:pPr>
@@ -5767,6 +5900,7 @@
           </w:tcPr>
           <w:p>
             <w:pPr>
+              <w:keepNext w:val="false"/>
               <w:spacing w:after="40" w:before="0"/>
               <w:jc w:val="left"/>
             </w:pPr>
@@ -5799,6 +5933,7 @@
           </w:tcPr>
           <w:p>
             <w:pPr>
+              <w:keepNext w:val="false"/>
               <w:spacing w:after="40" w:before="0"/>
               <w:jc w:val="left"/>
             </w:pPr>
@@ -5858,6 +5993,7 @@
           </w:tcPr>
           <w:p>
             <w:pPr>
+              <w:keepNext w:val="false"/>
               <w:spacing w:after="40" w:before="0"/>
               <w:jc w:val="center"/>
             </w:pPr>
@@ -5892,6 +6028,7 @@
           </w:tcPr>
           <w:p>
             <w:pPr>
+              <w:keepNext w:val="false"/>
               <w:spacing w:after="40" w:before="0"/>
               <w:jc w:val="left"/>
             </w:pPr>
@@ -5956,6 +6093,7 @@
           </w:tcPr>
           <w:p>
             <w:pPr>
+              <w:keepNext w:val="false"/>
               <w:spacing w:after="40" w:before="0"/>
               <w:jc w:val="center"/>
             </w:pPr>
@@ -5990,6 +6128,7 @@
           </w:tcPr>
           <w:p>
             <w:pPr>
+              <w:keepNext w:val="false"/>
               <w:spacing w:after="40" w:before="0"/>
               <w:jc w:val="left"/>
             </w:pPr>
@@ -6022,6 +6161,7 @@
           </w:tcPr>
           <w:p>
             <w:pPr>
+              <w:keepNext w:val="false"/>
               <w:spacing w:after="40" w:before="0"/>
               <w:jc w:val="left"/>
             </w:pPr>
@@ -6054,6 +6194,7 @@
           </w:tcPr>
           <w:p>
             <w:pPr>
+              <w:keepNext w:val="false"/>
               <w:spacing w:after="40" w:before="0"/>
               <w:jc w:val="left"/>
             </w:pPr>
@@ -6086,6 +6227,7 @@
           </w:tcPr>
           <w:p>
             <w:pPr>
+              <w:keepNext w:val="false"/>
               <w:spacing w:after="40" w:before="0"/>
               <w:jc w:val="left"/>
             </w:pPr>
@@ -6118,6 +6260,7 @@
           </w:tcPr>
           <w:p>
             <w:pPr>
+              <w:keepNext w:val="false"/>
               <w:spacing w:after="40" w:before="0"/>
               <w:jc w:val="left"/>
             </w:pPr>
@@ -6152,6 +6295,7 @@
           </w:tcPr>
           <w:p>
             <w:pPr>
+              <w:keepNext w:val="false"/>
               <w:spacing w:after="40" w:before="0"/>
               <w:jc w:val="left"/>
             </w:pPr>
@@ -6206,7 +6350,7 @@
               <w:spacing w:after="10" w:before="0"/>
               <w:ind w:left="120"/>
             </w:pPr>
-            <w:hyperlink w:history="1" r:id="rIdl4pm2jrczjuzn4zltf6bo">
+            <w:hyperlink w:history="1" r:id="rIdw4rntfewwi5yrj9n0dr9r">
               <w:r>
                 <w:rPr>
                   <w:rFonts w:ascii="Arial" w:cs="Arial" w:eastAsia="Arial" w:hAnsi="Arial"/>
@@ -6283,7 +6427,7 @@
               <w:spacing w:after="10" w:before="0"/>
               <w:ind w:left="120"/>
             </w:pPr>
-            <w:hyperlink w:history="1" r:id="rIdhupv_vitbg5mgvyvuuymz">
+            <w:hyperlink w:history="1" r:id="rIdvcitu-sq-pkriol14jmzx">
               <w:r>
                 <w:rPr>
                   <w:rFonts w:ascii="Arial" w:cs="Arial" w:eastAsia="Arial" w:hAnsi="Arial"/>
@@ -6326,6 +6470,7 @@
           </w:tcPr>
           <w:p>
             <w:pPr>
+              <w:keepNext w:val="false"/>
               <w:spacing w:after="40" w:before="0"/>
               <w:jc w:val="left"/>
             </w:pPr>
@@ -6358,6 +6503,7 @@
           </w:tcPr>
           <w:p>
             <w:pPr>
+              <w:keepNext w:val="false"/>
               <w:spacing w:after="40" w:before="0"/>
               <w:jc w:val="left"/>
             </w:pPr>
@@ -6390,6 +6536,7 @@
           </w:tcPr>
           <w:p>
             <w:pPr>
+              <w:keepNext w:val="false"/>
               <w:spacing w:after="40" w:before="0"/>
               <w:jc w:val="left"/>
             </w:pPr>
@@ -6422,6 +6569,7 @@
           </w:tcPr>
           <w:p>
             <w:pPr>
+              <w:keepNext w:val="false"/>
               <w:spacing w:after="40" w:before="0"/>
               <w:jc w:val="left"/>
             </w:pPr>
@@ -6456,6 +6604,7 @@
           </w:tcPr>
           <w:p>
             <w:pPr>
+              <w:keepNext w:val="false"/>
               <w:spacing w:after="40" w:before="0"/>
               <w:jc w:val="left"/>
             </w:pPr>
@@ -6510,7 +6659,7 @@
               <w:spacing w:after="10" w:before="0"/>
               <w:ind w:left="120"/>
             </w:pPr>
-            <w:hyperlink w:history="1" r:id="rIdkhj7ho74mr62x_k-vmyzf">
+            <w:hyperlink w:history="1" r:id="rIdbiuauay5wzabpwnmxxnxm">
               <w:r>
                 <w:rPr>
                   <w:rFonts w:ascii="Arial" w:cs="Arial" w:eastAsia="Arial" w:hAnsi="Arial"/>
@@ -6587,7 +6736,7 @@
               <w:spacing w:after="10" w:before="0"/>
               <w:ind w:left="120"/>
             </w:pPr>
-            <w:hyperlink w:history="1" r:id="rId1mqttkmvzp-zzcjsbmtze">
+            <w:hyperlink w:history="1" r:id="rIdz5hoz6wlcidaxwwqulmud">
               <w:r>
                 <w:rPr>
                   <w:rFonts w:ascii="Arial" w:cs="Arial" w:eastAsia="Arial" w:hAnsi="Arial"/>
@@ -6630,6 +6779,7 @@
           </w:tcPr>
           <w:p>
             <w:pPr>
+              <w:keepNext w:val="false"/>
               <w:spacing w:after="40" w:before="0"/>
               <w:jc w:val="left"/>
             </w:pPr>
@@ -6662,6 +6812,7 @@
           </w:tcPr>
           <w:p>
             <w:pPr>
+              <w:keepNext w:val="false"/>
               <w:spacing w:after="40" w:before="0"/>
               <w:jc w:val="left"/>
             </w:pPr>
@@ -6694,6 +6845,7 @@
           </w:tcPr>
           <w:p>
             <w:pPr>
+              <w:keepNext w:val="false"/>
               <w:spacing w:after="40" w:before="0"/>
               <w:jc w:val="left"/>
             </w:pPr>
@@ -6726,6 +6878,7 @@
           </w:tcPr>
           <w:p>
             <w:pPr>
+              <w:keepNext w:val="false"/>
               <w:spacing w:after="40" w:before="0"/>
               <w:jc w:val="left"/>
             </w:pPr>
@@ -6760,6 +6913,7 @@
           </w:tcPr>
           <w:p>
             <w:pPr>
+              <w:keepNext w:val="false"/>
               <w:spacing w:after="40" w:before="0"/>
               <w:jc w:val="left"/>
             </w:pPr>
@@ -6814,7 +6968,7 @@
               <w:spacing w:after="10" w:before="0"/>
               <w:ind w:left="120"/>
             </w:pPr>
-            <w:hyperlink w:history="1" r:id="rIdsc2omvkrrujxcvpcklxtb">
+            <w:hyperlink w:history="1" r:id="rId5-gscqd-8f3m9xyon7zzf">
               <w:r>
                 <w:rPr>
                   <w:rFonts w:ascii="Arial" w:cs="Arial" w:eastAsia="Arial" w:hAnsi="Arial"/>
@@ -6891,7 +7045,7 @@
               <w:spacing w:after="10" w:before="0"/>
               <w:ind w:left="120"/>
             </w:pPr>
-            <w:hyperlink w:history="1" r:id="rIdt9xy486bh3-uawkr3jum_">
+            <w:hyperlink w:history="1" r:id="rIdxhs0dx_f-6vudfabsdjkc">
               <w:r>
                 <w:rPr>
                   <w:rFonts w:ascii="Arial" w:cs="Arial" w:eastAsia="Arial" w:hAnsi="Arial"/>
@@ -6934,6 +7088,7 @@
           </w:tcPr>
           <w:p>
             <w:pPr>
+              <w:keepNext w:val="false"/>
               <w:spacing w:after="40" w:before="0"/>
               <w:jc w:val="left"/>
             </w:pPr>
@@ -6966,6 +7121,7 @@
           </w:tcPr>
           <w:p>
             <w:pPr>
+              <w:keepNext w:val="false"/>
               <w:spacing w:after="40" w:before="0"/>
               <w:jc w:val="left"/>
             </w:pPr>
@@ -6998,6 +7154,7 @@
           </w:tcPr>
           <w:p>
             <w:pPr>
+              <w:keepNext w:val="false"/>
               <w:spacing w:after="40" w:before="0"/>
               <w:jc w:val="left"/>
             </w:pPr>
@@ -7030,6 +7187,7 @@
           </w:tcPr>
           <w:p>
             <w:pPr>
+              <w:keepNext w:val="false"/>
               <w:spacing w:after="40" w:before="0"/>
               <w:jc w:val="left"/>
             </w:pPr>
@@ -7064,6 +7222,7 @@
           </w:tcPr>
           <w:p>
             <w:pPr>
+              <w:keepNext w:val="false"/>
               <w:spacing w:after="40" w:before="0"/>
               <w:jc w:val="left"/>
             </w:pPr>
@@ -7118,7 +7277,7 @@
               <w:spacing w:after="10" w:before="0"/>
               <w:ind w:left="120"/>
             </w:pPr>
-            <w:hyperlink w:history="1" r:id="rIdp90hnuh9lwi_udrld_fa4">
+            <w:hyperlink w:history="1" r:id="rIdt52iffzhkswhz_hdam_e6">
               <w:r>
                 <w:rPr>
                   <w:rFonts w:ascii="Arial" w:cs="Arial" w:eastAsia="Arial" w:hAnsi="Arial"/>
@@ -7195,7 +7354,7 @@
               <w:spacing w:after="10" w:before="0"/>
               <w:ind w:left="120"/>
             </w:pPr>
-            <w:hyperlink w:history="1" r:id="rId_gukhqxl3_mgdqlzfj28a">
+            <w:hyperlink w:history="1" r:id="rIdbfzuqjjmsbtlaj44ivqlt">
               <w:r>
                 <w:rPr>
                   <w:rFonts w:ascii="Arial" w:cs="Arial" w:eastAsia="Arial" w:hAnsi="Arial"/>
@@ -7238,6 +7397,7 @@
           </w:tcPr>
           <w:p>
             <w:pPr>
+              <w:keepNext w:val="false"/>
               <w:spacing w:after="40" w:before="0"/>
               <w:jc w:val="left"/>
             </w:pPr>
@@ -7270,6 +7430,7 @@
           </w:tcPr>
           <w:p>
             <w:pPr>
+              <w:keepNext w:val="false"/>
               <w:spacing w:after="40" w:before="0"/>
               <w:jc w:val="left"/>
             </w:pPr>
@@ -7302,6 +7463,7 @@
           </w:tcPr>
           <w:p>
             <w:pPr>
+              <w:keepNext w:val="false"/>
               <w:spacing w:after="40" w:before="0"/>
               <w:jc w:val="left"/>
             </w:pPr>
@@ -7334,6 +7496,7 @@
           </w:tcPr>
           <w:p>
             <w:pPr>
+              <w:keepNext w:val="false"/>
               <w:spacing w:after="40" w:before="0"/>
               <w:jc w:val="left"/>
             </w:pPr>
@@ -7368,6 +7531,7 @@
           </w:tcPr>
           <w:p>
             <w:pPr>
+              <w:keepNext w:val="false"/>
               <w:spacing w:after="40" w:before="0"/>
               <w:jc w:val="left"/>
             </w:pPr>
@@ -7422,7 +7586,7 @@
               <w:spacing w:after="10" w:before="0"/>
               <w:ind w:left="120"/>
             </w:pPr>
-            <w:hyperlink w:history="1" r:id="rId1-wedwr5katcigg233n4n">
+            <w:hyperlink w:history="1" r:id="rIdzugudtdy0gc-op0lbwukd">
               <w:r>
                 <w:rPr>
                   <w:rFonts w:ascii="Arial" w:cs="Arial" w:eastAsia="Arial" w:hAnsi="Arial"/>
@@ -7499,7 +7663,7 @@
               <w:spacing w:after="10" w:before="0"/>
               <w:ind w:left="120"/>
             </w:pPr>
-            <w:hyperlink w:history="1" r:id="rIddpvxhub5wgigqjamtizny">
+            <w:hyperlink w:history="1" r:id="rIdygfszclokwmh-arlk16-b">
               <w:r>
                 <w:rPr>
                   <w:rFonts w:ascii="Arial" w:cs="Arial" w:eastAsia="Arial" w:hAnsi="Arial"/>
@@ -7542,6 +7706,7 @@
           </w:tcPr>
           <w:p>
             <w:pPr>
+              <w:keepNext w:val="false"/>
               <w:spacing w:after="40" w:before="0"/>
               <w:jc w:val="left"/>
             </w:pPr>
@@ -7574,6 +7739,7 @@
           </w:tcPr>
           <w:p>
             <w:pPr>
+              <w:keepNext w:val="false"/>
               <w:spacing w:after="40" w:before="0"/>
               <w:jc w:val="left"/>
             </w:pPr>
@@ -7606,6 +7772,7 @@
           </w:tcPr>
           <w:p>
             <w:pPr>
+              <w:keepNext w:val="false"/>
               <w:spacing w:after="40" w:before="0"/>
               <w:jc w:val="left"/>
             </w:pPr>
@@ -7638,6 +7805,7 @@
           </w:tcPr>
           <w:p>
             <w:pPr>
+              <w:keepNext w:val="false"/>
               <w:spacing w:after="40" w:before="0"/>
               <w:jc w:val="left"/>
             </w:pPr>
@@ -7697,6 +7865,7 @@
           </w:tcPr>
           <w:p>
             <w:pPr>
+              <w:keepNext w:val="false"/>
               <w:spacing w:after="40" w:before="0"/>
               <w:jc w:val="center"/>
             </w:pPr>
@@ -7731,6 +7900,7 @@
           </w:tcPr>
           <w:p>
             <w:pPr>
+              <w:keepNext w:val="false"/>
               <w:spacing w:after="40" w:before="0"/>
               <w:jc w:val="left"/>
             </w:pPr>
@@ -7792,6 +7962,7 @@
           </w:tcPr>
           <w:p>
             <w:pPr>
+              <w:keepNext w:val="false"/>
               <w:spacing w:after="40" w:before="0"/>
               <w:jc w:val="center"/>
             </w:pPr>
@@ -7826,6 +7997,7 @@
           </w:tcPr>
           <w:p>
             <w:pPr>
+              <w:keepNext w:val="false"/>
               <w:spacing w:after="40" w:before="0"/>
               <w:jc w:val="left"/>
             </w:pPr>
@@ -7858,6 +8030,7 @@
           </w:tcPr>
           <w:p>
             <w:pPr>
+              <w:keepNext w:val="false"/>
               <w:spacing w:after="40" w:before="0"/>
               <w:jc w:val="left"/>
             </w:pPr>
@@ -7892,6 +8065,7 @@
           </w:tcPr>
           <w:p>
             <w:pPr>
+              <w:keepNext w:val="false"/>
               <w:spacing w:after="40" w:before="0"/>
               <w:jc w:val="left"/>
             </w:pPr>
@@ -7924,6 +8098,7 @@
           </w:tcPr>
           <w:p>
             <w:pPr>
+              <w:keepNext w:val="false"/>
               <w:spacing w:after="40" w:before="0"/>
               <w:jc w:val="left"/>
             </w:pPr>
@@ -7958,6 +8133,7 @@
           </w:tcPr>
           <w:p>
             <w:pPr>
+              <w:keepNext w:val="false"/>
               <w:spacing w:after="40" w:before="0"/>
               <w:jc w:val="left"/>
             </w:pPr>
@@ -7990,6 +8166,7 @@
           </w:tcPr>
           <w:p>
             <w:pPr>
+              <w:keepNext w:val="false"/>
               <w:spacing w:after="40" w:before="0"/>
               <w:jc w:val="left"/>
             </w:pPr>
@@ -8026,7 +8203,7 @@
         </w:rPr>
         <w:t xml:space="preserve">© 2026 SeaVuria and ARES. Aligned with KICD objectives. Developed by SeaVuria; technical implementation by ARES (with AI assistance from Claude). Licensed under </w:t>
       </w:r>
-      <w:hyperlink w:history="1" r:id="rIdom__0u2x9josbuoxsfrdn">
+      <w:hyperlink w:history="1" r:id="rIdz6kj35-ciivtooxwdr0u8">
         <w:r>
           <w:rPr>
             <w:rFonts w:ascii="Arial" w:cs="Arial" w:eastAsia="Arial" w:hAnsi="Arial"/>
@@ -8047,7 +8224,7 @@
         </w:rPr>
         <w:t xml:space="preserve"> (</w:t>
       </w:r>
-      <w:hyperlink w:history="1" r:id="rId1h4dfgscnvf17l2efjp4q">
+      <w:hyperlink w:history="1" r:id="rId6doqdz3uevtisxc6agbof">
         <w:r>
           <w:rPr>
             <w:rFonts w:ascii="Arial" w:cs="Arial" w:eastAsia="Arial" w:hAnsi="Arial"/>
@@ -8107,6 +8284,7 @@
           </w:tcPr>
           <w:p>
             <w:pPr>
+              <w:keepNext w:val="false"/>
               <w:spacing w:after="40" w:before="0"/>
               <w:jc w:val="center"/>
             </w:pPr>
@@ -8142,6 +8320,7 @@
           </w:tcPr>
           <w:p>
             <w:pPr>
+              <w:keepNext w:val="false"/>
               <w:spacing w:after="40" w:before="0"/>
               <w:jc w:val="center"/>
             </w:pPr>
@@ -8176,6 +8355,7 @@
           </w:tcPr>
           <w:p>
             <w:pPr>
+              <w:keepNext w:val="false"/>
               <w:spacing w:after="40" w:before="0"/>
               <w:jc w:val="left"/>
             </w:pPr>
@@ -8208,6 +8388,7 @@
           </w:tcPr>
           <w:p>
             <w:pPr>
+              <w:keepNext w:val="false"/>
               <w:spacing w:after="40" w:before="0"/>
               <w:jc w:val="left"/>
             </w:pPr>
@@ -8242,6 +8423,7 @@
           </w:tcPr>
           <w:p>
             <w:pPr>
+              <w:keepNext w:val="false"/>
               <w:spacing w:after="40" w:before="0"/>
               <w:jc w:val="left"/>
             </w:pPr>
@@ -8274,6 +8456,7 @@
           </w:tcPr>
           <w:p>
             <w:pPr>
+              <w:keepNext w:val="false"/>
               <w:spacing w:after="40" w:before="0"/>
               <w:jc w:val="left"/>
             </w:pPr>
@@ -8308,6 +8491,7 @@
           </w:tcPr>
           <w:p>
             <w:pPr>
+              <w:keepNext w:val="false"/>
               <w:spacing w:after="40" w:before="0"/>
               <w:jc w:val="left"/>
             </w:pPr>
@@ -8340,6 +8524,7 @@
           </w:tcPr>
           <w:p>
             <w:pPr>
+              <w:keepNext w:val="false"/>
               <w:spacing w:after="40" w:before="0"/>
               <w:jc w:val="left"/>
             </w:pPr>
@@ -8374,6 +8559,7 @@
           </w:tcPr>
           <w:p>
             <w:pPr>
+              <w:keepNext w:val="false"/>
               <w:spacing w:after="40" w:before="0"/>
               <w:jc w:val="left"/>
             </w:pPr>
@@ -8406,6 +8592,7 @@
           </w:tcPr>
           <w:p>
             <w:pPr>
+              <w:keepNext w:val="false"/>
               <w:spacing w:after="40" w:before="0"/>
               <w:jc w:val="left"/>
             </w:pPr>
@@ -8440,6 +8627,7 @@
           </w:tcPr>
           <w:p>
             <w:pPr>
+              <w:keepNext w:val="false"/>
               <w:spacing w:after="40" w:before="0"/>
               <w:jc w:val="left"/>
             </w:pPr>
@@ -8472,6 +8660,7 @@
           </w:tcPr>
           <w:p>
             <w:pPr>
+              <w:keepNext w:val="false"/>
               <w:spacing w:after="40" w:before="0"/>
               <w:jc w:val="left"/>
             </w:pPr>
@@ -8506,6 +8695,7 @@
           </w:tcPr>
           <w:p>
             <w:pPr>
+              <w:keepNext w:val="false"/>
               <w:spacing w:after="40" w:before="0"/>
               <w:jc w:val="left"/>
             </w:pPr>
@@ -8538,6 +8728,7 @@
           </w:tcPr>
           <w:p>
             <w:pPr>
+              <w:keepNext w:val="false"/>
               <w:spacing w:after="40" w:before="0"/>
               <w:jc w:val="left"/>
             </w:pPr>
@@ -8572,6 +8763,7 @@
           </w:tcPr>
           <w:p>
             <w:pPr>
+              <w:keepNext w:val="false"/>
               <w:spacing w:after="40" w:before="0"/>
               <w:jc w:val="left"/>
             </w:pPr>
@@ -8604,6 +8796,7 @@
           </w:tcPr>
           <w:p>
             <w:pPr>
+              <w:keepNext w:val="false"/>
               <w:spacing w:after="40" w:before="0"/>
               <w:jc w:val="left"/>
             </w:pPr>
@@ -8638,6 +8831,7 @@
           </w:tcPr>
           <w:p>
             <w:pPr>
+              <w:keepNext w:val="false"/>
               <w:spacing w:after="40" w:before="0"/>
               <w:jc w:val="left"/>
             </w:pPr>
@@ -8670,6 +8864,7 @@
           </w:tcPr>
           <w:p>
             <w:pPr>
+              <w:keepNext w:val="false"/>
               <w:spacing w:after="40" w:before="0"/>
               <w:jc w:val="left"/>
             </w:pPr>
@@ -8729,6 +8924,7 @@
           </w:tcPr>
           <w:p>
             <w:pPr>
+              <w:keepNext w:val="false"/>
               <w:spacing w:after="40" w:before="0"/>
               <w:jc w:val="center"/>
             </w:pPr>
@@ -8763,6 +8959,7 @@
           </w:tcPr>
           <w:p>
             <w:pPr>
+              <w:keepNext w:val="false"/>
               <w:spacing w:after="40" w:before="0"/>
               <w:jc w:val="left"/>
             </w:pPr>
@@ -8827,6 +9024,7 @@
           </w:tcPr>
           <w:p>
             <w:pPr>
+              <w:keepNext w:val="false"/>
               <w:spacing w:after="40" w:before="0"/>
               <w:jc w:val="center"/>
             </w:pPr>
@@ -8861,6 +9059,7 @@
           </w:tcPr>
           <w:p>
             <w:pPr>
+              <w:keepNext w:val="false"/>
               <w:spacing w:after="40" w:before="0"/>
               <w:jc w:val="left"/>
             </w:pPr>
@@ -8893,6 +9092,7 @@
           </w:tcPr>
           <w:p>
             <w:pPr>
+              <w:keepNext w:val="false"/>
               <w:spacing w:after="40" w:before="0"/>
               <w:jc w:val="left"/>
             </w:pPr>
@@ -8925,6 +9125,7 @@
           </w:tcPr>
           <w:p>
             <w:pPr>
+              <w:keepNext w:val="false"/>
               <w:spacing w:after="40" w:before="0"/>
               <w:jc w:val="left"/>
             </w:pPr>
@@ -8957,6 +9158,7 @@
           </w:tcPr>
           <w:p>
             <w:pPr>
+              <w:keepNext w:val="false"/>
               <w:spacing w:after="40" w:before="0"/>
               <w:jc w:val="left"/>
             </w:pPr>
@@ -8989,6 +9191,7 @@
           </w:tcPr>
           <w:p>
             <w:pPr>
+              <w:keepNext w:val="false"/>
               <w:spacing w:after="40" w:before="0"/>
               <w:jc w:val="left"/>
             </w:pPr>
@@ -9023,6 +9226,7 @@
           </w:tcPr>
           <w:p>
             <w:pPr>
+              <w:keepNext w:val="false"/>
               <w:spacing w:after="40" w:before="0"/>
               <w:jc w:val="left"/>
             </w:pPr>
@@ -9077,7 +9281,7 @@
               <w:spacing w:after="10" w:before="0"/>
               <w:ind w:left="120"/>
             </w:pPr>
-            <w:hyperlink w:history="1" r:id="rIdwfuwwghoqujjwb8qhwidj">
+            <w:hyperlink w:history="1" r:id="rIdcaaifbbuc6bxaatki-gtm">
               <w:r>
                 <w:rPr>
                   <w:rFonts w:ascii="Arial" w:cs="Arial" w:eastAsia="Arial" w:hAnsi="Arial"/>
@@ -9154,7 +9358,7 @@
               <w:spacing w:after="10" w:before="0"/>
               <w:ind w:left="120"/>
             </w:pPr>
-            <w:hyperlink w:history="1" r:id="rIdwxbyctgtknddxkbss6eid">
+            <w:hyperlink w:history="1" r:id="rIdfw0-mvzerzcjfgnpuvtgb">
               <w:r>
                 <w:rPr>
                   <w:rFonts w:ascii="Arial" w:cs="Arial" w:eastAsia="Arial" w:hAnsi="Arial"/>
@@ -9197,6 +9401,7 @@
           </w:tcPr>
           <w:p>
             <w:pPr>
+              <w:keepNext w:val="false"/>
               <w:spacing w:after="40" w:before="0"/>
               <w:jc w:val="left"/>
             </w:pPr>
@@ -9229,6 +9434,7 @@
           </w:tcPr>
           <w:p>
             <w:pPr>
+              <w:keepNext w:val="false"/>
               <w:spacing w:after="40" w:before="0"/>
               <w:jc w:val="left"/>
             </w:pPr>
@@ -9261,6 +9467,7 @@
           </w:tcPr>
           <w:p>
             <w:pPr>
+              <w:keepNext w:val="false"/>
               <w:spacing w:after="40" w:before="0"/>
               <w:jc w:val="left"/>
             </w:pPr>
@@ -9293,6 +9500,7 @@
           </w:tcPr>
           <w:p>
             <w:pPr>
+              <w:keepNext w:val="false"/>
               <w:spacing w:after="40" w:before="0"/>
               <w:jc w:val="left"/>
             </w:pPr>
@@ -9327,6 +9535,7 @@
           </w:tcPr>
           <w:p>
             <w:pPr>
+              <w:keepNext w:val="false"/>
               <w:spacing w:after="40" w:before="0"/>
               <w:jc w:val="left"/>
             </w:pPr>
@@ -9381,7 +9590,7 @@
               <w:spacing w:after="10" w:before="0"/>
               <w:ind w:left="120"/>
             </w:pPr>
-            <w:hyperlink w:history="1" r:id="rIdz-_ffz0pcfy2vjcaulod_">
+            <w:hyperlink w:history="1" r:id="rIdt1f1uletvw8eoijwmik0x">
               <w:r>
                 <w:rPr>
                   <w:rFonts w:ascii="Arial" w:cs="Arial" w:eastAsia="Arial" w:hAnsi="Arial"/>
@@ -9458,7 +9667,7 @@
               <w:spacing w:after="10" w:before="0"/>
               <w:ind w:left="120"/>
             </w:pPr>
-            <w:hyperlink w:history="1" r:id="rIdorfvuwnovr6nw1b6weg01">
+            <w:hyperlink w:history="1" r:id="rId9dtuxzpsnzzd8zhn0y22i">
               <w:r>
                 <w:rPr>
                   <w:rFonts w:ascii="Arial" w:cs="Arial" w:eastAsia="Arial" w:hAnsi="Arial"/>
@@ -9501,6 +9710,7 @@
           </w:tcPr>
           <w:p>
             <w:pPr>
+              <w:keepNext w:val="false"/>
               <w:spacing w:after="40" w:before="0"/>
               <w:jc w:val="left"/>
             </w:pPr>
@@ -9533,6 +9743,7 @@
           </w:tcPr>
           <w:p>
             <w:pPr>
+              <w:keepNext w:val="false"/>
               <w:spacing w:after="40" w:before="0"/>
               <w:jc w:val="left"/>
             </w:pPr>
@@ -9565,6 +9776,7 @@
           </w:tcPr>
           <w:p>
             <w:pPr>
+              <w:keepNext w:val="false"/>
               <w:spacing w:after="40" w:before="0"/>
               <w:jc w:val="left"/>
             </w:pPr>
@@ -9597,6 +9809,7 @@
           </w:tcPr>
           <w:p>
             <w:pPr>
+              <w:keepNext w:val="false"/>
               <w:spacing w:after="40" w:before="0"/>
               <w:jc w:val="left"/>
             </w:pPr>
@@ -9631,6 +9844,7 @@
           </w:tcPr>
           <w:p>
             <w:pPr>
+              <w:keepNext w:val="false"/>
               <w:spacing w:after="40" w:before="0"/>
               <w:jc w:val="left"/>
             </w:pPr>
@@ -9685,7 +9899,7 @@
               <w:spacing w:after="10" w:before="0"/>
               <w:ind w:left="120"/>
             </w:pPr>
-            <w:hyperlink w:history="1" r:id="rIdydsjlrgf1_edekeyuaids">
+            <w:hyperlink w:history="1" r:id="rIdyxqsf8cui_ufkiln28ihr">
               <w:r>
                 <w:rPr>
                   <w:rFonts w:ascii="Arial" w:cs="Arial" w:eastAsia="Arial" w:hAnsi="Arial"/>
@@ -9762,7 +9976,7 @@
               <w:spacing w:after="10" w:before="0"/>
               <w:ind w:left="120"/>
             </w:pPr>
-            <w:hyperlink w:history="1" r:id="rIdlq5s6mdrcc-u6vxy39wnl">
+            <w:hyperlink w:history="1" r:id="rIdnra6zud3pazahvywvk174">
               <w:r>
                 <w:rPr>
                   <w:rFonts w:ascii="Arial" w:cs="Arial" w:eastAsia="Arial" w:hAnsi="Arial"/>
@@ -9805,6 +10019,7 @@
           </w:tcPr>
           <w:p>
             <w:pPr>
+              <w:keepNext w:val="false"/>
               <w:spacing w:after="40" w:before="0"/>
               <w:jc w:val="left"/>
             </w:pPr>
@@ -9837,6 +10052,7 @@
           </w:tcPr>
           <w:p>
             <w:pPr>
+              <w:keepNext w:val="false"/>
               <w:spacing w:after="40" w:before="0"/>
               <w:jc w:val="left"/>
             </w:pPr>
@@ -9869,6 +10085,7 @@
           </w:tcPr>
           <w:p>
             <w:pPr>
+              <w:keepNext w:val="false"/>
               <w:spacing w:after="40" w:before="0"/>
               <w:jc w:val="left"/>
             </w:pPr>
@@ -9901,6 +10118,7 @@
           </w:tcPr>
           <w:p>
             <w:pPr>
+              <w:keepNext w:val="false"/>
               <w:spacing w:after="40" w:before="0"/>
               <w:jc w:val="left"/>
             </w:pPr>
@@ -9935,6 +10153,7 @@
           </w:tcPr>
           <w:p>
             <w:pPr>
+              <w:keepNext w:val="false"/>
               <w:spacing w:after="40" w:before="0"/>
               <w:jc w:val="left"/>
             </w:pPr>
@@ -9989,7 +10208,7 @@
               <w:spacing w:after="10" w:before="0"/>
               <w:ind w:left="120"/>
             </w:pPr>
-            <w:hyperlink w:history="1" r:id="rIdbcecm_qwzs3bwcerfskm1">
+            <w:hyperlink w:history="1" r:id="rIds7enux-brj1x-ujfgp8es">
               <w:r>
                 <w:rPr>
                   <w:rFonts w:ascii="Arial" w:cs="Arial" w:eastAsia="Arial" w:hAnsi="Arial"/>
@@ -10066,7 +10285,7 @@
               <w:spacing w:after="10" w:before="0"/>
               <w:ind w:left="120"/>
             </w:pPr>
-            <w:hyperlink w:history="1" r:id="rIddkq2crgqr3oig3pnlaz7f">
+            <w:hyperlink w:history="1" r:id="rId04whvv4xvyuhjmzarkarp">
               <w:r>
                 <w:rPr>
                   <w:rFonts w:ascii="Arial" w:cs="Arial" w:eastAsia="Arial" w:hAnsi="Arial"/>
@@ -10109,6 +10328,7 @@
           </w:tcPr>
           <w:p>
             <w:pPr>
+              <w:keepNext w:val="false"/>
               <w:spacing w:after="40" w:before="0"/>
               <w:jc w:val="left"/>
             </w:pPr>
@@ -10141,6 +10361,7 @@
           </w:tcPr>
           <w:p>
             <w:pPr>
+              <w:keepNext w:val="false"/>
               <w:spacing w:after="40" w:before="0"/>
               <w:jc w:val="left"/>
             </w:pPr>
@@ -10173,6 +10394,7 @@
           </w:tcPr>
           <w:p>
             <w:pPr>
+              <w:keepNext w:val="false"/>
               <w:spacing w:after="40" w:before="0"/>
               <w:jc w:val="left"/>
             </w:pPr>
@@ -10205,6 +10427,7 @@
           </w:tcPr>
           <w:p>
             <w:pPr>
+              <w:keepNext w:val="false"/>
               <w:spacing w:after="40" w:before="0"/>
               <w:jc w:val="left"/>
             </w:pPr>
@@ -10239,6 +10462,7 @@
           </w:tcPr>
           <w:p>
             <w:pPr>
+              <w:keepNext w:val="false"/>
               <w:spacing w:after="40" w:before="0"/>
               <w:jc w:val="left"/>
             </w:pPr>
@@ -10293,7 +10517,7 @@
               <w:spacing w:after="10" w:before="0"/>
               <w:ind w:left="120"/>
             </w:pPr>
-            <w:hyperlink w:history="1" r:id="rIdonbsngqm1lsmtpxfe5bsu">
+            <w:hyperlink w:history="1" r:id="rIdmamcrvdqb5nfax1j7xtar">
               <w:r>
                 <w:rPr>
                   <w:rFonts w:ascii="Arial" w:cs="Arial" w:eastAsia="Arial" w:hAnsi="Arial"/>
@@ -10370,7 +10594,7 @@
               <w:spacing w:after="10" w:before="0"/>
               <w:ind w:left="120"/>
             </w:pPr>
-            <w:hyperlink w:history="1" r:id="rIdgzc_z58tmyjwd6deas1fj">
+            <w:hyperlink w:history="1" r:id="rId5ejqesn52iwfvvw9ky9s0">
               <w:r>
                 <w:rPr>
                   <w:rFonts w:ascii="Arial" w:cs="Arial" w:eastAsia="Arial" w:hAnsi="Arial"/>
@@ -10413,6 +10637,7 @@
           </w:tcPr>
           <w:p>
             <w:pPr>
+              <w:keepNext w:val="false"/>
               <w:spacing w:after="40" w:before="0"/>
               <w:jc w:val="left"/>
             </w:pPr>
@@ -10445,6 +10670,7 @@
           </w:tcPr>
           <w:p>
             <w:pPr>
+              <w:keepNext w:val="false"/>
               <w:spacing w:after="40" w:before="0"/>
               <w:jc w:val="left"/>
             </w:pPr>
@@ -10477,6 +10703,7 @@
           </w:tcPr>
           <w:p>
             <w:pPr>
+              <w:keepNext w:val="false"/>
               <w:spacing w:after="40" w:before="0"/>
               <w:jc w:val="left"/>
             </w:pPr>
@@ -10509,6 +10736,7 @@
           </w:tcPr>
           <w:p>
             <w:pPr>
+              <w:keepNext w:val="false"/>
               <w:spacing w:after="40" w:before="0"/>
               <w:jc w:val="left"/>
             </w:pPr>
@@ -10568,6 +10796,7 @@
           </w:tcPr>
           <w:p>
             <w:pPr>
+              <w:keepNext w:val="false"/>
               <w:spacing w:after="40" w:before="0"/>
               <w:jc w:val="center"/>
             </w:pPr>
@@ -10602,6 +10831,7 @@
           </w:tcPr>
           <w:p>
             <w:pPr>
+              <w:keepNext w:val="false"/>
               <w:spacing w:after="40" w:before="0"/>
               <w:jc w:val="left"/>
             </w:pPr>
@@ -10621,6 +10851,7 @@
           </w:p>
           <w:p>
             <w:pPr>
+              <w:keepNext w:val="false"/>
               <w:spacing w:after="40" w:before="0"/>
               <w:jc w:val="left"/>
             </w:pPr>
@@ -10640,6 +10871,7 @@
           </w:p>
           <w:p>
             <w:pPr>
+              <w:keepNext w:val="false"/>
               <w:spacing w:after="40" w:before="0"/>
               <w:jc w:val="left"/>
             </w:pPr>
@@ -10659,6 +10891,7 @@
           </w:p>
           <w:p>
             <w:pPr>
+              <w:keepNext w:val="false"/>
               <w:spacing w:after="40" w:before="0"/>
               <w:jc w:val="left"/>
             </w:pPr>
@@ -10678,6 +10911,7 @@
           </w:p>
           <w:p>
             <w:pPr>
+              <w:keepNext w:val="false"/>
               <w:spacing w:after="40" w:before="0"/>
               <w:jc w:val="left"/>
             </w:pPr>
@@ -10697,6 +10931,7 @@
           </w:p>
           <w:p>
             <w:pPr>
+              <w:keepNext w:val="false"/>
               <w:spacing w:after="40" w:before="0"/>
               <w:jc w:val="left"/>
             </w:pPr>
@@ -10758,6 +10993,7 @@
           </w:tcPr>
           <w:p>
             <w:pPr>
+              <w:keepNext w:val="false"/>
               <w:spacing w:after="40" w:before="0"/>
               <w:jc w:val="center"/>
             </w:pPr>
@@ -10792,6 +11028,7 @@
           </w:tcPr>
           <w:p>
             <w:pPr>
+              <w:keepNext w:val="false"/>
               <w:spacing w:after="40" w:before="0"/>
               <w:jc w:val="left"/>
             </w:pPr>
@@ -10824,6 +11061,7 @@
           </w:tcPr>
           <w:p>
             <w:pPr>
+              <w:keepNext w:val="false"/>
               <w:spacing w:after="40" w:before="0"/>
               <w:jc w:val="left"/>
             </w:pPr>
@@ -10858,6 +11096,7 @@
           </w:tcPr>
           <w:p>
             <w:pPr>
+              <w:keepNext w:val="false"/>
               <w:spacing w:after="40" w:before="0"/>
               <w:jc w:val="left"/>
             </w:pPr>
@@ -10890,6 +11129,7 @@
           </w:tcPr>
           <w:p>
             <w:pPr>
+              <w:keepNext w:val="false"/>
               <w:spacing w:after="40" w:before="0"/>
               <w:jc w:val="left"/>
             </w:pPr>
@@ -10924,6 +11164,7 @@
           </w:tcPr>
           <w:p>
             <w:pPr>
+              <w:keepNext w:val="false"/>
               <w:spacing w:after="40" w:before="0"/>
               <w:jc w:val="left"/>
             </w:pPr>
@@ -10956,6 +11197,7 @@
           </w:tcPr>
           <w:p>
             <w:pPr>
+              <w:keepNext w:val="false"/>
               <w:spacing w:after="40" w:before="0"/>
               <w:jc w:val="left"/>
             </w:pPr>
@@ -10992,7 +11234,7 @@
         </w:rPr>
         <w:t xml:space="preserve">© 2026 SeaVuria and ARES. Aligned with KICD objectives. Developed by SeaVuria; technical implementation by ARES (with AI assistance from Claude). Licensed under </w:t>
       </w:r>
-      <w:hyperlink w:history="1" r:id="rIdcptkcvwgheijzezvwhiqj">
+      <w:hyperlink w:history="1" r:id="rIdyuaby1umlye_u7tgkukwj">
         <w:r>
           <w:rPr>
             <w:rFonts w:ascii="Arial" w:cs="Arial" w:eastAsia="Arial" w:hAnsi="Arial"/>
@@ -11013,7 +11255,7 @@
         </w:rPr>
         <w:t xml:space="preserve"> (</w:t>
       </w:r>
-      <w:hyperlink w:history="1" r:id="rIddghhuapjbl2wwxfwc0pwy">
+      <w:hyperlink w:history="1" r:id="rIdx4vrsbwawuxvar6wncmun">
         <w:r>
           <w:rPr>
             <w:rFonts w:ascii="Arial" w:cs="Arial" w:eastAsia="Arial" w:hAnsi="Arial"/>
@@ -11073,6 +11315,7 @@
           </w:tcPr>
           <w:p>
             <w:pPr>
+              <w:keepNext w:val="false"/>
               <w:spacing w:after="40" w:before="0"/>
               <w:jc w:val="center"/>
             </w:pPr>
@@ -11108,6 +11351,7 @@
           </w:tcPr>
           <w:p>
             <w:pPr>
+              <w:keepNext w:val="false"/>
               <w:spacing w:after="40" w:before="0"/>
               <w:jc w:val="center"/>
             </w:pPr>
@@ -11142,6 +11386,7 @@
           </w:tcPr>
           <w:p>
             <w:pPr>
+              <w:keepNext w:val="false"/>
               <w:spacing w:after="40" w:before="0"/>
               <w:jc w:val="left"/>
             </w:pPr>
@@ -11174,6 +11419,7 @@
           </w:tcPr>
           <w:p>
             <w:pPr>
+              <w:keepNext w:val="false"/>
               <w:spacing w:after="40" w:before="0"/>
               <w:jc w:val="left"/>
             </w:pPr>
@@ -11208,6 +11454,7 @@
           </w:tcPr>
           <w:p>
             <w:pPr>
+              <w:keepNext w:val="false"/>
               <w:spacing w:after="40" w:before="0"/>
               <w:jc w:val="left"/>
             </w:pPr>
@@ -11240,6 +11487,7 @@
           </w:tcPr>
           <w:p>
             <w:pPr>
+              <w:keepNext w:val="false"/>
               <w:spacing w:after="40" w:before="0"/>
               <w:jc w:val="left"/>
             </w:pPr>
@@ -11274,6 +11522,7 @@
           </w:tcPr>
           <w:p>
             <w:pPr>
+              <w:keepNext w:val="false"/>
               <w:spacing w:after="40" w:before="0"/>
               <w:jc w:val="left"/>
             </w:pPr>
@@ -11306,6 +11555,7 @@
           </w:tcPr>
           <w:p>
             <w:pPr>
+              <w:keepNext w:val="false"/>
               <w:spacing w:after="40" w:before="0"/>
               <w:jc w:val="left"/>
             </w:pPr>
@@ -11340,6 +11590,7 @@
           </w:tcPr>
           <w:p>
             <w:pPr>
+              <w:keepNext w:val="false"/>
               <w:spacing w:after="40" w:before="0"/>
               <w:jc w:val="left"/>
             </w:pPr>
@@ -11372,6 +11623,7 @@
           </w:tcPr>
           <w:p>
             <w:pPr>
+              <w:keepNext w:val="false"/>
               <w:spacing w:after="40" w:before="0"/>
               <w:jc w:val="left"/>
             </w:pPr>
@@ -11406,6 +11658,7 @@
           </w:tcPr>
           <w:p>
             <w:pPr>
+              <w:keepNext w:val="false"/>
               <w:spacing w:after="40" w:before="0"/>
               <w:jc w:val="left"/>
             </w:pPr>
@@ -11438,6 +11691,7 @@
           </w:tcPr>
           <w:p>
             <w:pPr>
+              <w:keepNext w:val="false"/>
               <w:spacing w:after="40" w:before="0"/>
               <w:jc w:val="left"/>
             </w:pPr>
@@ -11472,6 +11726,7 @@
           </w:tcPr>
           <w:p>
             <w:pPr>
+              <w:keepNext w:val="false"/>
               <w:spacing w:after="40" w:before="0"/>
               <w:jc w:val="left"/>
             </w:pPr>
@@ -11504,6 +11759,7 @@
           </w:tcPr>
           <w:p>
             <w:pPr>
+              <w:keepNext w:val="false"/>
               <w:spacing w:after="40" w:before="0"/>
               <w:jc w:val="left"/>
             </w:pPr>
@@ -11538,6 +11794,7 @@
           </w:tcPr>
           <w:p>
             <w:pPr>
+              <w:keepNext w:val="false"/>
               <w:spacing w:after="40" w:before="0"/>
               <w:jc w:val="left"/>
             </w:pPr>
@@ -11570,6 +11827,7 @@
           </w:tcPr>
           <w:p>
             <w:pPr>
+              <w:keepNext w:val="false"/>
               <w:spacing w:after="40" w:before="0"/>
               <w:jc w:val="left"/>
             </w:pPr>
@@ -11604,6 +11862,7 @@
           </w:tcPr>
           <w:p>
             <w:pPr>
+              <w:keepNext w:val="false"/>
               <w:spacing w:after="40" w:before="0"/>
               <w:jc w:val="left"/>
             </w:pPr>
@@ -11636,6 +11895,7 @@
           </w:tcPr>
           <w:p>
             <w:pPr>
+              <w:keepNext w:val="false"/>
               <w:spacing w:after="40" w:before="0"/>
               <w:jc w:val="left"/>
             </w:pPr>
@@ -11695,6 +11955,7 @@
           </w:tcPr>
           <w:p>
             <w:pPr>
+              <w:keepNext w:val="false"/>
               <w:spacing w:after="40" w:before="0"/>
               <w:jc w:val="center"/>
             </w:pPr>
@@ -11729,6 +11990,7 @@
           </w:tcPr>
           <w:p>
             <w:pPr>
+              <w:keepNext w:val="false"/>
               <w:spacing w:after="40" w:before="0"/>
               <w:jc w:val="left"/>
             </w:pPr>
@@ -11793,6 +12055,7 @@
           </w:tcPr>
           <w:p>
             <w:pPr>
+              <w:keepNext w:val="false"/>
               <w:spacing w:after="40" w:before="0"/>
               <w:jc w:val="center"/>
             </w:pPr>
@@ -11827,6 +12090,7 @@
           </w:tcPr>
           <w:p>
             <w:pPr>
+              <w:keepNext w:val="false"/>
               <w:spacing w:after="40" w:before="0"/>
               <w:jc w:val="left"/>
             </w:pPr>
@@ -11859,6 +12123,7 @@
           </w:tcPr>
           <w:p>
             <w:pPr>
+              <w:keepNext w:val="false"/>
               <w:spacing w:after="40" w:before="0"/>
               <w:jc w:val="left"/>
             </w:pPr>
@@ -11891,6 +12156,7 @@
           </w:tcPr>
           <w:p>
             <w:pPr>
+              <w:keepNext w:val="false"/>
               <w:spacing w:after="40" w:before="0"/>
               <w:jc w:val="left"/>
             </w:pPr>
@@ -11923,6 +12189,7 @@
           </w:tcPr>
           <w:p>
             <w:pPr>
+              <w:keepNext w:val="false"/>
               <w:spacing w:after="40" w:before="0"/>
               <w:jc w:val="left"/>
             </w:pPr>
@@ -11955,6 +12222,7 @@
           </w:tcPr>
           <w:p>
             <w:pPr>
+              <w:keepNext w:val="false"/>
               <w:spacing w:after="40" w:before="0"/>
               <w:jc w:val="left"/>
             </w:pPr>
@@ -11989,6 +12257,7 @@
           </w:tcPr>
           <w:p>
             <w:pPr>
+              <w:keepNext w:val="false"/>
               <w:spacing w:after="40" w:before="0"/>
               <w:jc w:val="left"/>
             </w:pPr>
@@ -12026,7 +12295,7 @@
             <w:pPr>
               <w:spacing w:after="20" w:before="0"/>
             </w:pPr>
-            <w:hyperlink w:history="1" r:id="rId7um9rf2pziluin3lpqwuv">
+            <w:hyperlink w:history="1" r:id="rIdqc7xza-asanpbg9sfshxv">
               <w:r>
                 <w:rPr>
                   <w:rFonts w:ascii="Arial" w:cs="Arial" w:eastAsia="Arial" w:hAnsi="Arial"/>
@@ -12075,7 +12344,7 @@
               <w:spacing w:after="10" w:before="0"/>
               <w:ind w:left="120"/>
             </w:pPr>
-            <w:hyperlink w:history="1" r:id="rIdsilemklouz5b-exx8c23j">
+            <w:hyperlink w:history="1" r:id="rIdqhsfsn8vjlft6p-qimem5">
               <w:r>
                 <w:rPr>
                   <w:rFonts w:ascii="Arial" w:cs="Arial" w:eastAsia="Arial" w:hAnsi="Arial"/>
@@ -12137,7 +12406,7 @@
               <w:spacing w:after="10" w:before="0"/>
               <w:ind w:left="120"/>
             </w:pPr>
-            <w:hyperlink w:history="1" r:id="rIdls37-5rwsm-v62pdvjaod">
+            <w:hyperlink w:history="1" r:id="rIdy0eo3iaj19qmwofds_eib">
               <w:r>
                 <w:rPr>
                   <w:rFonts w:ascii="Arial" w:cs="Arial" w:eastAsia="Arial" w:hAnsi="Arial"/>
@@ -12180,6 +12449,7 @@
           </w:tcPr>
           <w:p>
             <w:pPr>
+              <w:keepNext w:val="false"/>
               <w:spacing w:after="40" w:before="0"/>
               <w:jc w:val="left"/>
             </w:pPr>
@@ -12212,6 +12482,7 @@
           </w:tcPr>
           <w:p>
             <w:pPr>
+              <w:keepNext w:val="false"/>
               <w:spacing w:after="40" w:before="0"/>
               <w:jc w:val="left"/>
             </w:pPr>
@@ -12244,6 +12515,7 @@
           </w:tcPr>
           <w:p>
             <w:pPr>
+              <w:keepNext w:val="false"/>
               <w:spacing w:after="40" w:before="0"/>
               <w:jc w:val="left"/>
             </w:pPr>
@@ -12276,6 +12548,7 @@
           </w:tcPr>
           <w:p>
             <w:pPr>
+              <w:keepNext w:val="false"/>
               <w:spacing w:after="40" w:before="0"/>
               <w:jc w:val="left"/>
             </w:pPr>
@@ -12310,6 +12583,7 @@
           </w:tcPr>
           <w:p>
             <w:pPr>
+              <w:keepNext w:val="false"/>
               <w:spacing w:after="40" w:before="0"/>
               <w:jc w:val="left"/>
             </w:pPr>
@@ -12347,7 +12621,7 @@
             <w:pPr>
               <w:spacing w:after="20" w:before="0"/>
             </w:pPr>
-            <w:hyperlink w:history="1" r:id="rIduck_fb6wwyxlfdiu6athq">
+            <w:hyperlink w:history="1" r:id="rIdhrtagihpbxdgr25gzxagg">
               <w:r>
                 <w:rPr>
                   <w:rFonts w:ascii="Arial" w:cs="Arial" w:eastAsia="Arial" w:hAnsi="Arial"/>
@@ -12396,7 +12670,7 @@
               <w:spacing w:after="10" w:before="0"/>
               <w:ind w:left="120"/>
             </w:pPr>
-            <w:hyperlink w:history="1" r:id="rIdn_etcdtrmxpjga9nq69g0">
+            <w:hyperlink w:history="1" r:id="rIdljklsn7nbrmb-d7vogvj4">
               <w:r>
                 <w:rPr>
                   <w:rFonts w:ascii="Arial" w:cs="Arial" w:eastAsia="Arial" w:hAnsi="Arial"/>
@@ -12458,7 +12732,7 @@
               <w:spacing w:after="10" w:before="0"/>
               <w:ind w:left="120"/>
             </w:pPr>
-            <w:hyperlink w:history="1" r:id="rIdc1-itx9hlco81h6yvscmg">
+            <w:hyperlink w:history="1" r:id="rIdctcwzi8r8txnsw_gvhvtt">
               <w:r>
                 <w:rPr>
                   <w:rFonts w:ascii="Arial" w:cs="Arial" w:eastAsia="Arial" w:hAnsi="Arial"/>
@@ -12501,6 +12775,7 @@
           </w:tcPr>
           <w:p>
             <w:pPr>
+              <w:keepNext w:val="false"/>
               <w:spacing w:after="40" w:before="0"/>
               <w:jc w:val="left"/>
             </w:pPr>
@@ -12533,6 +12808,7 @@
           </w:tcPr>
           <w:p>
             <w:pPr>
+              <w:keepNext w:val="false"/>
               <w:spacing w:after="40" w:before="0"/>
               <w:jc w:val="left"/>
             </w:pPr>
@@ -12565,6 +12841,7 @@
           </w:tcPr>
           <w:p>
             <w:pPr>
+              <w:keepNext w:val="false"/>
               <w:spacing w:after="40" w:before="0"/>
               <w:jc w:val="left"/>
             </w:pPr>
@@ -12597,6 +12874,7 @@
           </w:tcPr>
           <w:p>
             <w:pPr>
+              <w:keepNext w:val="false"/>
               <w:spacing w:after="40" w:before="0"/>
               <w:jc w:val="left"/>
             </w:pPr>
@@ -12631,6 +12909,7 @@
           </w:tcPr>
           <w:p>
             <w:pPr>
+              <w:keepNext w:val="false"/>
               <w:spacing w:after="40" w:before="0"/>
               <w:jc w:val="left"/>
             </w:pPr>
@@ -12668,7 +12947,7 @@
             <w:pPr>
               <w:spacing w:after="20" w:before="0"/>
             </w:pPr>
-            <w:hyperlink w:history="1" r:id="rIdq9h0havrh6jtxalidckf7">
+            <w:hyperlink w:history="1" r:id="rIdd5klcsmol0n5z_urgsfzm">
               <w:r>
                 <w:rPr>
                   <w:rFonts w:ascii="Arial" w:cs="Arial" w:eastAsia="Arial" w:hAnsi="Arial"/>
@@ -12717,7 +12996,7 @@
               <w:spacing w:after="10" w:before="0"/>
               <w:ind w:left="120"/>
             </w:pPr>
-            <w:hyperlink w:history="1" r:id="rIdu3apg0-ixnkx7lbqm8gbb">
+            <w:hyperlink w:history="1" r:id="rIdj2nsrpfd7kbhf-e3mgtna">
               <w:r>
                 <w:rPr>
                   <w:rFonts w:ascii="Arial" w:cs="Arial" w:eastAsia="Arial" w:hAnsi="Arial"/>
@@ -12779,7 +13058,7 @@
               <w:spacing w:after="10" w:before="0"/>
               <w:ind w:left="120"/>
             </w:pPr>
-            <w:hyperlink w:history="1" r:id="rIdqm3gjbzmvpl0f8p0apabh">
+            <w:hyperlink w:history="1" r:id="rIdua1y1dc25f-8rrf2tslcx">
               <w:r>
                 <w:rPr>
                   <w:rFonts w:ascii="Arial" w:cs="Arial" w:eastAsia="Arial" w:hAnsi="Arial"/>
@@ -12822,6 +13101,7 @@
           </w:tcPr>
           <w:p>
             <w:pPr>
+              <w:keepNext w:val="false"/>
               <w:spacing w:after="40" w:before="0"/>
               <w:jc w:val="left"/>
             </w:pPr>
@@ -12854,6 +13134,7 @@
           </w:tcPr>
           <w:p>
             <w:pPr>
+              <w:keepNext w:val="false"/>
               <w:spacing w:after="40" w:before="0"/>
               <w:jc w:val="left"/>
             </w:pPr>
@@ -12886,6 +13167,7 @@
           </w:tcPr>
           <w:p>
             <w:pPr>
+              <w:keepNext w:val="false"/>
               <w:spacing w:after="40" w:before="0"/>
               <w:jc w:val="left"/>
             </w:pPr>
@@ -12918,6 +13200,7 @@
           </w:tcPr>
           <w:p>
             <w:pPr>
+              <w:keepNext w:val="false"/>
               <w:spacing w:after="40" w:before="0"/>
               <w:jc w:val="left"/>
             </w:pPr>
@@ -12952,6 +13235,7 @@
           </w:tcPr>
           <w:p>
             <w:pPr>
+              <w:keepNext w:val="false"/>
               <w:spacing w:after="40" w:before="0"/>
               <w:jc w:val="left"/>
             </w:pPr>
@@ -12989,7 +13273,7 @@
             <w:pPr>
               <w:spacing w:after="20" w:before="0"/>
             </w:pPr>
-            <w:hyperlink w:history="1" r:id="rId55e0l0d320i2fg4zl9lxu">
+            <w:hyperlink w:history="1" r:id="rIdx_wbkrucba-9hx6sdbmi1">
               <w:r>
                 <w:rPr>
                   <w:rFonts w:ascii="Arial" w:cs="Arial" w:eastAsia="Arial" w:hAnsi="Arial"/>
@@ -13038,7 +13322,7 @@
               <w:spacing w:after="10" w:before="0"/>
               <w:ind w:left="120"/>
             </w:pPr>
-            <w:hyperlink w:history="1" r:id="rId5iv8pamhdxssh9yqo7luh">
+            <w:hyperlink w:history="1" r:id="rIdy1aht4nickfrxnkst7-t4">
               <w:r>
                 <w:rPr>
                   <w:rFonts w:ascii="Arial" w:cs="Arial" w:eastAsia="Arial" w:hAnsi="Arial"/>
@@ -13100,7 +13384,7 @@
               <w:spacing w:after="10" w:before="0"/>
               <w:ind w:left="120"/>
             </w:pPr>
-            <w:hyperlink w:history="1" r:id="rId3eyqwleoqc7ykbcwitoej">
+            <w:hyperlink w:history="1" r:id="rIdh4kby88lordqpjbqm0de3">
               <w:r>
                 <w:rPr>
                   <w:rFonts w:ascii="Arial" w:cs="Arial" w:eastAsia="Arial" w:hAnsi="Arial"/>
@@ -13143,6 +13427,7 @@
           </w:tcPr>
           <w:p>
             <w:pPr>
+              <w:keepNext w:val="false"/>
               <w:spacing w:after="40" w:before="0"/>
               <w:jc w:val="left"/>
             </w:pPr>
@@ -13175,6 +13460,7 @@
           </w:tcPr>
           <w:p>
             <w:pPr>
+              <w:keepNext w:val="false"/>
               <w:spacing w:after="40" w:before="0"/>
               <w:jc w:val="left"/>
             </w:pPr>
@@ -13207,6 +13493,7 @@
           </w:tcPr>
           <w:p>
             <w:pPr>
+              <w:keepNext w:val="false"/>
               <w:spacing w:after="40" w:before="0"/>
               <w:jc w:val="left"/>
             </w:pPr>
@@ -13239,6 +13526,7 @@
           </w:tcPr>
           <w:p>
             <w:pPr>
+              <w:keepNext w:val="false"/>
               <w:spacing w:after="40" w:before="0"/>
               <w:jc w:val="left"/>
             </w:pPr>
@@ -13273,6 +13561,7 @@
           </w:tcPr>
           <w:p>
             <w:pPr>
+              <w:keepNext w:val="false"/>
               <w:spacing w:after="40" w:before="0"/>
               <w:jc w:val="left"/>
             </w:pPr>
@@ -13310,7 +13599,7 @@
             <w:pPr>
               <w:spacing w:after="20" w:before="0"/>
             </w:pPr>
-            <w:hyperlink w:history="1" r:id="rIdrq_pyu94vyj75biv4b97x">
+            <w:hyperlink w:history="1" r:id="rIdvjopf3iqu4bufa7yrecni">
               <w:r>
                 <w:rPr>
                   <w:rFonts w:ascii="Arial" w:cs="Arial" w:eastAsia="Arial" w:hAnsi="Arial"/>
@@ -13359,7 +13648,7 @@
               <w:spacing w:after="10" w:before="0"/>
               <w:ind w:left="120"/>
             </w:pPr>
-            <w:hyperlink w:history="1" r:id="rIdpsnxpghg-zlzagvuf_gs6">
+            <w:hyperlink w:history="1" r:id="rIdfy3e6f62shubpgyfbqo5-">
               <w:r>
                 <w:rPr>
                   <w:rFonts w:ascii="Arial" w:cs="Arial" w:eastAsia="Arial" w:hAnsi="Arial"/>
@@ -13421,7 +13710,7 @@
               <w:spacing w:after="10" w:before="0"/>
               <w:ind w:left="120"/>
             </w:pPr>
-            <w:hyperlink w:history="1" r:id="rIdwvjp74qycrb1iqqs4gz-2">
+            <w:hyperlink w:history="1" r:id="rId9hlc8brtpzkfw4bzifdw4">
               <w:r>
                 <w:rPr>
                   <w:rFonts w:ascii="Arial" w:cs="Arial" w:eastAsia="Arial" w:hAnsi="Arial"/>
@@ -13464,6 +13753,7 @@
           </w:tcPr>
           <w:p>
             <w:pPr>
+              <w:keepNext w:val="false"/>
               <w:spacing w:after="40" w:before="0"/>
               <w:jc w:val="left"/>
             </w:pPr>
@@ -13496,6 +13786,7 @@
           </w:tcPr>
           <w:p>
             <w:pPr>
+              <w:keepNext w:val="false"/>
               <w:spacing w:after="40" w:before="0"/>
               <w:jc w:val="left"/>
             </w:pPr>
@@ -13528,6 +13819,7 @@
           </w:tcPr>
           <w:p>
             <w:pPr>
+              <w:keepNext w:val="false"/>
               <w:spacing w:after="40" w:before="0"/>
               <w:jc w:val="left"/>
             </w:pPr>
@@ -13560,6 +13852,7 @@
           </w:tcPr>
           <w:p>
             <w:pPr>
+              <w:keepNext w:val="false"/>
               <w:spacing w:after="40" w:before="0"/>
               <w:jc w:val="left"/>
             </w:pPr>
@@ -13619,6 +13912,7 @@
           </w:tcPr>
           <w:p>
             <w:pPr>
+              <w:keepNext w:val="false"/>
               <w:spacing w:after="40" w:before="0"/>
               <w:jc w:val="center"/>
             </w:pPr>
@@ -13653,6 +13947,7 @@
           </w:tcPr>
           <w:p>
             <w:pPr>
+              <w:keepNext w:val="false"/>
               <w:spacing w:after="40" w:before="0"/>
               <w:jc w:val="left"/>
             </w:pPr>
@@ -13714,6 +14009,7 @@
           </w:tcPr>
           <w:p>
             <w:pPr>
+              <w:keepNext w:val="false"/>
               <w:spacing w:after="40" w:before="0"/>
               <w:jc w:val="center"/>
             </w:pPr>
@@ -13748,6 +14044,7 @@
           </w:tcPr>
           <w:p>
             <w:pPr>
+              <w:keepNext w:val="false"/>
               <w:spacing w:after="40" w:before="0"/>
               <w:jc w:val="left"/>
             </w:pPr>
@@ -13780,6 +14077,7 @@
           </w:tcPr>
           <w:p>
             <w:pPr>
+              <w:keepNext w:val="false"/>
               <w:spacing w:after="40" w:before="0"/>
               <w:jc w:val="left"/>
             </w:pPr>
@@ -13814,6 +14112,7 @@
           </w:tcPr>
           <w:p>
             <w:pPr>
+              <w:keepNext w:val="false"/>
               <w:spacing w:after="40" w:before="0"/>
               <w:jc w:val="left"/>
             </w:pPr>
@@ -13846,6 +14145,7 @@
           </w:tcPr>
           <w:p>
             <w:pPr>
+              <w:keepNext w:val="false"/>
               <w:spacing w:after="40" w:before="0"/>
               <w:jc w:val="left"/>
             </w:pPr>
@@ -13880,6 +14180,7 @@
           </w:tcPr>
           <w:p>
             <w:pPr>
+              <w:keepNext w:val="false"/>
               <w:spacing w:after="40" w:before="0"/>
               <w:jc w:val="left"/>
             </w:pPr>
@@ -13912,6 +14213,7 @@
           </w:tcPr>
           <w:p>
             <w:pPr>
+              <w:keepNext w:val="false"/>
               <w:spacing w:after="40" w:before="0"/>
               <w:jc w:val="left"/>
             </w:pPr>
@@ -13948,7 +14250,7 @@
         </w:rPr>
         <w:t xml:space="preserve">© 2026 SeaVuria and ARES. Aligned with KICD objectives. Developed by SeaVuria; technical implementation by ARES (with AI assistance from Claude). Licensed under </w:t>
       </w:r>
-      <w:hyperlink w:history="1" r:id="rIdu7j6ovp9qgkojdyo5hxdt">
+      <w:hyperlink w:history="1" r:id="rIdfbf4fofdtztu5gilviuuj">
         <w:r>
           <w:rPr>
             <w:rFonts w:ascii="Arial" w:cs="Arial" w:eastAsia="Arial" w:hAnsi="Arial"/>
@@ -13969,7 +14271,7 @@
         </w:rPr>
         <w:t xml:space="preserve"> (</w:t>
       </w:r>
-      <w:hyperlink w:history="1" r:id="rId9lbgoirpxrw343okox69v">
+      <w:hyperlink w:history="1" r:id="rIdyjndhmd24nymucqhruitg">
         <w:r>
           <w:rPr>
             <w:rFonts w:ascii="Arial" w:cs="Arial" w:eastAsia="Arial" w:hAnsi="Arial"/>
@@ -14029,6 +14331,7 @@
           </w:tcPr>
           <w:p>
             <w:pPr>
+              <w:keepNext w:val="false"/>
               <w:spacing w:after="40" w:before="0"/>
               <w:jc w:val="center"/>
             </w:pPr>
@@ -14064,6 +14367,7 @@
           </w:tcPr>
           <w:p>
             <w:pPr>
+              <w:keepNext w:val="false"/>
               <w:spacing w:after="40" w:before="0"/>
               <w:jc w:val="center"/>
             </w:pPr>
@@ -14098,6 +14402,7 @@
           </w:tcPr>
           <w:p>
             <w:pPr>
+              <w:keepNext w:val="false"/>
               <w:spacing w:after="40" w:before="0"/>
               <w:jc w:val="left"/>
             </w:pPr>
@@ -14130,6 +14435,7 @@
           </w:tcPr>
           <w:p>
             <w:pPr>
+              <w:keepNext w:val="false"/>
               <w:spacing w:after="40" w:before="0"/>
               <w:jc w:val="left"/>
             </w:pPr>
@@ -14164,6 +14470,7 @@
           </w:tcPr>
           <w:p>
             <w:pPr>
+              <w:keepNext w:val="false"/>
               <w:spacing w:after="40" w:before="0"/>
               <w:jc w:val="left"/>
             </w:pPr>
@@ -14196,6 +14503,7 @@
           </w:tcPr>
           <w:p>
             <w:pPr>
+              <w:keepNext w:val="false"/>
               <w:spacing w:after="40" w:before="0"/>
               <w:jc w:val="left"/>
             </w:pPr>
@@ -14230,6 +14538,7 @@
           </w:tcPr>
           <w:p>
             <w:pPr>
+              <w:keepNext w:val="false"/>
               <w:spacing w:after="40" w:before="0"/>
               <w:jc w:val="left"/>
             </w:pPr>
@@ -14262,6 +14571,7 @@
           </w:tcPr>
           <w:p>
             <w:pPr>
+              <w:keepNext w:val="false"/>
               <w:spacing w:after="40" w:before="0"/>
               <w:jc w:val="left"/>
             </w:pPr>
@@ -14296,6 +14606,7 @@
           </w:tcPr>
           <w:p>
             <w:pPr>
+              <w:keepNext w:val="false"/>
               <w:spacing w:after="40" w:before="0"/>
               <w:jc w:val="left"/>
             </w:pPr>
@@ -14328,6 +14639,7 @@
           </w:tcPr>
           <w:p>
             <w:pPr>
+              <w:keepNext w:val="false"/>
               <w:spacing w:after="40" w:before="0"/>
               <w:jc w:val="left"/>
             </w:pPr>
@@ -14362,6 +14674,7 @@
           </w:tcPr>
           <w:p>
             <w:pPr>
+              <w:keepNext w:val="false"/>
               <w:spacing w:after="40" w:before="0"/>
               <w:jc w:val="left"/>
             </w:pPr>
@@ -14394,6 +14707,7 @@
           </w:tcPr>
           <w:p>
             <w:pPr>
+              <w:keepNext w:val="false"/>
               <w:spacing w:after="40" w:before="0"/>
               <w:jc w:val="left"/>
             </w:pPr>
@@ -14428,6 +14742,7 @@
           </w:tcPr>
           <w:p>
             <w:pPr>
+              <w:keepNext w:val="false"/>
               <w:spacing w:after="40" w:before="0"/>
               <w:jc w:val="left"/>
             </w:pPr>
@@ -14460,6 +14775,7 @@
           </w:tcPr>
           <w:p>
             <w:pPr>
+              <w:keepNext w:val="false"/>
               <w:spacing w:after="40" w:before="0"/>
               <w:jc w:val="left"/>
             </w:pPr>
@@ -14494,6 +14810,7 @@
           </w:tcPr>
           <w:p>
             <w:pPr>
+              <w:keepNext w:val="false"/>
               <w:spacing w:after="40" w:before="0"/>
               <w:jc w:val="left"/>
             </w:pPr>
@@ -14526,6 +14843,7 @@
           </w:tcPr>
           <w:p>
             <w:pPr>
+              <w:keepNext w:val="false"/>
               <w:spacing w:after="40" w:before="0"/>
               <w:jc w:val="left"/>
             </w:pPr>
@@ -14560,6 +14878,7 @@
           </w:tcPr>
           <w:p>
             <w:pPr>
+              <w:keepNext w:val="false"/>
               <w:spacing w:after="40" w:before="0"/>
               <w:jc w:val="left"/>
             </w:pPr>
@@ -14592,6 +14911,7 @@
           </w:tcPr>
           <w:p>
             <w:pPr>
+              <w:keepNext w:val="false"/>
               <w:spacing w:after="40" w:before="0"/>
               <w:jc w:val="left"/>
             </w:pPr>
@@ -14651,6 +14971,7 @@
           </w:tcPr>
           <w:p>
             <w:pPr>
+              <w:keepNext w:val="false"/>
               <w:spacing w:after="40" w:before="0"/>
               <w:jc w:val="center"/>
             </w:pPr>
@@ -14685,6 +15006,7 @@
           </w:tcPr>
           <w:p>
             <w:pPr>
+              <w:keepNext w:val="false"/>
               <w:spacing w:after="40" w:before="0"/>
               <w:jc w:val="left"/>
             </w:pPr>
@@ -14749,6 +15071,7 @@
           </w:tcPr>
           <w:p>
             <w:pPr>
+              <w:keepNext w:val="false"/>
               <w:spacing w:after="40" w:before="0"/>
               <w:jc w:val="center"/>
             </w:pPr>
@@ -14783,6 +15106,7 @@
           </w:tcPr>
           <w:p>
             <w:pPr>
+              <w:keepNext w:val="false"/>
               <w:spacing w:after="40" w:before="0"/>
               <w:jc w:val="left"/>
             </w:pPr>
@@ -14815,6 +15139,7 @@
           </w:tcPr>
           <w:p>
             <w:pPr>
+              <w:keepNext w:val="false"/>
               <w:spacing w:after="40" w:before="0"/>
               <w:jc w:val="left"/>
             </w:pPr>
@@ -14847,6 +15172,7 @@
           </w:tcPr>
           <w:p>
             <w:pPr>
+              <w:keepNext w:val="false"/>
               <w:spacing w:after="40" w:before="0"/>
               <w:jc w:val="left"/>
             </w:pPr>
@@ -14879,6 +15205,7 @@
           </w:tcPr>
           <w:p>
             <w:pPr>
+              <w:keepNext w:val="false"/>
               <w:spacing w:after="40" w:before="0"/>
               <w:jc w:val="left"/>
             </w:pPr>
@@ -14911,6 +15238,7 @@
           </w:tcPr>
           <w:p>
             <w:pPr>
+              <w:keepNext w:val="false"/>
               <w:spacing w:after="40" w:before="0"/>
               <w:jc w:val="left"/>
             </w:pPr>
@@ -14945,6 +15273,7 @@
           </w:tcPr>
           <w:p>
             <w:pPr>
+              <w:keepNext w:val="false"/>
               <w:spacing w:after="40" w:before="0"/>
               <w:jc w:val="left"/>
             </w:pPr>
@@ -14999,7 +15328,7 @@
               <w:spacing w:after="10" w:before="0"/>
               <w:ind w:left="120"/>
             </w:pPr>
-            <w:hyperlink w:history="1" r:id="rIdmvgb3qh5cgepxvknglv1x">
+            <w:hyperlink w:history="1" r:id="rIdlvjzvksczv7kxgt1uc2xb">
               <w:r>
                 <w:rPr>
                   <w:rFonts w:ascii="Arial" w:cs="Arial" w:eastAsia="Arial" w:hAnsi="Arial"/>
@@ -15076,7 +15405,7 @@
               <w:spacing w:after="10" w:before="0"/>
               <w:ind w:left="120"/>
             </w:pPr>
-            <w:hyperlink w:history="1" r:id="rIdv9pmt-symy8yij6zfkuml">
+            <w:hyperlink w:history="1" r:id="rIdgxbyibzdeeas5bviibszu">
               <w:r>
                 <w:rPr>
                   <w:rFonts w:ascii="Arial" w:cs="Arial" w:eastAsia="Arial" w:hAnsi="Arial"/>
@@ -15119,6 +15448,7 @@
           </w:tcPr>
           <w:p>
             <w:pPr>
+              <w:keepNext w:val="false"/>
               <w:spacing w:after="40" w:before="0"/>
               <w:jc w:val="left"/>
             </w:pPr>
@@ -15151,6 +15481,7 @@
           </w:tcPr>
           <w:p>
             <w:pPr>
+              <w:keepNext w:val="false"/>
               <w:spacing w:after="40" w:before="0"/>
               <w:jc w:val="left"/>
             </w:pPr>
@@ -15183,6 +15514,7 @@
           </w:tcPr>
           <w:p>
             <w:pPr>
+              <w:keepNext w:val="false"/>
               <w:spacing w:after="40" w:before="0"/>
               <w:jc w:val="left"/>
             </w:pPr>
@@ -15215,6 +15547,7 @@
           </w:tcPr>
           <w:p>
             <w:pPr>
+              <w:keepNext w:val="false"/>
               <w:spacing w:after="40" w:before="0"/>
               <w:jc w:val="left"/>
             </w:pPr>
@@ -15249,6 +15582,7 @@
           </w:tcPr>
           <w:p>
             <w:pPr>
+              <w:keepNext w:val="false"/>
               <w:spacing w:after="40" w:before="0"/>
               <w:jc w:val="left"/>
             </w:pPr>
@@ -15303,7 +15637,7 @@
               <w:spacing w:after="10" w:before="0"/>
               <w:ind w:left="120"/>
             </w:pPr>
-            <w:hyperlink w:history="1" r:id="rId6zslxqt_mz0ok15p94s5l">
+            <w:hyperlink w:history="1" r:id="rIdvw0ok03ptetyikb10bbni">
               <w:r>
                 <w:rPr>
                   <w:rFonts w:ascii="Arial" w:cs="Arial" w:eastAsia="Arial" w:hAnsi="Arial"/>
@@ -15380,7 +15714,7 @@
               <w:spacing w:after="10" w:before="0"/>
               <w:ind w:left="120"/>
             </w:pPr>
-            <w:hyperlink w:history="1" r:id="rIdkzvhnhufexiwzlfaoyxt_">
+            <w:hyperlink w:history="1" r:id="rIdoqrmey9s8q0huk8ol1fcv">
               <w:r>
                 <w:rPr>
                   <w:rFonts w:ascii="Arial" w:cs="Arial" w:eastAsia="Arial" w:hAnsi="Arial"/>
@@ -15423,6 +15757,7 @@
           </w:tcPr>
           <w:p>
             <w:pPr>
+              <w:keepNext w:val="false"/>
               <w:spacing w:after="40" w:before="0"/>
               <w:jc w:val="left"/>
             </w:pPr>
@@ -15455,6 +15790,7 @@
           </w:tcPr>
           <w:p>
             <w:pPr>
+              <w:keepNext w:val="false"/>
               <w:spacing w:after="40" w:before="0"/>
               <w:jc w:val="left"/>
             </w:pPr>
@@ -15487,6 +15823,7 @@
           </w:tcPr>
           <w:p>
             <w:pPr>
+              <w:keepNext w:val="false"/>
               <w:spacing w:after="40" w:before="0"/>
               <w:jc w:val="left"/>
             </w:pPr>
@@ -15519,6 +15856,7 @@
           </w:tcPr>
           <w:p>
             <w:pPr>
+              <w:keepNext w:val="false"/>
               <w:spacing w:after="40" w:before="0"/>
               <w:jc w:val="left"/>
             </w:pPr>
@@ -15553,6 +15891,7 @@
           </w:tcPr>
           <w:p>
             <w:pPr>
+              <w:keepNext w:val="false"/>
               <w:spacing w:after="40" w:before="0"/>
               <w:jc w:val="left"/>
             </w:pPr>
@@ -15607,7 +15946,7 @@
               <w:spacing w:after="10" w:before="0"/>
               <w:ind w:left="120"/>
             </w:pPr>
-            <w:hyperlink w:history="1" r:id="rIdrl4ynfvnc19hsgcmhjjx9">
+            <w:hyperlink w:history="1" r:id="rIdvdi5hrag-typp2bjlggtj">
               <w:r>
                 <w:rPr>
                   <w:rFonts w:ascii="Arial" w:cs="Arial" w:eastAsia="Arial" w:hAnsi="Arial"/>
@@ -15684,7 +16023,7 @@
               <w:spacing w:after="10" w:before="0"/>
               <w:ind w:left="120"/>
             </w:pPr>
-            <w:hyperlink w:history="1" r:id="rIdo738xaclltoxdxmjconvb">
+            <w:hyperlink w:history="1" r:id="rId1gwlix8yowcek4w98udym">
               <w:r>
                 <w:rPr>
                   <w:rFonts w:ascii="Arial" w:cs="Arial" w:eastAsia="Arial" w:hAnsi="Arial"/>
@@ -15727,6 +16066,7 @@
           </w:tcPr>
           <w:p>
             <w:pPr>
+              <w:keepNext w:val="false"/>
               <w:spacing w:after="40" w:before="0"/>
               <w:jc w:val="left"/>
             </w:pPr>
@@ -15759,6 +16099,7 @@
           </w:tcPr>
           <w:p>
             <w:pPr>
+              <w:keepNext w:val="false"/>
               <w:spacing w:after="40" w:before="0"/>
               <w:jc w:val="left"/>
             </w:pPr>
@@ -15791,6 +16132,7 @@
           </w:tcPr>
           <w:p>
             <w:pPr>
+              <w:keepNext w:val="false"/>
               <w:spacing w:after="40" w:before="0"/>
               <w:jc w:val="left"/>
             </w:pPr>
@@ -15823,6 +16165,7 @@
           </w:tcPr>
           <w:p>
             <w:pPr>
+              <w:keepNext w:val="false"/>
               <w:spacing w:after="40" w:before="0"/>
               <w:jc w:val="left"/>
             </w:pPr>
@@ -15857,6 +16200,7 @@
           </w:tcPr>
           <w:p>
             <w:pPr>
+              <w:keepNext w:val="false"/>
               <w:spacing w:after="40" w:before="0"/>
               <w:jc w:val="left"/>
             </w:pPr>
@@ -15911,7 +16255,7 @@
               <w:spacing w:after="10" w:before="0"/>
               <w:ind w:left="120"/>
             </w:pPr>
-            <w:hyperlink w:history="1" r:id="rIdyofkv9czyok3juuoqs6mh">
+            <w:hyperlink w:history="1" r:id="rIdh1h4lf4otydublnyfanmr">
               <w:r>
                 <w:rPr>
                   <w:rFonts w:ascii="Arial" w:cs="Arial" w:eastAsia="Arial" w:hAnsi="Arial"/>
@@ -15988,7 +16332,7 @@
               <w:spacing w:after="10" w:before="0"/>
               <w:ind w:left="120"/>
             </w:pPr>
-            <w:hyperlink w:history="1" r:id="rId3yfdeznk-tprka-5kh9ob">
+            <w:hyperlink w:history="1" r:id="rIdwbnjhhuvsgh4fxlcirl-y">
               <w:r>
                 <w:rPr>
                   <w:rFonts w:ascii="Arial" w:cs="Arial" w:eastAsia="Arial" w:hAnsi="Arial"/>
@@ -16031,6 +16375,7 @@
           </w:tcPr>
           <w:p>
             <w:pPr>
+              <w:keepNext w:val="false"/>
               <w:spacing w:after="40" w:before="0"/>
               <w:jc w:val="left"/>
             </w:pPr>
@@ -16063,6 +16408,7 @@
           </w:tcPr>
           <w:p>
             <w:pPr>
+              <w:keepNext w:val="false"/>
               <w:spacing w:after="40" w:before="0"/>
               <w:jc w:val="left"/>
             </w:pPr>
@@ -16095,6 +16441,7 @@
           </w:tcPr>
           <w:p>
             <w:pPr>
+              <w:keepNext w:val="false"/>
               <w:spacing w:after="40" w:before="0"/>
               <w:jc w:val="left"/>
             </w:pPr>
@@ -16127,6 +16474,7 @@
           </w:tcPr>
           <w:p>
             <w:pPr>
+              <w:keepNext w:val="false"/>
               <w:spacing w:after="40" w:before="0"/>
               <w:jc w:val="left"/>
             </w:pPr>
@@ -16161,6 +16509,7 @@
           </w:tcPr>
           <w:p>
             <w:pPr>
+              <w:keepNext w:val="false"/>
               <w:spacing w:after="40" w:before="0"/>
               <w:jc w:val="left"/>
             </w:pPr>
@@ -16215,7 +16564,7 @@
               <w:spacing w:after="10" w:before="0"/>
               <w:ind w:left="120"/>
             </w:pPr>
-            <w:hyperlink w:history="1" r:id="rId7ode8mbavmdaqd6arql7_">
+            <w:hyperlink w:history="1" r:id="rIdlmm3ej7x_zj4k3_dvgzuo">
               <w:r>
                 <w:rPr>
                   <w:rFonts w:ascii="Arial" w:cs="Arial" w:eastAsia="Arial" w:hAnsi="Arial"/>
@@ -16292,7 +16641,7 @@
               <w:spacing w:after="10" w:before="0"/>
               <w:ind w:left="120"/>
             </w:pPr>
-            <w:hyperlink w:history="1" r:id="rIddfjzszk6cdf0dq0p9mu4_">
+            <w:hyperlink w:history="1" r:id="rIdnqh1jprueaux7oivjufun">
               <w:r>
                 <w:rPr>
                   <w:rFonts w:ascii="Arial" w:cs="Arial" w:eastAsia="Arial" w:hAnsi="Arial"/>
@@ -16335,6 +16684,7 @@
           </w:tcPr>
           <w:p>
             <w:pPr>
+              <w:keepNext w:val="false"/>
               <w:spacing w:after="40" w:before="0"/>
               <w:jc w:val="left"/>
             </w:pPr>
@@ -16367,6 +16717,7 @@
           </w:tcPr>
           <w:p>
             <w:pPr>
+              <w:keepNext w:val="false"/>
               <w:spacing w:after="40" w:before="0"/>
               <w:jc w:val="left"/>
             </w:pPr>
@@ -16399,6 +16750,7 @@
           </w:tcPr>
           <w:p>
             <w:pPr>
+              <w:keepNext w:val="false"/>
               <w:spacing w:after="40" w:before="0"/>
               <w:jc w:val="left"/>
             </w:pPr>
@@ -16431,6 +16783,7 @@
           </w:tcPr>
           <w:p>
             <w:pPr>
+              <w:keepNext w:val="false"/>
               <w:spacing w:after="40" w:before="0"/>
               <w:jc w:val="left"/>
             </w:pPr>
@@ -16490,6 +16843,7 @@
           </w:tcPr>
           <w:p>
             <w:pPr>
+              <w:keepNext w:val="false"/>
               <w:spacing w:after="40" w:before="0"/>
               <w:jc w:val="center"/>
             </w:pPr>
@@ -16524,6 +16878,7 @@
           </w:tcPr>
           <w:p>
             <w:pPr>
+              <w:keepNext w:val="false"/>
               <w:spacing w:after="40" w:before="0"/>
               <w:jc w:val="left"/>
             </w:pPr>
@@ -16543,6 +16898,7 @@
           </w:p>
           <w:p>
             <w:pPr>
+              <w:keepNext w:val="false"/>
               <w:spacing w:after="40" w:before="0"/>
               <w:jc w:val="left"/>
             </w:pPr>
@@ -16562,6 +16918,7 @@
           </w:p>
           <w:p>
             <w:pPr>
+              <w:keepNext w:val="false"/>
               <w:spacing w:after="40" w:before="0"/>
               <w:jc w:val="left"/>
             </w:pPr>
@@ -16581,6 +16938,7 @@
           </w:p>
           <w:p>
             <w:pPr>
+              <w:keepNext w:val="false"/>
               <w:spacing w:after="40" w:before="0"/>
               <w:jc w:val="left"/>
             </w:pPr>
@@ -16600,6 +16958,7 @@
           </w:p>
           <w:p>
             <w:pPr>
+              <w:keepNext w:val="false"/>
               <w:spacing w:after="40" w:before="0"/>
               <w:jc w:val="left"/>
             </w:pPr>
@@ -16619,6 +16978,7 @@
           </w:p>
           <w:p>
             <w:pPr>
+              <w:keepNext w:val="false"/>
               <w:spacing w:after="40" w:before="0"/>
               <w:jc w:val="left"/>
             </w:pPr>
@@ -16638,6 +16998,7 @@
           </w:p>
           <w:p>
             <w:pPr>
+              <w:keepNext w:val="false"/>
               <w:spacing w:after="40" w:before="0"/>
               <w:jc w:val="left"/>
             </w:pPr>
@@ -16699,6 +17060,7 @@
           </w:tcPr>
           <w:p>
             <w:pPr>
+              <w:keepNext w:val="false"/>
               <w:spacing w:after="40" w:before="0"/>
               <w:jc w:val="center"/>
             </w:pPr>
@@ -16733,6 +17095,7 @@
           </w:tcPr>
           <w:p>
             <w:pPr>
+              <w:keepNext w:val="false"/>
               <w:spacing w:after="40" w:before="0"/>
               <w:jc w:val="left"/>
             </w:pPr>
@@ -16765,6 +17128,7 @@
           </w:tcPr>
           <w:p>
             <w:pPr>
+              <w:keepNext w:val="false"/>
               <w:spacing w:after="40" w:before="0"/>
               <w:jc w:val="left"/>
             </w:pPr>
@@ -16799,6 +17163,7 @@
           </w:tcPr>
           <w:p>
             <w:pPr>
+              <w:keepNext w:val="false"/>
               <w:spacing w:after="40" w:before="0"/>
               <w:jc w:val="left"/>
             </w:pPr>
@@ -16831,6 +17196,7 @@
           </w:tcPr>
           <w:p>
             <w:pPr>
+              <w:keepNext w:val="false"/>
               <w:spacing w:after="40" w:before="0"/>
               <w:jc w:val="left"/>
             </w:pPr>
@@ -16865,6 +17231,7 @@
           </w:tcPr>
           <w:p>
             <w:pPr>
+              <w:keepNext w:val="false"/>
               <w:spacing w:after="40" w:before="0"/>
               <w:jc w:val="left"/>
             </w:pPr>
@@ -16897,6 +17264,7 @@
           </w:tcPr>
           <w:p>
             <w:pPr>
+              <w:keepNext w:val="false"/>
               <w:spacing w:after="40" w:before="0"/>
               <w:jc w:val="left"/>
             </w:pPr>
@@ -16933,7 +17301,7 @@
         </w:rPr>
         <w:t xml:space="preserve">© 2026 SeaVuria and ARES. Aligned with KICD objectives. Developed by SeaVuria; technical implementation by ARES (with AI assistance from Claude). Licensed under </w:t>
       </w:r>
-      <w:hyperlink w:history="1" r:id="rIdtc-uvdenzdsouw9cyqf17">
+      <w:hyperlink w:history="1" r:id="rIdygn81skoqav6lwyhxmnlh">
         <w:r>
           <w:rPr>
             <w:rFonts w:ascii="Arial" w:cs="Arial" w:eastAsia="Arial" w:hAnsi="Arial"/>
@@ -16954,7 +17322,7 @@
         </w:rPr>
         <w:t xml:space="preserve"> (</w:t>
       </w:r>
-      <w:hyperlink w:history="1" r:id="rId5k-izv1ktckbifpax2qtp">
+      <w:hyperlink w:history="1" r:id="rIdf55er1ugp7caugrozz1oc">
         <w:r>
           <w:rPr>
             <w:rFonts w:ascii="Arial" w:cs="Arial" w:eastAsia="Arial" w:hAnsi="Arial"/>
@@ -17014,6 +17382,7 @@
           </w:tcPr>
           <w:p>
             <w:pPr>
+              <w:keepNext w:val="false"/>
               <w:spacing w:after="40" w:before="0"/>
               <w:jc w:val="center"/>
             </w:pPr>
@@ -17049,6 +17418,7 @@
           </w:tcPr>
           <w:p>
             <w:pPr>
+              <w:keepNext w:val="false"/>
               <w:spacing w:after="40" w:before="0"/>
               <w:jc w:val="center"/>
             </w:pPr>
@@ -17083,6 +17453,7 @@
           </w:tcPr>
           <w:p>
             <w:pPr>
+              <w:keepNext w:val="false"/>
               <w:spacing w:after="40" w:before="0"/>
               <w:jc w:val="left"/>
             </w:pPr>
@@ -17115,6 +17486,7 @@
           </w:tcPr>
           <w:p>
             <w:pPr>
+              <w:keepNext w:val="false"/>
               <w:spacing w:after="40" w:before="0"/>
               <w:jc w:val="left"/>
             </w:pPr>
@@ -17149,6 +17521,7 @@
           </w:tcPr>
           <w:p>
             <w:pPr>
+              <w:keepNext w:val="false"/>
               <w:spacing w:after="40" w:before="0"/>
               <w:jc w:val="left"/>
             </w:pPr>
@@ -17181,6 +17554,7 @@
           </w:tcPr>
           <w:p>
             <w:pPr>
+              <w:keepNext w:val="false"/>
               <w:spacing w:after="40" w:before="0"/>
               <w:jc w:val="left"/>
             </w:pPr>
@@ -17215,6 +17589,7 @@
           </w:tcPr>
           <w:p>
             <w:pPr>
+              <w:keepNext w:val="false"/>
               <w:spacing w:after="40" w:before="0"/>
               <w:jc w:val="left"/>
             </w:pPr>
@@ -17247,6 +17622,7 @@
           </w:tcPr>
           <w:p>
             <w:pPr>
+              <w:keepNext w:val="false"/>
               <w:spacing w:after="40" w:before="0"/>
               <w:jc w:val="left"/>
             </w:pPr>
@@ -17281,6 +17657,7 @@
           </w:tcPr>
           <w:p>
             <w:pPr>
+              <w:keepNext w:val="false"/>
               <w:spacing w:after="40" w:before="0"/>
               <w:jc w:val="left"/>
             </w:pPr>
@@ -17313,6 +17690,7 @@
           </w:tcPr>
           <w:p>
             <w:pPr>
+              <w:keepNext w:val="false"/>
               <w:spacing w:after="40" w:before="0"/>
               <w:jc w:val="left"/>
             </w:pPr>
@@ -17347,6 +17725,7 @@
           </w:tcPr>
           <w:p>
             <w:pPr>
+              <w:keepNext w:val="false"/>
               <w:spacing w:after="40" w:before="0"/>
               <w:jc w:val="left"/>
             </w:pPr>
@@ -17379,6 +17758,7 @@
           </w:tcPr>
           <w:p>
             <w:pPr>
+              <w:keepNext w:val="false"/>
               <w:spacing w:after="40" w:before="0"/>
               <w:jc w:val="left"/>
             </w:pPr>
@@ -17413,6 +17793,7 @@
           </w:tcPr>
           <w:p>
             <w:pPr>
+              <w:keepNext w:val="false"/>
               <w:spacing w:after="40" w:before="0"/>
               <w:jc w:val="left"/>
             </w:pPr>
@@ -17445,6 +17826,7 @@
           </w:tcPr>
           <w:p>
             <w:pPr>
+              <w:keepNext w:val="false"/>
               <w:spacing w:after="40" w:before="0"/>
               <w:jc w:val="left"/>
             </w:pPr>
@@ -17479,6 +17861,7 @@
           </w:tcPr>
           <w:p>
             <w:pPr>
+              <w:keepNext w:val="false"/>
               <w:spacing w:after="40" w:before="0"/>
               <w:jc w:val="left"/>
             </w:pPr>
@@ -17511,6 +17894,7 @@
           </w:tcPr>
           <w:p>
             <w:pPr>
+              <w:keepNext w:val="false"/>
               <w:spacing w:after="40" w:before="0"/>
               <w:jc w:val="left"/>
             </w:pPr>
@@ -17545,6 +17929,7 @@
           </w:tcPr>
           <w:p>
             <w:pPr>
+              <w:keepNext w:val="false"/>
               <w:spacing w:after="40" w:before="0"/>
               <w:jc w:val="left"/>
             </w:pPr>
@@ -17577,6 +17962,7 @@
           </w:tcPr>
           <w:p>
             <w:pPr>
+              <w:keepNext w:val="false"/>
               <w:spacing w:after="40" w:before="0"/>
               <w:jc w:val="left"/>
             </w:pPr>
@@ -17636,6 +18022,7 @@
           </w:tcPr>
           <w:p>
             <w:pPr>
+              <w:keepNext w:val="false"/>
               <w:spacing w:after="40" w:before="0"/>
               <w:jc w:val="center"/>
             </w:pPr>
@@ -17670,6 +18057,7 @@
           </w:tcPr>
           <w:p>
             <w:pPr>
+              <w:keepNext w:val="false"/>
               <w:spacing w:after="40" w:before="0"/>
               <w:jc w:val="left"/>
             </w:pPr>
@@ -17734,6 +18122,7 @@
           </w:tcPr>
           <w:p>
             <w:pPr>
+              <w:keepNext w:val="false"/>
               <w:spacing w:after="40" w:before="0"/>
               <w:jc w:val="center"/>
             </w:pPr>
@@ -17768,6 +18157,7 @@
           </w:tcPr>
           <w:p>
             <w:pPr>
+              <w:keepNext w:val="false"/>
               <w:spacing w:after="40" w:before="0"/>
               <w:jc w:val="left"/>
             </w:pPr>
@@ -17800,6 +18190,7 @@
           </w:tcPr>
           <w:p>
             <w:pPr>
+              <w:keepNext w:val="false"/>
               <w:spacing w:after="40" w:before="0"/>
               <w:jc w:val="left"/>
             </w:pPr>
@@ -17832,6 +18223,7 @@
           </w:tcPr>
           <w:p>
             <w:pPr>
+              <w:keepNext w:val="false"/>
               <w:spacing w:after="40" w:before="0"/>
               <w:jc w:val="left"/>
             </w:pPr>
@@ -17864,6 +18256,7 @@
           </w:tcPr>
           <w:p>
             <w:pPr>
+              <w:keepNext w:val="false"/>
               <w:spacing w:after="40" w:before="0"/>
               <w:jc w:val="left"/>
             </w:pPr>
@@ -17896,6 +18289,7 @@
           </w:tcPr>
           <w:p>
             <w:pPr>
+              <w:keepNext w:val="false"/>
               <w:spacing w:after="40" w:before="0"/>
               <w:jc w:val="left"/>
             </w:pPr>
@@ -17930,6 +18324,7 @@
           </w:tcPr>
           <w:p>
             <w:pPr>
+              <w:keepNext w:val="false"/>
               <w:spacing w:after="40" w:before="0"/>
               <w:jc w:val="left"/>
             </w:pPr>
@@ -17984,7 +18379,7 @@
               <w:spacing w:after="10" w:before="0"/>
               <w:ind w:left="120"/>
             </w:pPr>
-            <w:hyperlink w:history="1" r:id="rIdjvt11deeuo9uhhokmzkrp">
+            <w:hyperlink w:history="1" r:id="rIdcdfyrwkydqddbpf7awmca">
               <w:r>
                 <w:rPr>
                   <w:rFonts w:ascii="Arial" w:cs="Arial" w:eastAsia="Arial" w:hAnsi="Arial"/>
@@ -18061,7 +18456,7 @@
               <w:spacing w:after="10" w:before="0"/>
               <w:ind w:left="120"/>
             </w:pPr>
-            <w:hyperlink w:history="1" r:id="rIdqlnvbe452bxazgnvdqqz-">
+            <w:hyperlink w:history="1" r:id="rIdrhz_brz7nuhavwglmv-qq">
               <w:r>
                 <w:rPr>
                   <w:rFonts w:ascii="Arial" w:cs="Arial" w:eastAsia="Arial" w:hAnsi="Arial"/>
@@ -18104,6 +18499,7 @@
           </w:tcPr>
           <w:p>
             <w:pPr>
+              <w:keepNext w:val="false"/>
               <w:spacing w:after="40" w:before="0"/>
               <w:jc w:val="left"/>
             </w:pPr>
@@ -18136,6 +18532,7 @@
           </w:tcPr>
           <w:p>
             <w:pPr>
+              <w:keepNext w:val="false"/>
               <w:spacing w:after="40" w:before="0"/>
               <w:jc w:val="left"/>
             </w:pPr>
@@ -18168,6 +18565,7 @@
           </w:tcPr>
           <w:p>
             <w:pPr>
+              <w:keepNext w:val="false"/>
               <w:spacing w:after="40" w:before="0"/>
               <w:jc w:val="left"/>
             </w:pPr>
@@ -18200,6 +18598,7 @@
           </w:tcPr>
           <w:p>
             <w:pPr>
+              <w:keepNext w:val="false"/>
               <w:spacing w:after="40" w:before="0"/>
               <w:jc w:val="left"/>
             </w:pPr>
@@ -18234,6 +18633,7 @@
           </w:tcPr>
           <w:p>
             <w:pPr>
+              <w:keepNext w:val="false"/>
               <w:spacing w:after="40" w:before="0"/>
               <w:jc w:val="left"/>
             </w:pPr>
@@ -18288,7 +18688,7 @@
               <w:spacing w:after="10" w:before="0"/>
               <w:ind w:left="120"/>
             </w:pPr>
-            <w:hyperlink w:history="1" r:id="rId6egryfoamag8esgtb_syo">
+            <w:hyperlink w:history="1" r:id="rIdfedsixyfkejnzzzsma36z">
               <w:r>
                 <w:rPr>
                   <w:rFonts w:ascii="Arial" w:cs="Arial" w:eastAsia="Arial" w:hAnsi="Arial"/>
@@ -18365,7 +18765,7 @@
               <w:spacing w:after="10" w:before="0"/>
               <w:ind w:left="120"/>
             </w:pPr>
-            <w:hyperlink w:history="1" r:id="rIdetsr-dcdvujezd0a2k804">
+            <w:hyperlink w:history="1" r:id="rIdpq1vtbzd86_hkbiyuefzq">
               <w:r>
                 <w:rPr>
                   <w:rFonts w:ascii="Arial" w:cs="Arial" w:eastAsia="Arial" w:hAnsi="Arial"/>
@@ -18408,6 +18808,7 @@
           </w:tcPr>
           <w:p>
             <w:pPr>
+              <w:keepNext w:val="false"/>
               <w:spacing w:after="40" w:before="0"/>
               <w:jc w:val="left"/>
             </w:pPr>
@@ -18440,6 +18841,7 @@
           </w:tcPr>
           <w:p>
             <w:pPr>
+              <w:keepNext w:val="false"/>
               <w:spacing w:after="40" w:before="0"/>
               <w:jc w:val="left"/>
             </w:pPr>
@@ -18472,6 +18874,7 @@
           </w:tcPr>
           <w:p>
             <w:pPr>
+              <w:keepNext w:val="false"/>
               <w:spacing w:after="40" w:before="0"/>
               <w:jc w:val="left"/>
             </w:pPr>
@@ -18504,6 +18907,7 @@
           </w:tcPr>
           <w:p>
             <w:pPr>
+              <w:keepNext w:val="false"/>
               <w:spacing w:after="40" w:before="0"/>
               <w:jc w:val="left"/>
             </w:pPr>
@@ -18538,6 +18942,7 @@
           </w:tcPr>
           <w:p>
             <w:pPr>
+              <w:keepNext w:val="false"/>
               <w:spacing w:after="40" w:before="0"/>
               <w:jc w:val="left"/>
             </w:pPr>
@@ -18592,7 +18997,7 @@
               <w:spacing w:after="10" w:before="0"/>
               <w:ind w:left="120"/>
             </w:pPr>
-            <w:hyperlink w:history="1" r:id="rIdqubcmltsbzpng85jp0wcd">
+            <w:hyperlink w:history="1" r:id="rIdr4vgb7xye7sew_rkharwj">
               <w:r>
                 <w:rPr>
                   <w:rFonts w:ascii="Arial" w:cs="Arial" w:eastAsia="Arial" w:hAnsi="Arial"/>
@@ -18669,7 +19074,7 @@
               <w:spacing w:after="10" w:before="0"/>
               <w:ind w:left="120"/>
             </w:pPr>
-            <w:hyperlink w:history="1" r:id="rIdqso5bnemlb2jxwd9awmun">
+            <w:hyperlink w:history="1" r:id="rIdftnshu0zlvij1k7oes3nw">
               <w:r>
                 <w:rPr>
                   <w:rFonts w:ascii="Arial" w:cs="Arial" w:eastAsia="Arial" w:hAnsi="Arial"/>
@@ -18712,6 +19117,7 @@
           </w:tcPr>
           <w:p>
             <w:pPr>
+              <w:keepNext w:val="false"/>
               <w:spacing w:after="40" w:before="0"/>
               <w:jc w:val="left"/>
             </w:pPr>
@@ -18744,6 +19150,7 @@
           </w:tcPr>
           <w:p>
             <w:pPr>
+              <w:keepNext w:val="false"/>
               <w:spacing w:after="40" w:before="0"/>
               <w:jc w:val="left"/>
             </w:pPr>
@@ -18776,6 +19183,7 @@
           </w:tcPr>
           <w:p>
             <w:pPr>
+              <w:keepNext w:val="false"/>
               <w:spacing w:after="40" w:before="0"/>
               <w:jc w:val="left"/>
             </w:pPr>
@@ -18808,6 +19216,7 @@
           </w:tcPr>
           <w:p>
             <w:pPr>
+              <w:keepNext w:val="false"/>
               <w:spacing w:after="40" w:before="0"/>
               <w:jc w:val="left"/>
             </w:pPr>
@@ -18842,6 +19251,7 @@
           </w:tcPr>
           <w:p>
             <w:pPr>
+              <w:keepNext w:val="false"/>
               <w:spacing w:after="40" w:before="0"/>
               <w:jc w:val="left"/>
             </w:pPr>
@@ -18896,7 +19306,7 @@
               <w:spacing w:after="10" w:before="0"/>
               <w:ind w:left="120"/>
             </w:pPr>
-            <w:hyperlink w:history="1" r:id="rIdvjx7mqjlmdyk7vzyu5si5">
+            <w:hyperlink w:history="1" r:id="rIdd-lv6dj-l5f-eatizuiwy">
               <w:r>
                 <w:rPr>
                   <w:rFonts w:ascii="Arial" w:cs="Arial" w:eastAsia="Arial" w:hAnsi="Arial"/>
@@ -18973,7 +19383,7 @@
               <w:spacing w:after="10" w:before="0"/>
               <w:ind w:left="120"/>
             </w:pPr>
-            <w:hyperlink w:history="1" r:id="rIdegnejhe3wuuksq74szepw">
+            <w:hyperlink w:history="1" r:id="rId_t2lrojaxgdmcx4rjl0om">
               <w:r>
                 <w:rPr>
                   <w:rFonts w:ascii="Arial" w:cs="Arial" w:eastAsia="Arial" w:hAnsi="Arial"/>
@@ -19016,6 +19426,7 @@
           </w:tcPr>
           <w:p>
             <w:pPr>
+              <w:keepNext w:val="false"/>
               <w:spacing w:after="40" w:before="0"/>
               <w:jc w:val="left"/>
             </w:pPr>
@@ -19048,6 +19459,7 @@
           </w:tcPr>
           <w:p>
             <w:pPr>
+              <w:keepNext w:val="false"/>
               <w:spacing w:after="40" w:before="0"/>
               <w:jc w:val="left"/>
             </w:pPr>
@@ -19080,6 +19492,7 @@
           </w:tcPr>
           <w:p>
             <w:pPr>
+              <w:keepNext w:val="false"/>
               <w:spacing w:after="40" w:before="0"/>
               <w:jc w:val="left"/>
             </w:pPr>
@@ -19112,6 +19525,7 @@
           </w:tcPr>
           <w:p>
             <w:pPr>
+              <w:keepNext w:val="false"/>
               <w:spacing w:after="40" w:before="0"/>
               <w:jc w:val="left"/>
             </w:pPr>
@@ -19146,6 +19560,7 @@
           </w:tcPr>
           <w:p>
             <w:pPr>
+              <w:keepNext w:val="false"/>
               <w:spacing w:after="40" w:before="0"/>
               <w:jc w:val="left"/>
             </w:pPr>
@@ -19200,7 +19615,7 @@
               <w:spacing w:after="10" w:before="0"/>
               <w:ind w:left="120"/>
             </w:pPr>
-            <w:hyperlink w:history="1" r:id="rIddtecnomggf_ihusllacso">
+            <w:hyperlink w:history="1" r:id="rIdyiq0g0avhsr31p_hr3ykx">
               <w:r>
                 <w:rPr>
                   <w:rFonts w:ascii="Arial" w:cs="Arial" w:eastAsia="Arial" w:hAnsi="Arial"/>
@@ -19277,7 +19692,7 @@
               <w:spacing w:after="10" w:before="0"/>
               <w:ind w:left="120"/>
             </w:pPr>
-            <w:hyperlink w:history="1" r:id="rIddm94jgbjegric1u5vwepv">
+            <w:hyperlink w:history="1" r:id="rIdoobtbagvanprf7gnde418">
               <w:r>
                 <w:rPr>
                   <w:rFonts w:ascii="Arial" w:cs="Arial" w:eastAsia="Arial" w:hAnsi="Arial"/>
@@ -19320,6 +19735,7 @@
           </w:tcPr>
           <w:p>
             <w:pPr>
+              <w:keepNext w:val="false"/>
               <w:spacing w:after="40" w:before="0"/>
               <w:jc w:val="left"/>
             </w:pPr>
@@ -19352,6 +19768,7 @@
           </w:tcPr>
           <w:p>
             <w:pPr>
+              <w:keepNext w:val="false"/>
               <w:spacing w:after="40" w:before="0"/>
               <w:jc w:val="left"/>
             </w:pPr>
@@ -19384,6 +19801,7 @@
           </w:tcPr>
           <w:p>
             <w:pPr>
+              <w:keepNext w:val="false"/>
               <w:spacing w:after="40" w:before="0"/>
               <w:jc w:val="left"/>
             </w:pPr>
@@ -19416,6 +19834,7 @@
           </w:tcPr>
           <w:p>
             <w:pPr>
+              <w:keepNext w:val="false"/>
               <w:spacing w:after="40" w:before="0"/>
               <w:jc w:val="left"/>
             </w:pPr>
@@ -19475,6 +19894,7 @@
           </w:tcPr>
           <w:p>
             <w:pPr>
+              <w:keepNext w:val="false"/>
               <w:spacing w:after="40" w:before="0"/>
               <w:jc w:val="center"/>
             </w:pPr>
@@ -19509,6 +19929,7 @@
           </w:tcPr>
           <w:p>
             <w:pPr>
+              <w:keepNext w:val="false"/>
               <w:spacing w:after="40" w:before="0"/>
               <w:jc w:val="left"/>
             </w:pPr>
@@ -19528,6 +19949,7 @@
           </w:p>
           <w:p>
             <w:pPr>
+              <w:keepNext w:val="false"/>
               <w:spacing w:after="40" w:before="0"/>
               <w:jc w:val="left"/>
             </w:pPr>
@@ -19547,6 +19969,7 @@
           </w:p>
           <w:p>
             <w:pPr>
+              <w:keepNext w:val="false"/>
               <w:spacing w:after="40" w:before="0"/>
               <w:jc w:val="left"/>
             </w:pPr>
@@ -19566,6 +19989,7 @@
           </w:p>
           <w:p>
             <w:pPr>
+              <w:keepNext w:val="false"/>
               <w:spacing w:after="40" w:before="0"/>
               <w:jc w:val="left"/>
             </w:pPr>
@@ -19585,6 +20009,7 @@
           </w:p>
           <w:p>
             <w:pPr>
+              <w:keepNext w:val="false"/>
               <w:spacing w:after="40" w:before="0"/>
               <w:jc w:val="left"/>
             </w:pPr>
@@ -19604,6 +20029,7 @@
           </w:p>
           <w:p>
             <w:pPr>
+              <w:keepNext w:val="false"/>
               <w:spacing w:after="40" w:before="0"/>
               <w:jc w:val="left"/>
             </w:pPr>
@@ -19623,6 +20049,7 @@
           </w:p>
           <w:p>
             <w:pPr>
+              <w:keepNext w:val="false"/>
               <w:spacing w:after="40" w:before="0"/>
               <w:jc w:val="left"/>
             </w:pPr>
@@ -19684,6 +20111,7 @@
           </w:tcPr>
           <w:p>
             <w:pPr>
+              <w:keepNext w:val="false"/>
               <w:spacing w:after="40" w:before="0"/>
               <w:jc w:val="center"/>
             </w:pPr>
@@ -19718,6 +20146,7 @@
           </w:tcPr>
           <w:p>
             <w:pPr>
+              <w:keepNext w:val="false"/>
               <w:spacing w:after="40" w:before="0"/>
               <w:jc w:val="left"/>
             </w:pPr>
@@ -19750,6 +20179,7 @@
           </w:tcPr>
           <w:p>
             <w:pPr>
+              <w:keepNext w:val="false"/>
               <w:spacing w:after="40" w:before="0"/>
               <w:jc w:val="left"/>
             </w:pPr>
@@ -19784,6 +20214,7 @@
           </w:tcPr>
           <w:p>
             <w:pPr>
+              <w:keepNext w:val="false"/>
               <w:spacing w:after="40" w:before="0"/>
               <w:jc w:val="left"/>
             </w:pPr>
@@ -19816,6 +20247,7 @@
           </w:tcPr>
           <w:p>
             <w:pPr>
+              <w:keepNext w:val="false"/>
               <w:spacing w:after="40" w:before="0"/>
               <w:jc w:val="left"/>
             </w:pPr>
@@ -19850,6 +20282,7 @@
           </w:tcPr>
           <w:p>
             <w:pPr>
+              <w:keepNext w:val="false"/>
               <w:spacing w:after="40" w:before="0"/>
               <w:jc w:val="left"/>
             </w:pPr>
@@ -19882,6 +20315,7 @@
           </w:tcPr>
           <w:p>
             <w:pPr>
+              <w:keepNext w:val="false"/>
               <w:spacing w:after="40" w:before="0"/>
               <w:jc w:val="left"/>
             </w:pPr>
@@ -19918,7 +20352,7 @@
         </w:rPr>
         <w:t xml:space="preserve">© 2026 SeaVuria and ARES. Aligned with KICD objectives. Developed by SeaVuria; technical implementation by ARES (with AI assistance from Claude). Licensed under </w:t>
       </w:r>
-      <w:hyperlink w:history="1" r:id="rId_y8z30kaq8ydmgtrg_nuu">
+      <w:hyperlink w:history="1" r:id="rIdi97zh8bhocor3m2aqqxoy">
         <w:r>
           <w:rPr>
             <w:rFonts w:ascii="Arial" w:cs="Arial" w:eastAsia="Arial" w:hAnsi="Arial"/>
@@ -19939,7 +20373,7 @@
         </w:rPr>
         <w:t xml:space="preserve"> (</w:t>
       </w:r>
-      <w:hyperlink w:history="1" r:id="rIdbwqffnja-yvuniaipkema">
+      <w:hyperlink w:history="1" r:id="rIdoenptwr69tlcb7_lmeaur">
         <w:r>
           <w:rPr>
             <w:rFonts w:ascii="Arial" w:cs="Arial" w:eastAsia="Arial" w:hAnsi="Arial"/>
@@ -19999,6 +20433,7 @@
           </w:tcPr>
           <w:p>
             <w:pPr>
+              <w:keepNext w:val="false"/>
               <w:spacing w:after="40" w:before="0"/>
               <w:jc w:val="center"/>
             </w:pPr>
@@ -20034,6 +20469,7 @@
           </w:tcPr>
           <w:p>
             <w:pPr>
+              <w:keepNext w:val="false"/>
               <w:spacing w:after="40" w:before="0"/>
               <w:jc w:val="center"/>
             </w:pPr>
@@ -20068,6 +20504,7 @@
           </w:tcPr>
           <w:p>
             <w:pPr>
+              <w:keepNext w:val="false"/>
               <w:spacing w:after="40" w:before="0"/>
               <w:jc w:val="left"/>
             </w:pPr>
@@ -20100,6 +20537,7 @@
           </w:tcPr>
           <w:p>
             <w:pPr>
+              <w:keepNext w:val="false"/>
               <w:spacing w:after="40" w:before="0"/>
               <w:jc w:val="left"/>
             </w:pPr>
@@ -20134,6 +20572,7 @@
           </w:tcPr>
           <w:p>
             <w:pPr>
+              <w:keepNext w:val="false"/>
               <w:spacing w:after="40" w:before="0"/>
               <w:jc w:val="left"/>
             </w:pPr>
@@ -20166,6 +20605,7 @@
           </w:tcPr>
           <w:p>
             <w:pPr>
+              <w:keepNext w:val="false"/>
               <w:spacing w:after="40" w:before="0"/>
               <w:jc w:val="left"/>
             </w:pPr>
@@ -20200,6 +20640,7 @@
           </w:tcPr>
           <w:p>
             <w:pPr>
+              <w:keepNext w:val="false"/>
               <w:spacing w:after="40" w:before="0"/>
               <w:jc w:val="left"/>
             </w:pPr>
@@ -20232,6 +20673,7 @@
           </w:tcPr>
           <w:p>
             <w:pPr>
+              <w:keepNext w:val="false"/>
               <w:spacing w:after="40" w:before="0"/>
               <w:jc w:val="left"/>
             </w:pPr>
@@ -20266,6 +20708,7 @@
           </w:tcPr>
           <w:p>
             <w:pPr>
+              <w:keepNext w:val="false"/>
               <w:spacing w:after="40" w:before="0"/>
               <w:jc w:val="left"/>
             </w:pPr>
@@ -20298,6 +20741,7 @@
           </w:tcPr>
           <w:p>
             <w:pPr>
+              <w:keepNext w:val="false"/>
               <w:spacing w:after="40" w:before="0"/>
               <w:jc w:val="left"/>
             </w:pPr>
@@ -20332,6 +20776,7 @@
           </w:tcPr>
           <w:p>
             <w:pPr>
+              <w:keepNext w:val="false"/>
               <w:spacing w:after="40" w:before="0"/>
               <w:jc w:val="left"/>
             </w:pPr>
@@ -20364,6 +20809,7 @@
           </w:tcPr>
           <w:p>
             <w:pPr>
+              <w:keepNext w:val="false"/>
               <w:spacing w:after="40" w:before="0"/>
               <w:jc w:val="left"/>
             </w:pPr>
@@ -20398,6 +20844,7 @@
           </w:tcPr>
           <w:p>
             <w:pPr>
+              <w:keepNext w:val="false"/>
               <w:spacing w:after="40" w:before="0"/>
               <w:jc w:val="left"/>
             </w:pPr>
@@ -20430,6 +20877,7 @@
           </w:tcPr>
           <w:p>
             <w:pPr>
+              <w:keepNext w:val="false"/>
               <w:spacing w:after="40" w:before="0"/>
               <w:jc w:val="left"/>
             </w:pPr>
@@ -20464,6 +20912,7 @@
           </w:tcPr>
           <w:p>
             <w:pPr>
+              <w:keepNext w:val="false"/>
               <w:spacing w:after="40" w:before="0"/>
               <w:jc w:val="left"/>
             </w:pPr>
@@ -20496,6 +20945,7 @@
           </w:tcPr>
           <w:p>
             <w:pPr>
+              <w:keepNext w:val="false"/>
               <w:spacing w:after="40" w:before="0"/>
               <w:jc w:val="left"/>
             </w:pPr>
@@ -20530,6 +20980,7 @@
           </w:tcPr>
           <w:p>
             <w:pPr>
+              <w:keepNext w:val="false"/>
               <w:spacing w:after="40" w:before="0"/>
               <w:jc w:val="left"/>
             </w:pPr>
@@ -20562,6 +21013,7 @@
           </w:tcPr>
           <w:p>
             <w:pPr>
+              <w:keepNext w:val="false"/>
               <w:spacing w:after="40" w:before="0"/>
               <w:jc w:val="left"/>
             </w:pPr>
@@ -20621,6 +21073,7 @@
           </w:tcPr>
           <w:p>
             <w:pPr>
+              <w:keepNext w:val="false"/>
               <w:spacing w:after="40" w:before="0"/>
               <w:jc w:val="center"/>
             </w:pPr>
@@ -20655,6 +21108,7 @@
           </w:tcPr>
           <w:p>
             <w:pPr>
+              <w:keepNext w:val="false"/>
               <w:spacing w:after="40" w:before="0"/>
               <w:jc w:val="left"/>
             </w:pPr>
@@ -20719,6 +21173,7 @@
           </w:tcPr>
           <w:p>
             <w:pPr>
+              <w:keepNext w:val="false"/>
               <w:spacing w:after="40" w:before="0"/>
               <w:jc w:val="center"/>
             </w:pPr>
@@ -20753,6 +21208,7 @@
           </w:tcPr>
           <w:p>
             <w:pPr>
+              <w:keepNext w:val="false"/>
               <w:spacing w:after="40" w:before="0"/>
               <w:jc w:val="left"/>
             </w:pPr>
@@ -20785,6 +21241,7 @@
           </w:tcPr>
           <w:p>
             <w:pPr>
+              <w:keepNext w:val="false"/>
               <w:spacing w:after="40" w:before="0"/>
               <w:jc w:val="left"/>
             </w:pPr>
@@ -20817,6 +21274,7 @@
           </w:tcPr>
           <w:p>
             <w:pPr>
+              <w:keepNext w:val="false"/>
               <w:spacing w:after="40" w:before="0"/>
               <w:jc w:val="left"/>
             </w:pPr>
@@ -20849,6 +21307,7 @@
           </w:tcPr>
           <w:p>
             <w:pPr>
+              <w:keepNext w:val="false"/>
               <w:spacing w:after="40" w:before="0"/>
               <w:jc w:val="left"/>
             </w:pPr>
@@ -20881,6 +21340,7 @@
           </w:tcPr>
           <w:p>
             <w:pPr>
+              <w:keepNext w:val="false"/>
               <w:spacing w:after="40" w:before="0"/>
               <w:jc w:val="left"/>
             </w:pPr>
@@ -20915,6 +21375,7 @@
           </w:tcPr>
           <w:p>
             <w:pPr>
+              <w:keepNext w:val="false"/>
               <w:spacing w:after="40" w:before="0"/>
               <w:jc w:val="left"/>
             </w:pPr>
@@ -20969,7 +21430,7 @@
               <w:spacing w:after="10" w:before="0"/>
               <w:ind w:left="120"/>
             </w:pPr>
-            <w:hyperlink w:history="1" r:id="rIdsgjv7ib6_izzlnazruxwd">
+            <w:hyperlink w:history="1" r:id="rIdqvwku_nbzgx3kwh9hmo3o">
               <w:r>
                 <w:rPr>
                   <w:rFonts w:ascii="Arial" w:cs="Arial" w:eastAsia="Arial" w:hAnsi="Arial"/>
@@ -21046,7 +21507,7 @@
               <w:spacing w:after="10" w:before="0"/>
               <w:ind w:left="120"/>
             </w:pPr>
-            <w:hyperlink w:history="1" r:id="rIdfavmd_cfcfripu-yrtj9p">
+            <w:hyperlink w:history="1" r:id="rIdia6yp045zdngbdo1xd6uy">
               <w:r>
                 <w:rPr>
                   <w:rFonts w:ascii="Arial" w:cs="Arial" w:eastAsia="Arial" w:hAnsi="Arial"/>
@@ -21089,6 +21550,7 @@
           </w:tcPr>
           <w:p>
             <w:pPr>
+              <w:keepNext w:val="false"/>
               <w:spacing w:after="40" w:before="0"/>
               <w:jc w:val="left"/>
             </w:pPr>
@@ -21121,6 +21583,7 @@
           </w:tcPr>
           <w:p>
             <w:pPr>
+              <w:keepNext w:val="false"/>
               <w:spacing w:after="40" w:before="0"/>
               <w:jc w:val="left"/>
             </w:pPr>
@@ -21153,6 +21616,7 @@
           </w:tcPr>
           <w:p>
             <w:pPr>
+              <w:keepNext w:val="false"/>
               <w:spacing w:after="40" w:before="0"/>
               <w:jc w:val="left"/>
             </w:pPr>
@@ -21185,6 +21649,7 @@
           </w:tcPr>
           <w:p>
             <w:pPr>
+              <w:keepNext w:val="false"/>
               <w:spacing w:after="40" w:before="0"/>
               <w:jc w:val="left"/>
             </w:pPr>
@@ -21219,6 +21684,7 @@
           </w:tcPr>
           <w:p>
             <w:pPr>
+              <w:keepNext w:val="false"/>
               <w:spacing w:after="40" w:before="0"/>
               <w:jc w:val="left"/>
             </w:pPr>
@@ -21273,7 +21739,7 @@
               <w:spacing w:after="10" w:before="0"/>
               <w:ind w:left="120"/>
             </w:pPr>
-            <w:hyperlink w:history="1" r:id="rIde4d10sg7egfdnoain8fs7">
+            <w:hyperlink w:history="1" r:id="rIdiq1n44h5jesmj3fgtthps">
               <w:r>
                 <w:rPr>
                   <w:rFonts w:ascii="Arial" w:cs="Arial" w:eastAsia="Arial" w:hAnsi="Arial"/>
@@ -21350,7 +21816,7 @@
               <w:spacing w:after="10" w:before="0"/>
               <w:ind w:left="120"/>
             </w:pPr>
-            <w:hyperlink w:history="1" r:id="rIdhd79qv8szbt4m8a6fgika">
+            <w:hyperlink w:history="1" r:id="rId7jhb_sc0ge8pz8qgryaa9">
               <w:r>
                 <w:rPr>
                   <w:rFonts w:ascii="Arial" w:cs="Arial" w:eastAsia="Arial" w:hAnsi="Arial"/>
@@ -21393,6 +21859,7 @@
           </w:tcPr>
           <w:p>
             <w:pPr>
+              <w:keepNext w:val="false"/>
               <w:spacing w:after="40" w:before="0"/>
               <w:jc w:val="left"/>
             </w:pPr>
@@ -21425,6 +21892,7 @@
           </w:tcPr>
           <w:p>
             <w:pPr>
+              <w:keepNext w:val="false"/>
               <w:spacing w:after="40" w:before="0"/>
               <w:jc w:val="left"/>
             </w:pPr>
@@ -21457,6 +21925,7 @@
           </w:tcPr>
           <w:p>
             <w:pPr>
+              <w:keepNext w:val="false"/>
               <w:spacing w:after="40" w:before="0"/>
               <w:jc w:val="left"/>
             </w:pPr>
@@ -21489,6 +21958,7 @@
           </w:tcPr>
           <w:p>
             <w:pPr>
+              <w:keepNext w:val="false"/>
               <w:spacing w:after="40" w:before="0"/>
               <w:jc w:val="left"/>
             </w:pPr>
@@ -21523,6 +21993,7 @@
           </w:tcPr>
           <w:p>
             <w:pPr>
+              <w:keepNext w:val="false"/>
               <w:spacing w:after="40" w:before="0"/>
               <w:jc w:val="left"/>
             </w:pPr>
@@ -21577,7 +22048,7 @@
               <w:spacing w:after="10" w:before="0"/>
               <w:ind w:left="120"/>
             </w:pPr>
-            <w:hyperlink w:history="1" r:id="rIdhohvbnltevr732v4z7kxe">
+            <w:hyperlink w:history="1" r:id="rId4wy1acfgvzlvn7ldk83dg">
               <w:r>
                 <w:rPr>
                   <w:rFonts w:ascii="Arial" w:cs="Arial" w:eastAsia="Arial" w:hAnsi="Arial"/>
@@ -21654,7 +22125,7 @@
               <w:spacing w:after="10" w:before="0"/>
               <w:ind w:left="120"/>
             </w:pPr>
-            <w:hyperlink w:history="1" r:id="rIdpto7mda7vmgkvkb7vvpi_">
+            <w:hyperlink w:history="1" r:id="rIdnifn-qirmgw6sj8f1kjei">
               <w:r>
                 <w:rPr>
                   <w:rFonts w:ascii="Arial" w:cs="Arial" w:eastAsia="Arial" w:hAnsi="Arial"/>
@@ -21697,6 +22168,7 @@
           </w:tcPr>
           <w:p>
             <w:pPr>
+              <w:keepNext w:val="false"/>
               <w:spacing w:after="40" w:before="0"/>
               <w:jc w:val="left"/>
             </w:pPr>
@@ -21729,6 +22201,7 @@
           </w:tcPr>
           <w:p>
             <w:pPr>
+              <w:keepNext w:val="false"/>
               <w:spacing w:after="40" w:before="0"/>
               <w:jc w:val="left"/>
             </w:pPr>
@@ -21761,6 +22234,7 @@
           </w:tcPr>
           <w:p>
             <w:pPr>
+              <w:keepNext w:val="false"/>
               <w:spacing w:after="40" w:before="0"/>
               <w:jc w:val="left"/>
             </w:pPr>
@@ -21793,6 +22267,7 @@
           </w:tcPr>
           <w:p>
             <w:pPr>
+              <w:keepNext w:val="false"/>
               <w:spacing w:after="40" w:before="0"/>
               <w:jc w:val="left"/>
             </w:pPr>
@@ -21827,6 +22302,7 @@
           </w:tcPr>
           <w:p>
             <w:pPr>
+              <w:keepNext w:val="false"/>
               <w:spacing w:after="40" w:before="0"/>
               <w:jc w:val="left"/>
             </w:pPr>
@@ -21881,7 +22357,7 @@
               <w:spacing w:after="10" w:before="0"/>
               <w:ind w:left="120"/>
             </w:pPr>
-            <w:hyperlink w:history="1" r:id="rIdn5moiebnyyrxvstmgt7rn">
+            <w:hyperlink w:history="1" r:id="rIdd4pce-9-5pnsogtt_b_3g">
               <w:r>
                 <w:rPr>
                   <w:rFonts w:ascii="Arial" w:cs="Arial" w:eastAsia="Arial" w:hAnsi="Arial"/>
@@ -21958,7 +22434,7 @@
               <w:spacing w:after="10" w:before="0"/>
               <w:ind w:left="120"/>
             </w:pPr>
-            <w:hyperlink w:history="1" r:id="rIdma4u1kplisdf2ln1rqban">
+            <w:hyperlink w:history="1" r:id="rIdnu_tv0gkiav_y77avv1l6">
               <w:r>
                 <w:rPr>
                   <w:rFonts w:ascii="Arial" w:cs="Arial" w:eastAsia="Arial" w:hAnsi="Arial"/>
@@ -22001,6 +22477,7 @@
           </w:tcPr>
           <w:p>
             <w:pPr>
+              <w:keepNext w:val="false"/>
               <w:spacing w:after="40" w:before="0"/>
               <w:jc w:val="left"/>
             </w:pPr>
@@ -22033,6 +22510,7 @@
           </w:tcPr>
           <w:p>
             <w:pPr>
+              <w:keepNext w:val="false"/>
               <w:spacing w:after="40" w:before="0"/>
               <w:jc w:val="left"/>
             </w:pPr>
@@ -22065,6 +22543,7 @@
           </w:tcPr>
           <w:p>
             <w:pPr>
+              <w:keepNext w:val="false"/>
               <w:spacing w:after="40" w:before="0"/>
               <w:jc w:val="left"/>
             </w:pPr>
@@ -22097,6 +22576,7 @@
           </w:tcPr>
           <w:p>
             <w:pPr>
+              <w:keepNext w:val="false"/>
               <w:spacing w:after="40" w:before="0"/>
               <w:jc w:val="left"/>
             </w:pPr>
@@ -22131,6 +22611,7 @@
           </w:tcPr>
           <w:p>
             <w:pPr>
+              <w:keepNext w:val="false"/>
               <w:spacing w:after="40" w:before="0"/>
               <w:jc w:val="left"/>
             </w:pPr>
@@ -22185,7 +22666,7 @@
               <w:spacing w:after="10" w:before="0"/>
               <w:ind w:left="120"/>
             </w:pPr>
-            <w:hyperlink w:history="1" r:id="rIdeb1tqytkqgvzyq6qgn1eg">
+            <w:hyperlink w:history="1" r:id="rIde866ygk2yrqhqaoig2qr_">
               <w:r>
                 <w:rPr>
                   <w:rFonts w:ascii="Arial" w:cs="Arial" w:eastAsia="Arial" w:hAnsi="Arial"/>
@@ -22262,7 +22743,7 @@
               <w:spacing w:after="10" w:before="0"/>
               <w:ind w:left="120"/>
             </w:pPr>
-            <w:hyperlink w:history="1" r:id="rIdv-oosyapekft2bpiodarj">
+            <w:hyperlink w:history="1" r:id="rIdobwzic0pl2hyfflwl1ixo">
               <w:r>
                 <w:rPr>
                   <w:rFonts w:ascii="Arial" w:cs="Arial" w:eastAsia="Arial" w:hAnsi="Arial"/>
@@ -22305,6 +22786,7 @@
           </w:tcPr>
           <w:p>
             <w:pPr>
+              <w:keepNext w:val="false"/>
               <w:spacing w:after="40" w:before="0"/>
               <w:jc w:val="left"/>
             </w:pPr>
@@ -22337,6 +22819,7 @@
           </w:tcPr>
           <w:p>
             <w:pPr>
+              <w:keepNext w:val="false"/>
               <w:spacing w:after="40" w:before="0"/>
               <w:jc w:val="left"/>
             </w:pPr>
@@ -22369,6 +22852,7 @@
           </w:tcPr>
           <w:p>
             <w:pPr>
+              <w:keepNext w:val="false"/>
               <w:spacing w:after="40" w:before="0"/>
               <w:jc w:val="left"/>
             </w:pPr>
@@ -22401,6 +22885,7 @@
           </w:tcPr>
           <w:p>
             <w:pPr>
+              <w:keepNext w:val="false"/>
               <w:spacing w:after="40" w:before="0"/>
               <w:jc w:val="left"/>
             </w:pPr>
@@ -22460,6 +22945,7 @@
           </w:tcPr>
           <w:p>
             <w:pPr>
+              <w:keepNext w:val="false"/>
               <w:spacing w:after="40" w:before="0"/>
               <w:jc w:val="center"/>
             </w:pPr>
@@ -22494,6 +22980,7 @@
           </w:tcPr>
           <w:p>
             <w:pPr>
+              <w:keepNext w:val="false"/>
               <w:spacing w:after="40" w:before="0"/>
               <w:jc w:val="left"/>
             </w:pPr>
@@ -22555,6 +23042,7 @@
           </w:tcPr>
           <w:p>
             <w:pPr>
+              <w:keepNext w:val="false"/>
               <w:spacing w:after="40" w:before="0"/>
               <w:jc w:val="center"/>
             </w:pPr>
@@ -22589,6 +23077,7 @@
           </w:tcPr>
           <w:p>
             <w:pPr>
+              <w:keepNext w:val="false"/>
               <w:spacing w:after="40" w:before="0"/>
               <w:jc w:val="left"/>
             </w:pPr>
@@ -22621,6 +23110,7 @@
           </w:tcPr>
           <w:p>
             <w:pPr>
+              <w:keepNext w:val="false"/>
               <w:spacing w:after="40" w:before="0"/>
               <w:jc w:val="left"/>
             </w:pPr>
@@ -22655,6 +23145,7 @@
           </w:tcPr>
           <w:p>
             <w:pPr>
+              <w:keepNext w:val="false"/>
               <w:spacing w:after="40" w:before="0"/>
               <w:jc w:val="left"/>
             </w:pPr>
@@ -22687,6 +23178,7 @@
           </w:tcPr>
           <w:p>
             <w:pPr>
+              <w:keepNext w:val="false"/>
               <w:spacing w:after="40" w:before="0"/>
               <w:jc w:val="left"/>
             </w:pPr>
@@ -22721,6 +23213,7 @@
           </w:tcPr>
           <w:p>
             <w:pPr>
+              <w:keepNext w:val="false"/>
               <w:spacing w:after="40" w:before="0"/>
               <w:jc w:val="left"/>
             </w:pPr>
@@ -22753,6 +23246,7 @@
           </w:tcPr>
           <w:p>
             <w:pPr>
+              <w:keepNext w:val="false"/>
               <w:spacing w:after="40" w:before="0"/>
               <w:jc w:val="left"/>
             </w:pPr>
@@ -22789,7 +23283,7 @@
         </w:rPr>
         <w:t xml:space="preserve">© 2026 SeaVuria and ARES. Aligned with KICD objectives. Developed by SeaVuria; technical implementation by ARES (with AI assistance from Claude). Licensed under </w:t>
       </w:r>
-      <w:hyperlink w:history="1" r:id="rIdx7rt26avjfftje0t8cthj">
+      <w:hyperlink w:history="1" r:id="rIdyez_byvq13oi8omtvsr-t">
         <w:r>
           <w:rPr>
             <w:rFonts w:ascii="Arial" w:cs="Arial" w:eastAsia="Arial" w:hAnsi="Arial"/>
@@ -22810,7 +23304,7 @@
         </w:rPr>
         <w:t xml:space="preserve"> (</w:t>
       </w:r>
-      <w:hyperlink w:history="1" r:id="rIduho0dv0k9dkjnzsdoazbe">
+      <w:hyperlink w:history="1" r:id="rIdkcw7aoly-vz8ecuyhgesb">
         <w:r>
           <w:rPr>
             <w:rFonts w:ascii="Arial" w:cs="Arial" w:eastAsia="Arial" w:hAnsi="Arial"/>
@@ -22870,6 +23364,7 @@
           </w:tcPr>
           <w:p>
             <w:pPr>
+              <w:keepNext w:val="false"/>
               <w:spacing w:after="40" w:before="0"/>
               <w:jc w:val="center"/>
             </w:pPr>
@@ -22905,6 +23400,7 @@
           </w:tcPr>
           <w:p>
             <w:pPr>
+              <w:keepNext w:val="false"/>
               <w:spacing w:after="40" w:before="0"/>
               <w:jc w:val="center"/>
             </w:pPr>
@@ -22939,6 +23435,7 @@
           </w:tcPr>
           <w:p>
             <w:pPr>
+              <w:keepNext w:val="false"/>
               <w:spacing w:after="40" w:before="0"/>
               <w:jc w:val="left"/>
             </w:pPr>
@@ -22971,6 +23468,7 @@
           </w:tcPr>
           <w:p>
             <w:pPr>
+              <w:keepNext w:val="false"/>
               <w:spacing w:after="40" w:before="0"/>
               <w:jc w:val="left"/>
             </w:pPr>
@@ -23005,6 +23503,7 @@
           </w:tcPr>
           <w:p>
             <w:pPr>
+              <w:keepNext w:val="false"/>
               <w:spacing w:after="40" w:before="0"/>
               <w:jc w:val="left"/>
             </w:pPr>
@@ -23037,6 +23536,7 @@
           </w:tcPr>
           <w:p>
             <w:pPr>
+              <w:keepNext w:val="false"/>
               <w:spacing w:after="40" w:before="0"/>
               <w:jc w:val="left"/>
             </w:pPr>
@@ -23071,6 +23571,7 @@
           </w:tcPr>
           <w:p>
             <w:pPr>
+              <w:keepNext w:val="false"/>
               <w:spacing w:after="40" w:before="0"/>
               <w:jc w:val="left"/>
             </w:pPr>
@@ -23103,6 +23604,7 @@
           </w:tcPr>
           <w:p>
             <w:pPr>
+              <w:keepNext w:val="false"/>
               <w:spacing w:after="40" w:before="0"/>
               <w:jc w:val="left"/>
             </w:pPr>
@@ -23137,6 +23639,7 @@
           </w:tcPr>
           <w:p>
             <w:pPr>
+              <w:keepNext w:val="false"/>
               <w:spacing w:after="40" w:before="0"/>
               <w:jc w:val="left"/>
             </w:pPr>
@@ -23169,6 +23672,7 @@
           </w:tcPr>
           <w:p>
             <w:pPr>
+              <w:keepNext w:val="false"/>
               <w:spacing w:after="40" w:before="0"/>
               <w:jc w:val="left"/>
             </w:pPr>
@@ -23203,6 +23707,7 @@
           </w:tcPr>
           <w:p>
             <w:pPr>
+              <w:keepNext w:val="false"/>
               <w:spacing w:after="40" w:before="0"/>
               <w:jc w:val="left"/>
             </w:pPr>
@@ -23235,6 +23740,7 @@
           </w:tcPr>
           <w:p>
             <w:pPr>
+              <w:keepNext w:val="false"/>
               <w:spacing w:after="40" w:before="0"/>
               <w:jc w:val="left"/>
             </w:pPr>
@@ -23269,6 +23775,7 @@
           </w:tcPr>
           <w:p>
             <w:pPr>
+              <w:keepNext w:val="false"/>
               <w:spacing w:after="40" w:before="0"/>
               <w:jc w:val="left"/>
             </w:pPr>
@@ -23301,6 +23808,7 @@
           </w:tcPr>
           <w:p>
             <w:pPr>
+              <w:keepNext w:val="false"/>
               <w:spacing w:after="40" w:before="0"/>
               <w:jc w:val="left"/>
             </w:pPr>
@@ -23335,6 +23843,7 @@
           </w:tcPr>
           <w:p>
             <w:pPr>
+              <w:keepNext w:val="false"/>
               <w:spacing w:after="40" w:before="0"/>
               <w:jc w:val="left"/>
             </w:pPr>
@@ -23367,6 +23876,7 @@
           </w:tcPr>
           <w:p>
             <w:pPr>
+              <w:keepNext w:val="false"/>
               <w:spacing w:after="40" w:before="0"/>
               <w:jc w:val="left"/>
             </w:pPr>
@@ -23401,6 +23911,7 @@
           </w:tcPr>
           <w:p>
             <w:pPr>
+              <w:keepNext w:val="false"/>
               <w:spacing w:after="40" w:before="0"/>
               <w:jc w:val="left"/>
             </w:pPr>
@@ -23433,6 +23944,7 @@
           </w:tcPr>
           <w:p>
             <w:pPr>
+              <w:keepNext w:val="false"/>
               <w:spacing w:after="40" w:before="0"/>
               <w:jc w:val="left"/>
             </w:pPr>
@@ -23492,6 +24004,7 @@
           </w:tcPr>
           <w:p>
             <w:pPr>
+              <w:keepNext w:val="false"/>
               <w:spacing w:after="40" w:before="0"/>
               <w:jc w:val="center"/>
             </w:pPr>
@@ -23526,6 +24039,7 @@
           </w:tcPr>
           <w:p>
             <w:pPr>
+              <w:keepNext w:val="false"/>
               <w:spacing w:after="40" w:before="0"/>
               <w:jc w:val="left"/>
             </w:pPr>
@@ -23590,6 +24104,7 @@
           </w:tcPr>
           <w:p>
             <w:pPr>
+              <w:keepNext w:val="false"/>
               <w:spacing w:after="40" w:before="0"/>
               <w:jc w:val="center"/>
             </w:pPr>
@@ -23624,6 +24139,7 @@
           </w:tcPr>
           <w:p>
             <w:pPr>
+              <w:keepNext w:val="false"/>
               <w:spacing w:after="40" w:before="0"/>
               <w:jc w:val="left"/>
             </w:pPr>
@@ -23656,6 +24172,7 @@
           </w:tcPr>
           <w:p>
             <w:pPr>
+              <w:keepNext w:val="false"/>
               <w:spacing w:after="40" w:before="0"/>
               <w:jc w:val="left"/>
             </w:pPr>
@@ -23688,6 +24205,7 @@
           </w:tcPr>
           <w:p>
             <w:pPr>
+              <w:keepNext w:val="false"/>
               <w:spacing w:after="40" w:before="0"/>
               <w:jc w:val="left"/>
             </w:pPr>
@@ -23720,6 +24238,7 @@
           </w:tcPr>
           <w:p>
             <w:pPr>
+              <w:keepNext w:val="false"/>
               <w:spacing w:after="40" w:before="0"/>
               <w:jc w:val="left"/>
             </w:pPr>
@@ -23752,6 +24271,7 @@
           </w:tcPr>
           <w:p>
             <w:pPr>
+              <w:keepNext w:val="false"/>
               <w:spacing w:after="40" w:before="0"/>
               <w:jc w:val="left"/>
             </w:pPr>
@@ -23786,6 +24306,7 @@
           </w:tcPr>
           <w:p>
             <w:pPr>
+              <w:keepNext w:val="false"/>
               <w:spacing w:after="40" w:before="0"/>
               <w:jc w:val="left"/>
             </w:pPr>
@@ -23840,7 +24361,7 @@
               <w:spacing w:after="10" w:before="0"/>
               <w:ind w:left="120"/>
             </w:pPr>
-            <w:hyperlink w:history="1" r:id="rIdw6tvww5vjfgylx1czxukf">
+            <w:hyperlink w:history="1" r:id="rIdecds0t5wkikpsdydj55w-">
               <w:r>
                 <w:rPr>
                   <w:rFonts w:ascii="Arial" w:cs="Arial" w:eastAsia="Arial" w:hAnsi="Arial"/>
@@ -23917,7 +24438,7 @@
               <w:spacing w:after="10" w:before="0"/>
               <w:ind w:left="120"/>
             </w:pPr>
-            <w:hyperlink w:history="1" r:id="rId3jn22mx8zrx8xwugtokqh">
+            <w:hyperlink w:history="1" r:id="rIdbpcw9ex35amhtj5dxelps">
               <w:r>
                 <w:rPr>
                   <w:rFonts w:ascii="Arial" w:cs="Arial" w:eastAsia="Arial" w:hAnsi="Arial"/>
@@ -23960,6 +24481,7 @@
           </w:tcPr>
           <w:p>
             <w:pPr>
+              <w:keepNext w:val="false"/>
               <w:spacing w:after="40" w:before="0"/>
               <w:jc w:val="left"/>
             </w:pPr>
@@ -23992,6 +24514,7 @@
           </w:tcPr>
           <w:p>
             <w:pPr>
+              <w:keepNext w:val="false"/>
               <w:spacing w:after="40" w:before="0"/>
               <w:jc w:val="left"/>
             </w:pPr>
@@ -24024,6 +24547,7 @@
           </w:tcPr>
           <w:p>
             <w:pPr>
+              <w:keepNext w:val="false"/>
               <w:spacing w:after="40" w:before="0"/>
               <w:jc w:val="left"/>
             </w:pPr>
@@ -24056,6 +24580,7 @@
           </w:tcPr>
           <w:p>
             <w:pPr>
+              <w:keepNext w:val="false"/>
               <w:spacing w:after="40" w:before="0"/>
               <w:jc w:val="left"/>
             </w:pPr>
@@ -24090,6 +24615,7 @@
           </w:tcPr>
           <w:p>
             <w:pPr>
+              <w:keepNext w:val="false"/>
               <w:spacing w:after="40" w:before="0"/>
               <w:jc w:val="left"/>
             </w:pPr>
@@ -24144,7 +24670,7 @@
               <w:spacing w:after="10" w:before="0"/>
               <w:ind w:left="120"/>
             </w:pPr>
-            <w:hyperlink w:history="1" r:id="rIdvhwmrfd1oygj1uqrddvyp">
+            <w:hyperlink w:history="1" r:id="rId8dvqdh5smbx-ineq0qyhg">
               <w:r>
                 <w:rPr>
                   <w:rFonts w:ascii="Arial" w:cs="Arial" w:eastAsia="Arial" w:hAnsi="Arial"/>
@@ -24221,7 +24747,7 @@
               <w:spacing w:after="10" w:before="0"/>
               <w:ind w:left="120"/>
             </w:pPr>
-            <w:hyperlink w:history="1" r:id="rId34hcreqvnjln63nhptblq">
+            <w:hyperlink w:history="1" r:id="rIdplep-ycbh5wh0ky7an1ra">
               <w:r>
                 <w:rPr>
                   <w:rFonts w:ascii="Arial" w:cs="Arial" w:eastAsia="Arial" w:hAnsi="Arial"/>
@@ -24264,6 +24790,7 @@
           </w:tcPr>
           <w:p>
             <w:pPr>
+              <w:keepNext w:val="false"/>
               <w:spacing w:after="40" w:before="0"/>
               <w:jc w:val="left"/>
             </w:pPr>
@@ -24296,6 +24823,7 @@
           </w:tcPr>
           <w:p>
             <w:pPr>
+              <w:keepNext w:val="false"/>
               <w:spacing w:after="40" w:before="0"/>
               <w:jc w:val="left"/>
             </w:pPr>
@@ -24328,6 +24856,7 @@
           </w:tcPr>
           <w:p>
             <w:pPr>
+              <w:keepNext w:val="false"/>
               <w:spacing w:after="40" w:before="0"/>
               <w:jc w:val="left"/>
             </w:pPr>
@@ -24360,6 +24889,7 @@
           </w:tcPr>
           <w:p>
             <w:pPr>
+              <w:keepNext w:val="false"/>
               <w:spacing w:after="40" w:before="0"/>
               <w:jc w:val="left"/>
             </w:pPr>
@@ -24394,6 +24924,7 @@
           </w:tcPr>
           <w:p>
             <w:pPr>
+              <w:keepNext w:val="false"/>
               <w:spacing w:after="40" w:before="0"/>
               <w:jc w:val="left"/>
             </w:pPr>
@@ -24448,7 +24979,7 @@
               <w:spacing w:after="10" w:before="0"/>
               <w:ind w:left="120"/>
             </w:pPr>
-            <w:hyperlink w:history="1" r:id="rIdyoh5xwhkmcnzigiwe-iwe">
+            <w:hyperlink w:history="1" r:id="rIdnvmglqep66_htmzq0_lre">
               <w:r>
                 <w:rPr>
                   <w:rFonts w:ascii="Arial" w:cs="Arial" w:eastAsia="Arial" w:hAnsi="Arial"/>
@@ -24525,7 +25056,7 @@
               <w:spacing w:after="10" w:before="0"/>
               <w:ind w:left="120"/>
             </w:pPr>
-            <w:hyperlink w:history="1" r:id="rIdre32vs9o0b7dfhsned0yv">
+            <w:hyperlink w:history="1" r:id="rId2hxuux0mnuokxqywsi0uq">
               <w:r>
                 <w:rPr>
                   <w:rFonts w:ascii="Arial" w:cs="Arial" w:eastAsia="Arial" w:hAnsi="Arial"/>
@@ -24568,6 +25099,7 @@
           </w:tcPr>
           <w:p>
             <w:pPr>
+              <w:keepNext w:val="false"/>
               <w:spacing w:after="40" w:before="0"/>
               <w:jc w:val="left"/>
             </w:pPr>
@@ -24600,6 +25132,7 @@
           </w:tcPr>
           <w:p>
             <w:pPr>
+              <w:keepNext w:val="false"/>
               <w:spacing w:after="40" w:before="0"/>
               <w:jc w:val="left"/>
             </w:pPr>
@@ -24632,6 +25165,7 @@
           </w:tcPr>
           <w:p>
             <w:pPr>
+              <w:keepNext w:val="false"/>
               <w:spacing w:after="40" w:before="0"/>
               <w:jc w:val="left"/>
             </w:pPr>
@@ -24664,6 +25198,7 @@
           </w:tcPr>
           <w:p>
             <w:pPr>
+              <w:keepNext w:val="false"/>
               <w:spacing w:after="40" w:before="0"/>
               <w:jc w:val="left"/>
             </w:pPr>
@@ -24698,6 +25233,7 @@
           </w:tcPr>
           <w:p>
             <w:pPr>
+              <w:keepNext w:val="false"/>
               <w:spacing w:after="40" w:before="0"/>
               <w:jc w:val="left"/>
             </w:pPr>
@@ -24752,7 +25288,7 @@
               <w:spacing w:after="10" w:before="0"/>
               <w:ind w:left="120"/>
             </w:pPr>
-            <w:hyperlink w:history="1" r:id="rId7pgfo39s841lobglyfpd0">
+            <w:hyperlink w:history="1" r:id="rIdxsybbkwkjcph6ee12u76i">
               <w:r>
                 <w:rPr>
                   <w:rFonts w:ascii="Arial" w:cs="Arial" w:eastAsia="Arial" w:hAnsi="Arial"/>
@@ -24829,7 +25365,7 @@
               <w:spacing w:after="10" w:before="0"/>
               <w:ind w:left="120"/>
             </w:pPr>
-            <w:hyperlink w:history="1" r:id="rIdnrbqbk4mt-hifcml9d4xh">
+            <w:hyperlink w:history="1" r:id="rIdbroc17rk5bgacelwoqlzf">
               <w:r>
                 <w:rPr>
                   <w:rFonts w:ascii="Arial" w:cs="Arial" w:eastAsia="Arial" w:hAnsi="Arial"/>
@@ -24872,6 +25408,7 @@
           </w:tcPr>
           <w:p>
             <w:pPr>
+              <w:keepNext w:val="false"/>
               <w:spacing w:after="40" w:before="0"/>
               <w:jc w:val="left"/>
             </w:pPr>
@@ -24904,6 +25441,7 @@
           </w:tcPr>
           <w:p>
             <w:pPr>
+              <w:keepNext w:val="false"/>
               <w:spacing w:after="40" w:before="0"/>
               <w:jc w:val="left"/>
             </w:pPr>
@@ -24936,6 +25474,7 @@
           </w:tcPr>
           <w:p>
             <w:pPr>
+              <w:keepNext w:val="false"/>
               <w:spacing w:after="40" w:before="0"/>
               <w:jc w:val="left"/>
             </w:pPr>
@@ -24968,6 +25507,7 @@
           </w:tcPr>
           <w:p>
             <w:pPr>
+              <w:keepNext w:val="false"/>
               <w:spacing w:after="40" w:before="0"/>
               <w:jc w:val="left"/>
             </w:pPr>
@@ -25002,6 +25542,7 @@
           </w:tcPr>
           <w:p>
             <w:pPr>
+              <w:keepNext w:val="false"/>
               <w:spacing w:after="40" w:before="0"/>
               <w:jc w:val="left"/>
             </w:pPr>
@@ -25056,7 +25597,7 @@
               <w:spacing w:after="10" w:before="0"/>
               <w:ind w:left="120"/>
             </w:pPr>
-            <w:hyperlink w:history="1" r:id="rIdph1i_irsul8upywynjur8">
+            <w:hyperlink w:history="1" r:id="rId-kfg-s_sfmqw3wogqmevj">
               <w:r>
                 <w:rPr>
                   <w:rFonts w:ascii="Arial" w:cs="Arial" w:eastAsia="Arial" w:hAnsi="Arial"/>
@@ -25133,7 +25674,7 @@
               <w:spacing w:after="10" w:before="0"/>
               <w:ind w:left="120"/>
             </w:pPr>
-            <w:hyperlink w:history="1" r:id="rIdl4tdgxncvao9g4u46cz58">
+            <w:hyperlink w:history="1" r:id="rId7uxnrvsj2-8q_qviq-go2">
               <w:r>
                 <w:rPr>
                   <w:rFonts w:ascii="Arial" w:cs="Arial" w:eastAsia="Arial" w:hAnsi="Arial"/>
@@ -25176,6 +25717,7 @@
           </w:tcPr>
           <w:p>
             <w:pPr>
+              <w:keepNext w:val="false"/>
               <w:spacing w:after="40" w:before="0"/>
               <w:jc w:val="left"/>
             </w:pPr>
@@ -25208,6 +25750,7 @@
           </w:tcPr>
           <w:p>
             <w:pPr>
+              <w:keepNext w:val="false"/>
               <w:spacing w:after="40" w:before="0"/>
               <w:jc w:val="left"/>
             </w:pPr>
@@ -25240,6 +25783,7 @@
           </w:tcPr>
           <w:p>
             <w:pPr>
+              <w:keepNext w:val="false"/>
               <w:spacing w:after="40" w:before="0"/>
               <w:jc w:val="left"/>
             </w:pPr>
@@ -25272,6 +25816,7 @@
           </w:tcPr>
           <w:p>
             <w:pPr>
+              <w:keepNext w:val="false"/>
               <w:spacing w:after="40" w:before="0"/>
               <w:jc w:val="left"/>
             </w:pPr>
@@ -25331,6 +25876,7 @@
           </w:tcPr>
           <w:p>
             <w:pPr>
+              <w:keepNext w:val="false"/>
               <w:spacing w:after="40" w:before="0"/>
               <w:jc w:val="center"/>
             </w:pPr>
@@ -25365,6 +25911,7 @@
           </w:tcPr>
           <w:p>
             <w:pPr>
+              <w:keepNext w:val="false"/>
               <w:spacing w:after="40" w:before="0"/>
               <w:jc w:val="left"/>
             </w:pPr>
@@ -25384,6 +25931,7 @@
           </w:p>
           <w:p>
             <w:pPr>
+              <w:keepNext w:val="false"/>
               <w:spacing w:after="40" w:before="0"/>
               <w:jc w:val="left"/>
             </w:pPr>
@@ -25403,6 +25951,7 @@
           </w:p>
           <w:p>
             <w:pPr>
+              <w:keepNext w:val="false"/>
               <w:spacing w:after="40" w:before="0"/>
               <w:jc w:val="left"/>
             </w:pPr>
@@ -25422,6 +25971,7 @@
           </w:p>
           <w:p>
             <w:pPr>
+              <w:keepNext w:val="false"/>
               <w:spacing w:after="40" w:before="0"/>
               <w:jc w:val="left"/>
             </w:pPr>
@@ -25441,6 +25991,7 @@
           </w:p>
           <w:p>
             <w:pPr>
+              <w:keepNext w:val="false"/>
               <w:spacing w:after="40" w:before="0"/>
               <w:jc w:val="left"/>
             </w:pPr>
@@ -25460,6 +26011,7 @@
           </w:p>
           <w:p>
             <w:pPr>
+              <w:keepNext w:val="false"/>
               <w:spacing w:after="40" w:before="0"/>
               <w:jc w:val="left"/>
             </w:pPr>
@@ -25479,6 +26031,7 @@
           </w:p>
           <w:p>
             <w:pPr>
+              <w:keepNext w:val="false"/>
               <w:spacing w:after="40" w:before="0"/>
               <w:jc w:val="left"/>
             </w:pPr>
@@ -25498,6 +26051,7 @@
           </w:p>
           <w:p>
             <w:pPr>
+              <w:keepNext w:val="false"/>
               <w:spacing w:after="40" w:before="0"/>
               <w:jc w:val="left"/>
             </w:pPr>
@@ -25517,6 +26071,7 @@
           </w:p>
           <w:p>
             <w:pPr>
+              <w:keepNext w:val="false"/>
               <w:spacing w:after="40" w:before="0"/>
               <w:jc w:val="left"/>
             </w:pPr>
@@ -25536,6 +26091,7 @@
           </w:p>
           <w:p>
             <w:pPr>
+              <w:keepNext w:val="false"/>
               <w:spacing w:after="40" w:before="0"/>
               <w:jc w:val="left"/>
             </w:pPr>
@@ -25555,6 +26111,7 @@
           </w:p>
           <w:p>
             <w:pPr>
+              <w:keepNext w:val="false"/>
               <w:spacing w:after="40" w:before="0"/>
               <w:jc w:val="left"/>
             </w:pPr>
@@ -25574,6 +26131,7 @@
           </w:p>
           <w:p>
             <w:pPr>
+              <w:keepNext w:val="false"/>
               <w:spacing w:after="40" w:before="0"/>
               <w:jc w:val="left"/>
             </w:pPr>
@@ -25593,6 +26151,7 @@
           </w:p>
           <w:p>
             <w:pPr>
+              <w:keepNext w:val="false"/>
               <w:spacing w:after="40" w:before="0"/>
               <w:jc w:val="left"/>
             </w:pPr>
@@ -25654,6 +26213,7 @@
           </w:tcPr>
           <w:p>
             <w:pPr>
+              <w:keepNext w:val="false"/>
               <w:spacing w:after="40" w:before="0"/>
               <w:jc w:val="center"/>
             </w:pPr>
@@ -25688,6 +26248,7 @@
           </w:tcPr>
           <w:p>
             <w:pPr>
+              <w:keepNext w:val="false"/>
               <w:spacing w:after="40" w:before="0"/>
               <w:jc w:val="left"/>
             </w:pPr>
@@ -25720,6 +26281,7 @@
           </w:tcPr>
           <w:p>
             <w:pPr>
+              <w:keepNext w:val="false"/>
               <w:spacing w:after="40" w:before="0"/>
               <w:jc w:val="left"/>
             </w:pPr>
@@ -25754,6 +26316,7 @@
           </w:tcPr>
           <w:p>
             <w:pPr>
+              <w:keepNext w:val="false"/>
               <w:spacing w:after="40" w:before="0"/>
               <w:jc w:val="left"/>
             </w:pPr>
@@ -25786,6 +26349,7 @@
           </w:tcPr>
           <w:p>
             <w:pPr>
+              <w:keepNext w:val="false"/>
               <w:spacing w:after="40" w:before="0"/>
               <w:jc w:val="left"/>
             </w:pPr>
@@ -25820,6 +26384,7 @@
           </w:tcPr>
           <w:p>
             <w:pPr>
+              <w:keepNext w:val="false"/>
               <w:spacing w:after="40" w:before="0"/>
               <w:jc w:val="left"/>
             </w:pPr>
@@ -25852,6 +26417,7 @@
           </w:tcPr>
           <w:p>
             <w:pPr>
+              <w:keepNext w:val="false"/>
               <w:spacing w:after="40" w:before="0"/>
               <w:jc w:val="left"/>
             </w:pPr>
@@ -25888,7 +26454,7 @@
         </w:rPr>
         <w:t xml:space="preserve">© 2026 SeaVuria and ARES. Aligned with KICD objectives. Developed by SeaVuria; technical implementation by ARES (with AI assistance from Claude). Licensed under </w:t>
       </w:r>
-      <w:hyperlink w:history="1" r:id="rIdg0qfkgjp8r_0gykh46hpa">
+      <w:hyperlink w:history="1" r:id="rIdcq9wqflq5vvx-qpxxmr30">
         <w:r>
           <w:rPr>
             <w:rFonts w:ascii="Arial" w:cs="Arial" w:eastAsia="Arial" w:hAnsi="Arial"/>
@@ -25909,7 +26475,7 @@
         </w:rPr>
         <w:t xml:space="preserve"> (</w:t>
       </w:r>
-      <w:hyperlink w:history="1" r:id="rIdcogobpmvbmpbxy9tn-vhs">
+      <w:hyperlink w:history="1" r:id="rIda34o6dxemxdsd98oecego">
         <w:r>
           <w:rPr>
             <w:rFonts w:ascii="Arial" w:cs="Arial" w:eastAsia="Arial" w:hAnsi="Arial"/>
@@ -25970,6 +26536,7 @@
           </w:tcPr>
           <w:p>
             <w:pPr>
+              <w:keepNext w:val="false"/>
               <w:spacing w:after="40" w:before="0"/>
               <w:jc w:val="center"/>
             </w:pPr>
@@ -26004,6 +26571,7 @@
           </w:tcPr>
           <w:p>
             <w:pPr>
+              <w:keepNext w:val="false"/>
               <w:spacing w:after="40" w:before="0"/>
               <w:jc w:val="left"/>
             </w:pPr>
@@ -26036,6 +26604,7 @@
           </w:tcPr>
           <w:p>
             <w:pPr>
+              <w:keepNext w:val="false"/>
               <w:spacing w:after="40" w:before="0"/>
               <w:jc w:val="left"/>
             </w:pPr>
@@ -26068,6 +26637,7 @@
           </w:tcPr>
           <w:p>
             <w:pPr>
+              <w:keepNext w:val="false"/>
               <w:spacing w:after="40" w:before="0"/>
               <w:jc w:val="left"/>
             </w:pPr>
@@ -26102,6 +26672,7 @@
           </w:tcPr>
           <w:p>
             <w:pPr>
+              <w:keepNext w:val="false"/>
               <w:spacing w:after="40" w:before="0"/>
               <w:jc w:val="left"/>
             </w:pPr>
@@ -26134,6 +26705,7 @@
           </w:tcPr>
           <w:p>
             <w:pPr>
+              <w:keepNext w:val="false"/>
               <w:spacing w:after="40" w:before="0"/>
               <w:jc w:val="left"/>
             </w:pPr>
@@ -26166,6 +26738,7 @@
           </w:tcPr>
           <w:p>
             <w:pPr>
+              <w:keepNext w:val="false"/>
               <w:spacing w:after="40" w:before="0"/>
               <w:jc w:val="left"/>
             </w:pPr>
@@ -26200,6 +26773,7 @@
           </w:tcPr>
           <w:p>
             <w:pPr>
+              <w:keepNext w:val="false"/>
               <w:spacing w:after="40" w:before="0"/>
               <w:jc w:val="left"/>
             </w:pPr>
@@ -26232,6 +26806,7 @@
           </w:tcPr>
           <w:p>
             <w:pPr>
+              <w:keepNext w:val="false"/>
               <w:spacing w:after="40" w:before="0"/>
               <w:jc w:val="left"/>
             </w:pPr>
@@ -26264,6 +26839,7 @@
           </w:tcPr>
           <w:p>
             <w:pPr>
+              <w:keepNext w:val="false"/>
               <w:spacing w:after="40" w:before="0"/>
               <w:jc w:val="left"/>
             </w:pPr>
@@ -26298,6 +26874,7 @@
           </w:tcPr>
           <w:p>
             <w:pPr>
+              <w:keepNext w:val="false"/>
               <w:spacing w:after="40" w:before="0"/>
               <w:jc w:val="left"/>
             </w:pPr>
@@ -26330,6 +26907,7 @@
           </w:tcPr>
           <w:p>
             <w:pPr>
+              <w:keepNext w:val="false"/>
               <w:spacing w:after="40" w:before="0"/>
               <w:jc w:val="left"/>
             </w:pPr>
@@ -26362,6 +26940,7 @@
           </w:tcPr>
           <w:p>
             <w:pPr>
+              <w:keepNext w:val="false"/>
               <w:spacing w:after="40" w:before="0"/>
               <w:jc w:val="left"/>
             </w:pPr>

--- a/data/outputs/v2/General_Science/SS3.1_Turning_Effect_of_Force/General_Science_Turning_Effect_of_Force_CBE_LessonSequence.docx
+++ b/data/outputs/v2/General_Science/SS3.1_Turning_Effect_of_Force/General_Science_Turning_Effect_of_Force_CBE_LessonSequence.docx
@@ -2138,7 +2138,7 @@
         </w:rPr>
         <w:t xml:space="preserve">© 2026 SeaVuria and ARES. This work is licensed under a </w:t>
       </w:r>
-      <w:hyperlink w:history="1" r:id="rIdcxictnzdhsav1pyucjzyi">
+      <w:hyperlink w:history="1" r:id="rIdhp3rqdw7waoytrzhghrak">
         <w:r>
           <w:rPr>
             <w:rFonts w:ascii="Arial" w:cs="Arial" w:eastAsia="Arial" w:hAnsi="Arial"/>
@@ -2158,7 +2158,7 @@
         </w:rPr>
         <w:t xml:space="preserve"> (</w:t>
       </w:r>
-      <w:hyperlink w:history="1" r:id="rId-k2xmesczkqwueqrnmcqd">
+      <w:hyperlink w:history="1" r:id="rIdj0ktuolo6fcxczjt6vemi">
         <w:r>
           <w:rPr>
             <w:rFonts w:ascii="Arial" w:cs="Arial" w:eastAsia="Arial" w:hAnsi="Arial"/>
@@ -2178,7 +2178,7 @@
         </w:rPr>
         <w:t xml:space="preserve">). To view a copy of this license, visit </w:t>
       </w:r>
-      <w:hyperlink w:history="1" r:id="rIdnqkuoozyptgaxlvqpe0xz">
+      <w:hyperlink w:history="1" r:id="rIdcxel9whzu3tauyyj2kvgs">
         <w:r>
           <w:rPr>
             <w:rFonts w:ascii="Arial" w:cs="Arial" w:eastAsia="Arial" w:hAnsi="Arial"/>
@@ -3217,7 +3217,7 @@
             <w:pPr>
               <w:spacing w:after="20" w:before="0"/>
             </w:pPr>
-            <w:hyperlink w:history="1" r:id="rId5yutstjxugg8nzvulechv">
+            <w:hyperlink w:history="1" r:id="rIdgt94v4sv55bqqh5rqismm">
               <w:r>
                 <w:rPr>
                   <w:rFonts w:ascii="Arial" w:cs="Arial" w:eastAsia="Arial" w:hAnsi="Arial"/>
@@ -3266,7 +3266,7 @@
               <w:spacing w:after="10" w:before="0"/>
               <w:ind w:left="120"/>
             </w:pPr>
-            <w:hyperlink w:history="1" r:id="rIdonfzehezc-oyhg3uxpkqe">
+            <w:hyperlink w:history="1" r:id="rIduc4wyvkh4jgfur6_akuhz">
               <w:r>
                 <w:rPr>
                   <w:rFonts w:ascii="Arial" w:cs="Arial" w:eastAsia="Arial" w:hAnsi="Arial"/>
@@ -3328,7 +3328,7 @@
               <w:spacing w:after="10" w:before="0"/>
               <w:ind w:left="120"/>
             </w:pPr>
-            <w:hyperlink w:history="1" r:id="rIdy7kzyzgn-sqfknunyeq3w">
+            <w:hyperlink w:history="1" r:id="rIdc1mrd3al5xcgohmpcsuw_">
               <w:r>
                 <w:rPr>
                   <w:rFonts w:ascii="Arial" w:cs="Arial" w:eastAsia="Arial" w:hAnsi="Arial"/>
@@ -3543,7 +3543,7 @@
             <w:pPr>
               <w:spacing w:after="20" w:before="0"/>
             </w:pPr>
-            <w:hyperlink w:history="1" r:id="rId0abyd6yunscpboeuvlz42">
+            <w:hyperlink w:history="1" r:id="rIdmjfkl6zhlmyx8bj0rgy5x">
               <w:r>
                 <w:rPr>
                   <w:rFonts w:ascii="Arial" w:cs="Arial" w:eastAsia="Arial" w:hAnsi="Arial"/>
@@ -3592,7 +3592,7 @@
               <w:spacing w:after="10" w:before="0"/>
               <w:ind w:left="120"/>
             </w:pPr>
-            <w:hyperlink w:history="1" r:id="rIdt9n-n4uptt3ajv9r7jcg0">
+            <w:hyperlink w:history="1" r:id="rIdebwo62nseiqbyiell1ib9">
               <w:r>
                 <w:rPr>
                   <w:rFonts w:ascii="Arial" w:cs="Arial" w:eastAsia="Arial" w:hAnsi="Arial"/>
@@ -3654,7 +3654,7 @@
               <w:spacing w:after="10" w:before="0"/>
               <w:ind w:left="120"/>
             </w:pPr>
-            <w:hyperlink w:history="1" r:id="rIdfcit0b5fu31adsuvndail">
+            <w:hyperlink w:history="1" r:id="rIdasiuqm5bti8xfdejtewis">
               <w:r>
                 <w:rPr>
                   <w:rFonts w:ascii="Arial" w:cs="Arial" w:eastAsia="Arial" w:hAnsi="Arial"/>
@@ -3869,7 +3869,7 @@
             <w:pPr>
               <w:spacing w:after="20" w:before="0"/>
             </w:pPr>
-            <w:hyperlink w:history="1" r:id="rIdsoz_iumfmtred2-jprh5m">
+            <w:hyperlink w:history="1" r:id="rIdieshabykninsspjz4n_yr">
               <w:r>
                 <w:rPr>
                   <w:rFonts w:ascii="Arial" w:cs="Arial" w:eastAsia="Arial" w:hAnsi="Arial"/>
@@ -3918,7 +3918,7 @@
               <w:spacing w:after="10" w:before="0"/>
               <w:ind w:left="120"/>
             </w:pPr>
-            <w:hyperlink w:history="1" r:id="rIddobfb7n6wujc_h8n2moj1">
+            <w:hyperlink w:history="1" r:id="rIdb2_zksgfodgsf1gwd04qc">
               <w:r>
                 <w:rPr>
                   <w:rFonts w:ascii="Arial" w:cs="Arial" w:eastAsia="Arial" w:hAnsi="Arial"/>
@@ -3980,7 +3980,7 @@
               <w:spacing w:after="10" w:before="0"/>
               <w:ind w:left="120"/>
             </w:pPr>
-            <w:hyperlink w:history="1" r:id="rIds6mr9yxwnbagg9vcp_vpq">
+            <w:hyperlink w:history="1" r:id="rIdert_dxni4cclvlpkomhef">
               <w:r>
                 <w:rPr>
                   <w:rFonts w:ascii="Arial" w:cs="Arial" w:eastAsia="Arial" w:hAnsi="Arial"/>
@@ -4195,7 +4195,7 @@
             <w:pPr>
               <w:spacing w:after="20" w:before="0"/>
             </w:pPr>
-            <w:hyperlink w:history="1" r:id="rIdhmtnjyi2botbhyyevzh3i">
+            <w:hyperlink w:history="1" r:id="rIdta3rqpumbgk1cewd-tvbz">
               <w:r>
                 <w:rPr>
                   <w:rFonts w:ascii="Arial" w:cs="Arial" w:eastAsia="Arial" w:hAnsi="Arial"/>
@@ -4244,7 +4244,7 @@
               <w:spacing w:after="10" w:before="0"/>
               <w:ind w:left="120"/>
             </w:pPr>
-            <w:hyperlink w:history="1" r:id="rIdwg56tao4lvyrhf1tso8qc">
+            <w:hyperlink w:history="1" r:id="rIdnitdy8at8gpmreue3lsj2">
               <w:r>
                 <w:rPr>
                   <w:rFonts w:ascii="Arial" w:cs="Arial" w:eastAsia="Arial" w:hAnsi="Arial"/>
@@ -4306,7 +4306,7 @@
               <w:spacing w:after="10" w:before="0"/>
               <w:ind w:left="120"/>
             </w:pPr>
-            <w:hyperlink w:history="1" r:id="rIdvc1utba-_yhqsxfuhdckq">
+            <w:hyperlink w:history="1" r:id="rIdmo6kgcrhhecnoy_bu_zmx">
               <w:r>
                 <w:rPr>
                   <w:rFonts w:ascii="Arial" w:cs="Arial" w:eastAsia="Arial" w:hAnsi="Arial"/>
@@ -4521,7 +4521,7 @@
             <w:pPr>
               <w:spacing w:after="20" w:before="0"/>
             </w:pPr>
-            <w:hyperlink w:history="1" r:id="rId6pbji8ilu6paapw-bjegu">
+            <w:hyperlink w:history="1" r:id="rIdku_iu5t2wgbmamdzjd4bc">
               <w:r>
                 <w:rPr>
                   <w:rFonts w:ascii="Arial" w:cs="Arial" w:eastAsia="Arial" w:hAnsi="Arial"/>
@@ -4570,7 +4570,7 @@
               <w:spacing w:after="10" w:before="0"/>
               <w:ind w:left="120"/>
             </w:pPr>
-            <w:hyperlink w:history="1" r:id="rIdrw3clmo8i_s4gtgos1qyr">
+            <w:hyperlink w:history="1" r:id="rId9pbfze5hhu0ecrams_6a1">
               <w:r>
                 <w:rPr>
                   <w:rFonts w:ascii="Arial" w:cs="Arial" w:eastAsia="Arial" w:hAnsi="Arial"/>
@@ -4632,7 +4632,7 @@
               <w:spacing w:after="10" w:before="0"/>
               <w:ind w:left="120"/>
             </w:pPr>
-            <w:hyperlink w:history="1" r:id="rId0lvrwqafcfyqmwbklyhn8">
+            <w:hyperlink w:history="1" r:id="rIdobtliietxrk_dv6a_j4iy">
               <w:r>
                 <w:rPr>
                   <w:rFonts w:ascii="Arial" w:cs="Arial" w:eastAsia="Arial" w:hAnsi="Arial"/>
@@ -5272,7 +5272,7 @@
         </w:rPr>
         <w:t xml:space="preserve">© 2026 SeaVuria and ARES. Aligned with KICD objectives. Developed by SeaVuria; technical implementation by ARES (with AI assistance from Claude). Licensed under </w:t>
       </w:r>
-      <w:hyperlink w:history="1" r:id="rId6vpmxsbfulk8hjeb0rx7i">
+      <w:hyperlink w:history="1" r:id="rIdc4wrdlus5wprlqgfhmcdy">
         <w:r>
           <w:rPr>
             <w:rFonts w:ascii="Arial" w:cs="Arial" w:eastAsia="Arial" w:hAnsi="Arial"/>
@@ -5293,7 +5293,7 @@
         </w:rPr>
         <w:t xml:space="preserve"> (</w:t>
       </w:r>
-      <w:hyperlink w:history="1" r:id="rId5do5uidc_rfvbos_viwbr">
+      <w:hyperlink w:history="1" r:id="rIdmmgxxsz-6swrozwnz5j3g">
         <w:r>
           <w:rPr>
             <w:rFonts w:ascii="Arial" w:cs="Arial" w:eastAsia="Arial" w:hAnsi="Arial"/>
@@ -6350,7 +6350,7 @@
               <w:spacing w:after="10" w:before="0"/>
               <w:ind w:left="120"/>
             </w:pPr>
-            <w:hyperlink w:history="1" r:id="rIdw4rntfewwi5yrj9n0dr9r">
+            <w:hyperlink w:history="1" r:id="rIdcl93fzqtqvqymesgpliuo">
               <w:r>
                 <w:rPr>
                   <w:rFonts w:ascii="Arial" w:cs="Arial" w:eastAsia="Arial" w:hAnsi="Arial"/>
@@ -6427,7 +6427,7 @@
               <w:spacing w:after="10" w:before="0"/>
               <w:ind w:left="120"/>
             </w:pPr>
-            <w:hyperlink w:history="1" r:id="rIdvcitu-sq-pkriol14jmzx">
+            <w:hyperlink w:history="1" r:id="rIddppjtjoiylqszfh9x1mud">
               <w:r>
                 <w:rPr>
                   <w:rFonts w:ascii="Arial" w:cs="Arial" w:eastAsia="Arial" w:hAnsi="Arial"/>
@@ -6659,7 +6659,7 @@
               <w:spacing w:after="10" w:before="0"/>
               <w:ind w:left="120"/>
             </w:pPr>
-            <w:hyperlink w:history="1" r:id="rIdbiuauay5wzabpwnmxxnxm">
+            <w:hyperlink w:history="1" r:id="rIdwhf7pk6ez86yb8csnhfev">
               <w:r>
                 <w:rPr>
                   <w:rFonts w:ascii="Arial" w:cs="Arial" w:eastAsia="Arial" w:hAnsi="Arial"/>
@@ -6736,7 +6736,7 @@
               <w:spacing w:after="10" w:before="0"/>
               <w:ind w:left="120"/>
             </w:pPr>
-            <w:hyperlink w:history="1" r:id="rIdz5hoz6wlcidaxwwqulmud">
+            <w:hyperlink w:history="1" r:id="rIdxjptey1jqjh6qsfm2v89v">
               <w:r>
                 <w:rPr>
                   <w:rFonts w:ascii="Arial" w:cs="Arial" w:eastAsia="Arial" w:hAnsi="Arial"/>
@@ -6968,7 +6968,7 @@
               <w:spacing w:after="10" w:before="0"/>
               <w:ind w:left="120"/>
             </w:pPr>
-            <w:hyperlink w:history="1" r:id="rId5-gscqd-8f3m9xyon7zzf">
+            <w:hyperlink w:history="1" r:id="rIdjg8ju8xbdbuglmtzbmgic">
               <w:r>
                 <w:rPr>
                   <w:rFonts w:ascii="Arial" w:cs="Arial" w:eastAsia="Arial" w:hAnsi="Arial"/>
@@ -7045,7 +7045,7 @@
               <w:spacing w:after="10" w:before="0"/>
               <w:ind w:left="120"/>
             </w:pPr>
-            <w:hyperlink w:history="1" r:id="rIdxhs0dx_f-6vudfabsdjkc">
+            <w:hyperlink w:history="1" r:id="rIdp_tzco-gfwiv6re0l_id0">
               <w:r>
                 <w:rPr>
                   <w:rFonts w:ascii="Arial" w:cs="Arial" w:eastAsia="Arial" w:hAnsi="Arial"/>
@@ -7277,7 +7277,7 @@
               <w:spacing w:after="10" w:before="0"/>
               <w:ind w:left="120"/>
             </w:pPr>
-            <w:hyperlink w:history="1" r:id="rIdt52iffzhkswhz_hdam_e6">
+            <w:hyperlink w:history="1" r:id="rIdu8f1hnkaz2pkuhm01bysi">
               <w:r>
                 <w:rPr>
                   <w:rFonts w:ascii="Arial" w:cs="Arial" w:eastAsia="Arial" w:hAnsi="Arial"/>
@@ -7354,7 +7354,7 @@
               <w:spacing w:after="10" w:before="0"/>
               <w:ind w:left="120"/>
             </w:pPr>
-            <w:hyperlink w:history="1" r:id="rIdbfzuqjjmsbtlaj44ivqlt">
+            <w:hyperlink w:history="1" r:id="rIdx32oqxgw_crpqxa1iwnfy">
               <w:r>
                 <w:rPr>
                   <w:rFonts w:ascii="Arial" w:cs="Arial" w:eastAsia="Arial" w:hAnsi="Arial"/>
@@ -7586,7 +7586,7 @@
               <w:spacing w:after="10" w:before="0"/>
               <w:ind w:left="120"/>
             </w:pPr>
-            <w:hyperlink w:history="1" r:id="rIdzugudtdy0gc-op0lbwukd">
+            <w:hyperlink w:history="1" r:id="rId8o0mkpapdsbwomlu_iuf5">
               <w:r>
                 <w:rPr>
                   <w:rFonts w:ascii="Arial" w:cs="Arial" w:eastAsia="Arial" w:hAnsi="Arial"/>
@@ -7663,7 +7663,7 @@
               <w:spacing w:after="10" w:before="0"/>
               <w:ind w:left="120"/>
             </w:pPr>
-            <w:hyperlink w:history="1" r:id="rIdygfszclokwmh-arlk16-b">
+            <w:hyperlink w:history="1" r:id="rIdadkczuoi5bqxgylxzvx1w">
               <w:r>
                 <w:rPr>
                   <w:rFonts w:ascii="Arial" w:cs="Arial" w:eastAsia="Arial" w:hAnsi="Arial"/>
@@ -8203,7 +8203,7 @@
         </w:rPr>
         <w:t xml:space="preserve">© 2026 SeaVuria and ARES. Aligned with KICD objectives. Developed by SeaVuria; technical implementation by ARES (with AI assistance from Claude). Licensed under </w:t>
       </w:r>
-      <w:hyperlink w:history="1" r:id="rIdz6kj35-ciivtooxwdr0u8">
+      <w:hyperlink w:history="1" r:id="rIdvraauac4hv9vbb3-qd5jb">
         <w:r>
           <w:rPr>
             <w:rFonts w:ascii="Arial" w:cs="Arial" w:eastAsia="Arial" w:hAnsi="Arial"/>
@@ -8224,7 +8224,7 @@
         </w:rPr>
         <w:t xml:space="preserve"> (</w:t>
       </w:r>
-      <w:hyperlink w:history="1" r:id="rId6doqdz3uevtisxc6agbof">
+      <w:hyperlink w:history="1" r:id="rId0hi_zedkiarajspp73v1z">
         <w:r>
           <w:rPr>
             <w:rFonts w:ascii="Arial" w:cs="Arial" w:eastAsia="Arial" w:hAnsi="Arial"/>
@@ -9281,7 +9281,7 @@
               <w:spacing w:after="10" w:before="0"/>
               <w:ind w:left="120"/>
             </w:pPr>
-            <w:hyperlink w:history="1" r:id="rIdcaaifbbuc6bxaatki-gtm">
+            <w:hyperlink w:history="1" r:id="rIdnlszq_znlgfw_onkixoh7">
               <w:r>
                 <w:rPr>
                   <w:rFonts w:ascii="Arial" w:cs="Arial" w:eastAsia="Arial" w:hAnsi="Arial"/>
@@ -9358,7 +9358,7 @@
               <w:spacing w:after="10" w:before="0"/>
               <w:ind w:left="120"/>
             </w:pPr>
-            <w:hyperlink w:history="1" r:id="rIdfw0-mvzerzcjfgnpuvtgb">
+            <w:hyperlink w:history="1" r:id="rIdndc76qnyx-vos5gkt21as">
               <w:r>
                 <w:rPr>
                   <w:rFonts w:ascii="Arial" w:cs="Arial" w:eastAsia="Arial" w:hAnsi="Arial"/>
@@ -9590,7 +9590,7 @@
               <w:spacing w:after="10" w:before="0"/>
               <w:ind w:left="120"/>
             </w:pPr>
-            <w:hyperlink w:history="1" r:id="rIdt1f1uletvw8eoijwmik0x">
+            <w:hyperlink w:history="1" r:id="rIddkj2f4ffvp2o2piytohtb">
               <w:r>
                 <w:rPr>
                   <w:rFonts w:ascii="Arial" w:cs="Arial" w:eastAsia="Arial" w:hAnsi="Arial"/>
@@ -9667,7 +9667,7 @@
               <w:spacing w:after="10" w:before="0"/>
               <w:ind w:left="120"/>
             </w:pPr>
-            <w:hyperlink w:history="1" r:id="rId9dtuxzpsnzzd8zhn0y22i">
+            <w:hyperlink w:history="1" r:id="rIdbc9vucjhfwyhzl8skqumr">
               <w:r>
                 <w:rPr>
                   <w:rFonts w:ascii="Arial" w:cs="Arial" w:eastAsia="Arial" w:hAnsi="Arial"/>
@@ -9899,7 +9899,7 @@
               <w:spacing w:after="10" w:before="0"/>
               <w:ind w:left="120"/>
             </w:pPr>
-            <w:hyperlink w:history="1" r:id="rIdyxqsf8cui_ufkiln28ihr">
+            <w:hyperlink w:history="1" r:id="rIdc-50e8-myaunt9trxzwsl">
               <w:r>
                 <w:rPr>
                   <w:rFonts w:ascii="Arial" w:cs="Arial" w:eastAsia="Arial" w:hAnsi="Arial"/>
@@ -9976,7 +9976,7 @@
               <w:spacing w:after="10" w:before="0"/>
               <w:ind w:left="120"/>
             </w:pPr>
-            <w:hyperlink w:history="1" r:id="rIdnra6zud3pazahvywvk174">
+            <w:hyperlink w:history="1" r:id="rIdfanofm09nsahezaz6ch0n">
               <w:r>
                 <w:rPr>
                   <w:rFonts w:ascii="Arial" w:cs="Arial" w:eastAsia="Arial" w:hAnsi="Arial"/>
@@ -10208,7 +10208,7 @@
               <w:spacing w:after="10" w:before="0"/>
               <w:ind w:left="120"/>
             </w:pPr>
-            <w:hyperlink w:history="1" r:id="rIds7enux-brj1x-ujfgp8es">
+            <w:hyperlink w:history="1" r:id="rIdogxmenxg0zw4fqklx0nrb">
               <w:r>
                 <w:rPr>
                   <w:rFonts w:ascii="Arial" w:cs="Arial" w:eastAsia="Arial" w:hAnsi="Arial"/>
@@ -10285,7 +10285,7 @@
               <w:spacing w:after="10" w:before="0"/>
               <w:ind w:left="120"/>
             </w:pPr>
-            <w:hyperlink w:history="1" r:id="rId04whvv4xvyuhjmzarkarp">
+            <w:hyperlink w:history="1" r:id="rIdvq02hzvzxcw1k_3j9ybm4">
               <w:r>
                 <w:rPr>
                   <w:rFonts w:ascii="Arial" w:cs="Arial" w:eastAsia="Arial" w:hAnsi="Arial"/>
@@ -10517,7 +10517,7 @@
               <w:spacing w:after="10" w:before="0"/>
               <w:ind w:left="120"/>
             </w:pPr>
-            <w:hyperlink w:history="1" r:id="rIdmamcrvdqb5nfax1j7xtar">
+            <w:hyperlink w:history="1" r:id="rIdgyb3fgexm8sw6ctwpvcoe">
               <w:r>
                 <w:rPr>
                   <w:rFonts w:ascii="Arial" w:cs="Arial" w:eastAsia="Arial" w:hAnsi="Arial"/>
@@ -10594,7 +10594,7 @@
               <w:spacing w:after="10" w:before="0"/>
               <w:ind w:left="120"/>
             </w:pPr>
-            <w:hyperlink w:history="1" r:id="rId5ejqesn52iwfvvw9ky9s0">
+            <w:hyperlink w:history="1" r:id="rIdmplk7irrbcu5vb5slx_fe">
               <w:r>
                 <w:rPr>
                   <w:rFonts w:ascii="Arial" w:cs="Arial" w:eastAsia="Arial" w:hAnsi="Arial"/>
@@ -11234,7 +11234,7 @@
         </w:rPr>
         <w:t xml:space="preserve">© 2026 SeaVuria and ARES. Aligned with KICD objectives. Developed by SeaVuria; technical implementation by ARES (with AI assistance from Claude). Licensed under </w:t>
       </w:r>
-      <w:hyperlink w:history="1" r:id="rIdyuaby1umlye_u7tgkukwj">
+      <w:hyperlink w:history="1" r:id="rIdxchm0bduytunq52dcgttx">
         <w:r>
           <w:rPr>
             <w:rFonts w:ascii="Arial" w:cs="Arial" w:eastAsia="Arial" w:hAnsi="Arial"/>
@@ -11255,7 +11255,7 @@
         </w:rPr>
         <w:t xml:space="preserve"> (</w:t>
       </w:r>
-      <w:hyperlink w:history="1" r:id="rIdx4vrsbwawuxvar6wncmun">
+      <w:hyperlink w:history="1" r:id="rIdqvxrpuiuf9dpnr185-x6k">
         <w:r>
           <w:rPr>
             <w:rFonts w:ascii="Arial" w:cs="Arial" w:eastAsia="Arial" w:hAnsi="Arial"/>
@@ -12295,7 +12295,7 @@
             <w:pPr>
               <w:spacing w:after="20" w:before="0"/>
             </w:pPr>
-            <w:hyperlink w:history="1" r:id="rIdqc7xza-asanpbg9sfshxv">
+            <w:hyperlink w:history="1" r:id="rId6fgr7qygqz5_flkpibgcr">
               <w:r>
                 <w:rPr>
                   <w:rFonts w:ascii="Arial" w:cs="Arial" w:eastAsia="Arial" w:hAnsi="Arial"/>
@@ -12344,7 +12344,7 @@
               <w:spacing w:after="10" w:before="0"/>
               <w:ind w:left="120"/>
             </w:pPr>
-            <w:hyperlink w:history="1" r:id="rIdqhsfsn8vjlft6p-qimem5">
+            <w:hyperlink w:history="1" r:id="rIdhkr8p_vtfckksrl_d6srk">
               <w:r>
                 <w:rPr>
                   <w:rFonts w:ascii="Arial" w:cs="Arial" w:eastAsia="Arial" w:hAnsi="Arial"/>
@@ -12406,7 +12406,7 @@
               <w:spacing w:after="10" w:before="0"/>
               <w:ind w:left="120"/>
             </w:pPr>
-            <w:hyperlink w:history="1" r:id="rIdy0eo3iaj19qmwofds_eib">
+            <w:hyperlink w:history="1" r:id="rIdkrrzvs0vxcr9mmq1znelt">
               <w:r>
                 <w:rPr>
                   <w:rFonts w:ascii="Arial" w:cs="Arial" w:eastAsia="Arial" w:hAnsi="Arial"/>
@@ -12621,7 +12621,7 @@
             <w:pPr>
               <w:spacing w:after="20" w:before="0"/>
             </w:pPr>
-            <w:hyperlink w:history="1" r:id="rIdhrtagihpbxdgr25gzxagg">
+            <w:hyperlink w:history="1" r:id="rIdpql8xhvnqsdhfvqpzqccg">
               <w:r>
                 <w:rPr>
                   <w:rFonts w:ascii="Arial" w:cs="Arial" w:eastAsia="Arial" w:hAnsi="Arial"/>
@@ -12670,7 +12670,7 @@
               <w:spacing w:after="10" w:before="0"/>
               <w:ind w:left="120"/>
             </w:pPr>
-            <w:hyperlink w:history="1" r:id="rIdljklsn7nbrmb-d7vogvj4">
+            <w:hyperlink w:history="1" r:id="rId4aqqztpda-zqzicbdkhxg">
               <w:r>
                 <w:rPr>
                   <w:rFonts w:ascii="Arial" w:cs="Arial" w:eastAsia="Arial" w:hAnsi="Arial"/>
@@ -12732,7 +12732,7 @@
               <w:spacing w:after="10" w:before="0"/>
               <w:ind w:left="120"/>
             </w:pPr>
-            <w:hyperlink w:history="1" r:id="rIdctcwzi8r8txnsw_gvhvtt">
+            <w:hyperlink w:history="1" r:id="rIdoweu-atwhlf1eq8ix3sqa">
               <w:r>
                 <w:rPr>
                   <w:rFonts w:ascii="Arial" w:cs="Arial" w:eastAsia="Arial" w:hAnsi="Arial"/>
@@ -12947,7 +12947,7 @@
             <w:pPr>
               <w:spacing w:after="20" w:before="0"/>
             </w:pPr>
-            <w:hyperlink w:history="1" r:id="rIdd5klcsmol0n5z_urgsfzm">
+            <w:hyperlink w:history="1" r:id="rIdgkqh2eidwyv1asmkgfkap">
               <w:r>
                 <w:rPr>
                   <w:rFonts w:ascii="Arial" w:cs="Arial" w:eastAsia="Arial" w:hAnsi="Arial"/>
@@ -12996,7 +12996,7 @@
               <w:spacing w:after="10" w:before="0"/>
               <w:ind w:left="120"/>
             </w:pPr>
-            <w:hyperlink w:history="1" r:id="rIdj2nsrpfd7kbhf-e3mgtna">
+            <w:hyperlink w:history="1" r:id="rIdw9y0r034ch3sw3tdylmpu">
               <w:r>
                 <w:rPr>
                   <w:rFonts w:ascii="Arial" w:cs="Arial" w:eastAsia="Arial" w:hAnsi="Arial"/>
@@ -13058,7 +13058,7 @@
               <w:spacing w:after="10" w:before="0"/>
               <w:ind w:left="120"/>
             </w:pPr>
-            <w:hyperlink w:history="1" r:id="rIdua1y1dc25f-8rrf2tslcx">
+            <w:hyperlink w:history="1" r:id="rIdkbe6_khy8je12xm8xnqdr">
               <w:r>
                 <w:rPr>
                   <w:rFonts w:ascii="Arial" w:cs="Arial" w:eastAsia="Arial" w:hAnsi="Arial"/>
@@ -13273,7 +13273,7 @@
             <w:pPr>
               <w:spacing w:after="20" w:before="0"/>
             </w:pPr>
-            <w:hyperlink w:history="1" r:id="rIdx_wbkrucba-9hx6sdbmi1">
+            <w:hyperlink w:history="1" r:id="rIdvd15slatgeahjw-rcf6iz">
               <w:r>
                 <w:rPr>
                   <w:rFonts w:ascii="Arial" w:cs="Arial" w:eastAsia="Arial" w:hAnsi="Arial"/>
@@ -13322,7 +13322,7 @@
               <w:spacing w:after="10" w:before="0"/>
               <w:ind w:left="120"/>
             </w:pPr>
-            <w:hyperlink w:history="1" r:id="rIdy1aht4nickfrxnkst7-t4">
+            <w:hyperlink w:history="1" r:id="rIdg_fanqmfwwcw9f5damtjr">
               <w:r>
                 <w:rPr>
                   <w:rFonts w:ascii="Arial" w:cs="Arial" w:eastAsia="Arial" w:hAnsi="Arial"/>
@@ -13384,7 +13384,7 @@
               <w:spacing w:after="10" w:before="0"/>
               <w:ind w:left="120"/>
             </w:pPr>
-            <w:hyperlink w:history="1" r:id="rIdh4kby88lordqpjbqm0de3">
+            <w:hyperlink w:history="1" r:id="rId9qg8kmwjm69eiqg8gvpmz">
               <w:r>
                 <w:rPr>
                   <w:rFonts w:ascii="Arial" w:cs="Arial" w:eastAsia="Arial" w:hAnsi="Arial"/>
@@ -13599,7 +13599,7 @@
             <w:pPr>
               <w:spacing w:after="20" w:before="0"/>
             </w:pPr>
-            <w:hyperlink w:history="1" r:id="rIdvjopf3iqu4bufa7yrecni">
+            <w:hyperlink w:history="1" r:id="rId-9nbmta08tahrlb6_f6dj">
               <w:r>
                 <w:rPr>
                   <w:rFonts w:ascii="Arial" w:cs="Arial" w:eastAsia="Arial" w:hAnsi="Arial"/>
@@ -13648,7 +13648,7 @@
               <w:spacing w:after="10" w:before="0"/>
               <w:ind w:left="120"/>
             </w:pPr>
-            <w:hyperlink w:history="1" r:id="rIdfy3e6f62shubpgyfbqo5-">
+            <w:hyperlink w:history="1" r:id="rId91hnlqoodjmu0r-yxdfxt">
               <w:r>
                 <w:rPr>
                   <w:rFonts w:ascii="Arial" w:cs="Arial" w:eastAsia="Arial" w:hAnsi="Arial"/>
@@ -13710,7 +13710,7 @@
               <w:spacing w:after="10" w:before="0"/>
               <w:ind w:left="120"/>
             </w:pPr>
-            <w:hyperlink w:history="1" r:id="rId9hlc8brtpzkfw4bzifdw4">
+            <w:hyperlink w:history="1" r:id="rIdvqvq6kag4nez1bqmuirs3">
               <w:r>
                 <w:rPr>
                   <w:rFonts w:ascii="Arial" w:cs="Arial" w:eastAsia="Arial" w:hAnsi="Arial"/>
@@ -14250,7 +14250,7 @@
         </w:rPr>
         <w:t xml:space="preserve">© 2026 SeaVuria and ARES. Aligned with KICD objectives. Developed by SeaVuria; technical implementation by ARES (with AI assistance from Claude). Licensed under </w:t>
       </w:r>
-      <w:hyperlink w:history="1" r:id="rIdfbf4fofdtztu5gilviuuj">
+      <w:hyperlink w:history="1" r:id="rId6zox9yom_aqz0qwam4ged">
         <w:r>
           <w:rPr>
             <w:rFonts w:ascii="Arial" w:cs="Arial" w:eastAsia="Arial" w:hAnsi="Arial"/>
@@ -14271,7 +14271,7 @@
         </w:rPr>
         <w:t xml:space="preserve"> (</w:t>
       </w:r>
-      <w:hyperlink w:history="1" r:id="rIdyjndhmd24nymucqhruitg">
+      <w:hyperlink w:history="1" r:id="rIdmwksf1psbjltmxndhv76u">
         <w:r>
           <w:rPr>
             <w:rFonts w:ascii="Arial" w:cs="Arial" w:eastAsia="Arial" w:hAnsi="Arial"/>
@@ -15328,7 +15328,7 @@
               <w:spacing w:after="10" w:before="0"/>
               <w:ind w:left="120"/>
             </w:pPr>
-            <w:hyperlink w:history="1" r:id="rIdlvjzvksczv7kxgt1uc2xb">
+            <w:hyperlink w:history="1" r:id="rId2cd-pxcdkep_vamnnb4sr">
               <w:r>
                 <w:rPr>
                   <w:rFonts w:ascii="Arial" w:cs="Arial" w:eastAsia="Arial" w:hAnsi="Arial"/>
@@ -15405,7 +15405,7 @@
               <w:spacing w:after="10" w:before="0"/>
               <w:ind w:left="120"/>
             </w:pPr>
-            <w:hyperlink w:history="1" r:id="rIdgxbyibzdeeas5bviibszu">
+            <w:hyperlink w:history="1" r:id="rIdwgb8huklvvk27pewykvcm">
               <w:r>
                 <w:rPr>
                   <w:rFonts w:ascii="Arial" w:cs="Arial" w:eastAsia="Arial" w:hAnsi="Arial"/>
@@ -15637,7 +15637,7 @@
               <w:spacing w:after="10" w:before="0"/>
               <w:ind w:left="120"/>
             </w:pPr>
-            <w:hyperlink w:history="1" r:id="rIdvw0ok03ptetyikb10bbni">
+            <w:hyperlink w:history="1" r:id="rIdl46frpajmht_0i6gd85ui">
               <w:r>
                 <w:rPr>
                   <w:rFonts w:ascii="Arial" w:cs="Arial" w:eastAsia="Arial" w:hAnsi="Arial"/>
@@ -15714,7 +15714,7 @@
               <w:spacing w:after="10" w:before="0"/>
               <w:ind w:left="120"/>
             </w:pPr>
-            <w:hyperlink w:history="1" r:id="rIdoqrmey9s8q0huk8ol1fcv">
+            <w:hyperlink w:history="1" r:id="rIdnion2yd93-bdd70l_e8jn">
               <w:r>
                 <w:rPr>
                   <w:rFonts w:ascii="Arial" w:cs="Arial" w:eastAsia="Arial" w:hAnsi="Arial"/>
@@ -15946,7 +15946,7 @@
               <w:spacing w:after="10" w:before="0"/>
               <w:ind w:left="120"/>
             </w:pPr>
-            <w:hyperlink w:history="1" r:id="rIdvdi5hrag-typp2bjlggtj">
+            <w:hyperlink w:history="1" r:id="rIdz3yvkqq45tjhwtrti01pr">
               <w:r>
                 <w:rPr>
                   <w:rFonts w:ascii="Arial" w:cs="Arial" w:eastAsia="Arial" w:hAnsi="Arial"/>
@@ -16023,7 +16023,7 @@
               <w:spacing w:after="10" w:before="0"/>
               <w:ind w:left="120"/>
             </w:pPr>
-            <w:hyperlink w:history="1" r:id="rId1gwlix8yowcek4w98udym">
+            <w:hyperlink w:history="1" r:id="rIdkokc-_3bygcbhhb3gfx0l">
               <w:r>
                 <w:rPr>
                   <w:rFonts w:ascii="Arial" w:cs="Arial" w:eastAsia="Arial" w:hAnsi="Arial"/>
@@ -16255,7 +16255,7 @@
               <w:spacing w:after="10" w:before="0"/>
               <w:ind w:left="120"/>
             </w:pPr>
-            <w:hyperlink w:history="1" r:id="rIdh1h4lf4otydublnyfanmr">
+            <w:hyperlink w:history="1" r:id="rIdu5pvuqcgmocstdifnkse5">
               <w:r>
                 <w:rPr>
                   <w:rFonts w:ascii="Arial" w:cs="Arial" w:eastAsia="Arial" w:hAnsi="Arial"/>
@@ -16332,7 +16332,7 @@
               <w:spacing w:after="10" w:before="0"/>
               <w:ind w:left="120"/>
             </w:pPr>
-            <w:hyperlink w:history="1" r:id="rIdwbnjhhuvsgh4fxlcirl-y">
+            <w:hyperlink w:history="1" r:id="rIdsvw4uxwwfnnxumjlht_ar">
               <w:r>
                 <w:rPr>
                   <w:rFonts w:ascii="Arial" w:cs="Arial" w:eastAsia="Arial" w:hAnsi="Arial"/>
@@ -16564,7 +16564,7 @@
               <w:spacing w:after="10" w:before="0"/>
               <w:ind w:left="120"/>
             </w:pPr>
-            <w:hyperlink w:history="1" r:id="rIdlmm3ej7x_zj4k3_dvgzuo">
+            <w:hyperlink w:history="1" r:id="rId39ith8xmtdbxkonaznzhd">
               <w:r>
                 <w:rPr>
                   <w:rFonts w:ascii="Arial" w:cs="Arial" w:eastAsia="Arial" w:hAnsi="Arial"/>
@@ -16641,7 +16641,7 @@
               <w:spacing w:after="10" w:before="0"/>
               <w:ind w:left="120"/>
             </w:pPr>
-            <w:hyperlink w:history="1" r:id="rIdnqh1jprueaux7oivjufun">
+            <w:hyperlink w:history="1" r:id="rIdhcfboiuv2bvp5qudwtwmf">
               <w:r>
                 <w:rPr>
                   <w:rFonts w:ascii="Arial" w:cs="Arial" w:eastAsia="Arial" w:hAnsi="Arial"/>
@@ -17301,7 +17301,7 @@
         </w:rPr>
         <w:t xml:space="preserve">© 2026 SeaVuria and ARES. Aligned with KICD objectives. Developed by SeaVuria; technical implementation by ARES (with AI assistance from Claude). Licensed under </w:t>
       </w:r>
-      <w:hyperlink w:history="1" r:id="rIdygn81skoqav6lwyhxmnlh">
+      <w:hyperlink w:history="1" r:id="rIdzr6_fzwnzn9jiix2ntp_t">
         <w:r>
           <w:rPr>
             <w:rFonts w:ascii="Arial" w:cs="Arial" w:eastAsia="Arial" w:hAnsi="Arial"/>
@@ -17322,7 +17322,7 @@
         </w:rPr>
         <w:t xml:space="preserve"> (</w:t>
       </w:r>
-      <w:hyperlink w:history="1" r:id="rIdf55er1ugp7caugrozz1oc">
+      <w:hyperlink w:history="1" r:id="rIdhxqi8mt1x__wiiw86qq-3">
         <w:r>
           <w:rPr>
             <w:rFonts w:ascii="Arial" w:cs="Arial" w:eastAsia="Arial" w:hAnsi="Arial"/>
@@ -18379,7 +18379,7 @@
               <w:spacing w:after="10" w:before="0"/>
               <w:ind w:left="120"/>
             </w:pPr>
-            <w:hyperlink w:history="1" r:id="rIdcdfyrwkydqddbpf7awmca">
+            <w:hyperlink w:history="1" r:id="rIdsczsmsx-ccmgk5kmgucng">
               <w:r>
                 <w:rPr>
                   <w:rFonts w:ascii="Arial" w:cs="Arial" w:eastAsia="Arial" w:hAnsi="Arial"/>
@@ -18456,7 +18456,7 @@
               <w:spacing w:after="10" w:before="0"/>
               <w:ind w:left="120"/>
             </w:pPr>
-            <w:hyperlink w:history="1" r:id="rIdrhz_brz7nuhavwglmv-qq">
+            <w:hyperlink w:history="1" r:id="rIdy2cnm8pgrl604n0qxgmfx">
               <w:r>
                 <w:rPr>
                   <w:rFonts w:ascii="Arial" w:cs="Arial" w:eastAsia="Arial" w:hAnsi="Arial"/>
@@ -18688,7 +18688,7 @@
               <w:spacing w:after="10" w:before="0"/>
               <w:ind w:left="120"/>
             </w:pPr>
-            <w:hyperlink w:history="1" r:id="rIdfedsixyfkejnzzzsma36z">
+            <w:hyperlink w:history="1" r:id="rIdc7bsinvrx6bjxtd4lveub">
               <w:r>
                 <w:rPr>
                   <w:rFonts w:ascii="Arial" w:cs="Arial" w:eastAsia="Arial" w:hAnsi="Arial"/>
@@ -18765,7 +18765,7 @@
               <w:spacing w:after="10" w:before="0"/>
               <w:ind w:left="120"/>
             </w:pPr>
-            <w:hyperlink w:history="1" r:id="rIdpq1vtbzd86_hkbiyuefzq">
+            <w:hyperlink w:history="1" r:id="rIdqy01ilifxyk_d1ojtiyb7">
               <w:r>
                 <w:rPr>
                   <w:rFonts w:ascii="Arial" w:cs="Arial" w:eastAsia="Arial" w:hAnsi="Arial"/>
@@ -18997,7 +18997,7 @@
               <w:spacing w:after="10" w:before="0"/>
               <w:ind w:left="120"/>
             </w:pPr>
-            <w:hyperlink w:history="1" r:id="rIdr4vgb7xye7sew_rkharwj">
+            <w:hyperlink w:history="1" r:id="rId82vajx3mjwdybgeejmokl">
               <w:r>
                 <w:rPr>
                   <w:rFonts w:ascii="Arial" w:cs="Arial" w:eastAsia="Arial" w:hAnsi="Arial"/>
@@ -19074,7 +19074,7 @@
               <w:spacing w:after="10" w:before="0"/>
               <w:ind w:left="120"/>
             </w:pPr>
-            <w:hyperlink w:history="1" r:id="rIdftnshu0zlvij1k7oes3nw">
+            <w:hyperlink w:history="1" r:id="rIdev6csqhpnmadgnaku-cxz">
               <w:r>
                 <w:rPr>
                   <w:rFonts w:ascii="Arial" w:cs="Arial" w:eastAsia="Arial" w:hAnsi="Arial"/>
@@ -19306,7 +19306,7 @@
               <w:spacing w:after="10" w:before="0"/>
               <w:ind w:left="120"/>
             </w:pPr>
-            <w:hyperlink w:history="1" r:id="rIdd-lv6dj-l5f-eatizuiwy">
+            <w:hyperlink w:history="1" r:id="rId_qtb6mfsh0nww-1a6qbdb">
               <w:r>
                 <w:rPr>
                   <w:rFonts w:ascii="Arial" w:cs="Arial" w:eastAsia="Arial" w:hAnsi="Arial"/>
@@ -19383,7 +19383,7 @@
               <w:spacing w:after="10" w:before="0"/>
               <w:ind w:left="120"/>
             </w:pPr>
-            <w:hyperlink w:history="1" r:id="rId_t2lrojaxgdmcx4rjl0om">
+            <w:hyperlink w:history="1" r:id="rIdmkfw3av6uafwyirwwczvh">
               <w:r>
                 <w:rPr>
                   <w:rFonts w:ascii="Arial" w:cs="Arial" w:eastAsia="Arial" w:hAnsi="Arial"/>
@@ -19615,7 +19615,7 @@
               <w:spacing w:after="10" w:before="0"/>
               <w:ind w:left="120"/>
             </w:pPr>
-            <w:hyperlink w:history="1" r:id="rIdyiq0g0avhsr31p_hr3ykx">
+            <w:hyperlink w:history="1" r:id="rIdcquaxblyxxbkvfwebk4km">
               <w:r>
                 <w:rPr>
                   <w:rFonts w:ascii="Arial" w:cs="Arial" w:eastAsia="Arial" w:hAnsi="Arial"/>
@@ -19692,7 +19692,7 @@
               <w:spacing w:after="10" w:before="0"/>
               <w:ind w:left="120"/>
             </w:pPr>
-            <w:hyperlink w:history="1" r:id="rIdoobtbagvanprf7gnde418">
+            <w:hyperlink w:history="1" r:id="rId4-2zuwpjd0cvuqs8_19sl">
               <w:r>
                 <w:rPr>
                   <w:rFonts w:ascii="Arial" w:cs="Arial" w:eastAsia="Arial" w:hAnsi="Arial"/>
@@ -20352,7 +20352,7 @@
         </w:rPr>
         <w:t xml:space="preserve">© 2026 SeaVuria and ARES. Aligned with KICD objectives. Developed by SeaVuria; technical implementation by ARES (with AI assistance from Claude). Licensed under </w:t>
       </w:r>
-      <w:hyperlink w:history="1" r:id="rIdi97zh8bhocor3m2aqqxoy">
+      <w:hyperlink w:history="1" r:id="rIdhe1tw8oxo1j07lobabmmy">
         <w:r>
           <w:rPr>
             <w:rFonts w:ascii="Arial" w:cs="Arial" w:eastAsia="Arial" w:hAnsi="Arial"/>
@@ -20373,7 +20373,7 @@
         </w:rPr>
         <w:t xml:space="preserve"> (</w:t>
       </w:r>
-      <w:hyperlink w:history="1" r:id="rIdoenptwr69tlcb7_lmeaur">
+      <w:hyperlink w:history="1" r:id="rIdekj9_aet2kefnewxudy5k">
         <w:r>
           <w:rPr>
             <w:rFonts w:ascii="Arial" w:cs="Arial" w:eastAsia="Arial" w:hAnsi="Arial"/>
@@ -21430,7 +21430,7 @@
               <w:spacing w:after="10" w:before="0"/>
               <w:ind w:left="120"/>
             </w:pPr>
-            <w:hyperlink w:history="1" r:id="rIdqvwku_nbzgx3kwh9hmo3o">
+            <w:hyperlink w:history="1" r:id="rId-xf49k94mybreep-sapr1">
               <w:r>
                 <w:rPr>
                   <w:rFonts w:ascii="Arial" w:cs="Arial" w:eastAsia="Arial" w:hAnsi="Arial"/>
@@ -21507,7 +21507,7 @@
               <w:spacing w:after="10" w:before="0"/>
               <w:ind w:left="120"/>
             </w:pPr>
-            <w:hyperlink w:history="1" r:id="rIdia6yp045zdngbdo1xd6uy">
+            <w:hyperlink w:history="1" r:id="rIdbxte1qg1o5pdpj0grrrqc">
               <w:r>
                 <w:rPr>
                   <w:rFonts w:ascii="Arial" w:cs="Arial" w:eastAsia="Arial" w:hAnsi="Arial"/>
@@ -21739,7 +21739,7 @@
               <w:spacing w:after="10" w:before="0"/>
               <w:ind w:left="120"/>
             </w:pPr>
-            <w:hyperlink w:history="1" r:id="rIdiq1n44h5jesmj3fgtthps">
+            <w:hyperlink w:history="1" r:id="rIdlwpeg4u3qu96youjfklde">
               <w:r>
                 <w:rPr>
                   <w:rFonts w:ascii="Arial" w:cs="Arial" w:eastAsia="Arial" w:hAnsi="Arial"/>
@@ -21816,7 +21816,7 @@
               <w:spacing w:after="10" w:before="0"/>
               <w:ind w:left="120"/>
             </w:pPr>
-            <w:hyperlink w:history="1" r:id="rId7jhb_sc0ge8pz8qgryaa9">
+            <w:hyperlink w:history="1" r:id="rIdclcp4fqqml-0xpn4pvlnj">
               <w:r>
                 <w:rPr>
                   <w:rFonts w:ascii="Arial" w:cs="Arial" w:eastAsia="Arial" w:hAnsi="Arial"/>
@@ -22048,7 +22048,7 @@
               <w:spacing w:after="10" w:before="0"/>
               <w:ind w:left="120"/>
             </w:pPr>
-            <w:hyperlink w:history="1" r:id="rId4wy1acfgvzlvn7ldk83dg">
+            <w:hyperlink w:history="1" r:id="rId5a24tt6gyqszag8mvppjz">
               <w:r>
                 <w:rPr>
                   <w:rFonts w:ascii="Arial" w:cs="Arial" w:eastAsia="Arial" w:hAnsi="Arial"/>
@@ -22125,7 +22125,7 @@
               <w:spacing w:after="10" w:before="0"/>
               <w:ind w:left="120"/>
             </w:pPr>
-            <w:hyperlink w:history="1" r:id="rIdnifn-qirmgw6sj8f1kjei">
+            <w:hyperlink w:history="1" r:id="rIdc9yetlm1dinq-4dxxpopv">
               <w:r>
                 <w:rPr>
                   <w:rFonts w:ascii="Arial" w:cs="Arial" w:eastAsia="Arial" w:hAnsi="Arial"/>
@@ -22357,7 +22357,7 @@
               <w:spacing w:after="10" w:before="0"/>
               <w:ind w:left="120"/>
             </w:pPr>
-            <w:hyperlink w:history="1" r:id="rIdd4pce-9-5pnsogtt_b_3g">
+            <w:hyperlink w:history="1" r:id="rIdkdj6c1cl98_2qygcufzae">
               <w:r>
                 <w:rPr>
                   <w:rFonts w:ascii="Arial" w:cs="Arial" w:eastAsia="Arial" w:hAnsi="Arial"/>
@@ -22434,7 +22434,7 @@
               <w:spacing w:after="10" w:before="0"/>
               <w:ind w:left="120"/>
             </w:pPr>
-            <w:hyperlink w:history="1" r:id="rIdnu_tv0gkiav_y77avv1l6">
+            <w:hyperlink w:history="1" r:id="rIdboeglikk9v63p1h4tcesk">
               <w:r>
                 <w:rPr>
                   <w:rFonts w:ascii="Arial" w:cs="Arial" w:eastAsia="Arial" w:hAnsi="Arial"/>
@@ -22666,7 +22666,7 @@
               <w:spacing w:after="10" w:before="0"/>
               <w:ind w:left="120"/>
             </w:pPr>
-            <w:hyperlink w:history="1" r:id="rIde866ygk2yrqhqaoig2qr_">
+            <w:hyperlink w:history="1" r:id="rIdn0i85odd6erepu-tootfe">
               <w:r>
                 <w:rPr>
                   <w:rFonts w:ascii="Arial" w:cs="Arial" w:eastAsia="Arial" w:hAnsi="Arial"/>
@@ -22743,7 +22743,7 @@
               <w:spacing w:after="10" w:before="0"/>
               <w:ind w:left="120"/>
             </w:pPr>
-            <w:hyperlink w:history="1" r:id="rIdobwzic0pl2hyfflwl1ixo">
+            <w:hyperlink w:history="1" r:id="rIdp4xseja4edp3kze7lomc7">
               <w:r>
                 <w:rPr>
                   <w:rFonts w:ascii="Arial" w:cs="Arial" w:eastAsia="Arial" w:hAnsi="Arial"/>
@@ -23283,7 +23283,7 @@
         </w:rPr>
         <w:t xml:space="preserve">© 2026 SeaVuria and ARES. Aligned with KICD objectives. Developed by SeaVuria; technical implementation by ARES (with AI assistance from Claude). Licensed under </w:t>
       </w:r>
-      <w:hyperlink w:history="1" r:id="rIdyez_byvq13oi8omtvsr-t">
+      <w:hyperlink w:history="1" r:id="rIdpmh2ih3jjmjqxmrrg1ot7">
         <w:r>
           <w:rPr>
             <w:rFonts w:ascii="Arial" w:cs="Arial" w:eastAsia="Arial" w:hAnsi="Arial"/>
@@ -23304,7 +23304,7 @@
         </w:rPr>
         <w:t xml:space="preserve"> (</w:t>
       </w:r>
-      <w:hyperlink w:history="1" r:id="rIdkcw7aoly-vz8ecuyhgesb">
+      <w:hyperlink w:history="1" r:id="rIdgbfh1qcu5gryrclkewlw9">
         <w:r>
           <w:rPr>
             <w:rFonts w:ascii="Arial" w:cs="Arial" w:eastAsia="Arial" w:hAnsi="Arial"/>
@@ -24361,7 +24361,7 @@
               <w:spacing w:after="10" w:before="0"/>
               <w:ind w:left="120"/>
             </w:pPr>
-            <w:hyperlink w:history="1" r:id="rIdecds0t5wkikpsdydj55w-">
+            <w:hyperlink w:history="1" r:id="rId5gmahbnsml7n8zkrxb2rq">
               <w:r>
                 <w:rPr>
                   <w:rFonts w:ascii="Arial" w:cs="Arial" w:eastAsia="Arial" w:hAnsi="Arial"/>
@@ -24438,7 +24438,7 @@
               <w:spacing w:after="10" w:before="0"/>
               <w:ind w:left="120"/>
             </w:pPr>
-            <w:hyperlink w:history="1" r:id="rIdbpcw9ex35amhtj5dxelps">
+            <w:hyperlink w:history="1" r:id="rIdp64gjegl_tetsfp8sdygg">
               <w:r>
                 <w:rPr>
                   <w:rFonts w:ascii="Arial" w:cs="Arial" w:eastAsia="Arial" w:hAnsi="Arial"/>
@@ -24670,7 +24670,7 @@
               <w:spacing w:after="10" w:before="0"/>
               <w:ind w:left="120"/>
             </w:pPr>
-            <w:hyperlink w:history="1" r:id="rId8dvqdh5smbx-ineq0qyhg">
+            <w:hyperlink w:history="1" r:id="rIdc2cc70hiwplxte-h2uqdr">
               <w:r>
                 <w:rPr>
                   <w:rFonts w:ascii="Arial" w:cs="Arial" w:eastAsia="Arial" w:hAnsi="Arial"/>
@@ -24747,7 +24747,7 @@
               <w:spacing w:after="10" w:before="0"/>
               <w:ind w:left="120"/>
             </w:pPr>
-            <w:hyperlink w:history="1" r:id="rIdplep-ycbh5wh0ky7an1ra">
+            <w:hyperlink w:history="1" r:id="rIdre91jqwjv6hwbhs8p3ip0">
               <w:r>
                 <w:rPr>
                   <w:rFonts w:ascii="Arial" w:cs="Arial" w:eastAsia="Arial" w:hAnsi="Arial"/>
@@ -24979,7 +24979,7 @@
               <w:spacing w:after="10" w:before="0"/>
               <w:ind w:left="120"/>
             </w:pPr>
-            <w:hyperlink w:history="1" r:id="rIdnvmglqep66_htmzq0_lre">
+            <w:hyperlink w:history="1" r:id="rId-jyh081i2vxjsgkhndjei">
               <w:r>
                 <w:rPr>
                   <w:rFonts w:ascii="Arial" w:cs="Arial" w:eastAsia="Arial" w:hAnsi="Arial"/>
@@ -25056,7 +25056,7 @@
               <w:spacing w:after="10" w:before="0"/>
               <w:ind w:left="120"/>
             </w:pPr>
-            <w:hyperlink w:history="1" r:id="rId2hxuux0mnuokxqywsi0uq">
+            <w:hyperlink w:history="1" r:id="rId8v17fu8dnqahtu-5zoazj">
               <w:r>
                 <w:rPr>
                   <w:rFonts w:ascii="Arial" w:cs="Arial" w:eastAsia="Arial" w:hAnsi="Arial"/>
@@ -25288,7 +25288,7 @@
               <w:spacing w:after="10" w:before="0"/>
               <w:ind w:left="120"/>
             </w:pPr>
-            <w:hyperlink w:history="1" r:id="rIdxsybbkwkjcph6ee12u76i">
+            <w:hyperlink w:history="1" r:id="rId04ljcca24qileblzfezo0">
               <w:r>
                 <w:rPr>
                   <w:rFonts w:ascii="Arial" w:cs="Arial" w:eastAsia="Arial" w:hAnsi="Arial"/>
@@ -25365,7 +25365,7 @@
               <w:spacing w:after="10" w:before="0"/>
               <w:ind w:left="120"/>
             </w:pPr>
-            <w:hyperlink w:history="1" r:id="rIdbroc17rk5bgacelwoqlzf">
+            <w:hyperlink w:history="1" r:id="rIdevpm5skk_fph73g1w3dri">
               <w:r>
                 <w:rPr>
                   <w:rFonts w:ascii="Arial" w:cs="Arial" w:eastAsia="Arial" w:hAnsi="Arial"/>
@@ -25597,7 +25597,7 @@
               <w:spacing w:after="10" w:before="0"/>
               <w:ind w:left="120"/>
             </w:pPr>
-            <w:hyperlink w:history="1" r:id="rId-kfg-s_sfmqw3wogqmevj">
+            <w:hyperlink w:history="1" r:id="rIdkr-pe9m3bryxypqojpr83">
               <w:r>
                 <w:rPr>
                   <w:rFonts w:ascii="Arial" w:cs="Arial" w:eastAsia="Arial" w:hAnsi="Arial"/>
@@ -25674,7 +25674,7 @@
               <w:spacing w:after="10" w:before="0"/>
               <w:ind w:left="120"/>
             </w:pPr>
-            <w:hyperlink w:history="1" r:id="rId7uxnrvsj2-8q_qviq-go2">
+            <w:hyperlink w:history="1" r:id="rIdxjg6ype36ebym7nk-xk1t">
               <w:r>
                 <w:rPr>
                   <w:rFonts w:ascii="Arial" w:cs="Arial" w:eastAsia="Arial" w:hAnsi="Arial"/>
@@ -26454,7 +26454,7 @@
         </w:rPr>
         <w:t xml:space="preserve">© 2026 SeaVuria and ARES. Aligned with KICD objectives. Developed by SeaVuria; technical implementation by ARES (with AI assistance from Claude). Licensed under </w:t>
       </w:r>
-      <w:hyperlink w:history="1" r:id="rIdcq9wqflq5vvx-qpxxmr30">
+      <w:hyperlink w:history="1" r:id="rIdsdoqdprrf1kvhkhiw2wwr">
         <w:r>
           <w:rPr>
             <w:rFonts w:ascii="Arial" w:cs="Arial" w:eastAsia="Arial" w:hAnsi="Arial"/>
@@ -26475,7 +26475,7 @@
         </w:rPr>
         <w:t xml:space="preserve"> (</w:t>
       </w:r>
-      <w:hyperlink w:history="1" r:id="rIda34o6dxemxdsd98oecego">
+      <w:hyperlink w:history="1" r:id="rIdqwqwmbqrchg9ikxa_tm2h">
         <w:r>
           <w:rPr>
             <w:rFonts w:ascii="Arial" w:cs="Arial" w:eastAsia="Arial" w:hAnsi="Arial"/>
